--- a/Диплом.docx
+++ b/Диплом.docx
@@ -370,7 +370,6 @@
           <w:rFonts w:ascii="Times New Roman" w:hAnsi="Times New Roman" w:cs="Times New Roman"/>
           <w:sz w:val="28"/>
           <w:szCs w:val="28"/>
-          <w:lang w:val="en-US"/>
         </w:rPr>
         <w:t>.03.03</w:t>
       </w:r>
@@ -450,7 +449,7 @@
           <w:sz w:val="28"/>
           <w:szCs w:val="28"/>
         </w:rPr>
-        <w:t xml:space="preserve"> – преподаватель Шаронова Любовь Игоревна</w:t>
+        <w:t xml:space="preserve"> – </w:t>
       </w:r>
     </w:p>
     <w:p>
@@ -505,7 +504,7 @@
                 <v:stroke joinstyle="miter"/>
                 <v:path gradientshapeok="t" o:connecttype="rect"/>
               </v:shapetype>
-              <v:shape id="Надпись 1" o:spid="_x0000_s1026" type="#_x0000_t202" style="position:absolute;margin-left:0;margin-top:0;width:412.4pt;height:247.45pt;rotation:-45;z-index:-251656192;visibility:visible;mso-position-horizontal:center;mso-position-horizontal-relative:margin;mso-position-vertical:center;mso-position-vertical-relative:margin" o:gfxdata="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" o:allowincell="f" filled="f" stroked="f">
+              <v:shape id="Надпись 1" o:spid="_x0000_s1026" type="#_x0000_t202" style="position:absolute;margin-left:0;margin-top:0;width:412.4pt;height:247.45pt;rotation:-45;z-index:-251658752;visibility:visible;mso-position-horizontal:center;mso-position-horizontal-relative:margin;mso-position-vertical:center;mso-position-vertical-relative:margin" o:gfxdata="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" o:allowincell="f" filled="f" stroked="f">
                 <v:stroke joinstyle="round"/>
                 <o:lock v:ext="edit" shapetype="t"/>
                 <v:textbox style="mso-next-textbox:#Надпись 1;mso-fit-shape-to-text:t">
@@ -554,13 +553,6 @@
     </w:p>
     <w:sdt>
       <w:sdtPr>
-        <w:id w:val="1529733"/>
-        <w:docPartObj>
-          <w:docPartGallery w:val="*6HXИмяК"/>
-          <w:docPartUnique/>
-        </w:docPartObj>
-      </w:sdtPr>
-      <w:sdtEndPr>
         <w:rPr>
           <w:rFonts w:asciiTheme="minorHAnsi" w:eastAsiaTheme="minorEastAsia" w:hAnsiTheme="minorHAnsi" w:cstheme="minorBidi"/>
           <w:b w:val="0"/>
@@ -570,7 +562,8 @@
           <w:szCs w:val="22"/>
           <w:lang w:eastAsia="ru-RU"/>
         </w:rPr>
-      </w:sdtEndPr>
+        <w:id w:val="1529733"/>
+      </w:sdtPr>
       <w:sdtContent>
         <w:p>
           <w:pPr>
@@ -600,7 +593,7 @@
           <w:r>
             <w:fldChar w:fldCharType="separate"/>
           </w:r>
-          <w:hyperlink w:anchor="_Toc227409931" w:history="1">
+          <w:hyperlink w:anchor="_Toc228297931" w:history="1">
             <w:r>
               <w:rPr>
                 <w:rStyle w:val="ab"/>
@@ -628,7 +621,7 @@
                 <w:noProof/>
                 <w:webHidden/>
               </w:rPr>
-              <w:instrText xml:space="preserve"> PAGEREF _Toc227409931 \h </w:instrText>
+              <w:instrText xml:space="preserve"> PAGEREF _Toc228297931 \h </w:instrText>
             </w:r>
             <w:r>
               <w:rPr>
@@ -649,6 +642,143 @@
                 <w:webHidden/>
               </w:rPr>
               <w:t>3</w:t>
+            </w:r>
+            <w:r>
+              <w:rPr>
+                <w:noProof/>
+                <w:webHidden/>
+              </w:rPr>
+              <w:fldChar w:fldCharType="end"/>
+            </w:r>
+          </w:hyperlink>
+        </w:p>
+        <w:p>
+          <w:pPr>
+            <w:pStyle w:val="11"/>
+            <w:tabs>
+              <w:tab w:val="right" w:leader="dot" w:pos="9345"/>
+            </w:tabs>
+            <w:rPr>
+              <w:noProof/>
+            </w:rPr>
+          </w:pPr>
+          <w:hyperlink w:anchor="_Toc228297932" w:history="1">
+            <w:r>
+              <w:rPr>
+                <w:rStyle w:val="ab"/>
+                <w:rFonts w:ascii="Times New Roman" w:hAnsi="Times New Roman" w:cs="Times New Roman"/>
+                <w:noProof/>
+              </w:rPr>
+              <w:t>ГЛАВА 1. ТЕОРЕТИЧЕСКИЕ ОСНОВЫ ПЕРЕДАЧИ ИНФОРМАЦИИ ПО РАДИОКАНАЛУ.</w:t>
+            </w:r>
+            <w:r>
+              <w:rPr>
+                <w:noProof/>
+                <w:webHidden/>
+              </w:rPr>
+              <w:tab/>
+            </w:r>
+            <w:r>
+              <w:rPr>
+                <w:noProof/>
+                <w:webHidden/>
+              </w:rPr>
+              <w:fldChar w:fldCharType="begin"/>
+            </w:r>
+            <w:r>
+              <w:rPr>
+                <w:noProof/>
+                <w:webHidden/>
+              </w:rPr>
+              <w:instrText xml:space="preserve"> PAGEREF _Toc228297932 \h </w:instrText>
+            </w:r>
+            <w:r>
+              <w:rPr>
+                <w:noProof/>
+                <w:webHidden/>
+              </w:rPr>
+            </w:r>
+            <w:r>
+              <w:rPr>
+                <w:noProof/>
+                <w:webHidden/>
+              </w:rPr>
+              <w:fldChar w:fldCharType="separate"/>
+            </w:r>
+            <w:r>
+              <w:rPr>
+                <w:noProof/>
+                <w:webHidden/>
+              </w:rPr>
+              <w:t>4</w:t>
+            </w:r>
+            <w:r>
+              <w:rPr>
+                <w:noProof/>
+                <w:webHidden/>
+              </w:rPr>
+              <w:fldChar w:fldCharType="end"/>
+            </w:r>
+          </w:hyperlink>
+        </w:p>
+        <w:p>
+          <w:pPr>
+            <w:pStyle w:val="21"/>
+            <w:tabs>
+              <w:tab w:val="right" w:leader="dot" w:pos="9345"/>
+            </w:tabs>
+            <w:rPr>
+              <w:noProof/>
+            </w:rPr>
+          </w:pPr>
+          <w:hyperlink w:anchor="_Toc228297933" w:history="1">
+            <w:r>
+              <w:rPr>
+                <w:rStyle w:val="ab"/>
+                <w:noProof/>
+              </w:rPr>
+              <w:t>1.1 Аналоговые методы передачи информации.</w:t>
+            </w:r>
+            <w:r>
+              <w:rPr>
+                <w:noProof/>
+                <w:webHidden/>
+              </w:rPr>
+              <w:tab/>
+            </w:r>
+            <w:r>
+              <w:rPr>
+                <w:noProof/>
+                <w:webHidden/>
+              </w:rPr>
+              <w:fldChar w:fldCharType="begin"/>
+            </w:r>
+            <w:r>
+              <w:rPr>
+                <w:noProof/>
+                <w:webHidden/>
+              </w:rPr>
+              <w:instrText xml:space="preserve"> PAGEREF _Toc228297933 \h </w:instrText>
+            </w:r>
+            <w:r>
+              <w:rPr>
+                <w:noProof/>
+                <w:webHidden/>
+              </w:rPr>
+            </w:r>
+            <w:r>
+              <w:rPr>
+                <w:noProof/>
+                <w:webHidden/>
+              </w:rPr>
+              <w:fldChar w:fldCharType="separate"/>
+            </w:r>
+            <w:r>
+              <w:rPr>
+                <w:noProof/>
+                <w:webHidden/>
+              </w:rPr>
+              <w:t>4</w:t>
             </w:r>
             <w:r>
               <w:rPr>
@@ -700,12 +830,13 @@
     <w:p>
       <w:pPr>
         <w:pStyle w:val="1"/>
+        <w:jc w:val="center"/>
         <w:rPr>
           <w:rFonts w:ascii="Times New Roman" w:hAnsi="Times New Roman" w:cs="Times New Roman"/>
           <w:color w:val="auto"/>
         </w:rPr>
       </w:pPr>
-      <w:bookmarkStart w:id="0" w:name="_Toc227409931"/>
+      <w:bookmarkStart w:id="0" w:name="_Toc228297931"/>
       <w:r>
         <w:rPr>
           <w:rFonts w:ascii="Times New Roman" w:hAnsi="Times New Roman" w:cs="Times New Roman"/>
@@ -717,7 +848,7 @@
     </w:p>
     <w:p>
       <w:pPr>
-        <w:ind w:firstLine="851"/>
+        <w:ind w:firstLine="709"/>
         <w:jc w:val="both"/>
         <w:rPr>
           <w:rFonts w:ascii="Times New Roman" w:hAnsi="Times New Roman" w:cs="Times New Roman"/>
@@ -731,14 +862,465 @@
           <w:sz w:val="28"/>
           <w:szCs w:val="28"/>
         </w:rPr>
-        <w:t xml:space="preserve">В настоящее время в сценическом оборудовании большую популярность получили радиосистемы. Они позволяют передавать аудио-сигнал на большое расстояние и просты в подключении как для музыкантов, так и для работников сцены. </w:t>
+        <w:t xml:space="preserve">Одним из основных направлений радиотехники на данный момент является радиосвязь. Она используется в различных аспектах человеческой жизни: от военной связи до современных смартфонов. </w:t>
+      </w:r>
+      <w:r>
+        <w:rPr>
+          <w:rFonts w:ascii="Times New Roman" w:hAnsi="Times New Roman" w:cs="Times New Roman"/>
+          <w:sz w:val="28"/>
+          <w:szCs w:val="28"/>
+        </w:rPr>
+        <w:t xml:space="preserve">В настоящее время в сценическом оборудовании большую популярность получили радиосистемы. Они позволяют передавать аудио-сигнал на большое расстояние и просты в </w:t>
+      </w:r>
+      <w:r>
+        <w:rPr>
+          <w:rFonts w:ascii="Times New Roman" w:hAnsi="Times New Roman" w:cs="Times New Roman"/>
+          <w:sz w:val="28"/>
+          <w:szCs w:val="28"/>
+        </w:rPr>
+        <w:t>использовании</w:t>
+      </w:r>
+      <w:r>
+        <w:rPr>
+          <w:rFonts w:ascii="Times New Roman" w:hAnsi="Times New Roman" w:cs="Times New Roman"/>
+          <w:sz w:val="28"/>
+          <w:szCs w:val="28"/>
+        </w:rPr>
+        <w:t xml:space="preserve"> как для музыкантов, так и д</w:t>
+      </w:r>
+      <w:r>
+        <w:rPr>
+          <w:rFonts w:ascii="Times New Roman" w:hAnsi="Times New Roman" w:cs="Times New Roman"/>
+          <w:sz w:val="28"/>
+          <w:szCs w:val="28"/>
+        </w:rPr>
+        <w:t>ля работников сцены.</w:t>
+      </w:r>
+    </w:p>
+    <w:p>
+      <w:pPr>
+        <w:ind w:firstLine="709"/>
+        <w:jc w:val="both"/>
+        <w:rPr>
+          <w:rFonts w:ascii="Times New Roman" w:hAnsi="Times New Roman" w:cs="Times New Roman"/>
+          <w:sz w:val="28"/>
+          <w:szCs w:val="28"/>
+        </w:rPr>
+      </w:pPr>
+      <w:r>
+        <w:rPr>
+          <w:rFonts w:ascii="Times New Roman" w:hAnsi="Times New Roman" w:cs="Times New Roman"/>
+          <w:sz w:val="28"/>
+          <w:szCs w:val="28"/>
+        </w:rPr>
+        <w:t xml:space="preserve">В данной дипломной работе </w:t>
+      </w:r>
+      <w:r>
+        <w:rPr>
+          <w:rFonts w:ascii="Times New Roman" w:hAnsi="Times New Roman" w:cs="Times New Roman"/>
+          <w:sz w:val="28"/>
+          <w:szCs w:val="28"/>
+        </w:rPr>
+        <w:t xml:space="preserve">будет рассмотрен цифровой метод передачи аудио-сигнала через радио-модуль </w:t>
+      </w:r>
+      <w:r>
+        <w:rPr>
+          <w:rFonts w:ascii="Times New Roman" w:hAnsi="Times New Roman" w:cs="Times New Roman"/>
+          <w:sz w:val="28"/>
+          <w:szCs w:val="28"/>
+          <w:lang w:val="en-US"/>
+        </w:rPr>
+        <w:t>nRF</w:t>
+      </w:r>
+      <w:r>
+        <w:rPr>
+          <w:rFonts w:ascii="Times New Roman" w:hAnsi="Times New Roman" w:cs="Times New Roman"/>
+          <w:sz w:val="28"/>
+          <w:szCs w:val="28"/>
+        </w:rPr>
+        <w:t>24</w:t>
+      </w:r>
+      <w:r>
+        <w:rPr>
+          <w:rFonts w:ascii="Times New Roman" w:hAnsi="Times New Roman" w:cs="Times New Roman"/>
+          <w:sz w:val="28"/>
+          <w:szCs w:val="28"/>
+          <w:lang w:val="en-US"/>
+        </w:rPr>
+        <w:t>L</w:t>
+      </w:r>
+      <w:r>
+        <w:rPr>
+          <w:rFonts w:ascii="Times New Roman" w:hAnsi="Times New Roman" w:cs="Times New Roman"/>
+          <w:sz w:val="28"/>
+          <w:szCs w:val="28"/>
+        </w:rPr>
+        <w:t xml:space="preserve">01, </w:t>
+      </w:r>
+      <w:r>
+        <w:rPr>
+          <w:rFonts w:ascii="Times New Roman" w:hAnsi="Times New Roman" w:cs="Times New Roman"/>
+          <w:sz w:val="28"/>
+          <w:szCs w:val="28"/>
+        </w:rPr>
+        <w:t xml:space="preserve">управляемый микроконтроллером </w:t>
+      </w:r>
+      <w:r>
+        <w:rPr>
+          <w:rFonts w:ascii="Times New Roman" w:hAnsi="Times New Roman" w:cs="Times New Roman"/>
+          <w:sz w:val="28"/>
+          <w:szCs w:val="28"/>
+          <w:lang w:val="en-US"/>
+        </w:rPr>
+        <w:t>STM</w:t>
+      </w:r>
+      <w:r>
+        <w:rPr>
+          <w:rFonts w:ascii="Times New Roman" w:hAnsi="Times New Roman" w:cs="Times New Roman"/>
+          <w:sz w:val="28"/>
+          <w:szCs w:val="28"/>
+        </w:rPr>
+        <w:t>32</w:t>
+      </w:r>
+      <w:r>
+        <w:rPr>
+          <w:rFonts w:ascii="Times New Roman" w:hAnsi="Times New Roman" w:cs="Times New Roman"/>
+          <w:sz w:val="28"/>
+          <w:szCs w:val="28"/>
+          <w:lang w:val="en-US"/>
+        </w:rPr>
+        <w:t>F</w:t>
+      </w:r>
+      <w:r>
+        <w:rPr>
+          <w:rFonts w:ascii="Times New Roman" w:hAnsi="Times New Roman" w:cs="Times New Roman"/>
+          <w:sz w:val="28"/>
+          <w:szCs w:val="28"/>
+        </w:rPr>
+        <w:t>103</w:t>
+      </w:r>
+      <w:r>
+        <w:rPr>
+          <w:rFonts w:ascii="Times New Roman" w:hAnsi="Times New Roman" w:cs="Times New Roman"/>
+          <w:sz w:val="28"/>
+          <w:szCs w:val="28"/>
+          <w:lang w:val="en-US"/>
+        </w:rPr>
+        <w:t>C</w:t>
+      </w:r>
+      <w:r>
+        <w:rPr>
+          <w:rFonts w:ascii="Times New Roman" w:hAnsi="Times New Roman" w:cs="Times New Roman"/>
+          <w:sz w:val="28"/>
+          <w:szCs w:val="28"/>
+        </w:rPr>
+        <w:t xml:space="preserve">8 </w:t>
+      </w:r>
+      <w:r>
+        <w:rPr>
+          <w:rFonts w:ascii="Times New Roman" w:hAnsi="Times New Roman" w:cs="Times New Roman"/>
+          <w:sz w:val="28"/>
+          <w:szCs w:val="28"/>
+        </w:rPr>
+        <w:t xml:space="preserve">на базе отладочной платы </w:t>
+      </w:r>
+      <w:r>
+        <w:rPr>
+          <w:rFonts w:ascii="Times New Roman" w:hAnsi="Times New Roman" w:cs="Times New Roman"/>
+          <w:sz w:val="28"/>
+          <w:szCs w:val="28"/>
+          <w:lang w:val="en-US"/>
+        </w:rPr>
+        <w:t>BluePill</w:t>
+      </w:r>
+      <w:r>
+        <w:rPr>
+          <w:rFonts w:ascii="Times New Roman" w:hAnsi="Times New Roman" w:cs="Times New Roman"/>
+          <w:sz w:val="28"/>
+          <w:szCs w:val="28"/>
+        </w:rPr>
+        <w:t xml:space="preserve"> в сравнении с аналоговыми радиостанциями с частотной модуляцией. Также будет создан прототип цифровой приёмно-передающей системы.</w:t>
+      </w:r>
+    </w:p>
+    <w:p>
+      <w:pPr>
+        <w:ind w:firstLine="709"/>
+        <w:jc w:val="both"/>
+        <w:rPr>
+          <w:rFonts w:ascii="Times New Roman" w:hAnsi="Times New Roman" w:cs="Times New Roman"/>
+          <w:sz w:val="28"/>
+          <w:szCs w:val="28"/>
+        </w:rPr>
+      </w:pPr>
+      <w:r>
+        <w:rPr>
+          <w:rFonts w:ascii="Times New Roman" w:hAnsi="Times New Roman" w:cs="Times New Roman"/>
+          <w:sz w:val="28"/>
+          <w:szCs w:val="28"/>
+        </w:rPr>
+        <w:t xml:space="preserve">Актуальность темы заключается в </w:t>
+      </w:r>
+      <w:r>
+        <w:rPr>
+          <w:rFonts w:ascii="Times New Roman" w:hAnsi="Times New Roman" w:cs="Times New Roman"/>
+          <w:sz w:val="28"/>
+          <w:szCs w:val="28"/>
+        </w:rPr>
+        <w:t>исследовании</w:t>
+      </w:r>
+      <w:r>
+        <w:rPr>
+          <w:rFonts w:ascii="Times New Roman" w:hAnsi="Times New Roman" w:cs="Times New Roman"/>
+          <w:sz w:val="28"/>
+          <w:szCs w:val="28"/>
+        </w:rPr>
+        <w:t xml:space="preserve"> отечественного студийного и сценического оборудования</w:t>
+      </w:r>
+      <w:r>
+        <w:rPr>
+          <w:rFonts w:ascii="Times New Roman" w:hAnsi="Times New Roman" w:cs="Times New Roman"/>
+          <w:sz w:val="28"/>
+          <w:szCs w:val="28"/>
+        </w:rPr>
+        <w:t xml:space="preserve"> на российском рынке производителей</w:t>
+      </w:r>
+      <w:r>
+        <w:rPr>
+          <w:rFonts w:ascii="Times New Roman" w:hAnsi="Times New Roman" w:cs="Times New Roman"/>
+          <w:sz w:val="28"/>
+          <w:szCs w:val="28"/>
+        </w:rPr>
+        <w:t xml:space="preserve"> и создании прототипа нового продукта для отработки основных проблем радиосистем.</w:t>
+      </w:r>
+      <w:r>
+        <w:rPr>
+          <w:rFonts w:ascii="Times New Roman" w:hAnsi="Times New Roman" w:cs="Times New Roman"/>
+          <w:sz w:val="28"/>
+          <w:szCs w:val="28"/>
+        </w:rPr>
+        <w:t xml:space="preserve"> </w:t>
+      </w:r>
+      <w:r>
+        <w:rPr>
+          <w:rFonts w:ascii="Times New Roman" w:hAnsi="Times New Roman" w:cs="Times New Roman"/>
+          <w:sz w:val="28"/>
+          <w:szCs w:val="28"/>
+        </w:rPr>
+        <w:t>Большую часть представленных продуктов</w:t>
+      </w:r>
+      <w:r>
+        <w:rPr>
+          <w:rFonts w:ascii="Times New Roman" w:hAnsi="Times New Roman" w:cs="Times New Roman"/>
+          <w:sz w:val="28"/>
+          <w:szCs w:val="28"/>
+        </w:rPr>
+        <w:t xml:space="preserve"> бюджетного сегмента радиосистем</w:t>
+      </w:r>
+      <w:r>
+        <w:rPr>
+          <w:rFonts w:ascii="Times New Roman" w:hAnsi="Times New Roman" w:cs="Times New Roman"/>
+          <w:sz w:val="28"/>
+          <w:szCs w:val="28"/>
+        </w:rPr>
+        <w:t xml:space="preserve"> занимают китайски</w:t>
+      </w:r>
+      <w:r>
+        <w:rPr>
+          <w:rFonts w:ascii="Times New Roman" w:hAnsi="Times New Roman" w:cs="Times New Roman"/>
+          <w:sz w:val="28"/>
+          <w:szCs w:val="28"/>
+        </w:rPr>
+        <w:t>е производители из-за своей деше</w:t>
+      </w:r>
+      <w:r>
+        <w:rPr>
+          <w:rFonts w:ascii="Times New Roman" w:hAnsi="Times New Roman" w:cs="Times New Roman"/>
+          <w:sz w:val="28"/>
+          <w:szCs w:val="28"/>
+        </w:rPr>
+        <w:t>визны.</w:t>
+      </w:r>
+    </w:p>
+    <w:p>
+      <w:pPr>
+        <w:ind w:firstLine="709"/>
+        <w:jc w:val="both"/>
+        <w:rPr>
+          <w:rFonts w:ascii="Times New Roman" w:hAnsi="Times New Roman" w:cs="Times New Roman"/>
+          <w:sz w:val="28"/>
+          <w:szCs w:val="28"/>
+        </w:rPr>
+      </w:pPr>
+      <w:r>
+        <w:rPr>
+          <w:rFonts w:ascii="Times New Roman" w:hAnsi="Times New Roman" w:cs="Times New Roman"/>
+          <w:sz w:val="28"/>
+          <w:szCs w:val="28"/>
+        </w:rPr>
+        <w:t>Последние годы это направление активно развивается из-за повсеместного использования микроконтроллеров и микрополосковых антненн. В связи с этим, как передающая, так и приёмная аппаратура заметно уменьшилась в размерах, но дальность действия и качество связи</w:t>
+      </w:r>
+      <w:r>
+        <w:rPr>
+          <w:rFonts w:ascii="Times New Roman" w:hAnsi="Times New Roman" w:cs="Times New Roman"/>
+          <w:sz w:val="28"/>
+          <w:szCs w:val="28"/>
+        </w:rPr>
+        <w:t xml:space="preserve"> при этом</w:t>
+      </w:r>
+      <w:r>
+        <w:rPr>
+          <w:rFonts w:ascii="Times New Roman" w:hAnsi="Times New Roman" w:cs="Times New Roman"/>
+          <w:sz w:val="28"/>
+          <w:szCs w:val="28"/>
+        </w:rPr>
+        <w:t xml:space="preserve"> </w:t>
+      </w:r>
+      <w:r>
+        <w:rPr>
+          <w:rFonts w:ascii="Times New Roman" w:hAnsi="Times New Roman" w:cs="Times New Roman"/>
+          <w:sz w:val="28"/>
+          <w:szCs w:val="28"/>
+        </w:rPr>
+        <w:t>заметно улучшились</w:t>
+      </w:r>
+      <w:r>
+        <w:rPr>
+          <w:rFonts w:ascii="Times New Roman" w:hAnsi="Times New Roman" w:cs="Times New Roman"/>
+          <w:sz w:val="28"/>
+          <w:szCs w:val="28"/>
+        </w:rPr>
+        <w:t>.</w:t>
+      </w:r>
+    </w:p>
+    <w:p>
+      <w:pPr>
+        <w:ind w:firstLine="709"/>
+        <w:jc w:val="both"/>
+        <w:rPr>
+          <w:rFonts w:ascii="Times New Roman" w:hAnsi="Times New Roman" w:cs="Times New Roman"/>
+          <w:sz w:val="28"/>
+          <w:szCs w:val="28"/>
+        </w:rPr>
+      </w:pPr>
+      <w:r>
+        <w:rPr>
+          <w:rFonts w:ascii="Times New Roman" w:hAnsi="Times New Roman" w:cs="Times New Roman"/>
+          <w:sz w:val="28"/>
+          <w:szCs w:val="28"/>
+        </w:rPr>
+        <w:t xml:space="preserve">Новизна выпускной работы заключается в создании </w:t>
+      </w:r>
+      <w:r>
+        <w:rPr>
+          <w:rFonts w:ascii="Times New Roman" w:hAnsi="Times New Roman" w:cs="Times New Roman"/>
+          <w:sz w:val="28"/>
+          <w:szCs w:val="28"/>
+        </w:rPr>
+        <w:t xml:space="preserve">прототипа нового </w:t>
+      </w:r>
+      <w:r>
+        <w:rPr>
+          <w:rFonts w:ascii="Times New Roman" w:hAnsi="Times New Roman" w:cs="Times New Roman"/>
+          <w:sz w:val="28"/>
+          <w:szCs w:val="28"/>
+        </w:rPr>
+        <w:t xml:space="preserve">отечественного продукта </w:t>
+      </w:r>
+      <w:r>
+        <w:rPr>
+          <w:rFonts w:ascii="Times New Roman" w:hAnsi="Times New Roman" w:cs="Times New Roman"/>
+          <w:sz w:val="28"/>
+          <w:szCs w:val="28"/>
+        </w:rPr>
+        <w:t>в современных условиях рынка. Выбор аппаратной части проекта основывается на доступности и популярности микроконтроллеров в современных условиях российского рынка.</w:t>
+      </w:r>
+    </w:p>
+    <w:p>
+      <w:pPr>
+        <w:rPr>
+          <w:rFonts w:ascii="Times New Roman" w:hAnsi="Times New Roman" w:cs="Times New Roman"/>
+          <w:sz w:val="28"/>
+          <w:szCs w:val="28"/>
+        </w:rPr>
+      </w:pPr>
+      <w:r>
+        <w:rPr>
+          <w:rFonts w:ascii="Times New Roman" w:hAnsi="Times New Roman" w:cs="Times New Roman"/>
+          <w:sz w:val="28"/>
+          <w:szCs w:val="28"/>
+        </w:rPr>
+        <w:br w:type="page"/>
+      </w:r>
+    </w:p>
+    <w:p>
+      <w:pPr>
+        <w:pStyle w:val="1"/>
+        <w:jc w:val="center"/>
+        <w:rPr>
+          <w:rFonts w:ascii="Times New Roman" w:hAnsi="Times New Roman" w:cs="Times New Roman"/>
+          <w:color w:val="auto"/>
+        </w:rPr>
+      </w:pPr>
+      <w:bookmarkStart w:id="1" w:name="_Toc228297932"/>
+      <w:r>
+        <w:rPr>
+          <w:rFonts w:ascii="Times New Roman" w:hAnsi="Times New Roman" w:cs="Times New Roman"/>
+          <w:color w:val="auto"/>
+        </w:rPr>
+        <w:t>ГЛАВА 1. ТЕОРЕТИЧЕСКИЕ ОСНОВЫ ПЕРЕДАЧИ ИНФОРМАЦИИ ПО РАДИОКАНАЛУ.</w:t>
+      </w:r>
+      <w:bookmarkEnd w:id="1"/>
+    </w:p>
+    <w:p>
+      <w:pPr>
+        <w:pStyle w:val="2"/>
+        <w:numPr>
+          <w:ilvl w:val="1"/>
+          <w:numId w:val="1"/>
+        </w:numPr>
+        <w:rPr>
+          <w:rFonts w:ascii="Times New Roman" w:hAnsi="Times New Roman" w:cs="Times New Roman"/>
+          <w:color w:val="auto"/>
+          <w:sz w:val="28"/>
+          <w:szCs w:val="28"/>
+        </w:rPr>
+      </w:pPr>
+      <w:bookmarkStart w:id="2" w:name="_Toc228297933"/>
+      <w:r>
+        <w:rPr>
+          <w:rFonts w:ascii="Times New Roman" w:hAnsi="Times New Roman" w:cs="Times New Roman"/>
+          <w:color w:val="auto"/>
+          <w:sz w:val="28"/>
+          <w:szCs w:val="28"/>
+        </w:rPr>
+        <w:t>Аналоговые методы передачи информации.</w:t>
+      </w:r>
+      <w:bookmarkEnd w:id="2"/>
+    </w:p>
+    <w:p/>
+    <w:p>
+      <w:pPr>
+        <w:rPr>
+          <w:rFonts w:ascii="Times New Roman" w:hAnsi="Times New Roman" w:cs="Times New Roman"/>
+          <w:sz w:val="28"/>
+        </w:rPr>
+      </w:pPr>
+      <w:r>
+        <w:rPr>
+          <w:rFonts w:ascii="Times New Roman" w:hAnsi="Times New Roman" w:cs="Times New Roman"/>
+          <w:sz w:val="28"/>
+        </w:rPr>
+        <w:t xml:space="preserve">К аналоговым методам передачи информации можно отнести: </w:t>
       </w:r>
     </w:p>
     <w:sectPr>
-      <w:footerReference w:type="default" r:id="rId7"/>
+      <w:footerReference w:type="default" r:id="rId8"/>
+      <w:footerReference w:type="first" r:id="rId9"/>
       <w:pgSz w:w="11906" w:h="16838"/>
       <w:pgMar w:top="1134" w:right="850" w:bottom="1134" w:left="1701" w:header="708" w:footer="708" w:gutter="0"/>
+      <w:pgNumType w:start="1"/>
       <w:cols w:space="708"/>
+      <w:titlePg/>
       <w:docGrid w:linePitch="360"/>
     </w:sectPr>
   </w:body>
@@ -772,31 +1354,52 @@
 
 <file path=word/footer1.xml><?xml version="1.0" encoding="utf-8"?>
 <w:ftr xmlns:ve="http://schemas.openxmlformats.org/markup-compatibility/2006" xmlns:o="urn:schemas-microsoft-com:office:office" xmlns:r="http://schemas.openxmlformats.org/officeDocument/2006/relationships" xmlns:m="http://schemas.openxmlformats.org/officeDocument/2006/math" xmlns:v="urn:schemas-microsoft-com:vml" xmlns:wp="http://schemas.openxmlformats.org/drawingml/2006/wordprocessingDrawing" xmlns:w10="urn:schemas-microsoft-com:office:word" xmlns:w="http://schemas.openxmlformats.org/wordprocessingml/2006/main" xmlns:wne="http://schemas.microsoft.com/office/word/2006/wordml">
+  <w:sdt>
+    <w:sdtPr>
+      <w:id w:val="19239079"/>
+      <w:docPartObj>
+        <w:docPartGallery w:val="Общ"/>
+        <w:docPartUnique/>
+      </w:docPartObj>
+    </w:sdtPr>
+    <w:sdtContent>
+      <w:p>
+        <w:pPr>
+          <w:pStyle w:val="a8"/>
+          <w:jc w:val="center"/>
+        </w:pPr>
+        <w:fldSimple w:instr=" PAGE   \* MERGEFORMAT ">
+          <w:r>
+            <w:rPr>
+              <w:noProof/>
+            </w:rPr>
+            <w:t>4</w:t>
+          </w:r>
+        </w:fldSimple>
+      </w:p>
+    </w:sdtContent>
+  </w:sdt>
+</w:ftr>
+</file>
+
+<file path=word/footer2.xml><?xml version="1.0" encoding="utf-8"?>
+<w:ftr xmlns:ve="http://schemas.openxmlformats.org/markup-compatibility/2006" xmlns:o="urn:schemas-microsoft-com:office:office" xmlns:r="http://schemas.openxmlformats.org/officeDocument/2006/relationships" xmlns:m="http://schemas.openxmlformats.org/officeDocument/2006/math" xmlns:v="urn:schemas-microsoft-com:vml" xmlns:wp="http://schemas.openxmlformats.org/drawingml/2006/wordprocessingDrawing" xmlns:w10="urn:schemas-microsoft-com:office:word" xmlns:w="http://schemas.openxmlformats.org/wordprocessingml/2006/main" xmlns:wne="http://schemas.microsoft.com/office/word/2006/wordml">
   <w:p>
     <w:pPr>
-      <w:spacing w:after="120"/>
+      <w:pStyle w:val="a8"/>
       <w:jc w:val="center"/>
-      <w:rPr>
-        <w:rFonts w:ascii="Times New Roman" w:hAnsi="Times New Roman" w:cs="Times New Roman"/>
-        <w:sz w:val="28"/>
-        <w:szCs w:val="28"/>
-      </w:rPr>
     </w:pPr>
     <w:r>
-      <w:rPr>
-        <w:rFonts w:ascii="Times New Roman" w:hAnsi="Times New Roman" w:cs="Times New Roman"/>
-        <w:sz w:val="28"/>
-        <w:szCs w:val="28"/>
-      </w:rPr>
-      <w:t>Ростов-на-Дону – 2026</w:t>
+      <w:t>г. Ростов-на-Дону</w:t>
     </w:r>
+  </w:p>
+  <w:p>
+    <w:pPr>
+      <w:pStyle w:val="a8"/>
+      <w:jc w:val="center"/>
+    </w:pPr>
     <w:r>
-      <w:rPr>
-        <w:rFonts w:ascii="Times New Roman" w:hAnsi="Times New Roman" w:cs="Times New Roman"/>
-        <w:sz w:val="28"/>
-        <w:szCs w:val="28"/>
-      </w:rPr>
-      <w:t>г.</w:t>
+      <w:t>2026г.</w:t>
     </w:r>
   </w:p>
 </w:ftr>
@@ -825,6 +1428,127 @@
     </w:p>
   </w:footnote>
 </w:footnotes>
+</file>
+
+<file path=word/numbering.xml><?xml version="1.0" encoding="utf-8"?>
+<w:numbering xmlns:ve="http://schemas.openxmlformats.org/markup-compatibility/2006" xmlns:o="urn:schemas-microsoft-com:office:office" xmlns:r="http://schemas.openxmlformats.org/officeDocument/2006/relationships" xmlns:m="http://schemas.openxmlformats.org/officeDocument/2006/math" xmlns:v="urn:schemas-microsoft-com:vml" xmlns:wp="http://schemas.openxmlformats.org/drawingml/2006/wordprocessingDrawing" xmlns:w10="urn:schemas-microsoft-com:office:word" xmlns:w="http://schemas.openxmlformats.org/wordprocessingml/2006/main" xmlns:wne="http://schemas.microsoft.com/office/word/2006/wordml">
+  <w:abstractNum w:abstractNumId="0">
+    <w:nsid w:val="57010C2B"/>
+    <w:multiLevelType w:val="multilevel"/>
+    <w:tmpl w:val="88B4CDB2"/>
+    <w:lvl w:ilvl="0">
+      <w:start w:val="1"/>
+      <w:numFmt w:val="decimal"/>
+      <w:lvlText w:val="%1"/>
+      <w:lvlJc w:val="left"/>
+      <w:pPr>
+        <w:ind w:left="408" w:hanging="408"/>
+      </w:pPr>
+      <w:rPr>
+        <w:rFonts w:hint="default"/>
+      </w:rPr>
+    </w:lvl>
+    <w:lvl w:ilvl="1">
+      <w:start w:val="1"/>
+      <w:numFmt w:val="decimal"/>
+      <w:lvlText w:val="%1.%2"/>
+      <w:lvlJc w:val="left"/>
+      <w:pPr>
+        <w:ind w:left="408" w:hanging="408"/>
+      </w:pPr>
+      <w:rPr>
+        <w:rFonts w:hint="default"/>
+      </w:rPr>
+    </w:lvl>
+    <w:lvl w:ilvl="2">
+      <w:start w:val="1"/>
+      <w:numFmt w:val="decimal"/>
+      <w:lvlText w:val="%1.%2.%3"/>
+      <w:lvlJc w:val="left"/>
+      <w:pPr>
+        <w:ind w:left="720" w:hanging="720"/>
+      </w:pPr>
+      <w:rPr>
+        <w:rFonts w:hint="default"/>
+      </w:rPr>
+    </w:lvl>
+    <w:lvl w:ilvl="3">
+      <w:start w:val="1"/>
+      <w:numFmt w:val="decimal"/>
+      <w:lvlText w:val="%1.%2.%3.%4"/>
+      <w:lvlJc w:val="left"/>
+      <w:pPr>
+        <w:ind w:left="720" w:hanging="720"/>
+      </w:pPr>
+      <w:rPr>
+        <w:rFonts w:hint="default"/>
+      </w:rPr>
+    </w:lvl>
+    <w:lvl w:ilvl="4">
+      <w:start w:val="1"/>
+      <w:numFmt w:val="decimal"/>
+      <w:lvlText w:val="%1.%2.%3.%4.%5"/>
+      <w:lvlJc w:val="left"/>
+      <w:pPr>
+        <w:ind w:left="1080" w:hanging="1080"/>
+      </w:pPr>
+      <w:rPr>
+        <w:rFonts w:hint="default"/>
+      </w:rPr>
+    </w:lvl>
+    <w:lvl w:ilvl="5">
+      <w:start w:val="1"/>
+      <w:numFmt w:val="decimal"/>
+      <w:lvlText w:val="%1.%2.%3.%4.%5.%6"/>
+      <w:lvlJc w:val="left"/>
+      <w:pPr>
+        <w:ind w:left="1080" w:hanging="1080"/>
+      </w:pPr>
+      <w:rPr>
+        <w:rFonts w:hint="default"/>
+      </w:rPr>
+    </w:lvl>
+    <w:lvl w:ilvl="6">
+      <w:start w:val="1"/>
+      <w:numFmt w:val="decimal"/>
+      <w:lvlText w:val="%1.%2.%3.%4.%5.%6.%7"/>
+      <w:lvlJc w:val="left"/>
+      <w:pPr>
+        <w:ind w:left="1440" w:hanging="1440"/>
+      </w:pPr>
+      <w:rPr>
+        <w:rFonts w:hint="default"/>
+      </w:rPr>
+    </w:lvl>
+    <w:lvl w:ilvl="7">
+      <w:start w:val="1"/>
+      <w:numFmt w:val="decimal"/>
+      <w:lvlText w:val="%1.%2.%3.%4.%5.%6.%7.%8"/>
+      <w:lvlJc w:val="left"/>
+      <w:pPr>
+        <w:ind w:left="1440" w:hanging="1440"/>
+      </w:pPr>
+      <w:rPr>
+        <w:rFonts w:hint="default"/>
+      </w:rPr>
+    </w:lvl>
+    <w:lvl w:ilvl="8">
+      <w:start w:val="1"/>
+      <w:numFmt w:val="decimal"/>
+      <w:lvlText w:val="%1.%2.%3.%4.%5.%6.%7.%8.%9"/>
+      <w:lvlJc w:val="left"/>
+      <w:pPr>
+        <w:ind w:left="1440" w:hanging="1440"/>
+      </w:pPr>
+      <w:rPr>
+        <w:rFonts w:hint="default"/>
+      </w:rPr>
+    </w:lvl>
+  </w:abstractNum>
+  <w:num w:numId="1">
+    <w:abstractNumId w:val="0"/>
+  </w:num>
+</w:numbering>
 </file>
 
 <file path=word/styles.xml><?xml version="1.0" encoding="utf-8"?>
@@ -986,6 +1710,7 @@
   <w:style w:type="paragraph" w:default="1" w:styleId="a">
     <w:name w:val="Normal"/>
     <w:qFormat/>
+    <w:rsid w:val="006C1468"/>
   </w:style>
   <w:style w:type="paragraph" w:styleId="1">
     <w:name w:val="heading 1"/>
@@ -1239,279 +1964,6 @@
     </w:rPr>
   </w:style>
 </w:styles>
-</file>
-
-<file path=word/glossary/document.xml><?xml version="1.0" encoding="utf-8"?>
-<w:glossaryDocument xmlns:ve="http://schemas.openxmlformats.org/markup-compatibility/2006" xmlns:o="urn:schemas-microsoft-com:office:office" xmlns:r="http://schemas.openxmlformats.org/officeDocument/2006/relationships" xmlns:m="http://schemas.openxmlformats.org/officeDocument/2006/math" xmlns:v="urn:schemas-microsoft-com:vml" xmlns:wp="http://schemas.openxmlformats.org/drawingml/2006/wordprocessingDrawing" xmlns:w10="urn:schemas-microsoft-com:office:word" xmlns:w="http://schemas.openxmlformats.org/wordprocessingml/2006/main" xmlns:wne="http://schemas.microsoft.com/office/word/2006/wordml">
-  <w:docParts/>
-</w:glossaryDocument>
-</file>
-
-<file path=word/glossary/fontTable.xml><?xml version="1.0" encoding="utf-8"?>
-<w:fonts xmlns:r="http://schemas.openxmlformats.org/officeDocument/2006/relationships" xmlns:w="http://schemas.openxmlformats.org/wordprocessingml/2006/main">
-  <w:font w:name="Calibri">
-    <w:panose1 w:val="020F0502020204030204"/>
-    <w:charset w:val="CC"/>
-    <w:family w:val="swiss"/>
-    <w:pitch w:val="variable"/>
-    <w:sig w:usb0="E4002EFF" w:usb1="C200247B" w:usb2="00000009" w:usb3="00000000" w:csb0="000001FF" w:csb1="00000000"/>
-  </w:font>
-  <w:font w:name="Times New Roman">
-    <w:panose1 w:val="02020603050405020304"/>
-    <w:charset w:val="CC"/>
-    <w:family w:val="roman"/>
-    <w:pitch w:val="variable"/>
-    <w:sig w:usb0="E0002EFF" w:usb1="C000785B" w:usb2="00000009" w:usb3="00000000" w:csb0="000001FF" w:csb1="00000000"/>
-  </w:font>
-  <w:font w:name="Cambria">
-    <w:panose1 w:val="02040503050406030204"/>
-    <w:charset w:val="CC"/>
-    <w:family w:val="roman"/>
-    <w:pitch w:val="variable"/>
-    <w:sig w:usb0="E00006FF" w:usb1="420024FF" w:usb2="02000000" w:usb3="00000000" w:csb0="0000019F" w:csb1="00000000"/>
-  </w:font>
-  <w:font w:name="Tahoma">
-    <w:panose1 w:val="020B0604030504040204"/>
-    <w:charset w:val="CC"/>
-    <w:family w:val="swiss"/>
-    <w:pitch w:val="variable"/>
-    <w:sig w:usb0="E1002EFF" w:usb1="C000605B" w:usb2="00000029" w:usb3="00000000" w:csb0="000101FF" w:csb1="00000000"/>
-  </w:font>
-</w:fonts>
-</file>
-
-<file path=word/glossary/settings.xml><?xml version="1.0" encoding="utf-8"?>
-<w:settings xmlns:o="urn:schemas-microsoft-com:office:office" xmlns:r="http://schemas.openxmlformats.org/officeDocument/2006/relationships" xmlns:m="http://schemas.openxmlformats.org/officeDocument/2006/math" xmlns:v="urn:schemas-microsoft-com:vml" xmlns:w10="urn:schemas-microsoft-com:office:word" xmlns:w="http://schemas.openxmlformats.org/wordprocessingml/2006/main" xmlns:sl="http://schemas.openxmlformats.org/schemaLibrary/2006/main">
-  <w:view w:val="normal"/>
-  <w:defaultTabStop w:val="708"/>
-  <w:characterSpacingControl w:val="doNotCompress"/>
-  <w:compat>
-    <w:useFELayout/>
-  </w:compat>
-  <w:rsids>
-    <w:rsidRoot w:val="00DC22A7"/>
-    <w:rsid w:val="00723E3E"/>
-    <w:rsid w:val="00DC22A7"/>
-  </w:rsids>
-  <m:mathPr>
-    <m:mathFont m:val="Cambria Math"/>
-    <m:brkBin m:val="before"/>
-    <m:brkBinSub m:val="--"/>
-    <m:smallFrac m:val="off"/>
-    <m:dispDef/>
-    <m:lMargin m:val="0"/>
-    <m:rMargin m:val="0"/>
-    <m:defJc m:val="centerGroup"/>
-    <m:wrapIndent m:val="1440"/>
-    <m:intLim m:val="subSup"/>
-    <m:naryLim m:val="undOvr"/>
-  </m:mathPr>
-  <w:themeFontLang w:val="ru-RU"/>
-  <w:clrSchemeMapping w:bg1="light1" w:t1="dark1" w:bg2="light2" w:t2="dark2" w:accent1="accent1" w:accent2="accent2" w:accent3="accent3" w:accent4="accent4" w:accent5="accent5" w:accent6="accent6" w:hyperlink="hyperlink" w:followedHyperlink="followedHyperlink"/>
-  <w:decimalSymbol w:val=","/>
-  <w:listSeparator w:val=";"/>
-</w:settings>
-</file>
-
-<file path=word/glossary/styles.xml><?xml version="1.0" encoding="utf-8"?>
-<w:styles xmlns:r="http://schemas.openxmlformats.org/officeDocument/2006/relationships" xmlns:w="http://schemas.openxmlformats.org/wordprocessingml/2006/main">
-  <w:docDefaults>
-    <w:rPrDefault>
-      <w:rPr>
-        <w:rFonts w:asciiTheme="minorHAnsi" w:eastAsiaTheme="minorEastAsia" w:hAnsiTheme="minorHAnsi" w:cstheme="minorBidi"/>
-        <w:sz w:val="22"/>
-        <w:szCs w:val="22"/>
-        <w:lang w:val="ru-RU" w:eastAsia="ru-RU" w:bidi="ar-SA"/>
-      </w:rPr>
-    </w:rPrDefault>
-    <w:pPrDefault>
-      <w:pPr>
-        <w:spacing w:after="200" w:line="276" w:lineRule="auto"/>
-      </w:pPr>
-    </w:pPrDefault>
-  </w:docDefaults>
-  <w:latentStyles w:defLockedState="0" w:defUIPriority="99" w:defSemiHidden="1" w:defUnhideWhenUsed="1" w:defQFormat="0" w:count="267">
-    <w:lsdException w:name="Normal" w:semiHidden="0" w:uiPriority="0" w:unhideWhenUsed="0" w:qFormat="1"/>
-    <w:lsdException w:name="heading 1" w:semiHidden="0" w:uiPriority="9" w:unhideWhenUsed="0" w:qFormat="1"/>
-    <w:lsdException w:name="heading 2" w:uiPriority="9" w:qFormat="1"/>
-    <w:lsdException w:name="heading 3" w:uiPriority="9" w:qFormat="1"/>
-    <w:lsdException w:name="heading 4" w:uiPriority="9" w:qFormat="1"/>
-    <w:lsdException w:name="heading 5" w:uiPriority="9" w:qFormat="1"/>
-    <w:lsdException w:name="heading 6" w:uiPriority="9" w:qFormat="1"/>
-    <w:lsdException w:name="heading 7" w:uiPriority="9" w:qFormat="1"/>
-    <w:lsdException w:name="heading 8" w:uiPriority="9" w:qFormat="1"/>
-    <w:lsdException w:name="heading 9" w:uiPriority="9" w:qFormat="1"/>
-    <w:lsdException w:name="toc 1" w:uiPriority="39"/>
-    <w:lsdException w:name="toc 2" w:uiPriority="39"/>
-    <w:lsdException w:name="toc 3" w:uiPriority="39"/>
-    <w:lsdException w:name="toc 4" w:uiPriority="39"/>
-    <w:lsdException w:name="toc 5" w:uiPriority="39"/>
-    <w:lsdException w:name="toc 6" w:uiPriority="39"/>
-    <w:lsdException w:name="toc 7" w:uiPriority="39"/>
-    <w:lsdException w:name="toc 8" w:uiPriority="39"/>
-    <w:lsdException w:name="toc 9" w:uiPriority="39"/>
-    <w:lsdException w:name="caption" w:uiPriority="35" w:qFormat="1"/>
-    <w:lsdException w:name="Title" w:semiHidden="0" w:uiPriority="10" w:unhideWhenUsed="0" w:qFormat="1"/>
-    <w:lsdException w:name="Default Paragraph Font" w:uiPriority="1"/>
-    <w:lsdException w:name="Subtitle" w:semiHidden="0" w:uiPriority="11" w:unhideWhenUsed="0" w:qFormat="1"/>
-    <w:lsdException w:name="Strong" w:semiHidden="0" w:uiPriority="22" w:unhideWhenUsed="0" w:qFormat="1"/>
-    <w:lsdException w:name="Emphasis" w:semiHidden="0" w:uiPriority="20" w:unhideWhenUsed="0" w:qFormat="1"/>
-    <w:lsdException w:name="Table Grid" w:semiHidden="0" w:uiPriority="59" w:unhideWhenUsed="0"/>
-    <w:lsdException w:name="Placeholder Text" w:unhideWhenUsed="0"/>
-    <w:lsdException w:name="No Spacing" w:semiHidden="0" w:uiPriority="1" w:unhideWhenUsed="0" w:qFormat="1"/>
-    <w:lsdException w:name="Light Shading" w:semiHidden="0" w:uiPriority="60" w:unhideWhenUsed="0"/>
-    <w:lsdException w:name="Light List" w:semiHidden="0" w:uiPriority="61" w:unhideWhenUsed="0"/>
-    <w:lsdException w:name="Light Grid" w:semiHidden="0" w:uiPriority="62" w:unhideWhenUsed="0"/>
-    <w:lsdException w:name="Medium Shading 1" w:semiHidden="0" w:uiPriority="63" w:unhideWhenUsed="0"/>
-    <w:lsdException w:name="Medium Shading 2" w:semiHidden="0" w:uiPriority="64" w:unhideWhenUsed="0"/>
-    <w:lsdException w:name="Medium List 1" w:semiHidden="0" w:uiPriority="65" w:unhideWhenUsed="0"/>
-    <w:lsdException w:name="Medium List 2" w:semiHidden="0" w:uiPriority="66" w:unhideWhenUsed="0"/>
-    <w:lsdException w:name="Medium Grid 1" w:semiHidden="0" w:uiPriority="67" w:unhideWhenUsed="0"/>
-    <w:lsdException w:name="Medium Grid 2" w:semiHidden="0" w:uiPriority="68" w:unhideWhenUsed="0"/>
-    <w:lsdException w:name="Medium Grid 3" w:semiHidden="0" w:uiPriority="69" w:unhideWhenUsed="0"/>
-    <w:lsdException w:name="Dark List" w:semiHidden="0" w:uiPriority="70" w:unhideWhenUsed="0"/>
-    <w:lsdException w:name="Colorful Shading" w:semiHidden="0" w:uiPriority="71" w:unhideWhenUsed="0"/>
-    <w:lsdException w:name="Colorful List" w:semiHidden="0" w:uiPriority="72" w:unhideWhenUsed="0"/>
-    <w:lsdException w:name="Colorful Grid" w:semiHidden="0" w:uiPriority="73" w:unhideWhenUsed="0"/>
-    <w:lsdException w:name="Light Shading Accent 1" w:semiHidden="0" w:uiPriority="60" w:unhideWhenUsed="0"/>
-    <w:lsdException w:name="Light List Accent 1" w:semiHidden="0" w:uiPriority="61" w:unhideWhenUsed="0"/>
-    <w:lsdException w:name="Light Grid Accent 1" w:semiHidden="0" w:uiPriority="62" w:unhideWhenUsed="0"/>
-    <w:lsdException w:name="Medium Shading 1 Accent 1" w:semiHidden="0" w:uiPriority="63" w:unhideWhenUsed="0"/>
-    <w:lsdException w:name="Medium Shading 2 Accent 1" w:semiHidden="0" w:uiPriority="64" w:unhideWhenUsed="0"/>
-    <w:lsdException w:name="Medium List 1 Accent 1" w:semiHidden="0" w:uiPriority="65" w:unhideWhenUsed="0"/>
-    <w:lsdException w:name="Revision" w:unhideWhenUsed="0"/>
-    <w:lsdException w:name="List Paragraph" w:semiHidden="0" w:uiPriority="34" w:unhideWhenUsed="0" w:qFormat="1"/>
-    <w:lsdException w:name="Quote" w:semiHidden="0" w:uiPriority="29" w:unhideWhenUsed="0" w:qFormat="1"/>
-    <w:lsdException w:name="Intense Quote" w:semiHidden="0" w:uiPriority="30" w:unhideWhenUsed="0" w:qFormat="1"/>
-    <w:lsdException w:name="Medium List 2 Accent 1" w:semiHidden="0" w:uiPriority="66" w:unhideWhenUsed="0"/>
-    <w:lsdException w:name="Medium Grid 1 Accent 1" w:semiHidden="0" w:uiPriority="67" w:unhideWhenUsed="0"/>
-    <w:lsdException w:name="Medium Grid 2 Accent 1" w:semiHidden="0" w:uiPriority="68" w:unhideWhenUsed="0"/>
-    <w:lsdException w:name="Medium Grid 3 Accent 1" w:semiHidden="0" w:uiPriority="69" w:unhideWhenUsed="0"/>
-    <w:lsdException w:name="Dark List Accent 1" w:semiHidden="0" w:uiPriority="70" w:unhideWhenUsed="0"/>
-    <w:lsdException w:name="Colorful Shading Accent 1" w:semiHidden="0" w:uiPriority="71" w:unhideWhenUsed="0"/>
-    <w:lsdException w:name="Colorful List Accent 1" w:semiHidden="0" w:uiPriority="72" w:unhideWhenUsed="0"/>
-    <w:lsdException w:name="Colorful Grid Accent 1" w:semiHidden="0" w:uiPriority="73" w:unhideWhenUsed="0"/>
-    <w:lsdException w:name="Light Shading Accent 2" w:semiHidden="0" w:uiPriority="60" w:unhideWhenUsed="0"/>
-    <w:lsdException w:name="Light List Accent 2" w:semiHidden="0" w:uiPriority="61" w:unhideWhenUsed="0"/>
-    <w:lsdException w:name="Light Grid Accent 2" w:semiHidden="0" w:uiPriority="62" w:unhideWhenUsed="0"/>
-    <w:lsdException w:name="Medium Shading 1 Accent 2" w:semiHidden="0" w:uiPriority="63" w:unhideWhenUsed="0"/>
-    <w:lsdException w:name="Medium Shading 2 Accent 2" w:semiHidden="0" w:uiPriority="64" w:unhideWhenUsed="0"/>
-    <w:lsdException w:name="Medium List 1 Accent 2" w:semiHidden="0" w:uiPriority="65" w:unhideWhenUsed="0"/>
-    <w:lsdException w:name="Medium List 2 Accent 2" w:semiHidden="0" w:uiPriority="66" w:unhideWhenUsed="0"/>
-    <w:lsdException w:name="Medium Grid 1 Accent 2" w:semiHidden="0" w:uiPriority="67" w:unhideWhenUsed="0"/>
-    <w:lsdException w:name="Medium Grid 2 Accent 2" w:semiHidden="0" w:uiPriority="68" w:unhideWhenUsed="0"/>
-    <w:lsdException w:name="Medium Grid 3 Accent 2" w:semiHidden="0" w:uiPriority="69" w:unhideWhenUsed="0"/>
-    <w:lsdException w:name="Dark List Accent 2" w:semiHidden="0" w:uiPriority="70" w:unhideWhenUsed="0"/>
-    <w:lsdException w:name="Colorful Shading Accent 2" w:semiHidden="0" w:uiPriority="71" w:unhideWhenUsed="0"/>
-    <w:lsdException w:name="Colorful List Accent 2" w:semiHidden="0" w:uiPriority="72" w:unhideWhenUsed="0"/>
-    <w:lsdException w:name="Colorful Grid Accent 2" w:semiHidden="0" w:uiPriority="73" w:unhideWhenUsed="0"/>
-    <w:lsdException w:name="Light Shading Accent 3" w:semiHidden="0" w:uiPriority="60" w:unhideWhenUsed="0"/>
-    <w:lsdException w:name="Light List Accent 3" w:semiHidden="0" w:uiPriority="61" w:unhideWhenUsed="0"/>
-    <w:lsdException w:name="Light Grid Accent 3" w:semiHidden="0" w:uiPriority="62" w:unhideWhenUsed="0"/>
-    <w:lsdException w:name="Medium Shading 1 Accent 3" w:semiHidden="0" w:uiPriority="63" w:unhideWhenUsed="0"/>
-    <w:lsdException w:name="Medium Shading 2 Accent 3" w:semiHidden="0" w:uiPriority="64" w:unhideWhenUsed="0"/>
-    <w:lsdException w:name="Medium List 1 Accent 3" w:semiHidden="0" w:uiPriority="65" w:unhideWhenUsed="0"/>
-    <w:lsdException w:name="Medium List 2 Accent 3" w:semiHidden="0" w:uiPriority="66" w:unhideWhenUsed="0"/>
-    <w:lsdException w:name="Medium Grid 1 Accent 3" w:semiHidden="0" w:uiPriority="67" w:unhideWhenUsed="0"/>
-    <w:lsdException w:name="Medium Grid 2 Accent 3" w:semiHidden="0" w:uiPriority="68" w:unhideWhenUsed="0"/>
-    <w:lsdException w:name="Medium Grid 3 Accent 3" w:semiHidden="0" w:uiPriority="69" w:unhideWhenUsed="0"/>
-    <w:lsdException w:name="Dark List Accent 3" w:semiHidden="0" w:uiPriority="70" w:unhideWhenUsed="0"/>
-    <w:lsdException w:name="Colorful Shading Accent 3" w:semiHidden="0" w:uiPriority="71" w:unhideWhenUsed="0"/>
-    <w:lsdException w:name="Colorful List Accent 3" w:semiHidden="0" w:uiPriority="72" w:unhideWhenUsed="0"/>
-    <w:lsdException w:name="Colorful Grid Accent 3" w:semiHidden="0" w:uiPriority="73" w:unhideWhenUsed="0"/>
-    <w:lsdException w:name="Light Shading Accent 4" w:semiHidden="0" w:uiPriority="60" w:unhideWhenUsed="0"/>
-    <w:lsdException w:name="Light List Accent 4" w:semiHidden="0" w:uiPriority="61" w:unhideWhenUsed="0"/>
-    <w:lsdException w:name="Light Grid Accent 4" w:semiHidden="0" w:uiPriority="62" w:unhideWhenUsed="0"/>
-    <w:lsdException w:name="Medium Shading 1 Accent 4" w:semiHidden="0" w:uiPriority="63" w:unhideWhenUsed="0"/>
-    <w:lsdException w:name="Medium Shading 2 Accent 4" w:semiHidden="0" w:uiPriority="64" w:unhideWhenUsed="0"/>
-    <w:lsdException w:name="Medium List 1 Accent 4" w:semiHidden="0" w:uiPriority="65" w:unhideWhenUsed="0"/>
-    <w:lsdException w:name="Medium List 2 Accent 4" w:semiHidden="0" w:uiPriority="66" w:unhideWhenUsed="0"/>
-    <w:lsdException w:name="Medium Grid 1 Accent 4" w:semiHidden="0" w:uiPriority="67" w:unhideWhenUsed="0"/>
-    <w:lsdException w:name="Medium Grid 2 Accent 4" w:semiHidden="0" w:uiPriority="68" w:unhideWhenUsed="0"/>
-    <w:lsdException w:name="Medium Grid 3 Accent 4" w:semiHidden="0" w:uiPriority="69" w:unhideWhenUsed="0"/>
-    <w:lsdException w:name="Dark List Accent 4" w:semiHidden="0" w:uiPriority="70" w:unhideWhenUsed="0"/>
-    <w:lsdException w:name="Colorful Shading Accent 4" w:semiHidden="0" w:uiPriority="71" w:unhideWhenUsed="0"/>
-    <w:lsdException w:name="Colorful List Accent 4" w:semiHidden="0" w:uiPriority="72" w:unhideWhenUsed="0"/>
-    <w:lsdException w:name="Colorful Grid Accent 4" w:semiHidden="0" w:uiPriority="73" w:unhideWhenUsed="0"/>
-    <w:lsdException w:name="Light Shading Accent 5" w:semiHidden="0" w:uiPriority="60" w:unhideWhenUsed="0"/>
-    <w:lsdException w:name="Light List Accent 5" w:semiHidden="0" w:uiPriority="61" w:unhideWhenUsed="0"/>
-    <w:lsdException w:name="Light Grid Accent 5" w:semiHidden="0" w:uiPriority="62" w:unhideWhenUsed="0"/>
-    <w:lsdException w:name="Medium Shading 1 Accent 5" w:semiHidden="0" w:uiPriority="63" w:unhideWhenUsed="0"/>
-    <w:lsdException w:name="Medium Shading 2 Accent 5" w:semiHidden="0" w:uiPriority="64" w:unhideWhenUsed="0"/>
-    <w:lsdException w:name="Medium List 1 Accent 5" w:semiHidden="0" w:uiPriority="65" w:unhideWhenUsed="0"/>
-    <w:lsdException w:name="Medium List 2 Accent 5" w:semiHidden="0" w:uiPriority="66" w:unhideWhenUsed="0"/>
-    <w:lsdException w:name="Medium Grid 1 Accent 5" w:semiHidden="0" w:uiPriority="67" w:unhideWhenUsed="0"/>
-    <w:lsdException w:name="Medium Grid 2 Accent 5" w:semiHidden="0" w:uiPriority="68" w:unhideWhenUsed="0"/>
-    <w:lsdException w:name="Medium Grid 3 Accent 5" w:semiHidden="0" w:uiPriority="69" w:unhideWhenUsed="0"/>
-    <w:lsdException w:name="Dark List Accent 5" w:semiHidden="0" w:uiPriority="70" w:unhideWhenUsed="0"/>
-    <w:lsdException w:name="Colorful Shading Accent 5" w:semiHidden="0" w:uiPriority="71" w:unhideWhenUsed="0"/>
-    <w:lsdException w:name="Colorful List Accent 5" w:semiHidden="0" w:uiPriority="72" w:unhideWhenUsed="0"/>
-    <w:lsdException w:name="Colorful Grid Accent 5" w:semiHidden="0" w:uiPriority="73" w:unhideWhenUsed="0"/>
-    <w:lsdException w:name="Light Shading Accent 6" w:semiHidden="0" w:uiPriority="60" w:unhideWhenUsed="0"/>
-    <w:lsdException w:name="Light List Accent 6" w:semiHidden="0" w:uiPriority="61" w:unhideWhenUsed="0"/>
-    <w:lsdException w:name="Light Grid Accent 6" w:semiHidden="0" w:uiPriority="62" w:unhideWhenUsed="0"/>
-    <w:lsdException w:name="Medium Shading 1 Accent 6" w:semiHidden="0" w:uiPriority="63" w:unhideWhenUsed="0"/>
-    <w:lsdException w:name="Medium Shading 2 Accent 6" w:semiHidden="0" w:uiPriority="64" w:unhideWhenUsed="0"/>
-    <w:lsdException w:name="Medium List 1 Accent 6" w:semiHidden="0" w:uiPriority="65" w:unhideWhenUsed="0"/>
-    <w:lsdException w:name="Medium List 2 Accent 6" w:semiHidden="0" w:uiPriority="66" w:unhideWhenUsed="0"/>
-    <w:lsdException w:name="Medium Grid 1 Accent 6" w:semiHidden="0" w:uiPriority="67" w:unhideWhenUsed="0"/>
-    <w:lsdException w:name="Medium Grid 2 Accent 6" w:semiHidden="0" w:uiPriority="68" w:unhideWhenUsed="0"/>
-    <w:lsdException w:name="Medium Grid 3 Accent 6" w:semiHidden="0" w:uiPriority="69" w:unhideWhenUsed="0"/>
-    <w:lsdException w:name="Dark List Accent 6" w:semiHidden="0" w:uiPriority="70" w:unhideWhenUsed="0"/>
-    <w:lsdException w:name="Colorful Shading Accent 6" w:semiHidden="0" w:uiPriority="71" w:unhideWhenUsed="0"/>
-    <w:lsdException w:name="Colorful List Accent 6" w:semiHidden="0" w:uiPriority="72" w:unhideWhenUsed="0"/>
-    <w:lsdException w:name="Colorful Grid Accent 6" w:semiHidden="0" w:uiPriority="73" w:unhideWhenUsed="0"/>
-    <w:lsdException w:name="Subtle Emphasis" w:semiHidden="0" w:uiPriority="19" w:unhideWhenUsed="0" w:qFormat="1"/>
-    <w:lsdException w:name="Intense Emphasis" w:semiHidden="0" w:uiPriority="21" w:unhideWhenUsed="0" w:qFormat="1"/>
-    <w:lsdException w:name="Subtle Reference" w:semiHidden="0" w:uiPriority="31" w:unhideWhenUsed="0" w:qFormat="1"/>
-    <w:lsdException w:name="Intense Reference" w:semiHidden="0" w:uiPriority="32" w:unhideWhenUsed="0" w:qFormat="1"/>
-    <w:lsdException w:name="Book Title" w:semiHidden="0" w:uiPriority="33" w:unhideWhenUsed="0" w:qFormat="1"/>
-    <w:lsdException w:name="Bibliography" w:uiPriority="37"/>
-    <w:lsdException w:name="TOC Heading" w:uiPriority="39" w:qFormat="1"/>
-  </w:latentStyles>
-  <w:style w:type="paragraph" w:default="1" w:styleId="a">
-    <w:name w:val="Normal"/>
-    <w:qFormat/>
-  </w:style>
-  <w:style w:type="character" w:default="1" w:styleId="a0">
-    <w:name w:val="Default Paragraph Font"/>
-    <w:uiPriority w:val="1"/>
-    <w:semiHidden/>
-    <w:unhideWhenUsed/>
-  </w:style>
-  <w:style w:type="table" w:default="1" w:styleId="a1">
-    <w:name w:val="Normal Table"/>
-    <w:uiPriority w:val="99"/>
-    <w:semiHidden/>
-    <w:unhideWhenUsed/>
-    <w:qFormat/>
-    <w:tblPr>
-      <w:tblInd w:w="0" w:type="dxa"/>
-      <w:tblCellMar>
-        <w:top w:w="0" w:type="dxa"/>
-        <w:left w:w="108" w:type="dxa"/>
-        <w:bottom w:w="0" w:type="dxa"/>
-        <w:right w:w="108" w:type="dxa"/>
-      </w:tblCellMar>
-    </w:tblPr>
-  </w:style>
-  <w:style w:type="numbering" w:default="1" w:styleId="a2">
-    <w:name w:val="No List"/>
-    <w:uiPriority w:val="99"/>
-    <w:semiHidden/>
-    <w:unhideWhenUsed/>
-  </w:style>
-  <w:style w:type="paragraph" w:customStyle="1" w:styleId="2C0CA34582C24F56A66DCF1B7A06C1D0">
-    <w:name w:val="2C0CA34582C24F56A66DCF1B7A06C1D0"/>
-    <w:rsid w:val="00DC22A7"/>
-  </w:style>
-</w:styles>
-</file>
-
-<file path=word/glossary/webSettings.xml><?xml version="1.0" encoding="utf-8"?>
-<w:webSettings xmlns:r="http://schemas.openxmlformats.org/officeDocument/2006/relationships" xmlns:w="http://schemas.openxmlformats.org/wordprocessingml/2006/main">
-  <w:optimizeForBrowser/>
-</w:webSettings>
 </file>
 
 <file path=word/theme/theme1.xml><?xml version="1.0" encoding="utf-8"?>
@@ -1802,7 +2254,7 @@
 </file>
 
 <file path=customXml/itemProps1.xml><?xml version="1.0" encoding="utf-8"?>
-<ds:datastoreItem xmlns:ds="http://schemas.openxmlformats.org/officeDocument/2006/customXml" ds:itemID="{3A8DD675-D007-498D-94D4-3B8B3E9E8EC5}">
+<ds:datastoreItem xmlns:ds="http://schemas.openxmlformats.org/officeDocument/2006/customXml" ds:itemID="{123AF183-81C6-40F0-9B85-BC42DF6D8380}">
   <ds:schemaRefs>
     <ds:schemaRef ds:uri="http://schemas.openxmlformats.org/officeDocument/2006/bibliography"/>
   </ds:schemaRefs>

--- a/Диплом.docx
+++ b/Диплом.docx
@@ -1297,20 +1297,137 @@
       </w:r>
       <w:bookmarkEnd w:id="2"/>
     </w:p>
-    <w:p/>
-    <w:p>
-      <w:pPr>
-        <w:rPr>
-          <w:rFonts w:ascii="Times New Roman" w:hAnsi="Times New Roman" w:cs="Times New Roman"/>
-          <w:sz w:val="28"/>
-        </w:rPr>
-      </w:pPr>
-      <w:r>
-        <w:rPr>
-          <w:rFonts w:ascii="Times New Roman" w:hAnsi="Times New Roman" w:cs="Times New Roman"/>
-          <w:sz w:val="28"/>
-        </w:rPr>
-        <w:t xml:space="preserve">К аналоговым методам передачи информации можно отнести: </w:t>
+    <w:p>
+      <w:pPr>
+        <w:ind w:firstLine="709"/>
+        <w:jc w:val="both"/>
+        <w:rPr>
+          <w:rFonts w:ascii="Times New Roman" w:hAnsi="Times New Roman" w:cs="Times New Roman"/>
+          <w:sz w:val="28"/>
+        </w:rPr>
+      </w:pPr>
+      <w:r>
+        <w:rPr>
+          <w:rFonts w:ascii="Times New Roman" w:hAnsi="Times New Roman" w:cs="Times New Roman"/>
+          <w:b/>
+          <w:sz w:val="28"/>
+        </w:rPr>
+        <w:t>Аналоговые методы передачи информации</w:t>
+      </w:r>
+      <w:r>
+        <w:rPr>
+          <w:rFonts w:ascii="Times New Roman" w:hAnsi="Times New Roman" w:cs="Times New Roman"/>
+          <w:sz w:val="28"/>
+        </w:rPr>
+        <w:t xml:space="preserve"> — это способы передачи данных с использованием непрерывных сигналов, которые изменяются по амплитуде, фазе или другим свойствам пропорционально передаваемой информации</w:t>
+      </w:r>
+      <w:r>
+        <w:rPr>
+          <w:rFonts w:ascii="Times New Roman" w:hAnsi="Times New Roman" w:cs="Times New Roman"/>
+          <w:sz w:val="28"/>
+        </w:rPr>
+        <w:t xml:space="preserve"> во времени</w:t>
+      </w:r>
+      <w:r>
+        <w:rPr>
+          <w:rFonts w:ascii="Times New Roman" w:hAnsi="Times New Roman" w:cs="Times New Roman"/>
+          <w:sz w:val="28"/>
+        </w:rPr>
+        <w:t>.</w:t>
+      </w:r>
+      <w:r>
+        <w:rPr>
+          <w:rFonts w:ascii="Times New Roman" w:hAnsi="Times New Roman" w:cs="Times New Roman"/>
+          <w:sz w:val="28"/>
+        </w:rPr>
+        <w:t xml:space="preserve"> </w:t>
+      </w:r>
+      <w:r>
+        <w:rPr>
+          <w:rFonts w:ascii="Times New Roman" w:hAnsi="Times New Roman" w:cs="Times New Roman"/>
+          <w:sz w:val="28"/>
+        </w:rPr>
+        <w:t xml:space="preserve">К </w:t>
+      </w:r>
+      <w:r>
+        <w:rPr>
+          <w:rFonts w:ascii="Times New Roman" w:hAnsi="Times New Roman" w:cs="Times New Roman"/>
+          <w:sz w:val="28"/>
+        </w:rPr>
+        <w:t>таким</w:t>
+      </w:r>
+      <w:r>
+        <w:rPr>
+          <w:rFonts w:ascii="Times New Roman" w:hAnsi="Times New Roman" w:cs="Times New Roman"/>
+          <w:sz w:val="28"/>
+        </w:rPr>
+        <w:t xml:space="preserve"> методам передачи информации можно отнести: </w:t>
+      </w:r>
+      <w:r>
+        <w:rPr>
+          <w:rFonts w:ascii="Times New Roman" w:hAnsi="Times New Roman" w:cs="Times New Roman"/>
+          <w:sz w:val="28"/>
+        </w:rPr>
+        <w:t>амплитудную, угловую</w:t>
+      </w:r>
+      <w:r>
+        <w:rPr>
+          <w:rFonts w:ascii="Times New Roman" w:hAnsi="Times New Roman" w:cs="Times New Roman"/>
+          <w:sz w:val="28"/>
+        </w:rPr>
+        <w:t>,</w:t>
+      </w:r>
+      <w:r>
+        <w:rPr>
+          <w:rFonts w:ascii="Times New Roman" w:hAnsi="Times New Roman" w:cs="Times New Roman"/>
+          <w:sz w:val="28"/>
+        </w:rPr>
+        <w:t xml:space="preserve"> импульсную модуляции</w:t>
+      </w:r>
+      <w:r>
+        <w:rPr>
+          <w:rFonts w:ascii="Times New Roman" w:hAnsi="Times New Roman" w:cs="Times New Roman"/>
+          <w:sz w:val="28"/>
+        </w:rPr>
+        <w:t xml:space="preserve"> и прочие комбинированные методы</w:t>
+      </w:r>
+      <w:r>
+        <w:rPr>
+          <w:rFonts w:ascii="Times New Roman" w:hAnsi="Times New Roman" w:cs="Times New Roman"/>
+          <w:sz w:val="28"/>
+        </w:rPr>
+        <w:t>.</w:t>
+      </w:r>
+    </w:p>
+    <w:p>
+      <w:pPr>
+        <w:ind w:firstLine="709"/>
+        <w:jc w:val="both"/>
+        <w:rPr>
+          <w:rFonts w:ascii="Times New Roman" w:hAnsi="Times New Roman" w:cs="Times New Roman"/>
+          <w:sz w:val="28"/>
+        </w:rPr>
+      </w:pPr>
+      <w:r>
+        <w:rPr>
+          <w:rFonts w:ascii="Times New Roman" w:hAnsi="Times New Roman" w:cs="Times New Roman"/>
+          <w:sz w:val="28"/>
+        </w:rPr>
+        <w:t xml:space="preserve">Основные характеристики аналоговых сигналов: </w:t>
+      </w:r>
+      <w:r>
+        <w:rPr>
+          <w:rFonts w:ascii="Times New Roman" w:hAnsi="Times New Roman" w:cs="Times New Roman"/>
+          <w:sz w:val="28"/>
+        </w:rPr>
+        <w:t>непрерывность, фаза, форма, частота, ширина спектра, длительность, динамический диапазон, вид модуляции.</w:t>
+      </w:r>
+      <w:r>
+        <w:rPr>
+          <w:rFonts w:ascii="Times New Roman" w:hAnsi="Times New Roman" w:cs="Times New Roman"/>
+          <w:sz w:val="28"/>
+        </w:rPr>
+        <w:t xml:space="preserve"> </w:t>
       </w:r>
     </w:p>
     <w:sectPr>
@@ -1357,10 +1474,6 @@
   <w:sdt>
     <w:sdtPr>
       <w:id w:val="19239079"/>
-      <w:docPartObj>
-        <w:docPartGallery w:val="Общ"/>
-        <w:docPartUnique/>
-      </w:docPartObj>
     </w:sdtPr>
     <w:sdtContent>
       <w:p>

--- a/Диплом.docx
+++ b/Диплом.docx
@@ -593,7 +593,7 @@
           <w:r>
             <w:fldChar w:fldCharType="separate"/>
           </w:r>
-          <w:hyperlink w:anchor="_Toc228297931" w:history="1">
+          <w:hyperlink w:anchor="_Toc228786715" w:history="1">
             <w:r>
               <w:rPr>
                 <w:rStyle w:val="ab"/>
@@ -621,7 +621,7 @@
                 <w:noProof/>
                 <w:webHidden/>
               </w:rPr>
-              <w:instrText xml:space="preserve"> PAGEREF _Toc228297931 \h </w:instrText>
+              <w:instrText xml:space="preserve"> PAGEREF _Toc228786715 \h </w:instrText>
             </w:r>
             <w:r>
               <w:rPr>
@@ -662,7 +662,7 @@
               <w:noProof/>
             </w:rPr>
           </w:pPr>
-          <w:hyperlink w:anchor="_Toc228297932" w:history="1">
+          <w:hyperlink w:anchor="_Toc228786716" w:history="1">
             <w:r>
               <w:rPr>
                 <w:rStyle w:val="ab"/>
@@ -690,7 +690,7 @@
                 <w:noProof/>
                 <w:webHidden/>
               </w:rPr>
-              <w:instrText xml:space="preserve"> PAGEREF _Toc228297932 \h </w:instrText>
+              <w:instrText xml:space="preserve"> PAGEREF _Toc228786716 \h </w:instrText>
             </w:r>
             <w:r>
               <w:rPr>
@@ -725,29 +725,45 @@
           <w:pPr>
             <w:pStyle w:val="21"/>
             <w:tabs>
+              <w:tab w:val="left" w:pos="880"/>
               <w:tab w:val="right" w:leader="dot" w:pos="9345"/>
             </w:tabs>
             <w:rPr>
               <w:noProof/>
             </w:rPr>
           </w:pPr>
-          <w:hyperlink w:anchor="_Toc228297933" w:history="1">
+          <w:hyperlink w:anchor="_Toc228786717" w:history="1">
             <w:r>
               <w:rPr>
                 <w:rStyle w:val="ab"/>
+                <w:rFonts w:ascii="Times New Roman" w:hAnsi="Times New Roman" w:cs="Times New Roman"/>
                 <w:noProof/>
               </w:rPr>
-              <w:t>1.1 Аналоговые методы передачи информации.</w:t>
+              <w:t>1.1</w:t>
             </w:r>
             <w:r>
               <w:rPr>
                 <w:noProof/>
-                <w:webHidden/>
               </w:rPr>
               <w:tab/>
             </w:r>
             <w:r>
               <w:rPr>
+                <w:rStyle w:val="ab"/>
+                <w:rFonts w:ascii="Times New Roman" w:hAnsi="Times New Roman" w:cs="Times New Roman"/>
+                <w:noProof/>
+              </w:rPr>
+              <w:t>Аналоговые методы передачи информации.</w:t>
+            </w:r>
+            <w:r>
+              <w:rPr>
+                <w:noProof/>
+                <w:webHidden/>
+              </w:rPr>
+              <w:tab/>
+            </w:r>
+            <w:r>
+              <w:rPr>
                 <w:noProof/>
                 <w:webHidden/>
               </w:rPr>
@@ -758,7 +774,76 @@
                 <w:noProof/>
                 <w:webHidden/>
               </w:rPr>
-              <w:instrText xml:space="preserve"> PAGEREF _Toc228297933 \h </w:instrText>
+              <w:instrText xml:space="preserve"> PAGEREF _Toc228786717 \h </w:instrText>
+            </w:r>
+            <w:r>
+              <w:rPr>
+                <w:noProof/>
+                <w:webHidden/>
+              </w:rPr>
+            </w:r>
+            <w:r>
+              <w:rPr>
+                <w:noProof/>
+                <w:webHidden/>
+              </w:rPr>
+              <w:fldChar w:fldCharType="separate"/>
+            </w:r>
+            <w:r>
+              <w:rPr>
+                <w:noProof/>
+                <w:webHidden/>
+              </w:rPr>
+              <w:t>4</w:t>
+            </w:r>
+            <w:r>
+              <w:rPr>
+                <w:noProof/>
+                <w:webHidden/>
+              </w:rPr>
+              <w:fldChar w:fldCharType="end"/>
+            </w:r>
+          </w:hyperlink>
+        </w:p>
+        <w:p>
+          <w:pPr>
+            <w:pStyle w:val="31"/>
+            <w:tabs>
+              <w:tab w:val="right" w:leader="dot" w:pos="9345"/>
+            </w:tabs>
+            <w:rPr>
+              <w:noProof/>
+            </w:rPr>
+          </w:pPr>
+          <w:hyperlink w:anchor="_Toc228786718" w:history="1">
+            <w:r>
+              <w:rPr>
+                <w:rStyle w:val="ab"/>
+                <w:rFonts w:ascii="Times New Roman" w:hAnsi="Times New Roman" w:cs="Times New Roman"/>
+                <w:noProof/>
+              </w:rPr>
+              <w:t>1.1.1Амплитудная модуляция.</w:t>
+            </w:r>
+            <w:r>
+              <w:rPr>
+                <w:noProof/>
+                <w:webHidden/>
+              </w:rPr>
+              <w:tab/>
+            </w:r>
+            <w:r>
+              <w:rPr>
+                <w:noProof/>
+                <w:webHidden/>
+              </w:rPr>
+              <w:fldChar w:fldCharType="begin"/>
+            </w:r>
+            <w:r>
+              <w:rPr>
+                <w:noProof/>
+                <w:webHidden/>
+              </w:rPr>
+              <w:instrText xml:space="preserve"> PAGEREF _Toc228786718 \h </w:instrText>
             </w:r>
             <w:r>
               <w:rPr>
@@ -836,7 +921,7 @@
           <w:color w:val="auto"/>
         </w:rPr>
       </w:pPr>
-      <w:bookmarkStart w:id="0" w:name="_Toc228297931"/>
+      <w:bookmarkStart w:id="0" w:name="_Toc228786715"/>
       <w:r>
         <w:rPr>
           <w:rFonts w:ascii="Times New Roman" w:hAnsi="Times New Roman" w:cs="Times New Roman"/>
@@ -1261,7 +1346,7 @@
           <w:color w:val="auto"/>
         </w:rPr>
       </w:pPr>
-      <w:bookmarkStart w:id="1" w:name="_Toc228297932"/>
+      <w:bookmarkStart w:id="1" w:name="_Toc228786716"/>
       <w:r>
         <w:rPr>
           <w:rFonts w:ascii="Times New Roman" w:hAnsi="Times New Roman" w:cs="Times New Roman"/>
@@ -1285,7 +1370,7 @@
           <w:szCs w:val="28"/>
         </w:rPr>
       </w:pPr>
-      <w:bookmarkStart w:id="2" w:name="_Toc228297933"/>
+      <w:bookmarkStart w:id="2" w:name="_Toc228786717"/>
       <w:r>
         <w:rPr>
           <w:rFonts w:ascii="Times New Roman" w:hAnsi="Times New Roman" w:cs="Times New Roman"/>
@@ -1347,6 +1432,27 @@
           <w:rFonts w:ascii="Times New Roman" w:hAnsi="Times New Roman" w:cs="Times New Roman"/>
           <w:sz w:val="28"/>
         </w:rPr>
+        <w:t xml:space="preserve">Соответственно, чтобы информацию </w:t>
+      </w:r>
+      <w:r>
+        <w:rPr>
+          <w:rFonts w:ascii="Times New Roman" w:hAnsi="Times New Roman" w:cs="Times New Roman"/>
+          <w:sz w:val="28"/>
+        </w:rPr>
+        <w:t>передать</w:t>
+      </w:r>
+      <w:r>
+        <w:rPr>
+          <w:rFonts w:ascii="Times New Roman" w:hAnsi="Times New Roman" w:cs="Times New Roman"/>
+          <w:sz w:val="28"/>
+        </w:rPr>
+        <w:t xml:space="preserve">, нужно использовать различные методы модуляции сигнала. </w:t>
+      </w:r>
+      <w:r>
+        <w:rPr>
+          <w:rFonts w:ascii="Times New Roman" w:hAnsi="Times New Roman" w:cs="Times New Roman"/>
+          <w:sz w:val="28"/>
+        </w:rPr>
         <w:t xml:space="preserve">К </w:t>
       </w:r>
       <w:r>
@@ -1361,7 +1467,21 @@
           <w:rFonts w:ascii="Times New Roman" w:hAnsi="Times New Roman" w:cs="Times New Roman"/>
           <w:sz w:val="28"/>
         </w:rPr>
-        <w:t xml:space="preserve"> методам передачи информации можно отнести: </w:t>
+        <w:t xml:space="preserve"> методам </w:t>
+      </w:r>
+      <w:r>
+        <w:rPr>
+          <w:rFonts w:ascii="Times New Roman" w:hAnsi="Times New Roman" w:cs="Times New Roman"/>
+          <w:sz w:val="28"/>
+        </w:rPr>
+        <w:t>модуляции</w:t>
+      </w:r>
+      <w:r>
+        <w:rPr>
+          <w:rFonts w:ascii="Times New Roman" w:hAnsi="Times New Roman" w:cs="Times New Roman"/>
+          <w:sz w:val="28"/>
+        </w:rPr>
+        <w:t xml:space="preserve"> можно отнести: </w:t>
       </w:r>
       <w:r>
         <w:rPr>
@@ -1413,7 +1533,28 @@
           <w:rFonts w:ascii="Times New Roman" w:hAnsi="Times New Roman" w:cs="Times New Roman"/>
           <w:sz w:val="28"/>
         </w:rPr>
-        <w:t xml:space="preserve">Основные характеристики аналоговых сигналов: </w:t>
+        <w:t>Существует несколько основных характеристик</w:t>
+      </w:r>
+      <w:r>
+        <w:rPr>
+          <w:rFonts w:ascii="Times New Roman" w:hAnsi="Times New Roman" w:cs="Times New Roman"/>
+          <w:sz w:val="28"/>
+        </w:rPr>
+        <w:t xml:space="preserve"> аналоговых сигналов</w:t>
+      </w:r>
+      <w:r>
+        <w:rPr>
+          <w:rFonts w:ascii="Times New Roman" w:hAnsi="Times New Roman" w:cs="Times New Roman"/>
+          <w:sz w:val="28"/>
+        </w:rPr>
+        <w:t>, которые используются при модуляции</w:t>
+      </w:r>
+      <w:r>
+        <w:rPr>
+          <w:rFonts w:ascii="Times New Roman" w:hAnsi="Times New Roman" w:cs="Times New Roman"/>
+          <w:sz w:val="28"/>
+        </w:rPr>
+        <w:t xml:space="preserve">: </w:t>
       </w:r>
       <w:r>
         <w:rPr>
@@ -1422,6 +1563,584 @@
         </w:rPr>
         <w:t>непрерывность, фаза, форма, частота, ширина спектра, длительность, динамический диапазон, вид модуляции.</w:t>
       </w:r>
+    </w:p>
+    <w:p>
+      <w:pPr>
+        <w:ind w:firstLine="709"/>
+        <w:jc w:val="both"/>
+        <w:rPr>
+          <w:rFonts w:ascii="Times New Roman" w:hAnsi="Times New Roman" w:cs="Times New Roman"/>
+          <w:sz w:val="28"/>
+        </w:rPr>
+      </w:pPr>
+      <w:r>
+        <w:rPr>
+          <w:rFonts w:ascii="Times New Roman" w:hAnsi="Times New Roman" w:cs="Times New Roman"/>
+          <w:sz w:val="28"/>
+        </w:rPr>
+        <w:t>Каждый из этих способов модуляции находит применение для определённых видов информации. Например, для аудио-сигналов зачастую используют частотную модуляцию (</w:t>
+      </w:r>
+      <w:r>
+        <w:rPr>
+          <w:rFonts w:ascii="Times New Roman" w:hAnsi="Times New Roman" w:cs="Times New Roman"/>
+          <w:sz w:val="28"/>
+          <w:lang w:val="en-US"/>
+        </w:rPr>
+        <w:t>FM</w:t>
+      </w:r>
+      <w:r>
+        <w:rPr>
+          <w:rFonts w:ascii="Times New Roman" w:hAnsi="Times New Roman" w:cs="Times New Roman"/>
+          <w:sz w:val="28"/>
+        </w:rPr>
+        <w:t>),</w:t>
+      </w:r>
+      <w:r>
+        <w:rPr>
+          <w:rFonts w:ascii="Times New Roman" w:hAnsi="Times New Roman" w:cs="Times New Roman"/>
+          <w:sz w:val="28"/>
+        </w:rPr>
+        <w:t xml:space="preserve"> для видео-сигналов </w:t>
+      </w:r>
+      <w:r>
+        <w:rPr>
+          <w:rFonts w:ascii="Times New Roman" w:hAnsi="Times New Roman" w:cs="Times New Roman"/>
+          <w:sz w:val="28"/>
+        </w:rPr>
+        <w:t>используется амплитудная модуляция (АМ).</w:t>
+      </w:r>
+    </w:p>
+    <w:p>
+      <w:pPr>
+        <w:ind w:firstLine="709"/>
+        <w:jc w:val="both"/>
+        <w:rPr>
+          <w:rFonts w:ascii="Times New Roman" w:hAnsi="Times New Roman" w:cs="Times New Roman"/>
+          <w:sz w:val="28"/>
+        </w:rPr>
+      </w:pPr>
+      <w:r>
+        <w:rPr>
+          <w:rFonts w:ascii="Times New Roman" w:hAnsi="Times New Roman" w:cs="Times New Roman"/>
+          <w:sz w:val="28"/>
+        </w:rPr>
+        <w:t>Рассмотрим подробнее каждый из методов модуляции сигнала.</w:t>
+      </w:r>
+    </w:p>
+    <w:p>
+      <w:pPr>
+        <w:pStyle w:val="3"/>
+        <w:rPr>
+          <w:rFonts w:ascii="Times New Roman" w:hAnsi="Times New Roman" w:cs="Times New Roman"/>
+          <w:color w:val="auto"/>
+          <w:sz w:val="28"/>
+        </w:rPr>
+      </w:pPr>
+      <w:bookmarkStart w:id="3" w:name="_Toc228786718"/>
+      <w:r>
+        <w:rPr>
+          <w:rFonts w:ascii="Times New Roman" w:hAnsi="Times New Roman" w:cs="Times New Roman"/>
+          <w:color w:val="auto"/>
+          <w:sz w:val="28"/>
+        </w:rPr>
+        <w:t>1.1.1Амплитудная модуляция.</w:t>
+      </w:r>
+      <w:bookmarkEnd w:id="3"/>
+    </w:p>
+    <w:p>
+      <w:pPr>
+        <w:ind w:firstLine="709"/>
+        <w:jc w:val="both"/>
+        <w:rPr>
+          <w:rFonts w:ascii="Times New Roman" w:hAnsi="Times New Roman" w:cs="Times New Roman"/>
+          <w:sz w:val="28"/>
+          <w:lang w:val="en-US"/>
+        </w:rPr>
+      </w:pPr>
+      <w:r>
+        <w:rPr>
+          <w:rFonts w:ascii="Times New Roman" w:hAnsi="Times New Roman" w:cs="Times New Roman"/>
+          <w:b/>
+          <w:sz w:val="28"/>
+        </w:rPr>
+        <w:t>Амплитудная модуляция (АМ)</w:t>
+      </w:r>
+      <w:r>
+        <w:rPr>
+          <w:rFonts w:ascii="Times New Roman" w:hAnsi="Times New Roman" w:cs="Times New Roman"/>
+          <w:sz w:val="28"/>
+        </w:rPr>
+        <w:t xml:space="preserve"> — это вид модуляции, при котором изменяемым параметром несущего сигнала является его амплитуда. При этом амплитуда высокочастотного несущего сигнала изменяется в соответствии с законом изменения мгновенных значений низкочастотного модулирующего (информационного) сигнала.</w:t>
+      </w:r>
+    </w:p>
+    <w:p>
+      <w:pPr>
+        <w:ind w:firstLine="709"/>
+        <w:jc w:val="both"/>
+        <w:rPr>
+          <w:rFonts w:ascii="Times New Roman" w:hAnsi="Times New Roman" w:cs="Times New Roman"/>
+          <w:i/>
+          <w:sz w:val="28"/>
+        </w:rPr>
+      </w:pPr>
+      <w:r>
+        <w:rPr>
+          <w:rFonts w:ascii="Times New Roman" w:hAnsi="Times New Roman" w:cs="Times New Roman"/>
+          <w:sz w:val="28"/>
+        </w:rPr>
+        <w:t xml:space="preserve">При однотональном модулирующем сигнале </w:t>
+      </w:r>
+      <m:oMath>
+        <m:sSub>
+          <m:sSubPr>
+            <m:ctrlPr>
+              <w:rPr>
+                <w:rFonts w:ascii="Cambria Math" w:hAnsi="Cambria Math" w:cs="Times New Roman"/>
+                <w:i/>
+                <w:sz w:val="28"/>
+              </w:rPr>
+            </m:ctrlPr>
+          </m:sSubPr>
+          <m:e>
+            <m:r>
+              <w:rPr>
+                <w:rFonts w:ascii="Cambria Math" w:hAnsi="Cambria Math" w:cs="Times New Roman"/>
+                <w:sz w:val="28"/>
+                <w:lang w:val="en-US"/>
+              </w:rPr>
+              <m:t>u</m:t>
+            </m:r>
+          </m:e>
+          <m:sub>
+            <m:r>
+              <w:rPr>
+                <w:rFonts w:ascii="Cambria Math" w:hAnsi="Cambria Math" w:cs="Times New Roman"/>
+                <w:sz w:val="28"/>
+              </w:rPr>
+              <m:t>мод</m:t>
+            </m:r>
+          </m:sub>
+        </m:sSub>
+        <m:r>
+          <w:rPr>
+            <w:rFonts w:ascii="Cambria Math" w:hAnsi="Cambria Math" w:cs="Times New Roman"/>
+            <w:sz w:val="28"/>
+          </w:rPr>
+          <m:t>(t)=</m:t>
+        </m:r>
+        <m:sSub>
+          <m:sSubPr>
+            <m:ctrlPr>
+              <w:rPr>
+                <w:rFonts w:ascii="Cambria Math" w:hAnsi="Cambria Math" w:cs="Times New Roman"/>
+                <w:i/>
+                <w:sz w:val="28"/>
+              </w:rPr>
+            </m:ctrlPr>
+          </m:sSubPr>
+          <m:e>
+            <m:r>
+              <w:rPr>
+                <w:rFonts w:ascii="Cambria Math" w:hAnsi="Cambria Math" w:cs="Times New Roman"/>
+                <w:sz w:val="28"/>
+              </w:rPr>
+              <m:t>U</m:t>
+            </m:r>
+          </m:e>
+          <m:sub>
+            <m:r>
+              <w:rPr>
+                <w:rFonts w:ascii="Cambria Math" w:hAnsi="Cambria Math" w:cs="Times New Roman"/>
+                <w:sz w:val="28"/>
+              </w:rPr>
+              <m:t>мод</m:t>
+            </m:r>
+          </m:sub>
+        </m:sSub>
+        <m:func>
+          <m:funcPr>
+            <m:ctrlPr>
+              <w:rPr>
+                <w:rFonts w:ascii="Cambria Math" w:hAnsi="Cambria Math" w:cs="Times New Roman"/>
+                <w:i/>
+                <w:sz w:val="28"/>
+              </w:rPr>
+            </m:ctrlPr>
+          </m:funcPr>
+          <m:fName>
+            <m:r>
+              <m:rPr>
+                <m:sty m:val="p"/>
+              </m:rPr>
+              <w:rPr>
+                <w:rFonts w:ascii="Cambria Math" w:hAnsi="Cambria Math" w:cs="Times New Roman"/>
+                <w:sz w:val="28"/>
+              </w:rPr>
+              <m:t>cos</m:t>
+            </m:r>
+          </m:fName>
+          <m:e>
+            <m:r>
+              <w:rPr>
+                <w:rFonts w:ascii="Cambria Math" w:hAnsi="Cambria Math" w:cs="Times New Roman"/>
+                <w:sz w:val="28"/>
+              </w:rPr>
+              <m:t>Ω</m:t>
+            </m:r>
+            <m:r>
+              <w:rPr>
+                <w:rFonts w:ascii="Cambria Math" w:hAnsi="Cambria Math" w:cs="Times New Roman"/>
+                <w:sz w:val="28"/>
+                <w:lang w:val="en-US"/>
+              </w:rPr>
+              <m:t>t</m:t>
+            </m:r>
+          </m:e>
+        </m:func>
+      </m:oMath>
+      <w:r>
+        <w:rPr>
+          <w:rFonts w:ascii="Times New Roman" w:hAnsi="Times New Roman" w:cs="Times New Roman"/>
+          <w:sz w:val="28"/>
+        </w:rPr>
+        <w:t xml:space="preserve">, </w:t>
+      </w:r>
+      <w:r>
+        <w:rPr>
+          <w:rFonts w:ascii="Times New Roman" w:hAnsi="Times New Roman" w:cs="Times New Roman"/>
+          <w:sz w:val="28"/>
+        </w:rPr>
+        <w:t>м</w:t>
+      </w:r>
+      <w:r>
+        <w:rPr>
+          <w:rFonts w:ascii="Times New Roman" w:hAnsi="Times New Roman" w:cs="Times New Roman"/>
+          <w:sz w:val="28"/>
+        </w:rPr>
+        <w:t>одуляция данного вида записывается в следующем виде:</w:t>
+      </w:r>
+    </w:p>
+    <w:p>
+      <w:pPr>
+        <w:ind w:firstLine="709"/>
+        <w:jc w:val="both"/>
+        <w:rPr>
+          <w:rFonts w:ascii="Times New Roman" w:hAnsi="Times New Roman" w:cs="Times New Roman"/>
+          <w:i/>
+          <w:sz w:val="28"/>
+          <w:lang w:val="en-US"/>
+        </w:rPr>
+      </w:pPr>
+      <m:oMath>
+        <m:r>
+          <w:rPr>
+            <w:rFonts w:ascii="Cambria Math" w:hAnsi="Cambria Math" w:cs="Times New Roman"/>
+            <w:sz w:val="28"/>
+            <w:lang w:val="en-US"/>
+          </w:rPr>
+          <m:t>u</m:t>
+        </m:r>
+        <m:d>
+          <m:dPr>
+            <m:ctrlPr>
+              <w:rPr>
+                <w:rFonts w:ascii="Cambria Math" w:hAnsi="Cambria Math" w:cs="Times New Roman"/>
+                <w:i/>
+                <w:sz w:val="28"/>
+                <w:lang w:val="en-US"/>
+              </w:rPr>
+            </m:ctrlPr>
+          </m:dPr>
+          <m:e>
+            <m:r>
+              <w:rPr>
+                <w:rFonts w:ascii="Cambria Math" w:hAnsi="Cambria Math" w:cs="Times New Roman"/>
+                <w:sz w:val="28"/>
+                <w:lang w:val="en-US"/>
+              </w:rPr>
+              <m:t>t</m:t>
+            </m:r>
+          </m:e>
+        </m:d>
+        <m:r>
+          <w:rPr>
+            <w:rFonts w:ascii="Cambria Math" w:hAnsi="Cambria Math" w:cs="Times New Roman"/>
+            <w:sz w:val="28"/>
+          </w:rPr>
+          <m:t>=</m:t>
+        </m:r>
+        <m:sSub>
+          <m:sSubPr>
+            <m:ctrlPr>
+              <w:rPr>
+                <w:rFonts w:ascii="Cambria Math" w:hAnsi="Cambria Math" w:cs="Times New Roman"/>
+                <w:i/>
+                <w:sz w:val="28"/>
+                <w:lang w:val="en-US"/>
+              </w:rPr>
+            </m:ctrlPr>
+          </m:sSubPr>
+          <m:e>
+            <m:r>
+              <w:rPr>
+                <w:rFonts w:ascii="Cambria Math" w:hAnsi="Cambria Math" w:cs="Times New Roman"/>
+                <w:sz w:val="28"/>
+                <w:lang w:val="en-US"/>
+              </w:rPr>
+              <m:t>U</m:t>
+            </m:r>
+          </m:e>
+          <m:sub>
+            <m:r>
+              <w:rPr>
+                <w:rFonts w:ascii="Cambria Math" w:hAnsi="Cambria Math" w:cs="Times New Roman"/>
+                <w:sz w:val="28"/>
+              </w:rPr>
+              <m:t>0</m:t>
+            </m:r>
+          </m:sub>
+        </m:sSub>
+        <m:r>
+          <w:rPr>
+            <w:rFonts w:ascii="Cambria Math" w:hAnsi="Cambria Math" w:cs="Times New Roman"/>
+            <w:sz w:val="28"/>
+          </w:rPr>
+          <m:t>(1+</m:t>
+        </m:r>
+        <m:r>
+          <w:rPr>
+            <w:rFonts w:ascii="Cambria Math" w:hAnsi="Cambria Math" w:cs="Times New Roman"/>
+            <w:sz w:val="28"/>
+            <w:lang w:val="en-US"/>
+          </w:rPr>
+          <m:t>m</m:t>
+        </m:r>
+        <m:func>
+          <m:funcPr>
+            <m:ctrlPr>
+              <w:rPr>
+                <w:rFonts w:ascii="Cambria Math" w:hAnsi="Cambria Math" w:cs="Times New Roman"/>
+                <w:i/>
+                <w:sz w:val="28"/>
+                <w:lang w:val="en-US"/>
+              </w:rPr>
+            </m:ctrlPr>
+          </m:funcPr>
+          <m:fName>
+            <m:r>
+              <m:rPr>
+                <m:sty m:val="p"/>
+              </m:rPr>
+              <w:rPr>
+                <w:rFonts w:ascii="Cambria Math" w:hAnsi="Cambria Math" w:cs="Times New Roman"/>
+                <w:sz w:val="28"/>
+                <w:lang w:val="en-US"/>
+              </w:rPr>
+              <m:t>cos</m:t>
+            </m:r>
+          </m:fName>
+          <m:e>
+            <m:r>
+              <w:rPr>
+                <w:rFonts w:ascii="Cambria Math" w:hAnsi="Cambria Math" w:cs="Times New Roman"/>
+                <w:sz w:val="28"/>
+                <w:lang w:val="en-US"/>
+              </w:rPr>
+              <m:t>Ωt</m:t>
+            </m:r>
+            <m:r>
+              <w:rPr>
+                <w:rFonts w:ascii="Cambria Math" w:hAnsi="Cambria Math" w:cs="Times New Roman"/>
+                <w:sz w:val="28"/>
+              </w:rPr>
+              <m:t>)</m:t>
+            </m:r>
+            <m:func>
+              <m:funcPr>
+                <m:ctrlPr>
+                  <w:rPr>
+                    <w:rFonts w:ascii="Cambria Math" w:hAnsi="Cambria Math" w:cs="Times New Roman"/>
+                    <w:i/>
+                    <w:sz w:val="28"/>
+                    <w:lang w:val="en-US"/>
+                  </w:rPr>
+                </m:ctrlPr>
+              </m:funcPr>
+              <m:fName>
+                <m:r>
+                  <m:rPr>
+                    <m:sty m:val="p"/>
+                  </m:rPr>
+                  <w:rPr>
+                    <w:rFonts w:ascii="Cambria Math" w:hAnsi="Cambria Math" w:cs="Times New Roman"/>
+                    <w:sz w:val="28"/>
+                    <w:lang w:val="en-US"/>
+                  </w:rPr>
+                  <m:t>cos</m:t>
+                </m:r>
+              </m:fName>
+              <m:e>
+                <m:sSub>
+                  <m:sSubPr>
+                    <m:ctrlPr>
+                      <w:rPr>
+                        <w:rFonts w:ascii="Cambria Math" w:hAnsi="Cambria Math" w:cs="Times New Roman"/>
+                        <w:i/>
+                        <w:sz w:val="28"/>
+                        <w:lang w:val="en-US"/>
+                      </w:rPr>
+                    </m:ctrlPr>
+                  </m:sSubPr>
+                  <m:e>
+                    <m:r>
+                      <w:rPr>
+                        <w:rFonts w:ascii="Cambria Math" w:hAnsi="Cambria Math" w:cs="Times New Roman"/>
+                        <w:sz w:val="28"/>
+                        <w:lang w:val="en-US"/>
+                      </w:rPr>
+                      <m:t>ω</m:t>
+                    </m:r>
+                  </m:e>
+                  <m:sub>
+                    <m:r>
+                      <w:rPr>
+                        <w:rFonts w:ascii="Cambria Math" w:hAnsi="Cambria Math" w:cs="Times New Roman"/>
+                        <w:sz w:val="28"/>
+                      </w:rPr>
+                      <m:t>0</m:t>
+                    </m:r>
+                  </m:sub>
+                </m:sSub>
+                <m:r>
+                  <w:rPr>
+                    <w:rFonts w:ascii="Cambria Math" w:hAnsi="Cambria Math" w:cs="Times New Roman"/>
+                    <w:sz w:val="28"/>
+                    <w:lang w:val="en-US"/>
+                  </w:rPr>
+                  <m:t>t</m:t>
+                </m:r>
+              </m:e>
+            </m:func>
+          </m:e>
+        </m:func>
+      </m:oMath>
+      <w:r>
+        <w:rPr>
+          <w:rFonts w:ascii="Times New Roman" w:hAnsi="Times New Roman" w:cs="Times New Roman"/>
+          <w:i/>
+          <w:sz w:val="28"/>
+        </w:rPr>
+        <w:t>,</w:t>
+      </w:r>
+    </w:p>
+    <w:p>
+      <w:pPr>
+        <w:ind w:firstLine="709"/>
+        <w:jc w:val="both"/>
+        <w:rPr>
+          <w:rFonts w:ascii="Times New Roman" w:hAnsi="Times New Roman" w:cs="Times New Roman"/>
+          <w:sz w:val="28"/>
+        </w:rPr>
+      </w:pPr>
+      <w:r>
+        <w:rPr>
+          <w:rFonts w:ascii="Times New Roman" w:hAnsi="Times New Roman" w:cs="Times New Roman"/>
+          <w:sz w:val="28"/>
+        </w:rPr>
+        <w:t xml:space="preserve">где </w:t>
+      </w:r>
+      <m:oMath>
+        <m:r>
+          <w:rPr>
+            <w:rFonts w:ascii="Cambria Math" w:hAnsi="Cambria Math" w:cs="Times New Roman"/>
+            <w:sz w:val="28"/>
+          </w:rPr>
+          <m:t>m=</m:t>
+        </m:r>
+        <m:f>
+          <m:fPr>
+            <m:type m:val="lin"/>
+            <m:ctrlPr>
+              <w:rPr>
+                <w:rFonts w:ascii="Cambria Math" w:hAnsi="Cambria Math" w:cs="Times New Roman"/>
+                <w:i/>
+                <w:sz w:val="28"/>
+              </w:rPr>
+            </m:ctrlPr>
+          </m:fPr>
+          <m:num>
+            <m:sSub>
+              <m:sSubPr>
+                <m:ctrlPr>
+                  <w:rPr>
+                    <w:rFonts w:ascii="Cambria Math" w:hAnsi="Cambria Math" w:cs="Times New Roman"/>
+                    <w:i/>
+                    <w:sz w:val="28"/>
+                  </w:rPr>
+                </m:ctrlPr>
+              </m:sSubPr>
+              <m:e>
+                <m:r>
+                  <w:rPr>
+                    <w:rFonts w:ascii="Cambria Math" w:hAnsi="Cambria Math" w:cs="Times New Roman"/>
+                    <w:sz w:val="28"/>
+                  </w:rPr>
+                  <m:t>U</m:t>
+                </m:r>
+              </m:e>
+              <m:sub>
+                <m:r>
+                  <w:rPr>
+                    <w:rFonts w:ascii="Cambria Math" w:hAnsi="Cambria Math" w:cs="Times New Roman"/>
+                    <w:sz w:val="28"/>
+                  </w:rPr>
+                  <m:t>мод</m:t>
+                </m:r>
+              </m:sub>
+            </m:sSub>
+          </m:num>
+          <m:den>
+            <m:sSub>
+              <m:sSubPr>
+                <m:ctrlPr>
+                  <w:rPr>
+                    <w:rFonts w:ascii="Cambria Math" w:hAnsi="Cambria Math" w:cs="Times New Roman"/>
+                    <w:i/>
+                    <w:sz w:val="28"/>
+                    <w:lang w:val="en-US"/>
+                  </w:rPr>
+                </m:ctrlPr>
+              </m:sSubPr>
+              <m:e>
+                <m:r>
+                  <w:rPr>
+                    <w:rFonts w:ascii="Cambria Math" w:hAnsi="Cambria Math" w:cs="Times New Roman"/>
+                    <w:sz w:val="28"/>
+                    <w:lang w:val="en-US"/>
+                  </w:rPr>
+                  <m:t>U</m:t>
+                </m:r>
+              </m:e>
+              <m:sub>
+                <m:r>
+                  <w:rPr>
+                    <w:rFonts w:ascii="Cambria Math" w:hAnsi="Cambria Math" w:cs="Times New Roman"/>
+                    <w:sz w:val="28"/>
+                  </w:rPr>
+                  <m:t>0</m:t>
+                </m:r>
+              </m:sub>
+            </m:sSub>
+          </m:den>
+        </m:f>
+        <m:r>
+          <w:rPr>
+            <w:rFonts w:ascii="Cambria Math" w:hAnsi="Cambria Math" w:cs="Times New Roman"/>
+            <w:sz w:val="28"/>
+          </w:rPr>
+          <m:t>≤1</m:t>
+        </m:r>
+      </m:oMath>
       <w:r>
         <w:rPr>
           <w:rFonts w:ascii="Times New Roman" w:hAnsi="Times New Roman" w:cs="Times New Roman"/>
@@ -1429,10 +2148,623 @@
         </w:rPr>
         <w:t xml:space="preserve"> </w:t>
       </w:r>
+      <w:r>
+        <w:rPr>
+          <w:rFonts w:ascii="Times New Roman" w:hAnsi="Times New Roman" w:cs="Times New Roman"/>
+          <w:sz w:val="28"/>
+        </w:rPr>
+        <w:t>–</w:t>
+      </w:r>
+      <w:r>
+        <w:rPr>
+          <w:rFonts w:ascii="Times New Roman" w:hAnsi="Times New Roman" w:cs="Times New Roman"/>
+          <w:sz w:val="28"/>
+        </w:rPr>
+        <w:t xml:space="preserve"> </w:t>
+      </w:r>
+      <w:r>
+        <w:rPr>
+          <w:rFonts w:ascii="Times New Roman" w:hAnsi="Times New Roman" w:cs="Times New Roman"/>
+          <w:sz w:val="28"/>
+        </w:rPr>
+        <w:t>коэффициент модуляции (глубина модуляции).</w:t>
+      </w:r>
+    </w:p>
+    <w:p>
+      <w:pPr>
+        <w:ind w:firstLine="709"/>
+        <w:jc w:val="both"/>
+        <w:rPr>
+          <w:rFonts w:ascii="Times New Roman" w:hAnsi="Times New Roman" w:cs="Times New Roman"/>
+          <w:sz w:val="28"/>
+        </w:rPr>
+      </w:pPr>
+      <w:r>
+        <w:rPr>
+          <w:rFonts w:ascii="Times New Roman" w:hAnsi="Times New Roman" w:cs="Times New Roman"/>
+          <w:sz w:val="28"/>
+        </w:rPr>
+        <w:t xml:space="preserve">Коэффициент модуляции – это </w:t>
+      </w:r>
+      <w:r>
+        <w:rPr>
+          <w:rFonts w:ascii="Times New Roman" w:hAnsi="Times New Roman" w:cs="Times New Roman"/>
+          <w:sz w:val="28"/>
+        </w:rPr>
+        <w:t xml:space="preserve">величина, </w:t>
+      </w:r>
+      <w:r>
+        <w:rPr>
+          <w:rFonts w:ascii="Times New Roman" w:hAnsi="Times New Roman" w:cs="Times New Roman"/>
+          <w:sz w:val="28"/>
+        </w:rPr>
+        <w:t xml:space="preserve">характеризующая </w:t>
+      </w:r>
+      <w:r>
+        <w:rPr>
+          <w:rFonts w:ascii="Times New Roman" w:hAnsi="Times New Roman" w:cs="Times New Roman"/>
+          <w:sz w:val="28"/>
+        </w:rPr>
+        <w:t>отношение разности между максимальным и минимальным значениями амплитуд модулированного сигнала к сумме этих значений.</w:t>
+      </w:r>
+    </w:p>
+    <w:p>
+      <w:pPr>
+        <w:ind w:firstLine="709"/>
+        <w:jc w:val="both"/>
+        <w:rPr>
+          <w:rFonts w:ascii="Times New Roman" w:hAnsi="Times New Roman" w:cs="Times New Roman"/>
+          <w:sz w:val="28"/>
+        </w:rPr>
+      </w:pPr>
+      <w:r>
+        <w:rPr>
+          <w:rFonts w:ascii="Times New Roman" w:hAnsi="Times New Roman" w:cs="Times New Roman"/>
+          <w:sz w:val="28"/>
+        </w:rPr>
+        <w:t>Эта величина может принимать несколько значений, которые будут рассмотрены ниже.</w:t>
+      </w:r>
+    </w:p>
+    <w:p>
+      <w:pPr>
+        <w:ind w:firstLine="709"/>
+        <w:jc w:val="both"/>
+        <w:rPr>
+          <w:rFonts w:ascii="Times New Roman" w:hAnsi="Times New Roman" w:cs="Times New Roman"/>
+          <w:sz w:val="28"/>
+        </w:rPr>
+      </w:pPr>
+      <w:r>
+        <w:rPr>
+          <w:rFonts w:ascii="Times New Roman" w:hAnsi="Times New Roman" w:cs="Times New Roman"/>
+          <w:sz w:val="28"/>
+        </w:rPr>
+        <w:t xml:space="preserve">При </w:t>
+      </w:r>
+      <w:r>
+        <w:rPr>
+          <w:rFonts w:ascii="Times New Roman" w:hAnsi="Times New Roman" w:cs="Times New Roman"/>
+          <w:sz w:val="28"/>
+          <w:lang w:val="en-US"/>
+        </w:rPr>
+        <w:t>m</w:t>
+      </w:r>
+      <w:r>
+        <w:rPr>
+          <w:rFonts w:ascii="Times New Roman" w:hAnsi="Times New Roman" w:cs="Times New Roman"/>
+          <w:sz w:val="28"/>
+        </w:rPr>
+        <w:t xml:space="preserve">=0 </w:t>
+      </w:r>
+      <w:r>
+        <w:rPr>
+          <w:rFonts w:ascii="Times New Roman" w:hAnsi="Times New Roman" w:cs="Times New Roman"/>
+          <w:sz w:val="28"/>
+        </w:rPr>
+        <w:t>модуляция отсутствует, соответственно сигнал представляет собой немодулированную несущую, а спектр будет состоять только из одной частоты – несущей.</w:t>
+      </w:r>
+    </w:p>
+    <w:p>
+      <w:pPr>
+        <w:keepNext/>
+        <w:jc w:val="center"/>
+      </w:pPr>
+      <w:r>
+        <w:rPr>
+          <w:rFonts w:ascii="Times New Roman" w:hAnsi="Times New Roman" w:cs="Times New Roman"/>
+          <w:noProof/>
+          <w:sz w:val="28"/>
+        </w:rPr>
+        <w:drawing>
+          <wp:inline distT="0" distB="0" distL="0" distR="0">
+            <wp:extent cx="5940425" cy="1409743"/>
+            <wp:effectExtent l="19050" t="0" r="3175" b="0"/>
+            <wp:docPr id="4" name="Рисунок 4"/>
+            <wp:cNvGraphicFramePr>
+              <a:graphicFrameLocks xmlns:a="http://schemas.openxmlformats.org/drawingml/2006/main" noChangeAspect="1"/>
+            </wp:cNvGraphicFramePr>
+            <a:graphic xmlns:a="http://schemas.openxmlformats.org/drawingml/2006/main">
+              <a:graphicData uri="http://schemas.openxmlformats.org/drawingml/2006/picture">
+                <pic:pic xmlns:pic="http://schemas.openxmlformats.org/drawingml/2006/picture">
+                  <pic:nvPicPr>
+                    <pic:cNvPr id="0" name="Picture 4"/>
+                    <pic:cNvPicPr>
+                      <a:picLocks noChangeAspect="1" noChangeArrowheads="1"/>
+                    </pic:cNvPicPr>
+                  </pic:nvPicPr>
+                  <pic:blipFill>
+                    <a:blip r:embed="rId8"/>
+                    <a:srcRect/>
+                    <a:stretch>
+                      <a:fillRect/>
+                    </a:stretch>
+                  </pic:blipFill>
+                  <pic:spPr bwMode="auto">
+                    <a:xfrm>
+                      <a:off x="0" y="0"/>
+                      <a:ext cx="5940425" cy="1409743"/>
+                    </a:xfrm>
+                    <a:prstGeom prst="rect">
+                      <a:avLst/>
+                    </a:prstGeom>
+                    <a:noFill/>
+                    <a:ln w="9525">
+                      <a:noFill/>
+                      <a:miter lim="800000"/>
+                      <a:headEnd/>
+                      <a:tailEnd/>
+                    </a:ln>
+                  </pic:spPr>
+                </pic:pic>
+              </a:graphicData>
+            </a:graphic>
+          </wp:inline>
+        </w:drawing>
+      </w:r>
+    </w:p>
+    <w:p>
+      <w:pPr>
+        <w:pStyle w:val="af"/>
+        <w:jc w:val="center"/>
+        <w:rPr>
+          <w:color w:val="auto"/>
+          <w:lang w:val="en-US"/>
+        </w:rPr>
+      </w:pPr>
+      <w:r>
+        <w:rPr>
+          <w:color w:val="auto"/>
+        </w:rPr>
+        <w:t xml:space="preserve">Рисунок </w:t>
+      </w:r>
+      <w:r>
+        <w:rPr>
+          <w:color w:val="auto"/>
+        </w:rPr>
+        <w:fldChar w:fldCharType="begin"/>
+      </w:r>
+      <w:r>
+        <w:rPr>
+          <w:color w:val="auto"/>
+        </w:rPr>
+        <w:instrText xml:space="preserve"> SEQ Рисунок \* ARABIC </w:instrText>
+      </w:r>
+      <w:r>
+        <w:rPr>
+          <w:color w:val="auto"/>
+        </w:rPr>
+        <w:fldChar w:fldCharType="separate"/>
+      </w:r>
+      <w:r>
+        <w:rPr>
+          <w:noProof/>
+          <w:color w:val="auto"/>
+        </w:rPr>
+        <w:t>1</w:t>
+      </w:r>
+      <w:r>
+        <w:rPr>
+          <w:color w:val="auto"/>
+        </w:rPr>
+        <w:fldChar w:fldCharType="end"/>
+      </w:r>
+      <w:r>
+        <w:rPr>
+          <w:color w:val="auto"/>
+        </w:rPr>
+        <w:t xml:space="preserve">. Временное и спектральное представление сигнала при </w:t>
+      </w:r>
+      <w:r>
+        <w:rPr>
+          <w:color w:val="auto"/>
+          <w:lang w:val="en-US"/>
+        </w:rPr>
+        <w:t>m</w:t>
+      </w:r>
+      <w:r>
+        <w:rPr>
+          <w:color w:val="auto"/>
+        </w:rPr>
+        <w:t>=0.</w:t>
+      </w:r>
+    </w:p>
+    <w:p>
+      <w:pPr>
+        <w:ind w:firstLine="709"/>
+        <w:rPr>
+          <w:rFonts w:ascii="Times New Roman" w:hAnsi="Times New Roman" w:cs="Times New Roman"/>
+          <w:sz w:val="28"/>
+        </w:rPr>
+      </w:pPr>
+      <w:r>
+        <w:rPr>
+          <w:rFonts w:ascii="Times New Roman" w:hAnsi="Times New Roman" w:cs="Times New Roman"/>
+          <w:sz w:val="28"/>
+        </w:rPr>
+        <w:t xml:space="preserve">При </w:t>
+      </w:r>
+      <w:r>
+        <w:rPr>
+          <w:rFonts w:ascii="Times New Roman" w:hAnsi="Times New Roman" w:cs="Times New Roman"/>
+          <w:sz w:val="28"/>
+        </w:rPr>
+        <w:t>0&lt;</w:t>
+      </w:r>
+      <w:r>
+        <w:rPr>
+          <w:rFonts w:ascii="Times New Roman" w:hAnsi="Times New Roman" w:cs="Times New Roman"/>
+          <w:sz w:val="28"/>
+          <w:lang w:val="en-US"/>
+        </w:rPr>
+        <w:t>m</w:t>
+      </w:r>
+      <w:r>
+        <w:rPr>
+          <w:rFonts w:ascii="Times New Roman" w:hAnsi="Times New Roman" w:cs="Times New Roman"/>
+          <w:sz w:val="28"/>
+        </w:rPr>
+        <w:t xml:space="preserve">&lt;1 </w:t>
+      </w:r>
+      <w:r>
+        <w:rPr>
+          <w:rFonts w:ascii="Times New Roman" w:hAnsi="Times New Roman" w:cs="Times New Roman"/>
+          <w:sz w:val="28"/>
+        </w:rPr>
+        <w:t>происходит изменение несущей по амплитуде, и в спектре сигнала появляются суммарные и разностные частоты. А при достижении коэффициентом модуляции единицы (</w:t>
+      </w:r>
+      <w:r>
+        <w:rPr>
+          <w:rFonts w:ascii="Times New Roman" w:hAnsi="Times New Roman" w:cs="Times New Roman"/>
+          <w:sz w:val="28"/>
+          <w:lang w:val="en-US"/>
+        </w:rPr>
+        <w:t>m</w:t>
+      </w:r>
+      <w:r>
+        <w:rPr>
+          <w:rFonts w:ascii="Times New Roman" w:hAnsi="Times New Roman" w:cs="Times New Roman"/>
+          <w:sz w:val="28"/>
+        </w:rPr>
+        <w:t>=1)</w:t>
+      </w:r>
+      <w:r>
+        <w:rPr>
+          <w:rFonts w:ascii="Times New Roman" w:hAnsi="Times New Roman" w:cs="Times New Roman"/>
+          <w:sz w:val="28"/>
+        </w:rPr>
+        <w:t>, происходит глубокая модуляция, в спектре АМ сигнала амплитуды боковых составляющих равны половине амплитуды несущего колебания.</w:t>
+      </w:r>
+    </w:p>
+    <w:p>
+      <w:pPr>
+        <w:keepNext/>
+        <w:jc w:val="center"/>
+      </w:pPr>
+      <w:r>
+        <w:rPr>
+          <w:rFonts w:ascii="Times New Roman" w:hAnsi="Times New Roman" w:cs="Times New Roman"/>
+          <w:noProof/>
+          <w:sz w:val="28"/>
+        </w:rPr>
+        <w:drawing>
+          <wp:inline distT="0" distB="0" distL="0" distR="0">
+            <wp:extent cx="5940425" cy="3691469"/>
+            <wp:effectExtent l="19050" t="0" r="3175" b="0"/>
+            <wp:docPr id="7" name="Рисунок 7"/>
+            <wp:cNvGraphicFramePr>
+              <a:graphicFrameLocks xmlns:a="http://schemas.openxmlformats.org/drawingml/2006/main" noChangeAspect="1"/>
+            </wp:cNvGraphicFramePr>
+            <a:graphic xmlns:a="http://schemas.openxmlformats.org/drawingml/2006/main">
+              <a:graphicData uri="http://schemas.openxmlformats.org/drawingml/2006/picture">
+                <pic:pic xmlns:pic="http://schemas.openxmlformats.org/drawingml/2006/picture">
+                  <pic:nvPicPr>
+                    <pic:cNvPr id="0" name="Picture 7"/>
+                    <pic:cNvPicPr>
+                      <a:picLocks noChangeAspect="1" noChangeArrowheads="1"/>
+                    </pic:cNvPicPr>
+                  </pic:nvPicPr>
+                  <pic:blipFill>
+                    <a:blip r:embed="rId9"/>
+                    <a:srcRect/>
+                    <a:stretch>
+                      <a:fillRect/>
+                    </a:stretch>
+                  </pic:blipFill>
+                  <pic:spPr bwMode="auto">
+                    <a:xfrm>
+                      <a:off x="0" y="0"/>
+                      <a:ext cx="5940425" cy="3691469"/>
+                    </a:xfrm>
+                    <a:prstGeom prst="rect">
+                      <a:avLst/>
+                    </a:prstGeom>
+                    <a:noFill/>
+                    <a:ln w="9525">
+                      <a:noFill/>
+                      <a:miter lim="800000"/>
+                      <a:headEnd/>
+                      <a:tailEnd/>
+                    </a:ln>
+                  </pic:spPr>
+                </pic:pic>
+              </a:graphicData>
+            </a:graphic>
+          </wp:inline>
+        </w:drawing>
+      </w:r>
+    </w:p>
+    <w:p>
+      <w:pPr>
+        <w:pStyle w:val="af"/>
+        <w:jc w:val="center"/>
+        <w:rPr>
+          <w:color w:val="auto"/>
+        </w:rPr>
+      </w:pPr>
+      <w:r>
+        <w:rPr>
+          <w:color w:val="auto"/>
+        </w:rPr>
+        <w:t xml:space="preserve">Рисунок </w:t>
+      </w:r>
+      <w:r>
+        <w:rPr>
+          <w:color w:val="auto"/>
+        </w:rPr>
+        <w:fldChar w:fldCharType="begin"/>
+      </w:r>
+      <w:r>
+        <w:rPr>
+          <w:color w:val="auto"/>
+        </w:rPr>
+        <w:instrText xml:space="preserve"> SEQ Рисунок \* ARABIC </w:instrText>
+      </w:r>
+      <w:r>
+        <w:rPr>
+          <w:color w:val="auto"/>
+        </w:rPr>
+        <w:fldChar w:fldCharType="separate"/>
+      </w:r>
+      <w:r>
+        <w:rPr>
+          <w:noProof/>
+          <w:color w:val="auto"/>
+        </w:rPr>
+        <w:t>2</w:t>
+      </w:r>
+      <w:r>
+        <w:rPr>
+          <w:color w:val="auto"/>
+        </w:rPr>
+        <w:fldChar w:fldCharType="end"/>
+      </w:r>
+      <w:r>
+        <w:rPr>
+          <w:color w:val="auto"/>
+        </w:rPr>
+        <w:t>. Временное представление и спектр сигнала при 0&lt;</w:t>
+      </w:r>
+      <w:r>
+        <w:rPr>
+          <w:color w:val="auto"/>
+          <w:lang w:val="en-US"/>
+        </w:rPr>
+        <w:t>m</w:t>
+      </w:r>
+      <w:r>
+        <w:rPr>
+          <w:color w:val="auto"/>
+        </w:rPr>
+        <w:t xml:space="preserve">&lt;1 и глубокая модуляция при </w:t>
+      </w:r>
+      <w:r>
+        <w:rPr>
+          <w:color w:val="auto"/>
+          <w:lang w:val="en-US"/>
+        </w:rPr>
+        <w:t>m</w:t>
+      </w:r>
+      <w:r>
+        <w:rPr>
+          <w:color w:val="auto"/>
+        </w:rPr>
+        <w:t>=1.</w:t>
+      </w:r>
+    </w:p>
+    <w:p>
+      <w:pPr>
+        <w:ind w:firstLine="709"/>
+        <w:jc w:val="both"/>
+        <w:rPr>
+          <w:rFonts w:ascii="Times New Roman" w:hAnsi="Times New Roman" w:cs="Times New Roman"/>
+          <w:sz w:val="28"/>
+        </w:rPr>
+      </w:pPr>
+      <w:r>
+        <w:rPr>
+          <w:rFonts w:ascii="Times New Roman" w:hAnsi="Times New Roman" w:cs="Times New Roman"/>
+          <w:sz w:val="28"/>
+        </w:rPr>
+        <w:t xml:space="preserve">Если повышать коэффициент модуляции, то при </w:t>
+      </w:r>
+      <w:r>
+        <w:rPr>
+          <w:rFonts w:ascii="Times New Roman" w:hAnsi="Times New Roman" w:cs="Times New Roman"/>
+          <w:sz w:val="28"/>
+          <w:lang w:val="en-US"/>
+        </w:rPr>
+        <w:t>m</w:t>
+      </w:r>
+      <w:r>
+        <w:rPr>
+          <w:rFonts w:ascii="Times New Roman" w:hAnsi="Times New Roman" w:cs="Times New Roman"/>
+          <w:sz w:val="28"/>
+        </w:rPr>
+        <w:t xml:space="preserve">&gt;1 </w:t>
+      </w:r>
+      <w:r>
+        <w:rPr>
+          <w:rFonts w:ascii="Times New Roman" w:hAnsi="Times New Roman" w:cs="Times New Roman"/>
+          <w:sz w:val="28"/>
+        </w:rPr>
+        <w:t>происходит пере-модуляция, что приводит к искажению огибающей АМ-сигнала, а в спектре амплитуды боковых составляющих превышают половину амплитуды несущего сигнала.</w:t>
+      </w:r>
+    </w:p>
+    <w:p>
+      <w:pPr>
+        <w:keepNext/>
+        <w:jc w:val="center"/>
+      </w:pPr>
+      <w:r>
+        <w:rPr>
+          <w:rFonts w:ascii="Times New Roman" w:hAnsi="Times New Roman" w:cs="Times New Roman"/>
+          <w:noProof/>
+          <w:sz w:val="28"/>
+        </w:rPr>
+        <w:drawing>
+          <wp:inline distT="0" distB="0" distL="0" distR="0">
+            <wp:extent cx="5940425" cy="1592395"/>
+            <wp:effectExtent l="19050" t="0" r="3175" b="0"/>
+            <wp:docPr id="10" name="Рисунок 10"/>
+            <wp:cNvGraphicFramePr>
+              <a:graphicFrameLocks xmlns:a="http://schemas.openxmlformats.org/drawingml/2006/main" noChangeAspect="1"/>
+            </wp:cNvGraphicFramePr>
+            <a:graphic xmlns:a="http://schemas.openxmlformats.org/drawingml/2006/main">
+              <a:graphicData uri="http://schemas.openxmlformats.org/drawingml/2006/picture">
+                <pic:pic xmlns:pic="http://schemas.openxmlformats.org/drawingml/2006/picture">
+                  <pic:nvPicPr>
+                    <pic:cNvPr id="0" name="Picture 10"/>
+                    <pic:cNvPicPr>
+                      <a:picLocks noChangeAspect="1" noChangeArrowheads="1"/>
+                    </pic:cNvPicPr>
+                  </pic:nvPicPr>
+                  <pic:blipFill>
+                    <a:blip r:embed="rId10"/>
+                    <a:srcRect/>
+                    <a:stretch>
+                      <a:fillRect/>
+                    </a:stretch>
+                  </pic:blipFill>
+                  <pic:spPr bwMode="auto">
+                    <a:xfrm>
+                      <a:off x="0" y="0"/>
+                      <a:ext cx="5940425" cy="1592395"/>
+                    </a:xfrm>
+                    <a:prstGeom prst="rect">
+                      <a:avLst/>
+                    </a:prstGeom>
+                    <a:noFill/>
+                    <a:ln w="9525">
+                      <a:noFill/>
+                      <a:miter lim="800000"/>
+                      <a:headEnd/>
+                      <a:tailEnd/>
+                    </a:ln>
+                  </pic:spPr>
+                </pic:pic>
+              </a:graphicData>
+            </a:graphic>
+          </wp:inline>
+        </w:drawing>
+      </w:r>
+    </w:p>
+    <w:p>
+      <w:pPr>
+        <w:pStyle w:val="af"/>
+        <w:jc w:val="center"/>
+        <w:rPr>
+          <w:color w:val="auto"/>
+          <w:lang w:val="en-US"/>
+        </w:rPr>
+      </w:pPr>
+      <w:r>
+        <w:rPr>
+          <w:color w:val="auto"/>
+        </w:rPr>
+        <w:t xml:space="preserve">Рисунок </w:t>
+      </w:r>
+      <w:r>
+        <w:rPr>
+          <w:color w:val="auto"/>
+        </w:rPr>
+        <w:fldChar w:fldCharType="begin"/>
+      </w:r>
+      <w:r>
+        <w:rPr>
+          <w:color w:val="auto"/>
+        </w:rPr>
+        <w:instrText xml:space="preserve"> SEQ Рисунок \* ARABIC </w:instrText>
+      </w:r>
+      <w:r>
+        <w:rPr>
+          <w:color w:val="auto"/>
+        </w:rPr>
+        <w:fldChar w:fldCharType="separate"/>
+      </w:r>
+      <w:r>
+        <w:rPr>
+          <w:noProof/>
+          <w:color w:val="auto"/>
+        </w:rPr>
+        <w:t>3</w:t>
+      </w:r>
+      <w:r>
+        <w:rPr>
+          <w:color w:val="auto"/>
+        </w:rPr>
+        <w:fldChar w:fldCharType="end"/>
+      </w:r>
+      <w:r>
+        <w:rPr>
+          <w:color w:val="auto"/>
+        </w:rPr>
+        <w:t>. Временное и спектральное представление сигнала в режиме перемодуляции (</w:t>
+      </w:r>
+      <w:r>
+        <w:rPr>
+          <w:color w:val="auto"/>
+          <w:lang w:val="en-US"/>
+        </w:rPr>
+        <w:t>m</w:t>
+      </w:r>
+      <w:r>
+        <w:rPr>
+          <w:color w:val="auto"/>
+        </w:rPr>
+        <w:t>&gt;1).</w:t>
+      </w:r>
+    </w:p>
+    <w:p>
+      <w:pPr>
+        <w:rPr>
+          <w:rFonts w:ascii="Times New Roman" w:hAnsi="Times New Roman" w:cs="Times New Roman"/>
+          <w:sz w:val="28"/>
+        </w:rPr>
+      </w:pPr>
     </w:p>
     <w:sectPr>
-      <w:footerReference w:type="default" r:id="rId8"/>
-      <w:footerReference w:type="first" r:id="rId9"/>
+      <w:footerReference w:type="default" r:id="rId11"/>
+      <w:footerReference w:type="first" r:id="rId12"/>
       <w:pgSz w:w="11906" w:h="16838"/>
       <w:pgMar w:top="1134" w:right="850" w:bottom="1134" w:left="1701" w:header="708" w:footer="708" w:gutter="0"/>
       <w:pgNumType w:start="1"/>
@@ -1486,7 +2818,7 @@
             <w:rPr>
               <w:noProof/>
             </w:rPr>
-            <w:t>4</w:t>
+            <w:t>6</w:t>
           </w:r>
         </w:fldSimple>
       </w:p>
@@ -1546,6 +2878,92 @@
 <file path=word/numbering.xml><?xml version="1.0" encoding="utf-8"?>
 <w:numbering xmlns:ve="http://schemas.openxmlformats.org/markup-compatibility/2006" xmlns:o="urn:schemas-microsoft-com:office:office" xmlns:r="http://schemas.openxmlformats.org/officeDocument/2006/relationships" xmlns:m="http://schemas.openxmlformats.org/officeDocument/2006/math" xmlns:v="urn:schemas-microsoft-com:vml" xmlns:wp="http://schemas.openxmlformats.org/drawingml/2006/wordprocessingDrawing" xmlns:w10="urn:schemas-microsoft-com:office:word" xmlns:w="http://schemas.openxmlformats.org/wordprocessingml/2006/main" xmlns:wne="http://schemas.microsoft.com/office/word/2006/wordml">
   <w:abstractNum w:abstractNumId="0">
+    <w:nsid w:val="4E502AC4"/>
+    <w:multiLevelType w:val="hybridMultilevel"/>
+    <w:tmpl w:val="C3203154"/>
+    <w:lvl w:ilvl="0" w:tplc="0419000F">
+      <w:start w:val="1"/>
+      <w:numFmt w:val="decimal"/>
+      <w:lvlText w:val="%1."/>
+      <w:lvlJc w:val="left"/>
+      <w:pPr>
+        <w:ind w:left="1429" w:hanging="360"/>
+      </w:pPr>
+    </w:lvl>
+    <w:lvl w:ilvl="1" w:tplc="04190019" w:tentative="1">
+      <w:start w:val="1"/>
+      <w:numFmt w:val="lowerLetter"/>
+      <w:lvlText w:val="%2."/>
+      <w:lvlJc w:val="left"/>
+      <w:pPr>
+        <w:ind w:left="2149" w:hanging="360"/>
+      </w:pPr>
+    </w:lvl>
+    <w:lvl w:ilvl="2" w:tplc="0419001B" w:tentative="1">
+      <w:start w:val="1"/>
+      <w:numFmt w:val="lowerRoman"/>
+      <w:lvlText w:val="%3."/>
+      <w:lvlJc w:val="right"/>
+      <w:pPr>
+        <w:ind w:left="2869" w:hanging="180"/>
+      </w:pPr>
+    </w:lvl>
+    <w:lvl w:ilvl="3" w:tplc="0419000F" w:tentative="1">
+      <w:start w:val="1"/>
+      <w:numFmt w:val="decimal"/>
+      <w:lvlText w:val="%4."/>
+      <w:lvlJc w:val="left"/>
+      <w:pPr>
+        <w:ind w:left="3589" w:hanging="360"/>
+      </w:pPr>
+    </w:lvl>
+    <w:lvl w:ilvl="4" w:tplc="04190019" w:tentative="1">
+      <w:start w:val="1"/>
+      <w:numFmt w:val="lowerLetter"/>
+      <w:lvlText w:val="%5."/>
+      <w:lvlJc w:val="left"/>
+      <w:pPr>
+        <w:ind w:left="4309" w:hanging="360"/>
+      </w:pPr>
+    </w:lvl>
+    <w:lvl w:ilvl="5" w:tplc="0419001B" w:tentative="1">
+      <w:start w:val="1"/>
+      <w:numFmt w:val="lowerRoman"/>
+      <w:lvlText w:val="%6."/>
+      <w:lvlJc w:val="right"/>
+      <w:pPr>
+        <w:ind w:left="5029" w:hanging="180"/>
+      </w:pPr>
+    </w:lvl>
+    <w:lvl w:ilvl="6" w:tplc="0419000F" w:tentative="1">
+      <w:start w:val="1"/>
+      <w:numFmt w:val="decimal"/>
+      <w:lvlText w:val="%7."/>
+      <w:lvlJc w:val="left"/>
+      <w:pPr>
+        <w:ind w:left="5749" w:hanging="360"/>
+      </w:pPr>
+    </w:lvl>
+    <w:lvl w:ilvl="7" w:tplc="04190019" w:tentative="1">
+      <w:start w:val="1"/>
+      <w:numFmt w:val="lowerLetter"/>
+      <w:lvlText w:val="%8."/>
+      <w:lvlJc w:val="left"/>
+      <w:pPr>
+        <w:ind w:left="6469" w:hanging="360"/>
+      </w:pPr>
+    </w:lvl>
+    <w:lvl w:ilvl="8" w:tplc="0419001B" w:tentative="1">
+      <w:start w:val="1"/>
+      <w:numFmt w:val="lowerRoman"/>
+      <w:lvlText w:val="%9."/>
+      <w:lvlJc w:val="right"/>
+      <w:pPr>
+        <w:ind w:left="7189" w:hanging="180"/>
+      </w:pPr>
+    </w:lvl>
+  </w:abstractNum>
+  <w:abstractNum w:abstractNumId="1">
     <w:nsid w:val="57010C2B"/>
     <w:multiLevelType w:val="multilevel"/>
     <w:tmpl w:val="88B4CDB2"/>
@@ -1659,6 +3077,9 @@
     </w:lvl>
   </w:abstractNum>
   <w:num w:numId="1">
+    <w:abstractNumId w:val="1"/>
+  </w:num>
+  <w:num w:numId="2">
     <w:abstractNumId w:val="0"/>
   </w:num>
 </w:numbering>
@@ -1871,6 +3292,29 @@
       <w:color w:val="4F81BD" w:themeColor="accent1"/>
       <w:sz w:val="26"/>
       <w:szCs w:val="26"/>
+    </w:rPr>
+  </w:style>
+  <w:style w:type="paragraph" w:styleId="3">
+    <w:name w:val="heading 3"/>
+    <w:basedOn w:val="a"/>
+    <w:next w:val="a"/>
+    <w:link w:val="30"/>
+    <w:uiPriority w:val="9"/>
+    <w:semiHidden/>
+    <w:unhideWhenUsed/>
+    <w:qFormat/>
+    <w:rsid w:val="0069724A"/>
+    <w:pPr>
+      <w:keepNext/>
+      <w:keepLines/>
+      <w:spacing w:before="200" w:after="0"/>
+      <w:outlineLvl w:val="2"/>
+    </w:pPr>
+    <w:rPr>
+      <w:rFonts w:asciiTheme="majorHAnsi" w:eastAsiaTheme="majorEastAsia" w:hAnsiTheme="majorHAnsi" w:cstheme="majorBidi"/>
+      <w:b/>
+      <w:bCs/>
+      <w:color w:val="4F81BD" w:themeColor="accent1"/>
     </w:rPr>
   </w:style>
   <w:style w:type="character" w:default="1" w:styleId="a0">
@@ -2076,7 +3520,370 @@
       <w:u w:val="single"/>
     </w:rPr>
   </w:style>
+  <w:style w:type="paragraph" w:styleId="ac">
+    <w:name w:val="List Paragraph"/>
+    <w:basedOn w:val="a"/>
+    <w:uiPriority w:val="34"/>
+    <w:qFormat/>
+    <w:rsid w:val="0069724A"/>
+    <w:pPr>
+      <w:ind w:left="720"/>
+      <w:contextualSpacing/>
+    </w:pPr>
+  </w:style>
+  <w:style w:type="character" w:customStyle="1" w:styleId="30">
+    <w:name w:val="Заголовок 3 Знак"/>
+    <w:basedOn w:val="a0"/>
+    <w:link w:val="3"/>
+    <w:uiPriority w:val="9"/>
+    <w:semiHidden/>
+    <w:rsid w:val="0069724A"/>
+    <w:rPr>
+      <w:rFonts w:asciiTheme="majorHAnsi" w:eastAsiaTheme="majorEastAsia" w:hAnsiTheme="majorHAnsi" w:cstheme="majorBidi"/>
+      <w:b/>
+      <w:bCs/>
+      <w:color w:val="4F81BD" w:themeColor="accent1"/>
+    </w:rPr>
+  </w:style>
+  <w:style w:type="paragraph" w:styleId="31">
+    <w:name w:val="toc 3"/>
+    <w:basedOn w:val="a"/>
+    <w:next w:val="a"/>
+    <w:autoRedefine/>
+    <w:uiPriority w:val="39"/>
+    <w:unhideWhenUsed/>
+    <w:rsid w:val="0069724A"/>
+    <w:pPr>
+      <w:spacing w:after="100"/>
+      <w:ind w:left="440"/>
+    </w:pPr>
+  </w:style>
+  <w:style w:type="character" w:styleId="ad">
+    <w:name w:val="Strong"/>
+    <w:basedOn w:val="a0"/>
+    <w:uiPriority w:val="22"/>
+    <w:qFormat/>
+    <w:rsid w:val="0069724A"/>
+    <w:rPr>
+      <w:b/>
+      <w:bCs/>
+    </w:rPr>
+  </w:style>
+  <w:style w:type="character" w:styleId="ae">
+    <w:name w:val="Placeholder Text"/>
+    <w:basedOn w:val="a0"/>
+    <w:uiPriority w:val="99"/>
+    <w:semiHidden/>
+    <w:rsid w:val="0069724A"/>
+    <w:rPr>
+      <w:color w:val="808080"/>
+    </w:rPr>
+  </w:style>
+  <w:style w:type="paragraph" w:styleId="af">
+    <w:name w:val="caption"/>
+    <w:basedOn w:val="a"/>
+    <w:next w:val="a"/>
+    <w:uiPriority w:val="35"/>
+    <w:unhideWhenUsed/>
+    <w:qFormat/>
+    <w:rsid w:val="000E6A89"/>
+    <w:pPr>
+      <w:spacing w:line="240" w:lineRule="auto"/>
+    </w:pPr>
+    <w:rPr>
+      <w:b/>
+      <w:bCs/>
+      <w:color w:val="4F81BD" w:themeColor="accent1"/>
+      <w:sz w:val="18"/>
+      <w:szCs w:val="18"/>
+    </w:rPr>
+  </w:style>
 </w:styles>
+</file>
+
+<file path=word/glossary/document.xml><?xml version="1.0" encoding="utf-8"?>
+<w:glossaryDocument xmlns:ve="http://schemas.openxmlformats.org/markup-compatibility/2006" xmlns:o="urn:schemas-microsoft-com:office:office" xmlns:r="http://schemas.openxmlformats.org/officeDocument/2006/relationships" xmlns:m="http://schemas.openxmlformats.org/officeDocument/2006/math" xmlns:v="urn:schemas-microsoft-com:vml" xmlns:wp="http://schemas.openxmlformats.org/drawingml/2006/wordprocessingDrawing" xmlns:w10="urn:schemas-microsoft-com:office:word" xmlns:w="http://schemas.openxmlformats.org/wordprocessingml/2006/main" xmlns:wne="http://schemas.microsoft.com/office/word/2006/wordml">
+  <w:docParts/>
+</w:glossaryDocument>
+</file>
+
+<file path=word/glossary/fontTable.xml><?xml version="1.0" encoding="utf-8"?>
+<w:fonts xmlns:r="http://schemas.openxmlformats.org/officeDocument/2006/relationships" xmlns:w="http://schemas.openxmlformats.org/wordprocessingml/2006/main">
+  <w:font w:name="Times New Roman">
+    <w:panose1 w:val="02020603050405020304"/>
+    <w:charset w:val="CC"/>
+    <w:family w:val="roman"/>
+    <w:pitch w:val="variable"/>
+    <w:sig w:usb0="E0002EFF" w:usb1="C000785B" w:usb2="00000009" w:usb3="00000000" w:csb0="000001FF" w:csb1="00000000"/>
+  </w:font>
+  <w:font w:name="Calibri">
+    <w:panose1 w:val="020F0502020204030204"/>
+    <w:charset w:val="CC"/>
+    <w:family w:val="swiss"/>
+    <w:pitch w:val="variable"/>
+    <w:sig w:usb0="E4002EFF" w:usb1="C200247B" w:usb2="00000009" w:usb3="00000000" w:csb0="000001FF" w:csb1="00000000"/>
+  </w:font>
+  <w:font w:name="Cambria">
+    <w:panose1 w:val="02040503050406030204"/>
+    <w:charset w:val="CC"/>
+    <w:family w:val="roman"/>
+    <w:pitch w:val="variable"/>
+    <w:sig w:usb0="E00006FF" w:usb1="420024FF" w:usb2="02000000" w:usb3="00000000" w:csb0="0000019F" w:csb1="00000000"/>
+  </w:font>
+  <w:font w:name="Tahoma">
+    <w:panose1 w:val="020B0604030504040204"/>
+    <w:charset w:val="CC"/>
+    <w:family w:val="swiss"/>
+    <w:pitch w:val="variable"/>
+    <w:sig w:usb0="E1002EFF" w:usb1="C000605B" w:usb2="00000029" w:usb3="00000000" w:csb0="000101FF" w:csb1="00000000"/>
+  </w:font>
+  <w:font w:name="Cambria Math">
+    <w:panose1 w:val="02040503050406030204"/>
+    <w:charset w:val="CC"/>
+    <w:family w:val="roman"/>
+    <w:pitch w:val="variable"/>
+    <w:sig w:usb0="E00006FF" w:usb1="420024FF" w:usb2="02000000" w:usb3="00000000" w:csb0="0000019F" w:csb1="00000000"/>
+  </w:font>
+</w:fonts>
+</file>
+
+<file path=word/glossary/settings.xml><?xml version="1.0" encoding="utf-8"?>
+<w:settings xmlns:o="urn:schemas-microsoft-com:office:office" xmlns:r="http://schemas.openxmlformats.org/officeDocument/2006/relationships" xmlns:m="http://schemas.openxmlformats.org/officeDocument/2006/math" xmlns:v="urn:schemas-microsoft-com:vml" xmlns:w10="urn:schemas-microsoft-com:office:word" xmlns:w="http://schemas.openxmlformats.org/wordprocessingml/2006/main" xmlns:sl="http://schemas.openxmlformats.org/schemaLibrary/2006/main">
+  <w:view w:val="normal"/>
+  <w:defaultTabStop w:val="708"/>
+  <w:characterSpacingControl w:val="doNotCompress"/>
+  <w:compat>
+    <w:useFELayout/>
+  </w:compat>
+  <w:rsids>
+    <w:rsidRoot w:val="00962909"/>
+    <w:rsid w:val="00962909"/>
+  </w:rsids>
+  <m:mathPr>
+    <m:mathFont m:val="Cambria Math"/>
+    <m:brkBin m:val="before"/>
+    <m:brkBinSub m:val="--"/>
+    <m:smallFrac m:val="off"/>
+    <m:dispDef/>
+    <m:lMargin m:val="0"/>
+    <m:rMargin m:val="0"/>
+    <m:defJc m:val="centerGroup"/>
+    <m:wrapIndent m:val="1440"/>
+    <m:intLim m:val="subSup"/>
+    <m:naryLim m:val="undOvr"/>
+  </m:mathPr>
+  <w:themeFontLang w:val="ru-RU"/>
+  <w:clrSchemeMapping w:bg1="light1" w:t1="dark1" w:bg2="light2" w:t2="dark2" w:accent1="accent1" w:accent2="accent2" w:accent3="accent3" w:accent4="accent4" w:accent5="accent5" w:accent6="accent6" w:hyperlink="hyperlink" w:followedHyperlink="followedHyperlink"/>
+  <w:decimalSymbol w:val=","/>
+  <w:listSeparator w:val=";"/>
+</w:settings>
+</file>
+
+<file path=word/glossary/styles.xml><?xml version="1.0" encoding="utf-8"?>
+<w:styles xmlns:r="http://schemas.openxmlformats.org/officeDocument/2006/relationships" xmlns:w="http://schemas.openxmlformats.org/wordprocessingml/2006/main">
+  <w:docDefaults>
+    <w:rPrDefault>
+      <w:rPr>
+        <w:rFonts w:asciiTheme="minorHAnsi" w:eastAsiaTheme="minorEastAsia" w:hAnsiTheme="minorHAnsi" w:cstheme="minorBidi"/>
+        <w:sz w:val="22"/>
+        <w:szCs w:val="22"/>
+        <w:lang w:val="ru-RU" w:eastAsia="ru-RU" w:bidi="ar-SA"/>
+      </w:rPr>
+    </w:rPrDefault>
+    <w:pPrDefault>
+      <w:pPr>
+        <w:spacing w:after="200" w:line="276" w:lineRule="auto"/>
+      </w:pPr>
+    </w:pPrDefault>
+  </w:docDefaults>
+  <w:latentStyles w:defLockedState="0" w:defUIPriority="99" w:defSemiHidden="1" w:defUnhideWhenUsed="1" w:defQFormat="0" w:count="267">
+    <w:lsdException w:name="Normal" w:semiHidden="0" w:uiPriority="0" w:unhideWhenUsed="0" w:qFormat="1"/>
+    <w:lsdException w:name="heading 1" w:semiHidden="0" w:uiPriority="9" w:unhideWhenUsed="0" w:qFormat="1"/>
+    <w:lsdException w:name="heading 2" w:uiPriority="9" w:qFormat="1"/>
+    <w:lsdException w:name="heading 3" w:uiPriority="9" w:qFormat="1"/>
+    <w:lsdException w:name="heading 4" w:uiPriority="9" w:qFormat="1"/>
+    <w:lsdException w:name="heading 5" w:uiPriority="9" w:qFormat="1"/>
+    <w:lsdException w:name="heading 6" w:uiPriority="9" w:qFormat="1"/>
+    <w:lsdException w:name="heading 7" w:uiPriority="9" w:qFormat="1"/>
+    <w:lsdException w:name="heading 8" w:uiPriority="9" w:qFormat="1"/>
+    <w:lsdException w:name="heading 9" w:uiPriority="9" w:qFormat="1"/>
+    <w:lsdException w:name="toc 1" w:uiPriority="39"/>
+    <w:lsdException w:name="toc 2" w:uiPriority="39"/>
+    <w:lsdException w:name="toc 3" w:uiPriority="39"/>
+    <w:lsdException w:name="toc 4" w:uiPriority="39"/>
+    <w:lsdException w:name="toc 5" w:uiPriority="39"/>
+    <w:lsdException w:name="toc 6" w:uiPriority="39"/>
+    <w:lsdException w:name="toc 7" w:uiPriority="39"/>
+    <w:lsdException w:name="toc 8" w:uiPriority="39"/>
+    <w:lsdException w:name="toc 9" w:uiPriority="39"/>
+    <w:lsdException w:name="caption" w:uiPriority="35" w:qFormat="1"/>
+    <w:lsdException w:name="Title" w:semiHidden="0" w:uiPriority="10" w:unhideWhenUsed="0" w:qFormat="1"/>
+    <w:lsdException w:name="Default Paragraph Font" w:uiPriority="1"/>
+    <w:lsdException w:name="Subtitle" w:semiHidden="0" w:uiPriority="11" w:unhideWhenUsed="0" w:qFormat="1"/>
+    <w:lsdException w:name="Strong" w:semiHidden="0" w:uiPriority="22" w:unhideWhenUsed="0" w:qFormat="1"/>
+    <w:lsdException w:name="Emphasis" w:semiHidden="0" w:uiPriority="20" w:unhideWhenUsed="0" w:qFormat="1"/>
+    <w:lsdException w:name="Table Grid" w:semiHidden="0" w:uiPriority="59" w:unhideWhenUsed="0"/>
+    <w:lsdException w:name="Placeholder Text" w:unhideWhenUsed="0"/>
+    <w:lsdException w:name="No Spacing" w:semiHidden="0" w:uiPriority="1" w:unhideWhenUsed="0" w:qFormat="1"/>
+    <w:lsdException w:name="Light Shading" w:semiHidden="0" w:uiPriority="60" w:unhideWhenUsed="0"/>
+    <w:lsdException w:name="Light List" w:semiHidden="0" w:uiPriority="61" w:unhideWhenUsed="0"/>
+    <w:lsdException w:name="Light Grid" w:semiHidden="0" w:uiPriority="62" w:unhideWhenUsed="0"/>
+    <w:lsdException w:name="Medium Shading 1" w:semiHidden="0" w:uiPriority="63" w:unhideWhenUsed="0"/>
+    <w:lsdException w:name="Medium Shading 2" w:semiHidden="0" w:uiPriority="64" w:unhideWhenUsed="0"/>
+    <w:lsdException w:name="Medium List 1" w:semiHidden="0" w:uiPriority="65" w:unhideWhenUsed="0"/>
+    <w:lsdException w:name="Medium List 2" w:semiHidden="0" w:uiPriority="66" w:unhideWhenUsed="0"/>
+    <w:lsdException w:name="Medium Grid 1" w:semiHidden="0" w:uiPriority="67" w:unhideWhenUsed="0"/>
+    <w:lsdException w:name="Medium Grid 2" w:semiHidden="0" w:uiPriority="68" w:unhideWhenUsed="0"/>
+    <w:lsdException w:name="Medium Grid 3" w:semiHidden="0" w:uiPriority="69" w:unhideWhenUsed="0"/>
+    <w:lsdException w:name="Dark List" w:semiHidden="0" w:uiPriority="70" w:unhideWhenUsed="0"/>
+    <w:lsdException w:name="Colorful Shading" w:semiHidden="0" w:uiPriority="71" w:unhideWhenUsed="0"/>
+    <w:lsdException w:name="Colorful List" w:semiHidden="0" w:uiPriority="72" w:unhideWhenUsed="0"/>
+    <w:lsdException w:name="Colorful Grid" w:semiHidden="0" w:uiPriority="73" w:unhideWhenUsed="0"/>
+    <w:lsdException w:name="Light Shading Accent 1" w:semiHidden="0" w:uiPriority="60" w:unhideWhenUsed="0"/>
+    <w:lsdException w:name="Light List Accent 1" w:semiHidden="0" w:uiPriority="61" w:unhideWhenUsed="0"/>
+    <w:lsdException w:name="Light Grid Accent 1" w:semiHidden="0" w:uiPriority="62" w:unhideWhenUsed="0"/>
+    <w:lsdException w:name="Medium Shading 1 Accent 1" w:semiHidden="0" w:uiPriority="63" w:unhideWhenUsed="0"/>
+    <w:lsdException w:name="Medium Shading 2 Accent 1" w:semiHidden="0" w:uiPriority="64" w:unhideWhenUsed="0"/>
+    <w:lsdException w:name="Medium List 1 Accent 1" w:semiHidden="0" w:uiPriority="65" w:unhideWhenUsed="0"/>
+    <w:lsdException w:name="Revision" w:unhideWhenUsed="0"/>
+    <w:lsdException w:name="List Paragraph" w:semiHidden="0" w:uiPriority="34" w:unhideWhenUsed="0" w:qFormat="1"/>
+    <w:lsdException w:name="Quote" w:semiHidden="0" w:uiPriority="29" w:unhideWhenUsed="0" w:qFormat="1"/>
+    <w:lsdException w:name="Intense Quote" w:semiHidden="0" w:uiPriority="30" w:unhideWhenUsed="0" w:qFormat="1"/>
+    <w:lsdException w:name="Medium List 2 Accent 1" w:semiHidden="0" w:uiPriority="66" w:unhideWhenUsed="0"/>
+    <w:lsdException w:name="Medium Grid 1 Accent 1" w:semiHidden="0" w:uiPriority="67" w:unhideWhenUsed="0"/>
+    <w:lsdException w:name="Medium Grid 2 Accent 1" w:semiHidden="0" w:uiPriority="68" w:unhideWhenUsed="0"/>
+    <w:lsdException w:name="Medium Grid 3 Accent 1" w:semiHidden="0" w:uiPriority="69" w:unhideWhenUsed="0"/>
+    <w:lsdException w:name="Dark List Accent 1" w:semiHidden="0" w:uiPriority="70" w:unhideWhenUsed="0"/>
+    <w:lsdException w:name="Colorful Shading Accent 1" w:semiHidden="0" w:uiPriority="71" w:unhideWhenUsed="0"/>
+    <w:lsdException w:name="Colorful List Accent 1" w:semiHidden="0" w:uiPriority="72" w:unhideWhenUsed="0"/>
+    <w:lsdException w:name="Colorful Grid Accent 1" w:semiHidden="0" w:uiPriority="73" w:unhideWhenUsed="0"/>
+    <w:lsdException w:name="Light Shading Accent 2" w:semiHidden="0" w:uiPriority="60" w:unhideWhenUsed="0"/>
+    <w:lsdException w:name="Light List Accent 2" w:semiHidden="0" w:uiPriority="61" w:unhideWhenUsed="0"/>
+    <w:lsdException w:name="Light Grid Accent 2" w:semiHidden="0" w:uiPriority="62" w:unhideWhenUsed="0"/>
+    <w:lsdException w:name="Medium Shading 1 Accent 2" w:semiHidden="0" w:uiPriority="63" w:unhideWhenUsed="0"/>
+    <w:lsdException w:name="Medium Shading 2 Accent 2" w:semiHidden="0" w:uiPriority="64" w:unhideWhenUsed="0"/>
+    <w:lsdException w:name="Medium List 1 Accent 2" w:semiHidden="0" w:uiPriority="65" w:unhideWhenUsed="0"/>
+    <w:lsdException w:name="Medium List 2 Accent 2" w:semiHidden="0" w:uiPriority="66" w:unhideWhenUsed="0"/>
+    <w:lsdException w:name="Medium Grid 1 Accent 2" w:semiHidden="0" w:uiPriority="67" w:unhideWhenUsed="0"/>
+    <w:lsdException w:name="Medium Grid 2 Accent 2" w:semiHidden="0" w:uiPriority="68" w:unhideWhenUsed="0"/>
+    <w:lsdException w:name="Medium Grid 3 Accent 2" w:semiHidden="0" w:uiPriority="69" w:unhideWhenUsed="0"/>
+    <w:lsdException w:name="Dark List Accent 2" w:semiHidden="0" w:uiPriority="70" w:unhideWhenUsed="0"/>
+    <w:lsdException w:name="Colorful Shading Accent 2" w:semiHidden="0" w:uiPriority="71" w:unhideWhenUsed="0"/>
+    <w:lsdException w:name="Colorful List Accent 2" w:semiHidden="0" w:uiPriority="72" w:unhideWhenUsed="0"/>
+    <w:lsdException w:name="Colorful Grid Accent 2" w:semiHidden="0" w:uiPriority="73" w:unhideWhenUsed="0"/>
+    <w:lsdException w:name="Light Shading Accent 3" w:semiHidden="0" w:uiPriority="60" w:unhideWhenUsed="0"/>
+    <w:lsdException w:name="Light List Accent 3" w:semiHidden="0" w:uiPriority="61" w:unhideWhenUsed="0"/>
+    <w:lsdException w:name="Light Grid Accent 3" w:semiHidden="0" w:uiPriority="62" w:unhideWhenUsed="0"/>
+    <w:lsdException w:name="Medium Shading 1 Accent 3" w:semiHidden="0" w:uiPriority="63" w:unhideWhenUsed="0"/>
+    <w:lsdException w:name="Medium Shading 2 Accent 3" w:semiHidden="0" w:uiPriority="64" w:unhideWhenUsed="0"/>
+    <w:lsdException w:name="Medium List 1 Accent 3" w:semiHidden="0" w:uiPriority="65" w:unhideWhenUsed="0"/>
+    <w:lsdException w:name="Medium List 2 Accent 3" w:semiHidden="0" w:uiPriority="66" w:unhideWhenUsed="0"/>
+    <w:lsdException w:name="Medium Grid 1 Accent 3" w:semiHidden="0" w:uiPriority="67" w:unhideWhenUsed="0"/>
+    <w:lsdException w:name="Medium Grid 2 Accent 3" w:semiHidden="0" w:uiPriority="68" w:unhideWhenUsed="0"/>
+    <w:lsdException w:name="Medium Grid 3 Accent 3" w:semiHidden="0" w:uiPriority="69" w:unhideWhenUsed="0"/>
+    <w:lsdException w:name="Dark List Accent 3" w:semiHidden="0" w:uiPriority="70" w:unhideWhenUsed="0"/>
+    <w:lsdException w:name="Colorful Shading Accent 3" w:semiHidden="0" w:uiPriority="71" w:unhideWhenUsed="0"/>
+    <w:lsdException w:name="Colorful List Accent 3" w:semiHidden="0" w:uiPriority="72" w:unhideWhenUsed="0"/>
+    <w:lsdException w:name="Colorful Grid Accent 3" w:semiHidden="0" w:uiPriority="73" w:unhideWhenUsed="0"/>
+    <w:lsdException w:name="Light Shading Accent 4" w:semiHidden="0" w:uiPriority="60" w:unhideWhenUsed="0"/>
+    <w:lsdException w:name="Light List Accent 4" w:semiHidden="0" w:uiPriority="61" w:unhideWhenUsed="0"/>
+    <w:lsdException w:name="Light Grid Accent 4" w:semiHidden="0" w:uiPriority="62" w:unhideWhenUsed="0"/>
+    <w:lsdException w:name="Medium Shading 1 Accent 4" w:semiHidden="0" w:uiPriority="63" w:unhideWhenUsed="0"/>
+    <w:lsdException w:name="Medium Shading 2 Accent 4" w:semiHidden="0" w:uiPriority="64" w:unhideWhenUsed="0"/>
+    <w:lsdException w:name="Medium List 1 Accent 4" w:semiHidden="0" w:uiPriority="65" w:unhideWhenUsed="0"/>
+    <w:lsdException w:name="Medium List 2 Accent 4" w:semiHidden="0" w:uiPriority="66" w:unhideWhenUsed="0"/>
+    <w:lsdException w:name="Medium Grid 1 Accent 4" w:semiHidden="0" w:uiPriority="67" w:unhideWhenUsed="0"/>
+    <w:lsdException w:name="Medium Grid 2 Accent 4" w:semiHidden="0" w:uiPriority="68" w:unhideWhenUsed="0"/>
+    <w:lsdException w:name="Medium Grid 3 Accent 4" w:semiHidden="0" w:uiPriority="69" w:unhideWhenUsed="0"/>
+    <w:lsdException w:name="Dark List Accent 4" w:semiHidden="0" w:uiPriority="70" w:unhideWhenUsed="0"/>
+    <w:lsdException w:name="Colorful Shading Accent 4" w:semiHidden="0" w:uiPriority="71" w:unhideWhenUsed="0"/>
+    <w:lsdException w:name="Colorful List Accent 4" w:semiHidden="0" w:uiPriority="72" w:unhideWhenUsed="0"/>
+    <w:lsdException w:name="Colorful Grid Accent 4" w:semiHidden="0" w:uiPriority="73" w:unhideWhenUsed="0"/>
+    <w:lsdException w:name="Light Shading Accent 5" w:semiHidden="0" w:uiPriority="60" w:unhideWhenUsed="0"/>
+    <w:lsdException w:name="Light List Accent 5" w:semiHidden="0" w:uiPriority="61" w:unhideWhenUsed="0"/>
+    <w:lsdException w:name="Light Grid Accent 5" w:semiHidden="0" w:uiPriority="62" w:unhideWhenUsed="0"/>
+    <w:lsdException w:name="Medium Shading 1 Accent 5" w:semiHidden="0" w:uiPriority="63" w:unhideWhenUsed="0"/>
+    <w:lsdException w:name="Medium Shading 2 Accent 5" w:semiHidden="0" w:uiPriority="64" w:unhideWhenUsed="0"/>
+    <w:lsdException w:name="Medium List 1 Accent 5" w:semiHidden="0" w:uiPriority="65" w:unhideWhenUsed="0"/>
+    <w:lsdException w:name="Medium List 2 Accent 5" w:semiHidden="0" w:uiPriority="66" w:unhideWhenUsed="0"/>
+    <w:lsdException w:name="Medium Grid 1 Accent 5" w:semiHidden="0" w:uiPriority="67" w:unhideWhenUsed="0"/>
+    <w:lsdException w:name="Medium Grid 2 Accent 5" w:semiHidden="0" w:uiPriority="68" w:unhideWhenUsed="0"/>
+    <w:lsdException w:name="Medium Grid 3 Accent 5" w:semiHidden="0" w:uiPriority="69" w:unhideWhenUsed="0"/>
+    <w:lsdException w:name="Dark List Accent 5" w:semiHidden="0" w:uiPriority="70" w:unhideWhenUsed="0"/>
+    <w:lsdException w:name="Colorful Shading Accent 5" w:semiHidden="0" w:uiPriority="71" w:unhideWhenUsed="0"/>
+    <w:lsdException w:name="Colorful List Accent 5" w:semiHidden="0" w:uiPriority="72" w:unhideWhenUsed="0"/>
+    <w:lsdException w:name="Colorful Grid Accent 5" w:semiHidden="0" w:uiPriority="73" w:unhideWhenUsed="0"/>
+    <w:lsdException w:name="Light Shading Accent 6" w:semiHidden="0" w:uiPriority="60" w:unhideWhenUsed="0"/>
+    <w:lsdException w:name="Light List Accent 6" w:semiHidden="0" w:uiPriority="61" w:unhideWhenUsed="0"/>
+    <w:lsdException w:name="Light Grid Accent 6" w:semiHidden="0" w:uiPriority="62" w:unhideWhenUsed="0"/>
+    <w:lsdException w:name="Medium Shading 1 Accent 6" w:semiHidden="0" w:uiPriority="63" w:unhideWhenUsed="0"/>
+    <w:lsdException w:name="Medium Shading 2 Accent 6" w:semiHidden="0" w:uiPriority="64" w:unhideWhenUsed="0"/>
+    <w:lsdException w:name="Medium List 1 Accent 6" w:semiHidden="0" w:uiPriority="65" w:unhideWhenUsed="0"/>
+    <w:lsdException w:name="Medium List 2 Accent 6" w:semiHidden="0" w:uiPriority="66" w:unhideWhenUsed="0"/>
+    <w:lsdException w:name="Medium Grid 1 Accent 6" w:semiHidden="0" w:uiPriority="67" w:unhideWhenUsed="0"/>
+    <w:lsdException w:name="Medium Grid 2 Accent 6" w:semiHidden="0" w:uiPriority="68" w:unhideWhenUsed="0"/>
+    <w:lsdException w:name="Medium Grid 3 Accent 6" w:semiHidden="0" w:uiPriority="69" w:unhideWhenUsed="0"/>
+    <w:lsdException w:name="Dark List Accent 6" w:semiHidden="0" w:uiPriority="70" w:unhideWhenUsed="0"/>
+    <w:lsdException w:name="Colorful Shading Accent 6" w:semiHidden="0" w:uiPriority="71" w:unhideWhenUsed="0"/>
+    <w:lsdException w:name="Colorful List Accent 6" w:semiHidden="0" w:uiPriority="72" w:unhideWhenUsed="0"/>
+    <w:lsdException w:name="Colorful Grid Accent 6" w:semiHidden="0" w:uiPriority="73" w:unhideWhenUsed="0"/>
+    <w:lsdException w:name="Subtle Emphasis" w:semiHidden="0" w:uiPriority="19" w:unhideWhenUsed="0" w:qFormat="1"/>
+    <w:lsdException w:name="Intense Emphasis" w:semiHidden="0" w:uiPriority="21" w:unhideWhenUsed="0" w:qFormat="1"/>
+    <w:lsdException w:name="Subtle Reference" w:semiHidden="0" w:uiPriority="31" w:unhideWhenUsed="0" w:qFormat="1"/>
+    <w:lsdException w:name="Intense Reference" w:semiHidden="0" w:uiPriority="32" w:unhideWhenUsed="0" w:qFormat="1"/>
+    <w:lsdException w:name="Book Title" w:semiHidden="0" w:uiPriority="33" w:unhideWhenUsed="0" w:qFormat="1"/>
+    <w:lsdException w:name="Bibliography" w:uiPriority="37"/>
+    <w:lsdException w:name="TOC Heading" w:uiPriority="39" w:qFormat="1"/>
+  </w:latentStyles>
+  <w:style w:type="paragraph" w:default="1" w:styleId="a">
+    <w:name w:val="Normal"/>
+    <w:qFormat/>
+  </w:style>
+  <w:style w:type="character" w:default="1" w:styleId="a0">
+    <w:name w:val="Default Paragraph Font"/>
+    <w:uiPriority w:val="1"/>
+    <w:semiHidden/>
+    <w:unhideWhenUsed/>
+  </w:style>
+  <w:style w:type="table" w:default="1" w:styleId="a1">
+    <w:name w:val="Normal Table"/>
+    <w:uiPriority w:val="99"/>
+    <w:semiHidden/>
+    <w:unhideWhenUsed/>
+    <w:qFormat/>
+    <w:tblPr>
+      <w:tblInd w:w="0" w:type="dxa"/>
+      <w:tblCellMar>
+        <w:top w:w="0" w:type="dxa"/>
+        <w:left w:w="108" w:type="dxa"/>
+        <w:bottom w:w="0" w:type="dxa"/>
+        <w:right w:w="108" w:type="dxa"/>
+      </w:tblCellMar>
+    </w:tblPr>
+  </w:style>
+  <w:style w:type="numbering" w:default="1" w:styleId="a2">
+    <w:name w:val="No List"/>
+    <w:uiPriority w:val="99"/>
+    <w:semiHidden/>
+    <w:unhideWhenUsed/>
+  </w:style>
+  <w:style w:type="character" w:styleId="a3">
+    <w:name w:val="Placeholder Text"/>
+    <w:basedOn w:val="a0"/>
+    <w:uiPriority w:val="99"/>
+    <w:semiHidden/>
+    <w:rsid w:val="00962909"/>
+    <w:rPr>
+      <w:color w:val="808080"/>
+    </w:rPr>
+  </w:style>
+</w:styles>
+</file>
+
+<file path=word/glossary/webSettings.xml><?xml version="1.0" encoding="utf-8"?>
+<w:webSettings xmlns:r="http://schemas.openxmlformats.org/officeDocument/2006/relationships" xmlns:w="http://schemas.openxmlformats.org/wordprocessingml/2006/main">
+  <w:optimizeForBrowser/>
+</w:webSettings>
 </file>
 
 <file path=word/theme/theme1.xml><?xml version="1.0" encoding="utf-8"?>
@@ -2367,7 +4174,7 @@
 </file>
 
 <file path=customXml/itemProps1.xml><?xml version="1.0" encoding="utf-8"?>
-<ds:datastoreItem xmlns:ds="http://schemas.openxmlformats.org/officeDocument/2006/customXml" ds:itemID="{123AF183-81C6-40F0-9B85-BC42DF6D8380}">
+<ds:datastoreItem xmlns:ds="http://schemas.openxmlformats.org/officeDocument/2006/customXml" ds:itemID="{9C1BF666-F690-4BD8-ACA5-CA98DBEF4B2A}">
   <ds:schemaRefs>
     <ds:schemaRef ds:uri="http://schemas.openxmlformats.org/officeDocument/2006/bibliography"/>
   </ds:schemaRefs>

--- a/Диплом.docx
+++ b/Диплом.docx
@@ -593,7 +593,7 @@
           <w:r>
             <w:fldChar w:fldCharType="separate"/>
           </w:r>
-          <w:hyperlink w:anchor="_Toc228786715" w:history="1">
+          <w:hyperlink w:anchor="_Toc228871556" w:history="1">
             <w:r>
               <w:rPr>
                 <w:rStyle w:val="ab"/>
@@ -621,7 +621,7 @@
                 <w:noProof/>
                 <w:webHidden/>
               </w:rPr>
-              <w:instrText xml:space="preserve"> PAGEREF _Toc228786715 \h </w:instrText>
+              <w:instrText xml:space="preserve"> PAGEREF _Toc228871556 \h </w:instrText>
             </w:r>
             <w:r>
               <w:rPr>
@@ -662,7 +662,7 @@
               <w:noProof/>
             </w:rPr>
           </w:pPr>
-          <w:hyperlink w:anchor="_Toc228786716" w:history="1">
+          <w:hyperlink w:anchor="_Toc228871557" w:history="1">
             <w:r>
               <w:rPr>
                 <w:rStyle w:val="ab"/>
@@ -690,7 +690,7 @@
                 <w:noProof/>
                 <w:webHidden/>
               </w:rPr>
-              <w:instrText xml:space="preserve"> PAGEREF _Toc228786716 \h </w:instrText>
+              <w:instrText xml:space="preserve"> PAGEREF _Toc228871557 \h </w:instrText>
             </w:r>
             <w:r>
               <w:rPr>
@@ -732,7 +732,7 @@
               <w:noProof/>
             </w:rPr>
           </w:pPr>
-          <w:hyperlink w:anchor="_Toc228786717" w:history="1">
+          <w:hyperlink w:anchor="_Toc228871558" w:history="1">
             <w:r>
               <w:rPr>
                 <w:rStyle w:val="ab"/>
@@ -774,7 +774,7 @@
                 <w:noProof/>
                 <w:webHidden/>
               </w:rPr>
-              <w:instrText xml:space="preserve"> PAGEREF _Toc228786717 \h </w:instrText>
+              <w:instrText xml:space="preserve"> PAGEREF _Toc228871558 \h </w:instrText>
             </w:r>
             <w:r>
               <w:rPr>
@@ -815,7 +815,7 @@
               <w:noProof/>
             </w:rPr>
           </w:pPr>
-          <w:hyperlink w:anchor="_Toc228786718" w:history="1">
+          <w:hyperlink w:anchor="_Toc228871559" w:history="1">
             <w:r>
               <w:rPr>
                 <w:rStyle w:val="ab"/>
@@ -843,7 +843,7 @@
                 <w:noProof/>
                 <w:webHidden/>
               </w:rPr>
-              <w:instrText xml:space="preserve"> PAGEREF _Toc228786718 \h </w:instrText>
+              <w:instrText xml:space="preserve"> PAGEREF _Toc228871559 \h </w:instrText>
             </w:r>
             <w:r>
               <w:rPr>
@@ -864,6 +864,75 @@
                 <w:webHidden/>
               </w:rPr>
               <w:t>4</w:t>
+            </w:r>
+            <w:r>
+              <w:rPr>
+                <w:noProof/>
+                <w:webHidden/>
+              </w:rPr>
+              <w:fldChar w:fldCharType="end"/>
+            </w:r>
+          </w:hyperlink>
+        </w:p>
+        <w:p>
+          <w:pPr>
+            <w:pStyle w:val="31"/>
+            <w:tabs>
+              <w:tab w:val="right" w:leader="dot" w:pos="9345"/>
+            </w:tabs>
+            <w:rPr>
+              <w:noProof/>
+            </w:rPr>
+          </w:pPr>
+          <w:hyperlink w:anchor="_Toc228871560" w:history="1">
+            <w:r>
+              <w:rPr>
+                <w:rStyle w:val="ab"/>
+                <w:rFonts w:ascii="Times New Roman" w:hAnsi="Times New Roman" w:cs="Times New Roman"/>
+                <w:noProof/>
+              </w:rPr>
+              <w:t>1.1.2. Угловая модуляция.</w:t>
+            </w:r>
+            <w:r>
+              <w:rPr>
+                <w:noProof/>
+                <w:webHidden/>
+              </w:rPr>
+              <w:tab/>
+            </w:r>
+            <w:r>
+              <w:rPr>
+                <w:noProof/>
+                <w:webHidden/>
+              </w:rPr>
+              <w:fldChar w:fldCharType="begin"/>
+            </w:r>
+            <w:r>
+              <w:rPr>
+                <w:noProof/>
+                <w:webHidden/>
+              </w:rPr>
+              <w:instrText xml:space="preserve"> PAGEREF _Toc228871560 \h </w:instrText>
+            </w:r>
+            <w:r>
+              <w:rPr>
+                <w:noProof/>
+                <w:webHidden/>
+              </w:rPr>
+            </w:r>
+            <w:r>
+              <w:rPr>
+                <w:noProof/>
+                <w:webHidden/>
+              </w:rPr>
+              <w:fldChar w:fldCharType="separate"/>
+            </w:r>
+            <w:r>
+              <w:rPr>
+                <w:noProof/>
+                <w:webHidden/>
+              </w:rPr>
+              <w:t>6</w:t>
             </w:r>
             <w:r>
               <w:rPr>
@@ -921,7 +990,7 @@
           <w:color w:val="auto"/>
         </w:rPr>
       </w:pPr>
-      <w:bookmarkStart w:id="0" w:name="_Toc228786715"/>
+      <w:bookmarkStart w:id="0" w:name="_Toc228871556"/>
       <w:r>
         <w:rPr>
           <w:rFonts w:ascii="Times New Roman" w:hAnsi="Times New Roman" w:cs="Times New Roman"/>
@@ -1346,7 +1415,7 @@
           <w:color w:val="auto"/>
         </w:rPr>
       </w:pPr>
-      <w:bookmarkStart w:id="1" w:name="_Toc228786716"/>
+      <w:bookmarkStart w:id="1" w:name="_Toc228871557"/>
       <w:r>
         <w:rPr>
           <w:rFonts w:ascii="Times New Roman" w:hAnsi="Times New Roman" w:cs="Times New Roman"/>
@@ -1370,7 +1439,7 @@
           <w:szCs w:val="28"/>
         </w:rPr>
       </w:pPr>
-      <w:bookmarkStart w:id="2" w:name="_Toc228786717"/>
+      <w:bookmarkStart w:id="2" w:name="_Toc228871558"/>
       <w:r>
         <w:rPr>
           <w:rFonts w:ascii="Times New Roman" w:hAnsi="Times New Roman" w:cs="Times New Roman"/>
@@ -1636,7 +1705,7 @@
           <w:sz w:val="28"/>
         </w:rPr>
       </w:pPr>
-      <w:bookmarkStart w:id="3" w:name="_Toc228786718"/>
+      <w:bookmarkStart w:id="3" w:name="_Toc228871559"/>
       <w:r>
         <w:rPr>
           <w:rFonts w:ascii="Times New Roman" w:hAnsi="Times New Roman" w:cs="Times New Roman"/>
@@ -1654,7 +1723,6 @@
         <w:rPr>
           <w:rFonts w:ascii="Times New Roman" w:hAnsi="Times New Roman" w:cs="Times New Roman"/>
           <w:sz w:val="28"/>
-          <w:lang w:val="en-US"/>
         </w:rPr>
       </w:pPr>
       <w:r>
@@ -1828,7 +1896,6 @@
           <w:rFonts w:ascii="Times New Roman" w:hAnsi="Times New Roman" w:cs="Times New Roman"/>
           <w:i/>
           <w:sz w:val="28"/>
-          <w:lang w:val="en-US"/>
         </w:rPr>
       </w:pPr>
       <m:oMath>
@@ -2328,7 +2395,6 @@
         <w:jc w:val="center"/>
         <w:rPr>
           <w:color w:val="auto"/>
-          <w:lang w:val="en-US"/>
         </w:rPr>
       </w:pPr>
       <w:r>
@@ -2694,57 +2760,56 @@
         <w:jc w:val="center"/>
         <w:rPr>
           <w:color w:val="auto"/>
+        </w:rPr>
+      </w:pPr>
+      <w:r>
+        <w:rPr>
+          <w:color w:val="auto"/>
+        </w:rPr>
+        <w:t xml:space="preserve">Рисунок </w:t>
+      </w:r>
+      <w:r>
+        <w:rPr>
+          <w:color w:val="auto"/>
+        </w:rPr>
+        <w:fldChar w:fldCharType="begin"/>
+      </w:r>
+      <w:r>
+        <w:rPr>
+          <w:color w:val="auto"/>
+        </w:rPr>
+        <w:instrText xml:space="preserve"> SEQ Рисунок \* ARABIC </w:instrText>
+      </w:r>
+      <w:r>
+        <w:rPr>
+          <w:color w:val="auto"/>
+        </w:rPr>
+        <w:fldChar w:fldCharType="separate"/>
+      </w:r>
+      <w:r>
+        <w:rPr>
+          <w:noProof/>
+          <w:color w:val="auto"/>
+        </w:rPr>
+        <w:t>3</w:t>
+      </w:r>
+      <w:r>
+        <w:rPr>
+          <w:color w:val="auto"/>
+        </w:rPr>
+        <w:fldChar w:fldCharType="end"/>
+      </w:r>
+      <w:r>
+        <w:rPr>
+          <w:color w:val="auto"/>
+        </w:rPr>
+        <w:t>. Временное и спектральное представление сигнала в режиме перемодуляции (</w:t>
+      </w:r>
+      <w:r>
+        <w:rPr>
+          <w:color w:val="auto"/>
           <w:lang w:val="en-US"/>
         </w:rPr>
-      </w:pPr>
-      <w:r>
-        <w:rPr>
-          <w:color w:val="auto"/>
-        </w:rPr>
-        <w:t xml:space="preserve">Рисунок </w:t>
-      </w:r>
-      <w:r>
-        <w:rPr>
-          <w:color w:val="auto"/>
-        </w:rPr>
-        <w:fldChar w:fldCharType="begin"/>
-      </w:r>
-      <w:r>
-        <w:rPr>
-          <w:color w:val="auto"/>
-        </w:rPr>
-        <w:instrText xml:space="preserve"> SEQ Рисунок \* ARABIC </w:instrText>
-      </w:r>
-      <w:r>
-        <w:rPr>
-          <w:color w:val="auto"/>
-        </w:rPr>
-        <w:fldChar w:fldCharType="separate"/>
-      </w:r>
-      <w:r>
-        <w:rPr>
-          <w:noProof/>
-          <w:color w:val="auto"/>
-        </w:rPr>
-        <w:t>3</w:t>
-      </w:r>
-      <w:r>
-        <w:rPr>
-          <w:color w:val="auto"/>
-        </w:rPr>
-        <w:fldChar w:fldCharType="end"/>
-      </w:r>
-      <w:r>
-        <w:rPr>
-          <w:color w:val="auto"/>
-        </w:rPr>
-        <w:t>. Временное и спектральное представление сигнала в режиме перемодуляции (</w:t>
-      </w:r>
-      <w:r>
-        <w:rPr>
-          <w:color w:val="auto"/>
-          <w:lang w:val="en-US"/>
-        </w:rPr>
         <w:t>m</w:t>
       </w:r>
       <w:r>
@@ -2756,11 +2821,55 @@
     </w:p>
     <w:p>
       <w:pPr>
-        <w:rPr>
-          <w:rFonts w:ascii="Times New Roman" w:hAnsi="Times New Roman" w:cs="Times New Roman"/>
-          <w:sz w:val="28"/>
-        </w:rPr>
-      </w:pPr>
+        <w:pStyle w:val="3"/>
+        <w:rPr>
+          <w:rFonts w:ascii="Times New Roman" w:hAnsi="Times New Roman" w:cs="Times New Roman"/>
+          <w:color w:val="auto"/>
+          <w:sz w:val="28"/>
+        </w:rPr>
+      </w:pPr>
+      <w:bookmarkStart w:id="4" w:name="_Toc228871560"/>
+      <w:r>
+        <w:rPr>
+          <w:rFonts w:ascii="Times New Roman" w:hAnsi="Times New Roman" w:cs="Times New Roman"/>
+          <w:color w:val="auto"/>
+          <w:sz w:val="28"/>
+        </w:rPr>
+        <w:t>1.1.2. Угловая модуляция.</w:t>
+      </w:r>
+      <w:bookmarkEnd w:id="4"/>
+    </w:p>
+    <w:p>
+      <w:pPr>
+        <w:ind w:firstLine="709"/>
+        <w:jc w:val="both"/>
+        <w:rPr>
+          <w:rFonts w:ascii="Times New Roman" w:hAnsi="Times New Roman" w:cs="Times New Roman"/>
+          <w:sz w:val="28"/>
+        </w:rPr>
+      </w:pPr>
+      <w:r>
+        <w:rPr>
+          <w:rFonts w:ascii="Times New Roman" w:hAnsi="Times New Roman" w:cs="Times New Roman"/>
+          <w:b/>
+          <w:sz w:val="28"/>
+        </w:rPr>
+        <w:t>Угловая модуляция</w:t>
+      </w:r>
+      <w:r>
+        <w:rPr>
+          <w:rFonts w:ascii="Times New Roman" w:hAnsi="Times New Roman" w:cs="Times New Roman"/>
+          <w:sz w:val="28"/>
+        </w:rPr>
+        <w:t xml:space="preserve"> </w:t>
+      </w:r>
+      <w:r>
+        <w:rPr>
+          <w:rFonts w:ascii="Times New Roman" w:hAnsi="Times New Roman" w:cs="Times New Roman"/>
+          <w:sz w:val="28"/>
+        </w:rPr>
+        <w:t>— вид модуляции, при которой передаваемый сигнал изменяет либо частоту, либо начальную фазу, амплитуда не изменяется. Названа так потому, что полная фаза гармонического колебания Ψ(t) = ωt + φ определяет текущее значение фазового угла.</w:t>
+      </w:r>
     </w:p>
     <w:sectPr>
       <w:footerReference w:type="default" r:id="rId11"/>
@@ -3300,7 +3409,6 @@
     <w:next w:val="a"/>
     <w:link w:val="30"/>
     <w:uiPriority w:val="9"/>
-    <w:semiHidden/>
     <w:unhideWhenUsed/>
     <w:qFormat/>
     <w:rsid w:val="0069724A"/>
@@ -3536,7 +3644,6 @@
     <w:basedOn w:val="a0"/>
     <w:link w:val="3"/>
     <w:uiPriority w:val="9"/>
-    <w:semiHidden/>
     <w:rsid w:val="0069724A"/>
     <w:rPr>
       <w:rFonts w:asciiTheme="majorHAnsi" w:eastAsiaTheme="majorEastAsia" w:hAnsiTheme="majorHAnsi" w:cstheme="majorBidi"/>
@@ -3599,291 +3706,6 @@
     </w:rPr>
   </w:style>
 </w:styles>
-</file>
-
-<file path=word/glossary/document.xml><?xml version="1.0" encoding="utf-8"?>
-<w:glossaryDocument xmlns:ve="http://schemas.openxmlformats.org/markup-compatibility/2006" xmlns:o="urn:schemas-microsoft-com:office:office" xmlns:r="http://schemas.openxmlformats.org/officeDocument/2006/relationships" xmlns:m="http://schemas.openxmlformats.org/officeDocument/2006/math" xmlns:v="urn:schemas-microsoft-com:vml" xmlns:wp="http://schemas.openxmlformats.org/drawingml/2006/wordprocessingDrawing" xmlns:w10="urn:schemas-microsoft-com:office:word" xmlns:w="http://schemas.openxmlformats.org/wordprocessingml/2006/main" xmlns:wne="http://schemas.microsoft.com/office/word/2006/wordml">
-  <w:docParts/>
-</w:glossaryDocument>
-</file>
-
-<file path=word/glossary/fontTable.xml><?xml version="1.0" encoding="utf-8"?>
-<w:fonts xmlns:r="http://schemas.openxmlformats.org/officeDocument/2006/relationships" xmlns:w="http://schemas.openxmlformats.org/wordprocessingml/2006/main">
-  <w:font w:name="Times New Roman">
-    <w:panose1 w:val="02020603050405020304"/>
-    <w:charset w:val="CC"/>
-    <w:family w:val="roman"/>
-    <w:pitch w:val="variable"/>
-    <w:sig w:usb0="E0002EFF" w:usb1="C000785B" w:usb2="00000009" w:usb3="00000000" w:csb0="000001FF" w:csb1="00000000"/>
-  </w:font>
-  <w:font w:name="Calibri">
-    <w:panose1 w:val="020F0502020204030204"/>
-    <w:charset w:val="CC"/>
-    <w:family w:val="swiss"/>
-    <w:pitch w:val="variable"/>
-    <w:sig w:usb0="E4002EFF" w:usb1="C200247B" w:usb2="00000009" w:usb3="00000000" w:csb0="000001FF" w:csb1="00000000"/>
-  </w:font>
-  <w:font w:name="Cambria">
-    <w:panose1 w:val="02040503050406030204"/>
-    <w:charset w:val="CC"/>
-    <w:family w:val="roman"/>
-    <w:pitch w:val="variable"/>
-    <w:sig w:usb0="E00006FF" w:usb1="420024FF" w:usb2="02000000" w:usb3="00000000" w:csb0="0000019F" w:csb1="00000000"/>
-  </w:font>
-  <w:font w:name="Tahoma">
-    <w:panose1 w:val="020B0604030504040204"/>
-    <w:charset w:val="CC"/>
-    <w:family w:val="swiss"/>
-    <w:pitch w:val="variable"/>
-    <w:sig w:usb0="E1002EFF" w:usb1="C000605B" w:usb2="00000029" w:usb3="00000000" w:csb0="000101FF" w:csb1="00000000"/>
-  </w:font>
-  <w:font w:name="Cambria Math">
-    <w:panose1 w:val="02040503050406030204"/>
-    <w:charset w:val="CC"/>
-    <w:family w:val="roman"/>
-    <w:pitch w:val="variable"/>
-    <w:sig w:usb0="E00006FF" w:usb1="420024FF" w:usb2="02000000" w:usb3="00000000" w:csb0="0000019F" w:csb1="00000000"/>
-  </w:font>
-</w:fonts>
-</file>
-
-<file path=word/glossary/settings.xml><?xml version="1.0" encoding="utf-8"?>
-<w:settings xmlns:o="urn:schemas-microsoft-com:office:office" xmlns:r="http://schemas.openxmlformats.org/officeDocument/2006/relationships" xmlns:m="http://schemas.openxmlformats.org/officeDocument/2006/math" xmlns:v="urn:schemas-microsoft-com:vml" xmlns:w10="urn:schemas-microsoft-com:office:word" xmlns:w="http://schemas.openxmlformats.org/wordprocessingml/2006/main" xmlns:sl="http://schemas.openxmlformats.org/schemaLibrary/2006/main">
-  <w:view w:val="normal"/>
-  <w:defaultTabStop w:val="708"/>
-  <w:characterSpacingControl w:val="doNotCompress"/>
-  <w:compat>
-    <w:useFELayout/>
-  </w:compat>
-  <w:rsids>
-    <w:rsidRoot w:val="00962909"/>
-    <w:rsid w:val="00962909"/>
-  </w:rsids>
-  <m:mathPr>
-    <m:mathFont m:val="Cambria Math"/>
-    <m:brkBin m:val="before"/>
-    <m:brkBinSub m:val="--"/>
-    <m:smallFrac m:val="off"/>
-    <m:dispDef/>
-    <m:lMargin m:val="0"/>
-    <m:rMargin m:val="0"/>
-    <m:defJc m:val="centerGroup"/>
-    <m:wrapIndent m:val="1440"/>
-    <m:intLim m:val="subSup"/>
-    <m:naryLim m:val="undOvr"/>
-  </m:mathPr>
-  <w:themeFontLang w:val="ru-RU"/>
-  <w:clrSchemeMapping w:bg1="light1" w:t1="dark1" w:bg2="light2" w:t2="dark2" w:accent1="accent1" w:accent2="accent2" w:accent3="accent3" w:accent4="accent4" w:accent5="accent5" w:accent6="accent6" w:hyperlink="hyperlink" w:followedHyperlink="followedHyperlink"/>
-  <w:decimalSymbol w:val=","/>
-  <w:listSeparator w:val=";"/>
-</w:settings>
-</file>
-
-<file path=word/glossary/styles.xml><?xml version="1.0" encoding="utf-8"?>
-<w:styles xmlns:r="http://schemas.openxmlformats.org/officeDocument/2006/relationships" xmlns:w="http://schemas.openxmlformats.org/wordprocessingml/2006/main">
-  <w:docDefaults>
-    <w:rPrDefault>
-      <w:rPr>
-        <w:rFonts w:asciiTheme="minorHAnsi" w:eastAsiaTheme="minorEastAsia" w:hAnsiTheme="minorHAnsi" w:cstheme="minorBidi"/>
-        <w:sz w:val="22"/>
-        <w:szCs w:val="22"/>
-        <w:lang w:val="ru-RU" w:eastAsia="ru-RU" w:bidi="ar-SA"/>
-      </w:rPr>
-    </w:rPrDefault>
-    <w:pPrDefault>
-      <w:pPr>
-        <w:spacing w:after="200" w:line="276" w:lineRule="auto"/>
-      </w:pPr>
-    </w:pPrDefault>
-  </w:docDefaults>
-  <w:latentStyles w:defLockedState="0" w:defUIPriority="99" w:defSemiHidden="1" w:defUnhideWhenUsed="1" w:defQFormat="0" w:count="267">
-    <w:lsdException w:name="Normal" w:semiHidden="0" w:uiPriority="0" w:unhideWhenUsed="0" w:qFormat="1"/>
-    <w:lsdException w:name="heading 1" w:semiHidden="0" w:uiPriority="9" w:unhideWhenUsed="0" w:qFormat="1"/>
-    <w:lsdException w:name="heading 2" w:uiPriority="9" w:qFormat="1"/>
-    <w:lsdException w:name="heading 3" w:uiPriority="9" w:qFormat="1"/>
-    <w:lsdException w:name="heading 4" w:uiPriority="9" w:qFormat="1"/>
-    <w:lsdException w:name="heading 5" w:uiPriority="9" w:qFormat="1"/>
-    <w:lsdException w:name="heading 6" w:uiPriority="9" w:qFormat="1"/>
-    <w:lsdException w:name="heading 7" w:uiPriority="9" w:qFormat="1"/>
-    <w:lsdException w:name="heading 8" w:uiPriority="9" w:qFormat="1"/>
-    <w:lsdException w:name="heading 9" w:uiPriority="9" w:qFormat="1"/>
-    <w:lsdException w:name="toc 1" w:uiPriority="39"/>
-    <w:lsdException w:name="toc 2" w:uiPriority="39"/>
-    <w:lsdException w:name="toc 3" w:uiPriority="39"/>
-    <w:lsdException w:name="toc 4" w:uiPriority="39"/>
-    <w:lsdException w:name="toc 5" w:uiPriority="39"/>
-    <w:lsdException w:name="toc 6" w:uiPriority="39"/>
-    <w:lsdException w:name="toc 7" w:uiPriority="39"/>
-    <w:lsdException w:name="toc 8" w:uiPriority="39"/>
-    <w:lsdException w:name="toc 9" w:uiPriority="39"/>
-    <w:lsdException w:name="caption" w:uiPriority="35" w:qFormat="1"/>
-    <w:lsdException w:name="Title" w:semiHidden="0" w:uiPriority="10" w:unhideWhenUsed="0" w:qFormat="1"/>
-    <w:lsdException w:name="Default Paragraph Font" w:uiPriority="1"/>
-    <w:lsdException w:name="Subtitle" w:semiHidden="0" w:uiPriority="11" w:unhideWhenUsed="0" w:qFormat="1"/>
-    <w:lsdException w:name="Strong" w:semiHidden="0" w:uiPriority="22" w:unhideWhenUsed="0" w:qFormat="1"/>
-    <w:lsdException w:name="Emphasis" w:semiHidden="0" w:uiPriority="20" w:unhideWhenUsed="0" w:qFormat="1"/>
-    <w:lsdException w:name="Table Grid" w:semiHidden="0" w:uiPriority="59" w:unhideWhenUsed="0"/>
-    <w:lsdException w:name="Placeholder Text" w:unhideWhenUsed="0"/>
-    <w:lsdException w:name="No Spacing" w:semiHidden="0" w:uiPriority="1" w:unhideWhenUsed="0" w:qFormat="1"/>
-    <w:lsdException w:name="Light Shading" w:semiHidden="0" w:uiPriority="60" w:unhideWhenUsed="0"/>
-    <w:lsdException w:name="Light List" w:semiHidden="0" w:uiPriority="61" w:unhideWhenUsed="0"/>
-    <w:lsdException w:name="Light Grid" w:semiHidden="0" w:uiPriority="62" w:unhideWhenUsed="0"/>
-    <w:lsdException w:name="Medium Shading 1" w:semiHidden="0" w:uiPriority="63" w:unhideWhenUsed="0"/>
-    <w:lsdException w:name="Medium Shading 2" w:semiHidden="0" w:uiPriority="64" w:unhideWhenUsed="0"/>
-    <w:lsdException w:name="Medium List 1" w:semiHidden="0" w:uiPriority="65" w:unhideWhenUsed="0"/>
-    <w:lsdException w:name="Medium List 2" w:semiHidden="0" w:uiPriority="66" w:unhideWhenUsed="0"/>
-    <w:lsdException w:name="Medium Grid 1" w:semiHidden="0" w:uiPriority="67" w:unhideWhenUsed="0"/>
-    <w:lsdException w:name="Medium Grid 2" w:semiHidden="0" w:uiPriority="68" w:unhideWhenUsed="0"/>
-    <w:lsdException w:name="Medium Grid 3" w:semiHidden="0" w:uiPriority="69" w:unhideWhenUsed="0"/>
-    <w:lsdException w:name="Dark List" w:semiHidden="0" w:uiPriority="70" w:unhideWhenUsed="0"/>
-    <w:lsdException w:name="Colorful Shading" w:semiHidden="0" w:uiPriority="71" w:unhideWhenUsed="0"/>
-    <w:lsdException w:name="Colorful List" w:semiHidden="0" w:uiPriority="72" w:unhideWhenUsed="0"/>
-    <w:lsdException w:name="Colorful Grid" w:semiHidden="0" w:uiPriority="73" w:unhideWhenUsed="0"/>
-    <w:lsdException w:name="Light Shading Accent 1" w:semiHidden="0" w:uiPriority="60" w:unhideWhenUsed="0"/>
-    <w:lsdException w:name="Light List Accent 1" w:semiHidden="0" w:uiPriority="61" w:unhideWhenUsed="0"/>
-    <w:lsdException w:name="Light Grid Accent 1" w:semiHidden="0" w:uiPriority="62" w:unhideWhenUsed="0"/>
-    <w:lsdException w:name="Medium Shading 1 Accent 1" w:semiHidden="0" w:uiPriority="63" w:unhideWhenUsed="0"/>
-    <w:lsdException w:name="Medium Shading 2 Accent 1" w:semiHidden="0" w:uiPriority="64" w:unhideWhenUsed="0"/>
-    <w:lsdException w:name="Medium List 1 Accent 1" w:semiHidden="0" w:uiPriority="65" w:unhideWhenUsed="0"/>
-    <w:lsdException w:name="Revision" w:unhideWhenUsed="0"/>
-    <w:lsdException w:name="List Paragraph" w:semiHidden="0" w:uiPriority="34" w:unhideWhenUsed="0" w:qFormat="1"/>
-    <w:lsdException w:name="Quote" w:semiHidden="0" w:uiPriority="29" w:unhideWhenUsed="0" w:qFormat="1"/>
-    <w:lsdException w:name="Intense Quote" w:semiHidden="0" w:uiPriority="30" w:unhideWhenUsed="0" w:qFormat="1"/>
-    <w:lsdException w:name="Medium List 2 Accent 1" w:semiHidden="0" w:uiPriority="66" w:unhideWhenUsed="0"/>
-    <w:lsdException w:name="Medium Grid 1 Accent 1" w:semiHidden="0" w:uiPriority="67" w:unhideWhenUsed="0"/>
-    <w:lsdException w:name="Medium Grid 2 Accent 1" w:semiHidden="0" w:uiPriority="68" w:unhideWhenUsed="0"/>
-    <w:lsdException w:name="Medium Grid 3 Accent 1" w:semiHidden="0" w:uiPriority="69" w:unhideWhenUsed="0"/>
-    <w:lsdException w:name="Dark List Accent 1" w:semiHidden="0" w:uiPriority="70" w:unhideWhenUsed="0"/>
-    <w:lsdException w:name="Colorful Shading Accent 1" w:semiHidden="0" w:uiPriority="71" w:unhideWhenUsed="0"/>
-    <w:lsdException w:name="Colorful List Accent 1" w:semiHidden="0" w:uiPriority="72" w:unhideWhenUsed="0"/>
-    <w:lsdException w:name="Colorful Grid Accent 1" w:semiHidden="0" w:uiPriority="73" w:unhideWhenUsed="0"/>
-    <w:lsdException w:name="Light Shading Accent 2" w:semiHidden="0" w:uiPriority="60" w:unhideWhenUsed="0"/>
-    <w:lsdException w:name="Light List Accent 2" w:semiHidden="0" w:uiPriority="61" w:unhideWhenUsed="0"/>
-    <w:lsdException w:name="Light Grid Accent 2" w:semiHidden="0" w:uiPriority="62" w:unhideWhenUsed="0"/>
-    <w:lsdException w:name="Medium Shading 1 Accent 2" w:semiHidden="0" w:uiPriority="63" w:unhideWhenUsed="0"/>
-    <w:lsdException w:name="Medium Shading 2 Accent 2" w:semiHidden="0" w:uiPriority="64" w:unhideWhenUsed="0"/>
-    <w:lsdException w:name="Medium List 1 Accent 2" w:semiHidden="0" w:uiPriority="65" w:unhideWhenUsed="0"/>
-    <w:lsdException w:name="Medium List 2 Accent 2" w:semiHidden="0" w:uiPriority="66" w:unhideWhenUsed="0"/>
-    <w:lsdException w:name="Medium Grid 1 Accent 2" w:semiHidden="0" w:uiPriority="67" w:unhideWhenUsed="0"/>
-    <w:lsdException w:name="Medium Grid 2 Accent 2" w:semiHidden="0" w:uiPriority="68" w:unhideWhenUsed="0"/>
-    <w:lsdException w:name="Medium Grid 3 Accent 2" w:semiHidden="0" w:uiPriority="69" w:unhideWhenUsed="0"/>
-    <w:lsdException w:name="Dark List Accent 2" w:semiHidden="0" w:uiPriority="70" w:unhideWhenUsed="0"/>
-    <w:lsdException w:name="Colorful Shading Accent 2" w:semiHidden="0" w:uiPriority="71" w:unhideWhenUsed="0"/>
-    <w:lsdException w:name="Colorful List Accent 2" w:semiHidden="0" w:uiPriority="72" w:unhideWhenUsed="0"/>
-    <w:lsdException w:name="Colorful Grid Accent 2" w:semiHidden="0" w:uiPriority="73" w:unhideWhenUsed="0"/>
-    <w:lsdException w:name="Light Shading Accent 3" w:semiHidden="0" w:uiPriority="60" w:unhideWhenUsed="0"/>
-    <w:lsdException w:name="Light List Accent 3" w:semiHidden="0" w:uiPriority="61" w:unhideWhenUsed="0"/>
-    <w:lsdException w:name="Light Grid Accent 3" w:semiHidden="0" w:uiPriority="62" w:unhideWhenUsed="0"/>
-    <w:lsdException w:name="Medium Shading 1 Accent 3" w:semiHidden="0" w:uiPriority="63" w:unhideWhenUsed="0"/>
-    <w:lsdException w:name="Medium Shading 2 Accent 3" w:semiHidden="0" w:uiPriority="64" w:unhideWhenUsed="0"/>
-    <w:lsdException w:name="Medium List 1 Accent 3" w:semiHidden="0" w:uiPriority="65" w:unhideWhenUsed="0"/>
-    <w:lsdException w:name="Medium List 2 Accent 3" w:semiHidden="0" w:uiPriority="66" w:unhideWhenUsed="0"/>
-    <w:lsdException w:name="Medium Grid 1 Accent 3" w:semiHidden="0" w:uiPriority="67" w:unhideWhenUsed="0"/>
-    <w:lsdException w:name="Medium Grid 2 Accent 3" w:semiHidden="0" w:uiPriority="68" w:unhideWhenUsed="0"/>
-    <w:lsdException w:name="Medium Grid 3 Accent 3" w:semiHidden="0" w:uiPriority="69" w:unhideWhenUsed="0"/>
-    <w:lsdException w:name="Dark List Accent 3" w:semiHidden="0" w:uiPriority="70" w:unhideWhenUsed="0"/>
-    <w:lsdException w:name="Colorful Shading Accent 3" w:semiHidden="0" w:uiPriority="71" w:unhideWhenUsed="0"/>
-    <w:lsdException w:name="Colorful List Accent 3" w:semiHidden="0" w:uiPriority="72" w:unhideWhenUsed="0"/>
-    <w:lsdException w:name="Colorful Grid Accent 3" w:semiHidden="0" w:uiPriority="73" w:unhideWhenUsed="0"/>
-    <w:lsdException w:name="Light Shading Accent 4" w:semiHidden="0" w:uiPriority="60" w:unhideWhenUsed="0"/>
-    <w:lsdException w:name="Light List Accent 4" w:semiHidden="0" w:uiPriority="61" w:unhideWhenUsed="0"/>
-    <w:lsdException w:name="Light Grid Accent 4" w:semiHidden="0" w:uiPriority="62" w:unhideWhenUsed="0"/>
-    <w:lsdException w:name="Medium Shading 1 Accent 4" w:semiHidden="0" w:uiPriority="63" w:unhideWhenUsed="0"/>
-    <w:lsdException w:name="Medium Shading 2 Accent 4" w:semiHidden="0" w:uiPriority="64" w:unhideWhenUsed="0"/>
-    <w:lsdException w:name="Medium List 1 Accent 4" w:semiHidden="0" w:uiPriority="65" w:unhideWhenUsed="0"/>
-    <w:lsdException w:name="Medium List 2 Accent 4" w:semiHidden="0" w:uiPriority="66" w:unhideWhenUsed="0"/>
-    <w:lsdException w:name="Medium Grid 1 Accent 4" w:semiHidden="0" w:uiPriority="67" w:unhideWhenUsed="0"/>
-    <w:lsdException w:name="Medium Grid 2 Accent 4" w:semiHidden="0" w:uiPriority="68" w:unhideWhenUsed="0"/>
-    <w:lsdException w:name="Medium Grid 3 Accent 4" w:semiHidden="0" w:uiPriority="69" w:unhideWhenUsed="0"/>
-    <w:lsdException w:name="Dark List Accent 4" w:semiHidden="0" w:uiPriority="70" w:unhideWhenUsed="0"/>
-    <w:lsdException w:name="Colorful Shading Accent 4" w:semiHidden="0" w:uiPriority="71" w:unhideWhenUsed="0"/>
-    <w:lsdException w:name="Colorful List Accent 4" w:semiHidden="0" w:uiPriority="72" w:unhideWhenUsed="0"/>
-    <w:lsdException w:name="Colorful Grid Accent 4" w:semiHidden="0" w:uiPriority="73" w:unhideWhenUsed="0"/>
-    <w:lsdException w:name="Light Shading Accent 5" w:semiHidden="0" w:uiPriority="60" w:unhideWhenUsed="0"/>
-    <w:lsdException w:name="Light List Accent 5" w:semiHidden="0" w:uiPriority="61" w:unhideWhenUsed="0"/>
-    <w:lsdException w:name="Light Grid Accent 5" w:semiHidden="0" w:uiPriority="62" w:unhideWhenUsed="0"/>
-    <w:lsdException w:name="Medium Shading 1 Accent 5" w:semiHidden="0" w:uiPriority="63" w:unhideWhenUsed="0"/>
-    <w:lsdException w:name="Medium Shading 2 Accent 5" w:semiHidden="0" w:uiPriority="64" w:unhideWhenUsed="0"/>
-    <w:lsdException w:name="Medium List 1 Accent 5" w:semiHidden="0" w:uiPriority="65" w:unhideWhenUsed="0"/>
-    <w:lsdException w:name="Medium List 2 Accent 5" w:semiHidden="0" w:uiPriority="66" w:unhideWhenUsed="0"/>
-    <w:lsdException w:name="Medium Grid 1 Accent 5" w:semiHidden="0" w:uiPriority="67" w:unhideWhenUsed="0"/>
-    <w:lsdException w:name="Medium Grid 2 Accent 5" w:semiHidden="0" w:uiPriority="68" w:unhideWhenUsed="0"/>
-    <w:lsdException w:name="Medium Grid 3 Accent 5" w:semiHidden="0" w:uiPriority="69" w:unhideWhenUsed="0"/>
-    <w:lsdException w:name="Dark List Accent 5" w:semiHidden="0" w:uiPriority="70" w:unhideWhenUsed="0"/>
-    <w:lsdException w:name="Colorful Shading Accent 5" w:semiHidden="0" w:uiPriority="71" w:unhideWhenUsed="0"/>
-    <w:lsdException w:name="Colorful List Accent 5" w:semiHidden="0" w:uiPriority="72" w:unhideWhenUsed="0"/>
-    <w:lsdException w:name="Colorful Grid Accent 5" w:semiHidden="0" w:uiPriority="73" w:unhideWhenUsed="0"/>
-    <w:lsdException w:name="Light Shading Accent 6" w:semiHidden="0" w:uiPriority="60" w:unhideWhenUsed="0"/>
-    <w:lsdException w:name="Light List Accent 6" w:semiHidden="0" w:uiPriority="61" w:unhideWhenUsed="0"/>
-    <w:lsdException w:name="Light Grid Accent 6" w:semiHidden="0" w:uiPriority="62" w:unhideWhenUsed="0"/>
-    <w:lsdException w:name="Medium Shading 1 Accent 6" w:semiHidden="0" w:uiPriority="63" w:unhideWhenUsed="0"/>
-    <w:lsdException w:name="Medium Shading 2 Accent 6" w:semiHidden="0" w:uiPriority="64" w:unhideWhenUsed="0"/>
-    <w:lsdException w:name="Medium List 1 Accent 6" w:semiHidden="0" w:uiPriority="65" w:unhideWhenUsed="0"/>
-    <w:lsdException w:name="Medium List 2 Accent 6" w:semiHidden="0" w:uiPriority="66" w:unhideWhenUsed="0"/>
-    <w:lsdException w:name="Medium Grid 1 Accent 6" w:semiHidden="0" w:uiPriority="67" w:unhideWhenUsed="0"/>
-    <w:lsdException w:name="Medium Grid 2 Accent 6" w:semiHidden="0" w:uiPriority="68" w:unhideWhenUsed="0"/>
-    <w:lsdException w:name="Medium Grid 3 Accent 6" w:semiHidden="0" w:uiPriority="69" w:unhideWhenUsed="0"/>
-    <w:lsdException w:name="Dark List Accent 6" w:semiHidden="0" w:uiPriority="70" w:unhideWhenUsed="0"/>
-    <w:lsdException w:name="Colorful Shading Accent 6" w:semiHidden="0" w:uiPriority="71" w:unhideWhenUsed="0"/>
-    <w:lsdException w:name="Colorful List Accent 6" w:semiHidden="0" w:uiPriority="72" w:unhideWhenUsed="0"/>
-    <w:lsdException w:name="Colorful Grid Accent 6" w:semiHidden="0" w:uiPriority="73" w:unhideWhenUsed="0"/>
-    <w:lsdException w:name="Subtle Emphasis" w:semiHidden="0" w:uiPriority="19" w:unhideWhenUsed="0" w:qFormat="1"/>
-    <w:lsdException w:name="Intense Emphasis" w:semiHidden="0" w:uiPriority="21" w:unhideWhenUsed="0" w:qFormat="1"/>
-    <w:lsdException w:name="Subtle Reference" w:semiHidden="0" w:uiPriority="31" w:unhideWhenUsed="0" w:qFormat="1"/>
-    <w:lsdException w:name="Intense Reference" w:semiHidden="0" w:uiPriority="32" w:unhideWhenUsed="0" w:qFormat="1"/>
-    <w:lsdException w:name="Book Title" w:semiHidden="0" w:uiPriority="33" w:unhideWhenUsed="0" w:qFormat="1"/>
-    <w:lsdException w:name="Bibliography" w:uiPriority="37"/>
-    <w:lsdException w:name="TOC Heading" w:uiPriority="39" w:qFormat="1"/>
-  </w:latentStyles>
-  <w:style w:type="paragraph" w:default="1" w:styleId="a">
-    <w:name w:val="Normal"/>
-    <w:qFormat/>
-  </w:style>
-  <w:style w:type="character" w:default="1" w:styleId="a0">
-    <w:name w:val="Default Paragraph Font"/>
-    <w:uiPriority w:val="1"/>
-    <w:semiHidden/>
-    <w:unhideWhenUsed/>
-  </w:style>
-  <w:style w:type="table" w:default="1" w:styleId="a1">
-    <w:name w:val="Normal Table"/>
-    <w:uiPriority w:val="99"/>
-    <w:semiHidden/>
-    <w:unhideWhenUsed/>
-    <w:qFormat/>
-    <w:tblPr>
-      <w:tblInd w:w="0" w:type="dxa"/>
-      <w:tblCellMar>
-        <w:top w:w="0" w:type="dxa"/>
-        <w:left w:w="108" w:type="dxa"/>
-        <w:bottom w:w="0" w:type="dxa"/>
-        <w:right w:w="108" w:type="dxa"/>
-      </w:tblCellMar>
-    </w:tblPr>
-  </w:style>
-  <w:style w:type="numbering" w:default="1" w:styleId="a2">
-    <w:name w:val="No List"/>
-    <w:uiPriority w:val="99"/>
-    <w:semiHidden/>
-    <w:unhideWhenUsed/>
-  </w:style>
-  <w:style w:type="character" w:styleId="a3">
-    <w:name w:val="Placeholder Text"/>
-    <w:basedOn w:val="a0"/>
-    <w:uiPriority w:val="99"/>
-    <w:semiHidden/>
-    <w:rsid w:val="00962909"/>
-    <w:rPr>
-      <w:color w:val="808080"/>
-    </w:rPr>
-  </w:style>
-</w:styles>
-</file>
-
-<file path=word/glossary/webSettings.xml><?xml version="1.0" encoding="utf-8"?>
-<w:webSettings xmlns:r="http://schemas.openxmlformats.org/officeDocument/2006/relationships" xmlns:w="http://schemas.openxmlformats.org/wordprocessingml/2006/main">
-  <w:optimizeForBrowser/>
-</w:webSettings>
 </file>
 
 <file path=word/theme/theme1.xml><?xml version="1.0" encoding="utf-8"?>
@@ -4174,7 +3996,7 @@
 </file>
 
 <file path=customXml/itemProps1.xml><?xml version="1.0" encoding="utf-8"?>
-<ds:datastoreItem xmlns:ds="http://schemas.openxmlformats.org/officeDocument/2006/customXml" ds:itemID="{9C1BF666-F690-4BD8-ACA5-CA98DBEF4B2A}">
+<ds:datastoreItem xmlns:ds="http://schemas.openxmlformats.org/officeDocument/2006/customXml" ds:itemID="{36856FBB-84C8-41F4-83BA-4B0C579B84D8}">
   <ds:schemaRefs>
     <ds:schemaRef ds:uri="http://schemas.openxmlformats.org/officeDocument/2006/bibliography"/>
   </ds:schemaRefs>

--- a/Диплом.docx
+++ b/Диплом.docx
@@ -593,7 +593,7 @@
           <w:r>
             <w:fldChar w:fldCharType="separate"/>
           </w:r>
-          <w:hyperlink w:anchor="_Toc228871556" w:history="1">
+          <w:hyperlink w:anchor="_Toc228908452" w:history="1">
             <w:r>
               <w:rPr>
                 <w:rStyle w:val="ab"/>
@@ -621,7 +621,7 @@
                 <w:noProof/>
                 <w:webHidden/>
               </w:rPr>
-              <w:instrText xml:space="preserve"> PAGEREF _Toc228871556 \h </w:instrText>
+              <w:instrText xml:space="preserve"> PAGEREF _Toc228908452 \h </w:instrText>
             </w:r>
             <w:r>
               <w:rPr>
@@ -662,7 +662,7 @@
               <w:noProof/>
             </w:rPr>
           </w:pPr>
-          <w:hyperlink w:anchor="_Toc228871557" w:history="1">
+          <w:hyperlink w:anchor="_Toc228908453" w:history="1">
             <w:r>
               <w:rPr>
                 <w:rStyle w:val="ab"/>
@@ -690,7 +690,7 @@
                 <w:noProof/>
                 <w:webHidden/>
               </w:rPr>
-              <w:instrText xml:space="preserve"> PAGEREF _Toc228871557 \h </w:instrText>
+              <w:instrText xml:space="preserve"> PAGEREF _Toc228908453 \h </w:instrText>
             </w:r>
             <w:r>
               <w:rPr>
@@ -732,7 +732,7 @@
               <w:noProof/>
             </w:rPr>
           </w:pPr>
-          <w:hyperlink w:anchor="_Toc228871558" w:history="1">
+          <w:hyperlink w:anchor="_Toc228908454" w:history="1">
             <w:r>
               <w:rPr>
                 <w:rStyle w:val="ab"/>
@@ -774,7 +774,7 @@
                 <w:noProof/>
                 <w:webHidden/>
               </w:rPr>
-              <w:instrText xml:space="preserve"> PAGEREF _Toc228871558 \h </w:instrText>
+              <w:instrText xml:space="preserve"> PAGEREF _Toc228908454 \h </w:instrText>
             </w:r>
             <w:r>
               <w:rPr>
@@ -815,14 +815,14 @@
               <w:noProof/>
             </w:rPr>
           </w:pPr>
-          <w:hyperlink w:anchor="_Toc228871559" w:history="1">
+          <w:hyperlink w:anchor="_Toc228908455" w:history="1">
             <w:r>
               <w:rPr>
                 <w:rStyle w:val="ab"/>
                 <w:rFonts w:ascii="Times New Roman" w:hAnsi="Times New Roman" w:cs="Times New Roman"/>
                 <w:noProof/>
               </w:rPr>
-              <w:t>1.1.1Амплитудная модуляция.</w:t>
+              <w:t>1.1.1 Амплитудная модуляция.</w:t>
             </w:r>
             <w:r>
               <w:rPr>
@@ -843,7 +843,7 @@
                 <w:noProof/>
                 <w:webHidden/>
               </w:rPr>
-              <w:instrText xml:space="preserve"> PAGEREF _Toc228871559 \h </w:instrText>
+              <w:instrText xml:space="preserve"> PAGEREF _Toc228908455 \h </w:instrText>
             </w:r>
             <w:r>
               <w:rPr>
@@ -884,14 +884,14 @@
               <w:noProof/>
             </w:rPr>
           </w:pPr>
-          <w:hyperlink w:anchor="_Toc228871560" w:history="1">
+          <w:hyperlink w:anchor="_Toc228908456" w:history="1">
             <w:r>
               <w:rPr>
                 <w:rStyle w:val="ab"/>
                 <w:rFonts w:ascii="Times New Roman" w:hAnsi="Times New Roman" w:cs="Times New Roman"/>
                 <w:noProof/>
               </w:rPr>
-              <w:t>1.1.2. Угловая модуляция.</w:t>
+              <w:t>1.1.2 Угловая модуляция.</w:t>
             </w:r>
             <w:r>
               <w:rPr>
@@ -912,7 +912,7 @@
                 <w:noProof/>
                 <w:webHidden/>
               </w:rPr>
-              <w:instrText xml:space="preserve"> PAGEREF _Toc228871560 \h </w:instrText>
+              <w:instrText xml:space="preserve"> PAGEREF _Toc228908456 \h </w:instrText>
             </w:r>
             <w:r>
               <w:rPr>
@@ -933,6 +933,174 @@
                 <w:webHidden/>
               </w:rPr>
               <w:t>6</w:t>
+            </w:r>
+            <w:r>
+              <w:rPr>
+                <w:noProof/>
+                <w:webHidden/>
+              </w:rPr>
+              <w:fldChar w:fldCharType="end"/>
+            </w:r>
+          </w:hyperlink>
+        </w:p>
+        <w:p>
+          <w:pPr>
+            <w:pStyle w:val="21"/>
+            <w:tabs>
+              <w:tab w:val="left" w:pos="880"/>
+              <w:tab w:val="right" w:leader="dot" w:pos="9345"/>
+            </w:tabs>
+            <w:rPr>
+              <w:noProof/>
+            </w:rPr>
+          </w:pPr>
+          <w:hyperlink w:anchor="_Toc228908457" w:history="1">
+            <w:r>
+              <w:rPr>
+                <w:rStyle w:val="ab"/>
+                <w:rFonts w:ascii="Times New Roman" w:hAnsi="Times New Roman" w:cs="Times New Roman"/>
+                <w:noProof/>
+              </w:rPr>
+              <w:t>1.2</w:t>
+            </w:r>
+            <w:r>
+              <w:rPr>
+                <w:noProof/>
+              </w:rPr>
+              <w:tab/>
+            </w:r>
+            <w:r>
+              <w:rPr>
+                <w:rStyle w:val="ab"/>
+                <w:rFonts w:ascii="Times New Roman" w:hAnsi="Times New Roman" w:cs="Times New Roman"/>
+                <w:noProof/>
+              </w:rPr>
+              <w:t>Цифровое кодирование радиосигналов.</w:t>
+            </w:r>
+            <w:r>
+              <w:rPr>
+                <w:noProof/>
+                <w:webHidden/>
+              </w:rPr>
+              <w:tab/>
+            </w:r>
+            <w:r>
+              <w:rPr>
+                <w:noProof/>
+                <w:webHidden/>
+              </w:rPr>
+              <w:fldChar w:fldCharType="begin"/>
+            </w:r>
+            <w:r>
+              <w:rPr>
+                <w:noProof/>
+                <w:webHidden/>
+              </w:rPr>
+              <w:instrText xml:space="preserve"> PAGEREF _Toc228908457 \h </w:instrText>
+            </w:r>
+            <w:r>
+              <w:rPr>
+                <w:noProof/>
+                <w:webHidden/>
+              </w:rPr>
+            </w:r>
+            <w:r>
+              <w:rPr>
+                <w:noProof/>
+                <w:webHidden/>
+              </w:rPr>
+              <w:fldChar w:fldCharType="separate"/>
+            </w:r>
+            <w:r>
+              <w:rPr>
+                <w:noProof/>
+                <w:webHidden/>
+              </w:rPr>
+              <w:t>8</w:t>
+            </w:r>
+            <w:r>
+              <w:rPr>
+                <w:noProof/>
+                <w:webHidden/>
+              </w:rPr>
+              <w:fldChar w:fldCharType="end"/>
+            </w:r>
+          </w:hyperlink>
+        </w:p>
+        <w:p>
+          <w:pPr>
+            <w:pStyle w:val="31"/>
+            <w:tabs>
+              <w:tab w:val="left" w:pos="1320"/>
+              <w:tab w:val="right" w:leader="dot" w:pos="9345"/>
+            </w:tabs>
+            <w:rPr>
+              <w:noProof/>
+            </w:rPr>
+          </w:pPr>
+          <w:hyperlink w:anchor="_Toc228908458" w:history="1">
+            <w:r>
+              <w:rPr>
+                <w:rStyle w:val="ab"/>
+                <w:rFonts w:ascii="Times New Roman" w:hAnsi="Times New Roman" w:cs="Times New Roman"/>
+                <w:noProof/>
+              </w:rPr>
+              <w:t>1.2.1</w:t>
+            </w:r>
+            <w:r>
+              <w:rPr>
+                <w:noProof/>
+              </w:rPr>
+              <w:tab/>
+            </w:r>
+            <w:r>
+              <w:rPr>
+                <w:rStyle w:val="ab"/>
+                <w:rFonts w:ascii="Times New Roman" w:hAnsi="Times New Roman" w:cs="Times New Roman"/>
+                <w:noProof/>
+              </w:rPr>
+              <w:t>Амплитудные методы манипуляции.</w:t>
+            </w:r>
+            <w:r>
+              <w:rPr>
+                <w:noProof/>
+                <w:webHidden/>
+              </w:rPr>
+              <w:tab/>
+            </w:r>
+            <w:r>
+              <w:rPr>
+                <w:noProof/>
+                <w:webHidden/>
+              </w:rPr>
+              <w:fldChar w:fldCharType="begin"/>
+            </w:r>
+            <w:r>
+              <w:rPr>
+                <w:noProof/>
+                <w:webHidden/>
+              </w:rPr>
+              <w:instrText xml:space="preserve"> PAGEREF _Toc228908458 \h </w:instrText>
+            </w:r>
+            <w:r>
+              <w:rPr>
+                <w:noProof/>
+                <w:webHidden/>
+              </w:rPr>
+            </w:r>
+            <w:r>
+              <w:rPr>
+                <w:noProof/>
+                <w:webHidden/>
+              </w:rPr>
+              <w:fldChar w:fldCharType="separate"/>
+            </w:r>
+            <w:r>
+              <w:rPr>
+                <w:noProof/>
+                <w:webHidden/>
+              </w:rPr>
+              <w:t>8</w:t>
             </w:r>
             <w:r>
               <w:rPr>
@@ -990,7 +1158,7 @@
           <w:color w:val="auto"/>
         </w:rPr>
       </w:pPr>
-      <w:bookmarkStart w:id="0" w:name="_Toc228871556"/>
+      <w:bookmarkStart w:id="0" w:name="_Toc228908452"/>
       <w:r>
         <w:rPr>
           <w:rFonts w:ascii="Times New Roman" w:hAnsi="Times New Roman" w:cs="Times New Roman"/>
@@ -1415,7 +1583,7 @@
           <w:color w:val="auto"/>
         </w:rPr>
       </w:pPr>
-      <w:bookmarkStart w:id="1" w:name="_Toc228871557"/>
+      <w:bookmarkStart w:id="1" w:name="_Toc228908453"/>
       <w:r>
         <w:rPr>
           <w:rFonts w:ascii="Times New Roman" w:hAnsi="Times New Roman" w:cs="Times New Roman"/>
@@ -1439,7 +1607,7 @@
           <w:szCs w:val="28"/>
         </w:rPr>
       </w:pPr>
-      <w:bookmarkStart w:id="2" w:name="_Toc228871558"/>
+      <w:bookmarkStart w:id="2" w:name="_Toc228908454"/>
       <w:r>
         <w:rPr>
           <w:rFonts w:ascii="Times New Roman" w:hAnsi="Times New Roman" w:cs="Times New Roman"/>
@@ -1642,42 +1810,130 @@
           <w:sz w:val="28"/>
         </w:rPr>
       </w:pPr>
-      <w:r>
-        <w:rPr>
-          <w:rFonts w:ascii="Times New Roman" w:hAnsi="Times New Roman" w:cs="Times New Roman"/>
-          <w:sz w:val="28"/>
-        </w:rPr>
-        <w:t>Каждый из этих способов модуляции находит применение для определённых видов информации. Например, для аудио-сигналов зачастую используют частотную модуляцию (</w:t>
-      </w:r>
-      <w:r>
-        <w:rPr>
-          <w:rFonts w:ascii="Times New Roman" w:hAnsi="Times New Roman" w:cs="Times New Roman"/>
-          <w:sz w:val="28"/>
-          <w:lang w:val="en-US"/>
-        </w:rPr>
-        <w:t>FM</w:t>
-      </w:r>
-      <w:r>
-        <w:rPr>
-          <w:rFonts w:ascii="Times New Roman" w:hAnsi="Times New Roman" w:cs="Times New Roman"/>
-          <w:sz w:val="28"/>
-        </w:rPr>
-        <w:t>),</w:t>
-      </w:r>
-      <w:r>
-        <w:rPr>
-          <w:rFonts w:ascii="Times New Roman" w:hAnsi="Times New Roman" w:cs="Times New Roman"/>
-          <w:sz w:val="28"/>
-        </w:rPr>
-        <w:t xml:space="preserve"> для видео-сигналов </w:t>
-      </w:r>
-      <w:r>
-        <w:rPr>
-          <w:rFonts w:ascii="Times New Roman" w:hAnsi="Times New Roman" w:cs="Times New Roman"/>
-          <w:sz w:val="28"/>
-        </w:rPr>
-        <w:t>используется амплитудная модуляция (АМ).</w:t>
-      </w:r>
+      <m:oMathPara>
+        <m:oMath>
+          <m:r>
+            <w:rPr>
+              <w:rFonts w:ascii="Cambria Math" w:hAnsi="Cambria Math" w:cs="Times New Roman"/>
+              <w:sz w:val="28"/>
+            </w:rPr>
+            <m:t>s</m:t>
+          </m:r>
+          <m:d>
+            <m:dPr>
+              <m:ctrlPr>
+                <w:rPr>
+                  <w:rFonts w:ascii="Cambria Math" w:hAnsi="Cambria Math" w:cs="Times New Roman"/>
+                  <w:i/>
+                  <w:sz w:val="28"/>
+                </w:rPr>
+              </m:ctrlPr>
+            </m:dPr>
+            <m:e>
+              <m:r>
+                <w:rPr>
+                  <w:rFonts w:ascii="Cambria Math" w:hAnsi="Cambria Math" w:cs="Times New Roman"/>
+                  <w:sz w:val="28"/>
+                </w:rPr>
+                <m:t>t</m:t>
+              </m:r>
+            </m:e>
+          </m:d>
+          <m:r>
+            <w:rPr>
+              <w:rFonts w:ascii="Cambria Math" w:hAnsi="Cambria Math" w:cs="Times New Roman"/>
+              <w:sz w:val="28"/>
+            </w:rPr>
+            <m:t>=A(t)</m:t>
+          </m:r>
+          <m:func>
+            <m:funcPr>
+              <m:ctrlPr>
+                <w:rPr>
+                  <w:rFonts w:ascii="Cambria Math" w:hAnsi="Cambria Math" w:cs="Times New Roman"/>
+                  <w:i/>
+                  <w:sz w:val="28"/>
+                </w:rPr>
+              </m:ctrlPr>
+            </m:funcPr>
+            <m:fName>
+              <m:r>
+                <m:rPr>
+                  <m:sty m:val="p"/>
+                </m:rPr>
+                <w:rPr>
+                  <w:rFonts w:ascii="Cambria Math" w:hAnsi="Cambria Math" w:cs="Times New Roman"/>
+                  <w:sz w:val="28"/>
+                </w:rPr>
+                <m:t>cos</m:t>
+              </m:r>
+            </m:fName>
+            <m:e>
+              <m:r>
+                <w:rPr>
+                  <w:rFonts w:ascii="Cambria Math" w:hAnsi="Cambria Math" w:cs="Times New Roman"/>
+                  <w:sz w:val="28"/>
+                </w:rPr>
+                <m:t>(ω</m:t>
+              </m:r>
+              <m:d>
+                <m:dPr>
+                  <m:ctrlPr>
+                    <w:rPr>
+                      <w:rFonts w:ascii="Cambria Math" w:hAnsi="Cambria Math" w:cs="Times New Roman"/>
+                      <w:i/>
+                      <w:sz w:val="28"/>
+                    </w:rPr>
+                  </m:ctrlPr>
+                </m:dPr>
+                <m:e>
+                  <m:r>
+                    <w:rPr>
+                      <w:rFonts w:ascii="Cambria Math" w:hAnsi="Cambria Math" w:cs="Times New Roman"/>
+                      <w:sz w:val="28"/>
+                    </w:rPr>
+                    <m:t>t</m:t>
+                  </m:r>
+                </m:e>
+              </m:d>
+              <m:r>
+                <w:rPr>
+                  <w:rFonts w:ascii="Cambria Math" w:hAnsi="Cambria Math" w:cs="Times New Roman"/>
+                  <w:sz w:val="28"/>
+                </w:rPr>
+                <m:t>t+φ</m:t>
+              </m:r>
+              <m:d>
+                <m:dPr>
+                  <m:ctrlPr>
+                    <w:rPr>
+                      <w:rFonts w:ascii="Cambria Math" w:hAnsi="Cambria Math" w:cs="Times New Roman"/>
+                      <w:i/>
+                      <w:sz w:val="28"/>
+                    </w:rPr>
+                  </m:ctrlPr>
+                </m:dPr>
+                <m:e>
+                  <m:r>
+                    <w:rPr>
+                      <w:rFonts w:ascii="Cambria Math" w:hAnsi="Cambria Math" w:cs="Times New Roman"/>
+                      <w:sz w:val="28"/>
+                    </w:rPr>
+                    <m:t>t</m:t>
+                  </m:r>
+                </m:e>
+              </m:d>
+              <m:r>
+                <w:rPr>
+                  <w:rFonts w:ascii="Cambria Math" w:hAnsi="Cambria Math" w:cs="Times New Roman"/>
+                  <w:sz w:val="28"/>
+                </w:rPr>
+                <m:t>)</m:t>
+              </m:r>
+            </m:e>
+          </m:func>
+        </m:oMath>
+      </m:oMathPara>
     </w:p>
     <w:p>
       <w:pPr>
@@ -1693,7 +1949,88 @@
           <w:rFonts w:ascii="Times New Roman" w:hAnsi="Times New Roman" w:cs="Times New Roman"/>
           <w:sz w:val="28"/>
         </w:rPr>
-        <w:t>Рассмотрим подробнее каждый из методов модуляции сигнала.</w:t>
+        <w:t xml:space="preserve">Каждый из этих способов модуляции находит применение для определённых видов </w:t>
+      </w:r>
+      <w:r>
+        <w:rPr>
+          <w:rFonts w:ascii="Times New Roman" w:hAnsi="Times New Roman" w:cs="Times New Roman"/>
+          <w:sz w:val="28"/>
+        </w:rPr>
+        <w:t>информации. Например, для аудио-</w:t>
+      </w:r>
+      <w:r>
+        <w:rPr>
+          <w:rFonts w:ascii="Times New Roman" w:hAnsi="Times New Roman" w:cs="Times New Roman"/>
+          <w:sz w:val="28"/>
+        </w:rPr>
+        <w:t>сигналов зачастую используют частотную модуляцию (</w:t>
+      </w:r>
+      <w:r>
+        <w:rPr>
+          <w:rFonts w:ascii="Times New Roman" w:hAnsi="Times New Roman" w:cs="Times New Roman"/>
+          <w:sz w:val="28"/>
+          <w:lang w:val="en-US"/>
+        </w:rPr>
+        <w:t>FM</w:t>
+      </w:r>
+      <w:r>
+        <w:rPr>
+          <w:rFonts w:ascii="Times New Roman" w:hAnsi="Times New Roman" w:cs="Times New Roman"/>
+          <w:sz w:val="28"/>
+        </w:rPr>
+        <w:t>),</w:t>
+      </w:r>
+      <w:r>
+        <w:rPr>
+          <w:rFonts w:ascii="Times New Roman" w:hAnsi="Times New Roman" w:cs="Times New Roman"/>
+          <w:sz w:val="28"/>
+        </w:rPr>
+        <w:t xml:space="preserve"> для видео</w:t>
+      </w:r>
+      <w:r>
+        <w:rPr>
+          <w:rFonts w:ascii="Times New Roman" w:hAnsi="Times New Roman" w:cs="Times New Roman"/>
+          <w:sz w:val="28"/>
+        </w:rPr>
+        <w:t xml:space="preserve">сигналов </w:t>
+      </w:r>
+      <w:r>
+        <w:rPr>
+          <w:rFonts w:ascii="Times New Roman" w:hAnsi="Times New Roman" w:cs="Times New Roman"/>
+          <w:sz w:val="28"/>
+        </w:rPr>
+        <w:t>используется амплитудная модуляция (АМ).</w:t>
+      </w:r>
+    </w:p>
+    <w:p>
+      <w:pPr>
+        <w:ind w:firstLine="709"/>
+        <w:jc w:val="both"/>
+        <w:rPr>
+          <w:rFonts w:ascii="Times New Roman" w:hAnsi="Times New Roman" w:cs="Times New Roman"/>
+          <w:sz w:val="28"/>
+        </w:rPr>
+      </w:pPr>
+      <w:r>
+        <w:rPr>
+          <w:rFonts w:ascii="Times New Roman" w:hAnsi="Times New Roman" w:cs="Times New Roman"/>
+          <w:sz w:val="28"/>
+        </w:rPr>
+        <w:t>Рассмотрим подробнее каждый из</w:t>
+      </w:r>
+      <w:r>
+        <w:rPr>
+          <w:rFonts w:ascii="Times New Roman" w:hAnsi="Times New Roman" w:cs="Times New Roman"/>
+          <w:sz w:val="28"/>
+        </w:rPr>
+        <w:t xml:space="preserve"> основных</w:t>
+      </w:r>
+      <w:r>
+        <w:rPr>
+          <w:rFonts w:ascii="Times New Roman" w:hAnsi="Times New Roman" w:cs="Times New Roman"/>
+          <w:sz w:val="28"/>
+        </w:rPr>
+        <w:t xml:space="preserve"> методов модуляции сигнала.</w:t>
       </w:r>
     </w:p>
     <w:p>
@@ -1705,14 +2042,30 @@
           <w:sz w:val="28"/>
         </w:rPr>
       </w:pPr>
-      <w:bookmarkStart w:id="3" w:name="_Toc228871559"/>
+      <w:bookmarkStart w:id="3" w:name="_Toc228908455"/>
       <w:r>
         <w:rPr>
           <w:rFonts w:ascii="Times New Roman" w:hAnsi="Times New Roman" w:cs="Times New Roman"/>
           <w:color w:val="auto"/>
           <w:sz w:val="28"/>
         </w:rPr>
-        <w:t>1.1.1Амплитудная модуляция.</w:t>
+        <w:t>1.1.1</w:t>
+      </w:r>
+      <w:r>
+        <w:rPr>
+          <w:rFonts w:ascii="Times New Roman" w:hAnsi="Times New Roman" w:cs="Times New Roman"/>
+          <w:color w:val="auto"/>
+          <w:sz w:val="28"/>
+        </w:rPr>
+        <w:t xml:space="preserve"> </w:t>
+      </w:r>
+      <w:r>
+        <w:rPr>
+          <w:rFonts w:ascii="Times New Roman" w:hAnsi="Times New Roman" w:cs="Times New Roman"/>
+          <w:color w:val="auto"/>
+          <w:sz w:val="28"/>
+        </w:rPr>
+        <w:t>Амплитудная модуляция.</w:t>
       </w:r>
       <w:bookmarkEnd w:id="3"/>
     </w:p>
@@ -2013,7 +2366,15 @@
                 <w:sz w:val="28"/>
                 <w:lang w:val="en-US"/>
               </w:rPr>
-              <m:t>Ωt</m:t>
+              <m:t>Ω</m:t>
+            </m:r>
+            <m:r>
+              <w:rPr>
+                <w:rFonts w:ascii="Cambria Math" w:hAnsi="Cambria Math" w:cs="Times New Roman"/>
+                <w:sz w:val="28"/>
+                <w:lang w:val="en-US"/>
+              </w:rPr>
+              <m:t>t</m:t>
             </m:r>
             <m:r>
               <w:rPr>
@@ -2828,14 +3189,22 @@
           <w:sz w:val="28"/>
         </w:rPr>
       </w:pPr>
-      <w:bookmarkStart w:id="4" w:name="_Toc228871560"/>
+      <w:bookmarkStart w:id="4" w:name="_Toc228908456"/>
       <w:r>
         <w:rPr>
           <w:rFonts w:ascii="Times New Roman" w:hAnsi="Times New Roman" w:cs="Times New Roman"/>
           <w:color w:val="auto"/>
           <w:sz w:val="28"/>
         </w:rPr>
-        <w:t>1.1.2. Угловая модуляция.</w:t>
+        <w:t>1.1.2</w:t>
+      </w:r>
+      <w:r>
+        <w:rPr>
+          <w:rFonts w:ascii="Times New Roman" w:hAnsi="Times New Roman" w:cs="Times New Roman"/>
+          <w:color w:val="auto"/>
+          <w:sz w:val="28"/>
+        </w:rPr>
+        <w:t xml:space="preserve"> Угловая модуляция.</w:t>
       </w:r>
       <w:bookmarkEnd w:id="4"/>
     </w:p>
@@ -2868,12 +3237,2628 @@
           <w:rFonts w:ascii="Times New Roman" w:hAnsi="Times New Roman" w:cs="Times New Roman"/>
           <w:sz w:val="28"/>
         </w:rPr>
-        <w:t>— вид модуляции, при которой передаваемый сигнал изменяет либо частоту, либо начальную фазу, амплитуда не изменяется. Названа так потому, что полная фаза гармонического колебания Ψ(t) = ωt + φ определяет текущее значение фазового угла.</w:t>
+        <w:t xml:space="preserve">— вид модуляции, при которой передаваемый сигнал изменяет либо частоту, либо начальную фазу, амплитуда не изменяется. </w:t>
+      </w:r>
+      <w:r>
+        <w:rPr>
+          <w:rFonts w:ascii="Times New Roman" w:hAnsi="Times New Roman" w:cs="Times New Roman"/>
+          <w:sz w:val="28"/>
+        </w:rPr>
+        <w:t>Названа так потому, что полный</w:t>
+      </w:r>
+      <w:r>
+        <w:rPr>
+          <w:rFonts w:ascii="Times New Roman" w:hAnsi="Times New Roman" w:cs="Times New Roman"/>
+          <w:sz w:val="28"/>
+        </w:rPr>
+        <w:t xml:space="preserve"> </w:t>
+      </w:r>
+      <w:r>
+        <w:rPr>
+          <w:rFonts w:ascii="Times New Roman" w:hAnsi="Times New Roman" w:cs="Times New Roman"/>
+          <w:sz w:val="28"/>
+        </w:rPr>
+        <w:t>угол</w:t>
+      </w:r>
+      <w:r>
+        <w:rPr>
+          <w:rFonts w:ascii="Times New Roman" w:hAnsi="Times New Roman" w:cs="Times New Roman"/>
+          <w:sz w:val="28"/>
+        </w:rPr>
+        <w:t xml:space="preserve"> гармонического колебания Ψ(t) = ωt + φ определяет текущее значение фазового угла.</w:t>
+      </w:r>
+    </w:p>
+    <w:p>
+      <w:pPr>
+        <w:ind w:firstLine="709"/>
+        <w:jc w:val="both"/>
+        <w:rPr>
+          <w:rFonts w:ascii="Times New Roman" w:hAnsi="Times New Roman" w:cs="Times New Roman"/>
+          <w:sz w:val="28"/>
+        </w:rPr>
+      </w:pPr>
+      <w:r>
+        <w:rPr>
+          <w:rFonts w:ascii="Times New Roman" w:hAnsi="Times New Roman" w:cs="Times New Roman"/>
+          <w:sz w:val="28"/>
+        </w:rPr>
+        <w:t>Угловая модуляция включает в себя два вида:</w:t>
+      </w:r>
+    </w:p>
+    <w:p>
+      <w:pPr>
+        <w:ind w:firstLine="709"/>
+        <w:jc w:val="both"/>
+        <w:rPr>
+          <w:rFonts w:ascii="Times New Roman" w:hAnsi="Times New Roman" w:cs="Times New Roman"/>
+          <w:sz w:val="28"/>
+        </w:rPr>
+      </w:pPr>
+      <w:r>
+        <w:rPr>
+          <w:rFonts w:ascii="Times New Roman" w:hAnsi="Times New Roman" w:cs="Times New Roman"/>
+          <w:b/>
+          <w:sz w:val="28"/>
+        </w:rPr>
+        <w:t>Частотная (ЧМ, FM)</w:t>
+      </w:r>
+      <w:r>
+        <w:rPr>
+          <w:rFonts w:ascii="Times New Roman" w:hAnsi="Times New Roman" w:cs="Times New Roman"/>
+          <w:sz w:val="28"/>
+        </w:rPr>
+        <w:t xml:space="preserve"> — </w:t>
+      </w:r>
+      <w:r>
+        <w:rPr>
+          <w:rFonts w:ascii="Times New Roman" w:hAnsi="Times New Roman" w:cs="Times New Roman"/>
+          <w:sz w:val="28"/>
+        </w:rPr>
+        <w:t>процесс изменения мгновенной частоты несущего колебания в соответствии с изменением информационного сигнала.</w:t>
+      </w:r>
+    </w:p>
+    <w:p>
+      <w:pPr>
+        <w:keepNext/>
+        <w:jc w:val="center"/>
+      </w:pPr>
+      <w:r>
+        <w:rPr>
+          <w:rFonts w:ascii="Times New Roman" w:hAnsi="Times New Roman" w:cs="Times New Roman"/>
+          <w:noProof/>
+          <w:sz w:val="28"/>
+        </w:rPr>
+        <w:drawing>
+          <wp:inline distT="0" distB="0" distL="0" distR="0">
+            <wp:extent cx="5692140" cy="3278987"/>
+            <wp:effectExtent l="19050" t="0" r="3810" b="0"/>
+            <wp:docPr id="1" name="Рисунок 0" descr="2D-plot_modulacija.bmp"/>
+            <wp:cNvGraphicFramePr>
+              <a:graphicFrameLocks xmlns:a="http://schemas.openxmlformats.org/drawingml/2006/main" noChangeAspect="1"/>
+            </wp:cNvGraphicFramePr>
+            <a:graphic xmlns:a="http://schemas.openxmlformats.org/drawingml/2006/main">
+              <a:graphicData uri="http://schemas.openxmlformats.org/drawingml/2006/picture">
+                <pic:pic xmlns:pic="http://schemas.openxmlformats.org/drawingml/2006/picture">
+                  <pic:nvPicPr>
+                    <pic:cNvPr id="0" name="2D-plot_modulacija.bmp"/>
+                    <pic:cNvPicPr/>
+                  </pic:nvPicPr>
+                  <pic:blipFill>
+                    <a:blip r:embed="rId11"/>
+                    <a:stretch>
+                      <a:fillRect/>
+                    </a:stretch>
+                  </pic:blipFill>
+                  <pic:spPr>
+                    <a:xfrm>
+                      <a:off x="0" y="0"/>
+                      <a:ext cx="5689469" cy="3277448"/>
+                    </a:xfrm>
+                    <a:prstGeom prst="rect">
+                      <a:avLst/>
+                    </a:prstGeom>
+                  </pic:spPr>
+                </pic:pic>
+              </a:graphicData>
+            </a:graphic>
+          </wp:inline>
+        </w:drawing>
+      </w:r>
+    </w:p>
+    <w:p>
+      <w:pPr>
+        <w:pStyle w:val="af"/>
+        <w:jc w:val="center"/>
+        <w:rPr>
+          <w:rFonts w:ascii="Times New Roman" w:hAnsi="Times New Roman" w:cs="Times New Roman"/>
+          <w:color w:val="auto"/>
+          <w:sz w:val="28"/>
+        </w:rPr>
+      </w:pPr>
+      <w:r>
+        <w:rPr>
+          <w:color w:val="auto"/>
+        </w:rPr>
+        <w:t xml:space="preserve">Рисунок </w:t>
+      </w:r>
+      <w:r>
+        <w:rPr>
+          <w:color w:val="auto"/>
+        </w:rPr>
+        <w:fldChar w:fldCharType="begin"/>
+      </w:r>
+      <w:r>
+        <w:rPr>
+          <w:color w:val="auto"/>
+        </w:rPr>
+        <w:instrText xml:space="preserve"> SEQ Рисунок \* ARABIC </w:instrText>
+      </w:r>
+      <w:r>
+        <w:rPr>
+          <w:color w:val="auto"/>
+        </w:rPr>
+        <w:fldChar w:fldCharType="separate"/>
+      </w:r>
+      <w:r>
+        <w:rPr>
+          <w:noProof/>
+          <w:color w:val="auto"/>
+        </w:rPr>
+        <w:t>4</w:t>
+      </w:r>
+      <w:r>
+        <w:rPr>
+          <w:color w:val="auto"/>
+        </w:rPr>
+        <w:fldChar w:fldCharType="end"/>
+      </w:r>
+      <w:r>
+        <w:rPr>
+          <w:color w:val="auto"/>
+        </w:rPr>
+        <w:t>. Временное представление сигнала с частотной модуляцией.</w:t>
+      </w:r>
+    </w:p>
+    <w:p>
+      <w:pPr>
+        <w:ind w:firstLine="709"/>
+        <w:jc w:val="both"/>
+        <w:rPr>
+          <w:rFonts w:ascii="Times New Roman" w:hAnsi="Times New Roman" w:cs="Times New Roman"/>
+          <w:sz w:val="28"/>
+        </w:rPr>
+      </w:pPr>
+      <w:r>
+        <w:rPr>
+          <w:rFonts w:ascii="Times New Roman" w:hAnsi="Times New Roman" w:cs="Times New Roman"/>
+          <w:sz w:val="28"/>
+        </w:rPr>
+        <w:t>На</w:t>
+      </w:r>
+      <w:r>
+        <w:rPr>
+          <w:rFonts w:ascii="Times New Roman" w:hAnsi="Times New Roman" w:cs="Times New Roman"/>
+          <w:sz w:val="28"/>
+        </w:rPr>
+        <w:t xml:space="preserve"> рисунке 4 изображены временные диаграммы изменения мгновенной частоты для однотональной частотной модуляции. В данном случае информационный однотональный сигнал </w:t>
+      </w:r>
+      <m:oMath>
+        <m:sSub>
+          <m:sSubPr>
+            <m:ctrlPr>
+              <w:rPr>
+                <w:rFonts w:ascii="Cambria Math" w:hAnsi="Cambria Math" w:cs="Times New Roman"/>
+                <w:i/>
+                <w:sz w:val="28"/>
+                <w:lang w:val="en-US"/>
+              </w:rPr>
+            </m:ctrlPr>
+          </m:sSubPr>
+          <m:e>
+            <m:r>
+              <w:rPr>
+                <w:rFonts w:ascii="Cambria Math" w:hAnsi="Cambria Math" w:cs="Times New Roman"/>
+                <w:sz w:val="28"/>
+                <w:lang w:val="en-US"/>
+              </w:rPr>
+              <m:t>S</m:t>
+            </m:r>
+          </m:e>
+          <m:sub>
+            <m:r>
+              <w:rPr>
+                <w:rFonts w:ascii="Cambria Math" w:hAnsi="Cambria Math" w:cs="Times New Roman"/>
+                <w:sz w:val="28"/>
+                <w:lang w:val="en-US"/>
+              </w:rPr>
+              <m:t>c</m:t>
+            </m:r>
+          </m:sub>
+        </m:sSub>
+        <m:d>
+          <m:dPr>
+            <m:ctrlPr>
+              <w:rPr>
+                <w:rFonts w:ascii="Cambria Math" w:hAnsi="Cambria Math" w:cs="Times New Roman"/>
+                <w:i/>
+                <w:sz w:val="28"/>
+              </w:rPr>
+            </m:ctrlPr>
+          </m:dPr>
+          <m:e>
+            <m:r>
+              <w:rPr>
+                <w:rFonts w:ascii="Cambria Math" w:hAnsi="Cambria Math" w:cs="Times New Roman"/>
+                <w:sz w:val="28"/>
+                <w:lang w:val="en-US"/>
+              </w:rPr>
+              <m:t>t</m:t>
+            </m:r>
+          </m:e>
+        </m:d>
+        <m:r>
+          <w:rPr>
+            <w:rFonts w:ascii="Cambria Math" w:hAnsi="Cambria Math" w:cs="Times New Roman"/>
+            <w:sz w:val="28"/>
+          </w:rPr>
+          <m:t>=</m:t>
+        </m:r>
+        <m:sSub>
+          <m:sSubPr>
+            <m:ctrlPr>
+              <w:rPr>
+                <w:rFonts w:ascii="Cambria Math" w:hAnsi="Cambria Math" w:cs="Times New Roman"/>
+                <w:i/>
+                <w:sz w:val="28"/>
+              </w:rPr>
+            </m:ctrlPr>
+          </m:sSubPr>
+          <m:e>
+            <m:r>
+              <w:rPr>
+                <w:rFonts w:ascii="Cambria Math" w:hAnsi="Cambria Math" w:cs="Times New Roman"/>
+                <w:sz w:val="28"/>
+                <w:lang w:val="en-US"/>
+              </w:rPr>
+              <m:t>U</m:t>
+            </m:r>
+          </m:e>
+          <m:sub>
+            <m:r>
+              <w:rPr>
+                <w:rFonts w:ascii="Cambria Math" w:hAnsi="Cambria Math" w:cs="Times New Roman"/>
+                <w:sz w:val="28"/>
+              </w:rPr>
+              <m:t>mΩ</m:t>
+            </m:r>
+          </m:sub>
+        </m:sSub>
+        <m:func>
+          <m:funcPr>
+            <m:ctrlPr>
+              <w:rPr>
+                <w:rFonts w:ascii="Cambria Math" w:hAnsi="Cambria Math" w:cs="Times New Roman"/>
+                <w:i/>
+                <w:sz w:val="28"/>
+              </w:rPr>
+            </m:ctrlPr>
+          </m:funcPr>
+          <m:fName>
+            <m:r>
+              <m:rPr>
+                <m:sty m:val="p"/>
+              </m:rPr>
+              <w:rPr>
+                <w:rFonts w:ascii="Cambria Math" w:hAnsi="Cambria Math" w:cs="Times New Roman"/>
+                <w:sz w:val="28"/>
+              </w:rPr>
+              <m:t>cos</m:t>
+            </m:r>
+          </m:fName>
+          <m:e>
+            <m:r>
+              <w:rPr>
+                <w:rFonts w:ascii="Cambria Math" w:hAnsi="Cambria Math" w:cs="Times New Roman"/>
+                <w:sz w:val="28"/>
+              </w:rPr>
+              <m:t>Ωt</m:t>
+            </m:r>
+          </m:e>
+        </m:func>
+      </m:oMath>
+      <w:r>
+        <w:rPr>
+          <w:rFonts w:ascii="Times New Roman" w:hAnsi="Times New Roman" w:cs="Times New Roman"/>
+          <w:sz w:val="28"/>
+        </w:rPr>
+        <w:t xml:space="preserve"> </w:t>
+      </w:r>
+      <w:r>
+        <w:rPr>
+          <w:rFonts w:ascii="Times New Roman" w:hAnsi="Times New Roman" w:cs="Times New Roman"/>
+          <w:sz w:val="28"/>
+        </w:rPr>
+        <w:t xml:space="preserve">модулирует несущее колебание </w:t>
+      </w:r>
+      <m:oMath>
+        <m:sSub>
+          <m:sSubPr>
+            <m:ctrlPr>
+              <w:rPr>
+                <w:rFonts w:ascii="Cambria Math" w:hAnsi="Cambria Math" w:cs="Times New Roman"/>
+                <w:i/>
+                <w:sz w:val="28"/>
+                <w:lang w:val="en-US"/>
+              </w:rPr>
+            </m:ctrlPr>
+          </m:sSubPr>
+          <m:e>
+            <m:r>
+              <w:rPr>
+                <w:rFonts w:ascii="Cambria Math" w:hAnsi="Cambria Math" w:cs="Times New Roman"/>
+                <w:sz w:val="28"/>
+                <w:lang w:val="en-US"/>
+              </w:rPr>
+              <m:t>S</m:t>
+            </m:r>
+          </m:e>
+          <m:sub>
+            <m:r>
+              <w:rPr>
+                <w:rFonts w:ascii="Cambria Math" w:hAnsi="Cambria Math" w:cs="Times New Roman"/>
+                <w:sz w:val="28"/>
+              </w:rPr>
+              <m:t>н</m:t>
+            </m:r>
+          </m:sub>
+        </m:sSub>
+        <m:d>
+          <m:dPr>
+            <m:ctrlPr>
+              <w:rPr>
+                <w:rFonts w:ascii="Cambria Math" w:hAnsi="Cambria Math" w:cs="Times New Roman"/>
+                <w:i/>
+                <w:sz w:val="28"/>
+              </w:rPr>
+            </m:ctrlPr>
+          </m:dPr>
+          <m:e>
+            <m:r>
+              <w:rPr>
+                <w:rFonts w:ascii="Cambria Math" w:hAnsi="Cambria Math" w:cs="Times New Roman"/>
+                <w:sz w:val="28"/>
+                <w:lang w:val="en-US"/>
+              </w:rPr>
+              <m:t>t</m:t>
+            </m:r>
+          </m:e>
+        </m:d>
+      </m:oMath>
+      <w:r>
+        <w:rPr>
+          <w:rFonts w:ascii="Times New Roman" w:hAnsi="Times New Roman" w:cs="Times New Roman"/>
+          <w:sz w:val="28"/>
+        </w:rPr>
+        <w:t xml:space="preserve">, а закон изменения мгновенной частоты несущего колебания </w:t>
+      </w:r>
+      <m:oMath>
+        <m:r>
+          <w:rPr>
+            <w:rFonts w:ascii="Cambria Math" w:hAnsi="Cambria Math" w:cs="Times New Roman"/>
+            <w:sz w:val="28"/>
+          </w:rPr>
+          <m:t>ω</m:t>
+        </m:r>
+        <m:d>
+          <m:dPr>
+            <m:ctrlPr>
+              <w:rPr>
+                <w:rFonts w:ascii="Cambria Math" w:hAnsi="Cambria Math" w:cs="Times New Roman"/>
+                <w:i/>
+                <w:sz w:val="28"/>
+              </w:rPr>
+            </m:ctrlPr>
+          </m:dPr>
+          <m:e>
+            <m:r>
+              <w:rPr>
+                <w:rFonts w:ascii="Cambria Math" w:hAnsi="Cambria Math" w:cs="Times New Roman"/>
+                <w:sz w:val="28"/>
+              </w:rPr>
+              <m:t>t</m:t>
+            </m:r>
+          </m:e>
+        </m:d>
+        <m:r>
+          <w:rPr>
+            <w:rFonts w:ascii="Cambria Math" w:hAnsi="Cambria Math" w:cs="Times New Roman"/>
+            <w:sz w:val="28"/>
+          </w:rPr>
+          <m:t>=</m:t>
+        </m:r>
+        <m:sSub>
+          <m:sSubPr>
+            <m:ctrlPr>
+              <w:rPr>
+                <w:rFonts w:ascii="Cambria Math" w:hAnsi="Cambria Math" w:cs="Times New Roman"/>
+                <w:i/>
+                <w:sz w:val="28"/>
+              </w:rPr>
+            </m:ctrlPr>
+          </m:sSubPr>
+          <m:e>
+            <m:r>
+              <w:rPr>
+                <w:rFonts w:ascii="Cambria Math" w:hAnsi="Cambria Math" w:cs="Times New Roman"/>
+                <w:sz w:val="28"/>
+              </w:rPr>
+              <m:t>ω</m:t>
+            </m:r>
+          </m:e>
+          <m:sub>
+            <m:r>
+              <w:rPr>
+                <w:rFonts w:ascii="Cambria Math" w:hAnsi="Cambria Math" w:cs="Times New Roman"/>
+                <w:sz w:val="28"/>
+              </w:rPr>
+              <m:t>0</m:t>
+            </m:r>
+          </m:sub>
+        </m:sSub>
+        <m:r>
+          <w:rPr>
+            <w:rFonts w:ascii="Cambria Math" w:hAnsi="Cambria Math" w:cs="Times New Roman"/>
+            <w:sz w:val="28"/>
+          </w:rPr>
+          <m:t>+</m:t>
+        </m:r>
+        <m:sSub>
+          <m:sSubPr>
+            <m:ctrlPr>
+              <w:rPr>
+                <w:rFonts w:ascii="Cambria Math" w:hAnsi="Cambria Math" w:cs="Times New Roman"/>
+                <w:i/>
+                <w:sz w:val="28"/>
+              </w:rPr>
+            </m:ctrlPr>
+          </m:sSubPr>
+          <m:e>
+            <m:r>
+              <w:rPr>
+                <w:rFonts w:ascii="Cambria Math" w:hAnsi="Cambria Math" w:cs="Times New Roman"/>
+                <w:sz w:val="28"/>
+                <w:lang w:val="en-US"/>
+              </w:rPr>
+              <m:t>U</m:t>
+            </m:r>
+          </m:e>
+          <m:sub>
+            <m:r>
+              <w:rPr>
+                <w:rFonts w:ascii="Cambria Math" w:hAnsi="Cambria Math" w:cs="Times New Roman"/>
+                <w:sz w:val="28"/>
+              </w:rPr>
+              <m:t>mΩ</m:t>
+            </m:r>
+          </m:sub>
+        </m:sSub>
+        <m:r>
+          <w:rPr>
+            <w:rFonts w:ascii="Cambria Math" w:hAnsi="Cambria Math" w:cs="Times New Roman"/>
+            <w:sz w:val="28"/>
+          </w:rPr>
+          <m:t>a</m:t>
+        </m:r>
+        <m:func>
+          <m:funcPr>
+            <m:ctrlPr>
+              <w:rPr>
+                <w:rFonts w:ascii="Cambria Math" w:hAnsi="Cambria Math" w:cs="Times New Roman"/>
+                <w:i/>
+                <w:sz w:val="28"/>
+              </w:rPr>
+            </m:ctrlPr>
+          </m:funcPr>
+          <m:fName>
+            <m:r>
+              <m:rPr>
+                <m:sty m:val="p"/>
+              </m:rPr>
+              <w:rPr>
+                <w:rFonts w:ascii="Cambria Math" w:hAnsi="Cambria Math" w:cs="Times New Roman"/>
+                <w:sz w:val="28"/>
+              </w:rPr>
+              <m:t>cos</m:t>
+            </m:r>
+          </m:fName>
+          <m:e>
+            <m:r>
+              <w:rPr>
+                <w:rFonts w:ascii="Cambria Math" w:hAnsi="Cambria Math" w:cs="Times New Roman"/>
+                <w:sz w:val="28"/>
+              </w:rPr>
+              <m:t>Ωt</m:t>
+            </m:r>
+          </m:e>
+        </m:func>
+      </m:oMath>
+      <w:r>
+        <w:rPr>
+          <w:rFonts w:ascii="Times New Roman" w:hAnsi="Times New Roman" w:cs="Times New Roman"/>
+          <w:sz w:val="28"/>
+        </w:rPr>
+        <w:t xml:space="preserve"> </w:t>
+      </w:r>
+      <w:r>
+        <w:rPr>
+          <w:rFonts w:ascii="Times New Roman" w:hAnsi="Times New Roman" w:cs="Times New Roman"/>
+          <w:sz w:val="28"/>
+        </w:rPr>
+        <w:t xml:space="preserve">повторяет закон изменения </w:t>
+      </w:r>
+      <m:oMath>
+        <m:sSub>
+          <m:sSubPr>
+            <m:ctrlPr>
+              <w:rPr>
+                <w:rFonts w:ascii="Cambria Math" w:hAnsi="Cambria Math" w:cs="Times New Roman"/>
+                <w:i/>
+                <w:sz w:val="28"/>
+                <w:lang w:val="en-US"/>
+              </w:rPr>
+            </m:ctrlPr>
+          </m:sSubPr>
+          <m:e>
+            <m:r>
+              <w:rPr>
+                <w:rFonts w:ascii="Cambria Math" w:hAnsi="Cambria Math" w:cs="Times New Roman"/>
+                <w:sz w:val="28"/>
+                <w:lang w:val="en-US"/>
+              </w:rPr>
+              <m:t>S</m:t>
+            </m:r>
+          </m:e>
+          <m:sub>
+            <m:r>
+              <w:rPr>
+                <w:rFonts w:ascii="Cambria Math" w:hAnsi="Cambria Math" w:cs="Times New Roman"/>
+                <w:sz w:val="28"/>
+                <w:lang w:val="en-US"/>
+              </w:rPr>
+              <m:t>c</m:t>
+            </m:r>
+          </m:sub>
+        </m:sSub>
+        <m:d>
+          <m:dPr>
+            <m:ctrlPr>
+              <w:rPr>
+                <w:rFonts w:ascii="Cambria Math" w:hAnsi="Cambria Math" w:cs="Times New Roman"/>
+                <w:i/>
+                <w:sz w:val="28"/>
+              </w:rPr>
+            </m:ctrlPr>
+          </m:dPr>
+          <m:e>
+            <m:r>
+              <w:rPr>
+                <w:rFonts w:ascii="Cambria Math" w:hAnsi="Cambria Math" w:cs="Times New Roman"/>
+                <w:sz w:val="28"/>
+                <w:lang w:val="en-US"/>
+              </w:rPr>
+              <m:t>t</m:t>
+            </m:r>
+          </m:e>
+        </m:d>
+      </m:oMath>
+      <w:r>
+        <w:rPr>
+          <w:rFonts w:ascii="Times New Roman" w:hAnsi="Times New Roman" w:cs="Times New Roman"/>
+          <w:sz w:val="28"/>
+        </w:rPr>
+        <w:t>.</w:t>
+      </w:r>
+    </w:p>
+    <w:p>
+      <w:pPr>
+        <w:ind w:firstLine="709"/>
+        <w:jc w:val="both"/>
+        <w:rPr>
+          <w:rFonts w:ascii="Times New Roman" w:hAnsi="Times New Roman" w:cs="Times New Roman"/>
+          <w:sz w:val="28"/>
+        </w:rPr>
+      </w:pPr>
+      <m:oMath>
+        <m:sSub>
+          <m:sSubPr>
+            <m:ctrlPr>
+              <w:rPr>
+                <w:rFonts w:ascii="Cambria Math" w:hAnsi="Cambria Math" w:cs="Times New Roman"/>
+                <w:i/>
+                <w:sz w:val="28"/>
+              </w:rPr>
+            </m:ctrlPr>
+          </m:sSubPr>
+          <m:e>
+            <m:r>
+              <w:rPr>
+                <w:rFonts w:ascii="Cambria Math" w:hAnsi="Cambria Math" w:cs="Times New Roman"/>
+                <w:sz w:val="28"/>
+                <w:lang w:val="en-US"/>
+              </w:rPr>
+              <m:t>U</m:t>
+            </m:r>
+          </m:e>
+          <m:sub>
+            <m:r>
+              <w:rPr>
+                <w:rFonts w:ascii="Cambria Math" w:hAnsi="Cambria Math" w:cs="Times New Roman"/>
+                <w:sz w:val="28"/>
+              </w:rPr>
+              <m:t>mΩ</m:t>
+            </m:r>
+          </m:sub>
+        </m:sSub>
+        <m:r>
+          <w:rPr>
+            <w:rFonts w:ascii="Cambria Math" w:hAnsi="Cambria Math" w:cs="Times New Roman"/>
+            <w:sz w:val="28"/>
+          </w:rPr>
+          <m:t>a=Δ</m:t>
+        </m:r>
+        <m:sSub>
+          <m:sSubPr>
+            <m:ctrlPr>
+              <w:rPr>
+                <w:rFonts w:ascii="Cambria Math" w:hAnsi="Cambria Math" w:cs="Times New Roman"/>
+                <w:i/>
+                <w:sz w:val="28"/>
+              </w:rPr>
+            </m:ctrlPr>
+          </m:sSubPr>
+          <m:e>
+            <m:r>
+              <w:rPr>
+                <w:rFonts w:ascii="Cambria Math" w:hAnsi="Cambria Math" w:cs="Times New Roman"/>
+                <w:sz w:val="28"/>
+              </w:rPr>
+              <m:t>ω</m:t>
+            </m:r>
+          </m:e>
+          <m:sub>
+            <m:r>
+              <w:rPr>
+                <w:rFonts w:ascii="Cambria Math" w:hAnsi="Cambria Math" w:cs="Times New Roman"/>
+                <w:sz w:val="28"/>
+                <w:lang w:val="en-US"/>
+              </w:rPr>
+              <m:t>m</m:t>
+            </m:r>
+          </m:sub>
+        </m:sSub>
+      </m:oMath>
+      <w:r>
+        <w:rPr>
+          <w:rFonts w:ascii="Times New Roman" w:hAnsi="Times New Roman" w:cs="Times New Roman"/>
+          <w:i/>
+          <w:sz w:val="28"/>
+        </w:rPr>
+        <w:t xml:space="preserve"> </w:t>
+      </w:r>
+      <w:r>
+        <w:rPr>
+          <w:rFonts w:ascii="Times New Roman" w:hAnsi="Times New Roman" w:cs="Times New Roman"/>
+          <w:sz w:val="28"/>
+        </w:rPr>
+        <w:t>—</w:t>
+      </w:r>
+      <w:r>
+        <w:rPr>
+          <w:rFonts w:ascii="Times New Roman" w:hAnsi="Times New Roman" w:cs="Times New Roman"/>
+          <w:sz w:val="28"/>
+        </w:rPr>
+        <w:t xml:space="preserve"> </w:t>
+      </w:r>
+      <w:r>
+        <w:rPr>
+          <w:rFonts w:ascii="Times New Roman" w:hAnsi="Times New Roman" w:cs="Times New Roman"/>
+          <w:b/>
+          <w:sz w:val="28"/>
+        </w:rPr>
+        <w:t>девиация частоты</w:t>
+      </w:r>
+      <w:r>
+        <w:rPr>
+          <w:rFonts w:ascii="Times New Roman" w:hAnsi="Times New Roman" w:cs="Times New Roman"/>
+          <w:sz w:val="28"/>
+        </w:rPr>
+        <w:t>, пропорциональная амплитуде модулирующего колебания.</w:t>
+      </w:r>
+    </w:p>
+    <w:p>
+      <w:pPr>
+        <w:ind w:firstLine="709"/>
+        <w:jc w:val="both"/>
+        <w:rPr>
+          <w:rFonts w:ascii="Times New Roman" w:hAnsi="Times New Roman" w:cs="Times New Roman"/>
+          <w:sz w:val="28"/>
+          <w:lang w:val="en-US"/>
+        </w:rPr>
+      </w:pPr>
+      <w:r>
+        <w:rPr>
+          <w:rFonts w:ascii="Times New Roman" w:hAnsi="Times New Roman" w:cs="Times New Roman"/>
+          <w:sz w:val="28"/>
+        </w:rPr>
+        <w:t xml:space="preserve">Отношение девиации частоты к частоте модулирующего колебания Ω называется </w:t>
+      </w:r>
+      <w:r>
+        <w:rPr>
+          <w:rFonts w:ascii="Times New Roman" w:hAnsi="Times New Roman" w:cs="Times New Roman"/>
+          <w:b/>
+          <w:sz w:val="28"/>
+        </w:rPr>
+        <w:t>индексом частотной модуляции</w:t>
+      </w:r>
+      <w:r>
+        <w:rPr>
+          <w:rFonts w:ascii="Times New Roman" w:hAnsi="Times New Roman" w:cs="Times New Roman"/>
+          <w:sz w:val="28"/>
+        </w:rPr>
+        <w:t>.</w:t>
+      </w:r>
+    </w:p>
+    <w:p>
+      <w:pPr>
+        <w:ind w:firstLine="709"/>
+        <w:jc w:val="both"/>
+        <w:rPr>
+          <w:rFonts w:ascii="Times New Roman" w:hAnsi="Times New Roman" w:cs="Times New Roman"/>
+          <w:i/>
+          <w:sz w:val="28"/>
+          <w:lang w:val="en-US"/>
+        </w:rPr>
+      </w:pPr>
+      <m:oMathPara>
+        <m:oMath>
+          <m:sSub>
+            <m:sSubPr>
+              <m:ctrlPr>
+                <w:rPr>
+                  <w:rFonts w:ascii="Cambria Math" w:hAnsi="Cambria Math" w:cs="Times New Roman"/>
+                  <w:i/>
+                  <w:sz w:val="28"/>
+                  <w:lang w:val="en-US"/>
+                </w:rPr>
+              </m:ctrlPr>
+            </m:sSubPr>
+            <m:e>
+              <m:r>
+                <w:rPr>
+                  <w:rFonts w:ascii="Cambria Math" w:hAnsi="Cambria Math" w:cs="Times New Roman"/>
+                  <w:sz w:val="28"/>
+                  <w:lang w:val="en-US"/>
+                </w:rPr>
+                <m:t>m</m:t>
+              </m:r>
+            </m:e>
+            <m:sub>
+              <m:r>
+                <w:rPr>
+                  <w:rFonts w:ascii="Cambria Math" w:hAnsi="Cambria Math" w:cs="Times New Roman"/>
+                  <w:sz w:val="28"/>
+                </w:rPr>
+                <m:t>чм</m:t>
+              </m:r>
+            </m:sub>
+          </m:sSub>
+          <m:r>
+            <w:rPr>
+              <w:rFonts w:ascii="Cambria Math" w:hAnsi="Cambria Math" w:cs="Times New Roman"/>
+              <w:sz w:val="28"/>
+              <w:lang w:val="en-US"/>
+            </w:rPr>
+            <m:t>=</m:t>
+          </m:r>
+          <m:f>
+            <m:fPr>
+              <m:ctrlPr>
+                <w:rPr>
+                  <w:rFonts w:ascii="Cambria Math" w:hAnsi="Cambria Math" w:cs="Times New Roman"/>
+                  <w:i/>
+                  <w:sz w:val="28"/>
+                  <w:lang w:val="en-US"/>
+                </w:rPr>
+              </m:ctrlPr>
+            </m:fPr>
+            <m:num>
+              <m:r>
+                <w:rPr>
+                  <w:rFonts w:ascii="Cambria Math" w:hAnsi="Cambria Math" w:cs="Times New Roman"/>
+                  <w:sz w:val="28"/>
+                  <w:lang w:val="en-US"/>
+                </w:rPr>
+                <m:t>Δ</m:t>
+              </m:r>
+              <m:sSub>
+                <m:sSubPr>
+                  <m:ctrlPr>
+                    <w:rPr>
+                      <w:rFonts w:ascii="Cambria Math" w:hAnsi="Cambria Math" w:cs="Times New Roman"/>
+                      <w:i/>
+                      <w:sz w:val="28"/>
+                      <w:lang w:val="en-US"/>
+                    </w:rPr>
+                  </m:ctrlPr>
+                </m:sSubPr>
+                <m:e>
+                  <m:r>
+                    <w:rPr>
+                      <w:rFonts w:ascii="Cambria Math" w:hAnsi="Cambria Math" w:cs="Times New Roman"/>
+                      <w:sz w:val="28"/>
+                      <w:lang w:val="en-US"/>
+                    </w:rPr>
+                    <m:t>ω</m:t>
+                  </m:r>
+                </m:e>
+                <m:sub>
+                  <m:r>
+                    <w:rPr>
+                      <w:rFonts w:ascii="Cambria Math" w:hAnsi="Cambria Math" w:cs="Times New Roman"/>
+                      <w:sz w:val="28"/>
+                      <w:lang w:val="en-US"/>
+                    </w:rPr>
+                    <m:t>m</m:t>
+                  </m:r>
+                </m:sub>
+              </m:sSub>
+            </m:num>
+            <m:den>
+              <m:r>
+                <w:rPr>
+                  <w:rFonts w:ascii="Cambria Math" w:hAnsi="Cambria Math" w:cs="Times New Roman"/>
+                  <w:sz w:val="28"/>
+                  <w:lang w:val="en-US"/>
+                </w:rPr>
+                <m:t>Ω</m:t>
+              </m:r>
+            </m:den>
+          </m:f>
+        </m:oMath>
+      </m:oMathPara>
+    </w:p>
+    <w:p>
+      <w:pPr>
+        <w:ind w:firstLine="709"/>
+        <w:jc w:val="both"/>
+        <w:rPr>
+          <w:rFonts w:ascii="Times New Roman" w:hAnsi="Times New Roman" w:cs="Times New Roman"/>
+          <w:sz w:val="28"/>
+        </w:rPr>
+      </w:pPr>
+      <w:r>
+        <w:rPr>
+          <w:rFonts w:ascii="Times New Roman" w:hAnsi="Times New Roman" w:cs="Times New Roman"/>
+          <w:sz w:val="28"/>
+        </w:rPr>
+        <w:t>Таким образом, выражение для частотно модулированного сигнала имеет вид:</w:t>
+      </w:r>
+    </w:p>
+    <w:p>
+      <w:pPr>
+        <w:ind w:firstLine="709"/>
+        <w:jc w:val="both"/>
+        <w:rPr>
+          <w:rFonts w:ascii="Times New Roman" w:hAnsi="Times New Roman" w:cs="Times New Roman"/>
+          <w:i/>
+          <w:sz w:val="28"/>
+          <w:lang w:val="en-US"/>
+        </w:rPr>
+      </w:pPr>
+      <m:oMathPara>
+        <m:oMath>
+          <m:sSub>
+            <m:sSubPr>
+              <m:ctrlPr>
+                <w:rPr>
+                  <w:rFonts w:ascii="Cambria Math" w:hAnsi="Cambria Math" w:cs="Times New Roman"/>
+                  <w:i/>
+                  <w:sz w:val="28"/>
+                  <w:lang w:val="en-US"/>
+                </w:rPr>
+              </m:ctrlPr>
+            </m:sSubPr>
+            <m:e>
+              <m:r>
+                <w:rPr>
+                  <w:rFonts w:ascii="Cambria Math" w:hAnsi="Cambria Math" w:cs="Times New Roman"/>
+                  <w:sz w:val="28"/>
+                  <w:lang w:val="en-US"/>
+                </w:rPr>
+                <m:t>S</m:t>
+              </m:r>
+            </m:e>
+            <m:sub>
+              <m:r>
+                <w:rPr>
+                  <w:rFonts w:ascii="Cambria Math" w:hAnsi="Cambria Math" w:cs="Times New Roman"/>
+                  <w:sz w:val="28"/>
+                </w:rPr>
+                <m:t>чм</m:t>
+              </m:r>
+            </m:sub>
+          </m:sSub>
+          <m:d>
+            <m:dPr>
+              <m:ctrlPr>
+                <w:rPr>
+                  <w:rFonts w:ascii="Cambria Math" w:hAnsi="Cambria Math" w:cs="Times New Roman"/>
+                  <w:i/>
+                  <w:sz w:val="28"/>
+                  <w:lang w:val="en-US"/>
+                </w:rPr>
+              </m:ctrlPr>
+            </m:dPr>
+            <m:e>
+              <m:r>
+                <w:rPr>
+                  <w:rFonts w:ascii="Cambria Math" w:hAnsi="Cambria Math" w:cs="Times New Roman"/>
+                  <w:sz w:val="28"/>
+                  <w:lang w:val="en-US"/>
+                </w:rPr>
+                <m:t>t</m:t>
+              </m:r>
+            </m:e>
+          </m:d>
+          <m:r>
+            <w:rPr>
+              <w:rFonts w:ascii="Cambria Math" w:hAnsi="Cambria Math" w:cs="Times New Roman"/>
+              <w:sz w:val="28"/>
+              <w:lang w:val="en-US"/>
+            </w:rPr>
+            <m:t>=</m:t>
+          </m:r>
+          <m:sSub>
+            <m:sSubPr>
+              <m:ctrlPr>
+                <w:rPr>
+                  <w:rFonts w:ascii="Cambria Math" w:hAnsi="Cambria Math" w:cs="Times New Roman"/>
+                  <w:i/>
+                  <w:sz w:val="28"/>
+                  <w:lang w:val="en-US"/>
+                </w:rPr>
+              </m:ctrlPr>
+            </m:sSubPr>
+            <m:e>
+              <m:r>
+                <w:rPr>
+                  <w:rFonts w:ascii="Cambria Math" w:hAnsi="Cambria Math" w:cs="Times New Roman"/>
+                  <w:sz w:val="28"/>
+                  <w:lang w:val="en-US"/>
+                </w:rPr>
+                <m:t>U</m:t>
+              </m:r>
+            </m:e>
+            <m:sub>
+              <m:r>
+                <w:rPr>
+                  <w:rFonts w:ascii="Cambria Math" w:hAnsi="Cambria Math" w:cs="Times New Roman"/>
+                  <w:sz w:val="28"/>
+                  <w:lang w:val="en-US"/>
+                </w:rPr>
+                <m:t>m</m:t>
+              </m:r>
+            </m:sub>
+          </m:sSub>
+          <m:func>
+            <m:funcPr>
+              <m:ctrlPr>
+                <w:rPr>
+                  <w:rFonts w:ascii="Cambria Math" w:hAnsi="Cambria Math" w:cs="Times New Roman"/>
+                  <w:i/>
+                  <w:sz w:val="28"/>
+                  <w:lang w:val="en-US"/>
+                </w:rPr>
+              </m:ctrlPr>
+            </m:funcPr>
+            <m:fName>
+              <m:r>
+                <m:rPr>
+                  <m:sty m:val="p"/>
+                </m:rPr>
+                <w:rPr>
+                  <w:rFonts w:ascii="Cambria Math" w:hAnsi="Cambria Math" w:cs="Times New Roman"/>
+                  <w:sz w:val="28"/>
+                  <w:lang w:val="en-US"/>
+                </w:rPr>
+                <m:t>cos</m:t>
+              </m:r>
+            </m:fName>
+            <m:e>
+              <m:r>
+                <w:rPr>
+                  <w:rFonts w:ascii="Cambria Math" w:hAnsi="Cambria Math" w:cs="Times New Roman"/>
+                  <w:sz w:val="28"/>
+                  <w:lang w:val="en-US"/>
+                </w:rPr>
+                <m:t>(</m:t>
+              </m:r>
+              <m:sSub>
+                <m:sSubPr>
+                  <m:ctrlPr>
+                    <w:rPr>
+                      <w:rFonts w:ascii="Cambria Math" w:hAnsi="Cambria Math" w:cs="Times New Roman"/>
+                      <w:i/>
+                      <w:sz w:val="28"/>
+                      <w:lang w:val="en-US"/>
+                    </w:rPr>
+                  </m:ctrlPr>
+                </m:sSubPr>
+                <m:e>
+                  <m:r>
+                    <w:rPr>
+                      <w:rFonts w:ascii="Cambria Math" w:hAnsi="Cambria Math" w:cs="Times New Roman"/>
+                      <w:sz w:val="28"/>
+                      <w:lang w:val="en-US"/>
+                    </w:rPr>
+                    <m:t>ω</m:t>
+                  </m:r>
+                </m:e>
+                <m:sub>
+                  <m:r>
+                    <w:rPr>
+                      <w:rFonts w:ascii="Cambria Math" w:hAnsi="Cambria Math" w:cs="Times New Roman"/>
+                      <w:sz w:val="28"/>
+                    </w:rPr>
+                    <m:t>0</m:t>
+                  </m:r>
+                </m:sub>
+              </m:sSub>
+              <m:r>
+                <w:rPr>
+                  <w:rFonts w:ascii="Cambria Math" w:hAnsi="Cambria Math" w:cs="Times New Roman"/>
+                  <w:sz w:val="28"/>
+                  <w:lang w:val="en-US"/>
+                </w:rPr>
+                <m:t>t</m:t>
+              </m:r>
+              <m:r>
+                <w:rPr>
+                  <w:rFonts w:ascii="Cambria Math" w:hAnsi="Cambria Math" w:cs="Times New Roman"/>
+                  <w:sz w:val="28"/>
+                </w:rPr>
+                <m:t>+</m:t>
+              </m:r>
+              <m:sSub>
+                <m:sSubPr>
+                  <m:ctrlPr>
+                    <w:rPr>
+                      <w:rFonts w:ascii="Cambria Math" w:hAnsi="Cambria Math" w:cs="Times New Roman"/>
+                      <w:i/>
+                      <w:sz w:val="28"/>
+                      <w:lang w:val="en-US"/>
+                    </w:rPr>
+                  </m:ctrlPr>
+                </m:sSubPr>
+                <m:e>
+                  <m:r>
+                    <w:rPr>
+                      <w:rFonts w:ascii="Cambria Math" w:hAnsi="Cambria Math" w:cs="Times New Roman"/>
+                      <w:sz w:val="28"/>
+                      <w:lang w:val="en-US"/>
+                    </w:rPr>
+                    <m:t>m</m:t>
+                  </m:r>
+                </m:e>
+                <m:sub>
+                  <m:r>
+                    <w:rPr>
+                      <w:rFonts w:ascii="Cambria Math" w:hAnsi="Cambria Math" w:cs="Times New Roman"/>
+                      <w:sz w:val="28"/>
+                    </w:rPr>
+                    <m:t>чм</m:t>
+                  </m:r>
+                </m:sub>
+              </m:sSub>
+              <m:func>
+                <m:funcPr>
+                  <m:ctrlPr>
+                    <w:rPr>
+                      <w:rFonts w:ascii="Cambria Math" w:hAnsi="Cambria Math" w:cs="Times New Roman"/>
+                      <w:i/>
+                      <w:sz w:val="28"/>
+                      <w:lang w:val="en-US"/>
+                    </w:rPr>
+                  </m:ctrlPr>
+                </m:funcPr>
+                <m:fName>
+                  <m:r>
+                    <m:rPr>
+                      <m:sty m:val="p"/>
+                    </m:rPr>
+                    <w:rPr>
+                      <w:rFonts w:ascii="Cambria Math" w:hAnsi="Cambria Math" w:cs="Times New Roman"/>
+                      <w:sz w:val="28"/>
+                      <w:lang w:val="en-US"/>
+                    </w:rPr>
+                    <m:t>sin</m:t>
+                  </m:r>
+                </m:fName>
+                <m:e>
+                  <m:r>
+                    <w:rPr>
+                      <w:rFonts w:ascii="Cambria Math" w:hAnsi="Cambria Math" w:cs="Times New Roman"/>
+                      <w:sz w:val="28"/>
+                      <w:lang w:val="en-US"/>
+                    </w:rPr>
+                    <m:t>Ωt</m:t>
+                  </m:r>
+                </m:e>
+              </m:func>
+              <m:r>
+                <w:rPr>
+                  <w:rFonts w:ascii="Cambria Math" w:hAnsi="Cambria Math" w:cs="Times New Roman"/>
+                  <w:sz w:val="28"/>
+                  <w:lang w:val="en-US"/>
+                </w:rPr>
+                <m:t>)</m:t>
+              </m:r>
+            </m:e>
+          </m:func>
+        </m:oMath>
+      </m:oMathPara>
+    </w:p>
+    <w:p>
+      <w:pPr>
+        <w:ind w:firstLine="709"/>
+        <w:jc w:val="both"/>
+        <w:rPr>
+          <w:rFonts w:ascii="Times New Roman" w:hAnsi="Times New Roman" w:cs="Times New Roman"/>
+          <w:sz w:val="28"/>
+        </w:rPr>
+      </w:pPr>
+      <w:r>
+        <w:rPr>
+          <w:rFonts w:ascii="Times New Roman" w:hAnsi="Times New Roman" w:cs="Times New Roman"/>
+          <w:b/>
+          <w:sz w:val="28"/>
+        </w:rPr>
+        <w:t>Фазовая (ФМ, PM)</w:t>
+      </w:r>
+      <w:r>
+        <w:rPr>
+          <w:rFonts w:ascii="Times New Roman" w:hAnsi="Times New Roman" w:cs="Times New Roman"/>
+          <w:sz w:val="28"/>
+        </w:rPr>
+        <w:t xml:space="preserve"> — </w:t>
+      </w:r>
+      <w:r>
+        <w:rPr>
+          <w:rFonts w:ascii="Times New Roman" w:hAnsi="Times New Roman" w:cs="Times New Roman"/>
+          <w:sz w:val="28"/>
+        </w:rPr>
+        <w:t>процесс изменения мгновенной фазы несущего колебания пропорционально изменению непрерывного информационного сигнала.</w:t>
+      </w:r>
+    </w:p>
+    <w:p>
+      <w:pPr>
+        <w:keepNext/>
+        <w:ind w:hanging="142"/>
+        <w:jc w:val="center"/>
+      </w:pPr>
+      <w:r>
+        <w:rPr>
+          <w:rFonts w:ascii="Times New Roman" w:hAnsi="Times New Roman" w:cs="Times New Roman"/>
+          <w:noProof/>
+          <w:sz w:val="28"/>
+        </w:rPr>
+        <w:drawing>
+          <wp:inline distT="0" distB="0" distL="0" distR="0">
+            <wp:extent cx="4429543" cy="2506980"/>
+            <wp:effectExtent l="19050" t="0" r="9107" b="0"/>
+            <wp:docPr id="2" name="Рисунок 1" descr="slide-10.jpg"/>
+            <wp:cNvGraphicFramePr>
+              <a:graphicFrameLocks xmlns:a="http://schemas.openxmlformats.org/drawingml/2006/main" noChangeAspect="1"/>
+            </wp:cNvGraphicFramePr>
+            <a:graphic xmlns:a="http://schemas.openxmlformats.org/drawingml/2006/main">
+              <a:graphicData uri="http://schemas.openxmlformats.org/drawingml/2006/picture">
+                <pic:pic xmlns:pic="http://schemas.openxmlformats.org/drawingml/2006/picture">
+                  <pic:nvPicPr>
+                    <pic:cNvPr id="0" name="slide-10.jpg"/>
+                    <pic:cNvPicPr/>
+                  </pic:nvPicPr>
+                  <pic:blipFill>
+                    <a:blip r:embed="rId12"/>
+                    <a:stretch>
+                      <a:fillRect/>
+                    </a:stretch>
+                  </pic:blipFill>
+                  <pic:spPr>
+                    <a:xfrm>
+                      <a:off x="0" y="0"/>
+                      <a:ext cx="4435709" cy="2510470"/>
+                    </a:xfrm>
+                    <a:prstGeom prst="rect">
+                      <a:avLst/>
+                    </a:prstGeom>
+                  </pic:spPr>
+                </pic:pic>
+              </a:graphicData>
+            </a:graphic>
+          </wp:inline>
+        </w:drawing>
+      </w:r>
+    </w:p>
+    <w:p>
+      <w:pPr>
+        <w:pStyle w:val="af"/>
+        <w:jc w:val="center"/>
+        <w:rPr>
+          <w:rFonts w:ascii="Times New Roman" w:hAnsi="Times New Roman" w:cs="Times New Roman"/>
+          <w:color w:val="auto"/>
+          <w:sz w:val="28"/>
+        </w:rPr>
+      </w:pPr>
+      <w:r>
+        <w:rPr>
+          <w:color w:val="auto"/>
+        </w:rPr>
+        <w:t xml:space="preserve">Рисунок </w:t>
+      </w:r>
+      <w:r>
+        <w:rPr>
+          <w:color w:val="auto"/>
+        </w:rPr>
+        <w:fldChar w:fldCharType="begin"/>
+      </w:r>
+      <w:r>
+        <w:rPr>
+          <w:color w:val="auto"/>
+        </w:rPr>
+        <w:instrText xml:space="preserve"> SEQ Рисунок \* ARABIC </w:instrText>
+      </w:r>
+      <w:r>
+        <w:rPr>
+          <w:color w:val="auto"/>
+        </w:rPr>
+        <w:fldChar w:fldCharType="separate"/>
+      </w:r>
+      <w:r>
+        <w:rPr>
+          <w:noProof/>
+          <w:color w:val="auto"/>
+        </w:rPr>
+        <w:t>5</w:t>
+      </w:r>
+      <w:r>
+        <w:rPr>
+          <w:color w:val="auto"/>
+        </w:rPr>
+        <w:fldChar w:fldCharType="end"/>
+      </w:r>
+      <w:r>
+        <w:rPr>
+          <w:color w:val="auto"/>
+        </w:rPr>
+        <w:t>. Временное представление сигнала с фазовой модуляцией.</w:t>
+      </w:r>
+    </w:p>
+    <w:p>
+      <w:pPr>
+        <w:ind w:firstLine="709"/>
+        <w:jc w:val="both"/>
+        <w:rPr>
+          <w:rFonts w:ascii="Times New Roman" w:hAnsi="Times New Roman" w:cs="Times New Roman"/>
+          <w:i/>
+          <w:sz w:val="28"/>
+        </w:rPr>
+      </w:pPr>
+      <m:oMathPara>
+        <m:oMath>
+          <m:r>
+            <w:rPr>
+              <w:rFonts w:ascii="Cambria Math" w:hAnsi="Cambria Math" w:cs="Times New Roman"/>
+              <w:sz w:val="28"/>
+            </w:rPr>
+            <m:t>φ</m:t>
+          </m:r>
+          <m:d>
+            <m:dPr>
+              <m:ctrlPr>
+                <w:rPr>
+                  <w:rFonts w:ascii="Cambria Math" w:hAnsi="Cambria Math" w:cs="Times New Roman"/>
+                  <w:i/>
+                  <w:sz w:val="28"/>
+                  <w:lang w:val="en-US"/>
+                </w:rPr>
+              </m:ctrlPr>
+            </m:dPr>
+            <m:e>
+              <m:r>
+                <w:rPr>
+                  <w:rFonts w:ascii="Cambria Math" w:hAnsi="Cambria Math" w:cs="Times New Roman"/>
+                  <w:sz w:val="28"/>
+                  <w:lang w:val="en-US"/>
+                </w:rPr>
+                <m:t>t</m:t>
+              </m:r>
+            </m:e>
+          </m:d>
+          <m:r>
+            <w:rPr>
+              <w:rFonts w:ascii="Cambria Math" w:hAnsi="Cambria Math" w:cs="Times New Roman"/>
+              <w:sz w:val="28"/>
+            </w:rPr>
+            <m:t>=</m:t>
+          </m:r>
+          <m:sSub>
+            <m:sSubPr>
+              <m:ctrlPr>
+                <w:rPr>
+                  <w:rFonts w:ascii="Cambria Math" w:hAnsi="Cambria Math" w:cs="Times New Roman"/>
+                  <w:i/>
+                  <w:sz w:val="28"/>
+                  <w:lang w:val="en-US"/>
+                </w:rPr>
+              </m:ctrlPr>
+            </m:sSubPr>
+            <m:e>
+              <m:r>
+                <w:rPr>
+                  <w:rFonts w:ascii="Cambria Math" w:hAnsi="Cambria Math" w:cs="Times New Roman"/>
+                  <w:sz w:val="28"/>
+                  <w:lang w:val="en-US"/>
+                </w:rPr>
+                <m:t>ω</m:t>
+              </m:r>
+            </m:e>
+            <m:sub>
+              <m:r>
+                <w:rPr>
+                  <w:rFonts w:ascii="Cambria Math" w:hAnsi="Cambria Math" w:cs="Times New Roman"/>
+                  <w:sz w:val="28"/>
+                </w:rPr>
+                <m:t>0</m:t>
+              </m:r>
+            </m:sub>
+          </m:sSub>
+          <m:r>
+            <w:rPr>
+              <w:rFonts w:ascii="Cambria Math" w:hAnsi="Cambria Math" w:cs="Times New Roman"/>
+              <w:sz w:val="28"/>
+              <w:lang w:val="en-US"/>
+            </w:rPr>
+            <m:t>t</m:t>
+          </m:r>
+          <m:r>
+            <w:rPr>
+              <w:rFonts w:ascii="Cambria Math" w:hAnsi="Cambria Math" w:cs="Times New Roman"/>
+              <w:sz w:val="28"/>
+            </w:rPr>
+            <m:t>+</m:t>
+          </m:r>
+          <m:r>
+            <w:rPr>
+              <w:rFonts w:ascii="Cambria Math" w:hAnsi="Cambria Math" w:cs="Times New Roman"/>
+              <w:sz w:val="28"/>
+              <w:lang w:val="en-US"/>
+            </w:rPr>
+            <m:t>Δφ</m:t>
+          </m:r>
+          <m:d>
+            <m:dPr>
+              <m:ctrlPr>
+                <w:rPr>
+                  <w:rFonts w:ascii="Cambria Math" w:hAnsi="Cambria Math" w:cs="Times New Roman"/>
+                  <w:i/>
+                  <w:sz w:val="28"/>
+                  <w:lang w:val="en-US"/>
+                </w:rPr>
+              </m:ctrlPr>
+            </m:dPr>
+            <m:e>
+              <m:r>
+                <w:rPr>
+                  <w:rFonts w:ascii="Cambria Math" w:hAnsi="Cambria Math" w:cs="Times New Roman"/>
+                  <w:sz w:val="28"/>
+                  <w:lang w:val="en-US"/>
+                </w:rPr>
+                <m:t>t</m:t>
+              </m:r>
+            </m:e>
+          </m:d>
+          <m:r>
+            <w:rPr>
+              <w:rFonts w:ascii="Cambria Math" w:hAnsi="Cambria Math" w:cs="Times New Roman"/>
+              <w:sz w:val="28"/>
+            </w:rPr>
+            <m:t>=</m:t>
+          </m:r>
+          <m:sSub>
+            <m:sSubPr>
+              <m:ctrlPr>
+                <w:rPr>
+                  <w:rFonts w:ascii="Cambria Math" w:hAnsi="Cambria Math" w:cs="Times New Roman"/>
+                  <w:i/>
+                  <w:sz w:val="28"/>
+                  <w:lang w:val="en-US"/>
+                </w:rPr>
+              </m:ctrlPr>
+            </m:sSubPr>
+            <m:e>
+              <m:r>
+                <w:rPr>
+                  <w:rFonts w:ascii="Cambria Math" w:hAnsi="Cambria Math" w:cs="Times New Roman"/>
+                  <w:sz w:val="28"/>
+                  <w:lang w:val="en-US"/>
+                </w:rPr>
+                <m:t>ω</m:t>
+              </m:r>
+            </m:e>
+            <m:sub>
+              <m:r>
+                <w:rPr>
+                  <w:rFonts w:ascii="Cambria Math" w:hAnsi="Cambria Math" w:cs="Times New Roman"/>
+                  <w:sz w:val="28"/>
+                </w:rPr>
+                <m:t>0</m:t>
+              </m:r>
+            </m:sub>
+          </m:sSub>
+          <m:r>
+            <w:rPr>
+              <w:rFonts w:ascii="Cambria Math" w:hAnsi="Cambria Math" w:cs="Times New Roman"/>
+              <w:sz w:val="28"/>
+              <w:lang w:val="en-US"/>
+            </w:rPr>
+            <m:t>t</m:t>
+          </m:r>
+          <m:r>
+            <w:rPr>
+              <w:rFonts w:ascii="Cambria Math" w:hAnsi="Cambria Math" w:cs="Times New Roman"/>
+              <w:sz w:val="28"/>
+            </w:rPr>
+            <m:t>+</m:t>
+          </m:r>
+          <m:r>
+            <w:rPr>
+              <w:rFonts w:ascii="Cambria Math" w:hAnsi="Cambria Math" w:cs="Times New Roman"/>
+              <w:sz w:val="28"/>
+              <w:lang w:val="en-US"/>
+            </w:rPr>
+            <m:t>a</m:t>
+          </m:r>
+          <m:sSub>
+            <m:sSubPr>
+              <m:ctrlPr>
+                <w:rPr>
+                  <w:rFonts w:ascii="Cambria Math" w:hAnsi="Cambria Math" w:cs="Times New Roman"/>
+                  <w:i/>
+                  <w:sz w:val="28"/>
+                  <w:lang w:val="en-US"/>
+                </w:rPr>
+              </m:ctrlPr>
+            </m:sSubPr>
+            <m:e>
+              <m:r>
+                <w:rPr>
+                  <w:rFonts w:ascii="Cambria Math" w:hAnsi="Cambria Math" w:cs="Times New Roman"/>
+                  <w:sz w:val="28"/>
+                  <w:lang w:val="en-US"/>
+                </w:rPr>
+                <m:t>S</m:t>
+              </m:r>
+            </m:e>
+            <m:sub>
+              <m:r>
+                <w:rPr>
+                  <w:rFonts w:ascii="Cambria Math" w:hAnsi="Cambria Math" w:cs="Times New Roman"/>
+                  <w:sz w:val="28"/>
+                  <w:lang w:val="en-US"/>
+                </w:rPr>
+                <m:t>c</m:t>
+              </m:r>
+            </m:sub>
+          </m:sSub>
+          <m:d>
+            <m:dPr>
+              <m:ctrlPr>
+                <w:rPr>
+                  <w:rFonts w:ascii="Cambria Math" w:hAnsi="Cambria Math" w:cs="Times New Roman"/>
+                  <w:i/>
+                  <w:sz w:val="28"/>
+                </w:rPr>
+              </m:ctrlPr>
+            </m:dPr>
+            <m:e>
+              <m:r>
+                <w:rPr>
+                  <w:rFonts w:ascii="Cambria Math" w:hAnsi="Cambria Math" w:cs="Times New Roman"/>
+                  <w:sz w:val="28"/>
+                  <w:lang w:val="en-US"/>
+                </w:rPr>
+                <m:t>t</m:t>
+              </m:r>
+            </m:e>
+          </m:d>
+          <m:r>
+            <w:rPr>
+              <w:rFonts w:ascii="Cambria Math" w:hAnsi="Cambria Math" w:cs="Times New Roman"/>
+              <w:sz w:val="28"/>
+            </w:rPr>
+            <m:t xml:space="preserve">,  где </m:t>
+          </m:r>
+          <m:sSub>
+            <m:sSubPr>
+              <m:ctrlPr>
+                <w:rPr>
+                  <w:rFonts w:ascii="Cambria Math" w:hAnsi="Cambria Math" w:cs="Times New Roman"/>
+                  <w:i/>
+                  <w:sz w:val="28"/>
+                  <w:lang w:val="en-US"/>
+                </w:rPr>
+              </m:ctrlPr>
+            </m:sSubPr>
+            <m:e>
+              <m:r>
+                <w:rPr>
+                  <w:rFonts w:ascii="Cambria Math" w:hAnsi="Cambria Math" w:cs="Times New Roman"/>
+                  <w:sz w:val="28"/>
+                  <w:lang w:val="en-US"/>
+                </w:rPr>
+                <m:t>S</m:t>
+              </m:r>
+            </m:e>
+            <m:sub>
+              <m:r>
+                <w:rPr>
+                  <w:rFonts w:ascii="Cambria Math" w:hAnsi="Cambria Math" w:cs="Times New Roman"/>
+                  <w:sz w:val="28"/>
+                  <w:lang w:val="en-US"/>
+                </w:rPr>
+                <m:t>c</m:t>
+              </m:r>
+            </m:sub>
+          </m:sSub>
+          <m:d>
+            <m:dPr>
+              <m:ctrlPr>
+                <w:rPr>
+                  <w:rFonts w:ascii="Cambria Math" w:hAnsi="Cambria Math" w:cs="Times New Roman"/>
+                  <w:i/>
+                  <w:sz w:val="28"/>
+                </w:rPr>
+              </m:ctrlPr>
+            </m:dPr>
+            <m:e>
+              <m:r>
+                <w:rPr>
+                  <w:rFonts w:ascii="Cambria Math" w:hAnsi="Cambria Math" w:cs="Times New Roman"/>
+                  <w:sz w:val="28"/>
+                  <w:lang w:val="en-US"/>
+                </w:rPr>
+                <m:t>t</m:t>
+              </m:r>
+            </m:e>
+          </m:d>
+          <m:r>
+            <w:rPr>
+              <w:rFonts w:ascii="Cambria Math" w:hAnsi="Cambria Math" w:cs="Times New Roman"/>
+              <w:sz w:val="28"/>
+            </w:rPr>
+            <m:t>-сигнал сообщения.</m:t>
+          </m:r>
+        </m:oMath>
+      </m:oMathPara>
+    </w:p>
+    <w:p>
+      <w:pPr>
+        <w:ind w:firstLine="709"/>
+        <w:jc w:val="both"/>
+        <w:rPr>
+          <w:rFonts w:ascii="Times New Roman" w:hAnsi="Times New Roman" w:cs="Times New Roman"/>
+          <w:sz w:val="28"/>
+        </w:rPr>
+      </w:pPr>
+      <w:r>
+        <w:rPr>
+          <w:rFonts w:ascii="Times New Roman" w:hAnsi="Times New Roman" w:cs="Times New Roman"/>
+          <w:sz w:val="28"/>
+        </w:rPr>
+        <w:t>Таким образом,</w:t>
+      </w:r>
+    </w:p>
+    <w:p>
+      <w:pPr>
+        <w:ind w:firstLine="709"/>
+        <w:jc w:val="both"/>
+        <w:rPr>
+          <w:rFonts w:ascii="Times New Roman" w:hAnsi="Times New Roman" w:cs="Times New Roman"/>
+          <w:i/>
+          <w:sz w:val="28"/>
+        </w:rPr>
+      </w:pPr>
+      <m:oMathPara>
+        <m:oMath>
+          <m:sSub>
+            <m:sSubPr>
+              <m:ctrlPr>
+                <w:rPr>
+                  <w:rFonts w:ascii="Cambria Math" w:hAnsi="Cambria Math" w:cs="Times New Roman"/>
+                  <w:i/>
+                  <w:sz w:val="28"/>
+                  <w:lang w:val="en-US"/>
+                </w:rPr>
+              </m:ctrlPr>
+            </m:sSubPr>
+            <m:e>
+              <m:r>
+                <w:rPr>
+                  <w:rFonts w:ascii="Cambria Math" w:hAnsi="Cambria Math" w:cs="Times New Roman"/>
+                  <w:sz w:val="28"/>
+                  <w:lang w:val="en-US"/>
+                </w:rPr>
+                <m:t>S</m:t>
+              </m:r>
+            </m:e>
+            <m:sub>
+              <m:r>
+                <w:rPr>
+                  <w:rFonts w:ascii="Cambria Math" w:hAnsi="Cambria Math" w:cs="Times New Roman"/>
+                  <w:sz w:val="28"/>
+                </w:rPr>
+                <m:t>фм</m:t>
+              </m:r>
+            </m:sub>
+          </m:sSub>
+          <m:d>
+            <m:dPr>
+              <m:ctrlPr>
+                <w:rPr>
+                  <w:rFonts w:ascii="Cambria Math" w:hAnsi="Cambria Math" w:cs="Times New Roman"/>
+                  <w:i/>
+                  <w:sz w:val="28"/>
+                  <w:lang w:val="en-US"/>
+                </w:rPr>
+              </m:ctrlPr>
+            </m:dPr>
+            <m:e>
+              <m:r>
+                <w:rPr>
+                  <w:rFonts w:ascii="Cambria Math" w:hAnsi="Cambria Math" w:cs="Times New Roman"/>
+                  <w:sz w:val="28"/>
+                  <w:lang w:val="en-US"/>
+                </w:rPr>
+                <m:t>t</m:t>
+              </m:r>
+            </m:e>
+          </m:d>
+          <m:r>
+            <w:rPr>
+              <w:rFonts w:ascii="Cambria Math" w:hAnsi="Cambria Math" w:cs="Times New Roman"/>
+              <w:sz w:val="28"/>
+              <w:lang w:val="en-US"/>
+            </w:rPr>
+            <m:t>=</m:t>
+          </m:r>
+          <m:sSub>
+            <m:sSubPr>
+              <m:ctrlPr>
+                <w:rPr>
+                  <w:rFonts w:ascii="Cambria Math" w:hAnsi="Cambria Math" w:cs="Times New Roman"/>
+                  <w:i/>
+                  <w:sz w:val="28"/>
+                  <w:lang w:val="en-US"/>
+                </w:rPr>
+              </m:ctrlPr>
+            </m:sSubPr>
+            <m:e>
+              <m:r>
+                <w:rPr>
+                  <w:rFonts w:ascii="Cambria Math" w:hAnsi="Cambria Math" w:cs="Times New Roman"/>
+                  <w:sz w:val="28"/>
+                  <w:lang w:val="en-US"/>
+                </w:rPr>
+                <m:t>U</m:t>
+              </m:r>
+            </m:e>
+            <m:sub>
+              <m:r>
+                <w:rPr>
+                  <w:rFonts w:ascii="Cambria Math" w:hAnsi="Cambria Math" w:cs="Times New Roman"/>
+                  <w:sz w:val="28"/>
+                  <w:lang w:val="en-US"/>
+                </w:rPr>
+                <m:t>m</m:t>
+              </m:r>
+            </m:sub>
+          </m:sSub>
+          <m:func>
+            <m:funcPr>
+              <m:ctrlPr>
+                <w:rPr>
+                  <w:rFonts w:ascii="Cambria Math" w:hAnsi="Cambria Math" w:cs="Times New Roman"/>
+                  <w:i/>
+                  <w:sz w:val="28"/>
+                  <w:lang w:val="en-US"/>
+                </w:rPr>
+              </m:ctrlPr>
+            </m:funcPr>
+            <m:fName>
+              <m:r>
+                <m:rPr>
+                  <m:sty m:val="p"/>
+                </m:rPr>
+                <w:rPr>
+                  <w:rFonts w:ascii="Cambria Math" w:hAnsi="Cambria Math" w:cs="Times New Roman"/>
+                  <w:sz w:val="28"/>
+                  <w:lang w:val="en-US"/>
+                </w:rPr>
+                <m:t>cos</m:t>
+              </m:r>
+            </m:fName>
+            <m:e>
+              <m:r>
+                <w:rPr>
+                  <w:rFonts w:ascii="Cambria Math" w:hAnsi="Cambria Math" w:cs="Times New Roman"/>
+                  <w:sz w:val="28"/>
+                  <w:lang w:val="en-US"/>
+                </w:rPr>
+                <m:t>(</m:t>
+              </m:r>
+              <m:sSub>
+                <m:sSubPr>
+                  <m:ctrlPr>
+                    <w:rPr>
+                      <w:rFonts w:ascii="Cambria Math" w:hAnsi="Cambria Math" w:cs="Times New Roman"/>
+                      <w:i/>
+                      <w:sz w:val="28"/>
+                      <w:lang w:val="en-US"/>
+                    </w:rPr>
+                  </m:ctrlPr>
+                </m:sSubPr>
+                <m:e>
+                  <m:r>
+                    <w:rPr>
+                      <w:rFonts w:ascii="Cambria Math" w:hAnsi="Cambria Math" w:cs="Times New Roman"/>
+                      <w:sz w:val="28"/>
+                      <w:lang w:val="en-US"/>
+                    </w:rPr>
+                    <m:t>ω</m:t>
+                  </m:r>
+                </m:e>
+                <m:sub>
+                  <m:r>
+                    <w:rPr>
+                      <w:rFonts w:ascii="Cambria Math" w:hAnsi="Cambria Math" w:cs="Times New Roman"/>
+                      <w:sz w:val="28"/>
+                    </w:rPr>
+                    <m:t>0</m:t>
+                  </m:r>
+                </m:sub>
+              </m:sSub>
+              <m:r>
+                <w:rPr>
+                  <w:rFonts w:ascii="Cambria Math" w:hAnsi="Cambria Math" w:cs="Times New Roman"/>
+                  <w:sz w:val="28"/>
+                  <w:lang w:val="en-US"/>
+                </w:rPr>
+                <m:t>t</m:t>
+              </m:r>
+              <m:r>
+                <w:rPr>
+                  <w:rFonts w:ascii="Cambria Math" w:hAnsi="Cambria Math" w:cs="Times New Roman"/>
+                  <w:sz w:val="28"/>
+                </w:rPr>
+                <m:t>+</m:t>
+              </m:r>
+              <m:r>
+                <w:rPr>
+                  <w:rFonts w:ascii="Cambria Math" w:hAnsi="Cambria Math" w:cs="Times New Roman"/>
+                  <w:sz w:val="28"/>
+                  <w:lang w:val="en-US"/>
+                </w:rPr>
+                <m:t>a</m:t>
+              </m:r>
+              <m:sSub>
+                <m:sSubPr>
+                  <m:ctrlPr>
+                    <w:rPr>
+                      <w:rFonts w:ascii="Cambria Math" w:hAnsi="Cambria Math" w:cs="Times New Roman"/>
+                      <w:i/>
+                      <w:sz w:val="28"/>
+                      <w:lang w:val="en-US"/>
+                    </w:rPr>
+                  </m:ctrlPr>
+                </m:sSubPr>
+                <m:e>
+                  <m:r>
+                    <w:rPr>
+                      <w:rFonts w:ascii="Cambria Math" w:hAnsi="Cambria Math" w:cs="Times New Roman"/>
+                      <w:sz w:val="28"/>
+                      <w:lang w:val="en-US"/>
+                    </w:rPr>
+                    <m:t>S</m:t>
+                  </m:r>
+                </m:e>
+                <m:sub>
+                  <m:r>
+                    <w:rPr>
+                      <w:rFonts w:ascii="Cambria Math" w:hAnsi="Cambria Math" w:cs="Times New Roman"/>
+                      <w:sz w:val="28"/>
+                      <w:lang w:val="en-US"/>
+                    </w:rPr>
+                    <m:t>c</m:t>
+                  </m:r>
+                </m:sub>
+              </m:sSub>
+              <m:d>
+                <m:dPr>
+                  <m:ctrlPr>
+                    <w:rPr>
+                      <w:rFonts w:ascii="Cambria Math" w:hAnsi="Cambria Math" w:cs="Times New Roman"/>
+                      <w:i/>
+                      <w:sz w:val="28"/>
+                    </w:rPr>
+                  </m:ctrlPr>
+                </m:dPr>
+                <m:e>
+                  <m:r>
+                    <w:rPr>
+                      <w:rFonts w:ascii="Cambria Math" w:hAnsi="Cambria Math" w:cs="Times New Roman"/>
+                      <w:sz w:val="28"/>
+                      <w:lang w:val="en-US"/>
+                    </w:rPr>
+                    <m:t>t</m:t>
+                  </m:r>
+                </m:e>
+              </m:d>
+              <m:r>
+                <w:rPr>
+                  <w:rFonts w:ascii="Cambria Math" w:hAnsi="Cambria Math" w:cs="Times New Roman"/>
+                  <w:sz w:val="28"/>
+                  <w:lang w:val="en-US"/>
+                </w:rPr>
+                <m:t>)</m:t>
+              </m:r>
+            </m:e>
+          </m:func>
+        </m:oMath>
+      </m:oMathPara>
+    </w:p>
+    <w:p>
+      <w:pPr>
+        <w:ind w:firstLine="709"/>
+        <w:jc w:val="both"/>
+        <w:rPr>
+          <w:rFonts w:ascii="Times New Roman" w:hAnsi="Times New Roman" w:cs="Times New Roman"/>
+          <w:sz w:val="28"/>
+        </w:rPr>
+      </w:pPr>
+      <w:r>
+        <w:rPr>
+          <w:rFonts w:ascii="Times New Roman" w:hAnsi="Times New Roman" w:cs="Times New Roman"/>
+          <w:sz w:val="28"/>
+        </w:rPr>
+        <w:t>Максимальное отклонение фазы называется отклонением модуляции.</w:t>
+      </w:r>
+    </w:p>
+    <w:p>
+      <w:pPr>
+        <w:ind w:firstLine="709"/>
+        <w:jc w:val="both"/>
+        <w:rPr>
+          <w:rFonts w:ascii="Times New Roman" w:hAnsi="Times New Roman" w:cs="Times New Roman"/>
+          <w:i/>
+          <w:sz w:val="28"/>
+        </w:rPr>
+      </w:pPr>
+      <m:oMathPara>
+        <m:oMath>
+          <m:sSub>
+            <m:sSubPr>
+              <m:ctrlPr>
+                <w:rPr>
+                  <w:rFonts w:ascii="Cambria Math" w:hAnsi="Cambria Math" w:cs="Times New Roman"/>
+                  <w:i/>
+                  <w:sz w:val="28"/>
+                </w:rPr>
+              </m:ctrlPr>
+            </m:sSubPr>
+            <m:e>
+              <m:r>
+                <w:rPr>
+                  <w:rFonts w:ascii="Cambria Math" w:hAnsi="Cambria Math" w:cs="Times New Roman"/>
+                  <w:sz w:val="28"/>
+                  <w:lang w:val="en-US"/>
+                </w:rPr>
+                <m:t>m</m:t>
+              </m:r>
+            </m:e>
+            <m:sub>
+              <m:r>
+                <w:rPr>
+                  <w:rFonts w:ascii="Cambria Math" w:hAnsi="Cambria Math" w:cs="Times New Roman"/>
+                  <w:sz w:val="28"/>
+                </w:rPr>
+                <m:t>фм</m:t>
+              </m:r>
+            </m:sub>
+          </m:sSub>
+          <m:r>
+            <w:rPr>
+              <w:rFonts w:ascii="Cambria Math" w:hAnsi="Cambria Math" w:cs="Times New Roman"/>
+              <w:sz w:val="28"/>
+            </w:rPr>
+            <m:t>=</m:t>
+          </m:r>
+          <m:r>
+            <w:rPr>
+              <w:rFonts w:ascii="Cambria Math" w:hAnsi="Cambria Math" w:cs="Times New Roman"/>
+              <w:sz w:val="28"/>
+              <w:lang w:val="en-US"/>
+            </w:rPr>
+            <m:t>a</m:t>
+          </m:r>
+          <m:sSub>
+            <m:sSubPr>
+              <m:ctrlPr>
+                <w:rPr>
+                  <w:rFonts w:ascii="Cambria Math" w:hAnsi="Cambria Math" w:cs="Times New Roman"/>
+                  <w:i/>
+                  <w:sz w:val="28"/>
+                  <w:lang w:val="en-US"/>
+                </w:rPr>
+              </m:ctrlPr>
+            </m:sSubPr>
+            <m:e>
+              <m:d>
+                <m:dPr>
+                  <m:begChr m:val="|"/>
+                  <m:endChr m:val="|"/>
+                  <m:ctrlPr>
+                    <w:rPr>
+                      <w:rFonts w:ascii="Cambria Math" w:hAnsi="Cambria Math" w:cs="Times New Roman"/>
+                      <w:i/>
+                      <w:sz w:val="28"/>
+                      <w:lang w:val="en-US"/>
+                    </w:rPr>
+                  </m:ctrlPr>
+                </m:dPr>
+                <m:e>
+                  <m:sSub>
+                    <m:sSubPr>
+                      <m:ctrlPr>
+                        <w:rPr>
+                          <w:rFonts w:ascii="Cambria Math" w:hAnsi="Cambria Math" w:cs="Times New Roman"/>
+                          <w:i/>
+                          <w:sz w:val="28"/>
+                          <w:lang w:val="en-US"/>
+                        </w:rPr>
+                      </m:ctrlPr>
+                    </m:sSubPr>
+                    <m:e>
+                      <m:r>
+                        <w:rPr>
+                          <w:rFonts w:ascii="Cambria Math" w:hAnsi="Cambria Math" w:cs="Times New Roman"/>
+                          <w:sz w:val="28"/>
+                          <w:lang w:val="en-US"/>
+                        </w:rPr>
+                        <m:t>S</m:t>
+                      </m:r>
+                    </m:e>
+                    <m:sub>
+                      <m:r>
+                        <w:rPr>
+                          <w:rFonts w:ascii="Cambria Math" w:hAnsi="Cambria Math" w:cs="Times New Roman"/>
+                          <w:sz w:val="28"/>
+                          <w:lang w:val="en-US"/>
+                        </w:rPr>
+                        <m:t>c</m:t>
+                      </m:r>
+                    </m:sub>
+                  </m:sSub>
+                  <m:d>
+                    <m:dPr>
+                      <m:ctrlPr>
+                        <w:rPr>
+                          <w:rFonts w:ascii="Cambria Math" w:hAnsi="Cambria Math" w:cs="Times New Roman"/>
+                          <w:i/>
+                          <w:sz w:val="28"/>
+                        </w:rPr>
+                      </m:ctrlPr>
+                    </m:dPr>
+                    <m:e>
+                      <m:r>
+                        <w:rPr>
+                          <w:rFonts w:ascii="Cambria Math" w:hAnsi="Cambria Math" w:cs="Times New Roman"/>
+                          <w:sz w:val="28"/>
+                          <w:lang w:val="en-US"/>
+                        </w:rPr>
+                        <m:t>t</m:t>
+                      </m:r>
+                    </m:e>
+                  </m:d>
+                </m:e>
+              </m:d>
+            </m:e>
+            <m:sub>
+              <m:r>
+                <w:rPr>
+                  <w:rFonts w:ascii="Cambria Math" w:hAnsi="Cambria Math" w:cs="Times New Roman"/>
+                  <w:sz w:val="28"/>
+                  <w:lang w:val="en-US"/>
+                </w:rPr>
+                <m:t>max</m:t>
+              </m:r>
+            </m:sub>
+          </m:sSub>
+        </m:oMath>
+      </m:oMathPara>
+    </w:p>
+    <w:p>
+      <w:pPr>
+        <w:pStyle w:val="2"/>
+        <w:numPr>
+          <w:ilvl w:val="1"/>
+          <w:numId w:val="1"/>
+        </w:numPr>
+        <w:rPr>
+          <w:rFonts w:ascii="Times New Roman" w:hAnsi="Times New Roman" w:cs="Times New Roman"/>
+          <w:color w:val="auto"/>
+          <w:sz w:val="28"/>
+        </w:rPr>
+      </w:pPr>
+      <w:bookmarkStart w:id="5" w:name="_Toc228908457"/>
+      <w:r>
+        <w:rPr>
+          <w:rFonts w:ascii="Times New Roman" w:hAnsi="Times New Roman" w:cs="Times New Roman"/>
+          <w:color w:val="auto"/>
+          <w:sz w:val="28"/>
+        </w:rPr>
+        <w:t>Цифровое кодирование радио</w:t>
+      </w:r>
+      <w:r>
+        <w:rPr>
+          <w:rFonts w:ascii="Times New Roman" w:hAnsi="Times New Roman" w:cs="Times New Roman"/>
+          <w:color w:val="auto"/>
+          <w:sz w:val="28"/>
+        </w:rPr>
+        <w:t>сигналов.</w:t>
+      </w:r>
+      <w:bookmarkEnd w:id="5"/>
+    </w:p>
+    <w:p>
+      <w:pPr>
+        <w:ind w:firstLine="709"/>
+        <w:jc w:val="both"/>
+        <w:rPr>
+          <w:rFonts w:ascii="Times New Roman" w:hAnsi="Times New Roman" w:cs="Times New Roman"/>
+          <w:sz w:val="28"/>
+        </w:rPr>
+      </w:pPr>
+      <w:r>
+        <w:rPr>
+          <w:rFonts w:ascii="Times New Roman" w:hAnsi="Times New Roman" w:cs="Times New Roman"/>
+          <w:sz w:val="28"/>
+        </w:rPr>
+        <w:t xml:space="preserve">Цифровые виды модуляции (часто цифровая модуляция называется манипуляцией), как и аналоговые, могут быть амплитудными, фазовыми, частотными или комбинированными (например, амплитудно-фазовыми), в зависимости от того, какой из параметров немодулированного несущего колебания </w:t>
+      </w:r>
+      <m:oMath>
+        <m:r>
+          <w:rPr>
+            <w:rFonts w:ascii="Cambria Math" w:hAnsi="Cambria Math" w:cs="Times New Roman"/>
+            <w:sz w:val="28"/>
+          </w:rPr>
+          <m:t>s</m:t>
+        </m:r>
+        <m:d>
+          <m:dPr>
+            <m:ctrlPr>
+              <w:rPr>
+                <w:rFonts w:ascii="Cambria Math" w:hAnsi="Cambria Math" w:cs="Times New Roman"/>
+                <w:i/>
+                <w:sz w:val="28"/>
+              </w:rPr>
+            </m:ctrlPr>
+          </m:dPr>
+          <m:e>
+            <m:r>
+              <w:rPr>
+                <w:rFonts w:ascii="Cambria Math" w:hAnsi="Cambria Math" w:cs="Times New Roman"/>
+                <w:sz w:val="28"/>
+              </w:rPr>
+              <m:t>t</m:t>
+            </m:r>
+          </m:e>
+        </m:d>
+        <m:r>
+          <w:rPr>
+            <w:rFonts w:ascii="Cambria Math" w:hAnsi="Cambria Math" w:cs="Times New Roman"/>
+            <w:sz w:val="28"/>
+          </w:rPr>
+          <m:t>=A(t)</m:t>
+        </m:r>
+        <m:func>
+          <m:funcPr>
+            <m:ctrlPr>
+              <w:rPr>
+                <w:rFonts w:ascii="Cambria Math" w:hAnsi="Cambria Math" w:cs="Times New Roman"/>
+                <w:i/>
+                <w:sz w:val="28"/>
+              </w:rPr>
+            </m:ctrlPr>
+          </m:funcPr>
+          <m:fName>
+            <m:r>
+              <m:rPr>
+                <m:sty m:val="p"/>
+              </m:rPr>
+              <w:rPr>
+                <w:rFonts w:ascii="Cambria Math" w:hAnsi="Cambria Math" w:cs="Times New Roman"/>
+                <w:sz w:val="28"/>
+              </w:rPr>
+              <m:t>cos</m:t>
+            </m:r>
+          </m:fName>
+          <m:e>
+            <m:r>
+              <w:rPr>
+                <w:rFonts w:ascii="Cambria Math" w:hAnsi="Cambria Math" w:cs="Times New Roman"/>
+                <w:sz w:val="28"/>
+              </w:rPr>
+              <m:t>(ω</m:t>
+            </m:r>
+            <m:d>
+              <m:dPr>
+                <m:ctrlPr>
+                  <w:rPr>
+                    <w:rFonts w:ascii="Cambria Math" w:hAnsi="Cambria Math" w:cs="Times New Roman"/>
+                    <w:i/>
+                    <w:sz w:val="28"/>
+                  </w:rPr>
+                </m:ctrlPr>
+              </m:dPr>
+              <m:e>
+                <m:r>
+                  <w:rPr>
+                    <w:rFonts w:ascii="Cambria Math" w:hAnsi="Cambria Math" w:cs="Times New Roman"/>
+                    <w:sz w:val="28"/>
+                  </w:rPr>
+                  <m:t>t</m:t>
+                </m:r>
+              </m:e>
+            </m:d>
+            <m:r>
+              <w:rPr>
+                <w:rFonts w:ascii="Cambria Math" w:hAnsi="Cambria Math" w:cs="Times New Roman"/>
+                <w:sz w:val="28"/>
+              </w:rPr>
+              <m:t>t+φ</m:t>
+            </m:r>
+            <m:d>
+              <m:dPr>
+                <m:ctrlPr>
+                  <w:rPr>
+                    <w:rFonts w:ascii="Cambria Math" w:hAnsi="Cambria Math" w:cs="Times New Roman"/>
+                    <w:i/>
+                    <w:sz w:val="28"/>
+                  </w:rPr>
+                </m:ctrlPr>
+              </m:dPr>
+              <m:e>
+                <m:r>
+                  <w:rPr>
+                    <w:rFonts w:ascii="Cambria Math" w:hAnsi="Cambria Math" w:cs="Times New Roman"/>
+                    <w:sz w:val="28"/>
+                  </w:rPr>
+                  <m:t>t</m:t>
+                </m:r>
+              </m:e>
+            </m:d>
+            <m:r>
+              <w:rPr>
+                <w:rFonts w:ascii="Cambria Math" w:hAnsi="Cambria Math" w:cs="Times New Roman"/>
+                <w:sz w:val="28"/>
+              </w:rPr>
+              <m:t>)</m:t>
+            </m:r>
+          </m:e>
+        </m:func>
+      </m:oMath>
+      <w:r>
+        <w:rPr>
+          <w:rFonts w:ascii="Times New Roman" w:hAnsi="Times New Roman" w:cs="Times New Roman"/>
+          <w:sz w:val="28"/>
+        </w:rPr>
+        <w:t xml:space="preserve"> изменяется в соответствии с изменением информационного сигнала. Так как значения цифрового информационного сигнала являются дискретными (например, {0,1}), дискретным является также и возможный набор значений каждого из параметров</w:t>
+      </w:r>
+      <w:r>
+        <w:rPr>
+          <w:rFonts w:ascii="Times New Roman" w:hAnsi="Times New Roman" w:cs="Times New Roman"/>
+          <w:sz w:val="28"/>
+        </w:rPr>
+        <w:t>.</w:t>
+      </w:r>
+    </w:p>
+    <w:p>
+      <w:pPr>
+        <w:pStyle w:val="3"/>
+        <w:numPr>
+          <w:ilvl w:val="2"/>
+          <w:numId w:val="1"/>
+        </w:numPr>
+        <w:rPr>
+          <w:rFonts w:ascii="Times New Roman" w:hAnsi="Times New Roman" w:cs="Times New Roman"/>
+          <w:color w:val="auto"/>
+          <w:sz w:val="28"/>
+        </w:rPr>
+      </w:pPr>
+      <w:bookmarkStart w:id="6" w:name="_Toc228908458"/>
+      <w:r>
+        <w:rPr>
+          <w:rFonts w:ascii="Times New Roman" w:hAnsi="Times New Roman" w:cs="Times New Roman"/>
+          <w:color w:val="auto"/>
+          <w:sz w:val="28"/>
+        </w:rPr>
+        <w:t>Амплитудные методы манипуляции.</w:t>
+      </w:r>
+      <w:bookmarkEnd w:id="6"/>
+    </w:p>
+    <w:p>
+      <w:pPr>
+        <w:pStyle w:val="ac"/>
+        <w:ind w:left="0" w:firstLine="709"/>
+        <w:rPr>
+          <w:rFonts w:ascii="Times New Roman" w:hAnsi="Times New Roman" w:cs="Times New Roman"/>
+          <w:sz w:val="28"/>
+        </w:rPr>
+      </w:pPr>
+      <w:r>
+        <w:rPr>
+          <w:rFonts w:ascii="Times New Roman" w:hAnsi="Times New Roman" w:cs="Times New Roman"/>
+          <w:sz w:val="28"/>
+        </w:rPr>
+        <w:t xml:space="preserve">Одним </w:t>
+      </w:r>
+      <w:r>
+        <w:rPr>
+          <w:rFonts w:ascii="Times New Roman" w:hAnsi="Times New Roman" w:cs="Times New Roman"/>
+          <w:sz w:val="28"/>
+        </w:rPr>
+        <w:t>из простейших видов манипуляции сигнала является амплитудная манипуляция. Модулированный сигнал в таком случае имеет вид:</w:t>
+      </w:r>
+    </w:p>
+    <w:p>
+      <w:pPr>
+        <w:pStyle w:val="ac"/>
+        <w:ind w:left="0" w:firstLine="709"/>
+        <w:rPr>
+          <w:rFonts w:ascii="Times New Roman" w:hAnsi="Times New Roman" w:cs="Times New Roman"/>
+          <w:sz w:val="28"/>
+        </w:rPr>
+      </w:pPr>
+      <m:oMath>
+        <m:r>
+          <w:rPr>
+            <w:rFonts w:ascii="Cambria Math" w:hAnsi="Cambria Math" w:cs="Times New Roman"/>
+            <w:sz w:val="28"/>
+          </w:rPr>
+          <m:t>s</m:t>
+        </m:r>
+        <m:d>
+          <m:dPr>
+            <m:ctrlPr>
+              <w:rPr>
+                <w:rFonts w:ascii="Cambria Math" w:hAnsi="Cambria Math" w:cs="Times New Roman"/>
+                <w:i/>
+                <w:sz w:val="28"/>
+              </w:rPr>
+            </m:ctrlPr>
+          </m:dPr>
+          <m:e>
+            <m:r>
+              <w:rPr>
+                <w:rFonts w:ascii="Cambria Math" w:hAnsi="Cambria Math" w:cs="Times New Roman"/>
+                <w:sz w:val="28"/>
+              </w:rPr>
+              <m:t>t</m:t>
+            </m:r>
+          </m:e>
+        </m:d>
+        <m:r>
+          <w:rPr>
+            <w:rFonts w:ascii="Cambria Math" w:hAnsi="Cambria Math" w:cs="Times New Roman"/>
+            <w:sz w:val="28"/>
+          </w:rPr>
+          <m:t>=A(c</m:t>
+        </m:r>
+        <m:d>
+          <m:dPr>
+            <m:ctrlPr>
+              <w:rPr>
+                <w:rFonts w:ascii="Cambria Math" w:hAnsi="Cambria Math" w:cs="Times New Roman"/>
+                <w:i/>
+                <w:sz w:val="28"/>
+              </w:rPr>
+            </m:ctrlPr>
+          </m:dPr>
+          <m:e>
+            <m:r>
+              <w:rPr>
+                <w:rFonts w:ascii="Cambria Math" w:hAnsi="Cambria Math" w:cs="Times New Roman"/>
+                <w:sz w:val="28"/>
+              </w:rPr>
+              <m:t>t</m:t>
+            </m:r>
+          </m:e>
+        </m:d>
+        <m:r>
+          <w:rPr>
+            <w:rFonts w:ascii="Cambria Math" w:hAnsi="Cambria Math" w:cs="Times New Roman"/>
+            <w:sz w:val="28"/>
+          </w:rPr>
+          <m:t>+B)</m:t>
+        </m:r>
+        <m:func>
+          <m:funcPr>
+            <m:ctrlPr>
+              <w:rPr>
+                <w:rFonts w:ascii="Cambria Math" w:hAnsi="Cambria Math" w:cs="Times New Roman"/>
+                <w:i/>
+                <w:sz w:val="28"/>
+              </w:rPr>
+            </m:ctrlPr>
+          </m:funcPr>
+          <m:fName>
+            <m:r>
+              <m:rPr>
+                <m:sty m:val="p"/>
+              </m:rPr>
+              <w:rPr>
+                <w:rFonts w:ascii="Cambria Math" w:hAnsi="Cambria Math" w:cs="Times New Roman"/>
+                <w:sz w:val="28"/>
+              </w:rPr>
+              <m:t>cos</m:t>
+            </m:r>
+          </m:fName>
+          <m:e>
+            <m:d>
+              <m:dPr>
+                <m:ctrlPr>
+                  <w:rPr>
+                    <w:rFonts w:ascii="Cambria Math" w:hAnsi="Cambria Math" w:cs="Times New Roman"/>
+                    <w:i/>
+                    <w:sz w:val="28"/>
+                  </w:rPr>
+                </m:ctrlPr>
+              </m:dPr>
+              <m:e>
+                <m:r>
+                  <w:rPr>
+                    <w:rFonts w:ascii="Cambria Math" w:hAnsi="Cambria Math" w:cs="Times New Roman"/>
+                    <w:sz w:val="28"/>
+                  </w:rPr>
+                  <m:t>ωt+</m:t>
+                </m:r>
+                <m:sSub>
+                  <m:sSubPr>
+                    <m:ctrlPr>
+                      <w:rPr>
+                        <w:rFonts w:ascii="Cambria Math" w:hAnsi="Cambria Math" w:cs="Times New Roman"/>
+                        <w:i/>
+                        <w:sz w:val="28"/>
+                      </w:rPr>
+                    </m:ctrlPr>
+                  </m:sSubPr>
+                  <m:e>
+                    <m:r>
+                      <w:rPr>
+                        <w:rFonts w:ascii="Cambria Math" w:hAnsi="Cambria Math" w:cs="Times New Roman"/>
+                        <w:sz w:val="28"/>
+                      </w:rPr>
+                      <m:t>φ</m:t>
+                    </m:r>
+                  </m:e>
+                  <m:sub>
+                    <m:r>
+                      <w:rPr>
+                        <w:rFonts w:ascii="Cambria Math" w:hAnsi="Cambria Math" w:cs="Times New Roman"/>
+                        <w:sz w:val="28"/>
+                      </w:rPr>
+                      <m:t>0</m:t>
+                    </m:r>
+                  </m:sub>
+                </m:sSub>
+              </m:e>
+            </m:d>
+          </m:e>
+        </m:func>
+      </m:oMath>
+      <w:r>
+        <w:rPr>
+          <w:rFonts w:ascii="Times New Roman" w:hAnsi="Times New Roman" w:cs="Times New Roman"/>
+          <w:sz w:val="28"/>
+        </w:rPr>
+        <w:t>,</w:t>
+      </w:r>
+    </w:p>
+    <w:p>
+      <w:pPr>
+        <w:rPr>
+          <w:rFonts w:ascii="Times New Roman" w:hAnsi="Times New Roman" w:cs="Times New Roman"/>
+          <w:sz w:val="28"/>
+        </w:rPr>
+      </w:pPr>
+      <w:r>
+        <w:rPr>
+          <w:rFonts w:ascii="Times New Roman" w:hAnsi="Times New Roman" w:cs="Times New Roman"/>
+          <w:sz w:val="28"/>
+        </w:rPr>
+        <w:t xml:space="preserve">где </w:t>
+      </w:r>
+      <m:oMath>
+        <m:r>
+          <w:rPr>
+            <w:rFonts w:ascii="Cambria Math" w:hAnsi="Cambria Math" w:cs="Times New Roman"/>
+            <w:sz w:val="28"/>
+          </w:rPr>
+          <m:t>c</m:t>
+        </m:r>
+        <m:d>
+          <m:dPr>
+            <m:ctrlPr>
+              <w:rPr>
+                <w:rFonts w:ascii="Cambria Math" w:hAnsi="Cambria Math" w:cs="Times New Roman"/>
+                <w:i/>
+                <w:sz w:val="28"/>
+              </w:rPr>
+            </m:ctrlPr>
+          </m:dPr>
+          <m:e>
+            <m:r>
+              <w:rPr>
+                <w:rFonts w:ascii="Cambria Math" w:hAnsi="Cambria Math" w:cs="Times New Roman"/>
+                <w:sz w:val="28"/>
+              </w:rPr>
+              <m:t>t</m:t>
+            </m:r>
+          </m:e>
+        </m:d>
+      </m:oMath>
+      <w:r>
+        <w:rPr>
+          <w:rFonts w:ascii="Times New Roman" w:hAnsi="Times New Roman" w:cs="Times New Roman"/>
+          <w:sz w:val="28"/>
+        </w:rPr>
+        <w:t xml:space="preserve"> </w:t>
+      </w:r>
+      <w:r>
+        <w:rPr>
+          <w:rFonts w:ascii="Times New Roman" w:hAnsi="Times New Roman" w:cs="Times New Roman"/>
+          <w:sz w:val="28"/>
+        </w:rPr>
+        <w:t xml:space="preserve">– информационный цифровой сигнал, </w:t>
+      </w:r>
+      <m:oMath>
+        <m:r>
+          <w:rPr>
+            <w:rFonts w:ascii="Cambria Math" w:hAnsi="Cambria Math" w:cs="Times New Roman"/>
+            <w:sz w:val="28"/>
+          </w:rPr>
+          <m:t>A</m:t>
+        </m:r>
+      </m:oMath>
+      <w:r>
+        <w:rPr>
+          <w:rFonts w:ascii="Times New Roman" w:hAnsi="Times New Roman" w:cs="Times New Roman"/>
+          <w:sz w:val="28"/>
+        </w:rPr>
+        <w:t xml:space="preserve">, </w:t>
+      </w:r>
+      <m:oMath>
+        <m:r>
+          <w:rPr>
+            <w:rFonts w:ascii="Cambria Math" w:hAnsi="Cambria Math" w:cs="Times New Roman"/>
+            <w:sz w:val="28"/>
+          </w:rPr>
+          <m:t>B</m:t>
+        </m:r>
+      </m:oMath>
+      <w:r>
+        <w:rPr>
+          <w:rFonts w:ascii="Times New Roman" w:hAnsi="Times New Roman" w:cs="Times New Roman"/>
+          <w:sz w:val="28"/>
+        </w:rPr>
+        <w:t xml:space="preserve"> и </w:t>
+      </w:r>
+      <m:oMath>
+        <m:sSub>
+          <m:sSubPr>
+            <m:ctrlPr>
+              <w:rPr>
+                <w:rFonts w:ascii="Cambria Math" w:hAnsi="Cambria Math" w:cs="Times New Roman"/>
+                <w:i/>
+                <w:sz w:val="28"/>
+              </w:rPr>
+            </m:ctrlPr>
+          </m:sSubPr>
+          <m:e>
+            <m:r>
+              <w:rPr>
+                <w:rFonts w:ascii="Cambria Math" w:hAnsi="Cambria Math" w:cs="Times New Roman"/>
+                <w:sz w:val="28"/>
+              </w:rPr>
+              <m:t>φ</m:t>
+            </m:r>
+          </m:e>
+          <m:sub>
+            <m:r>
+              <w:rPr>
+                <w:rFonts w:ascii="Cambria Math" w:hAnsi="Cambria Math" w:cs="Times New Roman"/>
+                <w:sz w:val="28"/>
+              </w:rPr>
+              <m:t>0</m:t>
+            </m:r>
+          </m:sub>
+        </m:sSub>
+      </m:oMath>
+      <w:r>
+        <w:rPr>
+          <w:rFonts w:ascii="Times New Roman" w:hAnsi="Times New Roman" w:cs="Times New Roman"/>
+          <w:sz w:val="28"/>
+        </w:rPr>
+        <w:t xml:space="preserve"> – постоянные, </w:t>
+      </w:r>
+      <w:r>
+        <w:rPr>
+          <w:rFonts w:ascii="Times New Roman" w:hAnsi="Times New Roman" w:cs="Times New Roman"/>
+          <w:sz w:val="28"/>
+          <w:lang w:val="en-US"/>
+        </w:rPr>
+        <w:t>B</w:t>
+      </w:r>
+      <w:r>
+        <w:rPr>
+          <w:rFonts w:ascii="Times New Roman" w:hAnsi="Times New Roman" w:cs="Times New Roman"/>
+          <w:sz w:val="28"/>
+        </w:rPr>
+        <w:t xml:space="preserve"> ≥ 0 , </w:t>
+      </w:r>
+      <m:oMath>
+        <m:r>
+          <w:rPr>
+            <w:rFonts w:ascii="Cambria Math" w:hAnsi="Cambria Math" w:cs="Times New Roman"/>
+            <w:sz w:val="28"/>
+          </w:rPr>
+          <m:t>ω</m:t>
+        </m:r>
+      </m:oMath>
+      <w:r>
+        <w:rPr>
+          <w:rFonts w:ascii="Times New Roman" w:hAnsi="Times New Roman" w:cs="Times New Roman"/>
+          <w:sz w:val="28"/>
+        </w:rPr>
+        <w:t xml:space="preserve"> –</w:t>
+      </w:r>
+      <w:r>
+        <w:rPr>
+          <w:rFonts w:ascii="Times New Roman" w:hAnsi="Times New Roman" w:cs="Times New Roman"/>
+          <w:sz w:val="28"/>
+        </w:rPr>
+        <w:t xml:space="preserve"> </w:t>
+      </w:r>
+      <w:r>
+        <w:rPr>
+          <w:rFonts w:ascii="Times New Roman" w:hAnsi="Times New Roman" w:cs="Times New Roman"/>
+          <w:sz w:val="28"/>
+        </w:rPr>
+        <w:t>несущая частота.</w:t>
       </w:r>
     </w:p>
     <w:sectPr>
-      <w:footerReference w:type="default" r:id="rId11"/>
-      <w:footerReference w:type="first" r:id="rId12"/>
+      <w:footerReference w:type="default" r:id="rId13"/>
+      <w:footerReference w:type="first" r:id="rId14"/>
       <w:pgSz w:w="11906" w:h="16838"/>
       <w:pgMar w:top="1134" w:right="850" w:bottom="1134" w:left="1701" w:header="708" w:footer="708" w:gutter="0"/>
       <w:pgNumType w:start="1"/>
@@ -2927,7 +5912,7 @@
             <w:rPr>
               <w:noProof/>
             </w:rPr>
-            <w:t>6</w:t>
+            <w:t>8</w:t>
           </w:r>
         </w:fldSimple>
       </w:p>
@@ -3185,11 +6170,100 @@
       </w:rPr>
     </w:lvl>
   </w:abstractNum>
+  <w:abstractNum w:abstractNumId="2">
+    <w:nsid w:val="780937D2"/>
+    <w:multiLevelType w:val="hybridMultilevel"/>
+    <w:tmpl w:val="81A40922"/>
+    <w:lvl w:ilvl="0" w:tplc="0419000F">
+      <w:start w:val="1"/>
+      <w:numFmt w:val="decimal"/>
+      <w:lvlText w:val="%1."/>
+      <w:lvlJc w:val="left"/>
+      <w:pPr>
+        <w:ind w:left="780" w:hanging="360"/>
+      </w:pPr>
+    </w:lvl>
+    <w:lvl w:ilvl="1" w:tplc="04190019" w:tentative="1">
+      <w:start w:val="1"/>
+      <w:numFmt w:val="lowerLetter"/>
+      <w:lvlText w:val="%2."/>
+      <w:lvlJc w:val="left"/>
+      <w:pPr>
+        <w:ind w:left="1500" w:hanging="360"/>
+      </w:pPr>
+    </w:lvl>
+    <w:lvl w:ilvl="2" w:tplc="0419001B" w:tentative="1">
+      <w:start w:val="1"/>
+      <w:numFmt w:val="lowerRoman"/>
+      <w:lvlText w:val="%3."/>
+      <w:lvlJc w:val="right"/>
+      <w:pPr>
+        <w:ind w:left="2220" w:hanging="180"/>
+      </w:pPr>
+    </w:lvl>
+    <w:lvl w:ilvl="3" w:tplc="0419000F" w:tentative="1">
+      <w:start w:val="1"/>
+      <w:numFmt w:val="decimal"/>
+      <w:lvlText w:val="%4."/>
+      <w:lvlJc w:val="left"/>
+      <w:pPr>
+        <w:ind w:left="2940" w:hanging="360"/>
+      </w:pPr>
+    </w:lvl>
+    <w:lvl w:ilvl="4" w:tplc="04190019" w:tentative="1">
+      <w:start w:val="1"/>
+      <w:numFmt w:val="lowerLetter"/>
+      <w:lvlText w:val="%5."/>
+      <w:lvlJc w:val="left"/>
+      <w:pPr>
+        <w:ind w:left="3660" w:hanging="360"/>
+      </w:pPr>
+    </w:lvl>
+    <w:lvl w:ilvl="5" w:tplc="0419001B" w:tentative="1">
+      <w:start w:val="1"/>
+      <w:numFmt w:val="lowerRoman"/>
+      <w:lvlText w:val="%6."/>
+      <w:lvlJc w:val="right"/>
+      <w:pPr>
+        <w:ind w:left="4380" w:hanging="180"/>
+      </w:pPr>
+    </w:lvl>
+    <w:lvl w:ilvl="6" w:tplc="0419000F" w:tentative="1">
+      <w:start w:val="1"/>
+      <w:numFmt w:val="decimal"/>
+      <w:lvlText w:val="%7."/>
+      <w:lvlJc w:val="left"/>
+      <w:pPr>
+        <w:ind w:left="5100" w:hanging="360"/>
+      </w:pPr>
+    </w:lvl>
+    <w:lvl w:ilvl="7" w:tplc="04190019" w:tentative="1">
+      <w:start w:val="1"/>
+      <w:numFmt w:val="lowerLetter"/>
+      <w:lvlText w:val="%8."/>
+      <w:lvlJc w:val="left"/>
+      <w:pPr>
+        <w:ind w:left="5820" w:hanging="360"/>
+      </w:pPr>
+    </w:lvl>
+    <w:lvl w:ilvl="8" w:tplc="0419001B" w:tentative="1">
+      <w:start w:val="1"/>
+      <w:numFmt w:val="lowerRoman"/>
+      <w:lvlText w:val="%9."/>
+      <w:lvlJc w:val="right"/>
+      <w:pPr>
+        <w:ind w:left="6540" w:hanging="180"/>
+      </w:pPr>
+    </w:lvl>
+  </w:abstractNum>
   <w:num w:numId="1">
     <w:abstractNumId w:val="1"/>
   </w:num>
   <w:num w:numId="2">
     <w:abstractNumId w:val="0"/>
+  </w:num>
+  <w:num w:numId="3">
+    <w:abstractNumId w:val="2"/>
   </w:num>
 </w:numbering>
 </file>
@@ -3353,7 +6427,7 @@
   <w:style w:type="paragraph" w:default="1" w:styleId="a">
     <w:name w:val="Normal"/>
     <w:qFormat/>
-    <w:rsid w:val="006C1468"/>
+    <w:rsid w:val="00AD0E76"/>
   </w:style>
   <w:style w:type="paragraph" w:styleId="1">
     <w:name w:val="heading 1"/>
@@ -3708,6 +6782,291 @@
 </w:styles>
 </file>
 
+<file path=word/glossary/document.xml><?xml version="1.0" encoding="utf-8"?>
+<w:glossaryDocument xmlns:ve="http://schemas.openxmlformats.org/markup-compatibility/2006" xmlns:o="urn:schemas-microsoft-com:office:office" xmlns:r="http://schemas.openxmlformats.org/officeDocument/2006/relationships" xmlns:m="http://schemas.openxmlformats.org/officeDocument/2006/math" xmlns:v="urn:schemas-microsoft-com:vml" xmlns:wp="http://schemas.openxmlformats.org/drawingml/2006/wordprocessingDrawing" xmlns:w10="urn:schemas-microsoft-com:office:word" xmlns:w="http://schemas.openxmlformats.org/wordprocessingml/2006/main" xmlns:wne="http://schemas.microsoft.com/office/word/2006/wordml">
+  <w:docParts/>
+</w:glossaryDocument>
+</file>
+
+<file path=word/glossary/fontTable.xml><?xml version="1.0" encoding="utf-8"?>
+<w:fonts xmlns:r="http://schemas.openxmlformats.org/officeDocument/2006/relationships" xmlns:w="http://schemas.openxmlformats.org/wordprocessingml/2006/main">
+  <w:font w:name="Times New Roman">
+    <w:panose1 w:val="02020603050405020304"/>
+    <w:charset w:val="CC"/>
+    <w:family w:val="roman"/>
+    <w:pitch w:val="variable"/>
+    <w:sig w:usb0="E0002EFF" w:usb1="C000785B" w:usb2="00000009" w:usb3="00000000" w:csb0="000001FF" w:csb1="00000000"/>
+  </w:font>
+  <w:font w:name="Calibri">
+    <w:panose1 w:val="020F0502020204030204"/>
+    <w:charset w:val="CC"/>
+    <w:family w:val="swiss"/>
+    <w:pitch w:val="variable"/>
+    <w:sig w:usb0="E4002EFF" w:usb1="C200247B" w:usb2="00000009" w:usb3="00000000" w:csb0="000001FF" w:csb1="00000000"/>
+  </w:font>
+  <w:font w:name="Cambria">
+    <w:panose1 w:val="02040503050406030204"/>
+    <w:charset w:val="CC"/>
+    <w:family w:val="roman"/>
+    <w:pitch w:val="variable"/>
+    <w:sig w:usb0="E00006FF" w:usb1="420024FF" w:usb2="02000000" w:usb3="00000000" w:csb0="0000019F" w:csb1="00000000"/>
+  </w:font>
+  <w:font w:name="Tahoma">
+    <w:panose1 w:val="020B0604030504040204"/>
+    <w:charset w:val="CC"/>
+    <w:family w:val="swiss"/>
+    <w:pitch w:val="variable"/>
+    <w:sig w:usb0="E1002EFF" w:usb1="C000605B" w:usb2="00000029" w:usb3="00000000" w:csb0="000101FF" w:csb1="00000000"/>
+  </w:font>
+  <w:font w:name="Cambria Math">
+    <w:panose1 w:val="02040503050406030204"/>
+    <w:charset w:val="CC"/>
+    <w:family w:val="roman"/>
+    <w:pitch w:val="variable"/>
+    <w:sig w:usb0="E00006FF" w:usb1="420024FF" w:usb2="02000000" w:usb3="00000000" w:csb0="0000019F" w:csb1="00000000"/>
+  </w:font>
+</w:fonts>
+</file>
+
+<file path=word/glossary/settings.xml><?xml version="1.0" encoding="utf-8"?>
+<w:settings xmlns:o="urn:schemas-microsoft-com:office:office" xmlns:r="http://schemas.openxmlformats.org/officeDocument/2006/relationships" xmlns:m="http://schemas.openxmlformats.org/officeDocument/2006/math" xmlns:v="urn:schemas-microsoft-com:vml" xmlns:w10="urn:schemas-microsoft-com:office:word" xmlns:w="http://schemas.openxmlformats.org/wordprocessingml/2006/main" xmlns:sl="http://schemas.openxmlformats.org/schemaLibrary/2006/main">
+  <w:view w:val="normal"/>
+  <w:defaultTabStop w:val="708"/>
+  <w:characterSpacingControl w:val="doNotCompress"/>
+  <w:compat>
+    <w:useFELayout/>
+  </w:compat>
+  <w:rsids>
+    <w:rsidRoot w:val="00BE2259"/>
+    <w:rsid w:val="00BE2259"/>
+  </w:rsids>
+  <m:mathPr>
+    <m:mathFont m:val="Cambria Math"/>
+    <m:brkBin m:val="before"/>
+    <m:brkBinSub m:val="--"/>
+    <m:smallFrac m:val="off"/>
+    <m:dispDef/>
+    <m:lMargin m:val="0"/>
+    <m:rMargin m:val="0"/>
+    <m:defJc m:val="centerGroup"/>
+    <m:wrapIndent m:val="1440"/>
+    <m:intLim m:val="subSup"/>
+    <m:naryLim m:val="undOvr"/>
+  </m:mathPr>
+  <w:themeFontLang w:val="ru-RU"/>
+  <w:clrSchemeMapping w:bg1="light1" w:t1="dark1" w:bg2="light2" w:t2="dark2" w:accent1="accent1" w:accent2="accent2" w:accent3="accent3" w:accent4="accent4" w:accent5="accent5" w:accent6="accent6" w:hyperlink="hyperlink" w:followedHyperlink="followedHyperlink"/>
+  <w:decimalSymbol w:val=","/>
+  <w:listSeparator w:val=";"/>
+</w:settings>
+</file>
+
+<file path=word/glossary/styles.xml><?xml version="1.0" encoding="utf-8"?>
+<w:styles xmlns:r="http://schemas.openxmlformats.org/officeDocument/2006/relationships" xmlns:w="http://schemas.openxmlformats.org/wordprocessingml/2006/main">
+  <w:docDefaults>
+    <w:rPrDefault>
+      <w:rPr>
+        <w:rFonts w:asciiTheme="minorHAnsi" w:eastAsiaTheme="minorEastAsia" w:hAnsiTheme="minorHAnsi" w:cstheme="minorBidi"/>
+        <w:sz w:val="22"/>
+        <w:szCs w:val="22"/>
+        <w:lang w:val="ru-RU" w:eastAsia="ru-RU" w:bidi="ar-SA"/>
+      </w:rPr>
+    </w:rPrDefault>
+    <w:pPrDefault>
+      <w:pPr>
+        <w:spacing w:after="200" w:line="276" w:lineRule="auto"/>
+      </w:pPr>
+    </w:pPrDefault>
+  </w:docDefaults>
+  <w:latentStyles w:defLockedState="0" w:defUIPriority="99" w:defSemiHidden="1" w:defUnhideWhenUsed="1" w:defQFormat="0" w:count="267">
+    <w:lsdException w:name="Normal" w:semiHidden="0" w:uiPriority="0" w:unhideWhenUsed="0" w:qFormat="1"/>
+    <w:lsdException w:name="heading 1" w:semiHidden="0" w:uiPriority="9" w:unhideWhenUsed="0" w:qFormat="1"/>
+    <w:lsdException w:name="heading 2" w:uiPriority="9" w:qFormat="1"/>
+    <w:lsdException w:name="heading 3" w:uiPriority="9" w:qFormat="1"/>
+    <w:lsdException w:name="heading 4" w:uiPriority="9" w:qFormat="1"/>
+    <w:lsdException w:name="heading 5" w:uiPriority="9" w:qFormat="1"/>
+    <w:lsdException w:name="heading 6" w:uiPriority="9" w:qFormat="1"/>
+    <w:lsdException w:name="heading 7" w:uiPriority="9" w:qFormat="1"/>
+    <w:lsdException w:name="heading 8" w:uiPriority="9" w:qFormat="1"/>
+    <w:lsdException w:name="heading 9" w:uiPriority="9" w:qFormat="1"/>
+    <w:lsdException w:name="toc 1" w:uiPriority="39"/>
+    <w:lsdException w:name="toc 2" w:uiPriority="39"/>
+    <w:lsdException w:name="toc 3" w:uiPriority="39"/>
+    <w:lsdException w:name="toc 4" w:uiPriority="39"/>
+    <w:lsdException w:name="toc 5" w:uiPriority="39"/>
+    <w:lsdException w:name="toc 6" w:uiPriority="39"/>
+    <w:lsdException w:name="toc 7" w:uiPriority="39"/>
+    <w:lsdException w:name="toc 8" w:uiPriority="39"/>
+    <w:lsdException w:name="toc 9" w:uiPriority="39"/>
+    <w:lsdException w:name="caption" w:uiPriority="35" w:qFormat="1"/>
+    <w:lsdException w:name="Title" w:semiHidden="0" w:uiPriority="10" w:unhideWhenUsed="0" w:qFormat="1"/>
+    <w:lsdException w:name="Default Paragraph Font" w:uiPriority="1"/>
+    <w:lsdException w:name="Subtitle" w:semiHidden="0" w:uiPriority="11" w:unhideWhenUsed="0" w:qFormat="1"/>
+    <w:lsdException w:name="Strong" w:semiHidden="0" w:uiPriority="22" w:unhideWhenUsed="0" w:qFormat="1"/>
+    <w:lsdException w:name="Emphasis" w:semiHidden="0" w:uiPriority="20" w:unhideWhenUsed="0" w:qFormat="1"/>
+    <w:lsdException w:name="Table Grid" w:semiHidden="0" w:uiPriority="59" w:unhideWhenUsed="0"/>
+    <w:lsdException w:name="Placeholder Text" w:unhideWhenUsed="0"/>
+    <w:lsdException w:name="No Spacing" w:semiHidden="0" w:uiPriority="1" w:unhideWhenUsed="0" w:qFormat="1"/>
+    <w:lsdException w:name="Light Shading" w:semiHidden="0" w:uiPriority="60" w:unhideWhenUsed="0"/>
+    <w:lsdException w:name="Light List" w:semiHidden="0" w:uiPriority="61" w:unhideWhenUsed="0"/>
+    <w:lsdException w:name="Light Grid" w:semiHidden="0" w:uiPriority="62" w:unhideWhenUsed="0"/>
+    <w:lsdException w:name="Medium Shading 1" w:semiHidden="0" w:uiPriority="63" w:unhideWhenUsed="0"/>
+    <w:lsdException w:name="Medium Shading 2" w:semiHidden="0" w:uiPriority="64" w:unhideWhenUsed="0"/>
+    <w:lsdException w:name="Medium List 1" w:semiHidden="0" w:uiPriority="65" w:unhideWhenUsed="0"/>
+    <w:lsdException w:name="Medium List 2" w:semiHidden="0" w:uiPriority="66" w:unhideWhenUsed="0"/>
+    <w:lsdException w:name="Medium Grid 1" w:semiHidden="0" w:uiPriority="67" w:unhideWhenUsed="0"/>
+    <w:lsdException w:name="Medium Grid 2" w:semiHidden="0" w:uiPriority="68" w:unhideWhenUsed="0"/>
+    <w:lsdException w:name="Medium Grid 3" w:semiHidden="0" w:uiPriority="69" w:unhideWhenUsed="0"/>
+    <w:lsdException w:name="Dark List" w:semiHidden="0" w:uiPriority="70" w:unhideWhenUsed="0"/>
+    <w:lsdException w:name="Colorful Shading" w:semiHidden="0" w:uiPriority="71" w:unhideWhenUsed="0"/>
+    <w:lsdException w:name="Colorful List" w:semiHidden="0" w:uiPriority="72" w:unhideWhenUsed="0"/>
+    <w:lsdException w:name="Colorful Grid" w:semiHidden="0" w:uiPriority="73" w:unhideWhenUsed="0"/>
+    <w:lsdException w:name="Light Shading Accent 1" w:semiHidden="0" w:uiPriority="60" w:unhideWhenUsed="0"/>
+    <w:lsdException w:name="Light List Accent 1" w:semiHidden="0" w:uiPriority="61" w:unhideWhenUsed="0"/>
+    <w:lsdException w:name="Light Grid Accent 1" w:semiHidden="0" w:uiPriority="62" w:unhideWhenUsed="0"/>
+    <w:lsdException w:name="Medium Shading 1 Accent 1" w:semiHidden="0" w:uiPriority="63" w:unhideWhenUsed="0"/>
+    <w:lsdException w:name="Medium Shading 2 Accent 1" w:semiHidden="0" w:uiPriority="64" w:unhideWhenUsed="0"/>
+    <w:lsdException w:name="Medium List 1 Accent 1" w:semiHidden="0" w:uiPriority="65" w:unhideWhenUsed="0"/>
+    <w:lsdException w:name="Revision" w:unhideWhenUsed="0"/>
+    <w:lsdException w:name="List Paragraph" w:semiHidden="0" w:uiPriority="34" w:unhideWhenUsed="0" w:qFormat="1"/>
+    <w:lsdException w:name="Quote" w:semiHidden="0" w:uiPriority="29" w:unhideWhenUsed="0" w:qFormat="1"/>
+    <w:lsdException w:name="Intense Quote" w:semiHidden="0" w:uiPriority="30" w:unhideWhenUsed="0" w:qFormat="1"/>
+    <w:lsdException w:name="Medium List 2 Accent 1" w:semiHidden="0" w:uiPriority="66" w:unhideWhenUsed="0"/>
+    <w:lsdException w:name="Medium Grid 1 Accent 1" w:semiHidden="0" w:uiPriority="67" w:unhideWhenUsed="0"/>
+    <w:lsdException w:name="Medium Grid 2 Accent 1" w:semiHidden="0" w:uiPriority="68" w:unhideWhenUsed="0"/>
+    <w:lsdException w:name="Medium Grid 3 Accent 1" w:semiHidden="0" w:uiPriority="69" w:unhideWhenUsed="0"/>
+    <w:lsdException w:name="Dark List Accent 1" w:semiHidden="0" w:uiPriority="70" w:unhideWhenUsed="0"/>
+    <w:lsdException w:name="Colorful Shading Accent 1" w:semiHidden="0" w:uiPriority="71" w:unhideWhenUsed="0"/>
+    <w:lsdException w:name="Colorful List Accent 1" w:semiHidden="0" w:uiPriority="72" w:unhideWhenUsed="0"/>
+    <w:lsdException w:name="Colorful Grid Accent 1" w:semiHidden="0" w:uiPriority="73" w:unhideWhenUsed="0"/>
+    <w:lsdException w:name="Light Shading Accent 2" w:semiHidden="0" w:uiPriority="60" w:unhideWhenUsed="0"/>
+    <w:lsdException w:name="Light List Accent 2" w:semiHidden="0" w:uiPriority="61" w:unhideWhenUsed="0"/>
+    <w:lsdException w:name="Light Grid Accent 2" w:semiHidden="0" w:uiPriority="62" w:unhideWhenUsed="0"/>
+    <w:lsdException w:name="Medium Shading 1 Accent 2" w:semiHidden="0" w:uiPriority="63" w:unhideWhenUsed="0"/>
+    <w:lsdException w:name="Medium Shading 2 Accent 2" w:semiHidden="0" w:uiPriority="64" w:unhideWhenUsed="0"/>
+    <w:lsdException w:name="Medium List 1 Accent 2" w:semiHidden="0" w:uiPriority="65" w:unhideWhenUsed="0"/>
+    <w:lsdException w:name="Medium List 2 Accent 2" w:semiHidden="0" w:uiPriority="66" w:unhideWhenUsed="0"/>
+    <w:lsdException w:name="Medium Grid 1 Accent 2" w:semiHidden="0" w:uiPriority="67" w:unhideWhenUsed="0"/>
+    <w:lsdException w:name="Medium Grid 2 Accent 2" w:semiHidden="0" w:uiPriority="68" w:unhideWhenUsed="0"/>
+    <w:lsdException w:name="Medium Grid 3 Accent 2" w:semiHidden="0" w:uiPriority="69" w:unhideWhenUsed="0"/>
+    <w:lsdException w:name="Dark List Accent 2" w:semiHidden="0" w:uiPriority="70" w:unhideWhenUsed="0"/>
+    <w:lsdException w:name="Colorful Shading Accent 2" w:semiHidden="0" w:uiPriority="71" w:unhideWhenUsed="0"/>
+    <w:lsdException w:name="Colorful List Accent 2" w:semiHidden="0" w:uiPriority="72" w:unhideWhenUsed="0"/>
+    <w:lsdException w:name="Colorful Grid Accent 2" w:semiHidden="0" w:uiPriority="73" w:unhideWhenUsed="0"/>
+    <w:lsdException w:name="Light Shading Accent 3" w:semiHidden="0" w:uiPriority="60" w:unhideWhenUsed="0"/>
+    <w:lsdException w:name="Light List Accent 3" w:semiHidden="0" w:uiPriority="61" w:unhideWhenUsed="0"/>
+    <w:lsdException w:name="Light Grid Accent 3" w:semiHidden="0" w:uiPriority="62" w:unhideWhenUsed="0"/>
+    <w:lsdException w:name="Medium Shading 1 Accent 3" w:semiHidden="0" w:uiPriority="63" w:unhideWhenUsed="0"/>
+    <w:lsdException w:name="Medium Shading 2 Accent 3" w:semiHidden="0" w:uiPriority="64" w:unhideWhenUsed="0"/>
+    <w:lsdException w:name="Medium List 1 Accent 3" w:semiHidden="0" w:uiPriority="65" w:unhideWhenUsed="0"/>
+    <w:lsdException w:name="Medium List 2 Accent 3" w:semiHidden="0" w:uiPriority="66" w:unhideWhenUsed="0"/>
+    <w:lsdException w:name="Medium Grid 1 Accent 3" w:semiHidden="0" w:uiPriority="67" w:unhideWhenUsed="0"/>
+    <w:lsdException w:name="Medium Grid 2 Accent 3" w:semiHidden="0" w:uiPriority="68" w:unhideWhenUsed="0"/>
+    <w:lsdException w:name="Medium Grid 3 Accent 3" w:semiHidden="0" w:uiPriority="69" w:unhideWhenUsed="0"/>
+    <w:lsdException w:name="Dark List Accent 3" w:semiHidden="0" w:uiPriority="70" w:unhideWhenUsed="0"/>
+    <w:lsdException w:name="Colorful Shading Accent 3" w:semiHidden="0" w:uiPriority="71" w:unhideWhenUsed="0"/>
+    <w:lsdException w:name="Colorful List Accent 3" w:semiHidden="0" w:uiPriority="72" w:unhideWhenUsed="0"/>
+    <w:lsdException w:name="Colorful Grid Accent 3" w:semiHidden="0" w:uiPriority="73" w:unhideWhenUsed="0"/>
+    <w:lsdException w:name="Light Shading Accent 4" w:semiHidden="0" w:uiPriority="60" w:unhideWhenUsed="0"/>
+    <w:lsdException w:name="Light List Accent 4" w:semiHidden="0" w:uiPriority="61" w:unhideWhenUsed="0"/>
+    <w:lsdException w:name="Light Grid Accent 4" w:semiHidden="0" w:uiPriority="62" w:unhideWhenUsed="0"/>
+    <w:lsdException w:name="Medium Shading 1 Accent 4" w:semiHidden="0" w:uiPriority="63" w:unhideWhenUsed="0"/>
+    <w:lsdException w:name="Medium Shading 2 Accent 4" w:semiHidden="0" w:uiPriority="64" w:unhideWhenUsed="0"/>
+    <w:lsdException w:name="Medium List 1 Accent 4" w:semiHidden="0" w:uiPriority="65" w:unhideWhenUsed="0"/>
+    <w:lsdException w:name="Medium List 2 Accent 4" w:semiHidden="0" w:uiPriority="66" w:unhideWhenUsed="0"/>
+    <w:lsdException w:name="Medium Grid 1 Accent 4" w:semiHidden="0" w:uiPriority="67" w:unhideWhenUsed="0"/>
+    <w:lsdException w:name="Medium Grid 2 Accent 4" w:semiHidden="0" w:uiPriority="68" w:unhideWhenUsed="0"/>
+    <w:lsdException w:name="Medium Grid 3 Accent 4" w:semiHidden="0" w:uiPriority="69" w:unhideWhenUsed="0"/>
+    <w:lsdException w:name="Dark List Accent 4" w:semiHidden="0" w:uiPriority="70" w:unhideWhenUsed="0"/>
+    <w:lsdException w:name="Colorful Shading Accent 4" w:semiHidden="0" w:uiPriority="71" w:unhideWhenUsed="0"/>
+    <w:lsdException w:name="Colorful List Accent 4" w:semiHidden="0" w:uiPriority="72" w:unhideWhenUsed="0"/>
+    <w:lsdException w:name="Colorful Grid Accent 4" w:semiHidden="0" w:uiPriority="73" w:unhideWhenUsed="0"/>
+    <w:lsdException w:name="Light Shading Accent 5" w:semiHidden="0" w:uiPriority="60" w:unhideWhenUsed="0"/>
+    <w:lsdException w:name="Light List Accent 5" w:semiHidden="0" w:uiPriority="61" w:unhideWhenUsed="0"/>
+    <w:lsdException w:name="Light Grid Accent 5" w:semiHidden="0" w:uiPriority="62" w:unhideWhenUsed="0"/>
+    <w:lsdException w:name="Medium Shading 1 Accent 5" w:semiHidden="0" w:uiPriority="63" w:unhideWhenUsed="0"/>
+    <w:lsdException w:name="Medium Shading 2 Accent 5" w:semiHidden="0" w:uiPriority="64" w:unhideWhenUsed="0"/>
+    <w:lsdException w:name="Medium List 1 Accent 5" w:semiHidden="0" w:uiPriority="65" w:unhideWhenUsed="0"/>
+    <w:lsdException w:name="Medium List 2 Accent 5" w:semiHidden="0" w:uiPriority="66" w:unhideWhenUsed="0"/>
+    <w:lsdException w:name="Medium Grid 1 Accent 5" w:semiHidden="0" w:uiPriority="67" w:unhideWhenUsed="0"/>
+    <w:lsdException w:name="Medium Grid 2 Accent 5" w:semiHidden="0" w:uiPriority="68" w:unhideWhenUsed="0"/>
+    <w:lsdException w:name="Medium Grid 3 Accent 5" w:semiHidden="0" w:uiPriority="69" w:unhideWhenUsed="0"/>
+    <w:lsdException w:name="Dark List Accent 5" w:semiHidden="0" w:uiPriority="70" w:unhideWhenUsed="0"/>
+    <w:lsdException w:name="Colorful Shading Accent 5" w:semiHidden="0" w:uiPriority="71" w:unhideWhenUsed="0"/>
+    <w:lsdException w:name="Colorful List Accent 5" w:semiHidden="0" w:uiPriority="72" w:unhideWhenUsed="0"/>
+    <w:lsdException w:name="Colorful Grid Accent 5" w:semiHidden="0" w:uiPriority="73" w:unhideWhenUsed="0"/>
+    <w:lsdException w:name="Light Shading Accent 6" w:semiHidden="0" w:uiPriority="60" w:unhideWhenUsed="0"/>
+    <w:lsdException w:name="Light List Accent 6" w:semiHidden="0" w:uiPriority="61" w:unhideWhenUsed="0"/>
+    <w:lsdException w:name="Light Grid Accent 6" w:semiHidden="0" w:uiPriority="62" w:unhideWhenUsed="0"/>
+    <w:lsdException w:name="Medium Shading 1 Accent 6" w:semiHidden="0" w:uiPriority="63" w:unhideWhenUsed="0"/>
+    <w:lsdException w:name="Medium Shading 2 Accent 6" w:semiHidden="0" w:uiPriority="64" w:unhideWhenUsed="0"/>
+    <w:lsdException w:name="Medium List 1 Accent 6" w:semiHidden="0" w:uiPriority="65" w:unhideWhenUsed="0"/>
+    <w:lsdException w:name="Medium List 2 Accent 6" w:semiHidden="0" w:uiPriority="66" w:unhideWhenUsed="0"/>
+    <w:lsdException w:name="Medium Grid 1 Accent 6" w:semiHidden="0" w:uiPriority="67" w:unhideWhenUsed="0"/>
+    <w:lsdException w:name="Medium Grid 2 Accent 6" w:semiHidden="0" w:uiPriority="68" w:unhideWhenUsed="0"/>
+    <w:lsdException w:name="Medium Grid 3 Accent 6" w:semiHidden="0" w:uiPriority="69" w:unhideWhenUsed="0"/>
+    <w:lsdException w:name="Dark List Accent 6" w:semiHidden="0" w:uiPriority="70" w:unhideWhenUsed="0"/>
+    <w:lsdException w:name="Colorful Shading Accent 6" w:semiHidden="0" w:uiPriority="71" w:unhideWhenUsed="0"/>
+    <w:lsdException w:name="Colorful List Accent 6" w:semiHidden="0" w:uiPriority="72" w:unhideWhenUsed="0"/>
+    <w:lsdException w:name="Colorful Grid Accent 6" w:semiHidden="0" w:uiPriority="73" w:unhideWhenUsed="0"/>
+    <w:lsdException w:name="Subtle Emphasis" w:semiHidden="0" w:uiPriority="19" w:unhideWhenUsed="0" w:qFormat="1"/>
+    <w:lsdException w:name="Intense Emphasis" w:semiHidden="0" w:uiPriority="21" w:unhideWhenUsed="0" w:qFormat="1"/>
+    <w:lsdException w:name="Subtle Reference" w:semiHidden="0" w:uiPriority="31" w:unhideWhenUsed="0" w:qFormat="1"/>
+    <w:lsdException w:name="Intense Reference" w:semiHidden="0" w:uiPriority="32" w:unhideWhenUsed="0" w:qFormat="1"/>
+    <w:lsdException w:name="Book Title" w:semiHidden="0" w:uiPriority="33" w:unhideWhenUsed="0" w:qFormat="1"/>
+    <w:lsdException w:name="Bibliography" w:uiPriority="37"/>
+    <w:lsdException w:name="TOC Heading" w:uiPriority="39" w:qFormat="1"/>
+  </w:latentStyles>
+  <w:style w:type="paragraph" w:default="1" w:styleId="a">
+    <w:name w:val="Normal"/>
+    <w:qFormat/>
+  </w:style>
+  <w:style w:type="character" w:default="1" w:styleId="a0">
+    <w:name w:val="Default Paragraph Font"/>
+    <w:uiPriority w:val="1"/>
+    <w:semiHidden/>
+    <w:unhideWhenUsed/>
+  </w:style>
+  <w:style w:type="table" w:default="1" w:styleId="a1">
+    <w:name w:val="Normal Table"/>
+    <w:uiPriority w:val="99"/>
+    <w:semiHidden/>
+    <w:unhideWhenUsed/>
+    <w:qFormat/>
+    <w:tblPr>
+      <w:tblInd w:w="0" w:type="dxa"/>
+      <w:tblCellMar>
+        <w:top w:w="0" w:type="dxa"/>
+        <w:left w:w="108" w:type="dxa"/>
+        <w:bottom w:w="0" w:type="dxa"/>
+        <w:right w:w="108" w:type="dxa"/>
+      </w:tblCellMar>
+    </w:tblPr>
+  </w:style>
+  <w:style w:type="numbering" w:default="1" w:styleId="a2">
+    <w:name w:val="No List"/>
+    <w:uiPriority w:val="99"/>
+    <w:semiHidden/>
+    <w:unhideWhenUsed/>
+  </w:style>
+  <w:style w:type="character" w:styleId="a3">
+    <w:name w:val="Placeholder Text"/>
+    <w:basedOn w:val="a0"/>
+    <w:uiPriority w:val="99"/>
+    <w:semiHidden/>
+    <w:rsid w:val="00BE2259"/>
+    <w:rPr>
+      <w:color w:val="808080"/>
+    </w:rPr>
+  </w:style>
+</w:styles>
+</file>
+
+<file path=word/glossary/webSettings.xml><?xml version="1.0" encoding="utf-8"?>
+<w:webSettings xmlns:r="http://schemas.openxmlformats.org/officeDocument/2006/relationships" xmlns:w="http://schemas.openxmlformats.org/wordprocessingml/2006/main">
+  <w:optimizeForBrowser/>
+</w:webSettings>
+</file>
+
 <file path=word/theme/theme1.xml><?xml version="1.0" encoding="utf-8"?>
 <a:theme xmlns:a="http://schemas.openxmlformats.org/drawingml/2006/main" name="Тема Office">
   <a:themeElements>
@@ -3996,7 +7355,7 @@
 </file>
 
 <file path=customXml/itemProps1.xml><?xml version="1.0" encoding="utf-8"?>
-<ds:datastoreItem xmlns:ds="http://schemas.openxmlformats.org/officeDocument/2006/customXml" ds:itemID="{36856FBB-84C8-41F4-83BA-4B0C579B84D8}">
+<ds:datastoreItem xmlns:ds="http://schemas.openxmlformats.org/officeDocument/2006/customXml" ds:itemID="{0B7E7204-44D6-4520-8947-D6E4DE7B680D}">
   <ds:schemaRefs>
     <ds:schemaRef ds:uri="http://schemas.openxmlformats.org/officeDocument/2006/bibliography"/>
   </ds:schemaRefs>

--- a/Диплом.docx
+++ b/Диплом.docx
@@ -2366,15 +2366,7 @@
                 <w:sz w:val="28"/>
                 <w:lang w:val="en-US"/>
               </w:rPr>
-              <m:t>Ω</m:t>
-            </m:r>
-            <m:r>
-              <w:rPr>
-                <w:rFonts w:ascii="Cambria Math" w:hAnsi="Cambria Math" w:cs="Times New Roman"/>
-                <w:sz w:val="28"/>
-                <w:lang w:val="en-US"/>
-              </w:rPr>
-              <m:t>t</m:t>
+              <m:t>Ωt</m:t>
             </m:r>
             <m:r>
               <w:rPr>
@@ -3982,7 +3974,6 @@
         <w:rPr>
           <w:rFonts w:ascii="Times New Roman" w:hAnsi="Times New Roman" w:cs="Times New Roman"/>
           <w:sz w:val="28"/>
-          <w:lang w:val="en-US"/>
         </w:rPr>
       </w:pPr>
       <w:r>
@@ -5289,7 +5280,15 @@
                   <w:sz w:val="28"/>
                   <w:lang w:val="en-US"/>
                 </w:rPr>
-                <m:t>max</m:t>
+                <m:t>ma</m:t>
+              </m:r>
+              <m:r>
+                <w:rPr>
+                  <w:rFonts w:ascii="Cambria Math" w:hAnsi="Cambria Math" w:cs="Times New Roman"/>
+                  <w:sz w:val="28"/>
+                  <w:lang w:val="en-US"/>
+                </w:rPr>
+                <m:t>x</m:t>
               </m:r>
             </m:sub>
           </m:sSub>
@@ -5509,6 +5508,7 @@
       <w:pPr>
         <w:pStyle w:val="ac"/>
         <w:ind w:left="0" w:firstLine="709"/>
+        <w:jc w:val="both"/>
         <w:rPr>
           <w:rFonts w:ascii="Times New Roman" w:hAnsi="Times New Roman" w:cs="Times New Roman"/>
           <w:sz w:val="28"/>
@@ -5526,7 +5526,21 @@
           <w:rFonts w:ascii="Times New Roman" w:hAnsi="Times New Roman" w:cs="Times New Roman"/>
           <w:sz w:val="28"/>
         </w:rPr>
-        <w:t>из простейших видов манипуляции сигнала является амплитудная манипуляция. Модулированный сигнал в таком случае имеет вид:</w:t>
+        <w:t>из простейших видов манипуляции сигнала является ампли</w:t>
+      </w:r>
+      <w:r>
+        <w:rPr>
+          <w:rFonts w:ascii="Times New Roman" w:hAnsi="Times New Roman" w:cs="Times New Roman"/>
+          <w:sz w:val="28"/>
+        </w:rPr>
+        <w:t>-</w:t>
+      </w:r>
+      <w:r>
+        <w:rPr>
+          <w:rFonts w:ascii="Times New Roman" w:hAnsi="Times New Roman" w:cs="Times New Roman"/>
+          <w:sz w:val="28"/>
+        </w:rPr>
+        <w:t>тудная манипуляция. Модулированный сигнал в таком случае имеет вид:</w:t>
       </w:r>
     </w:p>
     <w:p>
@@ -5685,6 +5699,7 @@
     </w:p>
     <w:p>
       <w:pPr>
+        <w:jc w:val="both"/>
         <w:rPr>
           <w:rFonts w:ascii="Times New Roman" w:hAnsi="Times New Roman" w:cs="Times New Roman"/>
           <w:sz w:val="28"/>
@@ -5731,14 +5746,7 @@
           <w:rFonts w:ascii="Times New Roman" w:hAnsi="Times New Roman" w:cs="Times New Roman"/>
           <w:sz w:val="28"/>
         </w:rPr>
-        <w:t xml:space="preserve"> </w:t>
-      </w:r>
-      <w:r>
-        <w:rPr>
-          <w:rFonts w:ascii="Times New Roman" w:hAnsi="Times New Roman" w:cs="Times New Roman"/>
-          <w:sz w:val="28"/>
-        </w:rPr>
-        <w:t xml:space="preserve">– информационный цифровой сигнал, </w:t>
+        <w:t xml:space="preserve"> – информационный цифровой сигнал, </w:t>
       </w:r>
       <m:oMath>
         <m:r>
@@ -5810,20 +5818,21 @@
         </w:rPr>
         <w:t xml:space="preserve"> – постоянные, </w:t>
       </w:r>
-      <w:r>
-        <w:rPr>
-          <w:rFonts w:ascii="Times New Roman" w:hAnsi="Times New Roman" w:cs="Times New Roman"/>
-          <w:sz w:val="28"/>
-          <w:lang w:val="en-US"/>
-        </w:rPr>
-        <w:t>B</w:t>
-      </w:r>
-      <w:r>
-        <w:rPr>
-          <w:rFonts w:ascii="Times New Roman" w:hAnsi="Times New Roman" w:cs="Times New Roman"/>
-          <w:sz w:val="28"/>
-        </w:rPr>
-        <w:t xml:space="preserve"> ≥ 0 , </w:t>
+      <m:oMath>
+        <m:r>
+          <w:rPr>
+            <w:rFonts w:ascii="Cambria Math" w:hAnsi="Cambria Math" w:cs="Times New Roman"/>
+            <w:sz w:val="28"/>
+          </w:rPr>
+          <m:t>B≥0</m:t>
+        </m:r>
+      </m:oMath>
+      <w:r>
+        <w:rPr>
+          <w:rFonts w:ascii="Times New Roman" w:hAnsi="Times New Roman" w:cs="Times New Roman"/>
+          <w:sz w:val="28"/>
+        </w:rPr>
+        <w:t xml:space="preserve">, </w:t>
       </w:r>
       <m:oMath>
         <m:r>
@@ -5839,8 +5848,54 @@
           <w:rFonts w:ascii="Times New Roman" w:hAnsi="Times New Roman" w:cs="Times New Roman"/>
           <w:sz w:val="28"/>
         </w:rPr>
-        <w:t xml:space="preserve"> –</w:t>
-      </w:r>
+        <w:t xml:space="preserve"> – несущая частота.</w:t>
+      </w:r>
+    </w:p>
+    <w:p>
+      <w:pPr>
+        <w:ind w:firstLine="709"/>
+        <w:jc w:val="both"/>
+        <w:rPr>
+          <w:rFonts w:ascii="Times New Roman" w:hAnsi="Times New Roman" w:cs="Times New Roman"/>
+          <w:sz w:val="28"/>
+        </w:rPr>
+      </w:pPr>
+      <w:r>
+        <w:rPr>
+          <w:rFonts w:ascii="Times New Roman" w:hAnsi="Times New Roman" w:cs="Times New Roman"/>
+          <w:sz w:val="28"/>
+        </w:rPr>
+        <w:t xml:space="preserve">Допустим множество всех возможных значений </w:t>
+      </w:r>
+      <m:oMath>
+        <m:r>
+          <w:rPr>
+            <w:rFonts w:ascii="Cambria Math" w:hAnsi="Cambria Math" w:cs="Times New Roman"/>
+            <w:sz w:val="28"/>
+          </w:rPr>
+          <m:t>c</m:t>
+        </m:r>
+        <m:d>
+          <m:dPr>
+            <m:ctrlPr>
+              <w:rPr>
+                <w:rFonts w:ascii="Cambria Math" w:hAnsi="Cambria Math" w:cs="Times New Roman"/>
+                <w:i/>
+                <w:sz w:val="28"/>
+              </w:rPr>
+            </m:ctrlPr>
+          </m:dPr>
+          <m:e>
+            <m:r>
+              <w:rPr>
+                <w:rFonts w:ascii="Cambria Math" w:hAnsi="Cambria Math" w:cs="Times New Roman"/>
+                <w:sz w:val="28"/>
+              </w:rPr>
+              <m:t>t</m:t>
+            </m:r>
+          </m:e>
+        </m:d>
+      </m:oMath>
       <w:r>
         <w:rPr>
           <w:rFonts w:ascii="Times New Roman" w:hAnsi="Times New Roman" w:cs="Times New Roman"/>
@@ -5848,17 +5903,786 @@
         </w:rPr>
         <w:t xml:space="preserve"> </w:t>
       </w:r>
-      <w:r>
-        <w:rPr>
-          <w:rFonts w:ascii="Times New Roman" w:hAnsi="Times New Roman" w:cs="Times New Roman"/>
-          <w:sz w:val="28"/>
-        </w:rPr>
-        <w:t>несущая частота.</w:t>
+      <m:oMath>
+        <m:d>
+          <m:dPr>
+            <m:begChr m:val="{"/>
+            <m:endChr m:val="}"/>
+            <m:ctrlPr>
+              <w:rPr>
+                <w:rFonts w:ascii="Cambria Math" w:hAnsi="Cambria Math" w:cs="Times New Roman"/>
+                <w:i/>
+                <w:sz w:val="28"/>
+              </w:rPr>
+            </m:ctrlPr>
+          </m:dPr>
+          <m:e>
+            <m:r>
+              <w:rPr>
+                <w:rFonts w:ascii="Cambria Math" w:hAnsi="Cambria Math" w:cs="Times New Roman"/>
+                <w:sz w:val="28"/>
+              </w:rPr>
+              <m:t>0;1</m:t>
+            </m:r>
+          </m:e>
+        </m:d>
+      </m:oMath>
+      <w:r>
+        <w:rPr>
+          <w:rFonts w:ascii="Times New Roman" w:hAnsi="Times New Roman" w:cs="Times New Roman"/>
+          <w:sz w:val="28"/>
+        </w:rPr>
+        <w:t xml:space="preserve">, </w:t>
+      </w:r>
+      <m:oMath>
+        <m:r>
+          <w:rPr>
+            <w:rFonts w:ascii="Cambria Math" w:hAnsi="Cambria Math" w:cs="Times New Roman"/>
+            <w:sz w:val="28"/>
+          </w:rPr>
+          <m:t>B=0</m:t>
+        </m:r>
+      </m:oMath>
+      <w:r>
+        <w:rPr>
+          <w:rFonts w:ascii="Times New Roman" w:hAnsi="Times New Roman" w:cs="Times New Roman"/>
+          <w:sz w:val="28"/>
+        </w:rPr>
+        <w:t>. В таком случае модулированный сигнал имеет вид:</w:t>
+      </w:r>
+    </w:p>
+    <w:p>
+      <w:pPr>
+        <w:ind w:firstLine="709"/>
+        <w:jc w:val="both"/>
+        <w:rPr>
+          <w:rFonts w:ascii="Times New Roman" w:hAnsi="Times New Roman" w:cs="Times New Roman"/>
+          <w:i/>
+          <w:sz w:val="28"/>
+        </w:rPr>
+      </w:pPr>
+      <m:oMathPara>
+        <m:oMath>
+          <m:r>
+            <w:rPr>
+              <w:rFonts w:ascii="Cambria Math" w:hAnsi="Cambria Math" w:cs="Times New Roman"/>
+              <w:sz w:val="28"/>
+            </w:rPr>
+            <m:t>s</m:t>
+          </m:r>
+          <m:d>
+            <m:dPr>
+              <m:ctrlPr>
+                <w:rPr>
+                  <w:rFonts w:ascii="Cambria Math" w:hAnsi="Cambria Math" w:cs="Times New Roman"/>
+                  <w:i/>
+                  <w:sz w:val="28"/>
+                </w:rPr>
+              </m:ctrlPr>
+            </m:dPr>
+            <m:e>
+              <m:r>
+                <w:rPr>
+                  <w:rFonts w:ascii="Cambria Math" w:hAnsi="Cambria Math" w:cs="Times New Roman"/>
+                  <w:sz w:val="28"/>
+                </w:rPr>
+                <m:t>t</m:t>
+              </m:r>
+            </m:e>
+          </m:d>
+          <m:r>
+            <w:rPr>
+              <w:rFonts w:ascii="Cambria Math" w:hAnsi="Cambria Math" w:cs="Times New Roman"/>
+              <w:sz w:val="28"/>
+            </w:rPr>
+            <m:t>=Ac</m:t>
+          </m:r>
+          <m:d>
+            <m:dPr>
+              <m:ctrlPr>
+                <w:rPr>
+                  <w:rFonts w:ascii="Cambria Math" w:hAnsi="Cambria Math" w:cs="Times New Roman"/>
+                  <w:i/>
+                  <w:sz w:val="28"/>
+                </w:rPr>
+              </m:ctrlPr>
+            </m:dPr>
+            <m:e>
+              <m:r>
+                <w:rPr>
+                  <w:rFonts w:ascii="Cambria Math" w:hAnsi="Cambria Math" w:cs="Times New Roman"/>
+                  <w:sz w:val="28"/>
+                </w:rPr>
+                <m:t>t</m:t>
+              </m:r>
+            </m:e>
+          </m:d>
+          <m:func>
+            <m:funcPr>
+              <m:ctrlPr>
+                <w:rPr>
+                  <w:rFonts w:ascii="Cambria Math" w:hAnsi="Cambria Math" w:cs="Times New Roman"/>
+                  <w:i/>
+                  <w:sz w:val="28"/>
+                </w:rPr>
+              </m:ctrlPr>
+            </m:funcPr>
+            <m:fName>
+              <m:r>
+                <m:rPr>
+                  <m:sty m:val="p"/>
+                </m:rPr>
+                <w:rPr>
+                  <w:rFonts w:ascii="Cambria Math" w:hAnsi="Cambria Math" w:cs="Times New Roman"/>
+                  <w:sz w:val="28"/>
+                </w:rPr>
+                <m:t>cos</m:t>
+              </m:r>
+            </m:fName>
+            <m:e>
+              <m:d>
+                <m:dPr>
+                  <m:ctrlPr>
+                    <w:rPr>
+                      <w:rFonts w:ascii="Cambria Math" w:hAnsi="Cambria Math" w:cs="Times New Roman"/>
+                      <w:i/>
+                      <w:sz w:val="28"/>
+                    </w:rPr>
+                  </m:ctrlPr>
+                </m:dPr>
+                <m:e>
+                  <m:r>
+                    <w:rPr>
+                      <w:rFonts w:ascii="Cambria Math" w:hAnsi="Cambria Math" w:cs="Times New Roman"/>
+                      <w:sz w:val="28"/>
+                    </w:rPr>
+                    <m:t>ω</m:t>
+                  </m:r>
+                  <m:r>
+                    <w:rPr>
+                      <w:rFonts w:ascii="Cambria Math" w:hAnsi="Cambria Math" w:cs="Times New Roman"/>
+                      <w:sz w:val="28"/>
+                    </w:rPr>
+                    <m:t>t+</m:t>
+                  </m:r>
+                  <m:sSub>
+                    <m:sSubPr>
+                      <m:ctrlPr>
+                        <w:rPr>
+                          <w:rFonts w:ascii="Cambria Math" w:hAnsi="Cambria Math" w:cs="Times New Roman"/>
+                          <w:i/>
+                          <w:sz w:val="28"/>
+                        </w:rPr>
+                      </m:ctrlPr>
+                    </m:sSubPr>
+                    <m:e>
+                      <m:r>
+                        <w:rPr>
+                          <w:rFonts w:ascii="Cambria Math" w:hAnsi="Cambria Math" w:cs="Times New Roman"/>
+                          <w:sz w:val="28"/>
+                        </w:rPr>
+                        <m:t>φ</m:t>
+                      </m:r>
+                    </m:e>
+                    <m:sub>
+                      <m:r>
+                        <w:rPr>
+                          <w:rFonts w:ascii="Cambria Math" w:hAnsi="Cambria Math" w:cs="Times New Roman"/>
+                          <w:sz w:val="28"/>
+                        </w:rPr>
+                        <m:t>0</m:t>
+                      </m:r>
+                    </m:sub>
+                  </m:sSub>
+                </m:e>
+              </m:d>
+            </m:e>
+          </m:func>
+        </m:oMath>
+      </m:oMathPara>
+    </w:p>
+    <w:p>
+      <w:pPr>
+        <w:ind w:firstLine="709"/>
+        <w:jc w:val="both"/>
+        <w:rPr>
+          <w:rFonts w:ascii="Times New Roman" w:hAnsi="Times New Roman" w:cs="Times New Roman"/>
+          <w:sz w:val="28"/>
+        </w:rPr>
+      </w:pPr>
+      <w:r>
+        <w:rPr>
+          <w:rFonts w:ascii="Times New Roman" w:hAnsi="Times New Roman" w:cs="Times New Roman"/>
+          <w:sz w:val="28"/>
+        </w:rPr>
+        <w:t xml:space="preserve">Амплитуда такого сигнала будет принимать значения 0 при </w:t>
+      </w:r>
+      <m:oMath>
+        <m:r>
+          <w:rPr>
+            <w:rFonts w:ascii="Cambria Math" w:hAnsi="Cambria Math" w:cs="Times New Roman"/>
+            <w:sz w:val="28"/>
+          </w:rPr>
+          <m:t>c</m:t>
+        </m:r>
+        <m:d>
+          <m:dPr>
+            <m:ctrlPr>
+              <w:rPr>
+                <w:rFonts w:ascii="Cambria Math" w:hAnsi="Cambria Math" w:cs="Times New Roman"/>
+                <w:i/>
+                <w:sz w:val="28"/>
+              </w:rPr>
+            </m:ctrlPr>
+          </m:dPr>
+          <m:e>
+            <m:r>
+              <w:rPr>
+                <w:rFonts w:ascii="Cambria Math" w:hAnsi="Cambria Math" w:cs="Times New Roman"/>
+                <w:sz w:val="28"/>
+              </w:rPr>
+              <m:t>t</m:t>
+            </m:r>
+          </m:e>
+        </m:d>
+        <m:r>
+          <w:rPr>
+            <w:rFonts w:ascii="Cambria Math" w:hAnsi="Cambria Math" w:cs="Times New Roman"/>
+            <w:sz w:val="28"/>
+          </w:rPr>
+          <m:t>=0</m:t>
+        </m:r>
+      </m:oMath>
+      <w:r>
+        <w:rPr>
+          <w:rFonts w:ascii="Times New Roman" w:hAnsi="Times New Roman" w:cs="Times New Roman"/>
+          <w:sz w:val="28"/>
+        </w:rPr>
+        <w:t xml:space="preserve"> и</w:t>
+      </w:r>
+      <w:r>
+        <w:rPr>
+          <w:rFonts w:ascii="Times New Roman" w:hAnsi="Times New Roman" w:cs="Times New Roman"/>
+          <w:sz w:val="28"/>
+        </w:rPr>
+        <w:t xml:space="preserve"> </w:t>
+      </w:r>
+      <m:oMath>
+        <m:r>
+          <w:rPr>
+            <w:rFonts w:ascii="Cambria Math" w:hAnsi="Cambria Math" w:cs="Times New Roman"/>
+            <w:sz w:val="28"/>
+          </w:rPr>
+          <m:t>A</m:t>
+        </m:r>
+      </m:oMath>
+      <w:r>
+        <w:rPr>
+          <w:rFonts w:ascii="Times New Roman" w:hAnsi="Times New Roman" w:cs="Times New Roman"/>
+          <w:sz w:val="28"/>
+        </w:rPr>
+        <w:t xml:space="preserve"> </w:t>
+      </w:r>
+      <w:r>
+        <w:rPr>
+          <w:rFonts w:ascii="Times New Roman" w:hAnsi="Times New Roman" w:cs="Times New Roman"/>
+          <w:sz w:val="28"/>
+        </w:rPr>
+        <w:t xml:space="preserve">при </w:t>
+      </w:r>
+      <m:oMath>
+        <m:r>
+          <w:rPr>
+            <w:rFonts w:ascii="Cambria Math" w:hAnsi="Cambria Math" w:cs="Times New Roman"/>
+            <w:sz w:val="28"/>
+          </w:rPr>
+          <m:t>c</m:t>
+        </m:r>
+        <m:d>
+          <m:dPr>
+            <m:ctrlPr>
+              <w:rPr>
+                <w:rFonts w:ascii="Cambria Math" w:hAnsi="Cambria Math" w:cs="Times New Roman"/>
+                <w:i/>
+                <w:sz w:val="28"/>
+              </w:rPr>
+            </m:ctrlPr>
+          </m:dPr>
+          <m:e>
+            <m:r>
+              <w:rPr>
+                <w:rFonts w:ascii="Cambria Math" w:hAnsi="Cambria Math" w:cs="Times New Roman"/>
+                <w:sz w:val="28"/>
+              </w:rPr>
+              <m:t>t</m:t>
+            </m:r>
+          </m:e>
+        </m:d>
+        <m:r>
+          <w:rPr>
+            <w:rFonts w:ascii="Cambria Math" w:hAnsi="Cambria Math" w:cs="Times New Roman"/>
+            <w:sz w:val="28"/>
+          </w:rPr>
+          <m:t>=1</m:t>
+        </m:r>
+      </m:oMath>
+      <w:r>
+        <w:rPr>
+          <w:rFonts w:ascii="Times New Roman" w:hAnsi="Times New Roman" w:cs="Times New Roman"/>
+          <w:sz w:val="28"/>
+        </w:rPr>
+        <w:t xml:space="preserve">. Такой тип манипуляции называется </w:t>
+      </w:r>
+      <w:r>
+        <w:rPr>
+          <w:rFonts w:ascii="Times New Roman" w:hAnsi="Times New Roman" w:cs="Times New Roman"/>
+          <w:sz w:val="28"/>
+          <w:lang w:val="en-US"/>
+        </w:rPr>
+        <w:t>OOK</w:t>
+      </w:r>
+      <w:r>
+        <w:rPr>
+          <w:rFonts w:ascii="Times New Roman" w:hAnsi="Times New Roman" w:cs="Times New Roman"/>
+          <w:sz w:val="28"/>
+        </w:rPr>
+        <w:t xml:space="preserve"> (</w:t>
+      </w:r>
+      <w:r>
+        <w:rPr>
+          <w:rFonts w:ascii="Times New Roman" w:hAnsi="Times New Roman" w:cs="Times New Roman"/>
+          <w:sz w:val="28"/>
+          <w:lang w:val="en-US"/>
+        </w:rPr>
+        <w:t>On</w:t>
+      </w:r>
+      <w:r>
+        <w:rPr>
+          <w:rFonts w:ascii="Times New Roman" w:hAnsi="Times New Roman" w:cs="Times New Roman"/>
+          <w:sz w:val="28"/>
+        </w:rPr>
+        <w:t>-</w:t>
+      </w:r>
+      <w:r>
+        <w:rPr>
+          <w:rFonts w:ascii="Times New Roman" w:hAnsi="Times New Roman" w:cs="Times New Roman"/>
+          <w:sz w:val="28"/>
+          <w:lang w:val="en-US"/>
+        </w:rPr>
+        <w:t>Off</w:t>
+      </w:r>
+      <w:r>
+        <w:rPr>
+          <w:rFonts w:ascii="Times New Roman" w:hAnsi="Times New Roman" w:cs="Times New Roman"/>
+          <w:sz w:val="28"/>
+        </w:rPr>
+        <w:t xml:space="preserve"> </w:t>
+      </w:r>
+      <w:r>
+        <w:rPr>
+          <w:rFonts w:ascii="Times New Roman" w:hAnsi="Times New Roman" w:cs="Times New Roman"/>
+          <w:sz w:val="28"/>
+          <w:lang w:val="en-US"/>
+        </w:rPr>
+        <w:t>Keying</w:t>
+      </w:r>
+      <w:r>
+        <w:rPr>
+          <w:rFonts w:ascii="Times New Roman" w:hAnsi="Times New Roman" w:cs="Times New Roman"/>
+          <w:sz w:val="28"/>
+        </w:rPr>
+        <w:t xml:space="preserve">, </w:t>
+      </w:r>
+      <w:r>
+        <w:rPr>
+          <w:rFonts w:ascii="Times New Roman" w:hAnsi="Times New Roman" w:cs="Times New Roman"/>
+          <w:sz w:val="28"/>
+        </w:rPr>
+        <w:t>Включено-Выключено). Используется для отправки простых данных, например в охранных системах и системах сигнализации.</w:t>
+      </w:r>
+    </w:p>
+    <w:p>
+      <w:pPr>
+        <w:keepNext/>
+        <w:ind w:firstLine="709"/>
+        <w:jc w:val="center"/>
+      </w:pPr>
+      <w:r>
+        <w:rPr>
+          <w:rFonts w:ascii="Times New Roman" w:hAnsi="Times New Roman" w:cs="Times New Roman"/>
+          <w:noProof/>
+          <w:sz w:val="28"/>
+        </w:rPr>
+        <w:drawing>
+          <wp:inline distT="0" distB="0" distL="0" distR="0">
+            <wp:extent cx="2816656" cy="1463040"/>
+            <wp:effectExtent l="19050" t="0" r="2744" b="0"/>
+            <wp:docPr id="3" name="Рисунок 1"/>
+            <wp:cNvGraphicFramePr>
+              <a:graphicFrameLocks xmlns:a="http://schemas.openxmlformats.org/drawingml/2006/main" noChangeAspect="1"/>
+            </wp:cNvGraphicFramePr>
+            <a:graphic xmlns:a="http://schemas.openxmlformats.org/drawingml/2006/main">
+              <a:graphicData uri="http://schemas.openxmlformats.org/drawingml/2006/picture">
+                <pic:pic xmlns:pic="http://schemas.openxmlformats.org/drawingml/2006/picture">
+                  <pic:nvPicPr>
+                    <pic:cNvPr id="0" name="Picture 1"/>
+                    <pic:cNvPicPr>
+                      <a:picLocks noChangeAspect="1" noChangeArrowheads="1"/>
+                    </pic:cNvPicPr>
+                  </pic:nvPicPr>
+                  <pic:blipFill>
+                    <a:blip r:embed="rId13"/>
+                    <a:srcRect/>
+                    <a:stretch>
+                      <a:fillRect/>
+                    </a:stretch>
+                  </pic:blipFill>
+                  <pic:spPr bwMode="auto">
+                    <a:xfrm>
+                      <a:off x="0" y="0"/>
+                      <a:ext cx="2820136" cy="1464847"/>
+                    </a:xfrm>
+                    <a:prstGeom prst="rect">
+                      <a:avLst/>
+                    </a:prstGeom>
+                    <a:noFill/>
+                    <a:ln w="9525">
+                      <a:noFill/>
+                      <a:miter lim="800000"/>
+                      <a:headEnd/>
+                      <a:tailEnd/>
+                    </a:ln>
+                  </pic:spPr>
+                </pic:pic>
+              </a:graphicData>
+            </a:graphic>
+          </wp:inline>
+        </w:drawing>
+      </w:r>
+    </w:p>
+    <w:p>
+      <w:pPr>
+        <w:pStyle w:val="af"/>
+        <w:jc w:val="center"/>
+        <w:rPr>
+          <w:color w:val="auto"/>
+        </w:rPr>
+      </w:pPr>
+      <w:r>
+        <w:rPr>
+          <w:color w:val="auto"/>
+        </w:rPr>
+        <w:t xml:space="preserve">Рисунок </w:t>
+      </w:r>
+      <w:r>
+        <w:rPr>
+          <w:color w:val="auto"/>
+        </w:rPr>
+        <w:fldChar w:fldCharType="begin"/>
+      </w:r>
+      <w:r>
+        <w:rPr>
+          <w:color w:val="auto"/>
+        </w:rPr>
+        <w:instrText xml:space="preserve"> SEQ Рисунок \* ARABIC </w:instrText>
+      </w:r>
+      <w:r>
+        <w:rPr>
+          <w:color w:val="auto"/>
+        </w:rPr>
+        <w:fldChar w:fldCharType="separate"/>
+      </w:r>
+      <w:r>
+        <w:rPr>
+          <w:noProof/>
+          <w:color w:val="auto"/>
+        </w:rPr>
+        <w:t>6</w:t>
+      </w:r>
+      <w:r>
+        <w:rPr>
+          <w:color w:val="auto"/>
+        </w:rPr>
+        <w:fldChar w:fldCharType="end"/>
+      </w:r>
+      <w:r>
+        <w:rPr>
+          <w:color w:val="auto"/>
+        </w:rPr>
+        <w:t>. Модуляция ОО</w:t>
+      </w:r>
+      <w:r>
+        <w:rPr>
+          <w:color w:val="auto"/>
+        </w:rPr>
+        <w:t>К - а) информационное сообщение; б) информационный сигнал;</w:t>
+      </w:r>
+      <w:r>
+        <w:rPr>
+          <w:color w:val="auto"/>
+        </w:rPr>
+        <w:t xml:space="preserve"> в) модулированный радиосигнал</w:t>
+      </w:r>
+      <w:r>
+        <w:rPr>
+          <w:color w:val="auto"/>
+        </w:rPr>
+        <w:t>.</w:t>
+      </w:r>
+    </w:p>
+    <w:p>
+      <w:pPr>
+        <w:jc w:val="both"/>
+        <w:rPr>
+          <w:rFonts w:ascii="Times New Roman" w:hAnsi="Times New Roman" w:cs="Times New Roman"/>
+          <w:sz w:val="28"/>
+        </w:rPr>
+      </w:pPr>
+      <w:r>
+        <w:rPr>
+          <w:rFonts w:ascii="Times New Roman" w:hAnsi="Times New Roman" w:cs="Times New Roman"/>
+          <w:sz w:val="28"/>
+        </w:rPr>
+        <w:t xml:space="preserve">Пусть теперь </w:t>
+      </w:r>
+      <m:oMath>
+        <m:r>
+          <w:rPr>
+            <w:rFonts w:ascii="Cambria Math" w:hAnsi="Cambria Math" w:cs="Times New Roman"/>
+            <w:sz w:val="28"/>
+          </w:rPr>
+          <m:t>B=1</m:t>
+        </m:r>
+      </m:oMath>
+      <w:r>
+        <w:rPr>
+          <w:rFonts w:ascii="Times New Roman" w:hAnsi="Times New Roman" w:cs="Times New Roman"/>
+          <w:sz w:val="28"/>
+        </w:rPr>
+        <w:t>.</w:t>
+      </w:r>
+      <w:r>
+        <w:rPr>
+          <w:rFonts w:ascii="Times New Roman" w:hAnsi="Times New Roman" w:cs="Times New Roman"/>
+          <w:sz w:val="28"/>
+        </w:rPr>
+        <w:t xml:space="preserve"> Тогда амплитуда модулированного сигнала будет равна </w:t>
+      </w:r>
+      <w:r>
+        <w:rPr>
+          <w:rFonts w:ascii="Times New Roman" w:hAnsi="Times New Roman" w:cs="Times New Roman"/>
+          <w:i/>
+          <w:sz w:val="28"/>
+          <w:lang w:val="en-US"/>
+        </w:rPr>
+        <w:t>A</w:t>
+      </w:r>
+      <w:r>
+        <w:rPr>
+          <w:rFonts w:ascii="Times New Roman" w:hAnsi="Times New Roman" w:cs="Times New Roman"/>
+          <w:sz w:val="28"/>
+        </w:rPr>
+        <w:t xml:space="preserve"> </w:t>
+      </w:r>
+      <w:r>
+        <w:rPr>
+          <w:rFonts w:ascii="Times New Roman" w:hAnsi="Times New Roman" w:cs="Times New Roman"/>
+          <w:sz w:val="28"/>
+        </w:rPr>
+        <w:t>при нулевом значении информационного сигнала и 2</w:t>
+      </w:r>
+      <w:r>
+        <w:rPr>
+          <w:rFonts w:ascii="Times New Roman" w:hAnsi="Times New Roman" w:cs="Times New Roman"/>
+          <w:i/>
+          <w:sz w:val="28"/>
+          <w:lang w:val="en-US"/>
+        </w:rPr>
+        <w:t>A</w:t>
+      </w:r>
+      <w:r>
+        <w:rPr>
+          <w:rFonts w:ascii="Times New Roman" w:hAnsi="Times New Roman" w:cs="Times New Roman"/>
+          <w:i/>
+          <w:sz w:val="28"/>
+        </w:rPr>
+        <w:t xml:space="preserve"> </w:t>
+      </w:r>
+      <w:r>
+        <w:rPr>
+          <w:rFonts w:ascii="Times New Roman" w:hAnsi="Times New Roman" w:cs="Times New Roman"/>
+          <w:sz w:val="28"/>
+        </w:rPr>
+        <w:t>при единичном.</w:t>
+      </w:r>
+      <w:r>
+        <w:rPr>
+          <w:rFonts w:ascii="Times New Roman" w:hAnsi="Times New Roman" w:cs="Times New Roman"/>
+          <w:sz w:val="28"/>
+        </w:rPr>
+        <w:t xml:space="preserve"> Такой вид модуляции, при котором </w:t>
+      </w:r>
+      <m:oMath>
+        <m:r>
+          <w:rPr>
+            <w:rFonts w:ascii="Cambria Math" w:hAnsi="Cambria Math" w:cs="Times New Roman"/>
+            <w:sz w:val="28"/>
+          </w:rPr>
+          <m:t>B≥0</m:t>
+        </m:r>
+      </m:oMath>
+      <w:r>
+        <w:rPr>
+          <w:rFonts w:ascii="Times New Roman" w:hAnsi="Times New Roman" w:cs="Times New Roman"/>
+          <w:sz w:val="28"/>
+        </w:rPr>
+        <w:t xml:space="preserve">, называется </w:t>
+      </w:r>
+      <w:r>
+        <w:rPr>
+          <w:rFonts w:ascii="Times New Roman" w:hAnsi="Times New Roman" w:cs="Times New Roman"/>
+          <w:sz w:val="28"/>
+          <w:lang w:val="en-US"/>
+        </w:rPr>
+        <w:t>ASK</w:t>
+      </w:r>
+      <w:r>
+        <w:rPr>
+          <w:rFonts w:ascii="Times New Roman" w:hAnsi="Times New Roman" w:cs="Times New Roman"/>
+          <w:sz w:val="28"/>
+        </w:rPr>
+        <w:t xml:space="preserve"> (</w:t>
+      </w:r>
+      <w:r>
+        <w:rPr>
+          <w:rFonts w:ascii="Times New Roman" w:hAnsi="Times New Roman" w:cs="Times New Roman"/>
+          <w:sz w:val="28"/>
+          <w:lang w:val="en-US"/>
+        </w:rPr>
+        <w:t>Amplitude</w:t>
+      </w:r>
+      <w:r>
+        <w:rPr>
+          <w:rFonts w:ascii="Times New Roman" w:hAnsi="Times New Roman" w:cs="Times New Roman"/>
+          <w:sz w:val="28"/>
+        </w:rPr>
+        <w:t xml:space="preserve"> </w:t>
+      </w:r>
+      <w:r>
+        <w:rPr>
+          <w:rFonts w:ascii="Times New Roman" w:hAnsi="Times New Roman" w:cs="Times New Roman"/>
+          <w:sz w:val="28"/>
+          <w:lang w:val="en-US"/>
+        </w:rPr>
+        <w:t>Shift</w:t>
+      </w:r>
+      <w:r>
+        <w:rPr>
+          <w:rFonts w:ascii="Times New Roman" w:hAnsi="Times New Roman" w:cs="Times New Roman"/>
+          <w:sz w:val="28"/>
+        </w:rPr>
+        <w:t xml:space="preserve"> </w:t>
+      </w:r>
+      <w:r>
+        <w:rPr>
+          <w:rFonts w:ascii="Times New Roman" w:hAnsi="Times New Roman" w:cs="Times New Roman"/>
+          <w:sz w:val="28"/>
+          <w:lang w:val="en-US"/>
+        </w:rPr>
+        <w:t>Keying</w:t>
+      </w:r>
+      <w:r>
+        <w:rPr>
+          <w:rFonts w:ascii="Times New Roman" w:hAnsi="Times New Roman" w:cs="Times New Roman"/>
+          <w:sz w:val="28"/>
+        </w:rPr>
+        <w:t xml:space="preserve"> </w:t>
+      </w:r>
+      <w:r>
+        <w:rPr>
+          <w:rFonts w:ascii="Times New Roman" w:hAnsi="Times New Roman" w:cs="Times New Roman"/>
+          <w:sz w:val="28"/>
+        </w:rPr>
+        <w:t>–</w:t>
+      </w:r>
+      <w:r>
+        <w:rPr>
+          <w:rFonts w:ascii="Times New Roman" w:hAnsi="Times New Roman" w:cs="Times New Roman"/>
+          <w:sz w:val="28"/>
+        </w:rPr>
+        <w:t xml:space="preserve"> </w:t>
+      </w:r>
+      <w:r>
+        <w:rPr>
+          <w:rFonts w:ascii="Times New Roman" w:hAnsi="Times New Roman" w:cs="Times New Roman"/>
+          <w:sz w:val="28"/>
+        </w:rPr>
+        <w:t xml:space="preserve">амплитудная манипуляция). Таким образом, </w:t>
+      </w:r>
+      <w:r>
+        <w:rPr>
+          <w:rFonts w:ascii="Times New Roman" w:hAnsi="Times New Roman" w:cs="Times New Roman"/>
+          <w:sz w:val="28"/>
+          <w:lang w:val="en-US"/>
+        </w:rPr>
+        <w:t>OOK</w:t>
+      </w:r>
+      <w:r>
+        <w:rPr>
+          <w:rFonts w:ascii="Times New Roman" w:hAnsi="Times New Roman" w:cs="Times New Roman"/>
+          <w:sz w:val="28"/>
+        </w:rPr>
+        <w:t xml:space="preserve"> </w:t>
+      </w:r>
+      <w:r>
+        <w:rPr>
+          <w:rFonts w:ascii="Times New Roman" w:hAnsi="Times New Roman" w:cs="Times New Roman"/>
+          <w:sz w:val="28"/>
+        </w:rPr>
+        <w:t xml:space="preserve">является частным случаем </w:t>
+      </w:r>
+      <w:r>
+        <w:rPr>
+          <w:rFonts w:ascii="Times New Roman" w:hAnsi="Times New Roman" w:cs="Times New Roman"/>
+          <w:sz w:val="28"/>
+          <w:lang w:val="en-US"/>
+        </w:rPr>
+        <w:t>ASK</w:t>
+      </w:r>
+      <w:r>
+        <w:rPr>
+          <w:rFonts w:ascii="Times New Roman" w:hAnsi="Times New Roman" w:cs="Times New Roman"/>
+          <w:sz w:val="28"/>
+        </w:rPr>
+        <w:t xml:space="preserve"> </w:t>
+      </w:r>
+      <w:r>
+        <w:rPr>
+          <w:rFonts w:ascii="Times New Roman" w:hAnsi="Times New Roman" w:cs="Times New Roman"/>
+          <w:sz w:val="28"/>
+        </w:rPr>
+        <w:t xml:space="preserve">при </w:t>
+      </w:r>
+      <m:oMath>
+        <m:r>
+          <w:rPr>
+            <w:rFonts w:ascii="Cambria Math" w:hAnsi="Cambria Math" w:cs="Times New Roman"/>
+            <w:sz w:val="28"/>
+          </w:rPr>
+          <m:t>B=0</m:t>
+        </m:r>
+      </m:oMath>
+      <w:r>
+        <w:rPr>
+          <w:rFonts w:ascii="Times New Roman" w:hAnsi="Times New Roman" w:cs="Times New Roman"/>
+          <w:sz w:val="28"/>
+        </w:rPr>
+        <w:t>.</w:t>
       </w:r>
     </w:p>
     <w:sectPr>
-      <w:footerReference w:type="default" r:id="rId13"/>
-      <w:footerReference w:type="first" r:id="rId14"/>
+      <w:footerReference w:type="default" r:id="rId14"/>
+      <w:footerReference w:type="first" r:id="rId15"/>
       <w:pgSz w:w="11906" w:h="16838"/>
       <w:pgMar w:top="1134" w:right="850" w:bottom="1134" w:left="1701" w:header="708" w:footer="708" w:gutter="0"/>
       <w:pgNumType w:start="1"/>
@@ -5912,7 +6736,7 @@
             <w:rPr>
               <w:noProof/>
             </w:rPr>
-            <w:t>8</w:t>
+            <w:t>9</w:t>
           </w:r>
         </w:fldSimple>
       </w:p>
@@ -6838,6 +7662,7 @@
   </w:compat>
   <w:rsids>
     <w:rsidRoot w:val="00BE2259"/>
+    <w:rsid w:val="005B3B83"/>
     <w:rsid w:val="00BE2259"/>
   </w:rsids>
   <m:mathPr>
@@ -7019,6 +7844,7 @@
   <w:style w:type="paragraph" w:default="1" w:styleId="a">
     <w:name w:val="Normal"/>
     <w:qFormat/>
+    <w:rsid w:val="005B3B83"/>
   </w:style>
   <w:style w:type="character" w:default="1" w:styleId="a0">
     <w:name w:val="Default Paragraph Font"/>
@@ -7053,7 +7879,7 @@
     <w:basedOn w:val="a0"/>
     <w:uiPriority w:val="99"/>
     <w:semiHidden/>
-    <w:rsid w:val="00BE2259"/>
+    <w:rsid w:val="005B3B83"/>
     <w:rPr>
       <w:color w:val="808080"/>
     </w:rPr>

--- a/Диплом.docx
+++ b/Диплом.docx
@@ -1134,6 +1134,7 @@
     </w:p>
     <w:p>
       <w:pPr>
+        <w:spacing w:after="160"/>
         <w:rPr>
           <w:rFonts w:ascii="Times New Roman" w:hAnsi="Times New Roman" w:cs="Times New Roman"/>
           <w:sz w:val="28"/>
@@ -1152,6 +1153,7 @@
     <w:p>
       <w:pPr>
         <w:pStyle w:val="1"/>
+        <w:spacing w:after="160"/>
         <w:jc w:val="center"/>
         <w:rPr>
           <w:rFonts w:ascii="Times New Roman" w:hAnsi="Times New Roman" w:cs="Times New Roman"/>
@@ -1170,6 +1172,7 @@
     </w:p>
     <w:p>
       <w:pPr>
+        <w:spacing w:after="160"/>
         <w:ind w:firstLine="709"/>
         <w:jc w:val="both"/>
         <w:rPr>
@@ -1221,6 +1224,7 @@
     </w:p>
     <w:p>
       <w:pPr>
+        <w:spacing w:after="160"/>
         <w:ind w:firstLine="709"/>
         <w:jc w:val="both"/>
         <w:rPr>
@@ -1366,6 +1370,7 @@
     </w:p>
     <w:p>
       <w:pPr>
+        <w:spacing w:after="160"/>
         <w:ind w:firstLine="709"/>
         <w:jc w:val="both"/>
         <w:rPr>
@@ -1465,6 +1470,7 @@
     </w:p>
     <w:p>
       <w:pPr>
+        <w:spacing w:after="160"/>
         <w:ind w:firstLine="709"/>
         <w:jc w:val="both"/>
         <w:rPr>
@@ -1516,6 +1522,7 @@
     </w:p>
     <w:p>
       <w:pPr>
+        <w:spacing w:after="160"/>
         <w:ind w:firstLine="709"/>
         <w:jc w:val="both"/>
         <w:rPr>
@@ -1559,6 +1566,7 @@
     </w:p>
     <w:p>
       <w:pPr>
+        <w:spacing w:after="160"/>
         <w:rPr>
           <w:rFonts w:ascii="Times New Roman" w:hAnsi="Times New Roman" w:cs="Times New Roman"/>
           <w:sz w:val="28"/>
@@ -1577,6 +1585,7 @@
     <w:p>
       <w:pPr>
         <w:pStyle w:val="1"/>
+        <w:spacing w:after="160"/>
         <w:jc w:val="center"/>
         <w:rPr>
           <w:rFonts w:ascii="Times New Roman" w:hAnsi="Times New Roman" w:cs="Times New Roman"/>
@@ -1600,6 +1609,7 @@
           <w:ilvl w:val="1"/>
           <w:numId w:val="1"/>
         </w:numPr>
+        <w:spacing w:after="160"/>
         <w:rPr>
           <w:rFonts w:ascii="Times New Roman" w:hAnsi="Times New Roman" w:cs="Times New Roman"/>
           <w:color w:val="auto"/>
@@ -1621,6 +1631,7 @@
     </w:p>
     <w:p>
       <w:pPr>
+        <w:spacing w:after="160"/>
         <w:ind w:firstLine="709"/>
         <w:jc w:val="both"/>
         <w:rPr>
@@ -1758,6 +1769,7 @@
     </w:p>
     <w:p>
       <w:pPr>
+        <w:spacing w:after="160"/>
         <w:ind w:firstLine="709"/>
         <w:jc w:val="both"/>
         <w:rPr>
@@ -1803,6 +1815,170 @@
     </w:p>
     <w:p>
       <w:pPr>
+        <w:spacing w:after="160"/>
+        <w:ind w:firstLine="709"/>
+        <w:jc w:val="right"/>
+        <w:rPr>
+          <w:rFonts w:ascii="Times New Roman" w:hAnsi="Times New Roman" w:cs="Times New Roman"/>
+          <w:sz w:val="28"/>
+        </w:rPr>
+      </w:pPr>
+      <m:oMath>
+        <m:r>
+          <w:rPr>
+            <w:rFonts w:ascii="Cambria Math" w:hAnsi="Cambria Math" w:cs="Times New Roman"/>
+            <w:sz w:val="28"/>
+          </w:rPr>
+          <m:t>s</m:t>
+        </m:r>
+        <m:d>
+          <m:dPr>
+            <m:ctrlPr>
+              <w:rPr>
+                <w:rFonts w:ascii="Cambria Math" w:hAnsi="Cambria Math" w:cs="Times New Roman"/>
+                <w:i/>
+                <w:sz w:val="28"/>
+              </w:rPr>
+            </m:ctrlPr>
+          </m:dPr>
+          <m:e>
+            <m:r>
+              <w:rPr>
+                <w:rFonts w:ascii="Cambria Math" w:hAnsi="Cambria Math" w:cs="Times New Roman"/>
+                <w:sz w:val="28"/>
+              </w:rPr>
+              <m:t>t</m:t>
+            </m:r>
+          </m:e>
+        </m:d>
+        <m:r>
+          <w:rPr>
+            <w:rFonts w:ascii="Cambria Math" w:hAnsi="Cambria Math" w:cs="Times New Roman"/>
+            <w:sz w:val="28"/>
+          </w:rPr>
+          <m:t>=A(t)</m:t>
+        </m:r>
+        <m:func>
+          <m:funcPr>
+            <m:ctrlPr>
+              <w:rPr>
+                <w:rFonts w:ascii="Cambria Math" w:hAnsi="Cambria Math" w:cs="Times New Roman"/>
+                <w:i/>
+                <w:sz w:val="28"/>
+              </w:rPr>
+            </m:ctrlPr>
+          </m:funcPr>
+          <m:fName>
+            <m:r>
+              <m:rPr>
+                <m:sty m:val="p"/>
+              </m:rPr>
+              <w:rPr>
+                <w:rFonts w:ascii="Cambria Math" w:hAnsi="Cambria Math" w:cs="Times New Roman"/>
+                <w:sz w:val="28"/>
+              </w:rPr>
+              <m:t>cos</m:t>
+            </m:r>
+          </m:fName>
+          <m:e>
+            <m:r>
+              <w:rPr>
+                <w:rFonts w:ascii="Cambria Math" w:hAnsi="Cambria Math" w:cs="Times New Roman"/>
+                <w:sz w:val="28"/>
+              </w:rPr>
+              <m:t>(ω</m:t>
+            </m:r>
+            <m:d>
+              <m:dPr>
+                <m:ctrlPr>
+                  <w:rPr>
+                    <w:rFonts w:ascii="Cambria Math" w:hAnsi="Cambria Math" w:cs="Times New Roman"/>
+                    <w:i/>
+                    <w:sz w:val="28"/>
+                  </w:rPr>
+                </m:ctrlPr>
+              </m:dPr>
+              <m:e>
+                <m:r>
+                  <w:rPr>
+                    <w:rFonts w:ascii="Cambria Math" w:hAnsi="Cambria Math" w:cs="Times New Roman"/>
+                    <w:sz w:val="28"/>
+                  </w:rPr>
+                  <m:t>t</m:t>
+                </m:r>
+              </m:e>
+            </m:d>
+            <m:r>
+              <w:rPr>
+                <w:rFonts w:ascii="Cambria Math" w:hAnsi="Cambria Math" w:cs="Times New Roman"/>
+                <w:sz w:val="28"/>
+              </w:rPr>
+              <m:t>t+φ</m:t>
+            </m:r>
+            <m:d>
+              <m:dPr>
+                <m:ctrlPr>
+                  <w:rPr>
+                    <w:rFonts w:ascii="Cambria Math" w:hAnsi="Cambria Math" w:cs="Times New Roman"/>
+                    <w:i/>
+                    <w:sz w:val="28"/>
+                  </w:rPr>
+                </m:ctrlPr>
+              </m:dPr>
+              <m:e>
+                <m:r>
+                  <w:rPr>
+                    <w:rFonts w:ascii="Cambria Math" w:hAnsi="Cambria Math" w:cs="Times New Roman"/>
+                    <w:sz w:val="28"/>
+                  </w:rPr>
+                  <m:t>t</m:t>
+                </m:r>
+              </m:e>
+            </m:d>
+            <m:r>
+              <w:rPr>
+                <w:rFonts w:ascii="Cambria Math" w:hAnsi="Cambria Math" w:cs="Times New Roman"/>
+                <w:sz w:val="28"/>
+              </w:rPr>
+              <m:t>)</m:t>
+            </m:r>
+          </m:e>
+        </m:func>
+      </m:oMath>
+      <w:r>
+        <w:rPr>
+          <w:rFonts w:ascii="Times New Roman" w:hAnsi="Times New Roman" w:cs="Times New Roman"/>
+          <w:sz w:val="28"/>
+          <w:lang w:val="en-US"/>
+        </w:rPr>
+        <w:tab/>
+      </w:r>
+      <w:r>
+        <w:rPr>
+          <w:rFonts w:ascii="Times New Roman" w:hAnsi="Times New Roman" w:cs="Times New Roman"/>
+          <w:sz w:val="28"/>
+        </w:rPr>
+        <w:tab/>
+      </w:r>
+      <w:r>
+        <w:rPr>
+          <w:rFonts w:ascii="Times New Roman" w:hAnsi="Times New Roman" w:cs="Times New Roman"/>
+          <w:sz w:val="28"/>
+        </w:rPr>
+        <w:tab/>
+      </w:r>
+      <w:r>
+        <w:rPr>
+          <w:rFonts w:ascii="Times New Roman" w:hAnsi="Times New Roman" w:cs="Times New Roman"/>
+          <w:sz w:val="28"/>
+        </w:rPr>
+        <w:tab/>
+        <w:t>(1)</w:t>
+      </w:r>
+    </w:p>
+    <w:p>
+      <w:pPr>
+        <w:spacing w:after="160"/>
         <w:ind w:firstLine="709"/>
         <w:jc w:val="both"/>
         <w:rPr>
@@ -1810,133 +1986,67 @@
           <w:sz w:val="28"/>
         </w:rPr>
       </w:pPr>
-      <m:oMathPara>
-        <m:oMath>
-          <m:r>
-            <w:rPr>
-              <w:rFonts w:ascii="Cambria Math" w:hAnsi="Cambria Math" w:cs="Times New Roman"/>
-              <w:sz w:val="28"/>
-            </w:rPr>
-            <m:t>s</m:t>
-          </m:r>
-          <m:d>
-            <m:dPr>
-              <m:ctrlPr>
-                <w:rPr>
-                  <w:rFonts w:ascii="Cambria Math" w:hAnsi="Cambria Math" w:cs="Times New Roman"/>
-                  <w:i/>
-                  <w:sz w:val="28"/>
-                </w:rPr>
-              </m:ctrlPr>
-            </m:dPr>
-            <m:e>
-              <m:r>
-                <w:rPr>
-                  <w:rFonts w:ascii="Cambria Math" w:hAnsi="Cambria Math" w:cs="Times New Roman"/>
-                  <w:sz w:val="28"/>
-                </w:rPr>
-                <m:t>t</m:t>
-              </m:r>
-            </m:e>
-          </m:d>
-          <m:r>
-            <w:rPr>
-              <w:rFonts w:ascii="Cambria Math" w:hAnsi="Cambria Math" w:cs="Times New Roman"/>
-              <w:sz w:val="28"/>
-            </w:rPr>
-            <m:t>=A(t)</m:t>
-          </m:r>
-          <m:func>
-            <m:funcPr>
-              <m:ctrlPr>
-                <w:rPr>
-                  <w:rFonts w:ascii="Cambria Math" w:hAnsi="Cambria Math" w:cs="Times New Roman"/>
-                  <w:i/>
-                  <w:sz w:val="28"/>
-                </w:rPr>
-              </m:ctrlPr>
-            </m:funcPr>
-            <m:fName>
-              <m:r>
-                <m:rPr>
-                  <m:sty m:val="p"/>
-                </m:rPr>
-                <w:rPr>
-                  <w:rFonts w:ascii="Cambria Math" w:hAnsi="Cambria Math" w:cs="Times New Roman"/>
-                  <w:sz w:val="28"/>
-                </w:rPr>
-                <m:t>cos</m:t>
-              </m:r>
-            </m:fName>
-            <m:e>
-              <m:r>
-                <w:rPr>
-                  <w:rFonts w:ascii="Cambria Math" w:hAnsi="Cambria Math" w:cs="Times New Roman"/>
-                  <w:sz w:val="28"/>
-                </w:rPr>
-                <m:t>(ω</m:t>
-              </m:r>
-              <m:d>
-                <m:dPr>
-                  <m:ctrlPr>
-                    <w:rPr>
-                      <w:rFonts w:ascii="Cambria Math" w:hAnsi="Cambria Math" w:cs="Times New Roman"/>
-                      <w:i/>
-                      <w:sz w:val="28"/>
-                    </w:rPr>
-                  </m:ctrlPr>
-                </m:dPr>
-                <m:e>
-                  <m:r>
-                    <w:rPr>
-                      <w:rFonts w:ascii="Cambria Math" w:hAnsi="Cambria Math" w:cs="Times New Roman"/>
-                      <w:sz w:val="28"/>
-                    </w:rPr>
-                    <m:t>t</m:t>
-                  </m:r>
-                </m:e>
-              </m:d>
-              <m:r>
-                <w:rPr>
-                  <w:rFonts w:ascii="Cambria Math" w:hAnsi="Cambria Math" w:cs="Times New Roman"/>
-                  <w:sz w:val="28"/>
-                </w:rPr>
-                <m:t>t+φ</m:t>
-              </m:r>
-              <m:d>
-                <m:dPr>
-                  <m:ctrlPr>
-                    <w:rPr>
-                      <w:rFonts w:ascii="Cambria Math" w:hAnsi="Cambria Math" w:cs="Times New Roman"/>
-                      <w:i/>
-                      <w:sz w:val="28"/>
-                    </w:rPr>
-                  </m:ctrlPr>
-                </m:dPr>
-                <m:e>
-                  <m:r>
-                    <w:rPr>
-                      <w:rFonts w:ascii="Cambria Math" w:hAnsi="Cambria Math" w:cs="Times New Roman"/>
-                      <w:sz w:val="28"/>
-                    </w:rPr>
-                    <m:t>t</m:t>
-                  </m:r>
-                </m:e>
-              </m:d>
-              <m:r>
-                <w:rPr>
-                  <w:rFonts w:ascii="Cambria Math" w:hAnsi="Cambria Math" w:cs="Times New Roman"/>
-                  <w:sz w:val="28"/>
-                </w:rPr>
-                <m:t>)</m:t>
-              </m:r>
-            </m:e>
-          </m:func>
-        </m:oMath>
-      </m:oMathPara>
-    </w:p>
-    <w:p>
-      <w:pPr>
+      <w:r>
+        <w:rPr>
+          <w:rFonts w:ascii="Times New Roman" w:hAnsi="Times New Roman" w:cs="Times New Roman"/>
+          <w:sz w:val="28"/>
+        </w:rPr>
+        <w:t xml:space="preserve">Каждый из этих способов модуляции находит применение для определённых видов </w:t>
+      </w:r>
+      <w:r>
+        <w:rPr>
+          <w:rFonts w:ascii="Times New Roman" w:hAnsi="Times New Roman" w:cs="Times New Roman"/>
+          <w:sz w:val="28"/>
+        </w:rPr>
+        <w:t>информации. Например, для аудио-</w:t>
+      </w:r>
+      <w:r>
+        <w:rPr>
+          <w:rFonts w:ascii="Times New Roman" w:hAnsi="Times New Roman" w:cs="Times New Roman"/>
+          <w:sz w:val="28"/>
+        </w:rPr>
+        <w:t>сигналов зачастую используют частотную модуляцию (</w:t>
+      </w:r>
+      <w:r>
+        <w:rPr>
+          <w:rFonts w:ascii="Times New Roman" w:hAnsi="Times New Roman" w:cs="Times New Roman"/>
+          <w:sz w:val="28"/>
+          <w:lang w:val="en-US"/>
+        </w:rPr>
+        <w:t>FM</w:t>
+      </w:r>
+      <w:r>
+        <w:rPr>
+          <w:rFonts w:ascii="Times New Roman" w:hAnsi="Times New Roman" w:cs="Times New Roman"/>
+          <w:sz w:val="28"/>
+        </w:rPr>
+        <w:t>),</w:t>
+      </w:r>
+      <w:r>
+        <w:rPr>
+          <w:rFonts w:ascii="Times New Roman" w:hAnsi="Times New Roman" w:cs="Times New Roman"/>
+          <w:sz w:val="28"/>
+        </w:rPr>
+        <w:t xml:space="preserve"> для видео</w:t>
+      </w:r>
+      <w:r>
+        <w:rPr>
+          <w:rFonts w:ascii="Times New Roman" w:hAnsi="Times New Roman" w:cs="Times New Roman"/>
+          <w:sz w:val="28"/>
+        </w:rPr>
+        <w:t xml:space="preserve">сигналов </w:t>
+      </w:r>
+      <w:r>
+        <w:rPr>
+          <w:rFonts w:ascii="Times New Roman" w:hAnsi="Times New Roman" w:cs="Times New Roman"/>
+          <w:sz w:val="28"/>
+        </w:rPr>
+        <w:t>используется амплитудная модуляция (АМ).</w:t>
+      </w:r>
+    </w:p>
+    <w:p>
+      <w:pPr>
+        <w:spacing w:after="160"/>
         <w:ind w:firstLine="709"/>
         <w:jc w:val="both"/>
         <w:rPr>
@@ -1949,61 +2059,63 @@
           <w:rFonts w:ascii="Times New Roman" w:hAnsi="Times New Roman" w:cs="Times New Roman"/>
           <w:sz w:val="28"/>
         </w:rPr>
-        <w:t xml:space="preserve">Каждый из этих способов модуляции находит применение для определённых видов </w:t>
-      </w:r>
-      <w:r>
-        <w:rPr>
-          <w:rFonts w:ascii="Times New Roman" w:hAnsi="Times New Roman" w:cs="Times New Roman"/>
-          <w:sz w:val="28"/>
-        </w:rPr>
-        <w:t>информации. Например, для аудио-</w:t>
-      </w:r>
-      <w:r>
-        <w:rPr>
-          <w:rFonts w:ascii="Times New Roman" w:hAnsi="Times New Roman" w:cs="Times New Roman"/>
-          <w:sz w:val="28"/>
-        </w:rPr>
-        <w:t>сигналов зачастую используют частотную модуляцию (</w:t>
-      </w:r>
-      <w:r>
-        <w:rPr>
-          <w:rFonts w:ascii="Times New Roman" w:hAnsi="Times New Roman" w:cs="Times New Roman"/>
-          <w:sz w:val="28"/>
-          <w:lang w:val="en-US"/>
-        </w:rPr>
-        <w:t>FM</w:t>
-      </w:r>
-      <w:r>
-        <w:rPr>
-          <w:rFonts w:ascii="Times New Roman" w:hAnsi="Times New Roman" w:cs="Times New Roman"/>
-          <w:sz w:val="28"/>
-        </w:rPr>
-        <w:t>),</w:t>
-      </w:r>
-      <w:r>
-        <w:rPr>
-          <w:rFonts w:ascii="Times New Roman" w:hAnsi="Times New Roman" w:cs="Times New Roman"/>
-          <w:sz w:val="28"/>
-        </w:rPr>
-        <w:t xml:space="preserve"> для видео</w:t>
-      </w:r>
-      <w:r>
-        <w:rPr>
-          <w:rFonts w:ascii="Times New Roman" w:hAnsi="Times New Roman" w:cs="Times New Roman"/>
-          <w:sz w:val="28"/>
-        </w:rPr>
-        <w:t xml:space="preserve">сигналов </w:t>
-      </w:r>
-      <w:r>
-        <w:rPr>
-          <w:rFonts w:ascii="Times New Roman" w:hAnsi="Times New Roman" w:cs="Times New Roman"/>
-          <w:sz w:val="28"/>
-        </w:rPr>
-        <w:t>используется амплитудная модуляция (АМ).</w:t>
-      </w:r>
-    </w:p>
-    <w:p>
-      <w:pPr>
+        <w:t>Рассмотрим подробнее каждый из</w:t>
+      </w:r>
+      <w:r>
+        <w:rPr>
+          <w:rFonts w:ascii="Times New Roman" w:hAnsi="Times New Roman" w:cs="Times New Roman"/>
+          <w:sz w:val="28"/>
+        </w:rPr>
+        <w:t xml:space="preserve"> основных</w:t>
+      </w:r>
+      <w:r>
+        <w:rPr>
+          <w:rFonts w:ascii="Times New Roman" w:hAnsi="Times New Roman" w:cs="Times New Roman"/>
+          <w:sz w:val="28"/>
+        </w:rPr>
+        <w:t xml:space="preserve"> методов модуляции сигнала.</w:t>
+      </w:r>
+    </w:p>
+    <w:p>
+      <w:pPr>
+        <w:pStyle w:val="3"/>
+        <w:spacing w:after="160"/>
+        <w:rPr>
+          <w:rFonts w:ascii="Times New Roman" w:hAnsi="Times New Roman" w:cs="Times New Roman"/>
+          <w:color w:val="auto"/>
+          <w:sz w:val="28"/>
+        </w:rPr>
+      </w:pPr>
+      <w:bookmarkStart w:id="3" w:name="_Toc228908455"/>
+      <w:r>
+        <w:rPr>
+          <w:rFonts w:ascii="Times New Roman" w:hAnsi="Times New Roman" w:cs="Times New Roman"/>
+          <w:color w:val="auto"/>
+          <w:sz w:val="28"/>
+        </w:rPr>
+        <w:t>1.1.1</w:t>
+      </w:r>
+      <w:r>
+        <w:rPr>
+          <w:rFonts w:ascii="Times New Roman" w:hAnsi="Times New Roman" w:cs="Times New Roman"/>
+          <w:color w:val="auto"/>
+          <w:sz w:val="28"/>
+        </w:rPr>
+        <w:t xml:space="preserve"> </w:t>
+      </w:r>
+      <w:r>
+        <w:rPr>
+          <w:rFonts w:ascii="Times New Roman" w:hAnsi="Times New Roman" w:cs="Times New Roman"/>
+          <w:color w:val="auto"/>
+          <w:sz w:val="28"/>
+        </w:rPr>
+        <w:t>Амплитудная модуляция.</w:t>
+      </w:r>
+      <w:bookmarkEnd w:id="3"/>
+    </w:p>
+    <w:p>
+      <w:pPr>
+        <w:spacing w:after="160"/>
         <w:ind w:firstLine="709"/>
         <w:jc w:val="both"/>
         <w:rPr>
@@ -2014,73 +2126,6 @@
       <w:r>
         <w:rPr>
           <w:rFonts w:ascii="Times New Roman" w:hAnsi="Times New Roman" w:cs="Times New Roman"/>
-          <w:sz w:val="28"/>
-        </w:rPr>
-        <w:t>Рассмотрим подробнее каждый из</w:t>
-      </w:r>
-      <w:r>
-        <w:rPr>
-          <w:rFonts w:ascii="Times New Roman" w:hAnsi="Times New Roman" w:cs="Times New Roman"/>
-          <w:sz w:val="28"/>
-        </w:rPr>
-        <w:t xml:space="preserve"> основных</w:t>
-      </w:r>
-      <w:r>
-        <w:rPr>
-          <w:rFonts w:ascii="Times New Roman" w:hAnsi="Times New Roman" w:cs="Times New Roman"/>
-          <w:sz w:val="28"/>
-        </w:rPr>
-        <w:t xml:space="preserve"> методов модуляции сигнала.</w:t>
-      </w:r>
-    </w:p>
-    <w:p>
-      <w:pPr>
-        <w:pStyle w:val="3"/>
-        <w:rPr>
-          <w:rFonts w:ascii="Times New Roman" w:hAnsi="Times New Roman" w:cs="Times New Roman"/>
-          <w:color w:val="auto"/>
-          <w:sz w:val="28"/>
-        </w:rPr>
-      </w:pPr>
-      <w:bookmarkStart w:id="3" w:name="_Toc228908455"/>
-      <w:r>
-        <w:rPr>
-          <w:rFonts w:ascii="Times New Roman" w:hAnsi="Times New Roman" w:cs="Times New Roman"/>
-          <w:color w:val="auto"/>
-          <w:sz w:val="28"/>
-        </w:rPr>
-        <w:t>1.1.1</w:t>
-      </w:r>
-      <w:r>
-        <w:rPr>
-          <w:rFonts w:ascii="Times New Roman" w:hAnsi="Times New Roman" w:cs="Times New Roman"/>
-          <w:color w:val="auto"/>
-          <w:sz w:val="28"/>
-        </w:rPr>
-        <w:t xml:space="preserve"> </w:t>
-      </w:r>
-      <w:r>
-        <w:rPr>
-          <w:rFonts w:ascii="Times New Roman" w:hAnsi="Times New Roman" w:cs="Times New Roman"/>
-          <w:color w:val="auto"/>
-          <w:sz w:val="28"/>
-        </w:rPr>
-        <w:t>Амплитудная модуляция.</w:t>
-      </w:r>
-      <w:bookmarkEnd w:id="3"/>
-    </w:p>
-    <w:p>
-      <w:pPr>
-        <w:ind w:firstLine="709"/>
-        <w:jc w:val="both"/>
-        <w:rPr>
-          <w:rFonts w:ascii="Times New Roman" w:hAnsi="Times New Roman" w:cs="Times New Roman"/>
-          <w:sz w:val="28"/>
-        </w:rPr>
-      </w:pPr>
-      <w:r>
-        <w:rPr>
-          <w:rFonts w:ascii="Times New Roman" w:hAnsi="Times New Roman" w:cs="Times New Roman"/>
           <w:b/>
           <w:sz w:val="28"/>
         </w:rPr>
@@ -2096,6 +2141,7 @@
     </w:p>
     <w:p>
       <w:pPr>
+        <w:spacing w:after="160"/>
         <w:ind w:firstLine="709"/>
         <w:jc w:val="both"/>
         <w:rPr>
@@ -2243,11 +2289,11 @@
     </w:p>
     <w:p>
       <w:pPr>
+        <w:spacing w:after="160"/>
         <w:ind w:firstLine="709"/>
-        <w:jc w:val="both"/>
-        <w:rPr>
-          <w:rFonts w:ascii="Times New Roman" w:hAnsi="Times New Roman" w:cs="Times New Roman"/>
-          <w:i/>
+        <w:jc w:val="right"/>
+        <w:rPr>
+          <w:rFonts w:ascii="Times New Roman" w:hAnsi="Times New Roman" w:cs="Times New Roman"/>
           <w:sz w:val="28"/>
         </w:rPr>
       </w:pPr>
@@ -2452,9 +2498,51 @@
         </w:rPr>
         <w:t>,</w:t>
       </w:r>
-    </w:p>
-    <w:p>
-      <w:pPr>
+      <w:r>
+        <w:rPr>
+          <w:rFonts w:ascii="Times New Roman" w:hAnsi="Times New Roman" w:cs="Times New Roman"/>
+          <w:i/>
+          <w:sz w:val="28"/>
+        </w:rPr>
+        <w:tab/>
+      </w:r>
+      <w:r>
+        <w:rPr>
+          <w:rFonts w:ascii="Times New Roman" w:hAnsi="Times New Roman" w:cs="Times New Roman"/>
+          <w:i/>
+          <w:sz w:val="28"/>
+        </w:rPr>
+        <w:tab/>
+      </w:r>
+      <w:r>
+        <w:rPr>
+          <w:rFonts w:ascii="Times New Roman" w:hAnsi="Times New Roman" w:cs="Times New Roman"/>
+          <w:i/>
+          <w:sz w:val="28"/>
+          <w:lang w:val="en-US"/>
+        </w:rPr>
+        <w:tab/>
+      </w:r>
+      <w:r>
+        <w:rPr>
+          <w:rFonts w:ascii="Times New Roman" w:hAnsi="Times New Roman" w:cs="Times New Roman"/>
+          <w:i/>
+          <w:sz w:val="28"/>
+          <w:lang w:val="en-US"/>
+        </w:rPr>
+        <w:tab/>
+      </w:r>
+      <w:r>
+        <w:rPr>
+          <w:rFonts w:ascii="Times New Roman" w:hAnsi="Times New Roman" w:cs="Times New Roman"/>
+          <w:sz w:val="28"/>
+        </w:rPr>
+        <w:t>(2)</w:t>
+      </w:r>
+    </w:p>
+    <w:p>
+      <w:pPr>
+        <w:spacing w:after="160"/>
         <w:ind w:firstLine="709"/>
         <w:jc w:val="both"/>
         <w:rPr>
@@ -2592,6 +2680,7 @@
     </w:p>
     <w:p>
       <w:pPr>
+        <w:spacing w:after="160"/>
         <w:ind w:firstLine="709"/>
         <w:jc w:val="both"/>
         <w:rPr>
@@ -2630,6 +2719,7 @@
     </w:p>
     <w:p>
       <w:pPr>
+        <w:spacing w:after="160"/>
         <w:ind w:firstLine="709"/>
         <w:jc w:val="both"/>
         <w:rPr>
@@ -2647,6 +2737,7 @@
     </w:p>
     <w:p>
       <w:pPr>
+        <w:spacing w:after="160"/>
         <w:ind w:firstLine="709"/>
         <w:jc w:val="both"/>
         <w:rPr>
@@ -2687,6 +2778,7 @@
     <w:p>
       <w:pPr>
         <w:keepNext/>
+        <w:spacing w:after="160"/>
         <w:jc w:val="center"/>
       </w:pPr>
       <w:r>
@@ -2745,6 +2837,7 @@
     <w:p>
       <w:pPr>
         <w:pStyle w:val="af"/>
+        <w:spacing w:after="160"/>
         <w:jc w:val="center"/>
         <w:rPr>
           <w:color w:val="auto"/>
@@ -2809,6 +2902,7 @@
     </w:p>
     <w:p>
       <w:pPr>
+        <w:spacing w:after="160"/>
         <w:ind w:firstLine="709"/>
         <w:rPr>
           <w:rFonts w:ascii="Times New Roman" w:hAnsi="Times New Roman" w:cs="Times New Roman"/>
@@ -2877,6 +2971,7 @@
     <w:p>
       <w:pPr>
         <w:keepNext/>
+        <w:spacing w:after="160"/>
         <w:jc w:val="center"/>
       </w:pPr>
       <w:r>
@@ -2935,6 +3030,7 @@
     <w:p>
       <w:pPr>
         <w:pStyle w:val="af"/>
+        <w:spacing w:after="160"/>
         <w:jc w:val="center"/>
         <w:rPr>
           <w:color w:val="auto"/>
@@ -3012,6 +3108,7 @@
     </w:p>
     <w:p>
       <w:pPr>
+        <w:spacing w:after="160"/>
         <w:ind w:firstLine="709"/>
         <w:jc w:val="both"/>
         <w:rPr>
@@ -3052,6 +3149,7 @@
     <w:p>
       <w:pPr>
         <w:keepNext/>
+        <w:spacing w:after="160"/>
         <w:jc w:val="center"/>
       </w:pPr>
       <w:r>
@@ -3110,6 +3208,7 @@
     <w:p>
       <w:pPr>
         <w:pStyle w:val="af"/>
+        <w:spacing w:after="160"/>
         <w:jc w:val="center"/>
         <w:rPr>
           <w:color w:val="auto"/>
@@ -3175,6 +3274,7 @@
     <w:p>
       <w:pPr>
         <w:pStyle w:val="3"/>
+        <w:spacing w:after="160"/>
         <w:rPr>
           <w:rFonts w:ascii="Times New Roman" w:hAnsi="Times New Roman" w:cs="Times New Roman"/>
           <w:color w:val="auto"/>
@@ -3202,6 +3302,7 @@
     </w:p>
     <w:p>
       <w:pPr>
+        <w:spacing w:after="160"/>
         <w:ind w:firstLine="709"/>
         <w:jc w:val="both"/>
         <w:rPr>
@@ -3262,6 +3363,7 @@
     </w:p>
     <w:p>
       <w:pPr>
+        <w:spacing w:after="160"/>
         <w:ind w:firstLine="709"/>
         <w:jc w:val="both"/>
         <w:rPr>
@@ -3279,6 +3381,7 @@
     </w:p>
     <w:p>
       <w:pPr>
+        <w:spacing w:after="160"/>
         <w:ind w:firstLine="709"/>
         <w:jc w:val="both"/>
         <w:rPr>
@@ -3312,6 +3415,7 @@
     <w:p>
       <w:pPr>
         <w:keepNext/>
+        <w:spacing w:after="160"/>
         <w:jc w:val="center"/>
       </w:pPr>
       <w:r>
@@ -3360,6 +3464,7 @@
     <w:p>
       <w:pPr>
         <w:pStyle w:val="af"/>
+        <w:spacing w:after="160"/>
         <w:jc w:val="center"/>
         <w:rPr>
           <w:rFonts w:ascii="Times New Roman" w:hAnsi="Times New Roman" w:cs="Times New Roman"/>
@@ -3413,6 +3518,7 @@
     </w:p>
     <w:p>
       <w:pPr>
+        <w:spacing w:after="160"/>
         <w:ind w:firstLine="709"/>
         <w:jc w:val="both"/>
         <w:rPr>
@@ -3853,6 +3959,7 @@
     </w:p>
     <w:p>
       <w:pPr>
+        <w:spacing w:after="160"/>
         <w:ind w:firstLine="709"/>
         <w:jc w:val="both"/>
         <w:rPr>
@@ -3969,6 +4076,7 @@
     </w:p>
     <w:p>
       <w:pPr>
+        <w:spacing w:after="160"/>
         <w:ind w:firstLine="709"/>
         <w:jc w:val="both"/>
         <w:rPr>
@@ -4001,125 +4109,501 @@
     </w:p>
     <w:p>
       <w:pPr>
+        <w:spacing w:after="160"/>
+        <w:ind w:firstLine="709"/>
+        <w:jc w:val="right"/>
+        <w:rPr>
+          <w:rFonts w:ascii="Times New Roman" w:hAnsi="Times New Roman" w:cs="Times New Roman"/>
+          <w:sz w:val="28"/>
+          <w:lang w:val="en-US"/>
+        </w:rPr>
+      </w:pPr>
+      <m:oMath>
+        <m:sSub>
+          <m:sSubPr>
+            <m:ctrlPr>
+              <w:rPr>
+                <w:rFonts w:ascii="Cambria Math" w:hAnsi="Cambria Math" w:cs="Times New Roman"/>
+                <w:i/>
+                <w:sz w:val="28"/>
+                <w:lang w:val="en-US"/>
+              </w:rPr>
+            </m:ctrlPr>
+          </m:sSubPr>
+          <m:e>
+            <m:r>
+              <w:rPr>
+                <w:rFonts w:ascii="Cambria Math" w:hAnsi="Cambria Math" w:cs="Times New Roman"/>
+                <w:sz w:val="28"/>
+                <w:lang w:val="en-US"/>
+              </w:rPr>
+              <m:t>m</m:t>
+            </m:r>
+          </m:e>
+          <m:sub>
+            <m:r>
+              <w:rPr>
+                <w:rFonts w:ascii="Cambria Math" w:hAnsi="Cambria Math" w:cs="Times New Roman"/>
+                <w:sz w:val="28"/>
+              </w:rPr>
+              <m:t>чм</m:t>
+            </m:r>
+          </m:sub>
+        </m:sSub>
+        <m:r>
+          <w:rPr>
+            <w:rFonts w:ascii="Cambria Math" w:hAnsi="Cambria Math" w:cs="Times New Roman"/>
+            <w:sz w:val="28"/>
+            <w:lang w:val="en-US"/>
+          </w:rPr>
+          <m:t>=</m:t>
+        </m:r>
+        <m:f>
+          <m:fPr>
+            <m:ctrlPr>
+              <w:rPr>
+                <w:rFonts w:ascii="Cambria Math" w:hAnsi="Cambria Math" w:cs="Times New Roman"/>
+                <w:i/>
+                <w:sz w:val="28"/>
+                <w:lang w:val="en-US"/>
+              </w:rPr>
+            </m:ctrlPr>
+          </m:fPr>
+          <m:num>
+            <m:r>
+              <w:rPr>
+                <w:rFonts w:ascii="Cambria Math" w:hAnsi="Cambria Math" w:cs="Times New Roman"/>
+                <w:sz w:val="28"/>
+                <w:lang w:val="en-US"/>
+              </w:rPr>
+              <m:t>Δ</m:t>
+            </m:r>
+            <m:sSub>
+              <m:sSubPr>
+                <m:ctrlPr>
+                  <w:rPr>
+                    <w:rFonts w:ascii="Cambria Math" w:hAnsi="Cambria Math" w:cs="Times New Roman"/>
+                    <w:i/>
+                    <w:sz w:val="28"/>
+                    <w:lang w:val="en-US"/>
+                  </w:rPr>
+                </m:ctrlPr>
+              </m:sSubPr>
+              <m:e>
+                <m:r>
+                  <w:rPr>
+                    <w:rFonts w:ascii="Cambria Math" w:hAnsi="Cambria Math" w:cs="Times New Roman"/>
+                    <w:sz w:val="28"/>
+                    <w:lang w:val="en-US"/>
+                  </w:rPr>
+                  <m:t>ω</m:t>
+                </m:r>
+              </m:e>
+              <m:sub>
+                <m:r>
+                  <w:rPr>
+                    <w:rFonts w:ascii="Cambria Math" w:hAnsi="Cambria Math" w:cs="Times New Roman"/>
+                    <w:sz w:val="28"/>
+                    <w:lang w:val="en-US"/>
+                  </w:rPr>
+                  <m:t>m</m:t>
+                </m:r>
+              </m:sub>
+            </m:sSub>
+          </m:num>
+          <m:den>
+            <m:r>
+              <w:rPr>
+                <w:rFonts w:ascii="Cambria Math" w:hAnsi="Cambria Math" w:cs="Times New Roman"/>
+                <w:sz w:val="28"/>
+                <w:lang w:val="en-US"/>
+              </w:rPr>
+              <m:t>Ω</m:t>
+            </m:r>
+          </m:den>
+        </m:f>
+      </m:oMath>
+      <w:r>
+        <w:rPr>
+          <w:rFonts w:ascii="Times New Roman" w:hAnsi="Times New Roman" w:cs="Times New Roman"/>
+          <w:i/>
+          <w:sz w:val="28"/>
+          <w:lang w:val="en-US"/>
+        </w:rPr>
+        <w:t xml:space="preserve"> </w:t>
+      </w:r>
+      <w:r>
+        <w:rPr>
+          <w:rFonts w:ascii="Times New Roman" w:hAnsi="Times New Roman" w:cs="Times New Roman"/>
+          <w:sz w:val="28"/>
+          <w:lang w:val="en-US"/>
+        </w:rPr>
+        <w:tab/>
+      </w:r>
+      <w:r>
+        <w:rPr>
+          <w:rFonts w:ascii="Times New Roman" w:hAnsi="Times New Roman" w:cs="Times New Roman"/>
+          <w:sz w:val="28"/>
+          <w:lang w:val="en-US"/>
+        </w:rPr>
+        <w:tab/>
+      </w:r>
+      <w:r>
+        <w:rPr>
+          <w:rFonts w:ascii="Times New Roman" w:hAnsi="Times New Roman" w:cs="Times New Roman"/>
+          <w:sz w:val="28"/>
+          <w:lang w:val="en-US"/>
+        </w:rPr>
+        <w:tab/>
+      </w:r>
+      <w:r>
+        <w:rPr>
+          <w:rFonts w:ascii="Times New Roman" w:hAnsi="Times New Roman" w:cs="Times New Roman"/>
+          <w:sz w:val="28"/>
+          <w:lang w:val="en-US"/>
+        </w:rPr>
+        <w:tab/>
+      </w:r>
+      <w:r>
+        <w:rPr>
+          <w:rFonts w:ascii="Times New Roman" w:hAnsi="Times New Roman" w:cs="Times New Roman"/>
+          <w:sz w:val="28"/>
+          <w:lang w:val="en-US"/>
+        </w:rPr>
+        <w:tab/>
+      </w:r>
+      <w:r>
+        <w:rPr>
+          <w:rFonts w:ascii="Times New Roman" w:hAnsi="Times New Roman" w:cs="Times New Roman"/>
+          <w:sz w:val="28"/>
+          <w:lang w:val="en-US"/>
+        </w:rPr>
+        <w:tab/>
+        <w:t>(3)</w:t>
+      </w:r>
+    </w:p>
+    <w:p>
+      <w:pPr>
+        <w:spacing w:after="160"/>
         <w:ind w:firstLine="709"/>
         <w:jc w:val="both"/>
         <w:rPr>
           <w:rFonts w:ascii="Times New Roman" w:hAnsi="Times New Roman" w:cs="Times New Roman"/>
+          <w:sz w:val="28"/>
+        </w:rPr>
+      </w:pPr>
+      <w:r>
+        <w:rPr>
+          <w:rFonts w:ascii="Times New Roman" w:hAnsi="Times New Roman" w:cs="Times New Roman"/>
+          <w:sz w:val="28"/>
+        </w:rPr>
+        <w:t>Таким образом, выражение для частотно модулированного сигнала имеет вид:</w:t>
+      </w:r>
+    </w:p>
+    <w:p>
+      <w:pPr>
+        <w:spacing w:after="160"/>
+        <w:ind w:firstLine="709"/>
+        <w:jc w:val="right"/>
+        <w:rPr>
+          <w:rFonts w:ascii="Times New Roman" w:hAnsi="Times New Roman" w:cs="Times New Roman"/>
           <w:i/>
           <w:sz w:val="28"/>
+        </w:rPr>
+      </w:pPr>
+      <m:oMath>
+        <m:sSub>
+          <m:sSubPr>
+            <m:ctrlPr>
+              <w:rPr>
+                <w:rFonts w:ascii="Cambria Math" w:hAnsi="Cambria Math" w:cs="Times New Roman"/>
+                <w:i/>
+                <w:sz w:val="28"/>
+                <w:lang w:val="en-US"/>
+              </w:rPr>
+            </m:ctrlPr>
+          </m:sSubPr>
+          <m:e>
+            <m:r>
+              <w:rPr>
+                <w:rFonts w:ascii="Cambria Math" w:hAnsi="Cambria Math" w:cs="Times New Roman"/>
+                <w:sz w:val="28"/>
+                <w:lang w:val="en-US"/>
+              </w:rPr>
+              <m:t>S</m:t>
+            </m:r>
+          </m:e>
+          <m:sub>
+            <m:r>
+              <w:rPr>
+                <w:rFonts w:ascii="Cambria Math" w:hAnsi="Cambria Math" w:cs="Times New Roman"/>
+                <w:sz w:val="28"/>
+              </w:rPr>
+              <m:t>чм</m:t>
+            </m:r>
+          </m:sub>
+        </m:sSub>
+        <m:d>
+          <m:dPr>
+            <m:ctrlPr>
+              <w:rPr>
+                <w:rFonts w:ascii="Cambria Math" w:hAnsi="Cambria Math" w:cs="Times New Roman"/>
+                <w:i/>
+                <w:sz w:val="28"/>
+                <w:lang w:val="en-US"/>
+              </w:rPr>
+            </m:ctrlPr>
+          </m:dPr>
+          <m:e>
+            <m:r>
+              <w:rPr>
+                <w:rFonts w:ascii="Cambria Math" w:hAnsi="Cambria Math" w:cs="Times New Roman"/>
+                <w:sz w:val="28"/>
+                <w:lang w:val="en-US"/>
+              </w:rPr>
+              <m:t>t</m:t>
+            </m:r>
+          </m:e>
+        </m:d>
+        <m:r>
+          <w:rPr>
+            <w:rFonts w:ascii="Cambria Math" w:hAnsi="Cambria Math" w:cs="Times New Roman"/>
+            <w:sz w:val="28"/>
+          </w:rPr>
+          <m:t>=</m:t>
+        </m:r>
+        <m:sSub>
+          <m:sSubPr>
+            <m:ctrlPr>
+              <w:rPr>
+                <w:rFonts w:ascii="Cambria Math" w:hAnsi="Cambria Math" w:cs="Times New Roman"/>
+                <w:i/>
+                <w:sz w:val="28"/>
+                <w:lang w:val="en-US"/>
+              </w:rPr>
+            </m:ctrlPr>
+          </m:sSubPr>
+          <m:e>
+            <m:r>
+              <w:rPr>
+                <w:rFonts w:ascii="Cambria Math" w:hAnsi="Cambria Math" w:cs="Times New Roman"/>
+                <w:sz w:val="28"/>
+                <w:lang w:val="en-US"/>
+              </w:rPr>
+              <m:t>U</m:t>
+            </m:r>
+          </m:e>
+          <m:sub>
+            <m:r>
+              <w:rPr>
+                <w:rFonts w:ascii="Cambria Math" w:hAnsi="Cambria Math" w:cs="Times New Roman"/>
+                <w:sz w:val="28"/>
+                <w:lang w:val="en-US"/>
+              </w:rPr>
+              <m:t>m</m:t>
+            </m:r>
+          </m:sub>
+        </m:sSub>
+        <m:func>
+          <m:funcPr>
+            <m:ctrlPr>
+              <w:rPr>
+                <w:rFonts w:ascii="Cambria Math" w:hAnsi="Cambria Math" w:cs="Times New Roman"/>
+                <w:i/>
+                <w:sz w:val="28"/>
+                <w:lang w:val="en-US"/>
+              </w:rPr>
+            </m:ctrlPr>
+          </m:funcPr>
+          <m:fName>
+            <m:r>
+              <m:rPr>
+                <m:sty m:val="p"/>
+              </m:rPr>
+              <w:rPr>
+                <w:rFonts w:ascii="Cambria Math" w:hAnsi="Cambria Math" w:cs="Times New Roman"/>
+                <w:sz w:val="28"/>
+                <w:lang w:val="en-US"/>
+              </w:rPr>
+              <m:t>cos</m:t>
+            </m:r>
+          </m:fName>
+          <m:e>
+            <m:r>
+              <w:rPr>
+                <w:rFonts w:ascii="Cambria Math" w:hAnsi="Cambria Math" w:cs="Times New Roman"/>
+                <w:sz w:val="28"/>
+              </w:rPr>
+              <m:t>(</m:t>
+            </m:r>
+            <m:sSub>
+              <m:sSubPr>
+                <m:ctrlPr>
+                  <w:rPr>
+                    <w:rFonts w:ascii="Cambria Math" w:hAnsi="Cambria Math" w:cs="Times New Roman"/>
+                    <w:i/>
+                    <w:sz w:val="28"/>
+                    <w:lang w:val="en-US"/>
+                  </w:rPr>
+                </m:ctrlPr>
+              </m:sSubPr>
+              <m:e>
+                <m:r>
+                  <w:rPr>
+                    <w:rFonts w:ascii="Cambria Math" w:hAnsi="Cambria Math" w:cs="Times New Roman"/>
+                    <w:sz w:val="28"/>
+                    <w:lang w:val="en-US"/>
+                  </w:rPr>
+                  <m:t>ω</m:t>
+                </m:r>
+              </m:e>
+              <m:sub>
+                <m:r>
+                  <w:rPr>
+                    <w:rFonts w:ascii="Cambria Math" w:hAnsi="Cambria Math" w:cs="Times New Roman"/>
+                    <w:sz w:val="28"/>
+                  </w:rPr>
+                  <m:t>0</m:t>
+                </m:r>
+              </m:sub>
+            </m:sSub>
+            <m:r>
+              <w:rPr>
+                <w:rFonts w:ascii="Cambria Math" w:hAnsi="Cambria Math" w:cs="Times New Roman"/>
+                <w:sz w:val="28"/>
+                <w:lang w:val="en-US"/>
+              </w:rPr>
+              <m:t>t</m:t>
+            </m:r>
+            <m:r>
+              <w:rPr>
+                <w:rFonts w:ascii="Cambria Math" w:hAnsi="Cambria Math" w:cs="Times New Roman"/>
+                <w:sz w:val="28"/>
+              </w:rPr>
+              <m:t>+</m:t>
+            </m:r>
+            <m:sSub>
+              <m:sSubPr>
+                <m:ctrlPr>
+                  <w:rPr>
+                    <w:rFonts w:ascii="Cambria Math" w:hAnsi="Cambria Math" w:cs="Times New Roman"/>
+                    <w:i/>
+                    <w:sz w:val="28"/>
+                    <w:lang w:val="en-US"/>
+                  </w:rPr>
+                </m:ctrlPr>
+              </m:sSubPr>
+              <m:e>
+                <m:r>
+                  <w:rPr>
+                    <w:rFonts w:ascii="Cambria Math" w:hAnsi="Cambria Math" w:cs="Times New Roman"/>
+                    <w:sz w:val="28"/>
+                    <w:lang w:val="en-US"/>
+                  </w:rPr>
+                  <m:t>m</m:t>
+                </m:r>
+              </m:e>
+              <m:sub>
+                <m:r>
+                  <w:rPr>
+                    <w:rFonts w:ascii="Cambria Math" w:hAnsi="Cambria Math" w:cs="Times New Roman"/>
+                    <w:sz w:val="28"/>
+                  </w:rPr>
+                  <m:t>чм</m:t>
+                </m:r>
+              </m:sub>
+            </m:sSub>
+            <m:func>
+              <m:funcPr>
+                <m:ctrlPr>
+                  <w:rPr>
+                    <w:rFonts w:ascii="Cambria Math" w:hAnsi="Cambria Math" w:cs="Times New Roman"/>
+                    <w:i/>
+                    <w:sz w:val="28"/>
+                    <w:lang w:val="en-US"/>
+                  </w:rPr>
+                </m:ctrlPr>
+              </m:funcPr>
+              <m:fName>
+                <m:r>
+                  <m:rPr>
+                    <m:sty m:val="p"/>
+                  </m:rPr>
+                  <w:rPr>
+                    <w:rFonts w:ascii="Cambria Math" w:hAnsi="Cambria Math" w:cs="Times New Roman"/>
+                    <w:sz w:val="28"/>
+                    <w:lang w:val="en-US"/>
+                  </w:rPr>
+                  <m:t>sin</m:t>
+                </m:r>
+              </m:fName>
+              <m:e>
+                <m:r>
+                  <w:rPr>
+                    <w:rFonts w:ascii="Cambria Math" w:hAnsi="Cambria Math" w:cs="Times New Roman"/>
+                    <w:sz w:val="28"/>
+                    <w:lang w:val="en-US"/>
+                  </w:rPr>
+                  <m:t>Ωt</m:t>
+                </m:r>
+              </m:e>
+            </m:func>
+            <m:r>
+              <w:rPr>
+                <w:rFonts w:ascii="Cambria Math" w:hAnsi="Cambria Math" w:cs="Times New Roman"/>
+                <w:sz w:val="28"/>
+              </w:rPr>
+              <m:t>)</m:t>
+            </m:r>
+          </m:e>
+        </m:func>
+      </m:oMath>
+      <w:r>
+        <w:rPr>
+          <w:rFonts w:ascii="Times New Roman" w:hAnsi="Times New Roman" w:cs="Times New Roman"/>
+          <w:i/>
+          <w:sz w:val="28"/>
+        </w:rPr>
+        <w:t xml:space="preserve"> </w:t>
+      </w:r>
+      <w:r>
+        <w:rPr>
+          <w:rFonts w:ascii="Times New Roman" w:hAnsi="Times New Roman" w:cs="Times New Roman"/>
+          <w:i/>
+          <w:sz w:val="28"/>
           <w:lang w:val="en-US"/>
         </w:rPr>
-      </w:pPr>
-      <m:oMathPara>
-        <m:oMath>
-          <m:sSub>
-            <m:sSubPr>
-              <m:ctrlPr>
-                <w:rPr>
-                  <w:rFonts w:ascii="Cambria Math" w:hAnsi="Cambria Math" w:cs="Times New Roman"/>
-                  <w:i/>
-                  <w:sz w:val="28"/>
-                  <w:lang w:val="en-US"/>
-                </w:rPr>
-              </m:ctrlPr>
-            </m:sSubPr>
-            <m:e>
-              <m:r>
-                <w:rPr>
-                  <w:rFonts w:ascii="Cambria Math" w:hAnsi="Cambria Math" w:cs="Times New Roman"/>
-                  <w:sz w:val="28"/>
-                  <w:lang w:val="en-US"/>
-                </w:rPr>
-                <m:t>m</m:t>
-              </m:r>
-            </m:e>
-            <m:sub>
-              <m:r>
-                <w:rPr>
-                  <w:rFonts w:ascii="Cambria Math" w:hAnsi="Cambria Math" w:cs="Times New Roman"/>
-                  <w:sz w:val="28"/>
-                </w:rPr>
-                <m:t>чм</m:t>
-              </m:r>
-            </m:sub>
-          </m:sSub>
-          <m:r>
-            <w:rPr>
-              <w:rFonts w:ascii="Cambria Math" w:hAnsi="Cambria Math" w:cs="Times New Roman"/>
-              <w:sz w:val="28"/>
-              <w:lang w:val="en-US"/>
-            </w:rPr>
-            <m:t>=</m:t>
-          </m:r>
-          <m:f>
-            <m:fPr>
-              <m:ctrlPr>
-                <w:rPr>
-                  <w:rFonts w:ascii="Cambria Math" w:hAnsi="Cambria Math" w:cs="Times New Roman"/>
-                  <w:i/>
-                  <w:sz w:val="28"/>
-                  <w:lang w:val="en-US"/>
-                </w:rPr>
-              </m:ctrlPr>
-            </m:fPr>
-            <m:num>
-              <m:r>
-                <w:rPr>
-                  <w:rFonts w:ascii="Cambria Math" w:hAnsi="Cambria Math" w:cs="Times New Roman"/>
-                  <w:sz w:val="28"/>
-                  <w:lang w:val="en-US"/>
-                </w:rPr>
-                <m:t>Δ</m:t>
-              </m:r>
-              <m:sSub>
-                <m:sSubPr>
-                  <m:ctrlPr>
-                    <w:rPr>
-                      <w:rFonts w:ascii="Cambria Math" w:hAnsi="Cambria Math" w:cs="Times New Roman"/>
-                      <w:i/>
-                      <w:sz w:val="28"/>
-                      <w:lang w:val="en-US"/>
-                    </w:rPr>
-                  </m:ctrlPr>
-                </m:sSubPr>
-                <m:e>
-                  <m:r>
-                    <w:rPr>
-                      <w:rFonts w:ascii="Cambria Math" w:hAnsi="Cambria Math" w:cs="Times New Roman"/>
-                      <w:sz w:val="28"/>
-                      <w:lang w:val="en-US"/>
-                    </w:rPr>
-                    <m:t>ω</m:t>
-                  </m:r>
-                </m:e>
-                <m:sub>
-                  <m:r>
-                    <w:rPr>
-                      <w:rFonts w:ascii="Cambria Math" w:hAnsi="Cambria Math" w:cs="Times New Roman"/>
-                      <w:sz w:val="28"/>
-                      <w:lang w:val="en-US"/>
-                    </w:rPr>
-                    <m:t>m</m:t>
-                  </m:r>
-                </m:sub>
-              </m:sSub>
-            </m:num>
-            <m:den>
-              <m:r>
-                <w:rPr>
-                  <w:rFonts w:ascii="Cambria Math" w:hAnsi="Cambria Math" w:cs="Times New Roman"/>
-                  <w:sz w:val="28"/>
-                  <w:lang w:val="en-US"/>
-                </w:rPr>
-                <m:t>Ω</m:t>
-              </m:r>
-            </m:den>
-          </m:f>
-        </m:oMath>
-      </m:oMathPara>
-    </w:p>
-    <w:p>
-      <w:pPr>
+        <w:tab/>
+      </w:r>
+      <w:r>
+        <w:rPr>
+          <w:rFonts w:ascii="Times New Roman" w:hAnsi="Times New Roman" w:cs="Times New Roman"/>
+          <w:i/>
+          <w:sz w:val="28"/>
+          <w:lang w:val="en-US"/>
+        </w:rPr>
+        <w:tab/>
+      </w:r>
+      <w:r>
+        <w:rPr>
+          <w:rFonts w:ascii="Times New Roman" w:hAnsi="Times New Roman" w:cs="Times New Roman"/>
+          <w:i/>
+          <w:sz w:val="28"/>
+          <w:lang w:val="en-US"/>
+        </w:rPr>
+        <w:tab/>
+      </w:r>
+      <w:r>
+        <w:rPr>
+          <w:rFonts w:ascii="Times New Roman" w:hAnsi="Times New Roman" w:cs="Times New Roman"/>
+          <w:sz w:val="28"/>
+        </w:rPr>
+        <w:t>(4)</w:t>
+      </w:r>
+    </w:p>
+    <w:p>
+      <w:pPr>
+        <w:spacing w:after="160"/>
         <w:ind w:firstLine="709"/>
         <w:jc w:val="both"/>
         <w:rPr>
@@ -4130,287 +4614,6 @@
       <w:r>
         <w:rPr>
           <w:rFonts w:ascii="Times New Roman" w:hAnsi="Times New Roman" w:cs="Times New Roman"/>
-          <w:sz w:val="28"/>
-        </w:rPr>
-        <w:t>Таким образом, выражение для частотно модулированного сигнала имеет вид:</w:t>
-      </w:r>
-    </w:p>
-    <w:p>
-      <w:pPr>
-        <w:ind w:firstLine="709"/>
-        <w:jc w:val="both"/>
-        <w:rPr>
-          <w:rFonts w:ascii="Times New Roman" w:hAnsi="Times New Roman" w:cs="Times New Roman"/>
-          <w:i/>
-          <w:sz w:val="28"/>
-          <w:lang w:val="en-US"/>
-        </w:rPr>
-      </w:pPr>
-      <m:oMathPara>
-        <m:oMath>
-          <m:sSub>
-            <m:sSubPr>
-              <m:ctrlPr>
-                <w:rPr>
-                  <w:rFonts w:ascii="Cambria Math" w:hAnsi="Cambria Math" w:cs="Times New Roman"/>
-                  <w:i/>
-                  <w:sz w:val="28"/>
-                  <w:lang w:val="en-US"/>
-                </w:rPr>
-              </m:ctrlPr>
-            </m:sSubPr>
-            <m:e>
-              <m:r>
-                <w:rPr>
-                  <w:rFonts w:ascii="Cambria Math" w:hAnsi="Cambria Math" w:cs="Times New Roman"/>
-                  <w:sz w:val="28"/>
-                  <w:lang w:val="en-US"/>
-                </w:rPr>
-                <m:t>S</m:t>
-              </m:r>
-            </m:e>
-            <m:sub>
-              <m:r>
-                <w:rPr>
-                  <w:rFonts w:ascii="Cambria Math" w:hAnsi="Cambria Math" w:cs="Times New Roman"/>
-                  <w:sz w:val="28"/>
-                </w:rPr>
-                <m:t>чм</m:t>
-              </m:r>
-            </m:sub>
-          </m:sSub>
-          <m:d>
-            <m:dPr>
-              <m:ctrlPr>
-                <w:rPr>
-                  <w:rFonts w:ascii="Cambria Math" w:hAnsi="Cambria Math" w:cs="Times New Roman"/>
-                  <w:i/>
-                  <w:sz w:val="28"/>
-                  <w:lang w:val="en-US"/>
-                </w:rPr>
-              </m:ctrlPr>
-            </m:dPr>
-            <m:e>
-              <m:r>
-                <w:rPr>
-                  <w:rFonts w:ascii="Cambria Math" w:hAnsi="Cambria Math" w:cs="Times New Roman"/>
-                  <w:sz w:val="28"/>
-                  <w:lang w:val="en-US"/>
-                </w:rPr>
-                <m:t>t</m:t>
-              </m:r>
-            </m:e>
-          </m:d>
-          <m:r>
-            <w:rPr>
-              <w:rFonts w:ascii="Cambria Math" w:hAnsi="Cambria Math" w:cs="Times New Roman"/>
-              <w:sz w:val="28"/>
-              <w:lang w:val="en-US"/>
-            </w:rPr>
-            <m:t>=</m:t>
-          </m:r>
-          <m:sSub>
-            <m:sSubPr>
-              <m:ctrlPr>
-                <w:rPr>
-                  <w:rFonts w:ascii="Cambria Math" w:hAnsi="Cambria Math" w:cs="Times New Roman"/>
-                  <w:i/>
-                  <w:sz w:val="28"/>
-                  <w:lang w:val="en-US"/>
-                </w:rPr>
-              </m:ctrlPr>
-            </m:sSubPr>
-            <m:e>
-              <m:r>
-                <w:rPr>
-                  <w:rFonts w:ascii="Cambria Math" w:hAnsi="Cambria Math" w:cs="Times New Roman"/>
-                  <w:sz w:val="28"/>
-                  <w:lang w:val="en-US"/>
-                </w:rPr>
-                <m:t>U</m:t>
-              </m:r>
-            </m:e>
-            <m:sub>
-              <m:r>
-                <w:rPr>
-                  <w:rFonts w:ascii="Cambria Math" w:hAnsi="Cambria Math" w:cs="Times New Roman"/>
-                  <w:sz w:val="28"/>
-                  <w:lang w:val="en-US"/>
-                </w:rPr>
-                <m:t>m</m:t>
-              </m:r>
-            </m:sub>
-          </m:sSub>
-          <m:func>
-            <m:funcPr>
-              <m:ctrlPr>
-                <w:rPr>
-                  <w:rFonts w:ascii="Cambria Math" w:hAnsi="Cambria Math" w:cs="Times New Roman"/>
-                  <w:i/>
-                  <w:sz w:val="28"/>
-                  <w:lang w:val="en-US"/>
-                </w:rPr>
-              </m:ctrlPr>
-            </m:funcPr>
-            <m:fName>
-              <m:r>
-                <m:rPr>
-                  <m:sty m:val="p"/>
-                </m:rPr>
-                <w:rPr>
-                  <w:rFonts w:ascii="Cambria Math" w:hAnsi="Cambria Math" w:cs="Times New Roman"/>
-                  <w:sz w:val="28"/>
-                  <w:lang w:val="en-US"/>
-                </w:rPr>
-                <m:t>cos</m:t>
-              </m:r>
-            </m:fName>
-            <m:e>
-              <m:r>
-                <w:rPr>
-                  <w:rFonts w:ascii="Cambria Math" w:hAnsi="Cambria Math" w:cs="Times New Roman"/>
-                  <w:sz w:val="28"/>
-                  <w:lang w:val="en-US"/>
-                </w:rPr>
-                <m:t>(</m:t>
-              </m:r>
-              <m:sSub>
-                <m:sSubPr>
-                  <m:ctrlPr>
-                    <w:rPr>
-                      <w:rFonts w:ascii="Cambria Math" w:hAnsi="Cambria Math" w:cs="Times New Roman"/>
-                      <w:i/>
-                      <w:sz w:val="28"/>
-                      <w:lang w:val="en-US"/>
-                    </w:rPr>
-                  </m:ctrlPr>
-                </m:sSubPr>
-                <m:e>
-                  <m:r>
-                    <w:rPr>
-                      <w:rFonts w:ascii="Cambria Math" w:hAnsi="Cambria Math" w:cs="Times New Roman"/>
-                      <w:sz w:val="28"/>
-                      <w:lang w:val="en-US"/>
-                    </w:rPr>
-                    <m:t>ω</m:t>
-                  </m:r>
-                </m:e>
-                <m:sub>
-                  <m:r>
-                    <w:rPr>
-                      <w:rFonts w:ascii="Cambria Math" w:hAnsi="Cambria Math" w:cs="Times New Roman"/>
-                      <w:sz w:val="28"/>
-                    </w:rPr>
-                    <m:t>0</m:t>
-                  </m:r>
-                </m:sub>
-              </m:sSub>
-              <m:r>
-                <w:rPr>
-                  <w:rFonts w:ascii="Cambria Math" w:hAnsi="Cambria Math" w:cs="Times New Roman"/>
-                  <w:sz w:val="28"/>
-                  <w:lang w:val="en-US"/>
-                </w:rPr>
-                <m:t>t</m:t>
-              </m:r>
-              <m:r>
-                <w:rPr>
-                  <w:rFonts w:ascii="Cambria Math" w:hAnsi="Cambria Math" w:cs="Times New Roman"/>
-                  <w:sz w:val="28"/>
-                </w:rPr>
-                <m:t>+</m:t>
-              </m:r>
-              <m:sSub>
-                <m:sSubPr>
-                  <m:ctrlPr>
-                    <w:rPr>
-                      <w:rFonts w:ascii="Cambria Math" w:hAnsi="Cambria Math" w:cs="Times New Roman"/>
-                      <w:i/>
-                      <w:sz w:val="28"/>
-                      <w:lang w:val="en-US"/>
-                    </w:rPr>
-                  </m:ctrlPr>
-                </m:sSubPr>
-                <m:e>
-                  <m:r>
-                    <w:rPr>
-                      <w:rFonts w:ascii="Cambria Math" w:hAnsi="Cambria Math" w:cs="Times New Roman"/>
-                      <w:sz w:val="28"/>
-                      <w:lang w:val="en-US"/>
-                    </w:rPr>
-                    <m:t>m</m:t>
-                  </m:r>
-                </m:e>
-                <m:sub>
-                  <m:r>
-                    <w:rPr>
-                      <w:rFonts w:ascii="Cambria Math" w:hAnsi="Cambria Math" w:cs="Times New Roman"/>
-                      <w:sz w:val="28"/>
-                    </w:rPr>
-                    <m:t>чм</m:t>
-                  </m:r>
-                </m:sub>
-              </m:sSub>
-              <m:func>
-                <m:funcPr>
-                  <m:ctrlPr>
-                    <w:rPr>
-                      <w:rFonts w:ascii="Cambria Math" w:hAnsi="Cambria Math" w:cs="Times New Roman"/>
-                      <w:i/>
-                      <w:sz w:val="28"/>
-                      <w:lang w:val="en-US"/>
-                    </w:rPr>
-                  </m:ctrlPr>
-                </m:funcPr>
-                <m:fName>
-                  <m:r>
-                    <m:rPr>
-                      <m:sty m:val="p"/>
-                    </m:rPr>
-                    <w:rPr>
-                      <w:rFonts w:ascii="Cambria Math" w:hAnsi="Cambria Math" w:cs="Times New Roman"/>
-                      <w:sz w:val="28"/>
-                      <w:lang w:val="en-US"/>
-                    </w:rPr>
-                    <m:t>sin</m:t>
-                  </m:r>
-                </m:fName>
-                <m:e>
-                  <m:r>
-                    <w:rPr>
-                      <w:rFonts w:ascii="Cambria Math" w:hAnsi="Cambria Math" w:cs="Times New Roman"/>
-                      <w:sz w:val="28"/>
-                      <w:lang w:val="en-US"/>
-                    </w:rPr>
-                    <m:t>Ωt</m:t>
-                  </m:r>
-                </m:e>
-              </m:func>
-              <m:r>
-                <w:rPr>
-                  <w:rFonts w:ascii="Cambria Math" w:hAnsi="Cambria Math" w:cs="Times New Roman"/>
-                  <w:sz w:val="28"/>
-                  <w:lang w:val="en-US"/>
-                </w:rPr>
-                <m:t>)</m:t>
-              </m:r>
-            </m:e>
-          </m:func>
-        </m:oMath>
-      </m:oMathPara>
-    </w:p>
-    <w:p>
-      <w:pPr>
-        <w:ind w:firstLine="709"/>
-        <w:jc w:val="both"/>
-        <w:rPr>
-          <w:rFonts w:ascii="Times New Roman" w:hAnsi="Times New Roman" w:cs="Times New Roman"/>
-          <w:sz w:val="28"/>
-        </w:rPr>
-      </w:pPr>
-      <w:r>
-        <w:rPr>
-          <w:rFonts w:ascii="Times New Roman" w:hAnsi="Times New Roman" w:cs="Times New Roman"/>
           <w:b/>
           <w:sz w:val="28"/>
         </w:rPr>
@@ -4434,6 +4637,7 @@
     <w:p>
       <w:pPr>
         <w:keepNext/>
+        <w:spacing w:after="160"/>
         <w:ind w:hanging="142"/>
         <w:jc w:val="center"/>
       </w:pPr>
@@ -4483,6 +4687,7 @@
     <w:p>
       <w:pPr>
         <w:pStyle w:val="af"/>
+        <w:spacing w:after="160"/>
         <w:jc w:val="center"/>
         <w:rPr>
           <w:rFonts w:ascii="Times New Roman" w:hAnsi="Times New Roman" w:cs="Times New Roman"/>
@@ -4536,6 +4741,275 @@
     </w:p>
     <w:p>
       <w:pPr>
+        <w:spacing w:after="160"/>
+        <w:ind w:firstLine="709"/>
+        <w:jc w:val="right"/>
+        <w:rPr>
+          <w:rFonts w:ascii="Times New Roman" w:hAnsi="Times New Roman" w:cs="Times New Roman"/>
+          <w:sz w:val="28"/>
+        </w:rPr>
+      </w:pPr>
+      <m:oMath>
+        <m:r>
+          <w:rPr>
+            <w:rFonts w:ascii="Cambria Math" w:hAnsi="Cambria Math" w:cs="Times New Roman"/>
+            <w:sz w:val="28"/>
+          </w:rPr>
+          <m:t>φ</m:t>
+        </m:r>
+        <m:d>
+          <m:dPr>
+            <m:ctrlPr>
+              <w:rPr>
+                <w:rFonts w:ascii="Cambria Math" w:hAnsi="Cambria Math" w:cs="Times New Roman"/>
+                <w:i/>
+                <w:sz w:val="28"/>
+                <w:lang w:val="en-US"/>
+              </w:rPr>
+            </m:ctrlPr>
+          </m:dPr>
+          <m:e>
+            <m:r>
+              <w:rPr>
+                <w:rFonts w:ascii="Cambria Math" w:hAnsi="Cambria Math" w:cs="Times New Roman"/>
+                <w:sz w:val="28"/>
+                <w:lang w:val="en-US"/>
+              </w:rPr>
+              <m:t>t</m:t>
+            </m:r>
+          </m:e>
+        </m:d>
+        <m:r>
+          <w:rPr>
+            <w:rFonts w:ascii="Cambria Math" w:hAnsi="Cambria Math" w:cs="Times New Roman"/>
+            <w:sz w:val="28"/>
+          </w:rPr>
+          <m:t>=</m:t>
+        </m:r>
+        <m:sSub>
+          <m:sSubPr>
+            <m:ctrlPr>
+              <w:rPr>
+                <w:rFonts w:ascii="Cambria Math" w:hAnsi="Cambria Math" w:cs="Times New Roman"/>
+                <w:i/>
+                <w:sz w:val="28"/>
+                <w:lang w:val="en-US"/>
+              </w:rPr>
+            </m:ctrlPr>
+          </m:sSubPr>
+          <m:e>
+            <m:r>
+              <w:rPr>
+                <w:rFonts w:ascii="Cambria Math" w:hAnsi="Cambria Math" w:cs="Times New Roman"/>
+                <w:sz w:val="28"/>
+                <w:lang w:val="en-US"/>
+              </w:rPr>
+              <m:t>ω</m:t>
+            </m:r>
+          </m:e>
+          <m:sub>
+            <m:r>
+              <w:rPr>
+                <w:rFonts w:ascii="Cambria Math" w:hAnsi="Cambria Math" w:cs="Times New Roman"/>
+                <w:sz w:val="28"/>
+              </w:rPr>
+              <m:t>0</m:t>
+            </m:r>
+          </m:sub>
+        </m:sSub>
+        <m:r>
+          <w:rPr>
+            <w:rFonts w:ascii="Cambria Math" w:hAnsi="Cambria Math" w:cs="Times New Roman"/>
+            <w:sz w:val="28"/>
+            <w:lang w:val="en-US"/>
+          </w:rPr>
+          <m:t>t</m:t>
+        </m:r>
+        <m:r>
+          <w:rPr>
+            <w:rFonts w:ascii="Cambria Math" w:hAnsi="Cambria Math" w:cs="Times New Roman"/>
+            <w:sz w:val="28"/>
+          </w:rPr>
+          <m:t>+</m:t>
+        </m:r>
+        <m:r>
+          <w:rPr>
+            <w:rFonts w:ascii="Cambria Math" w:hAnsi="Cambria Math" w:cs="Times New Roman"/>
+            <w:sz w:val="28"/>
+            <w:lang w:val="en-US"/>
+          </w:rPr>
+          <m:t>Δφ</m:t>
+        </m:r>
+        <m:d>
+          <m:dPr>
+            <m:ctrlPr>
+              <w:rPr>
+                <w:rFonts w:ascii="Cambria Math" w:hAnsi="Cambria Math" w:cs="Times New Roman"/>
+                <w:i/>
+                <w:sz w:val="28"/>
+                <w:lang w:val="en-US"/>
+              </w:rPr>
+            </m:ctrlPr>
+          </m:dPr>
+          <m:e>
+            <m:r>
+              <w:rPr>
+                <w:rFonts w:ascii="Cambria Math" w:hAnsi="Cambria Math" w:cs="Times New Roman"/>
+                <w:sz w:val="28"/>
+                <w:lang w:val="en-US"/>
+              </w:rPr>
+              <m:t>t</m:t>
+            </m:r>
+          </m:e>
+        </m:d>
+        <m:r>
+          <w:rPr>
+            <w:rFonts w:ascii="Cambria Math" w:hAnsi="Cambria Math" w:cs="Times New Roman"/>
+            <w:sz w:val="28"/>
+          </w:rPr>
+          <m:t>=</m:t>
+        </m:r>
+        <m:sSub>
+          <m:sSubPr>
+            <m:ctrlPr>
+              <w:rPr>
+                <w:rFonts w:ascii="Cambria Math" w:hAnsi="Cambria Math" w:cs="Times New Roman"/>
+                <w:i/>
+                <w:sz w:val="28"/>
+                <w:lang w:val="en-US"/>
+              </w:rPr>
+            </m:ctrlPr>
+          </m:sSubPr>
+          <m:e>
+            <m:r>
+              <w:rPr>
+                <w:rFonts w:ascii="Cambria Math" w:hAnsi="Cambria Math" w:cs="Times New Roman"/>
+                <w:sz w:val="28"/>
+                <w:lang w:val="en-US"/>
+              </w:rPr>
+              <m:t>ω</m:t>
+            </m:r>
+          </m:e>
+          <m:sub>
+            <m:r>
+              <w:rPr>
+                <w:rFonts w:ascii="Cambria Math" w:hAnsi="Cambria Math" w:cs="Times New Roman"/>
+                <w:sz w:val="28"/>
+              </w:rPr>
+              <m:t>0</m:t>
+            </m:r>
+          </m:sub>
+        </m:sSub>
+        <m:r>
+          <w:rPr>
+            <w:rFonts w:ascii="Cambria Math" w:hAnsi="Cambria Math" w:cs="Times New Roman"/>
+            <w:sz w:val="28"/>
+            <w:lang w:val="en-US"/>
+          </w:rPr>
+          <m:t>t</m:t>
+        </m:r>
+        <m:r>
+          <w:rPr>
+            <w:rFonts w:ascii="Cambria Math" w:hAnsi="Cambria Math" w:cs="Times New Roman"/>
+            <w:sz w:val="28"/>
+          </w:rPr>
+          <m:t>+</m:t>
+        </m:r>
+        <m:r>
+          <w:rPr>
+            <w:rFonts w:ascii="Cambria Math" w:hAnsi="Cambria Math" w:cs="Times New Roman"/>
+            <w:sz w:val="28"/>
+            <w:lang w:val="en-US"/>
+          </w:rPr>
+          <m:t>a</m:t>
+        </m:r>
+        <m:sSub>
+          <m:sSubPr>
+            <m:ctrlPr>
+              <w:rPr>
+                <w:rFonts w:ascii="Cambria Math" w:hAnsi="Cambria Math" w:cs="Times New Roman"/>
+                <w:i/>
+                <w:sz w:val="28"/>
+                <w:lang w:val="en-US"/>
+              </w:rPr>
+            </m:ctrlPr>
+          </m:sSubPr>
+          <m:e>
+            <m:r>
+              <w:rPr>
+                <w:rFonts w:ascii="Cambria Math" w:hAnsi="Cambria Math" w:cs="Times New Roman"/>
+                <w:sz w:val="28"/>
+                <w:lang w:val="en-US"/>
+              </w:rPr>
+              <m:t>S</m:t>
+            </m:r>
+          </m:e>
+          <m:sub>
+            <m:r>
+              <w:rPr>
+                <w:rFonts w:ascii="Cambria Math" w:hAnsi="Cambria Math" w:cs="Times New Roman"/>
+                <w:sz w:val="28"/>
+                <w:lang w:val="en-US"/>
+              </w:rPr>
+              <m:t>c</m:t>
+            </m:r>
+          </m:sub>
+        </m:sSub>
+        <m:d>
+          <m:dPr>
+            <m:ctrlPr>
+              <w:rPr>
+                <w:rFonts w:ascii="Cambria Math" w:hAnsi="Cambria Math" w:cs="Times New Roman"/>
+                <w:i/>
+                <w:sz w:val="28"/>
+              </w:rPr>
+            </m:ctrlPr>
+          </m:dPr>
+          <m:e>
+            <m:r>
+              <w:rPr>
+                <w:rFonts w:ascii="Cambria Math" w:hAnsi="Cambria Math" w:cs="Times New Roman"/>
+                <w:sz w:val="28"/>
+                <w:lang w:val="en-US"/>
+              </w:rPr>
+              <m:t>t</m:t>
+            </m:r>
+          </m:e>
+        </m:d>
+        <m:r>
+          <w:rPr>
+            <w:rFonts w:ascii="Cambria Math" w:hAnsi="Cambria Math" w:cs="Times New Roman"/>
+            <w:sz w:val="28"/>
+          </w:rPr>
+          <m:t xml:space="preserve">,  </m:t>
+        </m:r>
+      </m:oMath>
+      <w:r>
+        <w:rPr>
+          <w:rFonts w:ascii="Times New Roman" w:hAnsi="Times New Roman" w:cs="Times New Roman"/>
+          <w:sz w:val="28"/>
+        </w:rPr>
+        <w:tab/>
+      </w:r>
+      <w:r>
+        <w:rPr>
+          <w:rFonts w:ascii="Times New Roman" w:hAnsi="Times New Roman" w:cs="Times New Roman"/>
+          <w:sz w:val="28"/>
+        </w:rPr>
+        <w:tab/>
+      </w:r>
+      <w:r>
+        <w:rPr>
+          <w:rFonts w:ascii="Times New Roman" w:hAnsi="Times New Roman" w:cs="Times New Roman"/>
+          <w:sz w:val="28"/>
+        </w:rPr>
+        <w:tab/>
+        <w:t>(5)</w:t>
+      </w:r>
+    </w:p>
+    <w:p>
+      <w:pPr>
+        <w:spacing w:after="160"/>
         <w:ind w:firstLine="709"/>
         <w:jc w:val="both"/>
         <w:rPr>
@@ -4551,233 +5025,7 @@
               <w:rFonts w:ascii="Cambria Math" w:hAnsi="Cambria Math" w:cs="Times New Roman"/>
               <w:sz w:val="28"/>
             </w:rPr>
-            <m:t>φ</m:t>
-          </m:r>
-          <m:d>
-            <m:dPr>
-              <m:ctrlPr>
-                <w:rPr>
-                  <w:rFonts w:ascii="Cambria Math" w:hAnsi="Cambria Math" w:cs="Times New Roman"/>
-                  <w:i/>
-                  <w:sz w:val="28"/>
-                  <w:lang w:val="en-US"/>
-                </w:rPr>
-              </m:ctrlPr>
-            </m:dPr>
-            <m:e>
-              <m:r>
-                <w:rPr>
-                  <w:rFonts w:ascii="Cambria Math" w:hAnsi="Cambria Math" w:cs="Times New Roman"/>
-                  <w:sz w:val="28"/>
-                  <w:lang w:val="en-US"/>
-                </w:rPr>
-                <m:t>t</m:t>
-              </m:r>
-            </m:e>
-          </m:d>
-          <m:r>
-            <w:rPr>
-              <w:rFonts w:ascii="Cambria Math" w:hAnsi="Cambria Math" w:cs="Times New Roman"/>
-              <w:sz w:val="28"/>
-            </w:rPr>
-            <m:t>=</m:t>
-          </m:r>
-          <m:sSub>
-            <m:sSubPr>
-              <m:ctrlPr>
-                <w:rPr>
-                  <w:rFonts w:ascii="Cambria Math" w:hAnsi="Cambria Math" w:cs="Times New Roman"/>
-                  <w:i/>
-                  <w:sz w:val="28"/>
-                  <w:lang w:val="en-US"/>
-                </w:rPr>
-              </m:ctrlPr>
-            </m:sSubPr>
-            <m:e>
-              <m:r>
-                <w:rPr>
-                  <w:rFonts w:ascii="Cambria Math" w:hAnsi="Cambria Math" w:cs="Times New Roman"/>
-                  <w:sz w:val="28"/>
-                  <w:lang w:val="en-US"/>
-                </w:rPr>
-                <m:t>ω</m:t>
-              </m:r>
-            </m:e>
-            <m:sub>
-              <m:r>
-                <w:rPr>
-                  <w:rFonts w:ascii="Cambria Math" w:hAnsi="Cambria Math" w:cs="Times New Roman"/>
-                  <w:sz w:val="28"/>
-                </w:rPr>
-                <m:t>0</m:t>
-              </m:r>
-            </m:sub>
-          </m:sSub>
-          <m:r>
-            <w:rPr>
-              <w:rFonts w:ascii="Cambria Math" w:hAnsi="Cambria Math" w:cs="Times New Roman"/>
-              <w:sz w:val="28"/>
-              <w:lang w:val="en-US"/>
-            </w:rPr>
-            <m:t>t</m:t>
-          </m:r>
-          <m:r>
-            <w:rPr>
-              <w:rFonts w:ascii="Cambria Math" w:hAnsi="Cambria Math" w:cs="Times New Roman"/>
-              <w:sz w:val="28"/>
-            </w:rPr>
-            <m:t>+</m:t>
-          </m:r>
-          <m:r>
-            <w:rPr>
-              <w:rFonts w:ascii="Cambria Math" w:hAnsi="Cambria Math" w:cs="Times New Roman"/>
-              <w:sz w:val="28"/>
-              <w:lang w:val="en-US"/>
-            </w:rPr>
-            <m:t>Δφ</m:t>
-          </m:r>
-          <m:d>
-            <m:dPr>
-              <m:ctrlPr>
-                <w:rPr>
-                  <w:rFonts w:ascii="Cambria Math" w:hAnsi="Cambria Math" w:cs="Times New Roman"/>
-                  <w:i/>
-                  <w:sz w:val="28"/>
-                  <w:lang w:val="en-US"/>
-                </w:rPr>
-              </m:ctrlPr>
-            </m:dPr>
-            <m:e>
-              <m:r>
-                <w:rPr>
-                  <w:rFonts w:ascii="Cambria Math" w:hAnsi="Cambria Math" w:cs="Times New Roman"/>
-                  <w:sz w:val="28"/>
-                  <w:lang w:val="en-US"/>
-                </w:rPr>
-                <m:t>t</m:t>
-              </m:r>
-            </m:e>
-          </m:d>
-          <m:r>
-            <w:rPr>
-              <w:rFonts w:ascii="Cambria Math" w:hAnsi="Cambria Math" w:cs="Times New Roman"/>
-              <w:sz w:val="28"/>
-            </w:rPr>
-            <m:t>=</m:t>
-          </m:r>
-          <m:sSub>
-            <m:sSubPr>
-              <m:ctrlPr>
-                <w:rPr>
-                  <w:rFonts w:ascii="Cambria Math" w:hAnsi="Cambria Math" w:cs="Times New Roman"/>
-                  <w:i/>
-                  <w:sz w:val="28"/>
-                  <w:lang w:val="en-US"/>
-                </w:rPr>
-              </m:ctrlPr>
-            </m:sSubPr>
-            <m:e>
-              <m:r>
-                <w:rPr>
-                  <w:rFonts w:ascii="Cambria Math" w:hAnsi="Cambria Math" w:cs="Times New Roman"/>
-                  <w:sz w:val="28"/>
-                  <w:lang w:val="en-US"/>
-                </w:rPr>
-                <m:t>ω</m:t>
-              </m:r>
-            </m:e>
-            <m:sub>
-              <m:r>
-                <w:rPr>
-                  <w:rFonts w:ascii="Cambria Math" w:hAnsi="Cambria Math" w:cs="Times New Roman"/>
-                  <w:sz w:val="28"/>
-                </w:rPr>
-                <m:t>0</m:t>
-              </m:r>
-            </m:sub>
-          </m:sSub>
-          <m:r>
-            <w:rPr>
-              <w:rFonts w:ascii="Cambria Math" w:hAnsi="Cambria Math" w:cs="Times New Roman"/>
-              <w:sz w:val="28"/>
-              <w:lang w:val="en-US"/>
-            </w:rPr>
-            <m:t>t</m:t>
-          </m:r>
-          <m:r>
-            <w:rPr>
-              <w:rFonts w:ascii="Cambria Math" w:hAnsi="Cambria Math" w:cs="Times New Roman"/>
-              <w:sz w:val="28"/>
-            </w:rPr>
-            <m:t>+</m:t>
-          </m:r>
-          <m:r>
-            <w:rPr>
-              <w:rFonts w:ascii="Cambria Math" w:hAnsi="Cambria Math" w:cs="Times New Roman"/>
-              <w:sz w:val="28"/>
-              <w:lang w:val="en-US"/>
-            </w:rPr>
-            <m:t>a</m:t>
-          </m:r>
-          <m:sSub>
-            <m:sSubPr>
-              <m:ctrlPr>
-                <w:rPr>
-                  <w:rFonts w:ascii="Cambria Math" w:hAnsi="Cambria Math" w:cs="Times New Roman"/>
-                  <w:i/>
-                  <w:sz w:val="28"/>
-                  <w:lang w:val="en-US"/>
-                </w:rPr>
-              </m:ctrlPr>
-            </m:sSubPr>
-            <m:e>
-              <m:r>
-                <w:rPr>
-                  <w:rFonts w:ascii="Cambria Math" w:hAnsi="Cambria Math" w:cs="Times New Roman"/>
-                  <w:sz w:val="28"/>
-                  <w:lang w:val="en-US"/>
-                </w:rPr>
-                <m:t>S</m:t>
-              </m:r>
-            </m:e>
-            <m:sub>
-              <m:r>
-                <w:rPr>
-                  <w:rFonts w:ascii="Cambria Math" w:hAnsi="Cambria Math" w:cs="Times New Roman"/>
-                  <w:sz w:val="28"/>
-                  <w:lang w:val="en-US"/>
-                </w:rPr>
-                <m:t>c</m:t>
-              </m:r>
-            </m:sub>
-          </m:sSub>
-          <m:d>
-            <m:dPr>
-              <m:ctrlPr>
-                <w:rPr>
-                  <w:rFonts w:ascii="Cambria Math" w:hAnsi="Cambria Math" w:cs="Times New Roman"/>
-                  <w:i/>
-                  <w:sz w:val="28"/>
-                </w:rPr>
-              </m:ctrlPr>
-            </m:dPr>
-            <m:e>
-              <m:r>
-                <w:rPr>
-                  <w:rFonts w:ascii="Cambria Math" w:hAnsi="Cambria Math" w:cs="Times New Roman"/>
-                  <w:sz w:val="28"/>
-                  <w:lang w:val="en-US"/>
-                </w:rPr>
-                <m:t>t</m:t>
-              </m:r>
-            </m:e>
-          </m:d>
-          <m:r>
-            <w:rPr>
-              <w:rFonts w:ascii="Cambria Math" w:hAnsi="Cambria Math" w:cs="Times New Roman"/>
-              <w:sz w:val="28"/>
-            </w:rPr>
-            <m:t xml:space="preserve">,  где </m:t>
+            <m:t xml:space="preserve">где </m:t>
           </m:r>
           <m:sSub>
             <m:sSubPr>
@@ -4844,6 +5092,7 @@
     </w:p>
     <w:p>
       <w:pPr>
+        <w:spacing w:after="160"/>
         <w:ind w:firstLine="709"/>
         <w:jc w:val="both"/>
         <w:rPr>
@@ -4861,439 +5110,541 @@
     </w:p>
     <w:p>
       <w:pPr>
+        <w:spacing w:after="160"/>
+        <w:ind w:firstLine="709"/>
+        <w:jc w:val="right"/>
+        <w:rPr>
+          <w:rFonts w:ascii="Times New Roman" w:hAnsi="Times New Roman" w:cs="Times New Roman"/>
+          <w:sz w:val="28"/>
+        </w:rPr>
+      </w:pPr>
+      <m:oMath>
+        <m:sSub>
+          <m:sSubPr>
+            <m:ctrlPr>
+              <w:rPr>
+                <w:rFonts w:ascii="Cambria Math" w:hAnsi="Cambria Math" w:cs="Times New Roman"/>
+                <w:i/>
+                <w:sz w:val="28"/>
+                <w:lang w:val="en-US"/>
+              </w:rPr>
+            </m:ctrlPr>
+          </m:sSubPr>
+          <m:e>
+            <m:r>
+              <w:rPr>
+                <w:rFonts w:ascii="Cambria Math" w:hAnsi="Cambria Math" w:cs="Times New Roman"/>
+                <w:sz w:val="28"/>
+                <w:lang w:val="en-US"/>
+              </w:rPr>
+              <m:t>S</m:t>
+            </m:r>
+          </m:e>
+          <m:sub>
+            <m:r>
+              <w:rPr>
+                <w:rFonts w:ascii="Cambria Math" w:hAnsi="Cambria Math" w:cs="Times New Roman"/>
+                <w:sz w:val="28"/>
+              </w:rPr>
+              <m:t>фм</m:t>
+            </m:r>
+          </m:sub>
+        </m:sSub>
+        <m:d>
+          <m:dPr>
+            <m:ctrlPr>
+              <w:rPr>
+                <w:rFonts w:ascii="Cambria Math" w:hAnsi="Cambria Math" w:cs="Times New Roman"/>
+                <w:i/>
+                <w:sz w:val="28"/>
+                <w:lang w:val="en-US"/>
+              </w:rPr>
+            </m:ctrlPr>
+          </m:dPr>
+          <m:e>
+            <m:r>
+              <w:rPr>
+                <w:rFonts w:ascii="Cambria Math" w:hAnsi="Cambria Math" w:cs="Times New Roman"/>
+                <w:sz w:val="28"/>
+                <w:lang w:val="en-US"/>
+              </w:rPr>
+              <m:t>t</m:t>
+            </m:r>
+          </m:e>
+        </m:d>
+        <m:r>
+          <w:rPr>
+            <w:rFonts w:ascii="Cambria Math" w:hAnsi="Cambria Math" w:cs="Times New Roman"/>
+            <w:sz w:val="28"/>
+          </w:rPr>
+          <m:t>=</m:t>
+        </m:r>
+        <m:sSub>
+          <m:sSubPr>
+            <m:ctrlPr>
+              <w:rPr>
+                <w:rFonts w:ascii="Cambria Math" w:hAnsi="Cambria Math" w:cs="Times New Roman"/>
+                <w:i/>
+                <w:sz w:val="28"/>
+                <w:lang w:val="en-US"/>
+              </w:rPr>
+            </m:ctrlPr>
+          </m:sSubPr>
+          <m:e>
+            <m:r>
+              <w:rPr>
+                <w:rFonts w:ascii="Cambria Math" w:hAnsi="Cambria Math" w:cs="Times New Roman"/>
+                <w:sz w:val="28"/>
+                <w:lang w:val="en-US"/>
+              </w:rPr>
+              <m:t>U</m:t>
+            </m:r>
+          </m:e>
+          <m:sub>
+            <m:r>
+              <w:rPr>
+                <w:rFonts w:ascii="Cambria Math" w:hAnsi="Cambria Math" w:cs="Times New Roman"/>
+                <w:sz w:val="28"/>
+                <w:lang w:val="en-US"/>
+              </w:rPr>
+              <m:t>m</m:t>
+            </m:r>
+          </m:sub>
+        </m:sSub>
+        <m:func>
+          <m:funcPr>
+            <m:ctrlPr>
+              <w:rPr>
+                <w:rFonts w:ascii="Cambria Math" w:hAnsi="Cambria Math" w:cs="Times New Roman"/>
+                <w:i/>
+                <w:sz w:val="28"/>
+                <w:lang w:val="en-US"/>
+              </w:rPr>
+            </m:ctrlPr>
+          </m:funcPr>
+          <m:fName>
+            <m:r>
+              <m:rPr>
+                <m:sty m:val="p"/>
+              </m:rPr>
+              <w:rPr>
+                <w:rFonts w:ascii="Cambria Math" w:hAnsi="Cambria Math" w:cs="Times New Roman"/>
+                <w:sz w:val="28"/>
+                <w:lang w:val="en-US"/>
+              </w:rPr>
+              <m:t>cos</m:t>
+            </m:r>
+          </m:fName>
+          <m:e>
+            <m:r>
+              <w:rPr>
+                <w:rFonts w:ascii="Cambria Math" w:hAnsi="Cambria Math" w:cs="Times New Roman"/>
+                <w:sz w:val="28"/>
+              </w:rPr>
+              <m:t>(</m:t>
+            </m:r>
+            <m:sSub>
+              <m:sSubPr>
+                <m:ctrlPr>
+                  <w:rPr>
+                    <w:rFonts w:ascii="Cambria Math" w:hAnsi="Cambria Math" w:cs="Times New Roman"/>
+                    <w:i/>
+                    <w:sz w:val="28"/>
+                    <w:lang w:val="en-US"/>
+                  </w:rPr>
+                </m:ctrlPr>
+              </m:sSubPr>
+              <m:e>
+                <m:r>
+                  <w:rPr>
+                    <w:rFonts w:ascii="Cambria Math" w:hAnsi="Cambria Math" w:cs="Times New Roman"/>
+                    <w:sz w:val="28"/>
+                    <w:lang w:val="en-US"/>
+                  </w:rPr>
+                  <m:t>ω</m:t>
+                </m:r>
+              </m:e>
+              <m:sub>
+                <m:r>
+                  <w:rPr>
+                    <w:rFonts w:ascii="Cambria Math" w:hAnsi="Cambria Math" w:cs="Times New Roman"/>
+                    <w:sz w:val="28"/>
+                  </w:rPr>
+                  <m:t>0</m:t>
+                </m:r>
+              </m:sub>
+            </m:sSub>
+            <m:r>
+              <w:rPr>
+                <w:rFonts w:ascii="Cambria Math" w:hAnsi="Cambria Math" w:cs="Times New Roman"/>
+                <w:sz w:val="28"/>
+                <w:lang w:val="en-US"/>
+              </w:rPr>
+              <m:t>t</m:t>
+            </m:r>
+            <m:r>
+              <w:rPr>
+                <w:rFonts w:ascii="Cambria Math" w:hAnsi="Cambria Math" w:cs="Times New Roman"/>
+                <w:sz w:val="28"/>
+              </w:rPr>
+              <m:t>+</m:t>
+            </m:r>
+            <m:r>
+              <w:rPr>
+                <w:rFonts w:ascii="Cambria Math" w:hAnsi="Cambria Math" w:cs="Times New Roman"/>
+                <w:sz w:val="28"/>
+                <w:lang w:val="en-US"/>
+              </w:rPr>
+              <m:t>a</m:t>
+            </m:r>
+            <m:sSub>
+              <m:sSubPr>
+                <m:ctrlPr>
+                  <w:rPr>
+                    <w:rFonts w:ascii="Cambria Math" w:hAnsi="Cambria Math" w:cs="Times New Roman"/>
+                    <w:i/>
+                    <w:sz w:val="28"/>
+                    <w:lang w:val="en-US"/>
+                  </w:rPr>
+                </m:ctrlPr>
+              </m:sSubPr>
+              <m:e>
+                <m:r>
+                  <w:rPr>
+                    <w:rFonts w:ascii="Cambria Math" w:hAnsi="Cambria Math" w:cs="Times New Roman"/>
+                    <w:sz w:val="28"/>
+                    <w:lang w:val="en-US"/>
+                  </w:rPr>
+                  <m:t>S</m:t>
+                </m:r>
+              </m:e>
+              <m:sub>
+                <m:r>
+                  <w:rPr>
+                    <w:rFonts w:ascii="Cambria Math" w:hAnsi="Cambria Math" w:cs="Times New Roman"/>
+                    <w:sz w:val="28"/>
+                    <w:lang w:val="en-US"/>
+                  </w:rPr>
+                  <m:t>c</m:t>
+                </m:r>
+              </m:sub>
+            </m:sSub>
+            <m:d>
+              <m:dPr>
+                <m:ctrlPr>
+                  <w:rPr>
+                    <w:rFonts w:ascii="Cambria Math" w:hAnsi="Cambria Math" w:cs="Times New Roman"/>
+                    <w:i/>
+                    <w:sz w:val="28"/>
+                  </w:rPr>
+                </m:ctrlPr>
+              </m:dPr>
+              <m:e>
+                <m:r>
+                  <w:rPr>
+                    <w:rFonts w:ascii="Cambria Math" w:hAnsi="Cambria Math" w:cs="Times New Roman"/>
+                    <w:sz w:val="28"/>
+                    <w:lang w:val="en-US"/>
+                  </w:rPr>
+                  <m:t>t</m:t>
+                </m:r>
+              </m:e>
+            </m:d>
+            <m:r>
+              <w:rPr>
+                <w:rFonts w:ascii="Cambria Math" w:hAnsi="Cambria Math" w:cs="Times New Roman"/>
+                <w:sz w:val="28"/>
+              </w:rPr>
+              <m:t>)</m:t>
+            </m:r>
+          </m:e>
+        </m:func>
+      </m:oMath>
+      <w:r>
+        <w:rPr>
+          <w:rFonts w:ascii="Times New Roman" w:hAnsi="Times New Roman" w:cs="Times New Roman"/>
+          <w:i/>
+          <w:sz w:val="28"/>
+        </w:rPr>
+        <w:t xml:space="preserve"> </w:t>
+      </w:r>
+      <w:r>
+        <w:rPr>
+          <w:rFonts w:ascii="Times New Roman" w:hAnsi="Times New Roman" w:cs="Times New Roman"/>
+          <w:i/>
+          <w:sz w:val="28"/>
+        </w:rPr>
+        <w:tab/>
+      </w:r>
+      <w:r>
+        <w:rPr>
+          <w:rFonts w:ascii="Times New Roman" w:hAnsi="Times New Roman" w:cs="Times New Roman"/>
+          <w:i/>
+          <w:sz w:val="28"/>
+        </w:rPr>
+        <w:tab/>
+      </w:r>
+      <w:r>
+        <w:rPr>
+          <w:rFonts w:ascii="Times New Roman" w:hAnsi="Times New Roman" w:cs="Times New Roman"/>
+          <w:i/>
+          <w:sz w:val="28"/>
+        </w:rPr>
+        <w:tab/>
+      </w:r>
+      <w:r>
+        <w:rPr>
+          <w:rFonts w:ascii="Times New Roman" w:hAnsi="Times New Roman" w:cs="Times New Roman"/>
+          <w:i/>
+          <w:sz w:val="28"/>
+        </w:rPr>
+        <w:tab/>
+      </w:r>
+      <w:r>
+        <w:rPr>
+          <w:rFonts w:ascii="Times New Roman" w:hAnsi="Times New Roman" w:cs="Times New Roman"/>
+          <w:sz w:val="28"/>
+        </w:rPr>
+        <w:t>(6</w:t>
+      </w:r>
+      <w:r>
+        <w:rPr>
+          <w:rFonts w:ascii="Times New Roman" w:hAnsi="Times New Roman" w:cs="Times New Roman"/>
+          <w:sz w:val="28"/>
+        </w:rPr>
+        <w:t>)</w:t>
+      </w:r>
+    </w:p>
+    <w:p>
+      <w:pPr>
+        <w:spacing w:after="160"/>
         <w:ind w:firstLine="709"/>
         <w:jc w:val="both"/>
         <w:rPr>
           <w:rFonts w:ascii="Times New Roman" w:hAnsi="Times New Roman" w:cs="Times New Roman"/>
+          <w:sz w:val="28"/>
+        </w:rPr>
+      </w:pPr>
+      <w:r>
+        <w:rPr>
+          <w:rFonts w:ascii="Times New Roman" w:hAnsi="Times New Roman" w:cs="Times New Roman"/>
+          <w:sz w:val="28"/>
+        </w:rPr>
+        <w:t>Максимальное отклонение фазы называется отклонением модуляции.</w:t>
+      </w:r>
+    </w:p>
+    <w:p>
+      <w:pPr>
+        <w:spacing w:after="160"/>
+        <w:ind w:firstLine="709"/>
+        <w:jc w:val="right"/>
+        <w:rPr>
+          <w:rFonts w:ascii="Times New Roman" w:hAnsi="Times New Roman" w:cs="Times New Roman"/>
+          <w:sz w:val="28"/>
+        </w:rPr>
+      </w:pPr>
+      <m:oMath>
+        <m:sSub>
+          <m:sSubPr>
+            <m:ctrlPr>
+              <w:rPr>
+                <w:rFonts w:ascii="Cambria Math" w:hAnsi="Cambria Math" w:cs="Times New Roman"/>
+                <w:i/>
+                <w:sz w:val="28"/>
+              </w:rPr>
+            </m:ctrlPr>
+          </m:sSubPr>
+          <m:e>
+            <m:r>
+              <w:rPr>
+                <w:rFonts w:ascii="Cambria Math" w:hAnsi="Cambria Math" w:cs="Times New Roman"/>
+                <w:sz w:val="28"/>
+                <w:lang w:val="en-US"/>
+              </w:rPr>
+              <m:t>m</m:t>
+            </m:r>
+          </m:e>
+          <m:sub>
+            <m:r>
+              <w:rPr>
+                <w:rFonts w:ascii="Cambria Math" w:hAnsi="Cambria Math" w:cs="Times New Roman"/>
+                <w:sz w:val="28"/>
+              </w:rPr>
+              <m:t>фм</m:t>
+            </m:r>
+          </m:sub>
+        </m:sSub>
+        <m:r>
+          <w:rPr>
+            <w:rFonts w:ascii="Cambria Math" w:hAnsi="Cambria Math" w:cs="Times New Roman"/>
+            <w:sz w:val="28"/>
+          </w:rPr>
+          <m:t>=</m:t>
+        </m:r>
+        <m:r>
+          <w:rPr>
+            <w:rFonts w:ascii="Cambria Math" w:hAnsi="Cambria Math" w:cs="Times New Roman"/>
+            <w:sz w:val="28"/>
+            <w:lang w:val="en-US"/>
+          </w:rPr>
+          <m:t>a</m:t>
+        </m:r>
+        <m:sSub>
+          <m:sSubPr>
+            <m:ctrlPr>
+              <w:rPr>
+                <w:rFonts w:ascii="Cambria Math" w:hAnsi="Cambria Math" w:cs="Times New Roman"/>
+                <w:i/>
+                <w:sz w:val="28"/>
+                <w:lang w:val="en-US"/>
+              </w:rPr>
+            </m:ctrlPr>
+          </m:sSubPr>
+          <m:e>
+            <m:d>
+              <m:dPr>
+                <m:begChr m:val="|"/>
+                <m:endChr m:val="|"/>
+                <m:ctrlPr>
+                  <w:rPr>
+                    <w:rFonts w:ascii="Cambria Math" w:hAnsi="Cambria Math" w:cs="Times New Roman"/>
+                    <w:i/>
+                    <w:sz w:val="28"/>
+                    <w:lang w:val="en-US"/>
+                  </w:rPr>
+                </m:ctrlPr>
+              </m:dPr>
+              <m:e>
+                <m:sSub>
+                  <m:sSubPr>
+                    <m:ctrlPr>
+                      <w:rPr>
+                        <w:rFonts w:ascii="Cambria Math" w:hAnsi="Cambria Math" w:cs="Times New Roman"/>
+                        <w:i/>
+                        <w:sz w:val="28"/>
+                        <w:lang w:val="en-US"/>
+                      </w:rPr>
+                    </m:ctrlPr>
+                  </m:sSubPr>
+                  <m:e>
+                    <m:r>
+                      <w:rPr>
+                        <w:rFonts w:ascii="Cambria Math" w:hAnsi="Cambria Math" w:cs="Times New Roman"/>
+                        <w:sz w:val="28"/>
+                        <w:lang w:val="en-US"/>
+                      </w:rPr>
+                      <m:t>S</m:t>
+                    </m:r>
+                  </m:e>
+                  <m:sub>
+                    <m:r>
+                      <w:rPr>
+                        <w:rFonts w:ascii="Cambria Math" w:hAnsi="Cambria Math" w:cs="Times New Roman"/>
+                        <w:sz w:val="28"/>
+                        <w:lang w:val="en-US"/>
+                      </w:rPr>
+                      <m:t>c</m:t>
+                    </m:r>
+                  </m:sub>
+                </m:sSub>
+                <m:d>
+                  <m:dPr>
+                    <m:ctrlPr>
+                      <w:rPr>
+                        <w:rFonts w:ascii="Cambria Math" w:hAnsi="Cambria Math" w:cs="Times New Roman"/>
+                        <w:i/>
+                        <w:sz w:val="28"/>
+                      </w:rPr>
+                    </m:ctrlPr>
+                  </m:dPr>
+                  <m:e>
+                    <m:r>
+                      <w:rPr>
+                        <w:rFonts w:ascii="Cambria Math" w:hAnsi="Cambria Math" w:cs="Times New Roman"/>
+                        <w:sz w:val="28"/>
+                        <w:lang w:val="en-US"/>
+                      </w:rPr>
+                      <m:t>t</m:t>
+                    </m:r>
+                  </m:e>
+                </m:d>
+              </m:e>
+            </m:d>
+          </m:e>
+          <m:sub>
+            <m:r>
+              <w:rPr>
+                <w:rFonts w:ascii="Cambria Math" w:hAnsi="Cambria Math" w:cs="Times New Roman"/>
+                <w:sz w:val="28"/>
+                <w:lang w:val="en-US"/>
+              </w:rPr>
+              <m:t>max</m:t>
+            </m:r>
+          </m:sub>
+        </m:sSub>
+      </m:oMath>
+      <w:r>
+        <w:rPr>
+          <w:rFonts w:ascii="Times New Roman" w:hAnsi="Times New Roman" w:cs="Times New Roman"/>
           <w:i/>
           <w:sz w:val="28"/>
         </w:rPr>
-      </w:pPr>
-      <m:oMathPara>
-        <m:oMath>
-          <m:sSub>
-            <m:sSubPr>
-              <m:ctrlPr>
-                <w:rPr>
-                  <w:rFonts w:ascii="Cambria Math" w:hAnsi="Cambria Math" w:cs="Times New Roman"/>
-                  <w:i/>
-                  <w:sz w:val="28"/>
-                  <w:lang w:val="en-US"/>
-                </w:rPr>
-              </m:ctrlPr>
-            </m:sSubPr>
-            <m:e>
-              <m:r>
-                <w:rPr>
-                  <w:rFonts w:ascii="Cambria Math" w:hAnsi="Cambria Math" w:cs="Times New Roman"/>
-                  <w:sz w:val="28"/>
-                  <w:lang w:val="en-US"/>
-                </w:rPr>
-                <m:t>S</m:t>
-              </m:r>
-            </m:e>
-            <m:sub>
-              <m:r>
-                <w:rPr>
-                  <w:rFonts w:ascii="Cambria Math" w:hAnsi="Cambria Math" w:cs="Times New Roman"/>
-                  <w:sz w:val="28"/>
-                </w:rPr>
-                <m:t>фм</m:t>
-              </m:r>
-            </m:sub>
-          </m:sSub>
-          <m:d>
-            <m:dPr>
-              <m:ctrlPr>
-                <w:rPr>
-                  <w:rFonts w:ascii="Cambria Math" w:hAnsi="Cambria Math" w:cs="Times New Roman"/>
-                  <w:i/>
-                  <w:sz w:val="28"/>
-                  <w:lang w:val="en-US"/>
-                </w:rPr>
-              </m:ctrlPr>
-            </m:dPr>
-            <m:e>
-              <m:r>
-                <w:rPr>
-                  <w:rFonts w:ascii="Cambria Math" w:hAnsi="Cambria Math" w:cs="Times New Roman"/>
-                  <w:sz w:val="28"/>
-                  <w:lang w:val="en-US"/>
-                </w:rPr>
-                <m:t>t</m:t>
-              </m:r>
-            </m:e>
-          </m:d>
-          <m:r>
-            <w:rPr>
-              <w:rFonts w:ascii="Cambria Math" w:hAnsi="Cambria Math" w:cs="Times New Roman"/>
-              <w:sz w:val="28"/>
-              <w:lang w:val="en-US"/>
-            </w:rPr>
-            <m:t>=</m:t>
-          </m:r>
-          <m:sSub>
-            <m:sSubPr>
-              <m:ctrlPr>
-                <w:rPr>
-                  <w:rFonts w:ascii="Cambria Math" w:hAnsi="Cambria Math" w:cs="Times New Roman"/>
-                  <w:i/>
-                  <w:sz w:val="28"/>
-                  <w:lang w:val="en-US"/>
-                </w:rPr>
-              </m:ctrlPr>
-            </m:sSubPr>
-            <m:e>
-              <m:r>
-                <w:rPr>
-                  <w:rFonts w:ascii="Cambria Math" w:hAnsi="Cambria Math" w:cs="Times New Roman"/>
-                  <w:sz w:val="28"/>
-                  <w:lang w:val="en-US"/>
-                </w:rPr>
-                <m:t>U</m:t>
-              </m:r>
-            </m:e>
-            <m:sub>
-              <m:r>
-                <w:rPr>
-                  <w:rFonts w:ascii="Cambria Math" w:hAnsi="Cambria Math" w:cs="Times New Roman"/>
-                  <w:sz w:val="28"/>
-                  <w:lang w:val="en-US"/>
-                </w:rPr>
-                <m:t>m</m:t>
-              </m:r>
-            </m:sub>
-          </m:sSub>
-          <m:func>
-            <m:funcPr>
-              <m:ctrlPr>
-                <w:rPr>
-                  <w:rFonts w:ascii="Cambria Math" w:hAnsi="Cambria Math" w:cs="Times New Roman"/>
-                  <w:i/>
-                  <w:sz w:val="28"/>
-                  <w:lang w:val="en-US"/>
-                </w:rPr>
-              </m:ctrlPr>
-            </m:funcPr>
-            <m:fName>
-              <m:r>
-                <m:rPr>
-                  <m:sty m:val="p"/>
-                </m:rPr>
-                <w:rPr>
-                  <w:rFonts w:ascii="Cambria Math" w:hAnsi="Cambria Math" w:cs="Times New Roman"/>
-                  <w:sz w:val="28"/>
-                  <w:lang w:val="en-US"/>
-                </w:rPr>
-                <m:t>cos</m:t>
-              </m:r>
-            </m:fName>
-            <m:e>
-              <m:r>
-                <w:rPr>
-                  <w:rFonts w:ascii="Cambria Math" w:hAnsi="Cambria Math" w:cs="Times New Roman"/>
-                  <w:sz w:val="28"/>
-                  <w:lang w:val="en-US"/>
-                </w:rPr>
-                <m:t>(</m:t>
-              </m:r>
-              <m:sSub>
-                <m:sSubPr>
-                  <m:ctrlPr>
-                    <w:rPr>
-                      <w:rFonts w:ascii="Cambria Math" w:hAnsi="Cambria Math" w:cs="Times New Roman"/>
-                      <w:i/>
-                      <w:sz w:val="28"/>
-                      <w:lang w:val="en-US"/>
-                    </w:rPr>
-                  </m:ctrlPr>
-                </m:sSubPr>
-                <m:e>
-                  <m:r>
-                    <w:rPr>
-                      <w:rFonts w:ascii="Cambria Math" w:hAnsi="Cambria Math" w:cs="Times New Roman"/>
-                      <w:sz w:val="28"/>
-                      <w:lang w:val="en-US"/>
-                    </w:rPr>
-                    <m:t>ω</m:t>
-                  </m:r>
-                </m:e>
-                <m:sub>
-                  <m:r>
-                    <w:rPr>
-                      <w:rFonts w:ascii="Cambria Math" w:hAnsi="Cambria Math" w:cs="Times New Roman"/>
-                      <w:sz w:val="28"/>
-                    </w:rPr>
-                    <m:t>0</m:t>
-                  </m:r>
-                </m:sub>
-              </m:sSub>
-              <m:r>
-                <w:rPr>
-                  <w:rFonts w:ascii="Cambria Math" w:hAnsi="Cambria Math" w:cs="Times New Roman"/>
-                  <w:sz w:val="28"/>
-                  <w:lang w:val="en-US"/>
-                </w:rPr>
-                <m:t>t</m:t>
-              </m:r>
-              <m:r>
-                <w:rPr>
-                  <w:rFonts w:ascii="Cambria Math" w:hAnsi="Cambria Math" w:cs="Times New Roman"/>
-                  <w:sz w:val="28"/>
-                </w:rPr>
-                <m:t>+</m:t>
-              </m:r>
-              <m:r>
-                <w:rPr>
-                  <w:rFonts w:ascii="Cambria Math" w:hAnsi="Cambria Math" w:cs="Times New Roman"/>
-                  <w:sz w:val="28"/>
-                  <w:lang w:val="en-US"/>
-                </w:rPr>
-                <m:t>a</m:t>
-              </m:r>
-              <m:sSub>
-                <m:sSubPr>
-                  <m:ctrlPr>
-                    <w:rPr>
-                      <w:rFonts w:ascii="Cambria Math" w:hAnsi="Cambria Math" w:cs="Times New Roman"/>
-                      <w:i/>
-                      <w:sz w:val="28"/>
-                      <w:lang w:val="en-US"/>
-                    </w:rPr>
-                  </m:ctrlPr>
-                </m:sSubPr>
-                <m:e>
-                  <m:r>
-                    <w:rPr>
-                      <w:rFonts w:ascii="Cambria Math" w:hAnsi="Cambria Math" w:cs="Times New Roman"/>
-                      <w:sz w:val="28"/>
-                      <w:lang w:val="en-US"/>
-                    </w:rPr>
-                    <m:t>S</m:t>
-                  </m:r>
-                </m:e>
-                <m:sub>
-                  <m:r>
-                    <w:rPr>
-                      <w:rFonts w:ascii="Cambria Math" w:hAnsi="Cambria Math" w:cs="Times New Roman"/>
-                      <w:sz w:val="28"/>
-                      <w:lang w:val="en-US"/>
-                    </w:rPr>
-                    <m:t>c</m:t>
-                  </m:r>
-                </m:sub>
-              </m:sSub>
-              <m:d>
-                <m:dPr>
-                  <m:ctrlPr>
-                    <w:rPr>
-                      <w:rFonts w:ascii="Cambria Math" w:hAnsi="Cambria Math" w:cs="Times New Roman"/>
-                      <w:i/>
-                      <w:sz w:val="28"/>
-                    </w:rPr>
-                  </m:ctrlPr>
-                </m:dPr>
-                <m:e>
-                  <m:r>
-                    <w:rPr>
-                      <w:rFonts w:ascii="Cambria Math" w:hAnsi="Cambria Math" w:cs="Times New Roman"/>
-                      <w:sz w:val="28"/>
-                      <w:lang w:val="en-US"/>
-                    </w:rPr>
-                    <m:t>t</m:t>
-                  </m:r>
-                </m:e>
-              </m:d>
-              <m:r>
-                <w:rPr>
-                  <w:rFonts w:ascii="Cambria Math" w:hAnsi="Cambria Math" w:cs="Times New Roman"/>
-                  <w:sz w:val="28"/>
-                  <w:lang w:val="en-US"/>
-                </w:rPr>
-                <m:t>)</m:t>
-              </m:r>
-            </m:e>
-          </m:func>
-        </m:oMath>
-      </m:oMathPara>
-    </w:p>
-    <w:p>
-      <w:pPr>
-        <w:ind w:firstLine="709"/>
-        <w:jc w:val="both"/>
-        <w:rPr>
-          <w:rFonts w:ascii="Times New Roman" w:hAnsi="Times New Roman" w:cs="Times New Roman"/>
-          <w:sz w:val="28"/>
-        </w:rPr>
-      </w:pPr>
-      <w:r>
-        <w:rPr>
-          <w:rFonts w:ascii="Times New Roman" w:hAnsi="Times New Roman" w:cs="Times New Roman"/>
-          <w:sz w:val="28"/>
-        </w:rPr>
-        <w:t>Максимальное отклонение фазы называется отклонением модуляции.</w:t>
-      </w:r>
-    </w:p>
-    <w:p>
-      <w:pPr>
-        <w:ind w:firstLine="709"/>
-        <w:jc w:val="both"/>
+        <w:t xml:space="preserve"> </w:t>
+      </w:r>
+      <w:r>
         <w:rPr>
           <w:rFonts w:ascii="Times New Roman" w:hAnsi="Times New Roman" w:cs="Times New Roman"/>
           <w:i/>
           <w:sz w:val="28"/>
         </w:rPr>
-      </w:pPr>
-      <m:oMathPara>
-        <m:oMath>
-          <m:sSub>
-            <m:sSubPr>
-              <m:ctrlPr>
-                <w:rPr>
-                  <w:rFonts w:ascii="Cambria Math" w:hAnsi="Cambria Math" w:cs="Times New Roman"/>
-                  <w:i/>
-                  <w:sz w:val="28"/>
-                </w:rPr>
-              </m:ctrlPr>
-            </m:sSubPr>
-            <m:e>
-              <m:r>
-                <w:rPr>
-                  <w:rFonts w:ascii="Cambria Math" w:hAnsi="Cambria Math" w:cs="Times New Roman"/>
-                  <w:sz w:val="28"/>
-                  <w:lang w:val="en-US"/>
-                </w:rPr>
-                <m:t>m</m:t>
-              </m:r>
-            </m:e>
-            <m:sub>
-              <m:r>
-                <w:rPr>
-                  <w:rFonts w:ascii="Cambria Math" w:hAnsi="Cambria Math" w:cs="Times New Roman"/>
-                  <w:sz w:val="28"/>
-                </w:rPr>
-                <m:t>фм</m:t>
-              </m:r>
-            </m:sub>
-          </m:sSub>
-          <m:r>
-            <w:rPr>
-              <w:rFonts w:ascii="Cambria Math" w:hAnsi="Cambria Math" w:cs="Times New Roman"/>
-              <w:sz w:val="28"/>
-            </w:rPr>
-            <m:t>=</m:t>
-          </m:r>
-          <m:r>
-            <w:rPr>
-              <w:rFonts w:ascii="Cambria Math" w:hAnsi="Cambria Math" w:cs="Times New Roman"/>
-              <w:sz w:val="28"/>
-              <w:lang w:val="en-US"/>
-            </w:rPr>
-            <m:t>a</m:t>
-          </m:r>
-          <m:sSub>
-            <m:sSubPr>
-              <m:ctrlPr>
-                <w:rPr>
-                  <w:rFonts w:ascii="Cambria Math" w:hAnsi="Cambria Math" w:cs="Times New Roman"/>
-                  <w:i/>
-                  <w:sz w:val="28"/>
-                  <w:lang w:val="en-US"/>
-                </w:rPr>
-              </m:ctrlPr>
-            </m:sSubPr>
-            <m:e>
-              <m:d>
-                <m:dPr>
-                  <m:begChr m:val="|"/>
-                  <m:endChr m:val="|"/>
-                  <m:ctrlPr>
-                    <w:rPr>
-                      <w:rFonts w:ascii="Cambria Math" w:hAnsi="Cambria Math" w:cs="Times New Roman"/>
-                      <w:i/>
-                      <w:sz w:val="28"/>
-                      <w:lang w:val="en-US"/>
-                    </w:rPr>
-                  </m:ctrlPr>
-                </m:dPr>
-                <m:e>
-                  <m:sSub>
-                    <m:sSubPr>
-                      <m:ctrlPr>
-                        <w:rPr>
-                          <w:rFonts w:ascii="Cambria Math" w:hAnsi="Cambria Math" w:cs="Times New Roman"/>
-                          <w:i/>
-                          <w:sz w:val="28"/>
-                          <w:lang w:val="en-US"/>
-                        </w:rPr>
-                      </m:ctrlPr>
-                    </m:sSubPr>
-                    <m:e>
-                      <m:r>
-                        <w:rPr>
-                          <w:rFonts w:ascii="Cambria Math" w:hAnsi="Cambria Math" w:cs="Times New Roman"/>
-                          <w:sz w:val="28"/>
-                          <w:lang w:val="en-US"/>
-                        </w:rPr>
-                        <m:t>S</m:t>
-                      </m:r>
-                    </m:e>
-                    <m:sub>
-                      <m:r>
-                        <w:rPr>
-                          <w:rFonts w:ascii="Cambria Math" w:hAnsi="Cambria Math" w:cs="Times New Roman"/>
-                          <w:sz w:val="28"/>
-                          <w:lang w:val="en-US"/>
-                        </w:rPr>
-                        <m:t>c</m:t>
-                      </m:r>
-                    </m:sub>
-                  </m:sSub>
-                  <m:d>
-                    <m:dPr>
-                      <m:ctrlPr>
-                        <w:rPr>
-                          <w:rFonts w:ascii="Cambria Math" w:hAnsi="Cambria Math" w:cs="Times New Roman"/>
-                          <w:i/>
-                          <w:sz w:val="28"/>
-                        </w:rPr>
-                      </m:ctrlPr>
-                    </m:dPr>
-                    <m:e>
-                      <m:r>
-                        <w:rPr>
-                          <w:rFonts w:ascii="Cambria Math" w:hAnsi="Cambria Math" w:cs="Times New Roman"/>
-                          <w:sz w:val="28"/>
-                          <w:lang w:val="en-US"/>
-                        </w:rPr>
-                        <m:t>t</m:t>
-                      </m:r>
-                    </m:e>
-                  </m:d>
-                </m:e>
-              </m:d>
-            </m:e>
-            <m:sub>
-              <m:r>
-                <w:rPr>
-                  <w:rFonts w:ascii="Cambria Math" w:hAnsi="Cambria Math" w:cs="Times New Roman"/>
-                  <w:sz w:val="28"/>
-                  <w:lang w:val="en-US"/>
-                </w:rPr>
-                <m:t>ma</m:t>
-              </m:r>
-              <m:r>
-                <w:rPr>
-                  <w:rFonts w:ascii="Cambria Math" w:hAnsi="Cambria Math" w:cs="Times New Roman"/>
-                  <w:sz w:val="28"/>
-                  <w:lang w:val="en-US"/>
-                </w:rPr>
-                <m:t>x</m:t>
-              </m:r>
-            </m:sub>
-          </m:sSub>
-        </m:oMath>
-      </m:oMathPara>
+        <w:tab/>
+      </w:r>
+      <w:r>
+        <w:rPr>
+          <w:rFonts w:ascii="Times New Roman" w:hAnsi="Times New Roman" w:cs="Times New Roman"/>
+          <w:i/>
+          <w:sz w:val="28"/>
+        </w:rPr>
+        <w:tab/>
+      </w:r>
+      <w:r>
+        <w:rPr>
+          <w:rFonts w:ascii="Times New Roman" w:hAnsi="Times New Roman" w:cs="Times New Roman"/>
+          <w:i/>
+          <w:sz w:val="28"/>
+        </w:rPr>
+        <w:tab/>
+      </w:r>
+      <w:r>
+        <w:rPr>
+          <w:rFonts w:ascii="Times New Roman" w:hAnsi="Times New Roman" w:cs="Times New Roman"/>
+          <w:i/>
+          <w:sz w:val="28"/>
+        </w:rPr>
+        <w:tab/>
+      </w:r>
+      <w:r>
+        <w:rPr>
+          <w:rFonts w:ascii="Times New Roman" w:hAnsi="Times New Roman" w:cs="Times New Roman"/>
+          <w:i/>
+          <w:sz w:val="28"/>
+        </w:rPr>
+        <w:tab/>
+      </w:r>
+      <w:r>
+        <w:rPr>
+          <w:rFonts w:ascii="Times New Roman" w:hAnsi="Times New Roman" w:cs="Times New Roman"/>
+          <w:sz w:val="28"/>
+        </w:rPr>
+        <w:t>(7</w:t>
+      </w:r>
+      <w:r>
+        <w:rPr>
+          <w:rFonts w:ascii="Times New Roman" w:hAnsi="Times New Roman" w:cs="Times New Roman"/>
+          <w:sz w:val="28"/>
+        </w:rPr>
+        <w:t>)</w:t>
+      </w:r>
     </w:p>
     <w:p>
       <w:pPr>
@@ -5302,6 +5653,7 @@
           <w:ilvl w:val="1"/>
           <w:numId w:val="1"/>
         </w:numPr>
+        <w:spacing w:after="160"/>
         <w:rPr>
           <w:rFonts w:ascii="Times New Roman" w:hAnsi="Times New Roman" w:cs="Times New Roman"/>
           <w:color w:val="auto"/>
@@ -5329,6 +5681,7 @@
     </w:p>
     <w:p>
       <w:pPr>
+        <w:spacing w:after="160"/>
         <w:ind w:firstLine="709"/>
         <w:jc w:val="both"/>
         <w:rPr>
@@ -5487,6 +5840,7 @@
           <w:ilvl w:val="2"/>
           <w:numId w:val="1"/>
         </w:numPr>
+        <w:spacing w:after="160"/>
         <w:rPr>
           <w:rFonts w:ascii="Times New Roman" w:hAnsi="Times New Roman" w:cs="Times New Roman"/>
           <w:color w:val="auto"/>
@@ -5507,6 +5861,7 @@
     <w:p>
       <w:pPr>
         <w:pStyle w:val="ac"/>
+        <w:spacing w:after="160"/>
         <w:ind w:left="0" w:firstLine="709"/>
         <w:jc w:val="both"/>
         <w:rPr>
@@ -5546,7 +5901,9 @@
     <w:p>
       <w:pPr>
         <w:pStyle w:val="ac"/>
+        <w:spacing w:after="160"/>
         <w:ind w:left="0" w:firstLine="709"/>
+        <w:jc w:val="right"/>
         <w:rPr>
           <w:rFonts w:ascii="Times New Roman" w:hAnsi="Times New Roman" w:cs="Times New Roman"/>
           <w:sz w:val="28"/>
@@ -5696,9 +6053,52 @@
         </w:rPr>
         <w:t>,</w:t>
       </w:r>
-    </w:p>
-    <w:p>
-      <w:pPr>
+      <w:r>
+        <w:rPr>
+          <w:rFonts w:ascii="Times New Roman" w:hAnsi="Times New Roman" w:cs="Times New Roman"/>
+          <w:sz w:val="28"/>
+        </w:rPr>
+        <w:tab/>
+      </w:r>
+      <w:r>
+        <w:rPr>
+          <w:rFonts w:ascii="Times New Roman" w:hAnsi="Times New Roman" w:cs="Times New Roman"/>
+          <w:sz w:val="28"/>
+        </w:rPr>
+        <w:tab/>
+      </w:r>
+      <w:r>
+        <w:rPr>
+          <w:rFonts w:ascii="Times New Roman" w:hAnsi="Times New Roman" w:cs="Times New Roman"/>
+          <w:sz w:val="28"/>
+        </w:rPr>
+        <w:tab/>
+      </w:r>
+      <w:r>
+        <w:rPr>
+          <w:rFonts w:ascii="Times New Roman" w:hAnsi="Times New Roman" w:cs="Times New Roman"/>
+          <w:sz w:val="28"/>
+        </w:rPr>
+        <w:tab/>
+      </w:r>
+      <w:r>
+        <w:rPr>
+          <w:rFonts w:ascii="Times New Roman" w:hAnsi="Times New Roman" w:cs="Times New Roman"/>
+          <w:sz w:val="28"/>
+        </w:rPr>
+        <w:t>(8</w:t>
+      </w:r>
+      <w:r>
+        <w:rPr>
+          <w:rFonts w:ascii="Times New Roman" w:hAnsi="Times New Roman" w:cs="Times New Roman"/>
+          <w:sz w:val="28"/>
+        </w:rPr>
+        <w:t>)</w:t>
+      </w:r>
+    </w:p>
+    <w:p>
+      <w:pPr>
+        <w:spacing w:after="160"/>
         <w:jc w:val="both"/>
         <w:rPr>
           <w:rFonts w:ascii="Times New Roman" w:hAnsi="Times New Roman" w:cs="Times New Roman"/>
@@ -5853,6 +6253,7 @@
     </w:p>
     <w:p>
       <w:pPr>
+        <w:spacing w:after="160"/>
         <w:ind w:firstLine="709"/>
         <w:jc w:val="both"/>
         <w:rPr>
@@ -5953,156 +6354,194 @@
     </w:p>
     <w:p>
       <w:pPr>
+        <w:spacing w:after="160"/>
         <w:ind w:firstLine="709"/>
-        <w:jc w:val="both"/>
+        <w:jc w:val="right"/>
+        <w:rPr>
+          <w:rFonts w:ascii="Times New Roman" w:hAnsi="Times New Roman" w:cs="Times New Roman"/>
+          <w:sz w:val="28"/>
+        </w:rPr>
+      </w:pPr>
+      <m:oMath>
+        <m:r>
+          <w:rPr>
+            <w:rFonts w:ascii="Cambria Math" w:hAnsi="Cambria Math" w:cs="Times New Roman"/>
+            <w:sz w:val="28"/>
+          </w:rPr>
+          <m:t>s</m:t>
+        </m:r>
+        <m:d>
+          <m:dPr>
+            <m:ctrlPr>
+              <w:rPr>
+                <w:rFonts w:ascii="Cambria Math" w:hAnsi="Cambria Math" w:cs="Times New Roman"/>
+                <w:i/>
+                <w:sz w:val="28"/>
+              </w:rPr>
+            </m:ctrlPr>
+          </m:dPr>
+          <m:e>
+            <m:r>
+              <w:rPr>
+                <w:rFonts w:ascii="Cambria Math" w:hAnsi="Cambria Math" w:cs="Times New Roman"/>
+                <w:sz w:val="28"/>
+              </w:rPr>
+              <m:t>t</m:t>
+            </m:r>
+          </m:e>
+        </m:d>
+        <m:r>
+          <w:rPr>
+            <w:rFonts w:ascii="Cambria Math" w:hAnsi="Cambria Math" w:cs="Times New Roman"/>
+            <w:sz w:val="28"/>
+          </w:rPr>
+          <m:t>=Ac</m:t>
+        </m:r>
+        <m:d>
+          <m:dPr>
+            <m:ctrlPr>
+              <w:rPr>
+                <w:rFonts w:ascii="Cambria Math" w:hAnsi="Cambria Math" w:cs="Times New Roman"/>
+                <w:i/>
+                <w:sz w:val="28"/>
+              </w:rPr>
+            </m:ctrlPr>
+          </m:dPr>
+          <m:e>
+            <m:r>
+              <w:rPr>
+                <w:rFonts w:ascii="Cambria Math" w:hAnsi="Cambria Math" w:cs="Times New Roman"/>
+                <w:sz w:val="28"/>
+              </w:rPr>
+              <m:t>t</m:t>
+            </m:r>
+          </m:e>
+        </m:d>
+        <m:func>
+          <m:funcPr>
+            <m:ctrlPr>
+              <w:rPr>
+                <w:rFonts w:ascii="Cambria Math" w:hAnsi="Cambria Math" w:cs="Times New Roman"/>
+                <w:i/>
+                <w:sz w:val="28"/>
+              </w:rPr>
+            </m:ctrlPr>
+          </m:funcPr>
+          <m:fName>
+            <m:r>
+              <m:rPr>
+                <m:sty m:val="p"/>
+              </m:rPr>
+              <w:rPr>
+                <w:rFonts w:ascii="Cambria Math" w:hAnsi="Cambria Math" w:cs="Times New Roman"/>
+                <w:sz w:val="28"/>
+              </w:rPr>
+              <m:t>cos</m:t>
+            </m:r>
+          </m:fName>
+          <m:e>
+            <m:d>
+              <m:dPr>
+                <m:ctrlPr>
+                  <w:rPr>
+                    <w:rFonts w:ascii="Cambria Math" w:hAnsi="Cambria Math" w:cs="Times New Roman"/>
+                    <w:i/>
+                    <w:sz w:val="28"/>
+                  </w:rPr>
+                </m:ctrlPr>
+              </m:dPr>
+              <m:e>
+                <m:r>
+                  <w:rPr>
+                    <w:rFonts w:ascii="Cambria Math" w:hAnsi="Cambria Math" w:cs="Times New Roman"/>
+                    <w:sz w:val="28"/>
+                  </w:rPr>
+                  <m:t>ωt+</m:t>
+                </m:r>
+                <m:sSub>
+                  <m:sSubPr>
+                    <m:ctrlPr>
+                      <w:rPr>
+                        <w:rFonts w:ascii="Cambria Math" w:hAnsi="Cambria Math" w:cs="Times New Roman"/>
+                        <w:i/>
+                        <w:sz w:val="28"/>
+                      </w:rPr>
+                    </m:ctrlPr>
+                  </m:sSubPr>
+                  <m:e>
+                    <m:r>
+                      <w:rPr>
+                        <w:rFonts w:ascii="Cambria Math" w:hAnsi="Cambria Math" w:cs="Times New Roman"/>
+                        <w:sz w:val="28"/>
+                      </w:rPr>
+                      <m:t>φ</m:t>
+                    </m:r>
+                  </m:e>
+                  <m:sub>
+                    <m:r>
+                      <w:rPr>
+                        <w:rFonts w:ascii="Cambria Math" w:hAnsi="Cambria Math" w:cs="Times New Roman"/>
+                        <w:sz w:val="28"/>
+                      </w:rPr>
+                      <m:t>0</m:t>
+                    </m:r>
+                  </m:sub>
+                </m:sSub>
+              </m:e>
+            </m:d>
+          </m:e>
+        </m:func>
+      </m:oMath>
+      <w:r>
         <w:rPr>
           <w:rFonts w:ascii="Times New Roman" w:hAnsi="Times New Roman" w:cs="Times New Roman"/>
           <w:i/>
           <w:sz w:val="28"/>
         </w:rPr>
-      </w:pPr>
-      <m:oMathPara>
-        <m:oMath>
-          <m:r>
-            <w:rPr>
-              <w:rFonts w:ascii="Cambria Math" w:hAnsi="Cambria Math" w:cs="Times New Roman"/>
-              <w:sz w:val="28"/>
-            </w:rPr>
-            <m:t>s</m:t>
-          </m:r>
-          <m:d>
-            <m:dPr>
-              <m:ctrlPr>
-                <w:rPr>
-                  <w:rFonts w:ascii="Cambria Math" w:hAnsi="Cambria Math" w:cs="Times New Roman"/>
-                  <w:i/>
-                  <w:sz w:val="28"/>
-                </w:rPr>
-              </m:ctrlPr>
-            </m:dPr>
-            <m:e>
-              <m:r>
-                <w:rPr>
-                  <w:rFonts w:ascii="Cambria Math" w:hAnsi="Cambria Math" w:cs="Times New Roman"/>
-                  <w:sz w:val="28"/>
-                </w:rPr>
-                <m:t>t</m:t>
-              </m:r>
-            </m:e>
-          </m:d>
-          <m:r>
-            <w:rPr>
-              <w:rFonts w:ascii="Cambria Math" w:hAnsi="Cambria Math" w:cs="Times New Roman"/>
-              <w:sz w:val="28"/>
-            </w:rPr>
-            <m:t>=Ac</m:t>
-          </m:r>
-          <m:d>
-            <m:dPr>
-              <m:ctrlPr>
-                <w:rPr>
-                  <w:rFonts w:ascii="Cambria Math" w:hAnsi="Cambria Math" w:cs="Times New Roman"/>
-                  <w:i/>
-                  <w:sz w:val="28"/>
-                </w:rPr>
-              </m:ctrlPr>
-            </m:dPr>
-            <m:e>
-              <m:r>
-                <w:rPr>
-                  <w:rFonts w:ascii="Cambria Math" w:hAnsi="Cambria Math" w:cs="Times New Roman"/>
-                  <w:sz w:val="28"/>
-                </w:rPr>
-                <m:t>t</m:t>
-              </m:r>
-            </m:e>
-          </m:d>
-          <m:func>
-            <m:funcPr>
-              <m:ctrlPr>
-                <w:rPr>
-                  <w:rFonts w:ascii="Cambria Math" w:hAnsi="Cambria Math" w:cs="Times New Roman"/>
-                  <w:i/>
-                  <w:sz w:val="28"/>
-                </w:rPr>
-              </m:ctrlPr>
-            </m:funcPr>
-            <m:fName>
-              <m:r>
-                <m:rPr>
-                  <m:sty m:val="p"/>
-                </m:rPr>
-                <w:rPr>
-                  <w:rFonts w:ascii="Cambria Math" w:hAnsi="Cambria Math" w:cs="Times New Roman"/>
-                  <w:sz w:val="28"/>
-                </w:rPr>
-                <m:t>cos</m:t>
-              </m:r>
-            </m:fName>
-            <m:e>
-              <m:d>
-                <m:dPr>
-                  <m:ctrlPr>
-                    <w:rPr>
-                      <w:rFonts w:ascii="Cambria Math" w:hAnsi="Cambria Math" w:cs="Times New Roman"/>
-                      <w:i/>
-                      <w:sz w:val="28"/>
-                    </w:rPr>
-                  </m:ctrlPr>
-                </m:dPr>
-                <m:e>
-                  <m:r>
-                    <w:rPr>
-                      <w:rFonts w:ascii="Cambria Math" w:hAnsi="Cambria Math" w:cs="Times New Roman"/>
-                      <w:sz w:val="28"/>
-                    </w:rPr>
-                    <m:t>ω</m:t>
-                  </m:r>
-                  <m:r>
-                    <w:rPr>
-                      <w:rFonts w:ascii="Cambria Math" w:hAnsi="Cambria Math" w:cs="Times New Roman"/>
-                      <w:sz w:val="28"/>
-                    </w:rPr>
-                    <m:t>t+</m:t>
-                  </m:r>
-                  <m:sSub>
-                    <m:sSubPr>
-                      <m:ctrlPr>
-                        <w:rPr>
-                          <w:rFonts w:ascii="Cambria Math" w:hAnsi="Cambria Math" w:cs="Times New Roman"/>
-                          <w:i/>
-                          <w:sz w:val="28"/>
-                        </w:rPr>
-                      </m:ctrlPr>
-                    </m:sSubPr>
-                    <m:e>
-                      <m:r>
-                        <w:rPr>
-                          <w:rFonts w:ascii="Cambria Math" w:hAnsi="Cambria Math" w:cs="Times New Roman"/>
-                          <w:sz w:val="28"/>
-                        </w:rPr>
-                        <m:t>φ</m:t>
-                      </m:r>
-                    </m:e>
-                    <m:sub>
-                      <m:r>
-                        <w:rPr>
-                          <w:rFonts w:ascii="Cambria Math" w:hAnsi="Cambria Math" w:cs="Times New Roman"/>
-                          <w:sz w:val="28"/>
-                        </w:rPr>
-                        <m:t>0</m:t>
-                      </m:r>
-                    </m:sub>
-                  </m:sSub>
-                </m:e>
-              </m:d>
-            </m:e>
-          </m:func>
-        </m:oMath>
-      </m:oMathPara>
-    </w:p>
-    <w:p>
-      <w:pPr>
+        <w:tab/>
+      </w:r>
+      <w:r>
+        <w:rPr>
+          <w:rFonts w:ascii="Times New Roman" w:hAnsi="Times New Roman" w:cs="Times New Roman"/>
+          <w:i/>
+          <w:sz w:val="28"/>
+        </w:rPr>
+        <w:tab/>
+      </w:r>
+      <w:r>
+        <w:rPr>
+          <w:rFonts w:ascii="Times New Roman" w:hAnsi="Times New Roman" w:cs="Times New Roman"/>
+          <w:i/>
+          <w:sz w:val="28"/>
+        </w:rPr>
+        <w:tab/>
+      </w:r>
+      <w:r>
+        <w:rPr>
+          <w:rFonts w:ascii="Times New Roman" w:hAnsi="Times New Roman" w:cs="Times New Roman"/>
+          <w:i/>
+          <w:sz w:val="28"/>
+        </w:rPr>
+        <w:tab/>
+      </w:r>
+      <w:r>
+        <w:rPr>
+          <w:rFonts w:ascii="Times New Roman" w:hAnsi="Times New Roman" w:cs="Times New Roman"/>
+          <w:sz w:val="28"/>
+        </w:rPr>
+        <w:t>(9</w:t>
+      </w:r>
+      <w:r>
+        <w:rPr>
+          <w:rFonts w:ascii="Times New Roman" w:hAnsi="Times New Roman" w:cs="Times New Roman"/>
+          <w:sz w:val="28"/>
+        </w:rPr>
+        <w:t>)</w:t>
+      </w:r>
+    </w:p>
+    <w:p>
+      <w:pPr>
+        <w:spacing w:after="160"/>
         <w:ind w:firstLine="709"/>
         <w:jc w:val="both"/>
         <w:rPr>
@@ -6304,7 +6743,7 @@
     <w:p>
       <w:pPr>
         <w:keepNext/>
-        <w:ind w:firstLine="709"/>
+        <w:spacing w:after="160"/>
         <w:jc w:val="center"/>
       </w:pPr>
       <w:r>
@@ -6363,6 +6802,7 @@
     <w:p>
       <w:pPr>
         <w:pStyle w:val="af"/>
+        <w:spacing w:after="160"/>
         <w:jc w:val="center"/>
         <w:rPr>
           <w:color w:val="auto"/>
@@ -6432,6 +6872,8 @@
     </w:p>
     <w:p>
       <w:pPr>
+        <w:spacing w:after="160"/>
+        <w:ind w:firstLine="709"/>
         <w:jc w:val="both"/>
         <w:rPr>
           <w:rFonts w:ascii="Times New Roman" w:hAnsi="Times New Roman" w:cs="Times New Roman"/>
@@ -6680,9 +7122,1561 @@
         <w:t>.</w:t>
       </w:r>
     </w:p>
+    <w:p>
+      <w:pPr>
+        <w:spacing w:after="160"/>
+        <w:ind w:firstLine="709"/>
+        <w:jc w:val="both"/>
+        <w:rPr>
+          <w:rFonts w:ascii="Times New Roman" w:hAnsi="Times New Roman" w:cs="Times New Roman"/>
+          <w:sz w:val="28"/>
+        </w:rPr>
+      </w:pPr>
+      <w:r>
+        <w:rPr>
+          <w:rFonts w:ascii="Times New Roman" w:hAnsi="Times New Roman" w:cs="Times New Roman"/>
+          <w:sz w:val="28"/>
+        </w:rPr>
+        <w:t xml:space="preserve">Существует два основных критерия сравнения эффективности различных видов модуляции: </w:t>
+      </w:r>
+      <w:r>
+        <w:rPr>
+          <w:rFonts w:ascii="Times New Roman" w:hAnsi="Times New Roman" w:cs="Times New Roman"/>
+          <w:i/>
+          <w:sz w:val="28"/>
+        </w:rPr>
+        <w:t>спектральная</w:t>
+      </w:r>
+      <w:r>
+        <w:rPr>
+          <w:rFonts w:ascii="Times New Roman" w:hAnsi="Times New Roman" w:cs="Times New Roman"/>
+          <w:sz w:val="28"/>
+        </w:rPr>
+        <w:t xml:space="preserve"> и </w:t>
+      </w:r>
+      <w:r>
+        <w:rPr>
+          <w:rFonts w:ascii="Times New Roman" w:hAnsi="Times New Roman" w:cs="Times New Roman"/>
+          <w:i/>
+          <w:sz w:val="28"/>
+        </w:rPr>
+        <w:t>энергетическая эффектив</w:t>
+      </w:r>
+      <w:r>
+        <w:rPr>
+          <w:rFonts w:ascii="Times New Roman" w:hAnsi="Times New Roman" w:cs="Times New Roman"/>
+          <w:i/>
+          <w:sz w:val="28"/>
+        </w:rPr>
+        <w:t>-</w:t>
+      </w:r>
+      <w:r>
+        <w:rPr>
+          <w:rFonts w:ascii="Times New Roman" w:hAnsi="Times New Roman" w:cs="Times New Roman"/>
+          <w:i/>
+          <w:sz w:val="28"/>
+        </w:rPr>
+        <w:t>ность</w:t>
+      </w:r>
+      <w:r>
+        <w:rPr>
+          <w:rFonts w:ascii="Times New Roman" w:hAnsi="Times New Roman" w:cs="Times New Roman"/>
+          <w:sz w:val="28"/>
+        </w:rPr>
+        <w:t xml:space="preserve">. </w:t>
+      </w:r>
+      <w:r>
+        <w:rPr>
+          <w:rFonts w:ascii="Times New Roman" w:hAnsi="Times New Roman" w:cs="Times New Roman"/>
+          <w:sz w:val="28"/>
+        </w:rPr>
+        <w:t>Спектральная</w:t>
+      </w:r>
+      <w:r>
+        <w:rPr>
+          <w:rFonts w:ascii="Times New Roman" w:hAnsi="Times New Roman" w:cs="Times New Roman"/>
+          <w:sz w:val="28"/>
+        </w:rPr>
+        <w:t xml:space="preserve"> </w:t>
+      </w:r>
+      <w:r>
+        <w:rPr>
+          <w:rFonts w:ascii="Times New Roman" w:hAnsi="Times New Roman" w:cs="Times New Roman"/>
+          <w:sz w:val="28"/>
+        </w:rPr>
+        <w:t>эффективность характеризует полосу частот, необходимую для передачи информации с</w:t>
+      </w:r>
+      <w:r>
+        <w:rPr>
+          <w:rFonts w:ascii="Times New Roman" w:hAnsi="Times New Roman" w:cs="Times New Roman"/>
+          <w:sz w:val="28"/>
+        </w:rPr>
+        <w:t xml:space="preserve"> </w:t>
+      </w:r>
+      <w:r>
+        <w:rPr>
+          <w:rFonts w:ascii="Times New Roman" w:hAnsi="Times New Roman" w:cs="Times New Roman"/>
+          <w:sz w:val="28"/>
+        </w:rPr>
+        <w:t>определенной скоростью. Энергетическая эффективность описывает мощность, необходимую</w:t>
+      </w:r>
+      <w:r>
+        <w:rPr>
+          <w:rFonts w:ascii="Times New Roman" w:hAnsi="Times New Roman" w:cs="Times New Roman"/>
+          <w:sz w:val="28"/>
+        </w:rPr>
+        <w:t xml:space="preserve"> </w:t>
+      </w:r>
+      <w:r>
+        <w:rPr>
+          <w:rFonts w:ascii="Times New Roman" w:hAnsi="Times New Roman" w:cs="Times New Roman"/>
+          <w:sz w:val="28"/>
+        </w:rPr>
+        <w:t>для передачи информации с заданной достоверностью (вероятностью ошибки).</w:t>
+      </w:r>
+    </w:p>
+    <w:p>
+      <w:pPr>
+        <w:keepNext/>
+        <w:spacing w:after="160"/>
+        <w:jc w:val="center"/>
+      </w:pPr>
+      <w:r>
+        <w:rPr>
+          <w:rFonts w:ascii="Times New Roman" w:hAnsi="Times New Roman" w:cs="Times New Roman"/>
+          <w:noProof/>
+          <w:sz w:val="28"/>
+        </w:rPr>
+        <w:drawing>
+          <wp:inline distT="0" distB="0" distL="0" distR="0">
+            <wp:extent cx="2857500" cy="2232660"/>
+            <wp:effectExtent l="19050" t="0" r="0" b="0"/>
+            <wp:docPr id="5" name="Рисунок 1"/>
+            <wp:cNvGraphicFramePr>
+              <a:graphicFrameLocks xmlns:a="http://schemas.openxmlformats.org/drawingml/2006/main" noChangeAspect="1"/>
+            </wp:cNvGraphicFramePr>
+            <a:graphic xmlns:a="http://schemas.openxmlformats.org/drawingml/2006/main">
+              <a:graphicData uri="http://schemas.openxmlformats.org/drawingml/2006/picture">
+                <pic:pic xmlns:pic="http://schemas.openxmlformats.org/drawingml/2006/picture">
+                  <pic:nvPicPr>
+                    <pic:cNvPr id="0" name="Picture 1"/>
+                    <pic:cNvPicPr>
+                      <a:picLocks noChangeAspect="1" noChangeArrowheads="1"/>
+                    </pic:cNvPicPr>
+                  </pic:nvPicPr>
+                  <pic:blipFill>
+                    <a:blip r:embed="rId14"/>
+                    <a:srcRect/>
+                    <a:stretch>
+                      <a:fillRect/>
+                    </a:stretch>
+                  </pic:blipFill>
+                  <pic:spPr bwMode="auto">
+                    <a:xfrm>
+                      <a:off x="0" y="0"/>
+                      <a:ext cx="2857500" cy="2232660"/>
+                    </a:xfrm>
+                    <a:prstGeom prst="rect">
+                      <a:avLst/>
+                    </a:prstGeom>
+                    <a:noFill/>
+                    <a:ln w="9525">
+                      <a:noFill/>
+                      <a:miter lim="800000"/>
+                      <a:headEnd/>
+                      <a:tailEnd/>
+                    </a:ln>
+                  </pic:spPr>
+                </pic:pic>
+              </a:graphicData>
+            </a:graphic>
+          </wp:inline>
+        </w:drawing>
+      </w:r>
+    </w:p>
+    <w:p>
+      <w:pPr>
+        <w:pStyle w:val="af"/>
+        <w:spacing w:after="160"/>
+        <w:jc w:val="center"/>
+        <w:rPr>
+          <w:rFonts w:cstheme="minorHAnsi"/>
+          <w:bCs w:val="0"/>
+        </w:rPr>
+      </w:pPr>
+      <w:r>
+        <w:t xml:space="preserve">Рисунок </w:t>
+      </w:r>
+      <w:fldSimple w:instr=" SEQ Рисунок \* ARABIC ">
+        <w:r>
+          <w:rPr>
+            <w:noProof/>
+          </w:rPr>
+          <w:t>7</w:t>
+        </w:r>
+      </w:fldSimple>
+      <w:r>
+        <w:t>. Спектральная плотность мощности ASK-сигнала. Форма импульса модулирующего сигна</w:t>
+      </w:r>
+      <w:r>
+        <w:t xml:space="preserve">ла: </w:t>
+      </w:r>
+      <w:r>
+        <w:rPr>
+          <w:rFonts w:cstheme="minorHAnsi"/>
+          <w:bCs w:val="0"/>
+        </w:rPr>
+        <w:t>1 – прямоугольная, 2 – косинусоидальная, 3 – приподнятый косинус. Дискретная составляющая спектра не изображена</w:t>
+      </w:r>
+      <w:r>
+        <w:rPr>
+          <w:rFonts w:cstheme="minorHAnsi"/>
+          <w:bCs w:val="0"/>
+        </w:rPr>
+        <w:t>.</w:t>
+      </w:r>
+    </w:p>
+    <w:p>
+      <w:pPr>
+        <w:spacing w:after="160"/>
+        <w:ind w:firstLine="709"/>
+        <w:rPr>
+          <w:rFonts w:ascii="Times New Roman" w:hAnsi="Times New Roman" w:cs="Times New Roman"/>
+          <w:sz w:val="28"/>
+          <w:lang w:val="en-US"/>
+        </w:rPr>
+      </w:pPr>
+      <w:r>
+        <w:rPr>
+          <w:rFonts w:ascii="Times New Roman" w:hAnsi="Times New Roman" w:cs="Times New Roman"/>
+          <w:sz w:val="28"/>
+        </w:rPr>
+        <w:t xml:space="preserve">Выражение для спектральной плотности мощности сигнала </w:t>
+      </w:r>
+      <w:r>
+        <w:rPr>
+          <w:rFonts w:ascii="Times New Roman" w:hAnsi="Times New Roman" w:cs="Times New Roman"/>
+          <w:sz w:val="28"/>
+          <w:lang w:val="en-US"/>
+        </w:rPr>
+        <w:t>OOK</w:t>
+      </w:r>
+      <w:r>
+        <w:rPr>
+          <w:rFonts w:ascii="Times New Roman" w:hAnsi="Times New Roman" w:cs="Times New Roman"/>
+          <w:sz w:val="28"/>
+        </w:rPr>
+        <w:t>:</w:t>
+      </w:r>
+    </w:p>
+    <w:p>
+      <w:pPr>
+        <w:spacing w:after="160"/>
+        <w:ind w:firstLine="709"/>
+        <w:jc w:val="right"/>
+        <w:rPr>
+          <w:rFonts w:ascii="Times New Roman" w:hAnsi="Times New Roman" w:cs="Times New Roman"/>
+          <w:sz w:val="28"/>
+          <w:lang w:val="en-US"/>
+        </w:rPr>
+      </w:pPr>
+      <m:oMath>
+        <m:r>
+          <w:rPr>
+            <w:rFonts w:ascii="Cambria Math" w:hAnsi="Cambria Math" w:cs="Times New Roman"/>
+            <w:sz w:val="28"/>
+            <w:lang w:val="en-US"/>
+          </w:rPr>
+          <m:t>PSD</m:t>
+        </m:r>
+        <m:d>
+          <m:dPr>
+            <m:ctrlPr>
+              <w:rPr>
+                <w:rFonts w:ascii="Cambria Math" w:hAnsi="Cambria Math" w:cs="Times New Roman"/>
+                <w:i/>
+                <w:sz w:val="28"/>
+                <w:lang w:val="en-US"/>
+              </w:rPr>
+            </m:ctrlPr>
+          </m:dPr>
+          <m:e>
+            <m:r>
+              <w:rPr>
+                <w:rFonts w:ascii="Cambria Math" w:hAnsi="Cambria Math" w:cs="Times New Roman"/>
+                <w:sz w:val="28"/>
+                <w:lang w:val="en-US"/>
+              </w:rPr>
+              <m:t>f</m:t>
+            </m:r>
+          </m:e>
+        </m:d>
+        <m:r>
+          <w:rPr>
+            <w:rFonts w:ascii="Cambria Math" w:hAnsi="Cambria Math" w:cs="Times New Roman"/>
+            <w:sz w:val="28"/>
+            <w:lang w:val="en-US"/>
+          </w:rPr>
+          <m:t>=</m:t>
+        </m:r>
+        <m:f>
+          <m:fPr>
+            <m:ctrlPr>
+              <w:rPr>
+                <w:rFonts w:ascii="Cambria Math" w:hAnsi="Cambria Math" w:cs="Times New Roman"/>
+                <w:i/>
+                <w:sz w:val="28"/>
+                <w:lang w:val="en-US"/>
+              </w:rPr>
+            </m:ctrlPr>
+          </m:fPr>
+          <m:num>
+            <m:sSup>
+              <m:sSupPr>
+                <m:ctrlPr>
+                  <w:rPr>
+                    <w:rFonts w:ascii="Cambria Math" w:hAnsi="Cambria Math" w:cs="Times New Roman"/>
+                    <w:i/>
+                    <w:sz w:val="28"/>
+                    <w:lang w:val="en-US"/>
+                  </w:rPr>
+                </m:ctrlPr>
+              </m:sSupPr>
+              <m:e>
+                <m:r>
+                  <w:rPr>
+                    <w:rFonts w:ascii="Cambria Math" w:hAnsi="Cambria Math" w:cs="Times New Roman"/>
+                    <w:sz w:val="28"/>
+                    <w:lang w:val="en-US"/>
+                  </w:rPr>
+                  <m:t>A</m:t>
+                </m:r>
+              </m:e>
+              <m:sup>
+                <m:r>
+                  <w:rPr>
+                    <w:rFonts w:ascii="Cambria Math" w:hAnsi="Cambria Math" w:cs="Times New Roman"/>
+                    <w:sz w:val="28"/>
+                    <w:lang w:val="en-US"/>
+                  </w:rPr>
+                  <m:t>2</m:t>
+                </m:r>
+              </m:sup>
+            </m:sSup>
+            <m:sSub>
+              <m:sSubPr>
+                <m:ctrlPr>
+                  <w:rPr>
+                    <w:rFonts w:ascii="Cambria Math" w:hAnsi="Cambria Math" w:cs="Times New Roman"/>
+                    <w:i/>
+                    <w:sz w:val="28"/>
+                    <w:lang w:val="en-US"/>
+                  </w:rPr>
+                </m:ctrlPr>
+              </m:sSubPr>
+              <m:e>
+                <m:r>
+                  <w:rPr>
+                    <w:rFonts w:ascii="Cambria Math" w:hAnsi="Cambria Math" w:cs="Times New Roman"/>
+                    <w:sz w:val="28"/>
+                    <w:lang w:val="en-US"/>
+                  </w:rPr>
+                  <m:t>T</m:t>
+                </m:r>
+              </m:e>
+              <m:sub>
+                <m:r>
+                  <w:rPr>
+                    <w:rFonts w:ascii="Cambria Math" w:hAnsi="Cambria Math" w:cs="Times New Roman"/>
+                    <w:sz w:val="28"/>
+                    <w:lang w:val="en-US"/>
+                  </w:rPr>
+                  <m:t>b</m:t>
+                </m:r>
+              </m:sub>
+            </m:sSub>
+          </m:num>
+          <m:den>
+            <m:r>
+              <w:rPr>
+                <w:rFonts w:ascii="Cambria Math" w:hAnsi="Cambria Math" w:cs="Times New Roman"/>
+                <w:sz w:val="28"/>
+                <w:lang w:val="en-US"/>
+              </w:rPr>
+              <m:t>4</m:t>
+            </m:r>
+          </m:den>
+        </m:f>
+        <m:sSup>
+          <m:sSupPr>
+            <m:ctrlPr>
+              <w:rPr>
+                <w:rFonts w:ascii="Cambria Math" w:hAnsi="Cambria Math" w:cs="Times New Roman"/>
+                <w:i/>
+                <w:sz w:val="28"/>
+                <w:lang w:val="en-US"/>
+              </w:rPr>
+            </m:ctrlPr>
+          </m:sSupPr>
+          <m:e>
+            <m:d>
+              <m:dPr>
+                <m:begChr m:val="["/>
+                <m:endChr m:val="]"/>
+                <m:ctrlPr>
+                  <w:rPr>
+                    <w:rFonts w:ascii="Cambria Math" w:hAnsi="Cambria Math" w:cs="Times New Roman"/>
+                    <w:i/>
+                    <w:sz w:val="28"/>
+                    <w:lang w:val="en-US"/>
+                  </w:rPr>
+                </m:ctrlPr>
+              </m:dPr>
+              <m:e>
+                <m:f>
+                  <m:fPr>
+                    <m:ctrlPr>
+                      <w:rPr>
+                        <w:rFonts w:ascii="Cambria Math" w:hAnsi="Cambria Math" w:cs="Times New Roman"/>
+                        <w:i/>
+                        <w:sz w:val="28"/>
+                        <w:lang w:val="en-US"/>
+                      </w:rPr>
+                    </m:ctrlPr>
+                  </m:fPr>
+                  <m:num>
+                    <m:func>
+                      <m:funcPr>
+                        <m:ctrlPr>
+                          <w:rPr>
+                            <w:rFonts w:ascii="Cambria Math" w:hAnsi="Cambria Math" w:cs="Times New Roman"/>
+                            <w:i/>
+                            <w:sz w:val="28"/>
+                            <w:lang w:val="en-US"/>
+                          </w:rPr>
+                        </m:ctrlPr>
+                      </m:funcPr>
+                      <m:fName>
+                        <m:r>
+                          <m:rPr>
+                            <m:sty m:val="p"/>
+                          </m:rPr>
+                          <w:rPr>
+                            <w:rFonts w:ascii="Cambria Math" w:hAnsi="Cambria Math" w:cs="Times New Roman"/>
+                            <w:sz w:val="28"/>
+                            <w:lang w:val="en-US"/>
+                          </w:rPr>
+                          <m:t>sin</m:t>
+                        </m:r>
+                      </m:fName>
+                      <m:e>
+                        <m:d>
+                          <m:dPr>
+                            <m:ctrlPr>
+                              <w:rPr>
+                                <w:rFonts w:ascii="Cambria Math" w:hAnsi="Cambria Math" w:cs="Times New Roman"/>
+                                <w:i/>
+                                <w:sz w:val="28"/>
+                                <w:lang w:val="en-US"/>
+                              </w:rPr>
+                            </m:ctrlPr>
+                          </m:dPr>
+                          <m:e>
+                            <m:r>
+                              <w:rPr>
+                                <w:rFonts w:ascii="Cambria Math" w:hAnsi="Cambria Math" w:cs="Times New Roman"/>
+                                <w:sz w:val="28"/>
+                                <w:lang w:val="en-US"/>
+                              </w:rPr>
+                              <m:t>π</m:t>
+                            </m:r>
+                            <m:d>
+                              <m:dPr>
+                                <m:begChr m:val="|"/>
+                                <m:endChr m:val="|"/>
+                                <m:ctrlPr>
+                                  <w:rPr>
+                                    <w:rFonts w:ascii="Cambria Math" w:hAnsi="Cambria Math" w:cs="Times New Roman"/>
+                                    <w:i/>
+                                    <w:sz w:val="28"/>
+                                    <w:lang w:val="en-US"/>
+                                  </w:rPr>
+                                </m:ctrlPr>
+                              </m:dPr>
+                              <m:e>
+                                <m:r>
+                                  <w:rPr>
+                                    <w:rFonts w:ascii="Cambria Math" w:hAnsi="Cambria Math" w:cs="Times New Roman"/>
+                                    <w:sz w:val="28"/>
+                                    <w:lang w:val="en-US"/>
+                                  </w:rPr>
+                                  <m:t>f-</m:t>
+                                </m:r>
+                                <m:sSub>
+                                  <m:sSubPr>
+                                    <m:ctrlPr>
+                                      <w:rPr>
+                                        <w:rFonts w:ascii="Cambria Math" w:hAnsi="Cambria Math" w:cs="Times New Roman"/>
+                                        <w:i/>
+                                        <w:sz w:val="28"/>
+                                        <w:lang w:val="en-US"/>
+                                      </w:rPr>
+                                    </m:ctrlPr>
+                                  </m:sSubPr>
+                                  <m:e>
+                                    <m:r>
+                                      <w:rPr>
+                                        <w:rFonts w:ascii="Cambria Math" w:hAnsi="Cambria Math" w:cs="Times New Roman"/>
+                                        <w:sz w:val="28"/>
+                                        <w:lang w:val="en-US"/>
+                                      </w:rPr>
+                                      <m:t>f</m:t>
+                                    </m:r>
+                                  </m:e>
+                                  <m:sub>
+                                    <m:r>
+                                      <w:rPr>
+                                        <w:rFonts w:ascii="Cambria Math" w:hAnsi="Cambria Math" w:cs="Times New Roman"/>
+                                        <w:sz w:val="28"/>
+                                        <w:lang w:val="en-US"/>
+                                      </w:rPr>
+                                      <m:t>c</m:t>
+                                    </m:r>
+                                  </m:sub>
+                                </m:sSub>
+                              </m:e>
+                            </m:d>
+                            <m:sSub>
+                              <m:sSubPr>
+                                <m:ctrlPr>
+                                  <w:rPr>
+                                    <w:rFonts w:ascii="Cambria Math" w:hAnsi="Cambria Math" w:cs="Times New Roman"/>
+                                    <w:i/>
+                                    <w:sz w:val="28"/>
+                                    <w:lang w:val="en-US"/>
+                                  </w:rPr>
+                                </m:ctrlPr>
+                              </m:sSubPr>
+                              <m:e>
+                                <m:r>
+                                  <w:rPr>
+                                    <w:rFonts w:ascii="Cambria Math" w:hAnsi="Cambria Math" w:cs="Times New Roman"/>
+                                    <w:sz w:val="28"/>
+                                    <w:lang w:val="en-US"/>
+                                  </w:rPr>
+                                  <m:t>T</m:t>
+                                </m:r>
+                              </m:e>
+                              <m:sub>
+                                <m:r>
+                                  <w:rPr>
+                                    <w:rFonts w:ascii="Cambria Math" w:hAnsi="Cambria Math" w:cs="Times New Roman"/>
+                                    <w:sz w:val="28"/>
+                                    <w:lang w:val="en-US"/>
+                                  </w:rPr>
+                                  <m:t>b</m:t>
+                                </m:r>
+                              </m:sub>
+                            </m:sSub>
+                          </m:e>
+                        </m:d>
+                      </m:e>
+                    </m:func>
+                  </m:num>
+                  <m:den>
+                    <m:r>
+                      <w:rPr>
+                        <w:rFonts w:ascii="Cambria Math" w:hAnsi="Cambria Math" w:cs="Times New Roman"/>
+                        <w:sz w:val="28"/>
+                        <w:lang w:val="en-US"/>
+                      </w:rPr>
+                      <m:t>π</m:t>
+                    </m:r>
+                    <m:d>
+                      <m:dPr>
+                        <m:begChr m:val="|"/>
+                        <m:endChr m:val="|"/>
+                        <m:ctrlPr>
+                          <w:rPr>
+                            <w:rFonts w:ascii="Cambria Math" w:hAnsi="Cambria Math" w:cs="Times New Roman"/>
+                            <w:i/>
+                            <w:sz w:val="28"/>
+                            <w:lang w:val="en-US"/>
+                          </w:rPr>
+                        </m:ctrlPr>
+                      </m:dPr>
+                      <m:e>
+                        <m:r>
+                          <w:rPr>
+                            <w:rFonts w:ascii="Cambria Math" w:hAnsi="Cambria Math" w:cs="Times New Roman"/>
+                            <w:sz w:val="28"/>
+                            <w:lang w:val="en-US"/>
+                          </w:rPr>
+                          <m:t>f-</m:t>
+                        </m:r>
+                        <m:sSub>
+                          <m:sSubPr>
+                            <m:ctrlPr>
+                              <w:rPr>
+                                <w:rFonts w:ascii="Cambria Math" w:hAnsi="Cambria Math" w:cs="Times New Roman"/>
+                                <w:i/>
+                                <w:sz w:val="28"/>
+                                <w:lang w:val="en-US"/>
+                              </w:rPr>
+                            </m:ctrlPr>
+                          </m:sSubPr>
+                          <m:e>
+                            <m:r>
+                              <w:rPr>
+                                <w:rFonts w:ascii="Cambria Math" w:hAnsi="Cambria Math" w:cs="Times New Roman"/>
+                                <w:sz w:val="28"/>
+                                <w:lang w:val="en-US"/>
+                              </w:rPr>
+                              <m:t>f</m:t>
+                            </m:r>
+                          </m:e>
+                          <m:sub>
+                            <m:r>
+                              <w:rPr>
+                                <w:rFonts w:ascii="Cambria Math" w:hAnsi="Cambria Math" w:cs="Times New Roman"/>
+                                <w:sz w:val="28"/>
+                                <w:lang w:val="en-US"/>
+                              </w:rPr>
+                              <m:t>c</m:t>
+                            </m:r>
+                          </m:sub>
+                        </m:sSub>
+                      </m:e>
+                    </m:d>
+                    <m:sSub>
+                      <m:sSubPr>
+                        <m:ctrlPr>
+                          <w:rPr>
+                            <w:rFonts w:ascii="Cambria Math" w:hAnsi="Cambria Math" w:cs="Times New Roman"/>
+                            <w:i/>
+                            <w:sz w:val="28"/>
+                            <w:lang w:val="en-US"/>
+                          </w:rPr>
+                        </m:ctrlPr>
+                      </m:sSubPr>
+                      <m:e>
+                        <m:r>
+                          <w:rPr>
+                            <w:rFonts w:ascii="Cambria Math" w:hAnsi="Cambria Math" w:cs="Times New Roman"/>
+                            <w:sz w:val="28"/>
+                            <w:lang w:val="en-US"/>
+                          </w:rPr>
+                          <m:t>T</m:t>
+                        </m:r>
+                      </m:e>
+                      <m:sub>
+                        <m:r>
+                          <w:rPr>
+                            <w:rFonts w:ascii="Cambria Math" w:hAnsi="Cambria Math" w:cs="Times New Roman"/>
+                            <w:sz w:val="28"/>
+                            <w:lang w:val="en-US"/>
+                          </w:rPr>
+                          <m:t>b</m:t>
+                        </m:r>
+                      </m:sub>
+                    </m:sSub>
+                  </m:den>
+                </m:f>
+              </m:e>
+            </m:d>
+          </m:e>
+          <m:sup>
+            <m:r>
+              <w:rPr>
+                <w:rFonts w:ascii="Cambria Math" w:hAnsi="Cambria Math" w:cs="Times New Roman"/>
+                <w:sz w:val="28"/>
+                <w:lang w:val="en-US"/>
+              </w:rPr>
+              <m:t>2</m:t>
+            </m:r>
+          </m:sup>
+        </m:sSup>
+        <m:d>
+          <m:dPr>
+            <m:begChr m:val="{"/>
+            <m:endChr m:val="}"/>
+            <m:ctrlPr>
+              <w:rPr>
+                <w:rFonts w:ascii="Cambria Math" w:hAnsi="Cambria Math" w:cs="Times New Roman"/>
+                <w:i/>
+                <w:sz w:val="28"/>
+                <w:lang w:val="en-US"/>
+              </w:rPr>
+            </m:ctrlPr>
+          </m:dPr>
+          <m:e>
+            <m:r>
+              <w:rPr>
+                <w:rFonts w:ascii="Cambria Math" w:hAnsi="Cambria Math" w:cs="Times New Roman"/>
+                <w:sz w:val="28"/>
+                <w:lang w:val="en-US"/>
+              </w:rPr>
+              <m:t>1+</m:t>
+            </m:r>
+            <m:f>
+              <m:fPr>
+                <m:ctrlPr>
+                  <w:rPr>
+                    <w:rFonts w:ascii="Cambria Math" w:hAnsi="Cambria Math" w:cs="Times New Roman"/>
+                    <w:i/>
+                    <w:sz w:val="28"/>
+                    <w:lang w:val="en-US"/>
+                  </w:rPr>
+                </m:ctrlPr>
+              </m:fPr>
+              <m:num>
+                <m:r>
+                  <w:rPr>
+                    <w:rFonts w:ascii="Cambria Math" w:hAnsi="Cambria Math" w:cs="Times New Roman"/>
+                    <w:sz w:val="28"/>
+                    <w:lang w:val="en-US"/>
+                  </w:rPr>
+                  <m:t>1</m:t>
+                </m:r>
+              </m:num>
+              <m:den>
+                <m:sSub>
+                  <m:sSubPr>
+                    <m:ctrlPr>
+                      <w:rPr>
+                        <w:rFonts w:ascii="Cambria Math" w:hAnsi="Cambria Math" w:cs="Times New Roman"/>
+                        <w:i/>
+                        <w:sz w:val="28"/>
+                        <w:lang w:val="en-US"/>
+                      </w:rPr>
+                    </m:ctrlPr>
+                  </m:sSubPr>
+                  <m:e>
+                    <m:r>
+                      <w:rPr>
+                        <w:rFonts w:ascii="Cambria Math" w:hAnsi="Cambria Math" w:cs="Times New Roman"/>
+                        <w:sz w:val="28"/>
+                        <w:lang w:val="en-US"/>
+                      </w:rPr>
+                      <m:t>T</m:t>
+                    </m:r>
+                  </m:e>
+                  <m:sub>
+                    <m:r>
+                      <w:rPr>
+                        <w:rFonts w:ascii="Cambria Math" w:hAnsi="Cambria Math" w:cs="Times New Roman"/>
+                        <w:sz w:val="28"/>
+                        <w:lang w:val="en-US"/>
+                      </w:rPr>
+                      <m:t>b</m:t>
+                    </m:r>
+                  </m:sub>
+                </m:sSub>
+              </m:den>
+            </m:f>
+            <m:r>
+              <w:rPr>
+                <w:rFonts w:ascii="Cambria Math" w:hAnsi="Cambria Math" w:cs="Times New Roman"/>
+                <w:sz w:val="28"/>
+                <w:lang w:val="en-US"/>
+              </w:rPr>
+              <m:t>δ</m:t>
+            </m:r>
+            <m:d>
+              <m:dPr>
+                <m:ctrlPr>
+                  <w:rPr>
+                    <w:rFonts w:ascii="Cambria Math" w:hAnsi="Cambria Math" w:cs="Times New Roman"/>
+                    <w:i/>
+                    <w:sz w:val="28"/>
+                    <w:lang w:val="en-US"/>
+                  </w:rPr>
+                </m:ctrlPr>
+              </m:dPr>
+              <m:e>
+                <m:r>
+                  <w:rPr>
+                    <w:rFonts w:ascii="Cambria Math" w:hAnsi="Cambria Math" w:cs="Times New Roman"/>
+                    <w:sz w:val="28"/>
+                    <w:lang w:val="en-US"/>
+                  </w:rPr>
+                  <m:t>f-</m:t>
+                </m:r>
+                <m:sSub>
+                  <m:sSubPr>
+                    <m:ctrlPr>
+                      <w:rPr>
+                        <w:rFonts w:ascii="Cambria Math" w:hAnsi="Cambria Math" w:cs="Times New Roman"/>
+                        <w:i/>
+                        <w:sz w:val="28"/>
+                        <w:lang w:val="en-US"/>
+                      </w:rPr>
+                    </m:ctrlPr>
+                  </m:sSubPr>
+                  <m:e>
+                    <m:r>
+                      <w:rPr>
+                        <w:rFonts w:ascii="Cambria Math" w:hAnsi="Cambria Math" w:cs="Times New Roman"/>
+                        <w:sz w:val="28"/>
+                        <w:lang w:val="en-US"/>
+                      </w:rPr>
+                      <m:t>f</m:t>
+                    </m:r>
+                  </m:e>
+                  <m:sub>
+                    <m:r>
+                      <w:rPr>
+                        <w:rFonts w:ascii="Cambria Math" w:hAnsi="Cambria Math" w:cs="Times New Roman"/>
+                        <w:sz w:val="28"/>
+                        <w:lang w:val="en-US"/>
+                      </w:rPr>
+                      <m:t>c</m:t>
+                    </m:r>
+                  </m:sub>
+                </m:sSub>
+              </m:e>
+            </m:d>
+          </m:e>
+        </m:d>
+      </m:oMath>
+      <w:r>
+        <w:rPr>
+          <w:rFonts w:ascii="Times New Roman" w:hAnsi="Times New Roman" w:cs="Times New Roman"/>
+          <w:sz w:val="28"/>
+          <w:lang w:val="en-US"/>
+        </w:rPr>
+        <w:tab/>
+      </w:r>
+      <w:r>
+        <w:rPr>
+          <w:rFonts w:ascii="Times New Roman" w:hAnsi="Times New Roman" w:cs="Times New Roman"/>
+          <w:sz w:val="28"/>
+          <w:lang w:val="en-US"/>
+        </w:rPr>
+        <w:tab/>
+        <w:t>(</w:t>
+      </w:r>
+      <w:r>
+        <w:rPr>
+          <w:rFonts w:ascii="Times New Roman" w:hAnsi="Times New Roman" w:cs="Times New Roman"/>
+          <w:sz w:val="28"/>
+          <w:lang w:val="en-US"/>
+        </w:rPr>
+        <w:t>10</w:t>
+      </w:r>
+      <w:r>
+        <w:rPr>
+          <w:rFonts w:ascii="Times New Roman" w:hAnsi="Times New Roman" w:cs="Times New Roman"/>
+          <w:sz w:val="28"/>
+          <w:lang w:val="en-US"/>
+        </w:rPr>
+        <w:t>)</w:t>
+      </w:r>
+    </w:p>
+    <w:p>
+      <w:pPr>
+        <w:spacing w:after="160"/>
+        <w:ind w:firstLine="709"/>
+        <w:jc w:val="both"/>
+        <w:rPr>
+          <w:rFonts w:ascii="Times New Roman" w:hAnsi="Times New Roman" w:cs="Times New Roman"/>
+          <w:sz w:val="28"/>
+        </w:rPr>
+      </w:pPr>
+      <w:r>
+        <w:rPr>
+          <w:rFonts w:ascii="Times New Roman" w:hAnsi="Times New Roman" w:cs="Times New Roman"/>
+          <w:sz w:val="28"/>
+        </w:rPr>
+        <w:t xml:space="preserve">Также одним из более </w:t>
+      </w:r>
+      <w:r>
+        <w:rPr>
+          <w:rFonts w:ascii="Times New Roman" w:hAnsi="Times New Roman" w:cs="Times New Roman"/>
+          <w:sz w:val="28"/>
+        </w:rPr>
+        <w:t>быстрых</w:t>
+      </w:r>
+      <w:r>
+        <w:rPr>
+          <w:rFonts w:ascii="Times New Roman" w:hAnsi="Times New Roman" w:cs="Times New Roman"/>
+          <w:sz w:val="28"/>
+        </w:rPr>
+        <w:t xml:space="preserve"> методов манипуляции является </w:t>
+      </w:r>
+      <w:r>
+        <w:rPr>
+          <w:rFonts w:ascii="Times New Roman" w:hAnsi="Times New Roman" w:cs="Times New Roman"/>
+          <w:b/>
+          <w:sz w:val="28"/>
+        </w:rPr>
+        <w:t>многопозиционная амплитудная модуляция (</w:t>
+      </w:r>
+      <w:r>
+        <w:rPr>
+          <w:rFonts w:ascii="Times New Roman" w:hAnsi="Times New Roman" w:cs="Times New Roman"/>
+          <w:b/>
+          <w:sz w:val="28"/>
+          <w:lang w:val="en-US"/>
+        </w:rPr>
+        <w:t>M</w:t>
+      </w:r>
+      <w:r>
+        <w:rPr>
+          <w:rFonts w:ascii="Times New Roman" w:hAnsi="Times New Roman" w:cs="Times New Roman"/>
+          <w:b/>
+          <w:sz w:val="28"/>
+        </w:rPr>
+        <w:t>-</w:t>
+      </w:r>
+      <w:r>
+        <w:rPr>
+          <w:rFonts w:ascii="Times New Roman" w:hAnsi="Times New Roman" w:cs="Times New Roman"/>
+          <w:b/>
+          <w:sz w:val="28"/>
+          <w:lang w:val="en-US"/>
+        </w:rPr>
+        <w:t>ASK</w:t>
+      </w:r>
+      <w:r>
+        <w:rPr>
+          <w:rFonts w:ascii="Times New Roman" w:hAnsi="Times New Roman" w:cs="Times New Roman"/>
+          <w:b/>
+          <w:sz w:val="28"/>
+        </w:rPr>
+        <w:t>)</w:t>
+      </w:r>
+      <w:r>
+        <w:rPr>
+          <w:rFonts w:ascii="Times New Roman" w:hAnsi="Times New Roman" w:cs="Times New Roman"/>
+          <w:sz w:val="28"/>
+        </w:rPr>
+        <w:t>.</w:t>
+      </w:r>
+      <w:r>
+        <w:rPr>
+          <w:rFonts w:ascii="Times New Roman" w:hAnsi="Times New Roman" w:cs="Times New Roman"/>
+          <w:sz w:val="28"/>
+        </w:rPr>
+        <w:t xml:space="preserve"> В данном методе спектральная эффективность значительно повышается за счёт использования большего значения амплитуды сигнала.</w:t>
+      </w:r>
+    </w:p>
+    <w:p>
+      <w:pPr>
+        <w:spacing w:after="160"/>
+        <w:ind w:firstLine="709"/>
+        <w:jc w:val="both"/>
+        <w:rPr>
+          <w:rFonts w:ascii="Times New Roman" w:hAnsi="Times New Roman" w:cs="Times New Roman"/>
+          <w:sz w:val="28"/>
+        </w:rPr>
+      </w:pPr>
+      <w:r>
+        <w:rPr>
+          <w:rFonts w:ascii="Times New Roman" w:hAnsi="Times New Roman" w:cs="Times New Roman"/>
+          <w:sz w:val="28"/>
+        </w:rPr>
+        <w:t xml:space="preserve">Если сгруппировать биты исходного сообщения в пары, то каждая такая пара будет называться </w:t>
+      </w:r>
+      <w:r>
+        <w:rPr>
+          <w:rFonts w:ascii="Times New Roman" w:hAnsi="Times New Roman" w:cs="Times New Roman"/>
+          <w:i/>
+          <w:sz w:val="28"/>
+        </w:rPr>
+        <w:t>символом</w:t>
+      </w:r>
+      <w:r>
+        <w:rPr>
+          <w:rFonts w:ascii="Times New Roman" w:hAnsi="Times New Roman" w:cs="Times New Roman"/>
+          <w:sz w:val="28"/>
+        </w:rPr>
+        <w:t xml:space="preserve">. Каждый символ будет иметь 4 возможных значения, представленных множеством </w:t>
+      </w:r>
+      <m:oMath>
+        <m:d>
+          <m:dPr>
+            <m:begChr m:val="{"/>
+            <m:endChr m:val="}"/>
+            <m:ctrlPr>
+              <w:rPr>
+                <w:rFonts w:ascii="Cambria Math" w:hAnsi="Cambria Math" w:cs="Times New Roman"/>
+                <w:i/>
+                <w:sz w:val="28"/>
+              </w:rPr>
+            </m:ctrlPr>
+          </m:dPr>
+          <m:e>
+            <m:r>
+              <w:rPr>
+                <w:rFonts w:ascii="Cambria Math" w:hAnsi="Cambria Math" w:cs="Times New Roman"/>
+                <w:sz w:val="28"/>
+              </w:rPr>
+              <m:t>00, 01, 10, 11</m:t>
+            </m:r>
+          </m:e>
+        </m:d>
+      </m:oMath>
+      <w:r>
+        <w:rPr>
+          <w:rFonts w:ascii="Times New Roman" w:hAnsi="Times New Roman" w:cs="Times New Roman"/>
+          <w:sz w:val="28"/>
+        </w:rPr>
+        <w:t xml:space="preserve">. Тогда каждому символу из множества будет соответствовать значение амплитуды, представленное множеством </w:t>
+      </w:r>
+      <m:oMath>
+        <m:d>
+          <m:dPr>
+            <m:begChr m:val="{"/>
+            <m:endChr m:val="}"/>
+            <m:ctrlPr>
+              <w:rPr>
+                <w:rFonts w:ascii="Cambria Math" w:hAnsi="Cambria Math" w:cs="Times New Roman"/>
+                <w:i/>
+                <w:sz w:val="28"/>
+              </w:rPr>
+            </m:ctrlPr>
+          </m:dPr>
+          <m:e>
+            <m:r>
+              <w:rPr>
+                <w:rFonts w:ascii="Cambria Math" w:hAnsi="Cambria Math" w:cs="Times New Roman"/>
+                <w:sz w:val="28"/>
+              </w:rPr>
+              <m:t>0, A, 2A,3A</m:t>
+            </m:r>
+          </m:e>
+        </m:d>
+      </m:oMath>
+      <w:r>
+        <w:rPr>
+          <w:rFonts w:ascii="Times New Roman" w:hAnsi="Times New Roman" w:cs="Times New Roman"/>
+          <w:sz w:val="28"/>
+        </w:rPr>
+        <w:t>.</w:t>
+      </w:r>
+    </w:p>
+    <w:p>
+      <w:pPr>
+        <w:spacing w:after="160"/>
+        <w:ind w:firstLine="709"/>
+        <w:jc w:val="both"/>
+        <w:rPr>
+          <w:rFonts w:ascii="Times New Roman" w:hAnsi="Times New Roman" w:cs="Times New Roman"/>
+          <w:sz w:val="28"/>
+        </w:rPr>
+      </w:pPr>
+      <w:r>
+        <w:rPr>
+          <w:rFonts w:ascii="Times New Roman" w:hAnsi="Times New Roman" w:cs="Times New Roman"/>
+          <w:sz w:val="28"/>
+        </w:rPr>
+        <w:t xml:space="preserve">Аналогично можно группировать любое количество бит в одном символе. Получим </w:t>
+      </w:r>
+      <w:r>
+        <w:rPr>
+          <w:rFonts w:ascii="Times New Roman" w:hAnsi="Times New Roman" w:cs="Times New Roman"/>
+          <w:i/>
+          <w:sz w:val="28"/>
+        </w:rPr>
+        <w:t xml:space="preserve">многоуровневый (многопозиционный) </w:t>
+      </w:r>
+      <w:r>
+        <w:rPr>
+          <w:rFonts w:ascii="Times New Roman" w:hAnsi="Times New Roman" w:cs="Times New Roman"/>
+          <w:sz w:val="28"/>
+        </w:rPr>
+        <w:t xml:space="preserve">сигнал с размерностью множества возможных значений сигнала </w:t>
+      </w:r>
+      <m:oMath>
+        <m:r>
+          <w:rPr>
+            <w:rFonts w:ascii="Cambria Math" w:hAnsi="Cambria Math" w:cs="Times New Roman"/>
+            <w:sz w:val="28"/>
+          </w:rPr>
+          <m:t>M=</m:t>
+        </m:r>
+        <m:func>
+          <m:funcPr>
+            <m:ctrlPr>
+              <w:rPr>
+                <w:rFonts w:ascii="Cambria Math" w:hAnsi="Cambria Math" w:cs="Times New Roman"/>
+                <w:i/>
+                <w:sz w:val="28"/>
+              </w:rPr>
+            </m:ctrlPr>
+          </m:funcPr>
+          <m:fName>
+            <m:sSub>
+              <m:sSubPr>
+                <m:ctrlPr>
+                  <w:rPr>
+                    <w:rFonts w:ascii="Cambria Math" w:hAnsi="Cambria Math" w:cs="Times New Roman"/>
+                    <w:i/>
+                    <w:sz w:val="28"/>
+                  </w:rPr>
+                </m:ctrlPr>
+              </m:sSubPr>
+              <m:e>
+                <m:r>
+                  <m:rPr>
+                    <m:sty m:val="p"/>
+                  </m:rPr>
+                  <w:rPr>
+                    <w:rFonts w:ascii="Cambria Math" w:hAnsi="Cambria Math" w:cs="Times New Roman"/>
+                    <w:sz w:val="28"/>
+                  </w:rPr>
+                  <m:t>log</m:t>
+                </m:r>
+              </m:e>
+              <m:sub>
+                <m:r>
+                  <w:rPr>
+                    <w:rFonts w:ascii="Cambria Math" w:hAnsi="Cambria Math" w:cs="Times New Roman"/>
+                    <w:sz w:val="28"/>
+                  </w:rPr>
+                  <m:t>2</m:t>
+                </m:r>
+              </m:sub>
+            </m:sSub>
+          </m:fName>
+          <m:e>
+            <m:r>
+              <w:rPr>
+                <w:rFonts w:ascii="Cambria Math" w:hAnsi="Cambria Math" w:cs="Times New Roman"/>
+                <w:sz w:val="28"/>
+              </w:rPr>
+              <m:t>k</m:t>
+            </m:r>
+          </m:e>
+        </m:func>
+      </m:oMath>
+      <w:r>
+        <w:rPr>
+          <w:rFonts w:ascii="Times New Roman" w:hAnsi="Times New Roman" w:cs="Times New Roman"/>
+          <w:sz w:val="28"/>
+        </w:rPr>
+        <w:t xml:space="preserve">, </w:t>
+      </w:r>
+      <w:r>
+        <w:rPr>
+          <w:rFonts w:ascii="Times New Roman" w:hAnsi="Times New Roman" w:cs="Times New Roman"/>
+          <w:sz w:val="28"/>
+        </w:rPr>
+        <w:t xml:space="preserve">где </w:t>
+      </w:r>
+      <w:r>
+        <w:rPr>
+          <w:rFonts w:ascii="Times New Roman" w:hAnsi="Times New Roman" w:cs="Times New Roman"/>
+          <w:i/>
+          <w:sz w:val="28"/>
+          <w:lang w:val="en-US"/>
+        </w:rPr>
+        <w:t>k</w:t>
+      </w:r>
+      <w:r>
+        <w:rPr>
+          <w:rFonts w:ascii="Times New Roman" w:hAnsi="Times New Roman" w:cs="Times New Roman"/>
+          <w:sz w:val="28"/>
+        </w:rPr>
+        <w:t xml:space="preserve"> – число бит в одном символе. Так, сигнал 32-</w:t>
+      </w:r>
+      <w:r>
+        <w:rPr>
+          <w:rFonts w:ascii="Times New Roman" w:hAnsi="Times New Roman" w:cs="Times New Roman"/>
+          <w:sz w:val="28"/>
+          <w:lang w:val="en-US"/>
+        </w:rPr>
+        <w:t>ASK</w:t>
+      </w:r>
+      <w:r>
+        <w:rPr>
+          <w:rFonts w:ascii="Times New Roman" w:hAnsi="Times New Roman" w:cs="Times New Roman"/>
+          <w:sz w:val="28"/>
+        </w:rPr>
+        <w:t xml:space="preserve"> </w:t>
+      </w:r>
+      <w:r>
+        <w:rPr>
+          <w:rFonts w:ascii="Times New Roman" w:hAnsi="Times New Roman" w:cs="Times New Roman"/>
+          <w:sz w:val="28"/>
+        </w:rPr>
+        <w:t>имеет 32 возможных значений амплитуды и 5 бит в символе.</w:t>
+      </w:r>
+    </w:p>
+    <w:p>
+      <w:pPr>
+        <w:spacing w:after="160"/>
+        <w:ind w:firstLine="709"/>
+        <w:jc w:val="both"/>
+        <w:rPr>
+          <w:rFonts w:ascii="Times New Roman" w:hAnsi="Times New Roman" w:cs="Times New Roman"/>
+          <w:sz w:val="28"/>
+        </w:rPr>
+      </w:pPr>
+      <w:r>
+        <w:rPr>
+          <w:rFonts w:ascii="Times New Roman" w:hAnsi="Times New Roman" w:cs="Times New Roman"/>
+          <w:sz w:val="28"/>
+        </w:rPr>
+        <w:t xml:space="preserve">Спектральная плотность мощности сигнала с </w:t>
+      </w:r>
+      <w:r>
+        <w:rPr>
+          <w:rFonts w:ascii="Times New Roman" w:hAnsi="Times New Roman" w:cs="Times New Roman"/>
+          <w:sz w:val="28"/>
+          <w:lang w:val="en-US"/>
+        </w:rPr>
+        <w:t>M</w:t>
+      </w:r>
+      <w:r>
+        <w:rPr>
+          <w:rFonts w:ascii="Times New Roman" w:hAnsi="Times New Roman" w:cs="Times New Roman"/>
+          <w:sz w:val="28"/>
+        </w:rPr>
+        <w:t>-</w:t>
+      </w:r>
+      <w:r>
+        <w:rPr>
+          <w:rFonts w:ascii="Times New Roman" w:hAnsi="Times New Roman" w:cs="Times New Roman"/>
+          <w:sz w:val="28"/>
+          <w:lang w:val="en-US"/>
+        </w:rPr>
+        <w:t>ASK</w:t>
+      </w:r>
+      <w:r>
+        <w:rPr>
+          <w:rFonts w:ascii="Times New Roman" w:hAnsi="Times New Roman" w:cs="Times New Roman"/>
+          <w:sz w:val="28"/>
+        </w:rPr>
+        <w:t xml:space="preserve"> </w:t>
+      </w:r>
+      <w:r>
+        <w:rPr>
+          <w:rFonts w:ascii="Times New Roman" w:hAnsi="Times New Roman" w:cs="Times New Roman"/>
+          <w:sz w:val="28"/>
+        </w:rPr>
+        <w:t xml:space="preserve">вычисляется аналогично (10), но битовый интервал </w:t>
+      </w:r>
+      <m:oMath>
+        <m:sSub>
+          <m:sSubPr>
+            <m:ctrlPr>
+              <w:rPr>
+                <w:rFonts w:ascii="Cambria Math" w:hAnsi="Cambria Math" w:cs="Times New Roman"/>
+                <w:i/>
+                <w:sz w:val="28"/>
+                <w:lang w:val="en-US"/>
+              </w:rPr>
+            </m:ctrlPr>
+          </m:sSubPr>
+          <m:e>
+            <m:r>
+              <w:rPr>
+                <w:rFonts w:ascii="Cambria Math" w:hAnsi="Cambria Math" w:cs="Times New Roman"/>
+                <w:sz w:val="28"/>
+                <w:lang w:val="en-US"/>
+              </w:rPr>
+              <m:t>T</m:t>
+            </m:r>
+          </m:e>
+          <m:sub>
+            <m:r>
+              <w:rPr>
+                <w:rFonts w:ascii="Cambria Math" w:hAnsi="Cambria Math" w:cs="Times New Roman"/>
+                <w:sz w:val="28"/>
+                <w:lang w:val="en-US"/>
+              </w:rPr>
+              <m:t>b</m:t>
+            </m:r>
+          </m:sub>
+        </m:sSub>
+      </m:oMath>
+      <w:r>
+        <w:rPr>
+          <w:rFonts w:ascii="Times New Roman" w:hAnsi="Times New Roman" w:cs="Times New Roman"/>
+          <w:sz w:val="28"/>
+        </w:rPr>
+        <w:t xml:space="preserve"> заменяют на символьный интервал </w:t>
+      </w:r>
+      <m:oMath>
+        <m:sSub>
+          <m:sSubPr>
+            <m:ctrlPr>
+              <w:rPr>
+                <w:rFonts w:ascii="Cambria Math" w:hAnsi="Cambria Math" w:cs="Times New Roman"/>
+                <w:i/>
+                <w:sz w:val="28"/>
+                <w:lang w:val="en-US"/>
+              </w:rPr>
+            </m:ctrlPr>
+          </m:sSubPr>
+          <m:e>
+            <m:r>
+              <w:rPr>
+                <w:rFonts w:ascii="Cambria Math" w:hAnsi="Cambria Math" w:cs="Times New Roman"/>
+                <w:sz w:val="28"/>
+                <w:lang w:val="en-US"/>
+              </w:rPr>
+              <m:t>T</m:t>
+            </m:r>
+          </m:e>
+          <m:sub>
+            <m:r>
+              <w:rPr>
+                <w:rFonts w:ascii="Cambria Math" w:hAnsi="Cambria Math" w:cs="Times New Roman"/>
+                <w:sz w:val="28"/>
+                <w:lang w:val="en-US"/>
+              </w:rPr>
+              <m:t>s</m:t>
+            </m:r>
+          </m:sub>
+        </m:sSub>
+        <m:r>
+          <w:rPr>
+            <w:rFonts w:ascii="Cambria Math" w:hAnsi="Cambria Math" w:cs="Times New Roman"/>
+            <w:sz w:val="28"/>
+          </w:rPr>
+          <m:t>=</m:t>
+        </m:r>
+        <m:sSub>
+          <m:sSubPr>
+            <m:ctrlPr>
+              <w:rPr>
+                <w:rFonts w:ascii="Cambria Math" w:hAnsi="Cambria Math" w:cs="Times New Roman"/>
+                <w:i/>
+                <w:sz w:val="28"/>
+                <w:lang w:val="en-US"/>
+              </w:rPr>
+            </m:ctrlPr>
+          </m:sSubPr>
+          <m:e>
+            <m:r>
+              <w:rPr>
+                <w:rFonts w:ascii="Cambria Math" w:hAnsi="Cambria Math" w:cs="Times New Roman"/>
+                <w:sz w:val="28"/>
+                <w:lang w:val="en-US"/>
+              </w:rPr>
+              <m:t>T</m:t>
+            </m:r>
+          </m:e>
+          <m:sub>
+            <m:r>
+              <w:rPr>
+                <w:rFonts w:ascii="Cambria Math" w:hAnsi="Cambria Math" w:cs="Times New Roman"/>
+                <w:sz w:val="28"/>
+                <w:lang w:val="en-US"/>
+              </w:rPr>
+              <m:t>b</m:t>
+            </m:r>
+          </m:sub>
+        </m:sSub>
+        <m:func>
+          <m:funcPr>
+            <m:ctrlPr>
+              <w:rPr>
+                <w:rFonts w:ascii="Cambria Math" w:hAnsi="Cambria Math" w:cs="Times New Roman"/>
+                <w:i/>
+                <w:sz w:val="28"/>
+                <w:lang w:val="en-US"/>
+              </w:rPr>
+            </m:ctrlPr>
+          </m:funcPr>
+          <m:fName>
+            <m:sSub>
+              <m:sSubPr>
+                <m:ctrlPr>
+                  <w:rPr>
+                    <w:rFonts w:ascii="Cambria Math" w:hAnsi="Cambria Math" w:cs="Times New Roman"/>
+                    <w:i/>
+                    <w:sz w:val="28"/>
+                    <w:lang w:val="en-US"/>
+                  </w:rPr>
+                </m:ctrlPr>
+              </m:sSubPr>
+              <m:e>
+                <m:r>
+                  <m:rPr>
+                    <m:sty m:val="p"/>
+                  </m:rPr>
+                  <w:rPr>
+                    <w:rFonts w:ascii="Cambria Math" w:hAnsi="Cambria Math" w:cs="Times New Roman"/>
+                    <w:sz w:val="28"/>
+                    <w:lang w:val="en-US"/>
+                  </w:rPr>
+                  <m:t>log</m:t>
+                </m:r>
+              </m:e>
+              <m:sub>
+                <m:r>
+                  <w:rPr>
+                    <w:rFonts w:ascii="Cambria Math" w:hAnsi="Cambria Math" w:cs="Times New Roman"/>
+                    <w:sz w:val="28"/>
+                  </w:rPr>
+                  <m:t>2</m:t>
+                </m:r>
+              </m:sub>
+            </m:sSub>
+          </m:fName>
+          <m:e>
+            <m:r>
+              <w:rPr>
+                <w:rFonts w:ascii="Cambria Math" w:hAnsi="Cambria Math" w:cs="Times New Roman"/>
+                <w:sz w:val="28"/>
+                <w:lang w:val="en-US"/>
+              </w:rPr>
+              <m:t>M</m:t>
+            </m:r>
+          </m:e>
+        </m:func>
+      </m:oMath>
+      <w:r>
+        <w:rPr>
+          <w:rFonts w:ascii="Times New Roman" w:hAnsi="Times New Roman" w:cs="Times New Roman"/>
+          <w:sz w:val="28"/>
+        </w:rPr>
+        <w:t>.</w:t>
+      </w:r>
+    </w:p>
+    <w:p>
+      <w:pPr>
+        <w:keepNext/>
+        <w:spacing w:after="160"/>
+        <w:jc w:val="center"/>
+      </w:pPr>
+      <w:r>
+        <w:rPr>
+          <w:rFonts w:ascii="Times New Roman" w:hAnsi="Times New Roman" w:cs="Times New Roman"/>
+          <w:noProof/>
+          <w:sz w:val="28"/>
+        </w:rPr>
+        <w:drawing>
+          <wp:inline distT="0" distB="0" distL="0" distR="0">
+            <wp:extent cx="2560320" cy="2194560"/>
+            <wp:effectExtent l="19050" t="0" r="0" b="0"/>
+            <wp:docPr id="6" name="Рисунок 2"/>
+            <wp:cNvGraphicFramePr>
+              <a:graphicFrameLocks xmlns:a="http://schemas.openxmlformats.org/drawingml/2006/main" noChangeAspect="1"/>
+            </wp:cNvGraphicFramePr>
+            <a:graphic xmlns:a="http://schemas.openxmlformats.org/drawingml/2006/main">
+              <a:graphicData uri="http://schemas.openxmlformats.org/drawingml/2006/picture">
+                <pic:pic xmlns:pic="http://schemas.openxmlformats.org/drawingml/2006/picture">
+                  <pic:nvPicPr>
+                    <pic:cNvPr id="0" name="Picture 2"/>
+                    <pic:cNvPicPr>
+                      <a:picLocks noChangeAspect="1" noChangeArrowheads="1"/>
+                    </pic:cNvPicPr>
+                  </pic:nvPicPr>
+                  <pic:blipFill>
+                    <a:blip r:embed="rId15"/>
+                    <a:srcRect/>
+                    <a:stretch>
+                      <a:fillRect/>
+                    </a:stretch>
+                  </pic:blipFill>
+                  <pic:spPr bwMode="auto">
+                    <a:xfrm>
+                      <a:off x="0" y="0"/>
+                      <a:ext cx="2560320" cy="2194560"/>
+                    </a:xfrm>
+                    <a:prstGeom prst="rect">
+                      <a:avLst/>
+                    </a:prstGeom>
+                    <a:noFill/>
+                    <a:ln w="9525">
+                      <a:noFill/>
+                      <a:miter lim="800000"/>
+                      <a:headEnd/>
+                      <a:tailEnd/>
+                    </a:ln>
+                  </pic:spPr>
+                </pic:pic>
+              </a:graphicData>
+            </a:graphic>
+          </wp:inline>
+        </w:drawing>
+      </w:r>
+    </w:p>
+    <w:p>
+      <w:pPr>
+        <w:pStyle w:val="af"/>
+        <w:jc w:val="center"/>
+        <w:rPr>
+          <w:lang w:val="en-US"/>
+        </w:rPr>
+      </w:pPr>
+      <w:r>
+        <w:t xml:space="preserve">Рисунок </w:t>
+      </w:r>
+      <w:fldSimple w:instr=" SEQ Рисунок \* ARABIC ">
+        <w:r>
+          <w:rPr>
+            <w:noProof/>
+          </w:rPr>
+          <w:t>8</w:t>
+        </w:r>
+      </w:fldSimple>
+      <w:r>
+        <w:t xml:space="preserve">. </w:t>
+      </w:r>
+      <w:r>
+        <w:t>Сравнение спектральных плотностей мощност</w:t>
+      </w:r>
+      <w:r>
+        <w:t xml:space="preserve">и сигнала </w:t>
+      </w:r>
+      <w:r>
+        <w:rPr>
+          <w:lang w:val="en-US"/>
+        </w:rPr>
+        <w:t>ASK</w:t>
+      </w:r>
+      <w:r>
+        <w:t xml:space="preserve"> (1) </w:t>
+      </w:r>
+      <w:r>
+        <w:t xml:space="preserve">и </w:t>
+      </w:r>
+      <w:r>
+        <w:t>8-</w:t>
+      </w:r>
+      <w:r>
+        <w:rPr>
+          <w:lang w:val="en-US"/>
+        </w:rPr>
+        <w:t>ASK</w:t>
+      </w:r>
+      <w:r>
+        <w:t xml:space="preserve"> (2).</w:t>
+      </w:r>
+    </w:p>
+    <w:p>
+      <w:pPr>
+        <w:ind w:firstLine="709"/>
+        <w:jc w:val="both"/>
+        <w:rPr>
+          <w:rFonts w:ascii="Times New Roman" w:hAnsi="Times New Roman" w:cs="Times New Roman"/>
+          <w:sz w:val="28"/>
+        </w:rPr>
+      </w:pPr>
+      <w:r>
+        <w:rPr>
+          <w:rFonts w:ascii="Times New Roman" w:hAnsi="Times New Roman" w:cs="Times New Roman"/>
+          <w:sz w:val="28"/>
+        </w:rPr>
+        <w:t xml:space="preserve">Амплитудные методы манипуляции сигналов имеют сравнительно низкую энергетическую эффективность. Также они требуют высокую линейность и большой динамический диапазон усилителя мощности, поскольку нелинейность усилителя может привести к ошибке в амплитуде сигнала, что повлияет на значение символа. Большой динамический диапазон служит для большого отношения между максимальным и минимальным уровнями сигналов. </w:t>
+      </w:r>
+      <w:r>
+        <w:rPr>
+          <w:rFonts w:ascii="Times New Roman" w:hAnsi="Times New Roman" w:cs="Times New Roman"/>
+          <w:sz w:val="28"/>
+        </w:rPr>
+        <w:t>Шумы и аддитивные помехи также способствуют изменению уровня сигнала, что приводит амплитудные методы модуляции к слабой помехоустойчивости. Но они просты в реализации. Из-за вышеописанных недостатков амплитудные методы модуляции имеют ограниченное применение.</w:t>
+      </w:r>
+    </w:p>
     <w:sectPr>
-      <w:footerReference w:type="default" r:id="rId14"/>
-      <w:footerReference w:type="first" r:id="rId15"/>
+      <w:footerReference w:type="default" r:id="rId16"/>
+      <w:footerReference w:type="first" r:id="rId17"/>
       <w:pgSz w:w="11906" w:h="16838"/>
       <w:pgMar w:top="1134" w:right="850" w:bottom="1134" w:left="1701" w:header="708" w:footer="708" w:gutter="0"/>
       <w:pgNumType w:start="1"/>
@@ -6736,7 +8730,7 @@
             <w:rPr>
               <w:noProof/>
             </w:rPr>
-            <w:t>9</w:t>
+            <w:t>10</w:t>
           </w:r>
         </w:fldSimple>
       </w:p>
@@ -7663,6 +9657,7 @@
   <w:rsids>
     <w:rsidRoot w:val="00BE2259"/>
     <w:rsid w:val="005B3B83"/>
+    <w:rsid w:val="00A45F43"/>
     <w:rsid w:val="00BE2259"/>
   </w:rsids>
   <m:mathPr>
@@ -7879,7 +9874,7 @@
     <w:basedOn w:val="a0"/>
     <w:uiPriority w:val="99"/>
     <w:semiHidden/>
-    <w:rsid w:val="005B3B83"/>
+    <w:rsid w:val="00A45F43"/>
     <w:rPr>
       <w:color w:val="808080"/>
     </w:rPr>
@@ -8181,7 +10176,7 @@
 </file>
 
 <file path=customXml/itemProps1.xml><?xml version="1.0" encoding="utf-8"?>
-<ds:datastoreItem xmlns:ds="http://schemas.openxmlformats.org/officeDocument/2006/customXml" ds:itemID="{0B7E7204-44D6-4520-8947-D6E4DE7B680D}">
+<ds:datastoreItem xmlns:ds="http://schemas.openxmlformats.org/officeDocument/2006/customXml" ds:itemID="{139016AE-29CF-4A92-858C-C70DE0C4CC99}">
   <ds:schemaRefs>
     <ds:schemaRef ds:uri="http://schemas.openxmlformats.org/officeDocument/2006/bibliography"/>
   </ds:schemaRefs>

--- a/Диплом.docx
+++ b/Диплом.docx
@@ -593,7 +593,7 @@
           <w:r>
             <w:fldChar w:fldCharType="separate"/>
           </w:r>
-          <w:hyperlink w:anchor="_Toc228908452" w:history="1">
+          <w:hyperlink w:anchor="_Toc229246033" w:history="1">
             <w:r>
               <w:rPr>
                 <w:rStyle w:val="ab"/>
@@ -621,7 +621,7 @@
                 <w:noProof/>
                 <w:webHidden/>
               </w:rPr>
-              <w:instrText xml:space="preserve"> PAGEREF _Toc228908452 \h </w:instrText>
+              <w:instrText xml:space="preserve"> PAGEREF _Toc229246033 \h </w:instrText>
             </w:r>
             <w:r>
               <w:rPr>
@@ -662,7 +662,7 @@
               <w:noProof/>
             </w:rPr>
           </w:pPr>
-          <w:hyperlink w:anchor="_Toc228908453" w:history="1">
+          <w:hyperlink w:anchor="_Toc229246034" w:history="1">
             <w:r>
               <w:rPr>
                 <w:rStyle w:val="ab"/>
@@ -690,7 +690,7 @@
                 <w:noProof/>
                 <w:webHidden/>
               </w:rPr>
-              <w:instrText xml:space="preserve"> PAGEREF _Toc228908453 \h </w:instrText>
+              <w:instrText xml:space="preserve"> PAGEREF _Toc229246034 \h </w:instrText>
             </w:r>
             <w:r>
               <w:rPr>
@@ -732,7 +732,7 @@
               <w:noProof/>
             </w:rPr>
           </w:pPr>
-          <w:hyperlink w:anchor="_Toc228908454" w:history="1">
+          <w:hyperlink w:anchor="_Toc229246035" w:history="1">
             <w:r>
               <w:rPr>
                 <w:rStyle w:val="ab"/>
@@ -774,7 +774,7 @@
                 <w:noProof/>
                 <w:webHidden/>
               </w:rPr>
-              <w:instrText xml:space="preserve"> PAGEREF _Toc228908454 \h </w:instrText>
+              <w:instrText xml:space="preserve"> PAGEREF _Toc229246035 \h </w:instrText>
             </w:r>
             <w:r>
               <w:rPr>
@@ -815,7 +815,7 @@
               <w:noProof/>
             </w:rPr>
           </w:pPr>
-          <w:hyperlink w:anchor="_Toc228908455" w:history="1">
+          <w:hyperlink w:anchor="_Toc229246036" w:history="1">
             <w:r>
               <w:rPr>
                 <w:rStyle w:val="ab"/>
@@ -843,7 +843,7 @@
                 <w:noProof/>
                 <w:webHidden/>
               </w:rPr>
-              <w:instrText xml:space="preserve"> PAGEREF _Toc228908455 \h </w:instrText>
+              <w:instrText xml:space="preserve"> PAGEREF _Toc229246036 \h </w:instrText>
             </w:r>
             <w:r>
               <w:rPr>
@@ -884,7 +884,7 @@
               <w:noProof/>
             </w:rPr>
           </w:pPr>
-          <w:hyperlink w:anchor="_Toc228908456" w:history="1">
+          <w:hyperlink w:anchor="_Toc229246037" w:history="1">
             <w:r>
               <w:rPr>
                 <w:rStyle w:val="ab"/>
@@ -912,7 +912,7 @@
                 <w:noProof/>
                 <w:webHidden/>
               </w:rPr>
-              <w:instrText xml:space="preserve"> PAGEREF _Toc228908456 \h </w:instrText>
+              <w:instrText xml:space="preserve"> PAGEREF _Toc229246037 \h </w:instrText>
             </w:r>
             <w:r>
               <w:rPr>
@@ -954,7 +954,7 @@
               <w:noProof/>
             </w:rPr>
           </w:pPr>
-          <w:hyperlink w:anchor="_Toc228908457" w:history="1">
+          <w:hyperlink w:anchor="_Toc229246038" w:history="1">
             <w:r>
               <w:rPr>
                 <w:rStyle w:val="ab"/>
@@ -996,7 +996,7 @@
                 <w:noProof/>
                 <w:webHidden/>
               </w:rPr>
-              <w:instrText xml:space="preserve"> PAGEREF _Toc228908457 \h </w:instrText>
+              <w:instrText xml:space="preserve"> PAGEREF _Toc229246038 \h </w:instrText>
             </w:r>
             <w:r>
               <w:rPr>
@@ -1038,7 +1038,7 @@
               <w:noProof/>
             </w:rPr>
           </w:pPr>
-          <w:hyperlink w:anchor="_Toc228908458" w:history="1">
+          <w:hyperlink w:anchor="_Toc229246039" w:history="1">
             <w:r>
               <w:rPr>
                 <w:rStyle w:val="ab"/>
@@ -1080,7 +1080,7 @@
                 <w:noProof/>
                 <w:webHidden/>
               </w:rPr>
-              <w:instrText xml:space="preserve"> PAGEREF _Toc228908458 \h </w:instrText>
+              <w:instrText xml:space="preserve"> PAGEREF _Toc229246039 \h </w:instrText>
             </w:r>
             <w:r>
               <w:rPr>
@@ -1101,6 +1101,90 @@
                 <w:webHidden/>
               </w:rPr>
               <w:t>8</w:t>
+            </w:r>
+            <w:r>
+              <w:rPr>
+                <w:noProof/>
+                <w:webHidden/>
+              </w:rPr>
+              <w:fldChar w:fldCharType="end"/>
+            </w:r>
+          </w:hyperlink>
+        </w:p>
+        <w:p>
+          <w:pPr>
+            <w:pStyle w:val="31"/>
+            <w:tabs>
+              <w:tab w:val="left" w:pos="1320"/>
+              <w:tab w:val="right" w:leader="dot" w:pos="9345"/>
+            </w:tabs>
+            <w:rPr>
+              <w:noProof/>
+            </w:rPr>
+          </w:pPr>
+          <w:hyperlink w:anchor="_Toc229246040" w:history="1">
+            <w:r>
+              <w:rPr>
+                <w:rStyle w:val="ab"/>
+                <w:rFonts w:ascii="Times New Roman" w:hAnsi="Times New Roman" w:cs="Times New Roman"/>
+                <w:noProof/>
+              </w:rPr>
+              <w:t>1.2.2</w:t>
+            </w:r>
+            <w:r>
+              <w:rPr>
+                <w:noProof/>
+              </w:rPr>
+              <w:tab/>
+            </w:r>
+            <w:r>
+              <w:rPr>
+                <w:rStyle w:val="ab"/>
+                <w:rFonts w:ascii="Times New Roman" w:hAnsi="Times New Roman" w:cs="Times New Roman"/>
+                <w:noProof/>
+              </w:rPr>
+              <w:t>Фазовые методы манипуляции.</w:t>
+            </w:r>
+            <w:r>
+              <w:rPr>
+                <w:noProof/>
+                <w:webHidden/>
+              </w:rPr>
+              <w:tab/>
+            </w:r>
+            <w:r>
+              <w:rPr>
+                <w:noProof/>
+                <w:webHidden/>
+              </w:rPr>
+              <w:fldChar w:fldCharType="begin"/>
+            </w:r>
+            <w:r>
+              <w:rPr>
+                <w:noProof/>
+                <w:webHidden/>
+              </w:rPr>
+              <w:instrText xml:space="preserve"> PAGEREF _Toc229246040 \h </w:instrText>
+            </w:r>
+            <w:r>
+              <w:rPr>
+                <w:noProof/>
+                <w:webHidden/>
+              </w:rPr>
+            </w:r>
+            <w:r>
+              <w:rPr>
+                <w:noProof/>
+                <w:webHidden/>
+              </w:rPr>
+              <w:fldChar w:fldCharType="separate"/>
+            </w:r>
+            <w:r>
+              <w:rPr>
+                <w:noProof/>
+                <w:webHidden/>
+              </w:rPr>
+              <w:t>10</w:t>
             </w:r>
             <w:r>
               <w:rPr>
@@ -1160,12 +1244,13 @@
           <w:color w:val="auto"/>
         </w:rPr>
       </w:pPr>
-      <w:bookmarkStart w:id="0" w:name="_Toc228908452"/>
+      <w:bookmarkStart w:id="0" w:name="_Toc229246033"/>
       <w:r>
         <w:rPr>
           <w:rFonts w:ascii="Times New Roman" w:hAnsi="Times New Roman" w:cs="Times New Roman"/>
           <w:color w:val="auto"/>
         </w:rPr>
+        <w:lastRenderedPageBreak/>
         <w:t>ВВЕДЕНИЕ</w:t>
       </w:r>
       <w:bookmarkEnd w:id="0"/>
@@ -1592,12 +1677,13 @@
           <w:color w:val="auto"/>
         </w:rPr>
       </w:pPr>
-      <w:bookmarkStart w:id="1" w:name="_Toc228908453"/>
+      <w:bookmarkStart w:id="1" w:name="_Toc229246034"/>
       <w:r>
         <w:rPr>
           <w:rFonts w:ascii="Times New Roman" w:hAnsi="Times New Roman" w:cs="Times New Roman"/>
           <w:color w:val="auto"/>
         </w:rPr>
+        <w:lastRenderedPageBreak/>
         <w:t>ГЛАВА 1. ТЕОРЕТИЧЕСКИЕ ОСНОВЫ ПЕРЕДАЧИ ИНФОРМАЦИИ ПО РАДИОКАНАЛУ.</w:t>
       </w:r>
       <w:bookmarkEnd w:id="1"/>
@@ -1617,7 +1703,7 @@
           <w:szCs w:val="28"/>
         </w:rPr>
       </w:pPr>
-      <w:bookmarkStart w:id="2" w:name="_Toc228908454"/>
+      <w:bookmarkStart w:id="2" w:name="_Toc229246035"/>
       <w:r>
         <w:rPr>
           <w:rFonts w:ascii="Times New Roman" w:hAnsi="Times New Roman" w:cs="Times New Roman"/>
@@ -1949,7 +2035,6 @@
         <w:rPr>
           <w:rFonts w:ascii="Times New Roman" w:hAnsi="Times New Roman" w:cs="Times New Roman"/>
           <w:sz w:val="28"/>
-          <w:lang w:val="en-US"/>
         </w:rPr>
         <w:tab/>
       </w:r>
@@ -2086,7 +2171,7 @@
           <w:sz w:val="28"/>
         </w:rPr>
       </w:pPr>
-      <w:bookmarkStart w:id="3" w:name="_Toc228908455"/>
+      <w:bookmarkStart w:id="3" w:name="_Toc229246036"/>
       <w:r>
         <w:rPr>
           <w:rFonts w:ascii="Times New Roman" w:hAnsi="Times New Roman" w:cs="Times New Roman"/>
@@ -2519,7 +2604,6 @@
           <w:rFonts w:ascii="Times New Roman" w:hAnsi="Times New Roman" w:cs="Times New Roman"/>
           <w:i/>
           <w:sz w:val="28"/>
-          <w:lang w:val="en-US"/>
         </w:rPr>
         <w:tab/>
       </w:r>
@@ -2528,7 +2612,6 @@
           <w:rFonts w:ascii="Times New Roman" w:hAnsi="Times New Roman" w:cs="Times New Roman"/>
           <w:i/>
           <w:sz w:val="28"/>
-          <w:lang w:val="en-US"/>
         </w:rPr>
         <w:tab/>
       </w:r>
@@ -2732,6 +2815,7 @@
           <w:rFonts w:ascii="Times New Roman" w:hAnsi="Times New Roman" w:cs="Times New Roman"/>
           <w:sz w:val="28"/>
         </w:rPr>
+        <w:lastRenderedPageBreak/>
         <w:t>Эта величина может принимать несколько значений, которые будут рассмотрены ниже.</w:t>
       </w:r>
     </w:p>
@@ -3143,7 +3227,15 @@
           <w:rFonts w:ascii="Times New Roman" w:hAnsi="Times New Roman" w:cs="Times New Roman"/>
           <w:sz w:val="28"/>
         </w:rPr>
-        <w:t>происходит пере-модуляция, что приводит к искажению огибающей АМ-сигнала, а в спектре амплитуды боковых составляющих превышают половину амплитуды несущего сигнала.</w:t>
+        <w:t xml:space="preserve">происходит пере-модуляция, что приводит к искажению огибающей АМ-сигнала, а в спектре </w:t>
+      </w:r>
+      <w:r>
+        <w:rPr>
+          <w:rFonts w:ascii="Times New Roman" w:hAnsi="Times New Roman" w:cs="Times New Roman"/>
+          <w:sz w:val="28"/>
+        </w:rPr>
+        <w:lastRenderedPageBreak/>
+        <w:t>амплитуды боковых составляющих превышают половину амплитуды несущего сигнала.</w:t>
       </w:r>
     </w:p>
     <w:p>
@@ -3281,7 +3373,7 @@
           <w:sz w:val="28"/>
         </w:rPr>
       </w:pPr>
-      <w:bookmarkStart w:id="4" w:name="_Toc228908456"/>
+      <w:bookmarkStart w:id="4" w:name="_Toc229246037"/>
       <w:r>
         <w:rPr>
           <w:rFonts w:ascii="Times New Roman" w:hAnsi="Times New Roman" w:cs="Times New Roman"/>
@@ -3676,6 +3768,7 @@
           <w:rFonts w:ascii="Times New Roman" w:hAnsi="Times New Roman" w:cs="Times New Roman"/>
           <w:sz w:val="28"/>
         </w:rPr>
+        <w:lastRenderedPageBreak/>
         <w:t xml:space="preserve">модулирует несущее колебание </w:t>
       </w:r>
       <m:oMath>
@@ -4115,7 +4208,6 @@
         <w:rPr>
           <w:rFonts w:ascii="Times New Roman" w:hAnsi="Times New Roman" w:cs="Times New Roman"/>
           <w:sz w:val="28"/>
-          <w:lang w:val="en-US"/>
         </w:rPr>
       </w:pPr>
       <m:oMath>
@@ -4154,7 +4246,6 @@
           <w:rPr>
             <w:rFonts w:ascii="Cambria Math" w:hAnsi="Cambria Math" w:cs="Times New Roman"/>
             <w:sz w:val="28"/>
-            <w:lang w:val="en-US"/>
           </w:rPr>
           <m:t>=</m:t>
         </m:r>
@@ -4228,7 +4319,6 @@
           <w:rFonts w:ascii="Times New Roman" w:hAnsi="Times New Roman" w:cs="Times New Roman"/>
           <w:i/>
           <w:sz w:val="28"/>
-          <w:lang w:val="en-US"/>
         </w:rPr>
         <w:t xml:space="preserve"> </w:t>
       </w:r>
@@ -4236,7 +4326,6 @@
         <w:rPr>
           <w:rFonts w:ascii="Times New Roman" w:hAnsi="Times New Roman" w:cs="Times New Roman"/>
           <w:sz w:val="28"/>
-          <w:lang w:val="en-US"/>
         </w:rPr>
         <w:tab/>
       </w:r>
@@ -4244,7 +4333,6 @@
         <w:rPr>
           <w:rFonts w:ascii="Times New Roman" w:hAnsi="Times New Roman" w:cs="Times New Roman"/>
           <w:sz w:val="28"/>
-          <w:lang w:val="en-US"/>
         </w:rPr>
         <w:tab/>
       </w:r>
@@ -4252,7 +4340,6 @@
         <w:rPr>
           <w:rFonts w:ascii="Times New Roman" w:hAnsi="Times New Roman" w:cs="Times New Roman"/>
           <w:sz w:val="28"/>
-          <w:lang w:val="en-US"/>
         </w:rPr>
         <w:tab/>
       </w:r>
@@ -4260,7 +4347,6 @@
         <w:rPr>
           <w:rFonts w:ascii="Times New Roman" w:hAnsi="Times New Roman" w:cs="Times New Roman"/>
           <w:sz w:val="28"/>
-          <w:lang w:val="en-US"/>
         </w:rPr>
         <w:tab/>
       </w:r>
@@ -4268,7 +4354,6 @@
         <w:rPr>
           <w:rFonts w:ascii="Times New Roman" w:hAnsi="Times New Roman" w:cs="Times New Roman"/>
           <w:sz w:val="28"/>
-          <w:lang w:val="en-US"/>
         </w:rPr>
         <w:tab/>
       </w:r>
@@ -4276,7 +4361,6 @@
         <w:rPr>
           <w:rFonts w:ascii="Times New Roman" w:hAnsi="Times New Roman" w:cs="Times New Roman"/>
           <w:sz w:val="28"/>
-          <w:lang w:val="en-US"/>
         </w:rPr>
         <w:tab/>
         <w:t>(3)</w:t>
@@ -4571,7 +4655,6 @@
           <w:rFonts w:ascii="Times New Roman" w:hAnsi="Times New Roman" w:cs="Times New Roman"/>
           <w:i/>
           <w:sz w:val="28"/>
-          <w:lang w:val="en-US"/>
         </w:rPr>
         <w:tab/>
       </w:r>
@@ -4580,7 +4663,6 @@
           <w:rFonts w:ascii="Times New Roman" w:hAnsi="Times New Roman" w:cs="Times New Roman"/>
           <w:i/>
           <w:sz w:val="28"/>
-          <w:lang w:val="en-US"/>
         </w:rPr>
         <w:tab/>
       </w:r>
@@ -4589,7 +4671,6 @@
           <w:rFonts w:ascii="Times New Roman" w:hAnsi="Times New Roman" w:cs="Times New Roman"/>
           <w:i/>
           <w:sz w:val="28"/>
-          <w:lang w:val="en-US"/>
         </w:rPr>
         <w:tab/>
       </w:r>
@@ -5660,13 +5741,14 @@
           <w:sz w:val="28"/>
         </w:rPr>
       </w:pPr>
-      <w:bookmarkStart w:id="5" w:name="_Toc228908457"/>
+      <w:bookmarkStart w:id="5" w:name="_Toc229246038"/>
       <w:r>
         <w:rPr>
           <w:rFonts w:ascii="Times New Roman" w:hAnsi="Times New Roman" w:cs="Times New Roman"/>
           <w:color w:val="auto"/>
           <w:sz w:val="28"/>
         </w:rPr>
+        <w:lastRenderedPageBreak/>
         <w:t>Цифровое кодирование радио</w:t>
       </w:r>
       <w:r>
@@ -5847,7 +5929,7 @@
           <w:sz w:val="28"/>
         </w:rPr>
       </w:pPr>
-      <w:bookmarkStart w:id="6" w:name="_Toc228908458"/>
+      <w:bookmarkStart w:id="6" w:name="_Toc229246039"/>
       <w:r>
         <w:rPr>
           <w:rFonts w:ascii="Times New Roman" w:hAnsi="Times New Roman" w:cs="Times New Roman"/>
@@ -6993,7 +7075,15 @@
           <w:rFonts w:ascii="Times New Roman" w:hAnsi="Times New Roman" w:cs="Times New Roman"/>
           <w:sz w:val="28"/>
         </w:rPr>
-        <w:t xml:space="preserve"> (</w:t>
+        <w:t xml:space="preserve"> </w:t>
+      </w:r>
+      <w:r>
+        <w:rPr>
+          <w:rFonts w:ascii="Times New Roman" w:hAnsi="Times New Roman" w:cs="Times New Roman"/>
+          <w:sz w:val="28"/>
+        </w:rPr>
+        <w:lastRenderedPageBreak/>
+        <w:t>(</w:t>
       </w:r>
       <w:r>
         <w:rPr>
@@ -7302,29 +7392,57 @@
         <w:rPr>
           <w:rFonts w:cstheme="minorHAnsi"/>
           <w:bCs w:val="0"/>
-        </w:rPr>
-      </w:pPr>
-      <w:r>
+          <w:color w:val="auto"/>
+        </w:rPr>
+      </w:pPr>
+      <w:r>
+        <w:rPr>
+          <w:color w:val="auto"/>
+        </w:rPr>
         <w:t xml:space="preserve">Рисунок </w:t>
       </w:r>
-      <w:fldSimple w:instr=" SEQ Рисунок \* ARABIC ">
-        <w:r>
-          <w:rPr>
-            <w:noProof/>
-          </w:rPr>
-          <w:t>7</w:t>
-        </w:r>
-      </w:fldSimple>
-      <w:r>
-        <w:t>. Спектральная плотность мощности ASK-сигнала. Форма импульса модулирующего сигна</w:t>
-      </w:r>
-      <w:r>
-        <w:t xml:space="preserve">ла: </w:t>
+      <w:r>
+        <w:rPr>
+          <w:color w:val="auto"/>
+        </w:rPr>
+        <w:fldChar w:fldCharType="begin"/>
+      </w:r>
+      <w:r>
+        <w:rPr>
+          <w:color w:val="auto"/>
+        </w:rPr>
+        <w:instrText xml:space="preserve"> SEQ Рисунок \* ARABIC </w:instrText>
+      </w:r>
+      <w:r>
+        <w:rPr>
+          <w:color w:val="auto"/>
+        </w:rPr>
+        <w:fldChar w:fldCharType="separate"/>
+      </w:r>
+      <w:r>
+        <w:rPr>
+          <w:noProof/>
+          <w:color w:val="auto"/>
+        </w:rPr>
+        <w:t>7</w:t>
+      </w:r>
+      <w:r>
+        <w:rPr>
+          <w:color w:val="auto"/>
+        </w:rPr>
+        <w:fldChar w:fldCharType="end"/>
+      </w:r>
+      <w:r>
+        <w:rPr>
+          <w:color w:val="auto"/>
+        </w:rPr>
+        <w:t xml:space="preserve">. Спектральная плотность мощности ASK-сигнала. Форма импульса модулирующего сигнала: </w:t>
       </w:r>
       <w:r>
         <w:rPr>
           <w:rFonts w:cstheme="minorHAnsi"/>
           <w:bCs w:val="0"/>
+          <w:color w:val="auto"/>
         </w:rPr>
         <w:t>1 – прямоугольная, 2 – косинусоидальная, 3 – приподнятый косинус. Дискретная составляющая спектра не изображена</w:t>
       </w:r>
@@ -7332,6 +7450,7 @@
         <w:rPr>
           <w:rFonts w:cstheme="minorHAnsi"/>
           <w:bCs w:val="0"/>
+          <w:color w:val="auto"/>
         </w:rPr>
         <w:t>.</w:t>
       </w:r>
@@ -7343,7 +7462,6 @@
         <w:rPr>
           <w:rFonts w:ascii="Times New Roman" w:hAnsi="Times New Roman" w:cs="Times New Roman"/>
           <w:sz w:val="28"/>
-          <w:lang w:val="en-US"/>
         </w:rPr>
       </w:pPr>
       <w:r>
@@ -7377,7 +7495,6 @@
         <w:rPr>
           <w:rFonts w:ascii="Times New Roman" w:hAnsi="Times New Roman" w:cs="Times New Roman"/>
           <w:sz w:val="28"/>
-          <w:lang w:val="en-US"/>
         </w:rPr>
       </w:pPr>
       <m:oMath>
@@ -7415,7 +7532,6 @@
           <w:rPr>
             <w:rFonts w:ascii="Cambria Math" w:hAnsi="Cambria Math" w:cs="Times New Roman"/>
             <w:sz w:val="28"/>
-            <w:lang w:val="en-US"/>
           </w:rPr>
           <m:t>=</m:t>
         </m:r>
@@ -7457,7 +7573,6 @@
                   <w:rPr>
                     <w:rFonts w:ascii="Cambria Math" w:hAnsi="Cambria Math" w:cs="Times New Roman"/>
                     <w:sz w:val="28"/>
-                    <w:lang w:val="en-US"/>
                   </w:rPr>
                   <m:t>2</m:t>
                 </m:r>
@@ -7501,7 +7616,6 @@
               <w:rPr>
                 <w:rFonts w:ascii="Cambria Math" w:hAnsi="Cambria Math" w:cs="Times New Roman"/>
                 <w:sz w:val="28"/>
-                <w:lang w:val="en-US"/>
               </w:rPr>
               <m:t>4</m:t>
             </m:r>
@@ -7610,7 +7724,14 @@
                                     <w:sz w:val="28"/>
                                     <w:lang w:val="en-US"/>
                                   </w:rPr>
-                                  <m:t>f-</m:t>
+                                  <m:t>f</m:t>
+                                </m:r>
+                                <m:r>
+                                  <w:rPr>
+                                    <w:rFonts w:ascii="Cambria Math" w:hAnsi="Cambria Math" w:cs="Times New Roman"/>
+                                    <w:sz w:val="28"/>
+                                  </w:rPr>
+                                  <m:t>-</m:t>
                                 </m:r>
                                 <m:sSub>
                                   <m:sSubPr>
@@ -7712,7 +7833,14 @@
                             <w:sz w:val="28"/>
                             <w:lang w:val="en-US"/>
                           </w:rPr>
-                          <m:t>f-</m:t>
+                          <m:t>f</m:t>
+                        </m:r>
+                        <m:r>
+                          <w:rPr>
+                            <w:rFonts w:ascii="Cambria Math" w:hAnsi="Cambria Math" w:cs="Times New Roman"/>
+                            <w:sz w:val="28"/>
+                          </w:rPr>
+                          <m:t>-</m:t>
                         </m:r>
                         <m:sSub>
                           <m:sSubPr>
@@ -7790,7 +7918,6 @@
               <w:rPr>
                 <w:rFonts w:ascii="Cambria Math" w:hAnsi="Cambria Math" w:cs="Times New Roman"/>
                 <w:sz w:val="28"/>
-                <w:lang w:val="en-US"/>
               </w:rPr>
               <m:t>2</m:t>
             </m:r>
@@ -7814,7 +7941,6 @@
               <w:rPr>
                 <w:rFonts w:ascii="Cambria Math" w:hAnsi="Cambria Math" w:cs="Times New Roman"/>
                 <w:sz w:val="28"/>
-                <w:lang w:val="en-US"/>
               </w:rPr>
               <m:t>1+</m:t>
             </m:r>
@@ -7834,7 +7960,6 @@
                   <w:rPr>
                     <w:rFonts w:ascii="Cambria Math" w:hAnsi="Cambria Math" w:cs="Times New Roman"/>
                     <w:sz w:val="28"/>
-                    <w:lang w:val="en-US"/>
                   </w:rPr>
                   <m:t>1</m:t>
                 </m:r>
@@ -7900,7 +8025,14 @@
                     <w:sz w:val="28"/>
                     <w:lang w:val="en-US"/>
                   </w:rPr>
-                  <m:t>f-</m:t>
+                  <m:t>f</m:t>
+                </m:r>
+                <m:r>
+                  <w:rPr>
+                    <w:rFonts w:ascii="Cambria Math" w:hAnsi="Cambria Math" w:cs="Times New Roman"/>
+                    <w:sz w:val="28"/>
+                  </w:rPr>
+                  <m:t>-</m:t>
                 </m:r>
                 <m:sSub>
                   <m:sSubPr>
@@ -7943,7 +8075,6 @@
         <w:rPr>
           <w:rFonts w:ascii="Times New Roman" w:hAnsi="Times New Roman" w:cs="Times New Roman"/>
           <w:sz w:val="28"/>
-          <w:lang w:val="en-US"/>
         </w:rPr>
         <w:tab/>
       </w:r>
@@ -7951,24 +8082,14 @@
         <w:rPr>
           <w:rFonts w:ascii="Times New Roman" w:hAnsi="Times New Roman" w:cs="Times New Roman"/>
           <w:sz w:val="28"/>
-          <w:lang w:val="en-US"/>
         </w:rPr>
         <w:tab/>
-        <w:t>(</w:t>
-      </w:r>
-      <w:r>
-        <w:rPr>
-          <w:rFonts w:ascii="Times New Roman" w:hAnsi="Times New Roman" w:cs="Times New Roman"/>
-          <w:sz w:val="28"/>
-          <w:lang w:val="en-US"/>
-        </w:rPr>
-        <w:t>10</w:t>
-      </w:r>
-      <w:r>
-        <w:rPr>
-          <w:rFonts w:ascii="Times New Roman" w:hAnsi="Times New Roman" w:cs="Times New Roman"/>
-          <w:sz w:val="28"/>
-          <w:lang w:val="en-US"/>
+        <w:t>(10</w:t>
+      </w:r>
+      <w:r>
+        <w:rPr>
+          <w:rFonts w:ascii="Times New Roman" w:hAnsi="Times New Roman" w:cs="Times New Roman"/>
+          <w:sz w:val="28"/>
         </w:rPr>
         <w:t>)</w:t>
       </w:r>
@@ -8319,6 +8440,7 @@
           <w:rFonts w:ascii="Times New Roman" w:hAnsi="Times New Roman" w:cs="Times New Roman"/>
           <w:sz w:val="28"/>
         </w:rPr>
+        <w:lastRenderedPageBreak/>
         <w:t xml:space="preserve">Спектральная плотность мощности сигнала с </w:t>
       </w:r>
       <w:r>
@@ -8602,51 +8724,76 @@
         <w:pStyle w:val="af"/>
         <w:jc w:val="center"/>
         <w:rPr>
+          <w:color w:val="auto"/>
+        </w:rPr>
+      </w:pPr>
+      <w:r>
+        <w:rPr>
+          <w:color w:val="auto"/>
+        </w:rPr>
+        <w:t xml:space="preserve">Рисунок </w:t>
+      </w:r>
+      <w:r>
+        <w:rPr>
+          <w:color w:val="auto"/>
+        </w:rPr>
+        <w:fldChar w:fldCharType="begin"/>
+      </w:r>
+      <w:r>
+        <w:rPr>
+          <w:color w:val="auto"/>
+        </w:rPr>
+        <w:instrText xml:space="preserve"> SEQ Рисунок \* ARABIC </w:instrText>
+      </w:r>
+      <w:r>
+        <w:rPr>
+          <w:color w:val="auto"/>
+        </w:rPr>
+        <w:fldChar w:fldCharType="separate"/>
+      </w:r>
+      <w:r>
+        <w:rPr>
+          <w:noProof/>
+          <w:color w:val="auto"/>
+        </w:rPr>
+        <w:t>8</w:t>
+      </w:r>
+      <w:r>
+        <w:rPr>
+          <w:color w:val="auto"/>
+        </w:rPr>
+        <w:fldChar w:fldCharType="end"/>
+      </w:r>
+      <w:r>
+        <w:rPr>
+          <w:color w:val="auto"/>
+        </w:rPr>
+        <w:t xml:space="preserve">. Сравнение спектральных плотностей мощности сигнала </w:t>
+      </w:r>
+      <w:r>
+        <w:rPr>
+          <w:color w:val="auto"/>
           <w:lang w:val="en-US"/>
         </w:rPr>
-      </w:pPr>
-      <w:r>
-        <w:t xml:space="preserve">Рисунок </w:t>
-      </w:r>
-      <w:fldSimple w:instr=" SEQ Рисунок \* ARABIC ">
-        <w:r>
-          <w:rPr>
-            <w:noProof/>
-          </w:rPr>
-          <w:t>8</w:t>
-        </w:r>
-      </w:fldSimple>
-      <w:r>
-        <w:t xml:space="preserve">. </w:t>
-      </w:r>
-      <w:r>
-        <w:t>Сравнение спектральных плотностей мощност</w:t>
-      </w:r>
-      <w:r>
-        <w:t xml:space="preserve">и сигнала </w:t>
-      </w:r>
-      <w:r>
-        <w:rPr>
+        <w:t>ASK</w:t>
+      </w:r>
+      <w:r>
+        <w:rPr>
+          <w:color w:val="auto"/>
+        </w:rPr>
+        <w:t xml:space="preserve"> (1) и 8-</w:t>
+      </w:r>
+      <w:r>
+        <w:rPr>
+          <w:color w:val="auto"/>
           <w:lang w:val="en-US"/>
         </w:rPr>
         <w:t>ASK</w:t>
       </w:r>
       <w:r>
-        <w:t xml:space="preserve"> (1) </w:t>
-      </w:r>
-      <w:r>
-        <w:t xml:space="preserve">и </w:t>
-      </w:r>
-      <w:r>
-        <w:t>8-</w:t>
-      </w:r>
-      <w:r>
-        <w:rPr>
-          <w:lang w:val="en-US"/>
-        </w:rPr>
-        <w:t>ASK</w:t>
-      </w:r>
-      <w:r>
+        <w:rPr>
+          <w:color w:val="auto"/>
+        </w:rPr>
         <w:t xml:space="preserve"> (2).</w:t>
       </w:r>
     </w:p>
@@ -8673,6 +8820,30 @@
         </w:rPr>
         <w:t>Шумы и аддитивные помехи также способствуют изменению уровня сигнала, что приводит амплитудные методы модуляции к слабой помехоустойчивости. Но они просты в реализации. Из-за вышеописанных недостатков амплитудные методы модуляции имеют ограниченное применение.</w:t>
       </w:r>
+    </w:p>
+    <w:p>
+      <w:pPr>
+        <w:pStyle w:val="3"/>
+        <w:numPr>
+          <w:ilvl w:val="2"/>
+          <w:numId w:val="1"/>
+        </w:numPr>
+        <w:rPr>
+          <w:rFonts w:ascii="Times New Roman" w:hAnsi="Times New Roman" w:cs="Times New Roman"/>
+          <w:color w:val="auto"/>
+          <w:sz w:val="28"/>
+        </w:rPr>
+      </w:pPr>
+      <w:bookmarkStart w:id="7" w:name="_Toc229246040"/>
+      <w:r>
+        <w:rPr>
+          <w:rFonts w:ascii="Times New Roman" w:hAnsi="Times New Roman" w:cs="Times New Roman"/>
+          <w:color w:val="auto"/>
+          <w:sz w:val="28"/>
+        </w:rPr>
+        <w:t>Фазовые методы манипуляции.</w:t>
+      </w:r>
+      <w:bookmarkEnd w:id="7"/>
     </w:p>
     <w:sectPr>
       <w:footerReference w:type="default" r:id="rId16"/>
@@ -8790,6 +8961,92 @@
 <file path=word/numbering.xml><?xml version="1.0" encoding="utf-8"?>
 <w:numbering xmlns:ve="http://schemas.openxmlformats.org/markup-compatibility/2006" xmlns:o="urn:schemas-microsoft-com:office:office" xmlns:r="http://schemas.openxmlformats.org/officeDocument/2006/relationships" xmlns:m="http://schemas.openxmlformats.org/officeDocument/2006/math" xmlns:v="urn:schemas-microsoft-com:vml" xmlns:wp="http://schemas.openxmlformats.org/drawingml/2006/wordprocessingDrawing" xmlns:w10="urn:schemas-microsoft-com:office:word" xmlns:w="http://schemas.openxmlformats.org/wordprocessingml/2006/main" xmlns:wne="http://schemas.microsoft.com/office/word/2006/wordml">
   <w:abstractNum w:abstractNumId="0">
+    <w:nsid w:val="087366E3"/>
+    <w:multiLevelType w:val="hybridMultilevel"/>
+    <w:tmpl w:val="CD7CBD72"/>
+    <w:lvl w:ilvl="0" w:tplc="0419000F">
+      <w:start w:val="1"/>
+      <w:numFmt w:val="decimal"/>
+      <w:lvlText w:val="%1."/>
+      <w:lvlJc w:val="left"/>
+      <w:pPr>
+        <w:ind w:left="720" w:hanging="360"/>
+      </w:pPr>
+    </w:lvl>
+    <w:lvl w:ilvl="1" w:tplc="04190019" w:tentative="1">
+      <w:start w:val="1"/>
+      <w:numFmt w:val="lowerLetter"/>
+      <w:lvlText w:val="%2."/>
+      <w:lvlJc w:val="left"/>
+      <w:pPr>
+        <w:ind w:left="1440" w:hanging="360"/>
+      </w:pPr>
+    </w:lvl>
+    <w:lvl w:ilvl="2" w:tplc="0419001B" w:tentative="1">
+      <w:start w:val="1"/>
+      <w:numFmt w:val="lowerRoman"/>
+      <w:lvlText w:val="%3."/>
+      <w:lvlJc w:val="right"/>
+      <w:pPr>
+        <w:ind w:left="2160" w:hanging="180"/>
+      </w:pPr>
+    </w:lvl>
+    <w:lvl w:ilvl="3" w:tplc="0419000F" w:tentative="1">
+      <w:start w:val="1"/>
+      <w:numFmt w:val="decimal"/>
+      <w:lvlText w:val="%4."/>
+      <w:lvlJc w:val="left"/>
+      <w:pPr>
+        <w:ind w:left="2880" w:hanging="360"/>
+      </w:pPr>
+    </w:lvl>
+    <w:lvl w:ilvl="4" w:tplc="04190019" w:tentative="1">
+      <w:start w:val="1"/>
+      <w:numFmt w:val="lowerLetter"/>
+      <w:lvlText w:val="%5."/>
+      <w:lvlJc w:val="left"/>
+      <w:pPr>
+        <w:ind w:left="3600" w:hanging="360"/>
+      </w:pPr>
+    </w:lvl>
+    <w:lvl w:ilvl="5" w:tplc="0419001B" w:tentative="1">
+      <w:start w:val="1"/>
+      <w:numFmt w:val="lowerRoman"/>
+      <w:lvlText w:val="%6."/>
+      <w:lvlJc w:val="right"/>
+      <w:pPr>
+        <w:ind w:left="4320" w:hanging="180"/>
+      </w:pPr>
+    </w:lvl>
+    <w:lvl w:ilvl="6" w:tplc="0419000F" w:tentative="1">
+      <w:start w:val="1"/>
+      <w:numFmt w:val="decimal"/>
+      <w:lvlText w:val="%7."/>
+      <w:lvlJc w:val="left"/>
+      <w:pPr>
+        <w:ind w:left="5040" w:hanging="360"/>
+      </w:pPr>
+    </w:lvl>
+    <w:lvl w:ilvl="7" w:tplc="04190019" w:tentative="1">
+      <w:start w:val="1"/>
+      <w:numFmt w:val="lowerLetter"/>
+      <w:lvlText w:val="%8."/>
+      <w:lvlJc w:val="left"/>
+      <w:pPr>
+        <w:ind w:left="5760" w:hanging="360"/>
+      </w:pPr>
+    </w:lvl>
+    <w:lvl w:ilvl="8" w:tplc="0419001B" w:tentative="1">
+      <w:start w:val="1"/>
+      <w:numFmt w:val="lowerRoman"/>
+      <w:lvlText w:val="%9."/>
+      <w:lvlJc w:val="right"/>
+      <w:pPr>
+        <w:ind w:left="6480" w:hanging="180"/>
+      </w:pPr>
+    </w:lvl>
+  </w:abstractNum>
+  <w:abstractNum w:abstractNumId="1">
     <w:nsid w:val="4E502AC4"/>
     <w:multiLevelType w:val="hybridMultilevel"/>
     <w:tmpl w:val="C3203154"/>
@@ -8875,7 +9132,7 @@
       </w:pPr>
     </w:lvl>
   </w:abstractNum>
-  <w:abstractNum w:abstractNumId="1">
+  <w:abstractNum w:abstractNumId="2">
     <w:nsid w:val="57010C2B"/>
     <w:multiLevelType w:val="multilevel"/>
     <w:tmpl w:val="88B4CDB2"/>
@@ -8988,7 +9245,7 @@
       </w:rPr>
     </w:lvl>
   </w:abstractNum>
-  <w:abstractNum w:abstractNumId="2">
+  <w:abstractNum w:abstractNumId="3">
     <w:nsid w:val="780937D2"/>
     <w:multiLevelType w:val="hybridMultilevel"/>
     <w:tmpl w:val="81A40922"/>
@@ -9075,13 +9332,16 @@
     </w:lvl>
   </w:abstractNum>
   <w:num w:numId="1">
+    <w:abstractNumId w:val="2"/>
+  </w:num>
+  <w:num w:numId="2">
     <w:abstractNumId w:val="1"/>
   </w:num>
-  <w:num w:numId="2">
+  <w:num w:numId="3">
+    <w:abstractNumId w:val="3"/>
+  </w:num>
+  <w:num w:numId="4">
     <w:abstractNumId w:val="0"/>
-  </w:num>
-  <w:num w:numId="3">
-    <w:abstractNumId w:val="2"/>
   </w:num>
 </w:numbering>
 </file>
@@ -9600,294 +9860,6 @@
 </w:styles>
 </file>
 
-<file path=word/glossary/document.xml><?xml version="1.0" encoding="utf-8"?>
-<w:glossaryDocument xmlns:ve="http://schemas.openxmlformats.org/markup-compatibility/2006" xmlns:o="urn:schemas-microsoft-com:office:office" xmlns:r="http://schemas.openxmlformats.org/officeDocument/2006/relationships" xmlns:m="http://schemas.openxmlformats.org/officeDocument/2006/math" xmlns:v="urn:schemas-microsoft-com:vml" xmlns:wp="http://schemas.openxmlformats.org/drawingml/2006/wordprocessingDrawing" xmlns:w10="urn:schemas-microsoft-com:office:word" xmlns:w="http://schemas.openxmlformats.org/wordprocessingml/2006/main" xmlns:wne="http://schemas.microsoft.com/office/word/2006/wordml">
-  <w:docParts/>
-</w:glossaryDocument>
-</file>
-
-<file path=word/glossary/fontTable.xml><?xml version="1.0" encoding="utf-8"?>
-<w:fonts xmlns:r="http://schemas.openxmlformats.org/officeDocument/2006/relationships" xmlns:w="http://schemas.openxmlformats.org/wordprocessingml/2006/main">
-  <w:font w:name="Times New Roman">
-    <w:panose1 w:val="02020603050405020304"/>
-    <w:charset w:val="CC"/>
-    <w:family w:val="roman"/>
-    <w:pitch w:val="variable"/>
-    <w:sig w:usb0="E0002EFF" w:usb1="C000785B" w:usb2="00000009" w:usb3="00000000" w:csb0="000001FF" w:csb1="00000000"/>
-  </w:font>
-  <w:font w:name="Calibri">
-    <w:panose1 w:val="020F0502020204030204"/>
-    <w:charset w:val="CC"/>
-    <w:family w:val="swiss"/>
-    <w:pitch w:val="variable"/>
-    <w:sig w:usb0="E4002EFF" w:usb1="C200247B" w:usb2="00000009" w:usb3="00000000" w:csb0="000001FF" w:csb1="00000000"/>
-  </w:font>
-  <w:font w:name="Cambria">
-    <w:panose1 w:val="02040503050406030204"/>
-    <w:charset w:val="CC"/>
-    <w:family w:val="roman"/>
-    <w:pitch w:val="variable"/>
-    <w:sig w:usb0="E00006FF" w:usb1="420024FF" w:usb2="02000000" w:usb3="00000000" w:csb0="0000019F" w:csb1="00000000"/>
-  </w:font>
-  <w:font w:name="Tahoma">
-    <w:panose1 w:val="020B0604030504040204"/>
-    <w:charset w:val="CC"/>
-    <w:family w:val="swiss"/>
-    <w:pitch w:val="variable"/>
-    <w:sig w:usb0="E1002EFF" w:usb1="C000605B" w:usb2="00000029" w:usb3="00000000" w:csb0="000101FF" w:csb1="00000000"/>
-  </w:font>
-  <w:font w:name="Cambria Math">
-    <w:panose1 w:val="02040503050406030204"/>
-    <w:charset w:val="CC"/>
-    <w:family w:val="roman"/>
-    <w:pitch w:val="variable"/>
-    <w:sig w:usb0="E00006FF" w:usb1="420024FF" w:usb2="02000000" w:usb3="00000000" w:csb0="0000019F" w:csb1="00000000"/>
-  </w:font>
-</w:fonts>
-</file>
-
-<file path=word/glossary/settings.xml><?xml version="1.0" encoding="utf-8"?>
-<w:settings xmlns:o="urn:schemas-microsoft-com:office:office" xmlns:r="http://schemas.openxmlformats.org/officeDocument/2006/relationships" xmlns:m="http://schemas.openxmlformats.org/officeDocument/2006/math" xmlns:v="urn:schemas-microsoft-com:vml" xmlns:w10="urn:schemas-microsoft-com:office:word" xmlns:w="http://schemas.openxmlformats.org/wordprocessingml/2006/main" xmlns:sl="http://schemas.openxmlformats.org/schemaLibrary/2006/main">
-  <w:view w:val="normal"/>
-  <w:defaultTabStop w:val="708"/>
-  <w:characterSpacingControl w:val="doNotCompress"/>
-  <w:compat>
-    <w:useFELayout/>
-  </w:compat>
-  <w:rsids>
-    <w:rsidRoot w:val="00BE2259"/>
-    <w:rsid w:val="005B3B83"/>
-    <w:rsid w:val="00A45F43"/>
-    <w:rsid w:val="00BE2259"/>
-  </w:rsids>
-  <m:mathPr>
-    <m:mathFont m:val="Cambria Math"/>
-    <m:brkBin m:val="before"/>
-    <m:brkBinSub m:val="--"/>
-    <m:smallFrac m:val="off"/>
-    <m:dispDef/>
-    <m:lMargin m:val="0"/>
-    <m:rMargin m:val="0"/>
-    <m:defJc m:val="centerGroup"/>
-    <m:wrapIndent m:val="1440"/>
-    <m:intLim m:val="subSup"/>
-    <m:naryLim m:val="undOvr"/>
-  </m:mathPr>
-  <w:themeFontLang w:val="ru-RU"/>
-  <w:clrSchemeMapping w:bg1="light1" w:t1="dark1" w:bg2="light2" w:t2="dark2" w:accent1="accent1" w:accent2="accent2" w:accent3="accent3" w:accent4="accent4" w:accent5="accent5" w:accent6="accent6" w:hyperlink="hyperlink" w:followedHyperlink="followedHyperlink"/>
-  <w:decimalSymbol w:val=","/>
-  <w:listSeparator w:val=";"/>
-</w:settings>
-</file>
-
-<file path=word/glossary/styles.xml><?xml version="1.0" encoding="utf-8"?>
-<w:styles xmlns:r="http://schemas.openxmlformats.org/officeDocument/2006/relationships" xmlns:w="http://schemas.openxmlformats.org/wordprocessingml/2006/main">
-  <w:docDefaults>
-    <w:rPrDefault>
-      <w:rPr>
-        <w:rFonts w:asciiTheme="minorHAnsi" w:eastAsiaTheme="minorEastAsia" w:hAnsiTheme="minorHAnsi" w:cstheme="minorBidi"/>
-        <w:sz w:val="22"/>
-        <w:szCs w:val="22"/>
-        <w:lang w:val="ru-RU" w:eastAsia="ru-RU" w:bidi="ar-SA"/>
-      </w:rPr>
-    </w:rPrDefault>
-    <w:pPrDefault>
-      <w:pPr>
-        <w:spacing w:after="200" w:line="276" w:lineRule="auto"/>
-      </w:pPr>
-    </w:pPrDefault>
-  </w:docDefaults>
-  <w:latentStyles w:defLockedState="0" w:defUIPriority="99" w:defSemiHidden="1" w:defUnhideWhenUsed="1" w:defQFormat="0" w:count="267">
-    <w:lsdException w:name="Normal" w:semiHidden="0" w:uiPriority="0" w:unhideWhenUsed="0" w:qFormat="1"/>
-    <w:lsdException w:name="heading 1" w:semiHidden="0" w:uiPriority="9" w:unhideWhenUsed="0" w:qFormat="1"/>
-    <w:lsdException w:name="heading 2" w:uiPriority="9" w:qFormat="1"/>
-    <w:lsdException w:name="heading 3" w:uiPriority="9" w:qFormat="1"/>
-    <w:lsdException w:name="heading 4" w:uiPriority="9" w:qFormat="1"/>
-    <w:lsdException w:name="heading 5" w:uiPriority="9" w:qFormat="1"/>
-    <w:lsdException w:name="heading 6" w:uiPriority="9" w:qFormat="1"/>
-    <w:lsdException w:name="heading 7" w:uiPriority="9" w:qFormat="1"/>
-    <w:lsdException w:name="heading 8" w:uiPriority="9" w:qFormat="1"/>
-    <w:lsdException w:name="heading 9" w:uiPriority="9" w:qFormat="1"/>
-    <w:lsdException w:name="toc 1" w:uiPriority="39"/>
-    <w:lsdException w:name="toc 2" w:uiPriority="39"/>
-    <w:lsdException w:name="toc 3" w:uiPriority="39"/>
-    <w:lsdException w:name="toc 4" w:uiPriority="39"/>
-    <w:lsdException w:name="toc 5" w:uiPriority="39"/>
-    <w:lsdException w:name="toc 6" w:uiPriority="39"/>
-    <w:lsdException w:name="toc 7" w:uiPriority="39"/>
-    <w:lsdException w:name="toc 8" w:uiPriority="39"/>
-    <w:lsdException w:name="toc 9" w:uiPriority="39"/>
-    <w:lsdException w:name="caption" w:uiPriority="35" w:qFormat="1"/>
-    <w:lsdException w:name="Title" w:semiHidden="0" w:uiPriority="10" w:unhideWhenUsed="0" w:qFormat="1"/>
-    <w:lsdException w:name="Default Paragraph Font" w:uiPriority="1"/>
-    <w:lsdException w:name="Subtitle" w:semiHidden="0" w:uiPriority="11" w:unhideWhenUsed="0" w:qFormat="1"/>
-    <w:lsdException w:name="Strong" w:semiHidden="0" w:uiPriority="22" w:unhideWhenUsed="0" w:qFormat="1"/>
-    <w:lsdException w:name="Emphasis" w:semiHidden="0" w:uiPriority="20" w:unhideWhenUsed="0" w:qFormat="1"/>
-    <w:lsdException w:name="Table Grid" w:semiHidden="0" w:uiPriority="59" w:unhideWhenUsed="0"/>
-    <w:lsdException w:name="Placeholder Text" w:unhideWhenUsed="0"/>
-    <w:lsdException w:name="No Spacing" w:semiHidden="0" w:uiPriority="1" w:unhideWhenUsed="0" w:qFormat="1"/>
-    <w:lsdException w:name="Light Shading" w:semiHidden="0" w:uiPriority="60" w:unhideWhenUsed="0"/>
-    <w:lsdException w:name="Light List" w:semiHidden="0" w:uiPriority="61" w:unhideWhenUsed="0"/>
-    <w:lsdException w:name="Light Grid" w:semiHidden="0" w:uiPriority="62" w:unhideWhenUsed="0"/>
-    <w:lsdException w:name="Medium Shading 1" w:semiHidden="0" w:uiPriority="63" w:unhideWhenUsed="0"/>
-    <w:lsdException w:name="Medium Shading 2" w:semiHidden="0" w:uiPriority="64" w:unhideWhenUsed="0"/>
-    <w:lsdException w:name="Medium List 1" w:semiHidden="0" w:uiPriority="65" w:unhideWhenUsed="0"/>
-    <w:lsdException w:name="Medium List 2" w:semiHidden="0" w:uiPriority="66" w:unhideWhenUsed="0"/>
-    <w:lsdException w:name="Medium Grid 1" w:semiHidden="0" w:uiPriority="67" w:unhideWhenUsed="0"/>
-    <w:lsdException w:name="Medium Grid 2" w:semiHidden="0" w:uiPriority="68" w:unhideWhenUsed="0"/>
-    <w:lsdException w:name="Medium Grid 3" w:semiHidden="0" w:uiPriority="69" w:unhideWhenUsed="0"/>
-    <w:lsdException w:name="Dark List" w:semiHidden="0" w:uiPriority="70" w:unhideWhenUsed="0"/>
-    <w:lsdException w:name="Colorful Shading" w:semiHidden="0" w:uiPriority="71" w:unhideWhenUsed="0"/>
-    <w:lsdException w:name="Colorful List" w:semiHidden="0" w:uiPriority="72" w:unhideWhenUsed="0"/>
-    <w:lsdException w:name="Colorful Grid" w:semiHidden="0" w:uiPriority="73" w:unhideWhenUsed="0"/>
-    <w:lsdException w:name="Light Shading Accent 1" w:semiHidden="0" w:uiPriority="60" w:unhideWhenUsed="0"/>
-    <w:lsdException w:name="Light List Accent 1" w:semiHidden="0" w:uiPriority="61" w:unhideWhenUsed="0"/>
-    <w:lsdException w:name="Light Grid Accent 1" w:semiHidden="0" w:uiPriority="62" w:unhideWhenUsed="0"/>
-    <w:lsdException w:name="Medium Shading 1 Accent 1" w:semiHidden="0" w:uiPriority="63" w:unhideWhenUsed="0"/>
-    <w:lsdException w:name="Medium Shading 2 Accent 1" w:semiHidden="0" w:uiPriority="64" w:unhideWhenUsed="0"/>
-    <w:lsdException w:name="Medium List 1 Accent 1" w:semiHidden="0" w:uiPriority="65" w:unhideWhenUsed="0"/>
-    <w:lsdException w:name="Revision" w:unhideWhenUsed="0"/>
-    <w:lsdException w:name="List Paragraph" w:semiHidden="0" w:uiPriority="34" w:unhideWhenUsed="0" w:qFormat="1"/>
-    <w:lsdException w:name="Quote" w:semiHidden="0" w:uiPriority="29" w:unhideWhenUsed="0" w:qFormat="1"/>
-    <w:lsdException w:name="Intense Quote" w:semiHidden="0" w:uiPriority="30" w:unhideWhenUsed="0" w:qFormat="1"/>
-    <w:lsdException w:name="Medium List 2 Accent 1" w:semiHidden="0" w:uiPriority="66" w:unhideWhenUsed="0"/>
-    <w:lsdException w:name="Medium Grid 1 Accent 1" w:semiHidden="0" w:uiPriority="67" w:unhideWhenUsed="0"/>
-    <w:lsdException w:name="Medium Grid 2 Accent 1" w:semiHidden="0" w:uiPriority="68" w:unhideWhenUsed="0"/>
-    <w:lsdException w:name="Medium Grid 3 Accent 1" w:semiHidden="0" w:uiPriority="69" w:unhideWhenUsed="0"/>
-    <w:lsdException w:name="Dark List Accent 1" w:semiHidden="0" w:uiPriority="70" w:unhideWhenUsed="0"/>
-    <w:lsdException w:name="Colorful Shading Accent 1" w:semiHidden="0" w:uiPriority="71" w:unhideWhenUsed="0"/>
-    <w:lsdException w:name="Colorful List Accent 1" w:semiHidden="0" w:uiPriority="72" w:unhideWhenUsed="0"/>
-    <w:lsdException w:name="Colorful Grid Accent 1" w:semiHidden="0" w:uiPriority="73" w:unhideWhenUsed="0"/>
-    <w:lsdException w:name="Light Shading Accent 2" w:semiHidden="0" w:uiPriority="60" w:unhideWhenUsed="0"/>
-    <w:lsdException w:name="Light List Accent 2" w:semiHidden="0" w:uiPriority="61" w:unhideWhenUsed="0"/>
-    <w:lsdException w:name="Light Grid Accent 2" w:semiHidden="0" w:uiPriority="62" w:unhideWhenUsed="0"/>
-    <w:lsdException w:name="Medium Shading 1 Accent 2" w:semiHidden="0" w:uiPriority="63" w:unhideWhenUsed="0"/>
-    <w:lsdException w:name="Medium Shading 2 Accent 2" w:semiHidden="0" w:uiPriority="64" w:unhideWhenUsed="0"/>
-    <w:lsdException w:name="Medium List 1 Accent 2" w:semiHidden="0" w:uiPriority="65" w:unhideWhenUsed="0"/>
-    <w:lsdException w:name="Medium List 2 Accent 2" w:semiHidden="0" w:uiPriority="66" w:unhideWhenUsed="0"/>
-    <w:lsdException w:name="Medium Grid 1 Accent 2" w:semiHidden="0" w:uiPriority="67" w:unhideWhenUsed="0"/>
-    <w:lsdException w:name="Medium Grid 2 Accent 2" w:semiHidden="0" w:uiPriority="68" w:unhideWhenUsed="0"/>
-    <w:lsdException w:name="Medium Grid 3 Accent 2" w:semiHidden="0" w:uiPriority="69" w:unhideWhenUsed="0"/>
-    <w:lsdException w:name="Dark List Accent 2" w:semiHidden="0" w:uiPriority="70" w:unhideWhenUsed="0"/>
-    <w:lsdException w:name="Colorful Shading Accent 2" w:semiHidden="0" w:uiPriority="71" w:unhideWhenUsed="0"/>
-    <w:lsdException w:name="Colorful List Accent 2" w:semiHidden="0" w:uiPriority="72" w:unhideWhenUsed="0"/>
-    <w:lsdException w:name="Colorful Grid Accent 2" w:semiHidden="0" w:uiPriority="73" w:unhideWhenUsed="0"/>
-    <w:lsdException w:name="Light Shading Accent 3" w:semiHidden="0" w:uiPriority="60" w:unhideWhenUsed="0"/>
-    <w:lsdException w:name="Light List Accent 3" w:semiHidden="0" w:uiPriority="61" w:unhideWhenUsed="0"/>
-    <w:lsdException w:name="Light Grid Accent 3" w:semiHidden="0" w:uiPriority="62" w:unhideWhenUsed="0"/>
-    <w:lsdException w:name="Medium Shading 1 Accent 3" w:semiHidden="0" w:uiPriority="63" w:unhideWhenUsed="0"/>
-    <w:lsdException w:name="Medium Shading 2 Accent 3" w:semiHidden="0" w:uiPriority="64" w:unhideWhenUsed="0"/>
-    <w:lsdException w:name="Medium List 1 Accent 3" w:semiHidden="0" w:uiPriority="65" w:unhideWhenUsed="0"/>
-    <w:lsdException w:name="Medium List 2 Accent 3" w:semiHidden="0" w:uiPriority="66" w:unhideWhenUsed="0"/>
-    <w:lsdException w:name="Medium Grid 1 Accent 3" w:semiHidden="0" w:uiPriority="67" w:unhideWhenUsed="0"/>
-    <w:lsdException w:name="Medium Grid 2 Accent 3" w:semiHidden="0" w:uiPriority="68" w:unhideWhenUsed="0"/>
-    <w:lsdException w:name="Medium Grid 3 Accent 3" w:semiHidden="0" w:uiPriority="69" w:unhideWhenUsed="0"/>
-    <w:lsdException w:name="Dark List Accent 3" w:semiHidden="0" w:uiPriority="70" w:unhideWhenUsed="0"/>
-    <w:lsdException w:name="Colorful Shading Accent 3" w:semiHidden="0" w:uiPriority="71" w:unhideWhenUsed="0"/>
-    <w:lsdException w:name="Colorful List Accent 3" w:semiHidden="0" w:uiPriority="72" w:unhideWhenUsed="0"/>
-    <w:lsdException w:name="Colorful Grid Accent 3" w:semiHidden="0" w:uiPriority="73" w:unhideWhenUsed="0"/>
-    <w:lsdException w:name="Light Shading Accent 4" w:semiHidden="0" w:uiPriority="60" w:unhideWhenUsed="0"/>
-    <w:lsdException w:name="Light List Accent 4" w:semiHidden="0" w:uiPriority="61" w:unhideWhenUsed="0"/>
-    <w:lsdException w:name="Light Grid Accent 4" w:semiHidden="0" w:uiPriority="62" w:unhideWhenUsed="0"/>
-    <w:lsdException w:name="Medium Shading 1 Accent 4" w:semiHidden="0" w:uiPriority="63" w:unhideWhenUsed="0"/>
-    <w:lsdException w:name="Medium Shading 2 Accent 4" w:semiHidden="0" w:uiPriority="64" w:unhideWhenUsed="0"/>
-    <w:lsdException w:name="Medium List 1 Accent 4" w:semiHidden="0" w:uiPriority="65" w:unhideWhenUsed="0"/>
-    <w:lsdException w:name="Medium List 2 Accent 4" w:semiHidden="0" w:uiPriority="66" w:unhideWhenUsed="0"/>
-    <w:lsdException w:name="Medium Grid 1 Accent 4" w:semiHidden="0" w:uiPriority="67" w:unhideWhenUsed="0"/>
-    <w:lsdException w:name="Medium Grid 2 Accent 4" w:semiHidden="0" w:uiPriority="68" w:unhideWhenUsed="0"/>
-    <w:lsdException w:name="Medium Grid 3 Accent 4" w:semiHidden="0" w:uiPriority="69" w:unhideWhenUsed="0"/>
-    <w:lsdException w:name="Dark List Accent 4" w:semiHidden="0" w:uiPriority="70" w:unhideWhenUsed="0"/>
-    <w:lsdException w:name="Colorful Shading Accent 4" w:semiHidden="0" w:uiPriority="71" w:unhideWhenUsed="0"/>
-    <w:lsdException w:name="Colorful List Accent 4" w:semiHidden="0" w:uiPriority="72" w:unhideWhenUsed="0"/>
-    <w:lsdException w:name="Colorful Grid Accent 4" w:semiHidden="0" w:uiPriority="73" w:unhideWhenUsed="0"/>
-    <w:lsdException w:name="Light Shading Accent 5" w:semiHidden="0" w:uiPriority="60" w:unhideWhenUsed="0"/>
-    <w:lsdException w:name="Light List Accent 5" w:semiHidden="0" w:uiPriority="61" w:unhideWhenUsed="0"/>
-    <w:lsdException w:name="Light Grid Accent 5" w:semiHidden="0" w:uiPriority="62" w:unhideWhenUsed="0"/>
-    <w:lsdException w:name="Medium Shading 1 Accent 5" w:semiHidden="0" w:uiPriority="63" w:unhideWhenUsed="0"/>
-    <w:lsdException w:name="Medium Shading 2 Accent 5" w:semiHidden="0" w:uiPriority="64" w:unhideWhenUsed="0"/>
-    <w:lsdException w:name="Medium List 1 Accent 5" w:semiHidden="0" w:uiPriority="65" w:unhideWhenUsed="0"/>
-    <w:lsdException w:name="Medium List 2 Accent 5" w:semiHidden="0" w:uiPriority="66" w:unhideWhenUsed="0"/>
-    <w:lsdException w:name="Medium Grid 1 Accent 5" w:semiHidden="0" w:uiPriority="67" w:unhideWhenUsed="0"/>
-    <w:lsdException w:name="Medium Grid 2 Accent 5" w:semiHidden="0" w:uiPriority="68" w:unhideWhenUsed="0"/>
-    <w:lsdException w:name="Medium Grid 3 Accent 5" w:semiHidden="0" w:uiPriority="69" w:unhideWhenUsed="0"/>
-    <w:lsdException w:name="Dark List Accent 5" w:semiHidden="0" w:uiPriority="70" w:unhideWhenUsed="0"/>
-    <w:lsdException w:name="Colorful Shading Accent 5" w:semiHidden="0" w:uiPriority="71" w:unhideWhenUsed="0"/>
-    <w:lsdException w:name="Colorful List Accent 5" w:semiHidden="0" w:uiPriority="72" w:unhideWhenUsed="0"/>
-    <w:lsdException w:name="Colorful Grid Accent 5" w:semiHidden="0" w:uiPriority="73" w:unhideWhenUsed="0"/>
-    <w:lsdException w:name="Light Shading Accent 6" w:semiHidden="0" w:uiPriority="60" w:unhideWhenUsed="0"/>
-    <w:lsdException w:name="Light List Accent 6" w:semiHidden="0" w:uiPriority="61" w:unhideWhenUsed="0"/>
-    <w:lsdException w:name="Light Grid Accent 6" w:semiHidden="0" w:uiPriority="62" w:unhideWhenUsed="0"/>
-    <w:lsdException w:name="Medium Shading 1 Accent 6" w:semiHidden="0" w:uiPriority="63" w:unhideWhenUsed="0"/>
-    <w:lsdException w:name="Medium Shading 2 Accent 6" w:semiHidden="0" w:uiPriority="64" w:unhideWhenUsed="0"/>
-    <w:lsdException w:name="Medium List 1 Accent 6" w:semiHidden="0" w:uiPriority="65" w:unhideWhenUsed="0"/>
-    <w:lsdException w:name="Medium List 2 Accent 6" w:semiHidden="0" w:uiPriority="66" w:unhideWhenUsed="0"/>
-    <w:lsdException w:name="Medium Grid 1 Accent 6" w:semiHidden="0" w:uiPriority="67" w:unhideWhenUsed="0"/>
-    <w:lsdException w:name="Medium Grid 2 Accent 6" w:semiHidden="0" w:uiPriority="68" w:unhideWhenUsed="0"/>
-    <w:lsdException w:name="Medium Grid 3 Accent 6" w:semiHidden="0" w:uiPriority="69" w:unhideWhenUsed="0"/>
-    <w:lsdException w:name="Dark List Accent 6" w:semiHidden="0" w:uiPriority="70" w:unhideWhenUsed="0"/>
-    <w:lsdException w:name="Colorful Shading Accent 6" w:semiHidden="0" w:uiPriority="71" w:unhideWhenUsed="0"/>
-    <w:lsdException w:name="Colorful List Accent 6" w:semiHidden="0" w:uiPriority="72" w:unhideWhenUsed="0"/>
-    <w:lsdException w:name="Colorful Grid Accent 6" w:semiHidden="0" w:uiPriority="73" w:unhideWhenUsed="0"/>
-    <w:lsdException w:name="Subtle Emphasis" w:semiHidden="0" w:uiPriority="19" w:unhideWhenUsed="0" w:qFormat="1"/>
-    <w:lsdException w:name="Intense Emphasis" w:semiHidden="0" w:uiPriority="21" w:unhideWhenUsed="0" w:qFormat="1"/>
-    <w:lsdException w:name="Subtle Reference" w:semiHidden="0" w:uiPriority="31" w:unhideWhenUsed="0" w:qFormat="1"/>
-    <w:lsdException w:name="Intense Reference" w:semiHidden="0" w:uiPriority="32" w:unhideWhenUsed="0" w:qFormat="1"/>
-    <w:lsdException w:name="Book Title" w:semiHidden="0" w:uiPriority="33" w:unhideWhenUsed="0" w:qFormat="1"/>
-    <w:lsdException w:name="Bibliography" w:uiPriority="37"/>
-    <w:lsdException w:name="TOC Heading" w:uiPriority="39" w:qFormat="1"/>
-  </w:latentStyles>
-  <w:style w:type="paragraph" w:default="1" w:styleId="a">
-    <w:name w:val="Normal"/>
-    <w:qFormat/>
-    <w:rsid w:val="005B3B83"/>
-  </w:style>
-  <w:style w:type="character" w:default="1" w:styleId="a0">
-    <w:name w:val="Default Paragraph Font"/>
-    <w:uiPriority w:val="1"/>
-    <w:semiHidden/>
-    <w:unhideWhenUsed/>
-  </w:style>
-  <w:style w:type="table" w:default="1" w:styleId="a1">
-    <w:name w:val="Normal Table"/>
-    <w:uiPriority w:val="99"/>
-    <w:semiHidden/>
-    <w:unhideWhenUsed/>
-    <w:qFormat/>
-    <w:tblPr>
-      <w:tblInd w:w="0" w:type="dxa"/>
-      <w:tblCellMar>
-        <w:top w:w="0" w:type="dxa"/>
-        <w:left w:w="108" w:type="dxa"/>
-        <w:bottom w:w="0" w:type="dxa"/>
-        <w:right w:w="108" w:type="dxa"/>
-      </w:tblCellMar>
-    </w:tblPr>
-  </w:style>
-  <w:style w:type="numbering" w:default="1" w:styleId="a2">
-    <w:name w:val="No List"/>
-    <w:uiPriority w:val="99"/>
-    <w:semiHidden/>
-    <w:unhideWhenUsed/>
-  </w:style>
-  <w:style w:type="character" w:styleId="a3">
-    <w:name w:val="Placeholder Text"/>
-    <w:basedOn w:val="a0"/>
-    <w:uiPriority w:val="99"/>
-    <w:semiHidden/>
-    <w:rsid w:val="00A45F43"/>
-    <w:rPr>
-      <w:color w:val="808080"/>
-    </w:rPr>
-  </w:style>
-</w:styles>
-</file>
-
-<file path=word/glossary/webSettings.xml><?xml version="1.0" encoding="utf-8"?>
-<w:webSettings xmlns:r="http://schemas.openxmlformats.org/officeDocument/2006/relationships" xmlns:w="http://schemas.openxmlformats.org/wordprocessingml/2006/main">
-  <w:optimizeForBrowser/>
-</w:webSettings>
-</file>
-
 <file path=word/theme/theme1.xml><?xml version="1.0" encoding="utf-8"?>
 <a:theme xmlns:a="http://schemas.openxmlformats.org/drawingml/2006/main" name="Тема Office">
   <a:themeElements>
@@ -10176,7 +10148,7 @@
 </file>
 
 <file path=customXml/itemProps1.xml><?xml version="1.0" encoding="utf-8"?>
-<ds:datastoreItem xmlns:ds="http://schemas.openxmlformats.org/officeDocument/2006/customXml" ds:itemID="{139016AE-29CF-4A92-858C-C70DE0C4CC99}">
+<ds:datastoreItem xmlns:ds="http://schemas.openxmlformats.org/officeDocument/2006/customXml" ds:itemID="{8667140F-853A-46A8-A735-182A25406963}">
   <ds:schemaRefs>
     <ds:schemaRef ds:uri="http://schemas.openxmlformats.org/officeDocument/2006/bibliography"/>
   </ds:schemaRefs>

--- a/Диплом.docx
+++ b/Диплом.docx
@@ -593,7 +593,7 @@
           <w:r>
             <w:fldChar w:fldCharType="separate"/>
           </w:r>
-          <w:hyperlink w:anchor="_Toc229246033" w:history="1">
+          <w:hyperlink w:anchor="_Toc229317762" w:history="1">
             <w:r>
               <w:rPr>
                 <w:rStyle w:val="ab"/>
@@ -621,7 +621,7 @@
                 <w:noProof/>
                 <w:webHidden/>
               </w:rPr>
-              <w:instrText xml:space="preserve"> PAGEREF _Toc229246033 \h </w:instrText>
+              <w:instrText xml:space="preserve"> PAGEREF _Toc229317762 \h </w:instrText>
             </w:r>
             <w:r>
               <w:rPr>
@@ -662,7 +662,7 @@
               <w:noProof/>
             </w:rPr>
           </w:pPr>
-          <w:hyperlink w:anchor="_Toc229246034" w:history="1">
+          <w:hyperlink w:anchor="_Toc229317763" w:history="1">
             <w:r>
               <w:rPr>
                 <w:rStyle w:val="ab"/>
@@ -690,7 +690,7 @@
                 <w:noProof/>
                 <w:webHidden/>
               </w:rPr>
-              <w:instrText xml:space="preserve"> PAGEREF _Toc229246034 \h </w:instrText>
+              <w:instrText xml:space="preserve"> PAGEREF _Toc229317763 \h </w:instrText>
             </w:r>
             <w:r>
               <w:rPr>
@@ -732,7 +732,7 @@
               <w:noProof/>
             </w:rPr>
           </w:pPr>
-          <w:hyperlink w:anchor="_Toc229246035" w:history="1">
+          <w:hyperlink w:anchor="_Toc229317764" w:history="1">
             <w:r>
               <w:rPr>
                 <w:rStyle w:val="ab"/>
@@ -774,7 +774,7 @@
                 <w:noProof/>
                 <w:webHidden/>
               </w:rPr>
-              <w:instrText xml:space="preserve"> PAGEREF _Toc229246035 \h </w:instrText>
+              <w:instrText xml:space="preserve"> PAGEREF _Toc229317764 \h </w:instrText>
             </w:r>
             <w:r>
               <w:rPr>
@@ -815,7 +815,7 @@
               <w:noProof/>
             </w:rPr>
           </w:pPr>
-          <w:hyperlink w:anchor="_Toc229246036" w:history="1">
+          <w:hyperlink w:anchor="_Toc229317765" w:history="1">
             <w:r>
               <w:rPr>
                 <w:rStyle w:val="ab"/>
@@ -843,7 +843,7 @@
                 <w:noProof/>
                 <w:webHidden/>
               </w:rPr>
-              <w:instrText xml:space="preserve"> PAGEREF _Toc229246036 \h </w:instrText>
+              <w:instrText xml:space="preserve"> PAGEREF _Toc229317765 \h </w:instrText>
             </w:r>
             <w:r>
               <w:rPr>
@@ -884,7 +884,7 @@
               <w:noProof/>
             </w:rPr>
           </w:pPr>
-          <w:hyperlink w:anchor="_Toc229246037" w:history="1">
+          <w:hyperlink w:anchor="_Toc229317766" w:history="1">
             <w:r>
               <w:rPr>
                 <w:rStyle w:val="ab"/>
@@ -912,7 +912,7 @@
                 <w:noProof/>
                 <w:webHidden/>
               </w:rPr>
-              <w:instrText xml:space="preserve"> PAGEREF _Toc229246037 \h </w:instrText>
+              <w:instrText xml:space="preserve"> PAGEREF _Toc229317766 \h </w:instrText>
             </w:r>
             <w:r>
               <w:rPr>
@@ -954,7 +954,7 @@
               <w:noProof/>
             </w:rPr>
           </w:pPr>
-          <w:hyperlink w:anchor="_Toc229246038" w:history="1">
+          <w:hyperlink w:anchor="_Toc229317767" w:history="1">
             <w:r>
               <w:rPr>
                 <w:rStyle w:val="ab"/>
@@ -996,7 +996,7 @@
                 <w:noProof/>
                 <w:webHidden/>
               </w:rPr>
-              <w:instrText xml:space="preserve"> PAGEREF _Toc229246038 \h </w:instrText>
+              <w:instrText xml:space="preserve"> PAGEREF _Toc229317767 \h </w:instrText>
             </w:r>
             <w:r>
               <w:rPr>
@@ -1038,7 +1038,7 @@
               <w:noProof/>
             </w:rPr>
           </w:pPr>
-          <w:hyperlink w:anchor="_Toc229246039" w:history="1">
+          <w:hyperlink w:anchor="_Toc229317768" w:history="1">
             <w:r>
               <w:rPr>
                 <w:rStyle w:val="ab"/>
@@ -1080,7 +1080,7 @@
                 <w:noProof/>
                 <w:webHidden/>
               </w:rPr>
-              <w:instrText xml:space="preserve"> PAGEREF _Toc229246039 \h </w:instrText>
+              <w:instrText xml:space="preserve"> PAGEREF _Toc229317768 \h </w:instrText>
             </w:r>
             <w:r>
               <w:rPr>
@@ -1122,7 +1122,7 @@
               <w:noProof/>
             </w:rPr>
           </w:pPr>
-          <w:hyperlink w:anchor="_Toc229246040" w:history="1">
+          <w:hyperlink w:anchor="_Toc229317769" w:history="1">
             <w:r>
               <w:rPr>
                 <w:rStyle w:val="ab"/>
@@ -1143,7 +1143,22 @@
                 <w:rFonts w:ascii="Times New Roman" w:hAnsi="Times New Roman" w:cs="Times New Roman"/>
                 <w:noProof/>
               </w:rPr>
-              <w:t>Фазовые методы манипуляции.</w:t>
+              <w:t>Фазовые методы манипуляции</w:t>
+            </w:r>
+            <w:r>
+              <w:rPr>
+                <w:rStyle w:val="ab"/>
+                <w:noProof/>
+              </w:rPr>
+              <w:t xml:space="preserve"> </w:t>
+            </w:r>
+            <w:r>
+              <w:rPr>
+                <w:rStyle w:val="ab"/>
+                <w:rFonts w:ascii="Times New Roman" w:hAnsi="Times New Roman" w:cs="Times New Roman"/>
+                <w:noProof/>
+              </w:rPr>
+              <w:t>(BPSK, QPSK, M-PSK).</w:t>
             </w:r>
             <w:r>
               <w:rPr>
@@ -1164,7 +1179,7 @@
                 <w:noProof/>
                 <w:webHidden/>
               </w:rPr>
-              <w:instrText xml:space="preserve"> PAGEREF _Toc229246040 \h </w:instrText>
+              <w:instrText xml:space="preserve"> PAGEREF _Toc229317769 \h </w:instrText>
             </w:r>
             <w:r>
               <w:rPr>
@@ -1244,13 +1259,12 @@
           <w:color w:val="auto"/>
         </w:rPr>
       </w:pPr>
-      <w:bookmarkStart w:id="0" w:name="_Toc229246033"/>
+      <w:bookmarkStart w:id="0" w:name="_Toc229317762"/>
       <w:r>
         <w:rPr>
           <w:rFonts w:ascii="Times New Roman" w:hAnsi="Times New Roman" w:cs="Times New Roman"/>
           <w:color w:val="auto"/>
         </w:rPr>
-        <w:lastRenderedPageBreak/>
         <w:t>ВВЕДЕНИЕ</w:t>
       </w:r>
       <w:bookmarkEnd w:id="0"/>
@@ -1677,13 +1691,12 @@
           <w:color w:val="auto"/>
         </w:rPr>
       </w:pPr>
-      <w:bookmarkStart w:id="1" w:name="_Toc229246034"/>
+      <w:bookmarkStart w:id="1" w:name="_Toc229317763"/>
       <w:r>
         <w:rPr>
           <w:rFonts w:ascii="Times New Roman" w:hAnsi="Times New Roman" w:cs="Times New Roman"/>
           <w:color w:val="auto"/>
         </w:rPr>
-        <w:lastRenderedPageBreak/>
         <w:t>ГЛАВА 1. ТЕОРЕТИЧЕСКИЕ ОСНОВЫ ПЕРЕДАЧИ ИНФОРМАЦИИ ПО РАДИОКАНАЛУ.</w:t>
       </w:r>
       <w:bookmarkEnd w:id="1"/>
@@ -1703,7 +1716,7 @@
           <w:szCs w:val="28"/>
         </w:rPr>
       </w:pPr>
-      <w:bookmarkStart w:id="2" w:name="_Toc229246035"/>
+      <w:bookmarkStart w:id="2" w:name="_Toc229317764"/>
       <w:r>
         <w:rPr>
           <w:rFonts w:ascii="Times New Roman" w:hAnsi="Times New Roman" w:cs="Times New Roman"/>
@@ -2171,7 +2184,7 @@
           <w:sz w:val="28"/>
         </w:rPr>
       </w:pPr>
-      <w:bookmarkStart w:id="3" w:name="_Toc229246036"/>
+      <w:bookmarkStart w:id="3" w:name="_Toc229317765"/>
       <w:r>
         <w:rPr>
           <w:rFonts w:ascii="Times New Roman" w:hAnsi="Times New Roman" w:cs="Times New Roman"/>
@@ -2815,7 +2828,6 @@
           <w:rFonts w:ascii="Times New Roman" w:hAnsi="Times New Roman" w:cs="Times New Roman"/>
           <w:sz w:val="28"/>
         </w:rPr>
-        <w:lastRenderedPageBreak/>
         <w:t>Эта величина может принимать несколько значений, которые будут рассмотрены ниже.</w:t>
       </w:r>
     </w:p>
@@ -3227,15 +3239,7 @@
           <w:rFonts w:ascii="Times New Roman" w:hAnsi="Times New Roman" w:cs="Times New Roman"/>
           <w:sz w:val="28"/>
         </w:rPr>
-        <w:t xml:space="preserve">происходит пере-модуляция, что приводит к искажению огибающей АМ-сигнала, а в спектре </w:t>
-      </w:r>
-      <w:r>
-        <w:rPr>
-          <w:rFonts w:ascii="Times New Roman" w:hAnsi="Times New Roman" w:cs="Times New Roman"/>
-          <w:sz w:val="28"/>
-        </w:rPr>
-        <w:lastRenderedPageBreak/>
-        <w:t>амплитуды боковых составляющих превышают половину амплитуды несущего сигнала.</w:t>
+        <w:t>происходит пере-модуляция, что приводит к искажению огибающей АМ-сигнала, а в спектре амплитуды боковых составляющих превышают половину амплитуды несущего сигнала.</w:t>
       </w:r>
     </w:p>
     <w:p>
@@ -3373,7 +3377,7 @@
           <w:sz w:val="28"/>
         </w:rPr>
       </w:pPr>
-      <w:bookmarkStart w:id="4" w:name="_Toc229246037"/>
+      <w:bookmarkStart w:id="4" w:name="_Toc229317766"/>
       <w:r>
         <w:rPr>
           <w:rFonts w:ascii="Times New Roman" w:hAnsi="Times New Roman" w:cs="Times New Roman"/>
@@ -3768,7 +3772,6 @@
           <w:rFonts w:ascii="Times New Roman" w:hAnsi="Times New Roman" w:cs="Times New Roman"/>
           <w:sz w:val="28"/>
         </w:rPr>
-        <w:lastRenderedPageBreak/>
         <w:t xml:space="preserve">модулирует несущее колебание </w:t>
       </w:r>
       <m:oMath>
@@ -5741,14 +5744,13 @@
           <w:sz w:val="28"/>
         </w:rPr>
       </w:pPr>
-      <w:bookmarkStart w:id="5" w:name="_Toc229246038"/>
+      <w:bookmarkStart w:id="5" w:name="_Toc229317767"/>
       <w:r>
         <w:rPr>
           <w:rFonts w:ascii="Times New Roman" w:hAnsi="Times New Roman" w:cs="Times New Roman"/>
           <w:color w:val="auto"/>
           <w:sz w:val="28"/>
         </w:rPr>
-        <w:lastRenderedPageBreak/>
         <w:t>Цифровое кодирование радио</w:t>
       </w:r>
       <w:r>
@@ -5905,7 +5907,45 @@
           <w:rFonts w:ascii="Times New Roman" w:hAnsi="Times New Roman" w:cs="Times New Roman"/>
           <w:sz w:val="28"/>
         </w:rPr>
-        <w:t xml:space="preserve"> изменяется в соответствии с изменением информационного сигнала. Так как значения цифрового информационного сигнала являются дискретными (например, {0,1}), дискретным является также и возможный набор значений каждого из параметров</w:t>
+        <w:t xml:space="preserve"> изменяется в соответствии с изменением информационного сигнала. Так как значения цифрового информационного сигнала являю</w:t>
+      </w:r>
+      <w:r>
+        <w:rPr>
+          <w:rFonts w:ascii="Times New Roman" w:hAnsi="Times New Roman" w:cs="Times New Roman"/>
+          <w:sz w:val="28"/>
+        </w:rPr>
+        <w:t xml:space="preserve">тся дискретными (например, </w:t>
+      </w:r>
+      <m:oMath>
+        <m:d>
+          <m:dPr>
+            <m:begChr m:val="{"/>
+            <m:endChr m:val="}"/>
+            <m:ctrlPr>
+              <w:rPr>
+                <w:rFonts w:ascii="Cambria Math" w:hAnsi="Cambria Math" w:cs="Times New Roman"/>
+                <w:i/>
+                <w:sz w:val="28"/>
+              </w:rPr>
+            </m:ctrlPr>
+          </m:dPr>
+          <m:e>
+            <m:r>
+              <w:rPr>
+                <w:rFonts w:ascii="Cambria Math" w:hAnsi="Cambria Math" w:cs="Times New Roman"/>
+                <w:sz w:val="28"/>
+              </w:rPr>
+              <m:t>0,1</m:t>
+            </m:r>
+          </m:e>
+        </m:d>
+      </m:oMath>
+      <w:r>
+        <w:rPr>
+          <w:rFonts w:ascii="Times New Roman" w:hAnsi="Times New Roman" w:cs="Times New Roman"/>
+          <w:sz w:val="28"/>
+        </w:rPr>
+        <w:t>), дискретным является также и возможный набор значений каждого из параметров</w:t>
       </w:r>
       <w:r>
         <w:rPr>
@@ -5929,7 +5969,7 @@
           <w:sz w:val="28"/>
         </w:rPr>
       </w:pPr>
-      <w:bookmarkStart w:id="6" w:name="_Toc229246039"/>
+      <w:bookmarkStart w:id="6" w:name="_Toc229317768"/>
       <w:r>
         <w:rPr>
           <w:rFonts w:ascii="Times New Roman" w:hAnsi="Times New Roman" w:cs="Times New Roman"/>
@@ -6405,7 +6445,14 @@
                 <w:rFonts w:ascii="Cambria Math" w:hAnsi="Cambria Math" w:cs="Times New Roman"/>
                 <w:sz w:val="28"/>
               </w:rPr>
-              <m:t>0;1</m:t>
+              <m:t>0,</m:t>
+            </m:r>
+            <m:r>
+              <w:rPr>
+                <w:rFonts w:ascii="Cambria Math" w:hAnsi="Cambria Math" w:cs="Times New Roman"/>
+                <w:sz w:val="28"/>
+              </w:rPr>
+              <m:t>1</m:t>
             </m:r>
           </m:e>
         </m:d>
@@ -7075,15 +7122,7 @@
           <w:rFonts w:ascii="Times New Roman" w:hAnsi="Times New Roman" w:cs="Times New Roman"/>
           <w:sz w:val="28"/>
         </w:rPr>
-        <w:t xml:space="preserve"> </w:t>
-      </w:r>
-      <w:r>
-        <w:rPr>
-          <w:rFonts w:ascii="Times New Roman" w:hAnsi="Times New Roman" w:cs="Times New Roman"/>
-          <w:sz w:val="28"/>
-        </w:rPr>
-        <w:lastRenderedPageBreak/>
-        <w:t>(</w:t>
+        <w:t xml:space="preserve"> (</w:t>
       </w:r>
       <w:r>
         <w:rPr>
@@ -8440,7 +8479,6 @@
           <w:rFonts w:ascii="Times New Roman" w:hAnsi="Times New Roman" w:cs="Times New Roman"/>
           <w:sz w:val="28"/>
         </w:rPr>
-        <w:lastRenderedPageBreak/>
         <w:t xml:space="preserve">Спектральная плотность мощности сигнала с </w:t>
       </w:r>
       <w:r>
@@ -8818,7 +8856,14 @@
           <w:rFonts w:ascii="Times New Roman" w:hAnsi="Times New Roman" w:cs="Times New Roman"/>
           <w:sz w:val="28"/>
         </w:rPr>
-        <w:t>Шумы и аддитивные помехи также способствуют изменению уровня сигнала, что приводит амплитудные методы модуляции к слабой помехоустойчивости. Но они просты в реализации. Из-за вышеописанных недостатков амплитудные методы модуляции имеют ограниченное применение.</w:t>
+        <w:t>Шумы и аддитивные помехи также способствуют изменению уровня сигнала, что приводит амплитудные методы модуляции к слабой помехоустойчивости. Но они просты в реализации. Из-за вышеописанных недостатков амплитудные методы модуляции имеют ограниченное применение</w:t>
+      </w:r>
+      <w:r>
+        <w:rPr>
+          <w:rFonts w:ascii="Times New Roman" w:hAnsi="Times New Roman" w:cs="Times New Roman"/>
+          <w:sz w:val="28"/>
+        </w:rPr>
+        <w:t>.</w:t>
       </w:r>
     </w:p>
     <w:p>
@@ -8834,20 +8879,2513 @@
           <w:sz w:val="28"/>
         </w:rPr>
       </w:pPr>
-      <w:bookmarkStart w:id="7" w:name="_Toc229246040"/>
+      <w:bookmarkStart w:id="7" w:name="_Toc229317769"/>
       <w:r>
         <w:rPr>
           <w:rFonts w:ascii="Times New Roman" w:hAnsi="Times New Roman" w:cs="Times New Roman"/>
           <w:color w:val="auto"/>
           <w:sz w:val="28"/>
         </w:rPr>
-        <w:t>Фазовые методы манипуляции.</w:t>
+        <w:t>Фазовые методы манипуляции</w:t>
+      </w:r>
+      <w:r>
+        <w:rPr>
+          <w:color w:val="auto"/>
+        </w:rPr>
+        <w:t xml:space="preserve"> </w:t>
+      </w:r>
+      <w:r>
+        <w:rPr>
+          <w:rFonts w:ascii="Times New Roman" w:hAnsi="Times New Roman" w:cs="Times New Roman"/>
+          <w:color w:val="auto"/>
+          <w:sz w:val="28"/>
+        </w:rPr>
+        <w:t>(BPSK, QPSK, M-PSK)</w:t>
+      </w:r>
+      <w:r>
+        <w:rPr>
+          <w:rFonts w:ascii="Times New Roman" w:hAnsi="Times New Roman" w:cs="Times New Roman"/>
+          <w:color w:val="auto"/>
+          <w:sz w:val="28"/>
+        </w:rPr>
+        <w:t>.</w:t>
       </w:r>
       <w:bookmarkEnd w:id="7"/>
     </w:p>
+    <w:p>
+      <w:pPr>
+        <w:ind w:firstLine="709"/>
+        <w:rPr>
+          <w:rFonts w:ascii="Times New Roman" w:hAnsi="Times New Roman" w:cs="Times New Roman"/>
+          <w:sz w:val="28"/>
+        </w:rPr>
+      </w:pPr>
+      <w:r>
+        <w:rPr>
+          <w:rFonts w:ascii="Times New Roman" w:hAnsi="Times New Roman" w:cs="Times New Roman"/>
+          <w:sz w:val="28"/>
+        </w:rPr>
+        <w:t xml:space="preserve">Фазомодулированный сигнал </w:t>
+      </w:r>
+      <w:r>
+        <w:rPr>
+          <w:rFonts w:ascii="Times New Roman" w:hAnsi="Times New Roman" w:cs="Times New Roman"/>
+          <w:sz w:val="28"/>
+        </w:rPr>
+        <w:t>имеет вид:</w:t>
+      </w:r>
+    </w:p>
+    <w:p>
+      <w:pPr>
+        <w:ind w:firstLine="709"/>
+        <w:jc w:val="right"/>
+        <w:rPr>
+          <w:rFonts w:ascii="Times New Roman" w:hAnsi="Times New Roman" w:cs="Times New Roman"/>
+          <w:sz w:val="28"/>
+        </w:rPr>
+      </w:pPr>
+      <m:oMath>
+        <m:r>
+          <w:rPr>
+            <w:rFonts w:ascii="Cambria Math" w:hAnsi="Cambria Math" w:cs="Times New Roman"/>
+            <w:sz w:val="28"/>
+          </w:rPr>
+          <m:t>s</m:t>
+        </m:r>
+        <m:d>
+          <m:dPr>
+            <m:ctrlPr>
+              <w:rPr>
+                <w:rFonts w:ascii="Cambria Math" w:hAnsi="Cambria Math" w:cs="Times New Roman"/>
+                <w:i/>
+                <w:sz w:val="28"/>
+              </w:rPr>
+            </m:ctrlPr>
+          </m:dPr>
+          <m:e>
+            <m:r>
+              <w:rPr>
+                <w:rFonts w:ascii="Cambria Math" w:hAnsi="Cambria Math" w:cs="Times New Roman"/>
+                <w:sz w:val="28"/>
+              </w:rPr>
+              <m:t>t</m:t>
+            </m:r>
+          </m:e>
+        </m:d>
+        <m:r>
+          <w:rPr>
+            <w:rFonts w:ascii="Cambria Math" w:hAnsi="Cambria Math" w:cs="Times New Roman"/>
+            <w:sz w:val="28"/>
+          </w:rPr>
+          <m:t>=A</m:t>
+        </m:r>
+        <m:func>
+          <m:funcPr>
+            <m:ctrlPr>
+              <w:rPr>
+                <w:rFonts w:ascii="Cambria Math" w:hAnsi="Cambria Math" w:cs="Times New Roman"/>
+                <w:i/>
+                <w:sz w:val="28"/>
+              </w:rPr>
+            </m:ctrlPr>
+          </m:funcPr>
+          <m:fName>
+            <m:r>
+              <m:rPr>
+                <m:sty m:val="p"/>
+              </m:rPr>
+              <w:rPr>
+                <w:rFonts w:ascii="Cambria Math" w:hAnsi="Cambria Math" w:cs="Times New Roman"/>
+                <w:sz w:val="28"/>
+              </w:rPr>
+              <m:t>cos</m:t>
+            </m:r>
+          </m:fName>
+          <m:e>
+            <m:d>
+              <m:dPr>
+                <m:ctrlPr>
+                  <w:rPr>
+                    <w:rFonts w:ascii="Cambria Math" w:hAnsi="Cambria Math" w:cs="Times New Roman"/>
+                    <w:i/>
+                    <w:sz w:val="28"/>
+                  </w:rPr>
+                </m:ctrlPr>
+              </m:dPr>
+              <m:e>
+                <m:r>
+                  <w:rPr>
+                    <w:rFonts w:ascii="Cambria Math" w:hAnsi="Cambria Math" w:cs="Times New Roman"/>
+                    <w:sz w:val="28"/>
+                  </w:rPr>
+                  <m:t>ωt+φ</m:t>
+                </m:r>
+                <m:d>
+                  <m:dPr>
+                    <m:ctrlPr>
+                      <w:rPr>
+                        <w:rFonts w:ascii="Cambria Math" w:hAnsi="Cambria Math" w:cs="Times New Roman"/>
+                        <w:i/>
+                        <w:sz w:val="28"/>
+                        <w:lang w:val="en-US"/>
+                      </w:rPr>
+                    </m:ctrlPr>
+                  </m:dPr>
+                  <m:e>
+                    <m:r>
+                      <w:rPr>
+                        <w:rFonts w:ascii="Cambria Math" w:hAnsi="Cambria Math" w:cs="Times New Roman"/>
+                        <w:sz w:val="28"/>
+                        <w:lang w:val="en-US"/>
+                      </w:rPr>
+                      <m:t>t</m:t>
+                    </m:r>
+                  </m:e>
+                </m:d>
+                <m:r>
+                  <w:rPr>
+                    <w:rFonts w:ascii="Cambria Math" w:hAnsi="Cambria Math" w:cs="Times New Roman"/>
+                    <w:sz w:val="28"/>
+                  </w:rPr>
+                  <m:t>+</m:t>
+                </m:r>
+                <m:sSub>
+                  <m:sSubPr>
+                    <m:ctrlPr>
+                      <w:rPr>
+                        <w:rFonts w:ascii="Cambria Math" w:hAnsi="Cambria Math" w:cs="Times New Roman"/>
+                        <w:i/>
+                        <w:sz w:val="28"/>
+                      </w:rPr>
+                    </m:ctrlPr>
+                  </m:sSubPr>
+                  <m:e>
+                    <m:r>
+                      <w:rPr>
+                        <w:rFonts w:ascii="Cambria Math" w:hAnsi="Cambria Math" w:cs="Times New Roman"/>
+                        <w:sz w:val="28"/>
+                      </w:rPr>
+                      <m:t>φ</m:t>
+                    </m:r>
+                  </m:e>
+                  <m:sub>
+                    <m:r>
+                      <w:rPr>
+                        <w:rFonts w:ascii="Cambria Math" w:hAnsi="Cambria Math" w:cs="Times New Roman"/>
+                        <w:sz w:val="28"/>
+                      </w:rPr>
+                      <m:t>0</m:t>
+                    </m:r>
+                  </m:sub>
+                </m:sSub>
+              </m:e>
+            </m:d>
+          </m:e>
+        </m:func>
+      </m:oMath>
+      <w:r>
+        <w:rPr>
+          <w:rFonts w:ascii="Times New Roman" w:hAnsi="Times New Roman" w:cs="Times New Roman"/>
+          <w:sz w:val="28"/>
+        </w:rPr>
+        <w:t>,</w:t>
+      </w:r>
+      <w:r>
+        <w:rPr>
+          <w:rFonts w:ascii="Times New Roman" w:hAnsi="Times New Roman" w:cs="Times New Roman"/>
+          <w:sz w:val="28"/>
+        </w:rPr>
+        <w:tab/>
+      </w:r>
+      <w:r>
+        <w:rPr>
+          <w:rFonts w:ascii="Times New Roman" w:hAnsi="Times New Roman" w:cs="Times New Roman"/>
+          <w:sz w:val="28"/>
+        </w:rPr>
+        <w:tab/>
+      </w:r>
+      <w:r>
+        <w:rPr>
+          <w:rFonts w:ascii="Times New Roman" w:hAnsi="Times New Roman" w:cs="Times New Roman"/>
+          <w:sz w:val="28"/>
+        </w:rPr>
+        <w:tab/>
+      </w:r>
+      <w:r>
+        <w:rPr>
+          <w:rFonts w:ascii="Times New Roman" w:hAnsi="Times New Roman" w:cs="Times New Roman"/>
+          <w:sz w:val="28"/>
+        </w:rPr>
+        <w:tab/>
+        <w:t>(11)</w:t>
+      </w:r>
+    </w:p>
+    <w:p>
+      <w:pPr>
+        <w:ind w:firstLine="709"/>
+        <w:jc w:val="both"/>
+        <w:rPr>
+          <w:rFonts w:ascii="Times New Roman" w:hAnsi="Times New Roman" w:cs="Times New Roman"/>
+          <w:sz w:val="28"/>
+        </w:rPr>
+      </w:pPr>
+      <w:r>
+        <w:rPr>
+          <w:rFonts w:ascii="Times New Roman" w:hAnsi="Times New Roman" w:cs="Times New Roman"/>
+          <w:sz w:val="28"/>
+        </w:rPr>
+        <w:t xml:space="preserve">где </w:t>
+      </w:r>
+      <m:oMath>
+        <m:r>
+          <w:rPr>
+            <w:rFonts w:ascii="Cambria Math" w:hAnsi="Cambria Math" w:cs="Times New Roman"/>
+            <w:sz w:val="28"/>
+          </w:rPr>
+          <m:t>A</m:t>
+        </m:r>
+      </m:oMath>
+      <w:r>
+        <w:rPr>
+          <w:rFonts w:ascii="Times New Roman" w:hAnsi="Times New Roman" w:cs="Times New Roman"/>
+          <w:sz w:val="28"/>
+        </w:rPr>
+        <w:t xml:space="preserve"> и </w:t>
+      </w:r>
+      <m:oMath>
+        <m:sSub>
+          <m:sSubPr>
+            <m:ctrlPr>
+              <w:rPr>
+                <w:rFonts w:ascii="Cambria Math" w:hAnsi="Cambria Math" w:cs="Times New Roman"/>
+                <w:i/>
+                <w:sz w:val="28"/>
+              </w:rPr>
+            </m:ctrlPr>
+          </m:sSubPr>
+          <m:e>
+            <m:r>
+              <w:rPr>
+                <w:rFonts w:ascii="Cambria Math" w:hAnsi="Cambria Math" w:cs="Times New Roman"/>
+                <w:sz w:val="28"/>
+              </w:rPr>
+              <m:t>φ</m:t>
+            </m:r>
+          </m:e>
+          <m:sub>
+            <m:r>
+              <w:rPr>
+                <w:rFonts w:ascii="Cambria Math" w:hAnsi="Cambria Math" w:cs="Times New Roman"/>
+                <w:sz w:val="28"/>
+              </w:rPr>
+              <m:t>0</m:t>
+            </m:r>
+          </m:sub>
+        </m:sSub>
+      </m:oMath>
+      <w:r>
+        <w:rPr>
+          <w:rFonts w:ascii="Times New Roman" w:hAnsi="Times New Roman" w:cs="Times New Roman"/>
+          <w:sz w:val="28"/>
+        </w:rPr>
+        <w:t xml:space="preserve"> </w:t>
+      </w:r>
+      <w:r>
+        <w:rPr>
+          <w:rFonts w:ascii="Times New Roman" w:hAnsi="Times New Roman" w:cs="Times New Roman"/>
+          <w:sz w:val="28"/>
+        </w:rPr>
+        <w:t>–</w:t>
+      </w:r>
+      <w:r>
+        <w:rPr>
+          <w:rFonts w:ascii="Times New Roman" w:hAnsi="Times New Roman" w:cs="Times New Roman"/>
+          <w:sz w:val="28"/>
+        </w:rPr>
+        <w:t xml:space="preserve"> </w:t>
+      </w:r>
+      <w:r>
+        <w:rPr>
+          <w:rFonts w:ascii="Times New Roman" w:hAnsi="Times New Roman" w:cs="Times New Roman"/>
+          <w:sz w:val="28"/>
+        </w:rPr>
+        <w:t xml:space="preserve">постоянные, </w:t>
+      </w:r>
+      <m:oMath>
+        <m:r>
+          <w:rPr>
+            <w:rFonts w:ascii="Cambria Math" w:hAnsi="Cambria Math" w:cs="Times New Roman"/>
+            <w:sz w:val="28"/>
+          </w:rPr>
+          <m:t>ω</m:t>
+        </m:r>
+      </m:oMath>
+      <w:r>
+        <w:rPr>
+          <w:rFonts w:ascii="Times New Roman" w:hAnsi="Times New Roman" w:cs="Times New Roman"/>
+          <w:sz w:val="28"/>
+        </w:rPr>
+        <w:t xml:space="preserve"> – несущая частота.</w:t>
+      </w:r>
+    </w:p>
+    <w:p>
+      <w:pPr>
+        <w:ind w:firstLine="709"/>
+        <w:jc w:val="both"/>
+        <w:rPr>
+          <w:rFonts w:ascii="Times New Roman" w:hAnsi="Times New Roman" w:cs="Times New Roman"/>
+          <w:sz w:val="28"/>
+        </w:rPr>
+      </w:pPr>
+      <w:r>
+        <w:rPr>
+          <w:rFonts w:ascii="Times New Roman" w:hAnsi="Times New Roman" w:cs="Times New Roman"/>
+          <w:sz w:val="28"/>
+        </w:rPr>
+        <w:t xml:space="preserve">В данном виде модуляции информация кодируется через фазу </w:t>
+      </w:r>
+      <m:oMath>
+        <m:r>
+          <w:rPr>
+            <w:rFonts w:ascii="Cambria Math" w:hAnsi="Cambria Math" w:cs="Times New Roman"/>
+            <w:sz w:val="28"/>
+          </w:rPr>
+          <m:t>φ</m:t>
+        </m:r>
+        <m:d>
+          <m:dPr>
+            <m:ctrlPr>
+              <w:rPr>
+                <w:rFonts w:ascii="Cambria Math" w:hAnsi="Cambria Math" w:cs="Times New Roman"/>
+                <w:i/>
+                <w:sz w:val="28"/>
+                <w:lang w:val="en-US"/>
+              </w:rPr>
+            </m:ctrlPr>
+          </m:dPr>
+          <m:e>
+            <m:r>
+              <w:rPr>
+                <w:rFonts w:ascii="Cambria Math" w:hAnsi="Cambria Math" w:cs="Times New Roman"/>
+                <w:sz w:val="28"/>
+                <w:lang w:val="en-US"/>
+              </w:rPr>
+              <m:t>t</m:t>
+            </m:r>
+          </m:e>
+        </m:d>
+      </m:oMath>
+      <w:r>
+        <w:rPr>
+          <w:rFonts w:ascii="Times New Roman" w:hAnsi="Times New Roman" w:cs="Times New Roman"/>
+          <w:sz w:val="28"/>
+        </w:rPr>
+        <w:t>, которая взаим</w:t>
+      </w:r>
+      <w:r>
+        <w:rPr>
+          <w:rFonts w:ascii="Times New Roman" w:hAnsi="Times New Roman" w:cs="Times New Roman"/>
+          <w:sz w:val="28"/>
+        </w:rPr>
+        <w:t>н</w:t>
+      </w:r>
+      <w:r>
+        <w:rPr>
+          <w:rFonts w:ascii="Times New Roman" w:hAnsi="Times New Roman" w:cs="Times New Roman"/>
+          <w:sz w:val="28"/>
+        </w:rPr>
+        <w:t xml:space="preserve">ооднозначно связана с информационным сигналом </w:t>
+      </w:r>
+      <m:oMath>
+        <m:r>
+          <w:rPr>
+            <w:rFonts w:ascii="Cambria Math" w:hAnsi="Cambria Math" w:cs="Times New Roman"/>
+            <w:sz w:val="28"/>
+          </w:rPr>
+          <m:t>c</m:t>
+        </m:r>
+        <m:d>
+          <m:dPr>
+            <m:ctrlPr>
+              <w:rPr>
+                <w:rFonts w:ascii="Cambria Math" w:hAnsi="Cambria Math" w:cs="Times New Roman"/>
+                <w:i/>
+                <w:sz w:val="28"/>
+              </w:rPr>
+            </m:ctrlPr>
+          </m:dPr>
+          <m:e>
+            <m:r>
+              <w:rPr>
+                <w:rFonts w:ascii="Cambria Math" w:hAnsi="Cambria Math" w:cs="Times New Roman"/>
+                <w:sz w:val="28"/>
+              </w:rPr>
+              <m:t>t</m:t>
+            </m:r>
+          </m:e>
+        </m:d>
+      </m:oMath>
+      <w:r>
+        <w:rPr>
+          <w:rFonts w:ascii="Times New Roman" w:hAnsi="Times New Roman" w:cs="Times New Roman"/>
+          <w:sz w:val="28"/>
+        </w:rPr>
+        <w:t>.</w:t>
+      </w:r>
+    </w:p>
+    <w:p>
+      <w:pPr>
+        <w:ind w:firstLine="709"/>
+        <w:jc w:val="both"/>
+        <w:rPr>
+          <w:rFonts w:ascii="Times New Roman" w:hAnsi="Times New Roman" w:cs="Times New Roman"/>
+          <w:sz w:val="28"/>
+        </w:rPr>
+      </w:pPr>
+      <w:r>
+        <w:rPr>
+          <w:rFonts w:ascii="Times New Roman" w:hAnsi="Times New Roman" w:cs="Times New Roman"/>
+          <w:sz w:val="28"/>
+        </w:rPr>
+        <w:t>Рассмотрим подробнее метод двоичной фазовой модуляции (</w:t>
+      </w:r>
+      <w:r>
+        <w:rPr>
+          <w:rFonts w:ascii="Times New Roman" w:hAnsi="Times New Roman" w:cs="Times New Roman"/>
+          <w:sz w:val="28"/>
+          <w:lang w:val="en-US"/>
+        </w:rPr>
+        <w:t>BPSK</w:t>
+      </w:r>
+      <w:r>
+        <w:rPr>
+          <w:rFonts w:ascii="Times New Roman" w:hAnsi="Times New Roman" w:cs="Times New Roman"/>
+          <w:sz w:val="28"/>
+        </w:rPr>
+        <w:t xml:space="preserve"> </w:t>
+      </w:r>
+      <w:r>
+        <w:rPr>
+          <w:rFonts w:ascii="Times New Roman" w:hAnsi="Times New Roman" w:cs="Times New Roman"/>
+          <w:sz w:val="28"/>
+        </w:rPr>
+        <w:t>–</w:t>
+      </w:r>
+      <w:r>
+        <w:rPr>
+          <w:rFonts w:ascii="Times New Roman" w:hAnsi="Times New Roman" w:cs="Times New Roman"/>
+          <w:sz w:val="28"/>
+        </w:rPr>
+        <w:t xml:space="preserve"> </w:t>
+      </w:r>
+      <w:r>
+        <w:rPr>
+          <w:rFonts w:ascii="Times New Roman" w:hAnsi="Times New Roman" w:cs="Times New Roman"/>
+          <w:sz w:val="28"/>
+          <w:lang w:val="en-US"/>
+        </w:rPr>
+        <w:t>Binary</w:t>
+      </w:r>
+      <w:r>
+        <w:rPr>
+          <w:rFonts w:ascii="Times New Roman" w:hAnsi="Times New Roman" w:cs="Times New Roman"/>
+          <w:sz w:val="28"/>
+        </w:rPr>
+        <w:t xml:space="preserve"> </w:t>
+      </w:r>
+      <w:r>
+        <w:rPr>
+          <w:rFonts w:ascii="Times New Roman" w:hAnsi="Times New Roman" w:cs="Times New Roman"/>
+          <w:sz w:val="28"/>
+          <w:lang w:val="en-US"/>
+        </w:rPr>
+        <w:t>Phase</w:t>
+      </w:r>
+      <w:r>
+        <w:rPr>
+          <w:rFonts w:ascii="Times New Roman" w:hAnsi="Times New Roman" w:cs="Times New Roman"/>
+          <w:sz w:val="28"/>
+        </w:rPr>
+        <w:t xml:space="preserve"> </w:t>
+      </w:r>
+      <w:r>
+        <w:rPr>
+          <w:rFonts w:ascii="Times New Roman" w:hAnsi="Times New Roman" w:cs="Times New Roman"/>
+          <w:sz w:val="28"/>
+          <w:lang w:val="en-US"/>
+        </w:rPr>
+        <w:t>Shift</w:t>
+      </w:r>
+      <w:r>
+        <w:rPr>
+          <w:rFonts w:ascii="Times New Roman" w:hAnsi="Times New Roman" w:cs="Times New Roman"/>
+          <w:sz w:val="28"/>
+        </w:rPr>
+        <w:t xml:space="preserve"> </w:t>
+      </w:r>
+      <w:r>
+        <w:rPr>
+          <w:rFonts w:ascii="Times New Roman" w:hAnsi="Times New Roman" w:cs="Times New Roman"/>
+          <w:sz w:val="28"/>
+          <w:lang w:val="en-US"/>
+        </w:rPr>
+        <w:t>Keying</w:t>
+      </w:r>
+      <w:r>
+        <w:rPr>
+          <w:rFonts w:ascii="Times New Roman" w:hAnsi="Times New Roman" w:cs="Times New Roman"/>
+          <w:sz w:val="28"/>
+        </w:rPr>
+        <w:t>).</w:t>
+      </w:r>
+      <w:r>
+        <w:rPr>
+          <w:rFonts w:ascii="Times New Roman" w:hAnsi="Times New Roman" w:cs="Times New Roman"/>
+          <w:sz w:val="28"/>
+        </w:rPr>
+        <w:t xml:space="preserve"> В данном методе множеству значений двоичного сигнала </w:t>
+      </w:r>
+      <m:oMath>
+        <m:d>
+          <m:dPr>
+            <m:begChr m:val="{"/>
+            <m:endChr m:val="}"/>
+            <m:ctrlPr>
+              <w:rPr>
+                <w:rFonts w:ascii="Cambria Math" w:hAnsi="Cambria Math" w:cs="Times New Roman"/>
+                <w:i/>
+                <w:sz w:val="28"/>
+              </w:rPr>
+            </m:ctrlPr>
+          </m:dPr>
+          <m:e>
+            <m:r>
+              <w:rPr>
+                <w:rFonts w:ascii="Cambria Math" w:hAnsi="Cambria Math" w:cs="Times New Roman"/>
+                <w:sz w:val="28"/>
+              </w:rPr>
+              <m:t>0,1</m:t>
+            </m:r>
+          </m:e>
+        </m:d>
+      </m:oMath>
+      <w:r>
+        <w:rPr>
+          <w:rFonts w:ascii="Times New Roman" w:hAnsi="Times New Roman" w:cs="Times New Roman"/>
+          <w:sz w:val="28"/>
+        </w:rPr>
+        <w:t xml:space="preserve"> однозначно соответствует множество изменений фазы </w:t>
+      </w:r>
+      <m:oMath>
+        <m:d>
+          <m:dPr>
+            <m:begChr m:val="{"/>
+            <m:endChr m:val="}"/>
+            <m:ctrlPr>
+              <w:rPr>
+                <w:rFonts w:ascii="Cambria Math" w:hAnsi="Cambria Math" w:cs="Times New Roman"/>
+                <w:i/>
+                <w:sz w:val="28"/>
+              </w:rPr>
+            </m:ctrlPr>
+          </m:dPr>
+          <m:e>
+            <m:r>
+              <w:rPr>
+                <w:rFonts w:ascii="Cambria Math" w:hAnsi="Cambria Math" w:cs="Times New Roman"/>
+                <w:sz w:val="28"/>
+              </w:rPr>
+              <m:t>0,π</m:t>
+            </m:r>
+          </m:e>
+        </m:d>
+      </m:oMath>
+      <w:r>
+        <w:rPr>
+          <w:rFonts w:ascii="Times New Roman" w:hAnsi="Times New Roman" w:cs="Times New Roman"/>
+          <w:sz w:val="28"/>
+        </w:rPr>
+        <w:t xml:space="preserve">. То есть при изменении информационного сигнала, фаза меняется на </w:t>
+      </w:r>
+      <m:oMath>
+        <m:r>
+          <w:rPr>
+            <w:rFonts w:ascii="Cambria Math" w:hAnsi="Cambria Math" w:cs="Times New Roman"/>
+            <w:sz w:val="28"/>
+          </w:rPr>
+          <m:t>π</m:t>
+        </m:r>
+      </m:oMath>
+      <w:r>
+        <w:rPr>
+          <w:rFonts w:ascii="Times New Roman" w:hAnsi="Times New Roman" w:cs="Times New Roman"/>
+          <w:sz w:val="28"/>
+        </w:rPr>
+        <w:t xml:space="preserve">. Или же </w:t>
+      </w:r>
+      <w:r>
+        <w:rPr>
+          <w:rFonts w:ascii="Times New Roman" w:hAnsi="Times New Roman" w:cs="Times New Roman"/>
+          <w:sz w:val="28"/>
+          <w:lang w:val="en-US"/>
+        </w:rPr>
+        <w:t>BPSK</w:t>
+      </w:r>
+      <w:r>
+        <w:rPr>
+          <w:rFonts w:ascii="Times New Roman" w:hAnsi="Times New Roman" w:cs="Times New Roman"/>
+          <w:sz w:val="28"/>
+        </w:rPr>
+        <w:t xml:space="preserve"> можно записать в виде:</w:t>
+      </w:r>
+    </w:p>
+    <w:p>
+      <w:pPr>
+        <w:ind w:firstLine="709"/>
+        <w:jc w:val="right"/>
+        <w:rPr>
+          <w:rFonts w:ascii="Times New Roman" w:hAnsi="Times New Roman" w:cs="Times New Roman"/>
+          <w:sz w:val="28"/>
+          <w:lang w:val="en-US"/>
+        </w:rPr>
+      </w:pPr>
+      <m:oMath>
+        <m:r>
+          <w:rPr>
+            <w:rFonts w:ascii="Cambria Math" w:hAnsi="Cambria Math" w:cs="Times New Roman"/>
+            <w:sz w:val="28"/>
+          </w:rPr>
+          <m:t>s</m:t>
+        </m:r>
+        <m:d>
+          <m:dPr>
+            <m:ctrlPr>
+              <w:rPr>
+                <w:rFonts w:ascii="Cambria Math" w:hAnsi="Cambria Math" w:cs="Times New Roman"/>
+                <w:i/>
+                <w:sz w:val="28"/>
+              </w:rPr>
+            </m:ctrlPr>
+          </m:dPr>
+          <m:e>
+            <m:r>
+              <w:rPr>
+                <w:rFonts w:ascii="Cambria Math" w:hAnsi="Cambria Math" w:cs="Times New Roman"/>
+                <w:sz w:val="28"/>
+              </w:rPr>
+              <m:t>t</m:t>
+            </m:r>
+          </m:e>
+        </m:d>
+        <m:r>
+          <w:rPr>
+            <w:rFonts w:ascii="Cambria Math" w:hAnsi="Cambria Math" w:cs="Times New Roman"/>
+            <w:sz w:val="28"/>
+          </w:rPr>
+          <m:t>=</m:t>
+        </m:r>
+        <m:d>
+          <m:dPr>
+            <m:begChr m:val="{"/>
+            <m:endChr m:val=""/>
+            <m:ctrlPr>
+              <w:rPr>
+                <w:rFonts w:ascii="Cambria Math" w:hAnsi="Cambria Math" w:cs="Times New Roman"/>
+                <w:i/>
+                <w:sz w:val="28"/>
+              </w:rPr>
+            </m:ctrlPr>
+          </m:dPr>
+          <m:e>
+            <m:eqArr>
+              <m:eqArrPr>
+                <m:ctrlPr>
+                  <w:rPr>
+                    <w:rFonts w:ascii="Cambria Math" w:hAnsi="Cambria Math" w:cs="Times New Roman"/>
+                    <w:i/>
+                    <w:sz w:val="28"/>
+                  </w:rPr>
+                </m:ctrlPr>
+              </m:eqArrPr>
+              <m:e>
+                <m:r>
+                  <w:rPr>
+                    <w:rFonts w:ascii="Cambria Math" w:hAnsi="Cambria Math" w:cs="Times New Roman"/>
+                    <w:sz w:val="28"/>
+                  </w:rPr>
+                  <m:t>A</m:t>
+                </m:r>
+                <m:func>
+                  <m:funcPr>
+                    <m:ctrlPr>
+                      <w:rPr>
+                        <w:rFonts w:ascii="Cambria Math" w:hAnsi="Cambria Math" w:cs="Times New Roman"/>
+                        <w:i/>
+                        <w:sz w:val="28"/>
+                      </w:rPr>
+                    </m:ctrlPr>
+                  </m:funcPr>
+                  <m:fName>
+                    <m:r>
+                      <m:rPr>
+                        <m:sty m:val="p"/>
+                      </m:rPr>
+                      <w:rPr>
+                        <w:rFonts w:ascii="Cambria Math" w:hAnsi="Cambria Math" w:cs="Times New Roman"/>
+                        <w:sz w:val="28"/>
+                      </w:rPr>
+                      <m:t>cos</m:t>
+                    </m:r>
+                  </m:fName>
+                  <m:e>
+                    <m:d>
+                      <m:dPr>
+                        <m:ctrlPr>
+                          <w:rPr>
+                            <w:rFonts w:ascii="Cambria Math" w:hAnsi="Cambria Math" w:cs="Times New Roman"/>
+                            <w:i/>
+                            <w:sz w:val="28"/>
+                          </w:rPr>
+                        </m:ctrlPr>
+                      </m:dPr>
+                      <m:e>
+                        <m:r>
+                          <w:rPr>
+                            <w:rFonts w:ascii="Cambria Math" w:hAnsi="Cambria Math" w:cs="Times New Roman"/>
+                            <w:sz w:val="28"/>
+                          </w:rPr>
+                          <m:t>ωt</m:t>
+                        </m:r>
+                        <m:r>
+                          <w:rPr>
+                            <w:rFonts w:ascii="Cambria Math" w:hAnsi="Cambria Math" w:cs="Times New Roman"/>
+                            <w:sz w:val="28"/>
+                          </w:rPr>
+                          <m:t>+</m:t>
+                        </m:r>
+                        <m:sSub>
+                          <m:sSubPr>
+                            <m:ctrlPr>
+                              <w:rPr>
+                                <w:rFonts w:ascii="Cambria Math" w:hAnsi="Cambria Math" w:cs="Times New Roman"/>
+                                <w:i/>
+                                <w:sz w:val="28"/>
+                              </w:rPr>
+                            </m:ctrlPr>
+                          </m:sSubPr>
+                          <m:e>
+                            <m:r>
+                              <w:rPr>
+                                <w:rFonts w:ascii="Cambria Math" w:hAnsi="Cambria Math" w:cs="Times New Roman"/>
+                                <w:sz w:val="28"/>
+                              </w:rPr>
+                              <m:t>φ</m:t>
+                            </m:r>
+                          </m:e>
+                          <m:sub>
+                            <m:r>
+                              <w:rPr>
+                                <w:rFonts w:ascii="Cambria Math" w:hAnsi="Cambria Math" w:cs="Times New Roman"/>
+                                <w:sz w:val="28"/>
+                              </w:rPr>
+                              <m:t>0</m:t>
+                            </m:r>
+                          </m:sub>
+                        </m:sSub>
+                      </m:e>
+                    </m:d>
+                  </m:e>
+                </m:func>
+                <m:r>
+                  <w:rPr>
+                    <w:rFonts w:ascii="Cambria Math" w:hAnsi="Cambria Math" w:cs="Times New Roman"/>
+                    <w:sz w:val="28"/>
+                  </w:rPr>
+                  <m:t>,c</m:t>
+                </m:r>
+                <m:d>
+                  <m:dPr>
+                    <m:ctrlPr>
+                      <w:rPr>
+                        <w:rFonts w:ascii="Cambria Math" w:hAnsi="Cambria Math" w:cs="Times New Roman"/>
+                        <w:i/>
+                        <w:sz w:val="28"/>
+                      </w:rPr>
+                    </m:ctrlPr>
+                  </m:dPr>
+                  <m:e>
+                    <m:r>
+                      <w:rPr>
+                        <w:rFonts w:ascii="Cambria Math" w:hAnsi="Cambria Math" w:cs="Times New Roman"/>
+                        <w:sz w:val="28"/>
+                      </w:rPr>
+                      <m:t>t</m:t>
+                    </m:r>
+                  </m:e>
+                </m:d>
+                <m:r>
+                  <w:rPr>
+                    <w:rFonts w:ascii="Cambria Math" w:hAnsi="Cambria Math" w:cs="Times New Roman"/>
+                    <w:sz w:val="28"/>
+                  </w:rPr>
+                  <m:t>=1</m:t>
+                </m:r>
+              </m:e>
+              <m:e>
+                <m:r>
+                  <w:rPr>
+                    <w:rFonts w:ascii="Cambria Math" w:hAnsi="Cambria Math" w:cs="Times New Roman"/>
+                    <w:sz w:val="28"/>
+                  </w:rPr>
+                  <m:t>A</m:t>
+                </m:r>
+                <m:func>
+                  <m:funcPr>
+                    <m:ctrlPr>
+                      <w:rPr>
+                        <w:rFonts w:ascii="Cambria Math" w:hAnsi="Cambria Math" w:cs="Times New Roman"/>
+                        <w:i/>
+                        <w:sz w:val="28"/>
+                      </w:rPr>
+                    </m:ctrlPr>
+                  </m:funcPr>
+                  <m:fName>
+                    <m:r>
+                      <m:rPr>
+                        <m:sty m:val="p"/>
+                      </m:rPr>
+                      <w:rPr>
+                        <w:rFonts w:ascii="Cambria Math" w:hAnsi="Cambria Math" w:cs="Times New Roman"/>
+                        <w:sz w:val="28"/>
+                      </w:rPr>
+                      <m:t>cos</m:t>
+                    </m:r>
+                  </m:fName>
+                  <m:e>
+                    <m:d>
+                      <m:dPr>
+                        <m:ctrlPr>
+                          <w:rPr>
+                            <w:rFonts w:ascii="Cambria Math" w:hAnsi="Cambria Math" w:cs="Times New Roman"/>
+                            <w:i/>
+                            <w:sz w:val="28"/>
+                          </w:rPr>
+                        </m:ctrlPr>
+                      </m:dPr>
+                      <m:e>
+                        <m:r>
+                          <w:rPr>
+                            <w:rFonts w:ascii="Cambria Math" w:hAnsi="Cambria Math" w:cs="Times New Roman"/>
+                            <w:sz w:val="28"/>
+                          </w:rPr>
+                          <m:t>ωt+π</m:t>
+                        </m:r>
+                        <m:r>
+                          <w:rPr>
+                            <w:rFonts w:ascii="Cambria Math" w:hAnsi="Cambria Math" w:cs="Times New Roman"/>
+                            <w:sz w:val="28"/>
+                          </w:rPr>
+                          <m:t>+</m:t>
+                        </m:r>
+                        <m:sSub>
+                          <m:sSubPr>
+                            <m:ctrlPr>
+                              <w:rPr>
+                                <w:rFonts w:ascii="Cambria Math" w:hAnsi="Cambria Math" w:cs="Times New Roman"/>
+                                <w:i/>
+                                <w:sz w:val="28"/>
+                              </w:rPr>
+                            </m:ctrlPr>
+                          </m:sSubPr>
+                          <m:e>
+                            <m:r>
+                              <w:rPr>
+                                <w:rFonts w:ascii="Cambria Math" w:hAnsi="Cambria Math" w:cs="Times New Roman"/>
+                                <w:sz w:val="28"/>
+                              </w:rPr>
+                              <m:t>φ</m:t>
+                            </m:r>
+                          </m:e>
+                          <m:sub>
+                            <m:r>
+                              <w:rPr>
+                                <w:rFonts w:ascii="Cambria Math" w:hAnsi="Cambria Math" w:cs="Times New Roman"/>
+                                <w:sz w:val="28"/>
+                              </w:rPr>
+                              <m:t>0</m:t>
+                            </m:r>
+                          </m:sub>
+                        </m:sSub>
+                      </m:e>
+                    </m:d>
+                  </m:e>
+                </m:func>
+                <m:r>
+                  <w:rPr>
+                    <w:rFonts w:ascii="Cambria Math" w:hAnsi="Cambria Math" w:cs="Times New Roman"/>
+                    <w:sz w:val="28"/>
+                  </w:rPr>
+                  <m:t>=-A</m:t>
+                </m:r>
+                <m:func>
+                  <m:funcPr>
+                    <m:ctrlPr>
+                      <w:rPr>
+                        <w:rFonts w:ascii="Cambria Math" w:hAnsi="Cambria Math" w:cs="Times New Roman"/>
+                        <w:i/>
+                        <w:sz w:val="28"/>
+                      </w:rPr>
+                    </m:ctrlPr>
+                  </m:funcPr>
+                  <m:fName>
+                    <m:r>
+                      <m:rPr>
+                        <m:sty m:val="p"/>
+                      </m:rPr>
+                      <w:rPr>
+                        <w:rFonts w:ascii="Cambria Math" w:hAnsi="Cambria Math" w:cs="Times New Roman"/>
+                        <w:sz w:val="28"/>
+                      </w:rPr>
+                      <m:t>cos</m:t>
+                    </m:r>
+                  </m:fName>
+                  <m:e>
+                    <m:d>
+                      <m:dPr>
+                        <m:ctrlPr>
+                          <w:rPr>
+                            <w:rFonts w:ascii="Cambria Math" w:hAnsi="Cambria Math" w:cs="Times New Roman"/>
+                            <w:i/>
+                            <w:sz w:val="28"/>
+                          </w:rPr>
+                        </m:ctrlPr>
+                      </m:dPr>
+                      <m:e>
+                        <m:r>
+                          <w:rPr>
+                            <w:rFonts w:ascii="Cambria Math" w:hAnsi="Cambria Math" w:cs="Times New Roman"/>
+                            <w:sz w:val="28"/>
+                          </w:rPr>
+                          <m:t>ωt</m:t>
+                        </m:r>
+                        <m:r>
+                          <w:rPr>
+                            <w:rFonts w:ascii="Cambria Math" w:hAnsi="Cambria Math" w:cs="Times New Roman"/>
+                            <w:sz w:val="28"/>
+                          </w:rPr>
+                          <m:t>+</m:t>
+                        </m:r>
+                        <m:sSub>
+                          <m:sSubPr>
+                            <m:ctrlPr>
+                              <w:rPr>
+                                <w:rFonts w:ascii="Cambria Math" w:hAnsi="Cambria Math" w:cs="Times New Roman"/>
+                                <w:i/>
+                                <w:sz w:val="28"/>
+                              </w:rPr>
+                            </m:ctrlPr>
+                          </m:sSubPr>
+                          <m:e>
+                            <m:r>
+                              <w:rPr>
+                                <w:rFonts w:ascii="Cambria Math" w:hAnsi="Cambria Math" w:cs="Times New Roman"/>
+                                <w:sz w:val="28"/>
+                              </w:rPr>
+                              <m:t>φ</m:t>
+                            </m:r>
+                          </m:e>
+                          <m:sub>
+                            <m:r>
+                              <w:rPr>
+                                <w:rFonts w:ascii="Cambria Math" w:hAnsi="Cambria Math" w:cs="Times New Roman"/>
+                                <w:sz w:val="28"/>
+                              </w:rPr>
+                              <m:t>0</m:t>
+                            </m:r>
+                          </m:sub>
+                        </m:sSub>
+                      </m:e>
+                    </m:d>
+                  </m:e>
+                </m:func>
+                <m:r>
+                  <w:rPr>
+                    <w:rFonts w:ascii="Cambria Math" w:hAnsi="Cambria Math" w:cs="Times New Roman"/>
+                    <w:sz w:val="28"/>
+                  </w:rPr>
+                  <m:t>,</m:t>
+                </m:r>
+                <m:r>
+                  <w:rPr>
+                    <w:rFonts w:ascii="Cambria Math" w:hAnsi="Cambria Math" w:cs="Times New Roman"/>
+                    <w:sz w:val="28"/>
+                  </w:rPr>
+                  <m:t>c</m:t>
+                </m:r>
+                <m:d>
+                  <m:dPr>
+                    <m:ctrlPr>
+                      <w:rPr>
+                        <w:rFonts w:ascii="Cambria Math" w:hAnsi="Cambria Math" w:cs="Times New Roman"/>
+                        <w:i/>
+                        <w:sz w:val="28"/>
+                      </w:rPr>
+                    </m:ctrlPr>
+                  </m:dPr>
+                  <m:e>
+                    <m:r>
+                      <w:rPr>
+                        <w:rFonts w:ascii="Cambria Math" w:hAnsi="Cambria Math" w:cs="Times New Roman"/>
+                        <w:sz w:val="28"/>
+                      </w:rPr>
+                      <m:t>t</m:t>
+                    </m:r>
+                  </m:e>
+                </m:d>
+                <m:r>
+                  <w:rPr>
+                    <w:rFonts w:ascii="Cambria Math" w:hAnsi="Cambria Math" w:cs="Times New Roman"/>
+                    <w:sz w:val="28"/>
+                  </w:rPr>
+                  <m:t>=0</m:t>
+                </m:r>
+              </m:e>
+            </m:eqArr>
+          </m:e>
+        </m:d>
+      </m:oMath>
+      <w:r>
+        <w:rPr>
+          <w:rFonts w:ascii="Times New Roman" w:hAnsi="Times New Roman" w:cs="Times New Roman"/>
+          <w:i/>
+          <w:sz w:val="28"/>
+          <w:lang w:val="en-US"/>
+        </w:rPr>
+        <w:tab/>
+      </w:r>
+      <w:r>
+        <w:rPr>
+          <w:rFonts w:ascii="Times New Roman" w:hAnsi="Times New Roman" w:cs="Times New Roman"/>
+          <w:i/>
+          <w:sz w:val="28"/>
+        </w:rPr>
+        <w:tab/>
+      </w:r>
+      <w:r>
+        <w:rPr>
+          <w:rFonts w:ascii="Times New Roman" w:hAnsi="Times New Roman" w:cs="Times New Roman"/>
+          <w:sz w:val="28"/>
+        </w:rPr>
+        <w:t>(12)</w:t>
+      </w:r>
+    </w:p>
+    <w:p>
+      <w:pPr>
+        <w:ind w:firstLine="709"/>
+        <w:jc w:val="both"/>
+        <w:rPr>
+          <w:rFonts w:ascii="Times New Roman" w:hAnsi="Times New Roman" w:cs="Times New Roman"/>
+          <w:sz w:val="28"/>
+        </w:rPr>
+      </w:pPr>
+      <w:r>
+        <w:rPr>
+          <w:rFonts w:ascii="Times New Roman" w:hAnsi="Times New Roman" w:cs="Times New Roman"/>
+          <w:sz w:val="28"/>
+        </w:rPr>
+        <w:t>Или же</w:t>
+      </w:r>
+    </w:p>
+    <w:p>
+      <w:pPr>
+        <w:ind w:firstLine="709"/>
+        <w:jc w:val="right"/>
+        <w:rPr>
+          <w:rFonts w:ascii="Times New Roman" w:hAnsi="Times New Roman" w:cs="Times New Roman"/>
+          <w:sz w:val="28"/>
+        </w:rPr>
+      </w:pPr>
+      <m:oMath>
+        <m:r>
+          <w:rPr>
+            <w:rFonts w:ascii="Cambria Math" w:hAnsi="Cambria Math" w:cs="Times New Roman"/>
+            <w:sz w:val="28"/>
+          </w:rPr>
+          <m:t>s</m:t>
+        </m:r>
+        <m:d>
+          <m:dPr>
+            <m:ctrlPr>
+              <w:rPr>
+                <w:rFonts w:ascii="Cambria Math" w:hAnsi="Cambria Math" w:cs="Times New Roman"/>
+                <w:i/>
+                <w:sz w:val="28"/>
+              </w:rPr>
+            </m:ctrlPr>
+          </m:dPr>
+          <m:e>
+            <m:r>
+              <w:rPr>
+                <w:rFonts w:ascii="Cambria Math" w:hAnsi="Cambria Math" w:cs="Times New Roman"/>
+                <w:sz w:val="28"/>
+              </w:rPr>
+              <m:t>t</m:t>
+            </m:r>
+          </m:e>
+        </m:d>
+        <m:r>
+          <w:rPr>
+            <w:rFonts w:ascii="Cambria Math" w:hAnsi="Cambria Math" w:cs="Times New Roman"/>
+            <w:sz w:val="28"/>
+          </w:rPr>
+          <m:t>=</m:t>
+        </m:r>
+        <m:r>
+          <w:rPr>
+            <w:rFonts w:ascii="Cambria Math" w:hAnsi="Cambria Math" w:cs="Times New Roman"/>
+            <w:sz w:val="28"/>
+          </w:rPr>
+          <m:t>A</m:t>
+        </m:r>
+        <m:r>
+          <w:rPr>
+            <w:rFonts w:ascii="Cambria Math" w:hAnsi="Cambria Math" w:cs="Times New Roman"/>
+            <w:sz w:val="28"/>
+          </w:rPr>
+          <m:t>∙2</m:t>
+        </m:r>
+        <m:func>
+          <m:funcPr>
+            <m:ctrlPr>
+              <w:rPr>
+                <w:rFonts w:ascii="Cambria Math" w:hAnsi="Cambria Math" w:cs="Times New Roman"/>
+                <w:i/>
+                <w:sz w:val="28"/>
+              </w:rPr>
+            </m:ctrlPr>
+          </m:funcPr>
+          <m:fName>
+            <m:d>
+              <m:dPr>
+                <m:ctrlPr>
+                  <w:rPr>
+                    <w:rFonts w:ascii="Cambria Math" w:hAnsi="Cambria Math" w:cs="Times New Roman"/>
+                    <w:sz w:val="28"/>
+                  </w:rPr>
+                </m:ctrlPr>
+              </m:dPr>
+              <m:e>
+                <m:r>
+                  <w:rPr>
+                    <w:rFonts w:ascii="Cambria Math" w:hAnsi="Cambria Math" w:cs="Times New Roman"/>
+                    <w:sz w:val="28"/>
+                  </w:rPr>
+                  <m:t>c</m:t>
+                </m:r>
+                <m:d>
+                  <m:dPr>
+                    <m:ctrlPr>
+                      <w:rPr>
+                        <w:rFonts w:ascii="Cambria Math" w:hAnsi="Cambria Math" w:cs="Times New Roman"/>
+                        <w:i/>
+                        <w:sz w:val="28"/>
+                      </w:rPr>
+                    </m:ctrlPr>
+                  </m:dPr>
+                  <m:e>
+                    <m:r>
+                      <w:rPr>
+                        <w:rFonts w:ascii="Cambria Math" w:hAnsi="Cambria Math" w:cs="Times New Roman"/>
+                        <w:sz w:val="28"/>
+                      </w:rPr>
+                      <m:t>t</m:t>
+                    </m:r>
+                  </m:e>
+                </m:d>
+                <m:r>
+                  <m:rPr>
+                    <m:sty m:val="p"/>
+                  </m:rPr>
+                  <w:rPr>
+                    <w:rFonts w:ascii="Cambria Math" w:hAnsi="Cambria Math" w:cs="Times New Roman"/>
+                    <w:sz w:val="28"/>
+                  </w:rPr>
+                  <m:t>-0,5</m:t>
+                </m:r>
+              </m:e>
+            </m:d>
+            <m:r>
+              <m:rPr>
+                <m:sty m:val="p"/>
+              </m:rPr>
+              <w:rPr>
+                <w:rFonts w:ascii="Cambria Math" w:hAnsi="Cambria Math" w:cs="Times New Roman"/>
+                <w:sz w:val="28"/>
+              </w:rPr>
+              <m:t>cos</m:t>
+            </m:r>
+          </m:fName>
+          <m:e>
+            <m:d>
+              <m:dPr>
+                <m:ctrlPr>
+                  <w:rPr>
+                    <w:rFonts w:ascii="Cambria Math" w:hAnsi="Cambria Math" w:cs="Times New Roman"/>
+                    <w:i/>
+                    <w:sz w:val="28"/>
+                  </w:rPr>
+                </m:ctrlPr>
+              </m:dPr>
+              <m:e>
+                <m:r>
+                  <w:rPr>
+                    <w:rFonts w:ascii="Cambria Math" w:hAnsi="Cambria Math" w:cs="Times New Roman"/>
+                    <w:sz w:val="28"/>
+                  </w:rPr>
+                  <m:t>ωt</m:t>
+                </m:r>
+                <m:r>
+                  <w:rPr>
+                    <w:rFonts w:ascii="Cambria Math" w:hAnsi="Cambria Math" w:cs="Times New Roman"/>
+                    <w:sz w:val="28"/>
+                  </w:rPr>
+                  <m:t>+</m:t>
+                </m:r>
+                <m:sSub>
+                  <m:sSubPr>
+                    <m:ctrlPr>
+                      <w:rPr>
+                        <w:rFonts w:ascii="Cambria Math" w:hAnsi="Cambria Math" w:cs="Times New Roman"/>
+                        <w:i/>
+                        <w:sz w:val="28"/>
+                      </w:rPr>
+                    </m:ctrlPr>
+                  </m:sSubPr>
+                  <m:e>
+                    <m:r>
+                      <w:rPr>
+                        <w:rFonts w:ascii="Cambria Math" w:hAnsi="Cambria Math" w:cs="Times New Roman"/>
+                        <w:sz w:val="28"/>
+                      </w:rPr>
+                      <m:t>φ</m:t>
+                    </m:r>
+                  </m:e>
+                  <m:sub>
+                    <m:r>
+                      <w:rPr>
+                        <w:rFonts w:ascii="Cambria Math" w:hAnsi="Cambria Math" w:cs="Times New Roman"/>
+                        <w:sz w:val="28"/>
+                      </w:rPr>
+                      <m:t>0</m:t>
+                    </m:r>
+                  </m:sub>
+                </m:sSub>
+              </m:e>
+            </m:d>
+          </m:e>
+        </m:func>
+      </m:oMath>
+      <w:r>
+        <w:rPr>
+          <w:rFonts w:ascii="Times New Roman" w:hAnsi="Times New Roman" w:cs="Times New Roman"/>
+          <w:sz w:val="28"/>
+        </w:rPr>
+        <w:tab/>
+      </w:r>
+      <w:r>
+        <w:rPr>
+          <w:rFonts w:ascii="Times New Roman" w:hAnsi="Times New Roman" w:cs="Times New Roman"/>
+          <w:sz w:val="28"/>
+        </w:rPr>
+        <w:tab/>
+        <w:t>(13)</w:t>
+      </w:r>
+    </w:p>
+    <w:p>
+      <w:pPr>
+        <w:ind w:firstLine="709"/>
+        <w:jc w:val="both"/>
+        <w:rPr>
+          <w:rFonts w:ascii="Times New Roman" w:hAnsi="Times New Roman" w:cs="Times New Roman"/>
+          <w:sz w:val="28"/>
+        </w:rPr>
+      </w:pPr>
+      <w:r>
+        <w:rPr>
+          <w:rFonts w:ascii="Times New Roman" w:hAnsi="Times New Roman" w:cs="Times New Roman"/>
+          <w:sz w:val="28"/>
+        </w:rPr>
+        <w:t xml:space="preserve">Таким образом, для осуществления BPSK модуляции достаточно </w:t>
+      </w:r>
+      <w:r>
+        <w:rPr>
+          <w:rFonts w:ascii="Times New Roman" w:hAnsi="Times New Roman" w:cs="Times New Roman"/>
+          <w:sz w:val="28"/>
+        </w:rPr>
+        <w:t>умножить сигнал несущей на информационный сигнал, который</w:t>
+      </w:r>
+      <w:r>
+        <w:rPr>
+          <w:rFonts w:ascii="Times New Roman" w:hAnsi="Times New Roman" w:cs="Times New Roman"/>
+          <w:sz w:val="28"/>
+        </w:rPr>
+        <w:t xml:space="preserve"> имеет множество значений </w:t>
+      </w:r>
+      <m:oMath>
+        <m:d>
+          <m:dPr>
+            <m:begChr m:val="{"/>
+            <m:endChr m:val="}"/>
+            <m:ctrlPr>
+              <w:rPr>
+                <w:rFonts w:ascii="Cambria Math" w:hAnsi="Cambria Math" w:cs="Times New Roman"/>
+                <w:i/>
+                <w:sz w:val="28"/>
+              </w:rPr>
+            </m:ctrlPr>
+          </m:dPr>
+          <m:e>
+            <m:r>
+              <w:rPr>
+                <w:rFonts w:ascii="Cambria Math" w:hAnsi="Cambria Math" w:cs="Times New Roman"/>
+                <w:sz w:val="28"/>
+              </w:rPr>
+              <m:t>-1,1</m:t>
+            </m:r>
+          </m:e>
+        </m:d>
+      </m:oMath>
+      <w:r>
+        <w:rPr>
+          <w:rFonts w:ascii="Times New Roman" w:hAnsi="Times New Roman" w:cs="Times New Roman"/>
+          <w:sz w:val="28"/>
+        </w:rPr>
+        <w:t>. На выходе baseband-модулятора сигналы</w:t>
+      </w:r>
+      <w:r>
+        <w:rPr>
+          <w:rFonts w:ascii="Times New Roman" w:hAnsi="Times New Roman" w:cs="Times New Roman"/>
+          <w:sz w:val="28"/>
+        </w:rPr>
+        <w:t xml:space="preserve"> </w:t>
+      </w:r>
+      <m:oMath>
+        <m:r>
+          <w:rPr>
+            <w:rFonts w:ascii="Cambria Math" w:hAnsi="Cambria Math" w:cs="Times New Roman"/>
+            <w:sz w:val="28"/>
+            <w:lang w:val="en-US"/>
+          </w:rPr>
+          <m:t>I</m:t>
+        </m:r>
+        <m:d>
+          <m:dPr>
+            <m:ctrlPr>
+              <w:rPr>
+                <w:rFonts w:ascii="Cambria Math" w:hAnsi="Cambria Math" w:cs="Times New Roman"/>
+                <w:i/>
+                <w:sz w:val="28"/>
+              </w:rPr>
+            </m:ctrlPr>
+          </m:dPr>
+          <m:e>
+            <m:r>
+              <w:rPr>
+                <w:rFonts w:ascii="Cambria Math" w:hAnsi="Cambria Math" w:cs="Times New Roman"/>
+                <w:sz w:val="28"/>
+              </w:rPr>
+              <m:t>t</m:t>
+            </m:r>
+          </m:e>
+        </m:d>
+        <m:r>
+          <w:rPr>
+            <w:rFonts w:ascii="Cambria Math" w:hAnsi="Cambria Math" w:cs="Times New Roman"/>
+            <w:sz w:val="28"/>
+          </w:rPr>
+          <m:t>=A∙2</m:t>
+        </m:r>
+        <m:d>
+          <m:dPr>
+            <m:ctrlPr>
+              <w:rPr>
+                <w:rFonts w:ascii="Cambria Math" w:hAnsi="Cambria Math" w:cs="Times New Roman"/>
+                <w:i/>
+                <w:sz w:val="28"/>
+              </w:rPr>
+            </m:ctrlPr>
+          </m:dPr>
+          <m:e>
+            <m:r>
+              <w:rPr>
+                <w:rFonts w:ascii="Cambria Math" w:hAnsi="Cambria Math" w:cs="Times New Roman"/>
+                <w:sz w:val="28"/>
+              </w:rPr>
+              <m:t>c</m:t>
+            </m:r>
+            <m:d>
+              <m:dPr>
+                <m:ctrlPr>
+                  <w:rPr>
+                    <w:rFonts w:ascii="Cambria Math" w:hAnsi="Cambria Math" w:cs="Times New Roman"/>
+                    <w:i/>
+                    <w:sz w:val="28"/>
+                  </w:rPr>
+                </m:ctrlPr>
+              </m:dPr>
+              <m:e>
+                <m:r>
+                  <w:rPr>
+                    <w:rFonts w:ascii="Cambria Math" w:hAnsi="Cambria Math" w:cs="Times New Roman"/>
+                    <w:sz w:val="28"/>
+                  </w:rPr>
+                  <m:t>t</m:t>
+                </m:r>
+              </m:e>
+            </m:d>
+            <m:r>
+              <m:rPr>
+                <m:sty m:val="p"/>
+              </m:rPr>
+              <w:rPr>
+                <w:rFonts w:ascii="Cambria Math" w:hAnsi="Cambria Math" w:cs="Times New Roman"/>
+                <w:sz w:val="28"/>
+              </w:rPr>
+              <m:t>-0,5</m:t>
+            </m:r>
+          </m:e>
+        </m:d>
+        <m:r>
+          <w:rPr>
+            <w:rFonts w:ascii="Cambria Math" w:hAnsi="Cambria Math" w:cs="Times New Roman"/>
+            <w:sz w:val="28"/>
+          </w:rPr>
+          <m:t>, Q</m:t>
+        </m:r>
+        <m:d>
+          <m:dPr>
+            <m:ctrlPr>
+              <w:rPr>
+                <w:rFonts w:ascii="Cambria Math" w:hAnsi="Cambria Math" w:cs="Times New Roman"/>
+                <w:i/>
+                <w:sz w:val="28"/>
+              </w:rPr>
+            </m:ctrlPr>
+          </m:dPr>
+          <m:e>
+            <m:r>
+              <w:rPr>
+                <w:rFonts w:ascii="Cambria Math" w:hAnsi="Cambria Math" w:cs="Times New Roman"/>
+                <w:sz w:val="28"/>
+              </w:rPr>
+              <m:t>t</m:t>
+            </m:r>
+          </m:e>
+        </m:d>
+        <m:r>
+          <w:rPr>
+            <w:rFonts w:ascii="Cambria Math" w:hAnsi="Cambria Math" w:cs="Times New Roman"/>
+            <w:sz w:val="28"/>
+          </w:rPr>
+          <m:t>=0</m:t>
+        </m:r>
+      </m:oMath>
+      <w:r>
+        <w:rPr>
+          <w:rFonts w:ascii="Times New Roman" w:hAnsi="Times New Roman" w:cs="Times New Roman"/>
+          <w:i/>
+          <w:sz w:val="28"/>
+        </w:rPr>
+        <w:t>.</w:t>
+      </w:r>
+      <w:r>
+        <w:rPr>
+          <w:rFonts w:ascii="Times New Roman" w:hAnsi="Times New Roman" w:cs="Times New Roman"/>
+          <w:i/>
+          <w:sz w:val="28"/>
+        </w:rPr>
+        <w:t xml:space="preserve"> </w:t>
+      </w:r>
+      <w:r>
+        <w:rPr>
+          <w:rFonts w:ascii="Times New Roman" w:hAnsi="Times New Roman" w:cs="Times New Roman"/>
+          <w:sz w:val="28"/>
+        </w:rPr>
+        <w:t>Ниже представлены временная форма сигнала и его созвездие.</w:t>
+      </w:r>
+    </w:p>
+    <w:p>
+      <w:pPr>
+        <w:keepNext/>
+        <w:ind w:firstLine="709"/>
+        <w:jc w:val="center"/>
+      </w:pPr>
+      <w:r>
+        <w:rPr>
+          <w:rFonts w:ascii="Times New Roman" w:hAnsi="Times New Roman" w:cs="Times New Roman"/>
+          <w:noProof/>
+          <w:sz w:val="28"/>
+        </w:rPr>
+        <w:drawing>
+          <wp:inline distT="0" distB="0" distL="0" distR="0">
+            <wp:extent cx="4202430" cy="1457327"/>
+            <wp:effectExtent l="19050" t="0" r="7620" b="0"/>
+            <wp:docPr id="8" name="Рисунок 1"/>
+            <wp:cNvGraphicFramePr>
+              <a:graphicFrameLocks xmlns:a="http://schemas.openxmlformats.org/drawingml/2006/main" noChangeAspect="1"/>
+            </wp:cNvGraphicFramePr>
+            <a:graphic xmlns:a="http://schemas.openxmlformats.org/drawingml/2006/main">
+              <a:graphicData uri="http://schemas.openxmlformats.org/drawingml/2006/picture">
+                <pic:pic xmlns:pic="http://schemas.openxmlformats.org/drawingml/2006/picture">
+                  <pic:nvPicPr>
+                    <pic:cNvPr id="0" name="Picture 1"/>
+                    <pic:cNvPicPr>
+                      <a:picLocks noChangeAspect="1" noChangeArrowheads="1"/>
+                    </pic:cNvPicPr>
+                  </pic:nvPicPr>
+                  <pic:blipFill>
+                    <a:blip r:embed="rId16"/>
+                    <a:srcRect/>
+                    <a:stretch>
+                      <a:fillRect/>
+                    </a:stretch>
+                  </pic:blipFill>
+                  <pic:spPr bwMode="auto">
+                    <a:xfrm>
+                      <a:off x="0" y="0"/>
+                      <a:ext cx="4209356" cy="1459729"/>
+                    </a:xfrm>
+                    <a:prstGeom prst="rect">
+                      <a:avLst/>
+                    </a:prstGeom>
+                    <a:noFill/>
+                    <a:ln w="9525">
+                      <a:noFill/>
+                      <a:miter lim="800000"/>
+                      <a:headEnd/>
+                      <a:tailEnd/>
+                    </a:ln>
+                  </pic:spPr>
+                </pic:pic>
+              </a:graphicData>
+            </a:graphic>
+          </wp:inline>
+        </w:drawing>
+      </w:r>
+    </w:p>
+    <w:p>
+      <w:pPr>
+        <w:pStyle w:val="af"/>
+        <w:jc w:val="center"/>
+        <w:rPr>
+          <w:rFonts w:cstheme="minorHAnsi"/>
+          <w:bCs w:val="0"/>
+        </w:rPr>
+      </w:pPr>
+      <w:r>
+        <w:t xml:space="preserve">Рисунок </w:t>
+      </w:r>
+      <w:fldSimple w:instr=" SEQ Рисунок \* ARABIC ">
+        <w:r>
+          <w:rPr>
+            <w:noProof/>
+          </w:rPr>
+          <w:t>9</w:t>
+        </w:r>
+      </w:fldSimple>
+      <w:r>
+        <w:t xml:space="preserve">. </w:t>
+      </w:r>
+      <w:r>
+        <w:t>Временная форма и сигнальное созвездие сигнала BPSK</w:t>
+      </w:r>
+      <w:r>
+        <w:rPr>
+          <w:rFonts w:cstheme="minorHAnsi"/>
+        </w:rPr>
+        <w:t xml:space="preserve">: </w:t>
+      </w:r>
+      <w:r>
+        <w:rPr>
+          <w:rFonts w:cstheme="minorHAnsi"/>
+          <w:bCs w:val="0"/>
+        </w:rPr>
+        <w:t>а – цифровое сообщение; б – модулирующий сигнал; в – модулированное ВЧ-колебание; г – сигнальное созвездие</w:t>
+      </w:r>
+    </w:p>
+    <w:p>
+      <w:pPr>
+        <w:ind w:firstLine="709"/>
+        <w:jc w:val="both"/>
+        <w:rPr>
+          <w:rFonts w:ascii="Times New Roman" w:hAnsi="Times New Roman" w:cs="Times New Roman"/>
+          <w:sz w:val="28"/>
+        </w:rPr>
+      </w:pPr>
+      <w:r>
+        <w:rPr>
+          <w:rFonts w:ascii="Times New Roman" w:hAnsi="Times New Roman" w:cs="Times New Roman"/>
+          <w:sz w:val="28"/>
+        </w:rPr>
+        <w:t xml:space="preserve">Спектральная плотность мощности совпадает с </w:t>
+      </w:r>
+      <w:r>
+        <w:rPr>
+          <w:rFonts w:ascii="Times New Roman" w:hAnsi="Times New Roman" w:cs="Times New Roman"/>
+          <w:sz w:val="28"/>
+        </w:rPr>
+        <w:t xml:space="preserve">плотностью сигнала с </w:t>
+      </w:r>
+      <w:r>
+        <w:rPr>
+          <w:rFonts w:ascii="Times New Roman" w:hAnsi="Times New Roman" w:cs="Times New Roman"/>
+          <w:sz w:val="28"/>
+          <w:lang w:val="en-US"/>
+        </w:rPr>
+        <w:t>OOK</w:t>
+      </w:r>
+      <w:r>
+        <w:rPr>
+          <w:rFonts w:ascii="Times New Roman" w:hAnsi="Times New Roman" w:cs="Times New Roman"/>
+          <w:sz w:val="28"/>
+        </w:rPr>
+        <w:t xml:space="preserve">, </w:t>
+      </w:r>
+      <w:r>
+        <w:rPr>
+          <w:rFonts w:ascii="Times New Roman" w:hAnsi="Times New Roman" w:cs="Times New Roman"/>
+          <w:sz w:val="28"/>
+        </w:rPr>
+        <w:t>за исключением несущего колебания:</w:t>
+      </w:r>
+    </w:p>
+    <w:p>
+      <w:pPr>
+        <w:ind w:firstLine="709"/>
+        <w:jc w:val="right"/>
+        <w:rPr>
+          <w:rFonts w:ascii="Times New Roman" w:hAnsi="Times New Roman" w:cs="Times New Roman"/>
+          <w:sz w:val="28"/>
+        </w:rPr>
+      </w:pPr>
+      <m:oMath>
+        <m:r>
+          <w:rPr>
+            <w:rFonts w:ascii="Cambria Math" w:hAnsi="Cambria Math" w:cs="Times New Roman"/>
+            <w:sz w:val="28"/>
+            <w:lang w:val="en-US"/>
+          </w:rPr>
+          <m:t>PSD</m:t>
+        </m:r>
+        <m:d>
+          <m:dPr>
+            <m:ctrlPr>
+              <w:rPr>
+                <w:rFonts w:ascii="Cambria Math" w:hAnsi="Cambria Math" w:cs="Times New Roman"/>
+                <w:i/>
+                <w:sz w:val="28"/>
+                <w:lang w:val="en-US"/>
+              </w:rPr>
+            </m:ctrlPr>
+          </m:dPr>
+          <m:e>
+            <m:r>
+              <w:rPr>
+                <w:rFonts w:ascii="Cambria Math" w:hAnsi="Cambria Math" w:cs="Times New Roman"/>
+                <w:sz w:val="28"/>
+                <w:lang w:val="en-US"/>
+              </w:rPr>
+              <m:t>f</m:t>
+            </m:r>
+          </m:e>
+        </m:d>
+        <m:r>
+          <w:rPr>
+            <w:rFonts w:ascii="Cambria Math" w:hAnsi="Cambria Math" w:cs="Times New Roman"/>
+            <w:sz w:val="28"/>
+          </w:rPr>
+          <m:t>=</m:t>
+        </m:r>
+        <m:sSup>
+          <m:sSupPr>
+            <m:ctrlPr>
+              <w:rPr>
+                <w:rFonts w:ascii="Cambria Math" w:hAnsi="Cambria Math" w:cs="Times New Roman"/>
+                <w:i/>
+                <w:sz w:val="28"/>
+                <w:lang w:val="en-US"/>
+              </w:rPr>
+            </m:ctrlPr>
+          </m:sSupPr>
+          <m:e>
+            <m:r>
+              <w:rPr>
+                <w:rFonts w:ascii="Cambria Math" w:hAnsi="Cambria Math" w:cs="Times New Roman"/>
+                <w:sz w:val="28"/>
+                <w:lang w:val="en-US"/>
+              </w:rPr>
+              <m:t>A</m:t>
+            </m:r>
+          </m:e>
+          <m:sup>
+            <m:r>
+              <w:rPr>
+                <w:rFonts w:ascii="Cambria Math" w:hAnsi="Cambria Math" w:cs="Times New Roman"/>
+                <w:sz w:val="28"/>
+              </w:rPr>
+              <m:t>2</m:t>
+            </m:r>
+          </m:sup>
+        </m:sSup>
+        <m:sSub>
+          <m:sSubPr>
+            <m:ctrlPr>
+              <w:rPr>
+                <w:rFonts w:ascii="Cambria Math" w:hAnsi="Cambria Math" w:cs="Times New Roman"/>
+                <w:i/>
+                <w:sz w:val="28"/>
+                <w:lang w:val="en-US"/>
+              </w:rPr>
+            </m:ctrlPr>
+          </m:sSubPr>
+          <m:e>
+            <m:r>
+              <w:rPr>
+                <w:rFonts w:ascii="Cambria Math" w:hAnsi="Cambria Math" w:cs="Times New Roman"/>
+                <w:sz w:val="28"/>
+                <w:lang w:val="en-US"/>
+              </w:rPr>
+              <m:t>T</m:t>
+            </m:r>
+          </m:e>
+          <m:sub>
+            <m:r>
+              <w:rPr>
+                <w:rFonts w:ascii="Cambria Math" w:hAnsi="Cambria Math" w:cs="Times New Roman"/>
+                <w:sz w:val="28"/>
+                <w:lang w:val="en-US"/>
+              </w:rPr>
+              <m:t>b</m:t>
+            </m:r>
+          </m:sub>
+        </m:sSub>
+        <m:sSup>
+          <m:sSupPr>
+            <m:ctrlPr>
+              <w:rPr>
+                <w:rFonts w:ascii="Cambria Math" w:hAnsi="Cambria Math" w:cs="Times New Roman"/>
+                <w:i/>
+                <w:sz w:val="28"/>
+                <w:lang w:val="en-US"/>
+              </w:rPr>
+            </m:ctrlPr>
+          </m:sSupPr>
+          <m:e>
+            <m:d>
+              <m:dPr>
+                <m:begChr m:val="["/>
+                <m:endChr m:val="]"/>
+                <m:ctrlPr>
+                  <w:rPr>
+                    <w:rFonts w:ascii="Cambria Math" w:hAnsi="Cambria Math" w:cs="Times New Roman"/>
+                    <w:i/>
+                    <w:sz w:val="28"/>
+                    <w:lang w:val="en-US"/>
+                  </w:rPr>
+                </m:ctrlPr>
+              </m:dPr>
+              <m:e>
+                <m:f>
+                  <m:fPr>
+                    <m:ctrlPr>
+                      <w:rPr>
+                        <w:rFonts w:ascii="Cambria Math" w:hAnsi="Cambria Math" w:cs="Times New Roman"/>
+                        <w:i/>
+                        <w:sz w:val="28"/>
+                        <w:lang w:val="en-US"/>
+                      </w:rPr>
+                    </m:ctrlPr>
+                  </m:fPr>
+                  <m:num>
+                    <m:func>
+                      <m:funcPr>
+                        <m:ctrlPr>
+                          <w:rPr>
+                            <w:rFonts w:ascii="Cambria Math" w:hAnsi="Cambria Math" w:cs="Times New Roman"/>
+                            <w:i/>
+                            <w:sz w:val="28"/>
+                            <w:lang w:val="en-US"/>
+                          </w:rPr>
+                        </m:ctrlPr>
+                      </m:funcPr>
+                      <m:fName>
+                        <m:r>
+                          <m:rPr>
+                            <m:sty m:val="p"/>
+                          </m:rPr>
+                          <w:rPr>
+                            <w:rFonts w:ascii="Cambria Math" w:hAnsi="Cambria Math" w:cs="Times New Roman"/>
+                            <w:sz w:val="28"/>
+                            <w:lang w:val="en-US"/>
+                          </w:rPr>
+                          <m:t>sin</m:t>
+                        </m:r>
+                      </m:fName>
+                      <m:e>
+                        <m:d>
+                          <m:dPr>
+                            <m:ctrlPr>
+                              <w:rPr>
+                                <w:rFonts w:ascii="Cambria Math" w:hAnsi="Cambria Math" w:cs="Times New Roman"/>
+                                <w:i/>
+                                <w:sz w:val="28"/>
+                                <w:lang w:val="en-US"/>
+                              </w:rPr>
+                            </m:ctrlPr>
+                          </m:dPr>
+                          <m:e>
+                            <m:r>
+                              <w:rPr>
+                                <w:rFonts w:ascii="Cambria Math" w:hAnsi="Cambria Math" w:cs="Times New Roman"/>
+                                <w:sz w:val="28"/>
+                                <w:lang w:val="en-US"/>
+                              </w:rPr>
+                              <m:t>π</m:t>
+                            </m:r>
+                            <m:d>
+                              <m:dPr>
+                                <m:begChr m:val="|"/>
+                                <m:endChr m:val="|"/>
+                                <m:ctrlPr>
+                                  <w:rPr>
+                                    <w:rFonts w:ascii="Cambria Math" w:hAnsi="Cambria Math" w:cs="Times New Roman"/>
+                                    <w:i/>
+                                    <w:sz w:val="28"/>
+                                    <w:lang w:val="en-US"/>
+                                  </w:rPr>
+                                </m:ctrlPr>
+                              </m:dPr>
+                              <m:e>
+                                <m:r>
+                                  <w:rPr>
+                                    <w:rFonts w:ascii="Cambria Math" w:hAnsi="Cambria Math" w:cs="Times New Roman"/>
+                                    <w:sz w:val="28"/>
+                                    <w:lang w:val="en-US"/>
+                                  </w:rPr>
+                                  <m:t>f</m:t>
+                                </m:r>
+                                <m:r>
+                                  <w:rPr>
+                                    <w:rFonts w:ascii="Cambria Math" w:hAnsi="Cambria Math" w:cs="Times New Roman"/>
+                                    <w:sz w:val="28"/>
+                                  </w:rPr>
+                                  <m:t>-</m:t>
+                                </m:r>
+                                <m:sSub>
+                                  <m:sSubPr>
+                                    <m:ctrlPr>
+                                      <w:rPr>
+                                        <w:rFonts w:ascii="Cambria Math" w:hAnsi="Cambria Math" w:cs="Times New Roman"/>
+                                        <w:i/>
+                                        <w:sz w:val="28"/>
+                                        <w:lang w:val="en-US"/>
+                                      </w:rPr>
+                                    </m:ctrlPr>
+                                  </m:sSubPr>
+                                  <m:e>
+                                    <m:r>
+                                      <w:rPr>
+                                        <w:rFonts w:ascii="Cambria Math" w:hAnsi="Cambria Math" w:cs="Times New Roman"/>
+                                        <w:sz w:val="28"/>
+                                        <w:lang w:val="en-US"/>
+                                      </w:rPr>
+                                      <m:t>f</m:t>
+                                    </m:r>
+                                  </m:e>
+                                  <m:sub>
+                                    <m:r>
+                                      <w:rPr>
+                                        <w:rFonts w:ascii="Cambria Math" w:hAnsi="Cambria Math" w:cs="Times New Roman"/>
+                                        <w:sz w:val="28"/>
+                                        <w:lang w:val="en-US"/>
+                                      </w:rPr>
+                                      <m:t>c</m:t>
+                                    </m:r>
+                                  </m:sub>
+                                </m:sSub>
+                              </m:e>
+                            </m:d>
+                            <m:sSub>
+                              <m:sSubPr>
+                                <m:ctrlPr>
+                                  <w:rPr>
+                                    <w:rFonts w:ascii="Cambria Math" w:hAnsi="Cambria Math" w:cs="Times New Roman"/>
+                                    <w:i/>
+                                    <w:sz w:val="28"/>
+                                    <w:lang w:val="en-US"/>
+                                  </w:rPr>
+                                </m:ctrlPr>
+                              </m:sSubPr>
+                              <m:e>
+                                <m:r>
+                                  <w:rPr>
+                                    <w:rFonts w:ascii="Cambria Math" w:hAnsi="Cambria Math" w:cs="Times New Roman"/>
+                                    <w:sz w:val="28"/>
+                                    <w:lang w:val="en-US"/>
+                                  </w:rPr>
+                                  <m:t>T</m:t>
+                                </m:r>
+                              </m:e>
+                              <m:sub>
+                                <m:r>
+                                  <w:rPr>
+                                    <w:rFonts w:ascii="Cambria Math" w:hAnsi="Cambria Math" w:cs="Times New Roman"/>
+                                    <w:sz w:val="28"/>
+                                    <w:lang w:val="en-US"/>
+                                  </w:rPr>
+                                  <m:t>b</m:t>
+                                </m:r>
+                              </m:sub>
+                            </m:sSub>
+                          </m:e>
+                        </m:d>
+                      </m:e>
+                    </m:func>
+                  </m:num>
+                  <m:den>
+                    <m:r>
+                      <w:rPr>
+                        <w:rFonts w:ascii="Cambria Math" w:hAnsi="Cambria Math" w:cs="Times New Roman"/>
+                        <w:sz w:val="28"/>
+                        <w:lang w:val="en-US"/>
+                      </w:rPr>
+                      <m:t>π</m:t>
+                    </m:r>
+                    <m:d>
+                      <m:dPr>
+                        <m:begChr m:val="|"/>
+                        <m:endChr m:val="|"/>
+                        <m:ctrlPr>
+                          <w:rPr>
+                            <w:rFonts w:ascii="Cambria Math" w:hAnsi="Cambria Math" w:cs="Times New Roman"/>
+                            <w:i/>
+                            <w:sz w:val="28"/>
+                            <w:lang w:val="en-US"/>
+                          </w:rPr>
+                        </m:ctrlPr>
+                      </m:dPr>
+                      <m:e>
+                        <m:r>
+                          <w:rPr>
+                            <w:rFonts w:ascii="Cambria Math" w:hAnsi="Cambria Math" w:cs="Times New Roman"/>
+                            <w:sz w:val="28"/>
+                            <w:lang w:val="en-US"/>
+                          </w:rPr>
+                          <m:t>f</m:t>
+                        </m:r>
+                        <m:r>
+                          <w:rPr>
+                            <w:rFonts w:ascii="Cambria Math" w:hAnsi="Cambria Math" w:cs="Times New Roman"/>
+                            <w:sz w:val="28"/>
+                          </w:rPr>
+                          <m:t>-</m:t>
+                        </m:r>
+                        <m:sSub>
+                          <m:sSubPr>
+                            <m:ctrlPr>
+                              <w:rPr>
+                                <w:rFonts w:ascii="Cambria Math" w:hAnsi="Cambria Math" w:cs="Times New Roman"/>
+                                <w:i/>
+                                <w:sz w:val="28"/>
+                                <w:lang w:val="en-US"/>
+                              </w:rPr>
+                            </m:ctrlPr>
+                          </m:sSubPr>
+                          <m:e>
+                            <m:r>
+                              <w:rPr>
+                                <w:rFonts w:ascii="Cambria Math" w:hAnsi="Cambria Math" w:cs="Times New Roman"/>
+                                <w:sz w:val="28"/>
+                                <w:lang w:val="en-US"/>
+                              </w:rPr>
+                              <m:t>f</m:t>
+                            </m:r>
+                          </m:e>
+                          <m:sub>
+                            <m:r>
+                              <w:rPr>
+                                <w:rFonts w:ascii="Cambria Math" w:hAnsi="Cambria Math" w:cs="Times New Roman"/>
+                                <w:sz w:val="28"/>
+                                <w:lang w:val="en-US"/>
+                              </w:rPr>
+                              <m:t>c</m:t>
+                            </m:r>
+                          </m:sub>
+                        </m:sSub>
+                      </m:e>
+                    </m:d>
+                    <m:sSub>
+                      <m:sSubPr>
+                        <m:ctrlPr>
+                          <w:rPr>
+                            <w:rFonts w:ascii="Cambria Math" w:hAnsi="Cambria Math" w:cs="Times New Roman"/>
+                            <w:i/>
+                            <w:sz w:val="28"/>
+                            <w:lang w:val="en-US"/>
+                          </w:rPr>
+                        </m:ctrlPr>
+                      </m:sSubPr>
+                      <m:e>
+                        <m:r>
+                          <w:rPr>
+                            <w:rFonts w:ascii="Cambria Math" w:hAnsi="Cambria Math" w:cs="Times New Roman"/>
+                            <w:sz w:val="28"/>
+                            <w:lang w:val="en-US"/>
+                          </w:rPr>
+                          <m:t>T</m:t>
+                        </m:r>
+                      </m:e>
+                      <m:sub>
+                        <m:r>
+                          <w:rPr>
+                            <w:rFonts w:ascii="Cambria Math" w:hAnsi="Cambria Math" w:cs="Times New Roman"/>
+                            <w:sz w:val="28"/>
+                            <w:lang w:val="en-US"/>
+                          </w:rPr>
+                          <m:t>b</m:t>
+                        </m:r>
+                      </m:sub>
+                    </m:sSub>
+                  </m:den>
+                </m:f>
+              </m:e>
+            </m:d>
+          </m:e>
+          <m:sup>
+            <m:r>
+              <w:rPr>
+                <w:rFonts w:ascii="Cambria Math" w:hAnsi="Cambria Math" w:cs="Times New Roman"/>
+                <w:sz w:val="28"/>
+              </w:rPr>
+              <m:t>2</m:t>
+            </m:r>
+          </m:sup>
+        </m:sSup>
+      </m:oMath>
+      <w:r>
+        <w:rPr>
+          <w:rFonts w:ascii="Times New Roman" w:hAnsi="Times New Roman" w:cs="Times New Roman"/>
+          <w:sz w:val="28"/>
+        </w:rPr>
+        <w:tab/>
+      </w:r>
+      <w:r>
+        <w:rPr>
+          <w:rFonts w:ascii="Times New Roman" w:hAnsi="Times New Roman" w:cs="Times New Roman"/>
+          <w:sz w:val="28"/>
+        </w:rPr>
+        <w:tab/>
+      </w:r>
+      <w:r>
+        <w:rPr>
+          <w:rFonts w:ascii="Times New Roman" w:hAnsi="Times New Roman" w:cs="Times New Roman"/>
+          <w:sz w:val="28"/>
+        </w:rPr>
+        <w:tab/>
+        <w:t>(14)</w:t>
+      </w:r>
+    </w:p>
+    <w:p>
+      <w:pPr>
+        <w:ind w:firstLine="709"/>
+        <w:jc w:val="both"/>
+        <w:rPr>
+          <w:rFonts w:ascii="Times New Roman" w:hAnsi="Times New Roman" w:cs="Times New Roman"/>
+          <w:sz w:val="28"/>
+        </w:rPr>
+      </w:pPr>
+      <w:r>
+        <w:rPr>
+          <w:rFonts w:ascii="Times New Roman" w:hAnsi="Times New Roman" w:cs="Times New Roman"/>
+          <w:sz w:val="28"/>
+        </w:rPr>
+        <w:t>Также существуют другие методы фазовой модуляции – многопозиционная. Аналогично амплитудной многопозиционной модуляции, фазовая имеет множество значений фазы для каждого значения сигнала.</w:t>
+      </w:r>
+    </w:p>
+    <w:p>
+      <w:pPr>
+        <w:ind w:firstLine="709"/>
+        <w:jc w:val="both"/>
+        <w:rPr>
+          <w:rFonts w:ascii="Times New Roman" w:hAnsi="Times New Roman" w:cs="Times New Roman"/>
+          <w:sz w:val="28"/>
+        </w:rPr>
+      </w:pPr>
+      <w:r>
+        <w:rPr>
+          <w:rFonts w:ascii="Times New Roman" w:hAnsi="Times New Roman" w:cs="Times New Roman"/>
+          <w:sz w:val="28"/>
+        </w:rPr>
+        <w:t xml:space="preserve">Рассмотрим подробнее квадратурную модуляцию </w:t>
+      </w:r>
+      <w:r>
+        <w:rPr>
+          <w:rFonts w:ascii="Times New Roman" w:hAnsi="Times New Roman" w:cs="Times New Roman"/>
+          <w:sz w:val="28"/>
+          <w:lang w:val="en-US"/>
+        </w:rPr>
+        <w:t>(</w:t>
+      </w:r>
+      <w:r>
+        <w:rPr>
+          <w:rFonts w:ascii="Times New Roman" w:hAnsi="Times New Roman" w:cs="Times New Roman"/>
+          <w:sz w:val="28"/>
+          <w:lang w:val="en-US"/>
+        </w:rPr>
+        <w:t>QPSK</w:t>
+      </w:r>
+      <w:r>
+        <w:rPr>
+          <w:rFonts w:ascii="Times New Roman" w:hAnsi="Times New Roman" w:cs="Times New Roman"/>
+          <w:sz w:val="28"/>
+          <w:lang w:val="en-US"/>
+        </w:rPr>
+        <w:t xml:space="preserve"> – </w:t>
+      </w:r>
+      <w:r>
+        <w:rPr>
+          <w:rFonts w:ascii="Times New Roman" w:hAnsi="Times New Roman" w:cs="Times New Roman"/>
+          <w:sz w:val="28"/>
+          <w:lang w:val="en-US"/>
+        </w:rPr>
+        <w:t>Quadrature</w:t>
+      </w:r>
+      <w:r>
+        <w:rPr>
+          <w:rFonts w:ascii="Times New Roman" w:hAnsi="Times New Roman" w:cs="Times New Roman"/>
+          <w:sz w:val="28"/>
+          <w:lang w:val="en-US"/>
+        </w:rPr>
+        <w:t xml:space="preserve"> </w:t>
+      </w:r>
+      <w:r>
+        <w:rPr>
+          <w:rFonts w:ascii="Times New Roman" w:hAnsi="Times New Roman" w:cs="Times New Roman"/>
+          <w:sz w:val="28"/>
+          <w:lang w:val="en-US"/>
+        </w:rPr>
+        <w:t>Phase</w:t>
+      </w:r>
+      <w:r>
+        <w:rPr>
+          <w:rFonts w:ascii="Times New Roman" w:hAnsi="Times New Roman" w:cs="Times New Roman"/>
+          <w:sz w:val="28"/>
+          <w:lang w:val="en-US"/>
+        </w:rPr>
+        <w:t xml:space="preserve"> </w:t>
+      </w:r>
+      <w:r>
+        <w:rPr>
+          <w:rFonts w:ascii="Times New Roman" w:hAnsi="Times New Roman" w:cs="Times New Roman"/>
+          <w:sz w:val="28"/>
+          <w:lang w:val="en-US"/>
+        </w:rPr>
+        <w:t>Shift</w:t>
+      </w:r>
+      <w:r>
+        <w:rPr>
+          <w:rFonts w:ascii="Times New Roman" w:hAnsi="Times New Roman" w:cs="Times New Roman"/>
+          <w:sz w:val="28"/>
+          <w:lang w:val="en-US"/>
+        </w:rPr>
+        <w:t xml:space="preserve"> </w:t>
+      </w:r>
+      <w:r>
+        <w:rPr>
+          <w:rFonts w:ascii="Times New Roman" w:hAnsi="Times New Roman" w:cs="Times New Roman"/>
+          <w:sz w:val="28"/>
+          <w:lang w:val="en-US"/>
+        </w:rPr>
+        <w:t>Keying</w:t>
+      </w:r>
+      <w:r>
+        <w:rPr>
+          <w:rFonts w:ascii="Times New Roman" w:hAnsi="Times New Roman" w:cs="Times New Roman"/>
+          <w:sz w:val="28"/>
+          <w:lang w:val="en-US"/>
+        </w:rPr>
+        <w:t>).</w:t>
+      </w:r>
+      <w:r>
+        <w:rPr>
+          <w:rFonts w:ascii="Times New Roman" w:hAnsi="Times New Roman" w:cs="Times New Roman"/>
+          <w:sz w:val="28"/>
+          <w:lang w:val="en-US"/>
+        </w:rPr>
+        <w:t xml:space="preserve"> </w:t>
+      </w:r>
+      <w:r>
+        <w:rPr>
+          <w:rFonts w:ascii="Times New Roman" w:hAnsi="Times New Roman" w:cs="Times New Roman"/>
+          <w:sz w:val="28"/>
+        </w:rPr>
+        <w:t>Это четырёхуровневая фазовая модуляция (М=4), при которой фаза несущего колебания может принимать 4 значения, кратных π/2.</w:t>
+      </w:r>
+    </w:p>
+    <w:p>
+      <w:pPr>
+        <w:ind w:firstLine="709"/>
+        <w:jc w:val="both"/>
+        <w:rPr>
+          <w:rFonts w:ascii="Times New Roman" w:hAnsi="Times New Roman" w:cs="Times New Roman"/>
+          <w:sz w:val="28"/>
+        </w:rPr>
+      </w:pPr>
+      <w:r>
+        <w:rPr>
+          <w:rFonts w:ascii="Times New Roman" w:hAnsi="Times New Roman" w:cs="Times New Roman"/>
+          <w:sz w:val="28"/>
+        </w:rPr>
+        <w:t>Для такого метода модуляции соотношения между сдвигом фазы колебания из множества</w:t>
+      </w:r>
+      <w:r>
+        <w:rPr>
+          <w:rFonts w:ascii="Times New Roman" w:hAnsi="Times New Roman" w:cs="Times New Roman"/>
+          <w:sz w:val="28"/>
+        </w:rPr>
+        <w:t xml:space="preserve"> </w:t>
+      </w:r>
+      <m:oMath>
+        <m:d>
+          <m:dPr>
+            <m:begChr m:val="{"/>
+            <m:endChr m:val="}"/>
+            <m:ctrlPr>
+              <w:rPr>
+                <w:rFonts w:ascii="Cambria Math" w:hAnsi="Cambria Math" w:cs="Times New Roman"/>
+                <w:i/>
+                <w:sz w:val="28"/>
+              </w:rPr>
+            </m:ctrlPr>
+          </m:dPr>
+          <m:e>
+            <m:r>
+              <w:rPr>
+                <w:rFonts w:ascii="Cambria Math" w:hAnsi="Cambria Math" w:cs="Times New Roman"/>
+                <w:sz w:val="28"/>
+              </w:rPr>
+              <m:t>±</m:t>
+            </m:r>
+            <m:f>
+              <m:fPr>
+                <m:type m:val="lin"/>
+                <m:ctrlPr>
+                  <w:rPr>
+                    <w:rFonts w:ascii="Cambria Math" w:hAnsi="Cambria Math" w:cs="Times New Roman"/>
+                    <w:i/>
+                    <w:sz w:val="28"/>
+                  </w:rPr>
+                </m:ctrlPr>
+              </m:fPr>
+              <m:num>
+                <m:r>
+                  <w:rPr>
+                    <w:rFonts w:ascii="Cambria Math" w:hAnsi="Cambria Math" w:cs="Times New Roman"/>
+                    <w:sz w:val="28"/>
+                  </w:rPr>
+                  <m:t>π</m:t>
+                </m:r>
+              </m:num>
+              <m:den>
+                <m:r>
+                  <w:rPr>
+                    <w:rFonts w:ascii="Cambria Math" w:hAnsi="Cambria Math" w:cs="Times New Roman"/>
+                    <w:sz w:val="28"/>
+                  </w:rPr>
+                  <m:t>4</m:t>
+                </m:r>
+              </m:den>
+            </m:f>
+            <m:r>
+              <w:rPr>
+                <w:rFonts w:ascii="Cambria Math" w:hAnsi="Cambria Math" w:cs="Times New Roman"/>
+                <w:sz w:val="28"/>
+              </w:rPr>
+              <m:t>,±</m:t>
+            </m:r>
+            <m:f>
+              <m:fPr>
+                <m:type m:val="lin"/>
+                <m:ctrlPr>
+                  <w:rPr>
+                    <w:rFonts w:ascii="Cambria Math" w:hAnsi="Cambria Math" w:cs="Times New Roman"/>
+                    <w:i/>
+                    <w:sz w:val="28"/>
+                  </w:rPr>
+                </m:ctrlPr>
+              </m:fPr>
+              <m:num>
+                <m:r>
+                  <w:rPr>
+                    <w:rFonts w:ascii="Cambria Math" w:hAnsi="Cambria Math" w:cs="Times New Roman"/>
+                    <w:sz w:val="28"/>
+                  </w:rPr>
+                  <m:t>3π</m:t>
+                </m:r>
+              </m:num>
+              <m:den>
+                <m:r>
+                  <w:rPr>
+                    <w:rFonts w:ascii="Cambria Math" w:hAnsi="Cambria Math" w:cs="Times New Roman"/>
+                    <w:sz w:val="28"/>
+                  </w:rPr>
+                  <m:t>4</m:t>
+                </m:r>
+              </m:den>
+            </m:f>
+          </m:e>
+        </m:d>
+      </m:oMath>
+      <w:r>
+        <w:rPr>
+          <w:rFonts w:ascii="Times New Roman" w:hAnsi="Times New Roman" w:cs="Times New Roman"/>
+          <w:sz w:val="28"/>
+        </w:rPr>
+        <w:t xml:space="preserve"> и множеством символов (дибитов) цифрового сообщения </w:t>
+      </w:r>
+      <m:oMath>
+        <m:d>
+          <m:dPr>
+            <m:begChr m:val="{"/>
+            <m:endChr m:val="}"/>
+            <m:ctrlPr>
+              <w:rPr>
+                <w:rFonts w:ascii="Cambria Math" w:hAnsi="Cambria Math" w:cs="Times New Roman"/>
+                <w:i/>
+                <w:sz w:val="28"/>
+              </w:rPr>
+            </m:ctrlPr>
+          </m:dPr>
+          <m:e>
+            <m:r>
+              <w:rPr>
+                <w:rFonts w:ascii="Cambria Math" w:hAnsi="Cambria Math" w:cs="Times New Roman"/>
+                <w:sz w:val="28"/>
+              </w:rPr>
+              <m:t>00,01,10,11</m:t>
+            </m:r>
+          </m:e>
+        </m:d>
+      </m:oMath>
+      <w:r>
+        <w:rPr>
+          <w:rFonts w:ascii="Times New Roman" w:hAnsi="Times New Roman" w:cs="Times New Roman"/>
+          <w:sz w:val="28"/>
+        </w:rPr>
+        <w:t xml:space="preserve"> устанавливается для каждого радиоканала соответствующим стандартном, и может быть отображено сигнальным созвездием по аналогии с рис.10.</w:t>
+      </w:r>
+    </w:p>
+    <w:p>
+      <w:pPr>
+        <w:keepNext/>
+        <w:ind w:firstLine="709"/>
+        <w:jc w:val="center"/>
+      </w:pPr>
+      <w:r>
+        <w:rPr>
+          <w:rFonts w:ascii="Times New Roman" w:hAnsi="Times New Roman" w:cs="Times New Roman"/>
+          <w:noProof/>
+          <w:sz w:val="28"/>
+        </w:rPr>
+        <w:drawing>
+          <wp:inline distT="0" distB="0" distL="0" distR="0">
+            <wp:extent cx="1710576" cy="1775460"/>
+            <wp:effectExtent l="19050" t="0" r="3924" b="0"/>
+            <wp:docPr id="9" name="Рисунок 4"/>
+            <wp:cNvGraphicFramePr>
+              <a:graphicFrameLocks xmlns:a="http://schemas.openxmlformats.org/drawingml/2006/main" noChangeAspect="1"/>
+            </wp:cNvGraphicFramePr>
+            <a:graphic xmlns:a="http://schemas.openxmlformats.org/drawingml/2006/main">
+              <a:graphicData uri="http://schemas.openxmlformats.org/drawingml/2006/picture">
+                <pic:pic xmlns:pic="http://schemas.openxmlformats.org/drawingml/2006/picture">
+                  <pic:nvPicPr>
+                    <pic:cNvPr id="0" name="Picture 4"/>
+                    <pic:cNvPicPr>
+                      <a:picLocks noChangeAspect="1" noChangeArrowheads="1"/>
+                    </pic:cNvPicPr>
+                  </pic:nvPicPr>
+                  <pic:blipFill>
+                    <a:blip r:embed="rId17"/>
+                    <a:srcRect/>
+                    <a:stretch>
+                      <a:fillRect/>
+                    </a:stretch>
+                  </pic:blipFill>
+                  <pic:spPr bwMode="auto">
+                    <a:xfrm>
+                      <a:off x="0" y="0"/>
+                      <a:ext cx="1710576" cy="1775460"/>
+                    </a:xfrm>
+                    <a:prstGeom prst="rect">
+                      <a:avLst/>
+                    </a:prstGeom>
+                    <a:noFill/>
+                    <a:ln w="9525">
+                      <a:noFill/>
+                      <a:miter lim="800000"/>
+                      <a:headEnd/>
+                      <a:tailEnd/>
+                    </a:ln>
+                  </pic:spPr>
+                </pic:pic>
+              </a:graphicData>
+            </a:graphic>
+          </wp:inline>
+        </w:drawing>
+      </w:r>
+    </w:p>
+    <w:p>
+      <w:pPr>
+        <w:pStyle w:val="af"/>
+        <w:jc w:val="center"/>
+      </w:pPr>
+      <w:r>
+        <w:t xml:space="preserve">Рисунок </w:t>
+      </w:r>
+      <w:fldSimple w:instr=" SEQ Рисунок \* ARABIC ">
+        <w:r>
+          <w:rPr>
+            <w:noProof/>
+          </w:rPr>
+          <w:t>10</w:t>
+        </w:r>
+      </w:fldSimple>
+      <w:r>
+        <w:t xml:space="preserve">. </w:t>
+      </w:r>
+      <w:r>
+        <w:t>Сигнальное созвездие модуляции QPSK</w:t>
+      </w:r>
+    </w:p>
+    <w:p>
+      <w:pPr>
+        <w:jc w:val="both"/>
+        <w:rPr>
+          <w:rFonts w:ascii="Times New Roman" w:hAnsi="Times New Roman" w:cs="Times New Roman"/>
+          <w:sz w:val="28"/>
+        </w:rPr>
+      </w:pPr>
+      <w:r>
+        <w:rPr>
+          <w:rFonts w:ascii="Times New Roman" w:hAnsi="Times New Roman" w:cs="Times New Roman"/>
+          <w:sz w:val="28"/>
+        </w:rPr>
+        <w:t>Стрелками в данном случае показаны все возможные переходы из одного фазового состояния в другое.</w:t>
+      </w:r>
+    </w:p>
     <w:sectPr>
-      <w:footerReference w:type="default" r:id="rId16"/>
-      <w:footerReference w:type="first" r:id="rId17"/>
+      <w:footerReference w:type="default" r:id="rId18"/>
+      <w:footerReference w:type="first" r:id="rId19"/>
       <w:pgSz w:w="11906" w:h="16838"/>
       <w:pgMar w:top="1134" w:right="850" w:bottom="1134" w:left="1701" w:header="708" w:footer="708" w:gutter="0"/>
       <w:pgNumType w:start="1"/>
@@ -8901,7 +11439,7 @@
             <w:rPr>
               <w:noProof/>
             </w:rPr>
-            <w:t>10</w:t>
+            <w:t>12</w:t>
           </w:r>
         </w:fldSimple>
       </w:p>
@@ -9860,6 +12398,291 @@
 </w:styles>
 </file>
 
+<file path=word/glossary/document.xml><?xml version="1.0" encoding="utf-8"?>
+<w:glossaryDocument xmlns:ve="http://schemas.openxmlformats.org/markup-compatibility/2006" xmlns:o="urn:schemas-microsoft-com:office:office" xmlns:r="http://schemas.openxmlformats.org/officeDocument/2006/relationships" xmlns:m="http://schemas.openxmlformats.org/officeDocument/2006/math" xmlns:v="urn:schemas-microsoft-com:vml" xmlns:wp="http://schemas.openxmlformats.org/drawingml/2006/wordprocessingDrawing" xmlns:w10="urn:schemas-microsoft-com:office:word" xmlns:w="http://schemas.openxmlformats.org/wordprocessingml/2006/main" xmlns:wne="http://schemas.microsoft.com/office/word/2006/wordml">
+  <w:docParts/>
+</w:glossaryDocument>
+</file>
+
+<file path=word/glossary/fontTable.xml><?xml version="1.0" encoding="utf-8"?>
+<w:fonts xmlns:r="http://schemas.openxmlformats.org/officeDocument/2006/relationships" xmlns:w="http://schemas.openxmlformats.org/wordprocessingml/2006/main">
+  <w:font w:name="Times New Roman">
+    <w:panose1 w:val="02020603050405020304"/>
+    <w:charset w:val="CC"/>
+    <w:family w:val="roman"/>
+    <w:pitch w:val="variable"/>
+    <w:sig w:usb0="E0002EFF" w:usb1="C000785B" w:usb2="00000009" w:usb3="00000000" w:csb0="000001FF" w:csb1="00000000"/>
+  </w:font>
+  <w:font w:name="Calibri">
+    <w:panose1 w:val="020F0502020204030204"/>
+    <w:charset w:val="CC"/>
+    <w:family w:val="swiss"/>
+    <w:pitch w:val="variable"/>
+    <w:sig w:usb0="E4002EFF" w:usb1="C200247B" w:usb2="00000009" w:usb3="00000000" w:csb0="000001FF" w:csb1="00000000"/>
+  </w:font>
+  <w:font w:name="Cambria">
+    <w:panose1 w:val="02040503050406030204"/>
+    <w:charset w:val="CC"/>
+    <w:family w:val="roman"/>
+    <w:pitch w:val="variable"/>
+    <w:sig w:usb0="E00006FF" w:usb1="420024FF" w:usb2="02000000" w:usb3="00000000" w:csb0="0000019F" w:csb1="00000000"/>
+  </w:font>
+  <w:font w:name="Tahoma">
+    <w:panose1 w:val="020B0604030504040204"/>
+    <w:charset w:val="CC"/>
+    <w:family w:val="swiss"/>
+    <w:pitch w:val="variable"/>
+    <w:sig w:usb0="E1002EFF" w:usb1="C000605B" w:usb2="00000029" w:usb3="00000000" w:csb0="000101FF" w:csb1="00000000"/>
+  </w:font>
+  <w:font w:name="Cambria Math">
+    <w:panose1 w:val="02040503050406030204"/>
+    <w:charset w:val="CC"/>
+    <w:family w:val="roman"/>
+    <w:pitch w:val="variable"/>
+    <w:sig w:usb0="E00006FF" w:usb1="420024FF" w:usb2="02000000" w:usb3="00000000" w:csb0="0000019F" w:csb1="00000000"/>
+  </w:font>
+</w:fonts>
+</file>
+
+<file path=word/glossary/settings.xml><?xml version="1.0" encoding="utf-8"?>
+<w:settings xmlns:o="urn:schemas-microsoft-com:office:office" xmlns:r="http://schemas.openxmlformats.org/officeDocument/2006/relationships" xmlns:m="http://schemas.openxmlformats.org/officeDocument/2006/math" xmlns:v="urn:schemas-microsoft-com:vml" xmlns:w10="urn:schemas-microsoft-com:office:word" xmlns:w="http://schemas.openxmlformats.org/wordprocessingml/2006/main" xmlns:sl="http://schemas.openxmlformats.org/schemaLibrary/2006/main">
+  <w:view w:val="normal"/>
+  <w:defaultTabStop w:val="708"/>
+  <w:characterSpacingControl w:val="doNotCompress"/>
+  <w:compat>
+    <w:useFELayout/>
+  </w:compat>
+  <w:rsids>
+    <w:rsidRoot w:val="00ED69F3"/>
+    <w:rsid w:val="00ED69F3"/>
+  </w:rsids>
+  <m:mathPr>
+    <m:mathFont m:val="Cambria Math"/>
+    <m:brkBin m:val="before"/>
+    <m:brkBinSub m:val="--"/>
+    <m:smallFrac m:val="off"/>
+    <m:dispDef/>
+    <m:lMargin m:val="0"/>
+    <m:rMargin m:val="0"/>
+    <m:defJc m:val="centerGroup"/>
+    <m:wrapIndent m:val="1440"/>
+    <m:intLim m:val="subSup"/>
+    <m:naryLim m:val="undOvr"/>
+  </m:mathPr>
+  <w:themeFontLang w:val="ru-RU"/>
+  <w:clrSchemeMapping w:bg1="light1" w:t1="dark1" w:bg2="light2" w:t2="dark2" w:accent1="accent1" w:accent2="accent2" w:accent3="accent3" w:accent4="accent4" w:accent5="accent5" w:accent6="accent6" w:hyperlink="hyperlink" w:followedHyperlink="followedHyperlink"/>
+  <w:decimalSymbol w:val=","/>
+  <w:listSeparator w:val=";"/>
+</w:settings>
+</file>
+
+<file path=word/glossary/styles.xml><?xml version="1.0" encoding="utf-8"?>
+<w:styles xmlns:r="http://schemas.openxmlformats.org/officeDocument/2006/relationships" xmlns:w="http://schemas.openxmlformats.org/wordprocessingml/2006/main">
+  <w:docDefaults>
+    <w:rPrDefault>
+      <w:rPr>
+        <w:rFonts w:asciiTheme="minorHAnsi" w:eastAsiaTheme="minorEastAsia" w:hAnsiTheme="minorHAnsi" w:cstheme="minorBidi"/>
+        <w:sz w:val="22"/>
+        <w:szCs w:val="22"/>
+        <w:lang w:val="ru-RU" w:eastAsia="ru-RU" w:bidi="ar-SA"/>
+      </w:rPr>
+    </w:rPrDefault>
+    <w:pPrDefault>
+      <w:pPr>
+        <w:spacing w:after="200" w:line="276" w:lineRule="auto"/>
+      </w:pPr>
+    </w:pPrDefault>
+  </w:docDefaults>
+  <w:latentStyles w:defLockedState="0" w:defUIPriority="99" w:defSemiHidden="1" w:defUnhideWhenUsed="1" w:defQFormat="0" w:count="267">
+    <w:lsdException w:name="Normal" w:semiHidden="0" w:uiPriority="0" w:unhideWhenUsed="0" w:qFormat="1"/>
+    <w:lsdException w:name="heading 1" w:semiHidden="0" w:uiPriority="9" w:unhideWhenUsed="0" w:qFormat="1"/>
+    <w:lsdException w:name="heading 2" w:uiPriority="9" w:qFormat="1"/>
+    <w:lsdException w:name="heading 3" w:uiPriority="9" w:qFormat="1"/>
+    <w:lsdException w:name="heading 4" w:uiPriority="9" w:qFormat="1"/>
+    <w:lsdException w:name="heading 5" w:uiPriority="9" w:qFormat="1"/>
+    <w:lsdException w:name="heading 6" w:uiPriority="9" w:qFormat="1"/>
+    <w:lsdException w:name="heading 7" w:uiPriority="9" w:qFormat="1"/>
+    <w:lsdException w:name="heading 8" w:uiPriority="9" w:qFormat="1"/>
+    <w:lsdException w:name="heading 9" w:uiPriority="9" w:qFormat="1"/>
+    <w:lsdException w:name="toc 1" w:uiPriority="39"/>
+    <w:lsdException w:name="toc 2" w:uiPriority="39"/>
+    <w:lsdException w:name="toc 3" w:uiPriority="39"/>
+    <w:lsdException w:name="toc 4" w:uiPriority="39"/>
+    <w:lsdException w:name="toc 5" w:uiPriority="39"/>
+    <w:lsdException w:name="toc 6" w:uiPriority="39"/>
+    <w:lsdException w:name="toc 7" w:uiPriority="39"/>
+    <w:lsdException w:name="toc 8" w:uiPriority="39"/>
+    <w:lsdException w:name="toc 9" w:uiPriority="39"/>
+    <w:lsdException w:name="caption" w:uiPriority="35" w:qFormat="1"/>
+    <w:lsdException w:name="Title" w:semiHidden="0" w:uiPriority="10" w:unhideWhenUsed="0" w:qFormat="1"/>
+    <w:lsdException w:name="Default Paragraph Font" w:uiPriority="1"/>
+    <w:lsdException w:name="Subtitle" w:semiHidden="0" w:uiPriority="11" w:unhideWhenUsed="0" w:qFormat="1"/>
+    <w:lsdException w:name="Strong" w:semiHidden="0" w:uiPriority="22" w:unhideWhenUsed="0" w:qFormat="1"/>
+    <w:lsdException w:name="Emphasis" w:semiHidden="0" w:uiPriority="20" w:unhideWhenUsed="0" w:qFormat="1"/>
+    <w:lsdException w:name="Table Grid" w:semiHidden="0" w:uiPriority="59" w:unhideWhenUsed="0"/>
+    <w:lsdException w:name="Placeholder Text" w:unhideWhenUsed="0"/>
+    <w:lsdException w:name="No Spacing" w:semiHidden="0" w:uiPriority="1" w:unhideWhenUsed="0" w:qFormat="1"/>
+    <w:lsdException w:name="Light Shading" w:semiHidden="0" w:uiPriority="60" w:unhideWhenUsed="0"/>
+    <w:lsdException w:name="Light List" w:semiHidden="0" w:uiPriority="61" w:unhideWhenUsed="0"/>
+    <w:lsdException w:name="Light Grid" w:semiHidden="0" w:uiPriority="62" w:unhideWhenUsed="0"/>
+    <w:lsdException w:name="Medium Shading 1" w:semiHidden="0" w:uiPriority="63" w:unhideWhenUsed="0"/>
+    <w:lsdException w:name="Medium Shading 2" w:semiHidden="0" w:uiPriority="64" w:unhideWhenUsed="0"/>
+    <w:lsdException w:name="Medium List 1" w:semiHidden="0" w:uiPriority="65" w:unhideWhenUsed="0"/>
+    <w:lsdException w:name="Medium List 2" w:semiHidden="0" w:uiPriority="66" w:unhideWhenUsed="0"/>
+    <w:lsdException w:name="Medium Grid 1" w:semiHidden="0" w:uiPriority="67" w:unhideWhenUsed="0"/>
+    <w:lsdException w:name="Medium Grid 2" w:semiHidden="0" w:uiPriority="68" w:unhideWhenUsed="0"/>
+    <w:lsdException w:name="Medium Grid 3" w:semiHidden="0" w:uiPriority="69" w:unhideWhenUsed="0"/>
+    <w:lsdException w:name="Dark List" w:semiHidden="0" w:uiPriority="70" w:unhideWhenUsed="0"/>
+    <w:lsdException w:name="Colorful Shading" w:semiHidden="0" w:uiPriority="71" w:unhideWhenUsed="0"/>
+    <w:lsdException w:name="Colorful List" w:semiHidden="0" w:uiPriority="72" w:unhideWhenUsed="0"/>
+    <w:lsdException w:name="Colorful Grid" w:semiHidden="0" w:uiPriority="73" w:unhideWhenUsed="0"/>
+    <w:lsdException w:name="Light Shading Accent 1" w:semiHidden="0" w:uiPriority="60" w:unhideWhenUsed="0"/>
+    <w:lsdException w:name="Light List Accent 1" w:semiHidden="0" w:uiPriority="61" w:unhideWhenUsed="0"/>
+    <w:lsdException w:name="Light Grid Accent 1" w:semiHidden="0" w:uiPriority="62" w:unhideWhenUsed="0"/>
+    <w:lsdException w:name="Medium Shading 1 Accent 1" w:semiHidden="0" w:uiPriority="63" w:unhideWhenUsed="0"/>
+    <w:lsdException w:name="Medium Shading 2 Accent 1" w:semiHidden="0" w:uiPriority="64" w:unhideWhenUsed="0"/>
+    <w:lsdException w:name="Medium List 1 Accent 1" w:semiHidden="0" w:uiPriority="65" w:unhideWhenUsed="0"/>
+    <w:lsdException w:name="Revision" w:unhideWhenUsed="0"/>
+    <w:lsdException w:name="List Paragraph" w:semiHidden="0" w:uiPriority="34" w:unhideWhenUsed="0" w:qFormat="1"/>
+    <w:lsdException w:name="Quote" w:semiHidden="0" w:uiPriority="29" w:unhideWhenUsed="0" w:qFormat="1"/>
+    <w:lsdException w:name="Intense Quote" w:semiHidden="0" w:uiPriority="30" w:unhideWhenUsed="0" w:qFormat="1"/>
+    <w:lsdException w:name="Medium List 2 Accent 1" w:semiHidden="0" w:uiPriority="66" w:unhideWhenUsed="0"/>
+    <w:lsdException w:name="Medium Grid 1 Accent 1" w:semiHidden="0" w:uiPriority="67" w:unhideWhenUsed="0"/>
+    <w:lsdException w:name="Medium Grid 2 Accent 1" w:semiHidden="0" w:uiPriority="68" w:unhideWhenUsed="0"/>
+    <w:lsdException w:name="Medium Grid 3 Accent 1" w:semiHidden="0" w:uiPriority="69" w:unhideWhenUsed="0"/>
+    <w:lsdException w:name="Dark List Accent 1" w:semiHidden="0" w:uiPriority="70" w:unhideWhenUsed="0"/>
+    <w:lsdException w:name="Colorful Shading Accent 1" w:semiHidden="0" w:uiPriority="71" w:unhideWhenUsed="0"/>
+    <w:lsdException w:name="Colorful List Accent 1" w:semiHidden="0" w:uiPriority="72" w:unhideWhenUsed="0"/>
+    <w:lsdException w:name="Colorful Grid Accent 1" w:semiHidden="0" w:uiPriority="73" w:unhideWhenUsed="0"/>
+    <w:lsdException w:name="Light Shading Accent 2" w:semiHidden="0" w:uiPriority="60" w:unhideWhenUsed="0"/>
+    <w:lsdException w:name="Light List Accent 2" w:semiHidden="0" w:uiPriority="61" w:unhideWhenUsed="0"/>
+    <w:lsdException w:name="Light Grid Accent 2" w:semiHidden="0" w:uiPriority="62" w:unhideWhenUsed="0"/>
+    <w:lsdException w:name="Medium Shading 1 Accent 2" w:semiHidden="0" w:uiPriority="63" w:unhideWhenUsed="0"/>
+    <w:lsdException w:name="Medium Shading 2 Accent 2" w:semiHidden="0" w:uiPriority="64" w:unhideWhenUsed="0"/>
+    <w:lsdException w:name="Medium List 1 Accent 2" w:semiHidden="0" w:uiPriority="65" w:unhideWhenUsed="0"/>
+    <w:lsdException w:name="Medium List 2 Accent 2" w:semiHidden="0" w:uiPriority="66" w:unhideWhenUsed="0"/>
+    <w:lsdException w:name="Medium Grid 1 Accent 2" w:semiHidden="0" w:uiPriority="67" w:unhideWhenUsed="0"/>
+    <w:lsdException w:name="Medium Grid 2 Accent 2" w:semiHidden="0" w:uiPriority="68" w:unhideWhenUsed="0"/>
+    <w:lsdException w:name="Medium Grid 3 Accent 2" w:semiHidden="0" w:uiPriority="69" w:unhideWhenUsed="0"/>
+    <w:lsdException w:name="Dark List Accent 2" w:semiHidden="0" w:uiPriority="70" w:unhideWhenUsed="0"/>
+    <w:lsdException w:name="Colorful Shading Accent 2" w:semiHidden="0" w:uiPriority="71" w:unhideWhenUsed="0"/>
+    <w:lsdException w:name="Colorful List Accent 2" w:semiHidden="0" w:uiPriority="72" w:unhideWhenUsed="0"/>
+    <w:lsdException w:name="Colorful Grid Accent 2" w:semiHidden="0" w:uiPriority="73" w:unhideWhenUsed="0"/>
+    <w:lsdException w:name="Light Shading Accent 3" w:semiHidden="0" w:uiPriority="60" w:unhideWhenUsed="0"/>
+    <w:lsdException w:name="Light List Accent 3" w:semiHidden="0" w:uiPriority="61" w:unhideWhenUsed="0"/>
+    <w:lsdException w:name="Light Grid Accent 3" w:semiHidden="0" w:uiPriority="62" w:unhideWhenUsed="0"/>
+    <w:lsdException w:name="Medium Shading 1 Accent 3" w:semiHidden="0" w:uiPriority="63" w:unhideWhenUsed="0"/>
+    <w:lsdException w:name="Medium Shading 2 Accent 3" w:semiHidden="0" w:uiPriority="64" w:unhideWhenUsed="0"/>
+    <w:lsdException w:name="Medium List 1 Accent 3" w:semiHidden="0" w:uiPriority="65" w:unhideWhenUsed="0"/>
+    <w:lsdException w:name="Medium List 2 Accent 3" w:semiHidden="0" w:uiPriority="66" w:unhideWhenUsed="0"/>
+    <w:lsdException w:name="Medium Grid 1 Accent 3" w:semiHidden="0" w:uiPriority="67" w:unhideWhenUsed="0"/>
+    <w:lsdException w:name="Medium Grid 2 Accent 3" w:semiHidden="0" w:uiPriority="68" w:unhideWhenUsed="0"/>
+    <w:lsdException w:name="Medium Grid 3 Accent 3" w:semiHidden="0" w:uiPriority="69" w:unhideWhenUsed="0"/>
+    <w:lsdException w:name="Dark List Accent 3" w:semiHidden="0" w:uiPriority="70" w:unhideWhenUsed="0"/>
+    <w:lsdException w:name="Colorful Shading Accent 3" w:semiHidden="0" w:uiPriority="71" w:unhideWhenUsed="0"/>
+    <w:lsdException w:name="Colorful List Accent 3" w:semiHidden="0" w:uiPriority="72" w:unhideWhenUsed="0"/>
+    <w:lsdException w:name="Colorful Grid Accent 3" w:semiHidden="0" w:uiPriority="73" w:unhideWhenUsed="0"/>
+    <w:lsdException w:name="Light Shading Accent 4" w:semiHidden="0" w:uiPriority="60" w:unhideWhenUsed="0"/>
+    <w:lsdException w:name="Light List Accent 4" w:semiHidden="0" w:uiPriority="61" w:unhideWhenUsed="0"/>
+    <w:lsdException w:name="Light Grid Accent 4" w:semiHidden="0" w:uiPriority="62" w:unhideWhenUsed="0"/>
+    <w:lsdException w:name="Medium Shading 1 Accent 4" w:semiHidden="0" w:uiPriority="63" w:unhideWhenUsed="0"/>
+    <w:lsdException w:name="Medium Shading 2 Accent 4" w:semiHidden="0" w:uiPriority="64" w:unhideWhenUsed="0"/>
+    <w:lsdException w:name="Medium List 1 Accent 4" w:semiHidden="0" w:uiPriority="65" w:unhideWhenUsed="0"/>
+    <w:lsdException w:name="Medium List 2 Accent 4" w:semiHidden="0" w:uiPriority="66" w:unhideWhenUsed="0"/>
+    <w:lsdException w:name="Medium Grid 1 Accent 4" w:semiHidden="0" w:uiPriority="67" w:unhideWhenUsed="0"/>
+    <w:lsdException w:name="Medium Grid 2 Accent 4" w:semiHidden="0" w:uiPriority="68" w:unhideWhenUsed="0"/>
+    <w:lsdException w:name="Medium Grid 3 Accent 4" w:semiHidden="0" w:uiPriority="69" w:unhideWhenUsed="0"/>
+    <w:lsdException w:name="Dark List Accent 4" w:semiHidden="0" w:uiPriority="70" w:unhideWhenUsed="0"/>
+    <w:lsdException w:name="Colorful Shading Accent 4" w:semiHidden="0" w:uiPriority="71" w:unhideWhenUsed="0"/>
+    <w:lsdException w:name="Colorful List Accent 4" w:semiHidden="0" w:uiPriority="72" w:unhideWhenUsed="0"/>
+    <w:lsdException w:name="Colorful Grid Accent 4" w:semiHidden="0" w:uiPriority="73" w:unhideWhenUsed="0"/>
+    <w:lsdException w:name="Light Shading Accent 5" w:semiHidden="0" w:uiPriority="60" w:unhideWhenUsed="0"/>
+    <w:lsdException w:name="Light List Accent 5" w:semiHidden="0" w:uiPriority="61" w:unhideWhenUsed="0"/>
+    <w:lsdException w:name="Light Grid Accent 5" w:semiHidden="0" w:uiPriority="62" w:unhideWhenUsed="0"/>
+    <w:lsdException w:name="Medium Shading 1 Accent 5" w:semiHidden="0" w:uiPriority="63" w:unhideWhenUsed="0"/>
+    <w:lsdException w:name="Medium Shading 2 Accent 5" w:semiHidden="0" w:uiPriority="64" w:unhideWhenUsed="0"/>
+    <w:lsdException w:name="Medium List 1 Accent 5" w:semiHidden="0" w:uiPriority="65" w:unhideWhenUsed="0"/>
+    <w:lsdException w:name="Medium List 2 Accent 5" w:semiHidden="0" w:uiPriority="66" w:unhideWhenUsed="0"/>
+    <w:lsdException w:name="Medium Grid 1 Accent 5" w:semiHidden="0" w:uiPriority="67" w:unhideWhenUsed="0"/>
+    <w:lsdException w:name="Medium Grid 2 Accent 5" w:semiHidden="0" w:uiPriority="68" w:unhideWhenUsed="0"/>
+    <w:lsdException w:name="Medium Grid 3 Accent 5" w:semiHidden="0" w:uiPriority="69" w:unhideWhenUsed="0"/>
+    <w:lsdException w:name="Dark List Accent 5" w:semiHidden="0" w:uiPriority="70" w:unhideWhenUsed="0"/>
+    <w:lsdException w:name="Colorful Shading Accent 5" w:semiHidden="0" w:uiPriority="71" w:unhideWhenUsed="0"/>
+    <w:lsdException w:name="Colorful List Accent 5" w:semiHidden="0" w:uiPriority="72" w:unhideWhenUsed="0"/>
+    <w:lsdException w:name="Colorful Grid Accent 5" w:semiHidden="0" w:uiPriority="73" w:unhideWhenUsed="0"/>
+    <w:lsdException w:name="Light Shading Accent 6" w:semiHidden="0" w:uiPriority="60" w:unhideWhenUsed="0"/>
+    <w:lsdException w:name="Light List Accent 6" w:semiHidden="0" w:uiPriority="61" w:unhideWhenUsed="0"/>
+    <w:lsdException w:name="Light Grid Accent 6" w:semiHidden="0" w:uiPriority="62" w:unhideWhenUsed="0"/>
+    <w:lsdException w:name="Medium Shading 1 Accent 6" w:semiHidden="0" w:uiPriority="63" w:unhideWhenUsed="0"/>
+    <w:lsdException w:name="Medium Shading 2 Accent 6" w:semiHidden="0" w:uiPriority="64" w:unhideWhenUsed="0"/>
+    <w:lsdException w:name="Medium List 1 Accent 6" w:semiHidden="0" w:uiPriority="65" w:unhideWhenUsed="0"/>
+    <w:lsdException w:name="Medium List 2 Accent 6" w:semiHidden="0" w:uiPriority="66" w:unhideWhenUsed="0"/>
+    <w:lsdException w:name="Medium Grid 1 Accent 6" w:semiHidden="0" w:uiPriority="67" w:unhideWhenUsed="0"/>
+    <w:lsdException w:name="Medium Grid 2 Accent 6" w:semiHidden="0" w:uiPriority="68" w:unhideWhenUsed="0"/>
+    <w:lsdException w:name="Medium Grid 3 Accent 6" w:semiHidden="0" w:uiPriority="69" w:unhideWhenUsed="0"/>
+    <w:lsdException w:name="Dark List Accent 6" w:semiHidden="0" w:uiPriority="70" w:unhideWhenUsed="0"/>
+    <w:lsdException w:name="Colorful Shading Accent 6" w:semiHidden="0" w:uiPriority="71" w:unhideWhenUsed="0"/>
+    <w:lsdException w:name="Colorful List Accent 6" w:semiHidden="0" w:uiPriority="72" w:unhideWhenUsed="0"/>
+    <w:lsdException w:name="Colorful Grid Accent 6" w:semiHidden="0" w:uiPriority="73" w:unhideWhenUsed="0"/>
+    <w:lsdException w:name="Subtle Emphasis" w:semiHidden="0" w:uiPriority="19" w:unhideWhenUsed="0" w:qFormat="1"/>
+    <w:lsdException w:name="Intense Emphasis" w:semiHidden="0" w:uiPriority="21" w:unhideWhenUsed="0" w:qFormat="1"/>
+    <w:lsdException w:name="Subtle Reference" w:semiHidden="0" w:uiPriority="31" w:unhideWhenUsed="0" w:qFormat="1"/>
+    <w:lsdException w:name="Intense Reference" w:semiHidden="0" w:uiPriority="32" w:unhideWhenUsed="0" w:qFormat="1"/>
+    <w:lsdException w:name="Book Title" w:semiHidden="0" w:uiPriority="33" w:unhideWhenUsed="0" w:qFormat="1"/>
+    <w:lsdException w:name="Bibliography" w:uiPriority="37"/>
+    <w:lsdException w:name="TOC Heading" w:uiPriority="39" w:qFormat="1"/>
+  </w:latentStyles>
+  <w:style w:type="paragraph" w:default="1" w:styleId="a">
+    <w:name w:val="Normal"/>
+    <w:qFormat/>
+  </w:style>
+  <w:style w:type="character" w:default="1" w:styleId="a0">
+    <w:name w:val="Default Paragraph Font"/>
+    <w:uiPriority w:val="1"/>
+    <w:semiHidden/>
+    <w:unhideWhenUsed/>
+  </w:style>
+  <w:style w:type="table" w:default="1" w:styleId="a1">
+    <w:name w:val="Normal Table"/>
+    <w:uiPriority w:val="99"/>
+    <w:semiHidden/>
+    <w:unhideWhenUsed/>
+    <w:qFormat/>
+    <w:tblPr>
+      <w:tblInd w:w="0" w:type="dxa"/>
+      <w:tblCellMar>
+        <w:top w:w="0" w:type="dxa"/>
+        <w:left w:w="108" w:type="dxa"/>
+        <w:bottom w:w="0" w:type="dxa"/>
+        <w:right w:w="108" w:type="dxa"/>
+      </w:tblCellMar>
+    </w:tblPr>
+  </w:style>
+  <w:style w:type="numbering" w:default="1" w:styleId="a2">
+    <w:name w:val="No List"/>
+    <w:uiPriority w:val="99"/>
+    <w:semiHidden/>
+    <w:unhideWhenUsed/>
+  </w:style>
+  <w:style w:type="character" w:styleId="a3">
+    <w:name w:val="Placeholder Text"/>
+    <w:basedOn w:val="a0"/>
+    <w:uiPriority w:val="99"/>
+    <w:semiHidden/>
+    <w:rsid w:val="00ED69F3"/>
+    <w:rPr>
+      <w:color w:val="808080"/>
+    </w:rPr>
+  </w:style>
+</w:styles>
+</file>
+
+<file path=word/glossary/webSettings.xml><?xml version="1.0" encoding="utf-8"?>
+<w:webSettings xmlns:r="http://schemas.openxmlformats.org/officeDocument/2006/relationships" xmlns:w="http://schemas.openxmlformats.org/wordprocessingml/2006/main">
+  <w:optimizeForBrowser/>
+</w:webSettings>
+</file>
+
 <file path=word/theme/theme1.xml><?xml version="1.0" encoding="utf-8"?>
 <a:theme xmlns:a="http://schemas.openxmlformats.org/drawingml/2006/main" name="Тема Office">
   <a:themeElements>
@@ -10148,7 +12971,7 @@
 </file>
 
 <file path=customXml/itemProps1.xml><?xml version="1.0" encoding="utf-8"?>
-<ds:datastoreItem xmlns:ds="http://schemas.openxmlformats.org/officeDocument/2006/customXml" ds:itemID="{8667140F-853A-46A8-A735-182A25406963}">
+<ds:datastoreItem xmlns:ds="http://schemas.openxmlformats.org/officeDocument/2006/customXml" ds:itemID="{E9DE84CB-1CBD-42F2-BA66-7B44032D7825}">
   <ds:schemaRefs>
     <ds:schemaRef ds:uri="http://schemas.openxmlformats.org/officeDocument/2006/bibliography"/>
   </ds:schemaRefs>

--- a/Диплом.docx
+++ b/Диплом.docx
@@ -6445,14 +6445,7 @@
                 <w:rFonts w:ascii="Cambria Math" w:hAnsi="Cambria Math" w:cs="Times New Roman"/>
                 <w:sz w:val="28"/>
               </w:rPr>
-              <m:t>0,</m:t>
-            </m:r>
-            <m:r>
-              <w:rPr>
-                <w:rFonts w:ascii="Cambria Math" w:hAnsi="Cambria Math" w:cs="Times New Roman"/>
-                <w:sz w:val="28"/>
-              </w:rPr>
-              <m:t>1</m:t>
+              <m:t>0,1</m:t>
             </m:r>
           </m:e>
         </m:d>
@@ -9018,7 +9011,14 @@
                     <w:rFonts w:ascii="Cambria Math" w:hAnsi="Cambria Math" w:cs="Times New Roman"/>
                     <w:sz w:val="28"/>
                   </w:rPr>
-                  <m:t>ωt+φ</m:t>
+                  <m:t>ω</m:t>
+                </m:r>
+                <m:r>
+                  <w:rPr>
+                    <w:rFonts w:ascii="Cambria Math" w:hAnsi="Cambria Math" w:cs="Times New Roman"/>
+                    <w:sz w:val="28"/>
+                  </w:rPr>
+                  <m:t>t+φ</m:t>
                 </m:r>
                 <m:d>
                   <m:dPr>
@@ -9546,7 +9546,6 @@
         <w:rPr>
           <w:rFonts w:ascii="Times New Roman" w:hAnsi="Times New Roman" w:cs="Times New Roman"/>
           <w:sz w:val="28"/>
-          <w:lang w:val="en-US"/>
         </w:rPr>
       </w:pPr>
       <m:oMath>
@@ -9654,14 +9653,7 @@
                             <w:rFonts w:ascii="Cambria Math" w:hAnsi="Cambria Math" w:cs="Times New Roman"/>
                             <w:sz w:val="28"/>
                           </w:rPr>
-                          <m:t>ωt</m:t>
-                        </m:r>
-                        <m:r>
-                          <w:rPr>
-                            <w:rFonts w:ascii="Cambria Math" w:hAnsi="Cambria Math" w:cs="Times New Roman"/>
-                            <w:sz w:val="28"/>
-                          </w:rPr>
-                          <m:t>+</m:t>
+                          <m:t>ωt+</m:t>
                         </m:r>
                         <m:sSub>
                           <m:sSubPr>
@@ -9778,14 +9770,7 @@
                             <w:rFonts w:ascii="Cambria Math" w:hAnsi="Cambria Math" w:cs="Times New Roman"/>
                             <w:sz w:val="28"/>
                           </w:rPr>
-                          <m:t>ωt+π</m:t>
-                        </m:r>
-                        <m:r>
-                          <w:rPr>
-                            <w:rFonts w:ascii="Cambria Math" w:hAnsi="Cambria Math" w:cs="Times New Roman"/>
-                            <w:sz w:val="28"/>
-                          </w:rPr>
-                          <m:t>+</m:t>
+                          <m:t>ωt+π+</m:t>
                         </m:r>
                         <m:sSub>
                           <m:sSubPr>
@@ -9866,14 +9851,7 @@
                             <w:rFonts w:ascii="Cambria Math" w:hAnsi="Cambria Math" w:cs="Times New Roman"/>
                             <w:sz w:val="28"/>
                           </w:rPr>
-                          <m:t>ωt</m:t>
-                        </m:r>
-                        <m:r>
-                          <w:rPr>
-                            <w:rFonts w:ascii="Cambria Math" w:hAnsi="Cambria Math" w:cs="Times New Roman"/>
-                            <w:sz w:val="28"/>
-                          </w:rPr>
-                          <m:t>+</m:t>
+                          <m:t>ωt+</m:t>
                         </m:r>
                         <m:sSub>
                           <m:sSubPr>
@@ -9913,14 +9891,7 @@
                     <w:rFonts w:ascii="Cambria Math" w:hAnsi="Cambria Math" w:cs="Times New Roman"/>
                     <w:sz w:val="28"/>
                   </w:rPr>
-                  <m:t>,</m:t>
-                </m:r>
-                <m:r>
-                  <w:rPr>
-                    <w:rFonts w:ascii="Cambria Math" w:hAnsi="Cambria Math" w:cs="Times New Roman"/>
-                    <w:sz w:val="28"/>
-                  </w:rPr>
-                  <m:t>c</m:t>
+                  <m:t>,c</m:t>
                 </m:r>
                 <m:d>
                   <m:dPr>
@@ -9959,7 +9930,6 @@
           <w:rFonts w:ascii="Times New Roman" w:hAnsi="Times New Roman" w:cs="Times New Roman"/>
           <w:i/>
           <w:sz w:val="28"/>
-          <w:lang w:val="en-US"/>
         </w:rPr>
         <w:tab/>
       </w:r>
@@ -10038,21 +10008,7 @@
             <w:rFonts w:ascii="Cambria Math" w:hAnsi="Cambria Math" w:cs="Times New Roman"/>
             <w:sz w:val="28"/>
           </w:rPr>
-          <m:t>=</m:t>
-        </m:r>
-        <m:r>
-          <w:rPr>
-            <w:rFonts w:ascii="Cambria Math" w:hAnsi="Cambria Math" w:cs="Times New Roman"/>
-            <w:sz w:val="28"/>
-          </w:rPr>
-          <m:t>A</m:t>
-        </m:r>
-        <m:r>
-          <w:rPr>
-            <w:rFonts w:ascii="Cambria Math" w:hAnsi="Cambria Math" w:cs="Times New Roman"/>
-            <w:sz w:val="28"/>
-          </w:rPr>
-          <m:t>∙2</m:t>
+          <m:t>=A∙2</m:t>
         </m:r>
         <m:func>
           <m:funcPr>
@@ -10142,14 +10098,7 @@
                     <w:rFonts w:ascii="Cambria Math" w:hAnsi="Cambria Math" w:cs="Times New Roman"/>
                     <w:sz w:val="28"/>
                   </w:rPr>
-                  <m:t>ωt</m:t>
-                </m:r>
-                <m:r>
-                  <w:rPr>
-                    <w:rFonts w:ascii="Cambria Math" w:hAnsi="Cambria Math" w:cs="Times New Roman"/>
-                    <w:sz w:val="28"/>
-                  </w:rPr>
-                  <m:t>+</m:t>
+                  <m:t>ωt+</m:t>
                 </m:r>
                 <m:sSub>
                   <m:sSubPr>
@@ -11032,9 +10981,23 @@
         <w:rPr>
           <w:rFonts w:ascii="Times New Roman" w:hAnsi="Times New Roman" w:cs="Times New Roman"/>
           <w:sz w:val="28"/>
+        </w:rPr>
+        <w:t>(</w:t>
+      </w:r>
+      <w:r>
+        <w:rPr>
+          <w:rFonts w:ascii="Times New Roman" w:hAnsi="Times New Roman" w:cs="Times New Roman"/>
+          <w:sz w:val="28"/>
           <w:lang w:val="en-US"/>
         </w:rPr>
-        <w:t>(</w:t>
+        <w:t>QPSK</w:t>
+      </w:r>
+      <w:r>
+        <w:rPr>
+          <w:rFonts w:ascii="Times New Roman" w:hAnsi="Times New Roman" w:cs="Times New Roman"/>
+          <w:sz w:val="28"/>
+        </w:rPr>
+        <w:t xml:space="preserve"> – </w:t>
       </w:r>
       <w:r>
         <w:rPr>
@@ -11042,7 +11005,14 @@
           <w:sz w:val="28"/>
           <w:lang w:val="en-US"/>
         </w:rPr>
-        <w:t>QPSK</w:t>
+        <w:t>Quadrature</w:t>
+      </w:r>
+      <w:r>
+        <w:rPr>
+          <w:rFonts w:ascii="Times New Roman" w:hAnsi="Times New Roman" w:cs="Times New Roman"/>
+          <w:sz w:val="28"/>
+        </w:rPr>
+        <w:t xml:space="preserve"> </w:t>
       </w:r>
       <w:r>
         <w:rPr>
@@ -11050,7 +11020,14 @@
           <w:sz w:val="28"/>
           <w:lang w:val="en-US"/>
         </w:rPr>
-        <w:t xml:space="preserve"> – </w:t>
+        <w:t>Phase</w:t>
+      </w:r>
+      <w:r>
+        <w:rPr>
+          <w:rFonts w:ascii="Times New Roman" w:hAnsi="Times New Roman" w:cs="Times New Roman"/>
+          <w:sz w:val="28"/>
+        </w:rPr>
+        <w:t xml:space="preserve"> </w:t>
       </w:r>
       <w:r>
         <w:rPr>
@@ -11058,7 +11035,14 @@
           <w:sz w:val="28"/>
           <w:lang w:val="en-US"/>
         </w:rPr>
-        <w:t>Quadrature</w:t>
+        <w:t>Shift</w:t>
+      </w:r>
+      <w:r>
+        <w:rPr>
+          <w:rFonts w:ascii="Times New Roman" w:hAnsi="Times New Roman" w:cs="Times New Roman"/>
+          <w:sz w:val="28"/>
+        </w:rPr>
+        <w:t xml:space="preserve"> </w:t>
       </w:r>
       <w:r>
         <w:rPr>
@@ -11066,63 +11050,14 @@
           <w:sz w:val="28"/>
           <w:lang w:val="en-US"/>
         </w:rPr>
-        <w:t xml:space="preserve"> </w:t>
-      </w:r>
-      <w:r>
-        <w:rPr>
-          <w:rFonts w:ascii="Times New Roman" w:hAnsi="Times New Roman" w:cs="Times New Roman"/>
-          <w:sz w:val="28"/>
-          <w:lang w:val="en-US"/>
-        </w:rPr>
-        <w:t>Phase</w:t>
-      </w:r>
-      <w:r>
-        <w:rPr>
-          <w:rFonts w:ascii="Times New Roman" w:hAnsi="Times New Roman" w:cs="Times New Roman"/>
-          <w:sz w:val="28"/>
-          <w:lang w:val="en-US"/>
-        </w:rPr>
-        <w:t xml:space="preserve"> </w:t>
-      </w:r>
-      <w:r>
-        <w:rPr>
-          <w:rFonts w:ascii="Times New Roman" w:hAnsi="Times New Roman" w:cs="Times New Roman"/>
-          <w:sz w:val="28"/>
-          <w:lang w:val="en-US"/>
-        </w:rPr>
-        <w:t>Shift</w:t>
-      </w:r>
-      <w:r>
-        <w:rPr>
-          <w:rFonts w:ascii="Times New Roman" w:hAnsi="Times New Roman" w:cs="Times New Roman"/>
-          <w:sz w:val="28"/>
-          <w:lang w:val="en-US"/>
-        </w:rPr>
-        <w:t xml:space="preserve"> </w:t>
-      </w:r>
-      <w:r>
-        <w:rPr>
-          <w:rFonts w:ascii="Times New Roman" w:hAnsi="Times New Roman" w:cs="Times New Roman"/>
-          <w:sz w:val="28"/>
-          <w:lang w:val="en-US"/>
-        </w:rPr>
         <w:t>Keying</w:t>
       </w:r>
       <w:r>
         <w:rPr>
           <w:rFonts w:ascii="Times New Roman" w:hAnsi="Times New Roman" w:cs="Times New Roman"/>
           <w:sz w:val="28"/>
-          <w:lang w:val="en-US"/>
-        </w:rPr>
-        <w:t>).</w:t>
-      </w:r>
-      <w:r>
-        <w:rPr>
-          <w:rFonts w:ascii="Times New Roman" w:hAnsi="Times New Roman" w:cs="Times New Roman"/>
-          <w:sz w:val="28"/>
-          <w:lang w:val="en-US"/>
-        </w:rPr>
-        <w:t xml:space="preserve"> </w:t>
+        </w:rPr>
+        <w:t xml:space="preserve">). </w:t>
       </w:r>
       <w:r>
         <w:rPr>
@@ -11369,6 +11304,7 @@
     </w:p>
     <w:p>
       <w:pPr>
+        <w:ind w:firstLine="709"/>
         <w:jc w:val="both"/>
         <w:rPr>
           <w:rFonts w:ascii="Times New Roman" w:hAnsi="Times New Roman" w:cs="Times New Roman"/>
@@ -11382,6 +11318,875 @@
         </w:rPr>
         <w:t>Стрелками в данном случае показаны все возможные переходы из одного фазового состояния в другое.</w:t>
       </w:r>
+      <w:r>
+        <w:rPr>
+          <w:rFonts w:ascii="Times New Roman" w:hAnsi="Times New Roman" w:cs="Times New Roman"/>
+          <w:sz w:val="28"/>
+        </w:rPr>
+        <w:t xml:space="preserve"> Зачастую при передаче сигнала методами фазовой модуляции используют код Грэя. В условиях шума наиболее вероятной ошибкой будет определение фазы соседней точки созвездия, а в указанном методе, даже если произойдёт ошибка, она затронет только один, а не два бита информации. Следовательно снижается вероятность ошибки на бит.</w:t>
+      </w:r>
+    </w:p>
+    <w:p>
+      <w:pPr>
+        <w:ind w:firstLine="709"/>
+        <w:jc w:val="both"/>
+        <w:rPr>
+          <w:rFonts w:ascii="Times New Roman" w:hAnsi="Times New Roman" w:cs="Times New Roman"/>
+          <w:sz w:val="28"/>
+        </w:rPr>
+      </w:pPr>
+      <w:r>
+        <w:rPr>
+          <w:rFonts w:ascii="Times New Roman" w:hAnsi="Times New Roman" w:cs="Times New Roman"/>
+          <w:sz w:val="28"/>
+        </w:rPr>
+        <w:t>Каждому значению фазы модулированного сигнала соответствует 2 бита информации, и</w:t>
+      </w:r>
+      <w:r>
+        <w:rPr>
+          <w:rFonts w:ascii="Times New Roman" w:hAnsi="Times New Roman" w:cs="Times New Roman"/>
+          <w:sz w:val="28"/>
+        </w:rPr>
+        <w:t xml:space="preserve"> </w:t>
+      </w:r>
+      <w:r>
+        <w:rPr>
+          <w:rFonts w:ascii="Times New Roman" w:hAnsi="Times New Roman" w:cs="Times New Roman"/>
+          <w:sz w:val="28"/>
+        </w:rPr>
+        <w:t>поэтому изменение модулирующего сигнала при QPSK-модуляции происходит в 2 раза реже,</w:t>
+      </w:r>
+      <w:r>
+        <w:rPr>
+          <w:rFonts w:ascii="Times New Roman" w:hAnsi="Times New Roman" w:cs="Times New Roman"/>
+          <w:sz w:val="28"/>
+        </w:rPr>
+        <w:t xml:space="preserve"> </w:t>
+      </w:r>
+      <w:r>
+        <w:rPr>
+          <w:rFonts w:ascii="Times New Roman" w:hAnsi="Times New Roman" w:cs="Times New Roman"/>
+          <w:sz w:val="28"/>
+        </w:rPr>
+        <w:t>чем при BPSK-модуляции при одинаковой скорости передачи информации. Известно [2], что</w:t>
+      </w:r>
+      <w:r>
+        <w:rPr>
+          <w:rFonts w:ascii="Times New Roman" w:hAnsi="Times New Roman" w:cs="Times New Roman"/>
+          <w:sz w:val="28"/>
+        </w:rPr>
+        <w:t xml:space="preserve"> </w:t>
+      </w:r>
+      <w:r>
+        <w:rPr>
+          <w:rFonts w:ascii="Times New Roman" w:hAnsi="Times New Roman" w:cs="Times New Roman"/>
+          <w:sz w:val="28"/>
+        </w:rPr>
+        <w:t>спектральная плотность мощности многоуровневого сигнала совпадает со спектральной</w:t>
+      </w:r>
+      <w:r>
+        <w:rPr>
+          <w:rFonts w:ascii="Times New Roman" w:hAnsi="Times New Roman" w:cs="Times New Roman"/>
+          <w:sz w:val="28"/>
+        </w:rPr>
+        <w:t xml:space="preserve"> </w:t>
+      </w:r>
+      <w:r>
+        <w:rPr>
+          <w:rFonts w:ascii="Times New Roman" w:hAnsi="Times New Roman" w:cs="Times New Roman"/>
+          <w:sz w:val="28"/>
+        </w:rPr>
+        <w:t>плотностью мощности бинарного сигнала п</w:t>
+      </w:r>
+      <w:r>
+        <w:rPr>
+          <w:rFonts w:ascii="Times New Roman" w:hAnsi="Times New Roman" w:cs="Times New Roman"/>
+          <w:sz w:val="28"/>
+        </w:rPr>
+        <w:t xml:space="preserve">ри замене битового интервала </w:t>
+      </w:r>
+      <m:oMath>
+        <m:sSub>
+          <m:sSubPr>
+            <m:ctrlPr>
+              <w:rPr>
+                <w:rFonts w:ascii="Cambria Math" w:hAnsi="Cambria Math" w:cs="Times New Roman"/>
+                <w:i/>
+                <w:sz w:val="28"/>
+                <w:lang w:val="en-US"/>
+              </w:rPr>
+            </m:ctrlPr>
+          </m:sSubPr>
+          <m:e>
+            <m:r>
+              <w:rPr>
+                <w:rFonts w:ascii="Cambria Math" w:hAnsi="Cambria Math" w:cs="Times New Roman"/>
+                <w:sz w:val="28"/>
+                <w:lang w:val="en-US"/>
+              </w:rPr>
+              <m:t>T</m:t>
+            </m:r>
+          </m:e>
+          <m:sub>
+            <m:r>
+              <w:rPr>
+                <w:rFonts w:ascii="Cambria Math" w:hAnsi="Cambria Math" w:cs="Times New Roman"/>
+                <w:sz w:val="28"/>
+                <w:lang w:val="en-US"/>
+              </w:rPr>
+              <m:t>b</m:t>
+            </m:r>
+          </m:sub>
+        </m:sSub>
+      </m:oMath>
+      <w:r>
+        <w:rPr>
+          <w:rFonts w:ascii="Times New Roman" w:hAnsi="Times New Roman" w:cs="Times New Roman"/>
+          <w:sz w:val="28"/>
+        </w:rPr>
+        <w:t xml:space="preserve"> на символьный</w:t>
+      </w:r>
+      <w:r>
+        <w:rPr>
+          <w:rFonts w:ascii="Times New Roman" w:hAnsi="Times New Roman" w:cs="Times New Roman"/>
+          <w:sz w:val="28"/>
+        </w:rPr>
+        <w:t xml:space="preserve"> интервал </w:t>
+      </w:r>
+      <m:oMath>
+        <m:sSub>
+          <m:sSubPr>
+            <m:ctrlPr>
+              <w:rPr>
+                <w:rFonts w:ascii="Cambria Math" w:hAnsi="Cambria Math" w:cs="Times New Roman"/>
+                <w:i/>
+                <w:sz w:val="28"/>
+                <w:lang w:val="en-US"/>
+              </w:rPr>
+            </m:ctrlPr>
+          </m:sSubPr>
+          <m:e>
+            <m:r>
+              <w:rPr>
+                <w:rFonts w:ascii="Cambria Math" w:hAnsi="Cambria Math" w:cs="Times New Roman"/>
+                <w:sz w:val="28"/>
+                <w:lang w:val="en-US"/>
+              </w:rPr>
+              <m:t>T</m:t>
+            </m:r>
+          </m:e>
+          <m:sub>
+            <m:r>
+              <w:rPr>
+                <w:rFonts w:ascii="Cambria Math" w:hAnsi="Cambria Math" w:cs="Times New Roman"/>
+                <w:sz w:val="28"/>
+                <w:lang w:val="en-US"/>
+              </w:rPr>
+              <m:t>s</m:t>
+            </m:r>
+          </m:sub>
+        </m:sSub>
+        <m:r>
+          <w:rPr>
+            <w:rFonts w:ascii="Cambria Math" w:hAnsi="Cambria Math" w:cs="Times New Roman"/>
+            <w:sz w:val="28"/>
+          </w:rPr>
+          <m:t>=</m:t>
+        </m:r>
+        <m:sSub>
+          <m:sSubPr>
+            <m:ctrlPr>
+              <w:rPr>
+                <w:rFonts w:ascii="Cambria Math" w:hAnsi="Cambria Math" w:cs="Times New Roman"/>
+                <w:i/>
+                <w:sz w:val="28"/>
+                <w:lang w:val="en-US"/>
+              </w:rPr>
+            </m:ctrlPr>
+          </m:sSubPr>
+          <m:e>
+            <m:r>
+              <w:rPr>
+                <w:rFonts w:ascii="Cambria Math" w:hAnsi="Cambria Math" w:cs="Times New Roman"/>
+                <w:sz w:val="28"/>
+                <w:lang w:val="en-US"/>
+              </w:rPr>
+              <m:t>T</m:t>
+            </m:r>
+          </m:e>
+          <m:sub>
+            <m:r>
+              <w:rPr>
+                <w:rFonts w:ascii="Cambria Math" w:hAnsi="Cambria Math" w:cs="Times New Roman"/>
+                <w:sz w:val="28"/>
+                <w:lang w:val="en-US"/>
+              </w:rPr>
+              <m:t>b</m:t>
+            </m:r>
+          </m:sub>
+        </m:sSub>
+        <m:func>
+          <m:funcPr>
+            <m:ctrlPr>
+              <w:rPr>
+                <w:rFonts w:ascii="Cambria Math" w:hAnsi="Cambria Math" w:cs="Times New Roman"/>
+                <w:i/>
+                <w:sz w:val="28"/>
+                <w:lang w:val="en-US"/>
+              </w:rPr>
+            </m:ctrlPr>
+          </m:funcPr>
+          <m:fName>
+            <m:sSub>
+              <m:sSubPr>
+                <m:ctrlPr>
+                  <w:rPr>
+                    <w:rFonts w:ascii="Cambria Math" w:hAnsi="Cambria Math" w:cs="Times New Roman"/>
+                    <w:i/>
+                    <w:sz w:val="28"/>
+                    <w:lang w:val="en-US"/>
+                  </w:rPr>
+                </m:ctrlPr>
+              </m:sSubPr>
+              <m:e>
+                <m:r>
+                  <m:rPr>
+                    <m:sty m:val="p"/>
+                  </m:rPr>
+                  <w:rPr>
+                    <w:rFonts w:ascii="Cambria Math" w:hAnsi="Cambria Math" w:cs="Times New Roman"/>
+                    <w:sz w:val="28"/>
+                    <w:lang w:val="en-US"/>
+                  </w:rPr>
+                  <m:t>log</m:t>
+                </m:r>
+              </m:e>
+              <m:sub>
+                <m:r>
+                  <w:rPr>
+                    <w:rFonts w:ascii="Cambria Math" w:hAnsi="Cambria Math" w:cs="Times New Roman"/>
+                    <w:sz w:val="28"/>
+                  </w:rPr>
+                  <m:t>2</m:t>
+                </m:r>
+              </m:sub>
+            </m:sSub>
+          </m:fName>
+          <m:e>
+            <m:r>
+              <w:rPr>
+                <w:rFonts w:ascii="Cambria Math" w:hAnsi="Cambria Math" w:cs="Times New Roman"/>
+                <w:sz w:val="28"/>
+                <w:lang w:val="en-US"/>
+              </w:rPr>
+              <m:t>M</m:t>
+            </m:r>
+          </m:e>
+        </m:func>
+      </m:oMath>
+      <w:r>
+        <w:rPr>
+          <w:rFonts w:ascii="Times New Roman" w:hAnsi="Times New Roman" w:cs="Times New Roman"/>
+          <w:sz w:val="28"/>
+        </w:rPr>
+        <w:t>. Для четырехуровневой модуля</w:t>
+      </w:r>
+      <w:r>
+        <w:rPr>
+          <w:rFonts w:ascii="Times New Roman" w:hAnsi="Times New Roman" w:cs="Times New Roman"/>
+          <w:sz w:val="28"/>
+        </w:rPr>
+        <w:t xml:space="preserve">ции M=4 и, следовательно, </w:t>
+      </w:r>
+      <m:oMath>
+        <m:sSub>
+          <m:sSubPr>
+            <m:ctrlPr>
+              <w:rPr>
+                <w:rFonts w:ascii="Cambria Math" w:hAnsi="Cambria Math" w:cs="Times New Roman"/>
+                <w:i/>
+                <w:sz w:val="28"/>
+                <w:lang w:val="en-US"/>
+              </w:rPr>
+            </m:ctrlPr>
+          </m:sSubPr>
+          <m:e>
+            <m:r>
+              <w:rPr>
+                <w:rFonts w:ascii="Cambria Math" w:hAnsi="Cambria Math" w:cs="Times New Roman"/>
+                <w:sz w:val="28"/>
+                <w:lang w:val="en-US"/>
+              </w:rPr>
+              <m:t>T</m:t>
+            </m:r>
+          </m:e>
+          <m:sub>
+            <m:r>
+              <w:rPr>
+                <w:rFonts w:ascii="Cambria Math" w:hAnsi="Cambria Math" w:cs="Times New Roman"/>
+                <w:sz w:val="28"/>
+                <w:lang w:val="en-US"/>
+              </w:rPr>
+              <m:t>s</m:t>
+            </m:r>
+          </m:sub>
+        </m:sSub>
+        <m:r>
+          <w:rPr>
+            <w:rFonts w:ascii="Cambria Math" w:hAnsi="Cambria Math" w:cs="Times New Roman"/>
+            <w:sz w:val="28"/>
+          </w:rPr>
+          <m:t>=</m:t>
+        </m:r>
+        <m:sSub>
+          <m:sSubPr>
+            <m:ctrlPr>
+              <w:rPr>
+                <w:rFonts w:ascii="Cambria Math" w:hAnsi="Cambria Math" w:cs="Times New Roman"/>
+                <w:i/>
+                <w:sz w:val="28"/>
+                <w:lang w:val="en-US"/>
+              </w:rPr>
+            </m:ctrlPr>
+          </m:sSubPr>
+          <m:e>
+            <m:r>
+              <w:rPr>
+                <w:rFonts w:ascii="Cambria Math" w:hAnsi="Cambria Math" w:cs="Times New Roman"/>
+                <w:sz w:val="28"/>
+              </w:rPr>
+              <m:t>2</m:t>
+            </m:r>
+            <m:r>
+              <w:rPr>
+                <w:rFonts w:ascii="Cambria Math" w:hAnsi="Cambria Math" w:cs="Times New Roman"/>
+                <w:sz w:val="28"/>
+                <w:lang w:val="en-US"/>
+              </w:rPr>
+              <m:t>T</m:t>
+            </m:r>
+          </m:e>
+          <m:sub>
+            <m:r>
+              <w:rPr>
+                <w:rFonts w:ascii="Cambria Math" w:hAnsi="Cambria Math" w:cs="Times New Roman"/>
+                <w:sz w:val="28"/>
+                <w:lang w:val="en-US"/>
+              </w:rPr>
+              <m:t>b</m:t>
+            </m:r>
+          </m:sub>
+        </m:sSub>
+      </m:oMath>
+      <w:r>
+        <w:rPr>
+          <w:rFonts w:ascii="Times New Roman" w:hAnsi="Times New Roman" w:cs="Times New Roman"/>
+          <w:sz w:val="28"/>
+        </w:rPr>
+        <w:t>.</w:t>
+      </w:r>
+      <w:r>
+        <w:rPr>
+          <w:rFonts w:ascii="Times New Roman" w:hAnsi="Times New Roman" w:cs="Times New Roman"/>
+          <w:sz w:val="28"/>
+        </w:rPr>
+        <w:t xml:space="preserve"> </w:t>
+      </w:r>
+      <w:r>
+        <w:rPr>
+          <w:rFonts w:ascii="Times New Roman" w:hAnsi="Times New Roman" w:cs="Times New Roman"/>
+          <w:sz w:val="28"/>
+        </w:rPr>
+        <w:t>Спектральная плотность мощности QPSK-сигнала при модулирующем сигнале с импульсами</w:t>
+      </w:r>
+      <w:r>
+        <w:rPr>
+          <w:rFonts w:ascii="Times New Roman" w:hAnsi="Times New Roman" w:cs="Times New Roman"/>
+          <w:sz w:val="28"/>
+        </w:rPr>
+        <w:t xml:space="preserve"> </w:t>
+      </w:r>
+      <w:r>
+        <w:rPr>
+          <w:rFonts w:ascii="Times New Roman" w:hAnsi="Times New Roman" w:cs="Times New Roman"/>
+          <w:sz w:val="28"/>
+        </w:rPr>
+        <w:t>прямо</w:t>
+      </w:r>
+      <w:r>
+        <w:rPr>
+          <w:rFonts w:ascii="Times New Roman" w:hAnsi="Times New Roman" w:cs="Times New Roman"/>
+          <w:sz w:val="28"/>
+        </w:rPr>
+        <w:t>угольной формы на основании</w:t>
+      </w:r>
+      <w:r>
+        <w:rPr>
+          <w:rFonts w:ascii="Times New Roman" w:hAnsi="Times New Roman" w:cs="Times New Roman"/>
+          <w:sz w:val="28"/>
+        </w:rPr>
+        <w:t xml:space="preserve"> определяется выражением:</w:t>
+      </w:r>
+    </w:p>
+    <w:p>
+      <w:pPr>
+        <w:ind w:firstLine="709"/>
+        <w:jc w:val="right"/>
+        <w:rPr>
+          <w:rFonts w:ascii="Times New Roman" w:hAnsi="Times New Roman" w:cs="Times New Roman"/>
+          <w:sz w:val="28"/>
+        </w:rPr>
+      </w:pPr>
+      <m:oMath>
+        <m:r>
+          <w:rPr>
+            <w:rFonts w:ascii="Cambria Math" w:hAnsi="Cambria Math" w:cs="Times New Roman"/>
+            <w:sz w:val="28"/>
+            <w:lang w:val="en-US"/>
+          </w:rPr>
+          <m:t>PSD</m:t>
+        </m:r>
+        <m:d>
+          <m:dPr>
+            <m:ctrlPr>
+              <w:rPr>
+                <w:rFonts w:ascii="Cambria Math" w:hAnsi="Cambria Math" w:cs="Times New Roman"/>
+                <w:i/>
+                <w:sz w:val="28"/>
+                <w:lang w:val="en-US"/>
+              </w:rPr>
+            </m:ctrlPr>
+          </m:dPr>
+          <m:e>
+            <m:r>
+              <w:rPr>
+                <w:rFonts w:ascii="Cambria Math" w:hAnsi="Cambria Math" w:cs="Times New Roman"/>
+                <w:sz w:val="28"/>
+                <w:lang w:val="en-US"/>
+              </w:rPr>
+              <m:t>f</m:t>
+            </m:r>
+          </m:e>
+        </m:d>
+        <m:r>
+          <w:rPr>
+            <w:rFonts w:ascii="Cambria Math" w:hAnsi="Cambria Math" w:cs="Times New Roman"/>
+            <w:sz w:val="28"/>
+          </w:rPr>
+          <m:t>=2</m:t>
+        </m:r>
+        <m:sSup>
+          <m:sSupPr>
+            <m:ctrlPr>
+              <w:rPr>
+                <w:rFonts w:ascii="Cambria Math" w:hAnsi="Cambria Math" w:cs="Times New Roman"/>
+                <w:i/>
+                <w:sz w:val="28"/>
+                <w:lang w:val="en-US"/>
+              </w:rPr>
+            </m:ctrlPr>
+          </m:sSupPr>
+          <m:e>
+            <m:r>
+              <w:rPr>
+                <w:rFonts w:ascii="Cambria Math" w:hAnsi="Cambria Math" w:cs="Times New Roman"/>
+                <w:sz w:val="28"/>
+                <w:lang w:val="en-US"/>
+              </w:rPr>
+              <m:t>A</m:t>
+            </m:r>
+          </m:e>
+          <m:sup>
+            <m:r>
+              <w:rPr>
+                <w:rFonts w:ascii="Cambria Math" w:hAnsi="Cambria Math" w:cs="Times New Roman"/>
+                <w:sz w:val="28"/>
+              </w:rPr>
+              <m:t>2</m:t>
+            </m:r>
+          </m:sup>
+        </m:sSup>
+        <m:sSub>
+          <m:sSubPr>
+            <m:ctrlPr>
+              <w:rPr>
+                <w:rFonts w:ascii="Cambria Math" w:hAnsi="Cambria Math" w:cs="Times New Roman"/>
+                <w:i/>
+                <w:sz w:val="28"/>
+                <w:lang w:val="en-US"/>
+              </w:rPr>
+            </m:ctrlPr>
+          </m:sSubPr>
+          <m:e>
+            <m:r>
+              <w:rPr>
+                <w:rFonts w:ascii="Cambria Math" w:hAnsi="Cambria Math" w:cs="Times New Roman"/>
+                <w:sz w:val="28"/>
+                <w:lang w:val="en-US"/>
+              </w:rPr>
+              <m:t>T</m:t>
+            </m:r>
+          </m:e>
+          <m:sub>
+            <m:r>
+              <w:rPr>
+                <w:rFonts w:ascii="Cambria Math" w:hAnsi="Cambria Math" w:cs="Times New Roman"/>
+                <w:sz w:val="28"/>
+                <w:lang w:val="en-US"/>
+              </w:rPr>
+              <m:t>b</m:t>
+            </m:r>
+          </m:sub>
+        </m:sSub>
+        <m:sSup>
+          <m:sSupPr>
+            <m:ctrlPr>
+              <w:rPr>
+                <w:rFonts w:ascii="Cambria Math" w:hAnsi="Cambria Math" w:cs="Times New Roman"/>
+                <w:i/>
+                <w:sz w:val="28"/>
+                <w:lang w:val="en-US"/>
+              </w:rPr>
+            </m:ctrlPr>
+          </m:sSupPr>
+          <m:e>
+            <m:d>
+              <m:dPr>
+                <m:begChr m:val="["/>
+                <m:endChr m:val="]"/>
+                <m:ctrlPr>
+                  <w:rPr>
+                    <w:rFonts w:ascii="Cambria Math" w:hAnsi="Cambria Math" w:cs="Times New Roman"/>
+                    <w:i/>
+                    <w:sz w:val="28"/>
+                    <w:lang w:val="en-US"/>
+                  </w:rPr>
+                </m:ctrlPr>
+              </m:dPr>
+              <m:e>
+                <m:f>
+                  <m:fPr>
+                    <m:ctrlPr>
+                      <w:rPr>
+                        <w:rFonts w:ascii="Cambria Math" w:hAnsi="Cambria Math" w:cs="Times New Roman"/>
+                        <w:i/>
+                        <w:sz w:val="28"/>
+                        <w:lang w:val="en-US"/>
+                      </w:rPr>
+                    </m:ctrlPr>
+                  </m:fPr>
+                  <m:num>
+                    <m:func>
+                      <m:funcPr>
+                        <m:ctrlPr>
+                          <w:rPr>
+                            <w:rFonts w:ascii="Cambria Math" w:hAnsi="Cambria Math" w:cs="Times New Roman"/>
+                            <w:i/>
+                            <w:sz w:val="28"/>
+                            <w:lang w:val="en-US"/>
+                          </w:rPr>
+                        </m:ctrlPr>
+                      </m:funcPr>
+                      <m:fName>
+                        <m:r>
+                          <m:rPr>
+                            <m:sty m:val="p"/>
+                          </m:rPr>
+                          <w:rPr>
+                            <w:rFonts w:ascii="Cambria Math" w:hAnsi="Cambria Math" w:cs="Times New Roman"/>
+                            <w:sz w:val="28"/>
+                            <w:lang w:val="en-US"/>
+                          </w:rPr>
+                          <m:t>sin</m:t>
+                        </m:r>
+                      </m:fName>
+                      <m:e>
+                        <m:d>
+                          <m:dPr>
+                            <m:ctrlPr>
+                              <w:rPr>
+                                <w:rFonts w:ascii="Cambria Math" w:hAnsi="Cambria Math" w:cs="Times New Roman"/>
+                                <w:i/>
+                                <w:sz w:val="28"/>
+                                <w:lang w:val="en-US"/>
+                              </w:rPr>
+                            </m:ctrlPr>
+                          </m:dPr>
+                          <m:e>
+                            <m:r>
+                              <w:rPr>
+                                <w:rFonts w:ascii="Cambria Math" w:hAnsi="Cambria Math" w:cs="Times New Roman"/>
+                                <w:sz w:val="28"/>
+                                <w:lang w:val="en-US"/>
+                              </w:rPr>
+                              <m:t>π</m:t>
+                            </m:r>
+                            <m:d>
+                              <m:dPr>
+                                <m:begChr m:val="|"/>
+                                <m:endChr m:val="|"/>
+                                <m:ctrlPr>
+                                  <w:rPr>
+                                    <w:rFonts w:ascii="Cambria Math" w:hAnsi="Cambria Math" w:cs="Times New Roman"/>
+                                    <w:i/>
+                                    <w:sz w:val="28"/>
+                                    <w:lang w:val="en-US"/>
+                                  </w:rPr>
+                                </m:ctrlPr>
+                              </m:dPr>
+                              <m:e>
+                                <m:r>
+                                  <w:rPr>
+                                    <w:rFonts w:ascii="Cambria Math" w:hAnsi="Cambria Math" w:cs="Times New Roman"/>
+                                    <w:sz w:val="28"/>
+                                    <w:lang w:val="en-US"/>
+                                  </w:rPr>
+                                  <m:t>f</m:t>
+                                </m:r>
+                                <m:r>
+                                  <w:rPr>
+                                    <w:rFonts w:ascii="Cambria Math" w:hAnsi="Cambria Math" w:cs="Times New Roman"/>
+                                    <w:sz w:val="28"/>
+                                  </w:rPr>
+                                  <m:t>-</m:t>
+                                </m:r>
+                                <m:sSub>
+                                  <m:sSubPr>
+                                    <m:ctrlPr>
+                                      <w:rPr>
+                                        <w:rFonts w:ascii="Cambria Math" w:hAnsi="Cambria Math" w:cs="Times New Roman"/>
+                                        <w:i/>
+                                        <w:sz w:val="28"/>
+                                        <w:lang w:val="en-US"/>
+                                      </w:rPr>
+                                    </m:ctrlPr>
+                                  </m:sSubPr>
+                                  <m:e>
+                                    <m:r>
+                                      <w:rPr>
+                                        <w:rFonts w:ascii="Cambria Math" w:hAnsi="Cambria Math" w:cs="Times New Roman"/>
+                                        <w:sz w:val="28"/>
+                                        <w:lang w:val="en-US"/>
+                                      </w:rPr>
+                                      <m:t>f</m:t>
+                                    </m:r>
+                                  </m:e>
+                                  <m:sub>
+                                    <m:r>
+                                      <w:rPr>
+                                        <w:rFonts w:ascii="Cambria Math" w:hAnsi="Cambria Math" w:cs="Times New Roman"/>
+                                        <w:sz w:val="28"/>
+                                        <w:lang w:val="en-US"/>
+                                      </w:rPr>
+                                      <m:t>c</m:t>
+                                    </m:r>
+                                  </m:sub>
+                                </m:sSub>
+                              </m:e>
+                            </m:d>
+                            <m:sSub>
+                              <m:sSubPr>
+                                <m:ctrlPr>
+                                  <w:rPr>
+                                    <w:rFonts w:ascii="Cambria Math" w:hAnsi="Cambria Math" w:cs="Times New Roman"/>
+                                    <w:i/>
+                                    <w:sz w:val="28"/>
+                                    <w:lang w:val="en-US"/>
+                                  </w:rPr>
+                                </m:ctrlPr>
+                              </m:sSubPr>
+                              <m:e>
+                                <m:r>
+                                  <w:rPr>
+                                    <w:rFonts w:ascii="Cambria Math" w:hAnsi="Cambria Math" w:cs="Times New Roman"/>
+                                    <w:sz w:val="28"/>
+                                  </w:rPr>
+                                  <m:t>2</m:t>
+                                </m:r>
+                                <m:r>
+                                  <w:rPr>
+                                    <w:rFonts w:ascii="Cambria Math" w:hAnsi="Cambria Math" w:cs="Times New Roman"/>
+                                    <w:sz w:val="28"/>
+                                    <w:lang w:val="en-US"/>
+                                  </w:rPr>
+                                  <m:t>T</m:t>
+                                </m:r>
+                              </m:e>
+                              <m:sub>
+                                <m:r>
+                                  <w:rPr>
+                                    <w:rFonts w:ascii="Cambria Math" w:hAnsi="Cambria Math" w:cs="Times New Roman"/>
+                                    <w:sz w:val="28"/>
+                                    <w:lang w:val="en-US"/>
+                                  </w:rPr>
+                                  <m:t>b</m:t>
+                                </m:r>
+                              </m:sub>
+                            </m:sSub>
+                          </m:e>
+                        </m:d>
+                      </m:e>
+                    </m:func>
+                  </m:num>
+                  <m:den>
+                    <m:r>
+                      <w:rPr>
+                        <w:rFonts w:ascii="Cambria Math" w:hAnsi="Cambria Math" w:cs="Times New Roman"/>
+                        <w:sz w:val="28"/>
+                        <w:lang w:val="en-US"/>
+                      </w:rPr>
+                      <m:t>π</m:t>
+                    </m:r>
+                    <m:d>
+                      <m:dPr>
+                        <m:begChr m:val="|"/>
+                        <m:endChr m:val="|"/>
+                        <m:ctrlPr>
+                          <w:rPr>
+                            <w:rFonts w:ascii="Cambria Math" w:hAnsi="Cambria Math" w:cs="Times New Roman"/>
+                            <w:i/>
+                            <w:sz w:val="28"/>
+                            <w:lang w:val="en-US"/>
+                          </w:rPr>
+                        </m:ctrlPr>
+                      </m:dPr>
+                      <m:e>
+                        <m:r>
+                          <w:rPr>
+                            <w:rFonts w:ascii="Cambria Math" w:hAnsi="Cambria Math" w:cs="Times New Roman"/>
+                            <w:sz w:val="28"/>
+                            <w:lang w:val="en-US"/>
+                          </w:rPr>
+                          <m:t>f</m:t>
+                        </m:r>
+                        <m:r>
+                          <w:rPr>
+                            <w:rFonts w:ascii="Cambria Math" w:hAnsi="Cambria Math" w:cs="Times New Roman"/>
+                            <w:sz w:val="28"/>
+                          </w:rPr>
+                          <m:t>-</m:t>
+                        </m:r>
+                        <m:sSub>
+                          <m:sSubPr>
+                            <m:ctrlPr>
+                              <w:rPr>
+                                <w:rFonts w:ascii="Cambria Math" w:hAnsi="Cambria Math" w:cs="Times New Roman"/>
+                                <w:i/>
+                                <w:sz w:val="28"/>
+                                <w:lang w:val="en-US"/>
+                              </w:rPr>
+                            </m:ctrlPr>
+                          </m:sSubPr>
+                          <m:e>
+                            <m:r>
+                              <w:rPr>
+                                <w:rFonts w:ascii="Cambria Math" w:hAnsi="Cambria Math" w:cs="Times New Roman"/>
+                                <w:sz w:val="28"/>
+                                <w:lang w:val="en-US"/>
+                              </w:rPr>
+                              <m:t>f</m:t>
+                            </m:r>
+                          </m:e>
+                          <m:sub>
+                            <m:r>
+                              <w:rPr>
+                                <w:rFonts w:ascii="Cambria Math" w:hAnsi="Cambria Math" w:cs="Times New Roman"/>
+                                <w:sz w:val="28"/>
+                                <w:lang w:val="en-US"/>
+                              </w:rPr>
+                              <m:t>c</m:t>
+                            </m:r>
+                          </m:sub>
+                        </m:sSub>
+                      </m:e>
+                    </m:d>
+                    <m:r>
+                      <w:rPr>
+                        <w:rFonts w:ascii="Cambria Math" w:hAnsi="Cambria Math" w:cs="Times New Roman"/>
+                        <w:sz w:val="28"/>
+                      </w:rPr>
+                      <m:t>2</m:t>
+                    </m:r>
+                    <m:sSub>
+                      <m:sSubPr>
+                        <m:ctrlPr>
+                          <w:rPr>
+                            <w:rFonts w:ascii="Cambria Math" w:hAnsi="Cambria Math" w:cs="Times New Roman"/>
+                            <w:i/>
+                            <w:sz w:val="28"/>
+                            <w:lang w:val="en-US"/>
+                          </w:rPr>
+                        </m:ctrlPr>
+                      </m:sSubPr>
+                      <m:e>
+                        <m:r>
+                          <w:rPr>
+                            <w:rFonts w:ascii="Cambria Math" w:hAnsi="Cambria Math" w:cs="Times New Roman"/>
+                            <w:sz w:val="28"/>
+                            <w:lang w:val="en-US"/>
+                          </w:rPr>
+                          <m:t>T</m:t>
+                        </m:r>
+                      </m:e>
+                      <m:sub>
+                        <m:r>
+                          <w:rPr>
+                            <w:rFonts w:ascii="Cambria Math" w:hAnsi="Cambria Math" w:cs="Times New Roman"/>
+                            <w:sz w:val="28"/>
+                            <w:lang w:val="en-US"/>
+                          </w:rPr>
+                          <m:t>b</m:t>
+                        </m:r>
+                      </m:sub>
+                    </m:sSub>
+                  </m:den>
+                </m:f>
+              </m:e>
+            </m:d>
+          </m:e>
+          <m:sup>
+            <m:r>
+              <w:rPr>
+                <w:rFonts w:ascii="Cambria Math" w:hAnsi="Cambria Math" w:cs="Times New Roman"/>
+                <w:sz w:val="28"/>
+              </w:rPr>
+              <m:t>2</m:t>
+            </m:r>
+          </m:sup>
+        </m:sSup>
+      </m:oMath>
+      <w:r>
+        <w:rPr>
+          <w:rFonts w:ascii="Times New Roman" w:hAnsi="Times New Roman" w:cs="Times New Roman"/>
+          <w:sz w:val="28"/>
+        </w:rPr>
+        <w:tab/>
+      </w:r>
+      <w:r>
+        <w:rPr>
+          <w:rFonts w:ascii="Times New Roman" w:hAnsi="Times New Roman" w:cs="Times New Roman"/>
+          <w:sz w:val="28"/>
+        </w:rPr>
+        <w:tab/>
+      </w:r>
+      <w:r>
+        <w:rPr>
+          <w:rFonts w:ascii="Times New Roman" w:hAnsi="Times New Roman" w:cs="Times New Roman"/>
+          <w:sz w:val="28"/>
+        </w:rPr>
+        <w:tab/>
+        <w:t>(15)</w:t>
+      </w:r>
+    </w:p>
+    <w:p>
+      <w:pPr>
+        <w:ind w:firstLine="709"/>
+        <w:jc w:val="both"/>
+        <w:rPr>
+          <w:rFonts w:ascii="Times New Roman" w:hAnsi="Times New Roman" w:cs="Times New Roman"/>
+          <w:sz w:val="28"/>
+        </w:rPr>
+      </w:pPr>
     </w:p>
     <w:sectPr>
       <w:footerReference w:type="default" r:id="rId18"/>
@@ -12398,291 +13203,6 @@
 </w:styles>
 </file>
 
-<file path=word/glossary/document.xml><?xml version="1.0" encoding="utf-8"?>
-<w:glossaryDocument xmlns:ve="http://schemas.openxmlformats.org/markup-compatibility/2006" xmlns:o="urn:schemas-microsoft-com:office:office" xmlns:r="http://schemas.openxmlformats.org/officeDocument/2006/relationships" xmlns:m="http://schemas.openxmlformats.org/officeDocument/2006/math" xmlns:v="urn:schemas-microsoft-com:vml" xmlns:wp="http://schemas.openxmlformats.org/drawingml/2006/wordprocessingDrawing" xmlns:w10="urn:schemas-microsoft-com:office:word" xmlns:w="http://schemas.openxmlformats.org/wordprocessingml/2006/main" xmlns:wne="http://schemas.microsoft.com/office/word/2006/wordml">
-  <w:docParts/>
-</w:glossaryDocument>
-</file>
-
-<file path=word/glossary/fontTable.xml><?xml version="1.0" encoding="utf-8"?>
-<w:fonts xmlns:r="http://schemas.openxmlformats.org/officeDocument/2006/relationships" xmlns:w="http://schemas.openxmlformats.org/wordprocessingml/2006/main">
-  <w:font w:name="Times New Roman">
-    <w:panose1 w:val="02020603050405020304"/>
-    <w:charset w:val="CC"/>
-    <w:family w:val="roman"/>
-    <w:pitch w:val="variable"/>
-    <w:sig w:usb0="E0002EFF" w:usb1="C000785B" w:usb2="00000009" w:usb3="00000000" w:csb0="000001FF" w:csb1="00000000"/>
-  </w:font>
-  <w:font w:name="Calibri">
-    <w:panose1 w:val="020F0502020204030204"/>
-    <w:charset w:val="CC"/>
-    <w:family w:val="swiss"/>
-    <w:pitch w:val="variable"/>
-    <w:sig w:usb0="E4002EFF" w:usb1="C200247B" w:usb2="00000009" w:usb3="00000000" w:csb0="000001FF" w:csb1="00000000"/>
-  </w:font>
-  <w:font w:name="Cambria">
-    <w:panose1 w:val="02040503050406030204"/>
-    <w:charset w:val="CC"/>
-    <w:family w:val="roman"/>
-    <w:pitch w:val="variable"/>
-    <w:sig w:usb0="E00006FF" w:usb1="420024FF" w:usb2="02000000" w:usb3="00000000" w:csb0="0000019F" w:csb1="00000000"/>
-  </w:font>
-  <w:font w:name="Tahoma">
-    <w:panose1 w:val="020B0604030504040204"/>
-    <w:charset w:val="CC"/>
-    <w:family w:val="swiss"/>
-    <w:pitch w:val="variable"/>
-    <w:sig w:usb0="E1002EFF" w:usb1="C000605B" w:usb2="00000029" w:usb3="00000000" w:csb0="000101FF" w:csb1="00000000"/>
-  </w:font>
-  <w:font w:name="Cambria Math">
-    <w:panose1 w:val="02040503050406030204"/>
-    <w:charset w:val="CC"/>
-    <w:family w:val="roman"/>
-    <w:pitch w:val="variable"/>
-    <w:sig w:usb0="E00006FF" w:usb1="420024FF" w:usb2="02000000" w:usb3="00000000" w:csb0="0000019F" w:csb1="00000000"/>
-  </w:font>
-</w:fonts>
-</file>
-
-<file path=word/glossary/settings.xml><?xml version="1.0" encoding="utf-8"?>
-<w:settings xmlns:o="urn:schemas-microsoft-com:office:office" xmlns:r="http://schemas.openxmlformats.org/officeDocument/2006/relationships" xmlns:m="http://schemas.openxmlformats.org/officeDocument/2006/math" xmlns:v="urn:schemas-microsoft-com:vml" xmlns:w10="urn:schemas-microsoft-com:office:word" xmlns:w="http://schemas.openxmlformats.org/wordprocessingml/2006/main" xmlns:sl="http://schemas.openxmlformats.org/schemaLibrary/2006/main">
-  <w:view w:val="normal"/>
-  <w:defaultTabStop w:val="708"/>
-  <w:characterSpacingControl w:val="doNotCompress"/>
-  <w:compat>
-    <w:useFELayout/>
-  </w:compat>
-  <w:rsids>
-    <w:rsidRoot w:val="00ED69F3"/>
-    <w:rsid w:val="00ED69F3"/>
-  </w:rsids>
-  <m:mathPr>
-    <m:mathFont m:val="Cambria Math"/>
-    <m:brkBin m:val="before"/>
-    <m:brkBinSub m:val="--"/>
-    <m:smallFrac m:val="off"/>
-    <m:dispDef/>
-    <m:lMargin m:val="0"/>
-    <m:rMargin m:val="0"/>
-    <m:defJc m:val="centerGroup"/>
-    <m:wrapIndent m:val="1440"/>
-    <m:intLim m:val="subSup"/>
-    <m:naryLim m:val="undOvr"/>
-  </m:mathPr>
-  <w:themeFontLang w:val="ru-RU"/>
-  <w:clrSchemeMapping w:bg1="light1" w:t1="dark1" w:bg2="light2" w:t2="dark2" w:accent1="accent1" w:accent2="accent2" w:accent3="accent3" w:accent4="accent4" w:accent5="accent5" w:accent6="accent6" w:hyperlink="hyperlink" w:followedHyperlink="followedHyperlink"/>
-  <w:decimalSymbol w:val=","/>
-  <w:listSeparator w:val=";"/>
-</w:settings>
-</file>
-
-<file path=word/glossary/styles.xml><?xml version="1.0" encoding="utf-8"?>
-<w:styles xmlns:r="http://schemas.openxmlformats.org/officeDocument/2006/relationships" xmlns:w="http://schemas.openxmlformats.org/wordprocessingml/2006/main">
-  <w:docDefaults>
-    <w:rPrDefault>
-      <w:rPr>
-        <w:rFonts w:asciiTheme="minorHAnsi" w:eastAsiaTheme="minorEastAsia" w:hAnsiTheme="minorHAnsi" w:cstheme="minorBidi"/>
-        <w:sz w:val="22"/>
-        <w:szCs w:val="22"/>
-        <w:lang w:val="ru-RU" w:eastAsia="ru-RU" w:bidi="ar-SA"/>
-      </w:rPr>
-    </w:rPrDefault>
-    <w:pPrDefault>
-      <w:pPr>
-        <w:spacing w:after="200" w:line="276" w:lineRule="auto"/>
-      </w:pPr>
-    </w:pPrDefault>
-  </w:docDefaults>
-  <w:latentStyles w:defLockedState="0" w:defUIPriority="99" w:defSemiHidden="1" w:defUnhideWhenUsed="1" w:defQFormat="0" w:count="267">
-    <w:lsdException w:name="Normal" w:semiHidden="0" w:uiPriority="0" w:unhideWhenUsed="0" w:qFormat="1"/>
-    <w:lsdException w:name="heading 1" w:semiHidden="0" w:uiPriority="9" w:unhideWhenUsed="0" w:qFormat="1"/>
-    <w:lsdException w:name="heading 2" w:uiPriority="9" w:qFormat="1"/>
-    <w:lsdException w:name="heading 3" w:uiPriority="9" w:qFormat="1"/>
-    <w:lsdException w:name="heading 4" w:uiPriority="9" w:qFormat="1"/>
-    <w:lsdException w:name="heading 5" w:uiPriority="9" w:qFormat="1"/>
-    <w:lsdException w:name="heading 6" w:uiPriority="9" w:qFormat="1"/>
-    <w:lsdException w:name="heading 7" w:uiPriority="9" w:qFormat="1"/>
-    <w:lsdException w:name="heading 8" w:uiPriority="9" w:qFormat="1"/>
-    <w:lsdException w:name="heading 9" w:uiPriority="9" w:qFormat="1"/>
-    <w:lsdException w:name="toc 1" w:uiPriority="39"/>
-    <w:lsdException w:name="toc 2" w:uiPriority="39"/>
-    <w:lsdException w:name="toc 3" w:uiPriority="39"/>
-    <w:lsdException w:name="toc 4" w:uiPriority="39"/>
-    <w:lsdException w:name="toc 5" w:uiPriority="39"/>
-    <w:lsdException w:name="toc 6" w:uiPriority="39"/>
-    <w:lsdException w:name="toc 7" w:uiPriority="39"/>
-    <w:lsdException w:name="toc 8" w:uiPriority="39"/>
-    <w:lsdException w:name="toc 9" w:uiPriority="39"/>
-    <w:lsdException w:name="caption" w:uiPriority="35" w:qFormat="1"/>
-    <w:lsdException w:name="Title" w:semiHidden="0" w:uiPriority="10" w:unhideWhenUsed="0" w:qFormat="1"/>
-    <w:lsdException w:name="Default Paragraph Font" w:uiPriority="1"/>
-    <w:lsdException w:name="Subtitle" w:semiHidden="0" w:uiPriority="11" w:unhideWhenUsed="0" w:qFormat="1"/>
-    <w:lsdException w:name="Strong" w:semiHidden="0" w:uiPriority="22" w:unhideWhenUsed="0" w:qFormat="1"/>
-    <w:lsdException w:name="Emphasis" w:semiHidden="0" w:uiPriority="20" w:unhideWhenUsed="0" w:qFormat="1"/>
-    <w:lsdException w:name="Table Grid" w:semiHidden="0" w:uiPriority="59" w:unhideWhenUsed="0"/>
-    <w:lsdException w:name="Placeholder Text" w:unhideWhenUsed="0"/>
-    <w:lsdException w:name="No Spacing" w:semiHidden="0" w:uiPriority="1" w:unhideWhenUsed="0" w:qFormat="1"/>
-    <w:lsdException w:name="Light Shading" w:semiHidden="0" w:uiPriority="60" w:unhideWhenUsed="0"/>
-    <w:lsdException w:name="Light List" w:semiHidden="0" w:uiPriority="61" w:unhideWhenUsed="0"/>
-    <w:lsdException w:name="Light Grid" w:semiHidden="0" w:uiPriority="62" w:unhideWhenUsed="0"/>
-    <w:lsdException w:name="Medium Shading 1" w:semiHidden="0" w:uiPriority="63" w:unhideWhenUsed="0"/>
-    <w:lsdException w:name="Medium Shading 2" w:semiHidden="0" w:uiPriority="64" w:unhideWhenUsed="0"/>
-    <w:lsdException w:name="Medium List 1" w:semiHidden="0" w:uiPriority="65" w:unhideWhenUsed="0"/>
-    <w:lsdException w:name="Medium List 2" w:semiHidden="0" w:uiPriority="66" w:unhideWhenUsed="0"/>
-    <w:lsdException w:name="Medium Grid 1" w:semiHidden="0" w:uiPriority="67" w:unhideWhenUsed="0"/>
-    <w:lsdException w:name="Medium Grid 2" w:semiHidden="0" w:uiPriority="68" w:unhideWhenUsed="0"/>
-    <w:lsdException w:name="Medium Grid 3" w:semiHidden="0" w:uiPriority="69" w:unhideWhenUsed="0"/>
-    <w:lsdException w:name="Dark List" w:semiHidden="0" w:uiPriority="70" w:unhideWhenUsed="0"/>
-    <w:lsdException w:name="Colorful Shading" w:semiHidden="0" w:uiPriority="71" w:unhideWhenUsed="0"/>
-    <w:lsdException w:name="Colorful List" w:semiHidden="0" w:uiPriority="72" w:unhideWhenUsed="0"/>
-    <w:lsdException w:name="Colorful Grid" w:semiHidden="0" w:uiPriority="73" w:unhideWhenUsed="0"/>
-    <w:lsdException w:name="Light Shading Accent 1" w:semiHidden="0" w:uiPriority="60" w:unhideWhenUsed="0"/>
-    <w:lsdException w:name="Light List Accent 1" w:semiHidden="0" w:uiPriority="61" w:unhideWhenUsed="0"/>
-    <w:lsdException w:name="Light Grid Accent 1" w:semiHidden="0" w:uiPriority="62" w:unhideWhenUsed="0"/>
-    <w:lsdException w:name="Medium Shading 1 Accent 1" w:semiHidden="0" w:uiPriority="63" w:unhideWhenUsed="0"/>
-    <w:lsdException w:name="Medium Shading 2 Accent 1" w:semiHidden="0" w:uiPriority="64" w:unhideWhenUsed="0"/>
-    <w:lsdException w:name="Medium List 1 Accent 1" w:semiHidden="0" w:uiPriority="65" w:unhideWhenUsed="0"/>
-    <w:lsdException w:name="Revision" w:unhideWhenUsed="0"/>
-    <w:lsdException w:name="List Paragraph" w:semiHidden="0" w:uiPriority="34" w:unhideWhenUsed="0" w:qFormat="1"/>
-    <w:lsdException w:name="Quote" w:semiHidden="0" w:uiPriority="29" w:unhideWhenUsed="0" w:qFormat="1"/>
-    <w:lsdException w:name="Intense Quote" w:semiHidden="0" w:uiPriority="30" w:unhideWhenUsed="0" w:qFormat="1"/>
-    <w:lsdException w:name="Medium List 2 Accent 1" w:semiHidden="0" w:uiPriority="66" w:unhideWhenUsed="0"/>
-    <w:lsdException w:name="Medium Grid 1 Accent 1" w:semiHidden="0" w:uiPriority="67" w:unhideWhenUsed="0"/>
-    <w:lsdException w:name="Medium Grid 2 Accent 1" w:semiHidden="0" w:uiPriority="68" w:unhideWhenUsed="0"/>
-    <w:lsdException w:name="Medium Grid 3 Accent 1" w:semiHidden="0" w:uiPriority="69" w:unhideWhenUsed="0"/>
-    <w:lsdException w:name="Dark List Accent 1" w:semiHidden="0" w:uiPriority="70" w:unhideWhenUsed="0"/>
-    <w:lsdException w:name="Colorful Shading Accent 1" w:semiHidden="0" w:uiPriority="71" w:unhideWhenUsed="0"/>
-    <w:lsdException w:name="Colorful List Accent 1" w:semiHidden="0" w:uiPriority="72" w:unhideWhenUsed="0"/>
-    <w:lsdException w:name="Colorful Grid Accent 1" w:semiHidden="0" w:uiPriority="73" w:unhideWhenUsed="0"/>
-    <w:lsdException w:name="Light Shading Accent 2" w:semiHidden="0" w:uiPriority="60" w:unhideWhenUsed="0"/>
-    <w:lsdException w:name="Light List Accent 2" w:semiHidden="0" w:uiPriority="61" w:unhideWhenUsed="0"/>
-    <w:lsdException w:name="Light Grid Accent 2" w:semiHidden="0" w:uiPriority="62" w:unhideWhenUsed="0"/>
-    <w:lsdException w:name="Medium Shading 1 Accent 2" w:semiHidden="0" w:uiPriority="63" w:unhideWhenUsed="0"/>
-    <w:lsdException w:name="Medium Shading 2 Accent 2" w:semiHidden="0" w:uiPriority="64" w:unhideWhenUsed="0"/>
-    <w:lsdException w:name="Medium List 1 Accent 2" w:semiHidden="0" w:uiPriority="65" w:unhideWhenUsed="0"/>
-    <w:lsdException w:name="Medium List 2 Accent 2" w:semiHidden="0" w:uiPriority="66" w:unhideWhenUsed="0"/>
-    <w:lsdException w:name="Medium Grid 1 Accent 2" w:semiHidden="0" w:uiPriority="67" w:unhideWhenUsed="0"/>
-    <w:lsdException w:name="Medium Grid 2 Accent 2" w:semiHidden="0" w:uiPriority="68" w:unhideWhenUsed="0"/>
-    <w:lsdException w:name="Medium Grid 3 Accent 2" w:semiHidden="0" w:uiPriority="69" w:unhideWhenUsed="0"/>
-    <w:lsdException w:name="Dark List Accent 2" w:semiHidden="0" w:uiPriority="70" w:unhideWhenUsed="0"/>
-    <w:lsdException w:name="Colorful Shading Accent 2" w:semiHidden="0" w:uiPriority="71" w:unhideWhenUsed="0"/>
-    <w:lsdException w:name="Colorful List Accent 2" w:semiHidden="0" w:uiPriority="72" w:unhideWhenUsed="0"/>
-    <w:lsdException w:name="Colorful Grid Accent 2" w:semiHidden="0" w:uiPriority="73" w:unhideWhenUsed="0"/>
-    <w:lsdException w:name="Light Shading Accent 3" w:semiHidden="0" w:uiPriority="60" w:unhideWhenUsed="0"/>
-    <w:lsdException w:name="Light List Accent 3" w:semiHidden="0" w:uiPriority="61" w:unhideWhenUsed="0"/>
-    <w:lsdException w:name="Light Grid Accent 3" w:semiHidden="0" w:uiPriority="62" w:unhideWhenUsed="0"/>
-    <w:lsdException w:name="Medium Shading 1 Accent 3" w:semiHidden="0" w:uiPriority="63" w:unhideWhenUsed="0"/>
-    <w:lsdException w:name="Medium Shading 2 Accent 3" w:semiHidden="0" w:uiPriority="64" w:unhideWhenUsed="0"/>
-    <w:lsdException w:name="Medium List 1 Accent 3" w:semiHidden="0" w:uiPriority="65" w:unhideWhenUsed="0"/>
-    <w:lsdException w:name="Medium List 2 Accent 3" w:semiHidden="0" w:uiPriority="66" w:unhideWhenUsed="0"/>
-    <w:lsdException w:name="Medium Grid 1 Accent 3" w:semiHidden="0" w:uiPriority="67" w:unhideWhenUsed="0"/>
-    <w:lsdException w:name="Medium Grid 2 Accent 3" w:semiHidden="0" w:uiPriority="68" w:unhideWhenUsed="0"/>
-    <w:lsdException w:name="Medium Grid 3 Accent 3" w:semiHidden="0" w:uiPriority="69" w:unhideWhenUsed="0"/>
-    <w:lsdException w:name="Dark List Accent 3" w:semiHidden="0" w:uiPriority="70" w:unhideWhenUsed="0"/>
-    <w:lsdException w:name="Colorful Shading Accent 3" w:semiHidden="0" w:uiPriority="71" w:unhideWhenUsed="0"/>
-    <w:lsdException w:name="Colorful List Accent 3" w:semiHidden="0" w:uiPriority="72" w:unhideWhenUsed="0"/>
-    <w:lsdException w:name="Colorful Grid Accent 3" w:semiHidden="0" w:uiPriority="73" w:unhideWhenUsed="0"/>
-    <w:lsdException w:name="Light Shading Accent 4" w:semiHidden="0" w:uiPriority="60" w:unhideWhenUsed="0"/>
-    <w:lsdException w:name="Light List Accent 4" w:semiHidden="0" w:uiPriority="61" w:unhideWhenUsed="0"/>
-    <w:lsdException w:name="Light Grid Accent 4" w:semiHidden="0" w:uiPriority="62" w:unhideWhenUsed="0"/>
-    <w:lsdException w:name="Medium Shading 1 Accent 4" w:semiHidden="0" w:uiPriority="63" w:unhideWhenUsed="0"/>
-    <w:lsdException w:name="Medium Shading 2 Accent 4" w:semiHidden="0" w:uiPriority="64" w:unhideWhenUsed="0"/>
-    <w:lsdException w:name="Medium List 1 Accent 4" w:semiHidden="0" w:uiPriority="65" w:unhideWhenUsed="0"/>
-    <w:lsdException w:name="Medium List 2 Accent 4" w:semiHidden="0" w:uiPriority="66" w:unhideWhenUsed="0"/>
-    <w:lsdException w:name="Medium Grid 1 Accent 4" w:semiHidden="0" w:uiPriority="67" w:unhideWhenUsed="0"/>
-    <w:lsdException w:name="Medium Grid 2 Accent 4" w:semiHidden="0" w:uiPriority="68" w:unhideWhenUsed="0"/>
-    <w:lsdException w:name="Medium Grid 3 Accent 4" w:semiHidden="0" w:uiPriority="69" w:unhideWhenUsed="0"/>
-    <w:lsdException w:name="Dark List Accent 4" w:semiHidden="0" w:uiPriority="70" w:unhideWhenUsed="0"/>
-    <w:lsdException w:name="Colorful Shading Accent 4" w:semiHidden="0" w:uiPriority="71" w:unhideWhenUsed="0"/>
-    <w:lsdException w:name="Colorful List Accent 4" w:semiHidden="0" w:uiPriority="72" w:unhideWhenUsed="0"/>
-    <w:lsdException w:name="Colorful Grid Accent 4" w:semiHidden="0" w:uiPriority="73" w:unhideWhenUsed="0"/>
-    <w:lsdException w:name="Light Shading Accent 5" w:semiHidden="0" w:uiPriority="60" w:unhideWhenUsed="0"/>
-    <w:lsdException w:name="Light List Accent 5" w:semiHidden="0" w:uiPriority="61" w:unhideWhenUsed="0"/>
-    <w:lsdException w:name="Light Grid Accent 5" w:semiHidden="0" w:uiPriority="62" w:unhideWhenUsed="0"/>
-    <w:lsdException w:name="Medium Shading 1 Accent 5" w:semiHidden="0" w:uiPriority="63" w:unhideWhenUsed="0"/>
-    <w:lsdException w:name="Medium Shading 2 Accent 5" w:semiHidden="0" w:uiPriority="64" w:unhideWhenUsed="0"/>
-    <w:lsdException w:name="Medium List 1 Accent 5" w:semiHidden="0" w:uiPriority="65" w:unhideWhenUsed="0"/>
-    <w:lsdException w:name="Medium List 2 Accent 5" w:semiHidden="0" w:uiPriority="66" w:unhideWhenUsed="0"/>
-    <w:lsdException w:name="Medium Grid 1 Accent 5" w:semiHidden="0" w:uiPriority="67" w:unhideWhenUsed="0"/>
-    <w:lsdException w:name="Medium Grid 2 Accent 5" w:semiHidden="0" w:uiPriority="68" w:unhideWhenUsed="0"/>
-    <w:lsdException w:name="Medium Grid 3 Accent 5" w:semiHidden="0" w:uiPriority="69" w:unhideWhenUsed="0"/>
-    <w:lsdException w:name="Dark List Accent 5" w:semiHidden="0" w:uiPriority="70" w:unhideWhenUsed="0"/>
-    <w:lsdException w:name="Colorful Shading Accent 5" w:semiHidden="0" w:uiPriority="71" w:unhideWhenUsed="0"/>
-    <w:lsdException w:name="Colorful List Accent 5" w:semiHidden="0" w:uiPriority="72" w:unhideWhenUsed="0"/>
-    <w:lsdException w:name="Colorful Grid Accent 5" w:semiHidden="0" w:uiPriority="73" w:unhideWhenUsed="0"/>
-    <w:lsdException w:name="Light Shading Accent 6" w:semiHidden="0" w:uiPriority="60" w:unhideWhenUsed="0"/>
-    <w:lsdException w:name="Light List Accent 6" w:semiHidden="0" w:uiPriority="61" w:unhideWhenUsed="0"/>
-    <w:lsdException w:name="Light Grid Accent 6" w:semiHidden="0" w:uiPriority="62" w:unhideWhenUsed="0"/>
-    <w:lsdException w:name="Medium Shading 1 Accent 6" w:semiHidden="0" w:uiPriority="63" w:unhideWhenUsed="0"/>
-    <w:lsdException w:name="Medium Shading 2 Accent 6" w:semiHidden="0" w:uiPriority="64" w:unhideWhenUsed="0"/>
-    <w:lsdException w:name="Medium List 1 Accent 6" w:semiHidden="0" w:uiPriority="65" w:unhideWhenUsed="0"/>
-    <w:lsdException w:name="Medium List 2 Accent 6" w:semiHidden="0" w:uiPriority="66" w:unhideWhenUsed="0"/>
-    <w:lsdException w:name="Medium Grid 1 Accent 6" w:semiHidden="0" w:uiPriority="67" w:unhideWhenUsed="0"/>
-    <w:lsdException w:name="Medium Grid 2 Accent 6" w:semiHidden="0" w:uiPriority="68" w:unhideWhenUsed="0"/>
-    <w:lsdException w:name="Medium Grid 3 Accent 6" w:semiHidden="0" w:uiPriority="69" w:unhideWhenUsed="0"/>
-    <w:lsdException w:name="Dark List Accent 6" w:semiHidden="0" w:uiPriority="70" w:unhideWhenUsed="0"/>
-    <w:lsdException w:name="Colorful Shading Accent 6" w:semiHidden="0" w:uiPriority="71" w:unhideWhenUsed="0"/>
-    <w:lsdException w:name="Colorful List Accent 6" w:semiHidden="0" w:uiPriority="72" w:unhideWhenUsed="0"/>
-    <w:lsdException w:name="Colorful Grid Accent 6" w:semiHidden="0" w:uiPriority="73" w:unhideWhenUsed="0"/>
-    <w:lsdException w:name="Subtle Emphasis" w:semiHidden="0" w:uiPriority="19" w:unhideWhenUsed="0" w:qFormat="1"/>
-    <w:lsdException w:name="Intense Emphasis" w:semiHidden="0" w:uiPriority="21" w:unhideWhenUsed="0" w:qFormat="1"/>
-    <w:lsdException w:name="Subtle Reference" w:semiHidden="0" w:uiPriority="31" w:unhideWhenUsed="0" w:qFormat="1"/>
-    <w:lsdException w:name="Intense Reference" w:semiHidden="0" w:uiPriority="32" w:unhideWhenUsed="0" w:qFormat="1"/>
-    <w:lsdException w:name="Book Title" w:semiHidden="0" w:uiPriority="33" w:unhideWhenUsed="0" w:qFormat="1"/>
-    <w:lsdException w:name="Bibliography" w:uiPriority="37"/>
-    <w:lsdException w:name="TOC Heading" w:uiPriority="39" w:qFormat="1"/>
-  </w:latentStyles>
-  <w:style w:type="paragraph" w:default="1" w:styleId="a">
-    <w:name w:val="Normal"/>
-    <w:qFormat/>
-  </w:style>
-  <w:style w:type="character" w:default="1" w:styleId="a0">
-    <w:name w:val="Default Paragraph Font"/>
-    <w:uiPriority w:val="1"/>
-    <w:semiHidden/>
-    <w:unhideWhenUsed/>
-  </w:style>
-  <w:style w:type="table" w:default="1" w:styleId="a1">
-    <w:name w:val="Normal Table"/>
-    <w:uiPriority w:val="99"/>
-    <w:semiHidden/>
-    <w:unhideWhenUsed/>
-    <w:qFormat/>
-    <w:tblPr>
-      <w:tblInd w:w="0" w:type="dxa"/>
-      <w:tblCellMar>
-        <w:top w:w="0" w:type="dxa"/>
-        <w:left w:w="108" w:type="dxa"/>
-        <w:bottom w:w="0" w:type="dxa"/>
-        <w:right w:w="108" w:type="dxa"/>
-      </w:tblCellMar>
-    </w:tblPr>
-  </w:style>
-  <w:style w:type="numbering" w:default="1" w:styleId="a2">
-    <w:name w:val="No List"/>
-    <w:uiPriority w:val="99"/>
-    <w:semiHidden/>
-    <w:unhideWhenUsed/>
-  </w:style>
-  <w:style w:type="character" w:styleId="a3">
-    <w:name w:val="Placeholder Text"/>
-    <w:basedOn w:val="a0"/>
-    <w:uiPriority w:val="99"/>
-    <w:semiHidden/>
-    <w:rsid w:val="00ED69F3"/>
-    <w:rPr>
-      <w:color w:val="808080"/>
-    </w:rPr>
-  </w:style>
-</w:styles>
-</file>
-
-<file path=word/glossary/webSettings.xml><?xml version="1.0" encoding="utf-8"?>
-<w:webSettings xmlns:r="http://schemas.openxmlformats.org/officeDocument/2006/relationships" xmlns:w="http://schemas.openxmlformats.org/wordprocessingml/2006/main">
-  <w:optimizeForBrowser/>
-</w:webSettings>
-</file>
-
 <file path=word/theme/theme1.xml><?xml version="1.0" encoding="utf-8"?>
 <a:theme xmlns:a="http://schemas.openxmlformats.org/drawingml/2006/main" name="Тема Office">
   <a:themeElements>

--- a/Диплом.docx
+++ b/Диплом.docx
@@ -593,7 +593,7 @@
           <w:r>
             <w:fldChar w:fldCharType="separate"/>
           </w:r>
-          <w:hyperlink w:anchor="_Toc229317762" w:history="1">
+          <w:hyperlink w:anchor="_Toc229399936" w:history="1">
             <w:r>
               <w:rPr>
                 <w:rStyle w:val="ab"/>
@@ -621,7 +621,7 @@
                 <w:noProof/>
                 <w:webHidden/>
               </w:rPr>
-              <w:instrText xml:space="preserve"> PAGEREF _Toc229317762 \h </w:instrText>
+              <w:instrText xml:space="preserve"> PAGEREF _Toc229399936 \h </w:instrText>
             </w:r>
             <w:r>
               <w:rPr>
@@ -662,7 +662,7 @@
               <w:noProof/>
             </w:rPr>
           </w:pPr>
-          <w:hyperlink w:anchor="_Toc229317763" w:history="1">
+          <w:hyperlink w:anchor="_Toc229399937" w:history="1">
             <w:r>
               <w:rPr>
                 <w:rStyle w:val="ab"/>
@@ -690,7 +690,7 @@
                 <w:noProof/>
                 <w:webHidden/>
               </w:rPr>
-              <w:instrText xml:space="preserve"> PAGEREF _Toc229317763 \h </w:instrText>
+              <w:instrText xml:space="preserve"> PAGEREF _Toc229399937 \h </w:instrText>
             </w:r>
             <w:r>
               <w:rPr>
@@ -732,7 +732,7 @@
               <w:noProof/>
             </w:rPr>
           </w:pPr>
-          <w:hyperlink w:anchor="_Toc229317764" w:history="1">
+          <w:hyperlink w:anchor="_Toc229399938" w:history="1">
             <w:r>
               <w:rPr>
                 <w:rStyle w:val="ab"/>
@@ -774,7 +774,7 @@
                 <w:noProof/>
                 <w:webHidden/>
               </w:rPr>
-              <w:instrText xml:space="preserve"> PAGEREF _Toc229317764 \h </w:instrText>
+              <w:instrText xml:space="preserve"> PAGEREF _Toc229399938 \h </w:instrText>
             </w:r>
             <w:r>
               <w:rPr>
@@ -809,30 +809,45 @@
           <w:pPr>
             <w:pStyle w:val="31"/>
             <w:tabs>
+              <w:tab w:val="left" w:pos="1320"/>
               <w:tab w:val="right" w:leader="dot" w:pos="9345"/>
             </w:tabs>
             <w:rPr>
               <w:noProof/>
             </w:rPr>
           </w:pPr>
-          <w:hyperlink w:anchor="_Toc229317765" w:history="1">
+          <w:hyperlink w:anchor="_Toc229399939" w:history="1">
             <w:r>
               <w:rPr>
                 <w:rStyle w:val="ab"/>
                 <w:rFonts w:ascii="Times New Roman" w:hAnsi="Times New Roman" w:cs="Times New Roman"/>
                 <w:noProof/>
               </w:rPr>
-              <w:t>1.1.1 Амплитудная модуляция.</w:t>
+              <w:t>1.1.1</w:t>
             </w:r>
             <w:r>
               <w:rPr>
                 <w:noProof/>
-                <w:webHidden/>
               </w:rPr>
               <w:tab/>
             </w:r>
             <w:r>
               <w:rPr>
+                <w:rStyle w:val="ab"/>
+                <w:rFonts w:ascii="Times New Roman" w:hAnsi="Times New Roman" w:cs="Times New Roman"/>
+                <w:noProof/>
+              </w:rPr>
+              <w:t>Амплитудная модуляция.</w:t>
+            </w:r>
+            <w:r>
+              <w:rPr>
+                <w:noProof/>
+                <w:webHidden/>
+              </w:rPr>
+              <w:tab/>
+            </w:r>
+            <w:r>
+              <w:rPr>
                 <w:noProof/>
                 <w:webHidden/>
               </w:rPr>
@@ -843,7 +858,7 @@
                 <w:noProof/>
                 <w:webHidden/>
               </w:rPr>
-              <w:instrText xml:space="preserve"> PAGEREF _Toc229317765 \h </w:instrText>
+              <w:instrText xml:space="preserve"> PAGEREF _Toc229399939 \h </w:instrText>
             </w:r>
             <w:r>
               <w:rPr>
@@ -878,30 +893,45 @@
           <w:pPr>
             <w:pStyle w:val="31"/>
             <w:tabs>
+              <w:tab w:val="left" w:pos="1320"/>
               <w:tab w:val="right" w:leader="dot" w:pos="9345"/>
             </w:tabs>
             <w:rPr>
               <w:noProof/>
             </w:rPr>
           </w:pPr>
-          <w:hyperlink w:anchor="_Toc229317766" w:history="1">
+          <w:hyperlink w:anchor="_Toc229399940" w:history="1">
             <w:r>
               <w:rPr>
                 <w:rStyle w:val="ab"/>
                 <w:rFonts w:ascii="Times New Roman" w:hAnsi="Times New Roman" w:cs="Times New Roman"/>
                 <w:noProof/>
               </w:rPr>
-              <w:t>1.1.2 Угловая модуляция.</w:t>
+              <w:t>1.1.2</w:t>
             </w:r>
             <w:r>
               <w:rPr>
                 <w:noProof/>
-                <w:webHidden/>
               </w:rPr>
               <w:tab/>
             </w:r>
             <w:r>
               <w:rPr>
+                <w:rStyle w:val="ab"/>
+                <w:rFonts w:ascii="Times New Roman" w:hAnsi="Times New Roman" w:cs="Times New Roman"/>
+                <w:noProof/>
+              </w:rPr>
+              <w:t>Угловая модуляция.</w:t>
+            </w:r>
+            <w:r>
+              <w:rPr>
+                <w:noProof/>
+                <w:webHidden/>
+              </w:rPr>
+              <w:tab/>
+            </w:r>
+            <w:r>
+              <w:rPr>
                 <w:noProof/>
                 <w:webHidden/>
               </w:rPr>
@@ -912,7 +942,7 @@
                 <w:noProof/>
                 <w:webHidden/>
               </w:rPr>
-              <w:instrText xml:space="preserve"> PAGEREF _Toc229317766 \h </w:instrText>
+              <w:instrText xml:space="preserve"> PAGEREF _Toc229399940 \h </w:instrText>
             </w:r>
             <w:r>
               <w:rPr>
@@ -954,7 +984,7 @@
               <w:noProof/>
             </w:rPr>
           </w:pPr>
-          <w:hyperlink w:anchor="_Toc229317767" w:history="1">
+          <w:hyperlink w:anchor="_Toc229399941" w:history="1">
             <w:r>
               <w:rPr>
                 <w:rStyle w:val="ab"/>
@@ -996,7 +1026,7 @@
                 <w:noProof/>
                 <w:webHidden/>
               </w:rPr>
-              <w:instrText xml:space="preserve"> PAGEREF _Toc229317767 \h </w:instrText>
+              <w:instrText xml:space="preserve"> PAGEREF _Toc229399941 \h </w:instrText>
             </w:r>
             <w:r>
               <w:rPr>
@@ -1038,7 +1068,7 @@
               <w:noProof/>
             </w:rPr>
           </w:pPr>
-          <w:hyperlink w:anchor="_Toc229317768" w:history="1">
+          <w:hyperlink w:anchor="_Toc229399942" w:history="1">
             <w:r>
               <w:rPr>
                 <w:rStyle w:val="ab"/>
@@ -1080,7 +1110,7 @@
                 <w:noProof/>
                 <w:webHidden/>
               </w:rPr>
-              <w:instrText xml:space="preserve"> PAGEREF _Toc229317768 \h </w:instrText>
+              <w:instrText xml:space="preserve"> PAGEREF _Toc229399942 \h </w:instrText>
             </w:r>
             <w:r>
               <w:rPr>
@@ -1122,7 +1152,7 @@
               <w:noProof/>
             </w:rPr>
           </w:pPr>
-          <w:hyperlink w:anchor="_Toc229317769" w:history="1">
+          <w:hyperlink w:anchor="_Toc229399943" w:history="1">
             <w:r>
               <w:rPr>
                 <w:rStyle w:val="ab"/>
@@ -1179,7 +1209,7 @@
                 <w:noProof/>
                 <w:webHidden/>
               </w:rPr>
-              <w:instrText xml:space="preserve"> PAGEREF _Toc229317769 \h </w:instrText>
+              <w:instrText xml:space="preserve"> PAGEREF _Toc229399943 \h </w:instrText>
             </w:r>
             <w:r>
               <w:rPr>
@@ -1200,6 +1230,90 @@
                 <w:webHidden/>
               </w:rPr>
               <w:t>10</w:t>
+            </w:r>
+            <w:r>
+              <w:rPr>
+                <w:noProof/>
+                <w:webHidden/>
+              </w:rPr>
+              <w:fldChar w:fldCharType="end"/>
+            </w:r>
+          </w:hyperlink>
+        </w:p>
+        <w:p>
+          <w:pPr>
+            <w:pStyle w:val="31"/>
+            <w:tabs>
+              <w:tab w:val="left" w:pos="1320"/>
+              <w:tab w:val="right" w:leader="dot" w:pos="9345"/>
+            </w:tabs>
+            <w:rPr>
+              <w:noProof/>
+            </w:rPr>
+          </w:pPr>
+          <w:hyperlink w:anchor="_Toc229399944" w:history="1">
+            <w:r>
+              <w:rPr>
+                <w:rStyle w:val="ab"/>
+                <w:rFonts w:ascii="Times New Roman" w:hAnsi="Times New Roman" w:cs="Times New Roman"/>
+                <w:noProof/>
+              </w:rPr>
+              <w:t>1.2.3</w:t>
+            </w:r>
+            <w:r>
+              <w:rPr>
+                <w:noProof/>
+              </w:rPr>
+              <w:tab/>
+            </w:r>
+            <w:r>
+              <w:rPr>
+                <w:rStyle w:val="ab"/>
+                <w:rFonts w:ascii="Times New Roman" w:hAnsi="Times New Roman" w:cs="Times New Roman"/>
+                <w:noProof/>
+              </w:rPr>
+              <w:t>Частотные методы модуляции.</w:t>
+            </w:r>
+            <w:r>
+              <w:rPr>
+                <w:noProof/>
+                <w:webHidden/>
+              </w:rPr>
+              <w:tab/>
+            </w:r>
+            <w:r>
+              <w:rPr>
+                <w:noProof/>
+                <w:webHidden/>
+              </w:rPr>
+              <w:fldChar w:fldCharType="begin"/>
+            </w:r>
+            <w:r>
+              <w:rPr>
+                <w:noProof/>
+                <w:webHidden/>
+              </w:rPr>
+              <w:instrText xml:space="preserve"> PAGEREF _Toc229399944 \h </w:instrText>
+            </w:r>
+            <w:r>
+              <w:rPr>
+                <w:noProof/>
+                <w:webHidden/>
+              </w:rPr>
+            </w:r>
+            <w:r>
+              <w:rPr>
+                <w:noProof/>
+                <w:webHidden/>
+              </w:rPr>
+              <w:fldChar w:fldCharType="separate"/>
+            </w:r>
+            <w:r>
+              <w:rPr>
+                <w:noProof/>
+                <w:webHidden/>
+              </w:rPr>
+              <w:t>13</w:t>
             </w:r>
             <w:r>
               <w:rPr>
@@ -1259,7 +1373,7 @@
           <w:color w:val="auto"/>
         </w:rPr>
       </w:pPr>
-      <w:bookmarkStart w:id="0" w:name="_Toc229317762"/>
+      <w:bookmarkStart w:id="0" w:name="_Toc229399936"/>
       <w:r>
         <w:rPr>
           <w:rFonts w:ascii="Times New Roman" w:hAnsi="Times New Roman" w:cs="Times New Roman"/>
@@ -1691,7 +1805,7 @@
           <w:color w:val="auto"/>
         </w:rPr>
       </w:pPr>
-      <w:bookmarkStart w:id="1" w:name="_Toc229317763"/>
+      <w:bookmarkStart w:id="1" w:name="_Toc229399937"/>
       <w:r>
         <w:rPr>
           <w:rFonts w:ascii="Times New Roman" w:hAnsi="Times New Roman" w:cs="Times New Roman"/>
@@ -1716,7 +1830,7 @@
           <w:szCs w:val="28"/>
         </w:rPr>
       </w:pPr>
-      <w:bookmarkStart w:id="2" w:name="_Toc229317764"/>
+      <w:bookmarkStart w:id="2" w:name="_Toc229399938"/>
       <w:r>
         <w:rPr>
           <w:rFonts w:ascii="Times New Roman" w:hAnsi="Times New Roman" w:cs="Times New Roman"/>
@@ -2177,6 +2291,10 @@
     <w:p>
       <w:pPr>
         <w:pStyle w:val="3"/>
+        <w:numPr>
+          <w:ilvl w:val="2"/>
+          <w:numId w:val="1"/>
+        </w:numPr>
         <w:spacing w:after="160"/>
         <w:rPr>
           <w:rFonts w:ascii="Times New Roman" w:hAnsi="Times New Roman" w:cs="Times New Roman"/>
@@ -2184,23 +2302,7 @@
           <w:sz w:val="28"/>
         </w:rPr>
       </w:pPr>
-      <w:bookmarkStart w:id="3" w:name="_Toc229317765"/>
-      <w:r>
-        <w:rPr>
-          <w:rFonts w:ascii="Times New Roman" w:hAnsi="Times New Roman" w:cs="Times New Roman"/>
-          <w:color w:val="auto"/>
-          <w:sz w:val="28"/>
-        </w:rPr>
-        <w:t>1.1.1</w:t>
-      </w:r>
-      <w:r>
-        <w:rPr>
-          <w:rFonts w:ascii="Times New Roman" w:hAnsi="Times New Roman" w:cs="Times New Roman"/>
-          <w:color w:val="auto"/>
-          <w:sz w:val="28"/>
-        </w:rPr>
-        <w:t xml:space="preserve"> </w:t>
-      </w:r>
+      <w:bookmarkStart w:id="3" w:name="_Toc229399939"/>
       <w:r>
         <w:rPr>
           <w:rFonts w:ascii="Times New Roman" w:hAnsi="Times New Roman" w:cs="Times New Roman"/>
@@ -3370,6 +3472,10 @@
     <w:p>
       <w:pPr>
         <w:pStyle w:val="3"/>
+        <w:numPr>
+          <w:ilvl w:val="2"/>
+          <w:numId w:val="1"/>
+        </w:numPr>
         <w:spacing w:after="160"/>
         <w:rPr>
           <w:rFonts w:ascii="Times New Roman" w:hAnsi="Times New Roman" w:cs="Times New Roman"/>
@@ -3377,22 +3483,14 @@
           <w:sz w:val="28"/>
         </w:rPr>
       </w:pPr>
-      <w:bookmarkStart w:id="4" w:name="_Toc229317766"/>
+      <w:bookmarkStart w:id="4" w:name="_Toc229399940"/>
       <w:r>
         <w:rPr>
           <w:rFonts w:ascii="Times New Roman" w:hAnsi="Times New Roman" w:cs="Times New Roman"/>
           <w:color w:val="auto"/>
           <w:sz w:val="28"/>
         </w:rPr>
-        <w:t>1.1.2</w:t>
-      </w:r>
-      <w:r>
-        <w:rPr>
-          <w:rFonts w:ascii="Times New Roman" w:hAnsi="Times New Roman" w:cs="Times New Roman"/>
-          <w:color w:val="auto"/>
-          <w:sz w:val="28"/>
-        </w:rPr>
-        <w:t xml:space="preserve"> Угловая модуляция.</w:t>
+        <w:t>Угловая модуляция.</w:t>
       </w:r>
       <w:bookmarkEnd w:id="4"/>
     </w:p>
@@ -5744,7 +5842,7 @@
           <w:sz w:val="28"/>
         </w:rPr>
       </w:pPr>
-      <w:bookmarkStart w:id="5" w:name="_Toc229317767"/>
+      <w:bookmarkStart w:id="5" w:name="_Toc229399941"/>
       <w:r>
         <w:rPr>
           <w:rFonts w:ascii="Times New Roman" w:hAnsi="Times New Roman" w:cs="Times New Roman"/>
@@ -5969,7 +6067,7 @@
           <w:sz w:val="28"/>
         </w:rPr>
       </w:pPr>
-      <w:bookmarkStart w:id="6" w:name="_Toc229317768"/>
+      <w:bookmarkStart w:id="6" w:name="_Toc229399942"/>
       <w:r>
         <w:rPr>
           <w:rFonts w:ascii="Times New Roman" w:hAnsi="Times New Roman" w:cs="Times New Roman"/>
@@ -6578,7 +6676,14 @@
                     <w:rFonts w:ascii="Cambria Math" w:hAnsi="Cambria Math" w:cs="Times New Roman"/>
                     <w:sz w:val="28"/>
                   </w:rPr>
-                  <m:t>ωt+</m:t>
+                  <m:t>ω</m:t>
+                </m:r>
+                <m:r>
+                  <w:rPr>
+                    <w:rFonts w:ascii="Cambria Math" w:hAnsi="Cambria Math" w:cs="Times New Roman"/>
+                    <w:sz w:val="28"/>
+                  </w:rPr>
+                  <m:t>t+</m:t>
                 </m:r>
                 <m:sSub>
                   <m:sSubPr>
@@ -8346,8 +8451,16 @@
           <w:rPr>
             <w:rFonts w:ascii="Cambria Math" w:hAnsi="Cambria Math" w:cs="Times New Roman"/>
             <w:sz w:val="28"/>
+            <w:lang w:val="en-US"/>
           </w:rPr>
-          <m:t>M=</m:t>
+          <m:t>k</m:t>
+        </m:r>
+        <m:r>
+          <w:rPr>
+            <w:rFonts w:ascii="Cambria Math" w:hAnsi="Cambria Math" w:cs="Times New Roman"/>
+            <w:sz w:val="28"/>
+          </w:rPr>
+          <m:t>=</m:t>
         </m:r>
         <m:func>
           <m:funcPr>
@@ -8399,7 +8512,7 @@
                 <w:rFonts w:ascii="Cambria Math" w:hAnsi="Cambria Math" w:cs="Times New Roman"/>
                 <w:sz w:val="28"/>
               </w:rPr>
-              <m:t>k</m:t>
+              <m:t>M</m:t>
             </m:r>
           </m:e>
         </m:func>
@@ -8872,7 +8985,7 @@
           <w:sz w:val="28"/>
         </w:rPr>
       </w:pPr>
-      <w:bookmarkStart w:id="7" w:name="_Toc229317769"/>
+      <w:bookmarkStart w:id="7" w:name="_Toc229399943"/>
       <w:r>
         <w:rPr>
           <w:rFonts w:ascii="Times New Roman" w:hAnsi="Times New Roman" w:cs="Times New Roman"/>
@@ -9011,14 +9124,7 @@
                     <w:rFonts w:ascii="Cambria Math" w:hAnsi="Cambria Math" w:cs="Times New Roman"/>
                     <w:sz w:val="28"/>
                   </w:rPr>
-                  <m:t>ω</m:t>
-                </m:r>
-                <m:r>
-                  <w:rPr>
-                    <w:rFonts w:ascii="Cambria Math" w:hAnsi="Cambria Math" w:cs="Times New Roman"/>
-                    <w:sz w:val="28"/>
-                  </w:rPr>
-                  <m:t>t+φ</m:t>
+                  <m:t>ωt+φ</m:t>
                 </m:r>
                 <m:d>
                   <m:dPr>
@@ -12187,10 +12293,3385 @@
           <w:sz w:val="28"/>
         </w:rPr>
       </w:pPr>
+      <w:r>
+        <w:rPr>
+          <w:rFonts w:ascii="Times New Roman" w:hAnsi="Times New Roman" w:cs="Times New Roman"/>
+          <w:sz w:val="28"/>
+        </w:rPr>
+        <w:t>Из данной формулы видно, что расстояние между первыми нулями спектральной</w:t>
+      </w:r>
+      <w:r>
+        <w:rPr>
+          <w:rFonts w:ascii="Times New Roman" w:hAnsi="Times New Roman" w:cs="Times New Roman"/>
+          <w:sz w:val="28"/>
+        </w:rPr>
+        <w:t xml:space="preserve"> </w:t>
+      </w:r>
+      <w:r>
+        <w:rPr>
+          <w:rFonts w:ascii="Times New Roman" w:hAnsi="Times New Roman" w:cs="Times New Roman"/>
+          <w:sz w:val="28"/>
+        </w:rPr>
+        <w:t>плотности мощност</w:t>
+      </w:r>
+      <w:r>
+        <w:rPr>
+          <w:rFonts w:ascii="Times New Roman" w:hAnsi="Times New Roman" w:cs="Times New Roman"/>
+          <w:sz w:val="28"/>
+        </w:rPr>
+        <w:t xml:space="preserve">и сигнала QPSK равно </w:t>
+      </w:r>
+      <m:oMath>
+        <m:r>
+          <w:rPr>
+            <w:rFonts w:ascii="Cambria Math" w:hAnsi="Cambria Math" w:cs="Times New Roman"/>
+            <w:sz w:val="28"/>
+          </w:rPr>
+          <m:t>Δ</m:t>
+        </m:r>
+        <m:r>
+          <w:rPr>
+            <w:rFonts w:ascii="Cambria Math" w:hAnsi="Cambria Math" w:cs="Times New Roman"/>
+            <w:sz w:val="28"/>
+            <w:lang w:val="en-US"/>
+          </w:rPr>
+          <m:t>f</m:t>
+        </m:r>
+        <m:r>
+          <w:rPr>
+            <w:rFonts w:ascii="Cambria Math" w:hAnsi="Cambria Math" w:cs="Times New Roman"/>
+            <w:sz w:val="28"/>
+          </w:rPr>
+          <m:t>=</m:t>
+        </m:r>
+        <m:f>
+          <m:fPr>
+            <m:type m:val="lin"/>
+            <m:ctrlPr>
+              <w:rPr>
+                <w:rFonts w:ascii="Cambria Math" w:hAnsi="Cambria Math" w:cs="Times New Roman"/>
+                <w:i/>
+                <w:sz w:val="28"/>
+                <w:lang w:val="en-US"/>
+              </w:rPr>
+            </m:ctrlPr>
+          </m:fPr>
+          <m:num>
+            <m:r>
+              <w:rPr>
+                <w:rFonts w:ascii="Cambria Math" w:hAnsi="Cambria Math" w:cs="Times New Roman"/>
+                <w:sz w:val="28"/>
+              </w:rPr>
+              <m:t>1</m:t>
+            </m:r>
+          </m:num>
+          <m:den>
+            <m:sSub>
+              <m:sSubPr>
+                <m:ctrlPr>
+                  <w:rPr>
+                    <w:rFonts w:ascii="Cambria Math" w:hAnsi="Cambria Math" w:cs="Times New Roman"/>
+                    <w:i/>
+                    <w:sz w:val="28"/>
+                    <w:lang w:val="en-US"/>
+                  </w:rPr>
+                </m:ctrlPr>
+              </m:sSubPr>
+              <m:e>
+                <m:r>
+                  <w:rPr>
+                    <w:rFonts w:ascii="Cambria Math" w:hAnsi="Cambria Math" w:cs="Times New Roman"/>
+                    <w:sz w:val="28"/>
+                    <w:lang w:val="en-US"/>
+                  </w:rPr>
+                  <m:t>T</m:t>
+                </m:r>
+              </m:e>
+              <m:sub>
+                <m:r>
+                  <w:rPr>
+                    <w:rFonts w:ascii="Cambria Math" w:hAnsi="Cambria Math" w:cs="Times New Roman"/>
+                    <w:sz w:val="28"/>
+                    <w:lang w:val="en-US"/>
+                  </w:rPr>
+                  <m:t>b</m:t>
+                </m:r>
+              </m:sub>
+            </m:sSub>
+          </m:den>
+        </m:f>
+      </m:oMath>
+      <w:r>
+        <w:rPr>
+          <w:rFonts w:ascii="Times New Roman" w:hAnsi="Times New Roman" w:cs="Times New Roman"/>
+          <w:sz w:val="28"/>
+        </w:rPr>
+        <w:t>, что в 2 раза меньше, чем для сигнала</w:t>
+      </w:r>
+      <w:r>
+        <w:rPr>
+          <w:rFonts w:ascii="Times New Roman" w:hAnsi="Times New Roman" w:cs="Times New Roman"/>
+          <w:sz w:val="28"/>
+        </w:rPr>
+        <w:t xml:space="preserve"> </w:t>
+      </w:r>
+      <w:r>
+        <w:rPr>
+          <w:rFonts w:ascii="Times New Roman" w:hAnsi="Times New Roman" w:cs="Times New Roman"/>
+          <w:sz w:val="28"/>
+        </w:rPr>
+        <w:t>BPSK. Другими словами, спектральная эффективность квадратурной модуляции QPSK в 2</w:t>
+      </w:r>
+      <w:r>
+        <w:rPr>
+          <w:rFonts w:ascii="Times New Roman" w:hAnsi="Times New Roman" w:cs="Times New Roman"/>
+          <w:sz w:val="28"/>
+        </w:rPr>
+        <w:t xml:space="preserve"> </w:t>
+      </w:r>
+      <w:r>
+        <w:rPr>
+          <w:rFonts w:ascii="Times New Roman" w:hAnsi="Times New Roman" w:cs="Times New Roman"/>
+          <w:sz w:val="28"/>
+        </w:rPr>
+        <w:t>раза выше, чем бинарной модуляции BPSK.</w:t>
+      </w:r>
+    </w:p>
+    <w:p>
+      <w:pPr>
+        <w:ind w:firstLine="709"/>
+        <w:jc w:val="both"/>
+        <w:rPr>
+          <w:rFonts w:ascii="Times New Roman" w:hAnsi="Times New Roman" w:cs="Times New Roman"/>
+          <w:b/>
+          <w:sz w:val="28"/>
+        </w:rPr>
+      </w:pPr>
+      <w:r>
+        <w:rPr>
+          <w:rFonts w:ascii="Times New Roman" w:hAnsi="Times New Roman" w:cs="Times New Roman"/>
+          <w:b/>
+          <w:sz w:val="28"/>
+        </w:rPr>
+        <w:t>Многопозиционная фазовая модуляция (</w:t>
+      </w:r>
+      <w:r>
+        <w:rPr>
+          <w:rFonts w:ascii="Times New Roman" w:hAnsi="Times New Roman" w:cs="Times New Roman"/>
+          <w:b/>
+          <w:sz w:val="28"/>
+          <w:lang w:val="en-US"/>
+        </w:rPr>
+        <w:t>M</w:t>
+      </w:r>
+      <w:r>
+        <w:rPr>
+          <w:rFonts w:ascii="Times New Roman" w:hAnsi="Times New Roman" w:cs="Times New Roman"/>
+          <w:b/>
+          <w:sz w:val="28"/>
+        </w:rPr>
+        <w:t>-</w:t>
+      </w:r>
+      <w:r>
+        <w:rPr>
+          <w:rFonts w:ascii="Times New Roman" w:hAnsi="Times New Roman" w:cs="Times New Roman"/>
+          <w:b/>
+          <w:sz w:val="28"/>
+          <w:lang w:val="en-US"/>
+        </w:rPr>
+        <w:t>PSK</w:t>
+      </w:r>
+      <w:r>
+        <w:rPr>
+          <w:rFonts w:ascii="Times New Roman" w:hAnsi="Times New Roman" w:cs="Times New Roman"/>
+          <w:b/>
+          <w:sz w:val="28"/>
+        </w:rPr>
+        <w:t>)</w:t>
+      </w:r>
+    </w:p>
+    <w:p>
+      <w:pPr>
+        <w:ind w:firstLine="709"/>
+        <w:jc w:val="both"/>
+        <w:rPr>
+          <w:rFonts w:ascii="Times New Roman" w:hAnsi="Times New Roman" w:cs="Times New Roman"/>
+          <w:sz w:val="28"/>
+        </w:rPr>
+      </w:pPr>
+      <w:r>
+        <w:rPr>
+          <w:rFonts w:ascii="Times New Roman" w:hAnsi="Times New Roman" w:cs="Times New Roman"/>
+          <w:sz w:val="28"/>
+        </w:rPr>
+        <w:t xml:space="preserve">Этот метод, как и другие многопозиционные, основывается на группировке </w:t>
+      </w:r>
+      <m:oMath>
+        <m:r>
+          <w:rPr>
+            <w:rFonts w:ascii="Cambria Math" w:hAnsi="Cambria Math" w:cs="Times New Roman"/>
+            <w:sz w:val="28"/>
+          </w:rPr>
+          <m:t>k=</m:t>
+        </m:r>
+        <m:func>
+          <m:funcPr>
+            <m:ctrlPr>
+              <w:rPr>
+                <w:rFonts w:ascii="Cambria Math" w:hAnsi="Cambria Math" w:cs="Times New Roman"/>
+                <w:i/>
+                <w:sz w:val="28"/>
+              </w:rPr>
+            </m:ctrlPr>
+          </m:funcPr>
+          <m:fName>
+            <m:sSub>
+              <m:sSubPr>
+                <m:ctrlPr>
+                  <w:rPr>
+                    <w:rFonts w:ascii="Cambria Math" w:hAnsi="Cambria Math" w:cs="Times New Roman"/>
+                    <w:i/>
+                    <w:sz w:val="28"/>
+                  </w:rPr>
+                </m:ctrlPr>
+              </m:sSubPr>
+              <m:e>
+                <m:r>
+                  <m:rPr>
+                    <m:sty m:val="p"/>
+                  </m:rPr>
+                  <w:rPr>
+                    <w:rFonts w:ascii="Cambria Math" w:hAnsi="Cambria Math" w:cs="Times New Roman"/>
+                    <w:sz w:val="28"/>
+                  </w:rPr>
+                  <m:t>log</m:t>
+                </m:r>
+              </m:e>
+              <m:sub>
+                <m:r>
+                  <w:rPr>
+                    <w:rFonts w:ascii="Cambria Math" w:hAnsi="Cambria Math" w:cs="Times New Roman"/>
+                    <w:sz w:val="28"/>
+                  </w:rPr>
+                  <m:t>2</m:t>
+                </m:r>
+              </m:sub>
+            </m:sSub>
+          </m:fName>
+          <m:e>
+            <m:r>
+              <w:rPr>
+                <w:rFonts w:ascii="Cambria Math" w:hAnsi="Cambria Math" w:cs="Times New Roman"/>
+                <w:sz w:val="28"/>
+              </w:rPr>
+              <m:t>M</m:t>
+            </m:r>
+          </m:e>
+        </m:func>
+      </m:oMath>
+      <w:r>
+        <w:rPr>
+          <w:rFonts w:ascii="Times New Roman" w:hAnsi="Times New Roman" w:cs="Times New Roman"/>
+          <w:sz w:val="28"/>
+        </w:rPr>
+        <w:t xml:space="preserve"> бит в символы</w:t>
+      </w:r>
+      <w:r>
+        <w:rPr>
+          <w:rFonts w:ascii="Times New Roman" w:hAnsi="Times New Roman" w:cs="Times New Roman"/>
+          <w:sz w:val="28"/>
+        </w:rPr>
+        <w:t>. Вводится взаимно-однозначное соответствие между множеством значений символов и множеством значений фазы модулированного сигнала. Значения фазы из множества отличаются на одинаковую величину.</w:t>
+      </w:r>
+    </w:p>
+    <w:p>
+      <w:pPr>
+        <w:ind w:firstLine="709"/>
+        <w:jc w:val="both"/>
+        <w:rPr>
+          <w:rFonts w:ascii="Times New Roman" w:hAnsi="Times New Roman" w:cs="Times New Roman"/>
+          <w:sz w:val="28"/>
+        </w:rPr>
+      </w:pPr>
+      <w:r>
+        <w:rPr>
+          <w:rFonts w:ascii="Times New Roman" w:hAnsi="Times New Roman" w:cs="Times New Roman"/>
+          <w:sz w:val="28"/>
+        </w:rPr>
+        <w:t>Также существуют комбинированные методы модуляции, где использу</w:t>
+      </w:r>
+      <w:r>
+        <w:rPr>
+          <w:rFonts w:ascii="Times New Roman" w:hAnsi="Times New Roman" w:cs="Times New Roman"/>
+          <w:sz w:val="28"/>
+        </w:rPr>
+        <w:t xml:space="preserve">ются не один, а сразу два параметра колебания. Метод, в котором одновременно изменяются два параметра (амплитуда и фаза) называется амплитудно-фазовой модуляцией. </w:t>
+      </w:r>
+    </w:p>
+    <w:p>
+      <w:pPr>
+        <w:ind w:firstLine="709"/>
+        <w:jc w:val="both"/>
+        <w:rPr>
+          <w:rFonts w:ascii="Times New Roman" w:hAnsi="Times New Roman" w:cs="Times New Roman"/>
+          <w:sz w:val="28"/>
+        </w:rPr>
+      </w:pPr>
+      <w:r>
+        <w:rPr>
+          <w:rFonts w:ascii="Times New Roman" w:hAnsi="Times New Roman" w:cs="Times New Roman"/>
+          <w:sz w:val="28"/>
+        </w:rPr>
+        <w:t xml:space="preserve">Модуляция может быть линейной и нелинейной. </w:t>
+      </w:r>
+      <w:r>
+        <w:rPr>
+          <w:rFonts w:ascii="Times New Roman" w:hAnsi="Times New Roman" w:cs="Times New Roman"/>
+          <w:sz w:val="28"/>
+        </w:rPr>
+        <w:t>Для линейных типов модуляции</w:t>
+      </w:r>
+      <w:r>
+        <w:rPr>
+          <w:rFonts w:ascii="Times New Roman" w:hAnsi="Times New Roman" w:cs="Times New Roman"/>
+          <w:sz w:val="28"/>
+        </w:rPr>
+        <w:t xml:space="preserve"> </w:t>
+      </w:r>
+      <w:r>
+        <w:rPr>
+          <w:rFonts w:ascii="Times New Roman" w:hAnsi="Times New Roman" w:cs="Times New Roman"/>
+          <w:sz w:val="28"/>
+        </w:rPr>
+        <w:t>справедливо линейное соотношение между спектром модулирующего сигнала и спектром</w:t>
+      </w:r>
+      <w:r>
+        <w:rPr>
+          <w:rFonts w:ascii="Times New Roman" w:hAnsi="Times New Roman" w:cs="Times New Roman"/>
+          <w:sz w:val="28"/>
+        </w:rPr>
+        <w:t xml:space="preserve"> </w:t>
+      </w:r>
+      <w:r>
+        <w:rPr>
+          <w:rFonts w:ascii="Times New Roman" w:hAnsi="Times New Roman" w:cs="Times New Roman"/>
+          <w:sz w:val="28"/>
+        </w:rPr>
+        <w:t>модулированного колебания. Также линейны соотношения между амплитудой</w:t>
+      </w:r>
+      <w:r>
+        <w:rPr>
+          <w:rFonts w:ascii="Times New Roman" w:hAnsi="Times New Roman" w:cs="Times New Roman"/>
+          <w:sz w:val="28"/>
+        </w:rPr>
+        <w:t xml:space="preserve"> </w:t>
+      </w:r>
+      <w:r>
+        <w:rPr>
+          <w:rFonts w:ascii="Times New Roman" w:hAnsi="Times New Roman" w:cs="Times New Roman"/>
+          <w:sz w:val="28"/>
+        </w:rPr>
+        <w:t>модулированного сигнала и исходным информационным сигналом и полной фазой</w:t>
+      </w:r>
+      <w:r>
+        <w:rPr>
+          <w:rFonts w:ascii="Times New Roman" w:hAnsi="Times New Roman" w:cs="Times New Roman"/>
+          <w:sz w:val="28"/>
+        </w:rPr>
+        <w:t xml:space="preserve"> </w:t>
+      </w:r>
+      <w:r>
+        <w:rPr>
+          <w:rFonts w:ascii="Times New Roman" w:hAnsi="Times New Roman" w:cs="Times New Roman"/>
+          <w:sz w:val="28"/>
+        </w:rPr>
+        <w:t>модулированного сигнала и информационным сигналом. К линейным видам модуляции</w:t>
+      </w:r>
+      <w:r>
+        <w:rPr>
+          <w:rFonts w:ascii="Times New Roman" w:hAnsi="Times New Roman" w:cs="Times New Roman"/>
+          <w:sz w:val="28"/>
+        </w:rPr>
+        <w:t xml:space="preserve"> </w:t>
+      </w:r>
+      <w:r>
+        <w:rPr>
+          <w:rFonts w:ascii="Times New Roman" w:hAnsi="Times New Roman" w:cs="Times New Roman"/>
+          <w:sz w:val="28"/>
+        </w:rPr>
+        <w:t>относится амплитудная и фазовая [5]. Частотная модуляция является нелинейной. Для</w:t>
+      </w:r>
+      <w:r>
+        <w:rPr>
+          <w:rFonts w:ascii="Times New Roman" w:hAnsi="Times New Roman" w:cs="Times New Roman"/>
+          <w:sz w:val="28"/>
+        </w:rPr>
+        <w:t xml:space="preserve"> </w:t>
+      </w:r>
+      <w:r>
+        <w:rPr>
+          <w:rFonts w:ascii="Times New Roman" w:hAnsi="Times New Roman" w:cs="Times New Roman"/>
+          <w:sz w:val="28"/>
+        </w:rPr>
+        <w:t>линейных процессов справедлив принцип суперпозиции, поэтому для них можно параллельно</w:t>
+      </w:r>
+      <w:r>
+        <w:rPr>
+          <w:rFonts w:ascii="Times New Roman" w:hAnsi="Times New Roman" w:cs="Times New Roman"/>
+          <w:sz w:val="28"/>
+        </w:rPr>
+        <w:t xml:space="preserve"> </w:t>
+      </w:r>
+      <w:r>
+        <w:rPr>
+          <w:rFonts w:ascii="Times New Roman" w:hAnsi="Times New Roman" w:cs="Times New Roman"/>
+          <w:sz w:val="28"/>
+        </w:rPr>
+        <w:t>изменять 2 параметра несущего колебания.</w:t>
+      </w:r>
+    </w:p>
+    <w:p>
+      <w:pPr>
+        <w:pStyle w:val="3"/>
+        <w:numPr>
+          <w:ilvl w:val="2"/>
+          <w:numId w:val="1"/>
+        </w:numPr>
+        <w:rPr>
+          <w:rFonts w:ascii="Times New Roman" w:hAnsi="Times New Roman" w:cs="Times New Roman"/>
+          <w:color w:val="auto"/>
+          <w:sz w:val="28"/>
+        </w:rPr>
+      </w:pPr>
+      <w:bookmarkStart w:id="8" w:name="_Toc229399944"/>
+      <w:r>
+        <w:rPr>
+          <w:rFonts w:ascii="Times New Roman" w:hAnsi="Times New Roman" w:cs="Times New Roman"/>
+          <w:color w:val="auto"/>
+          <w:sz w:val="28"/>
+        </w:rPr>
+        <w:t>Частотные методы модуляции.</w:t>
+      </w:r>
+      <w:bookmarkEnd w:id="8"/>
+    </w:p>
+    <w:p>
+      <w:pPr>
+        <w:ind w:firstLine="709"/>
+        <w:rPr>
+          <w:rFonts w:ascii="Times New Roman" w:hAnsi="Times New Roman" w:cs="Times New Roman"/>
+          <w:sz w:val="28"/>
+        </w:rPr>
+      </w:pPr>
+      <w:r>
+        <w:rPr>
+          <w:rFonts w:ascii="Times New Roman" w:hAnsi="Times New Roman" w:cs="Times New Roman"/>
+          <w:sz w:val="28"/>
+        </w:rPr>
+        <w:t>Для</w:t>
+      </w:r>
+      <w:r>
+        <w:rPr>
+          <w:rFonts w:ascii="Times New Roman" w:hAnsi="Times New Roman" w:cs="Times New Roman"/>
+          <w:sz w:val="28"/>
+        </w:rPr>
+        <w:t xml:space="preserve"> частотной модуляции параметром несущего колебания является, т.е. носителем информации, является несущая частота </w:t>
+      </w:r>
+      <m:oMath>
+        <m:r>
+          <w:rPr>
+            <w:rFonts w:ascii="Cambria Math" w:hAnsi="Cambria Math" w:cs="Times New Roman"/>
+            <w:sz w:val="28"/>
+          </w:rPr>
+          <m:t>ω</m:t>
+        </m:r>
+        <m:d>
+          <m:dPr>
+            <m:ctrlPr>
+              <w:rPr>
+                <w:rFonts w:ascii="Cambria Math" w:hAnsi="Cambria Math" w:cs="Times New Roman"/>
+                <w:i/>
+                <w:sz w:val="28"/>
+                <w:lang w:val="en-US"/>
+              </w:rPr>
+            </m:ctrlPr>
+          </m:dPr>
+          <m:e>
+            <m:r>
+              <w:rPr>
+                <w:rFonts w:ascii="Cambria Math" w:hAnsi="Cambria Math" w:cs="Times New Roman"/>
+                <w:sz w:val="28"/>
+                <w:lang w:val="en-US"/>
+              </w:rPr>
+              <m:t>t</m:t>
+            </m:r>
+          </m:e>
+        </m:d>
+      </m:oMath>
+      <w:r>
+        <w:rPr>
+          <w:rFonts w:ascii="Times New Roman" w:hAnsi="Times New Roman" w:cs="Times New Roman"/>
+          <w:sz w:val="28"/>
+        </w:rPr>
+        <w:t>.</w:t>
+      </w:r>
+      <w:r>
+        <w:rPr>
+          <w:rFonts w:ascii="Times New Roman" w:hAnsi="Times New Roman" w:cs="Times New Roman"/>
+          <w:sz w:val="28"/>
+        </w:rPr>
+        <w:t xml:space="preserve"> Тогда модулированный сигнал будет иметь вид:</w:t>
+      </w:r>
+    </w:p>
+    <w:p>
+      <w:pPr>
+        <w:ind w:firstLine="709"/>
+        <w:jc w:val="right"/>
+        <w:rPr>
+          <w:rFonts w:ascii="Times New Roman" w:hAnsi="Times New Roman" w:cs="Times New Roman"/>
+          <w:sz w:val="28"/>
+          <w:lang w:val="en-US"/>
+        </w:rPr>
+      </w:pPr>
+      <m:oMathPara>
+        <m:oMath>
+          <m:r>
+            <w:rPr>
+              <w:rFonts w:ascii="Cambria Math" w:hAnsi="Cambria Math" w:cs="Times New Roman"/>
+              <w:sz w:val="28"/>
+            </w:rPr>
+            <m:t>s</m:t>
+          </m:r>
+          <m:d>
+            <m:dPr>
+              <m:ctrlPr>
+                <w:rPr>
+                  <w:rFonts w:ascii="Cambria Math" w:hAnsi="Cambria Math" w:cs="Times New Roman"/>
+                  <w:i/>
+                  <w:sz w:val="28"/>
+                </w:rPr>
+              </m:ctrlPr>
+            </m:dPr>
+            <m:e>
+              <m:r>
+                <w:rPr>
+                  <w:rFonts w:ascii="Cambria Math" w:hAnsi="Cambria Math" w:cs="Times New Roman"/>
+                  <w:sz w:val="28"/>
+                </w:rPr>
+                <m:t>t</m:t>
+              </m:r>
+            </m:e>
+          </m:d>
+          <m:r>
+            <w:rPr>
+              <w:rFonts w:ascii="Cambria Math" w:hAnsi="Cambria Math" w:cs="Times New Roman"/>
+              <w:sz w:val="28"/>
+            </w:rPr>
+            <m:t>=A</m:t>
+          </m:r>
+          <m:func>
+            <m:funcPr>
+              <m:ctrlPr>
+                <w:rPr>
+                  <w:rFonts w:ascii="Cambria Math" w:hAnsi="Cambria Math" w:cs="Times New Roman"/>
+                  <w:i/>
+                  <w:sz w:val="28"/>
+                </w:rPr>
+              </m:ctrlPr>
+            </m:funcPr>
+            <m:fName>
+              <m:r>
+                <m:rPr>
+                  <m:sty m:val="p"/>
+                </m:rPr>
+                <w:rPr>
+                  <w:rFonts w:ascii="Cambria Math" w:hAnsi="Cambria Math" w:cs="Times New Roman"/>
+                  <w:sz w:val="28"/>
+                </w:rPr>
+                <m:t>cos</m:t>
+              </m:r>
+            </m:fName>
+            <m:e>
+              <m:d>
+                <m:dPr>
+                  <m:ctrlPr>
+                    <w:rPr>
+                      <w:rFonts w:ascii="Cambria Math" w:hAnsi="Cambria Math" w:cs="Times New Roman"/>
+                      <w:i/>
+                      <w:sz w:val="28"/>
+                    </w:rPr>
+                  </m:ctrlPr>
+                </m:dPr>
+                <m:e>
+                  <m:r>
+                    <w:rPr>
+                      <w:rFonts w:ascii="Cambria Math" w:hAnsi="Cambria Math" w:cs="Times New Roman"/>
+                      <w:sz w:val="28"/>
+                    </w:rPr>
+                    <m:t>ω</m:t>
+                  </m:r>
+                  <m:d>
+                    <m:dPr>
+                      <m:ctrlPr>
+                        <w:rPr>
+                          <w:rFonts w:ascii="Cambria Math" w:hAnsi="Cambria Math" w:cs="Times New Roman"/>
+                          <w:i/>
+                          <w:sz w:val="28"/>
+                        </w:rPr>
+                      </m:ctrlPr>
+                    </m:dPr>
+                    <m:e>
+                      <m:r>
+                        <w:rPr>
+                          <w:rFonts w:ascii="Cambria Math" w:hAnsi="Cambria Math" w:cs="Times New Roman"/>
+                          <w:sz w:val="28"/>
+                        </w:rPr>
+                        <m:t>t</m:t>
+                      </m:r>
+                    </m:e>
+                  </m:d>
+                  <m:r>
+                    <w:rPr>
+                      <w:rFonts w:ascii="Cambria Math" w:hAnsi="Cambria Math" w:cs="Times New Roman"/>
+                      <w:sz w:val="28"/>
+                    </w:rPr>
+                    <m:t>t+</m:t>
+                  </m:r>
+                  <m:sSub>
+                    <m:sSubPr>
+                      <m:ctrlPr>
+                        <w:rPr>
+                          <w:rFonts w:ascii="Cambria Math" w:hAnsi="Cambria Math" w:cs="Times New Roman"/>
+                          <w:i/>
+                          <w:sz w:val="28"/>
+                        </w:rPr>
+                      </m:ctrlPr>
+                    </m:sSubPr>
+                    <m:e>
+                      <m:r>
+                        <w:rPr>
+                          <w:rFonts w:ascii="Cambria Math" w:hAnsi="Cambria Math" w:cs="Times New Roman"/>
+                          <w:sz w:val="28"/>
+                        </w:rPr>
+                        <m:t>φ</m:t>
+                      </m:r>
+                    </m:e>
+                    <m:sub>
+                      <m:r>
+                        <w:rPr>
+                          <w:rFonts w:ascii="Cambria Math" w:hAnsi="Cambria Math" w:cs="Times New Roman"/>
+                          <w:sz w:val="28"/>
+                        </w:rPr>
+                        <m:t>0</m:t>
+                      </m:r>
+                    </m:sub>
+                  </m:sSub>
+                </m:e>
+              </m:d>
+              <m:r>
+                <w:rPr>
+                  <w:rFonts w:ascii="Cambria Math" w:hAnsi="Cambria Math" w:cs="Times New Roman"/>
+                  <w:sz w:val="28"/>
+                </w:rPr>
+                <m:t>=</m:t>
+              </m:r>
+            </m:e>
+          </m:func>
+          <m:r>
+            <w:rPr>
+              <w:rFonts w:ascii="Cambria Math" w:hAnsi="Cambria Math" w:cs="Times New Roman"/>
+              <w:sz w:val="28"/>
+            </w:rPr>
+            <m:t>A</m:t>
+          </m:r>
+          <m:func>
+            <m:funcPr>
+              <m:ctrlPr>
+                <w:rPr>
+                  <w:rFonts w:ascii="Cambria Math" w:hAnsi="Cambria Math" w:cs="Times New Roman"/>
+                  <w:i/>
+                  <w:sz w:val="28"/>
+                </w:rPr>
+              </m:ctrlPr>
+            </m:funcPr>
+            <m:fName>
+              <m:r>
+                <m:rPr>
+                  <m:sty m:val="p"/>
+                </m:rPr>
+                <w:rPr>
+                  <w:rFonts w:ascii="Cambria Math" w:hAnsi="Cambria Math" w:cs="Times New Roman"/>
+                  <w:sz w:val="28"/>
+                </w:rPr>
+                <m:t>cos</m:t>
+              </m:r>
+            </m:fName>
+            <m:e>
+              <m:d>
+                <m:dPr>
+                  <m:ctrlPr>
+                    <w:rPr>
+                      <w:rFonts w:ascii="Cambria Math" w:hAnsi="Cambria Math" w:cs="Times New Roman"/>
+                      <w:i/>
+                      <w:sz w:val="28"/>
+                    </w:rPr>
+                  </m:ctrlPr>
+                </m:dPr>
+                <m:e>
+                  <m:sSub>
+                    <m:sSubPr>
+                      <m:ctrlPr>
+                        <w:rPr>
+                          <w:rFonts w:ascii="Cambria Math" w:hAnsi="Cambria Math" w:cs="Times New Roman"/>
+                          <w:i/>
+                          <w:sz w:val="28"/>
+                        </w:rPr>
+                      </m:ctrlPr>
+                    </m:sSubPr>
+                    <m:e>
+                      <m:r>
+                        <w:rPr>
+                          <w:rFonts w:ascii="Cambria Math" w:hAnsi="Cambria Math" w:cs="Times New Roman"/>
+                          <w:sz w:val="28"/>
+                        </w:rPr>
+                        <m:t>ω</m:t>
+                      </m:r>
+                    </m:e>
+                    <m:sub>
+                      <m:r>
+                        <w:rPr>
+                          <w:rFonts w:ascii="Cambria Math" w:hAnsi="Cambria Math" w:cs="Times New Roman"/>
+                          <w:sz w:val="28"/>
+                        </w:rPr>
+                        <m:t>c</m:t>
+                      </m:r>
+                    </m:sub>
+                  </m:sSub>
+                  <m:r>
+                    <w:rPr>
+                      <w:rFonts w:ascii="Cambria Math" w:hAnsi="Cambria Math" w:cs="Times New Roman"/>
+                      <w:sz w:val="28"/>
+                    </w:rPr>
+                    <m:t>t+</m:t>
+                  </m:r>
+                  <m:sSub>
+                    <m:sSubPr>
+                      <m:ctrlPr>
+                        <w:rPr>
+                          <w:rFonts w:ascii="Cambria Math" w:hAnsi="Cambria Math" w:cs="Times New Roman"/>
+                          <w:i/>
+                          <w:sz w:val="28"/>
+                        </w:rPr>
+                      </m:ctrlPr>
+                    </m:sSubPr>
+                    <m:e>
+                      <m:r>
+                        <w:rPr>
+                          <w:rFonts w:ascii="Cambria Math" w:hAnsi="Cambria Math" w:cs="Times New Roman"/>
+                          <w:sz w:val="28"/>
+                        </w:rPr>
+                        <m:t>ω</m:t>
+                      </m:r>
+                    </m:e>
+                    <m:sub>
+                      <m:r>
+                        <w:rPr>
+                          <w:rFonts w:ascii="Cambria Math" w:hAnsi="Cambria Math" w:cs="Times New Roman"/>
+                          <w:sz w:val="28"/>
+                        </w:rPr>
+                        <m:t>d</m:t>
+                      </m:r>
+                    </m:sub>
+                  </m:sSub>
+                  <m:r>
+                    <w:rPr>
+                      <w:rFonts w:ascii="Cambria Math" w:hAnsi="Cambria Math" w:cs="Times New Roman"/>
+                      <w:sz w:val="28"/>
+                    </w:rPr>
+                    <m:t>c</m:t>
+                  </m:r>
+                  <m:d>
+                    <m:dPr>
+                      <m:ctrlPr>
+                        <w:rPr>
+                          <w:rFonts w:ascii="Cambria Math" w:hAnsi="Cambria Math" w:cs="Times New Roman"/>
+                          <w:i/>
+                          <w:sz w:val="28"/>
+                        </w:rPr>
+                      </m:ctrlPr>
+                    </m:dPr>
+                    <m:e>
+                      <m:r>
+                        <w:rPr>
+                          <w:rFonts w:ascii="Cambria Math" w:hAnsi="Cambria Math" w:cs="Times New Roman"/>
+                          <w:sz w:val="28"/>
+                        </w:rPr>
+                        <m:t>t</m:t>
+                      </m:r>
+                    </m:e>
+                  </m:d>
+                  <m:r>
+                    <w:rPr>
+                      <w:rFonts w:ascii="Cambria Math" w:hAnsi="Cambria Math" w:cs="Times New Roman"/>
+                      <w:sz w:val="28"/>
+                    </w:rPr>
+                    <m:t>t+</m:t>
+                  </m:r>
+                  <m:sSub>
+                    <m:sSubPr>
+                      <m:ctrlPr>
+                        <w:rPr>
+                          <w:rFonts w:ascii="Cambria Math" w:hAnsi="Cambria Math" w:cs="Times New Roman"/>
+                          <w:i/>
+                          <w:sz w:val="28"/>
+                        </w:rPr>
+                      </m:ctrlPr>
+                    </m:sSubPr>
+                    <m:e>
+                      <m:r>
+                        <w:rPr>
+                          <w:rFonts w:ascii="Cambria Math" w:hAnsi="Cambria Math" w:cs="Times New Roman"/>
+                          <w:sz w:val="28"/>
+                        </w:rPr>
+                        <m:t>φ</m:t>
+                      </m:r>
+                    </m:e>
+                    <m:sub>
+                      <m:r>
+                        <w:rPr>
+                          <w:rFonts w:ascii="Cambria Math" w:hAnsi="Cambria Math" w:cs="Times New Roman"/>
+                          <w:sz w:val="28"/>
+                        </w:rPr>
+                        <m:t>0</m:t>
+                      </m:r>
+                    </m:sub>
+                  </m:sSub>
+                </m:e>
+              </m:d>
+              <m:r>
+                <w:rPr>
+                  <w:rFonts w:ascii="Cambria Math" w:hAnsi="Cambria Math" w:cs="Times New Roman"/>
+                  <w:sz w:val="28"/>
+                </w:rPr>
+                <m:t>=</m:t>
+              </m:r>
+            </m:e>
+          </m:func>
+        </m:oMath>
+      </m:oMathPara>
+    </w:p>
+    <w:p>
+      <w:pPr>
+        <w:ind w:firstLine="709"/>
+        <w:jc w:val="center"/>
+        <w:rPr>
+          <w:rFonts w:ascii="Times New Roman" w:hAnsi="Times New Roman" w:cs="Times New Roman"/>
+          <w:sz w:val="28"/>
+          <w:lang w:val="en-US"/>
+        </w:rPr>
+      </w:pPr>
+      <m:oMath>
+        <m:r>
+          <w:rPr>
+            <w:rFonts w:ascii="Cambria Math" w:hAnsi="Cambria Math" w:cs="Times New Roman"/>
+            <w:sz w:val="28"/>
+            <w:lang w:val="en-US"/>
+          </w:rPr>
+          <m:t>=</m:t>
+        </m:r>
+        <m:r>
+          <w:rPr>
+            <w:rFonts w:ascii="Cambria Math" w:hAnsi="Cambria Math" w:cs="Times New Roman"/>
+            <w:sz w:val="28"/>
+          </w:rPr>
+          <m:t>A</m:t>
+        </m:r>
+        <m:func>
+          <m:funcPr>
+            <m:ctrlPr>
+              <w:rPr>
+                <w:rFonts w:ascii="Cambria Math" w:hAnsi="Cambria Math" w:cs="Times New Roman"/>
+                <w:i/>
+                <w:sz w:val="28"/>
+              </w:rPr>
+            </m:ctrlPr>
+          </m:funcPr>
+          <m:fName>
+            <m:r>
+              <m:rPr>
+                <m:sty m:val="p"/>
+              </m:rPr>
+              <w:rPr>
+                <w:rFonts w:ascii="Cambria Math" w:hAnsi="Cambria Math" w:cs="Times New Roman"/>
+                <w:sz w:val="28"/>
+                <w:lang w:val="en-US"/>
+              </w:rPr>
+              <m:t>cos</m:t>
+            </m:r>
+          </m:fName>
+          <m:e>
+            <m:d>
+              <m:dPr>
+                <m:ctrlPr>
+                  <w:rPr>
+                    <w:rFonts w:ascii="Cambria Math" w:hAnsi="Cambria Math" w:cs="Times New Roman"/>
+                    <w:i/>
+                    <w:sz w:val="28"/>
+                  </w:rPr>
+                </m:ctrlPr>
+              </m:dPr>
+              <m:e>
+                <m:sSub>
+                  <m:sSubPr>
+                    <m:ctrlPr>
+                      <w:rPr>
+                        <w:rFonts w:ascii="Cambria Math" w:hAnsi="Cambria Math" w:cs="Times New Roman"/>
+                        <w:i/>
+                        <w:sz w:val="28"/>
+                      </w:rPr>
+                    </m:ctrlPr>
+                  </m:sSubPr>
+                  <m:e>
+                    <m:r>
+                      <w:rPr>
+                        <w:rFonts w:ascii="Cambria Math" w:hAnsi="Cambria Math" w:cs="Times New Roman"/>
+                        <w:sz w:val="28"/>
+                      </w:rPr>
+                      <m:t>ω</m:t>
+                    </m:r>
+                  </m:e>
+                  <m:sub>
+                    <m:r>
+                      <w:rPr>
+                        <w:rFonts w:ascii="Cambria Math" w:hAnsi="Cambria Math" w:cs="Times New Roman"/>
+                        <w:sz w:val="28"/>
+                      </w:rPr>
+                      <m:t>c</m:t>
+                    </m:r>
+                  </m:sub>
+                </m:sSub>
+                <m:r>
+                  <w:rPr>
+                    <w:rFonts w:ascii="Cambria Math" w:hAnsi="Cambria Math" w:cs="Times New Roman"/>
+                    <w:sz w:val="28"/>
+                  </w:rPr>
+                  <m:t>t</m:t>
+                </m:r>
+                <m:r>
+                  <w:rPr>
+                    <w:rFonts w:ascii="Cambria Math" w:hAnsi="Cambria Math" w:cs="Times New Roman"/>
+                    <w:sz w:val="28"/>
+                    <w:lang w:val="en-US"/>
+                  </w:rPr>
+                  <m:t>+</m:t>
+                </m:r>
+                <m:sSub>
+                  <m:sSubPr>
+                    <m:ctrlPr>
+                      <w:rPr>
+                        <w:rFonts w:ascii="Cambria Math" w:hAnsi="Cambria Math" w:cs="Times New Roman"/>
+                        <w:i/>
+                        <w:sz w:val="28"/>
+                      </w:rPr>
+                    </m:ctrlPr>
+                  </m:sSubPr>
+                  <m:e>
+                    <m:r>
+                      <w:rPr>
+                        <w:rFonts w:ascii="Cambria Math" w:hAnsi="Cambria Math" w:cs="Times New Roman"/>
+                        <w:sz w:val="28"/>
+                      </w:rPr>
+                      <m:t>φ</m:t>
+                    </m:r>
+                  </m:e>
+                  <m:sub>
+                    <m:r>
+                      <w:rPr>
+                        <w:rFonts w:ascii="Cambria Math" w:hAnsi="Cambria Math" w:cs="Times New Roman"/>
+                        <w:sz w:val="28"/>
+                        <w:lang w:val="en-US"/>
+                      </w:rPr>
+                      <m:t>0</m:t>
+                    </m:r>
+                  </m:sub>
+                </m:sSub>
+              </m:e>
+            </m:d>
+          </m:e>
+        </m:func>
+        <m:func>
+          <m:funcPr>
+            <m:ctrlPr>
+              <w:rPr>
+                <w:rFonts w:ascii="Cambria Math" w:hAnsi="Cambria Math" w:cs="Times New Roman"/>
+                <w:i/>
+                <w:sz w:val="28"/>
+              </w:rPr>
+            </m:ctrlPr>
+          </m:funcPr>
+          <m:fName>
+            <m:r>
+              <m:rPr>
+                <m:sty m:val="p"/>
+              </m:rPr>
+              <w:rPr>
+                <w:rFonts w:ascii="Cambria Math" w:hAnsi="Cambria Math" w:cs="Times New Roman"/>
+                <w:sz w:val="28"/>
+                <w:lang w:val="en-US"/>
+              </w:rPr>
+              <m:t>cos</m:t>
+            </m:r>
+          </m:fName>
+          <m:e>
+            <m:d>
+              <m:dPr>
+                <m:ctrlPr>
+                  <w:rPr>
+                    <w:rFonts w:ascii="Cambria Math" w:hAnsi="Cambria Math" w:cs="Times New Roman"/>
+                    <w:i/>
+                    <w:sz w:val="28"/>
+                  </w:rPr>
+                </m:ctrlPr>
+              </m:dPr>
+              <m:e>
+                <m:sSub>
+                  <m:sSubPr>
+                    <m:ctrlPr>
+                      <w:rPr>
+                        <w:rFonts w:ascii="Cambria Math" w:hAnsi="Cambria Math" w:cs="Times New Roman"/>
+                        <w:i/>
+                        <w:sz w:val="28"/>
+                      </w:rPr>
+                    </m:ctrlPr>
+                  </m:sSubPr>
+                  <m:e>
+                    <m:r>
+                      <w:rPr>
+                        <w:rFonts w:ascii="Cambria Math" w:hAnsi="Cambria Math" w:cs="Times New Roman"/>
+                        <w:sz w:val="28"/>
+                      </w:rPr>
+                      <m:t>ω</m:t>
+                    </m:r>
+                  </m:e>
+                  <m:sub>
+                    <m:r>
+                      <w:rPr>
+                        <w:rFonts w:ascii="Cambria Math" w:hAnsi="Cambria Math" w:cs="Times New Roman"/>
+                        <w:sz w:val="28"/>
+                      </w:rPr>
+                      <m:t>d</m:t>
+                    </m:r>
+                  </m:sub>
+                </m:sSub>
+                <m:r>
+                  <w:rPr>
+                    <w:rFonts w:ascii="Cambria Math" w:hAnsi="Cambria Math" w:cs="Times New Roman"/>
+                    <w:sz w:val="28"/>
+                  </w:rPr>
+                  <m:t>c</m:t>
+                </m:r>
+                <m:d>
+                  <m:dPr>
+                    <m:ctrlPr>
+                      <w:rPr>
+                        <w:rFonts w:ascii="Cambria Math" w:hAnsi="Cambria Math" w:cs="Times New Roman"/>
+                        <w:i/>
+                        <w:sz w:val="28"/>
+                      </w:rPr>
+                    </m:ctrlPr>
+                  </m:dPr>
+                  <m:e>
+                    <m:r>
+                      <w:rPr>
+                        <w:rFonts w:ascii="Cambria Math" w:hAnsi="Cambria Math" w:cs="Times New Roman"/>
+                        <w:sz w:val="28"/>
+                      </w:rPr>
+                      <m:t>t</m:t>
+                    </m:r>
+                  </m:e>
+                </m:d>
+                <m:r>
+                  <w:rPr>
+                    <w:rFonts w:ascii="Cambria Math" w:hAnsi="Cambria Math" w:cs="Times New Roman"/>
+                    <w:sz w:val="28"/>
+                  </w:rPr>
+                  <m:t>t</m:t>
+                </m:r>
+              </m:e>
+            </m:d>
+            <m:r>
+              <w:rPr>
+                <w:rFonts w:ascii="Cambria Math" w:hAnsi="Cambria Math" w:cs="Times New Roman"/>
+                <w:sz w:val="28"/>
+                <w:lang w:val="en-US"/>
+              </w:rPr>
+              <m:t>-</m:t>
+            </m:r>
+            <m:r>
+              <w:rPr>
+                <w:rFonts w:ascii="Cambria Math" w:hAnsi="Cambria Math" w:cs="Times New Roman"/>
+                <w:sz w:val="28"/>
+              </w:rPr>
+              <m:t>A</m:t>
+            </m:r>
+            <m:func>
+              <m:funcPr>
+                <m:ctrlPr>
+                  <w:rPr>
+                    <w:rFonts w:ascii="Cambria Math" w:hAnsi="Cambria Math" w:cs="Times New Roman"/>
+                    <w:i/>
+                    <w:sz w:val="28"/>
+                  </w:rPr>
+                </m:ctrlPr>
+              </m:funcPr>
+              <m:fName>
+                <m:r>
+                  <m:rPr>
+                    <m:sty m:val="p"/>
+                  </m:rPr>
+                  <w:rPr>
+                    <w:rFonts w:ascii="Cambria Math" w:hAnsi="Cambria Math" w:cs="Times New Roman"/>
+                    <w:sz w:val="28"/>
+                    <w:lang w:val="en-US"/>
+                  </w:rPr>
+                  <m:t>sin</m:t>
+                </m:r>
+              </m:fName>
+              <m:e>
+                <m:d>
+                  <m:dPr>
+                    <m:ctrlPr>
+                      <w:rPr>
+                        <w:rFonts w:ascii="Cambria Math" w:hAnsi="Cambria Math" w:cs="Times New Roman"/>
+                        <w:i/>
+                        <w:sz w:val="28"/>
+                      </w:rPr>
+                    </m:ctrlPr>
+                  </m:dPr>
+                  <m:e>
+                    <m:sSub>
+                      <m:sSubPr>
+                        <m:ctrlPr>
+                          <w:rPr>
+                            <w:rFonts w:ascii="Cambria Math" w:hAnsi="Cambria Math" w:cs="Times New Roman"/>
+                            <w:i/>
+                            <w:sz w:val="28"/>
+                          </w:rPr>
+                        </m:ctrlPr>
+                      </m:sSubPr>
+                      <m:e>
+                        <m:r>
+                          <w:rPr>
+                            <w:rFonts w:ascii="Cambria Math" w:hAnsi="Cambria Math" w:cs="Times New Roman"/>
+                            <w:sz w:val="28"/>
+                          </w:rPr>
+                          <m:t>ω</m:t>
+                        </m:r>
+                      </m:e>
+                      <m:sub>
+                        <m:r>
+                          <w:rPr>
+                            <w:rFonts w:ascii="Cambria Math" w:hAnsi="Cambria Math" w:cs="Times New Roman"/>
+                            <w:sz w:val="28"/>
+                          </w:rPr>
+                          <m:t>c</m:t>
+                        </m:r>
+                      </m:sub>
+                    </m:sSub>
+                    <m:r>
+                      <w:rPr>
+                        <w:rFonts w:ascii="Cambria Math" w:hAnsi="Cambria Math" w:cs="Times New Roman"/>
+                        <w:sz w:val="28"/>
+                      </w:rPr>
+                      <m:t>t</m:t>
+                    </m:r>
+                    <m:r>
+                      <w:rPr>
+                        <w:rFonts w:ascii="Cambria Math" w:hAnsi="Cambria Math" w:cs="Times New Roman"/>
+                        <w:sz w:val="28"/>
+                        <w:lang w:val="en-US"/>
+                      </w:rPr>
+                      <m:t>+</m:t>
+                    </m:r>
+                    <m:sSub>
+                      <m:sSubPr>
+                        <m:ctrlPr>
+                          <w:rPr>
+                            <w:rFonts w:ascii="Cambria Math" w:hAnsi="Cambria Math" w:cs="Times New Roman"/>
+                            <w:i/>
+                            <w:sz w:val="28"/>
+                          </w:rPr>
+                        </m:ctrlPr>
+                      </m:sSubPr>
+                      <m:e>
+                        <m:r>
+                          <w:rPr>
+                            <w:rFonts w:ascii="Cambria Math" w:hAnsi="Cambria Math" w:cs="Times New Roman"/>
+                            <w:sz w:val="28"/>
+                          </w:rPr>
+                          <m:t>φ</m:t>
+                        </m:r>
+                      </m:e>
+                      <m:sub>
+                        <m:r>
+                          <w:rPr>
+                            <w:rFonts w:ascii="Cambria Math" w:hAnsi="Cambria Math" w:cs="Times New Roman"/>
+                            <w:sz w:val="28"/>
+                            <w:lang w:val="en-US"/>
+                          </w:rPr>
+                          <m:t>0</m:t>
+                        </m:r>
+                      </m:sub>
+                    </m:sSub>
+                  </m:e>
+                </m:d>
+                <m:func>
+                  <m:funcPr>
+                    <m:ctrlPr>
+                      <w:rPr>
+                        <w:rFonts w:ascii="Cambria Math" w:hAnsi="Cambria Math" w:cs="Times New Roman"/>
+                        <w:i/>
+                        <w:sz w:val="28"/>
+                      </w:rPr>
+                    </m:ctrlPr>
+                  </m:funcPr>
+                  <m:fName>
+                    <m:r>
+                      <m:rPr>
+                        <m:sty m:val="p"/>
+                      </m:rPr>
+                      <w:rPr>
+                        <w:rFonts w:ascii="Cambria Math" w:hAnsi="Cambria Math" w:cs="Times New Roman"/>
+                        <w:sz w:val="28"/>
+                        <w:lang w:val="en-US"/>
+                      </w:rPr>
+                      <m:t>sin</m:t>
+                    </m:r>
+                  </m:fName>
+                  <m:e>
+                    <m:d>
+                      <m:dPr>
+                        <m:ctrlPr>
+                          <w:rPr>
+                            <w:rFonts w:ascii="Cambria Math" w:hAnsi="Cambria Math" w:cs="Times New Roman"/>
+                            <w:i/>
+                            <w:sz w:val="28"/>
+                          </w:rPr>
+                        </m:ctrlPr>
+                      </m:dPr>
+                      <m:e>
+                        <m:sSub>
+                          <m:sSubPr>
+                            <m:ctrlPr>
+                              <w:rPr>
+                                <w:rFonts w:ascii="Cambria Math" w:hAnsi="Cambria Math" w:cs="Times New Roman"/>
+                                <w:i/>
+                                <w:sz w:val="28"/>
+                              </w:rPr>
+                            </m:ctrlPr>
+                          </m:sSubPr>
+                          <m:e>
+                            <m:r>
+                              <w:rPr>
+                                <w:rFonts w:ascii="Cambria Math" w:hAnsi="Cambria Math" w:cs="Times New Roman"/>
+                                <w:sz w:val="28"/>
+                              </w:rPr>
+                              <m:t>ω</m:t>
+                            </m:r>
+                          </m:e>
+                          <m:sub>
+                            <m:r>
+                              <w:rPr>
+                                <w:rFonts w:ascii="Cambria Math" w:hAnsi="Cambria Math" w:cs="Times New Roman"/>
+                                <w:sz w:val="28"/>
+                              </w:rPr>
+                              <m:t>d</m:t>
+                            </m:r>
+                          </m:sub>
+                        </m:sSub>
+                        <m:r>
+                          <w:rPr>
+                            <w:rFonts w:ascii="Cambria Math" w:hAnsi="Cambria Math" w:cs="Times New Roman"/>
+                            <w:sz w:val="28"/>
+                          </w:rPr>
+                          <m:t>c</m:t>
+                        </m:r>
+                        <m:d>
+                          <m:dPr>
+                            <m:ctrlPr>
+                              <w:rPr>
+                                <w:rFonts w:ascii="Cambria Math" w:hAnsi="Cambria Math" w:cs="Times New Roman"/>
+                                <w:i/>
+                                <w:sz w:val="28"/>
+                              </w:rPr>
+                            </m:ctrlPr>
+                          </m:dPr>
+                          <m:e>
+                            <m:r>
+                              <w:rPr>
+                                <w:rFonts w:ascii="Cambria Math" w:hAnsi="Cambria Math" w:cs="Times New Roman"/>
+                                <w:sz w:val="28"/>
+                              </w:rPr>
+                              <m:t>t</m:t>
+                            </m:r>
+                          </m:e>
+                        </m:d>
+                        <m:r>
+                          <w:rPr>
+                            <w:rFonts w:ascii="Cambria Math" w:hAnsi="Cambria Math" w:cs="Times New Roman"/>
+                            <w:sz w:val="28"/>
+                          </w:rPr>
+                          <m:t>t</m:t>
+                        </m:r>
+                      </m:e>
+                    </m:d>
+                  </m:e>
+                </m:func>
+              </m:e>
+            </m:func>
+          </m:e>
+        </m:func>
+      </m:oMath>
+      <w:r>
+        <w:rPr>
+          <w:rFonts w:ascii="Times New Roman" w:hAnsi="Times New Roman" w:cs="Times New Roman"/>
+          <w:sz w:val="28"/>
+          <w:lang w:val="en-US"/>
+        </w:rPr>
+        <w:t>,</w:t>
+      </w:r>
+      <w:r>
+        <w:rPr>
+          <w:rFonts w:ascii="Times New Roman" w:hAnsi="Times New Roman" w:cs="Times New Roman"/>
+          <w:sz w:val="28"/>
+          <w:lang w:val="en-US"/>
+        </w:rPr>
+        <w:t xml:space="preserve">      </w:t>
+      </w:r>
+      <w:r>
+        <w:rPr>
+          <w:rFonts w:ascii="Times New Roman" w:hAnsi="Times New Roman" w:cs="Times New Roman"/>
+          <w:sz w:val="28"/>
+          <w:lang w:val="en-US"/>
+        </w:rPr>
+        <w:t>(16)</w:t>
+      </w:r>
+    </w:p>
+    <w:p>
+      <w:pPr>
+        <w:jc w:val="both"/>
+        <w:rPr>
+          <w:rFonts w:ascii="Times New Roman" w:hAnsi="Times New Roman" w:cs="Times New Roman"/>
+          <w:sz w:val="28"/>
+          <w:lang w:val="en-US"/>
+        </w:rPr>
+      </w:pPr>
+      <w:r>
+        <w:rPr>
+          <w:rFonts w:ascii="Times New Roman" w:hAnsi="Times New Roman" w:cs="Times New Roman"/>
+          <w:sz w:val="28"/>
+        </w:rPr>
+        <w:t xml:space="preserve">где </w:t>
+      </w:r>
+      <m:oMath>
+        <m:sSub>
+          <m:sSubPr>
+            <m:ctrlPr>
+              <w:rPr>
+                <w:rFonts w:ascii="Cambria Math" w:hAnsi="Cambria Math" w:cs="Times New Roman"/>
+                <w:i/>
+                <w:sz w:val="28"/>
+              </w:rPr>
+            </m:ctrlPr>
+          </m:sSubPr>
+          <m:e>
+            <m:r>
+              <w:rPr>
+                <w:rFonts w:ascii="Cambria Math" w:hAnsi="Cambria Math" w:cs="Times New Roman"/>
+                <w:sz w:val="28"/>
+              </w:rPr>
+              <m:t>ω</m:t>
+            </m:r>
+          </m:e>
+          <m:sub>
+            <m:r>
+              <w:rPr>
+                <w:rFonts w:ascii="Cambria Math" w:hAnsi="Cambria Math" w:cs="Times New Roman"/>
+                <w:sz w:val="28"/>
+              </w:rPr>
+              <m:t>c</m:t>
+            </m:r>
+          </m:sub>
+        </m:sSub>
+      </m:oMath>
+      <w:r>
+        <w:rPr>
+          <w:rFonts w:ascii="Times New Roman" w:hAnsi="Times New Roman" w:cs="Times New Roman"/>
+          <w:sz w:val="28"/>
+        </w:rPr>
+        <w:t xml:space="preserve"> </w:t>
+      </w:r>
+      <w:r>
+        <w:rPr>
+          <w:rFonts w:ascii="Times New Roman" w:hAnsi="Times New Roman" w:cs="Times New Roman"/>
+          <w:sz w:val="28"/>
+        </w:rPr>
+        <w:t>–</w:t>
+      </w:r>
+      <w:r>
+        <w:rPr>
+          <w:rFonts w:ascii="Times New Roman" w:hAnsi="Times New Roman" w:cs="Times New Roman"/>
+          <w:sz w:val="28"/>
+        </w:rPr>
+        <w:t xml:space="preserve"> частота несущей (центральная частота сигнала), </w:t>
+      </w:r>
+      <m:oMath>
+        <m:sSub>
+          <m:sSubPr>
+            <m:ctrlPr>
+              <w:rPr>
+                <w:rFonts w:ascii="Cambria Math" w:hAnsi="Cambria Math" w:cs="Times New Roman"/>
+                <w:i/>
+                <w:sz w:val="28"/>
+              </w:rPr>
+            </m:ctrlPr>
+          </m:sSubPr>
+          <m:e>
+            <m:r>
+              <w:rPr>
+                <w:rFonts w:ascii="Cambria Math" w:hAnsi="Cambria Math" w:cs="Times New Roman"/>
+                <w:sz w:val="28"/>
+              </w:rPr>
+              <m:t>ω</m:t>
+            </m:r>
+          </m:e>
+          <m:sub>
+            <m:r>
+              <w:rPr>
+                <w:rFonts w:ascii="Cambria Math" w:hAnsi="Cambria Math" w:cs="Times New Roman"/>
+                <w:sz w:val="28"/>
+              </w:rPr>
+              <m:t>d</m:t>
+            </m:r>
+          </m:sub>
+        </m:sSub>
+      </m:oMath>
+      <w:r>
+        <w:rPr>
+          <w:rFonts w:ascii="Times New Roman" w:hAnsi="Times New Roman" w:cs="Times New Roman"/>
+          <w:sz w:val="28"/>
+        </w:rPr>
+        <w:t xml:space="preserve"> </w:t>
+      </w:r>
+      <w:r>
+        <w:rPr>
+          <w:rFonts w:ascii="Times New Roman" w:hAnsi="Times New Roman" w:cs="Times New Roman"/>
+          <w:sz w:val="28"/>
+        </w:rPr>
+        <w:t>–</w:t>
+      </w:r>
+      <w:r>
+        <w:rPr>
+          <w:rFonts w:ascii="Times New Roman" w:hAnsi="Times New Roman" w:cs="Times New Roman"/>
+          <w:sz w:val="28"/>
+        </w:rPr>
+        <w:t xml:space="preserve"> девиация частоты, </w:t>
+      </w:r>
+      <m:oMath>
+        <m:r>
+          <w:rPr>
+            <w:rFonts w:ascii="Cambria Math" w:hAnsi="Cambria Math" w:cs="Times New Roman"/>
+            <w:sz w:val="28"/>
+          </w:rPr>
+          <m:t>c</m:t>
+        </m:r>
+        <m:d>
+          <m:dPr>
+            <m:ctrlPr>
+              <w:rPr>
+                <w:rFonts w:ascii="Cambria Math" w:hAnsi="Cambria Math" w:cs="Times New Roman"/>
+                <w:i/>
+                <w:sz w:val="28"/>
+              </w:rPr>
+            </m:ctrlPr>
+          </m:dPr>
+          <m:e>
+            <m:r>
+              <w:rPr>
+                <w:rFonts w:ascii="Cambria Math" w:hAnsi="Cambria Math" w:cs="Times New Roman"/>
+                <w:sz w:val="28"/>
+              </w:rPr>
+              <m:t>t</m:t>
+            </m:r>
+          </m:e>
+        </m:d>
+      </m:oMath>
+      <w:r>
+        <w:rPr>
+          <w:rFonts w:ascii="Times New Roman" w:hAnsi="Times New Roman" w:cs="Times New Roman"/>
+          <w:sz w:val="28"/>
+        </w:rPr>
+        <w:t xml:space="preserve"> </w:t>
+      </w:r>
+      <w:r>
+        <w:rPr>
+          <w:rFonts w:ascii="Times New Roman" w:hAnsi="Times New Roman" w:cs="Times New Roman"/>
+          <w:sz w:val="28"/>
+        </w:rPr>
+        <w:t>–</w:t>
+      </w:r>
+      <w:r>
+        <w:rPr>
+          <w:rFonts w:ascii="Times New Roman" w:hAnsi="Times New Roman" w:cs="Times New Roman"/>
+          <w:sz w:val="28"/>
+        </w:rPr>
+        <w:t xml:space="preserve"> информационный сигнал, </w:t>
+      </w:r>
+      <m:oMath>
+        <m:sSub>
+          <m:sSubPr>
+            <m:ctrlPr>
+              <w:rPr>
+                <w:rFonts w:ascii="Cambria Math" w:hAnsi="Cambria Math" w:cs="Times New Roman"/>
+                <w:i/>
+                <w:sz w:val="28"/>
+              </w:rPr>
+            </m:ctrlPr>
+          </m:sSubPr>
+          <m:e>
+            <m:r>
+              <w:rPr>
+                <w:rFonts w:ascii="Cambria Math" w:hAnsi="Cambria Math" w:cs="Times New Roman"/>
+                <w:sz w:val="28"/>
+              </w:rPr>
+              <m:t>φ</m:t>
+            </m:r>
+          </m:e>
+          <m:sub>
+            <m:r>
+              <w:rPr>
+                <w:rFonts w:ascii="Cambria Math" w:hAnsi="Cambria Math" w:cs="Times New Roman"/>
+                <w:sz w:val="28"/>
+              </w:rPr>
+              <m:t>0</m:t>
+            </m:r>
+          </m:sub>
+        </m:sSub>
+      </m:oMath>
+      <w:r>
+        <w:rPr>
+          <w:rFonts w:ascii="Times New Roman" w:hAnsi="Times New Roman" w:cs="Times New Roman"/>
+          <w:sz w:val="28"/>
+        </w:rPr>
+        <w:t xml:space="preserve"> </w:t>
+      </w:r>
+      <w:r>
+        <w:rPr>
+          <w:rFonts w:ascii="Times New Roman" w:hAnsi="Times New Roman" w:cs="Times New Roman"/>
+          <w:sz w:val="28"/>
+        </w:rPr>
+        <w:t>–</w:t>
+      </w:r>
+      <w:r>
+        <w:rPr>
+          <w:rFonts w:ascii="Times New Roman" w:hAnsi="Times New Roman" w:cs="Times New Roman"/>
+          <w:sz w:val="28"/>
+        </w:rPr>
+        <w:t xml:space="preserve"> начальная фаза.</w:t>
+      </w:r>
+    </w:p>
+    <w:p>
+      <w:pPr>
+        <w:jc w:val="both"/>
+        <w:rPr>
+          <w:rFonts w:ascii="Times New Roman" w:hAnsi="Times New Roman" w:cs="Times New Roman"/>
+          <w:sz w:val="28"/>
+          <w:lang w:val="en-US"/>
+        </w:rPr>
+      </w:pPr>
+      <w:r>
+        <w:rPr>
+          <w:rFonts w:ascii="Times New Roman" w:hAnsi="Times New Roman" w:cs="Times New Roman"/>
+          <w:sz w:val="28"/>
+        </w:rPr>
+        <w:t>Если информационный сигнал имеет 2 возможных состояния, то будет осуществляться двоичная частотная модуляция (</w:t>
+      </w:r>
+      <w:r>
+        <w:rPr>
+          <w:rFonts w:ascii="Times New Roman" w:hAnsi="Times New Roman" w:cs="Times New Roman"/>
+          <w:sz w:val="28"/>
+          <w:lang w:val="en-US"/>
+        </w:rPr>
+        <w:t>FSK</w:t>
+      </w:r>
+      <w:r>
+        <w:rPr>
+          <w:rFonts w:ascii="Times New Roman" w:hAnsi="Times New Roman" w:cs="Times New Roman"/>
+          <w:sz w:val="28"/>
+        </w:rPr>
+        <w:t xml:space="preserve"> </w:t>
+      </w:r>
+      <w:r>
+        <w:rPr>
+          <w:rFonts w:ascii="Times New Roman" w:hAnsi="Times New Roman" w:cs="Times New Roman"/>
+          <w:sz w:val="28"/>
+        </w:rPr>
+        <w:t>–</w:t>
+      </w:r>
+      <w:r>
+        <w:rPr>
+          <w:rFonts w:ascii="Times New Roman" w:hAnsi="Times New Roman" w:cs="Times New Roman"/>
+          <w:sz w:val="28"/>
+        </w:rPr>
+        <w:t xml:space="preserve"> </w:t>
+      </w:r>
+      <w:r>
+        <w:rPr>
+          <w:rFonts w:ascii="Times New Roman" w:hAnsi="Times New Roman" w:cs="Times New Roman"/>
+          <w:sz w:val="28"/>
+          <w:lang w:val="en-US"/>
+        </w:rPr>
+        <w:t>Frequency</w:t>
+      </w:r>
+      <w:r>
+        <w:rPr>
+          <w:rFonts w:ascii="Times New Roman" w:hAnsi="Times New Roman" w:cs="Times New Roman"/>
+          <w:sz w:val="28"/>
+        </w:rPr>
+        <w:t xml:space="preserve"> </w:t>
+      </w:r>
+      <w:r>
+        <w:rPr>
+          <w:rFonts w:ascii="Times New Roman" w:hAnsi="Times New Roman" w:cs="Times New Roman"/>
+          <w:sz w:val="28"/>
+          <w:lang w:val="en-US"/>
+        </w:rPr>
+        <w:t>Shift</w:t>
+      </w:r>
+      <w:r>
+        <w:rPr>
+          <w:rFonts w:ascii="Times New Roman" w:hAnsi="Times New Roman" w:cs="Times New Roman"/>
+          <w:sz w:val="28"/>
+        </w:rPr>
+        <w:t xml:space="preserve"> </w:t>
+      </w:r>
+      <w:r>
+        <w:rPr>
+          <w:rFonts w:ascii="Times New Roman" w:hAnsi="Times New Roman" w:cs="Times New Roman"/>
+          <w:sz w:val="28"/>
+          <w:lang w:val="en-US"/>
+        </w:rPr>
+        <w:t>Keying</w:t>
+      </w:r>
+      <w:r>
+        <w:rPr>
+          <w:rFonts w:ascii="Times New Roman" w:hAnsi="Times New Roman" w:cs="Times New Roman"/>
+          <w:sz w:val="28"/>
+        </w:rPr>
+        <w:t xml:space="preserve">). </w:t>
+      </w:r>
+    </w:p>
+    <w:p>
+      <w:pPr>
+        <w:ind w:firstLine="709"/>
+        <w:jc w:val="both"/>
+        <w:rPr>
+          <w:rFonts w:ascii="Times New Roman" w:hAnsi="Times New Roman" w:cs="Times New Roman"/>
+          <w:sz w:val="28"/>
+          <w:lang w:val="en-US"/>
+        </w:rPr>
+      </w:pPr>
+      <w:r>
+        <w:rPr>
+          <w:rFonts w:ascii="Times New Roman" w:hAnsi="Times New Roman" w:cs="Times New Roman"/>
+          <w:sz w:val="28"/>
+        </w:rPr>
+        <w:t>Частотная манипуляция является самым устойчивым к помехам методом, т.к. помехи в меньшей степени влияют на частоту сигнала</w:t>
+      </w:r>
+      <w:r>
+        <w:rPr>
+          <w:rFonts w:ascii="Times New Roman" w:hAnsi="Times New Roman" w:cs="Times New Roman"/>
+          <w:sz w:val="28"/>
+        </w:rPr>
+        <w:t>, в</w:t>
+      </w:r>
+      <w:r>
+        <w:rPr>
+          <w:rFonts w:ascii="Times New Roman" w:hAnsi="Times New Roman" w:cs="Times New Roman"/>
+          <w:sz w:val="28"/>
+        </w:rPr>
+        <w:t xml:space="preserve"> отличие от амплитуды.</w:t>
+      </w:r>
+      <w:r>
+        <w:rPr>
+          <w:rFonts w:ascii="Times New Roman" w:hAnsi="Times New Roman" w:cs="Times New Roman"/>
+          <w:sz w:val="28"/>
+        </w:rPr>
+        <w:t xml:space="preserve"> В данном случае частоты логического «0» и «1» вычисляются по формулам:</w:t>
+      </w:r>
+    </w:p>
+    <w:p>
+      <w:pPr>
+        <w:ind w:firstLine="709"/>
+        <w:jc w:val="both"/>
+        <w:rPr>
+          <w:rFonts w:ascii="Times New Roman" w:hAnsi="Times New Roman" w:cs="Times New Roman"/>
+          <w:sz w:val="28"/>
+          <w:lang w:val="en-US"/>
+        </w:rPr>
+      </w:pPr>
+    </w:p>
+    <w:p>
+      <w:pPr>
+        <w:ind w:firstLine="709"/>
+        <w:jc w:val="right"/>
+        <w:rPr>
+          <w:rFonts w:ascii="Times New Roman" w:hAnsi="Times New Roman" w:cs="Times New Roman"/>
+          <w:sz w:val="28"/>
+          <w:lang w:val="en-US"/>
+        </w:rPr>
+      </w:pPr>
+      <m:oMath>
+        <m:sSub>
+          <m:sSubPr>
+            <m:ctrlPr>
+              <w:rPr>
+                <w:rFonts w:ascii="Cambria Math" w:hAnsi="Cambria Math" w:cs="Times New Roman"/>
+                <w:i/>
+                <w:sz w:val="28"/>
+              </w:rPr>
+            </m:ctrlPr>
+          </m:sSubPr>
+          <m:e>
+            <m:r>
+              <w:rPr>
+                <w:rFonts w:ascii="Cambria Math" w:hAnsi="Cambria Math" w:cs="Times New Roman"/>
+                <w:sz w:val="28"/>
+                <w:lang w:val="en-US"/>
+              </w:rPr>
+              <m:t>f</m:t>
+            </m:r>
+          </m:e>
+          <m:sub>
+            <m:r>
+              <w:rPr>
+                <w:rFonts w:ascii="Cambria Math" w:hAnsi="Cambria Math" w:cs="Times New Roman"/>
+                <w:sz w:val="28"/>
+              </w:rPr>
+              <m:t>0</m:t>
+            </m:r>
+          </m:sub>
+        </m:sSub>
+        <m:r>
+          <w:rPr>
+            <w:rFonts w:ascii="Cambria Math" w:hAnsi="Cambria Math" w:cs="Times New Roman"/>
+            <w:sz w:val="28"/>
+          </w:rPr>
+          <m:t>=</m:t>
+        </m:r>
+        <m:sSub>
+          <m:sSubPr>
+            <m:ctrlPr>
+              <w:rPr>
+                <w:rFonts w:ascii="Cambria Math" w:hAnsi="Cambria Math" w:cs="Times New Roman"/>
+                <w:i/>
+                <w:sz w:val="28"/>
+              </w:rPr>
+            </m:ctrlPr>
+          </m:sSubPr>
+          <m:e>
+            <m:r>
+              <w:rPr>
+                <w:rFonts w:ascii="Cambria Math" w:hAnsi="Cambria Math" w:cs="Times New Roman"/>
+                <w:sz w:val="28"/>
+              </w:rPr>
+              <m:t>f</m:t>
+            </m:r>
+          </m:e>
+          <m:sub>
+            <m:r>
+              <w:rPr>
+                <w:rFonts w:ascii="Cambria Math" w:hAnsi="Cambria Math" w:cs="Times New Roman"/>
+                <w:sz w:val="28"/>
+              </w:rPr>
+              <m:t>c</m:t>
+            </m:r>
+          </m:sub>
+        </m:sSub>
+        <m:r>
+          <w:rPr>
+            <w:rFonts w:ascii="Cambria Math" w:hAnsi="Cambria Math" w:cs="Times New Roman"/>
+            <w:sz w:val="28"/>
+          </w:rPr>
+          <m:t>-</m:t>
+        </m:r>
+        <m:f>
+          <m:fPr>
+            <m:ctrlPr>
+              <w:rPr>
+                <w:rFonts w:ascii="Cambria Math" w:hAnsi="Cambria Math" w:cs="Times New Roman"/>
+                <w:i/>
+                <w:sz w:val="28"/>
+              </w:rPr>
+            </m:ctrlPr>
+          </m:fPr>
+          <m:num>
+            <m:r>
+              <w:rPr>
+                <w:rFonts w:ascii="Cambria Math" w:hAnsi="Cambria Math" w:cs="Times New Roman"/>
+                <w:sz w:val="28"/>
+              </w:rPr>
+              <m:t>h</m:t>
+            </m:r>
+          </m:num>
+          <m:den>
+            <m:r>
+              <w:rPr>
+                <w:rFonts w:ascii="Cambria Math" w:hAnsi="Cambria Math" w:cs="Times New Roman"/>
+                <w:sz w:val="28"/>
+              </w:rPr>
+              <m:t>2T</m:t>
+            </m:r>
+          </m:den>
+        </m:f>
+      </m:oMath>
+      <w:r>
+        <w:rPr>
+          <w:rFonts w:ascii="Times New Roman" w:hAnsi="Times New Roman" w:cs="Times New Roman"/>
+          <w:sz w:val="28"/>
+          <w:lang w:val="en-US"/>
+        </w:rPr>
+        <w:tab/>
+      </w:r>
+      <w:r>
+        <w:rPr>
+          <w:rFonts w:ascii="Times New Roman" w:hAnsi="Times New Roman" w:cs="Times New Roman"/>
+          <w:sz w:val="28"/>
+          <w:lang w:val="en-US"/>
+        </w:rPr>
+        <w:tab/>
+      </w:r>
+      <w:r>
+        <w:rPr>
+          <w:rFonts w:ascii="Times New Roman" w:hAnsi="Times New Roman" w:cs="Times New Roman"/>
+          <w:sz w:val="28"/>
+          <w:lang w:val="en-US"/>
+        </w:rPr>
+        <w:tab/>
+      </w:r>
+      <w:r>
+        <w:rPr>
+          <w:rFonts w:ascii="Times New Roman" w:hAnsi="Times New Roman" w:cs="Times New Roman"/>
+          <w:sz w:val="28"/>
+          <w:lang w:val="en-US"/>
+        </w:rPr>
+        <w:tab/>
+      </w:r>
+      <w:r>
+        <w:rPr>
+          <w:rFonts w:ascii="Times New Roman" w:hAnsi="Times New Roman" w:cs="Times New Roman"/>
+          <w:sz w:val="28"/>
+          <w:lang w:val="en-US"/>
+        </w:rPr>
+        <w:tab/>
+      </w:r>
+      <w:r>
+        <w:rPr>
+          <w:rFonts w:ascii="Times New Roman" w:hAnsi="Times New Roman" w:cs="Times New Roman"/>
+          <w:sz w:val="28"/>
+          <w:lang w:val="en-US"/>
+        </w:rPr>
+        <w:tab/>
+        <w:t>(17)</w:t>
+      </w:r>
+    </w:p>
+    <w:p>
+      <w:pPr>
+        <w:ind w:firstLine="709"/>
+        <w:jc w:val="right"/>
+        <w:rPr>
+          <w:rFonts w:ascii="Times New Roman" w:hAnsi="Times New Roman" w:cs="Times New Roman"/>
+          <w:sz w:val="28"/>
+        </w:rPr>
+      </w:pPr>
+      <m:oMath>
+        <m:sSub>
+          <m:sSubPr>
+            <m:ctrlPr>
+              <w:rPr>
+                <w:rFonts w:ascii="Cambria Math" w:hAnsi="Cambria Math" w:cs="Times New Roman"/>
+                <w:i/>
+                <w:sz w:val="28"/>
+              </w:rPr>
+            </m:ctrlPr>
+          </m:sSubPr>
+          <m:e>
+            <m:r>
+              <w:rPr>
+                <w:rFonts w:ascii="Cambria Math" w:hAnsi="Cambria Math" w:cs="Times New Roman"/>
+                <w:sz w:val="28"/>
+                <w:lang w:val="en-US"/>
+              </w:rPr>
+              <m:t>f</m:t>
+            </m:r>
+          </m:e>
+          <m:sub>
+            <m:r>
+              <w:rPr>
+                <w:rFonts w:ascii="Cambria Math" w:hAnsi="Cambria Math" w:cs="Times New Roman"/>
+                <w:sz w:val="28"/>
+              </w:rPr>
+              <m:t>1</m:t>
+            </m:r>
+          </m:sub>
+        </m:sSub>
+        <m:r>
+          <w:rPr>
+            <w:rFonts w:ascii="Cambria Math" w:hAnsi="Cambria Math" w:cs="Times New Roman"/>
+            <w:sz w:val="28"/>
+          </w:rPr>
+          <m:t>=</m:t>
+        </m:r>
+        <m:sSub>
+          <m:sSubPr>
+            <m:ctrlPr>
+              <w:rPr>
+                <w:rFonts w:ascii="Cambria Math" w:hAnsi="Cambria Math" w:cs="Times New Roman"/>
+                <w:i/>
+                <w:sz w:val="28"/>
+              </w:rPr>
+            </m:ctrlPr>
+          </m:sSubPr>
+          <m:e>
+            <m:r>
+              <w:rPr>
+                <w:rFonts w:ascii="Cambria Math" w:hAnsi="Cambria Math" w:cs="Times New Roman"/>
+                <w:sz w:val="28"/>
+              </w:rPr>
+              <m:t>f</m:t>
+            </m:r>
+          </m:e>
+          <m:sub>
+            <m:r>
+              <w:rPr>
+                <w:rFonts w:ascii="Cambria Math" w:hAnsi="Cambria Math" w:cs="Times New Roman"/>
+                <w:sz w:val="28"/>
+              </w:rPr>
+              <m:t>c</m:t>
+            </m:r>
+          </m:sub>
+        </m:sSub>
+        <m:r>
+          <w:rPr>
+            <w:rFonts w:ascii="Cambria Math" w:hAnsi="Cambria Math" w:cs="Times New Roman"/>
+            <w:sz w:val="28"/>
+          </w:rPr>
+          <m:t>+</m:t>
+        </m:r>
+        <m:f>
+          <m:fPr>
+            <m:ctrlPr>
+              <w:rPr>
+                <w:rFonts w:ascii="Cambria Math" w:hAnsi="Cambria Math" w:cs="Times New Roman"/>
+                <w:i/>
+                <w:sz w:val="28"/>
+              </w:rPr>
+            </m:ctrlPr>
+          </m:fPr>
+          <m:num>
+            <m:r>
+              <w:rPr>
+                <w:rFonts w:ascii="Cambria Math" w:hAnsi="Cambria Math" w:cs="Times New Roman"/>
+                <w:sz w:val="28"/>
+              </w:rPr>
+              <m:t>h</m:t>
+            </m:r>
+          </m:num>
+          <m:den>
+            <m:r>
+              <w:rPr>
+                <w:rFonts w:ascii="Cambria Math" w:hAnsi="Cambria Math" w:cs="Times New Roman"/>
+                <w:sz w:val="28"/>
+              </w:rPr>
+              <m:t>2T</m:t>
+            </m:r>
+          </m:den>
+        </m:f>
+      </m:oMath>
+      <w:r>
+        <w:rPr>
+          <w:rFonts w:ascii="Times New Roman" w:hAnsi="Times New Roman" w:cs="Times New Roman"/>
+          <w:sz w:val="28"/>
+          <w:lang w:val="en-US"/>
+        </w:rPr>
+        <w:tab/>
+      </w:r>
+      <w:r>
+        <w:rPr>
+          <w:rFonts w:ascii="Times New Roman" w:hAnsi="Times New Roman" w:cs="Times New Roman"/>
+          <w:sz w:val="28"/>
+          <w:lang w:val="en-US"/>
+        </w:rPr>
+        <w:tab/>
+      </w:r>
+      <w:r>
+        <w:rPr>
+          <w:rFonts w:ascii="Times New Roman" w:hAnsi="Times New Roman" w:cs="Times New Roman"/>
+          <w:sz w:val="28"/>
+          <w:lang w:val="en-US"/>
+        </w:rPr>
+        <w:tab/>
+      </w:r>
+      <w:r>
+        <w:rPr>
+          <w:rFonts w:ascii="Times New Roman" w:hAnsi="Times New Roman" w:cs="Times New Roman"/>
+          <w:sz w:val="28"/>
+          <w:lang w:val="en-US"/>
+        </w:rPr>
+        <w:tab/>
+      </w:r>
+      <w:r>
+        <w:rPr>
+          <w:rFonts w:ascii="Times New Roman" w:hAnsi="Times New Roman" w:cs="Times New Roman"/>
+          <w:sz w:val="28"/>
+          <w:lang w:val="en-US"/>
+        </w:rPr>
+        <w:tab/>
+      </w:r>
+      <w:r>
+        <w:rPr>
+          <w:rFonts w:ascii="Times New Roman" w:hAnsi="Times New Roman" w:cs="Times New Roman"/>
+          <w:sz w:val="28"/>
+          <w:lang w:val="en-US"/>
+        </w:rPr>
+        <w:tab/>
+      </w:r>
+      <w:r>
+        <w:rPr>
+          <w:rFonts w:ascii="Times New Roman" w:hAnsi="Times New Roman" w:cs="Times New Roman"/>
+          <w:sz w:val="28"/>
+        </w:rPr>
+        <w:t>(18)</w:t>
+      </w:r>
+    </w:p>
+    <w:p>
+      <w:pPr>
+        <w:jc w:val="both"/>
+        <w:rPr>
+          <w:rFonts w:ascii="Times New Roman" w:hAnsi="Times New Roman" w:cs="Times New Roman"/>
+          <w:sz w:val="28"/>
+          <w:lang w:val="en-US"/>
+        </w:rPr>
+      </w:pPr>
+      <w:r>
+        <w:rPr>
+          <w:rFonts w:ascii="Times New Roman" w:hAnsi="Times New Roman" w:cs="Times New Roman"/>
+          <w:sz w:val="28"/>
+        </w:rPr>
+        <w:t xml:space="preserve">где </w:t>
+      </w:r>
+      <m:oMath>
+        <m:sSub>
+          <m:sSubPr>
+            <m:ctrlPr>
+              <w:rPr>
+                <w:rFonts w:ascii="Cambria Math" w:hAnsi="Cambria Math" w:cs="Times New Roman"/>
+                <w:i/>
+                <w:sz w:val="28"/>
+              </w:rPr>
+            </m:ctrlPr>
+          </m:sSubPr>
+          <m:e>
+            <m:r>
+              <w:rPr>
+                <w:rFonts w:ascii="Cambria Math" w:hAnsi="Cambria Math" w:cs="Times New Roman"/>
+                <w:sz w:val="28"/>
+              </w:rPr>
+              <m:t>f</m:t>
+            </m:r>
+          </m:e>
+          <m:sub>
+            <m:r>
+              <w:rPr>
+                <w:rFonts w:ascii="Cambria Math" w:hAnsi="Cambria Math" w:cs="Times New Roman"/>
+                <w:sz w:val="28"/>
+              </w:rPr>
+              <m:t>c</m:t>
+            </m:r>
+          </m:sub>
+        </m:sSub>
+      </m:oMath>
+      <w:r>
+        <w:rPr>
+          <w:rFonts w:ascii="Times New Roman" w:hAnsi="Times New Roman" w:cs="Times New Roman"/>
+          <w:sz w:val="28"/>
+        </w:rPr>
+        <w:t xml:space="preserve"> </w:t>
+      </w:r>
+      <w:r>
+        <w:rPr>
+          <w:rFonts w:ascii="Times New Roman" w:hAnsi="Times New Roman" w:cs="Times New Roman"/>
+          <w:sz w:val="28"/>
+        </w:rPr>
+        <w:t>–</w:t>
+      </w:r>
+      <w:r>
+        <w:rPr>
+          <w:rFonts w:ascii="Times New Roman" w:hAnsi="Times New Roman" w:cs="Times New Roman"/>
+          <w:sz w:val="28"/>
+        </w:rPr>
+        <w:t xml:space="preserve"> частота несущего колебания, </w:t>
+      </w:r>
+      <m:oMath>
+        <m:r>
+          <w:rPr>
+            <w:rFonts w:ascii="Cambria Math" w:hAnsi="Cambria Math" w:cs="Times New Roman"/>
+            <w:sz w:val="28"/>
+          </w:rPr>
+          <m:t>h</m:t>
+        </m:r>
+      </m:oMath>
+      <w:r>
+        <w:rPr>
+          <w:rFonts w:ascii="Times New Roman" w:hAnsi="Times New Roman" w:cs="Times New Roman"/>
+          <w:sz w:val="28"/>
+        </w:rPr>
+        <w:t xml:space="preserve"> </w:t>
+      </w:r>
+      <w:r>
+        <w:rPr>
+          <w:rFonts w:ascii="Times New Roman" w:hAnsi="Times New Roman" w:cs="Times New Roman"/>
+          <w:sz w:val="28"/>
+        </w:rPr>
+        <w:t>–</w:t>
+      </w:r>
+      <w:r>
+        <w:rPr>
+          <w:rFonts w:ascii="Times New Roman" w:hAnsi="Times New Roman" w:cs="Times New Roman"/>
+          <w:sz w:val="28"/>
+        </w:rPr>
+        <w:t xml:space="preserve"> </w:t>
+      </w:r>
+      <w:r>
+        <w:rPr>
+          <w:rFonts w:ascii="Times New Roman" w:hAnsi="Times New Roman" w:cs="Times New Roman"/>
+          <w:sz w:val="28"/>
+        </w:rPr>
+        <w:t xml:space="preserve">коэффициент модуляции, </w:t>
+      </w:r>
+      <m:oMath>
+        <m:r>
+          <w:rPr>
+            <w:rFonts w:ascii="Cambria Math" w:hAnsi="Cambria Math" w:cs="Times New Roman"/>
+            <w:sz w:val="28"/>
+          </w:rPr>
+          <m:t>T</m:t>
+        </m:r>
+      </m:oMath>
+      <w:r>
+        <w:rPr>
+          <w:rFonts w:ascii="Times New Roman" w:hAnsi="Times New Roman" w:cs="Times New Roman"/>
+          <w:sz w:val="28"/>
+        </w:rPr>
+        <w:t xml:space="preserve"> </w:t>
+      </w:r>
+      <w:r>
+        <w:rPr>
+          <w:rFonts w:ascii="Times New Roman" w:hAnsi="Times New Roman" w:cs="Times New Roman"/>
+          <w:sz w:val="28"/>
+        </w:rPr>
+        <w:t>–</w:t>
+      </w:r>
+      <w:r>
+        <w:rPr>
+          <w:rFonts w:ascii="Times New Roman" w:hAnsi="Times New Roman" w:cs="Times New Roman"/>
+          <w:sz w:val="28"/>
+        </w:rPr>
+        <w:t xml:space="preserve"> период передаваемого сообщения.</w:t>
+      </w:r>
+    </w:p>
+    <w:p>
+      <w:pPr>
+        <w:jc w:val="both"/>
+        <w:rPr>
+          <w:rFonts w:ascii="Times New Roman" w:hAnsi="Times New Roman" w:cs="Times New Roman"/>
+          <w:sz w:val="28"/>
+        </w:rPr>
+      </w:pPr>
+      <w:r>
+        <w:rPr>
+          <w:rFonts w:ascii="Times New Roman" w:hAnsi="Times New Roman" w:cs="Times New Roman"/>
+          <w:sz w:val="28"/>
+        </w:rPr>
+        <w:t xml:space="preserve">Из формулы (16) видно, что информационный сигнал может принимать значения </w:t>
+      </w:r>
+      <m:oMath>
+        <m:d>
+          <m:dPr>
+            <m:begChr m:val="{"/>
+            <m:endChr m:val="}"/>
+            <m:ctrlPr>
+              <w:rPr>
+                <w:rFonts w:ascii="Cambria Math" w:hAnsi="Cambria Math" w:cs="Times New Roman"/>
+                <w:i/>
+                <w:sz w:val="28"/>
+              </w:rPr>
+            </m:ctrlPr>
+          </m:dPr>
+          <m:e>
+            <m:r>
+              <w:rPr>
+                <w:rFonts w:ascii="Cambria Math" w:hAnsi="Cambria Math" w:cs="Times New Roman"/>
+                <w:sz w:val="28"/>
+              </w:rPr>
+              <m:t>-1,1</m:t>
+            </m:r>
+          </m:e>
+        </m:d>
+      </m:oMath>
+      <w:r>
+        <w:rPr>
+          <w:rFonts w:ascii="Times New Roman" w:hAnsi="Times New Roman" w:cs="Times New Roman"/>
+          <w:sz w:val="28"/>
+        </w:rPr>
+        <w:t xml:space="preserve">. -1 соответствует </w:t>
+      </w:r>
+      <m:oMath>
+        <m:r>
+          <w:rPr>
+            <w:rFonts w:ascii="Cambria Math" w:hAnsi="Cambria Math" w:cs="Times New Roman"/>
+            <w:sz w:val="28"/>
+          </w:rPr>
+          <m:t>c</m:t>
+        </m:r>
+        <m:d>
+          <m:dPr>
+            <m:ctrlPr>
+              <w:rPr>
+                <w:rFonts w:ascii="Cambria Math" w:hAnsi="Cambria Math" w:cs="Times New Roman"/>
+                <w:i/>
+                <w:sz w:val="28"/>
+              </w:rPr>
+            </m:ctrlPr>
+          </m:dPr>
+          <m:e>
+            <m:r>
+              <w:rPr>
+                <w:rFonts w:ascii="Cambria Math" w:hAnsi="Cambria Math" w:cs="Times New Roman"/>
+                <w:sz w:val="28"/>
+              </w:rPr>
+              <m:t>t</m:t>
+            </m:r>
+          </m:e>
+        </m:d>
+        <m:r>
+          <w:rPr>
+            <w:rFonts w:ascii="Cambria Math" w:hAnsi="Cambria Math" w:cs="Times New Roman"/>
+            <w:sz w:val="28"/>
+          </w:rPr>
+          <m:t>=0</m:t>
+        </m:r>
+      </m:oMath>
+      <w:r>
+        <w:rPr>
+          <w:rFonts w:ascii="Times New Roman" w:hAnsi="Times New Roman" w:cs="Times New Roman"/>
+          <w:sz w:val="28"/>
+        </w:rPr>
+        <w:t xml:space="preserve">, а 1 – значению </w:t>
+      </w:r>
+      <m:oMath>
+        <m:r>
+          <w:rPr>
+            <w:rFonts w:ascii="Cambria Math" w:hAnsi="Cambria Math" w:cs="Times New Roman"/>
+            <w:sz w:val="28"/>
+          </w:rPr>
+          <m:t>c</m:t>
+        </m:r>
+        <m:d>
+          <m:dPr>
+            <m:ctrlPr>
+              <w:rPr>
+                <w:rFonts w:ascii="Cambria Math" w:hAnsi="Cambria Math" w:cs="Times New Roman"/>
+                <w:i/>
+                <w:sz w:val="28"/>
+              </w:rPr>
+            </m:ctrlPr>
+          </m:dPr>
+          <m:e>
+            <m:r>
+              <w:rPr>
+                <w:rFonts w:ascii="Cambria Math" w:hAnsi="Cambria Math" w:cs="Times New Roman"/>
+                <w:sz w:val="28"/>
+              </w:rPr>
+              <m:t>t</m:t>
+            </m:r>
+          </m:e>
+        </m:d>
+        <m:r>
+          <w:rPr>
+            <w:rFonts w:ascii="Cambria Math" w:hAnsi="Cambria Math" w:cs="Times New Roman"/>
+            <w:sz w:val="28"/>
+          </w:rPr>
+          <m:t>=1</m:t>
+        </m:r>
+      </m:oMath>
+      <w:r>
+        <w:rPr>
+          <w:rFonts w:ascii="Times New Roman" w:hAnsi="Times New Roman" w:cs="Times New Roman"/>
+          <w:sz w:val="28"/>
+        </w:rPr>
+        <w:t xml:space="preserve">. Тогда множеству значений исходного сигнала </w:t>
+      </w:r>
+      <m:oMath>
+        <m:d>
+          <m:dPr>
+            <m:begChr m:val="{"/>
+            <m:endChr m:val="}"/>
+            <m:ctrlPr>
+              <w:rPr>
+                <w:rFonts w:ascii="Cambria Math" w:hAnsi="Cambria Math" w:cs="Times New Roman"/>
+                <w:i/>
+                <w:sz w:val="28"/>
+              </w:rPr>
+            </m:ctrlPr>
+          </m:dPr>
+          <m:e>
+            <m:r>
+              <w:rPr>
+                <w:rFonts w:ascii="Cambria Math" w:hAnsi="Cambria Math" w:cs="Times New Roman"/>
+                <w:sz w:val="28"/>
+              </w:rPr>
+              <m:t>0,1</m:t>
+            </m:r>
+          </m:e>
+        </m:d>
+      </m:oMath>
+      <w:r>
+        <w:rPr>
+          <w:rFonts w:ascii="Times New Roman" w:hAnsi="Times New Roman" w:cs="Times New Roman"/>
+          <w:sz w:val="28"/>
+        </w:rPr>
+        <w:t xml:space="preserve"> ставится в соответствие множество частот </w:t>
+      </w:r>
+      <m:oMath>
+        <m:d>
+          <m:dPr>
+            <m:begChr m:val="{"/>
+            <m:endChr m:val="}"/>
+            <m:ctrlPr>
+              <w:rPr>
+                <w:rFonts w:ascii="Cambria Math" w:hAnsi="Cambria Math" w:cs="Times New Roman"/>
+                <w:i/>
+                <w:sz w:val="28"/>
+              </w:rPr>
+            </m:ctrlPr>
+          </m:dPr>
+          <m:e>
+            <m:sSub>
+              <m:sSubPr>
+                <m:ctrlPr>
+                  <w:rPr>
+                    <w:rFonts w:ascii="Cambria Math" w:hAnsi="Cambria Math" w:cs="Times New Roman"/>
+                    <w:i/>
+                    <w:sz w:val="28"/>
+                  </w:rPr>
+                </m:ctrlPr>
+              </m:sSubPr>
+              <m:e>
+                <m:r>
+                  <w:rPr>
+                    <w:rFonts w:ascii="Cambria Math" w:hAnsi="Cambria Math" w:cs="Times New Roman"/>
+                    <w:sz w:val="28"/>
+                  </w:rPr>
+                  <m:t>ω</m:t>
+                </m:r>
+              </m:e>
+              <m:sub>
+                <m:r>
+                  <w:rPr>
+                    <w:rFonts w:ascii="Cambria Math" w:hAnsi="Cambria Math" w:cs="Times New Roman"/>
+                    <w:sz w:val="28"/>
+                  </w:rPr>
+                  <m:t>c</m:t>
+                </m:r>
+              </m:sub>
+            </m:sSub>
+            <m:r>
+              <w:rPr>
+                <w:rFonts w:ascii="Cambria Math" w:hAnsi="Cambria Math" w:cs="Times New Roman"/>
+                <w:sz w:val="28"/>
+              </w:rPr>
+              <m:t>-</m:t>
+            </m:r>
+            <m:sSub>
+              <m:sSubPr>
+                <m:ctrlPr>
+                  <w:rPr>
+                    <w:rFonts w:ascii="Cambria Math" w:hAnsi="Cambria Math" w:cs="Times New Roman"/>
+                    <w:i/>
+                    <w:sz w:val="28"/>
+                  </w:rPr>
+                </m:ctrlPr>
+              </m:sSubPr>
+              <m:e>
+                <m:r>
+                  <w:rPr>
+                    <w:rFonts w:ascii="Cambria Math" w:hAnsi="Cambria Math" w:cs="Times New Roman"/>
+                    <w:sz w:val="28"/>
+                  </w:rPr>
+                  <m:t>ω</m:t>
+                </m:r>
+              </m:e>
+              <m:sub>
+                <m:r>
+                  <w:rPr>
+                    <w:rFonts w:ascii="Cambria Math" w:hAnsi="Cambria Math" w:cs="Times New Roman"/>
+                    <w:sz w:val="28"/>
+                    <w:lang w:val="en-US"/>
+                  </w:rPr>
+                  <m:t>d</m:t>
+                </m:r>
+              </m:sub>
+            </m:sSub>
+            <m:r>
+              <w:rPr>
+                <w:rFonts w:ascii="Cambria Math" w:hAnsi="Cambria Math" w:cs="Times New Roman"/>
+                <w:sz w:val="28"/>
+              </w:rPr>
+              <m:t>,</m:t>
+            </m:r>
+            <m:sSub>
+              <m:sSubPr>
+                <m:ctrlPr>
+                  <w:rPr>
+                    <w:rFonts w:ascii="Cambria Math" w:hAnsi="Cambria Math" w:cs="Times New Roman"/>
+                    <w:i/>
+                    <w:sz w:val="28"/>
+                  </w:rPr>
+                </m:ctrlPr>
+              </m:sSubPr>
+              <m:e>
+                <m:r>
+                  <w:rPr>
+                    <w:rFonts w:ascii="Cambria Math" w:hAnsi="Cambria Math" w:cs="Times New Roman"/>
+                    <w:sz w:val="28"/>
+                  </w:rPr>
+                  <m:t>ω</m:t>
+                </m:r>
+              </m:e>
+              <m:sub>
+                <m:r>
+                  <w:rPr>
+                    <w:rFonts w:ascii="Cambria Math" w:hAnsi="Cambria Math" w:cs="Times New Roman"/>
+                    <w:sz w:val="28"/>
+                  </w:rPr>
+                  <m:t>c</m:t>
+                </m:r>
+              </m:sub>
+            </m:sSub>
+            <m:r>
+              <w:rPr>
+                <w:rFonts w:ascii="Cambria Math" w:hAnsi="Cambria Math" w:cs="Times New Roman"/>
+                <w:sz w:val="28"/>
+              </w:rPr>
+              <m:t>+</m:t>
+            </m:r>
+            <m:sSub>
+              <m:sSubPr>
+                <m:ctrlPr>
+                  <w:rPr>
+                    <w:rFonts w:ascii="Cambria Math" w:hAnsi="Cambria Math" w:cs="Times New Roman"/>
+                    <w:i/>
+                    <w:sz w:val="28"/>
+                  </w:rPr>
+                </m:ctrlPr>
+              </m:sSubPr>
+              <m:e>
+                <m:r>
+                  <w:rPr>
+                    <w:rFonts w:ascii="Cambria Math" w:hAnsi="Cambria Math" w:cs="Times New Roman"/>
+                    <w:sz w:val="28"/>
+                  </w:rPr>
+                  <m:t>ω</m:t>
+                </m:r>
+              </m:e>
+              <m:sub>
+                <m:r>
+                  <w:rPr>
+                    <w:rFonts w:ascii="Cambria Math" w:hAnsi="Cambria Math" w:cs="Times New Roman"/>
+                    <w:sz w:val="28"/>
+                    <w:lang w:val="en-US"/>
+                  </w:rPr>
+                  <m:t>d</m:t>
+                </m:r>
+              </m:sub>
+            </m:sSub>
+          </m:e>
+        </m:d>
+      </m:oMath>
+      <w:r>
+        <w:rPr>
+          <w:rFonts w:ascii="Times New Roman" w:hAnsi="Times New Roman" w:cs="Times New Roman"/>
+          <w:sz w:val="28"/>
+        </w:rPr>
+        <w:t xml:space="preserve">. </w:t>
+      </w:r>
+      <w:r>
+        <w:rPr>
+          <w:rFonts w:ascii="Times New Roman" w:hAnsi="Times New Roman" w:cs="Times New Roman"/>
+          <w:sz w:val="28"/>
+        </w:rPr>
+        <w:t xml:space="preserve">Вид сигнала с </w:t>
+      </w:r>
+      <w:r>
+        <w:rPr>
+          <w:rFonts w:ascii="Times New Roman" w:hAnsi="Times New Roman" w:cs="Times New Roman"/>
+          <w:sz w:val="28"/>
+          <w:lang w:val="en-US"/>
+        </w:rPr>
+        <w:t xml:space="preserve">FSK </w:t>
+      </w:r>
+      <w:r>
+        <w:rPr>
+          <w:rFonts w:ascii="Times New Roman" w:hAnsi="Times New Roman" w:cs="Times New Roman"/>
+          <w:sz w:val="28"/>
+        </w:rPr>
+        <w:t>приведён ниже:</w:t>
+      </w:r>
+    </w:p>
+    <w:p>
+      <w:pPr>
+        <w:keepNext/>
+        <w:jc w:val="center"/>
+      </w:pPr>
+      <w:r>
+        <w:rPr>
+          <w:rFonts w:ascii="Times New Roman" w:hAnsi="Times New Roman" w:cs="Times New Roman"/>
+          <w:noProof/>
+          <w:sz w:val="28"/>
+        </w:rPr>
+        <w:drawing>
+          <wp:inline distT="0" distB="0" distL="0" distR="0">
+            <wp:extent cx="2289810" cy="1726164"/>
+            <wp:effectExtent l="19050" t="0" r="0" b="0"/>
+            <wp:docPr id="11" name="Рисунок 1"/>
+            <wp:cNvGraphicFramePr>
+              <a:graphicFrameLocks xmlns:a="http://schemas.openxmlformats.org/drawingml/2006/main" noChangeAspect="1"/>
+            </wp:cNvGraphicFramePr>
+            <a:graphic xmlns:a="http://schemas.openxmlformats.org/drawingml/2006/main">
+              <a:graphicData uri="http://schemas.openxmlformats.org/drawingml/2006/picture">
+                <pic:pic xmlns:pic="http://schemas.openxmlformats.org/drawingml/2006/picture">
+                  <pic:nvPicPr>
+                    <pic:cNvPr id="0" name="Picture 1"/>
+                    <pic:cNvPicPr>
+                      <a:picLocks noChangeAspect="1" noChangeArrowheads="1"/>
+                    </pic:cNvPicPr>
+                  </pic:nvPicPr>
+                  <pic:blipFill>
+                    <a:blip r:embed="rId18"/>
+                    <a:srcRect/>
+                    <a:stretch>
+                      <a:fillRect/>
+                    </a:stretch>
+                  </pic:blipFill>
+                  <pic:spPr bwMode="auto">
+                    <a:xfrm>
+                      <a:off x="0" y="0"/>
+                      <a:ext cx="2289810" cy="1726164"/>
+                    </a:xfrm>
+                    <a:prstGeom prst="rect">
+                      <a:avLst/>
+                    </a:prstGeom>
+                    <a:noFill/>
+                    <a:ln w="9525">
+                      <a:noFill/>
+                      <a:miter lim="800000"/>
+                      <a:headEnd/>
+                      <a:tailEnd/>
+                    </a:ln>
+                  </pic:spPr>
+                </pic:pic>
+              </a:graphicData>
+            </a:graphic>
+          </wp:inline>
+        </w:drawing>
+      </w:r>
+    </w:p>
+    <w:p>
+      <w:pPr>
+        <w:pStyle w:val="af"/>
+        <w:jc w:val="center"/>
+      </w:pPr>
+      <w:r>
+        <w:t xml:space="preserve">Рисунок </w:t>
+      </w:r>
+      <w:fldSimple w:instr=" SEQ Рисунок \* ARABIC ">
+        <w:r>
+          <w:rPr>
+            <w:noProof/>
+          </w:rPr>
+          <w:t>11</w:t>
+        </w:r>
+      </w:fldSimple>
+      <w:r>
+        <w:t xml:space="preserve">. </w:t>
+      </w:r>
+      <w:r>
+        <w:t>Сигнал FSK: а – информационное сообщение; б – модулирующий сигнал;</w:t>
+      </w:r>
+      <w:r>
+        <w:t xml:space="preserve"> </w:t>
+      </w:r>
+      <w:r>
+        <w:t>в – модулированное ВЧ-колебание</w:t>
+      </w:r>
+      <w:r>
+        <w:t>.</w:t>
+      </w:r>
+    </w:p>
+    <w:p>
+      <w:pPr>
+        <w:ind w:firstLine="709"/>
+        <w:jc w:val="both"/>
+        <w:rPr>
+          <w:rFonts w:ascii="Times New Roman" w:hAnsi="Times New Roman" w:cs="Times New Roman"/>
+          <w:sz w:val="28"/>
+          <w:lang w:val="en-US"/>
+        </w:rPr>
+      </w:pPr>
+      <w:r>
+        <w:rPr>
+          <w:rFonts w:ascii="Times New Roman" w:hAnsi="Times New Roman" w:cs="Times New Roman"/>
+          <w:sz w:val="28"/>
+        </w:rPr>
+        <w:t>Из (20) следует непосредстве</w:t>
+      </w:r>
+      <w:r>
+        <w:rPr>
+          <w:rFonts w:ascii="Times New Roman" w:hAnsi="Times New Roman" w:cs="Times New Roman"/>
+          <w:sz w:val="28"/>
+        </w:rPr>
+        <w:t xml:space="preserve">нная реализация FSK-модулятора: </w:t>
+      </w:r>
+      <w:r>
+        <w:rPr>
+          <w:rFonts w:ascii="Times New Roman" w:hAnsi="Times New Roman" w:cs="Times New Roman"/>
+          <w:sz w:val="28"/>
+        </w:rPr>
+        <w:t>сигналы I(t) и Q(t) имеют</w:t>
+      </w:r>
+      <w:r>
+        <w:rPr>
+          <w:rFonts w:ascii="Times New Roman" w:hAnsi="Times New Roman" w:cs="Times New Roman"/>
+          <w:sz w:val="28"/>
+        </w:rPr>
+        <w:t xml:space="preserve"> </w:t>
+      </w:r>
+      <w:r>
+        <w:rPr>
+          <w:rFonts w:ascii="Times New Roman" w:hAnsi="Times New Roman" w:cs="Times New Roman"/>
+          <w:sz w:val="28"/>
+        </w:rPr>
+        <w:t>вид:</w:t>
+      </w:r>
+      <w:r>
+        <w:rPr>
+          <w:rFonts w:ascii="Times New Roman" w:hAnsi="Times New Roman" w:cs="Times New Roman"/>
+          <w:sz w:val="28"/>
+        </w:rPr>
+        <w:t xml:space="preserve"> </w:t>
+      </w:r>
+      <m:oMath>
+        <m:r>
+          <w:rPr>
+            <w:rFonts w:ascii="Cambria Math" w:hAnsi="Cambria Math" w:cs="Times New Roman"/>
+            <w:sz w:val="28"/>
+          </w:rPr>
+          <m:t>I</m:t>
+        </m:r>
+        <m:d>
+          <m:dPr>
+            <m:ctrlPr>
+              <w:rPr>
+                <w:rFonts w:ascii="Cambria Math" w:hAnsi="Cambria Math" w:cs="Times New Roman"/>
+                <w:i/>
+                <w:sz w:val="28"/>
+              </w:rPr>
+            </m:ctrlPr>
+          </m:dPr>
+          <m:e>
+            <m:r>
+              <w:rPr>
+                <w:rFonts w:ascii="Cambria Math" w:hAnsi="Cambria Math" w:cs="Times New Roman"/>
+                <w:sz w:val="28"/>
+              </w:rPr>
+              <m:t>t</m:t>
+            </m:r>
+          </m:e>
+        </m:d>
+        <m:r>
+          <w:rPr>
+            <w:rFonts w:ascii="Cambria Math" w:hAnsi="Cambria Math" w:cs="Times New Roman"/>
+            <w:sz w:val="28"/>
+          </w:rPr>
+          <m:t>=A</m:t>
+        </m:r>
+        <m:func>
+          <m:funcPr>
+            <m:ctrlPr>
+              <w:rPr>
+                <w:rFonts w:ascii="Cambria Math" w:hAnsi="Cambria Math" w:cs="Times New Roman"/>
+                <w:i/>
+                <w:sz w:val="28"/>
+              </w:rPr>
+            </m:ctrlPr>
+          </m:funcPr>
+          <m:fName>
+            <m:r>
+              <m:rPr>
+                <m:sty m:val="p"/>
+              </m:rPr>
+              <w:rPr>
+                <w:rFonts w:ascii="Cambria Math" w:hAnsi="Cambria Math" w:cs="Times New Roman"/>
+                <w:sz w:val="28"/>
+              </w:rPr>
+              <m:t>cos</m:t>
+            </m:r>
+          </m:fName>
+          <m:e>
+            <m:d>
+              <m:dPr>
+                <m:ctrlPr>
+                  <w:rPr>
+                    <w:rFonts w:ascii="Cambria Math" w:hAnsi="Cambria Math" w:cs="Times New Roman"/>
+                    <w:i/>
+                    <w:sz w:val="28"/>
+                  </w:rPr>
+                </m:ctrlPr>
+              </m:dPr>
+              <m:e>
+                <m:sSub>
+                  <m:sSubPr>
+                    <m:ctrlPr>
+                      <w:rPr>
+                        <w:rFonts w:ascii="Cambria Math" w:hAnsi="Cambria Math" w:cs="Times New Roman"/>
+                        <w:i/>
+                        <w:sz w:val="28"/>
+                      </w:rPr>
+                    </m:ctrlPr>
+                  </m:sSubPr>
+                  <m:e>
+                    <m:r>
+                      <w:rPr>
+                        <w:rFonts w:ascii="Cambria Math" w:hAnsi="Cambria Math" w:cs="Times New Roman"/>
+                        <w:sz w:val="28"/>
+                      </w:rPr>
+                      <m:t>ω</m:t>
+                    </m:r>
+                  </m:e>
+                  <m:sub>
+                    <m:r>
+                      <w:rPr>
+                        <w:rFonts w:ascii="Cambria Math" w:hAnsi="Cambria Math" w:cs="Times New Roman"/>
+                        <w:sz w:val="28"/>
+                      </w:rPr>
+                      <m:t>d</m:t>
+                    </m:r>
+                  </m:sub>
+                </m:sSub>
+                <m:r>
+                  <w:rPr>
+                    <w:rFonts w:ascii="Cambria Math" w:hAnsi="Cambria Math" w:cs="Times New Roman"/>
+                    <w:sz w:val="28"/>
+                  </w:rPr>
+                  <m:t>c</m:t>
+                </m:r>
+                <m:d>
+                  <m:dPr>
+                    <m:ctrlPr>
+                      <w:rPr>
+                        <w:rFonts w:ascii="Cambria Math" w:hAnsi="Cambria Math" w:cs="Times New Roman"/>
+                        <w:i/>
+                        <w:sz w:val="28"/>
+                      </w:rPr>
+                    </m:ctrlPr>
+                  </m:dPr>
+                  <m:e>
+                    <m:r>
+                      <w:rPr>
+                        <w:rFonts w:ascii="Cambria Math" w:hAnsi="Cambria Math" w:cs="Times New Roman"/>
+                        <w:sz w:val="28"/>
+                      </w:rPr>
+                      <m:t>t</m:t>
+                    </m:r>
+                  </m:e>
+                </m:d>
+                <m:r>
+                  <w:rPr>
+                    <w:rFonts w:ascii="Cambria Math" w:hAnsi="Cambria Math" w:cs="Times New Roman"/>
+                    <w:sz w:val="28"/>
+                  </w:rPr>
+                  <m:t>t</m:t>
+                </m:r>
+              </m:e>
+            </m:d>
+          </m:e>
+        </m:func>
+      </m:oMath>
+      <w:r>
+        <w:rPr>
+          <w:rFonts w:ascii="Times New Roman" w:hAnsi="Times New Roman" w:cs="Times New Roman"/>
+          <w:sz w:val="28"/>
+        </w:rPr>
+        <w:t xml:space="preserve">, </w:t>
+      </w:r>
+      <m:oMath>
+        <m:r>
+          <w:rPr>
+            <w:rFonts w:ascii="Cambria Math" w:hAnsi="Cambria Math" w:cs="Times New Roman"/>
+            <w:sz w:val="28"/>
+          </w:rPr>
+          <m:t>Q</m:t>
+        </m:r>
+        <m:d>
+          <m:dPr>
+            <m:ctrlPr>
+              <w:rPr>
+                <w:rFonts w:ascii="Cambria Math" w:hAnsi="Cambria Math" w:cs="Times New Roman"/>
+                <w:i/>
+                <w:sz w:val="28"/>
+              </w:rPr>
+            </m:ctrlPr>
+          </m:dPr>
+          <m:e>
+            <m:r>
+              <w:rPr>
+                <w:rFonts w:ascii="Cambria Math" w:hAnsi="Cambria Math" w:cs="Times New Roman"/>
+                <w:sz w:val="28"/>
+              </w:rPr>
+              <m:t>t</m:t>
+            </m:r>
+          </m:e>
+        </m:d>
+        <m:r>
+          <w:rPr>
+            <w:rFonts w:ascii="Cambria Math" w:hAnsi="Cambria Math" w:cs="Times New Roman"/>
+            <w:sz w:val="28"/>
+          </w:rPr>
+          <m:t>=A</m:t>
+        </m:r>
+        <m:func>
+          <m:funcPr>
+            <m:ctrlPr>
+              <w:rPr>
+                <w:rFonts w:ascii="Cambria Math" w:hAnsi="Cambria Math" w:cs="Times New Roman"/>
+                <w:i/>
+                <w:sz w:val="28"/>
+              </w:rPr>
+            </m:ctrlPr>
+          </m:funcPr>
+          <m:fName>
+            <m:r>
+              <m:rPr>
+                <m:sty m:val="p"/>
+              </m:rPr>
+              <w:rPr>
+                <w:rFonts w:ascii="Cambria Math" w:hAnsi="Cambria Math" w:cs="Times New Roman"/>
+                <w:sz w:val="28"/>
+              </w:rPr>
+              <m:t>sin</m:t>
+            </m:r>
+          </m:fName>
+          <m:e>
+            <m:d>
+              <m:dPr>
+                <m:ctrlPr>
+                  <w:rPr>
+                    <w:rFonts w:ascii="Cambria Math" w:hAnsi="Cambria Math" w:cs="Times New Roman"/>
+                    <w:i/>
+                    <w:sz w:val="28"/>
+                  </w:rPr>
+                </m:ctrlPr>
+              </m:dPr>
+              <m:e>
+                <m:sSub>
+                  <m:sSubPr>
+                    <m:ctrlPr>
+                      <w:rPr>
+                        <w:rFonts w:ascii="Cambria Math" w:hAnsi="Cambria Math" w:cs="Times New Roman"/>
+                        <w:i/>
+                        <w:sz w:val="28"/>
+                      </w:rPr>
+                    </m:ctrlPr>
+                  </m:sSubPr>
+                  <m:e>
+                    <m:r>
+                      <w:rPr>
+                        <w:rFonts w:ascii="Cambria Math" w:hAnsi="Cambria Math" w:cs="Times New Roman"/>
+                        <w:sz w:val="28"/>
+                      </w:rPr>
+                      <m:t>ω</m:t>
+                    </m:r>
+                  </m:e>
+                  <m:sub>
+                    <m:r>
+                      <w:rPr>
+                        <w:rFonts w:ascii="Cambria Math" w:hAnsi="Cambria Math" w:cs="Times New Roman"/>
+                        <w:sz w:val="28"/>
+                      </w:rPr>
+                      <m:t>d</m:t>
+                    </m:r>
+                  </m:sub>
+                </m:sSub>
+                <m:r>
+                  <w:rPr>
+                    <w:rFonts w:ascii="Cambria Math" w:hAnsi="Cambria Math" w:cs="Times New Roman"/>
+                    <w:sz w:val="28"/>
+                  </w:rPr>
+                  <m:t>c</m:t>
+                </m:r>
+                <m:d>
+                  <m:dPr>
+                    <m:ctrlPr>
+                      <w:rPr>
+                        <w:rFonts w:ascii="Cambria Math" w:hAnsi="Cambria Math" w:cs="Times New Roman"/>
+                        <w:i/>
+                        <w:sz w:val="28"/>
+                      </w:rPr>
+                    </m:ctrlPr>
+                  </m:dPr>
+                  <m:e>
+                    <m:r>
+                      <w:rPr>
+                        <w:rFonts w:ascii="Cambria Math" w:hAnsi="Cambria Math" w:cs="Times New Roman"/>
+                        <w:sz w:val="28"/>
+                      </w:rPr>
+                      <m:t>t</m:t>
+                    </m:r>
+                  </m:e>
+                </m:d>
+                <m:r>
+                  <w:rPr>
+                    <w:rFonts w:ascii="Cambria Math" w:hAnsi="Cambria Math" w:cs="Times New Roman"/>
+                    <w:sz w:val="28"/>
+                  </w:rPr>
+                  <m:t>t</m:t>
+                </m:r>
+              </m:e>
+            </m:d>
+          </m:e>
+        </m:func>
+      </m:oMath>
+      <w:r>
+        <w:rPr>
+          <w:rFonts w:ascii="Times New Roman" w:hAnsi="Times New Roman" w:cs="Times New Roman"/>
+          <w:sz w:val="28"/>
+        </w:rPr>
+        <w:t>. Так как функции sin и cos принимают значения</w:t>
+      </w:r>
+      <w:r>
+        <w:rPr>
+          <w:rFonts w:ascii="Times New Roman" w:hAnsi="Times New Roman" w:cs="Times New Roman"/>
+          <w:sz w:val="28"/>
+        </w:rPr>
+        <w:t xml:space="preserve"> </w:t>
+      </w:r>
+      <w:r>
+        <w:rPr>
+          <w:rFonts w:ascii="Times New Roman" w:hAnsi="Times New Roman" w:cs="Times New Roman"/>
+          <w:sz w:val="28"/>
+        </w:rPr>
+        <w:t>в интервале [-1..1], то сигнальное созвездие сигнала FSK – окружность с радиусом A.</w:t>
+      </w:r>
+    </w:p>
+    <w:p>
+      <w:pPr>
+        <w:ind w:firstLine="709"/>
+        <w:jc w:val="both"/>
+        <w:rPr>
+          <w:rFonts w:ascii="Times New Roman" w:hAnsi="Times New Roman" w:cs="Times New Roman"/>
+          <w:sz w:val="28"/>
+        </w:rPr>
+      </w:pPr>
+      <w:r>
+        <w:rPr>
+          <w:rFonts w:ascii="Times New Roman" w:hAnsi="Times New Roman" w:cs="Times New Roman"/>
+          <w:sz w:val="28"/>
+        </w:rPr>
+        <w:t>По аналогии с амплитудной и фазовой модуляции, для частотной существует многопозиционное решение. Многопозиционная частотная модуляция</w:t>
+      </w:r>
+      <w:r>
+        <w:rPr>
+          <w:rFonts w:ascii="Times New Roman" w:hAnsi="Times New Roman" w:cs="Times New Roman"/>
+          <w:sz w:val="28"/>
+        </w:rPr>
+        <w:t xml:space="preserve"> (</w:t>
+      </w:r>
+      <w:r>
+        <w:rPr>
+          <w:rFonts w:ascii="Times New Roman" w:hAnsi="Times New Roman" w:cs="Times New Roman"/>
+          <w:sz w:val="28"/>
+          <w:lang w:val="en-US"/>
+        </w:rPr>
+        <w:t>M</w:t>
+      </w:r>
+      <w:r>
+        <w:rPr>
+          <w:rFonts w:ascii="Times New Roman" w:hAnsi="Times New Roman" w:cs="Times New Roman"/>
+          <w:sz w:val="28"/>
+        </w:rPr>
+        <w:t>-</w:t>
+      </w:r>
+      <w:r>
+        <w:rPr>
+          <w:rFonts w:ascii="Times New Roman" w:hAnsi="Times New Roman" w:cs="Times New Roman"/>
+          <w:sz w:val="28"/>
+          <w:lang w:val="en-US"/>
+        </w:rPr>
+        <w:t>FSK</w:t>
+      </w:r>
+      <w:r>
+        <w:rPr>
+          <w:rFonts w:ascii="Times New Roman" w:hAnsi="Times New Roman" w:cs="Times New Roman"/>
+          <w:sz w:val="28"/>
+        </w:rPr>
+        <w:t>)</w:t>
+      </w:r>
+      <w:r>
+        <w:rPr>
+          <w:rFonts w:ascii="Times New Roman" w:hAnsi="Times New Roman" w:cs="Times New Roman"/>
+          <w:sz w:val="28"/>
+        </w:rPr>
+        <w:t xml:space="preserve"> формируется через группировку </w:t>
+      </w:r>
+      <m:oMath>
+        <m:r>
+          <w:rPr>
+            <w:rFonts w:ascii="Cambria Math" w:hAnsi="Cambria Math" w:cs="Times New Roman"/>
+            <w:sz w:val="28"/>
+          </w:rPr>
+          <m:t>k=</m:t>
+        </m:r>
+        <m:func>
+          <m:funcPr>
+            <m:ctrlPr>
+              <w:rPr>
+                <w:rFonts w:ascii="Cambria Math" w:hAnsi="Cambria Math" w:cs="Times New Roman"/>
+                <w:i/>
+                <w:sz w:val="28"/>
+              </w:rPr>
+            </m:ctrlPr>
+          </m:funcPr>
+          <m:fName>
+            <m:sSub>
+              <m:sSubPr>
+                <m:ctrlPr>
+                  <w:rPr>
+                    <w:rFonts w:ascii="Cambria Math" w:hAnsi="Cambria Math" w:cs="Times New Roman"/>
+                    <w:i/>
+                    <w:sz w:val="28"/>
+                  </w:rPr>
+                </m:ctrlPr>
+              </m:sSubPr>
+              <m:e>
+                <m:r>
+                  <m:rPr>
+                    <m:sty m:val="p"/>
+                  </m:rPr>
+                  <w:rPr>
+                    <w:rFonts w:ascii="Cambria Math" w:hAnsi="Cambria Math" w:cs="Times New Roman"/>
+                    <w:sz w:val="28"/>
+                  </w:rPr>
+                  <m:t>log</m:t>
+                </m:r>
+              </m:e>
+              <m:sub>
+                <m:r>
+                  <w:rPr>
+                    <w:rFonts w:ascii="Cambria Math" w:hAnsi="Cambria Math" w:cs="Times New Roman"/>
+                    <w:sz w:val="28"/>
+                  </w:rPr>
+                  <m:t>2</m:t>
+                </m:r>
+              </m:sub>
+            </m:sSub>
+          </m:fName>
+          <m:e>
+            <m:r>
+              <w:rPr>
+                <w:rFonts w:ascii="Cambria Math" w:hAnsi="Cambria Math" w:cs="Times New Roman"/>
+                <w:sz w:val="28"/>
+              </w:rPr>
+              <m:t>M</m:t>
+            </m:r>
+          </m:e>
+        </m:func>
+      </m:oMath>
+      <w:r>
+        <w:rPr>
+          <w:rFonts w:ascii="Times New Roman" w:hAnsi="Times New Roman" w:cs="Times New Roman"/>
+          <w:sz w:val="28"/>
+        </w:rPr>
+        <w:t xml:space="preserve"> бит в символы и введение взаимно-однозначных соответствий между множеством частот и множеством символов.</w:t>
+      </w:r>
+    </w:p>
+    <w:p>
+      <w:pPr>
+        <w:ind w:firstLine="709"/>
+        <w:jc w:val="both"/>
+        <w:rPr>
+          <w:rFonts w:ascii="Times New Roman" w:hAnsi="Times New Roman" w:cs="Times New Roman"/>
+          <w:sz w:val="28"/>
+        </w:rPr>
+      </w:pPr>
+      <w:r>
+        <w:rPr>
+          <w:rFonts w:ascii="Times New Roman" w:hAnsi="Times New Roman" w:cs="Times New Roman"/>
+          <w:sz w:val="28"/>
+        </w:rPr>
+        <w:t xml:space="preserve">Важной величиной для частотной модуляции является </w:t>
+      </w:r>
+      <w:r>
+        <w:rPr>
+          <w:rFonts w:ascii="Times New Roman" w:hAnsi="Times New Roman" w:cs="Times New Roman"/>
+          <w:i/>
+          <w:sz w:val="28"/>
+        </w:rPr>
+        <w:t>индекс модуляции</w:t>
+      </w:r>
+      <w:r>
+        <w:rPr>
+          <w:rFonts w:ascii="Times New Roman" w:hAnsi="Times New Roman" w:cs="Times New Roman"/>
+          <w:sz w:val="28"/>
+        </w:rPr>
+        <w:t xml:space="preserve">, равный </w:t>
+      </w:r>
+      <m:oMath>
+        <m:r>
+          <w:rPr>
+            <w:rFonts w:ascii="Cambria Math" w:hAnsi="Cambria Math" w:cs="Times New Roman"/>
+            <w:sz w:val="28"/>
+          </w:rPr>
+          <m:t>m=2</m:t>
+        </m:r>
+        <m:sSub>
+          <m:sSubPr>
+            <m:ctrlPr>
+              <w:rPr>
+                <w:rFonts w:ascii="Cambria Math" w:hAnsi="Cambria Math" w:cs="Times New Roman"/>
+                <w:i/>
+                <w:sz w:val="28"/>
+              </w:rPr>
+            </m:ctrlPr>
+          </m:sSubPr>
+          <m:e>
+            <m:r>
+              <w:rPr>
+                <w:rFonts w:ascii="Cambria Math" w:hAnsi="Cambria Math" w:cs="Times New Roman"/>
+                <w:sz w:val="28"/>
+              </w:rPr>
+              <m:t>f</m:t>
+            </m:r>
+          </m:e>
+          <m:sub>
+            <m:r>
+              <w:rPr>
+                <w:rFonts w:ascii="Cambria Math" w:hAnsi="Cambria Math" w:cs="Times New Roman"/>
+                <w:sz w:val="28"/>
+              </w:rPr>
+              <m:t>d</m:t>
+            </m:r>
+          </m:sub>
+        </m:sSub>
+        <m:sSub>
+          <m:sSubPr>
+            <m:ctrlPr>
+              <w:rPr>
+                <w:rFonts w:ascii="Cambria Math" w:hAnsi="Cambria Math" w:cs="Times New Roman"/>
+                <w:i/>
+                <w:sz w:val="28"/>
+              </w:rPr>
+            </m:ctrlPr>
+          </m:sSubPr>
+          <m:e>
+            <m:r>
+              <w:rPr>
+                <w:rFonts w:ascii="Cambria Math" w:hAnsi="Cambria Math" w:cs="Times New Roman"/>
+                <w:sz w:val="28"/>
+              </w:rPr>
+              <m:t>T</m:t>
+            </m:r>
+          </m:e>
+          <m:sub>
+            <m:r>
+              <w:rPr>
+                <w:rFonts w:ascii="Cambria Math" w:hAnsi="Cambria Math" w:cs="Times New Roman"/>
+                <w:sz w:val="28"/>
+              </w:rPr>
+              <m:t>s</m:t>
+            </m:r>
+          </m:sub>
+        </m:sSub>
+      </m:oMath>
+      <w:r>
+        <w:rPr>
+          <w:rFonts w:ascii="Times New Roman" w:hAnsi="Times New Roman" w:cs="Times New Roman"/>
+          <w:sz w:val="28"/>
+        </w:rPr>
+        <w:t xml:space="preserve">, </w:t>
+      </w:r>
+      <w:r>
+        <w:rPr>
+          <w:rFonts w:ascii="Times New Roman" w:hAnsi="Times New Roman" w:cs="Times New Roman"/>
+          <w:sz w:val="28"/>
+        </w:rPr>
+        <w:t xml:space="preserve">где </w:t>
+      </w:r>
+      <m:oMath>
+        <m:sSub>
+          <m:sSubPr>
+            <m:ctrlPr>
+              <w:rPr>
+                <w:rFonts w:ascii="Cambria Math" w:hAnsi="Cambria Math" w:cs="Times New Roman"/>
+                <w:i/>
+                <w:sz w:val="28"/>
+              </w:rPr>
+            </m:ctrlPr>
+          </m:sSubPr>
+          <m:e>
+            <m:r>
+              <w:rPr>
+                <w:rFonts w:ascii="Cambria Math" w:hAnsi="Cambria Math" w:cs="Times New Roman"/>
+                <w:sz w:val="28"/>
+              </w:rPr>
+              <m:t>f</m:t>
+            </m:r>
+          </m:e>
+          <m:sub>
+            <m:r>
+              <w:rPr>
+                <w:rFonts w:ascii="Cambria Math" w:hAnsi="Cambria Math" w:cs="Times New Roman"/>
+                <w:sz w:val="28"/>
+              </w:rPr>
+              <m:t>d</m:t>
+            </m:r>
+          </m:sub>
+        </m:sSub>
+        <m:r>
+          <w:rPr>
+            <w:rFonts w:ascii="Cambria Math" w:hAnsi="Cambria Math" w:cs="Times New Roman"/>
+            <w:sz w:val="28"/>
+          </w:rPr>
+          <m:t>=</m:t>
+        </m:r>
+        <m:f>
+          <m:fPr>
+            <m:type m:val="lin"/>
+            <m:ctrlPr>
+              <w:rPr>
+                <w:rFonts w:ascii="Cambria Math" w:hAnsi="Cambria Math" w:cs="Times New Roman"/>
+                <w:i/>
+                <w:sz w:val="28"/>
+              </w:rPr>
+            </m:ctrlPr>
+          </m:fPr>
+          <m:num>
+            <m:sSub>
+              <m:sSubPr>
+                <m:ctrlPr>
+                  <w:rPr>
+                    <w:rFonts w:ascii="Cambria Math" w:hAnsi="Cambria Math" w:cs="Times New Roman"/>
+                    <w:i/>
+                    <w:sz w:val="28"/>
+                  </w:rPr>
+                </m:ctrlPr>
+              </m:sSubPr>
+              <m:e>
+                <m:r>
+                  <w:rPr>
+                    <w:rFonts w:ascii="Cambria Math" w:hAnsi="Cambria Math" w:cs="Times New Roman"/>
+                    <w:sz w:val="28"/>
+                  </w:rPr>
+                  <m:t>ω</m:t>
+                </m:r>
+              </m:e>
+              <m:sub>
+                <m:r>
+                  <w:rPr>
+                    <w:rFonts w:ascii="Cambria Math" w:hAnsi="Cambria Math" w:cs="Times New Roman"/>
+                    <w:sz w:val="28"/>
+                  </w:rPr>
+                  <m:t>d</m:t>
+                </m:r>
+              </m:sub>
+            </m:sSub>
+          </m:num>
+          <m:den>
+            <m:r>
+              <w:rPr>
+                <w:rFonts w:ascii="Cambria Math" w:hAnsi="Cambria Math" w:cs="Times New Roman"/>
+                <w:sz w:val="28"/>
+              </w:rPr>
+              <m:t>2π</m:t>
+            </m:r>
+          </m:den>
+        </m:f>
+      </m:oMath>
+      <w:r>
+        <w:rPr>
+          <w:rFonts w:ascii="Times New Roman" w:hAnsi="Times New Roman" w:cs="Times New Roman"/>
+          <w:sz w:val="28"/>
+        </w:rPr>
+        <w:t xml:space="preserve"> – девиация частоты, </w:t>
+      </w:r>
+      <m:oMath>
+        <m:sSub>
+          <m:sSubPr>
+            <m:ctrlPr>
+              <w:rPr>
+                <w:rFonts w:ascii="Cambria Math" w:hAnsi="Cambria Math" w:cs="Times New Roman"/>
+                <w:i/>
+                <w:sz w:val="28"/>
+              </w:rPr>
+            </m:ctrlPr>
+          </m:sSubPr>
+          <m:e>
+            <m:r>
+              <w:rPr>
+                <w:rFonts w:ascii="Cambria Math" w:hAnsi="Cambria Math" w:cs="Times New Roman"/>
+                <w:sz w:val="28"/>
+              </w:rPr>
+              <m:t>T</m:t>
+            </m:r>
+          </m:e>
+          <m:sub>
+            <m:r>
+              <w:rPr>
+                <w:rFonts w:ascii="Cambria Math" w:hAnsi="Cambria Math" w:cs="Times New Roman"/>
+                <w:sz w:val="28"/>
+              </w:rPr>
+              <m:t>s</m:t>
+            </m:r>
+          </m:sub>
+        </m:sSub>
+      </m:oMath>
+      <w:r>
+        <w:rPr>
+          <w:rFonts w:ascii="Times New Roman" w:hAnsi="Times New Roman" w:cs="Times New Roman"/>
+          <w:sz w:val="28"/>
+        </w:rPr>
+        <w:t xml:space="preserve"> – длительность символа.</w:t>
+      </w:r>
+      <w:r>
+        <w:rPr>
+          <w:rFonts w:ascii="Times New Roman" w:hAnsi="Times New Roman" w:cs="Times New Roman"/>
+          <w:sz w:val="28"/>
+        </w:rPr>
+        <w:t xml:space="preserve"> </w:t>
+      </w:r>
     </w:p>
     <w:sectPr>
-      <w:footerReference w:type="default" r:id="rId18"/>
-      <w:footerReference w:type="first" r:id="rId19"/>
+      <w:footerReference w:type="default" r:id="rId19"/>
+      <w:footerReference w:type="first" r:id="rId20"/>
       <w:pgSz w:w="11906" w:h="16838"/>
       <w:pgMar w:top="1134" w:right="850" w:bottom="1134" w:left="1701" w:header="708" w:footer="708" w:gutter="0"/>
       <w:pgNumType w:start="1"/>
@@ -12244,7 +15725,7 @@
             <w:rPr>
               <w:noProof/>
             </w:rPr>
-            <w:t>12</w:t>
+            <w:t>14</w:t>
           </w:r>
         </w:fldSimple>
       </w:p>
@@ -12390,6 +15871,92 @@
     </w:lvl>
   </w:abstractNum>
   <w:abstractNum w:abstractNumId="1">
+    <w:nsid w:val="3E627CB1"/>
+    <w:multiLevelType w:val="hybridMultilevel"/>
+    <w:tmpl w:val="CD5841DC"/>
+    <w:lvl w:ilvl="0" w:tplc="0419000F">
+      <w:start w:val="1"/>
+      <w:numFmt w:val="decimal"/>
+      <w:lvlText w:val="%1."/>
+      <w:lvlJc w:val="left"/>
+      <w:pPr>
+        <w:ind w:left="720" w:hanging="360"/>
+      </w:pPr>
+    </w:lvl>
+    <w:lvl w:ilvl="1" w:tplc="04190019" w:tentative="1">
+      <w:start w:val="1"/>
+      <w:numFmt w:val="lowerLetter"/>
+      <w:lvlText w:val="%2."/>
+      <w:lvlJc w:val="left"/>
+      <w:pPr>
+        <w:ind w:left="1440" w:hanging="360"/>
+      </w:pPr>
+    </w:lvl>
+    <w:lvl w:ilvl="2" w:tplc="0419001B" w:tentative="1">
+      <w:start w:val="1"/>
+      <w:numFmt w:val="lowerRoman"/>
+      <w:lvlText w:val="%3."/>
+      <w:lvlJc w:val="right"/>
+      <w:pPr>
+        <w:ind w:left="2160" w:hanging="180"/>
+      </w:pPr>
+    </w:lvl>
+    <w:lvl w:ilvl="3" w:tplc="0419000F" w:tentative="1">
+      <w:start w:val="1"/>
+      <w:numFmt w:val="decimal"/>
+      <w:lvlText w:val="%4."/>
+      <w:lvlJc w:val="left"/>
+      <w:pPr>
+        <w:ind w:left="2880" w:hanging="360"/>
+      </w:pPr>
+    </w:lvl>
+    <w:lvl w:ilvl="4" w:tplc="04190019" w:tentative="1">
+      <w:start w:val="1"/>
+      <w:numFmt w:val="lowerLetter"/>
+      <w:lvlText w:val="%5."/>
+      <w:lvlJc w:val="left"/>
+      <w:pPr>
+        <w:ind w:left="3600" w:hanging="360"/>
+      </w:pPr>
+    </w:lvl>
+    <w:lvl w:ilvl="5" w:tplc="0419001B" w:tentative="1">
+      <w:start w:val="1"/>
+      <w:numFmt w:val="lowerRoman"/>
+      <w:lvlText w:val="%6."/>
+      <w:lvlJc w:val="right"/>
+      <w:pPr>
+        <w:ind w:left="4320" w:hanging="180"/>
+      </w:pPr>
+    </w:lvl>
+    <w:lvl w:ilvl="6" w:tplc="0419000F" w:tentative="1">
+      <w:start w:val="1"/>
+      <w:numFmt w:val="decimal"/>
+      <w:lvlText w:val="%7."/>
+      <w:lvlJc w:val="left"/>
+      <w:pPr>
+        <w:ind w:left="5040" w:hanging="360"/>
+      </w:pPr>
+    </w:lvl>
+    <w:lvl w:ilvl="7" w:tplc="04190019" w:tentative="1">
+      <w:start w:val="1"/>
+      <w:numFmt w:val="lowerLetter"/>
+      <w:lvlText w:val="%8."/>
+      <w:lvlJc w:val="left"/>
+      <w:pPr>
+        <w:ind w:left="5760" w:hanging="360"/>
+      </w:pPr>
+    </w:lvl>
+    <w:lvl w:ilvl="8" w:tplc="0419001B" w:tentative="1">
+      <w:start w:val="1"/>
+      <w:numFmt w:val="lowerRoman"/>
+      <w:lvlText w:val="%9."/>
+      <w:lvlJc w:val="right"/>
+      <w:pPr>
+        <w:ind w:left="6480" w:hanging="180"/>
+      </w:pPr>
+    </w:lvl>
+  </w:abstractNum>
+  <w:abstractNum w:abstractNumId="2">
     <w:nsid w:val="4E502AC4"/>
     <w:multiLevelType w:val="hybridMultilevel"/>
     <w:tmpl w:val="C3203154"/>
@@ -12475,7 +16042,7 @@
       </w:pPr>
     </w:lvl>
   </w:abstractNum>
-  <w:abstractNum w:abstractNumId="2">
+  <w:abstractNum w:abstractNumId="3">
     <w:nsid w:val="57010C2B"/>
     <w:multiLevelType w:val="multilevel"/>
     <w:tmpl w:val="88B4CDB2"/>
@@ -12588,7 +16155,7 @@
       </w:rPr>
     </w:lvl>
   </w:abstractNum>
-  <w:abstractNum w:abstractNumId="3">
+  <w:abstractNum w:abstractNumId="4">
     <w:nsid w:val="780937D2"/>
     <w:multiLevelType w:val="hybridMultilevel"/>
     <w:tmpl w:val="81A40922"/>
@@ -12675,16 +16242,19 @@
     </w:lvl>
   </w:abstractNum>
   <w:num w:numId="1">
+    <w:abstractNumId w:val="3"/>
+  </w:num>
+  <w:num w:numId="2">
     <w:abstractNumId w:val="2"/>
   </w:num>
-  <w:num w:numId="2">
-    <w:abstractNumId w:val="1"/>
-  </w:num>
   <w:num w:numId="3">
-    <w:abstractNumId w:val="3"/>
+    <w:abstractNumId w:val="4"/>
   </w:num>
   <w:num w:numId="4">
     <w:abstractNumId w:val="0"/>
+  </w:num>
+  <w:num w:numId="5">
+    <w:abstractNumId w:val="1"/>
   </w:num>
 </w:numbering>
 </file>
@@ -13203,6 +16773,294 @@
 </w:styles>
 </file>
 
+<file path=word/glossary/document.xml><?xml version="1.0" encoding="utf-8"?>
+<w:glossaryDocument xmlns:ve="http://schemas.openxmlformats.org/markup-compatibility/2006" xmlns:o="urn:schemas-microsoft-com:office:office" xmlns:r="http://schemas.openxmlformats.org/officeDocument/2006/relationships" xmlns:m="http://schemas.openxmlformats.org/officeDocument/2006/math" xmlns:v="urn:schemas-microsoft-com:vml" xmlns:wp="http://schemas.openxmlformats.org/drawingml/2006/wordprocessingDrawing" xmlns:w10="urn:schemas-microsoft-com:office:word" xmlns:w="http://schemas.openxmlformats.org/wordprocessingml/2006/main" xmlns:wne="http://schemas.microsoft.com/office/word/2006/wordml">
+  <w:docParts/>
+</w:glossaryDocument>
+</file>
+
+<file path=word/glossary/fontTable.xml><?xml version="1.0" encoding="utf-8"?>
+<w:fonts xmlns:r="http://schemas.openxmlformats.org/officeDocument/2006/relationships" xmlns:w="http://schemas.openxmlformats.org/wordprocessingml/2006/main">
+  <w:font w:name="Times New Roman">
+    <w:panose1 w:val="02020603050405020304"/>
+    <w:charset w:val="CC"/>
+    <w:family w:val="roman"/>
+    <w:pitch w:val="variable"/>
+    <w:sig w:usb0="E0002EFF" w:usb1="C000785B" w:usb2="00000009" w:usb3="00000000" w:csb0="000001FF" w:csb1="00000000"/>
+  </w:font>
+  <w:font w:name="Calibri">
+    <w:panose1 w:val="020F0502020204030204"/>
+    <w:charset w:val="CC"/>
+    <w:family w:val="swiss"/>
+    <w:pitch w:val="variable"/>
+    <w:sig w:usb0="E4002EFF" w:usb1="C200247B" w:usb2="00000009" w:usb3="00000000" w:csb0="000001FF" w:csb1="00000000"/>
+  </w:font>
+  <w:font w:name="Cambria">
+    <w:panose1 w:val="02040503050406030204"/>
+    <w:charset w:val="CC"/>
+    <w:family w:val="roman"/>
+    <w:pitch w:val="variable"/>
+    <w:sig w:usb0="E00006FF" w:usb1="420024FF" w:usb2="02000000" w:usb3="00000000" w:csb0="0000019F" w:csb1="00000000"/>
+  </w:font>
+  <w:font w:name="Tahoma">
+    <w:panose1 w:val="020B0604030504040204"/>
+    <w:charset w:val="CC"/>
+    <w:family w:val="swiss"/>
+    <w:pitch w:val="variable"/>
+    <w:sig w:usb0="E1002EFF" w:usb1="C000605B" w:usb2="00000029" w:usb3="00000000" w:csb0="000101FF" w:csb1="00000000"/>
+  </w:font>
+  <w:font w:name="Cambria Math">
+    <w:panose1 w:val="02040503050406030204"/>
+    <w:charset w:val="CC"/>
+    <w:family w:val="roman"/>
+    <w:pitch w:val="variable"/>
+    <w:sig w:usb0="E00006FF" w:usb1="420024FF" w:usb2="02000000" w:usb3="00000000" w:csb0="0000019F" w:csb1="00000000"/>
+  </w:font>
+</w:fonts>
+</file>
+
+<file path=word/glossary/settings.xml><?xml version="1.0" encoding="utf-8"?>
+<w:settings xmlns:o="urn:schemas-microsoft-com:office:office" xmlns:r="http://schemas.openxmlformats.org/officeDocument/2006/relationships" xmlns:m="http://schemas.openxmlformats.org/officeDocument/2006/math" xmlns:v="urn:schemas-microsoft-com:vml" xmlns:w10="urn:schemas-microsoft-com:office:word" xmlns:w="http://schemas.openxmlformats.org/wordprocessingml/2006/main" xmlns:sl="http://schemas.openxmlformats.org/schemaLibrary/2006/main">
+  <w:view w:val="normal"/>
+  <w:defaultTabStop w:val="708"/>
+  <w:characterSpacingControl w:val="doNotCompress"/>
+  <w:compat>
+    <w:useFELayout/>
+  </w:compat>
+  <w:rsids>
+    <w:rsidRoot w:val="001769F6"/>
+    <w:rsid w:val="00164E2E"/>
+    <w:rsid w:val="001769F6"/>
+    <w:rsid w:val="00B74E08"/>
+  </w:rsids>
+  <m:mathPr>
+    <m:mathFont m:val="Cambria Math"/>
+    <m:brkBin m:val="before"/>
+    <m:brkBinSub m:val="--"/>
+    <m:smallFrac m:val="off"/>
+    <m:dispDef/>
+    <m:lMargin m:val="0"/>
+    <m:rMargin m:val="0"/>
+    <m:defJc m:val="centerGroup"/>
+    <m:wrapIndent m:val="1440"/>
+    <m:intLim m:val="subSup"/>
+    <m:naryLim m:val="undOvr"/>
+  </m:mathPr>
+  <w:themeFontLang w:val="ru-RU"/>
+  <w:clrSchemeMapping w:bg1="light1" w:t1="dark1" w:bg2="light2" w:t2="dark2" w:accent1="accent1" w:accent2="accent2" w:accent3="accent3" w:accent4="accent4" w:accent5="accent5" w:accent6="accent6" w:hyperlink="hyperlink" w:followedHyperlink="followedHyperlink"/>
+  <w:decimalSymbol w:val=","/>
+  <w:listSeparator w:val=";"/>
+</w:settings>
+</file>
+
+<file path=word/glossary/styles.xml><?xml version="1.0" encoding="utf-8"?>
+<w:styles xmlns:r="http://schemas.openxmlformats.org/officeDocument/2006/relationships" xmlns:w="http://schemas.openxmlformats.org/wordprocessingml/2006/main">
+  <w:docDefaults>
+    <w:rPrDefault>
+      <w:rPr>
+        <w:rFonts w:asciiTheme="minorHAnsi" w:eastAsiaTheme="minorEastAsia" w:hAnsiTheme="minorHAnsi" w:cstheme="minorBidi"/>
+        <w:sz w:val="22"/>
+        <w:szCs w:val="22"/>
+        <w:lang w:val="ru-RU" w:eastAsia="ru-RU" w:bidi="ar-SA"/>
+      </w:rPr>
+    </w:rPrDefault>
+    <w:pPrDefault>
+      <w:pPr>
+        <w:spacing w:after="200" w:line="276" w:lineRule="auto"/>
+      </w:pPr>
+    </w:pPrDefault>
+  </w:docDefaults>
+  <w:latentStyles w:defLockedState="0" w:defUIPriority="99" w:defSemiHidden="1" w:defUnhideWhenUsed="1" w:defQFormat="0" w:count="267">
+    <w:lsdException w:name="Normal" w:semiHidden="0" w:uiPriority="0" w:unhideWhenUsed="0" w:qFormat="1"/>
+    <w:lsdException w:name="heading 1" w:semiHidden="0" w:uiPriority="9" w:unhideWhenUsed="0" w:qFormat="1"/>
+    <w:lsdException w:name="heading 2" w:uiPriority="9" w:qFormat="1"/>
+    <w:lsdException w:name="heading 3" w:uiPriority="9" w:qFormat="1"/>
+    <w:lsdException w:name="heading 4" w:uiPriority="9" w:qFormat="1"/>
+    <w:lsdException w:name="heading 5" w:uiPriority="9" w:qFormat="1"/>
+    <w:lsdException w:name="heading 6" w:uiPriority="9" w:qFormat="1"/>
+    <w:lsdException w:name="heading 7" w:uiPriority="9" w:qFormat="1"/>
+    <w:lsdException w:name="heading 8" w:uiPriority="9" w:qFormat="1"/>
+    <w:lsdException w:name="heading 9" w:uiPriority="9" w:qFormat="1"/>
+    <w:lsdException w:name="toc 1" w:uiPriority="39"/>
+    <w:lsdException w:name="toc 2" w:uiPriority="39"/>
+    <w:lsdException w:name="toc 3" w:uiPriority="39"/>
+    <w:lsdException w:name="toc 4" w:uiPriority="39"/>
+    <w:lsdException w:name="toc 5" w:uiPriority="39"/>
+    <w:lsdException w:name="toc 6" w:uiPriority="39"/>
+    <w:lsdException w:name="toc 7" w:uiPriority="39"/>
+    <w:lsdException w:name="toc 8" w:uiPriority="39"/>
+    <w:lsdException w:name="toc 9" w:uiPriority="39"/>
+    <w:lsdException w:name="caption" w:uiPriority="35" w:qFormat="1"/>
+    <w:lsdException w:name="Title" w:semiHidden="0" w:uiPriority="10" w:unhideWhenUsed="0" w:qFormat="1"/>
+    <w:lsdException w:name="Default Paragraph Font" w:uiPriority="1"/>
+    <w:lsdException w:name="Subtitle" w:semiHidden="0" w:uiPriority="11" w:unhideWhenUsed="0" w:qFormat="1"/>
+    <w:lsdException w:name="Strong" w:semiHidden="0" w:uiPriority="22" w:unhideWhenUsed="0" w:qFormat="1"/>
+    <w:lsdException w:name="Emphasis" w:semiHidden="0" w:uiPriority="20" w:unhideWhenUsed="0" w:qFormat="1"/>
+    <w:lsdException w:name="Table Grid" w:semiHidden="0" w:uiPriority="59" w:unhideWhenUsed="0"/>
+    <w:lsdException w:name="Placeholder Text" w:unhideWhenUsed="0"/>
+    <w:lsdException w:name="No Spacing" w:semiHidden="0" w:uiPriority="1" w:unhideWhenUsed="0" w:qFormat="1"/>
+    <w:lsdException w:name="Light Shading" w:semiHidden="0" w:uiPriority="60" w:unhideWhenUsed="0"/>
+    <w:lsdException w:name="Light List" w:semiHidden="0" w:uiPriority="61" w:unhideWhenUsed="0"/>
+    <w:lsdException w:name="Light Grid" w:semiHidden="0" w:uiPriority="62" w:unhideWhenUsed="0"/>
+    <w:lsdException w:name="Medium Shading 1" w:semiHidden="0" w:uiPriority="63" w:unhideWhenUsed="0"/>
+    <w:lsdException w:name="Medium Shading 2" w:semiHidden="0" w:uiPriority="64" w:unhideWhenUsed="0"/>
+    <w:lsdException w:name="Medium List 1" w:semiHidden="0" w:uiPriority="65" w:unhideWhenUsed="0"/>
+    <w:lsdException w:name="Medium List 2" w:semiHidden="0" w:uiPriority="66" w:unhideWhenUsed="0"/>
+    <w:lsdException w:name="Medium Grid 1" w:semiHidden="0" w:uiPriority="67" w:unhideWhenUsed="0"/>
+    <w:lsdException w:name="Medium Grid 2" w:semiHidden="0" w:uiPriority="68" w:unhideWhenUsed="0"/>
+    <w:lsdException w:name="Medium Grid 3" w:semiHidden="0" w:uiPriority="69" w:unhideWhenUsed="0"/>
+    <w:lsdException w:name="Dark List" w:semiHidden="0" w:uiPriority="70" w:unhideWhenUsed="0"/>
+    <w:lsdException w:name="Colorful Shading" w:semiHidden="0" w:uiPriority="71" w:unhideWhenUsed="0"/>
+    <w:lsdException w:name="Colorful List" w:semiHidden="0" w:uiPriority="72" w:unhideWhenUsed="0"/>
+    <w:lsdException w:name="Colorful Grid" w:semiHidden="0" w:uiPriority="73" w:unhideWhenUsed="0"/>
+    <w:lsdException w:name="Light Shading Accent 1" w:semiHidden="0" w:uiPriority="60" w:unhideWhenUsed="0"/>
+    <w:lsdException w:name="Light List Accent 1" w:semiHidden="0" w:uiPriority="61" w:unhideWhenUsed="0"/>
+    <w:lsdException w:name="Light Grid Accent 1" w:semiHidden="0" w:uiPriority="62" w:unhideWhenUsed="0"/>
+    <w:lsdException w:name="Medium Shading 1 Accent 1" w:semiHidden="0" w:uiPriority="63" w:unhideWhenUsed="0"/>
+    <w:lsdException w:name="Medium Shading 2 Accent 1" w:semiHidden="0" w:uiPriority="64" w:unhideWhenUsed="0"/>
+    <w:lsdException w:name="Medium List 1 Accent 1" w:semiHidden="0" w:uiPriority="65" w:unhideWhenUsed="0"/>
+    <w:lsdException w:name="Revision" w:unhideWhenUsed="0"/>
+    <w:lsdException w:name="List Paragraph" w:semiHidden="0" w:uiPriority="34" w:unhideWhenUsed="0" w:qFormat="1"/>
+    <w:lsdException w:name="Quote" w:semiHidden="0" w:uiPriority="29" w:unhideWhenUsed="0" w:qFormat="1"/>
+    <w:lsdException w:name="Intense Quote" w:semiHidden="0" w:uiPriority="30" w:unhideWhenUsed="0" w:qFormat="1"/>
+    <w:lsdException w:name="Medium List 2 Accent 1" w:semiHidden="0" w:uiPriority="66" w:unhideWhenUsed="0"/>
+    <w:lsdException w:name="Medium Grid 1 Accent 1" w:semiHidden="0" w:uiPriority="67" w:unhideWhenUsed="0"/>
+    <w:lsdException w:name="Medium Grid 2 Accent 1" w:semiHidden="0" w:uiPriority="68" w:unhideWhenUsed="0"/>
+    <w:lsdException w:name="Medium Grid 3 Accent 1" w:semiHidden="0" w:uiPriority="69" w:unhideWhenUsed="0"/>
+    <w:lsdException w:name="Dark List Accent 1" w:semiHidden="0" w:uiPriority="70" w:unhideWhenUsed="0"/>
+    <w:lsdException w:name="Colorful Shading Accent 1" w:semiHidden="0" w:uiPriority="71" w:unhideWhenUsed="0"/>
+    <w:lsdException w:name="Colorful List Accent 1" w:semiHidden="0" w:uiPriority="72" w:unhideWhenUsed="0"/>
+    <w:lsdException w:name="Colorful Grid Accent 1" w:semiHidden="0" w:uiPriority="73" w:unhideWhenUsed="0"/>
+    <w:lsdException w:name="Light Shading Accent 2" w:semiHidden="0" w:uiPriority="60" w:unhideWhenUsed="0"/>
+    <w:lsdException w:name="Light List Accent 2" w:semiHidden="0" w:uiPriority="61" w:unhideWhenUsed="0"/>
+    <w:lsdException w:name="Light Grid Accent 2" w:semiHidden="0" w:uiPriority="62" w:unhideWhenUsed="0"/>
+    <w:lsdException w:name="Medium Shading 1 Accent 2" w:semiHidden="0" w:uiPriority="63" w:unhideWhenUsed="0"/>
+    <w:lsdException w:name="Medium Shading 2 Accent 2" w:semiHidden="0" w:uiPriority="64" w:unhideWhenUsed="0"/>
+    <w:lsdException w:name="Medium List 1 Accent 2" w:semiHidden="0" w:uiPriority="65" w:unhideWhenUsed="0"/>
+    <w:lsdException w:name="Medium List 2 Accent 2" w:semiHidden="0" w:uiPriority="66" w:unhideWhenUsed="0"/>
+    <w:lsdException w:name="Medium Grid 1 Accent 2" w:semiHidden="0" w:uiPriority="67" w:unhideWhenUsed="0"/>
+    <w:lsdException w:name="Medium Grid 2 Accent 2" w:semiHidden="0" w:uiPriority="68" w:unhideWhenUsed="0"/>
+    <w:lsdException w:name="Medium Grid 3 Accent 2" w:semiHidden="0" w:uiPriority="69" w:unhideWhenUsed="0"/>
+    <w:lsdException w:name="Dark List Accent 2" w:semiHidden="0" w:uiPriority="70" w:unhideWhenUsed="0"/>
+    <w:lsdException w:name="Colorful Shading Accent 2" w:semiHidden="0" w:uiPriority="71" w:unhideWhenUsed="0"/>
+    <w:lsdException w:name="Colorful List Accent 2" w:semiHidden="0" w:uiPriority="72" w:unhideWhenUsed="0"/>
+    <w:lsdException w:name="Colorful Grid Accent 2" w:semiHidden="0" w:uiPriority="73" w:unhideWhenUsed="0"/>
+    <w:lsdException w:name="Light Shading Accent 3" w:semiHidden="0" w:uiPriority="60" w:unhideWhenUsed="0"/>
+    <w:lsdException w:name="Light List Accent 3" w:semiHidden="0" w:uiPriority="61" w:unhideWhenUsed="0"/>
+    <w:lsdException w:name="Light Grid Accent 3" w:semiHidden="0" w:uiPriority="62" w:unhideWhenUsed="0"/>
+    <w:lsdException w:name="Medium Shading 1 Accent 3" w:semiHidden="0" w:uiPriority="63" w:unhideWhenUsed="0"/>
+    <w:lsdException w:name="Medium Shading 2 Accent 3" w:semiHidden="0" w:uiPriority="64" w:unhideWhenUsed="0"/>
+    <w:lsdException w:name="Medium List 1 Accent 3" w:semiHidden="0" w:uiPriority="65" w:unhideWhenUsed="0"/>
+    <w:lsdException w:name="Medium List 2 Accent 3" w:semiHidden="0" w:uiPriority="66" w:unhideWhenUsed="0"/>
+    <w:lsdException w:name="Medium Grid 1 Accent 3" w:semiHidden="0" w:uiPriority="67" w:unhideWhenUsed="0"/>
+    <w:lsdException w:name="Medium Grid 2 Accent 3" w:semiHidden="0" w:uiPriority="68" w:unhideWhenUsed="0"/>
+    <w:lsdException w:name="Medium Grid 3 Accent 3" w:semiHidden="0" w:uiPriority="69" w:unhideWhenUsed="0"/>
+    <w:lsdException w:name="Dark List Accent 3" w:semiHidden="0" w:uiPriority="70" w:unhideWhenUsed="0"/>
+    <w:lsdException w:name="Colorful Shading Accent 3" w:semiHidden="0" w:uiPriority="71" w:unhideWhenUsed="0"/>
+    <w:lsdException w:name="Colorful List Accent 3" w:semiHidden="0" w:uiPriority="72" w:unhideWhenUsed="0"/>
+    <w:lsdException w:name="Colorful Grid Accent 3" w:semiHidden="0" w:uiPriority="73" w:unhideWhenUsed="0"/>
+    <w:lsdException w:name="Light Shading Accent 4" w:semiHidden="0" w:uiPriority="60" w:unhideWhenUsed="0"/>
+    <w:lsdException w:name="Light List Accent 4" w:semiHidden="0" w:uiPriority="61" w:unhideWhenUsed="0"/>
+    <w:lsdException w:name="Light Grid Accent 4" w:semiHidden="0" w:uiPriority="62" w:unhideWhenUsed="0"/>
+    <w:lsdException w:name="Medium Shading 1 Accent 4" w:semiHidden="0" w:uiPriority="63" w:unhideWhenUsed="0"/>
+    <w:lsdException w:name="Medium Shading 2 Accent 4" w:semiHidden="0" w:uiPriority="64" w:unhideWhenUsed="0"/>
+    <w:lsdException w:name="Medium List 1 Accent 4" w:semiHidden="0" w:uiPriority="65" w:unhideWhenUsed="0"/>
+    <w:lsdException w:name="Medium List 2 Accent 4" w:semiHidden="0" w:uiPriority="66" w:unhideWhenUsed="0"/>
+    <w:lsdException w:name="Medium Grid 1 Accent 4" w:semiHidden="0" w:uiPriority="67" w:unhideWhenUsed="0"/>
+    <w:lsdException w:name="Medium Grid 2 Accent 4" w:semiHidden="0" w:uiPriority="68" w:unhideWhenUsed="0"/>
+    <w:lsdException w:name="Medium Grid 3 Accent 4" w:semiHidden="0" w:uiPriority="69" w:unhideWhenUsed="0"/>
+    <w:lsdException w:name="Dark List Accent 4" w:semiHidden="0" w:uiPriority="70" w:unhideWhenUsed="0"/>
+    <w:lsdException w:name="Colorful Shading Accent 4" w:semiHidden="0" w:uiPriority="71" w:unhideWhenUsed="0"/>
+    <w:lsdException w:name="Colorful List Accent 4" w:semiHidden="0" w:uiPriority="72" w:unhideWhenUsed="0"/>
+    <w:lsdException w:name="Colorful Grid Accent 4" w:semiHidden="0" w:uiPriority="73" w:unhideWhenUsed="0"/>
+    <w:lsdException w:name="Light Shading Accent 5" w:semiHidden="0" w:uiPriority="60" w:unhideWhenUsed="0"/>
+    <w:lsdException w:name="Light List Accent 5" w:semiHidden="0" w:uiPriority="61" w:unhideWhenUsed="0"/>
+    <w:lsdException w:name="Light Grid Accent 5" w:semiHidden="0" w:uiPriority="62" w:unhideWhenUsed="0"/>
+    <w:lsdException w:name="Medium Shading 1 Accent 5" w:semiHidden="0" w:uiPriority="63" w:unhideWhenUsed="0"/>
+    <w:lsdException w:name="Medium Shading 2 Accent 5" w:semiHidden="0" w:uiPriority="64" w:unhideWhenUsed="0"/>
+    <w:lsdException w:name="Medium List 1 Accent 5" w:semiHidden="0" w:uiPriority="65" w:unhideWhenUsed="0"/>
+    <w:lsdException w:name="Medium List 2 Accent 5" w:semiHidden="0" w:uiPriority="66" w:unhideWhenUsed="0"/>
+    <w:lsdException w:name="Medium Grid 1 Accent 5" w:semiHidden="0" w:uiPriority="67" w:unhideWhenUsed="0"/>
+    <w:lsdException w:name="Medium Grid 2 Accent 5" w:semiHidden="0" w:uiPriority="68" w:unhideWhenUsed="0"/>
+    <w:lsdException w:name="Medium Grid 3 Accent 5" w:semiHidden="0" w:uiPriority="69" w:unhideWhenUsed="0"/>
+    <w:lsdException w:name="Dark List Accent 5" w:semiHidden="0" w:uiPriority="70" w:unhideWhenUsed="0"/>
+    <w:lsdException w:name="Colorful Shading Accent 5" w:semiHidden="0" w:uiPriority="71" w:unhideWhenUsed="0"/>
+    <w:lsdException w:name="Colorful List Accent 5" w:semiHidden="0" w:uiPriority="72" w:unhideWhenUsed="0"/>
+    <w:lsdException w:name="Colorful Grid Accent 5" w:semiHidden="0" w:uiPriority="73" w:unhideWhenUsed="0"/>
+    <w:lsdException w:name="Light Shading Accent 6" w:semiHidden="0" w:uiPriority="60" w:unhideWhenUsed="0"/>
+    <w:lsdException w:name="Light List Accent 6" w:semiHidden="0" w:uiPriority="61" w:unhideWhenUsed="0"/>
+    <w:lsdException w:name="Light Grid Accent 6" w:semiHidden="0" w:uiPriority="62" w:unhideWhenUsed="0"/>
+    <w:lsdException w:name="Medium Shading 1 Accent 6" w:semiHidden="0" w:uiPriority="63" w:unhideWhenUsed="0"/>
+    <w:lsdException w:name="Medium Shading 2 Accent 6" w:semiHidden="0" w:uiPriority="64" w:unhideWhenUsed="0"/>
+    <w:lsdException w:name="Medium List 1 Accent 6" w:semiHidden="0" w:uiPriority="65" w:unhideWhenUsed="0"/>
+    <w:lsdException w:name="Medium List 2 Accent 6" w:semiHidden="0" w:uiPriority="66" w:unhideWhenUsed="0"/>
+    <w:lsdException w:name="Medium Grid 1 Accent 6" w:semiHidden="0" w:uiPriority="67" w:unhideWhenUsed="0"/>
+    <w:lsdException w:name="Medium Grid 2 Accent 6" w:semiHidden="0" w:uiPriority="68" w:unhideWhenUsed="0"/>
+    <w:lsdException w:name="Medium Grid 3 Accent 6" w:semiHidden="0" w:uiPriority="69" w:unhideWhenUsed="0"/>
+    <w:lsdException w:name="Dark List Accent 6" w:semiHidden="0" w:uiPriority="70" w:unhideWhenUsed="0"/>
+    <w:lsdException w:name="Colorful Shading Accent 6" w:semiHidden="0" w:uiPriority="71" w:unhideWhenUsed="0"/>
+    <w:lsdException w:name="Colorful List Accent 6" w:semiHidden="0" w:uiPriority="72" w:unhideWhenUsed="0"/>
+    <w:lsdException w:name="Colorful Grid Accent 6" w:semiHidden="0" w:uiPriority="73" w:unhideWhenUsed="0"/>
+    <w:lsdException w:name="Subtle Emphasis" w:semiHidden="0" w:uiPriority="19" w:unhideWhenUsed="0" w:qFormat="1"/>
+    <w:lsdException w:name="Intense Emphasis" w:semiHidden="0" w:uiPriority="21" w:unhideWhenUsed="0" w:qFormat="1"/>
+    <w:lsdException w:name="Subtle Reference" w:semiHidden="0" w:uiPriority="31" w:unhideWhenUsed="0" w:qFormat="1"/>
+    <w:lsdException w:name="Intense Reference" w:semiHidden="0" w:uiPriority="32" w:unhideWhenUsed="0" w:qFormat="1"/>
+    <w:lsdException w:name="Book Title" w:semiHidden="0" w:uiPriority="33" w:unhideWhenUsed="0" w:qFormat="1"/>
+    <w:lsdException w:name="Bibliography" w:uiPriority="37"/>
+    <w:lsdException w:name="TOC Heading" w:uiPriority="39" w:qFormat="1"/>
+  </w:latentStyles>
+  <w:style w:type="paragraph" w:default="1" w:styleId="a">
+    <w:name w:val="Normal"/>
+    <w:qFormat/>
+    <w:rsid w:val="00B74E08"/>
+  </w:style>
+  <w:style w:type="character" w:default="1" w:styleId="a0">
+    <w:name w:val="Default Paragraph Font"/>
+    <w:uiPriority w:val="1"/>
+    <w:semiHidden/>
+    <w:unhideWhenUsed/>
+  </w:style>
+  <w:style w:type="table" w:default="1" w:styleId="a1">
+    <w:name w:val="Normal Table"/>
+    <w:uiPriority w:val="99"/>
+    <w:semiHidden/>
+    <w:unhideWhenUsed/>
+    <w:qFormat/>
+    <w:tblPr>
+      <w:tblInd w:w="0" w:type="dxa"/>
+      <w:tblCellMar>
+        <w:top w:w="0" w:type="dxa"/>
+        <w:left w:w="108" w:type="dxa"/>
+        <w:bottom w:w="0" w:type="dxa"/>
+        <w:right w:w="108" w:type="dxa"/>
+      </w:tblCellMar>
+    </w:tblPr>
+  </w:style>
+  <w:style w:type="numbering" w:default="1" w:styleId="a2">
+    <w:name w:val="No List"/>
+    <w:uiPriority w:val="99"/>
+    <w:semiHidden/>
+    <w:unhideWhenUsed/>
+  </w:style>
+  <w:style w:type="character" w:styleId="a3">
+    <w:name w:val="Placeholder Text"/>
+    <w:basedOn w:val="a0"/>
+    <w:uiPriority w:val="99"/>
+    <w:semiHidden/>
+    <w:rsid w:val="00B74E08"/>
+    <w:rPr>
+      <w:color w:val="808080"/>
+    </w:rPr>
+  </w:style>
+</w:styles>
+</file>
+
+<file path=word/glossary/webSettings.xml><?xml version="1.0" encoding="utf-8"?>
+<w:webSettings xmlns:r="http://schemas.openxmlformats.org/officeDocument/2006/relationships" xmlns:w="http://schemas.openxmlformats.org/wordprocessingml/2006/main">
+  <w:optimizeForBrowser/>
+</w:webSettings>
+</file>
+
 <file path=word/theme/theme1.xml><?xml version="1.0" encoding="utf-8"?>
 <a:theme xmlns:a="http://schemas.openxmlformats.org/drawingml/2006/main" name="Тема Office">
   <a:themeElements>
@@ -13491,7 +17349,7 @@
 </file>
 
 <file path=customXml/itemProps1.xml><?xml version="1.0" encoding="utf-8"?>
-<ds:datastoreItem xmlns:ds="http://schemas.openxmlformats.org/officeDocument/2006/customXml" ds:itemID="{E9DE84CB-1CBD-42F2-BA66-7B44032D7825}">
+<ds:datastoreItem xmlns:ds="http://schemas.openxmlformats.org/officeDocument/2006/customXml" ds:itemID="{788DF645-1B1E-45D7-8B4C-F534B7BA3CE1}">
   <ds:schemaRefs>
     <ds:schemaRef ds:uri="http://schemas.openxmlformats.org/officeDocument/2006/bibliography"/>
   </ds:schemaRefs>

--- a/Диплом.docx
+++ b/Диплом.docx
@@ -571,6 +571,9 @@
             <w:jc w:val="center"/>
           </w:pPr>
           <w:r>
+            <w:rPr>
+              <w:color w:val="auto"/>
+            </w:rPr>
             <w:t>Оглавление</w:t>
           </w:r>
         </w:p>
@@ -1379,6 +1382,7 @@
           <w:rFonts w:ascii="Times New Roman" w:hAnsi="Times New Roman" w:cs="Times New Roman"/>
           <w:color w:val="auto"/>
         </w:rPr>
+        <w:lastRenderedPageBreak/>
         <w:t>ВВЕДЕНИЕ</w:t>
       </w:r>
       <w:bookmarkEnd w:id="0"/>
@@ -1811,6 +1815,7 @@
           <w:rFonts w:ascii="Times New Roman" w:hAnsi="Times New Roman" w:cs="Times New Roman"/>
           <w:color w:val="auto"/>
         </w:rPr>
+        <w:lastRenderedPageBreak/>
         <w:t>ГЛАВА 1. ТЕОРЕТИЧЕСКИЕ ОСНОВЫ ПЕРЕДАЧИ ИНФОРМАЦИИ ПО РАДИОКАНАЛУ.</w:t>
       </w:r>
       <w:bookmarkEnd w:id="1"/>
@@ -2930,6 +2935,7 @@
           <w:rFonts w:ascii="Times New Roman" w:hAnsi="Times New Roman" w:cs="Times New Roman"/>
           <w:sz w:val="28"/>
         </w:rPr>
+        <w:lastRenderedPageBreak/>
         <w:t>Эта величина может принимать несколько значений, которые будут рассмотрены ниже.</w:t>
       </w:r>
     </w:p>
@@ -3036,6 +3042,7 @@
       <w:pPr>
         <w:pStyle w:val="af"/>
         <w:spacing w:after="160"/>
+        <w:ind w:firstLine="709"/>
         <w:jc w:val="center"/>
         <w:rPr>
           <w:color w:val="auto"/>
@@ -3180,8 +3187,8 @@
         </w:rPr>
         <w:drawing>
           <wp:inline distT="0" distB="0" distL="0" distR="0">
-            <wp:extent cx="5940425" cy="3691469"/>
-            <wp:effectExtent l="19050" t="0" r="3175" b="0"/>
+            <wp:extent cx="4714875" cy="2929894"/>
+            <wp:effectExtent l="19050" t="0" r="9525" b="0"/>
             <wp:docPr id="7" name="Рисунок 7"/>
             <wp:cNvGraphicFramePr>
               <a:graphicFrameLocks xmlns:a="http://schemas.openxmlformats.org/drawingml/2006/main" noChangeAspect="1"/>
@@ -3205,7 +3212,7 @@
                   <pic:spPr bwMode="auto">
                     <a:xfrm>
                       <a:off x="0" y="0"/>
-                      <a:ext cx="5940425" cy="3691469"/>
+                      <a:ext cx="4714875" cy="2929894"/>
                     </a:xfrm>
                     <a:prstGeom prst="rect">
                       <a:avLst/>
@@ -3229,6 +3236,7 @@
       <w:pPr>
         <w:pStyle w:val="af"/>
         <w:spacing w:after="160"/>
+        <w:ind w:firstLine="709"/>
         <w:jc w:val="center"/>
         <w:rPr>
           <w:color w:val="auto"/>
@@ -3356,6 +3364,7 @@
           <w:noProof/>
           <w:sz w:val="28"/>
         </w:rPr>
+        <w:lastRenderedPageBreak/>
         <w:drawing>
           <wp:inline distT="0" distB="0" distL="0" distR="0">
             <wp:extent cx="5940425" cy="1592395"/>
@@ -3407,6 +3416,7 @@
       <w:pPr>
         <w:pStyle w:val="af"/>
         <w:spacing w:after="160"/>
+        <w:ind w:firstLine="709"/>
         <w:jc w:val="center"/>
         <w:rPr>
           <w:color w:val="auto"/>
@@ -3620,8 +3630,8 @@
         </w:rPr>
         <w:drawing>
           <wp:inline distT="0" distB="0" distL="0" distR="0">
-            <wp:extent cx="5692140" cy="3278987"/>
-            <wp:effectExtent l="19050" t="0" r="3810" b="0"/>
+            <wp:extent cx="4953000" cy="2853201"/>
+            <wp:effectExtent l="19050" t="0" r="0" b="0"/>
             <wp:docPr id="1" name="Рисунок 0" descr="2D-plot_modulacija.bmp"/>
             <wp:cNvGraphicFramePr>
               <a:graphicFrameLocks xmlns:a="http://schemas.openxmlformats.org/drawingml/2006/main" noChangeAspect="1"/>
@@ -3642,7 +3652,7 @@
                   <pic:spPr>
                     <a:xfrm>
                       <a:off x="0" y="0"/>
-                      <a:ext cx="5689469" cy="3277448"/>
+                      <a:ext cx="4954282" cy="2853939"/>
                     </a:xfrm>
                     <a:prstGeom prst="rect">
                       <a:avLst/>
@@ -3659,6 +3669,7 @@
       <w:pPr>
         <w:pStyle w:val="af"/>
         <w:spacing w:after="160"/>
+        <w:ind w:firstLine="709"/>
         <w:jc w:val="center"/>
         <w:rPr>
           <w:rFonts w:ascii="Times New Roman" w:hAnsi="Times New Roman" w:cs="Times New Roman"/>
@@ -4870,6 +4881,7 @@
       <w:pPr>
         <w:pStyle w:val="af"/>
         <w:spacing w:after="160"/>
+        <w:ind w:firstLine="709"/>
         <w:jc w:val="center"/>
         <w:rPr>
           <w:rFonts w:ascii="Times New Roman" w:hAnsi="Times New Roman" w:cs="Times New Roman"/>
@@ -5876,7 +5888,15 @@
           <w:rFonts w:ascii="Times New Roman" w:hAnsi="Times New Roman" w:cs="Times New Roman"/>
           <w:sz w:val="28"/>
         </w:rPr>
-        <w:t xml:space="preserve">Цифровые виды модуляции (часто цифровая модуляция называется манипуляцией), как и аналоговые, могут быть амплитудными, фазовыми, частотными или комбинированными (например, амплитудно-фазовыми), в зависимости от того, какой из параметров немодулированного несущего колебания </w:t>
+        <w:t xml:space="preserve">Цифровые виды модуляции (часто цифровая модуляция называется манипуляцией), как и аналоговые, могут быть амплитудными, фазовыми, </w:t>
+      </w:r>
+      <w:r>
+        <w:rPr>
+          <w:rFonts w:ascii="Times New Roman" w:hAnsi="Times New Roman" w:cs="Times New Roman"/>
+          <w:sz w:val="28"/>
+        </w:rPr>
+        <w:lastRenderedPageBreak/>
+        <w:t xml:space="preserve">частотными или комбинированными (например, амплитудно-фазовыми), в зависимости от того, какой из параметров немодулированного несущего колебания </w:t>
       </w:r>
       <m:oMath>
         <m:r>
@@ -7030,6 +7050,7 @@
       <w:pPr>
         <w:pStyle w:val="af"/>
         <w:spacing w:after="160"/>
+        <w:ind w:firstLine="709"/>
         <w:jc w:val="center"/>
         <w:rPr>
           <w:color w:val="auto"/>
@@ -7403,6 +7424,7 @@
           <w:i/>
           <w:sz w:val="28"/>
         </w:rPr>
+        <w:lastRenderedPageBreak/>
         <w:t>ность</w:t>
       </w:r>
       <w:r>
@@ -7525,6 +7547,7 @@
       <w:pPr>
         <w:pStyle w:val="af"/>
         <w:spacing w:after="160"/>
+        <w:ind w:firstLine="709"/>
         <w:jc w:val="center"/>
         <w:rPr>
           <w:rFonts w:cstheme="minorHAnsi"/>
@@ -8816,6 +8839,7 @@
           <w:noProof/>
           <w:sz w:val="28"/>
         </w:rPr>
+        <w:lastRenderedPageBreak/>
         <w:drawing>
           <wp:inline distT="0" distB="0" distL="0" distR="0">
             <wp:extent cx="2560320" cy="2194560"/>
@@ -8866,6 +8890,7 @@
     <w:p>
       <w:pPr>
         <w:pStyle w:val="af"/>
+        <w:ind w:firstLine="709"/>
         <w:jc w:val="center"/>
         <w:rPr>
           <w:color w:val="auto"/>
@@ -10069,6 +10094,7 @@
           <w:rFonts w:ascii="Times New Roman" w:hAnsi="Times New Roman" w:cs="Times New Roman"/>
           <w:sz w:val="28"/>
         </w:rPr>
+        <w:lastRenderedPageBreak/>
         <w:t>Или же</w:t>
       </w:r>
     </w:p>
@@ -10531,32 +10557,61 @@
     <w:p>
       <w:pPr>
         <w:pStyle w:val="af"/>
+        <w:ind w:firstLine="709"/>
         <w:jc w:val="center"/>
         <w:rPr>
           <w:rFonts w:cstheme="minorHAnsi"/>
           <w:bCs w:val="0"/>
-        </w:rPr>
-      </w:pPr>
-      <w:r>
+          <w:color w:val="auto"/>
+        </w:rPr>
+      </w:pPr>
+      <w:r>
+        <w:rPr>
+          <w:color w:val="auto"/>
+        </w:rPr>
         <w:t xml:space="preserve">Рисунок </w:t>
       </w:r>
-      <w:fldSimple w:instr=" SEQ Рисунок \* ARABIC ">
-        <w:r>
-          <w:rPr>
-            <w:noProof/>
-          </w:rPr>
-          <w:t>9</w:t>
-        </w:r>
-      </w:fldSimple>
-      <w:r>
-        <w:t xml:space="preserve">. </w:t>
-      </w:r>
-      <w:r>
-        <w:t>Временная форма и сигнальное созвездие сигнала BPSK</w:t>
+      <w:r>
+        <w:rPr>
+          <w:color w:val="auto"/>
+        </w:rPr>
+        <w:fldChar w:fldCharType="begin"/>
+      </w:r>
+      <w:r>
+        <w:rPr>
+          <w:color w:val="auto"/>
+        </w:rPr>
+        <w:instrText xml:space="preserve"> SEQ Рисунок \* ARABIC </w:instrText>
+      </w:r>
+      <w:r>
+        <w:rPr>
+          <w:color w:val="auto"/>
+        </w:rPr>
+        <w:fldChar w:fldCharType="separate"/>
+      </w:r>
+      <w:r>
+        <w:rPr>
+          <w:noProof/>
+          <w:color w:val="auto"/>
+        </w:rPr>
+        <w:t>9</w:t>
+      </w:r>
+      <w:r>
+        <w:rPr>
+          <w:color w:val="auto"/>
+        </w:rPr>
+        <w:fldChar w:fldCharType="end"/>
+      </w:r>
+      <w:r>
+        <w:rPr>
+          <w:color w:val="auto"/>
+        </w:rPr>
+        <w:t>. Временная форма и сигнальное созвездие сигнала BPSK</w:t>
       </w:r>
       <w:r>
         <w:rPr>
           <w:rFonts w:cstheme="minorHAnsi"/>
+          <w:color w:val="auto"/>
         </w:rPr>
         <w:t xml:space="preserve">: </w:t>
       </w:r>
@@ -10564,6 +10619,7 @@
         <w:rPr>
           <w:rFonts w:cstheme="minorHAnsi"/>
           <w:bCs w:val="0"/>
+          <w:color w:val="auto"/>
         </w:rPr>
         <w:t>а – цифровое сообщение; б – модулирующий сигнал; в – модулированное ВЧ-колебание; г – сигнальное созвездие</w:t>
       </w:r>
@@ -11338,6 +11394,7 @@
           <w:noProof/>
           <w:sz w:val="28"/>
         </w:rPr>
+        <w:lastRenderedPageBreak/>
         <w:drawing>
           <wp:inline distT="0" distB="0" distL="0" distR="0">
             <wp:extent cx="1710576" cy="1775460"/>
@@ -11388,24 +11445,54 @@
     <w:p>
       <w:pPr>
         <w:pStyle w:val="af"/>
+        <w:ind w:firstLine="709"/>
         <w:jc w:val="center"/>
-      </w:pPr>
-      <w:r>
+        <w:rPr>
+          <w:color w:val="auto"/>
+        </w:rPr>
+      </w:pPr>
+      <w:r>
+        <w:rPr>
+          <w:color w:val="auto"/>
+        </w:rPr>
         <w:t xml:space="preserve">Рисунок </w:t>
       </w:r>
-      <w:fldSimple w:instr=" SEQ Рисунок \* ARABIC ">
-        <w:r>
-          <w:rPr>
-            <w:noProof/>
-          </w:rPr>
-          <w:t>10</w:t>
-        </w:r>
-      </w:fldSimple>
-      <w:r>
-        <w:t xml:space="preserve">. </w:t>
-      </w:r>
-      <w:r>
-        <w:t>Сигнальное созвездие модуляции QPSK</w:t>
+      <w:r>
+        <w:rPr>
+          <w:color w:val="auto"/>
+        </w:rPr>
+        <w:fldChar w:fldCharType="begin"/>
+      </w:r>
+      <w:r>
+        <w:rPr>
+          <w:color w:val="auto"/>
+        </w:rPr>
+        <w:instrText xml:space="preserve"> SEQ Рисунок \* ARABIC </w:instrText>
+      </w:r>
+      <w:r>
+        <w:rPr>
+          <w:color w:val="auto"/>
+        </w:rPr>
+        <w:fldChar w:fldCharType="separate"/>
+      </w:r>
+      <w:r>
+        <w:rPr>
+          <w:noProof/>
+          <w:color w:val="auto"/>
+        </w:rPr>
+        <w:t>10</w:t>
+      </w:r>
+      <w:r>
+        <w:rPr>
+          <w:color w:val="auto"/>
+        </w:rPr>
+        <w:fldChar w:fldCharType="end"/>
+      </w:r>
+      <w:r>
+        <w:rPr>
+          <w:color w:val="auto"/>
+        </w:rPr>
+        <w:t>. Сигнальное созвездие модуляции QPSK</w:t>
       </w:r>
     </w:p>
     <w:p>
@@ -12581,7 +12668,15 @@
           <w:rFonts w:ascii="Times New Roman" w:hAnsi="Times New Roman" w:cs="Times New Roman"/>
           <w:sz w:val="28"/>
         </w:rPr>
-        <w:t>. Вводится взаимно-однозначное соответствие между множеством значений символов и множеством значений фазы модулированного сигнала. Значения фазы из множества отличаются на одинаковую величину.</w:t>
+        <w:t xml:space="preserve">. Вводится взаимно-однозначное </w:t>
+      </w:r>
+      <w:r>
+        <w:rPr>
+          <w:rFonts w:ascii="Times New Roman" w:hAnsi="Times New Roman" w:cs="Times New Roman"/>
+          <w:sz w:val="28"/>
+        </w:rPr>
+        <w:lastRenderedPageBreak/>
+        <w:t>соответствие между множеством значений символов и множеством значений фазы модулированного сигнала. Значения фазы из множества отличаются на одинаковую величину.</w:t>
       </w:r>
     </w:p>
     <w:p>
@@ -13662,7 +13757,6 @@
         <w:rPr>
           <w:rFonts w:ascii="Times New Roman" w:hAnsi="Times New Roman" w:cs="Times New Roman"/>
           <w:sz w:val="28"/>
-          <w:lang w:val="en-US"/>
         </w:rPr>
       </w:pPr>
       <w:r>
@@ -13968,525 +14062,6 @@
           <w:sz w:val="28"/>
         </w:rPr>
         <w:t xml:space="preserve">). </w:t>
-      </w:r>
-    </w:p>
-    <w:p>
-      <w:pPr>
-        <w:ind w:firstLine="709"/>
-        <w:jc w:val="both"/>
-        <w:rPr>
-          <w:rFonts w:ascii="Times New Roman" w:hAnsi="Times New Roman" w:cs="Times New Roman"/>
-          <w:sz w:val="28"/>
-          <w:lang w:val="en-US"/>
-        </w:rPr>
-      </w:pPr>
-      <w:r>
-        <w:rPr>
-          <w:rFonts w:ascii="Times New Roman" w:hAnsi="Times New Roman" w:cs="Times New Roman"/>
-          <w:sz w:val="28"/>
-        </w:rPr>
-        <w:t>Частотная манипуляция является самым устойчивым к помехам методом, т.к. помехи в меньшей степени влияют на частоту сигнала</w:t>
-      </w:r>
-      <w:r>
-        <w:rPr>
-          <w:rFonts w:ascii="Times New Roman" w:hAnsi="Times New Roman" w:cs="Times New Roman"/>
-          <w:sz w:val="28"/>
-        </w:rPr>
-        <w:t>, в</w:t>
-      </w:r>
-      <w:r>
-        <w:rPr>
-          <w:rFonts w:ascii="Times New Roman" w:hAnsi="Times New Roman" w:cs="Times New Roman"/>
-          <w:sz w:val="28"/>
-        </w:rPr>
-        <w:t xml:space="preserve"> отличие от амплитуды.</w:t>
-      </w:r>
-      <w:r>
-        <w:rPr>
-          <w:rFonts w:ascii="Times New Roman" w:hAnsi="Times New Roman" w:cs="Times New Roman"/>
-          <w:sz w:val="28"/>
-        </w:rPr>
-        <w:t xml:space="preserve"> В данном случае частоты логического «0» и «1» вычисляются по формулам:</w:t>
-      </w:r>
-    </w:p>
-    <w:p>
-      <w:pPr>
-        <w:ind w:firstLine="709"/>
-        <w:jc w:val="both"/>
-        <w:rPr>
-          <w:rFonts w:ascii="Times New Roman" w:hAnsi="Times New Roman" w:cs="Times New Roman"/>
-          <w:sz w:val="28"/>
-          <w:lang w:val="en-US"/>
-        </w:rPr>
-      </w:pPr>
-    </w:p>
-    <w:p>
-      <w:pPr>
-        <w:ind w:firstLine="709"/>
-        <w:jc w:val="right"/>
-        <w:rPr>
-          <w:rFonts w:ascii="Times New Roman" w:hAnsi="Times New Roman" w:cs="Times New Roman"/>
-          <w:sz w:val="28"/>
-          <w:lang w:val="en-US"/>
-        </w:rPr>
-      </w:pPr>
-      <m:oMath>
-        <m:sSub>
-          <m:sSubPr>
-            <m:ctrlPr>
-              <w:rPr>
-                <w:rFonts w:ascii="Cambria Math" w:hAnsi="Cambria Math" w:cs="Times New Roman"/>
-                <w:i/>
-                <w:sz w:val="28"/>
-              </w:rPr>
-            </m:ctrlPr>
-          </m:sSubPr>
-          <m:e>
-            <m:r>
-              <w:rPr>
-                <w:rFonts w:ascii="Cambria Math" w:hAnsi="Cambria Math" w:cs="Times New Roman"/>
-                <w:sz w:val="28"/>
-                <w:lang w:val="en-US"/>
-              </w:rPr>
-              <m:t>f</m:t>
-            </m:r>
-          </m:e>
-          <m:sub>
-            <m:r>
-              <w:rPr>
-                <w:rFonts w:ascii="Cambria Math" w:hAnsi="Cambria Math" w:cs="Times New Roman"/>
-                <w:sz w:val="28"/>
-              </w:rPr>
-              <m:t>0</m:t>
-            </m:r>
-          </m:sub>
-        </m:sSub>
-        <m:r>
-          <w:rPr>
-            <w:rFonts w:ascii="Cambria Math" w:hAnsi="Cambria Math" w:cs="Times New Roman"/>
-            <w:sz w:val="28"/>
-          </w:rPr>
-          <m:t>=</m:t>
-        </m:r>
-        <m:sSub>
-          <m:sSubPr>
-            <m:ctrlPr>
-              <w:rPr>
-                <w:rFonts w:ascii="Cambria Math" w:hAnsi="Cambria Math" w:cs="Times New Roman"/>
-                <w:i/>
-                <w:sz w:val="28"/>
-              </w:rPr>
-            </m:ctrlPr>
-          </m:sSubPr>
-          <m:e>
-            <m:r>
-              <w:rPr>
-                <w:rFonts w:ascii="Cambria Math" w:hAnsi="Cambria Math" w:cs="Times New Roman"/>
-                <w:sz w:val="28"/>
-              </w:rPr>
-              <m:t>f</m:t>
-            </m:r>
-          </m:e>
-          <m:sub>
-            <m:r>
-              <w:rPr>
-                <w:rFonts w:ascii="Cambria Math" w:hAnsi="Cambria Math" w:cs="Times New Roman"/>
-                <w:sz w:val="28"/>
-              </w:rPr>
-              <m:t>c</m:t>
-            </m:r>
-          </m:sub>
-        </m:sSub>
-        <m:r>
-          <w:rPr>
-            <w:rFonts w:ascii="Cambria Math" w:hAnsi="Cambria Math" w:cs="Times New Roman"/>
-            <w:sz w:val="28"/>
-          </w:rPr>
-          <m:t>-</m:t>
-        </m:r>
-        <m:f>
-          <m:fPr>
-            <m:ctrlPr>
-              <w:rPr>
-                <w:rFonts w:ascii="Cambria Math" w:hAnsi="Cambria Math" w:cs="Times New Roman"/>
-                <w:i/>
-                <w:sz w:val="28"/>
-              </w:rPr>
-            </m:ctrlPr>
-          </m:fPr>
-          <m:num>
-            <m:r>
-              <w:rPr>
-                <w:rFonts w:ascii="Cambria Math" w:hAnsi="Cambria Math" w:cs="Times New Roman"/>
-                <w:sz w:val="28"/>
-              </w:rPr>
-              <m:t>h</m:t>
-            </m:r>
-          </m:num>
-          <m:den>
-            <m:r>
-              <w:rPr>
-                <w:rFonts w:ascii="Cambria Math" w:hAnsi="Cambria Math" w:cs="Times New Roman"/>
-                <w:sz w:val="28"/>
-              </w:rPr>
-              <m:t>2T</m:t>
-            </m:r>
-          </m:den>
-        </m:f>
-      </m:oMath>
-      <w:r>
-        <w:rPr>
-          <w:rFonts w:ascii="Times New Roman" w:hAnsi="Times New Roman" w:cs="Times New Roman"/>
-          <w:sz w:val="28"/>
-          <w:lang w:val="en-US"/>
-        </w:rPr>
-        <w:tab/>
-      </w:r>
-      <w:r>
-        <w:rPr>
-          <w:rFonts w:ascii="Times New Roman" w:hAnsi="Times New Roman" w:cs="Times New Roman"/>
-          <w:sz w:val="28"/>
-          <w:lang w:val="en-US"/>
-        </w:rPr>
-        <w:tab/>
-      </w:r>
-      <w:r>
-        <w:rPr>
-          <w:rFonts w:ascii="Times New Roman" w:hAnsi="Times New Roman" w:cs="Times New Roman"/>
-          <w:sz w:val="28"/>
-          <w:lang w:val="en-US"/>
-        </w:rPr>
-        <w:tab/>
-      </w:r>
-      <w:r>
-        <w:rPr>
-          <w:rFonts w:ascii="Times New Roman" w:hAnsi="Times New Roman" w:cs="Times New Roman"/>
-          <w:sz w:val="28"/>
-          <w:lang w:val="en-US"/>
-        </w:rPr>
-        <w:tab/>
-      </w:r>
-      <w:r>
-        <w:rPr>
-          <w:rFonts w:ascii="Times New Roman" w:hAnsi="Times New Roman" w:cs="Times New Roman"/>
-          <w:sz w:val="28"/>
-          <w:lang w:val="en-US"/>
-        </w:rPr>
-        <w:tab/>
-      </w:r>
-      <w:r>
-        <w:rPr>
-          <w:rFonts w:ascii="Times New Roman" w:hAnsi="Times New Roman" w:cs="Times New Roman"/>
-          <w:sz w:val="28"/>
-          <w:lang w:val="en-US"/>
-        </w:rPr>
-        <w:tab/>
-        <w:t>(17)</w:t>
-      </w:r>
-    </w:p>
-    <w:p>
-      <w:pPr>
-        <w:ind w:firstLine="709"/>
-        <w:jc w:val="right"/>
-        <w:rPr>
-          <w:rFonts w:ascii="Times New Roman" w:hAnsi="Times New Roman" w:cs="Times New Roman"/>
-          <w:sz w:val="28"/>
-        </w:rPr>
-      </w:pPr>
-      <m:oMath>
-        <m:sSub>
-          <m:sSubPr>
-            <m:ctrlPr>
-              <w:rPr>
-                <w:rFonts w:ascii="Cambria Math" w:hAnsi="Cambria Math" w:cs="Times New Roman"/>
-                <w:i/>
-                <w:sz w:val="28"/>
-              </w:rPr>
-            </m:ctrlPr>
-          </m:sSubPr>
-          <m:e>
-            <m:r>
-              <w:rPr>
-                <w:rFonts w:ascii="Cambria Math" w:hAnsi="Cambria Math" w:cs="Times New Roman"/>
-                <w:sz w:val="28"/>
-                <w:lang w:val="en-US"/>
-              </w:rPr>
-              <m:t>f</m:t>
-            </m:r>
-          </m:e>
-          <m:sub>
-            <m:r>
-              <w:rPr>
-                <w:rFonts w:ascii="Cambria Math" w:hAnsi="Cambria Math" w:cs="Times New Roman"/>
-                <w:sz w:val="28"/>
-              </w:rPr>
-              <m:t>1</m:t>
-            </m:r>
-          </m:sub>
-        </m:sSub>
-        <m:r>
-          <w:rPr>
-            <w:rFonts w:ascii="Cambria Math" w:hAnsi="Cambria Math" w:cs="Times New Roman"/>
-            <w:sz w:val="28"/>
-          </w:rPr>
-          <m:t>=</m:t>
-        </m:r>
-        <m:sSub>
-          <m:sSubPr>
-            <m:ctrlPr>
-              <w:rPr>
-                <w:rFonts w:ascii="Cambria Math" w:hAnsi="Cambria Math" w:cs="Times New Roman"/>
-                <w:i/>
-                <w:sz w:val="28"/>
-              </w:rPr>
-            </m:ctrlPr>
-          </m:sSubPr>
-          <m:e>
-            <m:r>
-              <w:rPr>
-                <w:rFonts w:ascii="Cambria Math" w:hAnsi="Cambria Math" w:cs="Times New Roman"/>
-                <w:sz w:val="28"/>
-              </w:rPr>
-              <m:t>f</m:t>
-            </m:r>
-          </m:e>
-          <m:sub>
-            <m:r>
-              <w:rPr>
-                <w:rFonts w:ascii="Cambria Math" w:hAnsi="Cambria Math" w:cs="Times New Roman"/>
-                <w:sz w:val="28"/>
-              </w:rPr>
-              <m:t>c</m:t>
-            </m:r>
-          </m:sub>
-        </m:sSub>
-        <m:r>
-          <w:rPr>
-            <w:rFonts w:ascii="Cambria Math" w:hAnsi="Cambria Math" w:cs="Times New Roman"/>
-            <w:sz w:val="28"/>
-          </w:rPr>
-          <m:t>+</m:t>
-        </m:r>
-        <m:f>
-          <m:fPr>
-            <m:ctrlPr>
-              <w:rPr>
-                <w:rFonts w:ascii="Cambria Math" w:hAnsi="Cambria Math" w:cs="Times New Roman"/>
-                <w:i/>
-                <w:sz w:val="28"/>
-              </w:rPr>
-            </m:ctrlPr>
-          </m:fPr>
-          <m:num>
-            <m:r>
-              <w:rPr>
-                <w:rFonts w:ascii="Cambria Math" w:hAnsi="Cambria Math" w:cs="Times New Roman"/>
-                <w:sz w:val="28"/>
-              </w:rPr>
-              <m:t>h</m:t>
-            </m:r>
-          </m:num>
-          <m:den>
-            <m:r>
-              <w:rPr>
-                <w:rFonts w:ascii="Cambria Math" w:hAnsi="Cambria Math" w:cs="Times New Roman"/>
-                <w:sz w:val="28"/>
-              </w:rPr>
-              <m:t>2T</m:t>
-            </m:r>
-          </m:den>
-        </m:f>
-      </m:oMath>
-      <w:r>
-        <w:rPr>
-          <w:rFonts w:ascii="Times New Roman" w:hAnsi="Times New Roman" w:cs="Times New Roman"/>
-          <w:sz w:val="28"/>
-          <w:lang w:val="en-US"/>
-        </w:rPr>
-        <w:tab/>
-      </w:r>
-      <w:r>
-        <w:rPr>
-          <w:rFonts w:ascii="Times New Roman" w:hAnsi="Times New Roman" w:cs="Times New Roman"/>
-          <w:sz w:val="28"/>
-          <w:lang w:val="en-US"/>
-        </w:rPr>
-        <w:tab/>
-      </w:r>
-      <w:r>
-        <w:rPr>
-          <w:rFonts w:ascii="Times New Roman" w:hAnsi="Times New Roman" w:cs="Times New Roman"/>
-          <w:sz w:val="28"/>
-          <w:lang w:val="en-US"/>
-        </w:rPr>
-        <w:tab/>
-      </w:r>
-      <w:r>
-        <w:rPr>
-          <w:rFonts w:ascii="Times New Roman" w:hAnsi="Times New Roman" w:cs="Times New Roman"/>
-          <w:sz w:val="28"/>
-          <w:lang w:val="en-US"/>
-        </w:rPr>
-        <w:tab/>
-      </w:r>
-      <w:r>
-        <w:rPr>
-          <w:rFonts w:ascii="Times New Roman" w:hAnsi="Times New Roman" w:cs="Times New Roman"/>
-          <w:sz w:val="28"/>
-          <w:lang w:val="en-US"/>
-        </w:rPr>
-        <w:tab/>
-      </w:r>
-      <w:r>
-        <w:rPr>
-          <w:rFonts w:ascii="Times New Roman" w:hAnsi="Times New Roman" w:cs="Times New Roman"/>
-          <w:sz w:val="28"/>
-          <w:lang w:val="en-US"/>
-        </w:rPr>
-        <w:tab/>
-      </w:r>
-      <w:r>
-        <w:rPr>
-          <w:rFonts w:ascii="Times New Roman" w:hAnsi="Times New Roman" w:cs="Times New Roman"/>
-          <w:sz w:val="28"/>
-        </w:rPr>
-        <w:t>(18)</w:t>
-      </w:r>
-    </w:p>
-    <w:p>
-      <w:pPr>
-        <w:jc w:val="both"/>
-        <w:rPr>
-          <w:rFonts w:ascii="Times New Roman" w:hAnsi="Times New Roman" w:cs="Times New Roman"/>
-          <w:sz w:val="28"/>
-          <w:lang w:val="en-US"/>
-        </w:rPr>
-      </w:pPr>
-      <w:r>
-        <w:rPr>
-          <w:rFonts w:ascii="Times New Roman" w:hAnsi="Times New Roman" w:cs="Times New Roman"/>
-          <w:sz w:val="28"/>
-        </w:rPr>
-        <w:t xml:space="preserve">где </w:t>
-      </w:r>
-      <m:oMath>
-        <m:sSub>
-          <m:sSubPr>
-            <m:ctrlPr>
-              <w:rPr>
-                <w:rFonts w:ascii="Cambria Math" w:hAnsi="Cambria Math" w:cs="Times New Roman"/>
-                <w:i/>
-                <w:sz w:val="28"/>
-              </w:rPr>
-            </m:ctrlPr>
-          </m:sSubPr>
-          <m:e>
-            <m:r>
-              <w:rPr>
-                <w:rFonts w:ascii="Cambria Math" w:hAnsi="Cambria Math" w:cs="Times New Roman"/>
-                <w:sz w:val="28"/>
-              </w:rPr>
-              <m:t>f</m:t>
-            </m:r>
-          </m:e>
-          <m:sub>
-            <m:r>
-              <w:rPr>
-                <w:rFonts w:ascii="Cambria Math" w:hAnsi="Cambria Math" w:cs="Times New Roman"/>
-                <w:sz w:val="28"/>
-              </w:rPr>
-              <m:t>c</m:t>
-            </m:r>
-          </m:sub>
-        </m:sSub>
-      </m:oMath>
-      <w:r>
-        <w:rPr>
-          <w:rFonts w:ascii="Times New Roman" w:hAnsi="Times New Roman" w:cs="Times New Roman"/>
-          <w:sz w:val="28"/>
-        </w:rPr>
-        <w:t xml:space="preserve"> </w:t>
-      </w:r>
-      <w:r>
-        <w:rPr>
-          <w:rFonts w:ascii="Times New Roman" w:hAnsi="Times New Roman" w:cs="Times New Roman"/>
-          <w:sz w:val="28"/>
-        </w:rPr>
-        <w:t>–</w:t>
-      </w:r>
-      <w:r>
-        <w:rPr>
-          <w:rFonts w:ascii="Times New Roman" w:hAnsi="Times New Roman" w:cs="Times New Roman"/>
-          <w:sz w:val="28"/>
-        </w:rPr>
-        <w:t xml:space="preserve"> частота несущего колебания, </w:t>
-      </w:r>
-      <m:oMath>
-        <m:r>
-          <w:rPr>
-            <w:rFonts w:ascii="Cambria Math" w:hAnsi="Cambria Math" w:cs="Times New Roman"/>
-            <w:sz w:val="28"/>
-          </w:rPr>
-          <m:t>h</m:t>
-        </m:r>
-      </m:oMath>
-      <w:r>
-        <w:rPr>
-          <w:rFonts w:ascii="Times New Roman" w:hAnsi="Times New Roman" w:cs="Times New Roman"/>
-          <w:sz w:val="28"/>
-        </w:rPr>
-        <w:t xml:space="preserve"> </w:t>
-      </w:r>
-      <w:r>
-        <w:rPr>
-          <w:rFonts w:ascii="Times New Roman" w:hAnsi="Times New Roman" w:cs="Times New Roman"/>
-          <w:sz w:val="28"/>
-        </w:rPr>
-        <w:t>–</w:t>
-      </w:r>
-      <w:r>
-        <w:rPr>
-          <w:rFonts w:ascii="Times New Roman" w:hAnsi="Times New Roman" w:cs="Times New Roman"/>
-          <w:sz w:val="28"/>
-        </w:rPr>
-        <w:t xml:space="preserve"> </w:t>
-      </w:r>
-      <w:r>
-        <w:rPr>
-          <w:rFonts w:ascii="Times New Roman" w:hAnsi="Times New Roman" w:cs="Times New Roman"/>
-          <w:sz w:val="28"/>
-        </w:rPr>
-        <w:t xml:space="preserve">коэффициент модуляции, </w:t>
-      </w:r>
-      <m:oMath>
-        <m:r>
-          <w:rPr>
-            <w:rFonts w:ascii="Cambria Math" w:hAnsi="Cambria Math" w:cs="Times New Roman"/>
-            <w:sz w:val="28"/>
-          </w:rPr>
-          <m:t>T</m:t>
-        </m:r>
-      </m:oMath>
-      <w:r>
-        <w:rPr>
-          <w:rFonts w:ascii="Times New Roman" w:hAnsi="Times New Roman" w:cs="Times New Roman"/>
-          <w:sz w:val="28"/>
-        </w:rPr>
-        <w:t xml:space="preserve"> </w:t>
-      </w:r>
-      <w:r>
-        <w:rPr>
-          <w:rFonts w:ascii="Times New Roman" w:hAnsi="Times New Roman" w:cs="Times New Roman"/>
-          <w:sz w:val="28"/>
-        </w:rPr>
-        <w:t>–</w:t>
-      </w:r>
-      <w:r>
-        <w:rPr>
-          <w:rFonts w:ascii="Times New Roman" w:hAnsi="Times New Roman" w:cs="Times New Roman"/>
-          <w:sz w:val="28"/>
-        </w:rPr>
-        <w:t xml:space="preserve"> период передаваемого сообщения.</w:t>
       </w:r>
     </w:p>
     <w:p>
@@ -14849,11 +14424,12 @@
           <w:noProof/>
           <w:sz w:val="28"/>
         </w:rPr>
+        <w:lastRenderedPageBreak/>
         <w:drawing>
           <wp:inline distT="0" distB="0" distL="0" distR="0">
             <wp:extent cx="2289810" cy="1726164"/>
             <wp:effectExtent l="19050" t="0" r="0" b="0"/>
-            <wp:docPr id="11" name="Рисунок 1"/>
+            <wp:docPr id="12" name="Рисунок 1"/>
             <wp:cNvGraphicFramePr>
               <a:graphicFrameLocks xmlns:a="http://schemas.openxmlformats.org/drawingml/2006/main" noChangeAspect="1"/>
             </wp:cNvGraphicFramePr>
@@ -14899,33 +14475,54 @@
     <w:p>
       <w:pPr>
         <w:pStyle w:val="af"/>
+        <w:ind w:firstLine="709"/>
         <w:jc w:val="center"/>
-      </w:pPr>
-      <w:r>
+        <w:rPr>
+          <w:color w:val="auto"/>
+        </w:rPr>
+      </w:pPr>
+      <w:r>
+        <w:rPr>
+          <w:color w:val="auto"/>
+        </w:rPr>
         <w:t xml:space="preserve">Рисунок </w:t>
       </w:r>
-      <w:fldSimple w:instr=" SEQ Рисунок \* ARABIC ">
-        <w:r>
-          <w:rPr>
-            <w:noProof/>
-          </w:rPr>
-          <w:t>11</w:t>
-        </w:r>
-      </w:fldSimple>
-      <w:r>
-        <w:t xml:space="preserve">. </w:t>
-      </w:r>
-      <w:r>
-        <w:t>Сигнал FSK: а – информационное сообщение; б – модулирующий сигнал;</w:t>
-      </w:r>
-      <w:r>
-        <w:t xml:space="preserve"> </w:t>
-      </w:r>
-      <w:r>
-        <w:t>в – модулированное ВЧ-колебание</w:t>
-      </w:r>
-      <w:r>
-        <w:t>.</w:t>
+      <w:r>
+        <w:rPr>
+          <w:color w:val="auto"/>
+        </w:rPr>
+        <w:fldChar w:fldCharType="begin"/>
+      </w:r>
+      <w:r>
+        <w:rPr>
+          <w:color w:val="auto"/>
+        </w:rPr>
+        <w:instrText xml:space="preserve"> SEQ Рисунок \* ARABIC </w:instrText>
+      </w:r>
+      <w:r>
+        <w:rPr>
+          <w:color w:val="auto"/>
+        </w:rPr>
+        <w:fldChar w:fldCharType="separate"/>
+      </w:r>
+      <w:r>
+        <w:rPr>
+          <w:noProof/>
+          <w:color w:val="auto"/>
+        </w:rPr>
+        <w:t>11</w:t>
+      </w:r>
+      <w:r>
+        <w:rPr>
+          <w:color w:val="auto"/>
+        </w:rPr>
+        <w:fldChar w:fldCharType="end"/>
+      </w:r>
+      <w:r>
+        <w:rPr>
+          <w:color w:val="auto"/>
+        </w:rPr>
+        <w:t>. Сигнал FSK: а – информационное сообщение; б – модулирующий сигнал; в – модулированное ВЧ-колебание.</w:t>
       </w:r>
     </w:p>
     <w:p>
@@ -14935,15 +14532,28 @@
         <w:rPr>
           <w:rFonts w:ascii="Times New Roman" w:hAnsi="Times New Roman" w:cs="Times New Roman"/>
           <w:sz w:val="28"/>
-          <w:lang w:val="en-US"/>
-        </w:rPr>
-      </w:pPr>
-      <w:r>
-        <w:rPr>
-          <w:rFonts w:ascii="Times New Roman" w:hAnsi="Times New Roman" w:cs="Times New Roman"/>
-          <w:sz w:val="28"/>
-        </w:rPr>
-        <w:t>Из (20) следует непосредстве</w:t>
+        </w:rPr>
+      </w:pPr>
+      <w:r>
+        <w:rPr>
+          <w:rFonts w:ascii="Times New Roman" w:hAnsi="Times New Roman" w:cs="Times New Roman"/>
+          <w:sz w:val="28"/>
+        </w:rPr>
+        <w:t>Из (</w:t>
+      </w:r>
+      <w:r>
+        <w:rPr>
+          <w:rFonts w:ascii="Times New Roman" w:hAnsi="Times New Roman" w:cs="Times New Roman"/>
+          <w:sz w:val="28"/>
+        </w:rPr>
+        <w:t>16</w:t>
+      </w:r>
+      <w:r>
+        <w:rPr>
+          <w:rFonts w:ascii="Times New Roman" w:hAnsi="Times New Roman" w:cs="Times New Roman"/>
+          <w:sz w:val="28"/>
+        </w:rPr>
+        <w:t>) следует непосредстве</w:t>
       </w:r>
       <w:r>
         <w:rPr>
@@ -15290,6 +14900,7 @@
         <w:rPr>
           <w:rFonts w:ascii="Times New Roman" w:hAnsi="Times New Roman" w:cs="Times New Roman"/>
           <w:sz w:val="28"/>
+          <w:lang w:val="en-US"/>
         </w:rPr>
       </w:pPr>
       <w:r>
@@ -15421,29 +15032,425 @@
         <w:rPr>
           <w:rFonts w:ascii="Times New Roman" w:hAnsi="Times New Roman" w:cs="Times New Roman"/>
           <w:sz w:val="28"/>
-        </w:rPr>
-      </w:pPr>
-      <w:r>
-        <w:rPr>
-          <w:rFonts w:ascii="Times New Roman" w:hAnsi="Times New Roman" w:cs="Times New Roman"/>
-          <w:sz w:val="28"/>
-        </w:rPr>
-        <w:t xml:space="preserve">Важной величиной для частотной модуляции является </w:t>
-      </w:r>
-      <w:r>
-        <w:rPr>
-          <w:rFonts w:ascii="Times New Roman" w:hAnsi="Times New Roman" w:cs="Times New Roman"/>
-          <w:i/>
-          <w:sz w:val="28"/>
-        </w:rPr>
-        <w:t>индекс модуляции</w:t>
-      </w:r>
-      <w:r>
-        <w:rPr>
-          <w:rFonts w:ascii="Times New Roman" w:hAnsi="Times New Roman" w:cs="Times New Roman"/>
-          <w:sz w:val="28"/>
-        </w:rPr>
-        <w:t xml:space="preserve">, равный </w:t>
+          <w:lang w:val="en-US"/>
+        </w:rPr>
+      </w:pPr>
+      <w:r>
+        <w:rPr>
+          <w:rFonts w:ascii="Times New Roman" w:hAnsi="Times New Roman" w:cs="Times New Roman"/>
+          <w:sz w:val="28"/>
+        </w:rPr>
+        <w:t>Частотная манипуляция является самым устойчивым к помехам методом, т.к. помехи в меньшей степени влияют на частоту сигнала</w:t>
+      </w:r>
+      <w:r>
+        <w:rPr>
+          <w:rFonts w:ascii="Times New Roman" w:hAnsi="Times New Roman" w:cs="Times New Roman"/>
+          <w:sz w:val="28"/>
+        </w:rPr>
+        <w:t>, в</w:t>
+      </w:r>
+      <w:r>
+        <w:rPr>
+          <w:rFonts w:ascii="Times New Roman" w:hAnsi="Times New Roman" w:cs="Times New Roman"/>
+          <w:sz w:val="28"/>
+        </w:rPr>
+        <w:t xml:space="preserve"> отличие от амплитуды.</w:t>
+      </w:r>
+      <w:r>
+        <w:rPr>
+          <w:rFonts w:ascii="Times New Roman" w:hAnsi="Times New Roman" w:cs="Times New Roman"/>
+          <w:sz w:val="28"/>
+        </w:rPr>
+        <w:t xml:space="preserve"> В данном случае частоты логического «0» и «1» вычисляются по формулам:</w:t>
+      </w:r>
+    </w:p>
+    <w:p>
+      <w:pPr>
+        <w:ind w:firstLine="709"/>
+        <w:jc w:val="right"/>
+        <w:rPr>
+          <w:rFonts w:ascii="Times New Roman" w:hAnsi="Times New Roman" w:cs="Times New Roman"/>
+          <w:sz w:val="28"/>
+        </w:rPr>
+      </w:pPr>
+      <m:oMath>
+        <m:sSub>
+          <m:sSubPr>
+            <m:ctrlPr>
+              <w:rPr>
+                <w:rFonts w:ascii="Cambria Math" w:hAnsi="Cambria Math" w:cs="Times New Roman"/>
+                <w:i/>
+                <w:sz w:val="28"/>
+              </w:rPr>
+            </m:ctrlPr>
+          </m:sSubPr>
+          <m:e>
+            <m:r>
+              <w:rPr>
+                <w:rFonts w:ascii="Cambria Math" w:hAnsi="Cambria Math" w:cs="Times New Roman"/>
+                <w:sz w:val="28"/>
+                <w:lang w:val="en-US"/>
+              </w:rPr>
+              <m:t>f</m:t>
+            </m:r>
+          </m:e>
+          <m:sub>
+            <m:r>
+              <w:rPr>
+                <w:rFonts w:ascii="Cambria Math" w:hAnsi="Cambria Math" w:cs="Times New Roman"/>
+                <w:sz w:val="28"/>
+              </w:rPr>
+              <m:t>0</m:t>
+            </m:r>
+          </m:sub>
+        </m:sSub>
+        <m:r>
+          <w:rPr>
+            <w:rFonts w:ascii="Cambria Math" w:hAnsi="Cambria Math" w:cs="Times New Roman"/>
+            <w:sz w:val="28"/>
+          </w:rPr>
+          <m:t>=</m:t>
+        </m:r>
+        <m:sSub>
+          <m:sSubPr>
+            <m:ctrlPr>
+              <w:rPr>
+                <w:rFonts w:ascii="Cambria Math" w:hAnsi="Cambria Math" w:cs="Times New Roman"/>
+                <w:i/>
+                <w:sz w:val="28"/>
+              </w:rPr>
+            </m:ctrlPr>
+          </m:sSubPr>
+          <m:e>
+            <m:r>
+              <w:rPr>
+                <w:rFonts w:ascii="Cambria Math" w:hAnsi="Cambria Math" w:cs="Times New Roman"/>
+                <w:sz w:val="28"/>
+              </w:rPr>
+              <m:t>f</m:t>
+            </m:r>
+          </m:e>
+          <m:sub>
+            <m:r>
+              <w:rPr>
+                <w:rFonts w:ascii="Cambria Math" w:hAnsi="Cambria Math" w:cs="Times New Roman"/>
+                <w:sz w:val="28"/>
+              </w:rPr>
+              <m:t>c</m:t>
+            </m:r>
+          </m:sub>
+        </m:sSub>
+        <m:r>
+          <w:rPr>
+            <w:rFonts w:ascii="Cambria Math" w:hAnsi="Cambria Math" w:cs="Times New Roman"/>
+            <w:sz w:val="28"/>
+          </w:rPr>
+          <m:t>-</m:t>
+        </m:r>
+        <m:f>
+          <m:fPr>
+            <m:ctrlPr>
+              <w:rPr>
+                <w:rFonts w:ascii="Cambria Math" w:hAnsi="Cambria Math" w:cs="Times New Roman"/>
+                <w:i/>
+                <w:sz w:val="28"/>
+              </w:rPr>
+            </m:ctrlPr>
+          </m:fPr>
+          <m:num>
+            <m:r>
+              <w:rPr>
+                <w:rFonts w:ascii="Cambria Math" w:hAnsi="Cambria Math" w:cs="Times New Roman"/>
+                <w:sz w:val="28"/>
+              </w:rPr>
+              <m:t>h</m:t>
+            </m:r>
+          </m:num>
+          <m:den>
+            <m:r>
+              <w:rPr>
+                <w:rFonts w:ascii="Cambria Math" w:hAnsi="Cambria Math" w:cs="Times New Roman"/>
+                <w:sz w:val="28"/>
+              </w:rPr>
+              <m:t>2T</m:t>
+            </m:r>
+          </m:den>
+        </m:f>
+      </m:oMath>
+      <w:r>
+        <w:rPr>
+          <w:rFonts w:ascii="Times New Roman" w:hAnsi="Times New Roman" w:cs="Times New Roman"/>
+          <w:sz w:val="28"/>
+        </w:rPr>
+        <w:tab/>
+      </w:r>
+      <w:r>
+        <w:rPr>
+          <w:rFonts w:ascii="Times New Roman" w:hAnsi="Times New Roman" w:cs="Times New Roman"/>
+          <w:sz w:val="28"/>
+        </w:rPr>
+        <w:tab/>
+      </w:r>
+      <w:r>
+        <w:rPr>
+          <w:rFonts w:ascii="Times New Roman" w:hAnsi="Times New Roman" w:cs="Times New Roman"/>
+          <w:sz w:val="28"/>
+        </w:rPr>
+        <w:tab/>
+      </w:r>
+      <w:r>
+        <w:rPr>
+          <w:rFonts w:ascii="Times New Roman" w:hAnsi="Times New Roman" w:cs="Times New Roman"/>
+          <w:sz w:val="28"/>
+        </w:rPr>
+        <w:tab/>
+      </w:r>
+      <w:r>
+        <w:rPr>
+          <w:rFonts w:ascii="Times New Roman" w:hAnsi="Times New Roman" w:cs="Times New Roman"/>
+          <w:sz w:val="28"/>
+        </w:rPr>
+        <w:tab/>
+      </w:r>
+      <w:r>
+        <w:rPr>
+          <w:rFonts w:ascii="Times New Roman" w:hAnsi="Times New Roman" w:cs="Times New Roman"/>
+          <w:sz w:val="28"/>
+        </w:rPr>
+        <w:tab/>
+        <w:t>(17)</w:t>
+      </w:r>
+    </w:p>
+    <w:p>
+      <w:pPr>
+        <w:ind w:firstLine="709"/>
+        <w:jc w:val="right"/>
+        <w:rPr>
+          <w:rFonts w:ascii="Times New Roman" w:hAnsi="Times New Roman" w:cs="Times New Roman"/>
+          <w:sz w:val="28"/>
+        </w:rPr>
+      </w:pPr>
+      <m:oMath>
+        <m:sSub>
+          <m:sSubPr>
+            <m:ctrlPr>
+              <w:rPr>
+                <w:rFonts w:ascii="Cambria Math" w:hAnsi="Cambria Math" w:cs="Times New Roman"/>
+                <w:i/>
+                <w:sz w:val="28"/>
+              </w:rPr>
+            </m:ctrlPr>
+          </m:sSubPr>
+          <m:e>
+            <m:r>
+              <w:rPr>
+                <w:rFonts w:ascii="Cambria Math" w:hAnsi="Cambria Math" w:cs="Times New Roman"/>
+                <w:sz w:val="28"/>
+                <w:lang w:val="en-US"/>
+              </w:rPr>
+              <m:t>f</m:t>
+            </m:r>
+          </m:e>
+          <m:sub>
+            <m:r>
+              <w:rPr>
+                <w:rFonts w:ascii="Cambria Math" w:hAnsi="Cambria Math" w:cs="Times New Roman"/>
+                <w:sz w:val="28"/>
+              </w:rPr>
+              <m:t>1</m:t>
+            </m:r>
+          </m:sub>
+        </m:sSub>
+        <m:r>
+          <w:rPr>
+            <w:rFonts w:ascii="Cambria Math" w:hAnsi="Cambria Math" w:cs="Times New Roman"/>
+            <w:sz w:val="28"/>
+          </w:rPr>
+          <m:t>=</m:t>
+        </m:r>
+        <m:sSub>
+          <m:sSubPr>
+            <m:ctrlPr>
+              <w:rPr>
+                <w:rFonts w:ascii="Cambria Math" w:hAnsi="Cambria Math" w:cs="Times New Roman"/>
+                <w:i/>
+                <w:sz w:val="28"/>
+              </w:rPr>
+            </m:ctrlPr>
+          </m:sSubPr>
+          <m:e>
+            <m:r>
+              <w:rPr>
+                <w:rFonts w:ascii="Cambria Math" w:hAnsi="Cambria Math" w:cs="Times New Roman"/>
+                <w:sz w:val="28"/>
+              </w:rPr>
+              <m:t>f</m:t>
+            </m:r>
+          </m:e>
+          <m:sub>
+            <m:r>
+              <w:rPr>
+                <w:rFonts w:ascii="Cambria Math" w:hAnsi="Cambria Math" w:cs="Times New Roman"/>
+                <w:sz w:val="28"/>
+              </w:rPr>
+              <m:t>c</m:t>
+            </m:r>
+          </m:sub>
+        </m:sSub>
+        <m:r>
+          <w:rPr>
+            <w:rFonts w:ascii="Cambria Math" w:hAnsi="Cambria Math" w:cs="Times New Roman"/>
+            <w:sz w:val="28"/>
+          </w:rPr>
+          <m:t>+</m:t>
+        </m:r>
+        <m:f>
+          <m:fPr>
+            <m:ctrlPr>
+              <w:rPr>
+                <w:rFonts w:ascii="Cambria Math" w:hAnsi="Cambria Math" w:cs="Times New Roman"/>
+                <w:i/>
+                <w:sz w:val="28"/>
+              </w:rPr>
+            </m:ctrlPr>
+          </m:fPr>
+          <m:num>
+            <m:r>
+              <w:rPr>
+                <w:rFonts w:ascii="Cambria Math" w:hAnsi="Cambria Math" w:cs="Times New Roman"/>
+                <w:sz w:val="28"/>
+              </w:rPr>
+              <m:t>h</m:t>
+            </m:r>
+          </m:num>
+          <m:den>
+            <m:r>
+              <w:rPr>
+                <w:rFonts w:ascii="Cambria Math" w:hAnsi="Cambria Math" w:cs="Times New Roman"/>
+                <w:sz w:val="28"/>
+              </w:rPr>
+              <m:t>2T</m:t>
+            </m:r>
+          </m:den>
+        </m:f>
+      </m:oMath>
+      <w:r>
+        <w:rPr>
+          <w:rFonts w:ascii="Times New Roman" w:hAnsi="Times New Roman" w:cs="Times New Roman"/>
+          <w:sz w:val="28"/>
+        </w:rPr>
+        <w:tab/>
+      </w:r>
+      <w:r>
+        <w:rPr>
+          <w:rFonts w:ascii="Times New Roman" w:hAnsi="Times New Roman" w:cs="Times New Roman"/>
+          <w:sz w:val="28"/>
+        </w:rPr>
+        <w:tab/>
+      </w:r>
+      <w:r>
+        <w:rPr>
+          <w:rFonts w:ascii="Times New Roman" w:hAnsi="Times New Roman" w:cs="Times New Roman"/>
+          <w:sz w:val="28"/>
+        </w:rPr>
+        <w:tab/>
+      </w:r>
+      <w:r>
+        <w:rPr>
+          <w:rFonts w:ascii="Times New Roman" w:hAnsi="Times New Roman" w:cs="Times New Roman"/>
+          <w:sz w:val="28"/>
+        </w:rPr>
+        <w:tab/>
+      </w:r>
+      <w:r>
+        <w:rPr>
+          <w:rFonts w:ascii="Times New Roman" w:hAnsi="Times New Roman" w:cs="Times New Roman"/>
+          <w:sz w:val="28"/>
+        </w:rPr>
+        <w:tab/>
+      </w:r>
+      <w:r>
+        <w:rPr>
+          <w:rFonts w:ascii="Times New Roman" w:hAnsi="Times New Roman" w:cs="Times New Roman"/>
+          <w:sz w:val="28"/>
+        </w:rPr>
+        <w:tab/>
+      </w:r>
+      <w:r>
+        <w:rPr>
+          <w:rFonts w:ascii="Times New Roman" w:hAnsi="Times New Roman" w:cs="Times New Roman"/>
+          <w:sz w:val="28"/>
+        </w:rPr>
+        <w:t>(18)</w:t>
+      </w:r>
+    </w:p>
+    <w:p>
+      <w:pPr>
+        <w:jc w:val="both"/>
+        <w:rPr>
+          <w:rFonts w:ascii="Times New Roman" w:hAnsi="Times New Roman" w:cs="Times New Roman"/>
+          <w:sz w:val="28"/>
+          <w:lang w:val="en-US"/>
+        </w:rPr>
+      </w:pPr>
+      <w:r>
+        <w:rPr>
+          <w:rFonts w:ascii="Times New Roman" w:hAnsi="Times New Roman" w:cs="Times New Roman"/>
+          <w:sz w:val="28"/>
+        </w:rPr>
+        <w:t xml:space="preserve">где </w:t>
+      </w:r>
+      <m:oMath>
+        <m:sSub>
+          <m:sSubPr>
+            <m:ctrlPr>
+              <w:rPr>
+                <w:rFonts w:ascii="Cambria Math" w:hAnsi="Cambria Math" w:cs="Times New Roman"/>
+                <w:i/>
+                <w:sz w:val="28"/>
+              </w:rPr>
+            </m:ctrlPr>
+          </m:sSubPr>
+          <m:e>
+            <m:r>
+              <w:rPr>
+                <w:rFonts w:ascii="Cambria Math" w:hAnsi="Cambria Math" w:cs="Times New Roman"/>
+                <w:sz w:val="28"/>
+              </w:rPr>
+              <m:t>f</m:t>
+            </m:r>
+          </m:e>
+          <m:sub>
+            <m:r>
+              <w:rPr>
+                <w:rFonts w:ascii="Cambria Math" w:hAnsi="Cambria Math" w:cs="Times New Roman"/>
+                <w:sz w:val="28"/>
+              </w:rPr>
+              <m:t>c</m:t>
+            </m:r>
+          </m:sub>
+        </m:sSub>
+      </m:oMath>
+      <w:r>
+        <w:rPr>
+          <w:rFonts w:ascii="Times New Roman" w:hAnsi="Times New Roman" w:cs="Times New Roman"/>
+          <w:sz w:val="28"/>
+        </w:rPr>
+        <w:t xml:space="preserve"> </w:t>
+      </w:r>
+      <w:r>
+        <w:rPr>
+          <w:rFonts w:ascii="Times New Roman" w:hAnsi="Times New Roman" w:cs="Times New Roman"/>
+          <w:sz w:val="28"/>
+        </w:rPr>
+        <w:t>–</w:t>
+      </w:r>
+      <w:r>
+        <w:rPr>
+          <w:rFonts w:ascii="Times New Roman" w:hAnsi="Times New Roman" w:cs="Times New Roman"/>
+          <w:sz w:val="28"/>
+        </w:rPr>
+        <w:t xml:space="preserve"> частота несущего колебания, </w:t>
       </w:r>
       <m:oMath>
         <m:r>
@@ -15451,7 +15458,127 @@
             <w:rFonts w:ascii="Cambria Math" w:hAnsi="Cambria Math" w:cs="Times New Roman"/>
             <w:sz w:val="28"/>
           </w:rPr>
-          <m:t>m=2</m:t>
+          <m:t>h</m:t>
+        </m:r>
+      </m:oMath>
+      <w:r>
+        <w:rPr>
+          <w:rFonts w:ascii="Times New Roman" w:hAnsi="Times New Roman" w:cs="Times New Roman"/>
+          <w:sz w:val="28"/>
+        </w:rPr>
+        <w:t xml:space="preserve"> </w:t>
+      </w:r>
+      <w:r>
+        <w:rPr>
+          <w:rFonts w:ascii="Times New Roman" w:hAnsi="Times New Roman" w:cs="Times New Roman"/>
+          <w:sz w:val="28"/>
+        </w:rPr>
+        <w:t>–</w:t>
+      </w:r>
+      <w:r>
+        <w:rPr>
+          <w:rFonts w:ascii="Times New Roman" w:hAnsi="Times New Roman" w:cs="Times New Roman"/>
+          <w:sz w:val="28"/>
+        </w:rPr>
+        <w:t xml:space="preserve"> </w:t>
+      </w:r>
+      <w:r>
+        <w:rPr>
+          <w:rFonts w:ascii="Times New Roman" w:hAnsi="Times New Roman" w:cs="Times New Roman"/>
+          <w:sz w:val="28"/>
+        </w:rPr>
+        <w:t>коэффициент</w:t>
+      </w:r>
+      <w:r>
+        <w:rPr>
+          <w:rFonts w:ascii="Times New Roman" w:hAnsi="Times New Roman" w:cs="Times New Roman"/>
+          <w:sz w:val="28"/>
+        </w:rPr>
+        <w:t xml:space="preserve"> (индекс)</w:t>
+      </w:r>
+      <w:r>
+        <w:rPr>
+          <w:rFonts w:ascii="Times New Roman" w:hAnsi="Times New Roman" w:cs="Times New Roman"/>
+          <w:sz w:val="28"/>
+        </w:rPr>
+        <w:t xml:space="preserve"> модуляции, </w:t>
+      </w:r>
+      <m:oMath>
+        <m:r>
+          <w:rPr>
+            <w:rFonts w:ascii="Cambria Math" w:hAnsi="Cambria Math" w:cs="Times New Roman"/>
+            <w:sz w:val="28"/>
+          </w:rPr>
+          <m:t>T</m:t>
+        </m:r>
+      </m:oMath>
+      <w:r>
+        <w:rPr>
+          <w:rFonts w:ascii="Times New Roman" w:hAnsi="Times New Roman" w:cs="Times New Roman"/>
+          <w:sz w:val="28"/>
+        </w:rPr>
+        <w:t xml:space="preserve"> </w:t>
+      </w:r>
+      <w:r>
+        <w:rPr>
+          <w:rFonts w:ascii="Times New Roman" w:hAnsi="Times New Roman" w:cs="Times New Roman"/>
+          <w:sz w:val="28"/>
+        </w:rPr>
+        <w:t>–</w:t>
+      </w:r>
+      <w:r>
+        <w:rPr>
+          <w:rFonts w:ascii="Times New Roman" w:hAnsi="Times New Roman" w:cs="Times New Roman"/>
+          <w:sz w:val="28"/>
+        </w:rPr>
+        <w:t xml:space="preserve"> период передаваемого сообщения.</w:t>
+      </w:r>
+    </w:p>
+    <w:p>
+      <w:pPr>
+        <w:jc w:val="both"/>
+        <w:rPr>
+          <w:rFonts w:ascii="Times New Roman" w:hAnsi="Times New Roman" w:cs="Times New Roman"/>
+          <w:sz w:val="28"/>
+          <w:lang w:val="en-US"/>
+        </w:rPr>
+      </w:pPr>
+      <w:r>
+        <w:rPr>
+          <w:rFonts w:ascii="Times New Roman" w:hAnsi="Times New Roman" w:cs="Times New Roman"/>
+          <w:sz w:val="28"/>
+        </w:rPr>
+        <w:t xml:space="preserve">Важной величиной для частотной модуляции является </w:t>
+      </w:r>
+      <w:r>
+        <w:rPr>
+          <w:rFonts w:ascii="Times New Roman" w:hAnsi="Times New Roman" w:cs="Times New Roman"/>
+          <w:i/>
+          <w:sz w:val="28"/>
+        </w:rPr>
+        <w:t>индекс модуляции</w:t>
+      </w:r>
+      <w:r>
+        <w:rPr>
+          <w:rFonts w:ascii="Times New Roman" w:hAnsi="Times New Roman" w:cs="Times New Roman"/>
+          <w:sz w:val="28"/>
+        </w:rPr>
+        <w:t xml:space="preserve">, равный </w:t>
+      </w:r>
+      <m:oMath>
+        <m:r>
+          <w:rPr>
+            <w:rFonts w:ascii="Cambria Math" w:hAnsi="Cambria Math" w:cs="Times New Roman"/>
+            <w:sz w:val="28"/>
+          </w:rPr>
+          <m:t>h</m:t>
+        </m:r>
+        <m:r>
+          <w:rPr>
+            <w:rFonts w:ascii="Cambria Math" w:hAnsi="Cambria Math" w:cs="Times New Roman"/>
+            <w:sz w:val="28"/>
+          </w:rPr>
+          <m:t>=2</m:t>
         </m:r>
         <m:sSub>
           <m:sSubPr>
@@ -15666,12 +15793,1102 @@
           <w:rFonts w:ascii="Times New Roman" w:hAnsi="Times New Roman" w:cs="Times New Roman"/>
           <w:sz w:val="28"/>
         </w:rPr>
+        <w:t xml:space="preserve"> От величины индекса модуляции зависит разность частот модулированного сигнала. Чем она больше, тем проще различить значения символов приёмнику, но будет шире спектр сигнала. Зачастую для </w:t>
+      </w:r>
+      <w:r>
+        <w:rPr>
+          <w:rFonts w:ascii="Times New Roman" w:hAnsi="Times New Roman" w:cs="Times New Roman"/>
+          <w:sz w:val="28"/>
+          <w:lang w:val="en-US"/>
+        </w:rPr>
+        <w:t>FSK</w:t>
+      </w:r>
+      <w:r>
+        <w:rPr>
+          <w:rFonts w:ascii="Times New Roman" w:hAnsi="Times New Roman" w:cs="Times New Roman"/>
+          <w:sz w:val="28"/>
+        </w:rPr>
+        <w:t xml:space="preserve"> </w:t>
+      </w:r>
+      <w:r>
+        <w:rPr>
+          <w:rFonts w:ascii="Times New Roman" w:hAnsi="Times New Roman" w:cs="Times New Roman"/>
+          <w:sz w:val="28"/>
+        </w:rPr>
+        <w:t xml:space="preserve">используют значения </w:t>
+      </w:r>
+      <m:oMath>
+        <m:r>
+          <w:rPr>
+            <w:rFonts w:ascii="Cambria Math" w:hAnsi="Cambria Math" w:cs="Times New Roman"/>
+            <w:sz w:val="28"/>
+          </w:rPr>
+          <m:t>0.1≤</m:t>
+        </m:r>
+        <m:r>
+          <w:rPr>
+            <w:rFonts w:ascii="Cambria Math" w:hAnsi="Cambria Math" w:cs="Times New Roman"/>
+            <w:sz w:val="28"/>
+          </w:rPr>
+          <m:t>h≤1</m:t>
+        </m:r>
+      </m:oMath>
+      <w:r>
+        <w:rPr>
+          <w:rFonts w:ascii="Times New Roman" w:hAnsi="Times New Roman" w:cs="Times New Roman"/>
+          <w:sz w:val="28"/>
+        </w:rPr>
+        <w:t>.</w:t>
+      </w:r>
+      <w:r>
+        <w:rPr>
+          <w:rFonts w:ascii="Times New Roman" w:hAnsi="Times New Roman" w:cs="Times New Roman"/>
+          <w:sz w:val="28"/>
+        </w:rPr>
+        <w:t xml:space="preserve"> Модуляция с индексом 0.5 обладает наибольшей спектральной эффективностью. </w:t>
+      </w:r>
+      <w:r>
+        <w:rPr>
+          <w:rFonts w:ascii="Times New Roman" w:hAnsi="Times New Roman" w:cs="Times New Roman"/>
+          <w:sz w:val="28"/>
+          <w:lang w:val="en-US"/>
+        </w:rPr>
+        <w:t>FSK</w:t>
+      </w:r>
+      <w:r>
+        <w:rPr>
+          <w:rFonts w:ascii="Times New Roman" w:hAnsi="Times New Roman" w:cs="Times New Roman"/>
+          <w:sz w:val="28"/>
+        </w:rPr>
+        <w:t xml:space="preserve"> с индексом модуляции </w:t>
+      </w:r>
+      <m:oMath>
+        <m:r>
+          <w:rPr>
+            <w:rFonts w:ascii="Cambria Math" w:hAnsi="Cambria Math" w:cs="Times New Roman"/>
+            <w:sz w:val="28"/>
+          </w:rPr>
+          <w:lastRenderedPageBreak/>
+          <m:t>h</m:t>
+        </m:r>
+        <m:r>
+          <w:rPr>
+            <w:rFonts w:ascii="Cambria Math" w:hAnsi="Cambria Math" w:cs="Times New Roman"/>
+            <w:sz w:val="28"/>
+          </w:rPr>
+          <m:t>=0.5</m:t>
+        </m:r>
+      </m:oMath>
+      <w:r>
+        <w:rPr>
+          <w:rFonts w:ascii="Times New Roman" w:hAnsi="Times New Roman" w:cs="Times New Roman"/>
+          <w:sz w:val="28"/>
+        </w:rPr>
+        <w:t xml:space="preserve"> </w:t>
+      </w:r>
+      <w:r>
+        <w:rPr>
+          <w:rFonts w:ascii="Times New Roman" w:hAnsi="Times New Roman" w:cs="Times New Roman"/>
+          <w:sz w:val="28"/>
+        </w:rPr>
+        <w:t>называется частотной модуляцией с минимальным сдвигом (</w:t>
+      </w:r>
+      <w:r>
+        <w:rPr>
+          <w:rFonts w:ascii="Times New Roman" w:hAnsi="Times New Roman" w:cs="Times New Roman"/>
+          <w:sz w:val="28"/>
+          <w:lang w:val="en-US"/>
+        </w:rPr>
+        <w:t>MSK</w:t>
+      </w:r>
+      <w:r>
+        <w:rPr>
+          <w:rFonts w:ascii="Times New Roman" w:hAnsi="Times New Roman" w:cs="Times New Roman"/>
+          <w:sz w:val="28"/>
+        </w:rPr>
+        <w:t xml:space="preserve"> – </w:t>
+      </w:r>
+      <w:r>
+        <w:rPr>
+          <w:rFonts w:ascii="Times New Roman" w:hAnsi="Times New Roman" w:cs="Times New Roman"/>
+          <w:sz w:val="28"/>
+          <w:lang w:val="en-US"/>
+        </w:rPr>
+        <w:t>Minimum</w:t>
+      </w:r>
+      <w:r>
+        <w:rPr>
+          <w:rFonts w:ascii="Times New Roman" w:hAnsi="Times New Roman" w:cs="Times New Roman"/>
+          <w:sz w:val="28"/>
+        </w:rPr>
+        <w:t xml:space="preserve"> </w:t>
+      </w:r>
+      <w:r>
+        <w:rPr>
+          <w:rFonts w:ascii="Times New Roman" w:hAnsi="Times New Roman" w:cs="Times New Roman"/>
+          <w:sz w:val="28"/>
+          <w:lang w:val="en-US"/>
+        </w:rPr>
+        <w:t>Shift</w:t>
+      </w:r>
+      <w:r>
+        <w:rPr>
+          <w:rFonts w:ascii="Times New Roman" w:hAnsi="Times New Roman" w:cs="Times New Roman"/>
+          <w:sz w:val="28"/>
+        </w:rPr>
+        <w:t xml:space="preserve"> </w:t>
+      </w:r>
+      <w:r>
+        <w:rPr>
+          <w:rFonts w:ascii="Times New Roman" w:hAnsi="Times New Roman" w:cs="Times New Roman"/>
+          <w:sz w:val="28"/>
+          <w:lang w:val="en-US"/>
+        </w:rPr>
+        <w:t>Keying</w:t>
+      </w:r>
+      <w:r>
+        <w:rPr>
+          <w:rFonts w:ascii="Times New Roman" w:hAnsi="Times New Roman" w:cs="Times New Roman"/>
+          <w:sz w:val="28"/>
+        </w:rPr>
+        <w:t>).</w:t>
+      </w:r>
+    </w:p>
+    <w:p>
+      <w:pPr>
+        <w:keepNext/>
+        <w:jc w:val="center"/>
+      </w:pPr>
+      <w:r>
+        <w:rPr>
+          <w:rFonts w:ascii="Times New Roman" w:hAnsi="Times New Roman" w:cs="Times New Roman"/>
+          <w:noProof/>
+          <w:sz w:val="28"/>
+        </w:rPr>
+        <w:drawing>
+          <wp:inline distT="0" distB="0" distL="0" distR="0">
+            <wp:extent cx="2000250" cy="2000250"/>
+            <wp:effectExtent l="19050" t="0" r="0" b="0"/>
+            <wp:docPr id="13" name="Рисунок 1"/>
+            <wp:cNvGraphicFramePr>
+              <a:graphicFrameLocks xmlns:a="http://schemas.openxmlformats.org/drawingml/2006/main" noChangeAspect="1"/>
+            </wp:cNvGraphicFramePr>
+            <a:graphic xmlns:a="http://schemas.openxmlformats.org/drawingml/2006/main">
+              <a:graphicData uri="http://schemas.openxmlformats.org/drawingml/2006/picture">
+                <pic:pic xmlns:pic="http://schemas.openxmlformats.org/drawingml/2006/picture">
+                  <pic:nvPicPr>
+                    <pic:cNvPr id="0" name="Picture 1"/>
+                    <pic:cNvPicPr>
+                      <a:picLocks noChangeAspect="1" noChangeArrowheads="1"/>
+                    </pic:cNvPicPr>
+                  </pic:nvPicPr>
+                  <pic:blipFill>
+                    <a:blip r:embed="rId19"/>
+                    <a:srcRect/>
+                    <a:stretch>
+                      <a:fillRect/>
+                    </a:stretch>
+                  </pic:blipFill>
+                  <pic:spPr bwMode="auto">
+                    <a:xfrm>
+                      <a:off x="0" y="0"/>
+                      <a:ext cx="2000250" cy="2000250"/>
+                    </a:xfrm>
+                    <a:prstGeom prst="rect">
+                      <a:avLst/>
+                    </a:prstGeom>
+                    <a:noFill/>
+                    <a:ln w="9525">
+                      <a:noFill/>
+                      <a:miter lim="800000"/>
+                      <a:headEnd/>
+                      <a:tailEnd/>
+                    </a:ln>
+                  </pic:spPr>
+                </pic:pic>
+              </a:graphicData>
+            </a:graphic>
+          </wp:inline>
+        </w:drawing>
+      </w:r>
+    </w:p>
+    <w:p>
+      <w:pPr>
+        <w:pStyle w:val="af"/>
+        <w:ind w:firstLine="709"/>
+        <w:jc w:val="center"/>
+        <w:rPr>
+          <w:color w:val="auto"/>
+        </w:rPr>
+      </w:pPr>
+      <w:r>
+        <w:rPr>
+          <w:color w:val="auto"/>
+        </w:rPr>
+        <w:t xml:space="preserve">Рисунок </w:t>
+      </w:r>
+      <w:r>
+        <w:rPr>
+          <w:color w:val="auto"/>
+        </w:rPr>
+        <w:fldChar w:fldCharType="begin"/>
+      </w:r>
+      <w:r>
+        <w:rPr>
+          <w:color w:val="auto"/>
+        </w:rPr>
+        <w:instrText xml:space="preserve"> SEQ Рисунок \* ARABIC </w:instrText>
+      </w:r>
+      <w:r>
+        <w:rPr>
+          <w:color w:val="auto"/>
+        </w:rPr>
+        <w:fldChar w:fldCharType="separate"/>
+      </w:r>
+      <w:r>
+        <w:rPr>
+          <w:noProof/>
+          <w:color w:val="auto"/>
+        </w:rPr>
+        <w:t>12</w:t>
+      </w:r>
+      <w:r>
+        <w:rPr>
+          <w:color w:val="auto"/>
+        </w:rPr>
+        <w:fldChar w:fldCharType="end"/>
+      </w:r>
+      <w:r>
+        <w:rPr>
+          <w:color w:val="auto"/>
+        </w:rPr>
+        <w:t xml:space="preserve">. Спектральная плотность ЧМ-сигналов с непрерывной фазой для различных индексов модуляции: 1 – </w:t>
+      </w:r>
+      <w:r>
+        <w:rPr>
+          <w:color w:val="auto"/>
+          <w:lang w:val="en-US"/>
+        </w:rPr>
+        <w:t>m</w:t>
+      </w:r>
+      <w:r>
+        <w:rPr>
+          <w:color w:val="auto"/>
+        </w:rPr>
+        <w:t xml:space="preserve">=0.25; 2 – </w:t>
+      </w:r>
+      <w:r>
+        <w:rPr>
+          <w:color w:val="auto"/>
+          <w:lang w:val="en-US"/>
+        </w:rPr>
+        <w:t>m</w:t>
+      </w:r>
+      <w:r>
+        <w:rPr>
+          <w:color w:val="auto"/>
+        </w:rPr>
+        <w:t xml:space="preserve">=0.5; 3 – </w:t>
+      </w:r>
+      <w:r>
+        <w:rPr>
+          <w:color w:val="auto"/>
+          <w:lang w:val="en-US"/>
+        </w:rPr>
+        <w:t>m</w:t>
+      </w:r>
+      <w:r>
+        <w:rPr>
+          <w:color w:val="auto"/>
+        </w:rPr>
+        <w:t>=1</w:t>
+      </w:r>
+      <w:r>
+        <w:rPr>
+          <w:color w:val="auto"/>
+        </w:rPr>
+        <w:t>.</w:t>
+      </w:r>
+    </w:p>
+    <w:p>
+      <w:pPr>
+        <w:ind w:firstLine="709"/>
+        <w:rPr>
+          <w:rFonts w:ascii="Times New Roman" w:hAnsi="Times New Roman" w:cs="Times New Roman"/>
+          <w:sz w:val="28"/>
+        </w:rPr>
+      </w:pPr>
+      <w:r>
+        <w:rPr>
+          <w:rFonts w:ascii="Times New Roman" w:hAnsi="Times New Roman" w:cs="Times New Roman"/>
+          <w:sz w:val="28"/>
+        </w:rPr>
+        <w:t xml:space="preserve">Спектральная плотность мощности для </w:t>
+      </w:r>
+      <w:r>
+        <w:rPr>
+          <w:rFonts w:ascii="Times New Roman" w:hAnsi="Times New Roman" w:cs="Times New Roman"/>
+          <w:sz w:val="28"/>
+          <w:lang w:val="en-US"/>
+        </w:rPr>
+        <w:t>MSK</w:t>
+      </w:r>
+      <w:r>
+        <w:rPr>
+          <w:rFonts w:ascii="Times New Roman" w:hAnsi="Times New Roman" w:cs="Times New Roman"/>
+          <w:sz w:val="28"/>
+        </w:rPr>
+        <w:t>-сигналов имеет вид:</w:t>
+      </w:r>
+    </w:p>
+    <w:p>
+      <w:pPr>
+        <w:ind w:firstLine="709"/>
+        <w:jc w:val="right"/>
+        <w:rPr>
+          <w:rFonts w:ascii="Times New Roman" w:hAnsi="Times New Roman" w:cs="Times New Roman"/>
+          <w:sz w:val="28"/>
+        </w:rPr>
+      </w:pPr>
+      <m:oMath>
+        <m:sSub>
+          <m:sSubPr>
+            <m:ctrlPr>
+              <w:rPr>
+                <w:rFonts w:ascii="Cambria Math" w:hAnsi="Cambria Math" w:cs="Times New Roman"/>
+                <w:i/>
+                <w:sz w:val="28"/>
+              </w:rPr>
+            </m:ctrlPr>
+          </m:sSubPr>
+          <m:e>
+            <m:r>
+              <w:rPr>
+                <w:rFonts w:ascii="Cambria Math" w:hAnsi="Cambria Math" w:cs="Times New Roman"/>
+                <w:sz w:val="28"/>
+                <w:lang w:val="en-US"/>
+              </w:rPr>
+              <m:t>PSD</m:t>
+            </m:r>
+          </m:e>
+          <m:sub>
+            <m:r>
+              <w:rPr>
+                <w:rFonts w:ascii="Cambria Math" w:hAnsi="Cambria Math" w:cs="Times New Roman"/>
+                <w:sz w:val="28"/>
+              </w:rPr>
+              <m:t>MSK</m:t>
+            </m:r>
+          </m:sub>
+        </m:sSub>
+        <m:d>
+          <m:dPr>
+            <m:ctrlPr>
+              <w:rPr>
+                <w:rFonts w:ascii="Cambria Math" w:hAnsi="Cambria Math" w:cs="Times New Roman"/>
+                <w:i/>
+                <w:sz w:val="28"/>
+              </w:rPr>
+            </m:ctrlPr>
+          </m:dPr>
+          <m:e>
+            <m:r>
+              <w:rPr>
+                <w:rFonts w:ascii="Cambria Math" w:hAnsi="Cambria Math" w:cs="Times New Roman"/>
+                <w:sz w:val="28"/>
+              </w:rPr>
+              <m:t>f</m:t>
+            </m:r>
+          </m:e>
+        </m:d>
+        <m:r>
+          <w:rPr>
+            <w:rFonts w:ascii="Cambria Math" w:hAnsi="Cambria Math" w:cs="Times New Roman"/>
+            <w:sz w:val="28"/>
+          </w:rPr>
+          <m:t>=</m:t>
+        </m:r>
+        <m:sSup>
+          <m:sSupPr>
+            <m:ctrlPr>
+              <w:rPr>
+                <w:rFonts w:ascii="Cambria Math" w:hAnsi="Cambria Math" w:cs="Times New Roman"/>
+                <w:i/>
+                <w:sz w:val="28"/>
+              </w:rPr>
+            </m:ctrlPr>
+          </m:sSupPr>
+          <m:e>
+            <m:d>
+              <m:dPr>
+                <m:begChr m:val="|"/>
+                <m:endChr m:val="|"/>
+                <m:ctrlPr>
+                  <w:rPr>
+                    <w:rFonts w:ascii="Cambria Math" w:hAnsi="Cambria Math" w:cs="Times New Roman"/>
+                    <w:i/>
+                    <w:sz w:val="28"/>
+                  </w:rPr>
+                </m:ctrlPr>
+              </m:dPr>
+              <m:e>
+                <m:f>
+                  <m:fPr>
+                    <m:ctrlPr>
+                      <w:rPr>
+                        <w:rFonts w:ascii="Cambria Math" w:hAnsi="Cambria Math" w:cs="Times New Roman"/>
+                        <w:i/>
+                        <w:sz w:val="28"/>
+                      </w:rPr>
+                    </m:ctrlPr>
+                  </m:fPr>
+                  <m:num>
+                    <m:func>
+                      <m:funcPr>
+                        <m:ctrlPr>
+                          <w:rPr>
+                            <w:rFonts w:ascii="Cambria Math" w:hAnsi="Cambria Math" w:cs="Times New Roman"/>
+                            <w:i/>
+                            <w:sz w:val="28"/>
+                          </w:rPr>
+                        </m:ctrlPr>
+                      </m:funcPr>
+                      <m:fName>
+                        <m:r>
+                          <m:rPr>
+                            <m:sty m:val="p"/>
+                          </m:rPr>
+                          <w:rPr>
+                            <w:rFonts w:ascii="Cambria Math" w:hAnsi="Cambria Math" w:cs="Times New Roman"/>
+                            <w:sz w:val="28"/>
+                          </w:rPr>
+                          <m:t>cos</m:t>
+                        </m:r>
+                      </m:fName>
+                      <m:e>
+                        <m:d>
+                          <m:dPr>
+                            <m:ctrlPr>
+                              <w:rPr>
+                                <w:rFonts w:ascii="Cambria Math" w:hAnsi="Cambria Math" w:cs="Times New Roman"/>
+                                <w:i/>
+                                <w:sz w:val="28"/>
+                              </w:rPr>
+                            </m:ctrlPr>
+                          </m:dPr>
+                          <m:e>
+                            <m:r>
+                              <w:rPr>
+                                <w:rFonts w:ascii="Cambria Math" w:hAnsi="Cambria Math" w:cs="Times New Roman"/>
+                                <w:sz w:val="28"/>
+                              </w:rPr>
+                              <m:t>2πf</m:t>
+                            </m:r>
+                            <m:sSub>
+                              <m:sSubPr>
+                                <m:ctrlPr>
+                                  <w:rPr>
+                                    <w:rFonts w:ascii="Cambria Math" w:hAnsi="Cambria Math" w:cs="Times New Roman"/>
+                                    <w:i/>
+                                    <w:sz w:val="28"/>
+                                  </w:rPr>
+                                </m:ctrlPr>
+                              </m:sSubPr>
+                              <m:e>
+                                <m:r>
+                                  <w:rPr>
+                                    <w:rFonts w:ascii="Cambria Math" w:hAnsi="Cambria Math" w:cs="Times New Roman"/>
+                                    <w:sz w:val="28"/>
+                                  </w:rPr>
+                                  <m:t>T</m:t>
+                                </m:r>
+                              </m:e>
+                              <m:sub>
+                                <m:r>
+                                  <w:rPr>
+                                    <w:rFonts w:ascii="Cambria Math" w:hAnsi="Cambria Math" w:cs="Times New Roman"/>
+                                    <w:sz w:val="28"/>
+                                  </w:rPr>
+                                  <m:t>b</m:t>
+                                </m:r>
+                              </m:sub>
+                            </m:sSub>
+                          </m:e>
+                        </m:d>
+                      </m:e>
+                    </m:func>
+                  </m:num>
+                  <m:den>
+                    <m:r>
+                      <w:rPr>
+                        <w:rFonts w:ascii="Cambria Math" w:hAnsi="Cambria Math" w:cs="Times New Roman"/>
+                        <w:sz w:val="28"/>
+                      </w:rPr>
+                      <m:t>1-</m:t>
+                    </m:r>
+                    <m:sSup>
+                      <m:sSupPr>
+                        <m:ctrlPr>
+                          <w:rPr>
+                            <w:rFonts w:ascii="Cambria Math" w:hAnsi="Cambria Math" w:cs="Times New Roman"/>
+                            <w:i/>
+                            <w:sz w:val="28"/>
+                          </w:rPr>
+                        </m:ctrlPr>
+                      </m:sSupPr>
+                      <m:e>
+                        <m:d>
+                          <m:dPr>
+                            <m:ctrlPr>
+                              <w:rPr>
+                                <w:rFonts w:ascii="Cambria Math" w:hAnsi="Cambria Math" w:cs="Times New Roman"/>
+                                <w:i/>
+                                <w:sz w:val="28"/>
+                              </w:rPr>
+                            </m:ctrlPr>
+                          </m:dPr>
+                          <m:e>
+                            <m:r>
+                              <w:rPr>
+                                <w:rFonts w:ascii="Cambria Math" w:hAnsi="Cambria Math" w:cs="Times New Roman"/>
+                                <w:sz w:val="28"/>
+                              </w:rPr>
+                              <m:t>4f</m:t>
+                            </m:r>
+                            <m:sSub>
+                              <m:sSubPr>
+                                <m:ctrlPr>
+                                  <w:rPr>
+                                    <w:rFonts w:ascii="Cambria Math" w:hAnsi="Cambria Math" w:cs="Times New Roman"/>
+                                    <w:i/>
+                                    <w:sz w:val="28"/>
+                                  </w:rPr>
+                                </m:ctrlPr>
+                              </m:sSubPr>
+                              <m:e>
+                                <m:r>
+                                  <w:rPr>
+                                    <w:rFonts w:ascii="Cambria Math" w:hAnsi="Cambria Math" w:cs="Times New Roman"/>
+                                    <w:sz w:val="28"/>
+                                  </w:rPr>
+                                  <m:t>T</m:t>
+                                </m:r>
+                              </m:e>
+                              <m:sub>
+                                <m:r>
+                                  <w:rPr>
+                                    <w:rFonts w:ascii="Cambria Math" w:hAnsi="Cambria Math" w:cs="Times New Roman"/>
+                                    <w:sz w:val="28"/>
+                                  </w:rPr>
+                                  <m:t>b</m:t>
+                                </m:r>
+                              </m:sub>
+                            </m:sSub>
+                          </m:e>
+                        </m:d>
+                      </m:e>
+                      <m:sup>
+                        <m:r>
+                          <w:rPr>
+                            <w:rFonts w:ascii="Cambria Math" w:hAnsi="Cambria Math" w:cs="Times New Roman"/>
+                            <w:sz w:val="28"/>
+                          </w:rPr>
+                          <m:t>2</m:t>
+                        </m:r>
+                      </m:sup>
+                    </m:sSup>
+                  </m:den>
+                </m:f>
+              </m:e>
+            </m:d>
+          </m:e>
+          <m:sup>
+            <m:r>
+              <w:rPr>
+                <w:rFonts w:ascii="Cambria Math" w:hAnsi="Cambria Math" w:cs="Times New Roman"/>
+                <w:sz w:val="28"/>
+              </w:rPr>
+              <m:t>2</m:t>
+            </m:r>
+          </m:sup>
+        </m:sSup>
+      </m:oMath>
+      <w:r>
+        <w:rPr>
+          <w:rFonts w:ascii="Times New Roman" w:hAnsi="Times New Roman" w:cs="Times New Roman"/>
+          <w:sz w:val="28"/>
+        </w:rPr>
+        <w:tab/>
+      </w:r>
+      <w:r>
+        <w:rPr>
+          <w:rFonts w:ascii="Times New Roman" w:hAnsi="Times New Roman" w:cs="Times New Roman"/>
+          <w:sz w:val="28"/>
+        </w:rPr>
+        <w:tab/>
+      </w:r>
+      <w:r>
+        <w:rPr>
+          <w:rFonts w:ascii="Times New Roman" w:hAnsi="Times New Roman" w:cs="Times New Roman"/>
+          <w:sz w:val="28"/>
+        </w:rPr>
+        <w:tab/>
+      </w:r>
+      <w:r>
+        <w:rPr>
+          <w:rFonts w:ascii="Times New Roman" w:hAnsi="Times New Roman" w:cs="Times New Roman"/>
+          <w:sz w:val="28"/>
+        </w:rPr>
+        <w:tab/>
+        <w:t>(19)</w:t>
+      </w:r>
+    </w:p>
+    <w:p>
+      <w:pPr>
+        <w:ind w:firstLine="709"/>
+        <w:jc w:val="both"/>
+        <w:rPr>
+          <w:rFonts w:ascii="Times New Roman" w:hAnsi="Times New Roman" w:cs="Times New Roman"/>
+          <w:sz w:val="28"/>
+        </w:rPr>
+      </w:pPr>
+      <w:r>
+        <w:rPr>
+          <w:rFonts w:ascii="Times New Roman" w:hAnsi="Times New Roman" w:cs="Times New Roman"/>
+          <w:sz w:val="28"/>
+        </w:rPr>
+        <w:t xml:space="preserve">Если сравнивать спектральную плотность мощности </w:t>
+      </w:r>
+      <w:r>
+        <w:rPr>
+          <w:rFonts w:ascii="Times New Roman" w:hAnsi="Times New Roman" w:cs="Times New Roman"/>
+          <w:sz w:val="28"/>
+          <w:lang w:val="en-US"/>
+        </w:rPr>
+        <w:t>QPSK</w:t>
+      </w:r>
+      <w:r>
+        <w:rPr>
+          <w:rFonts w:ascii="Times New Roman" w:hAnsi="Times New Roman" w:cs="Times New Roman"/>
+          <w:sz w:val="28"/>
+        </w:rPr>
+        <w:t xml:space="preserve"> </w:t>
+      </w:r>
+      <w:r>
+        <w:rPr>
+          <w:rFonts w:ascii="Times New Roman" w:hAnsi="Times New Roman" w:cs="Times New Roman"/>
+          <w:sz w:val="28"/>
+        </w:rPr>
+        <w:t xml:space="preserve">и </w:t>
+      </w:r>
+      <w:r>
+        <w:rPr>
+          <w:rFonts w:ascii="Times New Roman" w:hAnsi="Times New Roman" w:cs="Times New Roman"/>
+          <w:sz w:val="28"/>
+          <w:lang w:val="en-US"/>
+        </w:rPr>
+        <w:t>MSK</w:t>
+      </w:r>
+      <w:r>
+        <w:rPr>
+          <w:rFonts w:ascii="Times New Roman" w:hAnsi="Times New Roman" w:cs="Times New Roman"/>
+          <w:sz w:val="28"/>
+        </w:rPr>
+        <w:t xml:space="preserve"> сигналов, то </w:t>
+      </w:r>
+      <w:r>
+        <w:rPr>
+          <w:rFonts w:ascii="Times New Roman" w:hAnsi="Times New Roman" w:cs="Times New Roman"/>
+          <w:sz w:val="28"/>
+          <w:lang w:val="en-US"/>
+        </w:rPr>
+        <w:t>QPSK</w:t>
+      </w:r>
+      <w:r>
+        <w:rPr>
+          <w:rFonts w:ascii="Times New Roman" w:hAnsi="Times New Roman" w:cs="Times New Roman"/>
+          <w:sz w:val="28"/>
+        </w:rPr>
+        <w:t xml:space="preserve"> имеет на 50% меньше ширину основного лепестка, что говорит о большей спектральной эффективности. Однако скорость уменьшения боковых лепестков у </w:t>
+      </w:r>
+      <w:r>
+        <w:rPr>
+          <w:rFonts w:ascii="Times New Roman" w:hAnsi="Times New Roman" w:cs="Times New Roman"/>
+          <w:sz w:val="28"/>
+          <w:lang w:val="en-US"/>
+        </w:rPr>
+        <w:t>MSK</w:t>
+      </w:r>
+      <w:r>
+        <w:rPr>
+          <w:rFonts w:ascii="Times New Roman" w:hAnsi="Times New Roman" w:cs="Times New Roman"/>
+          <w:sz w:val="28"/>
+        </w:rPr>
+        <w:t xml:space="preserve"> </w:t>
+      </w:r>
+      <w:r>
+        <w:rPr>
+          <w:rFonts w:ascii="Times New Roman" w:hAnsi="Times New Roman" w:cs="Times New Roman"/>
+          <w:sz w:val="28"/>
+        </w:rPr>
+        <w:t xml:space="preserve">гораздо выше, а значит при ограничении спектра возникающая паразитная амплитудная модуляция будет существенно ниже, чем у </w:t>
+      </w:r>
+      <w:r>
+        <w:rPr>
+          <w:rFonts w:ascii="Times New Roman" w:hAnsi="Times New Roman" w:cs="Times New Roman"/>
+          <w:sz w:val="28"/>
+          <w:lang w:val="en-US"/>
+        </w:rPr>
+        <w:t>QPSK</w:t>
+      </w:r>
+      <w:r>
+        <w:rPr>
+          <w:rFonts w:ascii="Times New Roman" w:hAnsi="Times New Roman" w:cs="Times New Roman"/>
+          <w:sz w:val="28"/>
+        </w:rPr>
+        <w:t>.</w:t>
+      </w:r>
+    </w:p>
+    <w:p>
+      <w:pPr>
+        <w:ind w:firstLine="709"/>
+        <w:jc w:val="both"/>
+        <w:rPr>
+          <w:rFonts w:ascii="Times New Roman" w:hAnsi="Times New Roman" w:cs="Times New Roman"/>
+          <w:sz w:val="28"/>
+        </w:rPr>
+      </w:pPr>
+      <w:r>
+        <w:rPr>
+          <w:rFonts w:ascii="Times New Roman" w:hAnsi="Times New Roman" w:cs="Times New Roman"/>
+          <w:sz w:val="28"/>
+        </w:rPr>
+        <w:t>Наиболее важно в этой работе будет рассмотреть виды модуляции с ограниченным спектром (</w:t>
+      </w:r>
+      <w:r>
+        <w:rPr>
+          <w:rFonts w:ascii="Times New Roman" w:hAnsi="Times New Roman" w:cs="Times New Roman"/>
+          <w:sz w:val="28"/>
+          <w:lang w:val="en-US"/>
+        </w:rPr>
+        <w:t>GFSK</w:t>
+      </w:r>
+      <w:r>
+        <w:rPr>
+          <w:rFonts w:ascii="Times New Roman" w:hAnsi="Times New Roman" w:cs="Times New Roman"/>
+          <w:sz w:val="28"/>
+        </w:rPr>
+        <w:t xml:space="preserve">, </w:t>
+      </w:r>
+      <w:r>
+        <w:rPr>
+          <w:rFonts w:ascii="Times New Roman" w:hAnsi="Times New Roman" w:cs="Times New Roman"/>
+          <w:sz w:val="28"/>
+          <w:lang w:val="en-US"/>
+        </w:rPr>
+        <w:t>GMSK</w:t>
+      </w:r>
+      <w:r>
+        <w:rPr>
+          <w:rFonts w:ascii="Times New Roman" w:hAnsi="Times New Roman" w:cs="Times New Roman"/>
+          <w:sz w:val="28"/>
+        </w:rPr>
+        <w:t>)</w:t>
+      </w:r>
+      <w:r>
+        <w:rPr>
+          <w:rFonts w:ascii="Times New Roman" w:hAnsi="Times New Roman" w:cs="Times New Roman"/>
+          <w:sz w:val="28"/>
+        </w:rPr>
+        <w:t xml:space="preserve">, </w:t>
+      </w:r>
+      <w:r>
+        <w:rPr>
+          <w:rFonts w:ascii="Times New Roman" w:hAnsi="Times New Roman" w:cs="Times New Roman"/>
+          <w:sz w:val="28"/>
+        </w:rPr>
+        <w:t xml:space="preserve">поскольку радио-модуль </w:t>
+      </w:r>
+      <w:r>
+        <w:rPr>
+          <w:rFonts w:ascii="Times New Roman" w:hAnsi="Times New Roman" w:cs="Times New Roman"/>
+          <w:sz w:val="28"/>
+          <w:lang w:val="en-US"/>
+        </w:rPr>
+        <w:t>nRF</w:t>
+      </w:r>
+      <w:r>
+        <w:rPr>
+          <w:rFonts w:ascii="Times New Roman" w:hAnsi="Times New Roman" w:cs="Times New Roman"/>
+          <w:sz w:val="28"/>
+        </w:rPr>
+        <w:t>24</w:t>
+      </w:r>
+      <w:r>
+        <w:rPr>
+          <w:rFonts w:ascii="Times New Roman" w:hAnsi="Times New Roman" w:cs="Times New Roman"/>
+          <w:sz w:val="28"/>
+          <w:lang w:val="en-US"/>
+        </w:rPr>
+        <w:t>L</w:t>
+      </w:r>
+      <w:r>
+        <w:rPr>
+          <w:rFonts w:ascii="Times New Roman" w:hAnsi="Times New Roman" w:cs="Times New Roman"/>
+          <w:sz w:val="28"/>
+        </w:rPr>
+        <w:t xml:space="preserve">01 </w:t>
+      </w:r>
+      <w:r>
+        <w:rPr>
+          <w:rFonts w:ascii="Times New Roman" w:hAnsi="Times New Roman" w:cs="Times New Roman"/>
+          <w:sz w:val="28"/>
+        </w:rPr>
+        <w:t xml:space="preserve">для передачи сигналов </w:t>
+      </w:r>
+      <w:r>
+        <w:rPr>
+          <w:rFonts w:ascii="Times New Roman" w:hAnsi="Times New Roman" w:cs="Times New Roman"/>
+          <w:sz w:val="28"/>
+        </w:rPr>
+        <w:t xml:space="preserve">использует именно </w:t>
+      </w:r>
+      <w:r>
+        <w:rPr>
+          <w:rFonts w:ascii="Times New Roman" w:hAnsi="Times New Roman" w:cs="Times New Roman"/>
+          <w:sz w:val="28"/>
+          <w:lang w:val="en-US"/>
+        </w:rPr>
+        <w:t>GFSK</w:t>
+      </w:r>
+      <w:r>
+        <w:rPr>
+          <w:rFonts w:ascii="Times New Roman" w:hAnsi="Times New Roman" w:cs="Times New Roman"/>
+          <w:sz w:val="28"/>
+        </w:rPr>
+        <w:t xml:space="preserve"> </w:t>
+      </w:r>
+      <w:r>
+        <w:rPr>
+          <w:rFonts w:ascii="Times New Roman" w:hAnsi="Times New Roman" w:cs="Times New Roman"/>
+          <w:sz w:val="28"/>
+        </w:rPr>
+        <w:t>модуляцию.</w:t>
+      </w:r>
+    </w:p>
+    <w:p>
+      <w:pPr>
+        <w:ind w:firstLine="709"/>
+        <w:jc w:val="both"/>
+        <w:rPr>
+          <w:rFonts w:ascii="Times New Roman" w:hAnsi="Times New Roman" w:cs="Times New Roman"/>
+          <w:sz w:val="28"/>
+        </w:rPr>
+      </w:pPr>
+      <w:r>
+        <w:rPr>
+          <w:rFonts w:ascii="Times New Roman" w:hAnsi="Times New Roman" w:cs="Times New Roman"/>
+          <w:sz w:val="28"/>
+        </w:rPr>
+        <w:t xml:space="preserve">Для ограничения спектров радиосигналов зачастую применяется Гауссов </w:t>
+      </w:r>
+      <w:r>
+        <w:rPr>
+          <w:rFonts w:ascii="Times New Roman" w:hAnsi="Times New Roman" w:cs="Times New Roman"/>
+          <w:sz w:val="28"/>
+          <w:lang w:val="en-US"/>
+        </w:rPr>
+        <w:t>baseband</w:t>
+      </w:r>
+      <w:r>
+        <w:rPr>
+          <w:rFonts w:ascii="Times New Roman" w:hAnsi="Times New Roman" w:cs="Times New Roman"/>
+          <w:sz w:val="28"/>
+        </w:rPr>
+        <w:t>-</w:t>
+      </w:r>
+      <w:r>
+        <w:rPr>
+          <w:rFonts w:ascii="Times New Roman" w:hAnsi="Times New Roman" w:cs="Times New Roman"/>
+          <w:sz w:val="28"/>
+        </w:rPr>
+        <w:t>фильтр.</w:t>
+      </w:r>
+      <w:r>
+        <w:rPr>
+          <w:rFonts w:ascii="Times New Roman" w:hAnsi="Times New Roman" w:cs="Times New Roman"/>
+          <w:sz w:val="28"/>
+        </w:rPr>
+        <w:t xml:space="preserve"> Соответственно, виды модуляции, использующие данные фильтры называются </w:t>
+      </w:r>
+      <w:r>
+        <w:rPr>
+          <w:rFonts w:ascii="Times New Roman" w:hAnsi="Times New Roman" w:cs="Times New Roman"/>
+          <w:sz w:val="28"/>
+          <w:lang w:val="en-US"/>
+        </w:rPr>
+        <w:t>GFSK</w:t>
+      </w:r>
+      <w:r>
+        <w:rPr>
+          <w:rFonts w:ascii="Times New Roman" w:hAnsi="Times New Roman" w:cs="Times New Roman"/>
+          <w:sz w:val="28"/>
+        </w:rPr>
+        <w:t xml:space="preserve"> (</w:t>
+      </w:r>
+      <w:r>
+        <w:rPr>
+          <w:rFonts w:ascii="Times New Roman" w:hAnsi="Times New Roman" w:cs="Times New Roman"/>
+          <w:sz w:val="28"/>
+          <w:lang w:val="en-US"/>
+        </w:rPr>
+        <w:t>Gaussian</w:t>
+      </w:r>
+      <w:r>
+        <w:rPr>
+          <w:rFonts w:ascii="Times New Roman" w:hAnsi="Times New Roman" w:cs="Times New Roman"/>
+          <w:sz w:val="28"/>
+        </w:rPr>
+        <w:t xml:space="preserve"> </w:t>
+      </w:r>
+      <w:r>
+        <w:rPr>
+          <w:rFonts w:ascii="Times New Roman" w:hAnsi="Times New Roman" w:cs="Times New Roman"/>
+          <w:sz w:val="28"/>
+          <w:lang w:val="en-US"/>
+        </w:rPr>
+        <w:t>Frequency</w:t>
+      </w:r>
+      <w:r>
+        <w:rPr>
+          <w:rFonts w:ascii="Times New Roman" w:hAnsi="Times New Roman" w:cs="Times New Roman"/>
+          <w:sz w:val="28"/>
+        </w:rPr>
+        <w:t xml:space="preserve"> </w:t>
+      </w:r>
+      <w:r>
+        <w:rPr>
+          <w:rFonts w:ascii="Times New Roman" w:hAnsi="Times New Roman" w:cs="Times New Roman"/>
+          <w:sz w:val="28"/>
+          <w:lang w:val="en-US"/>
+        </w:rPr>
+        <w:t>Shift</w:t>
+      </w:r>
+      <w:r>
+        <w:rPr>
+          <w:rFonts w:ascii="Times New Roman" w:hAnsi="Times New Roman" w:cs="Times New Roman"/>
+          <w:sz w:val="28"/>
+        </w:rPr>
+        <w:t xml:space="preserve"> </w:t>
+      </w:r>
+      <w:r>
+        <w:rPr>
+          <w:rFonts w:ascii="Times New Roman" w:hAnsi="Times New Roman" w:cs="Times New Roman"/>
+          <w:sz w:val="28"/>
+          <w:lang w:val="en-US"/>
+        </w:rPr>
+        <w:t>Keying</w:t>
+      </w:r>
+      <w:r>
+        <w:rPr>
+          <w:rFonts w:ascii="Times New Roman" w:hAnsi="Times New Roman" w:cs="Times New Roman"/>
+          <w:sz w:val="28"/>
+        </w:rPr>
+        <w:t xml:space="preserve">) и </w:t>
+      </w:r>
+      <w:r>
+        <w:rPr>
+          <w:rFonts w:ascii="Times New Roman" w:hAnsi="Times New Roman" w:cs="Times New Roman"/>
+          <w:sz w:val="28"/>
+          <w:lang w:val="en-US"/>
+        </w:rPr>
+        <w:t>GMSK</w:t>
+      </w:r>
+      <w:r>
+        <w:rPr>
+          <w:rFonts w:ascii="Times New Roman" w:hAnsi="Times New Roman" w:cs="Times New Roman"/>
+          <w:sz w:val="28"/>
+        </w:rPr>
+        <w:t xml:space="preserve"> (</w:t>
+      </w:r>
+      <w:r>
+        <w:rPr>
+          <w:rFonts w:ascii="Times New Roman" w:hAnsi="Times New Roman" w:cs="Times New Roman"/>
+          <w:sz w:val="28"/>
+          <w:lang w:val="en-US"/>
+        </w:rPr>
+        <w:t>Gaussian</w:t>
+      </w:r>
+      <w:r>
+        <w:rPr>
+          <w:rFonts w:ascii="Times New Roman" w:hAnsi="Times New Roman" w:cs="Times New Roman"/>
+          <w:sz w:val="28"/>
+        </w:rPr>
+        <w:t xml:space="preserve"> </w:t>
+      </w:r>
+      <w:r>
+        <w:rPr>
+          <w:rFonts w:ascii="Times New Roman" w:hAnsi="Times New Roman" w:cs="Times New Roman"/>
+          <w:sz w:val="28"/>
+          <w:lang w:val="en-US"/>
+        </w:rPr>
+        <w:t>Minimum</w:t>
+      </w:r>
+      <w:r>
+        <w:rPr>
+          <w:rFonts w:ascii="Times New Roman" w:hAnsi="Times New Roman" w:cs="Times New Roman"/>
+          <w:sz w:val="28"/>
+        </w:rPr>
+        <w:t xml:space="preserve"> </w:t>
+      </w:r>
+      <w:r>
+        <w:rPr>
+          <w:rFonts w:ascii="Times New Roman" w:hAnsi="Times New Roman" w:cs="Times New Roman"/>
+          <w:sz w:val="28"/>
+          <w:lang w:val="en-US"/>
+        </w:rPr>
+        <w:t>Shift</w:t>
+      </w:r>
+      <w:r>
+        <w:rPr>
+          <w:rFonts w:ascii="Times New Roman" w:hAnsi="Times New Roman" w:cs="Times New Roman"/>
+          <w:sz w:val="28"/>
+        </w:rPr>
+        <w:t xml:space="preserve"> </w:t>
+      </w:r>
+      <w:r>
+        <w:rPr>
+          <w:rFonts w:ascii="Times New Roman" w:hAnsi="Times New Roman" w:cs="Times New Roman"/>
+          <w:sz w:val="28"/>
+          <w:lang w:val="en-US"/>
+        </w:rPr>
+        <w:t>Keying</w:t>
+      </w:r>
+      <w:r>
+        <w:rPr>
+          <w:rFonts w:ascii="Times New Roman" w:hAnsi="Times New Roman" w:cs="Times New Roman"/>
+          <w:sz w:val="28"/>
+        </w:rPr>
+        <w:t>)</w:t>
+      </w:r>
+      <w:r>
+        <w:rPr>
+          <w:rFonts w:ascii="Times New Roman" w:hAnsi="Times New Roman" w:cs="Times New Roman"/>
+          <w:sz w:val="28"/>
+        </w:rPr>
+        <w:t>.</w:t>
+      </w:r>
+      <w:r>
+        <w:rPr>
+          <w:rFonts w:ascii="Times New Roman" w:hAnsi="Times New Roman" w:cs="Times New Roman"/>
+          <w:sz w:val="28"/>
+        </w:rPr>
         <w:t xml:space="preserve"> </w:t>
       </w:r>
     </w:p>
     <w:sectPr>
-      <w:footerReference w:type="default" r:id="rId19"/>
-      <w:footerReference w:type="first" r:id="rId20"/>
+      <w:footerReference w:type="default" r:id="rId20"/>
+      <w:footerReference w:type="first" r:id="rId21"/>
       <w:pgSz w:w="11906" w:h="16838"/>
       <w:pgMar w:top="1134" w:right="850" w:bottom="1134" w:left="1701" w:header="708" w:footer="708" w:gutter="0"/>
       <w:pgNumType w:start="1"/>
@@ -15725,7 +16942,7 @@
             <w:rPr>
               <w:noProof/>
             </w:rPr>
-            <w:t>14</w:t>
+            <w:t>15</w:t>
           </w:r>
         </w:fldSimple>
       </w:p>
@@ -16832,6 +18049,7 @@
     <w:rsid w:val="00164E2E"/>
     <w:rsid w:val="001769F6"/>
     <w:rsid w:val="00B74E08"/>
+    <w:rsid w:val="00CC1DD5"/>
   </w:rsids>
   <m:mathPr>
     <m:mathFont m:val="Cambria Math"/>
@@ -17047,7 +18265,7 @@
     <w:basedOn w:val="a0"/>
     <w:uiPriority w:val="99"/>
     <w:semiHidden/>
-    <w:rsid w:val="00B74E08"/>
+    <w:rsid w:val="00CC1DD5"/>
     <w:rPr>
       <w:color w:val="808080"/>
     </w:rPr>

--- a/Диплом.docx
+++ b/Диплом.docx
@@ -1382,7 +1382,6 @@
           <w:rFonts w:ascii="Times New Roman" w:hAnsi="Times New Roman" w:cs="Times New Roman"/>
           <w:color w:val="auto"/>
         </w:rPr>
-        <w:lastRenderedPageBreak/>
         <w:t>ВВЕДЕНИЕ</w:t>
       </w:r>
       <w:bookmarkEnd w:id="0"/>
@@ -1815,7 +1814,6 @@
           <w:rFonts w:ascii="Times New Roman" w:hAnsi="Times New Roman" w:cs="Times New Roman"/>
           <w:color w:val="auto"/>
         </w:rPr>
-        <w:lastRenderedPageBreak/>
         <w:t>ГЛАВА 1. ТЕОРЕТИЧЕСКИЕ ОСНОВЫ ПЕРЕДАЧИ ИНФОРМАЦИИ ПО РАДИОКАНАЛУ.</w:t>
       </w:r>
       <w:bookmarkEnd w:id="1"/>
@@ -2935,7 +2933,6 @@
           <w:rFonts w:ascii="Times New Roman" w:hAnsi="Times New Roman" w:cs="Times New Roman"/>
           <w:sz w:val="28"/>
         </w:rPr>
-        <w:lastRenderedPageBreak/>
         <w:t>Эта величина может принимать несколько значений, которые будут рассмотрены ниже.</w:t>
       </w:r>
     </w:p>
@@ -3364,7 +3361,6 @@
           <w:noProof/>
           <w:sz w:val="28"/>
         </w:rPr>
-        <w:lastRenderedPageBreak/>
         <w:drawing>
           <wp:inline distT="0" distB="0" distL="0" distR="0">
             <wp:extent cx="5940425" cy="1592395"/>
@@ -5888,15 +5884,7 @@
           <w:rFonts w:ascii="Times New Roman" w:hAnsi="Times New Roman" w:cs="Times New Roman"/>
           <w:sz w:val="28"/>
         </w:rPr>
-        <w:t xml:space="preserve">Цифровые виды модуляции (часто цифровая модуляция называется манипуляцией), как и аналоговые, могут быть амплитудными, фазовыми, </w:t>
-      </w:r>
-      <w:r>
-        <w:rPr>
-          <w:rFonts w:ascii="Times New Roman" w:hAnsi="Times New Roman" w:cs="Times New Roman"/>
-          <w:sz w:val="28"/>
-        </w:rPr>
-        <w:lastRenderedPageBreak/>
-        <w:t xml:space="preserve">частотными или комбинированными (например, амплитудно-фазовыми), в зависимости от того, какой из параметров немодулированного несущего колебания </w:t>
+        <w:t xml:space="preserve">Цифровые виды модуляции (часто цифровая модуляция называется манипуляцией), как и аналоговые, могут быть амплитудными, фазовыми, частотными или комбинированными (например, амплитудно-фазовыми), в зависимости от того, какой из параметров немодулированного несущего колебания </w:t>
       </w:r>
       <m:oMath>
         <m:r>
@@ -7424,7 +7412,6 @@
           <w:i/>
           <w:sz w:val="28"/>
         </w:rPr>
-        <w:lastRenderedPageBreak/>
         <w:t>ность</w:t>
       </w:r>
       <w:r>
@@ -8839,7 +8826,6 @@
           <w:noProof/>
           <w:sz w:val="28"/>
         </w:rPr>
-        <w:lastRenderedPageBreak/>
         <w:drawing>
           <wp:inline distT="0" distB="0" distL="0" distR="0">
             <wp:extent cx="2560320" cy="2194560"/>
@@ -10094,7 +10080,6 @@
           <w:rFonts w:ascii="Times New Roman" w:hAnsi="Times New Roman" w:cs="Times New Roman"/>
           <w:sz w:val="28"/>
         </w:rPr>
-        <w:lastRenderedPageBreak/>
         <w:t>Или же</w:t>
       </w:r>
     </w:p>
@@ -11394,7 +11379,6 @@
           <w:noProof/>
           <w:sz w:val="28"/>
         </w:rPr>
-        <w:lastRenderedPageBreak/>
         <w:drawing>
           <wp:inline distT="0" distB="0" distL="0" distR="0">
             <wp:extent cx="1710576" cy="1775460"/>
@@ -12668,15 +12652,7 @@
           <w:rFonts w:ascii="Times New Roman" w:hAnsi="Times New Roman" w:cs="Times New Roman"/>
           <w:sz w:val="28"/>
         </w:rPr>
-        <w:t xml:space="preserve">. Вводится взаимно-однозначное </w:t>
-      </w:r>
-      <w:r>
-        <w:rPr>
-          <w:rFonts w:ascii="Times New Roman" w:hAnsi="Times New Roman" w:cs="Times New Roman"/>
-          <w:sz w:val="28"/>
-        </w:rPr>
-        <w:lastRenderedPageBreak/>
-        <w:t>соответствие между множеством значений символов и множеством значений фазы модулированного сигнала. Значения фазы из множества отличаются на одинаковую величину.</w:t>
+        <w:t>. Вводится взаимно-однозначное соответствие между множеством значений символов и множеством значений фазы модулированного сигнала. Значения фазы из множества отличаются на одинаковую величину.</w:t>
       </w:r>
     </w:p>
     <w:p>
@@ -13979,7 +13955,6 @@
         <w:rPr>
           <w:rFonts w:ascii="Times New Roman" w:hAnsi="Times New Roman" w:cs="Times New Roman"/>
           <w:sz w:val="28"/>
-          <w:lang w:val="en-US"/>
         </w:rPr>
       </w:pPr>
       <w:r>
@@ -14424,7 +14399,6 @@
           <w:noProof/>
           <w:sz w:val="28"/>
         </w:rPr>
-        <w:lastRenderedPageBreak/>
         <w:drawing>
           <wp:inline distT="0" distB="0" distL="0" distR="0">
             <wp:extent cx="2289810" cy="1726164"/>
@@ -14900,7 +14874,6 @@
         <w:rPr>
           <w:rFonts w:ascii="Times New Roman" w:hAnsi="Times New Roman" w:cs="Times New Roman"/>
           <w:sz w:val="28"/>
-          <w:lang w:val="en-US"/>
         </w:rPr>
       </w:pPr>
       <w:r>
@@ -15032,7 +15005,6 @@
         <w:rPr>
           <w:rFonts w:ascii="Times New Roman" w:hAnsi="Times New Roman" w:cs="Times New Roman"/>
           <w:sz w:val="28"/>
-          <w:lang w:val="en-US"/>
         </w:rPr>
       </w:pPr>
       <w:r>
@@ -15390,7 +15362,6 @@
         <w:rPr>
           <w:rFonts w:ascii="Times New Roman" w:hAnsi="Times New Roman" w:cs="Times New Roman"/>
           <w:sz w:val="28"/>
-          <w:lang w:val="en-US"/>
         </w:rPr>
       </w:pPr>
       <w:r>
@@ -15540,7 +15511,6 @@
         <w:rPr>
           <w:rFonts w:ascii="Times New Roman" w:hAnsi="Times New Roman" w:cs="Times New Roman"/>
           <w:sz w:val="28"/>
-          <w:lang w:val="en-US"/>
         </w:rPr>
       </w:pPr>
       <w:r>
@@ -15571,14 +15541,7 @@
             <w:rFonts w:ascii="Cambria Math" w:hAnsi="Cambria Math" w:cs="Times New Roman"/>
             <w:sz w:val="28"/>
           </w:rPr>
-          <m:t>h</m:t>
-        </m:r>
-        <m:r>
-          <w:rPr>
-            <w:rFonts w:ascii="Cambria Math" w:hAnsi="Cambria Math" w:cs="Times New Roman"/>
-            <w:sz w:val="28"/>
-          </w:rPr>
-          <m:t>=2</m:t>
+          <m:t>h=2</m:t>
         </m:r>
         <m:sSub>
           <m:sSubPr>
@@ -15830,7 +15793,14 @@
             <w:rFonts w:ascii="Cambria Math" w:hAnsi="Cambria Math" w:cs="Times New Roman"/>
             <w:sz w:val="28"/>
           </w:rPr>
-          <m:t>h≤1</m:t>
+          <m:t>h≤</m:t>
+        </m:r>
+        <m:r>
+          <w:rPr>
+            <w:rFonts w:ascii="Cambria Math" w:hAnsi="Cambria Math" w:cs="Times New Roman"/>
+            <w:sz w:val="28"/>
+          </w:rPr>
+          <m:t>1</m:t>
         </m:r>
       </m:oMath>
       <w:r>
@@ -15868,15 +15838,7 @@
             <w:rFonts w:ascii="Cambria Math" w:hAnsi="Cambria Math" w:cs="Times New Roman"/>
             <w:sz w:val="28"/>
           </w:rPr>
-          <w:lastRenderedPageBreak/>
-          <m:t>h</m:t>
-        </m:r>
-        <m:r>
-          <w:rPr>
-            <w:rFonts w:ascii="Cambria Math" w:hAnsi="Cambria Math" w:cs="Times New Roman"/>
-            <w:sz w:val="28"/>
-          </w:rPr>
-          <m:t>=0.5</m:t>
+          <m:t>h=0.5</m:t>
         </m:r>
       </m:oMath>
       <w:r>
@@ -16607,7 +16569,14 @@
           <w:rFonts w:ascii="Times New Roman" w:hAnsi="Times New Roman" w:cs="Times New Roman"/>
           <w:sz w:val="28"/>
         </w:rPr>
-        <w:t xml:space="preserve">поскольку радио-модуль </w:t>
+        <w:t>так как</w:t>
+      </w:r>
+      <w:r>
+        <w:rPr>
+          <w:rFonts w:ascii="Times New Roman" w:hAnsi="Times New Roman" w:cs="Times New Roman"/>
+          <w:sz w:val="28"/>
+        </w:rPr>
+        <w:t xml:space="preserve"> радио-модуль </w:t>
       </w:r>
       <w:r>
         <w:rPr>
@@ -16690,6 +16659,41 @@
           <w:rFonts w:ascii="Times New Roman" w:hAnsi="Times New Roman" w:cs="Times New Roman"/>
           <w:sz w:val="28"/>
         </w:rPr>
+        <w:t>П</w:t>
+      </w:r>
+      <w:r>
+        <w:rPr>
+          <w:rFonts w:ascii="Times New Roman" w:hAnsi="Times New Roman" w:cs="Times New Roman"/>
+          <w:sz w:val="28"/>
+        </w:rPr>
+        <w:t>оскол</w:t>
+      </w:r>
+      <w:r>
+        <w:rPr>
+          <w:rFonts w:ascii="Times New Roman" w:hAnsi="Times New Roman" w:cs="Times New Roman"/>
+          <w:sz w:val="28"/>
+        </w:rPr>
+        <w:t xml:space="preserve">ьку частотная модуляция является нелинейным процессом, то будут существовать </w:t>
+      </w:r>
+      <w:r>
+        <w:rPr>
+          <w:rFonts w:ascii="Times New Roman" w:hAnsi="Times New Roman" w:cs="Times New Roman"/>
+          <w:sz w:val="28"/>
+        </w:rPr>
+        <w:t>межсимвольные искажения, вызванные изменением спектра исходного сигнала. Они появляются за счёт нелинейности как самого способа модуляции, так и нелинейности в тракте приёма</w:t>
+      </w:r>
+      <w:r>
+        <w:rPr>
+          <w:rFonts w:ascii="Times New Roman" w:hAnsi="Times New Roman" w:cs="Times New Roman"/>
+          <w:sz w:val="28"/>
+        </w:rPr>
+        <w:t xml:space="preserve">. </w:t>
+      </w:r>
+      <w:r>
+        <w:rPr>
+          <w:rFonts w:ascii="Times New Roman" w:hAnsi="Times New Roman" w:cs="Times New Roman"/>
+          <w:sz w:val="28"/>
+        </w:rPr>
         <w:t xml:space="preserve">Для ограничения спектров радиосигналов зачастую применяется Гауссов </w:t>
       </w:r>
       <w:r>
@@ -16883,7 +16887,1113 @@
           <w:rFonts w:ascii="Times New Roman" w:hAnsi="Times New Roman" w:cs="Times New Roman"/>
           <w:sz w:val="28"/>
         </w:rPr>
+        <w:t xml:space="preserve"> Основная задача фильтра Гаусса – с</w:t>
+      </w:r>
+      <w:r>
+        <w:rPr>
+          <w:rFonts w:ascii="Times New Roman" w:hAnsi="Times New Roman" w:cs="Times New Roman"/>
+          <w:sz w:val="28"/>
+        </w:rPr>
+        <w:t>пектральное уплотнение сигналов с частотной модуляцией и непрерывной фазой</w:t>
+      </w:r>
+      <w:r>
+        <w:rPr>
+          <w:rFonts w:ascii="Times New Roman" w:hAnsi="Times New Roman" w:cs="Times New Roman"/>
+          <w:sz w:val="28"/>
+        </w:rPr>
+        <w:t>.</w:t>
+      </w:r>
+    </w:p>
+    <w:p>
+      <w:pPr>
+        <w:ind w:firstLine="709"/>
+        <w:jc w:val="both"/>
+        <w:rPr>
+          <w:rFonts w:ascii="Times New Roman" w:hAnsi="Times New Roman" w:cs="Times New Roman"/>
+          <w:sz w:val="28"/>
+        </w:rPr>
+      </w:pPr>
+      <w:r>
+        <w:rPr>
+          <w:rFonts w:ascii="Times New Roman" w:hAnsi="Times New Roman" w:cs="Times New Roman"/>
+          <w:sz w:val="28"/>
+        </w:rPr>
+        <w:t xml:space="preserve">Фильтр Гаусса, в отличие от </w:t>
+      </w:r>
+      <w:r>
+        <w:rPr>
+          <w:rFonts w:ascii="Times New Roman" w:hAnsi="Times New Roman" w:cs="Times New Roman"/>
+          <w:sz w:val="28"/>
+        </w:rPr>
+        <w:t>фильтра с характеристикой приподнятого косинуса, вносит малый уровень межсимвольных искажений (МСИ), но не обеспечивает их полное отсутствие. Однако он имеет ряд преимуществ</w:t>
+      </w:r>
+      <w:r>
+        <w:rPr>
+          <w:rFonts w:ascii="Times New Roman" w:hAnsi="Times New Roman" w:cs="Times New Roman"/>
+          <w:sz w:val="28"/>
+        </w:rPr>
+        <w:t xml:space="preserve"> для ЧМ-сигналов:</w:t>
+      </w:r>
+    </w:p>
+    <w:p>
+      <w:pPr>
+        <w:pStyle w:val="ac"/>
+        <w:numPr>
+          <w:ilvl w:val="0"/>
+          <w:numId w:val="7"/>
+        </w:numPr>
+        <w:ind w:hanging="720"/>
+        <w:jc w:val="both"/>
+        <w:rPr>
+          <w:rFonts w:ascii="Times New Roman" w:hAnsi="Times New Roman" w:cs="Times New Roman"/>
+          <w:sz w:val="28"/>
+        </w:rPr>
+      </w:pPr>
+      <w:r>
+        <w:rPr>
+          <w:rFonts w:ascii="Times New Roman" w:hAnsi="Times New Roman" w:cs="Times New Roman"/>
+          <w:sz w:val="28"/>
+        </w:rPr>
+        <w:t>Большая вычислительная эффективность за счёт меньшей длины импульсной характеристики КИХ-фильтра.</w:t>
+      </w:r>
+    </w:p>
+    <w:p>
+      <w:pPr>
+        <w:pStyle w:val="ac"/>
+        <w:numPr>
+          <w:ilvl w:val="0"/>
+          <w:numId w:val="7"/>
+        </w:numPr>
+        <w:ind w:hanging="720"/>
+        <w:jc w:val="both"/>
+        <w:rPr>
+          <w:rFonts w:ascii="Times New Roman" w:hAnsi="Times New Roman" w:cs="Times New Roman"/>
+          <w:sz w:val="28"/>
+        </w:rPr>
+      </w:pPr>
+      <w:r>
+        <w:rPr>
+          <w:rFonts w:ascii="Times New Roman" w:hAnsi="Times New Roman" w:cs="Times New Roman"/>
+          <w:sz w:val="28"/>
+        </w:rPr>
+        <w:t>Постоянная амплитуда огибающей, вследствие чего можно использовать высокоэффективные нелинейные режимы усиления (</w:t>
+      </w:r>
+      <w:r>
+        <w:rPr>
+          <w:rFonts w:ascii="Times New Roman" w:hAnsi="Times New Roman" w:cs="Times New Roman"/>
+          <w:sz w:val="28"/>
+          <w:lang w:val="en-US"/>
+        </w:rPr>
+        <w:t>B</w:t>
+      </w:r>
+      <w:r>
+        <w:rPr>
+          <w:rFonts w:ascii="Times New Roman" w:hAnsi="Times New Roman" w:cs="Times New Roman"/>
+          <w:sz w:val="28"/>
+        </w:rPr>
         <w:t xml:space="preserve"> </w:t>
+      </w:r>
+      <w:r>
+        <w:rPr>
+          <w:rFonts w:ascii="Times New Roman" w:hAnsi="Times New Roman" w:cs="Times New Roman"/>
+          <w:sz w:val="28"/>
+        </w:rPr>
+        <w:t xml:space="preserve">и </w:t>
+      </w:r>
+      <w:r>
+        <w:rPr>
+          <w:rFonts w:ascii="Times New Roman" w:hAnsi="Times New Roman" w:cs="Times New Roman"/>
+          <w:sz w:val="28"/>
+          <w:lang w:val="en-US"/>
+        </w:rPr>
+        <w:t>C</w:t>
+      </w:r>
+      <w:r>
+        <w:rPr>
+          <w:rFonts w:ascii="Times New Roman" w:hAnsi="Times New Roman" w:cs="Times New Roman"/>
+          <w:sz w:val="28"/>
+        </w:rPr>
+        <w:t>)</w:t>
+      </w:r>
+      <w:r>
+        <w:rPr>
+          <w:rFonts w:ascii="Times New Roman" w:hAnsi="Times New Roman" w:cs="Times New Roman"/>
+          <w:sz w:val="28"/>
+        </w:rPr>
+        <w:t>.</w:t>
+      </w:r>
+    </w:p>
+    <w:p>
+      <w:pPr>
+        <w:pStyle w:val="ac"/>
+        <w:numPr>
+          <w:ilvl w:val="0"/>
+          <w:numId w:val="7"/>
+        </w:numPr>
+        <w:ind w:hanging="720"/>
+        <w:jc w:val="both"/>
+        <w:rPr>
+          <w:rFonts w:ascii="Times New Roman" w:hAnsi="Times New Roman" w:cs="Times New Roman"/>
+          <w:sz w:val="28"/>
+        </w:rPr>
+      </w:pPr>
+      <w:r>
+        <w:rPr>
+          <w:rFonts w:ascii="Times New Roman" w:hAnsi="Times New Roman" w:cs="Times New Roman"/>
+          <w:sz w:val="28"/>
+        </w:rPr>
+        <w:t xml:space="preserve">Резкое уменьшение боковых лепестков в спектре </w:t>
+      </w:r>
+      <w:r>
+        <w:rPr>
+          <w:rFonts w:ascii="Times New Roman" w:hAnsi="Times New Roman" w:cs="Times New Roman"/>
+          <w:sz w:val="28"/>
+        </w:rPr>
+        <w:t>сигнала.</w:t>
+      </w:r>
+    </w:p>
+    <w:p>
+      <w:pPr>
+        <w:pStyle w:val="ac"/>
+        <w:numPr>
+          <w:ilvl w:val="0"/>
+          <w:numId w:val="7"/>
+        </w:numPr>
+        <w:ind w:hanging="720"/>
+        <w:jc w:val="both"/>
+        <w:rPr>
+          <w:rFonts w:ascii="Times New Roman" w:hAnsi="Times New Roman" w:cs="Times New Roman"/>
+          <w:sz w:val="28"/>
+        </w:rPr>
+      </w:pPr>
+      <w:r>
+        <w:rPr>
+          <w:rFonts w:ascii="Times New Roman" w:hAnsi="Times New Roman" w:cs="Times New Roman"/>
+          <w:sz w:val="28"/>
+        </w:rPr>
+        <w:t>Использование некогерентных методов демодуляции сигнала.</w:t>
+      </w:r>
+    </w:p>
+    <w:p>
+      <w:pPr>
+        <w:ind w:firstLine="709"/>
+        <w:jc w:val="both"/>
+        <w:rPr>
+          <w:rFonts w:ascii="Times New Roman" w:hAnsi="Times New Roman" w:cs="Times New Roman"/>
+          <w:sz w:val="28"/>
+        </w:rPr>
+      </w:pPr>
+      <w:r>
+        <w:rPr>
+          <w:rFonts w:ascii="Times New Roman" w:hAnsi="Times New Roman" w:cs="Times New Roman"/>
+          <w:sz w:val="28"/>
+        </w:rPr>
+        <w:t>Частотная характеристика фильтра нижних частот Гаусса имеет вид:</w:t>
+      </w:r>
+    </w:p>
+    <w:p>
+      <w:pPr>
+        <w:ind w:firstLine="709"/>
+        <w:jc w:val="right"/>
+        <w:rPr>
+          <w:rFonts w:ascii="Times New Roman" w:hAnsi="Times New Roman" w:cs="Times New Roman"/>
+          <w:sz w:val="28"/>
+          <w:lang w:val="en-US"/>
+        </w:rPr>
+      </w:pPr>
+      <m:oMath>
+        <m:sSub>
+          <m:sSubPr>
+            <m:ctrlPr>
+              <w:rPr>
+                <w:rFonts w:ascii="Cambria Math" w:hAnsi="Cambria Math" w:cs="Times New Roman"/>
+                <w:i/>
+                <w:sz w:val="28"/>
+              </w:rPr>
+            </m:ctrlPr>
+          </m:sSubPr>
+          <m:e>
+            <m:r>
+              <w:rPr>
+                <w:rFonts w:ascii="Cambria Math" w:hAnsi="Cambria Math" w:cs="Times New Roman"/>
+                <w:sz w:val="28"/>
+                <w:lang w:val="en-US"/>
+              </w:rPr>
+              <m:t>H</m:t>
+            </m:r>
+          </m:e>
+          <m:sub>
+            <m:r>
+              <w:rPr>
+                <w:rFonts w:ascii="Cambria Math" w:hAnsi="Cambria Math" w:cs="Times New Roman"/>
+                <w:sz w:val="28"/>
+              </w:rPr>
+              <m:t>G</m:t>
+            </m:r>
+          </m:sub>
+        </m:sSub>
+        <m:d>
+          <m:dPr>
+            <m:ctrlPr>
+              <w:rPr>
+                <w:rFonts w:ascii="Cambria Math" w:hAnsi="Cambria Math" w:cs="Times New Roman"/>
+                <w:i/>
+                <w:sz w:val="28"/>
+              </w:rPr>
+            </m:ctrlPr>
+          </m:dPr>
+          <m:e>
+            <m:r>
+              <w:rPr>
+                <w:rFonts w:ascii="Cambria Math" w:hAnsi="Cambria Math" w:cs="Times New Roman"/>
+                <w:sz w:val="28"/>
+              </w:rPr>
+              <m:t>f</m:t>
+            </m:r>
+          </m:e>
+        </m:d>
+        <m:r>
+          <w:rPr>
+            <w:rFonts w:ascii="Cambria Math" w:hAnsi="Cambria Math" w:cs="Times New Roman"/>
+            <w:sz w:val="28"/>
+          </w:rPr>
+          <m:t>=</m:t>
+        </m:r>
+        <m:r>
+          <m:rPr>
+            <m:sty m:val="p"/>
+          </m:rPr>
+          <w:rPr>
+            <w:rFonts w:ascii="Cambria Math" w:hAnsi="Cambria Math" w:cs="Times New Roman"/>
+            <w:sz w:val="28"/>
+          </w:rPr>
+          <m:t>exp</m:t>
+        </m:r>
+        <m:d>
+          <m:dPr>
+            <m:begChr m:val="["/>
+            <m:endChr m:val="]"/>
+            <m:ctrlPr>
+              <w:rPr>
+                <w:rFonts w:ascii="Cambria Math" w:hAnsi="Cambria Math" w:cs="Times New Roman"/>
+                <w:sz w:val="28"/>
+              </w:rPr>
+            </m:ctrlPr>
+          </m:dPr>
+          <m:e>
+            <m:r>
+              <m:rPr>
+                <m:sty m:val="p"/>
+              </m:rPr>
+              <w:rPr>
+                <w:rFonts w:ascii="Cambria Math" w:hAnsi="Cambria Math" w:cs="Times New Roman"/>
+                <w:sz w:val="28"/>
+              </w:rPr>
+              <m:t>-</m:t>
+            </m:r>
+            <m:f>
+              <m:fPr>
+                <m:ctrlPr>
+                  <w:rPr>
+                    <w:rFonts w:ascii="Cambria Math" w:hAnsi="Cambria Math" w:cs="Times New Roman"/>
+                    <w:sz w:val="28"/>
+                  </w:rPr>
+                </m:ctrlPr>
+              </m:fPr>
+              <m:num>
+                <m:func>
+                  <m:funcPr>
+                    <m:ctrlPr>
+                      <w:rPr>
+                        <w:rFonts w:ascii="Cambria Math" w:hAnsi="Cambria Math" w:cs="Times New Roman"/>
+                        <w:sz w:val="28"/>
+                      </w:rPr>
+                    </m:ctrlPr>
+                  </m:funcPr>
+                  <m:fName>
+                    <m:r>
+                      <m:rPr>
+                        <m:sty m:val="p"/>
+                      </m:rPr>
+                      <w:rPr>
+                        <w:rFonts w:ascii="Cambria Math" w:hAnsi="Cambria Math" w:cs="Times New Roman"/>
+                        <w:sz w:val="28"/>
+                      </w:rPr>
+                      <m:t>ln</m:t>
+                    </m:r>
+                  </m:fName>
+                  <m:e>
+                    <m:r>
+                      <m:rPr>
+                        <m:sty m:val="p"/>
+                      </m:rPr>
+                      <w:rPr>
+                        <w:rFonts w:ascii="Cambria Math" w:hAnsi="Cambria Math" w:cs="Times New Roman"/>
+                        <w:sz w:val="28"/>
+                      </w:rPr>
+                      <m:t>2</m:t>
+                    </m:r>
+                  </m:e>
+                </m:func>
+              </m:num>
+              <m:den>
+                <m:r>
+                  <m:rPr>
+                    <m:sty m:val="p"/>
+                  </m:rPr>
+                  <w:rPr>
+                    <w:rFonts w:ascii="Cambria Math" w:hAnsi="Cambria Math" w:cs="Times New Roman"/>
+                    <w:sz w:val="28"/>
+                  </w:rPr>
+                  <m:t>2</m:t>
+                </m:r>
+              </m:den>
+            </m:f>
+            <m:sSup>
+              <m:sSupPr>
+                <m:ctrlPr>
+                  <w:rPr>
+                    <w:rFonts w:ascii="Cambria Math" w:hAnsi="Cambria Math" w:cs="Times New Roman"/>
+                    <w:sz w:val="28"/>
+                  </w:rPr>
+                </m:ctrlPr>
+              </m:sSupPr>
+              <m:e>
+                <m:d>
+                  <m:dPr>
+                    <m:ctrlPr>
+                      <w:rPr>
+                        <w:rFonts w:ascii="Cambria Math" w:hAnsi="Cambria Math" w:cs="Times New Roman"/>
+                        <w:sz w:val="28"/>
+                      </w:rPr>
+                    </m:ctrlPr>
+                  </m:dPr>
+                  <m:e>
+                    <m:f>
+                      <m:fPr>
+                        <m:ctrlPr>
+                          <w:rPr>
+                            <w:rFonts w:ascii="Cambria Math" w:hAnsi="Cambria Math" w:cs="Times New Roman"/>
+                            <w:sz w:val="28"/>
+                          </w:rPr>
+                        </m:ctrlPr>
+                      </m:fPr>
+                      <m:num>
+                        <m:r>
+                          <w:rPr>
+                            <w:rFonts w:ascii="Cambria Math" w:hAnsi="Cambria Math" w:cs="Times New Roman"/>
+                            <w:sz w:val="28"/>
+                          </w:rPr>
+                          <m:t>f</m:t>
+                        </m:r>
+                      </m:num>
+                      <m:den>
+                        <m:r>
+                          <w:rPr>
+                            <w:rFonts w:ascii="Cambria Math" w:hAnsi="Cambria Math" w:cs="Times New Roman"/>
+                            <w:sz w:val="28"/>
+                          </w:rPr>
+                          <m:t>B</m:t>
+                        </m:r>
+                      </m:den>
+                    </m:f>
+                  </m:e>
+                </m:d>
+              </m:e>
+              <m:sup>
+                <m:r>
+                  <m:rPr>
+                    <m:sty m:val="p"/>
+                  </m:rPr>
+                  <w:rPr>
+                    <w:rFonts w:ascii="Cambria Math" w:hAnsi="Cambria Math" w:cs="Times New Roman"/>
+                    <w:sz w:val="28"/>
+                  </w:rPr>
+                  <m:t>2</m:t>
+                </m:r>
+              </m:sup>
+            </m:sSup>
+          </m:e>
+        </m:d>
+      </m:oMath>
+      <w:r>
+        <w:rPr>
+          <w:rFonts w:ascii="Times New Roman" w:hAnsi="Times New Roman" w:cs="Times New Roman"/>
+          <w:sz w:val="28"/>
+        </w:rPr>
+        <w:t>,</w:t>
+      </w:r>
+      <w:r>
+        <w:rPr>
+          <w:rFonts w:ascii="Times New Roman" w:hAnsi="Times New Roman" w:cs="Times New Roman"/>
+          <w:sz w:val="28"/>
+        </w:rPr>
+        <w:tab/>
+      </w:r>
+      <w:r>
+        <w:rPr>
+          <w:rFonts w:ascii="Times New Roman" w:hAnsi="Times New Roman" w:cs="Times New Roman"/>
+          <w:sz w:val="28"/>
+          <w:lang w:val="en-US"/>
+        </w:rPr>
+        <w:tab/>
+      </w:r>
+      <w:r>
+        <w:rPr>
+          <w:rFonts w:ascii="Times New Roman" w:hAnsi="Times New Roman" w:cs="Times New Roman"/>
+          <w:sz w:val="28"/>
+          <w:lang w:val="en-US"/>
+        </w:rPr>
+        <w:tab/>
+      </w:r>
+      <w:r>
+        <w:rPr>
+          <w:rFonts w:ascii="Times New Roman" w:hAnsi="Times New Roman" w:cs="Times New Roman"/>
+          <w:sz w:val="28"/>
+          <w:lang w:val="en-US"/>
+        </w:rPr>
+        <w:tab/>
+      </w:r>
+      <w:r>
+        <w:rPr>
+          <w:rFonts w:ascii="Times New Roman" w:hAnsi="Times New Roman" w:cs="Times New Roman"/>
+          <w:sz w:val="28"/>
+        </w:rPr>
+        <w:t>(20)</w:t>
+      </w:r>
+    </w:p>
+    <w:p>
+      <w:pPr>
+        <w:ind w:firstLine="709"/>
+        <w:jc w:val="both"/>
+        <w:rPr>
+          <w:rFonts w:ascii="Times New Roman" w:hAnsi="Times New Roman" w:cs="Times New Roman"/>
+          <w:sz w:val="28"/>
+        </w:rPr>
+      </w:pPr>
+      <w:r>
+        <w:rPr>
+          <w:rFonts w:ascii="Times New Roman" w:hAnsi="Times New Roman" w:cs="Times New Roman"/>
+          <w:sz w:val="28"/>
+        </w:rPr>
+        <w:t>Импульсная характеристика:</w:t>
+      </w:r>
+    </w:p>
+    <w:p>
+      <w:pPr>
+        <w:ind w:firstLine="709"/>
+        <w:jc w:val="right"/>
+        <w:rPr>
+          <w:rFonts w:ascii="Times New Roman" w:hAnsi="Times New Roman" w:cs="Times New Roman"/>
+          <w:sz w:val="28"/>
+        </w:rPr>
+      </w:pPr>
+      <m:oMath>
+        <m:sSub>
+          <m:sSubPr>
+            <m:ctrlPr>
+              <w:rPr>
+                <w:rFonts w:ascii="Cambria Math" w:hAnsi="Cambria Math" w:cs="Times New Roman"/>
+                <w:i/>
+                <w:sz w:val="28"/>
+              </w:rPr>
+            </m:ctrlPr>
+          </m:sSubPr>
+          <m:e>
+            <m:r>
+              <w:rPr>
+                <w:rFonts w:ascii="Cambria Math" w:hAnsi="Cambria Math" w:cs="Times New Roman"/>
+                <w:sz w:val="28"/>
+              </w:rPr>
+              <m:t>h</m:t>
+            </m:r>
+          </m:e>
+          <m:sub>
+            <m:r>
+              <w:rPr>
+                <w:rFonts w:ascii="Cambria Math" w:hAnsi="Cambria Math" w:cs="Times New Roman"/>
+                <w:sz w:val="28"/>
+              </w:rPr>
+              <m:t>G</m:t>
+            </m:r>
+          </m:sub>
+        </m:sSub>
+        <m:d>
+          <m:dPr>
+            <m:ctrlPr>
+              <w:rPr>
+                <w:rFonts w:ascii="Cambria Math" w:hAnsi="Cambria Math" w:cs="Times New Roman"/>
+                <w:i/>
+                <w:sz w:val="28"/>
+              </w:rPr>
+            </m:ctrlPr>
+          </m:dPr>
+          <m:e>
+            <m:r>
+              <w:rPr>
+                <w:rFonts w:ascii="Cambria Math" w:hAnsi="Cambria Math" w:cs="Times New Roman"/>
+                <w:sz w:val="28"/>
+              </w:rPr>
+              <m:t>t</m:t>
+            </m:r>
+          </m:e>
+        </m:d>
+        <m:r>
+          <w:rPr>
+            <w:rFonts w:ascii="Cambria Math" w:hAnsi="Cambria Math" w:cs="Times New Roman"/>
+            <w:sz w:val="28"/>
+          </w:rPr>
+          <m:t>=</m:t>
+        </m:r>
+        <m:f>
+          <m:fPr>
+            <m:ctrlPr>
+              <w:rPr>
+                <w:rFonts w:ascii="Cambria Math" w:hAnsi="Cambria Math" w:cs="Times New Roman"/>
+                <w:i/>
+                <w:sz w:val="28"/>
+              </w:rPr>
+            </m:ctrlPr>
+          </m:fPr>
+          <m:num>
+            <m:r>
+              <w:rPr>
+                <w:rFonts w:ascii="Cambria Math" w:hAnsi="Cambria Math" w:cs="Times New Roman"/>
+                <w:sz w:val="28"/>
+              </w:rPr>
+              <m:t>2</m:t>
+            </m:r>
+            <m:rad>
+              <m:radPr>
+                <m:degHide m:val="on"/>
+                <m:ctrlPr>
+                  <w:rPr>
+                    <w:rFonts w:ascii="Cambria Math" w:hAnsi="Cambria Math" w:cs="Times New Roman"/>
+                    <w:i/>
+                    <w:sz w:val="28"/>
+                  </w:rPr>
+                </m:ctrlPr>
+              </m:radPr>
+              <m:deg/>
+              <m:e>
+                <m:r>
+                  <w:rPr>
+                    <w:rFonts w:ascii="Cambria Math" w:hAnsi="Cambria Math" w:cs="Times New Roman"/>
+                    <w:sz w:val="28"/>
+                  </w:rPr>
+                  <m:t>π</m:t>
+                </m:r>
+              </m:e>
+            </m:rad>
+          </m:num>
+          <m:den>
+            <m:func>
+              <m:funcPr>
+                <m:ctrlPr>
+                  <w:rPr>
+                    <w:rFonts w:ascii="Cambria Math" w:hAnsi="Cambria Math" w:cs="Times New Roman"/>
+                    <w:i/>
+                    <w:sz w:val="28"/>
+                  </w:rPr>
+                </m:ctrlPr>
+              </m:funcPr>
+              <m:fName>
+                <m:r>
+                  <m:rPr>
+                    <m:sty m:val="p"/>
+                  </m:rPr>
+                  <w:rPr>
+                    <w:rFonts w:ascii="Cambria Math" w:hAnsi="Cambria Math" w:cs="Times New Roman"/>
+                    <w:sz w:val="28"/>
+                  </w:rPr>
+                  <m:t>ln</m:t>
+                </m:r>
+              </m:fName>
+              <m:e>
+                <m:r>
+                  <w:rPr>
+                    <w:rFonts w:ascii="Cambria Math" w:hAnsi="Cambria Math" w:cs="Times New Roman"/>
+                    <w:sz w:val="28"/>
+                  </w:rPr>
+                  <m:t>2</m:t>
+                </m:r>
+              </m:e>
+            </m:func>
+          </m:den>
+        </m:f>
+        <m:r>
+          <w:rPr>
+            <w:rFonts w:ascii="Cambria Math" w:hAnsi="Cambria Math" w:cs="Times New Roman"/>
+            <w:sz w:val="28"/>
+          </w:rPr>
+          <m:t>∙</m:t>
+        </m:r>
+        <m:f>
+          <m:fPr>
+            <m:ctrlPr>
+              <w:rPr>
+                <w:rFonts w:ascii="Cambria Math" w:hAnsi="Cambria Math" w:cs="Times New Roman"/>
+                <w:i/>
+                <w:sz w:val="28"/>
+              </w:rPr>
+            </m:ctrlPr>
+          </m:fPr>
+          <m:num>
+            <m:r>
+              <w:rPr>
+                <w:rFonts w:ascii="Cambria Math" w:hAnsi="Cambria Math" w:cs="Times New Roman"/>
+                <w:sz w:val="28"/>
+              </w:rPr>
+              <m:t>B</m:t>
+            </m:r>
+          </m:num>
+          <m:den>
+            <m:rad>
+              <m:radPr>
+                <m:degHide m:val="on"/>
+                <m:ctrlPr>
+                  <w:rPr>
+                    <w:rFonts w:ascii="Cambria Math" w:hAnsi="Cambria Math" w:cs="Times New Roman"/>
+                    <w:i/>
+                    <w:sz w:val="28"/>
+                  </w:rPr>
+                </m:ctrlPr>
+              </m:radPr>
+              <m:deg/>
+              <m:e>
+                <m:r>
+                  <w:rPr>
+                    <w:rFonts w:ascii="Cambria Math" w:hAnsi="Cambria Math" w:cs="Times New Roman"/>
+                    <w:sz w:val="28"/>
+                  </w:rPr>
+                  <m:t>2π</m:t>
+                </m:r>
+              </m:e>
+            </m:rad>
+          </m:den>
+        </m:f>
+        <m:r>
+          <m:rPr>
+            <m:sty m:val="p"/>
+          </m:rPr>
+          <w:rPr>
+            <w:rFonts w:ascii="Cambria Math" w:hAnsi="Cambria Math" w:cs="Times New Roman"/>
+            <w:sz w:val="28"/>
+          </w:rPr>
+          <m:t>exp</m:t>
+        </m:r>
+        <m:d>
+          <m:dPr>
+            <m:begChr m:val="["/>
+            <m:endChr m:val="]"/>
+            <m:ctrlPr>
+              <w:rPr>
+                <w:rFonts w:ascii="Cambria Math" w:hAnsi="Cambria Math" w:cs="Times New Roman"/>
+                <w:sz w:val="28"/>
+              </w:rPr>
+            </m:ctrlPr>
+          </m:dPr>
+          <m:e>
+            <m:r>
+              <m:rPr>
+                <m:sty m:val="p"/>
+              </m:rPr>
+              <w:rPr>
+                <w:rFonts w:ascii="Cambria Math" w:hAnsi="Cambria Math" w:cs="Times New Roman"/>
+                <w:sz w:val="28"/>
+              </w:rPr>
+              <m:t>-</m:t>
+            </m:r>
+            <m:f>
+              <m:fPr>
+                <m:ctrlPr>
+                  <w:rPr>
+                    <w:rFonts w:ascii="Cambria Math" w:hAnsi="Cambria Math" w:cs="Times New Roman"/>
+                    <w:sz w:val="28"/>
+                  </w:rPr>
+                </m:ctrlPr>
+              </m:fPr>
+              <m:num>
+                <m:r>
+                  <m:rPr>
+                    <m:sty m:val="p"/>
+                  </m:rPr>
+                  <w:rPr>
+                    <w:rFonts w:ascii="Cambria Math" w:hAnsi="Cambria Math" w:cs="Times New Roman"/>
+                    <w:sz w:val="28"/>
+                  </w:rPr>
+                  <m:t>1</m:t>
+                </m:r>
+              </m:num>
+              <m:den>
+                <m:r>
+                  <m:rPr>
+                    <m:sty m:val="p"/>
+                  </m:rPr>
+                  <w:rPr>
+                    <w:rFonts w:ascii="Cambria Math" w:hAnsi="Cambria Math" w:cs="Times New Roman"/>
+                    <w:sz w:val="28"/>
+                  </w:rPr>
+                  <m:t>2</m:t>
+                </m:r>
+              </m:den>
+            </m:f>
+            <m:sSup>
+              <m:sSupPr>
+                <m:ctrlPr>
+                  <w:rPr>
+                    <w:rFonts w:ascii="Cambria Math" w:hAnsi="Cambria Math" w:cs="Times New Roman"/>
+                    <w:sz w:val="28"/>
+                  </w:rPr>
+                </m:ctrlPr>
+              </m:sSupPr>
+              <m:e>
+                <m:d>
+                  <m:dPr>
+                    <m:ctrlPr>
+                      <w:rPr>
+                        <w:rFonts w:ascii="Cambria Math" w:hAnsi="Cambria Math" w:cs="Times New Roman"/>
+                        <w:sz w:val="28"/>
+                      </w:rPr>
+                    </m:ctrlPr>
+                  </m:dPr>
+                  <m:e>
+                    <m:f>
+                      <m:fPr>
+                        <m:ctrlPr>
+                          <w:rPr>
+                            <w:rFonts w:ascii="Cambria Math" w:hAnsi="Cambria Math" w:cs="Times New Roman"/>
+                            <w:sz w:val="28"/>
+                          </w:rPr>
+                        </m:ctrlPr>
+                      </m:fPr>
+                      <m:num>
+                        <m:r>
+                          <w:rPr>
+                            <w:rFonts w:ascii="Cambria Math" w:hAnsi="Cambria Math" w:cs="Times New Roman"/>
+                            <w:sz w:val="28"/>
+                          </w:rPr>
+                          <m:t>2πBT</m:t>
+                        </m:r>
+                      </m:num>
+                      <m:den>
+                        <m:rad>
+                          <m:radPr>
+                            <m:degHide m:val="on"/>
+                            <m:ctrlPr>
+                              <w:rPr>
+                                <w:rFonts w:ascii="Cambria Math" w:hAnsi="Cambria Math" w:cs="Times New Roman"/>
+                                <w:sz w:val="28"/>
+                              </w:rPr>
+                            </m:ctrlPr>
+                          </m:radPr>
+                          <m:deg/>
+                          <m:e>
+                            <m:func>
+                              <m:funcPr>
+                                <m:ctrlPr>
+                                  <w:rPr>
+                                    <w:rFonts w:ascii="Cambria Math" w:hAnsi="Cambria Math" w:cs="Times New Roman"/>
+                                    <w:sz w:val="28"/>
+                                  </w:rPr>
+                                </m:ctrlPr>
+                              </m:funcPr>
+                              <m:fName>
+                                <m:r>
+                                  <m:rPr>
+                                    <m:sty m:val="p"/>
+                                  </m:rPr>
+                                  <w:rPr>
+                                    <w:rFonts w:ascii="Cambria Math" w:hAnsi="Cambria Math" w:cs="Times New Roman"/>
+                                    <w:sz w:val="28"/>
+                                  </w:rPr>
+                                  <m:t>ln</m:t>
+                                </m:r>
+                              </m:fName>
+                              <m:e>
+                                <m:r>
+                                  <m:rPr>
+                                    <m:sty m:val="p"/>
+                                  </m:rPr>
+                                  <w:rPr>
+                                    <w:rFonts w:ascii="Cambria Math" w:hAnsi="Cambria Math" w:cs="Times New Roman"/>
+                                    <w:sz w:val="28"/>
+                                  </w:rPr>
+                                  <m:t>2</m:t>
+                                </m:r>
+                              </m:e>
+                            </m:func>
+                          </m:e>
+                        </m:rad>
+                      </m:den>
+                    </m:f>
+                  </m:e>
+                </m:d>
+              </m:e>
+              <m:sup>
+                <m:r>
+                  <m:rPr>
+                    <m:sty m:val="p"/>
+                  </m:rPr>
+                  <w:rPr>
+                    <w:rFonts w:ascii="Cambria Math" w:hAnsi="Cambria Math" w:cs="Times New Roman"/>
+                    <w:sz w:val="28"/>
+                  </w:rPr>
+                  <m:t>2</m:t>
+                </m:r>
+              </m:sup>
+            </m:sSup>
+          </m:e>
+        </m:d>
+      </m:oMath>
+      <w:r>
+        <w:rPr>
+          <w:rFonts w:ascii="Times New Roman" w:hAnsi="Times New Roman" w:cs="Times New Roman"/>
+          <w:sz w:val="28"/>
+        </w:rPr>
+        <w:t>,</w:t>
+      </w:r>
+      <w:r>
+        <w:rPr>
+          <w:rFonts w:ascii="Times New Roman" w:hAnsi="Times New Roman" w:cs="Times New Roman"/>
+          <w:sz w:val="28"/>
+        </w:rPr>
+        <w:tab/>
+      </w:r>
+      <w:r>
+        <w:rPr>
+          <w:rFonts w:ascii="Times New Roman" w:hAnsi="Times New Roman" w:cs="Times New Roman"/>
+          <w:sz w:val="28"/>
+        </w:rPr>
+        <w:tab/>
+      </w:r>
+      <w:r>
+        <w:rPr>
+          <w:rFonts w:ascii="Times New Roman" w:hAnsi="Times New Roman" w:cs="Times New Roman"/>
+          <w:sz w:val="28"/>
+        </w:rPr>
+        <w:tab/>
+        <w:t>(21)</w:t>
+      </w:r>
+    </w:p>
+    <w:p>
+      <w:pPr>
+        <w:ind w:firstLine="709"/>
+        <w:jc w:val="both"/>
+        <w:rPr>
+          <w:rFonts w:ascii="Times New Roman" w:hAnsi="Times New Roman" w:cs="Times New Roman"/>
+          <w:sz w:val="28"/>
+        </w:rPr>
+      </w:pPr>
+      <w:r>
+        <w:rPr>
+          <w:rFonts w:ascii="Times New Roman" w:hAnsi="Times New Roman" w:cs="Times New Roman"/>
+          <w:sz w:val="28"/>
+        </w:rPr>
+        <w:t>где:</w:t>
+      </w:r>
+    </w:p>
+    <w:p>
+      <w:pPr>
+        <w:ind w:firstLine="709"/>
+        <w:jc w:val="both"/>
+        <w:rPr>
+          <w:rFonts w:ascii="Times New Roman" w:hAnsi="Times New Roman" w:cs="Times New Roman"/>
+          <w:sz w:val="28"/>
+        </w:rPr>
+      </w:pPr>
+      <w:r>
+        <w:rPr>
+          <w:rFonts w:ascii="Times New Roman" w:hAnsi="Times New Roman" w:cs="Times New Roman"/>
+          <w:i/>
+          <w:sz w:val="28"/>
+          <w:lang w:val="en-US"/>
+        </w:rPr>
+        <w:t>B</w:t>
+      </w:r>
+      <w:r>
+        <w:rPr>
+          <w:rFonts w:ascii="Times New Roman" w:hAnsi="Times New Roman" w:cs="Times New Roman"/>
+          <w:i/>
+          <w:sz w:val="28"/>
+        </w:rPr>
+        <w:t xml:space="preserve"> – </w:t>
+      </w:r>
+      <w:r>
+        <w:rPr>
+          <w:rFonts w:ascii="Times New Roman" w:hAnsi="Times New Roman" w:cs="Times New Roman"/>
+          <w:sz w:val="28"/>
+        </w:rPr>
+        <w:t xml:space="preserve">ширина полосы пропускания фильтра по уровню </w:t>
+      </w:r>
+      <m:oMath>
+        <m:r>
+          <m:rPr>
+            <m:sty m:val="p"/>
+          </m:rPr>
+          <w:rPr>
+            <w:rFonts w:ascii="Cambria Math" w:hAnsi="Cambria Math" w:cs="Times New Roman"/>
+            <w:sz w:val="28"/>
+          </w:rPr>
+          <m:t>-3</m:t>
+        </m:r>
+      </m:oMath>
+      <w:r>
+        <w:rPr>
+          <w:rFonts w:ascii="Times New Roman" w:hAnsi="Times New Roman" w:cs="Times New Roman"/>
+          <w:i/>
+          <w:sz w:val="28"/>
+        </w:rPr>
+        <w:t>дБ</w:t>
+      </w:r>
+      <w:r>
+        <w:rPr>
+          <w:rFonts w:ascii="Times New Roman" w:hAnsi="Times New Roman" w:cs="Times New Roman"/>
+          <w:sz w:val="28"/>
+        </w:rPr>
+        <w:t>,</w:t>
+      </w:r>
+    </w:p>
+    <w:p>
+      <w:pPr>
+        <w:ind w:firstLine="709"/>
+        <w:jc w:val="both"/>
+        <w:rPr>
+          <w:rFonts w:ascii="Times New Roman" w:hAnsi="Times New Roman" w:cs="Times New Roman"/>
+          <w:sz w:val="28"/>
+        </w:rPr>
+      </w:pPr>
+      <w:r>
+        <w:rPr>
+          <w:rFonts w:ascii="Times New Roman" w:hAnsi="Times New Roman" w:cs="Times New Roman"/>
+          <w:i/>
+          <w:sz w:val="28"/>
+          <w:lang w:val="en-US"/>
+        </w:rPr>
+        <w:t xml:space="preserve">T – </w:t>
+      </w:r>
+      <w:r>
+        <w:rPr>
+          <w:rFonts w:ascii="Times New Roman" w:hAnsi="Times New Roman" w:cs="Times New Roman"/>
+          <w:sz w:val="28"/>
+        </w:rPr>
+        <w:t>длительность бита,</w:t>
+      </w:r>
+    </w:p>
+    <w:p>
+      <w:pPr>
+        <w:ind w:firstLine="709"/>
+        <w:jc w:val="both"/>
+        <w:rPr>
+          <w:rFonts w:ascii="Times New Roman" w:hAnsi="Times New Roman" w:cs="Times New Roman"/>
+          <w:sz w:val="28"/>
+        </w:rPr>
+      </w:pPr>
+      <w:r>
+        <w:rPr>
+          <w:rFonts w:ascii="Times New Roman" w:hAnsi="Times New Roman" w:cs="Times New Roman"/>
+          <w:i/>
+          <w:sz w:val="28"/>
+          <w:lang w:val="en-US"/>
+        </w:rPr>
+        <w:t xml:space="preserve">BT – </w:t>
+      </w:r>
+      <w:r>
+        <w:rPr>
+          <w:rFonts w:ascii="Times New Roman" w:hAnsi="Times New Roman" w:cs="Times New Roman"/>
+          <w:sz w:val="28"/>
+        </w:rPr>
+        <w:t>нормированная полоса.</w:t>
+      </w:r>
+    </w:p>
+    <w:p>
+      <w:pPr>
+        <w:ind w:firstLine="709"/>
+        <w:jc w:val="both"/>
+        <w:rPr>
+          <w:rFonts w:ascii="Times New Roman" w:hAnsi="Times New Roman" w:cs="Times New Roman"/>
+          <w:sz w:val="28"/>
+        </w:rPr>
+      </w:pPr>
+      <w:r>
+        <w:rPr>
+          <w:rFonts w:ascii="Times New Roman" w:hAnsi="Times New Roman" w:cs="Times New Roman"/>
+          <w:sz w:val="28"/>
+        </w:rPr>
+        <w:t xml:space="preserve">ФЧХ: </w:t>
+      </w:r>
+      <m:oMath>
+        <m:sSub>
+          <m:sSubPr>
+            <m:ctrlPr>
+              <w:rPr>
+                <w:rFonts w:ascii="Cambria Math" w:hAnsi="Cambria Math" w:cs="Times New Roman"/>
+                <w:i/>
+                <w:sz w:val="28"/>
+              </w:rPr>
+            </m:ctrlPr>
+          </m:sSubPr>
+          <m:e>
+            <m:r>
+              <w:rPr>
+                <w:rFonts w:ascii="Cambria Math" w:hAnsi="Cambria Math" w:cs="Times New Roman"/>
+                <w:sz w:val="28"/>
+              </w:rPr>
+              <m:t>φ</m:t>
+            </m:r>
+          </m:e>
+          <m:sub>
+            <m:r>
+              <w:rPr>
+                <w:rFonts w:ascii="Cambria Math" w:hAnsi="Cambria Math" w:cs="Times New Roman"/>
+                <w:sz w:val="28"/>
+                <w:lang w:val="en-US"/>
+              </w:rPr>
+              <m:t>G</m:t>
+            </m:r>
+          </m:sub>
+        </m:sSub>
+        <m:d>
+          <m:dPr>
+            <m:ctrlPr>
+              <w:rPr>
+                <w:rFonts w:ascii="Cambria Math" w:hAnsi="Cambria Math" w:cs="Times New Roman"/>
+                <w:i/>
+                <w:sz w:val="28"/>
+              </w:rPr>
+            </m:ctrlPr>
+          </m:dPr>
+          <m:e>
+            <m:r>
+              <w:rPr>
+                <w:rFonts w:ascii="Cambria Math" w:hAnsi="Cambria Math" w:cs="Times New Roman"/>
+                <w:sz w:val="28"/>
+              </w:rPr>
+              <m:t>f</m:t>
+            </m:r>
+          </m:e>
+        </m:d>
+        <m:r>
+          <w:rPr>
+            <w:rFonts w:ascii="Cambria Math" w:hAnsi="Cambria Math" w:cs="Times New Roman"/>
+            <w:sz w:val="28"/>
+          </w:rPr>
+          <m:t>=0</m:t>
+        </m:r>
+      </m:oMath>
+      <w:r>
+        <w:rPr>
+          <w:rFonts w:ascii="Times New Roman" w:hAnsi="Times New Roman" w:cs="Times New Roman"/>
+          <w:sz w:val="28"/>
+        </w:rPr>
+        <w:t xml:space="preserve">, </w:t>
+      </w:r>
+      <w:r>
+        <w:rPr>
+          <w:rFonts w:ascii="Times New Roman" w:hAnsi="Times New Roman" w:cs="Times New Roman"/>
+          <w:sz w:val="28"/>
+        </w:rPr>
+        <w:t>т.е. фаза не меняется.</w:t>
       </w:r>
     </w:p>
     <w:sectPr>
@@ -16942,7 +18052,7 @@
             <w:rPr>
               <w:noProof/>
             </w:rPr>
-            <w:t>15</w:t>
+            <w:t>16</w:t>
           </w:r>
         </w:fldSimple>
       </w:p>
@@ -17174,6 +18284,95 @@
     </w:lvl>
   </w:abstractNum>
   <w:abstractNum w:abstractNumId="2">
+    <w:nsid w:val="43F72464"/>
+    <w:multiLevelType w:val="hybridMultilevel"/>
+    <w:tmpl w:val="A170D9FA"/>
+    <w:lvl w:ilvl="0" w:tplc="62B64AD0">
+      <w:start w:val="1"/>
+      <w:numFmt w:val="decimal"/>
+      <w:lvlText w:val="%1)"/>
+      <w:lvlJc w:val="left"/>
+      <w:pPr>
+        <w:ind w:left="1429" w:hanging="360"/>
+      </w:pPr>
+      <w:rPr>
+        <w:rFonts w:hint="default"/>
+      </w:rPr>
+    </w:lvl>
+    <w:lvl w:ilvl="1" w:tplc="04190019" w:tentative="1">
+      <w:start w:val="1"/>
+      <w:numFmt w:val="lowerLetter"/>
+      <w:lvlText w:val="%2."/>
+      <w:lvlJc w:val="left"/>
+      <w:pPr>
+        <w:ind w:left="2149" w:hanging="360"/>
+      </w:pPr>
+    </w:lvl>
+    <w:lvl w:ilvl="2" w:tplc="0419001B" w:tentative="1">
+      <w:start w:val="1"/>
+      <w:numFmt w:val="lowerRoman"/>
+      <w:lvlText w:val="%3."/>
+      <w:lvlJc w:val="right"/>
+      <w:pPr>
+        <w:ind w:left="2869" w:hanging="180"/>
+      </w:pPr>
+    </w:lvl>
+    <w:lvl w:ilvl="3" w:tplc="0419000F" w:tentative="1">
+      <w:start w:val="1"/>
+      <w:numFmt w:val="decimal"/>
+      <w:lvlText w:val="%4."/>
+      <w:lvlJc w:val="left"/>
+      <w:pPr>
+        <w:ind w:left="3589" w:hanging="360"/>
+      </w:pPr>
+    </w:lvl>
+    <w:lvl w:ilvl="4" w:tplc="04190019" w:tentative="1">
+      <w:start w:val="1"/>
+      <w:numFmt w:val="lowerLetter"/>
+      <w:lvlText w:val="%5."/>
+      <w:lvlJc w:val="left"/>
+      <w:pPr>
+        <w:ind w:left="4309" w:hanging="360"/>
+      </w:pPr>
+    </w:lvl>
+    <w:lvl w:ilvl="5" w:tplc="0419001B" w:tentative="1">
+      <w:start w:val="1"/>
+      <w:numFmt w:val="lowerRoman"/>
+      <w:lvlText w:val="%6."/>
+      <w:lvlJc w:val="right"/>
+      <w:pPr>
+        <w:ind w:left="5029" w:hanging="180"/>
+      </w:pPr>
+    </w:lvl>
+    <w:lvl w:ilvl="6" w:tplc="0419000F" w:tentative="1">
+      <w:start w:val="1"/>
+      <w:numFmt w:val="decimal"/>
+      <w:lvlText w:val="%7."/>
+      <w:lvlJc w:val="left"/>
+      <w:pPr>
+        <w:ind w:left="5749" w:hanging="360"/>
+      </w:pPr>
+    </w:lvl>
+    <w:lvl w:ilvl="7" w:tplc="04190019" w:tentative="1">
+      <w:start w:val="1"/>
+      <w:numFmt w:val="lowerLetter"/>
+      <w:lvlText w:val="%8."/>
+      <w:lvlJc w:val="left"/>
+      <w:pPr>
+        <w:ind w:left="6469" w:hanging="360"/>
+      </w:pPr>
+    </w:lvl>
+    <w:lvl w:ilvl="8" w:tplc="0419001B" w:tentative="1">
+      <w:start w:val="1"/>
+      <w:numFmt w:val="lowerRoman"/>
+      <w:lvlText w:val="%9."/>
+      <w:lvlJc w:val="right"/>
+      <w:pPr>
+        <w:ind w:left="7189" w:hanging="180"/>
+      </w:pPr>
+    </w:lvl>
+  </w:abstractNum>
+  <w:abstractNum w:abstractNumId="3">
     <w:nsid w:val="4E502AC4"/>
     <w:multiLevelType w:val="hybridMultilevel"/>
     <w:tmpl w:val="C3203154"/>
@@ -17259,7 +18458,7 @@
       </w:pPr>
     </w:lvl>
   </w:abstractNum>
-  <w:abstractNum w:abstractNumId="3">
+  <w:abstractNum w:abstractNumId="4">
     <w:nsid w:val="57010C2B"/>
     <w:multiLevelType w:val="multilevel"/>
     <w:tmpl w:val="88B4CDB2"/>
@@ -17372,7 +18571,7 @@
       </w:rPr>
     </w:lvl>
   </w:abstractNum>
-  <w:abstractNum w:abstractNumId="4">
+  <w:abstractNum w:abstractNumId="5">
     <w:nsid w:val="780937D2"/>
     <w:multiLevelType w:val="hybridMultilevel"/>
     <w:tmpl w:val="81A40922"/>
@@ -17458,20 +18657,115 @@
       </w:pPr>
     </w:lvl>
   </w:abstractNum>
+  <w:abstractNum w:abstractNumId="6">
+    <w:nsid w:val="7CEA6E76"/>
+    <w:multiLevelType w:val="hybridMultilevel"/>
+    <w:tmpl w:val="66322542"/>
+    <w:lvl w:ilvl="0" w:tplc="8744CD1C">
+      <w:start w:val="1"/>
+      <w:numFmt w:val="decimal"/>
+      <w:lvlText w:val="%1)"/>
+      <w:lvlJc w:val="left"/>
+      <w:pPr>
+        <w:ind w:left="1069" w:hanging="360"/>
+      </w:pPr>
+      <w:rPr>
+        <w:rFonts w:hint="default"/>
+      </w:rPr>
+    </w:lvl>
+    <w:lvl w:ilvl="1" w:tplc="04190019" w:tentative="1">
+      <w:start w:val="1"/>
+      <w:numFmt w:val="lowerLetter"/>
+      <w:lvlText w:val="%2."/>
+      <w:lvlJc w:val="left"/>
+      <w:pPr>
+        <w:ind w:left="1789" w:hanging="360"/>
+      </w:pPr>
+    </w:lvl>
+    <w:lvl w:ilvl="2" w:tplc="0419001B" w:tentative="1">
+      <w:start w:val="1"/>
+      <w:numFmt w:val="lowerRoman"/>
+      <w:lvlText w:val="%3."/>
+      <w:lvlJc w:val="right"/>
+      <w:pPr>
+        <w:ind w:left="2509" w:hanging="180"/>
+      </w:pPr>
+    </w:lvl>
+    <w:lvl w:ilvl="3" w:tplc="0419000F" w:tentative="1">
+      <w:start w:val="1"/>
+      <w:numFmt w:val="decimal"/>
+      <w:lvlText w:val="%4."/>
+      <w:lvlJc w:val="left"/>
+      <w:pPr>
+        <w:ind w:left="3229" w:hanging="360"/>
+      </w:pPr>
+    </w:lvl>
+    <w:lvl w:ilvl="4" w:tplc="04190019" w:tentative="1">
+      <w:start w:val="1"/>
+      <w:numFmt w:val="lowerLetter"/>
+      <w:lvlText w:val="%5."/>
+      <w:lvlJc w:val="left"/>
+      <w:pPr>
+        <w:ind w:left="3949" w:hanging="360"/>
+      </w:pPr>
+    </w:lvl>
+    <w:lvl w:ilvl="5" w:tplc="0419001B" w:tentative="1">
+      <w:start w:val="1"/>
+      <w:numFmt w:val="lowerRoman"/>
+      <w:lvlText w:val="%6."/>
+      <w:lvlJc w:val="right"/>
+      <w:pPr>
+        <w:ind w:left="4669" w:hanging="180"/>
+      </w:pPr>
+    </w:lvl>
+    <w:lvl w:ilvl="6" w:tplc="0419000F" w:tentative="1">
+      <w:start w:val="1"/>
+      <w:numFmt w:val="decimal"/>
+      <w:lvlText w:val="%7."/>
+      <w:lvlJc w:val="left"/>
+      <w:pPr>
+        <w:ind w:left="5389" w:hanging="360"/>
+      </w:pPr>
+    </w:lvl>
+    <w:lvl w:ilvl="7" w:tplc="04190019" w:tentative="1">
+      <w:start w:val="1"/>
+      <w:numFmt w:val="lowerLetter"/>
+      <w:lvlText w:val="%8."/>
+      <w:lvlJc w:val="left"/>
+      <w:pPr>
+        <w:ind w:left="6109" w:hanging="360"/>
+      </w:pPr>
+    </w:lvl>
+    <w:lvl w:ilvl="8" w:tplc="0419001B" w:tentative="1">
+      <w:start w:val="1"/>
+      <w:numFmt w:val="lowerRoman"/>
+      <w:lvlText w:val="%9."/>
+      <w:lvlJc w:val="right"/>
+      <w:pPr>
+        <w:ind w:left="6829" w:hanging="180"/>
+      </w:pPr>
+    </w:lvl>
+  </w:abstractNum>
   <w:num w:numId="1">
+    <w:abstractNumId w:val="4"/>
+  </w:num>
+  <w:num w:numId="2">
     <w:abstractNumId w:val="3"/>
   </w:num>
-  <w:num w:numId="2">
-    <w:abstractNumId w:val="2"/>
-  </w:num>
   <w:num w:numId="3">
-    <w:abstractNumId w:val="4"/>
+    <w:abstractNumId w:val="5"/>
   </w:num>
   <w:num w:numId="4">
     <w:abstractNumId w:val="0"/>
   </w:num>
   <w:num w:numId="5">
     <w:abstractNumId w:val="1"/>
+  </w:num>
+  <w:num w:numId="6">
+    <w:abstractNumId w:val="6"/>
+  </w:num>
+  <w:num w:numId="7">
+    <w:abstractNumId w:val="2"/>
   </w:num>
 </w:numbering>
 </file>
@@ -18046,6 +19340,7 @@
   </w:compat>
   <w:rsids>
     <w:rsidRoot w:val="001769F6"/>
+    <w:rsid w:val="001613C9"/>
     <w:rsid w:val="00164E2E"/>
     <w:rsid w:val="001769F6"/>
     <w:rsid w:val="00B74E08"/>
@@ -18265,7 +19560,7 @@
     <w:basedOn w:val="a0"/>
     <w:uiPriority w:val="99"/>
     <w:semiHidden/>
-    <w:rsid w:val="00CC1DD5"/>
+    <w:rsid w:val="001613C9"/>
     <w:rPr>
       <w:color w:val="808080"/>
     </w:rPr>

--- a/Диплом.docx
+++ b/Диплом.docx
@@ -596,7 +596,7 @@
           <w:r>
             <w:fldChar w:fldCharType="separate"/>
           </w:r>
-          <w:hyperlink w:anchor="_Toc229399936" w:history="1">
+          <w:hyperlink w:anchor="_Toc229765353" w:history="1">
             <w:r>
               <w:rPr>
                 <w:rStyle w:val="ab"/>
@@ -624,7 +624,7 @@
                 <w:noProof/>
                 <w:webHidden/>
               </w:rPr>
-              <w:instrText xml:space="preserve"> PAGEREF _Toc229399936 \h </w:instrText>
+              <w:instrText xml:space="preserve"> PAGEREF _Toc229765353 \h </w:instrText>
             </w:r>
             <w:r>
               <w:rPr>
@@ -665,7 +665,7 @@
               <w:noProof/>
             </w:rPr>
           </w:pPr>
-          <w:hyperlink w:anchor="_Toc229399937" w:history="1">
+          <w:hyperlink w:anchor="_Toc229765354" w:history="1">
             <w:r>
               <w:rPr>
                 <w:rStyle w:val="ab"/>
@@ -693,7 +693,7 @@
                 <w:noProof/>
                 <w:webHidden/>
               </w:rPr>
-              <w:instrText xml:space="preserve"> PAGEREF _Toc229399937 \h </w:instrText>
+              <w:instrText xml:space="preserve"> PAGEREF _Toc229765354 \h </w:instrText>
             </w:r>
             <w:r>
               <w:rPr>
@@ -735,7 +735,7 @@
               <w:noProof/>
             </w:rPr>
           </w:pPr>
-          <w:hyperlink w:anchor="_Toc229399938" w:history="1">
+          <w:hyperlink w:anchor="_Toc229765355" w:history="1">
             <w:r>
               <w:rPr>
                 <w:rStyle w:val="ab"/>
@@ -777,7 +777,7 @@
                 <w:noProof/>
                 <w:webHidden/>
               </w:rPr>
-              <w:instrText xml:space="preserve"> PAGEREF _Toc229399938 \h </w:instrText>
+              <w:instrText xml:space="preserve"> PAGEREF _Toc229765355 \h </w:instrText>
             </w:r>
             <w:r>
               <w:rPr>
@@ -819,7 +819,7 @@
               <w:noProof/>
             </w:rPr>
           </w:pPr>
-          <w:hyperlink w:anchor="_Toc229399939" w:history="1">
+          <w:hyperlink w:anchor="_Toc229765356" w:history="1">
             <w:r>
               <w:rPr>
                 <w:rStyle w:val="ab"/>
@@ -861,7 +861,7 @@
                 <w:noProof/>
                 <w:webHidden/>
               </w:rPr>
-              <w:instrText xml:space="preserve"> PAGEREF _Toc229399939 \h </w:instrText>
+              <w:instrText xml:space="preserve"> PAGEREF _Toc229765356 \h </w:instrText>
             </w:r>
             <w:r>
               <w:rPr>
@@ -903,7 +903,7 @@
               <w:noProof/>
             </w:rPr>
           </w:pPr>
-          <w:hyperlink w:anchor="_Toc229399940" w:history="1">
+          <w:hyperlink w:anchor="_Toc229765357" w:history="1">
             <w:r>
               <w:rPr>
                 <w:rStyle w:val="ab"/>
@@ -945,7 +945,7 @@
                 <w:noProof/>
                 <w:webHidden/>
               </w:rPr>
-              <w:instrText xml:space="preserve"> PAGEREF _Toc229399940 \h </w:instrText>
+              <w:instrText xml:space="preserve"> PAGEREF _Toc229765357 \h </w:instrText>
             </w:r>
             <w:r>
               <w:rPr>
@@ -987,7 +987,7 @@
               <w:noProof/>
             </w:rPr>
           </w:pPr>
-          <w:hyperlink w:anchor="_Toc229399941" w:history="1">
+          <w:hyperlink w:anchor="_Toc229765358" w:history="1">
             <w:r>
               <w:rPr>
                 <w:rStyle w:val="ab"/>
@@ -1029,7 +1029,7 @@
                 <w:noProof/>
                 <w:webHidden/>
               </w:rPr>
-              <w:instrText xml:space="preserve"> PAGEREF _Toc229399941 \h </w:instrText>
+              <w:instrText xml:space="preserve"> PAGEREF _Toc229765358 \h </w:instrText>
             </w:r>
             <w:r>
               <w:rPr>
@@ -1049,7 +1049,7 @@
                 <w:noProof/>
                 <w:webHidden/>
               </w:rPr>
-              <w:t>8</w:t>
+              <w:t>7</w:t>
             </w:r>
             <w:r>
               <w:rPr>
@@ -1071,7 +1071,7 @@
               <w:noProof/>
             </w:rPr>
           </w:pPr>
-          <w:hyperlink w:anchor="_Toc229399942" w:history="1">
+          <w:hyperlink w:anchor="_Toc229765359" w:history="1">
             <w:r>
               <w:rPr>
                 <w:rStyle w:val="ab"/>
@@ -1113,7 +1113,7 @@
                 <w:noProof/>
                 <w:webHidden/>
               </w:rPr>
-              <w:instrText xml:space="preserve"> PAGEREF _Toc229399942 \h </w:instrText>
+              <w:instrText xml:space="preserve"> PAGEREF _Toc229765359 \h </w:instrText>
             </w:r>
             <w:r>
               <w:rPr>
@@ -1155,7 +1155,7 @@
               <w:noProof/>
             </w:rPr>
           </w:pPr>
-          <w:hyperlink w:anchor="_Toc229399943" w:history="1">
+          <w:hyperlink w:anchor="_Toc229765360" w:history="1">
             <w:r>
               <w:rPr>
                 <w:rStyle w:val="ab"/>
@@ -1212,7 +1212,7 @@
                 <w:noProof/>
                 <w:webHidden/>
               </w:rPr>
-              <w:instrText xml:space="preserve"> PAGEREF _Toc229399943 \h </w:instrText>
+              <w:instrText xml:space="preserve"> PAGEREF _Toc229765360 \h </w:instrText>
             </w:r>
             <w:r>
               <w:rPr>
@@ -1254,7 +1254,7 @@
               <w:noProof/>
             </w:rPr>
           </w:pPr>
-          <w:hyperlink w:anchor="_Toc229399944" w:history="1">
+          <w:hyperlink w:anchor="_Toc229765361" w:history="1">
             <w:r>
               <w:rPr>
                 <w:rStyle w:val="ab"/>
@@ -1296,7 +1296,7 @@
                 <w:noProof/>
                 <w:webHidden/>
               </w:rPr>
-              <w:instrText xml:space="preserve"> PAGEREF _Toc229399944 \h </w:instrText>
+              <w:instrText xml:space="preserve"> PAGEREF _Toc229765361 \h </w:instrText>
             </w:r>
             <w:r>
               <w:rPr>
@@ -1317,6 +1317,144 @@
                 <w:webHidden/>
               </w:rPr>
               <w:t>13</w:t>
+            </w:r>
+            <w:r>
+              <w:rPr>
+                <w:noProof/>
+                <w:webHidden/>
+              </w:rPr>
+              <w:fldChar w:fldCharType="end"/>
+            </w:r>
+          </w:hyperlink>
+        </w:p>
+        <w:p>
+          <w:pPr>
+            <w:pStyle w:val="21"/>
+            <w:tabs>
+              <w:tab w:val="right" w:leader="dot" w:pos="9345"/>
+            </w:tabs>
+            <w:rPr>
+              <w:noProof/>
+            </w:rPr>
+          </w:pPr>
+          <w:hyperlink w:anchor="_Toc229765362" w:history="1">
+            <w:r>
+              <w:rPr>
+                <w:rStyle w:val="ab"/>
+                <w:rFonts w:ascii="Times New Roman" w:hAnsi="Times New Roman" w:cs="Times New Roman"/>
+                <w:noProof/>
+              </w:rPr>
+              <w:t>Вывод к главе 1.</w:t>
+            </w:r>
+            <w:r>
+              <w:rPr>
+                <w:noProof/>
+                <w:webHidden/>
+              </w:rPr>
+              <w:tab/>
+            </w:r>
+            <w:r>
+              <w:rPr>
+                <w:noProof/>
+                <w:webHidden/>
+              </w:rPr>
+              <w:fldChar w:fldCharType="begin"/>
+            </w:r>
+            <w:r>
+              <w:rPr>
+                <w:noProof/>
+                <w:webHidden/>
+              </w:rPr>
+              <w:instrText xml:space="preserve"> PAGEREF _Toc229765362 \h </w:instrText>
+            </w:r>
+            <w:r>
+              <w:rPr>
+                <w:noProof/>
+                <w:webHidden/>
+              </w:rPr>
+            </w:r>
+            <w:r>
+              <w:rPr>
+                <w:noProof/>
+                <w:webHidden/>
+              </w:rPr>
+              <w:fldChar w:fldCharType="separate"/>
+            </w:r>
+            <w:r>
+              <w:rPr>
+                <w:noProof/>
+                <w:webHidden/>
+              </w:rPr>
+              <w:t>16</w:t>
+            </w:r>
+            <w:r>
+              <w:rPr>
+                <w:noProof/>
+                <w:webHidden/>
+              </w:rPr>
+              <w:fldChar w:fldCharType="end"/>
+            </w:r>
+          </w:hyperlink>
+        </w:p>
+        <w:p>
+          <w:pPr>
+            <w:pStyle w:val="11"/>
+            <w:tabs>
+              <w:tab w:val="right" w:leader="dot" w:pos="9345"/>
+            </w:tabs>
+            <w:rPr>
+              <w:noProof/>
+            </w:rPr>
+          </w:pPr>
+          <w:hyperlink w:anchor="_Toc229765363" w:history="1">
+            <w:r>
+              <w:rPr>
+                <w:rStyle w:val="ab"/>
+                <w:rFonts w:ascii="Times New Roman" w:hAnsi="Times New Roman" w:cs="Times New Roman"/>
+                <w:noProof/>
+              </w:rPr>
+              <w:t>ГЛАВА 2. ПРАКТИЧЕСКАЯ РЕАЛИЗАЦИЯ ПЕРЕДАЧИ ЗВУКОВОГО СИГНАЛА ЭЛЕКТРОГИТАРЫ С ПОМОЩЬЮ РАДИОКАНАЛА.</w:t>
+            </w:r>
+            <w:r>
+              <w:rPr>
+                <w:noProof/>
+                <w:webHidden/>
+              </w:rPr>
+              <w:tab/>
+            </w:r>
+            <w:r>
+              <w:rPr>
+                <w:noProof/>
+                <w:webHidden/>
+              </w:rPr>
+              <w:fldChar w:fldCharType="begin"/>
+            </w:r>
+            <w:r>
+              <w:rPr>
+                <w:noProof/>
+                <w:webHidden/>
+              </w:rPr>
+              <w:instrText xml:space="preserve"> PAGEREF _Toc229765363 \h </w:instrText>
+            </w:r>
+            <w:r>
+              <w:rPr>
+                <w:noProof/>
+                <w:webHidden/>
+              </w:rPr>
+            </w:r>
+            <w:r>
+              <w:rPr>
+                <w:noProof/>
+                <w:webHidden/>
+              </w:rPr>
+              <w:fldChar w:fldCharType="separate"/>
+            </w:r>
+            <w:r>
+              <w:rPr>
+                <w:noProof/>
+                <w:webHidden/>
+              </w:rPr>
+              <w:t>19</w:t>
             </w:r>
             <w:r>
               <w:rPr>
@@ -1376,7 +1514,7 @@
           <w:color w:val="auto"/>
         </w:rPr>
       </w:pPr>
-      <w:bookmarkStart w:id="0" w:name="_Toc229399936"/>
+      <w:bookmarkStart w:id="0" w:name="_Toc229765353"/>
       <w:r>
         <w:rPr>
           <w:rFonts w:ascii="Times New Roman" w:hAnsi="Times New Roman" w:cs="Times New Roman"/>
@@ -1808,7 +1946,7 @@
           <w:color w:val="auto"/>
         </w:rPr>
       </w:pPr>
-      <w:bookmarkStart w:id="1" w:name="_Toc229399937"/>
+      <w:bookmarkStart w:id="1" w:name="_Toc229765354"/>
       <w:r>
         <w:rPr>
           <w:rFonts w:ascii="Times New Roman" w:hAnsi="Times New Roman" w:cs="Times New Roman"/>
@@ -1833,7 +1971,7 @@
           <w:szCs w:val="28"/>
         </w:rPr>
       </w:pPr>
-      <w:bookmarkStart w:id="2" w:name="_Toc229399938"/>
+      <w:bookmarkStart w:id="2" w:name="_Toc229765355"/>
       <w:r>
         <w:rPr>
           <w:rFonts w:ascii="Times New Roman" w:hAnsi="Times New Roman" w:cs="Times New Roman"/>
@@ -2305,7 +2443,7 @@
           <w:sz w:val="28"/>
         </w:rPr>
       </w:pPr>
-      <w:bookmarkStart w:id="3" w:name="_Toc229399939"/>
+      <w:bookmarkStart w:id="3" w:name="_Toc229765356"/>
       <w:r>
         <w:rPr>
           <w:rFonts w:ascii="Times New Roman" w:hAnsi="Times New Roman" w:cs="Times New Roman"/>
@@ -3489,7 +3627,7 @@
           <w:sz w:val="28"/>
         </w:rPr>
       </w:pPr>
-      <w:bookmarkStart w:id="4" w:name="_Toc229399940"/>
+      <w:bookmarkStart w:id="4" w:name="_Toc229765357"/>
       <w:r>
         <w:rPr>
           <w:rFonts w:ascii="Times New Roman" w:hAnsi="Times New Roman" w:cs="Times New Roman"/>
@@ -5850,7 +5988,7 @@
           <w:sz w:val="28"/>
         </w:rPr>
       </w:pPr>
-      <w:bookmarkStart w:id="5" w:name="_Toc229399941"/>
+      <w:bookmarkStart w:id="5" w:name="_Toc229765358"/>
       <w:r>
         <w:rPr>
           <w:rFonts w:ascii="Times New Roman" w:hAnsi="Times New Roman" w:cs="Times New Roman"/>
@@ -6075,7 +6213,7 @@
           <w:sz w:val="28"/>
         </w:rPr>
       </w:pPr>
-      <w:bookmarkStart w:id="6" w:name="_Toc229399942"/>
+      <w:bookmarkStart w:id="6" w:name="_Toc229765359"/>
       <w:r>
         <w:rPr>
           <w:rFonts w:ascii="Times New Roman" w:hAnsi="Times New Roman" w:cs="Times New Roman"/>
@@ -6684,14 +6822,7 @@
                     <w:rFonts w:ascii="Cambria Math" w:hAnsi="Cambria Math" w:cs="Times New Roman"/>
                     <w:sz w:val="28"/>
                   </w:rPr>
-                  <m:t>ω</m:t>
-                </m:r>
-                <m:r>
-                  <w:rPr>
-                    <w:rFonts w:ascii="Cambria Math" w:hAnsi="Cambria Math" w:cs="Times New Roman"/>
-                    <w:sz w:val="28"/>
-                  </w:rPr>
-                  <m:t>t+</m:t>
+                  <m:t>ωt+</m:t>
                 </m:r>
                 <m:sSub>
                   <m:sSubPr>
@@ -8996,7 +9127,7 @@
           <w:sz w:val="28"/>
         </w:rPr>
       </w:pPr>
-      <w:bookmarkStart w:id="7" w:name="_Toc229399943"/>
+      <w:bookmarkStart w:id="7" w:name="_Toc229765360"/>
       <w:r>
         <w:rPr>
           <w:rFonts w:ascii="Times New Roman" w:hAnsi="Times New Roman" w:cs="Times New Roman"/>
@@ -12814,7 +12945,7 @@
           <w:sz w:val="28"/>
         </w:rPr>
       </w:pPr>
-      <w:bookmarkStart w:id="8" w:name="_Toc229399944"/>
+      <w:bookmarkStart w:id="8" w:name="_Toc229765361"/>
       <w:r>
         <w:rPr>
           <w:rFonts w:ascii="Times New Roman" w:hAnsi="Times New Roman" w:cs="Times New Roman"/>
@@ -12824,6 +12955,23 @@
         <w:t>Частотные методы модуляции.</w:t>
       </w:r>
       <w:bookmarkEnd w:id="8"/>
+    </w:p>
+    <w:p>
+      <w:pPr>
+        <w:ind w:firstLine="709"/>
+        <w:jc w:val="both"/>
+        <w:rPr>
+          <w:rFonts w:ascii="Times New Roman" w:hAnsi="Times New Roman" w:cs="Times New Roman"/>
+          <w:sz w:val="28"/>
+        </w:rPr>
+      </w:pPr>
+      <w:r>
+        <w:rPr>
+          <w:rFonts w:ascii="Times New Roman" w:hAnsi="Times New Roman" w:cs="Times New Roman"/>
+          <w:sz w:val="28"/>
+        </w:rPr>
+        <w:t>Частотно-модулированный сигнал представляет собой класс нелинейных видов модуляции. Для нелинейных методов характерны большие полосы частот модулированного сигнала, по сравнению с амплитудной или фазовой модуляцией, что приводит к меньшей спектральной эффективности.</w:t>
+      </w:r>
     </w:p>
     <w:p>
       <w:pPr>
@@ -13951,6 +14099,7 @@
     </w:p>
     <w:p>
       <w:pPr>
+        <w:ind w:firstLine="709"/>
         <w:jc w:val="both"/>
         <w:rPr>
           <w:rFonts w:ascii="Times New Roman" w:hAnsi="Times New Roman" w:cs="Times New Roman"/>
@@ -14041,6 +14190,7 @@
     </w:p>
     <w:p>
       <w:pPr>
+        <w:ind w:firstLine="709"/>
         <w:jc w:val="both"/>
         <w:rPr>
           <w:rFonts w:ascii="Times New Roman" w:hAnsi="Times New Roman" w:cs="Times New Roman"/>
@@ -17086,9 +17236,17 @@
       <w:r>
         <w:rPr>
           <w:rFonts w:ascii="Times New Roman" w:hAnsi="Times New Roman" w:cs="Times New Roman"/>
-          <w:sz w:val="28"/>
-        </w:rPr>
-        <w:t>Частотная характеристика фильтра нижних частот Гаусса имеет вид:</w:t>
+          <w:i/>
+          <w:sz w:val="28"/>
+        </w:rPr>
+        <w:t>Частотная характеристика</w:t>
+      </w:r>
+      <w:r>
+        <w:rPr>
+          <w:rFonts w:ascii="Times New Roman" w:hAnsi="Times New Roman" w:cs="Times New Roman"/>
+          <w:sz w:val="28"/>
+        </w:rPr>
+        <w:t xml:space="preserve"> фильтра нижних частот Гаусса имеет вид:</w:t>
       </w:r>
     </w:p>
     <w:p>
@@ -17098,7 +17256,6 @@
         <w:rPr>
           <w:rFonts w:ascii="Times New Roman" w:hAnsi="Times New Roman" w:cs="Times New Roman"/>
           <w:sz w:val="28"/>
-          <w:lang w:val="en-US"/>
         </w:rPr>
       </w:pPr>
       <m:oMath>
@@ -17334,7 +17491,6 @@
         <w:rPr>
           <w:rFonts w:ascii="Times New Roman" w:hAnsi="Times New Roman" w:cs="Times New Roman"/>
           <w:sz w:val="28"/>
-          <w:lang w:val="en-US"/>
         </w:rPr>
         <w:tab/>
       </w:r>
@@ -17342,7 +17498,6 @@
         <w:rPr>
           <w:rFonts w:ascii="Times New Roman" w:hAnsi="Times New Roman" w:cs="Times New Roman"/>
           <w:sz w:val="28"/>
-          <w:lang w:val="en-US"/>
         </w:rPr>
         <w:tab/>
       </w:r>
@@ -17350,7 +17505,6 @@
         <w:rPr>
           <w:rFonts w:ascii="Times New Roman" w:hAnsi="Times New Roman" w:cs="Times New Roman"/>
           <w:sz w:val="28"/>
-          <w:lang w:val="en-US"/>
         </w:rPr>
         <w:tab/>
       </w:r>
@@ -17368,12 +17522,14 @@
         <w:jc w:val="both"/>
         <w:rPr>
           <w:rFonts w:ascii="Times New Roman" w:hAnsi="Times New Roman" w:cs="Times New Roman"/>
-          <w:sz w:val="28"/>
-        </w:rPr>
-      </w:pPr>
-      <w:r>
-        <w:rPr>
-          <w:rFonts w:ascii="Times New Roman" w:hAnsi="Times New Roman" w:cs="Times New Roman"/>
+          <w:i/>
+          <w:sz w:val="28"/>
+        </w:rPr>
+      </w:pPr>
+      <w:r>
+        <w:rPr>
+          <w:rFonts w:ascii="Times New Roman" w:hAnsi="Times New Roman" w:cs="Times New Roman"/>
+          <w:i/>
           <w:sz w:val="28"/>
         </w:rPr>
         <w:t>Импульсная характеристика:</w:t>
@@ -17778,7 +17934,6 @@
     </w:p>
     <w:p>
       <w:pPr>
-        <w:ind w:firstLine="709"/>
         <w:jc w:val="both"/>
         <w:rPr>
           <w:rFonts w:ascii="Times New Roman" w:hAnsi="Times New Roman" w:cs="Times New Roman"/>
@@ -17795,7 +17950,6 @@
     </w:p>
     <w:p>
       <w:pPr>
-        <w:ind w:firstLine="709"/>
         <w:jc w:val="both"/>
         <w:rPr>
           <w:rFonts w:ascii="Times New Roman" w:hAnsi="Times New Roman" w:cs="Times New Roman"/>
@@ -17856,7 +18010,6 @@
     </w:p>
     <w:p>
       <w:pPr>
-        <w:ind w:firstLine="709"/>
         <w:jc w:val="both"/>
         <w:rPr>
           <w:rFonts w:ascii="Times New Roman" w:hAnsi="Times New Roman" w:cs="Times New Roman"/>
@@ -17870,7 +18023,15 @@
           <w:sz w:val="28"/>
           <w:lang w:val="en-US"/>
         </w:rPr>
-        <w:t xml:space="preserve">T – </w:t>
+        <w:t>T</w:t>
+      </w:r>
+      <w:r>
+        <w:rPr>
+          <w:rFonts w:ascii="Times New Roman" w:hAnsi="Times New Roman" w:cs="Times New Roman"/>
+          <w:i/>
+          <w:sz w:val="28"/>
+        </w:rPr>
+        <w:t xml:space="preserve"> – </w:t>
       </w:r>
       <w:r>
         <w:rPr>
@@ -17882,7 +18043,6 @@
     </w:p>
     <w:p>
       <w:pPr>
-        <w:ind w:firstLine="709"/>
         <w:jc w:val="both"/>
         <w:rPr>
           <w:rFonts w:ascii="Times New Roman" w:hAnsi="Times New Roman" w:cs="Times New Roman"/>
@@ -17896,7 +18056,15 @@
           <w:sz w:val="28"/>
           <w:lang w:val="en-US"/>
         </w:rPr>
-        <w:t xml:space="preserve">BT – </w:t>
+        <w:t>BT</w:t>
+      </w:r>
+      <w:r>
+        <w:rPr>
+          <w:rFonts w:ascii="Times New Roman" w:hAnsi="Times New Roman" w:cs="Times New Roman"/>
+          <w:i/>
+          <w:sz w:val="28"/>
+        </w:rPr>
+        <w:t xml:space="preserve"> – </w:t>
       </w:r>
       <w:r>
         <w:rPr>
@@ -17908,7 +18076,6 @@
     </w:p>
     <w:p>
       <w:pPr>
-        <w:ind w:firstLine="709"/>
         <w:jc w:val="both"/>
         <w:rPr>
           <w:rFonts w:ascii="Times New Roman" w:hAnsi="Times New Roman" w:cs="Times New Roman"/>
@@ -17918,9 +18085,17 @@
       <w:r>
         <w:rPr>
           <w:rFonts w:ascii="Times New Roman" w:hAnsi="Times New Roman" w:cs="Times New Roman"/>
-          <w:sz w:val="28"/>
-        </w:rPr>
-        <w:t xml:space="preserve">ФЧХ: </w:t>
+          <w:i/>
+          <w:sz w:val="28"/>
+        </w:rPr>
+        <w:t>ФЧХ</w:t>
+      </w:r>
+      <w:r>
+        <w:rPr>
+          <w:rFonts w:ascii="Times New Roman" w:hAnsi="Times New Roman" w:cs="Times New Roman"/>
+          <w:sz w:val="28"/>
+        </w:rPr>
+        <w:t xml:space="preserve">: </w:t>
       </w:r>
       <m:oMath>
         <m:sSub>
@@ -17993,9 +18168,1569 @@
           <w:rFonts w:ascii="Times New Roman" w:hAnsi="Times New Roman" w:cs="Times New Roman"/>
           <w:sz w:val="28"/>
         </w:rPr>
-        <w:t>т.е. фаза не меняется.</w:t>
+        <w:t>т.е. фаза сигнала остаётся постоянной</w:t>
+      </w:r>
+      <w:r>
+        <w:rPr>
+          <w:rFonts w:ascii="Times New Roman" w:hAnsi="Times New Roman" w:cs="Times New Roman"/>
+          <w:sz w:val="28"/>
+        </w:rPr>
+        <w:t>.</w:t>
       </w:r>
     </w:p>
+    <w:p>
+      <w:pPr>
+        <w:ind w:firstLine="709"/>
+        <w:jc w:val="both"/>
+        <w:rPr>
+          <w:rFonts w:ascii="Times New Roman" w:hAnsi="Times New Roman" w:cs="Times New Roman"/>
+          <w:sz w:val="28"/>
+        </w:rPr>
+      </w:pPr>
+    </w:p>
+    <w:p>
+      <w:pPr>
+        <w:pStyle w:val="2"/>
+        <w:ind w:firstLine="709"/>
+        <w:rPr>
+          <w:rFonts w:ascii="Times New Roman" w:hAnsi="Times New Roman" w:cs="Times New Roman"/>
+          <w:color w:val="auto"/>
+          <w:sz w:val="28"/>
+        </w:rPr>
+      </w:pPr>
+      <w:bookmarkStart w:id="9" w:name="_Toc229765362"/>
+      <w:r>
+        <w:rPr>
+          <w:rFonts w:ascii="Times New Roman" w:hAnsi="Times New Roman" w:cs="Times New Roman"/>
+          <w:color w:val="auto"/>
+          <w:sz w:val="28"/>
+        </w:rPr>
+        <w:t xml:space="preserve">Вывод </w:t>
+      </w:r>
+      <w:r>
+        <w:rPr>
+          <w:rFonts w:ascii="Times New Roman" w:hAnsi="Times New Roman" w:cs="Times New Roman"/>
+          <w:color w:val="auto"/>
+          <w:sz w:val="28"/>
+        </w:rPr>
+        <w:t>к</w:t>
+      </w:r>
+      <w:r>
+        <w:rPr>
+          <w:rFonts w:ascii="Times New Roman" w:hAnsi="Times New Roman" w:cs="Times New Roman"/>
+          <w:color w:val="auto"/>
+          <w:sz w:val="28"/>
+        </w:rPr>
+        <w:t xml:space="preserve"> главе 1.</w:t>
+      </w:r>
+      <w:bookmarkEnd w:id="9"/>
+    </w:p>
+    <w:p>
+      <w:pPr>
+        <w:ind w:firstLine="709"/>
+        <w:jc w:val="both"/>
+        <w:rPr>
+          <w:rFonts w:ascii="Times New Roman" w:hAnsi="Times New Roman" w:cs="Times New Roman"/>
+          <w:sz w:val="28"/>
+        </w:rPr>
+      </w:pPr>
+      <w:r>
+        <w:rPr>
+          <w:rFonts w:ascii="Times New Roman" w:hAnsi="Times New Roman" w:cs="Times New Roman"/>
+          <w:sz w:val="28"/>
+        </w:rPr>
+        <w:t>Исходя из описанных выше методов аналоговой и цифровой модуляции радиосигнала, можно выделить несколько критериев для передачи аудио-</w:t>
+      </w:r>
+      <w:r>
+        <w:rPr>
+          <w:rFonts w:ascii="Times New Roman" w:hAnsi="Times New Roman" w:cs="Times New Roman"/>
+          <w:sz w:val="28"/>
+        </w:rPr>
+        <w:t>сигнала от электрогитары</w:t>
+      </w:r>
+      <w:r>
+        <w:rPr>
+          <w:rFonts w:ascii="Times New Roman" w:hAnsi="Times New Roman" w:cs="Times New Roman"/>
+          <w:sz w:val="28"/>
+        </w:rPr>
+        <w:t xml:space="preserve"> и выбрать оптимальную модуляцию</w:t>
+      </w:r>
+      <w:r>
+        <w:rPr>
+          <w:rFonts w:ascii="Times New Roman" w:hAnsi="Times New Roman" w:cs="Times New Roman"/>
+          <w:sz w:val="28"/>
+        </w:rPr>
+        <w:t>:</w:t>
+      </w:r>
+    </w:p>
+    <w:p>
+      <w:pPr>
+        <w:pStyle w:val="ac"/>
+        <w:numPr>
+          <w:ilvl w:val="0"/>
+          <w:numId w:val="8"/>
+        </w:numPr>
+        <w:ind w:left="709" w:firstLine="0"/>
+        <w:jc w:val="both"/>
+        <w:rPr>
+          <w:rFonts w:ascii="Times New Roman" w:hAnsi="Times New Roman" w:cs="Times New Roman"/>
+          <w:sz w:val="28"/>
+        </w:rPr>
+      </w:pPr>
+      <w:r>
+        <w:rPr>
+          <w:rFonts w:ascii="Times New Roman" w:hAnsi="Times New Roman" w:cs="Times New Roman"/>
+          <w:sz w:val="28"/>
+        </w:rPr>
+        <w:t>Задержка сигнала. Это наиболее важный параметр для исполнителя.</w:t>
+      </w:r>
+    </w:p>
+    <w:p>
+      <w:pPr>
+        <w:pStyle w:val="ac"/>
+        <w:numPr>
+          <w:ilvl w:val="0"/>
+          <w:numId w:val="8"/>
+        </w:numPr>
+        <w:ind w:left="709" w:firstLine="0"/>
+        <w:jc w:val="both"/>
+        <w:rPr>
+          <w:rFonts w:ascii="Times New Roman" w:hAnsi="Times New Roman" w:cs="Times New Roman"/>
+          <w:sz w:val="28"/>
+        </w:rPr>
+      </w:pPr>
+      <w:r>
+        <w:rPr>
+          <w:rFonts w:ascii="Times New Roman" w:hAnsi="Times New Roman" w:cs="Times New Roman"/>
+          <w:sz w:val="28"/>
+        </w:rPr>
+        <w:t>Отношение мощности сигнала к шуму и динамический диапазон.</w:t>
+      </w:r>
+    </w:p>
+    <w:p>
+      <w:pPr>
+        <w:pStyle w:val="ac"/>
+        <w:numPr>
+          <w:ilvl w:val="0"/>
+          <w:numId w:val="8"/>
+        </w:numPr>
+        <w:ind w:left="709" w:firstLine="0"/>
+        <w:jc w:val="both"/>
+        <w:rPr>
+          <w:rFonts w:ascii="Times New Roman" w:hAnsi="Times New Roman" w:cs="Times New Roman"/>
+          <w:sz w:val="28"/>
+        </w:rPr>
+      </w:pPr>
+      <w:r>
+        <w:rPr>
+          <w:rFonts w:ascii="Times New Roman" w:hAnsi="Times New Roman" w:cs="Times New Roman"/>
+          <w:sz w:val="28"/>
+        </w:rPr>
+        <w:t>Полоса радиоканала и спектральная эффективность.</w:t>
+      </w:r>
+    </w:p>
+    <w:p>
+      <w:pPr>
+        <w:pStyle w:val="ac"/>
+        <w:numPr>
+          <w:ilvl w:val="0"/>
+          <w:numId w:val="8"/>
+        </w:numPr>
+        <w:ind w:left="709" w:firstLine="0"/>
+        <w:jc w:val="both"/>
+        <w:rPr>
+          <w:rFonts w:ascii="Times New Roman" w:hAnsi="Times New Roman" w:cs="Times New Roman"/>
+          <w:sz w:val="28"/>
+        </w:rPr>
+      </w:pPr>
+      <w:r>
+        <w:rPr>
+          <w:rFonts w:ascii="Times New Roman" w:hAnsi="Times New Roman" w:cs="Times New Roman"/>
+          <w:sz w:val="28"/>
+        </w:rPr>
+        <w:t>Устойчивость к помехам и многолучевому распространению.</w:t>
+      </w:r>
+    </w:p>
+    <w:p>
+      <w:pPr>
+        <w:jc w:val="both"/>
+        <w:rPr>
+          <w:rFonts w:ascii="Times New Roman" w:hAnsi="Times New Roman" w:cs="Times New Roman"/>
+          <w:sz w:val="28"/>
+        </w:rPr>
+      </w:pPr>
+      <w:r>
+        <w:rPr>
+          <w:rFonts w:ascii="Times New Roman" w:hAnsi="Times New Roman" w:cs="Times New Roman"/>
+          <w:sz w:val="28"/>
+        </w:rPr>
+        <w:t>В первую очередь при передаче звука по радиоканалу следует обратить внимание на устойчивость метода модуляции к помехам</w:t>
+      </w:r>
+      <w:r>
+        <w:rPr>
+          <w:rFonts w:ascii="Times New Roman" w:hAnsi="Times New Roman" w:cs="Times New Roman"/>
+          <w:sz w:val="28"/>
+        </w:rPr>
+        <w:t xml:space="preserve"> и качеству передачи звука</w:t>
+      </w:r>
+      <w:r>
+        <w:rPr>
+          <w:rFonts w:ascii="Times New Roman" w:hAnsi="Times New Roman" w:cs="Times New Roman"/>
+          <w:sz w:val="28"/>
+        </w:rPr>
+        <w:t>. Как упоминалось выше в пункте 1.2.3., частотные методы модуляции сигнала в меньшей степени подвержены влиянию помех</w:t>
+      </w:r>
+      <w:r>
+        <w:rPr>
+          <w:rFonts w:ascii="Times New Roman" w:hAnsi="Times New Roman" w:cs="Times New Roman"/>
+          <w:sz w:val="28"/>
+        </w:rPr>
+        <w:t xml:space="preserve"> за счёт постоянной амплитуды несущего колебания</w:t>
+      </w:r>
+      <w:r>
+        <w:rPr>
+          <w:rFonts w:ascii="Times New Roman" w:hAnsi="Times New Roman" w:cs="Times New Roman"/>
+          <w:sz w:val="28"/>
+        </w:rPr>
+        <w:t xml:space="preserve"> </w:t>
+      </w:r>
+      <w:r>
+        <w:rPr>
+          <w:rFonts w:ascii="Times New Roman" w:hAnsi="Times New Roman" w:cs="Times New Roman"/>
+          <w:sz w:val="28"/>
+        </w:rPr>
+        <w:t>и применению ограничителей амплитуды в приёмной аппаратуре.</w:t>
+      </w:r>
+      <w:r>
+        <w:rPr>
+          <w:rFonts w:ascii="Times New Roman" w:hAnsi="Times New Roman" w:cs="Times New Roman"/>
+          <w:sz w:val="28"/>
+        </w:rPr>
+        <w:t xml:space="preserve"> Отношение сигнал/шум</w:t>
+      </w:r>
+      <w:r>
+        <w:rPr>
+          <w:rFonts w:ascii="Times New Roman" w:hAnsi="Times New Roman" w:cs="Times New Roman"/>
+          <w:sz w:val="28"/>
+        </w:rPr>
+        <w:t xml:space="preserve"> (</w:t>
+      </w:r>
+      <w:r>
+        <w:rPr>
+          <w:rFonts w:ascii="Times New Roman" w:hAnsi="Times New Roman" w:cs="Times New Roman"/>
+          <w:sz w:val="28"/>
+          <w:lang w:val="en-US"/>
+        </w:rPr>
+        <w:t>SNR</w:t>
+      </w:r>
+      <w:r>
+        <w:rPr>
+          <w:rFonts w:ascii="Times New Roman" w:hAnsi="Times New Roman" w:cs="Times New Roman"/>
+          <w:sz w:val="28"/>
+        </w:rPr>
+        <w:t>)</w:t>
+      </w:r>
+      <w:r>
+        <w:rPr>
+          <w:rFonts w:ascii="Times New Roman" w:hAnsi="Times New Roman" w:cs="Times New Roman"/>
+          <w:sz w:val="28"/>
+        </w:rPr>
+        <w:t xml:space="preserve"> для АМ имеет вид:</w:t>
+      </w:r>
+    </w:p>
+    <w:p>
+      <w:pPr>
+        <w:jc w:val="right"/>
+        <w:rPr>
+          <w:rFonts w:ascii="Times New Roman" w:hAnsi="Times New Roman" w:cs="Times New Roman"/>
+          <w:sz w:val="28"/>
+          <w:lang w:val="en-US"/>
+        </w:rPr>
+      </w:pPr>
+      <m:oMath>
+        <m:sSub>
+          <m:sSubPr>
+            <m:ctrlPr>
+              <w:rPr>
+                <w:rFonts w:ascii="Cambria Math" w:hAnsi="Cambria Math" w:cs="Times New Roman"/>
+                <w:i/>
+                <w:sz w:val="28"/>
+              </w:rPr>
+            </m:ctrlPr>
+          </m:sSubPr>
+          <m:e>
+            <m:d>
+              <m:dPr>
+                <m:ctrlPr>
+                  <w:rPr>
+                    <w:rFonts w:ascii="Cambria Math" w:hAnsi="Cambria Math" w:cs="Times New Roman"/>
+                    <w:i/>
+                    <w:sz w:val="28"/>
+                  </w:rPr>
+                </m:ctrlPr>
+              </m:dPr>
+              <m:e>
+                <m:f>
+                  <m:fPr>
+                    <m:ctrlPr>
+                      <w:rPr>
+                        <w:rFonts w:ascii="Cambria Math" w:hAnsi="Cambria Math" w:cs="Times New Roman"/>
+                        <w:i/>
+                        <w:sz w:val="28"/>
+                      </w:rPr>
+                    </m:ctrlPr>
+                  </m:fPr>
+                  <m:num>
+                    <m:r>
+                      <w:rPr>
+                        <w:rFonts w:ascii="Cambria Math" w:hAnsi="Cambria Math" w:cs="Times New Roman"/>
+                        <w:sz w:val="28"/>
+                      </w:rPr>
+                      <m:t>S</m:t>
+                    </m:r>
+                  </m:num>
+                  <m:den>
+                    <m:r>
+                      <w:rPr>
+                        <w:rFonts w:ascii="Cambria Math" w:hAnsi="Cambria Math" w:cs="Times New Roman"/>
+                        <w:sz w:val="28"/>
+                        <w:lang w:val="en-US"/>
+                      </w:rPr>
+                      <m:t>N</m:t>
+                    </m:r>
+                  </m:den>
+                </m:f>
+              </m:e>
+            </m:d>
+          </m:e>
+          <m:sub>
+            <m:r>
+              <w:rPr>
+                <w:rFonts w:ascii="Cambria Math" w:hAnsi="Cambria Math" w:cs="Times New Roman"/>
+                <w:sz w:val="28"/>
+              </w:rPr>
+              <m:t>out</m:t>
+            </m:r>
+          </m:sub>
+        </m:sSub>
+        <m:r>
+          <w:rPr>
+            <w:rFonts w:ascii="Cambria Math" w:hAnsi="Cambria Math" w:cs="Times New Roman"/>
+            <w:sz w:val="28"/>
+          </w:rPr>
+          <m:t>≈</m:t>
+        </m:r>
+        <m:f>
+          <m:fPr>
+            <m:ctrlPr>
+              <w:rPr>
+                <w:rFonts w:ascii="Cambria Math" w:hAnsi="Cambria Math" w:cs="Times New Roman"/>
+                <w:i/>
+                <w:sz w:val="28"/>
+              </w:rPr>
+            </m:ctrlPr>
+          </m:fPr>
+          <m:num>
+            <m:sSup>
+              <m:sSupPr>
+                <m:ctrlPr>
+                  <w:rPr>
+                    <w:rFonts w:ascii="Cambria Math" w:hAnsi="Cambria Math" w:cs="Times New Roman"/>
+                    <w:i/>
+                    <w:sz w:val="28"/>
+                  </w:rPr>
+                </m:ctrlPr>
+              </m:sSupPr>
+              <m:e>
+                <m:r>
+                  <w:rPr>
+                    <w:rFonts w:ascii="Cambria Math" w:hAnsi="Cambria Math" w:cs="Times New Roman"/>
+                    <w:sz w:val="28"/>
+                  </w:rPr>
+                  <m:t>m</m:t>
+                </m:r>
+              </m:e>
+              <m:sup>
+                <m:r>
+                  <w:rPr>
+                    <w:rFonts w:ascii="Cambria Math" w:hAnsi="Cambria Math" w:cs="Times New Roman"/>
+                    <w:sz w:val="28"/>
+                  </w:rPr>
+                  <m:t>2</m:t>
+                </m:r>
+              </m:sup>
+            </m:sSup>
+            <m:sSub>
+              <m:sSubPr>
+                <m:ctrlPr>
+                  <w:rPr>
+                    <w:rFonts w:ascii="Cambria Math" w:hAnsi="Cambria Math" w:cs="Times New Roman"/>
+                    <w:i/>
+                    <w:sz w:val="28"/>
+                  </w:rPr>
+                </m:ctrlPr>
+              </m:sSubPr>
+              <m:e>
+                <m:r>
+                  <w:rPr>
+                    <w:rFonts w:ascii="Cambria Math" w:hAnsi="Cambria Math" w:cs="Times New Roman"/>
+                    <w:sz w:val="28"/>
+                  </w:rPr>
+                  <m:t>P</m:t>
+                </m:r>
+              </m:e>
+              <m:sub>
+                <m:r>
+                  <w:rPr>
+                    <w:rFonts w:ascii="Cambria Math" w:hAnsi="Cambria Math" w:cs="Times New Roman"/>
+                    <w:sz w:val="28"/>
+                  </w:rPr>
+                  <m:t>x</m:t>
+                </m:r>
+              </m:sub>
+            </m:sSub>
+          </m:num>
+          <m:den>
+            <m:r>
+              <w:rPr>
+                <w:rFonts w:ascii="Cambria Math" w:hAnsi="Cambria Math" w:cs="Times New Roman"/>
+                <w:sz w:val="28"/>
+              </w:rPr>
+              <m:t>1+</m:t>
+            </m:r>
+            <m:sSup>
+              <m:sSupPr>
+                <m:ctrlPr>
+                  <w:rPr>
+                    <w:rFonts w:ascii="Cambria Math" w:hAnsi="Cambria Math" w:cs="Times New Roman"/>
+                    <w:i/>
+                    <w:sz w:val="28"/>
+                  </w:rPr>
+                </m:ctrlPr>
+              </m:sSupPr>
+              <m:e>
+                <m:r>
+                  <w:rPr>
+                    <w:rFonts w:ascii="Cambria Math" w:hAnsi="Cambria Math" w:cs="Times New Roman"/>
+                    <w:sz w:val="28"/>
+                  </w:rPr>
+                  <m:t>m</m:t>
+                </m:r>
+              </m:e>
+              <m:sup>
+                <m:r>
+                  <w:rPr>
+                    <w:rFonts w:ascii="Cambria Math" w:hAnsi="Cambria Math" w:cs="Times New Roman"/>
+                    <w:sz w:val="28"/>
+                  </w:rPr>
+                  <m:t>2</m:t>
+                </m:r>
+              </m:sup>
+            </m:sSup>
+            <m:sSub>
+              <m:sSubPr>
+                <m:ctrlPr>
+                  <w:rPr>
+                    <w:rFonts w:ascii="Cambria Math" w:hAnsi="Cambria Math" w:cs="Times New Roman"/>
+                    <w:i/>
+                    <w:sz w:val="28"/>
+                  </w:rPr>
+                </m:ctrlPr>
+              </m:sSubPr>
+              <m:e>
+                <m:r>
+                  <w:rPr>
+                    <w:rFonts w:ascii="Cambria Math" w:hAnsi="Cambria Math" w:cs="Times New Roman"/>
+                    <w:sz w:val="28"/>
+                  </w:rPr>
+                  <m:t>P</m:t>
+                </m:r>
+              </m:e>
+              <m:sub>
+                <m:r>
+                  <w:rPr>
+                    <w:rFonts w:ascii="Cambria Math" w:hAnsi="Cambria Math" w:cs="Times New Roman"/>
+                    <w:sz w:val="28"/>
+                  </w:rPr>
+                  <m:t>x</m:t>
+                </m:r>
+              </m:sub>
+            </m:sSub>
+          </m:den>
+        </m:f>
+        <m:sSub>
+          <m:sSubPr>
+            <m:ctrlPr>
+              <w:rPr>
+                <w:rFonts w:ascii="Cambria Math" w:hAnsi="Cambria Math" w:cs="Times New Roman"/>
+                <w:i/>
+                <w:sz w:val="28"/>
+              </w:rPr>
+            </m:ctrlPr>
+          </m:sSubPr>
+          <m:e>
+            <m:d>
+              <m:dPr>
+                <m:ctrlPr>
+                  <w:rPr>
+                    <w:rFonts w:ascii="Cambria Math" w:hAnsi="Cambria Math" w:cs="Times New Roman"/>
+                    <w:i/>
+                    <w:sz w:val="28"/>
+                  </w:rPr>
+                </m:ctrlPr>
+              </m:dPr>
+              <m:e>
+                <m:f>
+                  <m:fPr>
+                    <m:ctrlPr>
+                      <w:rPr>
+                        <w:rFonts w:ascii="Cambria Math" w:hAnsi="Cambria Math" w:cs="Times New Roman"/>
+                        <w:i/>
+                        <w:sz w:val="28"/>
+                      </w:rPr>
+                    </m:ctrlPr>
+                  </m:fPr>
+                  <m:num>
+                    <m:r>
+                      <w:rPr>
+                        <w:rFonts w:ascii="Cambria Math" w:hAnsi="Cambria Math" w:cs="Times New Roman"/>
+                        <w:sz w:val="28"/>
+                      </w:rPr>
+                      <m:t>S</m:t>
+                    </m:r>
+                  </m:num>
+                  <m:den>
+                    <m:r>
+                      <w:rPr>
+                        <w:rFonts w:ascii="Cambria Math" w:hAnsi="Cambria Math" w:cs="Times New Roman"/>
+                        <w:sz w:val="28"/>
+                        <w:lang w:val="en-US"/>
+                      </w:rPr>
+                      <m:t>N</m:t>
+                    </m:r>
+                  </m:den>
+                </m:f>
+              </m:e>
+            </m:d>
+          </m:e>
+          <m:sub>
+            <m:r>
+              <w:rPr>
+                <w:rFonts w:ascii="Cambria Math" w:hAnsi="Cambria Math" w:cs="Times New Roman"/>
+                <w:sz w:val="28"/>
+              </w:rPr>
+              <m:t>in</m:t>
+            </m:r>
+          </m:sub>
+        </m:sSub>
+      </m:oMath>
+      <w:r>
+        <w:rPr>
+          <w:rFonts w:ascii="Times New Roman" w:hAnsi="Times New Roman" w:cs="Times New Roman"/>
+          <w:sz w:val="28"/>
+        </w:rPr>
+        <w:t>,</w:t>
+      </w:r>
+      <w:r>
+        <w:rPr>
+          <w:rFonts w:ascii="Times New Roman" w:hAnsi="Times New Roman" w:cs="Times New Roman"/>
+          <w:sz w:val="28"/>
+        </w:rPr>
+        <w:tab/>
+      </w:r>
+      <w:r>
+        <w:rPr>
+          <w:rFonts w:ascii="Times New Roman" w:hAnsi="Times New Roman" w:cs="Times New Roman"/>
+          <w:sz w:val="28"/>
+          <w:lang w:val="en-US"/>
+        </w:rPr>
+        <w:tab/>
+      </w:r>
+      <w:r>
+        <w:rPr>
+          <w:rFonts w:ascii="Times New Roman" w:hAnsi="Times New Roman" w:cs="Times New Roman"/>
+          <w:sz w:val="28"/>
+          <w:lang w:val="en-US"/>
+        </w:rPr>
+        <w:tab/>
+      </w:r>
+      <w:r>
+        <w:rPr>
+          <w:rFonts w:ascii="Times New Roman" w:hAnsi="Times New Roman" w:cs="Times New Roman"/>
+          <w:sz w:val="28"/>
+          <w:lang w:val="en-US"/>
+        </w:rPr>
+        <w:tab/>
+      </w:r>
+      <w:r>
+        <w:rPr>
+          <w:rFonts w:ascii="Times New Roman" w:hAnsi="Times New Roman" w:cs="Times New Roman"/>
+          <w:sz w:val="28"/>
+          <w:lang w:val="en-US"/>
+        </w:rPr>
+        <w:tab/>
+      </w:r>
+      <w:r>
+        <w:rPr>
+          <w:rFonts w:ascii="Times New Roman" w:hAnsi="Times New Roman" w:cs="Times New Roman"/>
+          <w:sz w:val="28"/>
+        </w:rPr>
+        <w:t>(22)</w:t>
+      </w:r>
+    </w:p>
+    <w:p>
+      <w:pPr>
+        <w:ind w:firstLine="709"/>
+        <w:jc w:val="both"/>
+        <w:rPr>
+          <w:rFonts w:ascii="Times New Roman" w:hAnsi="Times New Roman" w:cs="Times New Roman"/>
+          <w:sz w:val="28"/>
+        </w:rPr>
+      </w:pPr>
+      <w:r>
+        <w:rPr>
+          <w:rFonts w:ascii="Times New Roman" w:hAnsi="Times New Roman" w:cs="Times New Roman"/>
+          <w:sz w:val="28"/>
+        </w:rPr>
+        <w:t xml:space="preserve">где </w:t>
+      </w:r>
+      <w:r>
+        <w:rPr>
+          <w:rFonts w:ascii="Times New Roman" w:hAnsi="Times New Roman" w:cs="Times New Roman"/>
+          <w:i/>
+          <w:sz w:val="28"/>
+          <w:lang w:val="en-US"/>
+        </w:rPr>
+        <w:t>m</w:t>
+      </w:r>
+      <w:r>
+        <w:rPr>
+          <w:rFonts w:ascii="Times New Roman" w:hAnsi="Times New Roman" w:cs="Times New Roman"/>
+          <w:i/>
+          <w:sz w:val="28"/>
+        </w:rPr>
+        <w:t xml:space="preserve"> – </w:t>
+      </w:r>
+      <w:r>
+        <w:rPr>
+          <w:rFonts w:ascii="Times New Roman" w:hAnsi="Times New Roman" w:cs="Times New Roman"/>
+          <w:sz w:val="28"/>
+        </w:rPr>
+        <w:t xml:space="preserve">индекс модуляции </w:t>
+      </w:r>
+      <w:r>
+        <w:rPr>
+          <w:rFonts w:ascii="Times New Roman" w:hAnsi="Times New Roman" w:cs="Times New Roman"/>
+          <w:sz w:val="28"/>
+        </w:rPr>
+        <w:t xml:space="preserve">АМ </w:t>
+      </w:r>
+      <w:r>
+        <w:rPr>
+          <w:rFonts w:ascii="Times New Roman" w:hAnsi="Times New Roman" w:cs="Times New Roman"/>
+          <w:sz w:val="28"/>
+        </w:rPr>
+        <w:t>(</w:t>
+      </w:r>
+      <m:oMath>
+        <m:r>
+          <w:rPr>
+            <w:rFonts w:ascii="Cambria Math" w:hAnsi="Cambria Math" w:cs="Times New Roman"/>
+            <w:sz w:val="28"/>
+          </w:rPr>
+          <m:t>0≤</m:t>
+        </m:r>
+        <m:r>
+          <w:rPr>
+            <w:rFonts w:ascii="Cambria Math" w:hAnsi="Cambria Math" w:cs="Times New Roman"/>
+            <w:sz w:val="28"/>
+            <w:lang w:val="en-US"/>
+          </w:rPr>
+          <m:t>m</m:t>
+        </m:r>
+        <m:r>
+          <w:rPr>
+            <w:rFonts w:ascii="Cambria Math" w:hAnsi="Cambria Math" w:cs="Times New Roman"/>
+            <w:sz w:val="28"/>
+          </w:rPr>
+          <m:t>≤</m:t>
+        </m:r>
+        <m:r>
+          <w:rPr>
+            <w:rFonts w:ascii="Cambria Math" w:hAnsi="Cambria Math" w:cs="Times New Roman"/>
+            <w:sz w:val="28"/>
+          </w:rPr>
+          <m:t>1</m:t>
+        </m:r>
+      </m:oMath>
+      <w:r>
+        <w:rPr>
+          <w:rFonts w:ascii="Times New Roman" w:hAnsi="Times New Roman" w:cs="Times New Roman"/>
+          <w:sz w:val="28"/>
+        </w:rPr>
+        <w:t>).</w:t>
+      </w:r>
+    </w:p>
+    <w:p>
+      <w:pPr>
+        <w:ind w:firstLine="709"/>
+        <w:jc w:val="both"/>
+        <w:rPr>
+          <w:rFonts w:ascii="Times New Roman" w:hAnsi="Times New Roman" w:cs="Times New Roman"/>
+          <w:sz w:val="28"/>
+        </w:rPr>
+      </w:pPr>
+      <w:r>
+        <w:rPr>
+          <w:rFonts w:ascii="Times New Roman" w:hAnsi="Times New Roman" w:cs="Times New Roman"/>
+          <w:sz w:val="28"/>
+        </w:rPr>
+        <w:t>Следовательно</w:t>
+      </w:r>
+      <w:r>
+        <w:rPr>
+          <w:rFonts w:ascii="Times New Roman" w:hAnsi="Times New Roman" w:cs="Times New Roman"/>
+          <w:sz w:val="28"/>
+        </w:rPr>
+        <w:t>,</w:t>
+      </w:r>
+      <w:r>
+        <w:rPr>
+          <w:rFonts w:ascii="Times New Roman" w:hAnsi="Times New Roman" w:cs="Times New Roman"/>
+          <w:sz w:val="28"/>
+        </w:rPr>
+        <w:t xml:space="preserve"> при </w:t>
+      </w:r>
+      <w:r>
+        <w:rPr>
+          <w:rFonts w:ascii="Times New Roman" w:hAnsi="Times New Roman" w:cs="Times New Roman"/>
+          <w:i/>
+          <w:sz w:val="28"/>
+          <w:lang w:val="en-US"/>
+        </w:rPr>
+        <w:t>m</w:t>
+      </w:r>
+      <w:r>
+        <w:rPr>
+          <w:rFonts w:ascii="Times New Roman" w:hAnsi="Times New Roman" w:cs="Times New Roman"/>
+          <w:sz w:val="28"/>
+        </w:rPr>
+        <w:t xml:space="preserve">=1, </w:t>
+      </w:r>
+      <m:oMath>
+        <m:sSub>
+          <m:sSubPr>
+            <m:ctrlPr>
+              <w:rPr>
+                <w:rFonts w:ascii="Cambria Math" w:hAnsi="Cambria Math" w:cs="Times New Roman"/>
+                <w:i/>
+                <w:sz w:val="28"/>
+              </w:rPr>
+            </m:ctrlPr>
+          </m:sSubPr>
+          <m:e>
+            <m:r>
+              <w:rPr>
+                <w:rFonts w:ascii="Cambria Math" w:hAnsi="Cambria Math" w:cs="Times New Roman"/>
+                <w:sz w:val="28"/>
+              </w:rPr>
+              <m:t>P</m:t>
+            </m:r>
+          </m:e>
+          <m:sub>
+            <m:r>
+              <w:rPr>
+                <w:rFonts w:ascii="Cambria Math" w:hAnsi="Cambria Math" w:cs="Times New Roman"/>
+                <w:sz w:val="28"/>
+              </w:rPr>
+              <m:t>x</m:t>
+            </m:r>
+          </m:sub>
+        </m:sSub>
+        <m:r>
+          <w:rPr>
+            <w:rFonts w:ascii="Cambria Math" w:hAnsi="Cambria Math" w:cs="Times New Roman"/>
+            <w:sz w:val="28"/>
+          </w:rPr>
+          <m:t>=0.5</m:t>
+        </m:r>
+      </m:oMath>
+      <w:r>
+        <w:rPr>
+          <w:rFonts w:ascii="Times New Roman" w:hAnsi="Times New Roman" w:cs="Times New Roman"/>
+          <w:sz w:val="28"/>
+        </w:rPr>
+        <w:t xml:space="preserve">, </w:t>
+      </w:r>
+      <w:r>
+        <w:rPr>
+          <w:rFonts w:ascii="Times New Roman" w:hAnsi="Times New Roman" w:cs="Times New Roman"/>
+          <w:sz w:val="28"/>
+        </w:rPr>
+        <w:t xml:space="preserve">параметр </w:t>
+      </w:r>
+      <w:r>
+        <w:rPr>
+          <w:rFonts w:ascii="Times New Roman" w:hAnsi="Times New Roman" w:cs="Times New Roman"/>
+          <w:sz w:val="28"/>
+          <w:lang w:val="en-US"/>
+        </w:rPr>
+        <w:t>SNR</w:t>
+      </w:r>
+      <w:r>
+        <w:rPr>
+          <w:rFonts w:ascii="Times New Roman" w:hAnsi="Times New Roman" w:cs="Times New Roman"/>
+          <w:sz w:val="28"/>
+        </w:rPr>
+        <w:t xml:space="preserve"> будет составлять ≈33%</w:t>
+      </w:r>
+      <w:r>
+        <w:rPr>
+          <w:rFonts w:ascii="Times New Roman" w:hAnsi="Times New Roman" w:cs="Times New Roman"/>
+          <w:sz w:val="28"/>
+        </w:rPr>
+        <w:t>.</w:t>
+      </w:r>
+    </w:p>
+    <w:p>
+      <w:pPr>
+        <w:ind w:firstLine="709"/>
+        <w:jc w:val="both"/>
+        <w:rPr>
+          <w:rFonts w:ascii="Times New Roman" w:hAnsi="Times New Roman" w:cs="Times New Roman"/>
+          <w:sz w:val="28"/>
+        </w:rPr>
+      </w:pPr>
+      <w:r>
+        <w:rPr>
+          <w:rFonts w:ascii="Times New Roman" w:hAnsi="Times New Roman" w:cs="Times New Roman"/>
+          <w:sz w:val="28"/>
+        </w:rPr>
+        <w:t xml:space="preserve">При частотной модуляции </w:t>
+      </w:r>
+      <w:r>
+        <w:rPr>
+          <w:rFonts w:ascii="Times New Roman" w:hAnsi="Times New Roman" w:cs="Times New Roman"/>
+          <w:sz w:val="28"/>
+        </w:rPr>
+        <w:t xml:space="preserve">параметр </w:t>
+      </w:r>
+      <w:r>
+        <w:rPr>
+          <w:rFonts w:ascii="Times New Roman" w:hAnsi="Times New Roman" w:cs="Times New Roman"/>
+          <w:sz w:val="28"/>
+          <w:lang w:val="en-US"/>
+        </w:rPr>
+        <w:t>SNR</w:t>
+      </w:r>
+      <w:r>
+        <w:rPr>
+          <w:rFonts w:ascii="Times New Roman" w:hAnsi="Times New Roman" w:cs="Times New Roman"/>
+          <w:sz w:val="28"/>
+        </w:rPr>
+        <w:t xml:space="preserve"> имеет вид:</w:t>
+      </w:r>
+    </w:p>
+    <w:p>
+      <w:pPr>
+        <w:ind w:firstLine="709"/>
+        <w:jc w:val="right"/>
+        <w:rPr>
+          <w:rFonts w:ascii="Times New Roman" w:hAnsi="Times New Roman" w:cs="Times New Roman"/>
+          <w:sz w:val="28"/>
+        </w:rPr>
+      </w:pPr>
+      <m:oMath>
+        <m:sSub>
+          <m:sSubPr>
+            <m:ctrlPr>
+              <w:rPr>
+                <w:rFonts w:ascii="Cambria Math" w:hAnsi="Cambria Math" w:cs="Times New Roman"/>
+                <w:i/>
+                <w:sz w:val="28"/>
+              </w:rPr>
+            </m:ctrlPr>
+          </m:sSubPr>
+          <m:e>
+            <m:d>
+              <m:dPr>
+                <m:ctrlPr>
+                  <w:rPr>
+                    <w:rFonts w:ascii="Cambria Math" w:hAnsi="Cambria Math" w:cs="Times New Roman"/>
+                    <w:i/>
+                    <w:sz w:val="28"/>
+                  </w:rPr>
+                </m:ctrlPr>
+              </m:dPr>
+              <m:e>
+                <m:f>
+                  <m:fPr>
+                    <m:ctrlPr>
+                      <w:rPr>
+                        <w:rFonts w:ascii="Cambria Math" w:hAnsi="Cambria Math" w:cs="Times New Roman"/>
+                        <w:i/>
+                        <w:sz w:val="28"/>
+                      </w:rPr>
+                    </m:ctrlPr>
+                  </m:fPr>
+                  <m:num>
+                    <m:r>
+                      <w:rPr>
+                        <w:rFonts w:ascii="Cambria Math" w:hAnsi="Cambria Math" w:cs="Times New Roman"/>
+                        <w:sz w:val="28"/>
+                      </w:rPr>
+                      <m:t>S</m:t>
+                    </m:r>
+                  </m:num>
+                  <m:den>
+                    <m:r>
+                      <w:rPr>
+                        <w:rFonts w:ascii="Cambria Math" w:hAnsi="Cambria Math" w:cs="Times New Roman"/>
+                        <w:sz w:val="28"/>
+                        <w:lang w:val="en-US"/>
+                      </w:rPr>
+                      <m:t>N</m:t>
+                    </m:r>
+                  </m:den>
+                </m:f>
+              </m:e>
+            </m:d>
+          </m:e>
+          <m:sub>
+            <m:r>
+              <w:rPr>
+                <w:rFonts w:ascii="Cambria Math" w:hAnsi="Cambria Math" w:cs="Times New Roman"/>
+                <w:sz w:val="28"/>
+              </w:rPr>
+              <m:t>out</m:t>
+            </m:r>
+          </m:sub>
+        </m:sSub>
+        <m:r>
+          <w:rPr>
+            <w:rFonts w:ascii="Cambria Math" w:hAnsi="Cambria Math" w:cs="Times New Roman"/>
+            <w:sz w:val="28"/>
+          </w:rPr>
+          <m:t>≈3</m:t>
+        </m:r>
+        <m:sSubSup>
+          <m:sSubSupPr>
+            <m:ctrlPr>
+              <w:rPr>
+                <w:rFonts w:ascii="Cambria Math" w:hAnsi="Cambria Math" w:cs="Times New Roman"/>
+                <w:i/>
+                <w:sz w:val="28"/>
+              </w:rPr>
+            </m:ctrlPr>
+          </m:sSubSupPr>
+          <m:e>
+            <m:r>
+              <w:rPr>
+                <w:rFonts w:ascii="Cambria Math" w:hAnsi="Cambria Math" w:cs="Times New Roman"/>
+                <w:sz w:val="28"/>
+                <w:lang w:val="en-US"/>
+              </w:rPr>
+              <m:t>m</m:t>
+            </m:r>
+          </m:e>
+          <m:sub>
+            <m:r>
+              <w:rPr>
+                <w:rFonts w:ascii="Cambria Math" w:hAnsi="Cambria Math" w:cs="Times New Roman"/>
+                <w:sz w:val="28"/>
+              </w:rPr>
+              <m:t>чм</m:t>
+            </m:r>
+          </m:sub>
+          <m:sup>
+            <m:r>
+              <w:rPr>
+                <w:rFonts w:ascii="Cambria Math" w:hAnsi="Cambria Math" w:cs="Times New Roman"/>
+                <w:sz w:val="28"/>
+              </w:rPr>
+              <m:t>2</m:t>
+            </m:r>
+          </m:sup>
+        </m:sSubSup>
+        <m:sSub>
+          <m:sSubPr>
+            <m:ctrlPr>
+              <w:rPr>
+                <w:rFonts w:ascii="Cambria Math" w:hAnsi="Cambria Math" w:cs="Times New Roman"/>
+                <w:i/>
+                <w:sz w:val="28"/>
+              </w:rPr>
+            </m:ctrlPr>
+          </m:sSubPr>
+          <m:e>
+            <m:d>
+              <m:dPr>
+                <m:ctrlPr>
+                  <w:rPr>
+                    <w:rFonts w:ascii="Cambria Math" w:hAnsi="Cambria Math" w:cs="Times New Roman"/>
+                    <w:i/>
+                    <w:sz w:val="28"/>
+                  </w:rPr>
+                </m:ctrlPr>
+              </m:dPr>
+              <m:e>
+                <m:f>
+                  <m:fPr>
+                    <m:ctrlPr>
+                      <w:rPr>
+                        <w:rFonts w:ascii="Cambria Math" w:hAnsi="Cambria Math" w:cs="Times New Roman"/>
+                        <w:i/>
+                        <w:sz w:val="28"/>
+                      </w:rPr>
+                    </m:ctrlPr>
+                  </m:fPr>
+                  <m:num>
+                    <m:r>
+                      <w:rPr>
+                        <w:rFonts w:ascii="Cambria Math" w:hAnsi="Cambria Math" w:cs="Times New Roman"/>
+                        <w:sz w:val="28"/>
+                      </w:rPr>
+                      <m:t>S</m:t>
+                    </m:r>
+                  </m:num>
+                  <m:den>
+                    <m:r>
+                      <w:rPr>
+                        <w:rFonts w:ascii="Cambria Math" w:hAnsi="Cambria Math" w:cs="Times New Roman"/>
+                        <w:sz w:val="28"/>
+                        <w:lang w:val="en-US"/>
+                      </w:rPr>
+                      <m:t>N</m:t>
+                    </m:r>
+                  </m:den>
+                </m:f>
+              </m:e>
+            </m:d>
+          </m:e>
+          <m:sub>
+            <m:r>
+              <w:rPr>
+                <w:rFonts w:ascii="Cambria Math" w:hAnsi="Cambria Math" w:cs="Times New Roman"/>
+                <w:sz w:val="28"/>
+              </w:rPr>
+              <m:t>in</m:t>
+            </m:r>
+          </m:sub>
+        </m:sSub>
+      </m:oMath>
+      <w:r>
+        <w:rPr>
+          <w:rFonts w:ascii="Times New Roman" w:hAnsi="Times New Roman" w:cs="Times New Roman"/>
+          <w:sz w:val="28"/>
+        </w:rPr>
+        <w:t>,</w:t>
+      </w:r>
+      <w:r>
+        <w:rPr>
+          <w:rFonts w:ascii="Times New Roman" w:hAnsi="Times New Roman" w:cs="Times New Roman"/>
+          <w:sz w:val="28"/>
+        </w:rPr>
+        <w:tab/>
+      </w:r>
+      <w:r>
+        <w:rPr>
+          <w:rFonts w:ascii="Times New Roman" w:hAnsi="Times New Roman" w:cs="Times New Roman"/>
+          <w:sz w:val="28"/>
+        </w:rPr>
+        <w:tab/>
+      </w:r>
+      <w:r>
+        <w:rPr>
+          <w:rFonts w:ascii="Times New Roman" w:hAnsi="Times New Roman" w:cs="Times New Roman"/>
+          <w:sz w:val="28"/>
+        </w:rPr>
+        <w:tab/>
+      </w:r>
+      <w:r>
+        <w:rPr>
+          <w:rFonts w:ascii="Times New Roman" w:hAnsi="Times New Roman" w:cs="Times New Roman"/>
+          <w:sz w:val="28"/>
+        </w:rPr>
+        <w:tab/>
+      </w:r>
+      <w:r>
+        <w:rPr>
+          <w:rFonts w:ascii="Times New Roman" w:hAnsi="Times New Roman" w:cs="Times New Roman"/>
+          <w:sz w:val="28"/>
+        </w:rPr>
+        <w:tab/>
+        <w:t>(23)</w:t>
+      </w:r>
+    </w:p>
+    <w:p>
+      <w:pPr>
+        <w:ind w:firstLine="709"/>
+        <w:jc w:val="both"/>
+        <w:rPr>
+          <w:rFonts w:ascii="Times New Roman" w:hAnsi="Times New Roman" w:cs="Times New Roman"/>
+          <w:sz w:val="28"/>
+        </w:rPr>
+      </w:pPr>
+      <w:r>
+        <w:rPr>
+          <w:rFonts w:ascii="Times New Roman" w:hAnsi="Times New Roman" w:cs="Times New Roman"/>
+          <w:sz w:val="28"/>
+        </w:rPr>
+        <w:t>А значит</w:t>
+      </w:r>
+      <w:r>
+        <w:rPr>
+          <w:rFonts w:ascii="Times New Roman" w:hAnsi="Times New Roman" w:cs="Times New Roman"/>
+          <w:sz w:val="28"/>
+        </w:rPr>
+        <w:t xml:space="preserve">, </w:t>
+      </w:r>
+      <w:r>
+        <w:rPr>
+          <w:rFonts w:ascii="Times New Roman" w:hAnsi="Times New Roman" w:cs="Times New Roman"/>
+          <w:sz w:val="28"/>
+        </w:rPr>
+        <w:t xml:space="preserve">ЧМ-сигнал даёт квадратичный выигрыш в </w:t>
+      </w:r>
+      <w:r>
+        <w:rPr>
+          <w:rFonts w:ascii="Times New Roman" w:hAnsi="Times New Roman" w:cs="Times New Roman"/>
+          <w:sz w:val="28"/>
+          <w:lang w:val="en-US"/>
+        </w:rPr>
+        <w:t>SNR</w:t>
+      </w:r>
+      <w:r>
+        <w:rPr>
+          <w:rFonts w:ascii="Times New Roman" w:hAnsi="Times New Roman" w:cs="Times New Roman"/>
+          <w:sz w:val="28"/>
+        </w:rPr>
+        <w:t xml:space="preserve">, </w:t>
+      </w:r>
+      <w:r>
+        <w:rPr>
+          <w:rFonts w:ascii="Times New Roman" w:hAnsi="Times New Roman" w:cs="Times New Roman"/>
+          <w:sz w:val="28"/>
+        </w:rPr>
+        <w:t xml:space="preserve">за счёт увеличения </w:t>
+      </w:r>
+      <m:oMath>
+        <m:sSub>
+          <m:sSubPr>
+            <m:ctrlPr>
+              <w:rPr>
+                <w:rFonts w:ascii="Cambria Math" w:hAnsi="Cambria Math" w:cs="Times New Roman"/>
+                <w:i/>
+                <w:sz w:val="28"/>
+                <w:lang w:val="en-US"/>
+              </w:rPr>
+            </m:ctrlPr>
+          </m:sSubPr>
+          <m:e>
+            <m:r>
+              <w:rPr>
+                <w:rFonts w:ascii="Cambria Math" w:hAnsi="Cambria Math" w:cs="Times New Roman"/>
+                <w:sz w:val="28"/>
+                <w:lang w:val="en-US"/>
+              </w:rPr>
+              <m:t>m</m:t>
+            </m:r>
+          </m:e>
+          <m:sub>
+            <m:r>
+              <w:rPr>
+                <w:rFonts w:ascii="Cambria Math" w:hAnsi="Cambria Math" w:cs="Times New Roman"/>
+                <w:sz w:val="28"/>
+              </w:rPr>
+              <m:t>чм</m:t>
+            </m:r>
+          </m:sub>
+        </m:sSub>
+      </m:oMath>
+      <w:r>
+        <w:rPr>
+          <w:rFonts w:ascii="Times New Roman" w:hAnsi="Times New Roman" w:cs="Times New Roman"/>
+          <w:sz w:val="28"/>
+        </w:rPr>
+        <w:t>.</w:t>
+      </w:r>
+      <w:r>
+        <w:rPr>
+          <w:rFonts w:ascii="Times New Roman" w:hAnsi="Times New Roman" w:cs="Times New Roman"/>
+          <w:sz w:val="28"/>
+        </w:rPr>
+        <w:t xml:space="preserve"> При </w:t>
+      </w:r>
+      <m:oMath>
+        <m:sSub>
+          <m:sSubPr>
+            <m:ctrlPr>
+              <w:rPr>
+                <w:rFonts w:ascii="Cambria Math" w:hAnsi="Cambria Math" w:cs="Times New Roman"/>
+                <w:i/>
+                <w:sz w:val="28"/>
+                <w:lang w:val="en-US"/>
+              </w:rPr>
+            </m:ctrlPr>
+          </m:sSubPr>
+          <m:e>
+            <m:r>
+              <w:rPr>
+                <w:rFonts w:ascii="Cambria Math" w:hAnsi="Cambria Math" w:cs="Times New Roman"/>
+                <w:sz w:val="28"/>
+                <w:lang w:val="en-US"/>
+              </w:rPr>
+              <m:t>m</m:t>
+            </m:r>
+          </m:e>
+          <m:sub>
+            <m:r>
+              <w:rPr>
+                <w:rFonts w:ascii="Cambria Math" w:hAnsi="Cambria Math" w:cs="Times New Roman"/>
+                <w:sz w:val="28"/>
+              </w:rPr>
+              <m:t>чм</m:t>
+            </m:r>
+          </m:sub>
+        </m:sSub>
+      </m:oMath>
+      <w:r>
+        <w:rPr>
+          <w:rFonts w:ascii="Times New Roman" w:hAnsi="Times New Roman" w:cs="Times New Roman"/>
+          <w:sz w:val="28"/>
+        </w:rPr>
+        <w:t xml:space="preserve"> = 5, выигрыш в 75 раз.</w:t>
+      </w:r>
+    </w:p>
+    <w:p>
+      <w:pPr>
+        <w:ind w:firstLine="709"/>
+        <w:jc w:val="both"/>
+        <w:rPr>
+          <w:rFonts w:ascii="Times New Roman" w:hAnsi="Times New Roman" w:cs="Times New Roman"/>
+          <w:sz w:val="28"/>
+        </w:rPr>
+      </w:pPr>
+      <w:r>
+        <w:rPr>
+          <w:rFonts w:ascii="Times New Roman" w:hAnsi="Times New Roman" w:cs="Times New Roman"/>
+          <w:sz w:val="28"/>
+        </w:rPr>
+        <w:t>Исходя из вышесказанного, дальше будем рассматривать только частотные виды модуляции для передачи звукового сигнала.</w:t>
+      </w:r>
+    </w:p>
+    <w:p>
+      <w:pPr>
+        <w:ind w:firstLine="709"/>
+        <w:jc w:val="both"/>
+        <w:rPr>
+          <w:rFonts w:ascii="Times New Roman" w:hAnsi="Times New Roman" w:cs="Times New Roman"/>
+          <w:sz w:val="28"/>
+        </w:rPr>
+      </w:pPr>
+      <w:r>
+        <w:rPr>
+          <w:rFonts w:ascii="Times New Roman" w:hAnsi="Times New Roman" w:cs="Times New Roman"/>
+          <w:sz w:val="28"/>
+        </w:rPr>
+        <w:t xml:space="preserve">Теперь следует определиться с видом самого сигнала: аналоговый или цифровой. Аналоговый сигнал будет иметь непрерывную форму, а цифровой – дискретизированный. </w:t>
+      </w:r>
+    </w:p>
+    <w:p>
+      <w:pPr>
+        <w:ind w:firstLine="709"/>
+        <w:jc w:val="both"/>
+        <w:rPr>
+          <w:rFonts w:ascii="Times New Roman" w:hAnsi="Times New Roman" w:cs="Times New Roman"/>
+          <w:sz w:val="28"/>
+        </w:rPr>
+      </w:pPr>
+      <w:r>
+        <w:rPr>
+          <w:rFonts w:ascii="Times New Roman" w:hAnsi="Times New Roman" w:cs="Times New Roman"/>
+          <w:b/>
+          <w:sz w:val="28"/>
+        </w:rPr>
+        <w:t>Динамический диапазон</w:t>
+      </w:r>
+      <w:r>
+        <w:rPr>
+          <w:rFonts w:ascii="Times New Roman" w:hAnsi="Times New Roman" w:cs="Times New Roman"/>
+          <w:b/>
+          <w:sz w:val="28"/>
+        </w:rPr>
+        <w:t>.</w:t>
+      </w:r>
+      <w:r>
+        <w:rPr>
+          <w:rFonts w:ascii="Times New Roman" w:hAnsi="Times New Roman" w:cs="Times New Roman"/>
+          <w:sz w:val="28"/>
+        </w:rPr>
+        <w:t xml:space="preserve"> Аналоговый сигнал будет ограничен параметром </w:t>
+      </w:r>
+      <w:r>
+        <w:rPr>
+          <w:rFonts w:ascii="Times New Roman" w:hAnsi="Times New Roman" w:cs="Times New Roman"/>
+          <w:sz w:val="28"/>
+          <w:lang w:val="en-US"/>
+        </w:rPr>
+        <w:t>SNR</w:t>
+      </w:r>
+      <w:r>
+        <w:rPr>
+          <w:rFonts w:ascii="Times New Roman" w:hAnsi="Times New Roman" w:cs="Times New Roman"/>
+          <w:sz w:val="28"/>
+        </w:rPr>
+        <w:t xml:space="preserve"> канала передачи. Для цифрового сигнала динамический диапазон определяется разрядностью АЦП (преимущественно 16 или 24 бит) и битрейтом кодека (</w:t>
+      </w:r>
+      <w:r>
+        <w:rPr>
+          <w:rFonts w:ascii="Times New Roman" w:hAnsi="Times New Roman" w:cs="Times New Roman"/>
+          <w:sz w:val="28"/>
+        </w:rPr>
+        <w:t>количество бит, используемых для передачи или обр</w:t>
+      </w:r>
+      <w:r>
+        <w:rPr>
+          <w:rFonts w:ascii="Times New Roman" w:hAnsi="Times New Roman" w:cs="Times New Roman"/>
+          <w:sz w:val="28"/>
+        </w:rPr>
+        <w:t>аботки данных в единицу времени).</w:t>
+      </w:r>
+    </w:p>
+    <w:p>
+      <w:pPr>
+        <w:ind w:firstLine="709"/>
+        <w:jc w:val="both"/>
+        <w:rPr>
+          <w:rFonts w:ascii="Times New Roman" w:hAnsi="Times New Roman" w:cs="Times New Roman"/>
+          <w:sz w:val="28"/>
+        </w:rPr>
+      </w:pPr>
+      <w:r>
+        <w:rPr>
+          <w:rFonts w:ascii="Times New Roman" w:hAnsi="Times New Roman" w:cs="Times New Roman"/>
+          <w:b/>
+          <w:sz w:val="28"/>
+        </w:rPr>
+        <w:t xml:space="preserve">Качество звука. </w:t>
+      </w:r>
+      <w:r>
+        <w:rPr>
+          <w:rFonts w:ascii="Times New Roman" w:hAnsi="Times New Roman" w:cs="Times New Roman"/>
+          <w:sz w:val="28"/>
+        </w:rPr>
+        <w:t>Для аналоговых сигналов определяется через ширину спектра звука, и для ЧМ составляет около 15кГц. Для цифрового сигнала определяется скоростью передачи данных, и составляет 64-128кбит/с, что сопоставимо, а иногда и лучше качества аналогового сигнала.</w:t>
+      </w:r>
+    </w:p>
+    <w:p>
+      <w:pPr>
+        <w:ind w:firstLine="709"/>
+        <w:jc w:val="both"/>
+        <w:rPr>
+          <w:rFonts w:ascii="Times New Roman" w:hAnsi="Times New Roman" w:cs="Times New Roman"/>
+          <w:sz w:val="28"/>
+        </w:rPr>
+      </w:pPr>
+      <w:r>
+        <w:rPr>
+          <w:rFonts w:ascii="Times New Roman" w:hAnsi="Times New Roman" w:cs="Times New Roman"/>
+          <w:b/>
+          <w:sz w:val="28"/>
+        </w:rPr>
+        <w:t xml:space="preserve">Задержка. </w:t>
+      </w:r>
+      <w:r>
+        <w:rPr>
+          <w:rFonts w:ascii="Times New Roman" w:hAnsi="Times New Roman" w:cs="Times New Roman"/>
+          <w:sz w:val="28"/>
+        </w:rPr>
+        <w:t xml:space="preserve">Задержка аналогового сигнала будет составлять </w:t>
+      </w:r>
+      <m:oMath>
+        <m:r>
+          <w:rPr>
+            <w:rFonts w:ascii="Cambria Math" w:hAnsi="Cambria Math" w:cs="Times New Roman"/>
+            <w:sz w:val="28"/>
+          </w:rPr>
+          <m:t>~</m:t>
+        </m:r>
+      </m:oMath>
+      <w:r>
+        <w:rPr>
+          <w:rFonts w:ascii="Times New Roman" w:hAnsi="Times New Roman" w:cs="Times New Roman"/>
+          <w:sz w:val="28"/>
+        </w:rPr>
+        <w:t>0.1-1мс, что является групповой задержкой фильтров и прочих компонентов приёмного и передающего трактов. Задержка цифрового сигнала может составлять от 3мс (для более дорогих видов радиосистем) до 500мс. Они вызваны буферизацией кодека, декодированием и прочими вычислительными операциями внутри микроконтроллера.</w:t>
+      </w:r>
+    </w:p>
+    <w:p>
+      <w:pPr>
+        <w:ind w:firstLine="709"/>
+        <w:jc w:val="both"/>
+        <w:rPr>
+          <w:rFonts w:ascii="Times New Roman" w:hAnsi="Times New Roman" w:cs="Times New Roman"/>
+          <w:sz w:val="28"/>
+          <w:szCs w:val="28"/>
+        </w:rPr>
+      </w:pPr>
+      <w:r>
+        <w:rPr>
+          <w:rFonts w:ascii="Times New Roman" w:hAnsi="Times New Roman" w:cs="Times New Roman"/>
+          <w:sz w:val="28"/>
+        </w:rPr>
+        <w:t xml:space="preserve">Исходя из вышеперечисленных пунктов, было принято решение выполнить практическую часть работы с помощью цифровых радио-модулей </w:t>
+      </w:r>
+      <w:r>
+        <w:rPr>
+          <w:rFonts w:ascii="Times New Roman" w:hAnsi="Times New Roman" w:cs="Times New Roman"/>
+          <w:sz w:val="28"/>
+          <w:lang w:val="en-US"/>
+        </w:rPr>
+        <w:t>nRF</w:t>
+      </w:r>
+      <w:r>
+        <w:rPr>
+          <w:rFonts w:ascii="Times New Roman" w:hAnsi="Times New Roman" w:cs="Times New Roman"/>
+          <w:sz w:val="28"/>
+        </w:rPr>
+        <w:t>24</w:t>
+      </w:r>
+      <w:r>
+        <w:rPr>
+          <w:rFonts w:ascii="Times New Roman" w:hAnsi="Times New Roman" w:cs="Times New Roman"/>
+          <w:sz w:val="28"/>
+          <w:lang w:val="en-US"/>
+        </w:rPr>
+        <w:t>L</w:t>
+      </w:r>
+      <w:r>
+        <w:rPr>
+          <w:rFonts w:ascii="Times New Roman" w:hAnsi="Times New Roman" w:cs="Times New Roman"/>
+          <w:sz w:val="28"/>
+        </w:rPr>
+        <w:t xml:space="preserve">01 </w:t>
+      </w:r>
+      <w:r>
+        <w:rPr>
+          <w:rFonts w:ascii="Times New Roman" w:hAnsi="Times New Roman" w:cs="Times New Roman"/>
+          <w:sz w:val="28"/>
+        </w:rPr>
+        <w:t xml:space="preserve">и микроконтроллера </w:t>
+      </w:r>
+      <w:r>
+        <w:rPr>
+          <w:rFonts w:ascii="Times New Roman" w:hAnsi="Times New Roman" w:cs="Times New Roman"/>
+          <w:sz w:val="28"/>
+          <w:szCs w:val="28"/>
+          <w:lang w:val="en-US"/>
+        </w:rPr>
+        <w:t>STM</w:t>
+      </w:r>
+      <w:r>
+        <w:rPr>
+          <w:rFonts w:ascii="Times New Roman" w:hAnsi="Times New Roman" w:cs="Times New Roman"/>
+          <w:sz w:val="28"/>
+          <w:szCs w:val="28"/>
+        </w:rPr>
+        <w:t>32</w:t>
+      </w:r>
+      <w:r>
+        <w:rPr>
+          <w:rFonts w:ascii="Times New Roman" w:hAnsi="Times New Roman" w:cs="Times New Roman"/>
+          <w:sz w:val="28"/>
+          <w:szCs w:val="28"/>
+          <w:lang w:val="en-US"/>
+        </w:rPr>
+        <w:t>F</w:t>
+      </w:r>
+      <w:r>
+        <w:rPr>
+          <w:rFonts w:ascii="Times New Roman" w:hAnsi="Times New Roman" w:cs="Times New Roman"/>
+          <w:sz w:val="28"/>
+          <w:szCs w:val="28"/>
+        </w:rPr>
+        <w:t>103</w:t>
+      </w:r>
+      <w:r>
+        <w:rPr>
+          <w:rFonts w:ascii="Times New Roman" w:hAnsi="Times New Roman" w:cs="Times New Roman"/>
+          <w:sz w:val="28"/>
+          <w:szCs w:val="28"/>
+          <w:lang w:val="en-US"/>
+        </w:rPr>
+        <w:t>C</w:t>
+      </w:r>
+      <w:r>
+        <w:rPr>
+          <w:rFonts w:ascii="Times New Roman" w:hAnsi="Times New Roman" w:cs="Times New Roman"/>
+          <w:sz w:val="28"/>
+          <w:szCs w:val="28"/>
+        </w:rPr>
+        <w:t xml:space="preserve">8 </w:t>
+      </w:r>
+      <w:r>
+        <w:rPr>
+          <w:rFonts w:ascii="Times New Roman" w:hAnsi="Times New Roman" w:cs="Times New Roman"/>
+          <w:sz w:val="28"/>
+          <w:szCs w:val="28"/>
+        </w:rPr>
+        <w:t xml:space="preserve">на базе отладочной платы </w:t>
+      </w:r>
+      <w:r>
+        <w:rPr>
+          <w:rFonts w:ascii="Times New Roman" w:hAnsi="Times New Roman" w:cs="Times New Roman"/>
+          <w:sz w:val="28"/>
+          <w:szCs w:val="28"/>
+          <w:lang w:val="en-US"/>
+        </w:rPr>
+        <w:t>BluePill</w:t>
+      </w:r>
+      <w:r>
+        <w:rPr>
+          <w:rFonts w:ascii="Times New Roman" w:hAnsi="Times New Roman" w:cs="Times New Roman"/>
+          <w:sz w:val="28"/>
+          <w:szCs w:val="28"/>
+        </w:rPr>
+        <w:t>.</w:t>
+      </w:r>
+    </w:p>
+    <w:p>
+      <w:pPr>
+        <w:rPr>
+          <w:rFonts w:ascii="Times New Roman" w:hAnsi="Times New Roman" w:cs="Times New Roman"/>
+          <w:sz w:val="28"/>
+          <w:szCs w:val="28"/>
+        </w:rPr>
+      </w:pPr>
+      <w:r>
+        <w:rPr>
+          <w:rFonts w:ascii="Times New Roman" w:hAnsi="Times New Roman" w:cs="Times New Roman"/>
+          <w:sz w:val="28"/>
+          <w:szCs w:val="28"/>
+        </w:rPr>
+        <w:br w:type="page"/>
+      </w:r>
+    </w:p>
+    <w:p>
+      <w:pPr>
+        <w:pStyle w:val="1"/>
+        <w:rPr>
+          <w:rFonts w:ascii="Times New Roman" w:hAnsi="Times New Roman" w:cs="Times New Roman"/>
+          <w:color w:val="auto"/>
+        </w:rPr>
+      </w:pPr>
+      <w:bookmarkStart w:id="10" w:name="_Toc229765363"/>
+      <w:r>
+        <w:rPr>
+          <w:rFonts w:ascii="Times New Roman" w:hAnsi="Times New Roman" w:cs="Times New Roman"/>
+          <w:color w:val="auto"/>
+        </w:rPr>
+        <w:t>ГЛАВА 2. ПРАКТИЧЕСКАЯ РЕАЛИЗАЦИЯ ПЕРЕДАЧИ ЗВУКОВОГО СИГНАЛА ЭЛЕКТРОГИТАРЫ С ПОМОЩЬЮ РАДИОКАНАЛА.</w:t>
+      </w:r>
+      <w:bookmarkEnd w:id="10"/>
+    </w:p>
+    <w:p/>
     <w:sectPr>
       <w:footerReference w:type="default" r:id="rId20"/>
       <w:footerReference w:type="first" r:id="rId21"/>
@@ -18052,7 +19787,7 @@
             <w:rPr>
               <w:noProof/>
             </w:rPr>
-            <w:t>16</w:t>
+            <w:t>19</w:t>
           </w:r>
         </w:fldSimple>
       </w:p>
@@ -18572,6 +20307,92 @@
     </w:lvl>
   </w:abstractNum>
   <w:abstractNum w:abstractNumId="5">
+    <w:nsid w:val="754C3D8A"/>
+    <w:multiLevelType w:val="hybridMultilevel"/>
+    <w:tmpl w:val="22161452"/>
+    <w:lvl w:ilvl="0" w:tplc="0419000F">
+      <w:start w:val="1"/>
+      <w:numFmt w:val="decimal"/>
+      <w:lvlText w:val="%1."/>
+      <w:lvlJc w:val="left"/>
+      <w:pPr>
+        <w:ind w:left="1429" w:hanging="360"/>
+      </w:pPr>
+    </w:lvl>
+    <w:lvl w:ilvl="1" w:tplc="04190019" w:tentative="1">
+      <w:start w:val="1"/>
+      <w:numFmt w:val="lowerLetter"/>
+      <w:lvlText w:val="%2."/>
+      <w:lvlJc w:val="left"/>
+      <w:pPr>
+        <w:ind w:left="2149" w:hanging="360"/>
+      </w:pPr>
+    </w:lvl>
+    <w:lvl w:ilvl="2" w:tplc="0419001B" w:tentative="1">
+      <w:start w:val="1"/>
+      <w:numFmt w:val="lowerRoman"/>
+      <w:lvlText w:val="%3."/>
+      <w:lvlJc w:val="right"/>
+      <w:pPr>
+        <w:ind w:left="2869" w:hanging="180"/>
+      </w:pPr>
+    </w:lvl>
+    <w:lvl w:ilvl="3" w:tplc="0419000F" w:tentative="1">
+      <w:start w:val="1"/>
+      <w:numFmt w:val="decimal"/>
+      <w:lvlText w:val="%4."/>
+      <w:lvlJc w:val="left"/>
+      <w:pPr>
+        <w:ind w:left="3589" w:hanging="360"/>
+      </w:pPr>
+    </w:lvl>
+    <w:lvl w:ilvl="4" w:tplc="04190019" w:tentative="1">
+      <w:start w:val="1"/>
+      <w:numFmt w:val="lowerLetter"/>
+      <w:lvlText w:val="%5."/>
+      <w:lvlJc w:val="left"/>
+      <w:pPr>
+        <w:ind w:left="4309" w:hanging="360"/>
+      </w:pPr>
+    </w:lvl>
+    <w:lvl w:ilvl="5" w:tplc="0419001B" w:tentative="1">
+      <w:start w:val="1"/>
+      <w:numFmt w:val="lowerRoman"/>
+      <w:lvlText w:val="%6."/>
+      <w:lvlJc w:val="right"/>
+      <w:pPr>
+        <w:ind w:left="5029" w:hanging="180"/>
+      </w:pPr>
+    </w:lvl>
+    <w:lvl w:ilvl="6" w:tplc="0419000F" w:tentative="1">
+      <w:start w:val="1"/>
+      <w:numFmt w:val="decimal"/>
+      <w:lvlText w:val="%7."/>
+      <w:lvlJc w:val="left"/>
+      <w:pPr>
+        <w:ind w:left="5749" w:hanging="360"/>
+      </w:pPr>
+    </w:lvl>
+    <w:lvl w:ilvl="7" w:tplc="04190019" w:tentative="1">
+      <w:start w:val="1"/>
+      <w:numFmt w:val="lowerLetter"/>
+      <w:lvlText w:val="%8."/>
+      <w:lvlJc w:val="left"/>
+      <w:pPr>
+        <w:ind w:left="6469" w:hanging="360"/>
+      </w:pPr>
+    </w:lvl>
+    <w:lvl w:ilvl="8" w:tplc="0419001B" w:tentative="1">
+      <w:start w:val="1"/>
+      <w:numFmt w:val="lowerRoman"/>
+      <w:lvlText w:val="%9."/>
+      <w:lvlJc w:val="right"/>
+      <w:pPr>
+        <w:ind w:left="7189" w:hanging="180"/>
+      </w:pPr>
+    </w:lvl>
+  </w:abstractNum>
+  <w:abstractNum w:abstractNumId="6">
     <w:nsid w:val="780937D2"/>
     <w:multiLevelType w:val="hybridMultilevel"/>
     <w:tmpl w:val="81A40922"/>
@@ -18657,7 +20478,7 @@
       </w:pPr>
     </w:lvl>
   </w:abstractNum>
-  <w:abstractNum w:abstractNumId="6">
+  <w:abstractNum w:abstractNumId="7">
     <w:nsid w:val="7CEA6E76"/>
     <w:multiLevelType w:val="hybridMultilevel"/>
     <w:tmpl w:val="66322542"/>
@@ -18753,7 +20574,7 @@
     <w:abstractNumId w:val="3"/>
   </w:num>
   <w:num w:numId="3">
-    <w:abstractNumId w:val="5"/>
+    <w:abstractNumId w:val="6"/>
   </w:num>
   <w:num w:numId="4">
     <w:abstractNumId w:val="0"/>
@@ -18762,10 +20583,13 @@
     <w:abstractNumId w:val="1"/>
   </w:num>
   <w:num w:numId="6">
-    <w:abstractNumId w:val="6"/>
+    <w:abstractNumId w:val="7"/>
   </w:num>
   <w:num w:numId="7">
     <w:abstractNumId w:val="2"/>
+  </w:num>
+  <w:num w:numId="8">
+    <w:abstractNumId w:val="5"/>
   </w:num>
 </w:numbering>
 </file>
@@ -19343,6 +21167,7 @@
     <w:rsid w:val="001613C9"/>
     <w:rsid w:val="00164E2E"/>
     <w:rsid w:val="001769F6"/>
+    <w:rsid w:val="00886715"/>
     <w:rsid w:val="00B74E08"/>
     <w:rsid w:val="00CC1DD5"/>
   </w:rsids>
@@ -19560,7 +21385,7 @@
     <w:basedOn w:val="a0"/>
     <w:uiPriority w:val="99"/>
     <w:semiHidden/>
-    <w:rsid w:val="001613C9"/>
+    <w:rsid w:val="00886715"/>
     <w:rPr>
       <w:color w:val="808080"/>
     </w:rPr>
@@ -19862,7 +21687,7 @@
 </file>
 
 <file path=customXml/itemProps1.xml><?xml version="1.0" encoding="utf-8"?>
-<ds:datastoreItem xmlns:ds="http://schemas.openxmlformats.org/officeDocument/2006/customXml" ds:itemID="{788DF645-1B1E-45D7-8B4C-F534B7BA3CE1}">
+<ds:datastoreItem xmlns:ds="http://schemas.openxmlformats.org/officeDocument/2006/customXml" ds:itemID="{07DFE1DE-7352-4088-8F2F-D1B8F8E86DE3}">
   <ds:schemaRefs>
     <ds:schemaRef ds:uri="http://schemas.openxmlformats.org/officeDocument/2006/bibliography"/>
   </ds:schemaRefs>

--- a/Диплом.docx
+++ b/Диплом.docx
@@ -596,7 +596,7 @@
           <w:r>
             <w:fldChar w:fldCharType="separate"/>
           </w:r>
-          <w:hyperlink w:anchor="_Toc229765353" w:history="1">
+          <w:hyperlink w:anchor="_Toc229829477" w:history="1">
             <w:r>
               <w:rPr>
                 <w:rStyle w:val="ab"/>
@@ -624,7 +624,7 @@
                 <w:noProof/>
                 <w:webHidden/>
               </w:rPr>
-              <w:instrText xml:space="preserve"> PAGEREF _Toc229765353 \h </w:instrText>
+              <w:instrText xml:space="preserve"> PAGEREF _Toc229829477 \h </w:instrText>
             </w:r>
             <w:r>
               <w:rPr>
@@ -665,7 +665,7 @@
               <w:noProof/>
             </w:rPr>
           </w:pPr>
-          <w:hyperlink w:anchor="_Toc229765354" w:history="1">
+          <w:hyperlink w:anchor="_Toc229829478" w:history="1">
             <w:r>
               <w:rPr>
                 <w:rStyle w:val="ab"/>
@@ -693,7 +693,7 @@
                 <w:noProof/>
                 <w:webHidden/>
               </w:rPr>
-              <w:instrText xml:space="preserve"> PAGEREF _Toc229765354 \h </w:instrText>
+              <w:instrText xml:space="preserve"> PAGEREF _Toc229829478 \h </w:instrText>
             </w:r>
             <w:r>
               <w:rPr>
@@ -735,7 +735,7 @@
               <w:noProof/>
             </w:rPr>
           </w:pPr>
-          <w:hyperlink w:anchor="_Toc229765355" w:history="1">
+          <w:hyperlink w:anchor="_Toc229829479" w:history="1">
             <w:r>
               <w:rPr>
                 <w:rStyle w:val="ab"/>
@@ -777,7 +777,7 @@
                 <w:noProof/>
                 <w:webHidden/>
               </w:rPr>
-              <w:instrText xml:space="preserve"> PAGEREF _Toc229765355 \h </w:instrText>
+              <w:instrText xml:space="preserve"> PAGEREF _Toc229829479 \h </w:instrText>
             </w:r>
             <w:r>
               <w:rPr>
@@ -819,7 +819,7 @@
               <w:noProof/>
             </w:rPr>
           </w:pPr>
-          <w:hyperlink w:anchor="_Toc229765356" w:history="1">
+          <w:hyperlink w:anchor="_Toc229829480" w:history="1">
             <w:r>
               <w:rPr>
                 <w:rStyle w:val="ab"/>
@@ -861,7 +861,7 @@
                 <w:noProof/>
                 <w:webHidden/>
               </w:rPr>
-              <w:instrText xml:space="preserve"> PAGEREF _Toc229765356 \h </w:instrText>
+              <w:instrText xml:space="preserve"> PAGEREF _Toc229829480 \h </w:instrText>
             </w:r>
             <w:r>
               <w:rPr>
@@ -903,7 +903,7 @@
               <w:noProof/>
             </w:rPr>
           </w:pPr>
-          <w:hyperlink w:anchor="_Toc229765357" w:history="1">
+          <w:hyperlink w:anchor="_Toc229829481" w:history="1">
             <w:r>
               <w:rPr>
                 <w:rStyle w:val="ab"/>
@@ -945,7 +945,7 @@
                 <w:noProof/>
                 <w:webHidden/>
               </w:rPr>
-              <w:instrText xml:space="preserve"> PAGEREF _Toc229765357 \h </w:instrText>
+              <w:instrText xml:space="preserve"> PAGEREF _Toc229829481 \h </w:instrText>
             </w:r>
             <w:r>
               <w:rPr>
@@ -987,7 +987,7 @@
               <w:noProof/>
             </w:rPr>
           </w:pPr>
-          <w:hyperlink w:anchor="_Toc229765358" w:history="1">
+          <w:hyperlink w:anchor="_Toc229829482" w:history="1">
             <w:r>
               <w:rPr>
                 <w:rStyle w:val="ab"/>
@@ -1029,7 +1029,7 @@
                 <w:noProof/>
                 <w:webHidden/>
               </w:rPr>
-              <w:instrText xml:space="preserve"> PAGEREF _Toc229765358 \h </w:instrText>
+              <w:instrText xml:space="preserve"> PAGEREF _Toc229829482 \h </w:instrText>
             </w:r>
             <w:r>
               <w:rPr>
@@ -1071,7 +1071,7 @@
               <w:noProof/>
             </w:rPr>
           </w:pPr>
-          <w:hyperlink w:anchor="_Toc229765359" w:history="1">
+          <w:hyperlink w:anchor="_Toc229829483" w:history="1">
             <w:r>
               <w:rPr>
                 <w:rStyle w:val="ab"/>
@@ -1113,7 +1113,7 @@
                 <w:noProof/>
                 <w:webHidden/>
               </w:rPr>
-              <w:instrText xml:space="preserve"> PAGEREF _Toc229765359 \h </w:instrText>
+              <w:instrText xml:space="preserve"> PAGEREF _Toc229829483 \h </w:instrText>
             </w:r>
             <w:r>
               <w:rPr>
@@ -1155,7 +1155,7 @@
               <w:noProof/>
             </w:rPr>
           </w:pPr>
-          <w:hyperlink w:anchor="_Toc229765360" w:history="1">
+          <w:hyperlink w:anchor="_Toc229829484" w:history="1">
             <w:r>
               <w:rPr>
                 <w:rStyle w:val="ab"/>
@@ -1212,7 +1212,7 @@
                 <w:noProof/>
                 <w:webHidden/>
               </w:rPr>
-              <w:instrText xml:space="preserve"> PAGEREF _Toc229765360 \h </w:instrText>
+              <w:instrText xml:space="preserve"> PAGEREF _Toc229829484 \h </w:instrText>
             </w:r>
             <w:r>
               <w:rPr>
@@ -1254,7 +1254,7 @@
               <w:noProof/>
             </w:rPr>
           </w:pPr>
-          <w:hyperlink w:anchor="_Toc229765361" w:history="1">
+          <w:hyperlink w:anchor="_Toc229829485" w:history="1">
             <w:r>
               <w:rPr>
                 <w:rStyle w:val="ab"/>
@@ -1296,7 +1296,7 @@
                 <w:noProof/>
                 <w:webHidden/>
               </w:rPr>
-              <w:instrText xml:space="preserve"> PAGEREF _Toc229765361 \h </w:instrText>
+              <w:instrText xml:space="preserve"> PAGEREF _Toc229829485 \h </w:instrText>
             </w:r>
             <w:r>
               <w:rPr>
@@ -1337,7 +1337,7 @@
               <w:noProof/>
             </w:rPr>
           </w:pPr>
-          <w:hyperlink w:anchor="_Toc229765362" w:history="1">
+          <w:hyperlink w:anchor="_Toc229829486" w:history="1">
             <w:r>
               <w:rPr>
                 <w:rStyle w:val="ab"/>
@@ -1365,7 +1365,7 @@
                 <w:noProof/>
                 <w:webHidden/>
               </w:rPr>
-              <w:instrText xml:space="preserve"> PAGEREF _Toc229765362 \h </w:instrText>
+              <w:instrText xml:space="preserve"> PAGEREF _Toc229829486 \h </w:instrText>
             </w:r>
             <w:r>
               <w:rPr>
@@ -1406,7 +1406,7 @@
               <w:noProof/>
             </w:rPr>
           </w:pPr>
-          <w:hyperlink w:anchor="_Toc229765363" w:history="1">
+          <w:hyperlink w:anchor="_Toc229829487" w:history="1">
             <w:r>
               <w:rPr>
                 <w:rStyle w:val="ab"/>
@@ -1434,7 +1434,91 @@
                 <w:noProof/>
                 <w:webHidden/>
               </w:rPr>
-              <w:instrText xml:space="preserve"> PAGEREF _Toc229765363 \h </w:instrText>
+              <w:instrText xml:space="preserve"> PAGEREF _Toc229829487 \h </w:instrText>
+            </w:r>
+            <w:r>
+              <w:rPr>
+                <w:noProof/>
+                <w:webHidden/>
+              </w:rPr>
+            </w:r>
+            <w:r>
+              <w:rPr>
+                <w:noProof/>
+                <w:webHidden/>
+              </w:rPr>
+              <w:fldChar w:fldCharType="separate"/>
+            </w:r>
+            <w:r>
+              <w:rPr>
+                <w:noProof/>
+                <w:webHidden/>
+              </w:rPr>
+              <w:t>19</w:t>
+            </w:r>
+            <w:r>
+              <w:rPr>
+                <w:noProof/>
+                <w:webHidden/>
+              </w:rPr>
+              <w:fldChar w:fldCharType="end"/>
+            </w:r>
+          </w:hyperlink>
+        </w:p>
+        <w:p>
+          <w:pPr>
+            <w:pStyle w:val="21"/>
+            <w:tabs>
+              <w:tab w:val="left" w:pos="880"/>
+              <w:tab w:val="right" w:leader="dot" w:pos="9345"/>
+            </w:tabs>
+            <w:rPr>
+              <w:noProof/>
+            </w:rPr>
+          </w:pPr>
+          <w:hyperlink w:anchor="_Toc229829488" w:history="1">
+            <w:r>
+              <w:rPr>
+                <w:rStyle w:val="ab"/>
+                <w:rFonts w:ascii="Times New Roman" w:hAnsi="Times New Roman" w:cs="Times New Roman"/>
+                <w:noProof/>
+              </w:rPr>
+              <w:t>2.1.</w:t>
+            </w:r>
+            <w:r>
+              <w:rPr>
+                <w:noProof/>
+              </w:rPr>
+              <w:tab/>
+            </w:r>
+            <w:r>
+              <w:rPr>
+                <w:rStyle w:val="ab"/>
+                <w:rFonts w:ascii="Times New Roman" w:hAnsi="Times New Roman" w:cs="Times New Roman"/>
+                <w:noProof/>
+              </w:rPr>
+              <w:t>Технические характеристики компонентов системы.</w:t>
+            </w:r>
+            <w:r>
+              <w:rPr>
+                <w:noProof/>
+                <w:webHidden/>
+              </w:rPr>
+              <w:tab/>
+            </w:r>
+            <w:r>
+              <w:rPr>
+                <w:noProof/>
+                <w:webHidden/>
+              </w:rPr>
+              <w:fldChar w:fldCharType="begin"/>
+            </w:r>
+            <w:r>
+              <w:rPr>
+                <w:noProof/>
+                <w:webHidden/>
+              </w:rPr>
+              <w:instrText xml:space="preserve"> PAGEREF _Toc229829488 \h </w:instrText>
             </w:r>
             <w:r>
               <w:rPr>
@@ -1514,7 +1598,7 @@
           <w:color w:val="auto"/>
         </w:rPr>
       </w:pPr>
-      <w:bookmarkStart w:id="0" w:name="_Toc229765353"/>
+      <w:bookmarkStart w:id="0" w:name="_Toc229829477"/>
       <w:r>
         <w:rPr>
           <w:rFonts w:ascii="Times New Roman" w:hAnsi="Times New Roman" w:cs="Times New Roman"/>
@@ -1694,7 +1778,32 @@
           <w:sz w:val="28"/>
           <w:szCs w:val="28"/>
         </w:rPr>
-        <w:t xml:space="preserve">8 </w:t>
+        <w:t>8</w:t>
+      </w:r>
+      <w:r>
+        <w:rPr>
+          <w:rFonts w:ascii="Times New Roman" w:hAnsi="Times New Roman" w:cs="Times New Roman"/>
+          <w:sz w:val="28"/>
+          <w:szCs w:val="28"/>
+          <w:lang w:val="en-US"/>
+        </w:rPr>
+        <w:t>T</w:t>
+      </w:r>
+      <w:r>
+        <w:rPr>
+          <w:rFonts w:ascii="Times New Roman" w:hAnsi="Times New Roman" w:cs="Times New Roman"/>
+          <w:sz w:val="28"/>
+          <w:szCs w:val="28"/>
+        </w:rPr>
+        <w:t>6</w:t>
+      </w:r>
+      <w:r>
+        <w:rPr>
+          <w:rFonts w:ascii="Times New Roman" w:hAnsi="Times New Roman" w:cs="Times New Roman"/>
+          <w:sz w:val="28"/>
+          <w:szCs w:val="28"/>
+        </w:rPr>
+        <w:t xml:space="preserve"> </w:t>
       </w:r>
       <w:r>
         <w:rPr>
@@ -1946,7 +2055,7 @@
           <w:color w:val="auto"/>
         </w:rPr>
       </w:pPr>
-      <w:bookmarkStart w:id="1" w:name="_Toc229765354"/>
+      <w:bookmarkStart w:id="1" w:name="_Toc229829478"/>
       <w:r>
         <w:rPr>
           <w:rFonts w:ascii="Times New Roman" w:hAnsi="Times New Roman" w:cs="Times New Roman"/>
@@ -1971,7 +2080,7 @@
           <w:szCs w:val="28"/>
         </w:rPr>
       </w:pPr>
-      <w:bookmarkStart w:id="2" w:name="_Toc229765355"/>
+      <w:bookmarkStart w:id="2" w:name="_Toc229829479"/>
       <w:r>
         <w:rPr>
           <w:rFonts w:ascii="Times New Roman" w:hAnsi="Times New Roman" w:cs="Times New Roman"/>
@@ -2443,7 +2552,7 @@
           <w:sz w:val="28"/>
         </w:rPr>
       </w:pPr>
-      <w:bookmarkStart w:id="3" w:name="_Toc229765356"/>
+      <w:bookmarkStart w:id="3" w:name="_Toc229829480"/>
       <w:r>
         <w:rPr>
           <w:rFonts w:ascii="Times New Roman" w:hAnsi="Times New Roman" w:cs="Times New Roman"/>
@@ -3627,7 +3736,7 @@
           <w:sz w:val="28"/>
         </w:rPr>
       </w:pPr>
-      <w:bookmarkStart w:id="4" w:name="_Toc229765357"/>
+      <w:bookmarkStart w:id="4" w:name="_Toc229829481"/>
       <w:r>
         <w:rPr>
           <w:rFonts w:ascii="Times New Roman" w:hAnsi="Times New Roman" w:cs="Times New Roman"/>
@@ -5988,7 +6097,7 @@
           <w:sz w:val="28"/>
         </w:rPr>
       </w:pPr>
-      <w:bookmarkStart w:id="5" w:name="_Toc229765358"/>
+      <w:bookmarkStart w:id="5" w:name="_Toc229829482"/>
       <w:r>
         <w:rPr>
           <w:rFonts w:ascii="Times New Roman" w:hAnsi="Times New Roman" w:cs="Times New Roman"/>
@@ -6213,7 +6322,7 @@
           <w:sz w:val="28"/>
         </w:rPr>
       </w:pPr>
-      <w:bookmarkStart w:id="6" w:name="_Toc229765359"/>
+      <w:bookmarkStart w:id="6" w:name="_Toc229829483"/>
       <w:r>
         <w:rPr>
           <w:rFonts w:ascii="Times New Roman" w:hAnsi="Times New Roman" w:cs="Times New Roman"/>
@@ -9127,7 +9236,7 @@
           <w:sz w:val="28"/>
         </w:rPr>
       </w:pPr>
-      <w:bookmarkStart w:id="7" w:name="_Toc229765360"/>
+      <w:bookmarkStart w:id="7" w:name="_Toc229829484"/>
       <w:r>
         <w:rPr>
           <w:rFonts w:ascii="Times New Roman" w:hAnsi="Times New Roman" w:cs="Times New Roman"/>
@@ -12945,7 +13054,7 @@
           <w:sz w:val="28"/>
         </w:rPr>
       </w:pPr>
-      <w:bookmarkStart w:id="8" w:name="_Toc229765361"/>
+      <w:bookmarkStart w:id="8" w:name="_Toc229829485"/>
       <w:r>
         <w:rPr>
           <w:rFonts w:ascii="Times New Roman" w:hAnsi="Times New Roman" w:cs="Times New Roman"/>
@@ -17927,6 +18036,14 @@
         <w:rPr>
           <w:rFonts w:ascii="Times New Roman" w:hAnsi="Times New Roman" w:cs="Times New Roman"/>
           <w:sz w:val="28"/>
+          <w:lang w:val="en-US"/>
+        </w:rPr>
+        <w:tab/>
+      </w:r>
+      <w:r>
+        <w:rPr>
+          <w:rFonts w:ascii="Times New Roman" w:hAnsi="Times New Roman" w:cs="Times New Roman"/>
+          <w:sz w:val="28"/>
         </w:rPr>
         <w:tab/>
         <w:t>(21)</w:t>
@@ -18198,7 +18315,7 @@
           <w:sz w:val="28"/>
         </w:rPr>
       </w:pPr>
-      <w:bookmarkStart w:id="9" w:name="_Toc229765362"/>
+      <w:bookmarkStart w:id="9" w:name="_Toc229829486"/>
       <w:r>
         <w:rPr>
           <w:rFonts w:ascii="Times New Roman" w:hAnsi="Times New Roman" w:cs="Times New Roman"/>
@@ -18444,7 +18561,6 @@
         <w:rPr>
           <w:rFonts w:ascii="Times New Roman" w:hAnsi="Times New Roman" w:cs="Times New Roman"/>
           <w:sz w:val="28"/>
-          <w:lang w:val="en-US"/>
         </w:rPr>
       </w:pPr>
       <m:oMath>
@@ -18742,7 +18858,6 @@
         <w:rPr>
           <w:rFonts w:ascii="Times New Roman" w:hAnsi="Times New Roman" w:cs="Times New Roman"/>
           <w:sz w:val="28"/>
-          <w:lang w:val="en-US"/>
         </w:rPr>
         <w:tab/>
       </w:r>
@@ -18750,7 +18865,6 @@
         <w:rPr>
           <w:rFonts w:ascii="Times New Roman" w:hAnsi="Times New Roman" w:cs="Times New Roman"/>
           <w:sz w:val="28"/>
-          <w:lang w:val="en-US"/>
         </w:rPr>
         <w:tab/>
       </w:r>
@@ -18758,7 +18872,6 @@
         <w:rPr>
           <w:rFonts w:ascii="Times New Roman" w:hAnsi="Times New Roman" w:cs="Times New Roman"/>
           <w:sz w:val="28"/>
-          <w:lang w:val="en-US"/>
         </w:rPr>
         <w:tab/>
       </w:r>
@@ -18766,7 +18879,6 @@
         <w:rPr>
           <w:rFonts w:ascii="Times New Roman" w:hAnsi="Times New Roman" w:cs="Times New Roman"/>
           <w:sz w:val="28"/>
-          <w:lang w:val="en-US"/>
         </w:rPr>
         <w:tab/>
       </w:r>
@@ -18853,14 +18965,7 @@
             <w:rFonts w:ascii="Cambria Math" w:hAnsi="Cambria Math" w:cs="Times New Roman"/>
             <w:sz w:val="28"/>
           </w:rPr>
-          <m:t>≤</m:t>
-        </m:r>
-        <m:r>
-          <w:rPr>
-            <w:rFonts w:ascii="Cambria Math" w:hAnsi="Cambria Math" w:cs="Times New Roman"/>
-            <w:sz w:val="28"/>
-          </w:rPr>
-          <m:t>1</m:t>
+          <m:t>≤1</m:t>
         </m:r>
       </m:oMath>
       <w:r>
@@ -19667,15 +19772,7 @@
           <w:sz w:val="28"/>
           <w:szCs w:val="28"/>
         </w:rPr>
-        <w:t xml:space="preserve">8 </w:t>
-      </w:r>
-      <w:r>
-        <w:rPr>
-          <w:rFonts w:ascii="Times New Roman" w:hAnsi="Times New Roman" w:cs="Times New Roman"/>
-          <w:sz w:val="28"/>
-          <w:szCs w:val="28"/>
-        </w:rPr>
-        <w:t xml:space="preserve">на базе отладочной платы </w:t>
+        <w:t>8</w:t>
       </w:r>
       <w:r>
         <w:rPr>
@@ -19684,6 +19781,39 @@
           <w:szCs w:val="28"/>
           <w:lang w:val="en-US"/>
         </w:rPr>
+        <w:t>T</w:t>
+      </w:r>
+      <w:r>
+        <w:rPr>
+          <w:rFonts w:ascii="Times New Roman" w:hAnsi="Times New Roman" w:cs="Times New Roman"/>
+          <w:sz w:val="28"/>
+          <w:szCs w:val="28"/>
+        </w:rPr>
+        <w:t>6</w:t>
+      </w:r>
+      <w:r>
+        <w:rPr>
+          <w:rFonts w:ascii="Times New Roman" w:hAnsi="Times New Roman" w:cs="Times New Roman"/>
+          <w:sz w:val="28"/>
+          <w:szCs w:val="28"/>
+        </w:rPr>
+        <w:t xml:space="preserve"> </w:t>
+      </w:r>
+      <w:r>
+        <w:rPr>
+          <w:rFonts w:ascii="Times New Roman" w:hAnsi="Times New Roman" w:cs="Times New Roman"/>
+          <w:sz w:val="28"/>
+          <w:szCs w:val="28"/>
+        </w:rPr>
+        <w:t xml:space="preserve">на базе отладочной платы </w:t>
+      </w:r>
+      <w:r>
+        <w:rPr>
+          <w:rFonts w:ascii="Times New Roman" w:hAnsi="Times New Roman" w:cs="Times New Roman"/>
+          <w:sz w:val="28"/>
+          <w:szCs w:val="28"/>
+          <w:lang w:val="en-US"/>
+        </w:rPr>
         <w:t>BluePill</w:t>
       </w:r>
       <w:r>
@@ -19720,7 +19850,7 @@
           <w:color w:val="auto"/>
         </w:rPr>
       </w:pPr>
-      <w:bookmarkStart w:id="10" w:name="_Toc229765363"/>
+      <w:bookmarkStart w:id="10" w:name="_Toc229829487"/>
       <w:r>
         <w:rPr>
           <w:rFonts w:ascii="Times New Roman" w:hAnsi="Times New Roman" w:cs="Times New Roman"/>
@@ -19730,7 +19860,1072 @@
       </w:r>
       <w:bookmarkEnd w:id="10"/>
     </w:p>
-    <w:p/>
+    <w:p>
+      <w:pPr>
+        <w:rPr>
+          <w:rFonts w:ascii="Times New Roman" w:hAnsi="Times New Roman" w:cs="Times New Roman"/>
+          <w:sz w:val="28"/>
+        </w:rPr>
+      </w:pPr>
+    </w:p>
+    <w:p>
+      <w:pPr>
+        <w:ind w:firstLine="709"/>
+        <w:jc w:val="both"/>
+        <w:rPr>
+          <w:rFonts w:ascii="Times New Roman" w:hAnsi="Times New Roman" w:cs="Times New Roman"/>
+          <w:sz w:val="28"/>
+          <w:lang w:val="en-US"/>
+        </w:rPr>
+      </w:pPr>
+      <w:r>
+        <w:rPr>
+          <w:rFonts w:ascii="Times New Roman" w:hAnsi="Times New Roman" w:cs="Times New Roman"/>
+          <w:sz w:val="28"/>
+        </w:rPr>
+        <w:t xml:space="preserve">В этой главе будет рассмотрен процесс реализации макета гитарной радиосистемы. В основе всего проекта лежит микроконтроллер </w:t>
+      </w:r>
+      <w:r>
+        <w:rPr>
+          <w:rFonts w:ascii="Times New Roman" w:hAnsi="Times New Roman" w:cs="Times New Roman"/>
+          <w:sz w:val="28"/>
+          <w:szCs w:val="28"/>
+          <w:lang w:val="en-US"/>
+        </w:rPr>
+        <w:t>STM</w:t>
+      </w:r>
+      <w:r>
+        <w:rPr>
+          <w:rFonts w:ascii="Times New Roman" w:hAnsi="Times New Roman" w:cs="Times New Roman"/>
+          <w:sz w:val="28"/>
+          <w:szCs w:val="28"/>
+        </w:rPr>
+        <w:t>32</w:t>
+      </w:r>
+      <w:r>
+        <w:rPr>
+          <w:rFonts w:ascii="Times New Roman" w:hAnsi="Times New Roman" w:cs="Times New Roman"/>
+          <w:sz w:val="28"/>
+          <w:szCs w:val="28"/>
+          <w:lang w:val="en-US"/>
+        </w:rPr>
+        <w:t>F</w:t>
+      </w:r>
+      <w:r>
+        <w:rPr>
+          <w:rFonts w:ascii="Times New Roman" w:hAnsi="Times New Roman" w:cs="Times New Roman"/>
+          <w:sz w:val="28"/>
+          <w:szCs w:val="28"/>
+        </w:rPr>
+        <w:t>103</w:t>
+      </w:r>
+      <w:r>
+        <w:rPr>
+          <w:rFonts w:ascii="Times New Roman" w:hAnsi="Times New Roman" w:cs="Times New Roman"/>
+          <w:sz w:val="28"/>
+          <w:szCs w:val="28"/>
+          <w:lang w:val="en-US"/>
+        </w:rPr>
+        <w:t>C</w:t>
+      </w:r>
+      <w:r>
+        <w:rPr>
+          <w:rFonts w:ascii="Times New Roman" w:hAnsi="Times New Roman" w:cs="Times New Roman"/>
+          <w:sz w:val="28"/>
+          <w:szCs w:val="28"/>
+        </w:rPr>
+        <w:t>8</w:t>
+      </w:r>
+      <w:r>
+        <w:rPr>
+          <w:rFonts w:ascii="Times New Roman" w:hAnsi="Times New Roman" w:cs="Times New Roman"/>
+          <w:sz w:val="28"/>
+          <w:szCs w:val="28"/>
+          <w:lang w:val="en-US"/>
+        </w:rPr>
+        <w:t>T</w:t>
+      </w:r>
+      <w:r>
+        <w:rPr>
+          <w:rFonts w:ascii="Times New Roman" w:hAnsi="Times New Roman" w:cs="Times New Roman"/>
+          <w:sz w:val="28"/>
+          <w:szCs w:val="28"/>
+        </w:rPr>
+        <w:t>6</w:t>
+      </w:r>
+      <w:r>
+        <w:rPr>
+          <w:rFonts w:ascii="Times New Roman" w:hAnsi="Times New Roman" w:cs="Times New Roman"/>
+          <w:sz w:val="28"/>
+          <w:szCs w:val="28"/>
+        </w:rPr>
+        <w:t xml:space="preserve"> </w:t>
+      </w:r>
+      <w:r>
+        <w:rPr>
+          <w:rFonts w:ascii="Times New Roman" w:hAnsi="Times New Roman" w:cs="Times New Roman"/>
+          <w:sz w:val="28"/>
+          <w:szCs w:val="28"/>
+        </w:rPr>
+        <w:t xml:space="preserve">на базе отладочной платы </w:t>
+      </w:r>
+      <w:r>
+        <w:rPr>
+          <w:rFonts w:ascii="Times New Roman" w:hAnsi="Times New Roman" w:cs="Times New Roman"/>
+          <w:sz w:val="28"/>
+          <w:szCs w:val="28"/>
+          <w:lang w:val="en-US"/>
+        </w:rPr>
+        <w:t>BluePill</w:t>
+      </w:r>
+      <w:r>
+        <w:rPr>
+          <w:rFonts w:ascii="Times New Roman" w:hAnsi="Times New Roman" w:cs="Times New Roman"/>
+          <w:sz w:val="28"/>
+          <w:szCs w:val="28"/>
+        </w:rPr>
+        <w:t xml:space="preserve">, который управляет радио-модулем </w:t>
+      </w:r>
+      <w:r>
+        <w:rPr>
+          <w:rFonts w:ascii="Times New Roman" w:hAnsi="Times New Roman" w:cs="Times New Roman"/>
+          <w:sz w:val="28"/>
+          <w:lang w:val="en-US"/>
+        </w:rPr>
+        <w:t>nRF</w:t>
+      </w:r>
+      <w:r>
+        <w:rPr>
+          <w:rFonts w:ascii="Times New Roman" w:hAnsi="Times New Roman" w:cs="Times New Roman"/>
+          <w:sz w:val="28"/>
+        </w:rPr>
+        <w:t>24</w:t>
+      </w:r>
+      <w:r>
+        <w:rPr>
+          <w:rFonts w:ascii="Times New Roman" w:hAnsi="Times New Roman" w:cs="Times New Roman"/>
+          <w:sz w:val="28"/>
+          <w:lang w:val="en-US"/>
+        </w:rPr>
+        <w:t>L</w:t>
+      </w:r>
+      <w:r>
+        <w:rPr>
+          <w:rFonts w:ascii="Times New Roman" w:hAnsi="Times New Roman" w:cs="Times New Roman"/>
+          <w:sz w:val="28"/>
+        </w:rPr>
+        <w:t>01</w:t>
+      </w:r>
+      <w:r>
+        <w:rPr>
+          <w:rFonts w:ascii="Times New Roman" w:hAnsi="Times New Roman" w:cs="Times New Roman"/>
+          <w:sz w:val="28"/>
+        </w:rPr>
+        <w:t xml:space="preserve">. Также в схеме используется операционный усилитель </w:t>
+      </w:r>
+      <w:r>
+        <w:rPr>
+          <w:rFonts w:ascii="Times New Roman" w:hAnsi="Times New Roman" w:cs="Times New Roman"/>
+          <w:sz w:val="28"/>
+        </w:rPr>
+        <w:t>TLV521DCKR</w:t>
+      </w:r>
+      <w:r>
+        <w:rPr>
+          <w:rFonts w:ascii="Times New Roman" w:hAnsi="Times New Roman" w:cs="Times New Roman"/>
+          <w:sz w:val="28"/>
+        </w:rPr>
+        <w:t xml:space="preserve"> для повышения сигнала электрогитары.</w:t>
+      </w:r>
+    </w:p>
+    <w:p>
+      <w:pPr>
+        <w:pStyle w:val="2"/>
+        <w:numPr>
+          <w:ilvl w:val="1"/>
+          <w:numId w:val="12"/>
+        </w:numPr>
+        <w:ind w:left="709" w:hanging="709"/>
+        <w:rPr>
+          <w:rFonts w:ascii="Times New Roman" w:hAnsi="Times New Roman" w:cs="Times New Roman"/>
+          <w:color w:val="auto"/>
+          <w:sz w:val="28"/>
+        </w:rPr>
+      </w:pPr>
+      <w:bookmarkStart w:id="11" w:name="_Toc229829488"/>
+      <w:r>
+        <w:rPr>
+          <w:rFonts w:ascii="Times New Roman" w:hAnsi="Times New Roman" w:cs="Times New Roman"/>
+          <w:color w:val="auto"/>
+          <w:sz w:val="28"/>
+        </w:rPr>
+        <w:t>Технические характеристики компонентов системы.</w:t>
+      </w:r>
+      <w:bookmarkEnd w:id="11"/>
+    </w:p>
+    <w:p>
+      <w:pPr>
+        <w:ind w:firstLine="709"/>
+        <w:rPr>
+          <w:rFonts w:ascii="Times New Roman" w:hAnsi="Times New Roman" w:cs="Times New Roman"/>
+          <w:sz w:val="28"/>
+          <w:szCs w:val="28"/>
+        </w:rPr>
+      </w:pPr>
+      <w:r>
+        <w:rPr>
+          <w:rFonts w:ascii="Times New Roman" w:hAnsi="Times New Roman" w:cs="Times New Roman"/>
+          <w:sz w:val="28"/>
+        </w:rPr>
+        <w:t xml:space="preserve">Основным элементом всего проекта является микроконтроллер </w:t>
+      </w:r>
+      <w:r>
+        <w:rPr>
+          <w:rFonts w:ascii="Times New Roman" w:hAnsi="Times New Roman" w:cs="Times New Roman"/>
+          <w:sz w:val="28"/>
+          <w:szCs w:val="28"/>
+          <w:lang w:val="en-US"/>
+        </w:rPr>
+        <w:t>STM</w:t>
+      </w:r>
+      <w:r>
+        <w:rPr>
+          <w:rFonts w:ascii="Times New Roman" w:hAnsi="Times New Roman" w:cs="Times New Roman"/>
+          <w:sz w:val="28"/>
+          <w:szCs w:val="28"/>
+        </w:rPr>
+        <w:t>32</w:t>
+      </w:r>
+      <w:r>
+        <w:rPr>
+          <w:rFonts w:ascii="Times New Roman" w:hAnsi="Times New Roman" w:cs="Times New Roman"/>
+          <w:sz w:val="28"/>
+          <w:szCs w:val="28"/>
+          <w:lang w:val="en-US"/>
+        </w:rPr>
+        <w:t>F</w:t>
+      </w:r>
+      <w:r>
+        <w:rPr>
+          <w:rFonts w:ascii="Times New Roman" w:hAnsi="Times New Roman" w:cs="Times New Roman"/>
+          <w:sz w:val="28"/>
+          <w:szCs w:val="28"/>
+        </w:rPr>
+        <w:t>103</w:t>
+      </w:r>
+      <w:r>
+        <w:rPr>
+          <w:rFonts w:ascii="Times New Roman" w:hAnsi="Times New Roman" w:cs="Times New Roman"/>
+          <w:sz w:val="28"/>
+          <w:szCs w:val="28"/>
+          <w:lang w:val="en-US"/>
+        </w:rPr>
+        <w:t>C</w:t>
+      </w:r>
+      <w:r>
+        <w:rPr>
+          <w:rFonts w:ascii="Times New Roman" w:hAnsi="Times New Roman" w:cs="Times New Roman"/>
+          <w:sz w:val="28"/>
+          <w:szCs w:val="28"/>
+        </w:rPr>
+        <w:t>8</w:t>
+      </w:r>
+      <w:r>
+        <w:rPr>
+          <w:rFonts w:ascii="Times New Roman" w:hAnsi="Times New Roman" w:cs="Times New Roman"/>
+          <w:sz w:val="28"/>
+          <w:szCs w:val="28"/>
+          <w:lang w:val="en-US"/>
+        </w:rPr>
+        <w:t>T</w:t>
+      </w:r>
+      <w:r>
+        <w:rPr>
+          <w:rFonts w:ascii="Times New Roman" w:hAnsi="Times New Roman" w:cs="Times New Roman"/>
+          <w:sz w:val="28"/>
+          <w:szCs w:val="28"/>
+        </w:rPr>
+        <w:t>6</w:t>
+      </w:r>
+      <w:r>
+        <w:rPr>
+          <w:rFonts w:ascii="Times New Roman" w:hAnsi="Times New Roman" w:cs="Times New Roman"/>
+          <w:sz w:val="28"/>
+          <w:szCs w:val="28"/>
+        </w:rPr>
+        <w:t xml:space="preserve">. </w:t>
+      </w:r>
+    </w:p>
+    <w:p>
+      <w:pPr>
+        <w:rPr>
+          <w:rFonts w:ascii="Times New Roman" w:hAnsi="Times New Roman" w:cs="Times New Roman"/>
+          <w:b/>
+          <w:sz w:val="28"/>
+        </w:rPr>
+      </w:pPr>
+      <w:r>
+        <w:rPr>
+          <w:rFonts w:ascii="Times New Roman" w:hAnsi="Times New Roman" w:cs="Times New Roman"/>
+          <w:b/>
+          <w:sz w:val="28"/>
+        </w:rPr>
+        <w:t>Основные характеристики STM32F103C8T6</w:t>
+      </w:r>
+      <w:r>
+        <w:rPr>
+          <w:rFonts w:ascii="Times New Roman" w:hAnsi="Times New Roman" w:cs="Times New Roman"/>
+          <w:b/>
+          <w:sz w:val="28"/>
+        </w:rPr>
+        <w:t>:</w:t>
+      </w:r>
+    </w:p>
+    <w:p>
+      <w:pPr>
+        <w:ind w:firstLine="709"/>
+        <w:rPr>
+          <w:rFonts w:ascii="Times New Roman" w:hAnsi="Times New Roman" w:cs="Times New Roman"/>
+          <w:b/>
+          <w:sz w:val="28"/>
+        </w:rPr>
+      </w:pPr>
+      <w:r>
+        <w:rPr>
+          <w:rFonts w:ascii="Times New Roman" w:hAnsi="Times New Roman" w:cs="Times New Roman"/>
+          <w:b/>
+          <w:sz w:val="28"/>
+        </w:rPr>
+        <w:t>Ядро и производительность</w:t>
+      </w:r>
+    </w:p>
+    <w:p>
+      <w:pPr>
+        <w:rPr>
+          <w:rFonts w:ascii="Times New Roman" w:hAnsi="Times New Roman" w:cs="Times New Roman"/>
+          <w:sz w:val="28"/>
+        </w:rPr>
+      </w:pPr>
+      <w:r>
+        <w:rPr>
+          <w:rFonts w:ascii="Times New Roman" w:hAnsi="Times New Roman" w:cs="Times New Roman"/>
+          <w:sz w:val="28"/>
+        </w:rPr>
+        <w:t>-Ядро</w:t>
+      </w:r>
+      <w:r>
+        <w:rPr>
+          <w:rFonts w:ascii="Times New Roman" w:hAnsi="Times New Roman" w:cs="Times New Roman"/>
+          <w:sz w:val="28"/>
+        </w:rPr>
+        <w:t>: ARM 32-bit Cortex™-M3</w:t>
+      </w:r>
+    </w:p>
+    <w:p>
+      <w:pPr>
+        <w:rPr>
+          <w:rFonts w:ascii="Times New Roman" w:hAnsi="Times New Roman" w:cs="Times New Roman"/>
+          <w:sz w:val="28"/>
+        </w:rPr>
+      </w:pPr>
+      <w:r>
+        <w:rPr>
+          <w:rFonts w:ascii="Times New Roman" w:hAnsi="Times New Roman" w:cs="Times New Roman"/>
+          <w:sz w:val="28"/>
+        </w:rPr>
+        <w:t>-Частота</w:t>
+      </w:r>
+      <w:r>
+        <w:rPr>
+          <w:rFonts w:ascii="Times New Roman" w:hAnsi="Times New Roman" w:cs="Times New Roman"/>
+          <w:sz w:val="28"/>
+        </w:rPr>
+        <w:t>: до 72 МГц (90 DMIPS, 1.25 DMIPS/МГц)</w:t>
+      </w:r>
+    </w:p>
+    <w:p>
+      <w:pPr>
+        <w:rPr>
+          <w:rFonts w:ascii="Times New Roman" w:hAnsi="Times New Roman" w:cs="Times New Roman"/>
+          <w:sz w:val="28"/>
+        </w:rPr>
+      </w:pPr>
+      <w:r>
+        <w:rPr>
+          <w:rFonts w:ascii="Times New Roman" w:hAnsi="Times New Roman" w:cs="Times New Roman"/>
+          <w:sz w:val="28"/>
+        </w:rPr>
+        <w:t>-Прерывания</w:t>
+      </w:r>
+      <w:r>
+        <w:rPr>
+          <w:rFonts w:ascii="Times New Roman" w:hAnsi="Times New Roman" w:cs="Times New Roman"/>
+          <w:sz w:val="28"/>
+        </w:rPr>
+        <w:t xml:space="preserve">: контроллер </w:t>
+      </w:r>
+      <w:r>
+        <w:rPr>
+          <w:rFonts w:ascii="Times New Roman" w:hAnsi="Times New Roman" w:cs="Times New Roman"/>
+          <w:sz w:val="28"/>
+        </w:rPr>
+        <w:t>NVIC с 43 маскируемыми каналами</w:t>
+      </w:r>
+    </w:p>
+    <w:p>
+      <w:pPr>
+        <w:ind w:firstLine="709"/>
+        <w:rPr>
+          <w:rFonts w:ascii="Times New Roman" w:hAnsi="Times New Roman" w:cs="Times New Roman"/>
+          <w:b/>
+          <w:sz w:val="28"/>
+        </w:rPr>
+      </w:pPr>
+      <w:r>
+        <w:rPr>
+          <w:rFonts w:ascii="Times New Roman" w:hAnsi="Times New Roman" w:cs="Times New Roman"/>
+          <w:b/>
+          <w:sz w:val="28"/>
+        </w:rPr>
+        <w:t>Память</w:t>
+      </w:r>
+    </w:p>
+    <w:p>
+      <w:pPr>
+        <w:rPr>
+          <w:rFonts w:ascii="Times New Roman" w:hAnsi="Times New Roman" w:cs="Times New Roman"/>
+          <w:sz w:val="28"/>
+        </w:rPr>
+      </w:pPr>
+      <w:r>
+        <w:rPr>
+          <w:rFonts w:ascii="Times New Roman" w:hAnsi="Times New Roman" w:cs="Times New Roman"/>
+          <w:sz w:val="28"/>
+        </w:rPr>
+        <w:t>-Flash</w:t>
+      </w:r>
+      <w:r>
+        <w:rPr>
+          <w:rFonts w:ascii="Times New Roman" w:hAnsi="Times New Roman" w:cs="Times New Roman"/>
+          <w:sz w:val="28"/>
+        </w:rPr>
+        <w:t>: 64 Кбайт</w:t>
+      </w:r>
+    </w:p>
+    <w:p>
+      <w:pPr>
+        <w:rPr>
+          <w:rFonts w:ascii="Times New Roman" w:hAnsi="Times New Roman" w:cs="Times New Roman"/>
+          <w:sz w:val="28"/>
+        </w:rPr>
+      </w:pPr>
+      <w:r>
+        <w:rPr>
+          <w:rFonts w:ascii="Times New Roman" w:hAnsi="Times New Roman" w:cs="Times New Roman"/>
+          <w:sz w:val="28"/>
+        </w:rPr>
+        <w:t>-SRAM: 20 Кбайт</w:t>
+      </w:r>
+    </w:p>
+    <w:p>
+      <w:pPr>
+        <w:ind w:firstLine="709"/>
+        <w:rPr>
+          <w:rFonts w:ascii="Times New Roman" w:hAnsi="Times New Roman" w:cs="Times New Roman"/>
+          <w:b/>
+          <w:sz w:val="28"/>
+        </w:rPr>
+      </w:pPr>
+      <w:r>
+        <w:rPr>
+          <w:rFonts w:ascii="Times New Roman" w:hAnsi="Times New Roman" w:cs="Times New Roman"/>
+          <w:b/>
+          <w:sz w:val="28"/>
+        </w:rPr>
+        <w:t>Питание и условия эксплуатации</w:t>
+      </w:r>
+    </w:p>
+    <w:p>
+      <w:pPr>
+        <w:rPr>
+          <w:rFonts w:ascii="Times New Roman" w:hAnsi="Times New Roman" w:cs="Times New Roman"/>
+          <w:sz w:val="28"/>
+        </w:rPr>
+      </w:pPr>
+      <w:r>
+        <w:rPr>
+          <w:rFonts w:ascii="Times New Roman" w:hAnsi="Times New Roman" w:cs="Times New Roman"/>
+          <w:sz w:val="28"/>
+        </w:rPr>
+        <w:t>-Напряжение</w:t>
+      </w:r>
+      <w:r>
+        <w:rPr>
+          <w:rFonts w:ascii="Times New Roman" w:hAnsi="Times New Roman" w:cs="Times New Roman"/>
+          <w:sz w:val="28"/>
+        </w:rPr>
+        <w:t>: 2.0–3.6 В</w:t>
+      </w:r>
+    </w:p>
+    <w:p>
+      <w:pPr>
+        <w:rPr>
+          <w:rFonts w:ascii="Times New Roman" w:hAnsi="Times New Roman" w:cs="Times New Roman"/>
+          <w:sz w:val="28"/>
+        </w:rPr>
+      </w:pPr>
+      <w:r>
+        <w:rPr>
+          <w:rFonts w:ascii="Times New Roman" w:hAnsi="Times New Roman" w:cs="Times New Roman"/>
+          <w:sz w:val="28"/>
+        </w:rPr>
+        <w:t>-Рабочая температура</w:t>
+      </w:r>
+      <w:r>
+        <w:rPr>
+          <w:rFonts w:ascii="Times New Roman" w:hAnsi="Times New Roman" w:cs="Times New Roman"/>
+          <w:sz w:val="28"/>
+        </w:rPr>
+        <w:t>: −40…+105 °C</w:t>
+      </w:r>
+    </w:p>
+    <w:p>
+      <w:pPr>
+        <w:rPr>
+          <w:rFonts w:ascii="Times New Roman" w:hAnsi="Times New Roman" w:cs="Times New Roman"/>
+          <w:sz w:val="28"/>
+        </w:rPr>
+      </w:pPr>
+      <w:r>
+        <w:rPr>
+          <w:rFonts w:ascii="Times New Roman" w:hAnsi="Times New Roman" w:cs="Times New Roman"/>
+          <w:sz w:val="28"/>
+        </w:rPr>
+        <w:t>-Режимы энергосбережения: Sleep, Stop, Standby</w:t>
+      </w:r>
+    </w:p>
+    <w:p>
+      <w:pPr>
+        <w:ind w:firstLine="709"/>
+        <w:rPr>
+          <w:rFonts w:ascii="Times New Roman" w:hAnsi="Times New Roman" w:cs="Times New Roman"/>
+          <w:b/>
+          <w:sz w:val="28"/>
+        </w:rPr>
+      </w:pPr>
+      <w:r>
+        <w:rPr>
+          <w:rFonts w:ascii="Times New Roman" w:hAnsi="Times New Roman" w:cs="Times New Roman"/>
+          <w:b/>
+          <w:sz w:val="28"/>
+        </w:rPr>
+        <w:t>Периферия</w:t>
+      </w:r>
+    </w:p>
+    <w:tbl>
+      <w:tblPr>
+        <w:tblStyle w:val="af0"/>
+        <w:tblW w:w="9464" w:type="dxa"/>
+        <w:tblLook w:val="04A0"/>
+      </w:tblPr>
+      <w:tblGrid>
+        <w:gridCol w:w="2802"/>
+        <w:gridCol w:w="6662"/>
+      </w:tblGrid>
+      <w:tr>
+        <w:tc>
+          <w:tcPr>
+            <w:tcW w:w="2802" w:type="dxa"/>
+          </w:tcPr>
+          <w:p>
+            <w:pPr>
+              <w:rPr>
+                <w:rFonts w:ascii="Times New Roman" w:hAnsi="Times New Roman" w:cs="Times New Roman"/>
+                <w:b/>
+                <w:sz w:val="28"/>
+              </w:rPr>
+            </w:pPr>
+            <w:r>
+              <w:rPr>
+                <w:rFonts w:ascii="Times New Roman" w:hAnsi="Times New Roman" w:cs="Times New Roman"/>
+                <w:b/>
+                <w:sz w:val="28"/>
+              </w:rPr>
+              <w:t>Интерфейс</w:t>
+            </w:r>
+          </w:p>
+        </w:tc>
+        <w:tc>
+          <w:tcPr>
+            <w:tcW w:w="6662" w:type="dxa"/>
+          </w:tcPr>
+          <w:p>
+            <w:pPr>
+              <w:rPr>
+                <w:rFonts w:ascii="Times New Roman" w:hAnsi="Times New Roman" w:cs="Times New Roman"/>
+                <w:b/>
+                <w:sz w:val="28"/>
+              </w:rPr>
+            </w:pPr>
+            <w:r>
+              <w:rPr>
+                <w:rFonts w:ascii="Times New Roman" w:hAnsi="Times New Roman" w:cs="Times New Roman"/>
+                <w:b/>
+                <w:sz w:val="28"/>
+              </w:rPr>
+              <w:t>Характеристики</w:t>
+            </w:r>
+          </w:p>
+        </w:tc>
+      </w:tr>
+      <w:tr>
+        <w:tc>
+          <w:tcPr>
+            <w:tcW w:w="2802" w:type="dxa"/>
+          </w:tcPr>
+          <w:p>
+            <w:pPr>
+              <w:rPr>
+                <w:rFonts w:ascii="Times New Roman" w:hAnsi="Times New Roman" w:cs="Times New Roman"/>
+                <w:sz w:val="28"/>
+              </w:rPr>
+            </w:pPr>
+            <w:r>
+              <w:rPr>
+                <w:rFonts w:ascii="Times New Roman" w:hAnsi="Times New Roman" w:cs="Times New Roman"/>
+                <w:sz w:val="28"/>
+              </w:rPr>
+              <w:t>АЦП</w:t>
+            </w:r>
+          </w:p>
+        </w:tc>
+        <w:tc>
+          <w:tcPr>
+            <w:tcW w:w="6662" w:type="dxa"/>
+          </w:tcPr>
+          <w:p>
+            <w:pPr>
+              <w:rPr>
+                <w:rFonts w:ascii="Times New Roman" w:hAnsi="Times New Roman" w:cs="Times New Roman"/>
+                <w:sz w:val="28"/>
+              </w:rPr>
+            </w:pPr>
+            <w:r>
+              <w:rPr>
+                <w:rFonts w:ascii="Times New Roman" w:hAnsi="Times New Roman" w:cs="Times New Roman"/>
+                <w:sz w:val="28"/>
+              </w:rPr>
+              <w:t>2 × 12-бит, до 16 каналов, 1 мкс/преобразование</w:t>
+            </w:r>
+          </w:p>
+        </w:tc>
+      </w:tr>
+      <w:tr>
+        <w:tc>
+          <w:tcPr>
+            <w:tcW w:w="2802" w:type="dxa"/>
+          </w:tcPr>
+          <w:p>
+            <w:pPr>
+              <w:rPr>
+                <w:rFonts w:ascii="Times New Roman" w:hAnsi="Times New Roman" w:cs="Times New Roman"/>
+                <w:sz w:val="28"/>
+              </w:rPr>
+            </w:pPr>
+            <w:r>
+              <w:rPr>
+                <w:rFonts w:ascii="Times New Roman" w:hAnsi="Times New Roman" w:cs="Times New Roman"/>
+                <w:sz w:val="28"/>
+              </w:rPr>
+              <w:t>Таймеры</w:t>
+            </w:r>
+          </w:p>
+        </w:tc>
+        <w:tc>
+          <w:tcPr>
+            <w:tcW w:w="6662" w:type="dxa"/>
+          </w:tcPr>
+          <w:p>
+            <w:pPr>
+              <w:rPr>
+                <w:rFonts w:ascii="Times New Roman" w:hAnsi="Times New Roman" w:cs="Times New Roman"/>
+                <w:sz w:val="28"/>
+              </w:rPr>
+            </w:pPr>
+            <w:r>
+              <w:rPr>
+                <w:rFonts w:ascii="Times New Roman" w:hAnsi="Times New Roman" w:cs="Times New Roman"/>
+                <w:sz w:val="28"/>
+              </w:rPr>
+              <w:t>3 × 16-бит общего назначения, 1 × 16-бит расширенный (ШИМ), 2 × сторожевых, SysTick</w:t>
+            </w:r>
+          </w:p>
+        </w:tc>
+      </w:tr>
+      <w:tr>
+        <w:tc>
+          <w:tcPr>
+            <w:tcW w:w="2802" w:type="dxa"/>
+          </w:tcPr>
+          <w:p>
+            <w:pPr>
+              <w:rPr>
+                <w:rFonts w:ascii="Times New Roman" w:hAnsi="Times New Roman" w:cs="Times New Roman"/>
+                <w:sz w:val="28"/>
+              </w:rPr>
+            </w:pPr>
+            <w:r>
+              <w:rPr>
+                <w:rFonts w:ascii="Times New Roman" w:hAnsi="Times New Roman" w:cs="Times New Roman"/>
+                <w:sz w:val="28"/>
+              </w:rPr>
+              <w:t>Интерфейс передачи данных</w:t>
+            </w:r>
+          </w:p>
+        </w:tc>
+        <w:tc>
+          <w:tcPr>
+            <w:tcW w:w="6662" w:type="dxa"/>
+          </w:tcPr>
+          <w:p>
+            <w:pPr>
+              <w:rPr>
+                <w:rFonts w:ascii="Times New Roman" w:hAnsi="Times New Roman" w:cs="Times New Roman"/>
+                <w:sz w:val="28"/>
+                <w:lang w:val="en-US"/>
+              </w:rPr>
+            </w:pPr>
+            <w:r>
+              <w:rPr>
+                <w:rFonts w:ascii="Times New Roman" w:hAnsi="Times New Roman" w:cs="Times New Roman"/>
+                <w:sz w:val="28"/>
+                <w:lang w:val="en-US"/>
+              </w:rPr>
+              <w:t>2 × I²C, 3 × USART, 2 × SPI (</w:t>
+            </w:r>
+            <w:r>
+              <w:rPr>
+                <w:rFonts w:ascii="Times New Roman" w:hAnsi="Times New Roman" w:cs="Times New Roman"/>
+                <w:sz w:val="28"/>
+              </w:rPr>
+              <w:t>до</w:t>
+            </w:r>
+            <w:r>
+              <w:rPr>
+                <w:rFonts w:ascii="Times New Roman" w:hAnsi="Times New Roman" w:cs="Times New Roman"/>
+                <w:sz w:val="28"/>
+                <w:lang w:val="en-US"/>
+              </w:rPr>
+              <w:t xml:space="preserve"> 18 </w:t>
+            </w:r>
+            <w:r>
+              <w:rPr>
+                <w:rFonts w:ascii="Times New Roman" w:hAnsi="Times New Roman" w:cs="Times New Roman"/>
+                <w:sz w:val="28"/>
+              </w:rPr>
+              <w:t>Мбит</w:t>
+            </w:r>
+            <w:r>
+              <w:rPr>
+                <w:rFonts w:ascii="Times New Roman" w:hAnsi="Times New Roman" w:cs="Times New Roman"/>
+                <w:sz w:val="28"/>
+                <w:lang w:val="en-US"/>
+              </w:rPr>
+              <w:t>/</w:t>
+            </w:r>
+            <w:r>
+              <w:rPr>
+                <w:rFonts w:ascii="Times New Roman" w:hAnsi="Times New Roman" w:cs="Times New Roman"/>
+                <w:sz w:val="28"/>
+              </w:rPr>
+              <w:t>с</w:t>
+            </w:r>
+            <w:r>
+              <w:rPr>
+                <w:rFonts w:ascii="Times New Roman" w:hAnsi="Times New Roman" w:cs="Times New Roman"/>
+                <w:sz w:val="28"/>
+                <w:lang w:val="en-US"/>
+              </w:rPr>
+              <w:t>), CAN 2.0B, USB 2.0 FS</w:t>
+            </w:r>
+          </w:p>
+        </w:tc>
+      </w:tr>
+      <w:tr>
+        <w:tc>
+          <w:tcPr>
+            <w:tcW w:w="2802" w:type="dxa"/>
+          </w:tcPr>
+          <w:p>
+            <w:pPr>
+              <w:rPr>
+                <w:rFonts w:ascii="Times New Roman" w:hAnsi="Times New Roman" w:cs="Times New Roman"/>
+                <w:sz w:val="28"/>
+                <w:lang w:val="en-US"/>
+              </w:rPr>
+            </w:pPr>
+            <w:r>
+              <w:rPr>
+                <w:rFonts w:ascii="Times New Roman" w:hAnsi="Times New Roman" w:cs="Times New Roman"/>
+                <w:sz w:val="28"/>
+                <w:lang w:val="en-US"/>
+              </w:rPr>
+              <w:t>DMA</w:t>
+            </w:r>
+          </w:p>
+        </w:tc>
+        <w:tc>
+          <w:tcPr>
+            <w:tcW w:w="6662" w:type="dxa"/>
+          </w:tcPr>
+          <w:p>
+            <w:pPr>
+              <w:rPr>
+                <w:rFonts w:ascii="Times New Roman" w:hAnsi="Times New Roman" w:cs="Times New Roman"/>
+                <w:sz w:val="28"/>
+              </w:rPr>
+            </w:pPr>
+            <w:r>
+              <w:rPr>
+                <w:rFonts w:ascii="Times New Roman" w:hAnsi="Times New Roman" w:cs="Times New Roman"/>
+                <w:sz w:val="28"/>
+              </w:rPr>
+              <w:t>7 каналов</w:t>
+            </w:r>
+          </w:p>
+        </w:tc>
+      </w:tr>
+      <w:tr>
+        <w:tc>
+          <w:tcPr>
+            <w:tcW w:w="2802" w:type="dxa"/>
+          </w:tcPr>
+          <w:p>
+            <w:pPr>
+              <w:rPr>
+                <w:rFonts w:ascii="Times New Roman" w:hAnsi="Times New Roman" w:cs="Times New Roman"/>
+                <w:sz w:val="28"/>
+                <w:lang w:val="en-US"/>
+              </w:rPr>
+            </w:pPr>
+            <w:r>
+              <w:rPr>
+                <w:rFonts w:ascii="Times New Roman" w:hAnsi="Times New Roman" w:cs="Times New Roman"/>
+                <w:sz w:val="28"/>
+                <w:lang w:val="en-US"/>
+              </w:rPr>
+              <w:t>GPIO</w:t>
+            </w:r>
+          </w:p>
+        </w:tc>
+        <w:tc>
+          <w:tcPr>
+            <w:tcW w:w="6662" w:type="dxa"/>
+          </w:tcPr>
+          <w:p>
+            <w:pPr>
+              <w:rPr>
+                <w:rFonts w:ascii="Times New Roman" w:hAnsi="Times New Roman" w:cs="Times New Roman"/>
+                <w:sz w:val="28"/>
+              </w:rPr>
+            </w:pPr>
+            <w:r>
+              <w:rPr>
+                <w:rFonts w:ascii="Times New Roman" w:hAnsi="Times New Roman" w:cs="Times New Roman"/>
+                <w:sz w:val="28"/>
+              </w:rPr>
+              <w:t>32 порта вводы/вывода (5В толерантные)</w:t>
+            </w:r>
+          </w:p>
+        </w:tc>
+      </w:tr>
+    </w:tbl>
+    <w:p>
+      <w:pPr>
+        <w:rPr>
+          <w:rFonts w:ascii="Times New Roman" w:hAnsi="Times New Roman" w:cs="Times New Roman"/>
+          <w:sz w:val="28"/>
+        </w:rPr>
+      </w:pPr>
+    </w:p>
+    <w:p>
+      <w:pPr>
+        <w:ind w:firstLine="709"/>
+        <w:rPr>
+          <w:rFonts w:ascii="Times New Roman" w:hAnsi="Times New Roman" w:cs="Times New Roman"/>
+          <w:b/>
+          <w:sz w:val="28"/>
+        </w:rPr>
+      </w:pPr>
+      <w:r>
+        <w:rPr>
+          <w:rFonts w:ascii="Times New Roman" w:hAnsi="Times New Roman" w:cs="Times New Roman"/>
+          <w:b/>
+          <w:sz w:val="28"/>
+        </w:rPr>
+        <w:t>Тактирование</w:t>
+      </w:r>
+    </w:p>
+    <w:p>
+      <w:pPr>
+        <w:rPr>
+          <w:rFonts w:ascii="Times New Roman" w:hAnsi="Times New Roman" w:cs="Times New Roman"/>
+          <w:sz w:val="28"/>
+        </w:rPr>
+      </w:pPr>
+      <w:r>
+        <w:rPr>
+          <w:rFonts w:ascii="Times New Roman" w:hAnsi="Times New Roman" w:cs="Times New Roman"/>
+          <w:sz w:val="28"/>
+        </w:rPr>
+        <w:t>-</w:t>
+      </w:r>
+      <w:r>
+        <w:rPr>
+          <w:rFonts w:ascii="Times New Roman" w:hAnsi="Times New Roman" w:cs="Times New Roman"/>
+          <w:sz w:val="28"/>
+        </w:rPr>
+        <w:t>Внешний кварц 4–16 МГц</w:t>
+      </w:r>
+    </w:p>
+    <w:p>
+      <w:pPr>
+        <w:rPr>
+          <w:rFonts w:ascii="Times New Roman" w:hAnsi="Times New Roman" w:cs="Times New Roman"/>
+          <w:sz w:val="28"/>
+        </w:rPr>
+      </w:pPr>
+      <w:r>
+        <w:rPr>
+          <w:rFonts w:ascii="Times New Roman" w:hAnsi="Times New Roman" w:cs="Times New Roman"/>
+          <w:sz w:val="28"/>
+        </w:rPr>
+        <w:t>-</w:t>
+      </w:r>
+      <w:r>
+        <w:rPr>
+          <w:rFonts w:ascii="Times New Roman" w:hAnsi="Times New Roman" w:cs="Times New Roman"/>
+          <w:sz w:val="28"/>
+        </w:rPr>
+        <w:t>Внутренний RC 8 МГц (калиброванный)</w:t>
+      </w:r>
+    </w:p>
+    <w:p>
+      <w:pPr>
+        <w:rPr>
+          <w:rFonts w:ascii="Times New Roman" w:hAnsi="Times New Roman" w:cs="Times New Roman"/>
+          <w:sz w:val="28"/>
+        </w:rPr>
+      </w:pPr>
+      <w:r>
+        <w:rPr>
+          <w:rFonts w:ascii="Times New Roman" w:hAnsi="Times New Roman" w:cs="Times New Roman"/>
+          <w:sz w:val="28"/>
+        </w:rPr>
+        <w:t>-</w:t>
+      </w:r>
+      <w:r>
+        <w:rPr>
+          <w:rFonts w:ascii="Times New Roman" w:hAnsi="Times New Roman" w:cs="Times New Roman"/>
+          <w:sz w:val="28"/>
+        </w:rPr>
+        <w:t>Внутренний RC 32 кГц для RTC</w:t>
+      </w:r>
+    </w:p>
+    <w:p>
+      <w:pPr>
+        <w:rPr>
+          <w:rFonts w:ascii="Times New Roman" w:hAnsi="Times New Roman" w:cs="Times New Roman"/>
+          <w:sz w:val="28"/>
+        </w:rPr>
+      </w:pPr>
+      <w:r>
+        <w:rPr>
+          <w:rFonts w:ascii="Times New Roman" w:hAnsi="Times New Roman" w:cs="Times New Roman"/>
+          <w:sz w:val="28"/>
+        </w:rPr>
+        <w:t>-</w:t>
+      </w:r>
+      <w:r>
+        <w:rPr>
+          <w:rFonts w:ascii="Times New Roman" w:hAnsi="Times New Roman" w:cs="Times New Roman"/>
+          <w:sz w:val="28"/>
+        </w:rPr>
+        <w:t>PLL для умножения частоты</w:t>
+      </w:r>
+    </w:p>
+    <w:p>
+      <w:pPr>
+        <w:ind w:firstLine="709"/>
+        <w:rPr>
+          <w:rFonts w:ascii="Times New Roman" w:hAnsi="Times New Roman" w:cs="Times New Roman"/>
+          <w:b/>
+          <w:sz w:val="28"/>
+        </w:rPr>
+      </w:pPr>
+      <w:r>
+        <w:rPr>
+          <w:rFonts w:ascii="Times New Roman" w:hAnsi="Times New Roman" w:cs="Times New Roman"/>
+          <w:b/>
+          <w:sz w:val="28"/>
+        </w:rPr>
+        <w:t>Отладка и корпус</w:t>
+      </w:r>
+    </w:p>
+    <w:p>
+      <w:pPr>
+        <w:rPr>
+          <w:rFonts w:ascii="Times New Roman" w:hAnsi="Times New Roman" w:cs="Times New Roman"/>
+          <w:sz w:val="28"/>
+        </w:rPr>
+      </w:pPr>
+      <w:r>
+        <w:rPr>
+          <w:rFonts w:ascii="Times New Roman" w:hAnsi="Times New Roman" w:cs="Times New Roman"/>
+          <w:sz w:val="28"/>
+        </w:rPr>
+        <w:t>-Интерфейсы отладки</w:t>
+      </w:r>
+      <w:r>
+        <w:rPr>
+          <w:rFonts w:ascii="Times New Roman" w:hAnsi="Times New Roman" w:cs="Times New Roman"/>
+          <w:sz w:val="28"/>
+        </w:rPr>
+        <w:t>: SWD и JTAG</w:t>
+      </w:r>
+    </w:p>
+    <w:p>
+      <w:pPr>
+        <w:tabs>
+          <w:tab w:val="left" w:pos="4536"/>
+        </w:tabs>
+        <w:rPr>
+          <w:rFonts w:ascii="Times New Roman" w:hAnsi="Times New Roman" w:cs="Times New Roman"/>
+          <w:sz w:val="28"/>
+        </w:rPr>
+      </w:pPr>
+      <w:r>
+        <w:rPr>
+          <w:rFonts w:ascii="Times New Roman" w:hAnsi="Times New Roman" w:cs="Times New Roman"/>
+          <w:sz w:val="28"/>
+        </w:rPr>
+        <w:t>-</w:t>
+      </w:r>
+      <w:r>
+        <w:rPr>
+          <w:rFonts w:ascii="Times New Roman" w:hAnsi="Times New Roman" w:cs="Times New Roman"/>
+          <w:sz w:val="28"/>
+        </w:rPr>
+        <w:t>Корпус</w:t>
+      </w:r>
+      <w:r>
+        <w:rPr>
+          <w:rFonts w:ascii="Times New Roman" w:hAnsi="Times New Roman" w:cs="Times New Roman"/>
+          <w:sz w:val="28"/>
+        </w:rPr>
+        <w:t>: LQFP48 (7×7 мм)</w:t>
+      </w:r>
+    </w:p>
     <w:sectPr>
       <w:footerReference w:type="default" r:id="rId20"/>
       <w:footerReference w:type="first" r:id="rId21"/>
@@ -19787,7 +20982,7 @@
             <w:rPr>
               <w:noProof/>
             </w:rPr>
-            <w:t>19</w:t>
+            <w:t>20</w:t>
           </w:r>
         </w:fldSimple>
       </w:p>
@@ -19847,6 +21042,92 @@
 <file path=word/numbering.xml><?xml version="1.0" encoding="utf-8"?>
 <w:numbering xmlns:ve="http://schemas.openxmlformats.org/markup-compatibility/2006" xmlns:o="urn:schemas-microsoft-com:office:office" xmlns:r="http://schemas.openxmlformats.org/officeDocument/2006/relationships" xmlns:m="http://schemas.openxmlformats.org/officeDocument/2006/math" xmlns:v="urn:schemas-microsoft-com:vml" xmlns:wp="http://schemas.openxmlformats.org/drawingml/2006/wordprocessingDrawing" xmlns:w10="urn:schemas-microsoft-com:office:word" xmlns:w="http://schemas.openxmlformats.org/wordprocessingml/2006/main" xmlns:wne="http://schemas.microsoft.com/office/word/2006/wordml">
   <w:abstractNum w:abstractNumId="0">
+    <w:nsid w:val="05C0476C"/>
+    <w:multiLevelType w:val="hybridMultilevel"/>
+    <w:tmpl w:val="8E221D26"/>
+    <w:lvl w:ilvl="0" w:tplc="0419000F">
+      <w:start w:val="1"/>
+      <w:numFmt w:val="decimal"/>
+      <w:lvlText w:val="%1."/>
+      <w:lvlJc w:val="left"/>
+      <w:pPr>
+        <w:ind w:left="720" w:hanging="360"/>
+      </w:pPr>
+    </w:lvl>
+    <w:lvl w:ilvl="1" w:tplc="04190019" w:tentative="1">
+      <w:start w:val="1"/>
+      <w:numFmt w:val="lowerLetter"/>
+      <w:lvlText w:val="%2."/>
+      <w:lvlJc w:val="left"/>
+      <w:pPr>
+        <w:ind w:left="1440" w:hanging="360"/>
+      </w:pPr>
+    </w:lvl>
+    <w:lvl w:ilvl="2" w:tplc="0419001B" w:tentative="1">
+      <w:start w:val="1"/>
+      <w:numFmt w:val="lowerRoman"/>
+      <w:lvlText w:val="%3."/>
+      <w:lvlJc w:val="right"/>
+      <w:pPr>
+        <w:ind w:left="2160" w:hanging="180"/>
+      </w:pPr>
+    </w:lvl>
+    <w:lvl w:ilvl="3" w:tplc="0419000F" w:tentative="1">
+      <w:start w:val="1"/>
+      <w:numFmt w:val="decimal"/>
+      <w:lvlText w:val="%4."/>
+      <w:lvlJc w:val="left"/>
+      <w:pPr>
+        <w:ind w:left="2880" w:hanging="360"/>
+      </w:pPr>
+    </w:lvl>
+    <w:lvl w:ilvl="4" w:tplc="04190019" w:tentative="1">
+      <w:start w:val="1"/>
+      <w:numFmt w:val="lowerLetter"/>
+      <w:lvlText w:val="%5."/>
+      <w:lvlJc w:val="left"/>
+      <w:pPr>
+        <w:ind w:left="3600" w:hanging="360"/>
+      </w:pPr>
+    </w:lvl>
+    <w:lvl w:ilvl="5" w:tplc="0419001B" w:tentative="1">
+      <w:start w:val="1"/>
+      <w:numFmt w:val="lowerRoman"/>
+      <w:lvlText w:val="%6."/>
+      <w:lvlJc w:val="right"/>
+      <w:pPr>
+        <w:ind w:left="4320" w:hanging="180"/>
+      </w:pPr>
+    </w:lvl>
+    <w:lvl w:ilvl="6" w:tplc="0419000F" w:tentative="1">
+      <w:start w:val="1"/>
+      <w:numFmt w:val="decimal"/>
+      <w:lvlText w:val="%7."/>
+      <w:lvlJc w:val="left"/>
+      <w:pPr>
+        <w:ind w:left="5040" w:hanging="360"/>
+      </w:pPr>
+    </w:lvl>
+    <w:lvl w:ilvl="7" w:tplc="04190019" w:tentative="1">
+      <w:start w:val="1"/>
+      <w:numFmt w:val="lowerLetter"/>
+      <w:lvlText w:val="%8."/>
+      <w:lvlJc w:val="left"/>
+      <w:pPr>
+        <w:ind w:left="5760" w:hanging="360"/>
+      </w:pPr>
+    </w:lvl>
+    <w:lvl w:ilvl="8" w:tplc="0419001B" w:tentative="1">
+      <w:start w:val="1"/>
+      <w:numFmt w:val="lowerRoman"/>
+      <w:lvlText w:val="%9."/>
+      <w:lvlJc w:val="right"/>
+      <w:pPr>
+        <w:ind w:left="6480" w:hanging="180"/>
+      </w:pPr>
+    </w:lvl>
+  </w:abstractNum>
+  <w:abstractNum w:abstractNumId="1">
     <w:nsid w:val="087366E3"/>
     <w:multiLevelType w:val="hybridMultilevel"/>
     <w:tmpl w:val="CD7CBD72"/>
@@ -19932,100 +21213,127 @@
       </w:pPr>
     </w:lvl>
   </w:abstractNum>
-  <w:abstractNum w:abstractNumId="1">
-    <w:nsid w:val="3E627CB1"/>
-    <w:multiLevelType w:val="hybridMultilevel"/>
-    <w:tmpl w:val="CD5841DC"/>
-    <w:lvl w:ilvl="0" w:tplc="0419000F">
-      <w:start w:val="1"/>
+  <w:abstractNum w:abstractNumId="2">
+    <w:nsid w:val="16CE1701"/>
+    <w:multiLevelType w:val="multilevel"/>
+    <w:tmpl w:val="58CE6274"/>
+    <w:lvl w:ilvl="0">
+      <w:start w:val="2"/>
       <w:numFmt w:val="decimal"/>
       <w:lvlText w:val="%1."/>
       <w:lvlJc w:val="left"/>
       <w:pPr>
-        <w:ind w:left="720" w:hanging="360"/>
-      </w:pPr>
+        <w:ind w:left="432" w:hanging="432"/>
+      </w:pPr>
+      <w:rPr>
+        <w:rFonts w:hint="default"/>
+      </w:rPr>
     </w:lvl>
-    <w:lvl w:ilvl="1" w:tplc="04190019" w:tentative="1">
-      <w:start w:val="1"/>
-      <w:numFmt w:val="lowerLetter"/>
-      <w:lvlText w:val="%2."/>
-      <w:lvlJc w:val="left"/>
-      <w:pPr>
-        <w:ind w:left="1440" w:hanging="360"/>
-      </w:pPr>
-    </w:lvl>
-    <w:lvl w:ilvl="2" w:tplc="0419001B" w:tentative="1">
-      <w:start w:val="1"/>
-      <w:numFmt w:val="lowerRoman"/>
-      <w:lvlText w:val="%3."/>
-      <w:lvlJc w:val="right"/>
-      <w:pPr>
-        <w:ind w:left="2160" w:hanging="180"/>
-      </w:pPr>
-    </w:lvl>
-    <w:lvl w:ilvl="3" w:tplc="0419000F" w:tentative="1">
+    <w:lvl w:ilvl="1">
       <w:start w:val="1"/>
       <w:numFmt w:val="decimal"/>
-      <w:lvlText w:val="%4."/>
+      <w:lvlText w:val="%1.%2."/>
       <w:lvlJc w:val="left"/>
       <w:pPr>
-        <w:ind w:left="2880" w:hanging="360"/>
-      </w:pPr>
+        <w:ind w:left="1789" w:hanging="720"/>
+      </w:pPr>
+      <w:rPr>
+        <w:rFonts w:hint="default"/>
+      </w:rPr>
     </w:lvl>
-    <w:lvl w:ilvl="4" w:tplc="04190019" w:tentative="1">
-      <w:start w:val="1"/>
-      <w:numFmt w:val="lowerLetter"/>
-      <w:lvlText w:val="%5."/>
-      <w:lvlJc w:val="left"/>
-      <w:pPr>
-        <w:ind w:left="3600" w:hanging="360"/>
-      </w:pPr>
-    </w:lvl>
-    <w:lvl w:ilvl="5" w:tplc="0419001B" w:tentative="1">
-      <w:start w:val="1"/>
-      <w:numFmt w:val="lowerRoman"/>
-      <w:lvlText w:val="%6."/>
-      <w:lvlJc w:val="right"/>
-      <w:pPr>
-        <w:ind w:left="4320" w:hanging="180"/>
-      </w:pPr>
-    </w:lvl>
-    <w:lvl w:ilvl="6" w:tplc="0419000F" w:tentative="1">
+    <w:lvl w:ilvl="2">
       <w:start w:val="1"/>
       <w:numFmt w:val="decimal"/>
-      <w:lvlText w:val="%7."/>
+      <w:lvlText w:val="%1.%2.%3."/>
       <w:lvlJc w:val="left"/>
       <w:pPr>
-        <w:ind w:left="5040" w:hanging="360"/>
-      </w:pPr>
+        <w:ind w:left="2858" w:hanging="720"/>
+      </w:pPr>
+      <w:rPr>
+        <w:rFonts w:hint="default"/>
+      </w:rPr>
     </w:lvl>
-    <w:lvl w:ilvl="7" w:tplc="04190019" w:tentative="1">
+    <w:lvl w:ilvl="3">
       <w:start w:val="1"/>
-      <w:numFmt w:val="lowerLetter"/>
-      <w:lvlText w:val="%8."/>
+      <w:numFmt w:val="decimal"/>
+      <w:lvlText w:val="%1.%2.%3.%4."/>
       <w:lvlJc w:val="left"/>
       <w:pPr>
-        <w:ind w:left="5760" w:hanging="360"/>
-      </w:pPr>
+        <w:ind w:left="4287" w:hanging="1080"/>
+      </w:pPr>
+      <w:rPr>
+        <w:rFonts w:hint="default"/>
+      </w:rPr>
     </w:lvl>
-    <w:lvl w:ilvl="8" w:tplc="0419001B" w:tentative="1">
+    <w:lvl w:ilvl="4">
       <w:start w:val="1"/>
-      <w:numFmt w:val="lowerRoman"/>
-      <w:lvlText w:val="%9."/>
-      <w:lvlJc w:val="right"/>
-      <w:pPr>
-        <w:ind w:left="6480" w:hanging="180"/>
-      </w:pPr>
+      <w:numFmt w:val="decimal"/>
+      <w:lvlText w:val="%1.%2.%3.%4.%5."/>
+      <w:lvlJc w:val="left"/>
+      <w:pPr>
+        <w:ind w:left="5356" w:hanging="1080"/>
+      </w:pPr>
+      <w:rPr>
+        <w:rFonts w:hint="default"/>
+      </w:rPr>
+    </w:lvl>
+    <w:lvl w:ilvl="5">
+      <w:start w:val="1"/>
+      <w:numFmt w:val="decimal"/>
+      <w:lvlText w:val="%1.%2.%3.%4.%5.%6."/>
+      <w:lvlJc w:val="left"/>
+      <w:pPr>
+        <w:ind w:left="6785" w:hanging="1440"/>
+      </w:pPr>
+      <w:rPr>
+        <w:rFonts w:hint="default"/>
+      </w:rPr>
+    </w:lvl>
+    <w:lvl w:ilvl="6">
+      <w:start w:val="1"/>
+      <w:numFmt w:val="decimal"/>
+      <w:lvlText w:val="%1.%2.%3.%4.%5.%6.%7."/>
+      <w:lvlJc w:val="left"/>
+      <w:pPr>
+        <w:ind w:left="8214" w:hanging="1800"/>
+      </w:pPr>
+      <w:rPr>
+        <w:rFonts w:hint="default"/>
+      </w:rPr>
+    </w:lvl>
+    <w:lvl w:ilvl="7">
+      <w:start w:val="1"/>
+      <w:numFmt w:val="decimal"/>
+      <w:lvlText w:val="%1.%2.%3.%4.%5.%6.%7.%8."/>
+      <w:lvlJc w:val="left"/>
+      <w:pPr>
+        <w:ind w:left="9283" w:hanging="1800"/>
+      </w:pPr>
+      <w:rPr>
+        <w:rFonts w:hint="default"/>
+      </w:rPr>
+    </w:lvl>
+    <w:lvl w:ilvl="8">
+      <w:start w:val="1"/>
+      <w:numFmt w:val="decimal"/>
+      <w:lvlText w:val="%1.%2.%3.%4.%5.%6.%7.%8.%9."/>
+      <w:lvlJc w:val="left"/>
+      <w:pPr>
+        <w:ind w:left="10712" w:hanging="2160"/>
+      </w:pPr>
+      <w:rPr>
+        <w:rFonts w:hint="default"/>
+      </w:rPr>
     </w:lvl>
   </w:abstractNum>
-  <w:abstractNum w:abstractNumId="2">
-    <w:nsid w:val="43F72464"/>
+  <w:abstractNum w:abstractNumId="3">
+    <w:nsid w:val="28464BA7"/>
     <w:multiLevelType w:val="hybridMultilevel"/>
-    <w:tmpl w:val="A170D9FA"/>
-    <w:lvl w:ilvl="0" w:tplc="62B64AD0">
-      <w:start w:val="1"/>
+    <w:tmpl w:val="1BF87266"/>
+    <w:lvl w:ilvl="0" w:tplc="AEB00CB2">
+      <w:start w:val="2"/>
       <w:numFmt w:val="decimal"/>
-      <w:lvlText w:val="%1)"/>
+      <w:lvlText w:val="%1."/>
       <w:lvlJc w:val="left"/>
       <w:pPr>
         <w:ind w:left="1429" w:hanging="360"/>
@@ -20040,7 +21348,7 @@
       <w:lvlText w:val="%2."/>
       <w:lvlJc w:val="left"/>
       <w:pPr>
-        <w:ind w:left="2149" w:hanging="360"/>
+        <w:ind w:left="1440" w:hanging="360"/>
       </w:pPr>
     </w:lvl>
     <w:lvl w:ilvl="2" w:tplc="0419001B" w:tentative="1">
@@ -20049,7 +21357,7 @@
       <w:lvlText w:val="%3."/>
       <w:lvlJc w:val="right"/>
       <w:pPr>
-        <w:ind w:left="2869" w:hanging="180"/>
+        <w:ind w:left="2160" w:hanging="180"/>
       </w:pPr>
     </w:lvl>
     <w:lvl w:ilvl="3" w:tplc="0419000F" w:tentative="1">
@@ -20058,7 +21366,7 @@
       <w:lvlText w:val="%4."/>
       <w:lvlJc w:val="left"/>
       <w:pPr>
-        <w:ind w:left="3589" w:hanging="360"/>
+        <w:ind w:left="2880" w:hanging="360"/>
       </w:pPr>
     </w:lvl>
     <w:lvl w:ilvl="4" w:tplc="04190019" w:tentative="1">
@@ -20067,7 +21375,7 @@
       <w:lvlText w:val="%5."/>
       <w:lvlJc w:val="left"/>
       <w:pPr>
-        <w:ind w:left="4309" w:hanging="360"/>
+        <w:ind w:left="3600" w:hanging="360"/>
       </w:pPr>
     </w:lvl>
     <w:lvl w:ilvl="5" w:tplc="0419001B" w:tentative="1">
@@ -20076,7 +21384,7 @@
       <w:lvlText w:val="%6."/>
       <w:lvlJc w:val="right"/>
       <w:pPr>
-        <w:ind w:left="5029" w:hanging="180"/>
+        <w:ind w:left="4320" w:hanging="180"/>
       </w:pPr>
     </w:lvl>
     <w:lvl w:ilvl="6" w:tplc="0419000F" w:tentative="1">
@@ -20085,7 +21393,7 @@
       <w:lvlText w:val="%7."/>
       <w:lvlJc w:val="left"/>
       <w:pPr>
-        <w:ind w:left="5749" w:hanging="360"/>
+        <w:ind w:left="5040" w:hanging="360"/>
       </w:pPr>
     </w:lvl>
     <w:lvl w:ilvl="7" w:tplc="04190019" w:tentative="1">
@@ -20094,7 +21402,7 @@
       <w:lvlText w:val="%8."/>
       <w:lvlJc w:val="left"/>
       <w:pPr>
-        <w:ind w:left="6469" w:hanging="360"/>
+        <w:ind w:left="5760" w:hanging="360"/>
       </w:pPr>
     </w:lvl>
     <w:lvl w:ilvl="8" w:tplc="0419001B" w:tentative="1">
@@ -20103,11 +21411,186 @@
       <w:lvlText w:val="%9."/>
       <w:lvlJc w:val="right"/>
       <w:pPr>
-        <w:ind w:left="7189" w:hanging="180"/>
+        <w:ind w:left="6480" w:hanging="180"/>
       </w:pPr>
     </w:lvl>
   </w:abstractNum>
-  <w:abstractNum w:abstractNumId="3">
+  <w:abstractNum w:abstractNumId="4">
+    <w:nsid w:val="3E627CB1"/>
+    <w:multiLevelType w:val="hybridMultilevel"/>
+    <w:tmpl w:val="CD5841DC"/>
+    <w:lvl w:ilvl="0" w:tplc="0419000F">
+      <w:start w:val="1"/>
+      <w:numFmt w:val="decimal"/>
+      <w:lvlText w:val="%1."/>
+      <w:lvlJc w:val="left"/>
+      <w:pPr>
+        <w:ind w:left="720" w:hanging="360"/>
+      </w:pPr>
+    </w:lvl>
+    <w:lvl w:ilvl="1" w:tplc="04190019" w:tentative="1">
+      <w:start w:val="1"/>
+      <w:numFmt w:val="lowerLetter"/>
+      <w:lvlText w:val="%2."/>
+      <w:lvlJc w:val="left"/>
+      <w:pPr>
+        <w:ind w:left="1440" w:hanging="360"/>
+      </w:pPr>
+    </w:lvl>
+    <w:lvl w:ilvl="2" w:tplc="0419001B" w:tentative="1">
+      <w:start w:val="1"/>
+      <w:numFmt w:val="lowerRoman"/>
+      <w:lvlText w:val="%3."/>
+      <w:lvlJc w:val="right"/>
+      <w:pPr>
+        <w:ind w:left="2160" w:hanging="180"/>
+      </w:pPr>
+    </w:lvl>
+    <w:lvl w:ilvl="3" w:tplc="0419000F" w:tentative="1">
+      <w:start w:val="1"/>
+      <w:numFmt w:val="decimal"/>
+      <w:lvlText w:val="%4."/>
+      <w:lvlJc w:val="left"/>
+      <w:pPr>
+        <w:ind w:left="2880" w:hanging="360"/>
+      </w:pPr>
+    </w:lvl>
+    <w:lvl w:ilvl="4" w:tplc="04190019" w:tentative="1">
+      <w:start w:val="1"/>
+      <w:numFmt w:val="lowerLetter"/>
+      <w:lvlText w:val="%5."/>
+      <w:lvlJc w:val="left"/>
+      <w:pPr>
+        <w:ind w:left="3600" w:hanging="360"/>
+      </w:pPr>
+    </w:lvl>
+    <w:lvl w:ilvl="5" w:tplc="0419001B" w:tentative="1">
+      <w:start w:val="1"/>
+      <w:numFmt w:val="lowerRoman"/>
+      <w:lvlText w:val="%6."/>
+      <w:lvlJc w:val="right"/>
+      <w:pPr>
+        <w:ind w:left="4320" w:hanging="180"/>
+      </w:pPr>
+    </w:lvl>
+    <w:lvl w:ilvl="6" w:tplc="0419000F" w:tentative="1">
+      <w:start w:val="1"/>
+      <w:numFmt w:val="decimal"/>
+      <w:lvlText w:val="%7."/>
+      <w:lvlJc w:val="left"/>
+      <w:pPr>
+        <w:ind w:left="5040" w:hanging="360"/>
+      </w:pPr>
+    </w:lvl>
+    <w:lvl w:ilvl="7" w:tplc="04190019" w:tentative="1">
+      <w:start w:val="1"/>
+      <w:numFmt w:val="lowerLetter"/>
+      <w:lvlText w:val="%8."/>
+      <w:lvlJc w:val="left"/>
+      <w:pPr>
+        <w:ind w:left="5760" w:hanging="360"/>
+      </w:pPr>
+    </w:lvl>
+    <w:lvl w:ilvl="8" w:tplc="0419001B" w:tentative="1">
+      <w:start w:val="1"/>
+      <w:numFmt w:val="lowerRoman"/>
+      <w:lvlText w:val="%9."/>
+      <w:lvlJc w:val="right"/>
+      <w:pPr>
+        <w:ind w:left="6480" w:hanging="180"/>
+      </w:pPr>
+    </w:lvl>
+  </w:abstractNum>
+  <w:abstractNum w:abstractNumId="5">
+    <w:nsid w:val="43F72464"/>
+    <w:multiLevelType w:val="hybridMultilevel"/>
+    <w:tmpl w:val="A170D9FA"/>
+    <w:lvl w:ilvl="0" w:tplc="62B64AD0">
+      <w:start w:val="1"/>
+      <w:numFmt w:val="decimal"/>
+      <w:lvlText w:val="%1)"/>
+      <w:lvlJc w:val="left"/>
+      <w:pPr>
+        <w:ind w:left="1429" w:hanging="360"/>
+      </w:pPr>
+      <w:rPr>
+        <w:rFonts w:hint="default"/>
+      </w:rPr>
+    </w:lvl>
+    <w:lvl w:ilvl="1" w:tplc="04190019" w:tentative="1">
+      <w:start w:val="1"/>
+      <w:numFmt w:val="lowerLetter"/>
+      <w:lvlText w:val="%2."/>
+      <w:lvlJc w:val="left"/>
+      <w:pPr>
+        <w:ind w:left="2149" w:hanging="360"/>
+      </w:pPr>
+    </w:lvl>
+    <w:lvl w:ilvl="2" w:tplc="0419001B" w:tentative="1">
+      <w:start w:val="1"/>
+      <w:numFmt w:val="lowerRoman"/>
+      <w:lvlText w:val="%3."/>
+      <w:lvlJc w:val="right"/>
+      <w:pPr>
+        <w:ind w:left="2869" w:hanging="180"/>
+      </w:pPr>
+    </w:lvl>
+    <w:lvl w:ilvl="3" w:tplc="0419000F" w:tentative="1">
+      <w:start w:val="1"/>
+      <w:numFmt w:val="decimal"/>
+      <w:lvlText w:val="%4."/>
+      <w:lvlJc w:val="left"/>
+      <w:pPr>
+        <w:ind w:left="3589" w:hanging="360"/>
+      </w:pPr>
+    </w:lvl>
+    <w:lvl w:ilvl="4" w:tplc="04190019" w:tentative="1">
+      <w:start w:val="1"/>
+      <w:numFmt w:val="lowerLetter"/>
+      <w:lvlText w:val="%5."/>
+      <w:lvlJc w:val="left"/>
+      <w:pPr>
+        <w:ind w:left="4309" w:hanging="360"/>
+      </w:pPr>
+    </w:lvl>
+    <w:lvl w:ilvl="5" w:tplc="0419001B" w:tentative="1">
+      <w:start w:val="1"/>
+      <w:numFmt w:val="lowerRoman"/>
+      <w:lvlText w:val="%6."/>
+      <w:lvlJc w:val="right"/>
+      <w:pPr>
+        <w:ind w:left="5029" w:hanging="180"/>
+      </w:pPr>
+    </w:lvl>
+    <w:lvl w:ilvl="6" w:tplc="0419000F" w:tentative="1">
+      <w:start w:val="1"/>
+      <w:numFmt w:val="decimal"/>
+      <w:lvlText w:val="%7."/>
+      <w:lvlJc w:val="left"/>
+      <w:pPr>
+        <w:ind w:left="5749" w:hanging="360"/>
+      </w:pPr>
+    </w:lvl>
+    <w:lvl w:ilvl="7" w:tplc="04190019" w:tentative="1">
+      <w:start w:val="1"/>
+      <w:numFmt w:val="lowerLetter"/>
+      <w:lvlText w:val="%8."/>
+      <w:lvlJc w:val="left"/>
+      <w:pPr>
+        <w:ind w:left="6469" w:hanging="360"/>
+      </w:pPr>
+    </w:lvl>
+    <w:lvl w:ilvl="8" w:tplc="0419001B" w:tentative="1">
+      <w:start w:val="1"/>
+      <w:numFmt w:val="lowerRoman"/>
+      <w:lvlText w:val="%9."/>
+      <w:lvlJc w:val="right"/>
+      <w:pPr>
+        <w:ind w:left="7189" w:hanging="180"/>
+      </w:pPr>
+    </w:lvl>
+  </w:abstractNum>
+  <w:abstractNum w:abstractNumId="6">
     <w:nsid w:val="4E502AC4"/>
     <w:multiLevelType w:val="hybridMultilevel"/>
     <w:tmpl w:val="C3203154"/>
@@ -20193,7 +21676,93 @@
       </w:pPr>
     </w:lvl>
   </w:abstractNum>
-  <w:abstractNum w:abstractNumId="4">
+  <w:abstractNum w:abstractNumId="7">
+    <w:nsid w:val="508B385A"/>
+    <w:multiLevelType w:val="hybridMultilevel"/>
+    <w:tmpl w:val="29D41AF0"/>
+    <w:lvl w:ilvl="0" w:tplc="0419000F">
+      <w:start w:val="1"/>
+      <w:numFmt w:val="decimal"/>
+      <w:lvlText w:val="%1."/>
+      <w:lvlJc w:val="left"/>
+      <w:pPr>
+        <w:ind w:left="1080" w:hanging="360"/>
+      </w:pPr>
+    </w:lvl>
+    <w:lvl w:ilvl="1" w:tplc="04190019" w:tentative="1">
+      <w:start w:val="1"/>
+      <w:numFmt w:val="lowerLetter"/>
+      <w:lvlText w:val="%2."/>
+      <w:lvlJc w:val="left"/>
+      <w:pPr>
+        <w:ind w:left="1800" w:hanging="360"/>
+      </w:pPr>
+    </w:lvl>
+    <w:lvl w:ilvl="2" w:tplc="0419001B" w:tentative="1">
+      <w:start w:val="1"/>
+      <w:numFmt w:val="lowerRoman"/>
+      <w:lvlText w:val="%3."/>
+      <w:lvlJc w:val="right"/>
+      <w:pPr>
+        <w:ind w:left="2520" w:hanging="180"/>
+      </w:pPr>
+    </w:lvl>
+    <w:lvl w:ilvl="3" w:tplc="0419000F" w:tentative="1">
+      <w:start w:val="1"/>
+      <w:numFmt w:val="decimal"/>
+      <w:lvlText w:val="%4."/>
+      <w:lvlJc w:val="left"/>
+      <w:pPr>
+        <w:ind w:left="3240" w:hanging="360"/>
+      </w:pPr>
+    </w:lvl>
+    <w:lvl w:ilvl="4" w:tplc="04190019" w:tentative="1">
+      <w:start w:val="1"/>
+      <w:numFmt w:val="lowerLetter"/>
+      <w:lvlText w:val="%5."/>
+      <w:lvlJc w:val="left"/>
+      <w:pPr>
+        <w:ind w:left="3960" w:hanging="360"/>
+      </w:pPr>
+    </w:lvl>
+    <w:lvl w:ilvl="5" w:tplc="0419001B" w:tentative="1">
+      <w:start w:val="1"/>
+      <w:numFmt w:val="lowerRoman"/>
+      <w:lvlText w:val="%6."/>
+      <w:lvlJc w:val="right"/>
+      <w:pPr>
+        <w:ind w:left="4680" w:hanging="180"/>
+      </w:pPr>
+    </w:lvl>
+    <w:lvl w:ilvl="6" w:tplc="0419000F" w:tentative="1">
+      <w:start w:val="1"/>
+      <w:numFmt w:val="decimal"/>
+      <w:lvlText w:val="%7."/>
+      <w:lvlJc w:val="left"/>
+      <w:pPr>
+        <w:ind w:left="5400" w:hanging="360"/>
+      </w:pPr>
+    </w:lvl>
+    <w:lvl w:ilvl="7" w:tplc="04190019" w:tentative="1">
+      <w:start w:val="1"/>
+      <w:numFmt w:val="lowerLetter"/>
+      <w:lvlText w:val="%8."/>
+      <w:lvlJc w:val="left"/>
+      <w:pPr>
+        <w:ind w:left="6120" w:hanging="360"/>
+      </w:pPr>
+    </w:lvl>
+    <w:lvl w:ilvl="8" w:tplc="0419001B" w:tentative="1">
+      <w:start w:val="1"/>
+      <w:numFmt w:val="lowerRoman"/>
+      <w:lvlText w:val="%9."/>
+      <w:lvlJc w:val="right"/>
+      <w:pPr>
+        <w:ind w:left="6840" w:hanging="180"/>
+      </w:pPr>
+    </w:lvl>
+  </w:abstractNum>
+  <w:abstractNum w:abstractNumId="8">
     <w:nsid w:val="57010C2B"/>
     <w:multiLevelType w:val="multilevel"/>
     <w:tmpl w:val="88B4CDB2"/>
@@ -20306,7 +21875,7 @@
       </w:rPr>
     </w:lvl>
   </w:abstractNum>
-  <w:abstractNum w:abstractNumId="5">
+  <w:abstractNum w:abstractNumId="9">
     <w:nsid w:val="754C3D8A"/>
     <w:multiLevelType w:val="hybridMultilevel"/>
     <w:tmpl w:val="22161452"/>
@@ -20392,7 +21961,7 @@
       </w:pPr>
     </w:lvl>
   </w:abstractNum>
-  <w:abstractNum w:abstractNumId="6">
+  <w:abstractNum w:abstractNumId="10">
     <w:nsid w:val="780937D2"/>
     <w:multiLevelType w:val="hybridMultilevel"/>
     <w:tmpl w:val="81A40922"/>
@@ -20478,7 +22047,7 @@
       </w:pPr>
     </w:lvl>
   </w:abstractNum>
-  <w:abstractNum w:abstractNumId="7">
+  <w:abstractNum w:abstractNumId="11">
     <w:nsid w:val="7CEA6E76"/>
     <w:multiLevelType w:val="hybridMultilevel"/>
     <w:tmpl w:val="66322542"/>
@@ -20568,28 +22137,40 @@
     </w:lvl>
   </w:abstractNum>
   <w:num w:numId="1">
+    <w:abstractNumId w:val="8"/>
+  </w:num>
+  <w:num w:numId="2">
+    <w:abstractNumId w:val="6"/>
+  </w:num>
+  <w:num w:numId="3">
+    <w:abstractNumId w:val="10"/>
+  </w:num>
+  <w:num w:numId="4">
+    <w:abstractNumId w:val="1"/>
+  </w:num>
+  <w:num w:numId="5">
     <w:abstractNumId w:val="4"/>
   </w:num>
-  <w:num w:numId="2">
+  <w:num w:numId="6">
+    <w:abstractNumId w:val="11"/>
+  </w:num>
+  <w:num w:numId="7">
+    <w:abstractNumId w:val="5"/>
+  </w:num>
+  <w:num w:numId="8">
+    <w:abstractNumId w:val="9"/>
+  </w:num>
+  <w:num w:numId="9">
+    <w:abstractNumId w:val="0"/>
+  </w:num>
+  <w:num w:numId="10">
+    <w:abstractNumId w:val="7"/>
+  </w:num>
+  <w:num w:numId="11">
     <w:abstractNumId w:val="3"/>
   </w:num>
-  <w:num w:numId="3">
-    <w:abstractNumId w:val="6"/>
-  </w:num>
-  <w:num w:numId="4">
-    <w:abstractNumId w:val="0"/>
-  </w:num>
-  <w:num w:numId="5">
-    <w:abstractNumId w:val="1"/>
-  </w:num>
-  <w:num w:numId="6">
-    <w:abstractNumId w:val="7"/>
-  </w:num>
-  <w:num w:numId="7">
+  <w:num w:numId="12">
     <w:abstractNumId w:val="2"/>
-  </w:num>
-  <w:num w:numId="8">
-    <w:abstractNumId w:val="5"/>
   </w:num>
 </w:numbering>
 </file>
@@ -21105,267 +22686,24 @@
       <w:szCs w:val="18"/>
     </w:rPr>
   </w:style>
-</w:styles>
-</file>
-
-<file path=word/glossary/document.xml><?xml version="1.0" encoding="utf-8"?>
-<w:glossaryDocument xmlns:ve="http://schemas.openxmlformats.org/markup-compatibility/2006" xmlns:o="urn:schemas-microsoft-com:office:office" xmlns:r="http://schemas.openxmlformats.org/officeDocument/2006/relationships" xmlns:m="http://schemas.openxmlformats.org/officeDocument/2006/math" xmlns:v="urn:schemas-microsoft-com:vml" xmlns:wp="http://schemas.openxmlformats.org/drawingml/2006/wordprocessingDrawing" xmlns:w10="urn:schemas-microsoft-com:office:word" xmlns:w="http://schemas.openxmlformats.org/wordprocessingml/2006/main" xmlns:wne="http://schemas.microsoft.com/office/word/2006/wordml">
-  <w:docParts/>
-</w:glossaryDocument>
-</file>
-
-<file path=word/glossary/fontTable.xml><?xml version="1.0" encoding="utf-8"?>
-<w:fonts xmlns:r="http://schemas.openxmlformats.org/officeDocument/2006/relationships" xmlns:w="http://schemas.openxmlformats.org/wordprocessingml/2006/main">
-  <w:font w:name="Times New Roman">
-    <w:panose1 w:val="02020603050405020304"/>
-    <w:charset w:val="CC"/>
-    <w:family w:val="roman"/>
-    <w:pitch w:val="variable"/>
-    <w:sig w:usb0="E0002EFF" w:usb1="C000785B" w:usb2="00000009" w:usb3="00000000" w:csb0="000001FF" w:csb1="00000000"/>
-  </w:font>
-  <w:font w:name="Calibri">
-    <w:panose1 w:val="020F0502020204030204"/>
-    <w:charset w:val="CC"/>
-    <w:family w:val="swiss"/>
-    <w:pitch w:val="variable"/>
-    <w:sig w:usb0="E4002EFF" w:usb1="C200247B" w:usb2="00000009" w:usb3="00000000" w:csb0="000001FF" w:csb1="00000000"/>
-  </w:font>
-  <w:font w:name="Cambria">
-    <w:panose1 w:val="02040503050406030204"/>
-    <w:charset w:val="CC"/>
-    <w:family w:val="roman"/>
-    <w:pitch w:val="variable"/>
-    <w:sig w:usb0="E00006FF" w:usb1="420024FF" w:usb2="02000000" w:usb3="00000000" w:csb0="0000019F" w:csb1="00000000"/>
-  </w:font>
-  <w:font w:name="Tahoma">
-    <w:panose1 w:val="020B0604030504040204"/>
-    <w:charset w:val="CC"/>
-    <w:family w:val="swiss"/>
-    <w:pitch w:val="variable"/>
-    <w:sig w:usb0="E1002EFF" w:usb1="C000605B" w:usb2="00000029" w:usb3="00000000" w:csb0="000101FF" w:csb1="00000000"/>
-  </w:font>
-  <w:font w:name="Cambria Math">
-    <w:panose1 w:val="02040503050406030204"/>
-    <w:charset w:val="CC"/>
-    <w:family w:val="roman"/>
-    <w:pitch w:val="variable"/>
-    <w:sig w:usb0="E00006FF" w:usb1="420024FF" w:usb2="02000000" w:usb3="00000000" w:csb0="0000019F" w:csb1="00000000"/>
-  </w:font>
-</w:fonts>
-</file>
-
-<file path=word/glossary/settings.xml><?xml version="1.0" encoding="utf-8"?>
-<w:settings xmlns:o="urn:schemas-microsoft-com:office:office" xmlns:r="http://schemas.openxmlformats.org/officeDocument/2006/relationships" xmlns:m="http://schemas.openxmlformats.org/officeDocument/2006/math" xmlns:v="urn:schemas-microsoft-com:vml" xmlns:w10="urn:schemas-microsoft-com:office:word" xmlns:w="http://schemas.openxmlformats.org/wordprocessingml/2006/main" xmlns:sl="http://schemas.openxmlformats.org/schemaLibrary/2006/main">
-  <w:view w:val="normal"/>
-  <w:defaultTabStop w:val="708"/>
-  <w:characterSpacingControl w:val="doNotCompress"/>
-  <w:compat>
-    <w:useFELayout/>
-  </w:compat>
-  <w:rsids>
-    <w:rsidRoot w:val="001769F6"/>
-    <w:rsid w:val="001613C9"/>
-    <w:rsid w:val="00164E2E"/>
-    <w:rsid w:val="001769F6"/>
-    <w:rsid w:val="00886715"/>
-    <w:rsid w:val="00B74E08"/>
-    <w:rsid w:val="00CC1DD5"/>
-  </w:rsids>
-  <m:mathPr>
-    <m:mathFont m:val="Cambria Math"/>
-    <m:brkBin m:val="before"/>
-    <m:brkBinSub m:val="--"/>
-    <m:smallFrac m:val="off"/>
-    <m:dispDef/>
-    <m:lMargin m:val="0"/>
-    <m:rMargin m:val="0"/>
-    <m:defJc m:val="centerGroup"/>
-    <m:wrapIndent m:val="1440"/>
-    <m:intLim m:val="subSup"/>
-    <m:naryLim m:val="undOvr"/>
-  </m:mathPr>
-  <w:themeFontLang w:val="ru-RU"/>
-  <w:clrSchemeMapping w:bg1="light1" w:t1="dark1" w:bg2="light2" w:t2="dark2" w:accent1="accent1" w:accent2="accent2" w:accent3="accent3" w:accent4="accent4" w:accent5="accent5" w:accent6="accent6" w:hyperlink="hyperlink" w:followedHyperlink="followedHyperlink"/>
-  <w:decimalSymbol w:val=","/>
-  <w:listSeparator w:val=";"/>
-</w:settings>
-</file>
-
-<file path=word/glossary/styles.xml><?xml version="1.0" encoding="utf-8"?>
-<w:styles xmlns:r="http://schemas.openxmlformats.org/officeDocument/2006/relationships" xmlns:w="http://schemas.openxmlformats.org/wordprocessingml/2006/main">
-  <w:docDefaults>
-    <w:rPrDefault>
-      <w:rPr>
-        <w:rFonts w:asciiTheme="minorHAnsi" w:eastAsiaTheme="minorEastAsia" w:hAnsiTheme="minorHAnsi" w:cstheme="minorBidi"/>
-        <w:sz w:val="22"/>
-        <w:szCs w:val="22"/>
-        <w:lang w:val="ru-RU" w:eastAsia="ru-RU" w:bidi="ar-SA"/>
-      </w:rPr>
-    </w:rPrDefault>
-    <w:pPrDefault>
-      <w:pPr>
-        <w:spacing w:after="200" w:line="276" w:lineRule="auto"/>
-      </w:pPr>
-    </w:pPrDefault>
-  </w:docDefaults>
-  <w:latentStyles w:defLockedState="0" w:defUIPriority="99" w:defSemiHidden="1" w:defUnhideWhenUsed="1" w:defQFormat="0" w:count="267">
-    <w:lsdException w:name="Normal" w:semiHidden="0" w:uiPriority="0" w:unhideWhenUsed="0" w:qFormat="1"/>
-    <w:lsdException w:name="heading 1" w:semiHidden="0" w:uiPriority="9" w:unhideWhenUsed="0" w:qFormat="1"/>
-    <w:lsdException w:name="heading 2" w:uiPriority="9" w:qFormat="1"/>
-    <w:lsdException w:name="heading 3" w:uiPriority="9" w:qFormat="1"/>
-    <w:lsdException w:name="heading 4" w:uiPriority="9" w:qFormat="1"/>
-    <w:lsdException w:name="heading 5" w:uiPriority="9" w:qFormat="1"/>
-    <w:lsdException w:name="heading 6" w:uiPriority="9" w:qFormat="1"/>
-    <w:lsdException w:name="heading 7" w:uiPriority="9" w:qFormat="1"/>
-    <w:lsdException w:name="heading 8" w:uiPriority="9" w:qFormat="1"/>
-    <w:lsdException w:name="heading 9" w:uiPriority="9" w:qFormat="1"/>
-    <w:lsdException w:name="toc 1" w:uiPriority="39"/>
-    <w:lsdException w:name="toc 2" w:uiPriority="39"/>
-    <w:lsdException w:name="toc 3" w:uiPriority="39"/>
-    <w:lsdException w:name="toc 4" w:uiPriority="39"/>
-    <w:lsdException w:name="toc 5" w:uiPriority="39"/>
-    <w:lsdException w:name="toc 6" w:uiPriority="39"/>
-    <w:lsdException w:name="toc 7" w:uiPriority="39"/>
-    <w:lsdException w:name="toc 8" w:uiPriority="39"/>
-    <w:lsdException w:name="toc 9" w:uiPriority="39"/>
-    <w:lsdException w:name="caption" w:uiPriority="35" w:qFormat="1"/>
-    <w:lsdException w:name="Title" w:semiHidden="0" w:uiPriority="10" w:unhideWhenUsed="0" w:qFormat="1"/>
-    <w:lsdException w:name="Default Paragraph Font" w:uiPriority="1"/>
-    <w:lsdException w:name="Subtitle" w:semiHidden="0" w:uiPriority="11" w:unhideWhenUsed="0" w:qFormat="1"/>
-    <w:lsdException w:name="Strong" w:semiHidden="0" w:uiPriority="22" w:unhideWhenUsed="0" w:qFormat="1"/>
-    <w:lsdException w:name="Emphasis" w:semiHidden="0" w:uiPriority="20" w:unhideWhenUsed="0" w:qFormat="1"/>
-    <w:lsdException w:name="Table Grid" w:semiHidden="0" w:uiPriority="59" w:unhideWhenUsed="0"/>
-    <w:lsdException w:name="Placeholder Text" w:unhideWhenUsed="0"/>
-    <w:lsdException w:name="No Spacing" w:semiHidden="0" w:uiPriority="1" w:unhideWhenUsed="0" w:qFormat="1"/>
-    <w:lsdException w:name="Light Shading" w:semiHidden="0" w:uiPriority="60" w:unhideWhenUsed="0"/>
-    <w:lsdException w:name="Light List" w:semiHidden="0" w:uiPriority="61" w:unhideWhenUsed="0"/>
-    <w:lsdException w:name="Light Grid" w:semiHidden="0" w:uiPriority="62" w:unhideWhenUsed="0"/>
-    <w:lsdException w:name="Medium Shading 1" w:semiHidden="0" w:uiPriority="63" w:unhideWhenUsed="0"/>
-    <w:lsdException w:name="Medium Shading 2" w:semiHidden="0" w:uiPriority="64" w:unhideWhenUsed="0"/>
-    <w:lsdException w:name="Medium List 1" w:semiHidden="0" w:uiPriority="65" w:unhideWhenUsed="0"/>
-    <w:lsdException w:name="Medium List 2" w:semiHidden="0" w:uiPriority="66" w:unhideWhenUsed="0"/>
-    <w:lsdException w:name="Medium Grid 1" w:semiHidden="0" w:uiPriority="67" w:unhideWhenUsed="0"/>
-    <w:lsdException w:name="Medium Grid 2" w:semiHidden="0" w:uiPriority="68" w:unhideWhenUsed="0"/>
-    <w:lsdException w:name="Medium Grid 3" w:semiHidden="0" w:uiPriority="69" w:unhideWhenUsed="0"/>
-    <w:lsdException w:name="Dark List" w:semiHidden="0" w:uiPriority="70" w:unhideWhenUsed="0"/>
-    <w:lsdException w:name="Colorful Shading" w:semiHidden="0" w:uiPriority="71" w:unhideWhenUsed="0"/>
-    <w:lsdException w:name="Colorful List" w:semiHidden="0" w:uiPriority="72" w:unhideWhenUsed="0"/>
-    <w:lsdException w:name="Colorful Grid" w:semiHidden="0" w:uiPriority="73" w:unhideWhenUsed="0"/>
-    <w:lsdException w:name="Light Shading Accent 1" w:semiHidden="0" w:uiPriority="60" w:unhideWhenUsed="0"/>
-    <w:lsdException w:name="Light List Accent 1" w:semiHidden="0" w:uiPriority="61" w:unhideWhenUsed="0"/>
-    <w:lsdException w:name="Light Grid Accent 1" w:semiHidden="0" w:uiPriority="62" w:unhideWhenUsed="0"/>
-    <w:lsdException w:name="Medium Shading 1 Accent 1" w:semiHidden="0" w:uiPriority="63" w:unhideWhenUsed="0"/>
-    <w:lsdException w:name="Medium Shading 2 Accent 1" w:semiHidden="0" w:uiPriority="64" w:unhideWhenUsed="0"/>
-    <w:lsdException w:name="Medium List 1 Accent 1" w:semiHidden="0" w:uiPriority="65" w:unhideWhenUsed="0"/>
-    <w:lsdException w:name="Revision" w:unhideWhenUsed="0"/>
-    <w:lsdException w:name="List Paragraph" w:semiHidden="0" w:uiPriority="34" w:unhideWhenUsed="0" w:qFormat="1"/>
-    <w:lsdException w:name="Quote" w:semiHidden="0" w:uiPriority="29" w:unhideWhenUsed="0" w:qFormat="1"/>
-    <w:lsdException w:name="Intense Quote" w:semiHidden="0" w:uiPriority="30" w:unhideWhenUsed="0" w:qFormat="1"/>
-    <w:lsdException w:name="Medium List 2 Accent 1" w:semiHidden="0" w:uiPriority="66" w:unhideWhenUsed="0"/>
-    <w:lsdException w:name="Medium Grid 1 Accent 1" w:semiHidden="0" w:uiPriority="67" w:unhideWhenUsed="0"/>
-    <w:lsdException w:name="Medium Grid 2 Accent 1" w:semiHidden="0" w:uiPriority="68" w:unhideWhenUsed="0"/>
-    <w:lsdException w:name="Medium Grid 3 Accent 1" w:semiHidden="0" w:uiPriority="69" w:unhideWhenUsed="0"/>
-    <w:lsdException w:name="Dark List Accent 1" w:semiHidden="0" w:uiPriority="70" w:unhideWhenUsed="0"/>
-    <w:lsdException w:name="Colorful Shading Accent 1" w:semiHidden="0" w:uiPriority="71" w:unhideWhenUsed="0"/>
-    <w:lsdException w:name="Colorful List Accent 1" w:semiHidden="0" w:uiPriority="72" w:unhideWhenUsed="0"/>
-    <w:lsdException w:name="Colorful Grid Accent 1" w:semiHidden="0" w:uiPriority="73" w:unhideWhenUsed="0"/>
-    <w:lsdException w:name="Light Shading Accent 2" w:semiHidden="0" w:uiPriority="60" w:unhideWhenUsed="0"/>
-    <w:lsdException w:name="Light List Accent 2" w:semiHidden="0" w:uiPriority="61" w:unhideWhenUsed="0"/>
-    <w:lsdException w:name="Light Grid Accent 2" w:semiHidden="0" w:uiPriority="62" w:unhideWhenUsed="0"/>
-    <w:lsdException w:name="Medium Shading 1 Accent 2" w:semiHidden="0" w:uiPriority="63" w:unhideWhenUsed="0"/>
-    <w:lsdException w:name="Medium Shading 2 Accent 2" w:semiHidden="0" w:uiPriority="64" w:unhideWhenUsed="0"/>
-    <w:lsdException w:name="Medium List 1 Accent 2" w:semiHidden="0" w:uiPriority="65" w:unhideWhenUsed="0"/>
-    <w:lsdException w:name="Medium List 2 Accent 2" w:semiHidden="0" w:uiPriority="66" w:unhideWhenUsed="0"/>
-    <w:lsdException w:name="Medium Grid 1 Accent 2" w:semiHidden="0" w:uiPriority="67" w:unhideWhenUsed="0"/>
-    <w:lsdException w:name="Medium Grid 2 Accent 2" w:semiHidden="0" w:uiPriority="68" w:unhideWhenUsed="0"/>
-    <w:lsdException w:name="Medium Grid 3 Accent 2" w:semiHidden="0" w:uiPriority="69" w:unhideWhenUsed="0"/>
-    <w:lsdException w:name="Dark List Accent 2" w:semiHidden="0" w:uiPriority="70" w:unhideWhenUsed="0"/>
-    <w:lsdException w:name="Colorful Shading Accent 2" w:semiHidden="0" w:uiPriority="71" w:unhideWhenUsed="0"/>
-    <w:lsdException w:name="Colorful List Accent 2" w:semiHidden="0" w:uiPriority="72" w:unhideWhenUsed="0"/>
-    <w:lsdException w:name="Colorful Grid Accent 2" w:semiHidden="0" w:uiPriority="73" w:unhideWhenUsed="0"/>
-    <w:lsdException w:name="Light Shading Accent 3" w:semiHidden="0" w:uiPriority="60" w:unhideWhenUsed="0"/>
-    <w:lsdException w:name="Light List Accent 3" w:semiHidden="0" w:uiPriority="61" w:unhideWhenUsed="0"/>
-    <w:lsdException w:name="Light Grid Accent 3" w:semiHidden="0" w:uiPriority="62" w:unhideWhenUsed="0"/>
-    <w:lsdException w:name="Medium Shading 1 Accent 3" w:semiHidden="0" w:uiPriority="63" w:unhideWhenUsed="0"/>
-    <w:lsdException w:name="Medium Shading 2 Accent 3" w:semiHidden="0" w:uiPriority="64" w:unhideWhenUsed="0"/>
-    <w:lsdException w:name="Medium List 1 Accent 3" w:semiHidden="0" w:uiPriority="65" w:unhideWhenUsed="0"/>
-    <w:lsdException w:name="Medium List 2 Accent 3" w:semiHidden="0" w:uiPriority="66" w:unhideWhenUsed="0"/>
-    <w:lsdException w:name="Medium Grid 1 Accent 3" w:semiHidden="0" w:uiPriority="67" w:unhideWhenUsed="0"/>
-    <w:lsdException w:name="Medium Grid 2 Accent 3" w:semiHidden="0" w:uiPriority="68" w:unhideWhenUsed="0"/>
-    <w:lsdException w:name="Medium Grid 3 Accent 3" w:semiHidden="0" w:uiPriority="69" w:unhideWhenUsed="0"/>
-    <w:lsdException w:name="Dark List Accent 3" w:semiHidden="0" w:uiPriority="70" w:unhideWhenUsed="0"/>
-    <w:lsdException w:name="Colorful Shading Accent 3" w:semiHidden="0" w:uiPriority="71" w:unhideWhenUsed="0"/>
-    <w:lsdException w:name="Colorful List Accent 3" w:semiHidden="0" w:uiPriority="72" w:unhideWhenUsed="0"/>
-    <w:lsdException w:name="Colorful Grid Accent 3" w:semiHidden="0" w:uiPriority="73" w:unhideWhenUsed="0"/>
-    <w:lsdException w:name="Light Shading Accent 4" w:semiHidden="0" w:uiPriority="60" w:unhideWhenUsed="0"/>
-    <w:lsdException w:name="Light List Accent 4" w:semiHidden="0" w:uiPriority="61" w:unhideWhenUsed="0"/>
-    <w:lsdException w:name="Light Grid Accent 4" w:semiHidden="0" w:uiPriority="62" w:unhideWhenUsed="0"/>
-    <w:lsdException w:name="Medium Shading 1 Accent 4" w:semiHidden="0" w:uiPriority="63" w:unhideWhenUsed="0"/>
-    <w:lsdException w:name="Medium Shading 2 Accent 4" w:semiHidden="0" w:uiPriority="64" w:unhideWhenUsed="0"/>
-    <w:lsdException w:name="Medium List 1 Accent 4" w:semiHidden="0" w:uiPriority="65" w:unhideWhenUsed="0"/>
-    <w:lsdException w:name="Medium List 2 Accent 4" w:semiHidden="0" w:uiPriority="66" w:unhideWhenUsed="0"/>
-    <w:lsdException w:name="Medium Grid 1 Accent 4" w:semiHidden="0" w:uiPriority="67" w:unhideWhenUsed="0"/>
-    <w:lsdException w:name="Medium Grid 2 Accent 4" w:semiHidden="0" w:uiPriority="68" w:unhideWhenUsed="0"/>
-    <w:lsdException w:name="Medium Grid 3 Accent 4" w:semiHidden="0" w:uiPriority="69" w:unhideWhenUsed="0"/>
-    <w:lsdException w:name="Dark List Accent 4" w:semiHidden="0" w:uiPriority="70" w:unhideWhenUsed="0"/>
-    <w:lsdException w:name="Colorful Shading Accent 4" w:semiHidden="0" w:uiPriority="71" w:unhideWhenUsed="0"/>
-    <w:lsdException w:name="Colorful List Accent 4" w:semiHidden="0" w:uiPriority="72" w:unhideWhenUsed="0"/>
-    <w:lsdException w:name="Colorful Grid Accent 4" w:semiHidden="0" w:uiPriority="73" w:unhideWhenUsed="0"/>
-    <w:lsdException w:name="Light Shading Accent 5" w:semiHidden="0" w:uiPriority="60" w:unhideWhenUsed="0"/>
-    <w:lsdException w:name="Light List Accent 5" w:semiHidden="0" w:uiPriority="61" w:unhideWhenUsed="0"/>
-    <w:lsdException w:name="Light Grid Accent 5" w:semiHidden="0" w:uiPriority="62" w:unhideWhenUsed="0"/>
-    <w:lsdException w:name="Medium Shading 1 Accent 5" w:semiHidden="0" w:uiPriority="63" w:unhideWhenUsed="0"/>
-    <w:lsdException w:name="Medium Shading 2 Accent 5" w:semiHidden="0" w:uiPriority="64" w:unhideWhenUsed="0"/>
-    <w:lsdException w:name="Medium List 1 Accent 5" w:semiHidden="0" w:uiPriority="65" w:unhideWhenUsed="0"/>
-    <w:lsdException w:name="Medium List 2 Accent 5" w:semiHidden="0" w:uiPriority="66" w:unhideWhenUsed="0"/>
-    <w:lsdException w:name="Medium Grid 1 Accent 5" w:semiHidden="0" w:uiPriority="67" w:unhideWhenUsed="0"/>
-    <w:lsdException w:name="Medium Grid 2 Accent 5" w:semiHidden="0" w:uiPriority="68" w:unhideWhenUsed="0"/>
-    <w:lsdException w:name="Medium Grid 3 Accent 5" w:semiHidden="0" w:uiPriority="69" w:unhideWhenUsed="0"/>
-    <w:lsdException w:name="Dark List Accent 5" w:semiHidden="0" w:uiPriority="70" w:unhideWhenUsed="0"/>
-    <w:lsdException w:name="Colorful Shading Accent 5" w:semiHidden="0" w:uiPriority="71" w:unhideWhenUsed="0"/>
-    <w:lsdException w:name="Colorful List Accent 5" w:semiHidden="0" w:uiPriority="72" w:unhideWhenUsed="0"/>
-    <w:lsdException w:name="Colorful Grid Accent 5" w:semiHidden="0" w:uiPriority="73" w:unhideWhenUsed="0"/>
-    <w:lsdException w:name="Light Shading Accent 6" w:semiHidden="0" w:uiPriority="60" w:unhideWhenUsed="0"/>
-    <w:lsdException w:name="Light List Accent 6" w:semiHidden="0" w:uiPriority="61" w:unhideWhenUsed="0"/>
-    <w:lsdException w:name="Light Grid Accent 6" w:semiHidden="0" w:uiPriority="62" w:unhideWhenUsed="0"/>
-    <w:lsdException w:name="Medium Shading 1 Accent 6" w:semiHidden="0" w:uiPriority="63" w:unhideWhenUsed="0"/>
-    <w:lsdException w:name="Medium Shading 2 Accent 6" w:semiHidden="0" w:uiPriority="64" w:unhideWhenUsed="0"/>
-    <w:lsdException w:name="Medium List 1 Accent 6" w:semiHidden="0" w:uiPriority="65" w:unhideWhenUsed="0"/>
-    <w:lsdException w:name="Medium List 2 Accent 6" w:semiHidden="0" w:uiPriority="66" w:unhideWhenUsed="0"/>
-    <w:lsdException w:name="Medium Grid 1 Accent 6" w:semiHidden="0" w:uiPriority="67" w:unhideWhenUsed="0"/>
-    <w:lsdException w:name="Medium Grid 2 Accent 6" w:semiHidden="0" w:uiPriority="68" w:unhideWhenUsed="0"/>
-    <w:lsdException w:name="Medium Grid 3 Accent 6" w:semiHidden="0" w:uiPriority="69" w:unhideWhenUsed="0"/>
-    <w:lsdException w:name="Dark List Accent 6" w:semiHidden="0" w:uiPriority="70" w:unhideWhenUsed="0"/>
-    <w:lsdException w:name="Colorful Shading Accent 6" w:semiHidden="0" w:uiPriority="71" w:unhideWhenUsed="0"/>
-    <w:lsdException w:name="Colorful List Accent 6" w:semiHidden="0" w:uiPriority="72" w:unhideWhenUsed="0"/>
-    <w:lsdException w:name="Colorful Grid Accent 6" w:semiHidden="0" w:uiPriority="73" w:unhideWhenUsed="0"/>
-    <w:lsdException w:name="Subtle Emphasis" w:semiHidden="0" w:uiPriority="19" w:unhideWhenUsed="0" w:qFormat="1"/>
-    <w:lsdException w:name="Intense Emphasis" w:semiHidden="0" w:uiPriority="21" w:unhideWhenUsed="0" w:qFormat="1"/>
-    <w:lsdException w:name="Subtle Reference" w:semiHidden="0" w:uiPriority="31" w:unhideWhenUsed="0" w:qFormat="1"/>
-    <w:lsdException w:name="Intense Reference" w:semiHidden="0" w:uiPriority="32" w:unhideWhenUsed="0" w:qFormat="1"/>
-    <w:lsdException w:name="Book Title" w:semiHidden="0" w:uiPriority="33" w:unhideWhenUsed="0" w:qFormat="1"/>
-    <w:lsdException w:name="Bibliography" w:uiPriority="37"/>
-    <w:lsdException w:name="TOC Heading" w:uiPriority="39" w:qFormat="1"/>
-  </w:latentStyles>
-  <w:style w:type="paragraph" w:default="1" w:styleId="a">
-    <w:name w:val="Normal"/>
-    <w:qFormat/>
-    <w:rsid w:val="00B74E08"/>
-  </w:style>
-  <w:style w:type="character" w:default="1" w:styleId="a0">
-    <w:name w:val="Default Paragraph Font"/>
-    <w:uiPriority w:val="1"/>
-    <w:semiHidden/>
-    <w:unhideWhenUsed/>
-  </w:style>
-  <w:style w:type="table" w:default="1" w:styleId="a1">
-    <w:name w:val="Normal Table"/>
-    <w:uiPriority w:val="99"/>
-    <w:semiHidden/>
-    <w:unhideWhenUsed/>
-    <w:qFormat/>
+  <w:style w:type="table" w:styleId="af0">
+    <w:name w:val="Table Grid"/>
+    <w:basedOn w:val="a1"/>
+    <w:uiPriority w:val="59"/>
+    <w:rsid w:val="00AC2558"/>
+    <w:pPr>
+      <w:spacing w:after="0" w:line="240" w:lineRule="auto"/>
+    </w:pPr>
     <w:tblPr>
       <w:tblInd w:w="0" w:type="dxa"/>
+      <w:tblBorders>
+        <w:top w:val="single" w:sz="4" w:space="0" w:color="000000" w:themeColor="text1"/>
+        <w:left w:val="single" w:sz="4" w:space="0" w:color="000000" w:themeColor="text1"/>
+        <w:bottom w:val="single" w:sz="4" w:space="0" w:color="000000" w:themeColor="text1"/>
+        <w:right w:val="single" w:sz="4" w:space="0" w:color="000000" w:themeColor="text1"/>
+        <w:insideH w:val="single" w:sz="4" w:space="0" w:color="000000" w:themeColor="text1"/>
+        <w:insideV w:val="single" w:sz="4" w:space="0" w:color="000000" w:themeColor="text1"/>
+      </w:tblBorders>
       <w:tblCellMar>
         <w:top w:w="0" w:type="dxa"/>
         <w:left w:w="108" w:type="dxa"/>
@@ -21374,29 +22712,7 @@
       </w:tblCellMar>
     </w:tblPr>
   </w:style>
-  <w:style w:type="numbering" w:default="1" w:styleId="a2">
-    <w:name w:val="No List"/>
-    <w:uiPriority w:val="99"/>
-    <w:semiHidden/>
-    <w:unhideWhenUsed/>
-  </w:style>
-  <w:style w:type="character" w:styleId="a3">
-    <w:name w:val="Placeholder Text"/>
-    <w:basedOn w:val="a0"/>
-    <w:uiPriority w:val="99"/>
-    <w:semiHidden/>
-    <w:rsid w:val="00886715"/>
-    <w:rPr>
-      <w:color w:val="808080"/>
-    </w:rPr>
-  </w:style>
 </w:styles>
-</file>
-
-<file path=word/glossary/webSettings.xml><?xml version="1.0" encoding="utf-8"?>
-<w:webSettings xmlns:r="http://schemas.openxmlformats.org/officeDocument/2006/relationships" xmlns:w="http://schemas.openxmlformats.org/wordprocessingml/2006/main">
-  <w:optimizeForBrowser/>
-</w:webSettings>
 </file>
 
 <file path=word/theme/theme1.xml><?xml version="1.0" encoding="utf-8"?>
@@ -21687,7 +23003,7 @@
 </file>
 
 <file path=customXml/itemProps1.xml><?xml version="1.0" encoding="utf-8"?>
-<ds:datastoreItem xmlns:ds="http://schemas.openxmlformats.org/officeDocument/2006/customXml" ds:itemID="{07DFE1DE-7352-4088-8F2F-D1B8F8E86DE3}">
+<ds:datastoreItem xmlns:ds="http://schemas.openxmlformats.org/officeDocument/2006/customXml" ds:itemID="{22538611-4E89-4AFF-8960-79077D92739B}">
   <ds:schemaRefs>
     <ds:schemaRef ds:uri="http://schemas.openxmlformats.org/officeDocument/2006/bibliography"/>
   </ds:schemaRefs>

--- a/Диплом.docx
+++ b/Диплом.docx
@@ -596,7 +596,7 @@
           <w:r>
             <w:fldChar w:fldCharType="separate"/>
           </w:r>
-          <w:hyperlink w:anchor="_Toc229829477" w:history="1">
+          <w:hyperlink w:anchor="_Toc229935103" w:history="1">
             <w:r>
               <w:rPr>
                 <w:rStyle w:val="ab"/>
@@ -624,7 +624,7 @@
                 <w:noProof/>
                 <w:webHidden/>
               </w:rPr>
-              <w:instrText xml:space="preserve"> PAGEREF _Toc229829477 \h </w:instrText>
+              <w:instrText xml:space="preserve"> PAGEREF _Toc229935103 \h </w:instrText>
             </w:r>
             <w:r>
               <w:rPr>
@@ -665,7 +665,7 @@
               <w:noProof/>
             </w:rPr>
           </w:pPr>
-          <w:hyperlink w:anchor="_Toc229829478" w:history="1">
+          <w:hyperlink w:anchor="_Toc229935104" w:history="1">
             <w:r>
               <w:rPr>
                 <w:rStyle w:val="ab"/>
@@ -693,7 +693,7 @@
                 <w:noProof/>
                 <w:webHidden/>
               </w:rPr>
-              <w:instrText xml:space="preserve"> PAGEREF _Toc229829478 \h </w:instrText>
+              <w:instrText xml:space="preserve"> PAGEREF _Toc229935104 \h </w:instrText>
             </w:r>
             <w:r>
               <w:rPr>
@@ -735,7 +735,7 @@
               <w:noProof/>
             </w:rPr>
           </w:pPr>
-          <w:hyperlink w:anchor="_Toc229829479" w:history="1">
+          <w:hyperlink w:anchor="_Toc229935105" w:history="1">
             <w:r>
               <w:rPr>
                 <w:rStyle w:val="ab"/>
@@ -777,7 +777,7 @@
                 <w:noProof/>
                 <w:webHidden/>
               </w:rPr>
-              <w:instrText xml:space="preserve"> PAGEREF _Toc229829479 \h </w:instrText>
+              <w:instrText xml:space="preserve"> PAGEREF _Toc229935105 \h </w:instrText>
             </w:r>
             <w:r>
               <w:rPr>
@@ -819,7 +819,7 @@
               <w:noProof/>
             </w:rPr>
           </w:pPr>
-          <w:hyperlink w:anchor="_Toc229829480" w:history="1">
+          <w:hyperlink w:anchor="_Toc229935106" w:history="1">
             <w:r>
               <w:rPr>
                 <w:rStyle w:val="ab"/>
@@ -861,7 +861,7 @@
                 <w:noProof/>
                 <w:webHidden/>
               </w:rPr>
-              <w:instrText xml:space="preserve"> PAGEREF _Toc229829480 \h </w:instrText>
+              <w:instrText xml:space="preserve"> PAGEREF _Toc229935106 \h </w:instrText>
             </w:r>
             <w:r>
               <w:rPr>
@@ -903,7 +903,7 @@
               <w:noProof/>
             </w:rPr>
           </w:pPr>
-          <w:hyperlink w:anchor="_Toc229829481" w:history="1">
+          <w:hyperlink w:anchor="_Toc229935107" w:history="1">
             <w:r>
               <w:rPr>
                 <w:rStyle w:val="ab"/>
@@ -945,7 +945,7 @@
                 <w:noProof/>
                 <w:webHidden/>
               </w:rPr>
-              <w:instrText xml:space="preserve"> PAGEREF _Toc229829481 \h </w:instrText>
+              <w:instrText xml:space="preserve"> PAGEREF _Toc229935107 \h </w:instrText>
             </w:r>
             <w:r>
               <w:rPr>
@@ -987,7 +987,7 @@
               <w:noProof/>
             </w:rPr>
           </w:pPr>
-          <w:hyperlink w:anchor="_Toc229829482" w:history="1">
+          <w:hyperlink w:anchor="_Toc229935108" w:history="1">
             <w:r>
               <w:rPr>
                 <w:rStyle w:val="ab"/>
@@ -1029,7 +1029,7 @@
                 <w:noProof/>
                 <w:webHidden/>
               </w:rPr>
-              <w:instrText xml:space="preserve"> PAGEREF _Toc229829482 \h </w:instrText>
+              <w:instrText xml:space="preserve"> PAGEREF _Toc229935108 \h </w:instrText>
             </w:r>
             <w:r>
               <w:rPr>
@@ -1071,7 +1071,7 @@
               <w:noProof/>
             </w:rPr>
           </w:pPr>
-          <w:hyperlink w:anchor="_Toc229829483" w:history="1">
+          <w:hyperlink w:anchor="_Toc229935109" w:history="1">
             <w:r>
               <w:rPr>
                 <w:rStyle w:val="ab"/>
@@ -1113,7 +1113,7 @@
                 <w:noProof/>
                 <w:webHidden/>
               </w:rPr>
-              <w:instrText xml:space="preserve"> PAGEREF _Toc229829483 \h </w:instrText>
+              <w:instrText xml:space="preserve"> PAGEREF _Toc229935109 \h </w:instrText>
             </w:r>
             <w:r>
               <w:rPr>
@@ -1155,7 +1155,7 @@
               <w:noProof/>
             </w:rPr>
           </w:pPr>
-          <w:hyperlink w:anchor="_Toc229829484" w:history="1">
+          <w:hyperlink w:anchor="_Toc229935110" w:history="1">
             <w:r>
               <w:rPr>
                 <w:rStyle w:val="ab"/>
@@ -1212,7 +1212,7 @@
                 <w:noProof/>
                 <w:webHidden/>
               </w:rPr>
-              <w:instrText xml:space="preserve"> PAGEREF _Toc229829484 \h </w:instrText>
+              <w:instrText xml:space="preserve"> PAGEREF _Toc229935110 \h </w:instrText>
             </w:r>
             <w:r>
               <w:rPr>
@@ -1254,7 +1254,7 @@
               <w:noProof/>
             </w:rPr>
           </w:pPr>
-          <w:hyperlink w:anchor="_Toc229829485" w:history="1">
+          <w:hyperlink w:anchor="_Toc229935111" w:history="1">
             <w:r>
               <w:rPr>
                 <w:rStyle w:val="ab"/>
@@ -1296,7 +1296,7 @@
                 <w:noProof/>
                 <w:webHidden/>
               </w:rPr>
-              <w:instrText xml:space="preserve"> PAGEREF _Toc229829485 \h </w:instrText>
+              <w:instrText xml:space="preserve"> PAGEREF _Toc229935111 \h </w:instrText>
             </w:r>
             <w:r>
               <w:rPr>
@@ -1337,7 +1337,7 @@
               <w:noProof/>
             </w:rPr>
           </w:pPr>
-          <w:hyperlink w:anchor="_Toc229829486" w:history="1">
+          <w:hyperlink w:anchor="_Toc229935112" w:history="1">
             <w:r>
               <w:rPr>
                 <w:rStyle w:val="ab"/>
@@ -1365,7 +1365,7 @@
                 <w:noProof/>
                 <w:webHidden/>
               </w:rPr>
-              <w:instrText xml:space="preserve"> PAGEREF _Toc229829486 \h </w:instrText>
+              <w:instrText xml:space="preserve"> PAGEREF _Toc229935112 \h </w:instrText>
             </w:r>
             <w:r>
               <w:rPr>
@@ -1406,7 +1406,7 @@
               <w:noProof/>
             </w:rPr>
           </w:pPr>
-          <w:hyperlink w:anchor="_Toc229829487" w:history="1">
+          <w:hyperlink w:anchor="_Toc229935113" w:history="1">
             <w:r>
               <w:rPr>
                 <w:rStyle w:val="ab"/>
@@ -1434,7 +1434,7 @@
                 <w:noProof/>
                 <w:webHidden/>
               </w:rPr>
-              <w:instrText xml:space="preserve"> PAGEREF _Toc229829487 \h </w:instrText>
+              <w:instrText xml:space="preserve"> PAGEREF _Toc229935113 \h </w:instrText>
             </w:r>
             <w:r>
               <w:rPr>
@@ -1476,7 +1476,7 @@
               <w:noProof/>
             </w:rPr>
           </w:pPr>
-          <w:hyperlink w:anchor="_Toc229829488" w:history="1">
+          <w:hyperlink w:anchor="_Toc229935114" w:history="1">
             <w:r>
               <w:rPr>
                 <w:rStyle w:val="ab"/>
@@ -1518,7 +1518,7 @@
                 <w:noProof/>
                 <w:webHidden/>
               </w:rPr>
-              <w:instrText xml:space="preserve"> PAGEREF _Toc229829488 \h </w:instrText>
+              <w:instrText xml:space="preserve"> PAGEREF _Toc229935114 \h </w:instrText>
             </w:r>
             <w:r>
               <w:rPr>
@@ -1539,6 +1539,90 @@
                 <w:webHidden/>
               </w:rPr>
               <w:t>19</w:t>
+            </w:r>
+            <w:r>
+              <w:rPr>
+                <w:noProof/>
+                <w:webHidden/>
+              </w:rPr>
+              <w:fldChar w:fldCharType="end"/>
+            </w:r>
+          </w:hyperlink>
+        </w:p>
+        <w:p>
+          <w:pPr>
+            <w:pStyle w:val="21"/>
+            <w:tabs>
+              <w:tab w:val="left" w:pos="880"/>
+              <w:tab w:val="right" w:leader="dot" w:pos="9345"/>
+            </w:tabs>
+            <w:rPr>
+              <w:noProof/>
+            </w:rPr>
+          </w:pPr>
+          <w:hyperlink w:anchor="_Toc229935115" w:history="1">
+            <w:r>
+              <w:rPr>
+                <w:rStyle w:val="ab"/>
+                <w:rFonts w:ascii="Times New Roman" w:hAnsi="Times New Roman" w:cs="Times New Roman"/>
+                <w:noProof/>
+              </w:rPr>
+              <w:t>2.2.</w:t>
+            </w:r>
+            <w:r>
+              <w:rPr>
+                <w:noProof/>
+              </w:rPr>
+              <w:tab/>
+            </w:r>
+            <w:r>
+              <w:rPr>
+                <w:rStyle w:val="ab"/>
+                <w:rFonts w:ascii="Times New Roman" w:hAnsi="Times New Roman" w:cs="Times New Roman"/>
+                <w:noProof/>
+              </w:rPr>
+              <w:t>Схема и трассировка платы проекта.</w:t>
+            </w:r>
+            <w:r>
+              <w:rPr>
+                <w:noProof/>
+                <w:webHidden/>
+              </w:rPr>
+              <w:tab/>
+            </w:r>
+            <w:r>
+              <w:rPr>
+                <w:noProof/>
+                <w:webHidden/>
+              </w:rPr>
+              <w:fldChar w:fldCharType="begin"/>
+            </w:r>
+            <w:r>
+              <w:rPr>
+                <w:noProof/>
+                <w:webHidden/>
+              </w:rPr>
+              <w:instrText xml:space="preserve"> PAGEREF _Toc229935115 \h </w:instrText>
+            </w:r>
+            <w:r>
+              <w:rPr>
+                <w:noProof/>
+                <w:webHidden/>
+              </w:rPr>
+            </w:r>
+            <w:r>
+              <w:rPr>
+                <w:noProof/>
+                <w:webHidden/>
+              </w:rPr>
+              <w:fldChar w:fldCharType="separate"/>
+            </w:r>
+            <w:r>
+              <w:rPr>
+                <w:noProof/>
+                <w:webHidden/>
+              </w:rPr>
+              <w:t>20</w:t>
             </w:r>
             <w:r>
               <w:rPr>
@@ -1598,7 +1682,7 @@
           <w:color w:val="auto"/>
         </w:rPr>
       </w:pPr>
-      <w:bookmarkStart w:id="0" w:name="_Toc229829477"/>
+      <w:bookmarkStart w:id="0" w:name="_Toc229935103"/>
       <w:r>
         <w:rPr>
           <w:rFonts w:ascii="Times New Roman" w:hAnsi="Times New Roman" w:cs="Times New Roman"/>
@@ -2055,7 +2139,7 @@
           <w:color w:val="auto"/>
         </w:rPr>
       </w:pPr>
-      <w:bookmarkStart w:id="1" w:name="_Toc229829478"/>
+      <w:bookmarkStart w:id="1" w:name="_Toc229935104"/>
       <w:r>
         <w:rPr>
           <w:rFonts w:ascii="Times New Roman" w:hAnsi="Times New Roman" w:cs="Times New Roman"/>
@@ -2080,7 +2164,7 @@
           <w:szCs w:val="28"/>
         </w:rPr>
       </w:pPr>
-      <w:bookmarkStart w:id="2" w:name="_Toc229829479"/>
+      <w:bookmarkStart w:id="2" w:name="_Toc229935105"/>
       <w:r>
         <w:rPr>
           <w:rFonts w:ascii="Times New Roman" w:hAnsi="Times New Roman" w:cs="Times New Roman"/>
@@ -2552,7 +2636,7 @@
           <w:sz w:val="28"/>
         </w:rPr>
       </w:pPr>
-      <w:bookmarkStart w:id="3" w:name="_Toc229829480"/>
+      <w:bookmarkStart w:id="3" w:name="_Toc229935106"/>
       <w:r>
         <w:rPr>
           <w:rFonts w:ascii="Times New Roman" w:hAnsi="Times New Roman" w:cs="Times New Roman"/>
@@ -3736,7 +3820,7 @@
           <w:sz w:val="28"/>
         </w:rPr>
       </w:pPr>
-      <w:bookmarkStart w:id="4" w:name="_Toc229829481"/>
+      <w:bookmarkStart w:id="4" w:name="_Toc229935107"/>
       <w:r>
         <w:rPr>
           <w:rFonts w:ascii="Times New Roman" w:hAnsi="Times New Roman" w:cs="Times New Roman"/>
@@ -6097,7 +6181,7 @@
           <w:sz w:val="28"/>
         </w:rPr>
       </w:pPr>
-      <w:bookmarkStart w:id="5" w:name="_Toc229829482"/>
+      <w:bookmarkStart w:id="5" w:name="_Toc229935108"/>
       <w:r>
         <w:rPr>
           <w:rFonts w:ascii="Times New Roman" w:hAnsi="Times New Roman" w:cs="Times New Roman"/>
@@ -6322,7 +6406,7 @@
           <w:sz w:val="28"/>
         </w:rPr>
       </w:pPr>
-      <w:bookmarkStart w:id="6" w:name="_Toc229829483"/>
+      <w:bookmarkStart w:id="6" w:name="_Toc229935109"/>
       <w:r>
         <w:rPr>
           <w:rFonts w:ascii="Times New Roman" w:hAnsi="Times New Roman" w:cs="Times New Roman"/>
@@ -9236,7 +9320,7 @@
           <w:sz w:val="28"/>
         </w:rPr>
       </w:pPr>
-      <w:bookmarkStart w:id="7" w:name="_Toc229829484"/>
+      <w:bookmarkStart w:id="7" w:name="_Toc229935110"/>
       <w:r>
         <w:rPr>
           <w:rFonts w:ascii="Times New Roman" w:hAnsi="Times New Roman" w:cs="Times New Roman"/>
@@ -13054,7 +13138,7 @@
           <w:sz w:val="28"/>
         </w:rPr>
       </w:pPr>
-      <w:bookmarkStart w:id="8" w:name="_Toc229829485"/>
+      <w:bookmarkStart w:id="8" w:name="_Toc229935111"/>
       <w:r>
         <w:rPr>
           <w:rFonts w:ascii="Times New Roman" w:hAnsi="Times New Roman" w:cs="Times New Roman"/>
@@ -18036,7 +18120,6 @@
         <w:rPr>
           <w:rFonts w:ascii="Times New Roman" w:hAnsi="Times New Roman" w:cs="Times New Roman"/>
           <w:sz w:val="28"/>
-          <w:lang w:val="en-US"/>
         </w:rPr>
         <w:tab/>
       </w:r>
@@ -18315,7 +18398,7 @@
           <w:sz w:val="28"/>
         </w:rPr>
       </w:pPr>
-      <w:bookmarkStart w:id="9" w:name="_Toc229829486"/>
+      <w:bookmarkStart w:id="9" w:name="_Toc229935112"/>
       <w:r>
         <w:rPr>
           <w:rFonts w:ascii="Times New Roman" w:hAnsi="Times New Roman" w:cs="Times New Roman"/>
@@ -19850,7 +19933,7 @@
           <w:color w:val="auto"/>
         </w:rPr>
       </w:pPr>
-      <w:bookmarkStart w:id="10" w:name="_Toc229829487"/>
+      <w:bookmarkStart w:id="10" w:name="_Toc229935113"/>
       <w:r>
         <w:rPr>
           <w:rFonts w:ascii="Times New Roman" w:hAnsi="Times New Roman" w:cs="Times New Roman"/>
@@ -19875,7 +19958,6 @@
         <w:rPr>
           <w:rFonts w:ascii="Times New Roman" w:hAnsi="Times New Roman" w:cs="Times New Roman"/>
           <w:sz w:val="28"/>
-          <w:lang w:val="en-US"/>
         </w:rPr>
       </w:pPr>
       <w:r>
@@ -20052,7 +20134,7 @@
           <w:sz w:val="28"/>
         </w:rPr>
       </w:pPr>
-      <w:bookmarkStart w:id="11" w:name="_Toc229829488"/>
+      <w:bookmarkStart w:id="11" w:name="_Toc229935114"/>
       <w:r>
         <w:rPr>
           <w:rFonts w:ascii="Times New Roman" w:hAnsi="Times New Roman" w:cs="Times New Roman"/>
@@ -20066,9 +20148,10 @@
     <w:p>
       <w:pPr>
         <w:ind w:firstLine="709"/>
-        <w:rPr>
-          <w:rFonts w:ascii="Times New Roman" w:hAnsi="Times New Roman" w:cs="Times New Roman"/>
-          <w:sz w:val="28"/>
+        <w:jc w:val="both"/>
+        <w:rPr>
+          <w:rFonts w:ascii="Times New Roman" w:hAnsi="Times New Roman" w:cs="Times New Roman"/>
+          <w:sz w:val="40"/>
           <w:szCs w:val="28"/>
         </w:rPr>
       </w:pPr>
@@ -20155,776 +20238,685 @@
         </w:rPr>
         <w:t xml:space="preserve">. </w:t>
       </w:r>
+      <w:r>
+        <w:rPr>
+          <w:rFonts w:ascii="Times New Roman" w:hAnsi="Times New Roman" w:cs="Times New Roman"/>
+          <w:sz w:val="28"/>
+          <w:szCs w:val="28"/>
+        </w:rPr>
+        <w:t xml:space="preserve">Это 32-разрядный процессор на базе ядра </w:t>
+      </w:r>
+      <w:r>
+        <w:rPr>
+          <w:rFonts w:ascii="Times New Roman" w:hAnsi="Times New Roman" w:cs="Times New Roman"/>
+          <w:sz w:val="28"/>
+          <w:szCs w:val="20"/>
+        </w:rPr>
+        <w:t>Cortex™-M</w:t>
+      </w:r>
+      <w:r>
+        <w:rPr>
+          <w:rFonts w:ascii="Times New Roman" w:hAnsi="Times New Roman" w:cs="Times New Roman"/>
+          <w:sz w:val="28"/>
+          <w:szCs w:val="20"/>
+        </w:rPr>
+        <w:t xml:space="preserve">3. Рабочая частота до 72 МГц. Имеет 64 Кбайт </w:t>
+      </w:r>
+      <w:r>
+        <w:rPr>
+          <w:rFonts w:ascii="Times New Roman" w:hAnsi="Times New Roman" w:cs="Times New Roman"/>
+          <w:sz w:val="28"/>
+          <w:szCs w:val="20"/>
+          <w:lang w:val="en-US"/>
+        </w:rPr>
+        <w:t>Flash</w:t>
+      </w:r>
+      <w:r>
+        <w:rPr>
+          <w:rFonts w:ascii="Times New Roman" w:hAnsi="Times New Roman" w:cs="Times New Roman"/>
+          <w:sz w:val="28"/>
+          <w:szCs w:val="20"/>
+        </w:rPr>
+        <w:t xml:space="preserve"> </w:t>
+      </w:r>
+      <w:r>
+        <w:rPr>
+          <w:rFonts w:ascii="Times New Roman" w:hAnsi="Times New Roman" w:cs="Times New Roman"/>
+          <w:sz w:val="28"/>
+          <w:szCs w:val="20"/>
+        </w:rPr>
+        <w:t xml:space="preserve">памяти и 20 Кбайт </w:t>
+      </w:r>
+      <w:r>
+        <w:rPr>
+          <w:rFonts w:ascii="Times New Roman" w:hAnsi="Times New Roman" w:cs="Times New Roman"/>
+          <w:sz w:val="28"/>
+          <w:szCs w:val="20"/>
+          <w:lang w:val="en-US"/>
+        </w:rPr>
+        <w:t>SRAM</w:t>
+      </w:r>
+      <w:r>
+        <w:rPr>
+          <w:rFonts w:ascii="Times New Roman" w:hAnsi="Times New Roman" w:cs="Times New Roman"/>
+          <w:sz w:val="28"/>
+          <w:szCs w:val="20"/>
+        </w:rPr>
+        <w:t xml:space="preserve">. </w:t>
+      </w:r>
+      <w:r>
+        <w:rPr>
+          <w:rFonts w:ascii="Times New Roman" w:hAnsi="Times New Roman" w:cs="Times New Roman"/>
+          <w:sz w:val="28"/>
+          <w:szCs w:val="20"/>
+        </w:rPr>
+        <w:t>Н</w:t>
+      </w:r>
+      <w:r>
+        <w:rPr>
+          <w:rFonts w:ascii="Times New Roman" w:hAnsi="Times New Roman" w:cs="Times New Roman"/>
+          <w:sz w:val="28"/>
+          <w:szCs w:val="20"/>
+        </w:rPr>
+        <w:t xml:space="preserve">апряжение </w:t>
+      </w:r>
+      <w:r>
+        <w:rPr>
+          <w:rFonts w:ascii="Times New Roman" w:hAnsi="Times New Roman" w:cs="Times New Roman"/>
+          <w:sz w:val="28"/>
+          <w:szCs w:val="20"/>
+        </w:rPr>
+        <w:t>питания 2.0-3.6 В. Имеет 2 АЦП 12-бит, 3 таймера общего назначения 16-бит, 1 таймер ШИМ 16-бит. Шины</w:t>
+      </w:r>
+      <w:r>
+        <w:rPr>
+          <w:rFonts w:ascii="Times New Roman" w:hAnsi="Times New Roman" w:cs="Times New Roman"/>
+          <w:sz w:val="28"/>
+          <w:szCs w:val="20"/>
+          <w:lang w:val="en-US"/>
+        </w:rPr>
+        <w:t xml:space="preserve"> </w:t>
+      </w:r>
+      <w:r>
+        <w:rPr>
+          <w:rFonts w:ascii="Times New Roman" w:hAnsi="Times New Roman" w:cs="Times New Roman"/>
+          <w:sz w:val="28"/>
+          <w:szCs w:val="20"/>
+        </w:rPr>
+        <w:t>передачи</w:t>
+      </w:r>
+      <w:r>
+        <w:rPr>
+          <w:rFonts w:ascii="Times New Roman" w:hAnsi="Times New Roman" w:cs="Times New Roman"/>
+          <w:sz w:val="28"/>
+          <w:szCs w:val="20"/>
+          <w:lang w:val="en-US"/>
+        </w:rPr>
+        <w:t xml:space="preserve"> </w:t>
+      </w:r>
+      <w:r>
+        <w:rPr>
+          <w:rFonts w:ascii="Times New Roman" w:hAnsi="Times New Roman" w:cs="Times New Roman"/>
+          <w:sz w:val="28"/>
+          <w:szCs w:val="20"/>
+        </w:rPr>
+        <w:t>данных</w:t>
+      </w:r>
+      <w:r>
+        <w:rPr>
+          <w:rFonts w:ascii="Times New Roman" w:hAnsi="Times New Roman" w:cs="Times New Roman"/>
+          <w:sz w:val="28"/>
+          <w:szCs w:val="20"/>
+          <w:lang w:val="en-US"/>
+        </w:rPr>
+        <w:t>: 2 × I²C, 3 × USART, 2 × SPI (</w:t>
+      </w:r>
+      <w:r>
+        <w:rPr>
+          <w:rFonts w:ascii="Times New Roman" w:hAnsi="Times New Roman" w:cs="Times New Roman"/>
+          <w:sz w:val="28"/>
+          <w:szCs w:val="20"/>
+        </w:rPr>
+        <w:t>до</w:t>
+      </w:r>
+      <w:r>
+        <w:rPr>
+          <w:rFonts w:ascii="Times New Roman" w:hAnsi="Times New Roman" w:cs="Times New Roman"/>
+          <w:sz w:val="28"/>
+          <w:szCs w:val="20"/>
+          <w:lang w:val="en-US"/>
+        </w:rPr>
+        <w:t xml:space="preserve"> 18 </w:t>
+      </w:r>
+      <w:r>
+        <w:rPr>
+          <w:rFonts w:ascii="Times New Roman" w:hAnsi="Times New Roman" w:cs="Times New Roman"/>
+          <w:sz w:val="28"/>
+          <w:szCs w:val="20"/>
+        </w:rPr>
+        <w:t>Мбит</w:t>
+      </w:r>
+      <w:r>
+        <w:rPr>
+          <w:rFonts w:ascii="Times New Roman" w:hAnsi="Times New Roman" w:cs="Times New Roman"/>
+          <w:sz w:val="28"/>
+          <w:szCs w:val="20"/>
+          <w:lang w:val="en-US"/>
+        </w:rPr>
+        <w:t>/</w:t>
+      </w:r>
+      <w:r>
+        <w:rPr>
+          <w:rFonts w:ascii="Times New Roman" w:hAnsi="Times New Roman" w:cs="Times New Roman"/>
+          <w:sz w:val="28"/>
+          <w:szCs w:val="20"/>
+        </w:rPr>
+        <w:t>с</w:t>
+      </w:r>
+      <w:r>
+        <w:rPr>
+          <w:rFonts w:ascii="Times New Roman" w:hAnsi="Times New Roman" w:cs="Times New Roman"/>
+          <w:sz w:val="28"/>
+          <w:szCs w:val="20"/>
+          <w:lang w:val="en-US"/>
+        </w:rPr>
+        <w:t xml:space="preserve">), CAN 2.0B, USB 2.0 FS. 7 </w:t>
+      </w:r>
+      <w:r>
+        <w:rPr>
+          <w:rFonts w:ascii="Times New Roman" w:hAnsi="Times New Roman" w:cs="Times New Roman"/>
+          <w:sz w:val="28"/>
+          <w:szCs w:val="20"/>
+        </w:rPr>
+        <w:t>каналов</w:t>
+      </w:r>
+      <w:r>
+        <w:rPr>
+          <w:rFonts w:ascii="Times New Roman" w:hAnsi="Times New Roman" w:cs="Times New Roman"/>
+          <w:sz w:val="28"/>
+          <w:szCs w:val="20"/>
+          <w:lang w:val="en-US"/>
+        </w:rPr>
+        <w:t xml:space="preserve"> </w:t>
+      </w:r>
+      <w:r>
+        <w:rPr>
+          <w:rFonts w:ascii="Times New Roman" w:hAnsi="Times New Roman" w:cs="Times New Roman"/>
+          <w:sz w:val="28"/>
+          <w:szCs w:val="20"/>
+          <w:lang w:val="en-US"/>
+        </w:rPr>
+        <w:t>DMA</w:t>
+      </w:r>
+      <w:r>
+        <w:rPr>
+          <w:rFonts w:ascii="Times New Roman" w:hAnsi="Times New Roman" w:cs="Times New Roman"/>
+          <w:sz w:val="28"/>
+          <w:szCs w:val="20"/>
+          <w:lang w:val="en-US"/>
+        </w:rPr>
+        <w:t xml:space="preserve"> (</w:t>
+      </w:r>
+      <w:r>
+        <w:rPr>
+          <w:rFonts w:ascii="Times New Roman" w:hAnsi="Times New Roman" w:cs="Times New Roman"/>
+          <w:sz w:val="28"/>
+          <w:szCs w:val="20"/>
+          <w:lang w:val="en-US"/>
+        </w:rPr>
+        <w:t>direct</w:t>
+      </w:r>
+      <w:r>
+        <w:rPr>
+          <w:rFonts w:ascii="Times New Roman" w:hAnsi="Times New Roman" w:cs="Times New Roman"/>
+          <w:sz w:val="28"/>
+          <w:szCs w:val="20"/>
+          <w:lang w:val="en-US"/>
+        </w:rPr>
+        <w:t xml:space="preserve"> </w:t>
+      </w:r>
+      <w:r>
+        <w:rPr>
+          <w:rFonts w:ascii="Times New Roman" w:hAnsi="Times New Roman" w:cs="Times New Roman"/>
+          <w:sz w:val="28"/>
+          <w:szCs w:val="20"/>
+          <w:lang w:val="en-US"/>
+        </w:rPr>
+        <w:t>memory</w:t>
+      </w:r>
+      <w:r>
+        <w:rPr>
+          <w:rFonts w:ascii="Times New Roman" w:hAnsi="Times New Roman" w:cs="Times New Roman"/>
+          <w:sz w:val="28"/>
+          <w:szCs w:val="20"/>
+          <w:lang w:val="en-US"/>
+        </w:rPr>
+        <w:t xml:space="preserve"> </w:t>
+      </w:r>
+      <w:r>
+        <w:rPr>
+          <w:rFonts w:ascii="Times New Roman" w:hAnsi="Times New Roman" w:cs="Times New Roman"/>
+          <w:sz w:val="28"/>
+          <w:szCs w:val="20"/>
+          <w:lang w:val="en-US"/>
+        </w:rPr>
+        <w:t xml:space="preserve">access). </w:t>
+      </w:r>
+      <w:r>
+        <w:rPr>
+          <w:rFonts w:ascii="Times New Roman" w:hAnsi="Times New Roman" w:cs="Times New Roman"/>
+          <w:sz w:val="28"/>
+          <w:szCs w:val="20"/>
+        </w:rPr>
+        <w:t xml:space="preserve">32 </w:t>
+      </w:r>
+      <w:r>
+        <w:rPr>
+          <w:rFonts w:ascii="Times New Roman" w:hAnsi="Times New Roman" w:cs="Times New Roman"/>
+          <w:sz w:val="28"/>
+          <w:szCs w:val="20"/>
+          <w:lang w:val="en-US"/>
+        </w:rPr>
+        <w:t>GPIO</w:t>
+      </w:r>
+      <w:r>
+        <w:rPr>
+          <w:rFonts w:ascii="Times New Roman" w:hAnsi="Times New Roman" w:cs="Times New Roman"/>
+          <w:sz w:val="28"/>
+          <w:szCs w:val="20"/>
+        </w:rPr>
+        <w:t xml:space="preserve"> </w:t>
+      </w:r>
+      <w:r>
+        <w:rPr>
+          <w:rFonts w:ascii="Times New Roman" w:hAnsi="Times New Roman" w:cs="Times New Roman"/>
+          <w:sz w:val="28"/>
+          <w:szCs w:val="20"/>
+        </w:rPr>
+        <w:t>порта ввода/вывода данных.</w:t>
+      </w:r>
     </w:p>
     <w:p>
       <w:pPr>
-        <w:rPr>
-          <w:rFonts w:ascii="Times New Roman" w:hAnsi="Times New Roman" w:cs="Times New Roman"/>
-          <w:b/>
-          <w:sz w:val="28"/>
-        </w:rPr>
-      </w:pPr>
-      <w:r>
-        <w:rPr>
-          <w:rFonts w:ascii="Times New Roman" w:hAnsi="Times New Roman" w:cs="Times New Roman"/>
-          <w:b/>
-          <w:sz w:val="28"/>
-        </w:rPr>
-        <w:t>Основные характеристики STM32F103C8T6</w:t>
-      </w:r>
-      <w:r>
-        <w:rPr>
-          <w:rFonts w:ascii="Times New Roman" w:hAnsi="Times New Roman" w:cs="Times New Roman"/>
-          <w:b/>
-          <w:sz w:val="28"/>
-        </w:rPr>
-        <w:t>:</w:t>
+        <w:ind w:firstLine="709"/>
+        <w:rPr>
+          <w:rFonts w:ascii="Times New Roman" w:hAnsi="Times New Roman" w:cs="Times New Roman"/>
+          <w:sz w:val="28"/>
+          <w:szCs w:val="28"/>
+        </w:rPr>
+      </w:pPr>
+      <w:r>
+        <w:rPr>
+          <w:rFonts w:ascii="Times New Roman" w:hAnsi="Times New Roman" w:cs="Times New Roman"/>
+          <w:sz w:val="28"/>
+          <w:szCs w:val="28"/>
+        </w:rPr>
+        <w:t>Остальные</w:t>
+      </w:r>
+      <w:r>
+        <w:rPr>
+          <w:rFonts w:ascii="Times New Roman" w:hAnsi="Times New Roman" w:cs="Times New Roman"/>
+          <w:sz w:val="28"/>
+          <w:szCs w:val="28"/>
+        </w:rPr>
+        <w:t xml:space="preserve"> </w:t>
+      </w:r>
+      <w:r>
+        <w:rPr>
+          <w:rFonts w:ascii="Times New Roman" w:hAnsi="Times New Roman" w:cs="Times New Roman"/>
+          <w:sz w:val="28"/>
+          <w:szCs w:val="28"/>
+        </w:rPr>
+        <w:t>ха</w:t>
+      </w:r>
+      <w:r>
+        <w:rPr>
+          <w:rFonts w:ascii="Times New Roman" w:hAnsi="Times New Roman" w:cs="Times New Roman"/>
+          <w:sz w:val="28"/>
+          <w:szCs w:val="28"/>
+        </w:rPr>
+        <w:t>рактеристики указаны в приложении 1.</w:t>
       </w:r>
     </w:p>
     <w:p>
       <w:pPr>
         <w:ind w:firstLine="709"/>
-        <w:rPr>
-          <w:rFonts w:ascii="Times New Roman" w:hAnsi="Times New Roman" w:cs="Times New Roman"/>
-          <w:b/>
-          <w:sz w:val="28"/>
-        </w:rPr>
-      </w:pPr>
-      <w:r>
-        <w:rPr>
-          <w:rFonts w:ascii="Times New Roman" w:hAnsi="Times New Roman" w:cs="Times New Roman"/>
-          <w:b/>
-          <w:sz w:val="28"/>
-        </w:rPr>
-        <w:t>Ядро и производительность</w:t>
+        <w:jc w:val="both"/>
+        <w:rPr>
+          <w:rFonts w:ascii="Times New Roman" w:hAnsi="Times New Roman" w:cs="Times New Roman"/>
+          <w:sz w:val="28"/>
+        </w:rPr>
+      </w:pPr>
+      <w:r>
+        <w:rPr>
+          <w:rFonts w:ascii="Times New Roman" w:hAnsi="Times New Roman" w:cs="Times New Roman"/>
+          <w:sz w:val="28"/>
+          <w:szCs w:val="28"/>
+        </w:rPr>
+        <w:t xml:space="preserve">Следующим важным элементом схемы является радио-модуль </w:t>
+      </w:r>
+      <w:r>
+        <w:rPr>
+          <w:rFonts w:ascii="Times New Roman" w:hAnsi="Times New Roman" w:cs="Times New Roman"/>
+          <w:sz w:val="28"/>
+          <w:lang w:val="en-US"/>
+        </w:rPr>
+        <w:t>nRF</w:t>
+      </w:r>
+      <w:r>
+        <w:rPr>
+          <w:rFonts w:ascii="Times New Roman" w:hAnsi="Times New Roman" w:cs="Times New Roman"/>
+          <w:sz w:val="28"/>
+        </w:rPr>
+        <w:t>24</w:t>
+      </w:r>
+      <w:r>
+        <w:rPr>
+          <w:rFonts w:ascii="Times New Roman" w:hAnsi="Times New Roman" w:cs="Times New Roman"/>
+          <w:sz w:val="28"/>
+          <w:lang w:val="en-US"/>
+        </w:rPr>
+        <w:t>L</w:t>
+      </w:r>
+      <w:r>
+        <w:rPr>
+          <w:rFonts w:ascii="Times New Roman" w:hAnsi="Times New Roman" w:cs="Times New Roman"/>
+          <w:sz w:val="28"/>
+        </w:rPr>
+        <w:t>01</w:t>
+      </w:r>
+      <w:r>
+        <w:rPr>
+          <w:rFonts w:ascii="Times New Roman" w:hAnsi="Times New Roman" w:cs="Times New Roman"/>
+          <w:sz w:val="28"/>
+        </w:rPr>
+        <w:t>.</w:t>
+      </w:r>
+      <w:r>
+        <w:rPr>
+          <w:rFonts w:ascii="Times New Roman" w:hAnsi="Times New Roman" w:cs="Times New Roman"/>
+          <w:sz w:val="28"/>
+        </w:rPr>
+        <w:t xml:space="preserve"> nRF24L01 </w:t>
+      </w:r>
+      <w:r>
+        <w:rPr>
+          <w:rFonts w:ascii="Times New Roman" w:hAnsi="Times New Roman" w:cs="Times New Roman"/>
+          <w:i/>
+          <w:sz w:val="28"/>
+        </w:rPr>
+        <w:t>–</w:t>
+      </w:r>
+      <w:r>
+        <w:rPr>
+          <w:rFonts w:ascii="Times New Roman" w:hAnsi="Times New Roman" w:cs="Times New Roman"/>
+          <w:sz w:val="28"/>
+        </w:rPr>
+        <w:t xml:space="preserve"> это однокристальный радиопередатчик дл</w:t>
+      </w:r>
+      <w:r>
+        <w:rPr>
+          <w:rFonts w:ascii="Times New Roman" w:hAnsi="Times New Roman" w:cs="Times New Roman"/>
+          <w:sz w:val="28"/>
+        </w:rPr>
+        <w:t>я диапазона ISM 2,4-2,5</w:t>
+      </w:r>
+      <w:r>
+        <w:rPr>
+          <w:rFonts w:ascii="Times New Roman" w:hAnsi="Times New Roman" w:cs="Times New Roman"/>
+          <w:sz w:val="28"/>
+        </w:rPr>
+        <w:t xml:space="preserve">ГГц. </w:t>
+      </w:r>
+      <w:r>
+        <w:rPr>
+          <w:rFonts w:ascii="Times New Roman" w:hAnsi="Times New Roman" w:cs="Times New Roman"/>
+          <w:sz w:val="28"/>
+        </w:rPr>
+        <w:t>Передатчик</w:t>
+      </w:r>
+      <w:r>
+        <w:rPr>
+          <w:rFonts w:ascii="Times New Roman" w:hAnsi="Times New Roman" w:cs="Times New Roman"/>
+          <w:sz w:val="28"/>
+        </w:rPr>
+        <w:t xml:space="preserve"> состоит из полностью интегрированного синтезатора частот, усилителя мощности, кварцевого генератора, демодулятора, модулятора модуляции и усовершенствованного протокола ShockBurst™</w:t>
+      </w:r>
+      <w:r>
+        <w:rPr>
+          <w:rFonts w:ascii="Times New Roman" w:hAnsi="Times New Roman" w:cs="Times New Roman"/>
+          <w:sz w:val="28"/>
+        </w:rPr>
+        <w:t xml:space="preserve"> (протокол авто-подтверждения получения)</w:t>
+      </w:r>
+      <w:r>
+        <w:rPr>
+          <w:rFonts w:ascii="Times New Roman" w:hAnsi="Times New Roman" w:cs="Times New Roman"/>
+          <w:sz w:val="28"/>
+        </w:rPr>
+        <w:t xml:space="preserve">. Выходная мощность, частотные каналы и настройка протокола легко программируются с помощью интерфейса SPI. </w:t>
+      </w:r>
+      <w:r>
+        <w:rPr>
+          <w:rFonts w:ascii="Times New Roman" w:hAnsi="Times New Roman" w:cs="Times New Roman"/>
+          <w:sz w:val="28"/>
+        </w:rPr>
+        <w:t xml:space="preserve">Поддерживает 125 каналов с шагом 1 МГц при скорости передачи 1 Мбит/с и 2 МГц при 2 Мбит/с.  Использует тип модуляции </w:t>
+      </w:r>
+      <w:r>
+        <w:rPr>
+          <w:rFonts w:ascii="Times New Roman" w:hAnsi="Times New Roman" w:cs="Times New Roman"/>
+          <w:sz w:val="28"/>
+          <w:lang w:val="en-US"/>
+        </w:rPr>
+        <w:t>GFSK</w:t>
+      </w:r>
+      <w:r>
+        <w:rPr>
+          <w:rFonts w:ascii="Times New Roman" w:hAnsi="Times New Roman" w:cs="Times New Roman"/>
+          <w:sz w:val="28"/>
+        </w:rPr>
+        <w:t xml:space="preserve">. </w:t>
+      </w:r>
+      <w:r>
+        <w:rPr>
+          <w:rFonts w:ascii="Times New Roman" w:hAnsi="Times New Roman" w:cs="Times New Roman"/>
+          <w:sz w:val="28"/>
+        </w:rPr>
+        <w:t xml:space="preserve">Интерфейс управления </w:t>
+      </w:r>
+      <w:r>
+        <w:rPr>
+          <w:rFonts w:ascii="Times New Roman" w:hAnsi="Times New Roman" w:cs="Times New Roman"/>
+          <w:sz w:val="28"/>
+          <w:lang w:val="en-US"/>
+        </w:rPr>
+        <w:t>SPI</w:t>
+      </w:r>
+      <w:r>
+        <w:rPr>
+          <w:rFonts w:ascii="Times New Roman" w:hAnsi="Times New Roman" w:cs="Times New Roman"/>
+          <w:sz w:val="28"/>
+        </w:rPr>
+        <w:t xml:space="preserve"> </w:t>
+      </w:r>
+      <w:r>
+        <w:rPr>
+          <w:rFonts w:ascii="Times New Roman" w:hAnsi="Times New Roman" w:cs="Times New Roman"/>
+          <w:sz w:val="28"/>
+        </w:rPr>
+        <w:t>до 8 Мбит/с. Напряжение питания 1.9-3.6 В.</w:t>
       </w:r>
     </w:p>
     <w:p>
       <w:pPr>
-        <w:rPr>
-          <w:rFonts w:ascii="Times New Roman" w:hAnsi="Times New Roman" w:cs="Times New Roman"/>
-          <w:sz w:val="28"/>
-        </w:rPr>
-      </w:pPr>
-      <w:r>
-        <w:rPr>
-          <w:rFonts w:ascii="Times New Roman" w:hAnsi="Times New Roman" w:cs="Times New Roman"/>
-          <w:sz w:val="28"/>
-        </w:rPr>
-        <w:t>-Ядро</w:t>
-      </w:r>
-      <w:r>
-        <w:rPr>
-          <w:rFonts w:ascii="Times New Roman" w:hAnsi="Times New Roman" w:cs="Times New Roman"/>
-          <w:sz w:val="28"/>
-        </w:rPr>
-        <w:t>: ARM 32-bit Cortex™-M3</w:t>
+        <w:ind w:firstLine="709"/>
+        <w:jc w:val="both"/>
+        <w:rPr>
+          <w:rFonts w:ascii="Times New Roman" w:hAnsi="Times New Roman" w:cs="Times New Roman"/>
+          <w:sz w:val="28"/>
+          <w:szCs w:val="28"/>
+        </w:rPr>
+      </w:pPr>
+      <w:r>
+        <w:rPr>
+          <w:rFonts w:ascii="Times New Roman" w:hAnsi="Times New Roman" w:cs="Times New Roman"/>
+          <w:sz w:val="28"/>
+          <w:szCs w:val="28"/>
+        </w:rPr>
+        <w:t xml:space="preserve">Поскольку выходное напряжение электрогитары составляет </w:t>
+      </w:r>
+      <w:r>
+        <w:rPr>
+          <w:rFonts w:ascii="Times New Roman" w:hAnsi="Times New Roman" w:cs="Times New Roman"/>
+          <w:sz w:val="28"/>
+          <w:szCs w:val="28"/>
+        </w:rPr>
+        <w:t xml:space="preserve">десятки, иногда сотни мВ, то в схеме следует установить усилитель на входе микроконтроллера, чтобы поднять напряжение до рабочего уровня АЦП. Таким образом, для демонстрации работы был выбран операционный усилитель </w:t>
+      </w:r>
+      <w:r>
+        <w:rPr>
+          <w:rFonts w:ascii="Times New Roman" w:hAnsi="Times New Roman" w:cs="Times New Roman"/>
+          <w:sz w:val="28"/>
+          <w:szCs w:val="28"/>
+        </w:rPr>
+        <w:t>TLV521</w:t>
+      </w:r>
+      <w:r>
+        <w:rPr>
+          <w:rFonts w:ascii="Times New Roman" w:hAnsi="Times New Roman" w:cs="Times New Roman"/>
+          <w:sz w:val="28"/>
+          <w:szCs w:val="28"/>
+        </w:rPr>
+        <w:t>.</w:t>
+      </w:r>
+      <w:r>
+        <w:rPr>
+          <w:rFonts w:ascii="Times New Roman" w:hAnsi="Times New Roman" w:cs="Times New Roman"/>
+          <w:sz w:val="28"/>
+          <w:szCs w:val="28"/>
+        </w:rPr>
+        <w:t xml:space="preserve"> Это н</w:t>
+      </w:r>
+      <w:r>
+        <w:rPr>
+          <w:rFonts w:ascii="Times New Roman" w:hAnsi="Times New Roman" w:cs="Times New Roman"/>
+          <w:sz w:val="28"/>
+          <w:szCs w:val="28"/>
+        </w:rPr>
+        <w:t>анопотребляющий ОУ с CMOS-входом</w:t>
+      </w:r>
+      <w:r>
+        <w:rPr>
+          <w:rFonts w:ascii="Times New Roman" w:hAnsi="Times New Roman" w:cs="Times New Roman"/>
+          <w:sz w:val="28"/>
+          <w:szCs w:val="28"/>
+        </w:rPr>
+        <w:t>. Его рабочие напряжения находятся в диапазоне от 1.7 до 5.5 В. Потребляемый ток 350 нА (тип.), 500 нА (макс.).</w:t>
+      </w:r>
+      <w:r>
+        <w:rPr>
+          <w:rFonts w:ascii="Times New Roman" w:hAnsi="Times New Roman" w:cs="Times New Roman"/>
+          <w:sz w:val="28"/>
+          <w:szCs w:val="28"/>
+        </w:rPr>
+        <w:t xml:space="preserve"> Параметр </w:t>
+      </w:r>
+      <w:r>
+        <w:rPr>
+          <w:rFonts w:ascii="Times New Roman" w:hAnsi="Times New Roman" w:cs="Times New Roman"/>
+          <w:sz w:val="28"/>
+          <w:szCs w:val="28"/>
+          <w:lang w:val="en-US"/>
+        </w:rPr>
+        <w:t>GBW</w:t>
+      </w:r>
+      <w:r>
+        <w:rPr>
+          <w:rFonts w:ascii="Times New Roman" w:hAnsi="Times New Roman" w:cs="Times New Roman"/>
+          <w:sz w:val="28"/>
+          <w:szCs w:val="28"/>
+        </w:rPr>
+        <w:t xml:space="preserve"> (</w:t>
+      </w:r>
+      <w:r>
+        <w:rPr>
+          <w:rFonts w:ascii="Times New Roman" w:hAnsi="Times New Roman" w:cs="Times New Roman"/>
+          <w:sz w:val="28"/>
+          <w:szCs w:val="28"/>
+          <w:lang w:val="en-US"/>
+        </w:rPr>
+        <w:t>gain</w:t>
+      </w:r>
+      <w:r>
+        <w:rPr>
+          <w:rFonts w:ascii="Times New Roman" w:hAnsi="Times New Roman" w:cs="Times New Roman"/>
+          <w:sz w:val="28"/>
+          <w:szCs w:val="28"/>
+        </w:rPr>
+        <w:t>-</w:t>
+      </w:r>
+      <w:r>
+        <w:rPr>
+          <w:rFonts w:ascii="Times New Roman" w:hAnsi="Times New Roman" w:cs="Times New Roman"/>
+          <w:sz w:val="28"/>
+          <w:szCs w:val="28"/>
+          <w:lang w:val="en-US"/>
+        </w:rPr>
+        <w:t>bandwidth</w:t>
+      </w:r>
+      <w:r>
+        <w:rPr>
+          <w:rFonts w:ascii="Times New Roman" w:hAnsi="Times New Roman" w:cs="Times New Roman"/>
+          <w:sz w:val="28"/>
+          <w:szCs w:val="28"/>
+        </w:rPr>
+        <w:t xml:space="preserve">) </w:t>
+      </w:r>
+      <w:r>
+        <w:rPr>
+          <w:rFonts w:ascii="Times New Roman" w:hAnsi="Times New Roman" w:cs="Times New Roman"/>
+          <w:sz w:val="28"/>
+          <w:szCs w:val="28"/>
+        </w:rPr>
+        <w:t>составляет 6 кГц, что для данного проекта подходит.</w:t>
       </w:r>
     </w:p>
     <w:p>
       <w:pPr>
-        <w:rPr>
-          <w:rFonts w:ascii="Times New Roman" w:hAnsi="Times New Roman" w:cs="Times New Roman"/>
-          <w:sz w:val="28"/>
-        </w:rPr>
-      </w:pPr>
-      <w:r>
-        <w:rPr>
-          <w:rFonts w:ascii="Times New Roman" w:hAnsi="Times New Roman" w:cs="Times New Roman"/>
-          <w:sz w:val="28"/>
-        </w:rPr>
-        <w:t>-Частота</w:t>
-      </w:r>
-      <w:r>
-        <w:rPr>
-          <w:rFonts w:ascii="Times New Roman" w:hAnsi="Times New Roman" w:cs="Times New Roman"/>
-          <w:sz w:val="28"/>
-        </w:rPr>
-        <w:t>: до 72 МГц (90 DMIPS, 1.25 DMIPS/МГц)</w:t>
-      </w:r>
+        <w:pStyle w:val="2"/>
+        <w:numPr>
+          <w:ilvl w:val="1"/>
+          <w:numId w:val="12"/>
+        </w:numPr>
+        <w:ind w:left="709" w:hanging="709"/>
+        <w:rPr>
+          <w:rFonts w:ascii="Times New Roman" w:hAnsi="Times New Roman" w:cs="Times New Roman"/>
+          <w:color w:val="auto"/>
+          <w:sz w:val="28"/>
+          <w:szCs w:val="28"/>
+        </w:rPr>
+      </w:pPr>
+      <w:bookmarkStart w:id="12" w:name="_Toc229935115"/>
+      <w:r>
+        <w:rPr>
+          <w:rFonts w:ascii="Times New Roman" w:hAnsi="Times New Roman" w:cs="Times New Roman"/>
+          <w:color w:val="auto"/>
+          <w:sz w:val="28"/>
+          <w:szCs w:val="28"/>
+        </w:rPr>
+        <w:t>Схема и трассировка платы проекта.</w:t>
+      </w:r>
+      <w:bookmarkEnd w:id="12"/>
     </w:p>
     <w:p>
       <w:pPr>
-        <w:rPr>
-          <w:rFonts w:ascii="Times New Roman" w:hAnsi="Times New Roman" w:cs="Times New Roman"/>
-          <w:sz w:val="28"/>
-        </w:rPr>
-      </w:pPr>
-      <w:r>
-        <w:rPr>
-          <w:rFonts w:ascii="Times New Roman" w:hAnsi="Times New Roman" w:cs="Times New Roman"/>
-          <w:sz w:val="28"/>
-        </w:rPr>
-        <w:t>-Прерывания</w:t>
-      </w:r>
-      <w:r>
-        <w:rPr>
-          <w:rFonts w:ascii="Times New Roman" w:hAnsi="Times New Roman" w:cs="Times New Roman"/>
-          <w:sz w:val="28"/>
-        </w:rPr>
-        <w:t xml:space="preserve">: контроллер </w:t>
-      </w:r>
-      <w:r>
-        <w:rPr>
-          <w:rFonts w:ascii="Times New Roman" w:hAnsi="Times New Roman" w:cs="Times New Roman"/>
-          <w:sz w:val="28"/>
-        </w:rPr>
-        <w:t>NVIC с 43 маскируемыми каналами</w:t>
-      </w:r>
-    </w:p>
-    <w:p>
-      <w:pPr>
         <w:ind w:firstLine="709"/>
         <w:rPr>
           <w:rFonts w:ascii="Times New Roman" w:hAnsi="Times New Roman" w:cs="Times New Roman"/>
-          <w:b/>
-          <w:sz w:val="28"/>
-        </w:rPr>
-      </w:pPr>
-      <w:r>
-        <w:rPr>
-          <w:rFonts w:ascii="Times New Roman" w:hAnsi="Times New Roman" w:cs="Times New Roman"/>
-          <w:b/>
-          <w:sz w:val="28"/>
-        </w:rPr>
-        <w:t>Память</w:t>
-      </w:r>
-    </w:p>
-    <w:p>
-      <w:pPr>
-        <w:rPr>
-          <w:rFonts w:ascii="Times New Roman" w:hAnsi="Times New Roman" w:cs="Times New Roman"/>
-          <w:sz w:val="28"/>
-        </w:rPr>
-      </w:pPr>
-      <w:r>
-        <w:rPr>
-          <w:rFonts w:ascii="Times New Roman" w:hAnsi="Times New Roman" w:cs="Times New Roman"/>
-          <w:sz w:val="28"/>
-        </w:rPr>
-        <w:t>-Flash</w:t>
-      </w:r>
-      <w:r>
-        <w:rPr>
-          <w:rFonts w:ascii="Times New Roman" w:hAnsi="Times New Roman" w:cs="Times New Roman"/>
-          <w:sz w:val="28"/>
-        </w:rPr>
-        <w:t>: 64 Кбайт</w:t>
-      </w:r>
-    </w:p>
-    <w:p>
-      <w:pPr>
-        <w:rPr>
-          <w:rFonts w:ascii="Times New Roman" w:hAnsi="Times New Roman" w:cs="Times New Roman"/>
-          <w:sz w:val="28"/>
-        </w:rPr>
-      </w:pPr>
-      <w:r>
-        <w:rPr>
-          <w:rFonts w:ascii="Times New Roman" w:hAnsi="Times New Roman" w:cs="Times New Roman"/>
-          <w:sz w:val="28"/>
-        </w:rPr>
-        <w:t>-SRAM: 20 Кбайт</w:t>
-      </w:r>
-    </w:p>
-    <w:p>
-      <w:pPr>
-        <w:ind w:firstLine="709"/>
-        <w:rPr>
-          <w:rFonts w:ascii="Times New Roman" w:hAnsi="Times New Roman" w:cs="Times New Roman"/>
-          <w:b/>
-          <w:sz w:val="28"/>
-        </w:rPr>
-      </w:pPr>
-      <w:r>
-        <w:rPr>
-          <w:rFonts w:ascii="Times New Roman" w:hAnsi="Times New Roman" w:cs="Times New Roman"/>
-          <w:b/>
-          <w:sz w:val="28"/>
-        </w:rPr>
-        <w:t>Питание и условия эксплуатации</w:t>
-      </w:r>
-    </w:p>
-    <w:p>
-      <w:pPr>
-        <w:rPr>
-          <w:rFonts w:ascii="Times New Roman" w:hAnsi="Times New Roman" w:cs="Times New Roman"/>
-          <w:sz w:val="28"/>
-        </w:rPr>
-      </w:pPr>
-      <w:r>
-        <w:rPr>
-          <w:rFonts w:ascii="Times New Roman" w:hAnsi="Times New Roman" w:cs="Times New Roman"/>
-          <w:sz w:val="28"/>
-        </w:rPr>
-        <w:t>-Напряжение</w:t>
-      </w:r>
-      <w:r>
-        <w:rPr>
-          <w:rFonts w:ascii="Times New Roman" w:hAnsi="Times New Roman" w:cs="Times New Roman"/>
-          <w:sz w:val="28"/>
-        </w:rPr>
-        <w:t>: 2.0–3.6 В</w:t>
-      </w:r>
-    </w:p>
-    <w:p>
-      <w:pPr>
-        <w:rPr>
-          <w:rFonts w:ascii="Times New Roman" w:hAnsi="Times New Roman" w:cs="Times New Roman"/>
-          <w:sz w:val="28"/>
-        </w:rPr>
-      </w:pPr>
-      <w:r>
-        <w:rPr>
-          <w:rFonts w:ascii="Times New Roman" w:hAnsi="Times New Roman" w:cs="Times New Roman"/>
-          <w:sz w:val="28"/>
-        </w:rPr>
-        <w:t>-Рабочая температура</w:t>
-      </w:r>
-      <w:r>
-        <w:rPr>
-          <w:rFonts w:ascii="Times New Roman" w:hAnsi="Times New Roman" w:cs="Times New Roman"/>
-          <w:sz w:val="28"/>
-        </w:rPr>
-        <w:t>: −40…+105 °C</w:t>
-      </w:r>
-    </w:p>
-    <w:p>
-      <w:pPr>
-        <w:rPr>
-          <w:rFonts w:ascii="Times New Roman" w:hAnsi="Times New Roman" w:cs="Times New Roman"/>
-          <w:sz w:val="28"/>
-        </w:rPr>
-      </w:pPr>
-      <w:r>
-        <w:rPr>
-          <w:rFonts w:ascii="Times New Roman" w:hAnsi="Times New Roman" w:cs="Times New Roman"/>
-          <w:sz w:val="28"/>
-        </w:rPr>
-        <w:t>-Режимы энергосбережения: Sleep, Stop, Standby</w:t>
-      </w:r>
-    </w:p>
-    <w:p>
-      <w:pPr>
-        <w:ind w:firstLine="709"/>
-        <w:rPr>
-          <w:rFonts w:ascii="Times New Roman" w:hAnsi="Times New Roman" w:cs="Times New Roman"/>
-          <w:b/>
-          <w:sz w:val="28"/>
-        </w:rPr>
-      </w:pPr>
-      <w:r>
-        <w:rPr>
-          <w:rFonts w:ascii="Times New Roman" w:hAnsi="Times New Roman" w:cs="Times New Roman"/>
-          <w:b/>
-          <w:sz w:val="28"/>
-        </w:rPr>
-        <w:t>Периферия</w:t>
-      </w:r>
-    </w:p>
-    <w:tbl>
-      <w:tblPr>
-        <w:tblStyle w:val="af0"/>
-        <w:tblW w:w="9464" w:type="dxa"/>
-        <w:tblLook w:val="04A0"/>
-      </w:tblPr>
-      <w:tblGrid>
-        <w:gridCol w:w="2802"/>
-        <w:gridCol w:w="6662"/>
-      </w:tblGrid>
-      <w:tr>
-        <w:tc>
-          <w:tcPr>
-            <w:tcW w:w="2802" w:type="dxa"/>
-          </w:tcPr>
-          <w:p>
-            <w:pPr>
-              <w:rPr>
-                <w:rFonts w:ascii="Times New Roman" w:hAnsi="Times New Roman" w:cs="Times New Roman"/>
-                <w:b/>
-                <w:sz w:val="28"/>
-              </w:rPr>
-            </w:pPr>
-            <w:r>
-              <w:rPr>
-                <w:rFonts w:ascii="Times New Roman" w:hAnsi="Times New Roman" w:cs="Times New Roman"/>
-                <w:b/>
-                <w:sz w:val="28"/>
-              </w:rPr>
-              <w:t>Интерфейс</w:t>
-            </w:r>
-          </w:p>
-        </w:tc>
-        <w:tc>
-          <w:tcPr>
-            <w:tcW w:w="6662" w:type="dxa"/>
-          </w:tcPr>
-          <w:p>
-            <w:pPr>
-              <w:rPr>
-                <w:rFonts w:ascii="Times New Roman" w:hAnsi="Times New Roman" w:cs="Times New Roman"/>
-                <w:b/>
-                <w:sz w:val="28"/>
-              </w:rPr>
-            </w:pPr>
-            <w:r>
-              <w:rPr>
-                <w:rFonts w:ascii="Times New Roman" w:hAnsi="Times New Roman" w:cs="Times New Roman"/>
-                <w:b/>
-                <w:sz w:val="28"/>
-              </w:rPr>
-              <w:t>Характеристики</w:t>
-            </w:r>
-          </w:p>
-        </w:tc>
-      </w:tr>
-      <w:tr>
-        <w:tc>
-          <w:tcPr>
-            <w:tcW w:w="2802" w:type="dxa"/>
-          </w:tcPr>
-          <w:p>
-            <w:pPr>
-              <w:rPr>
-                <w:rFonts w:ascii="Times New Roman" w:hAnsi="Times New Roman" w:cs="Times New Roman"/>
-                <w:sz w:val="28"/>
-              </w:rPr>
-            </w:pPr>
-            <w:r>
-              <w:rPr>
-                <w:rFonts w:ascii="Times New Roman" w:hAnsi="Times New Roman" w:cs="Times New Roman"/>
-                <w:sz w:val="28"/>
-              </w:rPr>
-              <w:t>АЦП</w:t>
-            </w:r>
-          </w:p>
-        </w:tc>
-        <w:tc>
-          <w:tcPr>
-            <w:tcW w:w="6662" w:type="dxa"/>
-          </w:tcPr>
-          <w:p>
-            <w:pPr>
-              <w:rPr>
-                <w:rFonts w:ascii="Times New Roman" w:hAnsi="Times New Roman" w:cs="Times New Roman"/>
-                <w:sz w:val="28"/>
-              </w:rPr>
-            </w:pPr>
-            <w:r>
-              <w:rPr>
-                <w:rFonts w:ascii="Times New Roman" w:hAnsi="Times New Roman" w:cs="Times New Roman"/>
-                <w:sz w:val="28"/>
-              </w:rPr>
-              <w:t>2 × 12-бит, до 16 каналов, 1 мкс/преобразование</w:t>
-            </w:r>
-          </w:p>
-        </w:tc>
-      </w:tr>
-      <w:tr>
-        <w:tc>
-          <w:tcPr>
-            <w:tcW w:w="2802" w:type="dxa"/>
-          </w:tcPr>
-          <w:p>
-            <w:pPr>
-              <w:rPr>
-                <w:rFonts w:ascii="Times New Roman" w:hAnsi="Times New Roman" w:cs="Times New Roman"/>
-                <w:sz w:val="28"/>
-              </w:rPr>
-            </w:pPr>
-            <w:r>
-              <w:rPr>
-                <w:rFonts w:ascii="Times New Roman" w:hAnsi="Times New Roman" w:cs="Times New Roman"/>
-                <w:sz w:val="28"/>
-              </w:rPr>
-              <w:t>Таймеры</w:t>
-            </w:r>
-          </w:p>
-        </w:tc>
-        <w:tc>
-          <w:tcPr>
-            <w:tcW w:w="6662" w:type="dxa"/>
-          </w:tcPr>
-          <w:p>
-            <w:pPr>
-              <w:rPr>
-                <w:rFonts w:ascii="Times New Roman" w:hAnsi="Times New Roman" w:cs="Times New Roman"/>
-                <w:sz w:val="28"/>
-              </w:rPr>
-            </w:pPr>
-            <w:r>
-              <w:rPr>
-                <w:rFonts w:ascii="Times New Roman" w:hAnsi="Times New Roman" w:cs="Times New Roman"/>
-                <w:sz w:val="28"/>
-              </w:rPr>
-              <w:t>3 × 16-бит общего назначения, 1 × 16-бит расширенный (ШИМ), 2 × сторожевых, SysTick</w:t>
-            </w:r>
-          </w:p>
-        </w:tc>
-      </w:tr>
-      <w:tr>
-        <w:tc>
-          <w:tcPr>
-            <w:tcW w:w="2802" w:type="dxa"/>
-          </w:tcPr>
-          <w:p>
-            <w:pPr>
-              <w:rPr>
-                <w:rFonts w:ascii="Times New Roman" w:hAnsi="Times New Roman" w:cs="Times New Roman"/>
-                <w:sz w:val="28"/>
-              </w:rPr>
-            </w:pPr>
-            <w:r>
-              <w:rPr>
-                <w:rFonts w:ascii="Times New Roman" w:hAnsi="Times New Roman" w:cs="Times New Roman"/>
-                <w:sz w:val="28"/>
-              </w:rPr>
-              <w:t>Интерфейс передачи данных</w:t>
-            </w:r>
-          </w:p>
-        </w:tc>
-        <w:tc>
-          <w:tcPr>
-            <w:tcW w:w="6662" w:type="dxa"/>
-          </w:tcPr>
-          <w:p>
-            <w:pPr>
-              <w:rPr>
-                <w:rFonts w:ascii="Times New Roman" w:hAnsi="Times New Roman" w:cs="Times New Roman"/>
-                <w:sz w:val="28"/>
-                <w:lang w:val="en-US"/>
-              </w:rPr>
-            </w:pPr>
-            <w:r>
-              <w:rPr>
-                <w:rFonts w:ascii="Times New Roman" w:hAnsi="Times New Roman" w:cs="Times New Roman"/>
-                <w:sz w:val="28"/>
-                <w:lang w:val="en-US"/>
-              </w:rPr>
-              <w:t>2 × I²C, 3 × USART, 2 × SPI (</w:t>
-            </w:r>
-            <w:r>
-              <w:rPr>
-                <w:rFonts w:ascii="Times New Roman" w:hAnsi="Times New Roman" w:cs="Times New Roman"/>
-                <w:sz w:val="28"/>
-              </w:rPr>
-              <w:t>до</w:t>
-            </w:r>
-            <w:r>
-              <w:rPr>
-                <w:rFonts w:ascii="Times New Roman" w:hAnsi="Times New Roman" w:cs="Times New Roman"/>
-                <w:sz w:val="28"/>
-                <w:lang w:val="en-US"/>
-              </w:rPr>
-              <w:t xml:space="preserve"> 18 </w:t>
-            </w:r>
-            <w:r>
-              <w:rPr>
-                <w:rFonts w:ascii="Times New Roman" w:hAnsi="Times New Roman" w:cs="Times New Roman"/>
-                <w:sz w:val="28"/>
-              </w:rPr>
-              <w:t>Мбит</w:t>
-            </w:r>
-            <w:r>
-              <w:rPr>
-                <w:rFonts w:ascii="Times New Roman" w:hAnsi="Times New Roman" w:cs="Times New Roman"/>
-                <w:sz w:val="28"/>
-                <w:lang w:val="en-US"/>
-              </w:rPr>
-              <w:t>/</w:t>
-            </w:r>
-            <w:r>
-              <w:rPr>
-                <w:rFonts w:ascii="Times New Roman" w:hAnsi="Times New Roman" w:cs="Times New Roman"/>
-                <w:sz w:val="28"/>
-              </w:rPr>
-              <w:t>с</w:t>
-            </w:r>
-            <w:r>
-              <w:rPr>
-                <w:rFonts w:ascii="Times New Roman" w:hAnsi="Times New Roman" w:cs="Times New Roman"/>
-                <w:sz w:val="28"/>
-                <w:lang w:val="en-US"/>
-              </w:rPr>
-              <w:t>), CAN 2.0B, USB 2.0 FS</w:t>
-            </w:r>
-          </w:p>
-        </w:tc>
-      </w:tr>
-      <w:tr>
-        <w:tc>
-          <w:tcPr>
-            <w:tcW w:w="2802" w:type="dxa"/>
-          </w:tcPr>
-          <w:p>
-            <w:pPr>
-              <w:rPr>
-                <w:rFonts w:ascii="Times New Roman" w:hAnsi="Times New Roman" w:cs="Times New Roman"/>
-                <w:sz w:val="28"/>
-                <w:lang w:val="en-US"/>
-              </w:rPr>
-            </w:pPr>
-            <w:r>
-              <w:rPr>
-                <w:rFonts w:ascii="Times New Roman" w:hAnsi="Times New Roman" w:cs="Times New Roman"/>
-                <w:sz w:val="28"/>
-                <w:lang w:val="en-US"/>
-              </w:rPr>
-              <w:t>DMA</w:t>
-            </w:r>
-          </w:p>
-        </w:tc>
-        <w:tc>
-          <w:tcPr>
-            <w:tcW w:w="6662" w:type="dxa"/>
-          </w:tcPr>
-          <w:p>
-            <w:pPr>
-              <w:rPr>
-                <w:rFonts w:ascii="Times New Roman" w:hAnsi="Times New Roman" w:cs="Times New Roman"/>
-                <w:sz w:val="28"/>
-              </w:rPr>
-            </w:pPr>
-            <w:r>
-              <w:rPr>
-                <w:rFonts w:ascii="Times New Roman" w:hAnsi="Times New Roman" w:cs="Times New Roman"/>
-                <w:sz w:val="28"/>
-              </w:rPr>
-              <w:t>7 каналов</w:t>
-            </w:r>
-          </w:p>
-        </w:tc>
-      </w:tr>
-      <w:tr>
-        <w:tc>
-          <w:tcPr>
-            <w:tcW w:w="2802" w:type="dxa"/>
-          </w:tcPr>
-          <w:p>
-            <w:pPr>
-              <w:rPr>
-                <w:rFonts w:ascii="Times New Roman" w:hAnsi="Times New Roman" w:cs="Times New Roman"/>
-                <w:sz w:val="28"/>
-                <w:lang w:val="en-US"/>
-              </w:rPr>
-            </w:pPr>
-            <w:r>
-              <w:rPr>
-                <w:rFonts w:ascii="Times New Roman" w:hAnsi="Times New Roman" w:cs="Times New Roman"/>
-                <w:sz w:val="28"/>
-                <w:lang w:val="en-US"/>
-              </w:rPr>
-              <w:t>GPIO</w:t>
-            </w:r>
-          </w:p>
-        </w:tc>
-        <w:tc>
-          <w:tcPr>
-            <w:tcW w:w="6662" w:type="dxa"/>
-          </w:tcPr>
-          <w:p>
-            <w:pPr>
-              <w:rPr>
-                <w:rFonts w:ascii="Times New Roman" w:hAnsi="Times New Roman" w:cs="Times New Roman"/>
-                <w:sz w:val="28"/>
-              </w:rPr>
-            </w:pPr>
-            <w:r>
-              <w:rPr>
-                <w:rFonts w:ascii="Times New Roman" w:hAnsi="Times New Roman" w:cs="Times New Roman"/>
-                <w:sz w:val="28"/>
-              </w:rPr>
-              <w:t>32 порта вводы/вывода (5В толерантные)</w:t>
-            </w:r>
-          </w:p>
-        </w:tc>
-      </w:tr>
-    </w:tbl>
-    <w:p>
-      <w:pPr>
-        <w:rPr>
-          <w:rFonts w:ascii="Times New Roman" w:hAnsi="Times New Roman" w:cs="Times New Roman"/>
-          <w:sz w:val="28"/>
-        </w:rPr>
-      </w:pPr>
-    </w:p>
-    <w:p>
-      <w:pPr>
-        <w:ind w:firstLine="709"/>
-        <w:rPr>
-          <w:rFonts w:ascii="Times New Roman" w:hAnsi="Times New Roman" w:cs="Times New Roman"/>
-          <w:b/>
-          <w:sz w:val="28"/>
-        </w:rPr>
-      </w:pPr>
-      <w:r>
-        <w:rPr>
-          <w:rFonts w:ascii="Times New Roman" w:hAnsi="Times New Roman" w:cs="Times New Roman"/>
-          <w:b/>
-          <w:sz w:val="28"/>
-        </w:rPr>
-        <w:t>Тактирование</w:t>
-      </w:r>
-    </w:p>
-    <w:p>
-      <w:pPr>
-        <w:rPr>
-          <w:rFonts w:ascii="Times New Roman" w:hAnsi="Times New Roman" w:cs="Times New Roman"/>
-          <w:sz w:val="28"/>
-        </w:rPr>
-      </w:pPr>
-      <w:r>
-        <w:rPr>
-          <w:rFonts w:ascii="Times New Roman" w:hAnsi="Times New Roman" w:cs="Times New Roman"/>
-          <w:sz w:val="28"/>
-        </w:rPr>
-        <w:t>-</w:t>
-      </w:r>
-      <w:r>
-        <w:rPr>
-          <w:rFonts w:ascii="Times New Roman" w:hAnsi="Times New Roman" w:cs="Times New Roman"/>
-          <w:sz w:val="28"/>
-        </w:rPr>
-        <w:t>Внешний кварц 4–16 МГц</w:t>
-      </w:r>
-    </w:p>
-    <w:p>
-      <w:pPr>
-        <w:rPr>
-          <w:rFonts w:ascii="Times New Roman" w:hAnsi="Times New Roman" w:cs="Times New Roman"/>
-          <w:sz w:val="28"/>
-        </w:rPr>
-      </w:pPr>
-      <w:r>
-        <w:rPr>
-          <w:rFonts w:ascii="Times New Roman" w:hAnsi="Times New Roman" w:cs="Times New Roman"/>
-          <w:sz w:val="28"/>
-        </w:rPr>
-        <w:t>-</w:t>
-      </w:r>
-      <w:r>
-        <w:rPr>
-          <w:rFonts w:ascii="Times New Roman" w:hAnsi="Times New Roman" w:cs="Times New Roman"/>
-          <w:sz w:val="28"/>
-        </w:rPr>
-        <w:t>Внутренний RC 8 МГц (калиброванный)</w:t>
-      </w:r>
-    </w:p>
-    <w:p>
-      <w:pPr>
-        <w:rPr>
-          <w:rFonts w:ascii="Times New Roman" w:hAnsi="Times New Roman" w:cs="Times New Roman"/>
-          <w:sz w:val="28"/>
-        </w:rPr>
-      </w:pPr>
-      <w:r>
-        <w:rPr>
-          <w:rFonts w:ascii="Times New Roman" w:hAnsi="Times New Roman" w:cs="Times New Roman"/>
-          <w:sz w:val="28"/>
-        </w:rPr>
-        <w:t>-</w:t>
-      </w:r>
-      <w:r>
-        <w:rPr>
-          <w:rFonts w:ascii="Times New Roman" w:hAnsi="Times New Roman" w:cs="Times New Roman"/>
-          <w:sz w:val="28"/>
-        </w:rPr>
-        <w:t>Внутренний RC 32 кГц для RTC</w:t>
-      </w:r>
-    </w:p>
-    <w:p>
-      <w:pPr>
-        <w:rPr>
-          <w:rFonts w:ascii="Times New Roman" w:hAnsi="Times New Roman" w:cs="Times New Roman"/>
-          <w:sz w:val="28"/>
-        </w:rPr>
-      </w:pPr>
-      <w:r>
-        <w:rPr>
-          <w:rFonts w:ascii="Times New Roman" w:hAnsi="Times New Roman" w:cs="Times New Roman"/>
-          <w:sz w:val="28"/>
-        </w:rPr>
-        <w:t>-</w:t>
-      </w:r>
-      <w:r>
-        <w:rPr>
-          <w:rFonts w:ascii="Times New Roman" w:hAnsi="Times New Roman" w:cs="Times New Roman"/>
-          <w:sz w:val="28"/>
-        </w:rPr>
-        <w:t>PLL для умножения частоты</w:t>
-      </w:r>
-    </w:p>
-    <w:p>
-      <w:pPr>
-        <w:ind w:firstLine="709"/>
-        <w:rPr>
-          <w:rFonts w:ascii="Times New Roman" w:hAnsi="Times New Roman" w:cs="Times New Roman"/>
-          <w:b/>
-          <w:sz w:val="28"/>
-        </w:rPr>
-      </w:pPr>
-      <w:r>
-        <w:rPr>
-          <w:rFonts w:ascii="Times New Roman" w:hAnsi="Times New Roman" w:cs="Times New Roman"/>
-          <w:b/>
-          <w:sz w:val="28"/>
-        </w:rPr>
-        <w:t>Отладка и корпус</w:t>
-      </w:r>
-    </w:p>
-    <w:p>
-      <w:pPr>
-        <w:rPr>
-          <w:rFonts w:ascii="Times New Roman" w:hAnsi="Times New Roman" w:cs="Times New Roman"/>
-          <w:sz w:val="28"/>
-        </w:rPr>
-      </w:pPr>
-      <w:r>
-        <w:rPr>
-          <w:rFonts w:ascii="Times New Roman" w:hAnsi="Times New Roman" w:cs="Times New Roman"/>
-          <w:sz w:val="28"/>
-        </w:rPr>
-        <w:t>-Интерфейсы отладки</w:t>
-      </w:r>
-      <w:r>
-        <w:rPr>
-          <w:rFonts w:ascii="Times New Roman" w:hAnsi="Times New Roman" w:cs="Times New Roman"/>
-          <w:sz w:val="28"/>
-        </w:rPr>
-        <w:t>: SWD и JTAG</w:t>
-      </w:r>
-    </w:p>
-    <w:p>
-      <w:pPr>
-        <w:tabs>
-          <w:tab w:val="left" w:pos="4536"/>
-        </w:tabs>
-        <w:rPr>
-          <w:rFonts w:ascii="Times New Roman" w:hAnsi="Times New Roman" w:cs="Times New Roman"/>
-          <w:sz w:val="28"/>
-        </w:rPr>
-      </w:pPr>
-      <w:r>
-        <w:rPr>
-          <w:rFonts w:ascii="Times New Roman" w:hAnsi="Times New Roman" w:cs="Times New Roman"/>
-          <w:sz w:val="28"/>
-        </w:rPr>
-        <w:t>-</w:t>
-      </w:r>
-      <w:r>
-        <w:rPr>
-          <w:rFonts w:ascii="Times New Roman" w:hAnsi="Times New Roman" w:cs="Times New Roman"/>
-          <w:sz w:val="28"/>
-        </w:rPr>
-        <w:t>Корпус</w:t>
-      </w:r>
-      <w:r>
-        <w:rPr>
-          <w:rFonts w:ascii="Times New Roman" w:hAnsi="Times New Roman" w:cs="Times New Roman"/>
-          <w:sz w:val="28"/>
-        </w:rPr>
-        <w:t>: LQFP48 (7×7 мм)</w:t>
-      </w:r>
+          <w:sz w:val="28"/>
+        </w:rPr>
+      </w:pPr>
     </w:p>
     <w:sectPr>
       <w:footerReference w:type="default" r:id="rId20"/>
@@ -21214,6 +21206,92 @@
     </w:lvl>
   </w:abstractNum>
   <w:abstractNum w:abstractNumId="2">
+    <w:nsid w:val="0B4B6104"/>
+    <w:multiLevelType w:val="hybridMultilevel"/>
+    <w:tmpl w:val="202CC15C"/>
+    <w:lvl w:ilvl="0" w:tplc="0419000F">
+      <w:start w:val="1"/>
+      <w:numFmt w:val="decimal"/>
+      <w:lvlText w:val="%1."/>
+      <w:lvlJc w:val="left"/>
+      <w:pPr>
+        <w:ind w:left="1429" w:hanging="360"/>
+      </w:pPr>
+    </w:lvl>
+    <w:lvl w:ilvl="1" w:tplc="04190019" w:tentative="1">
+      <w:start w:val="1"/>
+      <w:numFmt w:val="lowerLetter"/>
+      <w:lvlText w:val="%2."/>
+      <w:lvlJc w:val="left"/>
+      <w:pPr>
+        <w:ind w:left="2149" w:hanging="360"/>
+      </w:pPr>
+    </w:lvl>
+    <w:lvl w:ilvl="2" w:tplc="0419001B" w:tentative="1">
+      <w:start w:val="1"/>
+      <w:numFmt w:val="lowerRoman"/>
+      <w:lvlText w:val="%3."/>
+      <w:lvlJc w:val="right"/>
+      <w:pPr>
+        <w:ind w:left="2869" w:hanging="180"/>
+      </w:pPr>
+    </w:lvl>
+    <w:lvl w:ilvl="3" w:tplc="0419000F" w:tentative="1">
+      <w:start w:val="1"/>
+      <w:numFmt w:val="decimal"/>
+      <w:lvlText w:val="%4."/>
+      <w:lvlJc w:val="left"/>
+      <w:pPr>
+        <w:ind w:left="3589" w:hanging="360"/>
+      </w:pPr>
+    </w:lvl>
+    <w:lvl w:ilvl="4" w:tplc="04190019" w:tentative="1">
+      <w:start w:val="1"/>
+      <w:numFmt w:val="lowerLetter"/>
+      <w:lvlText w:val="%5."/>
+      <w:lvlJc w:val="left"/>
+      <w:pPr>
+        <w:ind w:left="4309" w:hanging="360"/>
+      </w:pPr>
+    </w:lvl>
+    <w:lvl w:ilvl="5" w:tplc="0419001B" w:tentative="1">
+      <w:start w:val="1"/>
+      <w:numFmt w:val="lowerRoman"/>
+      <w:lvlText w:val="%6."/>
+      <w:lvlJc w:val="right"/>
+      <w:pPr>
+        <w:ind w:left="5029" w:hanging="180"/>
+      </w:pPr>
+    </w:lvl>
+    <w:lvl w:ilvl="6" w:tplc="0419000F" w:tentative="1">
+      <w:start w:val="1"/>
+      <w:numFmt w:val="decimal"/>
+      <w:lvlText w:val="%7."/>
+      <w:lvlJc w:val="left"/>
+      <w:pPr>
+        <w:ind w:left="5749" w:hanging="360"/>
+      </w:pPr>
+    </w:lvl>
+    <w:lvl w:ilvl="7" w:tplc="04190019" w:tentative="1">
+      <w:start w:val="1"/>
+      <w:numFmt w:val="lowerLetter"/>
+      <w:lvlText w:val="%8."/>
+      <w:lvlJc w:val="left"/>
+      <w:pPr>
+        <w:ind w:left="6469" w:hanging="360"/>
+      </w:pPr>
+    </w:lvl>
+    <w:lvl w:ilvl="8" w:tplc="0419001B" w:tentative="1">
+      <w:start w:val="1"/>
+      <w:numFmt w:val="lowerRoman"/>
+      <w:lvlText w:val="%9."/>
+      <w:lvlJc w:val="right"/>
+      <w:pPr>
+        <w:ind w:left="7189" w:hanging="180"/>
+      </w:pPr>
+    </w:lvl>
+  </w:abstractNum>
+  <w:abstractNum w:abstractNumId="3">
     <w:nsid w:val="16CE1701"/>
     <w:multiLevelType w:val="multilevel"/>
     <w:tmpl w:val="58CE6274"/>
@@ -21326,7 +21404,7 @@
       </w:rPr>
     </w:lvl>
   </w:abstractNum>
-  <w:abstractNum w:abstractNumId="3">
+  <w:abstractNum w:abstractNumId="4">
     <w:nsid w:val="28464BA7"/>
     <w:multiLevelType w:val="hybridMultilevel"/>
     <w:tmpl w:val="1BF87266"/>
@@ -21415,7 +21493,7 @@
       </w:pPr>
     </w:lvl>
   </w:abstractNum>
-  <w:abstractNum w:abstractNumId="4">
+  <w:abstractNum w:abstractNumId="5">
     <w:nsid w:val="3E627CB1"/>
     <w:multiLevelType w:val="hybridMultilevel"/>
     <w:tmpl w:val="CD5841DC"/>
@@ -21501,7 +21579,7 @@
       </w:pPr>
     </w:lvl>
   </w:abstractNum>
-  <w:abstractNum w:abstractNumId="5">
+  <w:abstractNum w:abstractNumId="6">
     <w:nsid w:val="43F72464"/>
     <w:multiLevelType w:val="hybridMultilevel"/>
     <w:tmpl w:val="A170D9FA"/>
@@ -21590,7 +21668,7 @@
       </w:pPr>
     </w:lvl>
   </w:abstractNum>
-  <w:abstractNum w:abstractNumId="6">
+  <w:abstractNum w:abstractNumId="7">
     <w:nsid w:val="4E502AC4"/>
     <w:multiLevelType w:val="hybridMultilevel"/>
     <w:tmpl w:val="C3203154"/>
@@ -21676,7 +21754,7 @@
       </w:pPr>
     </w:lvl>
   </w:abstractNum>
-  <w:abstractNum w:abstractNumId="7">
+  <w:abstractNum w:abstractNumId="8">
     <w:nsid w:val="508B385A"/>
     <w:multiLevelType w:val="hybridMultilevel"/>
     <w:tmpl w:val="29D41AF0"/>
@@ -21762,7 +21840,7 @@
       </w:pPr>
     </w:lvl>
   </w:abstractNum>
-  <w:abstractNum w:abstractNumId="8">
+  <w:abstractNum w:abstractNumId="9">
     <w:nsid w:val="57010C2B"/>
     <w:multiLevelType w:val="multilevel"/>
     <w:tmpl w:val="88B4CDB2"/>
@@ -21875,7 +21953,7 @@
       </w:rPr>
     </w:lvl>
   </w:abstractNum>
-  <w:abstractNum w:abstractNumId="9">
+  <w:abstractNum w:abstractNumId="10">
     <w:nsid w:val="754C3D8A"/>
     <w:multiLevelType w:val="hybridMultilevel"/>
     <w:tmpl w:val="22161452"/>
@@ -21961,7 +22039,7 @@
       </w:pPr>
     </w:lvl>
   </w:abstractNum>
-  <w:abstractNum w:abstractNumId="10">
+  <w:abstractNum w:abstractNumId="11">
     <w:nsid w:val="780937D2"/>
     <w:multiLevelType w:val="hybridMultilevel"/>
     <w:tmpl w:val="81A40922"/>
@@ -22047,7 +22125,7 @@
       </w:pPr>
     </w:lvl>
   </w:abstractNum>
-  <w:abstractNum w:abstractNumId="11">
+  <w:abstractNum w:abstractNumId="12">
     <w:nsid w:val="7CEA6E76"/>
     <w:multiLevelType w:val="hybridMultilevel"/>
     <w:tmpl w:val="66322542"/>
@@ -22137,39 +22215,42 @@
     </w:lvl>
   </w:abstractNum>
   <w:num w:numId="1">
-    <w:abstractNumId w:val="8"/>
+    <w:abstractNumId w:val="9"/>
   </w:num>
   <w:num w:numId="2">
-    <w:abstractNumId w:val="6"/>
+    <w:abstractNumId w:val="7"/>
   </w:num>
   <w:num w:numId="3">
-    <w:abstractNumId w:val="10"/>
+    <w:abstractNumId w:val="11"/>
   </w:num>
   <w:num w:numId="4">
     <w:abstractNumId w:val="1"/>
   </w:num>
   <w:num w:numId="5">
-    <w:abstractNumId w:val="4"/>
+    <w:abstractNumId w:val="5"/>
   </w:num>
   <w:num w:numId="6">
-    <w:abstractNumId w:val="11"/>
+    <w:abstractNumId w:val="12"/>
   </w:num>
   <w:num w:numId="7">
-    <w:abstractNumId w:val="5"/>
+    <w:abstractNumId w:val="6"/>
   </w:num>
   <w:num w:numId="8">
-    <w:abstractNumId w:val="9"/>
+    <w:abstractNumId w:val="10"/>
   </w:num>
   <w:num w:numId="9">
     <w:abstractNumId w:val="0"/>
   </w:num>
   <w:num w:numId="10">
-    <w:abstractNumId w:val="7"/>
+    <w:abstractNumId w:val="8"/>
   </w:num>
   <w:num w:numId="11">
+    <w:abstractNumId w:val="4"/>
+  </w:num>
+  <w:num w:numId="12">
     <w:abstractNumId w:val="3"/>
   </w:num>
-  <w:num w:numId="12">
+  <w:num w:numId="13">
     <w:abstractNumId w:val="2"/>
   </w:num>
 </w:numbering>
@@ -23003,7 +23084,7 @@
 </file>
 
 <file path=customXml/itemProps1.xml><?xml version="1.0" encoding="utf-8"?>
-<ds:datastoreItem xmlns:ds="http://schemas.openxmlformats.org/officeDocument/2006/customXml" ds:itemID="{22538611-4E89-4AFF-8960-79077D92739B}">
+<ds:datastoreItem xmlns:ds="http://schemas.openxmlformats.org/officeDocument/2006/customXml" ds:itemID="{D2B205F5-7FD5-40E0-8BDD-94CC8AE5F4FB}">
   <ds:schemaRefs>
     <ds:schemaRef ds:uri="http://schemas.openxmlformats.org/officeDocument/2006/bibliography"/>
   </ds:schemaRefs>

--- a/Диплом.docx
+++ b/Диплом.docx
@@ -20110,14 +20110,35 @@
           <w:rFonts w:ascii="Times New Roman" w:hAnsi="Times New Roman" w:cs="Times New Roman"/>
           <w:sz w:val="28"/>
         </w:rPr>
-        <w:t>TLV521DCKR</w:t>
-      </w:r>
-      <w:r>
-        <w:rPr>
-          <w:rFonts w:ascii="Times New Roman" w:hAnsi="Times New Roman" w:cs="Times New Roman"/>
-          <w:sz w:val="28"/>
-        </w:rPr>
-        <w:t xml:space="preserve"> для повышения сигнала электрогитары.</w:t>
+        <w:t>TL072CDT</w:t>
+      </w:r>
+      <w:r>
+        <w:rPr>
+          <w:rFonts w:ascii="Times New Roman" w:hAnsi="Times New Roman" w:cs="Times New Roman"/>
+          <w:sz w:val="28"/>
+        </w:rPr>
+        <w:t xml:space="preserve"> </w:t>
+      </w:r>
+      <w:r>
+        <w:rPr>
+          <w:rFonts w:ascii="Times New Roman" w:hAnsi="Times New Roman" w:cs="Times New Roman"/>
+          <w:sz w:val="28"/>
+        </w:rPr>
+        <w:t>для повышения</w:t>
+      </w:r>
+      <w:r>
+        <w:rPr>
+          <w:rFonts w:ascii="Times New Roman" w:hAnsi="Times New Roman" w:cs="Times New Roman"/>
+          <w:sz w:val="28"/>
+        </w:rPr>
+        <w:t xml:space="preserve"> амплитуды</w:t>
+      </w:r>
+      <w:r>
+        <w:rPr>
+          <w:rFonts w:ascii="Times New Roman" w:hAnsi="Times New Roman" w:cs="Times New Roman"/>
+          <w:sz w:val="28"/>
+        </w:rPr>
+        <w:t xml:space="preserve"> сигнала электрогитары.</w:t>
       </w:r>
     </w:p>
     <w:p>
@@ -20134,24 +20155,268 @@
           <w:sz w:val="28"/>
         </w:rPr>
       </w:pPr>
-      <w:bookmarkStart w:id="11" w:name="_Toc229935114"/>
       <w:r>
         <w:rPr>
           <w:rFonts w:ascii="Times New Roman" w:hAnsi="Times New Roman" w:cs="Times New Roman"/>
           <w:color w:val="auto"/>
           <w:sz w:val="28"/>
         </w:rPr>
-        <w:t>Технические характеристики компонентов системы.</w:t>
-      </w:r>
-      <w:bookmarkEnd w:id="11"/>
+        <w:t>Определение метода передачи радиосигнала.</w:t>
+      </w:r>
     </w:p>
     <w:p>
       <w:pPr>
+        <w:ind w:firstLine="567"/>
+        <w:jc w:val="both"/>
+        <w:rPr>
+          <w:rFonts w:ascii="Times New Roman" w:hAnsi="Times New Roman" w:cs="Times New Roman"/>
+          <w:sz w:val="28"/>
+        </w:rPr>
+      </w:pPr>
+      <w:r>
+        <w:rPr>
+          <w:rFonts w:ascii="Times New Roman" w:hAnsi="Times New Roman" w:cs="Times New Roman"/>
+          <w:sz w:val="28"/>
+        </w:rPr>
+        <w:t>В первую очередь необходимо определиться с методом передачи сигнала: цифровой или аналоговый. Для этого были проведены срав</w:t>
+      </w:r>
+      <w:r>
+        <w:rPr>
+          <w:rFonts w:ascii="Times New Roman" w:hAnsi="Times New Roman" w:cs="Times New Roman"/>
+          <w:sz w:val="28"/>
+        </w:rPr>
+        <w:t>нительные расчёты обоих методов. Для аналогового сигнала была выбрана частота</w:t>
+      </w:r>
+      <w:r>
+        <w:rPr>
+          <w:rFonts w:ascii="Times New Roman" w:hAnsi="Times New Roman" w:cs="Times New Roman"/>
+          <w:sz w:val="28"/>
+        </w:rPr>
+        <w:t xml:space="preserve"> несущей 433 МГц, радиопередатчики на которой до 10 мВт мощности можно использовать без регистрации. Также эта частота удобна тем, что размеры антенны могут быть около 15 см.</w:t>
+      </w:r>
+    </w:p>
+    <w:p>
+      <w:pPr>
+        <w:ind w:firstLine="567"/>
+        <w:jc w:val="both"/>
+        <w:rPr>
+          <w:rFonts w:ascii="Times New Roman" w:hAnsi="Times New Roman" w:cs="Times New Roman"/>
+          <w:sz w:val="28"/>
+        </w:rPr>
+      </w:pPr>
+      <w:r>
+        <w:rPr>
+          <w:rFonts w:ascii="Times New Roman" w:hAnsi="Times New Roman" w:cs="Times New Roman"/>
+          <w:sz w:val="28"/>
+        </w:rPr>
+        <w:t>Были созданы принципиальные схемы для приёмной и передающей стороны:</w:t>
+      </w:r>
+    </w:p>
+    <w:p>
+      <w:pPr>
+        <w:keepNext/>
+        <w:jc w:val="center"/>
+      </w:pPr>
+      <w:r>
+        <w:rPr>
+          <w:rFonts w:ascii="Times New Roman" w:hAnsi="Times New Roman" w:cs="Times New Roman"/>
+          <w:noProof/>
+          <w:sz w:val="28"/>
+        </w:rPr>
+        <w:drawing>
+          <wp:inline distT="0" distB="0" distL="0" distR="0">
+            <wp:extent cx="5940425" cy="4220210"/>
+            <wp:effectExtent l="19050" t="0" r="3175" b="0"/>
+            <wp:docPr id="11" name="Рисунок 10" descr="Передатчик.png"/>
+            <wp:cNvGraphicFramePr>
+              <a:graphicFrameLocks xmlns:a="http://schemas.openxmlformats.org/drawingml/2006/main" noChangeAspect="1"/>
+            </wp:cNvGraphicFramePr>
+            <a:graphic xmlns:a="http://schemas.openxmlformats.org/drawingml/2006/main">
+              <a:graphicData uri="http://schemas.openxmlformats.org/drawingml/2006/picture">
+                <pic:pic xmlns:pic="http://schemas.openxmlformats.org/drawingml/2006/picture">
+                  <pic:nvPicPr>
+                    <pic:cNvPr id="0" name="Передатчик.png"/>
+                    <pic:cNvPicPr/>
+                  </pic:nvPicPr>
+                  <pic:blipFill>
+                    <a:blip r:embed="rId20"/>
+                    <a:stretch>
+                      <a:fillRect/>
+                    </a:stretch>
+                  </pic:blipFill>
+                  <pic:spPr>
+                    <a:xfrm>
+                      <a:off x="0" y="0"/>
+                      <a:ext cx="5940425" cy="4220210"/>
+                    </a:xfrm>
+                    <a:prstGeom prst="rect">
+                      <a:avLst/>
+                    </a:prstGeom>
+                  </pic:spPr>
+                </pic:pic>
+              </a:graphicData>
+            </a:graphic>
+          </wp:inline>
+        </w:drawing>
+      </w:r>
+    </w:p>
+    <w:p>
+      <w:pPr>
+        <w:pStyle w:val="af"/>
+        <w:jc w:val="center"/>
+        <w:rPr>
+          <w:color w:val="auto"/>
+        </w:rPr>
+      </w:pPr>
+      <w:r>
+        <w:rPr>
+          <w:color w:val="auto"/>
+        </w:rPr>
+        <w:t xml:space="preserve">Рисунок </w:t>
+      </w:r>
+      <w:r>
+        <w:rPr>
+          <w:color w:val="auto"/>
+        </w:rPr>
+        <w:fldChar w:fldCharType="begin"/>
+      </w:r>
+      <w:r>
+        <w:rPr>
+          <w:color w:val="auto"/>
+        </w:rPr>
+        <w:instrText xml:space="preserve"> SEQ Рисунок \* ARABIC </w:instrText>
+      </w:r>
+      <w:r>
+        <w:rPr>
+          <w:color w:val="auto"/>
+        </w:rPr>
+        <w:fldChar w:fldCharType="separate"/>
+      </w:r>
+      <w:r>
+        <w:rPr>
+          <w:noProof/>
+          <w:color w:val="auto"/>
+        </w:rPr>
+        <w:t>13</w:t>
+      </w:r>
+      <w:r>
+        <w:rPr>
+          <w:color w:val="auto"/>
+        </w:rPr>
+        <w:fldChar w:fldCharType="end"/>
+      </w:r>
+      <w:r>
+        <w:rPr>
+          <w:color w:val="auto"/>
+        </w:rPr>
+        <w:t>. Принципиальная схема аналогового передатчика на частоте 433 МГц.</w:t>
+      </w:r>
+    </w:p>
+    <w:p>
+      <w:pPr>
+        <w:keepNext/>
+        <w:jc w:val="center"/>
+      </w:pPr>
+      <w:r>
+        <w:rPr>
+          <w:noProof/>
+        </w:rPr>
+        <w:drawing>
+          <wp:inline distT="0" distB="0" distL="0" distR="0">
+            <wp:extent cx="5940425" cy="3905885"/>
+            <wp:effectExtent l="19050" t="0" r="3175" b="0"/>
+            <wp:docPr id="15" name="Рисунок 14" descr="Приёмник.png"/>
+            <wp:cNvGraphicFramePr>
+              <a:graphicFrameLocks xmlns:a="http://schemas.openxmlformats.org/drawingml/2006/main" noChangeAspect="1"/>
+            </wp:cNvGraphicFramePr>
+            <a:graphic xmlns:a="http://schemas.openxmlformats.org/drawingml/2006/main">
+              <a:graphicData uri="http://schemas.openxmlformats.org/drawingml/2006/picture">
+                <pic:pic xmlns:pic="http://schemas.openxmlformats.org/drawingml/2006/picture">
+                  <pic:nvPicPr>
+                    <pic:cNvPr id="0" name="Приёмник.png"/>
+                    <pic:cNvPicPr/>
+                  </pic:nvPicPr>
+                  <pic:blipFill>
+                    <a:blip r:embed="rId21"/>
+                    <a:stretch>
+                      <a:fillRect/>
+                    </a:stretch>
+                  </pic:blipFill>
+                  <pic:spPr>
+                    <a:xfrm>
+                      <a:off x="0" y="0"/>
+                      <a:ext cx="5940425" cy="3905885"/>
+                    </a:xfrm>
+                    <a:prstGeom prst="rect">
+                      <a:avLst/>
+                    </a:prstGeom>
+                  </pic:spPr>
+                </pic:pic>
+              </a:graphicData>
+            </a:graphic>
+          </wp:inline>
+        </w:drawing>
+      </w:r>
+    </w:p>
+    <w:p>
+      <w:pPr>
+        <w:pStyle w:val="af"/>
+        <w:jc w:val="center"/>
+        <w:rPr>
+          <w:color w:val="auto"/>
+        </w:rPr>
+      </w:pPr>
+      <w:r>
+        <w:rPr>
+          <w:color w:val="auto"/>
+        </w:rPr>
+        <w:t xml:space="preserve">Рисунок </w:t>
+      </w:r>
+      <w:r>
+        <w:rPr>
+          <w:color w:val="auto"/>
+        </w:rPr>
+        <w:fldChar w:fldCharType="begin"/>
+      </w:r>
+      <w:r>
+        <w:rPr>
+          <w:color w:val="auto"/>
+        </w:rPr>
+        <w:instrText xml:space="preserve"> SEQ Рисунок \* ARABIC </w:instrText>
+      </w:r>
+      <w:r>
+        <w:rPr>
+          <w:color w:val="auto"/>
+        </w:rPr>
+        <w:fldChar w:fldCharType="separate"/>
+      </w:r>
+      <w:r>
+        <w:rPr>
+          <w:noProof/>
+          <w:color w:val="auto"/>
+        </w:rPr>
+        <w:t>14</w:t>
+      </w:r>
+      <w:r>
+        <w:rPr>
+          <w:color w:val="auto"/>
+        </w:rPr>
+        <w:fldChar w:fldCharType="end"/>
+      </w:r>
+      <w:r>
+        <w:rPr>
+          <w:color w:val="auto"/>
+        </w:rPr>
+        <w:t>. Принципиальная схема аналогового приёмника на частоте 433 МГц.</w:t>
+      </w:r>
+    </w:p>
+    <w:p>
+      <w:pPr>
         <w:ind w:firstLine="709"/>
         <w:jc w:val="both"/>
         <w:rPr>
           <w:rFonts w:ascii="Times New Roman" w:hAnsi="Times New Roman" w:cs="Times New Roman"/>
-          <w:sz w:val="40"/>
+          <w:sz w:val="28"/>
           <w:szCs w:val="28"/>
         </w:rPr>
       </w:pPr>
@@ -20159,727 +20424,9 @@
         <w:rPr>
           <w:rFonts w:ascii="Times New Roman" w:hAnsi="Times New Roman" w:cs="Times New Roman"/>
           <w:sz w:val="28"/>
-        </w:rPr>
-        <w:t xml:space="preserve">Основным элементом всего проекта является микроконтроллер </w:t>
-      </w:r>
-      <w:r>
-        <w:rPr>
-          <w:rFonts w:ascii="Times New Roman" w:hAnsi="Times New Roman" w:cs="Times New Roman"/>
-          <w:sz w:val="28"/>
           <w:szCs w:val="28"/>
-          <w:lang w:val="en-US"/>
-        </w:rPr>
-        <w:t>STM</w:t>
-      </w:r>
-      <w:r>
-        <w:rPr>
-          <w:rFonts w:ascii="Times New Roman" w:hAnsi="Times New Roman" w:cs="Times New Roman"/>
-          <w:sz w:val="28"/>
-          <w:szCs w:val="28"/>
-        </w:rPr>
-        <w:t>32</w:t>
-      </w:r>
-      <w:r>
-        <w:rPr>
-          <w:rFonts w:ascii="Times New Roman" w:hAnsi="Times New Roman" w:cs="Times New Roman"/>
-          <w:sz w:val="28"/>
-          <w:szCs w:val="28"/>
-          <w:lang w:val="en-US"/>
-        </w:rPr>
-        <w:t>F</w:t>
-      </w:r>
-      <w:r>
-        <w:rPr>
-          <w:rFonts w:ascii="Times New Roman" w:hAnsi="Times New Roman" w:cs="Times New Roman"/>
-          <w:sz w:val="28"/>
-          <w:szCs w:val="28"/>
-        </w:rPr>
-        <w:t>103</w:t>
-      </w:r>
-      <w:r>
-        <w:rPr>
-          <w:rFonts w:ascii="Times New Roman" w:hAnsi="Times New Roman" w:cs="Times New Roman"/>
-          <w:sz w:val="28"/>
-          <w:szCs w:val="28"/>
-          <w:lang w:val="en-US"/>
-        </w:rPr>
-        <w:t>C</w:t>
-      </w:r>
-      <w:r>
-        <w:rPr>
-          <w:rFonts w:ascii="Times New Roman" w:hAnsi="Times New Roman" w:cs="Times New Roman"/>
-          <w:sz w:val="28"/>
-          <w:szCs w:val="28"/>
-        </w:rPr>
-        <w:t>8</w:t>
-      </w:r>
-      <w:r>
-        <w:rPr>
-          <w:rFonts w:ascii="Times New Roman" w:hAnsi="Times New Roman" w:cs="Times New Roman"/>
-          <w:sz w:val="28"/>
-          <w:szCs w:val="28"/>
-          <w:lang w:val="en-US"/>
-        </w:rPr>
-        <w:t>T</w:t>
-      </w:r>
-      <w:r>
-        <w:rPr>
-          <w:rFonts w:ascii="Times New Roman" w:hAnsi="Times New Roman" w:cs="Times New Roman"/>
-          <w:sz w:val="28"/>
-          <w:szCs w:val="28"/>
-        </w:rPr>
-        <w:t>6</w:t>
-      </w:r>
-      <w:r>
-        <w:rPr>
-          <w:rFonts w:ascii="Times New Roman" w:hAnsi="Times New Roman" w:cs="Times New Roman"/>
-          <w:sz w:val="28"/>
-          <w:szCs w:val="28"/>
-        </w:rPr>
-        <w:t xml:space="preserve">. </w:t>
-      </w:r>
-      <w:r>
-        <w:rPr>
-          <w:rFonts w:ascii="Times New Roman" w:hAnsi="Times New Roman" w:cs="Times New Roman"/>
-          <w:sz w:val="28"/>
-          <w:szCs w:val="28"/>
-        </w:rPr>
-        <w:t xml:space="preserve">Это 32-разрядный процессор на базе ядра </w:t>
-      </w:r>
-      <w:r>
-        <w:rPr>
-          <w:rFonts w:ascii="Times New Roman" w:hAnsi="Times New Roman" w:cs="Times New Roman"/>
-          <w:sz w:val="28"/>
-          <w:szCs w:val="20"/>
-        </w:rPr>
-        <w:t>Cortex™-M</w:t>
-      </w:r>
-      <w:r>
-        <w:rPr>
-          <w:rFonts w:ascii="Times New Roman" w:hAnsi="Times New Roman" w:cs="Times New Roman"/>
-          <w:sz w:val="28"/>
-          <w:szCs w:val="20"/>
-        </w:rPr>
-        <w:t xml:space="preserve">3. Рабочая частота до 72 МГц. Имеет 64 Кбайт </w:t>
-      </w:r>
-      <w:r>
-        <w:rPr>
-          <w:rFonts w:ascii="Times New Roman" w:hAnsi="Times New Roman" w:cs="Times New Roman"/>
-          <w:sz w:val="28"/>
-          <w:szCs w:val="20"/>
-          <w:lang w:val="en-US"/>
-        </w:rPr>
-        <w:t>Flash</w:t>
-      </w:r>
-      <w:r>
-        <w:rPr>
-          <w:rFonts w:ascii="Times New Roman" w:hAnsi="Times New Roman" w:cs="Times New Roman"/>
-          <w:sz w:val="28"/>
-          <w:szCs w:val="20"/>
-        </w:rPr>
-        <w:t xml:space="preserve"> </w:t>
-      </w:r>
-      <w:r>
-        <w:rPr>
-          <w:rFonts w:ascii="Times New Roman" w:hAnsi="Times New Roman" w:cs="Times New Roman"/>
-          <w:sz w:val="28"/>
-          <w:szCs w:val="20"/>
-        </w:rPr>
-        <w:t xml:space="preserve">памяти и 20 Кбайт </w:t>
-      </w:r>
-      <w:r>
-        <w:rPr>
-          <w:rFonts w:ascii="Times New Roman" w:hAnsi="Times New Roman" w:cs="Times New Roman"/>
-          <w:sz w:val="28"/>
-          <w:szCs w:val="20"/>
-          <w:lang w:val="en-US"/>
-        </w:rPr>
-        <w:t>SRAM</w:t>
-      </w:r>
-      <w:r>
-        <w:rPr>
-          <w:rFonts w:ascii="Times New Roman" w:hAnsi="Times New Roman" w:cs="Times New Roman"/>
-          <w:sz w:val="28"/>
-          <w:szCs w:val="20"/>
-        </w:rPr>
-        <w:t xml:space="preserve">. </w:t>
-      </w:r>
-      <w:r>
-        <w:rPr>
-          <w:rFonts w:ascii="Times New Roman" w:hAnsi="Times New Roman" w:cs="Times New Roman"/>
-          <w:sz w:val="28"/>
-          <w:szCs w:val="20"/>
-        </w:rPr>
-        <w:t>Н</w:t>
-      </w:r>
-      <w:r>
-        <w:rPr>
-          <w:rFonts w:ascii="Times New Roman" w:hAnsi="Times New Roman" w:cs="Times New Roman"/>
-          <w:sz w:val="28"/>
-          <w:szCs w:val="20"/>
-        </w:rPr>
-        <w:t xml:space="preserve">апряжение </w:t>
-      </w:r>
-      <w:r>
-        <w:rPr>
-          <w:rFonts w:ascii="Times New Roman" w:hAnsi="Times New Roman" w:cs="Times New Roman"/>
-          <w:sz w:val="28"/>
-          <w:szCs w:val="20"/>
-        </w:rPr>
-        <w:t>питания 2.0-3.6 В. Имеет 2 АЦП 12-бит, 3 таймера общего назначения 16-бит, 1 таймер ШИМ 16-бит. Шины</w:t>
-      </w:r>
-      <w:r>
-        <w:rPr>
-          <w:rFonts w:ascii="Times New Roman" w:hAnsi="Times New Roman" w:cs="Times New Roman"/>
-          <w:sz w:val="28"/>
-          <w:szCs w:val="20"/>
-          <w:lang w:val="en-US"/>
-        </w:rPr>
-        <w:t xml:space="preserve"> </w:t>
-      </w:r>
-      <w:r>
-        <w:rPr>
-          <w:rFonts w:ascii="Times New Roman" w:hAnsi="Times New Roman" w:cs="Times New Roman"/>
-          <w:sz w:val="28"/>
-          <w:szCs w:val="20"/>
-        </w:rPr>
-        <w:t>передачи</w:t>
-      </w:r>
-      <w:r>
-        <w:rPr>
-          <w:rFonts w:ascii="Times New Roman" w:hAnsi="Times New Roman" w:cs="Times New Roman"/>
-          <w:sz w:val="28"/>
-          <w:szCs w:val="20"/>
-          <w:lang w:val="en-US"/>
-        </w:rPr>
-        <w:t xml:space="preserve"> </w:t>
-      </w:r>
-      <w:r>
-        <w:rPr>
-          <w:rFonts w:ascii="Times New Roman" w:hAnsi="Times New Roman" w:cs="Times New Roman"/>
-          <w:sz w:val="28"/>
-          <w:szCs w:val="20"/>
-        </w:rPr>
-        <w:t>данных</w:t>
-      </w:r>
-      <w:r>
-        <w:rPr>
-          <w:rFonts w:ascii="Times New Roman" w:hAnsi="Times New Roman" w:cs="Times New Roman"/>
-          <w:sz w:val="28"/>
-          <w:szCs w:val="20"/>
-          <w:lang w:val="en-US"/>
-        </w:rPr>
-        <w:t>: 2 × I²C, 3 × USART, 2 × SPI (</w:t>
-      </w:r>
-      <w:r>
-        <w:rPr>
-          <w:rFonts w:ascii="Times New Roman" w:hAnsi="Times New Roman" w:cs="Times New Roman"/>
-          <w:sz w:val="28"/>
-          <w:szCs w:val="20"/>
-        </w:rPr>
-        <w:t>до</w:t>
-      </w:r>
-      <w:r>
-        <w:rPr>
-          <w:rFonts w:ascii="Times New Roman" w:hAnsi="Times New Roman" w:cs="Times New Roman"/>
-          <w:sz w:val="28"/>
-          <w:szCs w:val="20"/>
-          <w:lang w:val="en-US"/>
-        </w:rPr>
-        <w:t xml:space="preserve"> 18 </w:t>
-      </w:r>
-      <w:r>
-        <w:rPr>
-          <w:rFonts w:ascii="Times New Roman" w:hAnsi="Times New Roman" w:cs="Times New Roman"/>
-          <w:sz w:val="28"/>
-          <w:szCs w:val="20"/>
-        </w:rPr>
-        <w:t>Мбит</w:t>
-      </w:r>
-      <w:r>
-        <w:rPr>
-          <w:rFonts w:ascii="Times New Roman" w:hAnsi="Times New Roman" w:cs="Times New Roman"/>
-          <w:sz w:val="28"/>
-          <w:szCs w:val="20"/>
-          <w:lang w:val="en-US"/>
-        </w:rPr>
-        <w:t>/</w:t>
-      </w:r>
-      <w:r>
-        <w:rPr>
-          <w:rFonts w:ascii="Times New Roman" w:hAnsi="Times New Roman" w:cs="Times New Roman"/>
-          <w:sz w:val="28"/>
-          <w:szCs w:val="20"/>
-        </w:rPr>
-        <w:t>с</w:t>
-      </w:r>
-      <w:r>
-        <w:rPr>
-          <w:rFonts w:ascii="Times New Roman" w:hAnsi="Times New Roman" w:cs="Times New Roman"/>
-          <w:sz w:val="28"/>
-          <w:szCs w:val="20"/>
-          <w:lang w:val="en-US"/>
-        </w:rPr>
-        <w:t xml:space="preserve">), CAN 2.0B, USB 2.0 FS. 7 </w:t>
-      </w:r>
-      <w:r>
-        <w:rPr>
-          <w:rFonts w:ascii="Times New Roman" w:hAnsi="Times New Roman" w:cs="Times New Roman"/>
-          <w:sz w:val="28"/>
-          <w:szCs w:val="20"/>
-        </w:rPr>
-        <w:t>каналов</w:t>
-      </w:r>
-      <w:r>
-        <w:rPr>
-          <w:rFonts w:ascii="Times New Roman" w:hAnsi="Times New Roman" w:cs="Times New Roman"/>
-          <w:sz w:val="28"/>
-          <w:szCs w:val="20"/>
-          <w:lang w:val="en-US"/>
-        </w:rPr>
-        <w:t xml:space="preserve"> </w:t>
-      </w:r>
-      <w:r>
-        <w:rPr>
-          <w:rFonts w:ascii="Times New Roman" w:hAnsi="Times New Roman" w:cs="Times New Roman"/>
-          <w:sz w:val="28"/>
-          <w:szCs w:val="20"/>
-          <w:lang w:val="en-US"/>
-        </w:rPr>
-        <w:t>DMA</w:t>
-      </w:r>
-      <w:r>
-        <w:rPr>
-          <w:rFonts w:ascii="Times New Roman" w:hAnsi="Times New Roman" w:cs="Times New Roman"/>
-          <w:sz w:val="28"/>
-          <w:szCs w:val="20"/>
-          <w:lang w:val="en-US"/>
-        </w:rPr>
-        <w:t xml:space="preserve"> (</w:t>
-      </w:r>
-      <w:r>
-        <w:rPr>
-          <w:rFonts w:ascii="Times New Roman" w:hAnsi="Times New Roman" w:cs="Times New Roman"/>
-          <w:sz w:val="28"/>
-          <w:szCs w:val="20"/>
-          <w:lang w:val="en-US"/>
-        </w:rPr>
-        <w:t>direct</w:t>
-      </w:r>
-      <w:r>
-        <w:rPr>
-          <w:rFonts w:ascii="Times New Roman" w:hAnsi="Times New Roman" w:cs="Times New Roman"/>
-          <w:sz w:val="28"/>
-          <w:szCs w:val="20"/>
-          <w:lang w:val="en-US"/>
-        </w:rPr>
-        <w:t xml:space="preserve"> </w:t>
-      </w:r>
-      <w:r>
-        <w:rPr>
-          <w:rFonts w:ascii="Times New Roman" w:hAnsi="Times New Roman" w:cs="Times New Roman"/>
-          <w:sz w:val="28"/>
-          <w:szCs w:val="20"/>
-          <w:lang w:val="en-US"/>
-        </w:rPr>
-        <w:t>memory</w:t>
-      </w:r>
-      <w:r>
-        <w:rPr>
-          <w:rFonts w:ascii="Times New Roman" w:hAnsi="Times New Roman" w:cs="Times New Roman"/>
-          <w:sz w:val="28"/>
-          <w:szCs w:val="20"/>
-          <w:lang w:val="en-US"/>
-        </w:rPr>
-        <w:t xml:space="preserve"> </w:t>
-      </w:r>
-      <w:r>
-        <w:rPr>
-          <w:rFonts w:ascii="Times New Roman" w:hAnsi="Times New Roman" w:cs="Times New Roman"/>
-          <w:sz w:val="28"/>
-          <w:szCs w:val="20"/>
-          <w:lang w:val="en-US"/>
-        </w:rPr>
-        <w:t xml:space="preserve">access). </w:t>
-      </w:r>
-      <w:r>
-        <w:rPr>
-          <w:rFonts w:ascii="Times New Roman" w:hAnsi="Times New Roman" w:cs="Times New Roman"/>
-          <w:sz w:val="28"/>
-          <w:szCs w:val="20"/>
-        </w:rPr>
-        <w:t xml:space="preserve">32 </w:t>
-      </w:r>
-      <w:r>
-        <w:rPr>
-          <w:rFonts w:ascii="Times New Roman" w:hAnsi="Times New Roman" w:cs="Times New Roman"/>
-          <w:sz w:val="28"/>
-          <w:szCs w:val="20"/>
-          <w:lang w:val="en-US"/>
-        </w:rPr>
-        <w:t>GPIO</w:t>
-      </w:r>
-      <w:r>
-        <w:rPr>
-          <w:rFonts w:ascii="Times New Roman" w:hAnsi="Times New Roman" w:cs="Times New Roman"/>
-          <w:sz w:val="28"/>
-          <w:szCs w:val="20"/>
-        </w:rPr>
-        <w:t xml:space="preserve"> </w:t>
-      </w:r>
-      <w:r>
-        <w:rPr>
-          <w:rFonts w:ascii="Times New Roman" w:hAnsi="Times New Roman" w:cs="Times New Roman"/>
-          <w:sz w:val="28"/>
-          <w:szCs w:val="20"/>
-        </w:rPr>
-        <w:t>порта ввода/вывода данных.</w:t>
-      </w:r>
-    </w:p>
-    <w:p>
-      <w:pPr>
-        <w:ind w:firstLine="709"/>
-        <w:rPr>
-          <w:rFonts w:ascii="Times New Roman" w:hAnsi="Times New Roman" w:cs="Times New Roman"/>
-          <w:sz w:val="28"/>
-          <w:szCs w:val="28"/>
-        </w:rPr>
-      </w:pPr>
-      <w:r>
-        <w:rPr>
-          <w:rFonts w:ascii="Times New Roman" w:hAnsi="Times New Roman" w:cs="Times New Roman"/>
-          <w:sz w:val="28"/>
-          <w:szCs w:val="28"/>
-        </w:rPr>
-        <w:t>Остальные</w:t>
-      </w:r>
-      <w:r>
-        <w:rPr>
-          <w:rFonts w:ascii="Times New Roman" w:hAnsi="Times New Roman" w:cs="Times New Roman"/>
-          <w:sz w:val="28"/>
-          <w:szCs w:val="28"/>
-        </w:rPr>
-        <w:t xml:space="preserve"> </w:t>
-      </w:r>
-      <w:r>
-        <w:rPr>
-          <w:rFonts w:ascii="Times New Roman" w:hAnsi="Times New Roman" w:cs="Times New Roman"/>
-          <w:sz w:val="28"/>
-          <w:szCs w:val="28"/>
-        </w:rPr>
-        <w:t>ха</w:t>
-      </w:r>
-      <w:r>
-        <w:rPr>
-          <w:rFonts w:ascii="Times New Roman" w:hAnsi="Times New Roman" w:cs="Times New Roman"/>
-          <w:sz w:val="28"/>
-          <w:szCs w:val="28"/>
-        </w:rPr>
-        <w:t>рактеристики указаны в приложении 1.</w:t>
-      </w:r>
-    </w:p>
-    <w:p>
-      <w:pPr>
-        <w:ind w:firstLine="709"/>
-        <w:jc w:val="both"/>
-        <w:rPr>
-          <w:rFonts w:ascii="Times New Roman" w:hAnsi="Times New Roman" w:cs="Times New Roman"/>
-          <w:sz w:val="28"/>
-        </w:rPr>
-      </w:pPr>
-      <w:r>
-        <w:rPr>
-          <w:rFonts w:ascii="Times New Roman" w:hAnsi="Times New Roman" w:cs="Times New Roman"/>
-          <w:sz w:val="28"/>
-          <w:szCs w:val="28"/>
-        </w:rPr>
-        <w:t xml:space="preserve">Следующим важным элементом схемы является радио-модуль </w:t>
-      </w:r>
-      <w:r>
-        <w:rPr>
-          <w:rFonts w:ascii="Times New Roman" w:hAnsi="Times New Roman" w:cs="Times New Roman"/>
-          <w:sz w:val="28"/>
-          <w:lang w:val="en-US"/>
-        </w:rPr>
-        <w:t>nRF</w:t>
-      </w:r>
-      <w:r>
-        <w:rPr>
-          <w:rFonts w:ascii="Times New Roman" w:hAnsi="Times New Roman" w:cs="Times New Roman"/>
-          <w:sz w:val="28"/>
-        </w:rPr>
-        <w:t>24</w:t>
-      </w:r>
-      <w:r>
-        <w:rPr>
-          <w:rFonts w:ascii="Times New Roman" w:hAnsi="Times New Roman" w:cs="Times New Roman"/>
-          <w:sz w:val="28"/>
-          <w:lang w:val="en-US"/>
-        </w:rPr>
-        <w:t>L</w:t>
-      </w:r>
-      <w:r>
-        <w:rPr>
-          <w:rFonts w:ascii="Times New Roman" w:hAnsi="Times New Roman" w:cs="Times New Roman"/>
-          <w:sz w:val="28"/>
-        </w:rPr>
-        <w:t>01</w:t>
-      </w:r>
-      <w:r>
-        <w:rPr>
-          <w:rFonts w:ascii="Times New Roman" w:hAnsi="Times New Roman" w:cs="Times New Roman"/>
-          <w:sz w:val="28"/>
-        </w:rPr>
-        <w:t>.</w:t>
-      </w:r>
-      <w:r>
-        <w:rPr>
-          <w:rFonts w:ascii="Times New Roman" w:hAnsi="Times New Roman" w:cs="Times New Roman"/>
-          <w:sz w:val="28"/>
-        </w:rPr>
-        <w:t xml:space="preserve"> nRF24L01 </w:t>
-      </w:r>
-      <w:r>
-        <w:rPr>
-          <w:rFonts w:ascii="Times New Roman" w:hAnsi="Times New Roman" w:cs="Times New Roman"/>
-          <w:i/>
-          <w:sz w:val="28"/>
-        </w:rPr>
-        <w:t>–</w:t>
-      </w:r>
-      <w:r>
-        <w:rPr>
-          <w:rFonts w:ascii="Times New Roman" w:hAnsi="Times New Roman" w:cs="Times New Roman"/>
-          <w:sz w:val="28"/>
-        </w:rPr>
-        <w:t xml:space="preserve"> это однокристальный радиопередатчик дл</w:t>
-      </w:r>
-      <w:r>
-        <w:rPr>
-          <w:rFonts w:ascii="Times New Roman" w:hAnsi="Times New Roman" w:cs="Times New Roman"/>
-          <w:sz w:val="28"/>
-        </w:rPr>
-        <w:t>я диапазона ISM 2,4-2,5</w:t>
-      </w:r>
-      <w:r>
-        <w:rPr>
-          <w:rFonts w:ascii="Times New Roman" w:hAnsi="Times New Roman" w:cs="Times New Roman"/>
-          <w:sz w:val="28"/>
-        </w:rPr>
-        <w:t xml:space="preserve">ГГц. </w:t>
-      </w:r>
-      <w:r>
-        <w:rPr>
-          <w:rFonts w:ascii="Times New Roman" w:hAnsi="Times New Roman" w:cs="Times New Roman"/>
-          <w:sz w:val="28"/>
-        </w:rPr>
-        <w:t>Передатчик</w:t>
-      </w:r>
-      <w:r>
-        <w:rPr>
-          <w:rFonts w:ascii="Times New Roman" w:hAnsi="Times New Roman" w:cs="Times New Roman"/>
-          <w:sz w:val="28"/>
-        </w:rPr>
-        <w:t xml:space="preserve"> состоит из полностью интегрированного синтезатора частот, усилителя мощности, кварцевого генератора, демодулятора, модулятора модуляции и усовершенствованного протокола ShockBurst™</w:t>
-      </w:r>
-      <w:r>
-        <w:rPr>
-          <w:rFonts w:ascii="Times New Roman" w:hAnsi="Times New Roman" w:cs="Times New Roman"/>
-          <w:sz w:val="28"/>
-        </w:rPr>
-        <w:t xml:space="preserve"> (протокол авто-подтверждения получения)</w:t>
-      </w:r>
-      <w:r>
-        <w:rPr>
-          <w:rFonts w:ascii="Times New Roman" w:hAnsi="Times New Roman" w:cs="Times New Roman"/>
-          <w:sz w:val="28"/>
-        </w:rPr>
-        <w:t xml:space="preserve">. Выходная мощность, частотные каналы и настройка протокола легко программируются с помощью интерфейса SPI. </w:t>
-      </w:r>
-      <w:r>
-        <w:rPr>
-          <w:rFonts w:ascii="Times New Roman" w:hAnsi="Times New Roman" w:cs="Times New Roman"/>
-          <w:sz w:val="28"/>
-        </w:rPr>
-        <w:t xml:space="preserve">Поддерживает 125 каналов с шагом 1 МГц при скорости передачи 1 Мбит/с и 2 МГц при 2 Мбит/с.  Использует тип модуляции </w:t>
-      </w:r>
-      <w:r>
-        <w:rPr>
-          <w:rFonts w:ascii="Times New Roman" w:hAnsi="Times New Roman" w:cs="Times New Roman"/>
-          <w:sz w:val="28"/>
-          <w:lang w:val="en-US"/>
-        </w:rPr>
-        <w:t>GFSK</w:t>
-      </w:r>
-      <w:r>
-        <w:rPr>
-          <w:rFonts w:ascii="Times New Roman" w:hAnsi="Times New Roman" w:cs="Times New Roman"/>
-          <w:sz w:val="28"/>
-        </w:rPr>
-        <w:t xml:space="preserve">. </w:t>
-      </w:r>
-      <w:r>
-        <w:rPr>
-          <w:rFonts w:ascii="Times New Roman" w:hAnsi="Times New Roman" w:cs="Times New Roman"/>
-          <w:sz w:val="28"/>
-        </w:rPr>
-        <w:t xml:space="preserve">Интерфейс управления </w:t>
-      </w:r>
-      <w:r>
-        <w:rPr>
-          <w:rFonts w:ascii="Times New Roman" w:hAnsi="Times New Roman" w:cs="Times New Roman"/>
-          <w:sz w:val="28"/>
-          <w:lang w:val="en-US"/>
-        </w:rPr>
-        <w:t>SPI</w:t>
-      </w:r>
-      <w:r>
-        <w:rPr>
-          <w:rFonts w:ascii="Times New Roman" w:hAnsi="Times New Roman" w:cs="Times New Roman"/>
-          <w:sz w:val="28"/>
-        </w:rPr>
-        <w:t xml:space="preserve"> </w:t>
-      </w:r>
-      <w:r>
-        <w:rPr>
-          <w:rFonts w:ascii="Times New Roman" w:hAnsi="Times New Roman" w:cs="Times New Roman"/>
-          <w:sz w:val="28"/>
-        </w:rPr>
-        <w:t>до 8 Мбит/с. Напряжение питания 1.9-3.6 В.</w:t>
-      </w:r>
-    </w:p>
-    <w:p>
-      <w:pPr>
-        <w:ind w:firstLine="709"/>
-        <w:jc w:val="both"/>
-        <w:rPr>
-          <w:rFonts w:ascii="Times New Roman" w:hAnsi="Times New Roman" w:cs="Times New Roman"/>
-          <w:sz w:val="28"/>
-          <w:szCs w:val="28"/>
-        </w:rPr>
-      </w:pPr>
-      <w:r>
-        <w:rPr>
-          <w:rFonts w:ascii="Times New Roman" w:hAnsi="Times New Roman" w:cs="Times New Roman"/>
-          <w:sz w:val="28"/>
-          <w:szCs w:val="28"/>
-        </w:rPr>
-        <w:t xml:space="preserve">Поскольку выходное напряжение электрогитары составляет </w:t>
-      </w:r>
-      <w:r>
-        <w:rPr>
-          <w:rFonts w:ascii="Times New Roman" w:hAnsi="Times New Roman" w:cs="Times New Roman"/>
-          <w:sz w:val="28"/>
-          <w:szCs w:val="28"/>
-        </w:rPr>
-        <w:t xml:space="preserve">десятки, иногда сотни мВ, то в схеме следует установить усилитель на входе микроконтроллера, чтобы поднять напряжение до рабочего уровня АЦП. Таким образом, для демонстрации работы был выбран операционный усилитель </w:t>
-      </w:r>
-      <w:r>
-        <w:rPr>
-          <w:rFonts w:ascii="Times New Roman" w:hAnsi="Times New Roman" w:cs="Times New Roman"/>
-          <w:sz w:val="28"/>
-          <w:szCs w:val="28"/>
-        </w:rPr>
-        <w:t>TLV521</w:t>
-      </w:r>
-      <w:r>
-        <w:rPr>
-          <w:rFonts w:ascii="Times New Roman" w:hAnsi="Times New Roman" w:cs="Times New Roman"/>
-          <w:sz w:val="28"/>
-          <w:szCs w:val="28"/>
-        </w:rPr>
-        <w:t>.</w:t>
-      </w:r>
-      <w:r>
-        <w:rPr>
-          <w:rFonts w:ascii="Times New Roman" w:hAnsi="Times New Roman" w:cs="Times New Roman"/>
-          <w:sz w:val="28"/>
-          <w:szCs w:val="28"/>
-        </w:rPr>
-        <w:t xml:space="preserve"> Это н</w:t>
-      </w:r>
-      <w:r>
-        <w:rPr>
-          <w:rFonts w:ascii="Times New Roman" w:hAnsi="Times New Roman" w:cs="Times New Roman"/>
-          <w:sz w:val="28"/>
-          <w:szCs w:val="28"/>
-        </w:rPr>
-        <w:t>анопотребляющий ОУ с CMOS-входом</w:t>
-      </w:r>
-      <w:r>
-        <w:rPr>
-          <w:rFonts w:ascii="Times New Roman" w:hAnsi="Times New Roman" w:cs="Times New Roman"/>
-          <w:sz w:val="28"/>
-          <w:szCs w:val="28"/>
-        </w:rPr>
-        <w:t>. Его рабочие напряжения находятся в диапазоне от 1.7 до 5.5 В. Потребляемый ток 350 нА (тип.), 500 нА (макс.).</w:t>
-      </w:r>
-      <w:r>
-        <w:rPr>
-          <w:rFonts w:ascii="Times New Roman" w:hAnsi="Times New Roman" w:cs="Times New Roman"/>
-          <w:sz w:val="28"/>
-          <w:szCs w:val="28"/>
-        </w:rPr>
-        <w:t xml:space="preserve"> Параметр </w:t>
-      </w:r>
-      <w:r>
-        <w:rPr>
-          <w:rFonts w:ascii="Times New Roman" w:hAnsi="Times New Roman" w:cs="Times New Roman"/>
-          <w:sz w:val="28"/>
-          <w:szCs w:val="28"/>
-          <w:lang w:val="en-US"/>
-        </w:rPr>
-        <w:t>GBW</w:t>
-      </w:r>
-      <w:r>
-        <w:rPr>
-          <w:rFonts w:ascii="Times New Roman" w:hAnsi="Times New Roman" w:cs="Times New Roman"/>
-          <w:sz w:val="28"/>
-          <w:szCs w:val="28"/>
-        </w:rPr>
-        <w:t xml:space="preserve"> (</w:t>
-      </w:r>
-      <w:r>
-        <w:rPr>
-          <w:rFonts w:ascii="Times New Roman" w:hAnsi="Times New Roman" w:cs="Times New Roman"/>
-          <w:sz w:val="28"/>
-          <w:szCs w:val="28"/>
-          <w:lang w:val="en-US"/>
-        </w:rPr>
-        <w:t>gain</w:t>
-      </w:r>
-      <w:r>
-        <w:rPr>
-          <w:rFonts w:ascii="Times New Roman" w:hAnsi="Times New Roman" w:cs="Times New Roman"/>
-          <w:sz w:val="28"/>
-          <w:szCs w:val="28"/>
-        </w:rPr>
-        <w:t>-</w:t>
-      </w:r>
-      <w:r>
-        <w:rPr>
-          <w:rFonts w:ascii="Times New Roman" w:hAnsi="Times New Roman" w:cs="Times New Roman"/>
-          <w:sz w:val="28"/>
-          <w:szCs w:val="28"/>
-          <w:lang w:val="en-US"/>
-        </w:rPr>
-        <w:t>bandwidth</w:t>
-      </w:r>
-      <w:r>
-        <w:rPr>
-          <w:rFonts w:ascii="Times New Roman" w:hAnsi="Times New Roman" w:cs="Times New Roman"/>
-          <w:sz w:val="28"/>
-          <w:szCs w:val="28"/>
-        </w:rPr>
-        <w:t xml:space="preserve">) </w:t>
-      </w:r>
-      <w:r>
-        <w:rPr>
-          <w:rFonts w:ascii="Times New Roman" w:hAnsi="Times New Roman" w:cs="Times New Roman"/>
-          <w:sz w:val="28"/>
-          <w:szCs w:val="28"/>
-        </w:rPr>
-        <w:t>составляет 6 кГц, что для данного проекта подходит.</w:t>
+        </w:rPr>
+        <w:t>Сравнительный расчёт показал, что аналоговая система передачи требует более строгой настройки каждого блока приёмной и передающей стороны во избежание самопроизвольной перестройки частоты из-за тепловых эффектов при работе устройства.</w:t>
       </w:r>
     </w:p>
     <w:p>
@@ -20894,6 +20441,775 @@
           <w:rFonts w:ascii="Times New Roman" w:hAnsi="Times New Roman" w:cs="Times New Roman"/>
           <w:color w:val="auto"/>
           <w:sz w:val="28"/>
+        </w:rPr>
+      </w:pPr>
+      <w:bookmarkStart w:id="11" w:name="_Toc229935114"/>
+      <w:r>
+        <w:rPr>
+          <w:rFonts w:ascii="Times New Roman" w:hAnsi="Times New Roman" w:cs="Times New Roman"/>
+          <w:color w:val="auto"/>
+          <w:sz w:val="28"/>
+        </w:rPr>
+        <w:t>Технические характеристики компонентов системы.</w:t>
+      </w:r>
+      <w:bookmarkEnd w:id="11"/>
+    </w:p>
+    <w:p>
+      <w:pPr>
+        <w:ind w:firstLine="709"/>
+        <w:jc w:val="both"/>
+        <w:rPr>
+          <w:rFonts w:ascii="Times New Roman" w:hAnsi="Times New Roman" w:cs="Times New Roman"/>
+          <w:sz w:val="40"/>
+          <w:szCs w:val="28"/>
+        </w:rPr>
+      </w:pPr>
+      <w:r>
+        <w:rPr>
+          <w:rFonts w:ascii="Times New Roman" w:hAnsi="Times New Roman" w:cs="Times New Roman"/>
+          <w:sz w:val="28"/>
+        </w:rPr>
+        <w:t xml:space="preserve">Основным элементом всего проекта является микроконтроллер </w:t>
+      </w:r>
+      <w:r>
+        <w:rPr>
+          <w:rFonts w:ascii="Times New Roman" w:hAnsi="Times New Roman" w:cs="Times New Roman"/>
+          <w:sz w:val="28"/>
+          <w:szCs w:val="28"/>
+          <w:lang w:val="en-US"/>
+        </w:rPr>
+        <w:t>STM</w:t>
+      </w:r>
+      <w:r>
+        <w:rPr>
+          <w:rFonts w:ascii="Times New Roman" w:hAnsi="Times New Roman" w:cs="Times New Roman"/>
+          <w:sz w:val="28"/>
+          <w:szCs w:val="28"/>
+        </w:rPr>
+        <w:t>32</w:t>
+      </w:r>
+      <w:r>
+        <w:rPr>
+          <w:rFonts w:ascii="Times New Roman" w:hAnsi="Times New Roman" w:cs="Times New Roman"/>
+          <w:sz w:val="28"/>
+          <w:szCs w:val="28"/>
+          <w:lang w:val="en-US"/>
+        </w:rPr>
+        <w:t>F</w:t>
+      </w:r>
+      <w:r>
+        <w:rPr>
+          <w:rFonts w:ascii="Times New Roman" w:hAnsi="Times New Roman" w:cs="Times New Roman"/>
+          <w:sz w:val="28"/>
+          <w:szCs w:val="28"/>
+        </w:rPr>
+        <w:t>103</w:t>
+      </w:r>
+      <w:r>
+        <w:rPr>
+          <w:rFonts w:ascii="Times New Roman" w:hAnsi="Times New Roman" w:cs="Times New Roman"/>
+          <w:sz w:val="28"/>
+          <w:szCs w:val="28"/>
+          <w:lang w:val="en-US"/>
+        </w:rPr>
+        <w:t>C</w:t>
+      </w:r>
+      <w:r>
+        <w:rPr>
+          <w:rFonts w:ascii="Times New Roman" w:hAnsi="Times New Roman" w:cs="Times New Roman"/>
+          <w:sz w:val="28"/>
+          <w:szCs w:val="28"/>
+        </w:rPr>
+        <w:t>8</w:t>
+      </w:r>
+      <w:r>
+        <w:rPr>
+          <w:rFonts w:ascii="Times New Roman" w:hAnsi="Times New Roman" w:cs="Times New Roman"/>
+          <w:sz w:val="28"/>
+          <w:szCs w:val="28"/>
+          <w:lang w:val="en-US"/>
+        </w:rPr>
+        <w:t>T</w:t>
+      </w:r>
+      <w:r>
+        <w:rPr>
+          <w:rFonts w:ascii="Times New Roman" w:hAnsi="Times New Roman" w:cs="Times New Roman"/>
+          <w:sz w:val="28"/>
+          <w:szCs w:val="28"/>
+        </w:rPr>
+        <w:t>6</w:t>
+      </w:r>
+      <w:r>
+        <w:rPr>
+          <w:rFonts w:ascii="Times New Roman" w:hAnsi="Times New Roman" w:cs="Times New Roman"/>
+          <w:sz w:val="28"/>
+          <w:szCs w:val="28"/>
+        </w:rPr>
+        <w:t xml:space="preserve">. </w:t>
+      </w:r>
+      <w:r>
+        <w:rPr>
+          <w:rFonts w:ascii="Times New Roman" w:hAnsi="Times New Roman" w:cs="Times New Roman"/>
+          <w:sz w:val="28"/>
+          <w:szCs w:val="28"/>
+        </w:rPr>
+        <w:t xml:space="preserve">Это 32-разрядный процессор на базе ядра </w:t>
+      </w:r>
+      <w:r>
+        <w:rPr>
+          <w:rFonts w:ascii="Times New Roman" w:hAnsi="Times New Roman" w:cs="Times New Roman"/>
+          <w:sz w:val="28"/>
+          <w:szCs w:val="20"/>
+        </w:rPr>
+        <w:t>Cortex™-M</w:t>
+      </w:r>
+      <w:r>
+        <w:rPr>
+          <w:rFonts w:ascii="Times New Roman" w:hAnsi="Times New Roman" w:cs="Times New Roman"/>
+          <w:sz w:val="28"/>
+          <w:szCs w:val="20"/>
+        </w:rPr>
+        <w:t xml:space="preserve">3. Рабочая частота до 72 МГц. Имеет 64 Кбайт </w:t>
+      </w:r>
+      <w:r>
+        <w:rPr>
+          <w:rFonts w:ascii="Times New Roman" w:hAnsi="Times New Roman" w:cs="Times New Roman"/>
+          <w:sz w:val="28"/>
+          <w:szCs w:val="20"/>
+          <w:lang w:val="en-US"/>
+        </w:rPr>
+        <w:t>Flash</w:t>
+      </w:r>
+      <w:r>
+        <w:rPr>
+          <w:rFonts w:ascii="Times New Roman" w:hAnsi="Times New Roman" w:cs="Times New Roman"/>
+          <w:sz w:val="28"/>
+          <w:szCs w:val="20"/>
+        </w:rPr>
+        <w:t xml:space="preserve"> </w:t>
+      </w:r>
+      <w:r>
+        <w:rPr>
+          <w:rFonts w:ascii="Times New Roman" w:hAnsi="Times New Roman" w:cs="Times New Roman"/>
+          <w:sz w:val="28"/>
+          <w:szCs w:val="20"/>
+        </w:rPr>
+        <w:t xml:space="preserve">памяти и 20 Кбайт </w:t>
+      </w:r>
+      <w:r>
+        <w:rPr>
+          <w:rFonts w:ascii="Times New Roman" w:hAnsi="Times New Roman" w:cs="Times New Roman"/>
+          <w:sz w:val="28"/>
+          <w:szCs w:val="20"/>
+          <w:lang w:val="en-US"/>
+        </w:rPr>
+        <w:t>SRAM</w:t>
+      </w:r>
+      <w:r>
+        <w:rPr>
+          <w:rFonts w:ascii="Times New Roman" w:hAnsi="Times New Roman" w:cs="Times New Roman"/>
+          <w:sz w:val="28"/>
+          <w:szCs w:val="20"/>
+        </w:rPr>
+        <w:t xml:space="preserve">. </w:t>
+      </w:r>
+      <w:r>
+        <w:rPr>
+          <w:rFonts w:ascii="Times New Roman" w:hAnsi="Times New Roman" w:cs="Times New Roman"/>
+          <w:sz w:val="28"/>
+          <w:szCs w:val="20"/>
+        </w:rPr>
+        <w:t>Н</w:t>
+      </w:r>
+      <w:r>
+        <w:rPr>
+          <w:rFonts w:ascii="Times New Roman" w:hAnsi="Times New Roman" w:cs="Times New Roman"/>
+          <w:sz w:val="28"/>
+          <w:szCs w:val="20"/>
+        </w:rPr>
+        <w:t xml:space="preserve">апряжение </w:t>
+      </w:r>
+      <w:r>
+        <w:rPr>
+          <w:rFonts w:ascii="Times New Roman" w:hAnsi="Times New Roman" w:cs="Times New Roman"/>
+          <w:sz w:val="28"/>
+          <w:szCs w:val="20"/>
+        </w:rPr>
+        <w:t>питания 2.0-3.6 В. Имеет 2 АЦП 12-бит, 3 таймера общего назначения 16-бит, 1 таймер ШИМ 16-бит. Шины</w:t>
+      </w:r>
+      <w:r>
+        <w:rPr>
+          <w:rFonts w:ascii="Times New Roman" w:hAnsi="Times New Roman" w:cs="Times New Roman"/>
+          <w:sz w:val="28"/>
+          <w:szCs w:val="20"/>
+          <w:lang w:val="en-US"/>
+        </w:rPr>
+        <w:t xml:space="preserve"> </w:t>
+      </w:r>
+      <w:r>
+        <w:rPr>
+          <w:rFonts w:ascii="Times New Roman" w:hAnsi="Times New Roman" w:cs="Times New Roman"/>
+          <w:sz w:val="28"/>
+          <w:szCs w:val="20"/>
+        </w:rPr>
+        <w:t>передачи</w:t>
+      </w:r>
+      <w:r>
+        <w:rPr>
+          <w:rFonts w:ascii="Times New Roman" w:hAnsi="Times New Roman" w:cs="Times New Roman"/>
+          <w:sz w:val="28"/>
+          <w:szCs w:val="20"/>
+          <w:lang w:val="en-US"/>
+        </w:rPr>
+        <w:t xml:space="preserve"> </w:t>
+      </w:r>
+      <w:r>
+        <w:rPr>
+          <w:rFonts w:ascii="Times New Roman" w:hAnsi="Times New Roman" w:cs="Times New Roman"/>
+          <w:sz w:val="28"/>
+          <w:szCs w:val="20"/>
+        </w:rPr>
+        <w:t>данных</w:t>
+      </w:r>
+      <w:r>
+        <w:rPr>
+          <w:rFonts w:ascii="Times New Roman" w:hAnsi="Times New Roman" w:cs="Times New Roman"/>
+          <w:sz w:val="28"/>
+          <w:szCs w:val="20"/>
+          <w:lang w:val="en-US"/>
+        </w:rPr>
+        <w:t>: 2 × I²C, 3 × USART, 2 × SPI (</w:t>
+      </w:r>
+      <w:r>
+        <w:rPr>
+          <w:rFonts w:ascii="Times New Roman" w:hAnsi="Times New Roman" w:cs="Times New Roman"/>
+          <w:sz w:val="28"/>
+          <w:szCs w:val="20"/>
+        </w:rPr>
+        <w:t>до</w:t>
+      </w:r>
+      <w:r>
+        <w:rPr>
+          <w:rFonts w:ascii="Times New Roman" w:hAnsi="Times New Roman" w:cs="Times New Roman"/>
+          <w:sz w:val="28"/>
+          <w:szCs w:val="20"/>
+          <w:lang w:val="en-US"/>
+        </w:rPr>
+        <w:t xml:space="preserve"> 18 </w:t>
+      </w:r>
+      <w:r>
+        <w:rPr>
+          <w:rFonts w:ascii="Times New Roman" w:hAnsi="Times New Roman" w:cs="Times New Roman"/>
+          <w:sz w:val="28"/>
+          <w:szCs w:val="20"/>
+        </w:rPr>
+        <w:t>Мбит</w:t>
+      </w:r>
+      <w:r>
+        <w:rPr>
+          <w:rFonts w:ascii="Times New Roman" w:hAnsi="Times New Roman" w:cs="Times New Roman"/>
+          <w:sz w:val="28"/>
+          <w:szCs w:val="20"/>
+          <w:lang w:val="en-US"/>
+        </w:rPr>
+        <w:t>/</w:t>
+      </w:r>
+      <w:r>
+        <w:rPr>
+          <w:rFonts w:ascii="Times New Roman" w:hAnsi="Times New Roman" w:cs="Times New Roman"/>
+          <w:sz w:val="28"/>
+          <w:szCs w:val="20"/>
+        </w:rPr>
+        <w:t>с</w:t>
+      </w:r>
+      <w:r>
+        <w:rPr>
+          <w:rFonts w:ascii="Times New Roman" w:hAnsi="Times New Roman" w:cs="Times New Roman"/>
+          <w:sz w:val="28"/>
+          <w:szCs w:val="20"/>
+          <w:lang w:val="en-US"/>
+        </w:rPr>
+        <w:t xml:space="preserve">), CAN 2.0B, USB 2.0 FS. 7 </w:t>
+      </w:r>
+      <w:r>
+        <w:rPr>
+          <w:rFonts w:ascii="Times New Roman" w:hAnsi="Times New Roman" w:cs="Times New Roman"/>
+          <w:sz w:val="28"/>
+          <w:szCs w:val="20"/>
+        </w:rPr>
+        <w:t>каналов</w:t>
+      </w:r>
+      <w:r>
+        <w:rPr>
+          <w:rFonts w:ascii="Times New Roman" w:hAnsi="Times New Roman" w:cs="Times New Roman"/>
+          <w:sz w:val="28"/>
+          <w:szCs w:val="20"/>
+          <w:lang w:val="en-US"/>
+        </w:rPr>
+        <w:t xml:space="preserve"> </w:t>
+      </w:r>
+      <w:r>
+        <w:rPr>
+          <w:rFonts w:ascii="Times New Roman" w:hAnsi="Times New Roman" w:cs="Times New Roman"/>
+          <w:sz w:val="28"/>
+          <w:szCs w:val="20"/>
+          <w:lang w:val="en-US"/>
+        </w:rPr>
+        <w:t>DMA</w:t>
+      </w:r>
+      <w:r>
+        <w:rPr>
+          <w:rFonts w:ascii="Times New Roman" w:hAnsi="Times New Roman" w:cs="Times New Roman"/>
+          <w:sz w:val="28"/>
+          <w:szCs w:val="20"/>
+          <w:lang w:val="en-US"/>
+        </w:rPr>
+        <w:t xml:space="preserve"> (</w:t>
+      </w:r>
+      <w:r>
+        <w:rPr>
+          <w:rFonts w:ascii="Times New Roman" w:hAnsi="Times New Roman" w:cs="Times New Roman"/>
+          <w:sz w:val="28"/>
+          <w:szCs w:val="20"/>
+          <w:lang w:val="en-US"/>
+        </w:rPr>
+        <w:t>direct</w:t>
+      </w:r>
+      <w:r>
+        <w:rPr>
+          <w:rFonts w:ascii="Times New Roman" w:hAnsi="Times New Roman" w:cs="Times New Roman"/>
+          <w:sz w:val="28"/>
+          <w:szCs w:val="20"/>
+          <w:lang w:val="en-US"/>
+        </w:rPr>
+        <w:t xml:space="preserve"> </w:t>
+      </w:r>
+      <w:r>
+        <w:rPr>
+          <w:rFonts w:ascii="Times New Roman" w:hAnsi="Times New Roman" w:cs="Times New Roman"/>
+          <w:sz w:val="28"/>
+          <w:szCs w:val="20"/>
+          <w:lang w:val="en-US"/>
+        </w:rPr>
+        <w:t>memory</w:t>
+      </w:r>
+      <w:r>
+        <w:rPr>
+          <w:rFonts w:ascii="Times New Roman" w:hAnsi="Times New Roman" w:cs="Times New Roman"/>
+          <w:sz w:val="28"/>
+          <w:szCs w:val="20"/>
+          <w:lang w:val="en-US"/>
+        </w:rPr>
+        <w:t xml:space="preserve"> </w:t>
+      </w:r>
+      <w:r>
+        <w:rPr>
+          <w:rFonts w:ascii="Times New Roman" w:hAnsi="Times New Roman" w:cs="Times New Roman"/>
+          <w:sz w:val="28"/>
+          <w:szCs w:val="20"/>
+          <w:lang w:val="en-US"/>
+        </w:rPr>
+        <w:t xml:space="preserve">access). </w:t>
+      </w:r>
+      <w:r>
+        <w:rPr>
+          <w:rFonts w:ascii="Times New Roman" w:hAnsi="Times New Roman" w:cs="Times New Roman"/>
+          <w:sz w:val="28"/>
+          <w:szCs w:val="20"/>
+        </w:rPr>
+        <w:t xml:space="preserve">32 </w:t>
+      </w:r>
+      <w:r>
+        <w:rPr>
+          <w:rFonts w:ascii="Times New Roman" w:hAnsi="Times New Roman" w:cs="Times New Roman"/>
+          <w:sz w:val="28"/>
+          <w:szCs w:val="20"/>
+          <w:lang w:val="en-US"/>
+        </w:rPr>
+        <w:t>GPIO</w:t>
+      </w:r>
+      <w:r>
+        <w:rPr>
+          <w:rFonts w:ascii="Times New Roman" w:hAnsi="Times New Roman" w:cs="Times New Roman"/>
+          <w:sz w:val="28"/>
+          <w:szCs w:val="20"/>
+        </w:rPr>
+        <w:t xml:space="preserve"> </w:t>
+      </w:r>
+      <w:r>
+        <w:rPr>
+          <w:rFonts w:ascii="Times New Roman" w:hAnsi="Times New Roman" w:cs="Times New Roman"/>
+          <w:sz w:val="28"/>
+          <w:szCs w:val="20"/>
+        </w:rPr>
+        <w:t>порта ввода/вывода данных.</w:t>
+      </w:r>
+    </w:p>
+    <w:p>
+      <w:pPr>
+        <w:ind w:firstLine="709"/>
+        <w:rPr>
+          <w:rFonts w:ascii="Times New Roman" w:hAnsi="Times New Roman" w:cs="Times New Roman"/>
+          <w:sz w:val="28"/>
+          <w:szCs w:val="28"/>
+        </w:rPr>
+      </w:pPr>
+      <w:r>
+        <w:rPr>
+          <w:rFonts w:ascii="Times New Roman" w:hAnsi="Times New Roman" w:cs="Times New Roman"/>
+          <w:sz w:val="28"/>
+          <w:szCs w:val="28"/>
+        </w:rPr>
+        <w:t>Остальные</w:t>
+      </w:r>
+      <w:r>
+        <w:rPr>
+          <w:rFonts w:ascii="Times New Roman" w:hAnsi="Times New Roman" w:cs="Times New Roman"/>
+          <w:sz w:val="28"/>
+          <w:szCs w:val="28"/>
+        </w:rPr>
+        <w:t xml:space="preserve"> </w:t>
+      </w:r>
+      <w:r>
+        <w:rPr>
+          <w:rFonts w:ascii="Times New Roman" w:hAnsi="Times New Roman" w:cs="Times New Roman"/>
+          <w:sz w:val="28"/>
+          <w:szCs w:val="28"/>
+        </w:rPr>
+        <w:t>ха</w:t>
+      </w:r>
+      <w:r>
+        <w:rPr>
+          <w:rFonts w:ascii="Times New Roman" w:hAnsi="Times New Roman" w:cs="Times New Roman"/>
+          <w:sz w:val="28"/>
+          <w:szCs w:val="28"/>
+        </w:rPr>
+        <w:t>рактеристики указаны в приложении 1.</w:t>
+      </w:r>
+    </w:p>
+    <w:p>
+      <w:pPr>
+        <w:ind w:firstLine="709"/>
+        <w:jc w:val="both"/>
+        <w:rPr>
+          <w:rFonts w:ascii="Times New Roman" w:hAnsi="Times New Roman" w:cs="Times New Roman"/>
+          <w:sz w:val="28"/>
+        </w:rPr>
+      </w:pPr>
+      <w:r>
+        <w:rPr>
+          <w:rFonts w:ascii="Times New Roman" w:hAnsi="Times New Roman" w:cs="Times New Roman"/>
+          <w:sz w:val="28"/>
+          <w:szCs w:val="28"/>
+        </w:rPr>
+        <w:t xml:space="preserve">Следующим важным элементом схемы является радио-модуль </w:t>
+      </w:r>
+      <w:r>
+        <w:rPr>
+          <w:rFonts w:ascii="Times New Roman" w:hAnsi="Times New Roman" w:cs="Times New Roman"/>
+          <w:sz w:val="28"/>
+          <w:lang w:val="en-US"/>
+        </w:rPr>
+        <w:t>nRF</w:t>
+      </w:r>
+      <w:r>
+        <w:rPr>
+          <w:rFonts w:ascii="Times New Roman" w:hAnsi="Times New Roman" w:cs="Times New Roman"/>
+          <w:sz w:val="28"/>
+        </w:rPr>
+        <w:t>24</w:t>
+      </w:r>
+      <w:r>
+        <w:rPr>
+          <w:rFonts w:ascii="Times New Roman" w:hAnsi="Times New Roman" w:cs="Times New Roman"/>
+          <w:sz w:val="28"/>
+          <w:lang w:val="en-US"/>
+        </w:rPr>
+        <w:t>L</w:t>
+      </w:r>
+      <w:r>
+        <w:rPr>
+          <w:rFonts w:ascii="Times New Roman" w:hAnsi="Times New Roman" w:cs="Times New Roman"/>
+          <w:sz w:val="28"/>
+        </w:rPr>
+        <w:t>01</w:t>
+      </w:r>
+      <w:r>
+        <w:rPr>
+          <w:rFonts w:ascii="Times New Roman" w:hAnsi="Times New Roman" w:cs="Times New Roman"/>
+          <w:sz w:val="28"/>
+        </w:rPr>
+        <w:t>.</w:t>
+      </w:r>
+      <w:r>
+        <w:rPr>
+          <w:rFonts w:ascii="Times New Roman" w:hAnsi="Times New Roman" w:cs="Times New Roman"/>
+          <w:sz w:val="28"/>
+        </w:rPr>
+        <w:t xml:space="preserve"> nRF24L01 </w:t>
+      </w:r>
+      <w:r>
+        <w:rPr>
+          <w:rFonts w:ascii="Times New Roman" w:hAnsi="Times New Roman" w:cs="Times New Roman"/>
+          <w:i/>
+          <w:sz w:val="28"/>
+        </w:rPr>
+        <w:t>–</w:t>
+      </w:r>
+      <w:r>
+        <w:rPr>
+          <w:rFonts w:ascii="Times New Roman" w:hAnsi="Times New Roman" w:cs="Times New Roman"/>
+          <w:sz w:val="28"/>
+        </w:rPr>
+        <w:t xml:space="preserve"> это однокристальный радиопередатчик дл</w:t>
+      </w:r>
+      <w:r>
+        <w:rPr>
+          <w:rFonts w:ascii="Times New Roman" w:hAnsi="Times New Roman" w:cs="Times New Roman"/>
+          <w:sz w:val="28"/>
+        </w:rPr>
+        <w:t>я диапазона ISM 2,4-2,5</w:t>
+      </w:r>
+      <w:r>
+        <w:rPr>
+          <w:rFonts w:ascii="Times New Roman" w:hAnsi="Times New Roman" w:cs="Times New Roman"/>
+          <w:sz w:val="28"/>
+        </w:rPr>
+        <w:t xml:space="preserve">ГГц. </w:t>
+      </w:r>
+      <w:r>
+        <w:rPr>
+          <w:rFonts w:ascii="Times New Roman" w:hAnsi="Times New Roman" w:cs="Times New Roman"/>
+          <w:sz w:val="28"/>
+        </w:rPr>
+        <w:t>Передатчик</w:t>
+      </w:r>
+      <w:r>
+        <w:rPr>
+          <w:rFonts w:ascii="Times New Roman" w:hAnsi="Times New Roman" w:cs="Times New Roman"/>
+          <w:sz w:val="28"/>
+        </w:rPr>
+        <w:t xml:space="preserve"> состоит из полностью интегрированного синтезатора частот, усилителя мощности, кварцевого генератора, демодулятора, модулятора модуляции и усовершенствованного протокола ShockBurst™</w:t>
+      </w:r>
+      <w:r>
+        <w:rPr>
+          <w:rFonts w:ascii="Times New Roman" w:hAnsi="Times New Roman" w:cs="Times New Roman"/>
+          <w:sz w:val="28"/>
+        </w:rPr>
+        <w:t xml:space="preserve"> (протокол авто-подтверждения получения)</w:t>
+      </w:r>
+      <w:r>
+        <w:rPr>
+          <w:rFonts w:ascii="Times New Roman" w:hAnsi="Times New Roman" w:cs="Times New Roman"/>
+          <w:sz w:val="28"/>
+        </w:rPr>
+        <w:t xml:space="preserve">. Выходная мощность, частотные каналы и настройка протокола легко программируются с помощью интерфейса SPI. </w:t>
+      </w:r>
+      <w:r>
+        <w:rPr>
+          <w:rFonts w:ascii="Times New Roman" w:hAnsi="Times New Roman" w:cs="Times New Roman"/>
+          <w:sz w:val="28"/>
+        </w:rPr>
+        <w:t xml:space="preserve">Поддерживает 125 каналов с шагом 1 МГц при скорости передачи 1 Мбит/с и 2 МГц при 2 Мбит/с.  Использует тип модуляции </w:t>
+      </w:r>
+      <w:r>
+        <w:rPr>
+          <w:rFonts w:ascii="Times New Roman" w:hAnsi="Times New Roman" w:cs="Times New Roman"/>
+          <w:sz w:val="28"/>
+          <w:lang w:val="en-US"/>
+        </w:rPr>
+        <w:t>GFSK</w:t>
+      </w:r>
+      <w:r>
+        <w:rPr>
+          <w:rFonts w:ascii="Times New Roman" w:hAnsi="Times New Roman" w:cs="Times New Roman"/>
+          <w:sz w:val="28"/>
+        </w:rPr>
+        <w:t xml:space="preserve">. </w:t>
+      </w:r>
+      <w:r>
+        <w:rPr>
+          <w:rFonts w:ascii="Times New Roman" w:hAnsi="Times New Roman" w:cs="Times New Roman"/>
+          <w:sz w:val="28"/>
+        </w:rPr>
+        <w:t xml:space="preserve">Интерфейс управления </w:t>
+      </w:r>
+      <w:r>
+        <w:rPr>
+          <w:rFonts w:ascii="Times New Roman" w:hAnsi="Times New Roman" w:cs="Times New Roman"/>
+          <w:sz w:val="28"/>
+          <w:lang w:val="en-US"/>
+        </w:rPr>
+        <w:t>SPI</w:t>
+      </w:r>
+      <w:r>
+        <w:rPr>
+          <w:rFonts w:ascii="Times New Roman" w:hAnsi="Times New Roman" w:cs="Times New Roman"/>
+          <w:sz w:val="28"/>
+        </w:rPr>
+        <w:t xml:space="preserve"> </w:t>
+      </w:r>
+      <w:r>
+        <w:rPr>
+          <w:rFonts w:ascii="Times New Roman" w:hAnsi="Times New Roman" w:cs="Times New Roman"/>
+          <w:sz w:val="28"/>
+        </w:rPr>
+        <w:t>до 8 Мбит/с. Напряжение питания 1.9-3.6 В.</w:t>
+      </w:r>
+    </w:p>
+    <w:p>
+      <w:pPr>
+        <w:ind w:firstLine="709"/>
+        <w:jc w:val="both"/>
+        <w:rPr>
+          <w:rFonts w:ascii="Times New Roman" w:hAnsi="Times New Roman" w:cs="Times New Roman"/>
+          <w:sz w:val="28"/>
+          <w:szCs w:val="28"/>
+        </w:rPr>
+      </w:pPr>
+      <w:r>
+        <w:rPr>
+          <w:rFonts w:ascii="Times New Roman" w:hAnsi="Times New Roman" w:cs="Times New Roman"/>
+          <w:sz w:val="28"/>
+          <w:szCs w:val="28"/>
+        </w:rPr>
+        <w:t xml:space="preserve">Поскольку выходное напряжение электрогитары составляет </w:t>
+      </w:r>
+      <w:r>
+        <w:rPr>
+          <w:rFonts w:ascii="Times New Roman" w:hAnsi="Times New Roman" w:cs="Times New Roman"/>
+          <w:sz w:val="28"/>
+          <w:szCs w:val="28"/>
+        </w:rPr>
+        <w:t xml:space="preserve">десятки, иногда сотни мВ, то в схеме следует установить усилитель на входе микроконтроллера, чтобы поднять напряжение до рабочего уровня АЦП. Таким образом, для демонстрации работы был выбран операционный усилитель </w:t>
+      </w:r>
+      <w:r>
+        <w:rPr>
+          <w:rFonts w:ascii="Times New Roman" w:hAnsi="Times New Roman" w:cs="Times New Roman"/>
+          <w:sz w:val="28"/>
+        </w:rPr>
+        <w:t>TL072CDT</w:t>
+      </w:r>
+      <w:r>
+        <w:rPr>
+          <w:rFonts w:ascii="Times New Roman" w:hAnsi="Times New Roman" w:cs="Times New Roman"/>
+          <w:sz w:val="28"/>
+          <w:szCs w:val="28"/>
+        </w:rPr>
+        <w:t>.</w:t>
+      </w:r>
+      <w:r>
+        <w:rPr>
+          <w:rFonts w:ascii="Times New Roman" w:hAnsi="Times New Roman" w:cs="Times New Roman"/>
+          <w:sz w:val="28"/>
+          <w:szCs w:val="28"/>
+        </w:rPr>
+        <w:t xml:space="preserve"> Это </w:t>
+      </w:r>
+      <w:r>
+        <w:rPr>
+          <w:rFonts w:ascii="Times New Roman" w:hAnsi="Times New Roman" w:cs="Times New Roman"/>
+          <w:sz w:val="28"/>
+          <w:szCs w:val="28"/>
+        </w:rPr>
+        <w:t>с</w:t>
+      </w:r>
+      <w:r>
+        <w:rPr>
+          <w:rFonts w:ascii="Times New Roman" w:hAnsi="Times New Roman" w:cs="Times New Roman"/>
+          <w:sz w:val="28"/>
+          <w:szCs w:val="28"/>
+        </w:rPr>
+        <w:t>двоенный малошумящий операционный усилитель с JFET-входом</w:t>
+      </w:r>
+      <w:r>
+        <w:rPr>
+          <w:rFonts w:ascii="Times New Roman" w:hAnsi="Times New Roman" w:cs="Times New Roman"/>
+          <w:sz w:val="28"/>
+          <w:szCs w:val="28"/>
+        </w:rPr>
+        <w:t>. Его рабочие напряжения находятся в диапазоне от 1.7 до 5.5 В. Потребляемый ток 350 нА (тип.), 500 нА (макс.).</w:t>
+      </w:r>
+      <w:r>
+        <w:rPr>
+          <w:rFonts w:ascii="Times New Roman" w:hAnsi="Times New Roman" w:cs="Times New Roman"/>
+          <w:sz w:val="28"/>
+          <w:szCs w:val="28"/>
+        </w:rPr>
+        <w:t xml:space="preserve"> Параметр </w:t>
+      </w:r>
+      <w:r>
+        <w:rPr>
+          <w:rFonts w:ascii="Times New Roman" w:hAnsi="Times New Roman" w:cs="Times New Roman"/>
+          <w:sz w:val="28"/>
+          <w:szCs w:val="28"/>
+          <w:lang w:val="en-US"/>
+        </w:rPr>
+        <w:t>GBW</w:t>
+      </w:r>
+      <w:r>
+        <w:rPr>
+          <w:rFonts w:ascii="Times New Roman" w:hAnsi="Times New Roman" w:cs="Times New Roman"/>
+          <w:sz w:val="28"/>
+          <w:szCs w:val="28"/>
+        </w:rPr>
+        <w:t xml:space="preserve"> (</w:t>
+      </w:r>
+      <w:r>
+        <w:rPr>
+          <w:rFonts w:ascii="Times New Roman" w:hAnsi="Times New Roman" w:cs="Times New Roman"/>
+          <w:sz w:val="28"/>
+          <w:szCs w:val="28"/>
+          <w:lang w:val="en-US"/>
+        </w:rPr>
+        <w:t>gain</w:t>
+      </w:r>
+      <w:r>
+        <w:rPr>
+          <w:rFonts w:ascii="Times New Roman" w:hAnsi="Times New Roman" w:cs="Times New Roman"/>
+          <w:sz w:val="28"/>
+          <w:szCs w:val="28"/>
+        </w:rPr>
+        <w:t>-</w:t>
+      </w:r>
+      <w:r>
+        <w:rPr>
+          <w:rFonts w:ascii="Times New Roman" w:hAnsi="Times New Roman" w:cs="Times New Roman"/>
+          <w:sz w:val="28"/>
+          <w:szCs w:val="28"/>
+          <w:lang w:val="en-US"/>
+        </w:rPr>
+        <w:t>bandwidth</w:t>
+      </w:r>
+      <w:r>
+        <w:rPr>
+          <w:rFonts w:ascii="Times New Roman" w:hAnsi="Times New Roman" w:cs="Times New Roman"/>
+          <w:sz w:val="28"/>
+          <w:szCs w:val="28"/>
+        </w:rPr>
+        <w:t xml:space="preserve">) </w:t>
+      </w:r>
+      <w:r>
+        <w:rPr>
+          <w:rFonts w:ascii="Times New Roman" w:hAnsi="Times New Roman" w:cs="Times New Roman"/>
+          <w:sz w:val="28"/>
+          <w:szCs w:val="28"/>
+        </w:rPr>
+        <w:t>составляет 6 кГц, что для данного проекта подходит.</w:t>
+      </w:r>
+    </w:p>
+    <w:p>
+      <w:pPr>
+        <w:pStyle w:val="2"/>
+        <w:numPr>
+          <w:ilvl w:val="1"/>
+          <w:numId w:val="12"/>
+        </w:numPr>
+        <w:ind w:left="709" w:hanging="709"/>
+        <w:rPr>
+          <w:rFonts w:ascii="Times New Roman" w:hAnsi="Times New Roman" w:cs="Times New Roman"/>
+          <w:color w:val="auto"/>
+          <w:sz w:val="28"/>
           <w:szCs w:val="28"/>
         </w:rPr>
       </w:pPr>
@@ -20919,8 +21235,8 @@
       </w:pPr>
     </w:p>
     <w:sectPr>
-      <w:footerReference w:type="default" r:id="rId20"/>
-      <w:footerReference w:type="first" r:id="rId21"/>
+      <w:footerReference w:type="default" r:id="rId22"/>
+      <w:footerReference w:type="first" r:id="rId23"/>
       <w:pgSz w:w="11906" w:h="16838"/>
       <w:pgMar w:top="1134" w:right="850" w:bottom="1134" w:left="1701" w:header="708" w:footer="708" w:gutter="0"/>
       <w:pgNumType w:start="1"/>
@@ -23084,7 +23400,7 @@
 </file>
 
 <file path=customXml/itemProps1.xml><?xml version="1.0" encoding="utf-8"?>
-<ds:datastoreItem xmlns:ds="http://schemas.openxmlformats.org/officeDocument/2006/customXml" ds:itemID="{D2B205F5-7FD5-40E0-8BDD-94CC8AE5F4FB}">
+<ds:datastoreItem xmlns:ds="http://schemas.openxmlformats.org/officeDocument/2006/customXml" ds:itemID="{23DB7ABD-AB36-4E10-B66E-EDD1179A6436}">
   <ds:schemaRefs>
     <ds:schemaRef ds:uri="http://schemas.openxmlformats.org/officeDocument/2006/bibliography"/>
   </ds:schemaRefs>

--- a/Диплом.docx
+++ b/Диплом.docx
@@ -20426,7 +20426,23 @@
           <w:sz w:val="28"/>
           <w:szCs w:val="28"/>
         </w:rPr>
-        <w:t>Сравнительный расчёт показал, что аналоговая система передачи требует более строгой настройки каждого блока приёмной и передающей стороны во избежание самопроизвольной перестройки частоты из-за тепловых эффектов при работе устройства.</w:t>
+        <w:t>А</w:t>
+      </w:r>
+      <w:r>
+        <w:rPr>
+          <w:rFonts w:ascii="Times New Roman" w:hAnsi="Times New Roman" w:cs="Times New Roman"/>
+          <w:sz w:val="28"/>
+          <w:szCs w:val="28"/>
+        </w:rPr>
+        <w:t>налоговая система передачи требует более строгой настройки каждого блока приёмной и передающей стороны во избежание самопроизвольной перестройки частоты из-за тепловых эффектов при работе устройства.</w:t>
+      </w:r>
+      <w:r>
+        <w:rPr>
+          <w:rFonts w:ascii="Times New Roman" w:hAnsi="Times New Roman" w:cs="Times New Roman"/>
+          <w:sz w:val="28"/>
+          <w:szCs w:val="28"/>
+        </w:rPr>
+        <w:t xml:space="preserve"> Поэтому было принято решение продолжить работу с использованием микроконтроллера в качестве управляющего устройства.</w:t>
       </w:r>
     </w:p>
     <w:p>
@@ -21228,15 +21244,655 @@
     <w:p>
       <w:pPr>
         <w:ind w:firstLine="709"/>
-        <w:rPr>
-          <w:rFonts w:ascii="Times New Roman" w:hAnsi="Times New Roman" w:cs="Times New Roman"/>
-          <w:sz w:val="28"/>
-        </w:rPr>
-      </w:pPr>
+        <w:jc w:val="both"/>
+        <w:rPr>
+          <w:rFonts w:ascii="Times New Roman" w:hAnsi="Times New Roman" w:cs="Times New Roman"/>
+          <w:sz w:val="28"/>
+        </w:rPr>
+      </w:pPr>
+      <w:r>
+        <w:rPr>
+          <w:rFonts w:ascii="Times New Roman" w:hAnsi="Times New Roman" w:cs="Times New Roman"/>
+          <w:sz w:val="28"/>
+        </w:rPr>
+        <w:t xml:space="preserve">В первую очередь в передающей стороне следует определиться со способом оцифровки сигнала электрогитары для дальнейшей передачи по радиоканалу. </w:t>
+      </w:r>
+      <w:r>
+        <w:rPr>
+          <w:rFonts w:ascii="Times New Roman" w:hAnsi="Times New Roman" w:cs="Times New Roman"/>
+          <w:sz w:val="28"/>
+        </w:rPr>
+        <w:t xml:space="preserve">Сигнал электрогитары представляет собой </w:t>
+      </w:r>
+      <w:r>
+        <w:rPr>
+          <w:rFonts w:ascii="Times New Roman" w:hAnsi="Times New Roman" w:cs="Times New Roman"/>
+          <w:sz w:val="28"/>
+        </w:rPr>
+        <w:t>переменный ток, который образуется за счёт индукции звукоснимателя. Колебания металлической струны определённой частоты вызывают такие же по частоте электрические колебания в обмотках звукоснимателя.</w:t>
+      </w:r>
+    </w:p>
+    <w:p>
+      <w:pPr>
+        <w:ind w:firstLine="709"/>
+        <w:jc w:val="both"/>
+        <w:rPr>
+          <w:rFonts w:ascii="Times New Roman" w:hAnsi="Times New Roman" w:cs="Times New Roman"/>
+          <w:sz w:val="28"/>
+        </w:rPr>
+      </w:pPr>
+      <w:r>
+        <w:rPr>
+          <w:rFonts w:ascii="Times New Roman" w:hAnsi="Times New Roman" w:cs="Times New Roman"/>
+          <w:sz w:val="28"/>
+        </w:rPr>
+        <w:t>ВСТАВИТЬ КАРТИНКУ С ОСЦИЛЛОГРАФА!!!</w:t>
+      </w:r>
+    </w:p>
+    <w:p>
+      <w:pPr>
+        <w:ind w:firstLine="709"/>
+        <w:jc w:val="both"/>
+        <w:rPr>
+          <w:rFonts w:ascii="Times New Roman" w:hAnsi="Times New Roman" w:cs="Times New Roman"/>
+          <w:sz w:val="28"/>
+        </w:rPr>
+      </w:pPr>
+      <w:r>
+        <w:rPr>
+          <w:rFonts w:ascii="Times New Roman" w:hAnsi="Times New Roman" w:cs="Times New Roman"/>
+          <w:sz w:val="28"/>
+        </w:rPr>
+        <w:t xml:space="preserve">Как видно из рисунка, амплитуда сигнала меняется от </w:t>
+      </w:r>
+      <w:r>
+        <w:rPr>
+          <w:rFonts w:ascii="Times New Roman" w:hAnsi="Times New Roman" w:cs="Times New Roman"/>
+          <w:color w:val="FF0000"/>
+          <w:sz w:val="28"/>
+          <w:highlight w:val="yellow"/>
+        </w:rPr>
+        <w:t>+В до –В</w:t>
+      </w:r>
+      <w:r>
+        <w:rPr>
+          <w:rFonts w:ascii="Times New Roman" w:hAnsi="Times New Roman" w:cs="Times New Roman"/>
+          <w:sz w:val="28"/>
+        </w:rPr>
+        <w:t xml:space="preserve">. Значит для корректной работы всей системы требуется поднять </w:t>
+      </w:r>
+      <w:r>
+        <w:rPr>
+          <w:rFonts w:ascii="Times New Roman" w:hAnsi="Times New Roman" w:cs="Times New Roman"/>
+          <w:sz w:val="28"/>
+        </w:rPr>
+        <w:t>среднее значение амплитуды</w:t>
+      </w:r>
+      <w:r>
+        <w:rPr>
+          <w:rFonts w:ascii="Times New Roman" w:hAnsi="Times New Roman" w:cs="Times New Roman"/>
+          <w:sz w:val="28"/>
+        </w:rPr>
+        <w:t xml:space="preserve"> </w:t>
+      </w:r>
+      <w:r>
+        <w:rPr>
+          <w:rFonts w:ascii="Times New Roman" w:hAnsi="Times New Roman" w:cs="Times New Roman"/>
+          <w:sz w:val="28"/>
+        </w:rPr>
+        <w:t xml:space="preserve">колебаний до среднего значения напряжения питания микроконтроллера. Это напряжение составляет </w:t>
+      </w:r>
+      <m:oMath>
+        <m:sSub>
+          <m:sSubPr>
+            <m:ctrlPr>
+              <w:rPr>
+                <w:rFonts w:ascii="Cambria Math" w:hAnsi="Cambria Math" w:cs="Times New Roman"/>
+                <w:i/>
+                <w:sz w:val="28"/>
+              </w:rPr>
+            </m:ctrlPr>
+          </m:sSubPr>
+          <m:e>
+            <m:r>
+              <w:rPr>
+                <w:rFonts w:ascii="Cambria Math" w:hAnsi="Cambria Math" w:cs="Times New Roman"/>
+                <w:sz w:val="28"/>
+              </w:rPr>
+              <m:t>U</m:t>
+            </m:r>
+          </m:e>
+          <m:sub>
+            <m:r>
+              <w:rPr>
+                <w:rFonts w:ascii="Cambria Math" w:hAnsi="Cambria Math" w:cs="Times New Roman"/>
+                <w:sz w:val="28"/>
+              </w:rPr>
+              <m:t>cp</m:t>
+            </m:r>
+          </m:sub>
+        </m:sSub>
+        <m:r>
+          <w:rPr>
+            <w:rFonts w:ascii="Cambria Math" w:hAnsi="Cambria Math" w:cs="Times New Roman"/>
+            <w:sz w:val="28"/>
+          </w:rPr>
+          <m:t>=1.65В</m:t>
+        </m:r>
+      </m:oMath>
+      <w:r>
+        <w:rPr>
+          <w:rFonts w:ascii="Times New Roman" w:hAnsi="Times New Roman" w:cs="Times New Roman"/>
+          <w:sz w:val="28"/>
+        </w:rPr>
+        <w:t>. Для этого требуется создать схему виртуальной земли, которую можно реализовать с помощью операционного усилителя.</w:t>
+      </w:r>
+    </w:p>
+    <w:p>
+      <w:pPr>
+        <w:keepNext/>
+        <w:jc w:val="center"/>
+      </w:pPr>
+      <w:r>
+        <w:rPr>
+          <w:rFonts w:ascii="Times New Roman" w:hAnsi="Times New Roman" w:cs="Times New Roman"/>
+          <w:i/>
+          <w:noProof/>
+          <w:sz w:val="28"/>
+        </w:rPr>
+        <w:drawing>
+          <wp:inline distT="0" distB="0" distL="0" distR="0">
+            <wp:extent cx="3341370" cy="2085544"/>
+            <wp:effectExtent l="19050" t="0" r="0" b="0"/>
+            <wp:docPr id="16" name="Рисунок 15" descr="Снимок экрана 2026-05-26 205628.png"/>
+            <wp:cNvGraphicFramePr>
+              <a:graphicFrameLocks xmlns:a="http://schemas.openxmlformats.org/drawingml/2006/main" noChangeAspect="1"/>
+            </wp:cNvGraphicFramePr>
+            <a:graphic xmlns:a="http://schemas.openxmlformats.org/drawingml/2006/main">
+              <a:graphicData uri="http://schemas.openxmlformats.org/drawingml/2006/picture">
+                <pic:pic xmlns:pic="http://schemas.openxmlformats.org/drawingml/2006/picture">
+                  <pic:nvPicPr>
+                    <pic:cNvPr id="0" name="Снимок экрана 2026-05-26 205628.png"/>
+                    <pic:cNvPicPr/>
+                  </pic:nvPicPr>
+                  <pic:blipFill>
+                    <a:blip r:embed="rId22"/>
+                    <a:stretch>
+                      <a:fillRect/>
+                    </a:stretch>
+                  </pic:blipFill>
+                  <pic:spPr>
+                    <a:xfrm>
+                      <a:off x="0" y="0"/>
+                      <a:ext cx="3339228" cy="2084207"/>
+                    </a:xfrm>
+                    <a:prstGeom prst="rect">
+                      <a:avLst/>
+                    </a:prstGeom>
+                  </pic:spPr>
+                </pic:pic>
+              </a:graphicData>
+            </a:graphic>
+          </wp:inline>
+        </w:drawing>
+      </w:r>
+    </w:p>
+    <w:p>
+      <w:pPr>
+        <w:pStyle w:val="af"/>
+        <w:jc w:val="center"/>
+        <w:rPr>
+          <w:color w:val="auto"/>
+        </w:rPr>
+      </w:pPr>
+      <w:r>
+        <w:rPr>
+          <w:color w:val="auto"/>
+        </w:rPr>
+        <w:t xml:space="preserve">Рисунок </w:t>
+      </w:r>
+      <w:r>
+        <w:rPr>
+          <w:color w:val="auto"/>
+        </w:rPr>
+        <w:fldChar w:fldCharType="begin"/>
+      </w:r>
+      <w:r>
+        <w:rPr>
+          <w:color w:val="auto"/>
+        </w:rPr>
+        <w:instrText xml:space="preserve"> SEQ Рисунок \* ARABIC </w:instrText>
+      </w:r>
+      <w:r>
+        <w:rPr>
+          <w:color w:val="auto"/>
+        </w:rPr>
+        <w:fldChar w:fldCharType="separate"/>
+      </w:r>
+      <w:r>
+        <w:rPr>
+          <w:noProof/>
+          <w:color w:val="auto"/>
+        </w:rPr>
+        <w:t>15</w:t>
+      </w:r>
+      <w:r>
+        <w:rPr>
+          <w:color w:val="auto"/>
+        </w:rPr>
+        <w:fldChar w:fldCharType="end"/>
+      </w:r>
+      <w:r>
+        <w:rPr>
+          <w:color w:val="auto"/>
+        </w:rPr>
+        <w:t>. Принципиальная схема виртуальной земли на ОУ.</w:t>
+      </w:r>
+    </w:p>
+    <w:p>
+      <w:pPr>
+        <w:ind w:firstLine="709"/>
+        <w:jc w:val="both"/>
+        <w:rPr>
+          <w:rFonts w:ascii="Times New Roman" w:hAnsi="Times New Roman" w:cs="Times New Roman"/>
+          <w:sz w:val="28"/>
+        </w:rPr>
+      </w:pPr>
+      <w:r>
+        <w:rPr>
+          <w:rFonts w:ascii="Times New Roman" w:hAnsi="Times New Roman" w:cs="Times New Roman"/>
+          <w:sz w:val="28"/>
+        </w:rPr>
+        <w:t xml:space="preserve">Резисторы </w:t>
+      </w:r>
+      <w:r>
+        <w:rPr>
+          <w:rFonts w:ascii="Times New Roman" w:hAnsi="Times New Roman" w:cs="Times New Roman"/>
+          <w:sz w:val="28"/>
+          <w:lang w:val="en-US"/>
+        </w:rPr>
+        <w:t>R</w:t>
+      </w:r>
+      <w:r>
+        <w:rPr>
+          <w:rFonts w:ascii="Times New Roman" w:hAnsi="Times New Roman" w:cs="Times New Roman"/>
+          <w:sz w:val="28"/>
+        </w:rPr>
+        <w:t xml:space="preserve">1 </w:t>
+      </w:r>
+      <w:r>
+        <w:rPr>
+          <w:rFonts w:ascii="Times New Roman" w:hAnsi="Times New Roman" w:cs="Times New Roman"/>
+          <w:sz w:val="28"/>
+        </w:rPr>
+        <w:t xml:space="preserve">и </w:t>
+      </w:r>
+      <w:r>
+        <w:rPr>
+          <w:rFonts w:ascii="Times New Roman" w:hAnsi="Times New Roman" w:cs="Times New Roman"/>
+          <w:sz w:val="28"/>
+          <w:lang w:val="en-US"/>
+        </w:rPr>
+        <w:t>R</w:t>
+      </w:r>
+      <w:r>
+        <w:rPr>
+          <w:rFonts w:ascii="Times New Roman" w:hAnsi="Times New Roman" w:cs="Times New Roman"/>
+          <w:sz w:val="28"/>
+        </w:rPr>
+        <w:t xml:space="preserve">2 </w:t>
+      </w:r>
+      <w:r>
+        <w:rPr>
+          <w:rFonts w:ascii="Times New Roman" w:hAnsi="Times New Roman" w:cs="Times New Roman"/>
+          <w:sz w:val="28"/>
+        </w:rPr>
+        <w:t xml:space="preserve">образуют делитель напряжения, конденсаторы С1, С2 используются для фильтрации напряжения от переменного тока. Выход делителя соединён с неинвертирующим входом операционного усилителя. На инвертирующем входе образована обратная связь для создания </w:t>
+      </w:r>
+      <w:r>
+        <w:rPr>
+          <w:rFonts w:ascii="Times New Roman" w:hAnsi="Times New Roman" w:cs="Times New Roman"/>
+          <w:sz w:val="28"/>
+        </w:rPr>
+        <w:t>постоянного стабильного напряжения 1,65В.</w:t>
+      </w:r>
+    </w:p>
+    <w:p>
+      <w:pPr>
+        <w:ind w:firstLine="709"/>
+        <w:jc w:val="both"/>
+        <w:rPr>
+          <w:rFonts w:ascii="Times New Roman" w:hAnsi="Times New Roman" w:cs="Times New Roman"/>
+          <w:sz w:val="28"/>
+        </w:rPr>
+      </w:pPr>
+      <w:r>
+        <w:rPr>
+          <w:rFonts w:ascii="Times New Roman" w:hAnsi="Times New Roman" w:cs="Times New Roman"/>
+          <w:sz w:val="28"/>
+        </w:rPr>
+        <w:t xml:space="preserve">Усилитель построен на схеме с отрицательной обратной связью и включает в себя сборку из двух диодов Шоттки </w:t>
+      </w:r>
+      <w:r>
+        <w:rPr>
+          <w:rFonts w:ascii="Times New Roman" w:hAnsi="Times New Roman" w:cs="Times New Roman"/>
+          <w:sz w:val="28"/>
+        </w:rPr>
+        <w:t>BAT54S</w:t>
+      </w:r>
+      <w:r>
+        <w:rPr>
+          <w:rFonts w:ascii="Times New Roman" w:hAnsi="Times New Roman" w:cs="Times New Roman"/>
+          <w:sz w:val="28"/>
+        </w:rPr>
+        <w:t xml:space="preserve"> для ограничения возможных выбросов тока и напряжения на входе АЦП микроконтроллера.</w:t>
+      </w:r>
+    </w:p>
+    <w:p>
+      <w:pPr>
+        <w:keepNext/>
+        <w:jc w:val="center"/>
+      </w:pPr>
+      <w:r>
+        <w:rPr>
+          <w:rFonts w:ascii="Times New Roman" w:hAnsi="Times New Roman" w:cs="Times New Roman"/>
+          <w:noProof/>
+          <w:sz w:val="28"/>
+        </w:rPr>
+        <w:drawing>
+          <wp:inline distT="0" distB="0" distL="0" distR="0">
+            <wp:extent cx="5855970" cy="3268201"/>
+            <wp:effectExtent l="19050" t="0" r="0" b="0"/>
+            <wp:docPr id="17" name="Рисунок 16" descr="Снимок экрана 2026-05-26 212623.png"/>
+            <wp:cNvGraphicFramePr>
+              <a:graphicFrameLocks xmlns:a="http://schemas.openxmlformats.org/drawingml/2006/main" noChangeAspect="1"/>
+            </wp:cNvGraphicFramePr>
+            <a:graphic xmlns:a="http://schemas.openxmlformats.org/drawingml/2006/main">
+              <a:graphicData uri="http://schemas.openxmlformats.org/drawingml/2006/picture">
+                <pic:pic xmlns:pic="http://schemas.openxmlformats.org/drawingml/2006/picture">
+                  <pic:nvPicPr>
+                    <pic:cNvPr id="0" name="Снимок экрана 2026-05-26 212623.png"/>
+                    <pic:cNvPicPr/>
+                  </pic:nvPicPr>
+                  <pic:blipFill>
+                    <a:blip r:embed="rId23"/>
+                    <a:stretch>
+                      <a:fillRect/>
+                    </a:stretch>
+                  </pic:blipFill>
+                  <pic:spPr>
+                    <a:xfrm>
+                      <a:off x="0" y="0"/>
+                      <a:ext cx="5857092" cy="3268827"/>
+                    </a:xfrm>
+                    <a:prstGeom prst="rect">
+                      <a:avLst/>
+                    </a:prstGeom>
+                  </pic:spPr>
+                </pic:pic>
+              </a:graphicData>
+            </a:graphic>
+          </wp:inline>
+        </w:drawing>
+      </w:r>
+    </w:p>
+    <w:p>
+      <w:pPr>
+        <w:pStyle w:val="af"/>
+        <w:jc w:val="center"/>
+        <w:rPr>
+          <w:color w:val="auto"/>
+        </w:rPr>
+      </w:pPr>
+      <w:r>
+        <w:rPr>
+          <w:color w:val="auto"/>
+        </w:rPr>
+        <w:t xml:space="preserve">Рисунок </w:t>
+      </w:r>
+      <w:r>
+        <w:rPr>
+          <w:color w:val="auto"/>
+        </w:rPr>
+        <w:fldChar w:fldCharType="begin"/>
+      </w:r>
+      <w:r>
+        <w:rPr>
+          <w:color w:val="auto"/>
+        </w:rPr>
+        <w:instrText xml:space="preserve"> SEQ Рисунок \* ARABIC </w:instrText>
+      </w:r>
+      <w:r>
+        <w:rPr>
+          <w:color w:val="auto"/>
+        </w:rPr>
+        <w:fldChar w:fldCharType="separate"/>
+      </w:r>
+      <w:r>
+        <w:rPr>
+          <w:noProof/>
+          <w:color w:val="auto"/>
+        </w:rPr>
+        <w:t>16</w:t>
+      </w:r>
+      <w:r>
+        <w:rPr>
+          <w:color w:val="auto"/>
+        </w:rPr>
+        <w:fldChar w:fldCharType="end"/>
+      </w:r>
+      <w:r>
+        <w:rPr>
+          <w:color w:val="auto"/>
+        </w:rPr>
+        <w:t xml:space="preserve">. Принципиальная схема </w:t>
+      </w:r>
+      <w:r>
+        <w:rPr>
+          <w:color w:val="auto"/>
+        </w:rPr>
+        <w:t>не</w:t>
+      </w:r>
+      <w:r>
+        <w:rPr>
+          <w:color w:val="auto"/>
+        </w:rPr>
+        <w:t>инвертирующего ОУ</w:t>
+      </w:r>
+      <w:r>
+        <w:rPr>
+          <w:color w:val="auto"/>
+        </w:rPr>
+        <w:t xml:space="preserve"> с отрицательной обратной связью</w:t>
+      </w:r>
+      <w:r>
+        <w:rPr>
+          <w:color w:val="auto"/>
+        </w:rPr>
+        <w:t>.</w:t>
+      </w:r>
+    </w:p>
+    <w:p>
+      <w:pPr>
+        <w:jc w:val="both"/>
+        <w:rPr>
+          <w:rFonts w:ascii="Times New Roman" w:hAnsi="Times New Roman" w:cs="Times New Roman"/>
+          <w:sz w:val="28"/>
+        </w:rPr>
+      </w:pPr>
+      <w:r>
+        <w:rPr>
+          <w:rFonts w:ascii="Times New Roman" w:hAnsi="Times New Roman" w:cs="Times New Roman"/>
+          <w:sz w:val="28"/>
+        </w:rPr>
+        <w:t xml:space="preserve">Сигнал </w:t>
+      </w:r>
+      <w:r>
+        <w:rPr>
+          <w:rFonts w:ascii="Times New Roman" w:hAnsi="Times New Roman" w:cs="Times New Roman"/>
+          <w:sz w:val="28"/>
+          <w:lang w:val="en-US"/>
+        </w:rPr>
+        <w:t>S</w:t>
+      </w:r>
+      <w:r>
+        <w:rPr>
+          <w:rFonts w:ascii="Times New Roman" w:hAnsi="Times New Roman" w:cs="Times New Roman"/>
+          <w:sz w:val="28"/>
+        </w:rPr>
+        <w:t xml:space="preserve"> </w:t>
+      </w:r>
+      <w:r>
+        <w:rPr>
+          <w:rFonts w:ascii="Times New Roman" w:hAnsi="Times New Roman" w:cs="Times New Roman"/>
+          <w:sz w:val="28"/>
+        </w:rPr>
+        <w:t xml:space="preserve">проходит через ограничительный конденсатор </w:t>
+      </w:r>
+      <w:r>
+        <w:rPr>
+          <w:rFonts w:ascii="Times New Roman" w:hAnsi="Times New Roman" w:cs="Times New Roman"/>
+          <w:sz w:val="28"/>
+          <w:lang w:val="en-US"/>
+        </w:rPr>
+        <w:t>C</w:t>
+      </w:r>
+      <w:r>
+        <w:rPr>
+          <w:rFonts w:ascii="Times New Roman" w:hAnsi="Times New Roman" w:cs="Times New Roman"/>
+          <w:sz w:val="28"/>
+        </w:rPr>
+        <w:t>_</w:t>
+      </w:r>
+      <w:r>
+        <w:rPr>
+          <w:rFonts w:ascii="Times New Roman" w:hAnsi="Times New Roman" w:cs="Times New Roman"/>
+          <w:sz w:val="28"/>
+          <w:lang w:val="en-US"/>
+        </w:rPr>
+        <w:t>IN</w:t>
+      </w:r>
+      <w:r>
+        <w:rPr>
+          <w:rFonts w:ascii="Times New Roman" w:hAnsi="Times New Roman" w:cs="Times New Roman"/>
+          <w:sz w:val="28"/>
+        </w:rPr>
+        <w:t xml:space="preserve">, </w:t>
+      </w:r>
+      <w:r>
+        <w:rPr>
+          <w:rFonts w:ascii="Times New Roman" w:hAnsi="Times New Roman" w:cs="Times New Roman"/>
+          <w:sz w:val="28"/>
+        </w:rPr>
+        <w:t>отсекающий постоянную составляющую сигнала.</w:t>
+      </w:r>
+      <w:r>
+        <w:rPr>
+          <w:rFonts w:ascii="Times New Roman" w:hAnsi="Times New Roman" w:cs="Times New Roman"/>
+          <w:sz w:val="28"/>
+        </w:rPr>
+        <w:t xml:space="preserve"> Резистор </w:t>
+      </w:r>
+      <w:r>
+        <w:rPr>
+          <w:rFonts w:ascii="Times New Roman" w:hAnsi="Times New Roman" w:cs="Times New Roman"/>
+          <w:sz w:val="28"/>
+          <w:lang w:val="en-US"/>
+        </w:rPr>
+        <w:t>R</w:t>
+      </w:r>
+      <w:r>
+        <w:rPr>
+          <w:rFonts w:ascii="Times New Roman" w:hAnsi="Times New Roman" w:cs="Times New Roman"/>
+          <w:sz w:val="28"/>
+        </w:rPr>
+        <w:t>_</w:t>
+      </w:r>
+      <w:r>
+        <w:rPr>
+          <w:rFonts w:ascii="Times New Roman" w:hAnsi="Times New Roman" w:cs="Times New Roman"/>
+          <w:sz w:val="28"/>
+          <w:lang w:val="en-US"/>
+        </w:rPr>
+        <w:t>IN</w:t>
+      </w:r>
+      <w:r>
+        <w:rPr>
+          <w:rFonts w:ascii="Times New Roman" w:hAnsi="Times New Roman" w:cs="Times New Roman"/>
+          <w:sz w:val="28"/>
+        </w:rPr>
+        <w:t xml:space="preserve"> </w:t>
+      </w:r>
+      <w:r>
+        <w:rPr>
+          <w:rFonts w:ascii="Times New Roman" w:hAnsi="Times New Roman" w:cs="Times New Roman"/>
+          <w:sz w:val="28"/>
+        </w:rPr>
+        <w:t xml:space="preserve">служит для ограничения тока при добавлении к сигналу </w:t>
+      </w:r>
+      <w:r>
+        <w:rPr>
+          <w:rFonts w:ascii="Times New Roman" w:hAnsi="Times New Roman" w:cs="Times New Roman"/>
+          <w:sz w:val="28"/>
+          <w:lang w:val="en-US"/>
+        </w:rPr>
+        <w:t>S</w:t>
+      </w:r>
+      <w:r>
+        <w:rPr>
+          <w:rFonts w:ascii="Times New Roman" w:hAnsi="Times New Roman" w:cs="Times New Roman"/>
+          <w:sz w:val="28"/>
+        </w:rPr>
+        <w:t xml:space="preserve"> напряжения смещения виртуальной земли. Усилитель построен по схеме с отрицательной обратной связью. Резистор </w:t>
+      </w:r>
+      <w:r>
+        <w:rPr>
+          <w:rFonts w:ascii="Times New Roman" w:hAnsi="Times New Roman" w:cs="Times New Roman"/>
+          <w:sz w:val="28"/>
+          <w:lang w:val="en-US"/>
+        </w:rPr>
+        <w:t>R</w:t>
+      </w:r>
+      <w:r>
+        <w:rPr>
+          <w:rFonts w:ascii="Times New Roman" w:hAnsi="Times New Roman" w:cs="Times New Roman"/>
+          <w:sz w:val="28"/>
+        </w:rPr>
+        <w:t xml:space="preserve">8 </w:t>
+      </w:r>
+      <w:r>
+        <w:rPr>
+          <w:rFonts w:ascii="Times New Roman" w:hAnsi="Times New Roman" w:cs="Times New Roman"/>
+          <w:sz w:val="28"/>
+        </w:rPr>
+        <w:t xml:space="preserve">и конденсатор </w:t>
+      </w:r>
+      <w:r>
+        <w:rPr>
+          <w:rFonts w:ascii="Times New Roman" w:hAnsi="Times New Roman" w:cs="Times New Roman"/>
+          <w:sz w:val="28"/>
+          <w:lang w:val="en-US"/>
+        </w:rPr>
+        <w:t>C</w:t>
+      </w:r>
+      <w:r>
+        <w:rPr>
+          <w:rFonts w:ascii="Times New Roman" w:hAnsi="Times New Roman" w:cs="Times New Roman"/>
+          <w:sz w:val="28"/>
+        </w:rPr>
+        <w:t xml:space="preserve">3 </w:t>
+      </w:r>
+      <w:r>
+        <w:rPr>
+          <w:rFonts w:ascii="Times New Roman" w:hAnsi="Times New Roman" w:cs="Times New Roman"/>
+          <w:sz w:val="28"/>
+        </w:rPr>
+        <w:t>образуют фильтр нижних частот для ограничения высокочастотных помех на входе АЦП микроконтроллера.</w:t>
+      </w:r>
     </w:p>
     <w:sectPr>
-      <w:footerReference w:type="default" r:id="rId22"/>
-      <w:footerReference w:type="first" r:id="rId23"/>
+      <w:footerReference w:type="default" r:id="rId24"/>
+      <w:footerReference w:type="first" r:id="rId25"/>
       <w:pgSz w:w="11906" w:h="16838"/>
       <w:pgMar w:top="1134" w:right="850" w:bottom="1134" w:left="1701" w:header="708" w:footer="708" w:gutter="0"/>
       <w:pgNumType w:start="1"/>
@@ -21290,7 +21946,7 @@
             <w:rPr>
               <w:noProof/>
             </w:rPr>
-            <w:t>20</w:t>
+            <w:t>23</w:t>
           </w:r>
         </w:fldSimple>
       </w:p>

--- a/Диплом.docx
+++ b/Диплом.docx
@@ -596,7 +596,7 @@
           <w:r>
             <w:fldChar w:fldCharType="separate"/>
           </w:r>
-          <w:hyperlink w:anchor="_Toc229935103" w:history="1">
+          <w:hyperlink w:anchor="_Toc230968459" w:history="1">
             <w:r>
               <w:rPr>
                 <w:rStyle w:val="ab"/>
@@ -624,7 +624,7 @@
                 <w:noProof/>
                 <w:webHidden/>
               </w:rPr>
-              <w:instrText xml:space="preserve"> PAGEREF _Toc229935103 \h </w:instrText>
+              <w:instrText xml:space="preserve"> PAGEREF _Toc230968459 \h </w:instrText>
             </w:r>
             <w:r>
               <w:rPr>
@@ -665,7 +665,7 @@
               <w:noProof/>
             </w:rPr>
           </w:pPr>
-          <w:hyperlink w:anchor="_Toc229935104" w:history="1">
+          <w:hyperlink w:anchor="_Toc230968460" w:history="1">
             <w:r>
               <w:rPr>
                 <w:rStyle w:val="ab"/>
@@ -693,7 +693,7 @@
                 <w:noProof/>
                 <w:webHidden/>
               </w:rPr>
-              <w:instrText xml:space="preserve"> PAGEREF _Toc229935104 \h </w:instrText>
+              <w:instrText xml:space="preserve"> PAGEREF _Toc230968460 \h </w:instrText>
             </w:r>
             <w:r>
               <w:rPr>
@@ -735,7 +735,7 @@
               <w:noProof/>
             </w:rPr>
           </w:pPr>
-          <w:hyperlink w:anchor="_Toc229935105" w:history="1">
+          <w:hyperlink w:anchor="_Toc230968461" w:history="1">
             <w:r>
               <w:rPr>
                 <w:rStyle w:val="ab"/>
@@ -777,7 +777,7 @@
                 <w:noProof/>
                 <w:webHidden/>
               </w:rPr>
-              <w:instrText xml:space="preserve"> PAGEREF _Toc229935105 \h </w:instrText>
+              <w:instrText xml:space="preserve"> PAGEREF _Toc230968461 \h </w:instrText>
             </w:r>
             <w:r>
               <w:rPr>
@@ -819,7 +819,7 @@
               <w:noProof/>
             </w:rPr>
           </w:pPr>
-          <w:hyperlink w:anchor="_Toc229935106" w:history="1">
+          <w:hyperlink w:anchor="_Toc230968462" w:history="1">
             <w:r>
               <w:rPr>
                 <w:rStyle w:val="ab"/>
@@ -861,7 +861,7 @@
                 <w:noProof/>
                 <w:webHidden/>
               </w:rPr>
-              <w:instrText xml:space="preserve"> PAGEREF _Toc229935106 \h </w:instrText>
+              <w:instrText xml:space="preserve"> PAGEREF _Toc230968462 \h </w:instrText>
             </w:r>
             <w:r>
               <w:rPr>
@@ -903,7 +903,7 @@
               <w:noProof/>
             </w:rPr>
           </w:pPr>
-          <w:hyperlink w:anchor="_Toc229935107" w:history="1">
+          <w:hyperlink w:anchor="_Toc230968463" w:history="1">
             <w:r>
               <w:rPr>
                 <w:rStyle w:val="ab"/>
@@ -945,7 +945,7 @@
                 <w:noProof/>
                 <w:webHidden/>
               </w:rPr>
-              <w:instrText xml:space="preserve"> PAGEREF _Toc229935107 \h </w:instrText>
+              <w:instrText xml:space="preserve"> PAGEREF _Toc230968463 \h </w:instrText>
             </w:r>
             <w:r>
               <w:rPr>
@@ -987,7 +987,7 @@
               <w:noProof/>
             </w:rPr>
           </w:pPr>
-          <w:hyperlink w:anchor="_Toc229935108" w:history="1">
+          <w:hyperlink w:anchor="_Toc230968464" w:history="1">
             <w:r>
               <w:rPr>
                 <w:rStyle w:val="ab"/>
@@ -1029,7 +1029,7 @@
                 <w:noProof/>
                 <w:webHidden/>
               </w:rPr>
-              <w:instrText xml:space="preserve"> PAGEREF _Toc229935108 \h </w:instrText>
+              <w:instrText xml:space="preserve"> PAGEREF _Toc230968464 \h </w:instrText>
             </w:r>
             <w:r>
               <w:rPr>
@@ -1071,7 +1071,7 @@
               <w:noProof/>
             </w:rPr>
           </w:pPr>
-          <w:hyperlink w:anchor="_Toc229935109" w:history="1">
+          <w:hyperlink w:anchor="_Toc230968465" w:history="1">
             <w:r>
               <w:rPr>
                 <w:rStyle w:val="ab"/>
@@ -1113,7 +1113,7 @@
                 <w:noProof/>
                 <w:webHidden/>
               </w:rPr>
-              <w:instrText xml:space="preserve"> PAGEREF _Toc229935109 \h </w:instrText>
+              <w:instrText xml:space="preserve"> PAGEREF _Toc230968465 \h </w:instrText>
             </w:r>
             <w:r>
               <w:rPr>
@@ -1155,7 +1155,7 @@
               <w:noProof/>
             </w:rPr>
           </w:pPr>
-          <w:hyperlink w:anchor="_Toc229935110" w:history="1">
+          <w:hyperlink w:anchor="_Toc230968466" w:history="1">
             <w:r>
               <w:rPr>
                 <w:rStyle w:val="ab"/>
@@ -1212,7 +1212,7 @@
                 <w:noProof/>
                 <w:webHidden/>
               </w:rPr>
-              <w:instrText xml:space="preserve"> PAGEREF _Toc229935110 \h </w:instrText>
+              <w:instrText xml:space="preserve"> PAGEREF _Toc230968466 \h </w:instrText>
             </w:r>
             <w:r>
               <w:rPr>
@@ -1254,7 +1254,7 @@
               <w:noProof/>
             </w:rPr>
           </w:pPr>
-          <w:hyperlink w:anchor="_Toc229935111" w:history="1">
+          <w:hyperlink w:anchor="_Toc230968467" w:history="1">
             <w:r>
               <w:rPr>
                 <w:rStyle w:val="ab"/>
@@ -1296,7 +1296,7 @@
                 <w:noProof/>
                 <w:webHidden/>
               </w:rPr>
-              <w:instrText xml:space="preserve"> PAGEREF _Toc229935111 \h </w:instrText>
+              <w:instrText xml:space="preserve"> PAGEREF _Toc230968467 \h </w:instrText>
             </w:r>
             <w:r>
               <w:rPr>
@@ -1337,7 +1337,7 @@
               <w:noProof/>
             </w:rPr>
           </w:pPr>
-          <w:hyperlink w:anchor="_Toc229935112" w:history="1">
+          <w:hyperlink w:anchor="_Toc230968468" w:history="1">
             <w:r>
               <w:rPr>
                 <w:rStyle w:val="ab"/>
@@ -1365,7 +1365,7 @@
                 <w:noProof/>
                 <w:webHidden/>
               </w:rPr>
-              <w:instrText xml:space="preserve"> PAGEREF _Toc229935112 \h </w:instrText>
+              <w:instrText xml:space="preserve"> PAGEREF _Toc230968468 \h </w:instrText>
             </w:r>
             <w:r>
               <w:rPr>
@@ -1406,7 +1406,7 @@
               <w:noProof/>
             </w:rPr>
           </w:pPr>
-          <w:hyperlink w:anchor="_Toc229935113" w:history="1">
+          <w:hyperlink w:anchor="_Toc230968469" w:history="1">
             <w:r>
               <w:rPr>
                 <w:rStyle w:val="ab"/>
@@ -1434,7 +1434,7 @@
                 <w:noProof/>
                 <w:webHidden/>
               </w:rPr>
-              <w:instrText xml:space="preserve"> PAGEREF _Toc229935113 \h </w:instrText>
+              <w:instrText xml:space="preserve"> PAGEREF _Toc230968469 \h </w:instrText>
             </w:r>
             <w:r>
               <w:rPr>
@@ -1476,7 +1476,7 @@
               <w:noProof/>
             </w:rPr>
           </w:pPr>
-          <w:hyperlink w:anchor="_Toc229935114" w:history="1">
+          <w:hyperlink w:anchor="_Toc230968470" w:history="1">
             <w:r>
               <w:rPr>
                 <w:rStyle w:val="ab"/>
@@ -1497,7 +1497,7 @@
                 <w:rFonts w:ascii="Times New Roman" w:hAnsi="Times New Roman" w:cs="Times New Roman"/>
                 <w:noProof/>
               </w:rPr>
-              <w:t>Технические характеристики компонентов системы.</w:t>
+              <w:t>Определение метода передачи радиосигнала.</w:t>
             </w:r>
             <w:r>
               <w:rPr>
@@ -1518,7 +1518,7 @@
                 <w:noProof/>
                 <w:webHidden/>
               </w:rPr>
-              <w:instrText xml:space="preserve"> PAGEREF _Toc229935114 \h </w:instrText>
+              <w:instrText xml:space="preserve"> PAGEREF _Toc230968470 \h </w:instrText>
             </w:r>
             <w:r>
               <w:rPr>
@@ -1560,7 +1560,7 @@
               <w:noProof/>
             </w:rPr>
           </w:pPr>
-          <w:hyperlink w:anchor="_Toc229935115" w:history="1">
+          <w:hyperlink w:anchor="_Toc230968471" w:history="1">
             <w:r>
               <w:rPr>
                 <w:rStyle w:val="ab"/>
@@ -1581,6 +1581,90 @@
                 <w:rFonts w:ascii="Times New Roman" w:hAnsi="Times New Roman" w:cs="Times New Roman"/>
                 <w:noProof/>
               </w:rPr>
+              <w:t>Технические характеристики компонентов системы.</w:t>
+            </w:r>
+            <w:r>
+              <w:rPr>
+                <w:noProof/>
+                <w:webHidden/>
+              </w:rPr>
+              <w:tab/>
+            </w:r>
+            <w:r>
+              <w:rPr>
+                <w:noProof/>
+                <w:webHidden/>
+              </w:rPr>
+              <w:fldChar w:fldCharType="begin"/>
+            </w:r>
+            <w:r>
+              <w:rPr>
+                <w:noProof/>
+                <w:webHidden/>
+              </w:rPr>
+              <w:instrText xml:space="preserve"> PAGEREF _Toc230968471 \h </w:instrText>
+            </w:r>
+            <w:r>
+              <w:rPr>
+                <w:noProof/>
+                <w:webHidden/>
+              </w:rPr>
+            </w:r>
+            <w:r>
+              <w:rPr>
+                <w:noProof/>
+                <w:webHidden/>
+              </w:rPr>
+              <w:fldChar w:fldCharType="separate"/>
+            </w:r>
+            <w:r>
+              <w:rPr>
+                <w:noProof/>
+                <w:webHidden/>
+              </w:rPr>
+              <w:t>20</w:t>
+            </w:r>
+            <w:r>
+              <w:rPr>
+                <w:noProof/>
+                <w:webHidden/>
+              </w:rPr>
+              <w:fldChar w:fldCharType="end"/>
+            </w:r>
+          </w:hyperlink>
+        </w:p>
+        <w:p>
+          <w:pPr>
+            <w:pStyle w:val="21"/>
+            <w:tabs>
+              <w:tab w:val="left" w:pos="880"/>
+              <w:tab w:val="right" w:leader="dot" w:pos="9345"/>
+            </w:tabs>
+            <w:rPr>
+              <w:noProof/>
+            </w:rPr>
+          </w:pPr>
+          <w:hyperlink w:anchor="_Toc230968472" w:history="1">
+            <w:r>
+              <w:rPr>
+                <w:rStyle w:val="ab"/>
+                <w:rFonts w:ascii="Times New Roman" w:hAnsi="Times New Roman" w:cs="Times New Roman"/>
+                <w:noProof/>
+              </w:rPr>
+              <w:t>2.3.</w:t>
+            </w:r>
+            <w:r>
+              <w:rPr>
+                <w:noProof/>
+              </w:rPr>
+              <w:tab/>
+            </w:r>
+            <w:r>
+              <w:rPr>
+                <w:rStyle w:val="ab"/>
+                <w:rFonts w:ascii="Times New Roman" w:hAnsi="Times New Roman" w:cs="Times New Roman"/>
+                <w:noProof/>
+              </w:rPr>
               <w:t>Схема и трассировка платы проекта.</w:t>
             </w:r>
             <w:r>
@@ -1602,7 +1686,7 @@
                 <w:noProof/>
                 <w:webHidden/>
               </w:rPr>
-              <w:instrText xml:space="preserve"> PAGEREF _Toc229935115 \h </w:instrText>
+              <w:instrText xml:space="preserve"> PAGEREF _Toc230968472 \h </w:instrText>
             </w:r>
             <w:r>
               <w:rPr>
@@ -1622,7 +1706,176 @@
                 <w:noProof/>
                 <w:webHidden/>
               </w:rPr>
-              <w:t>20</w:t>
+              <w:t>21</w:t>
+            </w:r>
+            <w:r>
+              <w:rPr>
+                <w:noProof/>
+                <w:webHidden/>
+              </w:rPr>
+              <w:fldChar w:fldCharType="end"/>
+            </w:r>
+          </w:hyperlink>
+        </w:p>
+        <w:p>
+          <w:pPr>
+            <w:pStyle w:val="31"/>
+            <w:tabs>
+              <w:tab w:val="left" w:pos="1320"/>
+              <w:tab w:val="right" w:leader="dot" w:pos="9345"/>
+            </w:tabs>
+            <w:rPr>
+              <w:noProof/>
+            </w:rPr>
+          </w:pPr>
+          <w:hyperlink w:anchor="_Toc230968473" w:history="1">
+            <w:r>
+              <w:rPr>
+                <w:rStyle w:val="ab"/>
+                <w:rFonts w:ascii="Times New Roman" w:hAnsi="Times New Roman" w:cs="Times New Roman"/>
+                <w:noProof/>
+                <w:lang w:val="en-US"/>
+              </w:rPr>
+              <w:t>2.3.2</w:t>
+            </w:r>
+            <w:r>
+              <w:rPr>
+                <w:noProof/>
+              </w:rPr>
+              <w:tab/>
+            </w:r>
+            <w:r>
+              <w:rPr>
+                <w:rStyle w:val="ab"/>
+                <w:rFonts w:ascii="Times New Roman" w:hAnsi="Times New Roman" w:cs="Times New Roman"/>
+                <w:noProof/>
+              </w:rPr>
+              <w:t>Схема передатчика.</w:t>
+            </w:r>
+            <w:r>
+              <w:rPr>
+                <w:noProof/>
+                <w:webHidden/>
+              </w:rPr>
+              <w:tab/>
+            </w:r>
+            <w:r>
+              <w:rPr>
+                <w:noProof/>
+                <w:webHidden/>
+              </w:rPr>
+              <w:fldChar w:fldCharType="begin"/>
+            </w:r>
+            <w:r>
+              <w:rPr>
+                <w:noProof/>
+                <w:webHidden/>
+              </w:rPr>
+              <w:instrText xml:space="preserve"> PAGEREF _Toc230968473 \h </w:instrText>
+            </w:r>
+            <w:r>
+              <w:rPr>
+                <w:noProof/>
+                <w:webHidden/>
+              </w:rPr>
+            </w:r>
+            <w:r>
+              <w:rPr>
+                <w:noProof/>
+                <w:webHidden/>
+              </w:rPr>
+              <w:fldChar w:fldCharType="separate"/>
+            </w:r>
+            <w:r>
+              <w:rPr>
+                <w:noProof/>
+                <w:webHidden/>
+              </w:rPr>
+              <w:t>21</w:t>
+            </w:r>
+            <w:r>
+              <w:rPr>
+                <w:noProof/>
+                <w:webHidden/>
+              </w:rPr>
+              <w:fldChar w:fldCharType="end"/>
+            </w:r>
+          </w:hyperlink>
+        </w:p>
+        <w:p>
+          <w:pPr>
+            <w:pStyle w:val="31"/>
+            <w:tabs>
+              <w:tab w:val="left" w:pos="1320"/>
+              <w:tab w:val="right" w:leader="dot" w:pos="9345"/>
+            </w:tabs>
+            <w:rPr>
+              <w:noProof/>
+            </w:rPr>
+          </w:pPr>
+          <w:hyperlink w:anchor="_Toc230968474" w:history="1">
+            <w:r>
+              <w:rPr>
+                <w:rStyle w:val="ab"/>
+                <w:rFonts w:ascii="Times New Roman" w:hAnsi="Times New Roman" w:cs="Times New Roman"/>
+                <w:noProof/>
+              </w:rPr>
+              <w:t>2.3.2</w:t>
+            </w:r>
+            <w:r>
+              <w:rPr>
+                <w:noProof/>
+              </w:rPr>
+              <w:tab/>
+            </w:r>
+            <w:r>
+              <w:rPr>
+                <w:rStyle w:val="ab"/>
+                <w:rFonts w:ascii="Times New Roman" w:hAnsi="Times New Roman" w:cs="Times New Roman"/>
+                <w:noProof/>
+              </w:rPr>
+              <w:t>Схема приёмника.</w:t>
+            </w:r>
+            <w:r>
+              <w:rPr>
+                <w:noProof/>
+                <w:webHidden/>
+              </w:rPr>
+              <w:tab/>
+            </w:r>
+            <w:r>
+              <w:rPr>
+                <w:noProof/>
+                <w:webHidden/>
+              </w:rPr>
+              <w:fldChar w:fldCharType="begin"/>
+            </w:r>
+            <w:r>
+              <w:rPr>
+                <w:noProof/>
+                <w:webHidden/>
+              </w:rPr>
+              <w:instrText xml:space="preserve"> PAGEREF _Toc230968474 \h </w:instrText>
+            </w:r>
+            <w:r>
+              <w:rPr>
+                <w:noProof/>
+                <w:webHidden/>
+              </w:rPr>
+            </w:r>
+            <w:r>
+              <w:rPr>
+                <w:noProof/>
+                <w:webHidden/>
+              </w:rPr>
+              <w:fldChar w:fldCharType="separate"/>
+            </w:r>
+            <w:r>
+              <w:rPr>
+                <w:noProof/>
+                <w:webHidden/>
+              </w:rPr>
+              <w:t>24</w:t>
             </w:r>
             <w:r>
               <w:rPr>
@@ -1682,7 +1935,7 @@
           <w:color w:val="auto"/>
         </w:rPr>
       </w:pPr>
-      <w:bookmarkStart w:id="0" w:name="_Toc229935103"/>
+      <w:bookmarkStart w:id="0" w:name="_Toc230968459"/>
       <w:r>
         <w:rPr>
           <w:rFonts w:ascii="Times New Roman" w:hAnsi="Times New Roman" w:cs="Times New Roman"/>
@@ -2139,7 +2392,7 @@
           <w:color w:val="auto"/>
         </w:rPr>
       </w:pPr>
-      <w:bookmarkStart w:id="1" w:name="_Toc229935104"/>
+      <w:bookmarkStart w:id="1" w:name="_Toc230968460"/>
       <w:r>
         <w:rPr>
           <w:rFonts w:ascii="Times New Roman" w:hAnsi="Times New Roman" w:cs="Times New Roman"/>
@@ -2164,7 +2417,7 @@
           <w:szCs w:val="28"/>
         </w:rPr>
       </w:pPr>
-      <w:bookmarkStart w:id="2" w:name="_Toc229935105"/>
+      <w:bookmarkStart w:id="2" w:name="_Toc230968461"/>
       <w:r>
         <w:rPr>
           <w:rFonts w:ascii="Times New Roman" w:hAnsi="Times New Roman" w:cs="Times New Roman"/>
@@ -2636,7 +2889,7 @@
           <w:sz w:val="28"/>
         </w:rPr>
       </w:pPr>
-      <w:bookmarkStart w:id="3" w:name="_Toc229935106"/>
+      <w:bookmarkStart w:id="3" w:name="_Toc230968462"/>
       <w:r>
         <w:rPr>
           <w:rFonts w:ascii="Times New Roman" w:hAnsi="Times New Roman" w:cs="Times New Roman"/>
@@ -3820,7 +4073,7 @@
           <w:sz w:val="28"/>
         </w:rPr>
       </w:pPr>
-      <w:bookmarkStart w:id="4" w:name="_Toc229935107"/>
+      <w:bookmarkStart w:id="4" w:name="_Toc230968463"/>
       <w:r>
         <w:rPr>
           <w:rFonts w:ascii="Times New Roman" w:hAnsi="Times New Roman" w:cs="Times New Roman"/>
@@ -6181,7 +6434,7 @@
           <w:sz w:val="28"/>
         </w:rPr>
       </w:pPr>
-      <w:bookmarkStart w:id="5" w:name="_Toc229935108"/>
+      <w:bookmarkStart w:id="5" w:name="_Toc230968464"/>
       <w:r>
         <w:rPr>
           <w:rFonts w:ascii="Times New Roman" w:hAnsi="Times New Roman" w:cs="Times New Roman"/>
@@ -6406,7 +6659,7 @@
           <w:sz w:val="28"/>
         </w:rPr>
       </w:pPr>
-      <w:bookmarkStart w:id="6" w:name="_Toc229935109"/>
+      <w:bookmarkStart w:id="6" w:name="_Toc230968465"/>
       <w:r>
         <w:rPr>
           <w:rFonts w:ascii="Times New Roman" w:hAnsi="Times New Roman" w:cs="Times New Roman"/>
@@ -9320,7 +9573,7 @@
           <w:sz w:val="28"/>
         </w:rPr>
       </w:pPr>
-      <w:bookmarkStart w:id="7" w:name="_Toc229935110"/>
+      <w:bookmarkStart w:id="7" w:name="_Toc230968466"/>
       <w:r>
         <w:rPr>
           <w:rFonts w:ascii="Times New Roman" w:hAnsi="Times New Roman" w:cs="Times New Roman"/>
@@ -13138,7 +13391,7 @@
           <w:sz w:val="28"/>
         </w:rPr>
       </w:pPr>
-      <w:bookmarkStart w:id="8" w:name="_Toc229935111"/>
+      <w:bookmarkStart w:id="8" w:name="_Toc230968467"/>
       <w:r>
         <w:rPr>
           <w:rFonts w:ascii="Times New Roman" w:hAnsi="Times New Roman" w:cs="Times New Roman"/>
@@ -18398,7 +18651,7 @@
           <w:sz w:val="28"/>
         </w:rPr>
       </w:pPr>
-      <w:bookmarkStart w:id="9" w:name="_Toc229935112"/>
+      <w:bookmarkStart w:id="9" w:name="_Toc230968468"/>
       <w:r>
         <w:rPr>
           <w:rFonts w:ascii="Times New Roman" w:hAnsi="Times New Roman" w:cs="Times New Roman"/>
@@ -19933,7 +20186,7 @@
           <w:color w:val="auto"/>
         </w:rPr>
       </w:pPr>
-      <w:bookmarkStart w:id="10" w:name="_Toc229935113"/>
+      <w:bookmarkStart w:id="10" w:name="_Toc230968469"/>
       <w:r>
         <w:rPr>
           <w:rFonts w:ascii="Times New Roman" w:hAnsi="Times New Roman" w:cs="Times New Roman"/>
@@ -20155,6 +20408,7 @@
           <w:sz w:val="28"/>
         </w:rPr>
       </w:pPr>
+      <w:bookmarkStart w:id="11" w:name="_Toc230968470"/>
       <w:r>
         <w:rPr>
           <w:rFonts w:ascii="Times New Roman" w:hAnsi="Times New Roman" w:cs="Times New Roman"/>
@@ -20163,6 +20417,7 @@
         </w:rPr>
         <w:t>Определение метода передачи радиосигнала.</w:t>
       </w:r>
+      <w:bookmarkEnd w:id="11"/>
     </w:p>
     <w:p>
       <w:pPr>
@@ -20459,7 +20714,7 @@
           <w:sz w:val="28"/>
         </w:rPr>
       </w:pPr>
-      <w:bookmarkStart w:id="11" w:name="_Toc229935114"/>
+      <w:bookmarkStart w:id="12" w:name="_Toc230968471"/>
       <w:r>
         <w:rPr>
           <w:rFonts w:ascii="Times New Roman" w:hAnsi="Times New Roman" w:cs="Times New Roman"/>
@@ -20468,7 +20723,7 @@
         </w:rPr>
         <w:t>Технические характеристики компонентов системы.</w:t>
       </w:r>
-      <w:bookmarkEnd w:id="11"/>
+      <w:bookmarkEnd w:id="12"/>
     </w:p>
     <w:p>
       <w:pPr>
@@ -21229,7 +21484,7 @@
           <w:szCs w:val="28"/>
         </w:rPr>
       </w:pPr>
-      <w:bookmarkStart w:id="12" w:name="_Toc229935115"/>
+      <w:bookmarkStart w:id="13" w:name="_Toc230968472"/>
       <w:r>
         <w:rPr>
           <w:rFonts w:ascii="Times New Roman" w:hAnsi="Times New Roman" w:cs="Times New Roman"/>
@@ -21239,10 +21494,49 @@
         </w:rPr>
         <w:t>Схема и трассировка платы проекта.</w:t>
       </w:r>
-      <w:bookmarkEnd w:id="12"/>
+      <w:bookmarkEnd w:id="13"/>
     </w:p>
     <w:p>
       <w:pPr>
+        <w:pStyle w:val="3"/>
+        <w:ind w:firstLine="709"/>
+        <w:rPr>
+          <w:rFonts w:ascii="Times New Roman" w:hAnsi="Times New Roman" w:cs="Times New Roman"/>
+          <w:color w:val="auto"/>
+          <w:sz w:val="28"/>
+        </w:rPr>
+      </w:pPr>
+      <w:bookmarkStart w:id="14" w:name="_Toc230968473"/>
+      <w:r>
+        <w:rPr>
+          <w:rFonts w:ascii="Times New Roman" w:hAnsi="Times New Roman" w:cs="Times New Roman"/>
+          <w:color w:val="auto"/>
+          <w:sz w:val="28"/>
+          <w:lang w:val="en-US"/>
+        </w:rPr>
+        <w:t>2.3.2</w:t>
+      </w:r>
+      <w:r>
+        <w:rPr>
+          <w:rFonts w:ascii="Times New Roman" w:hAnsi="Times New Roman" w:cs="Times New Roman"/>
+          <w:color w:val="auto"/>
+          <w:sz w:val="28"/>
+          <w:lang w:val="en-US"/>
+        </w:rPr>
+        <w:tab/>
+      </w:r>
+      <w:r>
+        <w:rPr>
+          <w:rFonts w:ascii="Times New Roman" w:hAnsi="Times New Roman" w:cs="Times New Roman"/>
+          <w:color w:val="auto"/>
+          <w:sz w:val="28"/>
+        </w:rPr>
+        <w:t>Схема передатчика.</w:t>
+      </w:r>
+      <w:bookmarkEnd w:id="14"/>
+    </w:p>
+    <w:p>
+      <w:pPr>
         <w:ind w:firstLine="709"/>
         <w:jc w:val="both"/>
         <w:rPr>
@@ -21274,23 +21568,283 @@
     </w:p>
     <w:p>
       <w:pPr>
+        <w:keepNext/>
+        <w:jc w:val="center"/>
+      </w:pPr>
+      <w:r>
+        <w:rPr>
+          <w:rFonts w:ascii="Times New Roman" w:hAnsi="Times New Roman" w:cs="Times New Roman"/>
+          <w:noProof/>
+          <w:sz w:val="28"/>
+        </w:rPr>
+        <w:drawing>
+          <wp:inline distT="0" distB="0" distL="0" distR="0">
+            <wp:extent cx="4415790" cy="3037478"/>
+            <wp:effectExtent l="19050" t="0" r="3810" b="0"/>
+            <wp:docPr id="14" name="Рисунок 13" descr="1 струна.jpg"/>
+            <wp:cNvGraphicFramePr>
+              <a:graphicFrameLocks xmlns:a="http://schemas.openxmlformats.org/drawingml/2006/main" noChangeAspect="1"/>
+            </wp:cNvGraphicFramePr>
+            <a:graphic xmlns:a="http://schemas.openxmlformats.org/drawingml/2006/main">
+              <a:graphicData uri="http://schemas.openxmlformats.org/drawingml/2006/picture">
+                <pic:pic xmlns:pic="http://schemas.openxmlformats.org/drawingml/2006/picture">
+                  <pic:nvPicPr>
+                    <pic:cNvPr id="0" name="1 струна.jpg"/>
+                    <pic:cNvPicPr/>
+                  </pic:nvPicPr>
+                  <pic:blipFill>
+                    <a:blip r:embed="rId22"/>
+                    <a:stretch>
+                      <a:fillRect/>
+                    </a:stretch>
+                  </pic:blipFill>
+                  <pic:spPr>
+                    <a:xfrm>
+                      <a:off x="0" y="0"/>
+                      <a:ext cx="4415790" cy="3037478"/>
+                    </a:xfrm>
+                    <a:prstGeom prst="rect">
+                      <a:avLst/>
+                    </a:prstGeom>
+                  </pic:spPr>
+                </pic:pic>
+              </a:graphicData>
+            </a:graphic>
+          </wp:inline>
+        </w:drawing>
+      </w:r>
+    </w:p>
+    <w:p>
+      <w:pPr>
+        <w:pStyle w:val="af"/>
+        <w:jc w:val="center"/>
+        <w:rPr>
+          <w:rFonts w:ascii="Times New Roman" w:hAnsi="Times New Roman" w:cs="Times New Roman"/>
+          <w:color w:val="auto"/>
+          <w:sz w:val="28"/>
+        </w:rPr>
+      </w:pPr>
+      <w:r>
+        <w:rPr>
+          <w:color w:val="auto"/>
+        </w:rPr>
+        <w:t xml:space="preserve">Рисунок </w:t>
+      </w:r>
+      <w:r>
+        <w:rPr>
+          <w:color w:val="auto"/>
+        </w:rPr>
+        <w:fldChar w:fldCharType="begin"/>
+      </w:r>
+      <w:r>
+        <w:rPr>
+          <w:color w:val="auto"/>
+        </w:rPr>
+        <w:instrText xml:space="preserve"> SEQ Рисунок \* ARABIC </w:instrText>
+      </w:r>
+      <w:r>
+        <w:rPr>
+          <w:color w:val="auto"/>
+        </w:rPr>
+        <w:fldChar w:fldCharType="separate"/>
+      </w:r>
+      <w:r>
+        <w:rPr>
+          <w:noProof/>
+          <w:color w:val="auto"/>
+        </w:rPr>
+        <w:t>15</w:t>
+      </w:r>
+      <w:r>
+        <w:rPr>
+          <w:color w:val="auto"/>
+        </w:rPr>
+        <w:fldChar w:fldCharType="end"/>
+      </w:r>
+      <w:r>
+        <w:rPr>
+          <w:color w:val="auto"/>
+        </w:rPr>
+        <w:t>. Осциллограмма сигнала электрогитары на 1 струне 24 ладу.</w:t>
+      </w:r>
+    </w:p>
+    <w:p>
+      <w:pPr>
         <w:ind w:firstLine="709"/>
         <w:jc w:val="both"/>
         <w:rPr>
           <w:rFonts w:ascii="Times New Roman" w:hAnsi="Times New Roman" w:cs="Times New Roman"/>
           <w:sz w:val="28"/>
-        </w:rPr>
-      </w:pPr>
-      <w:r>
-        <w:rPr>
-          <w:rFonts w:ascii="Times New Roman" w:hAnsi="Times New Roman" w:cs="Times New Roman"/>
-          <w:sz w:val="28"/>
-        </w:rPr>
-        <w:t>ВСТАВИТЬ КАРТИНКУ С ОСЦИЛЛОГРАФА!!!</w:t>
+          <w:lang w:val="en-US"/>
+        </w:rPr>
+      </w:pPr>
+      <w:r>
+        <w:rPr>
+          <w:rFonts w:ascii="Times New Roman" w:hAnsi="Times New Roman" w:cs="Times New Roman"/>
+          <w:sz w:val="28"/>
+        </w:rPr>
+        <w:t>Как видно из рисунка</w:t>
+      </w:r>
+      <w:r>
+        <w:rPr>
+          <w:rFonts w:ascii="Times New Roman" w:hAnsi="Times New Roman" w:cs="Times New Roman"/>
+          <w:sz w:val="28"/>
+        </w:rPr>
+        <w:t xml:space="preserve"> 15</w:t>
+      </w:r>
+      <w:r>
+        <w:rPr>
+          <w:rFonts w:ascii="Times New Roman" w:hAnsi="Times New Roman" w:cs="Times New Roman"/>
+          <w:sz w:val="28"/>
+        </w:rPr>
+        <w:t xml:space="preserve">, амплитуда сигнала меняется от </w:t>
+      </w:r>
+      <w:r>
+        <w:rPr>
+          <w:rFonts w:ascii="Times New Roman" w:hAnsi="Times New Roman" w:cs="Times New Roman"/>
+          <w:sz w:val="28"/>
+        </w:rPr>
+        <w:t>–0.36В до +0.36</w:t>
+      </w:r>
+      <w:r>
+        <w:rPr>
+          <w:rFonts w:ascii="Times New Roman" w:hAnsi="Times New Roman" w:cs="Times New Roman"/>
+          <w:sz w:val="28"/>
+        </w:rPr>
+        <w:t>В</w:t>
+      </w:r>
+      <w:r>
+        <w:rPr>
+          <w:rFonts w:ascii="Times New Roman" w:hAnsi="Times New Roman" w:cs="Times New Roman"/>
+          <w:sz w:val="28"/>
+        </w:rPr>
+        <w:t xml:space="preserve"> </w:t>
+      </w:r>
+      <w:r>
+        <w:rPr>
+          <w:rFonts w:ascii="Times New Roman" w:hAnsi="Times New Roman" w:cs="Times New Roman"/>
+          <w:sz w:val="28"/>
+        </w:rPr>
+        <w:t xml:space="preserve">при извлечении звука на частоте </w:t>
+      </w:r>
+      <w:r>
+        <w:rPr>
+          <w:rFonts w:ascii="Times New Roman" w:hAnsi="Times New Roman" w:cs="Times New Roman"/>
+          <w:sz w:val="28"/>
+        </w:rPr>
+        <w:t>1250 Гц</w:t>
+      </w:r>
+      <w:r>
+        <w:rPr>
+          <w:rFonts w:ascii="Times New Roman" w:hAnsi="Times New Roman" w:cs="Times New Roman"/>
+          <w:sz w:val="28"/>
+        </w:rPr>
+        <w:t xml:space="preserve">. </w:t>
       </w:r>
     </w:p>
     <w:p>
       <w:pPr>
+        <w:keepNext/>
+        <w:jc w:val="center"/>
+      </w:pPr>
+      <w:r>
+        <w:rPr>
+          <w:rFonts w:ascii="Times New Roman" w:hAnsi="Times New Roman" w:cs="Times New Roman"/>
+          <w:sz w:val="28"/>
+        </w:rPr>
+        <w:drawing>
+          <wp:inline distT="0" distB="0" distL="0" distR="0">
+            <wp:extent cx="4240530" cy="2921910"/>
+            <wp:effectExtent l="19050" t="0" r="7620" b="0"/>
+            <wp:docPr id="19" name="Рисунок 17" descr="6 струна.jpg"/>
+            <wp:cNvGraphicFramePr>
+              <a:graphicFrameLocks xmlns:a="http://schemas.openxmlformats.org/drawingml/2006/main" noChangeAspect="1"/>
+            </wp:cNvGraphicFramePr>
+            <a:graphic xmlns:a="http://schemas.openxmlformats.org/drawingml/2006/main">
+              <a:graphicData uri="http://schemas.openxmlformats.org/drawingml/2006/picture">
+                <pic:pic xmlns:pic="http://schemas.openxmlformats.org/drawingml/2006/picture">
+                  <pic:nvPicPr>
+                    <pic:cNvPr id="0" name="6 струна.jpg"/>
+                    <pic:cNvPicPr/>
+                  </pic:nvPicPr>
+                  <pic:blipFill>
+                    <a:blip r:embed="rId23"/>
+                    <a:stretch>
+                      <a:fillRect/>
+                    </a:stretch>
+                  </pic:blipFill>
+                  <pic:spPr>
+                    <a:xfrm>
+                      <a:off x="0" y="0"/>
+                      <a:ext cx="4252154" cy="2929919"/>
+                    </a:xfrm>
+                    <a:prstGeom prst="rect">
+                      <a:avLst/>
+                    </a:prstGeom>
+                  </pic:spPr>
+                </pic:pic>
+              </a:graphicData>
+            </a:graphic>
+          </wp:inline>
+        </w:drawing>
+      </w:r>
+    </w:p>
+    <w:p>
+      <w:pPr>
+        <w:pStyle w:val="af"/>
+        <w:jc w:val="center"/>
+        <w:rPr>
+          <w:rFonts w:ascii="Times New Roman" w:hAnsi="Times New Roman" w:cs="Times New Roman"/>
+          <w:color w:val="auto"/>
+          <w:sz w:val="28"/>
+        </w:rPr>
+      </w:pPr>
+      <w:r>
+        <w:rPr>
+          <w:color w:val="auto"/>
+        </w:rPr>
+        <w:t xml:space="preserve">Рисунок </w:t>
+      </w:r>
+      <w:r>
+        <w:rPr>
+          <w:color w:val="auto"/>
+        </w:rPr>
+        <w:fldChar w:fldCharType="begin"/>
+      </w:r>
+      <w:r>
+        <w:rPr>
+          <w:color w:val="auto"/>
+        </w:rPr>
+        <w:instrText xml:space="preserve"> SEQ Рисунок \* ARABIC </w:instrText>
+      </w:r>
+      <w:r>
+        <w:rPr>
+          <w:color w:val="auto"/>
+        </w:rPr>
+        <w:fldChar w:fldCharType="separate"/>
+      </w:r>
+      <w:r>
+        <w:rPr>
+          <w:noProof/>
+          <w:color w:val="auto"/>
+        </w:rPr>
+        <w:t>16</w:t>
+      </w:r>
+      <w:r>
+        <w:rPr>
+          <w:color w:val="auto"/>
+        </w:rPr>
+        <w:fldChar w:fldCharType="end"/>
+      </w:r>
+      <w:r>
+        <w:rPr>
+          <w:color w:val="auto"/>
+        </w:rPr>
+        <w:t>. Осциллограмма электрогитары на 6 струне.</w:t>
+      </w:r>
+    </w:p>
+    <w:p>
+      <w:pPr>
         <w:ind w:firstLine="709"/>
         <w:jc w:val="both"/>
         <w:rPr>
@@ -21303,23 +21857,108 @@
           <w:rFonts w:ascii="Times New Roman" w:hAnsi="Times New Roman" w:cs="Times New Roman"/>
           <w:sz w:val="28"/>
         </w:rPr>
-        <w:t xml:space="preserve">Как видно из рисунка, амплитуда сигнала меняется от </w:t>
-      </w:r>
-      <w:r>
-        <w:rPr>
-          <w:rFonts w:ascii="Times New Roman" w:hAnsi="Times New Roman" w:cs="Times New Roman"/>
-          <w:color w:val="FF0000"/>
-          <w:sz w:val="28"/>
-          <w:highlight w:val="yellow"/>
-        </w:rPr>
-        <w:t>+В до –В</w:t>
-      </w:r>
-      <w:r>
-        <w:rPr>
-          <w:rFonts w:ascii="Times New Roman" w:hAnsi="Times New Roman" w:cs="Times New Roman"/>
-          <w:sz w:val="28"/>
-        </w:rPr>
-        <w:t xml:space="preserve">. Значит для корректной работы всей системы требуется поднять </w:t>
+        <w:t xml:space="preserve">Также из рисунка 16 видно, что на частоте 83,3 Гц амплитуда колебаний при звукоизвлечении гораздо меньше и </w:t>
+      </w:r>
+      <w:r>
+        <w:rPr>
+          <w:rFonts w:ascii="Times New Roman" w:hAnsi="Times New Roman" w:cs="Times New Roman"/>
+          <w:sz w:val="28"/>
+        </w:rPr>
+        <w:t xml:space="preserve">имеет значения от </w:t>
+      </w:r>
+      <w:r>
+        <w:rPr>
+          <w:rFonts w:ascii="Times New Roman" w:hAnsi="Times New Roman" w:cs="Times New Roman"/>
+          <w:sz w:val="28"/>
+        </w:rPr>
+        <w:t>–</w:t>
+      </w:r>
+      <w:r>
+        <w:rPr>
+          <w:rFonts w:ascii="Times New Roman" w:hAnsi="Times New Roman" w:cs="Times New Roman"/>
+          <w:sz w:val="28"/>
+        </w:rPr>
+        <w:t>0,2В до</w:t>
+      </w:r>
+      <w:r>
+        <w:rPr>
+          <w:rFonts w:ascii="Times New Roman" w:hAnsi="Times New Roman" w:cs="Times New Roman"/>
+          <w:sz w:val="28"/>
+        </w:rPr>
+        <w:t xml:space="preserve"> </w:t>
+      </w:r>
+      <w:r>
+        <w:rPr>
+          <w:rFonts w:ascii="Times New Roman" w:hAnsi="Times New Roman" w:cs="Times New Roman"/>
+          <w:sz w:val="28"/>
+        </w:rPr>
+        <w:t>+</w:t>
+      </w:r>
+      <w:r>
+        <w:rPr>
+          <w:rFonts w:ascii="Times New Roman" w:hAnsi="Times New Roman" w:cs="Times New Roman"/>
+          <w:sz w:val="28"/>
+        </w:rPr>
+        <w:t>0,1</w:t>
+      </w:r>
+      <w:r>
+        <w:rPr>
+          <w:rFonts w:ascii="Times New Roman" w:hAnsi="Times New Roman" w:cs="Times New Roman"/>
+          <w:sz w:val="28"/>
+        </w:rPr>
+        <w:t>4</w:t>
+      </w:r>
+      <w:r>
+        <w:rPr>
+          <w:rFonts w:ascii="Times New Roman" w:hAnsi="Times New Roman" w:cs="Times New Roman"/>
+          <w:sz w:val="28"/>
+        </w:rPr>
+        <w:t>В.</w:t>
+      </w:r>
+    </w:p>
+    <w:p>
+      <w:pPr>
+        <w:ind w:firstLine="709"/>
+        <w:jc w:val="both"/>
+        <w:rPr>
+          <w:rFonts w:ascii="Times New Roman" w:hAnsi="Times New Roman" w:cs="Times New Roman"/>
+          <w:sz w:val="28"/>
+        </w:rPr>
+      </w:pPr>
+      <w:r>
+        <w:rPr>
+          <w:rFonts w:ascii="Times New Roman" w:hAnsi="Times New Roman" w:cs="Times New Roman"/>
+          <w:sz w:val="28"/>
+        </w:rPr>
+        <w:t>Значит</w:t>
+      </w:r>
+      <w:r>
+        <w:rPr>
+          <w:rFonts w:ascii="Times New Roman" w:hAnsi="Times New Roman" w:cs="Times New Roman"/>
+          <w:sz w:val="28"/>
+        </w:rPr>
+        <w:t>,</w:t>
+      </w:r>
+      <w:r>
+        <w:rPr>
+          <w:rFonts w:ascii="Times New Roman" w:hAnsi="Times New Roman" w:cs="Times New Roman"/>
+          <w:sz w:val="28"/>
+        </w:rPr>
+        <w:t xml:space="preserve"> для корректной </w:t>
+      </w:r>
+      <w:r>
+        <w:rPr>
+          <w:rFonts w:ascii="Times New Roman" w:hAnsi="Times New Roman" w:cs="Times New Roman"/>
+          <w:sz w:val="28"/>
+        </w:rPr>
+        <w:t>оцифровки сигнала,</w:t>
+      </w:r>
+      <w:r>
+        <w:rPr>
+          <w:rFonts w:ascii="Times New Roman" w:hAnsi="Times New Roman" w:cs="Times New Roman"/>
+          <w:sz w:val="28"/>
+        </w:rPr>
+        <w:t xml:space="preserve"> требуется поднять </w:t>
       </w:r>
       <w:r>
         <w:rPr>
@@ -21368,7 +22007,14 @@
                 <w:rFonts w:ascii="Cambria Math" w:hAnsi="Cambria Math" w:cs="Times New Roman"/>
                 <w:sz w:val="28"/>
               </w:rPr>
-              <m:t>cp</m:t>
+              <m:t>c</m:t>
+            </m:r>
+            <m:r>
+              <w:rPr>
+                <w:rFonts w:ascii="Cambria Math" w:hAnsi="Cambria Math" w:cs="Times New Roman"/>
+                <w:sz w:val="28"/>
+              </w:rPr>
+              <m:t>p</m:t>
             </m:r>
           </m:sub>
         </m:sSub>
@@ -21416,7 +22062,7 @@
                     <pic:cNvPicPr/>
                   </pic:nvPicPr>
                   <pic:blipFill>
-                    <a:blip r:embed="rId22"/>
+                    <a:blip r:embed="rId24"/>
                     <a:stretch>
                       <a:fillRect/>
                     </a:stretch>
@@ -21474,7 +22120,7 @@
           <w:noProof/>
           <w:color w:val="auto"/>
         </w:rPr>
-        <w:t>15</w:t>
+        <w:t>17</w:t>
       </w:r>
       <w:r>
         <w:rPr>
@@ -21595,15 +22241,13 @@
       </w:pPr>
       <w:r>
         <w:rPr>
-          <w:rFonts w:ascii="Times New Roman" w:hAnsi="Times New Roman" w:cs="Times New Roman"/>
           <w:noProof/>
-          <w:sz w:val="28"/>
         </w:rPr>
         <w:drawing>
           <wp:inline distT="0" distB="0" distL="0" distR="0">
-            <wp:extent cx="5855970" cy="3268201"/>
+            <wp:extent cx="5200650" cy="2900239"/>
             <wp:effectExtent l="19050" t="0" r="0" b="0"/>
-            <wp:docPr id="17" name="Рисунок 16" descr="Снимок экрана 2026-05-26 212623.png"/>
+            <wp:docPr id="24" name="Рисунок 10"/>
             <wp:cNvGraphicFramePr>
               <a:graphicFrameLocks xmlns:a="http://schemas.openxmlformats.org/drawingml/2006/main" noChangeAspect="1"/>
             </wp:cNvGraphicFramePr>
@@ -21611,23 +22255,33 @@
               <a:graphicData uri="http://schemas.openxmlformats.org/drawingml/2006/picture">
                 <pic:pic xmlns:pic="http://schemas.openxmlformats.org/drawingml/2006/picture">
                   <pic:nvPicPr>
-                    <pic:cNvPr id="0" name="Снимок экрана 2026-05-26 212623.png"/>
-                    <pic:cNvPicPr/>
+                    <pic:cNvPr id="0" name="Picture 10"/>
+                    <pic:cNvPicPr>
+                      <a:picLocks noChangeAspect="1" noChangeArrowheads="1"/>
+                    </pic:cNvPicPr>
                   </pic:nvPicPr>
                   <pic:blipFill>
-                    <a:blip r:embed="rId23"/>
+                    <a:blip r:embed="rId25"/>
+                    <a:srcRect/>
                     <a:stretch>
                       <a:fillRect/>
                     </a:stretch>
                   </pic:blipFill>
-                  <pic:spPr>
+                  <pic:spPr bwMode="auto">
                     <a:xfrm>
                       <a:off x="0" y="0"/>
-                      <a:ext cx="5857092" cy="3268827"/>
+                      <a:ext cx="5199076" cy="2899361"/>
                     </a:xfrm>
                     <a:prstGeom prst="rect">
                       <a:avLst/>
                     </a:prstGeom>
+                    <a:noFill/>
+                    <a:ln w="9525">
+                      <a:noFill/>
+                      <a:miter lim="800000"/>
+                      <a:headEnd/>
+                      <a:tailEnd/>
+                    </a:ln>
                   </pic:spPr>
                 </pic:pic>
               </a:graphicData>
@@ -21673,7 +22327,7 @@
           <w:noProof/>
           <w:color w:val="auto"/>
         </w:rPr>
-        <w:t>16</w:t>
+        <w:t>18</w:t>
       </w:r>
       <w:r>
         <w:rPr>
@@ -21714,6 +22368,7 @@
     </w:p>
     <w:p>
       <w:pPr>
+        <w:ind w:firstLine="709"/>
         <w:jc w:val="both"/>
         <w:rPr>
           <w:rFonts w:ascii="Times New Roman" w:hAnsi="Times New Roman" w:cs="Times New Roman"/>
@@ -21845,27 +22500,353 @@
         </w:rPr>
         <w:t xml:space="preserve"> напряжения смещения виртуальной земли. Усилитель построен по схеме с отрицательной обратной связью. Резистор </w:t>
       </w:r>
+      <m:oMath>
+        <m:sSub>
+          <m:sSubPr>
+            <m:ctrlPr>
+              <w:rPr>
+                <w:rFonts w:ascii="Cambria Math" w:hAnsi="Cambria Math" w:cs="Times New Roman"/>
+                <w:i/>
+                <w:sz w:val="28"/>
+              </w:rPr>
+            </m:ctrlPr>
+          </m:sSubPr>
+          <m:e>
+            <m:r>
+              <w:rPr>
+                <w:rFonts w:ascii="Cambria Math" w:hAnsi="Cambria Math" w:cs="Times New Roman"/>
+                <w:sz w:val="28"/>
+              </w:rPr>
+              <m:t>R</m:t>
+            </m:r>
+          </m:e>
+          <m:sub>
+            <m:r>
+              <w:rPr>
+                <w:rFonts w:ascii="Cambria Math" w:hAnsi="Cambria Math" w:cs="Times New Roman"/>
+                <w:sz w:val="28"/>
+              </w:rPr>
+              <m:t>8</m:t>
+            </m:r>
+          </m:sub>
+        </m:sSub>
+      </m:oMath>
+      <w:r>
+        <w:rPr>
+          <w:rFonts w:ascii="Times New Roman" w:hAnsi="Times New Roman" w:cs="Times New Roman"/>
+          <w:sz w:val="28"/>
+        </w:rPr>
+        <w:t xml:space="preserve">и конденсатор </w:t>
+      </w:r>
+      <m:oMath>
+        <m:sSub>
+          <m:sSubPr>
+            <m:ctrlPr>
+              <w:rPr>
+                <w:rFonts w:ascii="Cambria Math" w:hAnsi="Cambria Math" w:cs="Times New Roman"/>
+                <w:i/>
+                <w:sz w:val="28"/>
+              </w:rPr>
+            </m:ctrlPr>
+          </m:sSubPr>
+          <m:e>
+            <m:r>
+              <w:rPr>
+                <w:rFonts w:ascii="Cambria Math" w:hAnsi="Cambria Math" w:cs="Times New Roman"/>
+                <w:sz w:val="28"/>
+              </w:rPr>
+              <m:t>C</m:t>
+            </m:r>
+          </m:e>
+          <m:sub>
+            <m:r>
+              <w:rPr>
+                <w:rFonts w:ascii="Cambria Math" w:hAnsi="Cambria Math" w:cs="Times New Roman"/>
+                <w:sz w:val="28"/>
+              </w:rPr>
+              <m:t>3</m:t>
+            </m:r>
+          </m:sub>
+        </m:sSub>
+      </m:oMath>
+      <w:r>
+        <w:rPr>
+          <w:rFonts w:ascii="Times New Roman" w:hAnsi="Times New Roman" w:cs="Times New Roman"/>
+          <w:sz w:val="28"/>
+        </w:rPr>
+        <w:t>образуют фильтр нижних частот</w:t>
+      </w:r>
+      <w:r>
+        <w:rPr>
+          <w:rFonts w:ascii="Times New Roman" w:hAnsi="Times New Roman" w:cs="Times New Roman"/>
+          <w:sz w:val="28"/>
+        </w:rPr>
+        <w:t xml:space="preserve"> с частотой среза </w:t>
+      </w:r>
+      <m:oMath>
+        <m:r>
+          <w:rPr>
+            <w:rFonts w:ascii="Cambria Math" w:hAnsi="Cambria Math" w:cs="Times New Roman"/>
+            <w:sz w:val="28"/>
+          </w:rPr>
+          <m:t>f=</m:t>
+        </m:r>
+        <m:f>
+          <m:fPr>
+            <m:ctrlPr>
+              <w:rPr>
+                <w:rFonts w:ascii="Cambria Math" w:hAnsi="Cambria Math" w:cs="Times New Roman"/>
+                <w:i/>
+                <w:sz w:val="28"/>
+              </w:rPr>
+            </m:ctrlPr>
+          </m:fPr>
+          <m:num>
+            <m:r>
+              <w:rPr>
+                <w:rFonts w:ascii="Cambria Math" w:hAnsi="Cambria Math" w:cs="Times New Roman"/>
+                <w:sz w:val="28"/>
+              </w:rPr>
+              <m:t>1</m:t>
+            </m:r>
+          </m:num>
+          <m:den>
+            <m:sSub>
+              <m:sSubPr>
+                <m:ctrlPr>
+                  <w:rPr>
+                    <w:rFonts w:ascii="Cambria Math" w:hAnsi="Cambria Math" w:cs="Times New Roman"/>
+                    <w:i/>
+                    <w:sz w:val="28"/>
+                  </w:rPr>
+                </m:ctrlPr>
+              </m:sSubPr>
+              <m:e>
+                <m:r>
+                  <w:rPr>
+                    <w:rFonts w:ascii="Cambria Math" w:hAnsi="Cambria Math" w:cs="Times New Roman"/>
+                    <w:sz w:val="28"/>
+                  </w:rPr>
+                  <m:t>2π</m:t>
+                </m:r>
+                <m:r>
+                  <w:rPr>
+                    <w:rFonts w:ascii="Cambria Math" w:hAnsi="Cambria Math" w:cs="Times New Roman"/>
+                    <w:sz w:val="28"/>
+                  </w:rPr>
+                  <m:t>R</m:t>
+                </m:r>
+              </m:e>
+              <m:sub>
+                <m:r>
+                  <w:rPr>
+                    <w:rFonts w:ascii="Cambria Math" w:hAnsi="Cambria Math" w:cs="Times New Roman"/>
+                    <w:sz w:val="28"/>
+                  </w:rPr>
+                  <m:t>8</m:t>
+                </m:r>
+              </m:sub>
+            </m:sSub>
+            <m:sSub>
+              <m:sSubPr>
+                <m:ctrlPr>
+                  <w:rPr>
+                    <w:rFonts w:ascii="Cambria Math" w:hAnsi="Cambria Math" w:cs="Times New Roman"/>
+                    <w:i/>
+                    <w:sz w:val="28"/>
+                  </w:rPr>
+                </m:ctrlPr>
+              </m:sSubPr>
+              <m:e>
+                <m:r>
+                  <w:rPr>
+                    <w:rFonts w:ascii="Cambria Math" w:hAnsi="Cambria Math" w:cs="Times New Roman"/>
+                    <w:sz w:val="28"/>
+                  </w:rPr>
+                  <m:t>C</m:t>
+                </m:r>
+              </m:e>
+              <m:sub>
+                <m:r>
+                  <w:rPr>
+                    <w:rFonts w:ascii="Cambria Math" w:hAnsi="Cambria Math" w:cs="Times New Roman"/>
+                    <w:sz w:val="28"/>
+                  </w:rPr>
+                  <m:t>3</m:t>
+                </m:r>
+              </m:sub>
+            </m:sSub>
+          </m:den>
+        </m:f>
+        <m:r>
+          <w:rPr>
+            <w:rFonts w:ascii="Cambria Math" w:hAnsi="Cambria Math" w:cs="Times New Roman"/>
+            <w:sz w:val="28"/>
+          </w:rPr>
+          <m:t>=15кГц</m:t>
+        </m:r>
+      </m:oMath>
+      <w:r>
+        <w:rPr>
+          <w:rFonts w:ascii="Times New Roman" w:hAnsi="Times New Roman" w:cs="Times New Roman"/>
+          <w:sz w:val="28"/>
+        </w:rPr>
+        <w:t xml:space="preserve"> для ограничения </w:t>
+      </w:r>
+      <w:r>
+        <w:rPr>
+          <w:rFonts w:ascii="Times New Roman" w:hAnsi="Times New Roman" w:cs="Times New Roman"/>
+          <w:sz w:val="28"/>
+        </w:rPr>
+        <w:t>спектра сигнала</w:t>
+      </w:r>
+      <w:r>
+        <w:rPr>
+          <w:rFonts w:ascii="Times New Roman" w:hAnsi="Times New Roman" w:cs="Times New Roman"/>
+          <w:sz w:val="28"/>
+        </w:rPr>
+        <w:t xml:space="preserve"> на входе АЦП микроконтроллера.</w:t>
+      </w:r>
+      <w:r>
+        <w:rPr>
+          <w:rFonts w:ascii="Times New Roman" w:hAnsi="Times New Roman" w:cs="Times New Roman"/>
+          <w:sz w:val="28"/>
+        </w:rPr>
+        <w:t xml:space="preserve"> Исходя из теоремы Котельникова, максимальная частота сигнала должна быть в два раза меньше частоты дискретизации.</w:t>
+      </w:r>
+    </w:p>
+    <w:p>
+      <w:pPr>
+        <w:jc w:val="right"/>
+        <w:rPr>
+          <w:rFonts w:ascii="Times New Roman" w:hAnsi="Times New Roman" w:cs="Times New Roman"/>
+          <w:sz w:val="28"/>
+        </w:rPr>
+      </w:pPr>
+      <m:oMath>
+        <m:sSub>
+          <m:sSubPr>
+            <m:ctrlPr>
+              <w:rPr>
+                <w:rFonts w:ascii="Cambria Math" w:hAnsi="Cambria Math" w:cs="Times New Roman"/>
+                <w:i/>
+                <w:sz w:val="28"/>
+              </w:rPr>
+            </m:ctrlPr>
+          </m:sSubPr>
+          <m:e>
+            <m:r>
+              <w:rPr>
+                <w:rFonts w:ascii="Cambria Math" w:hAnsi="Cambria Math" w:cs="Times New Roman"/>
+                <w:sz w:val="28"/>
+                <w:lang w:val="en-US"/>
+              </w:rPr>
+              <m:t>f</m:t>
+            </m:r>
+          </m:e>
+          <m:sub>
+            <m:r>
+              <w:rPr>
+                <w:rFonts w:ascii="Cambria Math" w:hAnsi="Cambria Math" w:cs="Times New Roman"/>
+                <w:sz w:val="28"/>
+              </w:rPr>
+              <m:t>d</m:t>
+            </m:r>
+          </m:sub>
+        </m:sSub>
+        <m:r>
+          <w:rPr>
+            <w:rFonts w:ascii="Cambria Math" w:hAnsi="Cambria Math" w:cs="Times New Roman"/>
+            <w:sz w:val="28"/>
+          </w:rPr>
+          <m:t>≥2</m:t>
+        </m:r>
+        <m:sSub>
+          <m:sSubPr>
+            <m:ctrlPr>
+              <w:rPr>
+                <w:rFonts w:ascii="Cambria Math" w:hAnsi="Cambria Math" w:cs="Times New Roman"/>
+                <w:i/>
+                <w:sz w:val="28"/>
+              </w:rPr>
+            </m:ctrlPr>
+          </m:sSubPr>
+          <m:e>
+            <m:r>
+              <w:rPr>
+                <w:rFonts w:ascii="Cambria Math" w:hAnsi="Cambria Math" w:cs="Times New Roman"/>
+                <w:sz w:val="28"/>
+              </w:rPr>
+              <m:t>f</m:t>
+            </m:r>
+          </m:e>
+          <m:sub>
+            <m:r>
+              <w:rPr>
+                <w:rFonts w:ascii="Cambria Math" w:hAnsi="Cambria Math" w:cs="Times New Roman"/>
+                <w:sz w:val="28"/>
+              </w:rPr>
+              <m:t>max</m:t>
+            </m:r>
+          </m:sub>
+        </m:sSub>
+      </m:oMath>
+      <w:r>
+        <w:rPr>
+          <w:rFonts w:ascii="Times New Roman" w:hAnsi="Times New Roman" w:cs="Times New Roman"/>
+          <w:sz w:val="28"/>
+        </w:rPr>
+        <w:tab/>
+      </w:r>
+      <w:r>
+        <w:rPr>
+          <w:rFonts w:ascii="Times New Roman" w:hAnsi="Times New Roman" w:cs="Times New Roman"/>
+          <w:sz w:val="28"/>
+        </w:rPr>
+        <w:tab/>
+      </w:r>
+      <w:r>
+        <w:rPr>
+          <w:rFonts w:ascii="Times New Roman" w:hAnsi="Times New Roman" w:cs="Times New Roman"/>
+          <w:sz w:val="28"/>
+        </w:rPr>
+        <w:tab/>
+      </w:r>
+      <w:r>
+        <w:rPr>
+          <w:rFonts w:ascii="Times New Roman" w:hAnsi="Times New Roman" w:cs="Times New Roman"/>
+          <w:sz w:val="28"/>
+        </w:rPr>
+        <w:tab/>
+      </w:r>
+      <w:r>
+        <w:rPr>
+          <w:rFonts w:ascii="Times New Roman" w:hAnsi="Times New Roman" w:cs="Times New Roman"/>
+          <w:sz w:val="28"/>
+        </w:rPr>
+        <w:tab/>
+      </w:r>
+      <w:r>
+        <w:rPr>
+          <w:rFonts w:ascii="Times New Roman" w:hAnsi="Times New Roman" w:cs="Times New Roman"/>
+          <w:sz w:val="28"/>
+        </w:rPr>
+        <w:tab/>
+      </w:r>
       <w:r>
         <w:rPr>
           <w:rFonts w:ascii="Times New Roman" w:hAnsi="Times New Roman" w:cs="Times New Roman"/>
           <w:sz w:val="28"/>
           <w:lang w:val="en-US"/>
         </w:rPr>
-        <w:t>R</w:t>
-      </w:r>
-      <w:r>
-        <w:rPr>
-          <w:rFonts w:ascii="Times New Roman" w:hAnsi="Times New Roman" w:cs="Times New Roman"/>
-          <w:sz w:val="28"/>
-        </w:rPr>
-        <w:t xml:space="preserve">8 </w:t>
-      </w:r>
-      <w:r>
-        <w:rPr>
-          <w:rFonts w:ascii="Times New Roman" w:hAnsi="Times New Roman" w:cs="Times New Roman"/>
-          <w:sz w:val="28"/>
-        </w:rPr>
-        <w:t xml:space="preserve">и конденсатор </w:t>
+        <w:t>(</w:t>
+      </w:r>
+      <w:r>
+        <w:rPr>
+          <w:rFonts w:ascii="Times New Roman" w:hAnsi="Times New Roman" w:cs="Times New Roman"/>
+          <w:sz w:val="28"/>
+        </w:rPr>
+        <w:t>24</w:t>
       </w:r>
       <w:r>
         <w:rPr>
@@ -21873,26 +22854,1277 @@
           <w:sz w:val="28"/>
           <w:lang w:val="en-US"/>
         </w:rPr>
+        <w:t>)</w:t>
+      </w:r>
+    </w:p>
+    <w:p>
+      <w:pPr>
+        <w:jc w:val="both"/>
+        <w:rPr>
+          <w:rFonts w:ascii="Times New Roman" w:hAnsi="Times New Roman" w:cs="Times New Roman"/>
+          <w:sz w:val="28"/>
+        </w:rPr>
+      </w:pPr>
+      <w:r>
+        <w:rPr>
+          <w:rFonts w:ascii="Times New Roman" w:hAnsi="Times New Roman" w:cs="Times New Roman"/>
+          <w:sz w:val="28"/>
+        </w:rPr>
+        <w:t xml:space="preserve">где </w:t>
+      </w:r>
+      <m:oMath>
+        <m:sSub>
+          <m:sSubPr>
+            <m:ctrlPr>
+              <w:rPr>
+                <w:rFonts w:ascii="Cambria Math" w:hAnsi="Cambria Math" w:cs="Times New Roman"/>
+                <w:i/>
+                <w:sz w:val="28"/>
+              </w:rPr>
+            </m:ctrlPr>
+          </m:sSubPr>
+          <m:e>
+            <m:r>
+              <w:rPr>
+                <w:rFonts w:ascii="Cambria Math" w:hAnsi="Cambria Math" w:cs="Times New Roman"/>
+                <w:sz w:val="28"/>
+                <w:lang w:val="en-US"/>
+              </w:rPr>
+              <m:t>f</m:t>
+            </m:r>
+          </m:e>
+          <m:sub>
+            <m:r>
+              <w:rPr>
+                <w:rFonts w:ascii="Cambria Math" w:hAnsi="Cambria Math" w:cs="Times New Roman"/>
+                <w:sz w:val="28"/>
+              </w:rPr>
+              <m:t>d</m:t>
+            </m:r>
+          </m:sub>
+        </m:sSub>
+      </m:oMath>
+      <w:r>
+        <w:rPr>
+          <w:rFonts w:ascii="Times New Roman" w:hAnsi="Times New Roman" w:cs="Times New Roman"/>
+          <w:sz w:val="28"/>
+        </w:rPr>
+        <w:t xml:space="preserve"> </w:t>
+      </w:r>
+      <w:r>
+        <w:rPr>
+          <w:rFonts w:ascii="Times New Roman" w:hAnsi="Times New Roman" w:cs="Times New Roman"/>
+          <w:sz w:val="28"/>
+        </w:rPr>
+        <w:t>–</w:t>
+      </w:r>
+      <w:r>
+        <w:rPr>
+          <w:rFonts w:ascii="Times New Roman" w:hAnsi="Times New Roman" w:cs="Times New Roman"/>
+          <w:sz w:val="28"/>
+        </w:rPr>
+        <w:t xml:space="preserve"> частота дискретизации.</w:t>
+      </w:r>
+    </w:p>
+    <w:p>
+      <w:pPr>
+        <w:ind w:firstLine="709"/>
+        <w:jc w:val="both"/>
+        <w:rPr>
+          <w:rFonts w:ascii="Times New Roman" w:hAnsi="Times New Roman" w:cs="Times New Roman"/>
+          <w:sz w:val="28"/>
+        </w:rPr>
+      </w:pPr>
+      <w:r>
+        <w:rPr>
+          <w:rFonts w:ascii="Times New Roman" w:hAnsi="Times New Roman" w:cs="Times New Roman"/>
+          <w:sz w:val="28"/>
+        </w:rPr>
+        <w:t xml:space="preserve">Из документации к микроконтроллеру </w:t>
+      </w:r>
+      <w:r>
+        <w:rPr>
+          <w:rFonts w:ascii="Times New Roman" w:hAnsi="Times New Roman" w:cs="Times New Roman"/>
+          <w:sz w:val="28"/>
+          <w:szCs w:val="28"/>
+          <w:lang w:val="en-US"/>
+        </w:rPr>
+        <w:t>STM</w:t>
+      </w:r>
+      <w:r>
+        <w:rPr>
+          <w:rFonts w:ascii="Times New Roman" w:hAnsi="Times New Roman" w:cs="Times New Roman"/>
+          <w:sz w:val="28"/>
+          <w:szCs w:val="28"/>
+        </w:rPr>
+        <w:t>32</w:t>
+      </w:r>
+      <w:r>
+        <w:rPr>
+          <w:rFonts w:ascii="Times New Roman" w:hAnsi="Times New Roman" w:cs="Times New Roman"/>
+          <w:sz w:val="28"/>
+          <w:szCs w:val="28"/>
+          <w:lang w:val="en-US"/>
+        </w:rPr>
+        <w:t>F</w:t>
+      </w:r>
+      <w:r>
+        <w:rPr>
+          <w:rFonts w:ascii="Times New Roman" w:hAnsi="Times New Roman" w:cs="Times New Roman"/>
+          <w:sz w:val="28"/>
+          <w:szCs w:val="28"/>
+        </w:rPr>
+        <w:t>103</w:t>
+      </w:r>
+      <w:r>
+        <w:rPr>
+          <w:rFonts w:ascii="Times New Roman" w:hAnsi="Times New Roman" w:cs="Times New Roman"/>
+          <w:sz w:val="28"/>
+          <w:szCs w:val="28"/>
+          <w:lang w:val="en-US"/>
+        </w:rPr>
         <w:t>C</w:t>
       </w:r>
       <w:r>
         <w:rPr>
           <w:rFonts w:ascii="Times New Roman" w:hAnsi="Times New Roman" w:cs="Times New Roman"/>
           <w:sz w:val="28"/>
-        </w:rPr>
-        <w:t xml:space="preserve">3 </w:t>
-      </w:r>
-      <w:r>
-        <w:rPr>
-          <w:rFonts w:ascii="Times New Roman" w:hAnsi="Times New Roman" w:cs="Times New Roman"/>
-          <w:sz w:val="28"/>
-        </w:rPr>
-        <w:t>образуют фильтр нижних частот для ограничения высокочастотных помех на входе АЦП микроконтроллера.</w:t>
+          <w:szCs w:val="28"/>
+        </w:rPr>
+        <w:t>8</w:t>
+      </w:r>
+      <w:r>
+        <w:rPr>
+          <w:rFonts w:ascii="Times New Roman" w:hAnsi="Times New Roman" w:cs="Times New Roman"/>
+          <w:sz w:val="28"/>
+          <w:szCs w:val="28"/>
+          <w:lang w:val="en-US"/>
+        </w:rPr>
+        <w:t>T</w:t>
+      </w:r>
+      <w:r>
+        <w:rPr>
+          <w:rFonts w:ascii="Times New Roman" w:hAnsi="Times New Roman" w:cs="Times New Roman"/>
+          <w:sz w:val="28"/>
+          <w:szCs w:val="28"/>
+        </w:rPr>
+        <w:t>6</w:t>
+      </w:r>
+      <w:r>
+        <w:rPr>
+          <w:rFonts w:ascii="Times New Roman" w:hAnsi="Times New Roman" w:cs="Times New Roman"/>
+          <w:sz w:val="28"/>
+          <w:szCs w:val="28"/>
+        </w:rPr>
+        <w:t xml:space="preserve"> следует, что минимальная частота дискретизации АЦП составляет 50 кГц. </w:t>
+      </w:r>
+      <w:r>
+        <w:rPr>
+          <w:rFonts w:ascii="Times New Roman" w:hAnsi="Times New Roman" w:cs="Times New Roman"/>
+          <w:sz w:val="28"/>
+        </w:rPr>
+        <w:t>ФНЧ в данной схеме настроен на частоту 15 кГц, что полностью удовлетворяет теореме Котельникова</w:t>
+      </w:r>
+      <w:r>
+        <w:rPr>
+          <w:rFonts w:ascii="Times New Roman" w:hAnsi="Times New Roman" w:cs="Times New Roman"/>
+          <w:sz w:val="28"/>
+        </w:rPr>
+        <w:t xml:space="preserve">: </w:t>
+      </w:r>
+      <m:oMath>
+        <m:r>
+          <w:rPr>
+            <w:rFonts w:ascii="Cambria Math" w:hAnsi="Cambria Math" w:cs="Times New Roman"/>
+            <w:sz w:val="28"/>
+          </w:rPr>
+          <m:t>50кГц≥2*15кГц</m:t>
+        </m:r>
+      </m:oMath>
+      <w:r>
+        <w:rPr>
+          <w:rFonts w:ascii="Times New Roman" w:hAnsi="Times New Roman" w:cs="Times New Roman"/>
+          <w:sz w:val="28"/>
+        </w:rPr>
+        <w:t>.</w:t>
+      </w:r>
+    </w:p>
+    <w:p>
+      <w:pPr>
+        <w:ind w:firstLine="709"/>
+        <w:jc w:val="both"/>
+        <w:rPr>
+          <w:rFonts w:ascii="Times New Roman" w:hAnsi="Times New Roman" w:cs="Times New Roman"/>
+          <w:sz w:val="28"/>
+        </w:rPr>
+      </w:pPr>
+      <w:r>
+        <w:rPr>
+          <w:rFonts w:ascii="Times New Roman" w:hAnsi="Times New Roman" w:cs="Times New Roman"/>
+          <w:sz w:val="28"/>
+        </w:rPr>
+        <w:t>Исходя из данных выше, можно сделать следующую схему передатчика:</w:t>
+      </w:r>
+    </w:p>
+    <w:p>
+      <w:pPr>
+        <w:keepNext/>
+        <w:jc w:val="center"/>
+      </w:pPr>
+      <w:r>
+        <w:rPr>
+          <w:rFonts w:ascii="Times New Roman" w:hAnsi="Times New Roman" w:cs="Times New Roman"/>
+          <w:noProof/>
+          <w:sz w:val="28"/>
+        </w:rPr>
+        <w:drawing>
+          <wp:inline distT="0" distB="0" distL="0" distR="0">
+            <wp:extent cx="4835296" cy="2941320"/>
+            <wp:effectExtent l="19050" t="0" r="3404" b="0"/>
+            <wp:docPr id="21" name="Рисунок 4"/>
+            <wp:cNvGraphicFramePr>
+              <a:graphicFrameLocks xmlns:a="http://schemas.openxmlformats.org/drawingml/2006/main" noChangeAspect="1"/>
+            </wp:cNvGraphicFramePr>
+            <a:graphic xmlns:a="http://schemas.openxmlformats.org/drawingml/2006/main">
+              <a:graphicData uri="http://schemas.openxmlformats.org/drawingml/2006/picture">
+                <pic:pic xmlns:pic="http://schemas.openxmlformats.org/drawingml/2006/picture">
+                  <pic:nvPicPr>
+                    <pic:cNvPr id="0" name="Picture 4"/>
+                    <pic:cNvPicPr>
+                      <a:picLocks noChangeAspect="1" noChangeArrowheads="1"/>
+                    </pic:cNvPicPr>
+                  </pic:nvPicPr>
+                  <pic:blipFill>
+                    <a:blip r:embed="rId26"/>
+                    <a:srcRect/>
+                    <a:stretch>
+                      <a:fillRect/>
+                    </a:stretch>
+                  </pic:blipFill>
+                  <pic:spPr bwMode="auto">
+                    <a:xfrm>
+                      <a:off x="0" y="0"/>
+                      <a:ext cx="4836924" cy="2942310"/>
+                    </a:xfrm>
+                    <a:prstGeom prst="rect">
+                      <a:avLst/>
+                    </a:prstGeom>
+                    <a:noFill/>
+                    <a:ln w="9525">
+                      <a:noFill/>
+                      <a:miter lim="800000"/>
+                      <a:headEnd/>
+                      <a:tailEnd/>
+                    </a:ln>
+                  </pic:spPr>
+                </pic:pic>
+              </a:graphicData>
+            </a:graphic>
+          </wp:inline>
+        </w:drawing>
+      </w:r>
+    </w:p>
+    <w:p>
+      <w:pPr>
+        <w:pStyle w:val="af"/>
+        <w:jc w:val="center"/>
+        <w:rPr>
+          <w:color w:val="auto"/>
+        </w:rPr>
+      </w:pPr>
+      <w:r>
+        <w:rPr>
+          <w:color w:val="auto"/>
+        </w:rPr>
+        <w:t xml:space="preserve">Рисунок </w:t>
+      </w:r>
+      <w:r>
+        <w:rPr>
+          <w:color w:val="auto"/>
+        </w:rPr>
+        <w:fldChar w:fldCharType="begin"/>
+      </w:r>
+      <w:r>
+        <w:rPr>
+          <w:color w:val="auto"/>
+        </w:rPr>
+        <w:instrText xml:space="preserve"> SEQ Рисунок \* ARABIC </w:instrText>
+      </w:r>
+      <w:r>
+        <w:rPr>
+          <w:color w:val="auto"/>
+        </w:rPr>
+        <w:fldChar w:fldCharType="separate"/>
+      </w:r>
+      <w:r>
+        <w:rPr>
+          <w:noProof/>
+          <w:color w:val="auto"/>
+        </w:rPr>
+        <w:t>19</w:t>
+      </w:r>
+      <w:r>
+        <w:rPr>
+          <w:color w:val="auto"/>
+        </w:rPr>
+        <w:fldChar w:fldCharType="end"/>
+      </w:r>
+      <w:r>
+        <w:rPr>
+          <w:color w:val="auto"/>
+        </w:rPr>
+        <w:t>. Принципиальная схема передатчика.</w:t>
+      </w:r>
+    </w:p>
+    <w:p>
+      <w:pPr>
+        <w:ind w:firstLine="709"/>
+        <w:rPr>
+          <w:rFonts w:ascii="Times New Roman" w:hAnsi="Times New Roman" w:cs="Times New Roman"/>
+          <w:sz w:val="28"/>
+        </w:rPr>
+      </w:pPr>
+      <w:r>
+        <w:rPr>
+          <w:rFonts w:ascii="Times New Roman" w:hAnsi="Times New Roman" w:cs="Times New Roman"/>
+          <w:sz w:val="28"/>
+        </w:rPr>
+        <w:t xml:space="preserve">Также </w:t>
+      </w:r>
+      <w:r>
+        <w:rPr>
+          <w:rFonts w:ascii="Times New Roman" w:hAnsi="Times New Roman" w:cs="Times New Roman"/>
+          <w:sz w:val="28"/>
+        </w:rPr>
+        <w:t>была произведена трассировка печатной платы:</w:t>
+      </w:r>
+    </w:p>
+    <w:p>
+      <w:pPr>
+        <w:keepNext/>
+        <w:jc w:val="center"/>
+      </w:pPr>
+      <w:r>
+        <w:rPr>
+          <w:rFonts w:ascii="Times New Roman" w:hAnsi="Times New Roman" w:cs="Times New Roman"/>
+          <w:noProof/>
+          <w:sz w:val="28"/>
+        </w:rPr>
+        <w:drawing>
+          <wp:inline distT="0" distB="0" distL="0" distR="0">
+            <wp:extent cx="5940425" cy="3456413"/>
+            <wp:effectExtent l="19050" t="0" r="3175" b="0"/>
+            <wp:docPr id="23" name="Рисунок 7"/>
+            <wp:cNvGraphicFramePr>
+              <a:graphicFrameLocks xmlns:a="http://schemas.openxmlformats.org/drawingml/2006/main" noChangeAspect="1"/>
+            </wp:cNvGraphicFramePr>
+            <a:graphic xmlns:a="http://schemas.openxmlformats.org/drawingml/2006/main">
+              <a:graphicData uri="http://schemas.openxmlformats.org/drawingml/2006/picture">
+                <pic:pic xmlns:pic="http://schemas.openxmlformats.org/drawingml/2006/picture">
+                  <pic:nvPicPr>
+                    <pic:cNvPr id="0" name="Picture 7"/>
+                    <pic:cNvPicPr>
+                      <a:picLocks noChangeAspect="1" noChangeArrowheads="1"/>
+                    </pic:cNvPicPr>
+                  </pic:nvPicPr>
+                  <pic:blipFill>
+                    <a:blip r:embed="rId27"/>
+                    <a:srcRect/>
+                    <a:stretch>
+                      <a:fillRect/>
+                    </a:stretch>
+                  </pic:blipFill>
+                  <pic:spPr bwMode="auto">
+                    <a:xfrm>
+                      <a:off x="0" y="0"/>
+                      <a:ext cx="5940425" cy="3456413"/>
+                    </a:xfrm>
+                    <a:prstGeom prst="rect">
+                      <a:avLst/>
+                    </a:prstGeom>
+                    <a:noFill/>
+                    <a:ln w="9525">
+                      <a:noFill/>
+                      <a:miter lim="800000"/>
+                      <a:headEnd/>
+                      <a:tailEnd/>
+                    </a:ln>
+                  </pic:spPr>
+                </pic:pic>
+              </a:graphicData>
+            </a:graphic>
+          </wp:inline>
+        </w:drawing>
+      </w:r>
+    </w:p>
+    <w:p>
+      <w:pPr>
+        <w:pStyle w:val="af"/>
+        <w:jc w:val="center"/>
+        <w:rPr>
+          <w:color w:val="auto"/>
+        </w:rPr>
+      </w:pPr>
+      <w:r>
+        <w:rPr>
+          <w:color w:val="auto"/>
+        </w:rPr>
+        <w:t xml:space="preserve">Рисунок </w:t>
+      </w:r>
+      <w:r>
+        <w:rPr>
+          <w:color w:val="auto"/>
+        </w:rPr>
+        <w:fldChar w:fldCharType="begin"/>
+      </w:r>
+      <w:r>
+        <w:rPr>
+          <w:color w:val="auto"/>
+        </w:rPr>
+        <w:instrText xml:space="preserve"> SEQ Рисунок \* ARABIC </w:instrText>
+      </w:r>
+      <w:r>
+        <w:rPr>
+          <w:color w:val="auto"/>
+        </w:rPr>
+        <w:fldChar w:fldCharType="separate"/>
+      </w:r>
+      <w:r>
+        <w:rPr>
+          <w:noProof/>
+          <w:color w:val="auto"/>
+        </w:rPr>
+        <w:t>20</w:t>
+      </w:r>
+      <w:r>
+        <w:rPr>
+          <w:color w:val="auto"/>
+        </w:rPr>
+        <w:fldChar w:fldCharType="end"/>
+      </w:r>
+      <w:r>
+        <w:rPr>
+          <w:color w:val="auto"/>
+        </w:rPr>
+        <w:t>. Трассировка схемы</w:t>
+      </w:r>
+      <w:r>
+        <w:rPr>
+          <w:color w:val="auto"/>
+        </w:rPr>
+        <w:t xml:space="preserve"> печатной платы передатчика.</w:t>
+      </w:r>
+    </w:p>
+    <w:p>
+      <w:pPr>
+        <w:pStyle w:val="3"/>
+        <w:ind w:firstLine="709"/>
+        <w:rPr>
+          <w:rFonts w:ascii="Times New Roman" w:hAnsi="Times New Roman" w:cs="Times New Roman"/>
+          <w:color w:val="auto"/>
+          <w:sz w:val="28"/>
+        </w:rPr>
+      </w:pPr>
+      <w:bookmarkStart w:id="15" w:name="_Toc230968474"/>
+      <w:r>
+        <w:rPr>
+          <w:rFonts w:ascii="Times New Roman" w:hAnsi="Times New Roman" w:cs="Times New Roman"/>
+          <w:color w:val="auto"/>
+          <w:sz w:val="28"/>
+        </w:rPr>
+        <w:t>2.3.2</w:t>
+      </w:r>
+      <w:r>
+        <w:rPr>
+          <w:rFonts w:ascii="Times New Roman" w:hAnsi="Times New Roman" w:cs="Times New Roman"/>
+          <w:color w:val="auto"/>
+          <w:sz w:val="28"/>
+        </w:rPr>
+        <w:tab/>
+        <w:t>Схема приёмника.</w:t>
+      </w:r>
+      <w:bookmarkEnd w:id="15"/>
+    </w:p>
+    <w:p>
+      <w:pPr>
+        <w:ind w:firstLine="709"/>
+        <w:jc w:val="both"/>
+        <w:rPr>
+          <w:rFonts w:ascii="Times New Roman" w:hAnsi="Times New Roman" w:cs="Times New Roman"/>
+          <w:sz w:val="28"/>
+          <w:szCs w:val="28"/>
+        </w:rPr>
+      </w:pPr>
+      <w:r>
+        <w:rPr>
+          <w:rFonts w:ascii="Times New Roman" w:hAnsi="Times New Roman" w:cs="Times New Roman"/>
+          <w:sz w:val="28"/>
+        </w:rPr>
+        <w:t xml:space="preserve">Поскольку микроконтроллер </w:t>
+      </w:r>
+      <w:r>
+        <w:rPr>
+          <w:rFonts w:ascii="Times New Roman" w:hAnsi="Times New Roman" w:cs="Times New Roman"/>
+          <w:sz w:val="28"/>
+          <w:szCs w:val="28"/>
+          <w:lang w:val="en-US"/>
+        </w:rPr>
+        <w:t>STM</w:t>
+      </w:r>
+      <w:r>
+        <w:rPr>
+          <w:rFonts w:ascii="Times New Roman" w:hAnsi="Times New Roman" w:cs="Times New Roman"/>
+          <w:sz w:val="28"/>
+          <w:szCs w:val="28"/>
+        </w:rPr>
+        <w:t>32</w:t>
+      </w:r>
+      <w:r>
+        <w:rPr>
+          <w:rFonts w:ascii="Times New Roman" w:hAnsi="Times New Roman" w:cs="Times New Roman"/>
+          <w:sz w:val="28"/>
+          <w:szCs w:val="28"/>
+          <w:lang w:val="en-US"/>
+        </w:rPr>
+        <w:t>F</w:t>
+      </w:r>
+      <w:r>
+        <w:rPr>
+          <w:rFonts w:ascii="Times New Roman" w:hAnsi="Times New Roman" w:cs="Times New Roman"/>
+          <w:sz w:val="28"/>
+          <w:szCs w:val="28"/>
+        </w:rPr>
+        <w:t>103</w:t>
+      </w:r>
+      <w:r>
+        <w:rPr>
+          <w:rFonts w:ascii="Times New Roman" w:hAnsi="Times New Roman" w:cs="Times New Roman"/>
+          <w:sz w:val="28"/>
+          <w:szCs w:val="28"/>
+          <w:lang w:val="en-US"/>
+        </w:rPr>
+        <w:t>C</w:t>
+      </w:r>
+      <w:r>
+        <w:rPr>
+          <w:rFonts w:ascii="Times New Roman" w:hAnsi="Times New Roman" w:cs="Times New Roman"/>
+          <w:sz w:val="28"/>
+          <w:szCs w:val="28"/>
+        </w:rPr>
+        <w:t>8</w:t>
+      </w:r>
+      <w:r>
+        <w:rPr>
+          <w:rFonts w:ascii="Times New Roman" w:hAnsi="Times New Roman" w:cs="Times New Roman"/>
+          <w:sz w:val="28"/>
+          <w:szCs w:val="28"/>
+          <w:lang w:val="en-US"/>
+        </w:rPr>
+        <w:t>T</w:t>
+      </w:r>
+      <w:r>
+        <w:rPr>
+          <w:rFonts w:ascii="Times New Roman" w:hAnsi="Times New Roman" w:cs="Times New Roman"/>
+          <w:sz w:val="28"/>
+          <w:szCs w:val="28"/>
+        </w:rPr>
+        <w:t>6</w:t>
+      </w:r>
+      <w:r>
+        <w:rPr>
+          <w:rFonts w:ascii="Times New Roman" w:hAnsi="Times New Roman" w:cs="Times New Roman"/>
+          <w:sz w:val="28"/>
+          <w:szCs w:val="28"/>
+        </w:rPr>
+        <w:t xml:space="preserve"> не имеет встр</w:t>
+      </w:r>
+      <w:r>
+        <w:rPr>
+          <w:rFonts w:ascii="Times New Roman" w:hAnsi="Times New Roman" w:cs="Times New Roman"/>
+          <w:sz w:val="28"/>
+          <w:szCs w:val="28"/>
+        </w:rPr>
+        <w:t>о</w:t>
+      </w:r>
+      <w:r>
+        <w:rPr>
+          <w:rFonts w:ascii="Times New Roman" w:hAnsi="Times New Roman" w:cs="Times New Roman"/>
+          <w:sz w:val="28"/>
+          <w:szCs w:val="28"/>
+        </w:rPr>
+        <w:t xml:space="preserve">енного </w:t>
+      </w:r>
+      <w:r>
+        <w:rPr>
+          <w:rFonts w:ascii="Times New Roman" w:hAnsi="Times New Roman" w:cs="Times New Roman"/>
+          <w:sz w:val="28"/>
+          <w:szCs w:val="28"/>
+        </w:rPr>
+        <w:t xml:space="preserve">цифро-аналогового преобразователя, принимаемый цифровой сигнал будем обрабатывать в виде ШИМ-сигнала с </w:t>
+      </w:r>
+      <w:r>
+        <w:rPr>
+          <w:rFonts w:ascii="Times New Roman" w:hAnsi="Times New Roman" w:cs="Times New Roman"/>
+          <w:sz w:val="28"/>
+          <w:szCs w:val="28"/>
+        </w:rPr>
+        <w:t xml:space="preserve">частотой </w:t>
+      </w:r>
+      <w:r>
+        <w:rPr>
+          <w:rFonts w:ascii="Times New Roman" w:hAnsi="Times New Roman" w:cs="Times New Roman"/>
+          <w:sz w:val="28"/>
+          <w:szCs w:val="28"/>
+        </w:rPr>
+        <w:t>~47 кГц</w:t>
+      </w:r>
+      <w:r>
+        <w:rPr>
+          <w:rFonts w:ascii="Times New Roman" w:hAnsi="Times New Roman" w:cs="Times New Roman"/>
+          <w:sz w:val="28"/>
+          <w:szCs w:val="28"/>
+        </w:rPr>
+        <w:t>. Для этого следует использовать ФНЧ с частотой среза 7,2 кГц, чтобы подавить постоянную составляющую ШИМ-сигнала.</w:t>
+      </w:r>
+    </w:p>
+    <w:p>
+      <w:pPr>
+        <w:keepNext/>
+        <w:jc w:val="center"/>
+      </w:pPr>
+      <w:r>
+        <w:rPr>
+          <w:noProof/>
+        </w:rPr>
+        <w:drawing>
+          <wp:inline distT="0" distB="0" distL="0" distR="0">
+            <wp:extent cx="5093970" cy="2167521"/>
+            <wp:effectExtent l="19050" t="0" r="0" b="0"/>
+            <wp:docPr id="26" name="Рисунок 16"/>
+            <wp:cNvGraphicFramePr>
+              <a:graphicFrameLocks xmlns:a="http://schemas.openxmlformats.org/drawingml/2006/main" noChangeAspect="1"/>
+            </wp:cNvGraphicFramePr>
+            <a:graphic xmlns:a="http://schemas.openxmlformats.org/drawingml/2006/main">
+              <a:graphicData uri="http://schemas.openxmlformats.org/drawingml/2006/picture">
+                <pic:pic xmlns:pic="http://schemas.openxmlformats.org/drawingml/2006/picture">
+                  <pic:nvPicPr>
+                    <pic:cNvPr id="0" name="Picture 16"/>
+                    <pic:cNvPicPr>
+                      <a:picLocks noChangeAspect="1" noChangeArrowheads="1"/>
+                    </pic:cNvPicPr>
+                  </pic:nvPicPr>
+                  <pic:blipFill>
+                    <a:blip r:embed="rId28"/>
+                    <a:srcRect/>
+                    <a:stretch>
+                      <a:fillRect/>
+                    </a:stretch>
+                  </pic:blipFill>
+                  <pic:spPr bwMode="auto">
+                    <a:xfrm>
+                      <a:off x="0" y="0"/>
+                      <a:ext cx="5090705" cy="2166132"/>
+                    </a:xfrm>
+                    <a:prstGeom prst="rect">
+                      <a:avLst/>
+                    </a:prstGeom>
+                    <a:noFill/>
+                    <a:ln w="9525">
+                      <a:noFill/>
+                      <a:miter lim="800000"/>
+                      <a:headEnd/>
+                      <a:tailEnd/>
+                    </a:ln>
+                  </pic:spPr>
+                </pic:pic>
+              </a:graphicData>
+            </a:graphic>
+          </wp:inline>
+        </w:drawing>
+      </w:r>
+    </w:p>
+    <w:p>
+      <w:pPr>
+        <w:pStyle w:val="af"/>
+        <w:jc w:val="center"/>
+        <w:rPr>
+          <w:color w:val="auto"/>
+        </w:rPr>
+      </w:pPr>
+      <w:r>
+        <w:rPr>
+          <w:color w:val="auto"/>
+        </w:rPr>
+        <w:t xml:space="preserve">Рисунок </w:t>
+      </w:r>
+      <w:r>
+        <w:rPr>
+          <w:color w:val="auto"/>
+        </w:rPr>
+        <w:fldChar w:fldCharType="begin"/>
+      </w:r>
+      <w:r>
+        <w:rPr>
+          <w:color w:val="auto"/>
+        </w:rPr>
+        <w:instrText xml:space="preserve"> SEQ Рисунок \* ARABIC </w:instrText>
+      </w:r>
+      <w:r>
+        <w:rPr>
+          <w:color w:val="auto"/>
+        </w:rPr>
+        <w:fldChar w:fldCharType="separate"/>
+      </w:r>
+      <w:r>
+        <w:rPr>
+          <w:noProof/>
+          <w:color w:val="auto"/>
+        </w:rPr>
+        <w:t>21</w:t>
+      </w:r>
+      <w:r>
+        <w:rPr>
+          <w:color w:val="auto"/>
+        </w:rPr>
+        <w:fldChar w:fldCharType="end"/>
+      </w:r>
+      <w:r>
+        <w:rPr>
+          <w:color w:val="auto"/>
+        </w:rPr>
+        <w:t>. ФНЧ на выходе микроконтроллера.</w:t>
+      </w:r>
+    </w:p>
+    <w:p>
+      <w:pPr>
+        <w:ind w:firstLine="709"/>
+        <w:jc w:val="both"/>
+        <w:rPr>
+          <w:rFonts w:ascii="Times New Roman" w:hAnsi="Times New Roman" w:cs="Times New Roman"/>
+          <w:sz w:val="28"/>
+        </w:rPr>
+      </w:pPr>
+      <w:r>
+        <w:rPr>
+          <w:rFonts w:ascii="Times New Roman" w:hAnsi="Times New Roman" w:cs="Times New Roman"/>
+          <w:sz w:val="28"/>
+        </w:rPr>
+        <w:t>Далее сигнал поступает на схему виртуальной земли и повторно усиливается</w:t>
+      </w:r>
+      <w:r>
+        <w:rPr>
+          <w:rFonts w:ascii="Times New Roman" w:hAnsi="Times New Roman" w:cs="Times New Roman"/>
+          <w:sz w:val="28"/>
+        </w:rPr>
+        <w:t>.</w:t>
+      </w:r>
+    </w:p>
+    <w:p>
+      <w:pPr>
+        <w:keepNext/>
+        <w:jc w:val="center"/>
+      </w:pPr>
+      <w:r>
+        <w:rPr>
+          <w:rFonts w:ascii="Times New Roman" w:hAnsi="Times New Roman" w:cs="Times New Roman"/>
+          <w:noProof/>
+          <w:sz w:val="28"/>
+        </w:rPr>
+        <w:drawing>
+          <wp:inline distT="0" distB="0" distL="0" distR="0">
+            <wp:extent cx="3539490" cy="3735162"/>
+            <wp:effectExtent l="19050" t="0" r="3810" b="0"/>
+            <wp:docPr id="27" name="Рисунок 19"/>
+            <wp:cNvGraphicFramePr>
+              <a:graphicFrameLocks xmlns:a="http://schemas.openxmlformats.org/drawingml/2006/main" noChangeAspect="1"/>
+            </wp:cNvGraphicFramePr>
+            <a:graphic xmlns:a="http://schemas.openxmlformats.org/drawingml/2006/main">
+              <a:graphicData uri="http://schemas.openxmlformats.org/drawingml/2006/picture">
+                <pic:pic xmlns:pic="http://schemas.openxmlformats.org/drawingml/2006/picture">
+                  <pic:nvPicPr>
+                    <pic:cNvPr id="0" name="Picture 19"/>
+                    <pic:cNvPicPr>
+                      <a:picLocks noChangeAspect="1" noChangeArrowheads="1"/>
+                    </pic:cNvPicPr>
+                  </pic:nvPicPr>
+                  <pic:blipFill>
+                    <a:blip r:embed="rId29"/>
+                    <a:srcRect/>
+                    <a:stretch>
+                      <a:fillRect/>
+                    </a:stretch>
+                  </pic:blipFill>
+                  <pic:spPr bwMode="auto">
+                    <a:xfrm>
+                      <a:off x="0" y="0"/>
+                      <a:ext cx="3538117" cy="3733713"/>
+                    </a:xfrm>
+                    <a:prstGeom prst="rect">
+                      <a:avLst/>
+                    </a:prstGeom>
+                    <a:noFill/>
+                    <a:ln w="9525">
+                      <a:noFill/>
+                      <a:miter lim="800000"/>
+                      <a:headEnd/>
+                      <a:tailEnd/>
+                    </a:ln>
+                  </pic:spPr>
+                </pic:pic>
+              </a:graphicData>
+            </a:graphic>
+          </wp:inline>
+        </w:drawing>
+      </w:r>
+    </w:p>
+    <w:p>
+      <w:pPr>
+        <w:pStyle w:val="af"/>
+        <w:jc w:val="center"/>
+        <w:rPr>
+          <w:noProof/>
+        </w:rPr>
+      </w:pPr>
+      <w:r>
+        <w:t xml:space="preserve">Рисунок </w:t>
+      </w:r>
+      <w:fldSimple w:instr=" SEQ Рисунок \* ARABIC ">
+        <w:r>
+          <w:rPr>
+            <w:noProof/>
+          </w:rPr>
+          <w:t>22</w:t>
+        </w:r>
+      </w:fldSimple>
+      <w:r>
+        <w:t xml:space="preserve">. Схема усилителя и </w:t>
+      </w:r>
+      <w:r>
+        <w:rPr>
+          <w:noProof/>
+        </w:rPr>
+        <w:t>виртуальной земли</w:t>
+      </w:r>
+    </w:p>
+    <w:p>
+      <w:pPr>
+        <w:ind w:firstLine="709"/>
+        <w:jc w:val="both"/>
+        <w:rPr>
+          <w:rFonts w:ascii="Times New Roman" w:hAnsi="Times New Roman" w:cs="Times New Roman"/>
+          <w:sz w:val="28"/>
+        </w:rPr>
+      </w:pPr>
+      <w:r>
+        <w:rPr>
+          <w:rFonts w:ascii="Times New Roman" w:hAnsi="Times New Roman" w:cs="Times New Roman"/>
+          <w:sz w:val="28"/>
+        </w:rPr>
+        <w:t xml:space="preserve">Конденсатор </w:t>
+      </w:r>
+      <w:r>
+        <w:rPr>
+          <w:rFonts w:ascii="Times New Roman" w:hAnsi="Times New Roman" w:cs="Times New Roman"/>
+          <w:sz w:val="28"/>
+          <w:lang w:val="en-US"/>
+        </w:rPr>
+        <w:t>C</w:t>
+      </w:r>
+      <w:r>
+        <w:rPr>
+          <w:rFonts w:ascii="Times New Roman" w:hAnsi="Times New Roman" w:cs="Times New Roman"/>
+          <w:sz w:val="28"/>
+        </w:rPr>
+        <w:t>_</w:t>
+      </w:r>
+      <w:r>
+        <w:rPr>
+          <w:rFonts w:ascii="Times New Roman" w:hAnsi="Times New Roman" w:cs="Times New Roman"/>
+          <w:sz w:val="28"/>
+          <w:lang w:val="en-US"/>
+        </w:rPr>
+        <w:t>IN</w:t>
+      </w:r>
+      <w:r>
+        <w:rPr>
+          <w:rFonts w:ascii="Times New Roman" w:hAnsi="Times New Roman" w:cs="Times New Roman"/>
+          <w:sz w:val="28"/>
+        </w:rPr>
+        <w:t xml:space="preserve"> </w:t>
+      </w:r>
+      <w:r>
+        <w:rPr>
+          <w:rFonts w:ascii="Times New Roman" w:hAnsi="Times New Roman" w:cs="Times New Roman"/>
+          <w:sz w:val="28"/>
+        </w:rPr>
+        <w:t>используется для отсечения постоянной составляющей сигнала.</w:t>
+      </w:r>
+    </w:p>
+    <w:p>
+      <w:pPr>
+        <w:ind w:firstLine="709"/>
+        <w:jc w:val="both"/>
+        <w:rPr>
+          <w:rFonts w:ascii="Times New Roman" w:hAnsi="Times New Roman" w:cs="Times New Roman"/>
+          <w:sz w:val="28"/>
+        </w:rPr>
+      </w:pPr>
+      <w:r>
+        <w:rPr>
+          <w:rFonts w:ascii="Times New Roman" w:hAnsi="Times New Roman" w:cs="Times New Roman"/>
+          <w:sz w:val="28"/>
+        </w:rPr>
+        <w:t>Далее сигнал поступает на цепь вывода, где через делитель напряжения уровень сигнала понижается примерно в 11 раз. Это необходимо, чтобы избежать переусиления сигнала в цепи оконечной звуковой аппаратуры.</w:t>
+      </w:r>
+    </w:p>
+    <w:p>
+      <w:pPr>
+        <w:jc w:val="center"/>
+        <w:rPr>
+          <w:rFonts w:ascii="Times New Roman" w:hAnsi="Times New Roman" w:cs="Times New Roman"/>
+          <w:sz w:val="28"/>
+        </w:rPr>
+      </w:pPr>
+      <w:r>
+        <w:rPr>
+          <w:rFonts w:ascii="Times New Roman" w:hAnsi="Times New Roman" w:cs="Times New Roman"/>
+          <w:noProof/>
+          <w:sz w:val="28"/>
+        </w:rPr>
+        <w:drawing>
+          <wp:inline distT="0" distB="0" distL="0" distR="0">
+            <wp:extent cx="5048250" cy="1718378"/>
+            <wp:effectExtent l="19050" t="0" r="0" b="0"/>
+            <wp:docPr id="31" name="Рисунок 31"/>
+            <wp:cNvGraphicFramePr>
+              <a:graphicFrameLocks xmlns:a="http://schemas.openxmlformats.org/drawingml/2006/main" noChangeAspect="1"/>
+            </wp:cNvGraphicFramePr>
+            <a:graphic xmlns:a="http://schemas.openxmlformats.org/drawingml/2006/main">
+              <a:graphicData uri="http://schemas.openxmlformats.org/drawingml/2006/picture">
+                <pic:pic xmlns:pic="http://schemas.openxmlformats.org/drawingml/2006/picture">
+                  <pic:nvPicPr>
+                    <pic:cNvPr id="0" name="Picture 31"/>
+                    <pic:cNvPicPr>
+                      <a:picLocks noChangeAspect="1" noChangeArrowheads="1"/>
+                    </pic:cNvPicPr>
+                  </pic:nvPicPr>
+                  <pic:blipFill>
+                    <a:blip r:embed="rId30"/>
+                    <a:srcRect/>
+                    <a:stretch>
+                      <a:fillRect/>
+                    </a:stretch>
+                  </pic:blipFill>
+                  <pic:spPr bwMode="auto">
+                    <a:xfrm>
+                      <a:off x="0" y="0"/>
+                      <a:ext cx="5055165" cy="1720732"/>
+                    </a:xfrm>
+                    <a:prstGeom prst="rect">
+                      <a:avLst/>
+                    </a:prstGeom>
+                    <a:noFill/>
+                    <a:ln w="9525">
+                      <a:noFill/>
+                      <a:miter lim="800000"/>
+                      <a:headEnd/>
+                      <a:tailEnd/>
+                    </a:ln>
+                  </pic:spPr>
+                </pic:pic>
+              </a:graphicData>
+            </a:graphic>
+          </wp:inline>
+        </w:drawing>
+      </w:r>
+    </w:p>
+    <w:p>
+      <w:pPr>
+        <w:ind w:firstLine="709"/>
+        <w:jc w:val="center"/>
+        <w:rPr>
+          <w:rFonts w:ascii="Times New Roman" w:hAnsi="Times New Roman" w:cs="Times New Roman"/>
+          <w:sz w:val="28"/>
+        </w:rPr>
+      </w:pPr>
+      <w:r>
+        <w:rPr>
+          <w:rFonts w:ascii="Times New Roman" w:hAnsi="Times New Roman" w:cs="Times New Roman"/>
+          <w:sz w:val="28"/>
+        </w:rPr>
+        <w:t xml:space="preserve">Следовательно, общая схема </w:t>
+      </w:r>
+      <w:r>
+        <w:rPr>
+          <w:rFonts w:ascii="Times New Roman" w:hAnsi="Times New Roman" w:cs="Times New Roman"/>
+          <w:sz w:val="28"/>
+        </w:rPr>
+        <w:t>приёмной стороны имеет вид:</w:t>
+      </w:r>
+      <w:r>
+        <w:rPr>
+          <w:rFonts w:ascii="Times New Roman" w:hAnsi="Times New Roman" w:cs="Times New Roman"/>
+          <w:noProof/>
+          <w:sz w:val="28"/>
+        </w:rPr>
+        <w:t xml:space="preserve"> </w:t>
+      </w:r>
+    </w:p>
+    <w:p>
+      <w:pPr>
+        <w:keepNext/>
+        <w:ind w:firstLine="709"/>
+        <w:jc w:val="center"/>
+      </w:pPr>
+      <w:r>
+        <w:rPr>
+          <w:rFonts w:ascii="Times New Roman" w:hAnsi="Times New Roman" w:cs="Times New Roman"/>
+          <w:noProof/>
+          <w:sz w:val="28"/>
+        </w:rPr>
+        <w:drawing>
+          <wp:inline distT="0" distB="0" distL="0" distR="0">
+            <wp:extent cx="5177491" cy="4331331"/>
+            <wp:effectExtent l="0" t="419100" r="0" b="412119"/>
+            <wp:docPr id="37" name="Рисунок 37"/>
+            <wp:cNvGraphicFramePr>
+              <a:graphicFrameLocks xmlns:a="http://schemas.openxmlformats.org/drawingml/2006/main" noChangeAspect="1"/>
+            </wp:cNvGraphicFramePr>
+            <a:graphic xmlns:a="http://schemas.openxmlformats.org/drawingml/2006/main">
+              <a:graphicData uri="http://schemas.openxmlformats.org/drawingml/2006/picture">
+                <pic:pic xmlns:pic="http://schemas.openxmlformats.org/drawingml/2006/picture">
+                  <pic:nvPicPr>
+                    <pic:cNvPr id="0" name="Picture 37"/>
+                    <pic:cNvPicPr>
+                      <a:picLocks noChangeAspect="1" noChangeArrowheads="1"/>
+                    </pic:cNvPicPr>
+                  </pic:nvPicPr>
+                  <pic:blipFill>
+                    <a:blip r:embed="rId31"/>
+                    <a:srcRect/>
+                    <a:stretch>
+                      <a:fillRect/>
+                    </a:stretch>
+                  </pic:blipFill>
+                  <pic:spPr bwMode="auto">
+                    <a:xfrm rot="5400000">
+                      <a:off x="0" y="0"/>
+                      <a:ext cx="5176901" cy="4330838"/>
+                    </a:xfrm>
+                    <a:prstGeom prst="rect">
+                      <a:avLst/>
+                    </a:prstGeom>
+                    <a:noFill/>
+                    <a:ln w="9525">
+                      <a:noFill/>
+                      <a:miter lim="800000"/>
+                      <a:headEnd/>
+                      <a:tailEnd/>
+                    </a:ln>
+                  </pic:spPr>
+                </pic:pic>
+              </a:graphicData>
+            </a:graphic>
+          </wp:inline>
+        </w:drawing>
+      </w:r>
+    </w:p>
+    <w:p>
+      <w:pPr>
+        <w:pStyle w:val="af"/>
+        <w:jc w:val="center"/>
+        <w:rPr>
+          <w:color w:val="auto"/>
+        </w:rPr>
+      </w:pPr>
+      <w:r>
+        <w:rPr>
+          <w:color w:val="auto"/>
+        </w:rPr>
+        <w:t xml:space="preserve">Рисунок </w:t>
+      </w:r>
+      <w:r>
+        <w:rPr>
+          <w:color w:val="auto"/>
+        </w:rPr>
+        <w:fldChar w:fldCharType="begin"/>
+      </w:r>
+      <w:r>
+        <w:rPr>
+          <w:color w:val="auto"/>
+        </w:rPr>
+        <w:instrText xml:space="preserve"> SEQ Рисунок \* ARABIC </w:instrText>
+      </w:r>
+      <w:r>
+        <w:rPr>
+          <w:color w:val="auto"/>
+        </w:rPr>
+        <w:fldChar w:fldCharType="separate"/>
+      </w:r>
+      <w:r>
+        <w:rPr>
+          <w:noProof/>
+          <w:color w:val="auto"/>
+        </w:rPr>
+        <w:t>23</w:t>
+      </w:r>
+      <w:r>
+        <w:rPr>
+          <w:color w:val="auto"/>
+        </w:rPr>
+        <w:fldChar w:fldCharType="end"/>
+      </w:r>
+      <w:r>
+        <w:rPr>
+          <w:color w:val="auto"/>
+        </w:rPr>
+        <w:t>. Принципиальная схема приёмной стороны</w:t>
+      </w:r>
+    </w:p>
+    <w:p>
+      <w:pPr>
+        <w:jc w:val="both"/>
+        <w:rPr>
+          <w:rFonts w:ascii="Times New Roman" w:hAnsi="Times New Roman" w:cs="Times New Roman"/>
+          <w:sz w:val="28"/>
+        </w:rPr>
+      </w:pPr>
+      <w:r>
+        <w:rPr>
+          <w:rFonts w:ascii="Times New Roman" w:hAnsi="Times New Roman" w:cs="Times New Roman"/>
+          <w:sz w:val="28"/>
+        </w:rPr>
+        <w:t>Трассировка печатной платы имеет вид:</w:t>
+      </w:r>
+    </w:p>
+    <w:p>
+      <w:pPr>
+        <w:keepNext/>
+        <w:jc w:val="center"/>
+      </w:pPr>
+      <w:r>
+        <w:rPr>
+          <w:rFonts w:ascii="Times New Roman" w:hAnsi="Times New Roman" w:cs="Times New Roman"/>
+          <w:noProof/>
+          <w:sz w:val="28"/>
+        </w:rPr>
+        <w:drawing>
+          <wp:inline distT="0" distB="0" distL="0" distR="0">
+            <wp:extent cx="5940425" cy="3494586"/>
+            <wp:effectExtent l="19050" t="0" r="3175" b="0"/>
+            <wp:docPr id="40" name="Рисунок 40"/>
+            <wp:cNvGraphicFramePr>
+              <a:graphicFrameLocks xmlns:a="http://schemas.openxmlformats.org/drawingml/2006/main" noChangeAspect="1"/>
+            </wp:cNvGraphicFramePr>
+            <a:graphic xmlns:a="http://schemas.openxmlformats.org/drawingml/2006/main">
+              <a:graphicData uri="http://schemas.openxmlformats.org/drawingml/2006/picture">
+                <pic:pic xmlns:pic="http://schemas.openxmlformats.org/drawingml/2006/picture">
+                  <pic:nvPicPr>
+                    <pic:cNvPr id="0" name="Picture 40"/>
+                    <pic:cNvPicPr>
+                      <a:picLocks noChangeAspect="1" noChangeArrowheads="1"/>
+                    </pic:cNvPicPr>
+                  </pic:nvPicPr>
+                  <pic:blipFill>
+                    <a:blip r:embed="rId32"/>
+                    <a:srcRect/>
+                    <a:stretch>
+                      <a:fillRect/>
+                    </a:stretch>
+                  </pic:blipFill>
+                  <pic:spPr bwMode="auto">
+                    <a:xfrm>
+                      <a:off x="0" y="0"/>
+                      <a:ext cx="5940425" cy="3494586"/>
+                    </a:xfrm>
+                    <a:prstGeom prst="rect">
+                      <a:avLst/>
+                    </a:prstGeom>
+                    <a:noFill/>
+                    <a:ln w="9525">
+                      <a:noFill/>
+                      <a:miter lim="800000"/>
+                      <a:headEnd/>
+                      <a:tailEnd/>
+                    </a:ln>
+                  </pic:spPr>
+                </pic:pic>
+              </a:graphicData>
+            </a:graphic>
+          </wp:inline>
+        </w:drawing>
+      </w:r>
+    </w:p>
+    <w:p>
+      <w:pPr>
+        <w:pStyle w:val="af"/>
+        <w:jc w:val="center"/>
+        <w:rPr>
+          <w:color w:val="auto"/>
+        </w:rPr>
+      </w:pPr>
+      <w:r>
+        <w:rPr>
+          <w:color w:val="auto"/>
+        </w:rPr>
+        <w:t xml:space="preserve">Рисунок </w:t>
+      </w:r>
+      <w:r>
+        <w:rPr>
+          <w:color w:val="auto"/>
+        </w:rPr>
+        <w:fldChar w:fldCharType="begin"/>
+      </w:r>
+      <w:r>
+        <w:rPr>
+          <w:color w:val="auto"/>
+        </w:rPr>
+        <w:instrText xml:space="preserve"> SEQ Рисунок \* ARABIC </w:instrText>
+      </w:r>
+      <w:r>
+        <w:rPr>
+          <w:color w:val="auto"/>
+        </w:rPr>
+        <w:fldChar w:fldCharType="separate"/>
+      </w:r>
+      <w:r>
+        <w:rPr>
+          <w:noProof/>
+          <w:color w:val="auto"/>
+        </w:rPr>
+        <w:t>24</w:t>
+      </w:r>
+      <w:r>
+        <w:rPr>
+          <w:color w:val="auto"/>
+        </w:rPr>
+        <w:fldChar w:fldCharType="end"/>
+      </w:r>
+      <w:r>
+        <w:rPr>
+          <w:color w:val="auto"/>
+        </w:rPr>
+        <w:t>. Трассировка печатной платы приёмной стороны.</w:t>
+      </w:r>
+    </w:p>
+    <w:p>
+      <w:pPr>
+        <w:rPr>
+          <w:rFonts w:ascii="Times New Roman" w:hAnsi="Times New Roman" w:cs="Times New Roman"/>
+          <w:sz w:val="28"/>
+        </w:rPr>
+      </w:pPr>
+      <w:r>
+        <w:rPr>
+          <w:rFonts w:ascii="Times New Roman" w:hAnsi="Times New Roman" w:cs="Times New Roman"/>
+          <w:sz w:val="28"/>
+        </w:rPr>
+        <w:t xml:space="preserve">Сигнальные линии </w:t>
       </w:r>
     </w:p>
     <w:sectPr>
-      <w:footerReference w:type="default" r:id="rId24"/>
-      <w:footerReference w:type="first" r:id="rId25"/>
+      <w:footerReference w:type="default" r:id="rId33"/>
+      <w:footerReference w:type="first" r:id="rId34"/>
       <w:pgSz w:w="11906" w:h="16838"/>
       <w:pgMar w:top="1134" w:right="850" w:bottom="1134" w:left="1701" w:header="708" w:footer="708" w:gutter="0"/>
       <w:pgNumType w:start="1"/>
@@ -21946,7 +24178,7 @@
             <w:rPr>
               <w:noProof/>
             </w:rPr>
-            <w:t>23</w:t>
+            <w:t>21</w:t>
           </w:r>
         </w:fldSimple>
       </w:p>
@@ -23768,6 +26000,291 @@
 </w:styles>
 </file>
 
+<file path=word/glossary/document.xml><?xml version="1.0" encoding="utf-8"?>
+<w:glossaryDocument xmlns:ve="http://schemas.openxmlformats.org/markup-compatibility/2006" xmlns:o="urn:schemas-microsoft-com:office:office" xmlns:r="http://schemas.openxmlformats.org/officeDocument/2006/relationships" xmlns:m="http://schemas.openxmlformats.org/officeDocument/2006/math" xmlns:v="urn:schemas-microsoft-com:vml" xmlns:wp="http://schemas.openxmlformats.org/drawingml/2006/wordprocessingDrawing" xmlns:w10="urn:schemas-microsoft-com:office:word" xmlns:w="http://schemas.openxmlformats.org/wordprocessingml/2006/main" xmlns:wne="http://schemas.microsoft.com/office/word/2006/wordml">
+  <w:docParts/>
+</w:glossaryDocument>
+</file>
+
+<file path=word/glossary/fontTable.xml><?xml version="1.0" encoding="utf-8"?>
+<w:fonts xmlns:r="http://schemas.openxmlformats.org/officeDocument/2006/relationships" xmlns:w="http://schemas.openxmlformats.org/wordprocessingml/2006/main">
+  <w:font w:name="Times New Roman">
+    <w:panose1 w:val="02020603050405020304"/>
+    <w:charset w:val="CC"/>
+    <w:family w:val="roman"/>
+    <w:pitch w:val="variable"/>
+    <w:sig w:usb0="E0002EFF" w:usb1="C000785B" w:usb2="00000009" w:usb3="00000000" w:csb0="000001FF" w:csb1="00000000"/>
+  </w:font>
+  <w:font w:name="Calibri">
+    <w:panose1 w:val="020F0502020204030204"/>
+    <w:charset w:val="CC"/>
+    <w:family w:val="swiss"/>
+    <w:pitch w:val="variable"/>
+    <w:sig w:usb0="E4002EFF" w:usb1="C200247B" w:usb2="00000009" w:usb3="00000000" w:csb0="000001FF" w:csb1="00000000"/>
+  </w:font>
+  <w:font w:name="Cambria">
+    <w:panose1 w:val="02040503050406030204"/>
+    <w:charset w:val="CC"/>
+    <w:family w:val="roman"/>
+    <w:pitch w:val="variable"/>
+    <w:sig w:usb0="E00006FF" w:usb1="420024FF" w:usb2="02000000" w:usb3="00000000" w:csb0="0000019F" w:csb1="00000000"/>
+  </w:font>
+  <w:font w:name="Tahoma">
+    <w:panose1 w:val="020B0604030504040204"/>
+    <w:charset w:val="CC"/>
+    <w:family w:val="swiss"/>
+    <w:pitch w:val="variable"/>
+    <w:sig w:usb0="E1002EFF" w:usb1="C000605B" w:usb2="00000029" w:usb3="00000000" w:csb0="000101FF" w:csb1="00000000"/>
+  </w:font>
+  <w:font w:name="Cambria Math">
+    <w:panose1 w:val="02040503050406030204"/>
+    <w:charset w:val="CC"/>
+    <w:family w:val="roman"/>
+    <w:pitch w:val="variable"/>
+    <w:sig w:usb0="E00006FF" w:usb1="420024FF" w:usb2="02000000" w:usb3="00000000" w:csb0="0000019F" w:csb1="00000000"/>
+  </w:font>
+</w:fonts>
+</file>
+
+<file path=word/glossary/settings.xml><?xml version="1.0" encoding="utf-8"?>
+<w:settings xmlns:o="urn:schemas-microsoft-com:office:office" xmlns:r="http://schemas.openxmlformats.org/officeDocument/2006/relationships" xmlns:m="http://schemas.openxmlformats.org/officeDocument/2006/math" xmlns:v="urn:schemas-microsoft-com:vml" xmlns:w10="urn:schemas-microsoft-com:office:word" xmlns:w="http://schemas.openxmlformats.org/wordprocessingml/2006/main" xmlns:sl="http://schemas.openxmlformats.org/schemaLibrary/2006/main">
+  <w:view w:val="normal"/>
+  <w:defaultTabStop w:val="708"/>
+  <w:characterSpacingControl w:val="doNotCompress"/>
+  <w:compat>
+    <w:useFELayout/>
+  </w:compat>
+  <w:rsids>
+    <w:rsidRoot w:val="00F47118"/>
+    <w:rsid w:val="00F47118"/>
+  </w:rsids>
+  <m:mathPr>
+    <m:mathFont m:val="Cambria Math"/>
+    <m:brkBin m:val="before"/>
+    <m:brkBinSub m:val="--"/>
+    <m:smallFrac m:val="off"/>
+    <m:dispDef/>
+    <m:lMargin m:val="0"/>
+    <m:rMargin m:val="0"/>
+    <m:defJc m:val="centerGroup"/>
+    <m:wrapIndent m:val="1440"/>
+    <m:intLim m:val="subSup"/>
+    <m:naryLim m:val="undOvr"/>
+  </m:mathPr>
+  <w:themeFontLang w:val="ru-RU"/>
+  <w:clrSchemeMapping w:bg1="light1" w:t1="dark1" w:bg2="light2" w:t2="dark2" w:accent1="accent1" w:accent2="accent2" w:accent3="accent3" w:accent4="accent4" w:accent5="accent5" w:accent6="accent6" w:hyperlink="hyperlink" w:followedHyperlink="followedHyperlink"/>
+  <w:decimalSymbol w:val=","/>
+  <w:listSeparator w:val=";"/>
+</w:settings>
+</file>
+
+<file path=word/glossary/styles.xml><?xml version="1.0" encoding="utf-8"?>
+<w:styles xmlns:r="http://schemas.openxmlformats.org/officeDocument/2006/relationships" xmlns:w="http://schemas.openxmlformats.org/wordprocessingml/2006/main">
+  <w:docDefaults>
+    <w:rPrDefault>
+      <w:rPr>
+        <w:rFonts w:asciiTheme="minorHAnsi" w:eastAsiaTheme="minorEastAsia" w:hAnsiTheme="minorHAnsi" w:cstheme="minorBidi"/>
+        <w:sz w:val="22"/>
+        <w:szCs w:val="22"/>
+        <w:lang w:val="ru-RU" w:eastAsia="ru-RU" w:bidi="ar-SA"/>
+      </w:rPr>
+    </w:rPrDefault>
+    <w:pPrDefault>
+      <w:pPr>
+        <w:spacing w:after="200" w:line="276" w:lineRule="auto"/>
+      </w:pPr>
+    </w:pPrDefault>
+  </w:docDefaults>
+  <w:latentStyles w:defLockedState="0" w:defUIPriority="99" w:defSemiHidden="1" w:defUnhideWhenUsed="1" w:defQFormat="0" w:count="267">
+    <w:lsdException w:name="Normal" w:semiHidden="0" w:uiPriority="0" w:unhideWhenUsed="0" w:qFormat="1"/>
+    <w:lsdException w:name="heading 1" w:semiHidden="0" w:uiPriority="9" w:unhideWhenUsed="0" w:qFormat="1"/>
+    <w:lsdException w:name="heading 2" w:uiPriority="9" w:qFormat="1"/>
+    <w:lsdException w:name="heading 3" w:uiPriority="9" w:qFormat="1"/>
+    <w:lsdException w:name="heading 4" w:uiPriority="9" w:qFormat="1"/>
+    <w:lsdException w:name="heading 5" w:uiPriority="9" w:qFormat="1"/>
+    <w:lsdException w:name="heading 6" w:uiPriority="9" w:qFormat="1"/>
+    <w:lsdException w:name="heading 7" w:uiPriority="9" w:qFormat="1"/>
+    <w:lsdException w:name="heading 8" w:uiPriority="9" w:qFormat="1"/>
+    <w:lsdException w:name="heading 9" w:uiPriority="9" w:qFormat="1"/>
+    <w:lsdException w:name="toc 1" w:uiPriority="39"/>
+    <w:lsdException w:name="toc 2" w:uiPriority="39"/>
+    <w:lsdException w:name="toc 3" w:uiPriority="39"/>
+    <w:lsdException w:name="toc 4" w:uiPriority="39"/>
+    <w:lsdException w:name="toc 5" w:uiPriority="39"/>
+    <w:lsdException w:name="toc 6" w:uiPriority="39"/>
+    <w:lsdException w:name="toc 7" w:uiPriority="39"/>
+    <w:lsdException w:name="toc 8" w:uiPriority="39"/>
+    <w:lsdException w:name="toc 9" w:uiPriority="39"/>
+    <w:lsdException w:name="caption" w:uiPriority="35" w:qFormat="1"/>
+    <w:lsdException w:name="Title" w:semiHidden="0" w:uiPriority="10" w:unhideWhenUsed="0" w:qFormat="1"/>
+    <w:lsdException w:name="Default Paragraph Font" w:uiPriority="1"/>
+    <w:lsdException w:name="Subtitle" w:semiHidden="0" w:uiPriority="11" w:unhideWhenUsed="0" w:qFormat="1"/>
+    <w:lsdException w:name="Strong" w:semiHidden="0" w:uiPriority="22" w:unhideWhenUsed="0" w:qFormat="1"/>
+    <w:lsdException w:name="Emphasis" w:semiHidden="0" w:uiPriority="20" w:unhideWhenUsed="0" w:qFormat="1"/>
+    <w:lsdException w:name="Table Grid" w:semiHidden="0" w:uiPriority="59" w:unhideWhenUsed="0"/>
+    <w:lsdException w:name="Placeholder Text" w:unhideWhenUsed="0"/>
+    <w:lsdException w:name="No Spacing" w:semiHidden="0" w:uiPriority="1" w:unhideWhenUsed="0" w:qFormat="1"/>
+    <w:lsdException w:name="Light Shading" w:semiHidden="0" w:uiPriority="60" w:unhideWhenUsed="0"/>
+    <w:lsdException w:name="Light List" w:semiHidden="0" w:uiPriority="61" w:unhideWhenUsed="0"/>
+    <w:lsdException w:name="Light Grid" w:semiHidden="0" w:uiPriority="62" w:unhideWhenUsed="0"/>
+    <w:lsdException w:name="Medium Shading 1" w:semiHidden="0" w:uiPriority="63" w:unhideWhenUsed="0"/>
+    <w:lsdException w:name="Medium Shading 2" w:semiHidden="0" w:uiPriority="64" w:unhideWhenUsed="0"/>
+    <w:lsdException w:name="Medium List 1" w:semiHidden="0" w:uiPriority="65" w:unhideWhenUsed="0"/>
+    <w:lsdException w:name="Medium List 2" w:semiHidden="0" w:uiPriority="66" w:unhideWhenUsed="0"/>
+    <w:lsdException w:name="Medium Grid 1" w:semiHidden="0" w:uiPriority="67" w:unhideWhenUsed="0"/>
+    <w:lsdException w:name="Medium Grid 2" w:semiHidden="0" w:uiPriority="68" w:unhideWhenUsed="0"/>
+    <w:lsdException w:name="Medium Grid 3" w:semiHidden="0" w:uiPriority="69" w:unhideWhenUsed="0"/>
+    <w:lsdException w:name="Dark List" w:semiHidden="0" w:uiPriority="70" w:unhideWhenUsed="0"/>
+    <w:lsdException w:name="Colorful Shading" w:semiHidden="0" w:uiPriority="71" w:unhideWhenUsed="0"/>
+    <w:lsdException w:name="Colorful List" w:semiHidden="0" w:uiPriority="72" w:unhideWhenUsed="0"/>
+    <w:lsdException w:name="Colorful Grid" w:semiHidden="0" w:uiPriority="73" w:unhideWhenUsed="0"/>
+    <w:lsdException w:name="Light Shading Accent 1" w:semiHidden="0" w:uiPriority="60" w:unhideWhenUsed="0"/>
+    <w:lsdException w:name="Light List Accent 1" w:semiHidden="0" w:uiPriority="61" w:unhideWhenUsed="0"/>
+    <w:lsdException w:name="Light Grid Accent 1" w:semiHidden="0" w:uiPriority="62" w:unhideWhenUsed="0"/>
+    <w:lsdException w:name="Medium Shading 1 Accent 1" w:semiHidden="0" w:uiPriority="63" w:unhideWhenUsed="0"/>
+    <w:lsdException w:name="Medium Shading 2 Accent 1" w:semiHidden="0" w:uiPriority="64" w:unhideWhenUsed="0"/>
+    <w:lsdException w:name="Medium List 1 Accent 1" w:semiHidden="0" w:uiPriority="65" w:unhideWhenUsed="0"/>
+    <w:lsdException w:name="Revision" w:unhideWhenUsed="0"/>
+    <w:lsdException w:name="List Paragraph" w:semiHidden="0" w:uiPriority="34" w:unhideWhenUsed="0" w:qFormat="1"/>
+    <w:lsdException w:name="Quote" w:semiHidden="0" w:uiPriority="29" w:unhideWhenUsed="0" w:qFormat="1"/>
+    <w:lsdException w:name="Intense Quote" w:semiHidden="0" w:uiPriority="30" w:unhideWhenUsed="0" w:qFormat="1"/>
+    <w:lsdException w:name="Medium List 2 Accent 1" w:semiHidden="0" w:uiPriority="66" w:unhideWhenUsed="0"/>
+    <w:lsdException w:name="Medium Grid 1 Accent 1" w:semiHidden="0" w:uiPriority="67" w:unhideWhenUsed="0"/>
+    <w:lsdException w:name="Medium Grid 2 Accent 1" w:semiHidden="0" w:uiPriority="68" w:unhideWhenUsed="0"/>
+    <w:lsdException w:name="Medium Grid 3 Accent 1" w:semiHidden="0" w:uiPriority="69" w:unhideWhenUsed="0"/>
+    <w:lsdException w:name="Dark List Accent 1" w:semiHidden="0" w:uiPriority="70" w:unhideWhenUsed="0"/>
+    <w:lsdException w:name="Colorful Shading Accent 1" w:semiHidden="0" w:uiPriority="71" w:unhideWhenUsed="0"/>
+    <w:lsdException w:name="Colorful List Accent 1" w:semiHidden="0" w:uiPriority="72" w:unhideWhenUsed="0"/>
+    <w:lsdException w:name="Colorful Grid Accent 1" w:semiHidden="0" w:uiPriority="73" w:unhideWhenUsed="0"/>
+    <w:lsdException w:name="Light Shading Accent 2" w:semiHidden="0" w:uiPriority="60" w:unhideWhenUsed="0"/>
+    <w:lsdException w:name="Light List Accent 2" w:semiHidden="0" w:uiPriority="61" w:unhideWhenUsed="0"/>
+    <w:lsdException w:name="Light Grid Accent 2" w:semiHidden="0" w:uiPriority="62" w:unhideWhenUsed="0"/>
+    <w:lsdException w:name="Medium Shading 1 Accent 2" w:semiHidden="0" w:uiPriority="63" w:unhideWhenUsed="0"/>
+    <w:lsdException w:name="Medium Shading 2 Accent 2" w:semiHidden="0" w:uiPriority="64" w:unhideWhenUsed="0"/>
+    <w:lsdException w:name="Medium List 1 Accent 2" w:semiHidden="0" w:uiPriority="65" w:unhideWhenUsed="0"/>
+    <w:lsdException w:name="Medium List 2 Accent 2" w:semiHidden="0" w:uiPriority="66" w:unhideWhenUsed="0"/>
+    <w:lsdException w:name="Medium Grid 1 Accent 2" w:semiHidden="0" w:uiPriority="67" w:unhideWhenUsed="0"/>
+    <w:lsdException w:name="Medium Grid 2 Accent 2" w:semiHidden="0" w:uiPriority="68" w:unhideWhenUsed="0"/>
+    <w:lsdException w:name="Medium Grid 3 Accent 2" w:semiHidden="0" w:uiPriority="69" w:unhideWhenUsed="0"/>
+    <w:lsdException w:name="Dark List Accent 2" w:semiHidden="0" w:uiPriority="70" w:unhideWhenUsed="0"/>
+    <w:lsdException w:name="Colorful Shading Accent 2" w:semiHidden="0" w:uiPriority="71" w:unhideWhenUsed="0"/>
+    <w:lsdException w:name="Colorful List Accent 2" w:semiHidden="0" w:uiPriority="72" w:unhideWhenUsed="0"/>
+    <w:lsdException w:name="Colorful Grid Accent 2" w:semiHidden="0" w:uiPriority="73" w:unhideWhenUsed="0"/>
+    <w:lsdException w:name="Light Shading Accent 3" w:semiHidden="0" w:uiPriority="60" w:unhideWhenUsed="0"/>
+    <w:lsdException w:name="Light List Accent 3" w:semiHidden="0" w:uiPriority="61" w:unhideWhenUsed="0"/>
+    <w:lsdException w:name="Light Grid Accent 3" w:semiHidden="0" w:uiPriority="62" w:unhideWhenUsed="0"/>
+    <w:lsdException w:name="Medium Shading 1 Accent 3" w:semiHidden="0" w:uiPriority="63" w:unhideWhenUsed="0"/>
+    <w:lsdException w:name="Medium Shading 2 Accent 3" w:semiHidden="0" w:uiPriority="64" w:unhideWhenUsed="0"/>
+    <w:lsdException w:name="Medium List 1 Accent 3" w:semiHidden="0" w:uiPriority="65" w:unhideWhenUsed="0"/>
+    <w:lsdException w:name="Medium List 2 Accent 3" w:semiHidden="0" w:uiPriority="66" w:unhideWhenUsed="0"/>
+    <w:lsdException w:name="Medium Grid 1 Accent 3" w:semiHidden="0" w:uiPriority="67" w:unhideWhenUsed="0"/>
+    <w:lsdException w:name="Medium Grid 2 Accent 3" w:semiHidden="0" w:uiPriority="68" w:unhideWhenUsed="0"/>
+    <w:lsdException w:name="Medium Grid 3 Accent 3" w:semiHidden="0" w:uiPriority="69" w:unhideWhenUsed="0"/>
+    <w:lsdException w:name="Dark List Accent 3" w:semiHidden="0" w:uiPriority="70" w:unhideWhenUsed="0"/>
+    <w:lsdException w:name="Colorful Shading Accent 3" w:semiHidden="0" w:uiPriority="71" w:unhideWhenUsed="0"/>
+    <w:lsdException w:name="Colorful List Accent 3" w:semiHidden="0" w:uiPriority="72" w:unhideWhenUsed="0"/>
+    <w:lsdException w:name="Colorful Grid Accent 3" w:semiHidden="0" w:uiPriority="73" w:unhideWhenUsed="0"/>
+    <w:lsdException w:name="Light Shading Accent 4" w:semiHidden="0" w:uiPriority="60" w:unhideWhenUsed="0"/>
+    <w:lsdException w:name="Light List Accent 4" w:semiHidden="0" w:uiPriority="61" w:unhideWhenUsed="0"/>
+    <w:lsdException w:name="Light Grid Accent 4" w:semiHidden="0" w:uiPriority="62" w:unhideWhenUsed="0"/>
+    <w:lsdException w:name="Medium Shading 1 Accent 4" w:semiHidden="0" w:uiPriority="63" w:unhideWhenUsed="0"/>
+    <w:lsdException w:name="Medium Shading 2 Accent 4" w:semiHidden="0" w:uiPriority="64" w:unhideWhenUsed="0"/>
+    <w:lsdException w:name="Medium List 1 Accent 4" w:semiHidden="0" w:uiPriority="65" w:unhideWhenUsed="0"/>
+    <w:lsdException w:name="Medium List 2 Accent 4" w:semiHidden="0" w:uiPriority="66" w:unhideWhenUsed="0"/>
+    <w:lsdException w:name="Medium Grid 1 Accent 4" w:semiHidden="0" w:uiPriority="67" w:unhideWhenUsed="0"/>
+    <w:lsdException w:name="Medium Grid 2 Accent 4" w:semiHidden="0" w:uiPriority="68" w:unhideWhenUsed="0"/>
+    <w:lsdException w:name="Medium Grid 3 Accent 4" w:semiHidden="0" w:uiPriority="69" w:unhideWhenUsed="0"/>
+    <w:lsdException w:name="Dark List Accent 4" w:semiHidden="0" w:uiPriority="70" w:unhideWhenUsed="0"/>
+    <w:lsdException w:name="Colorful Shading Accent 4" w:semiHidden="0" w:uiPriority="71" w:unhideWhenUsed="0"/>
+    <w:lsdException w:name="Colorful List Accent 4" w:semiHidden="0" w:uiPriority="72" w:unhideWhenUsed="0"/>
+    <w:lsdException w:name="Colorful Grid Accent 4" w:semiHidden="0" w:uiPriority="73" w:unhideWhenUsed="0"/>
+    <w:lsdException w:name="Light Shading Accent 5" w:semiHidden="0" w:uiPriority="60" w:unhideWhenUsed="0"/>
+    <w:lsdException w:name="Light List Accent 5" w:semiHidden="0" w:uiPriority="61" w:unhideWhenUsed="0"/>
+    <w:lsdException w:name="Light Grid Accent 5" w:semiHidden="0" w:uiPriority="62" w:unhideWhenUsed="0"/>
+    <w:lsdException w:name="Medium Shading 1 Accent 5" w:semiHidden="0" w:uiPriority="63" w:unhideWhenUsed="0"/>
+    <w:lsdException w:name="Medium Shading 2 Accent 5" w:semiHidden="0" w:uiPriority="64" w:unhideWhenUsed="0"/>
+    <w:lsdException w:name="Medium List 1 Accent 5" w:semiHidden="0" w:uiPriority="65" w:unhideWhenUsed="0"/>
+    <w:lsdException w:name="Medium List 2 Accent 5" w:semiHidden="0" w:uiPriority="66" w:unhideWhenUsed="0"/>
+    <w:lsdException w:name="Medium Grid 1 Accent 5" w:semiHidden="0" w:uiPriority="67" w:unhideWhenUsed="0"/>
+    <w:lsdException w:name="Medium Grid 2 Accent 5" w:semiHidden="0" w:uiPriority="68" w:unhideWhenUsed="0"/>
+    <w:lsdException w:name="Medium Grid 3 Accent 5" w:semiHidden="0" w:uiPriority="69" w:unhideWhenUsed="0"/>
+    <w:lsdException w:name="Dark List Accent 5" w:semiHidden="0" w:uiPriority="70" w:unhideWhenUsed="0"/>
+    <w:lsdException w:name="Colorful Shading Accent 5" w:semiHidden="0" w:uiPriority="71" w:unhideWhenUsed="0"/>
+    <w:lsdException w:name="Colorful List Accent 5" w:semiHidden="0" w:uiPriority="72" w:unhideWhenUsed="0"/>
+    <w:lsdException w:name="Colorful Grid Accent 5" w:semiHidden="0" w:uiPriority="73" w:unhideWhenUsed="0"/>
+    <w:lsdException w:name="Light Shading Accent 6" w:semiHidden="0" w:uiPriority="60" w:unhideWhenUsed="0"/>
+    <w:lsdException w:name="Light List Accent 6" w:semiHidden="0" w:uiPriority="61" w:unhideWhenUsed="0"/>
+    <w:lsdException w:name="Light Grid Accent 6" w:semiHidden="0" w:uiPriority="62" w:unhideWhenUsed="0"/>
+    <w:lsdException w:name="Medium Shading 1 Accent 6" w:semiHidden="0" w:uiPriority="63" w:unhideWhenUsed="0"/>
+    <w:lsdException w:name="Medium Shading 2 Accent 6" w:semiHidden="0" w:uiPriority="64" w:unhideWhenUsed="0"/>
+    <w:lsdException w:name="Medium List 1 Accent 6" w:semiHidden="0" w:uiPriority="65" w:unhideWhenUsed="0"/>
+    <w:lsdException w:name="Medium List 2 Accent 6" w:semiHidden="0" w:uiPriority="66" w:unhideWhenUsed="0"/>
+    <w:lsdException w:name="Medium Grid 1 Accent 6" w:semiHidden="0" w:uiPriority="67" w:unhideWhenUsed="0"/>
+    <w:lsdException w:name="Medium Grid 2 Accent 6" w:semiHidden="0" w:uiPriority="68" w:unhideWhenUsed="0"/>
+    <w:lsdException w:name="Medium Grid 3 Accent 6" w:semiHidden="0" w:uiPriority="69" w:unhideWhenUsed="0"/>
+    <w:lsdException w:name="Dark List Accent 6" w:semiHidden="0" w:uiPriority="70" w:unhideWhenUsed="0"/>
+    <w:lsdException w:name="Colorful Shading Accent 6" w:semiHidden="0" w:uiPriority="71" w:unhideWhenUsed="0"/>
+    <w:lsdException w:name="Colorful List Accent 6" w:semiHidden="0" w:uiPriority="72" w:unhideWhenUsed="0"/>
+    <w:lsdException w:name="Colorful Grid Accent 6" w:semiHidden="0" w:uiPriority="73" w:unhideWhenUsed="0"/>
+    <w:lsdException w:name="Subtle Emphasis" w:semiHidden="0" w:uiPriority="19" w:unhideWhenUsed="0" w:qFormat="1"/>
+    <w:lsdException w:name="Intense Emphasis" w:semiHidden="0" w:uiPriority="21" w:unhideWhenUsed="0" w:qFormat="1"/>
+    <w:lsdException w:name="Subtle Reference" w:semiHidden="0" w:uiPriority="31" w:unhideWhenUsed="0" w:qFormat="1"/>
+    <w:lsdException w:name="Intense Reference" w:semiHidden="0" w:uiPriority="32" w:unhideWhenUsed="0" w:qFormat="1"/>
+    <w:lsdException w:name="Book Title" w:semiHidden="0" w:uiPriority="33" w:unhideWhenUsed="0" w:qFormat="1"/>
+    <w:lsdException w:name="Bibliography" w:uiPriority="37"/>
+    <w:lsdException w:name="TOC Heading" w:uiPriority="39" w:qFormat="1"/>
+  </w:latentStyles>
+  <w:style w:type="paragraph" w:default="1" w:styleId="a">
+    <w:name w:val="Normal"/>
+    <w:qFormat/>
+  </w:style>
+  <w:style w:type="character" w:default="1" w:styleId="a0">
+    <w:name w:val="Default Paragraph Font"/>
+    <w:uiPriority w:val="1"/>
+    <w:semiHidden/>
+    <w:unhideWhenUsed/>
+  </w:style>
+  <w:style w:type="table" w:default="1" w:styleId="a1">
+    <w:name w:val="Normal Table"/>
+    <w:uiPriority w:val="99"/>
+    <w:semiHidden/>
+    <w:unhideWhenUsed/>
+    <w:qFormat/>
+    <w:tblPr>
+      <w:tblInd w:w="0" w:type="dxa"/>
+      <w:tblCellMar>
+        <w:top w:w="0" w:type="dxa"/>
+        <w:left w:w="108" w:type="dxa"/>
+        <w:bottom w:w="0" w:type="dxa"/>
+        <w:right w:w="108" w:type="dxa"/>
+      </w:tblCellMar>
+    </w:tblPr>
+  </w:style>
+  <w:style w:type="numbering" w:default="1" w:styleId="a2">
+    <w:name w:val="No List"/>
+    <w:uiPriority w:val="99"/>
+    <w:semiHidden/>
+    <w:unhideWhenUsed/>
+  </w:style>
+  <w:style w:type="character" w:styleId="a3">
+    <w:name w:val="Placeholder Text"/>
+    <w:basedOn w:val="a0"/>
+    <w:uiPriority w:val="99"/>
+    <w:semiHidden/>
+    <w:rsid w:val="00F47118"/>
+    <w:rPr>
+      <w:color w:val="808080"/>
+    </w:rPr>
+  </w:style>
+</w:styles>
+</file>
+
+<file path=word/glossary/webSettings.xml><?xml version="1.0" encoding="utf-8"?>
+<w:webSettings xmlns:r="http://schemas.openxmlformats.org/officeDocument/2006/relationships" xmlns:w="http://schemas.openxmlformats.org/wordprocessingml/2006/main">
+  <w:optimizeForBrowser/>
+</w:webSettings>
+</file>
+
 <file path=word/theme/theme1.xml><?xml version="1.0" encoding="utf-8"?>
 <a:theme xmlns:a="http://schemas.openxmlformats.org/drawingml/2006/main" name="Тема Office">
   <a:themeElements>
@@ -24056,7 +26573,7 @@
 </file>
 
 <file path=customXml/itemProps1.xml><?xml version="1.0" encoding="utf-8"?>
-<ds:datastoreItem xmlns:ds="http://schemas.openxmlformats.org/officeDocument/2006/customXml" ds:itemID="{23DB7ABD-AB36-4E10-B66E-EDD1179A6436}">
+<ds:datastoreItem xmlns:ds="http://schemas.openxmlformats.org/officeDocument/2006/customXml" ds:itemID="{AD85A7D2-0D9A-4065-ACCF-6B6B901238D0}">
   <ds:schemaRefs>
     <ds:schemaRef ds:uri="http://schemas.openxmlformats.org/officeDocument/2006/bibliography"/>
   </ds:schemaRefs>

--- a/Диплом.docx
+++ b/Диплом.docx
@@ -21512,7 +21512,6 @@
           <w:rFonts w:ascii="Times New Roman" w:hAnsi="Times New Roman" w:cs="Times New Roman"/>
           <w:color w:val="auto"/>
           <w:sz w:val="28"/>
-          <w:lang w:val="en-US"/>
         </w:rPr>
         <w:t>2.3.2</w:t>
       </w:r>
@@ -21521,7 +21520,6 @@
           <w:rFonts w:ascii="Times New Roman" w:hAnsi="Times New Roman" w:cs="Times New Roman"/>
           <w:color w:val="auto"/>
           <w:sz w:val="28"/>
-          <w:lang w:val="en-US"/>
         </w:rPr>
         <w:tab/>
       </w:r>
@@ -21675,7 +21673,6 @@
         <w:rPr>
           <w:rFonts w:ascii="Times New Roman" w:hAnsi="Times New Roman" w:cs="Times New Roman"/>
           <w:sz w:val="28"/>
-          <w:lang w:val="en-US"/>
         </w:rPr>
       </w:pPr>
       <w:r>
@@ -21750,6 +21747,7 @@
       <w:r>
         <w:rPr>
           <w:rFonts w:ascii="Times New Roman" w:hAnsi="Times New Roman" w:cs="Times New Roman"/>
+          <w:noProof/>
           <w:sz w:val="28"/>
         </w:rPr>
         <w:drawing>
@@ -22007,14 +22005,7 @@
                 <w:rFonts w:ascii="Cambria Math" w:hAnsi="Cambria Math" w:cs="Times New Roman"/>
                 <w:sz w:val="28"/>
               </w:rPr>
-              <m:t>c</m:t>
-            </m:r>
-            <m:r>
-              <w:rPr>
-                <w:rFonts w:ascii="Cambria Math" w:hAnsi="Cambria Math" w:cs="Times New Roman"/>
-                <w:sz w:val="28"/>
-              </w:rPr>
-              <m:t>p</m:t>
+              <m:t>cp</m:t>
             </m:r>
           </m:sub>
         </m:sSub>
@@ -22627,14 +22618,7 @@
                     <w:rFonts w:ascii="Cambria Math" w:hAnsi="Cambria Math" w:cs="Times New Roman"/>
                     <w:sz w:val="28"/>
                   </w:rPr>
-                  <m:t>2π</m:t>
-                </m:r>
-                <m:r>
-                  <w:rPr>
-                    <w:rFonts w:ascii="Cambria Math" w:hAnsi="Cambria Math" w:cs="Times New Roman"/>
-                    <w:sz w:val="28"/>
-                  </w:rPr>
-                  <m:t>R</m:t>
+                  <m:t>2πR</m:t>
                 </m:r>
               </m:e>
               <m:sub>
@@ -22837,7 +22821,6 @@
         <w:rPr>
           <w:rFonts w:ascii="Times New Roman" w:hAnsi="Times New Roman" w:cs="Times New Roman"/>
           <w:sz w:val="28"/>
-          <w:lang w:val="en-US"/>
         </w:rPr>
         <w:t>(</w:t>
       </w:r>
@@ -22852,7 +22835,6 @@
         <w:rPr>
           <w:rFonts w:ascii="Times New Roman" w:hAnsi="Times New Roman" w:cs="Times New Roman"/>
           <w:sz w:val="28"/>
-          <w:lang w:val="en-US"/>
         </w:rPr>
         <w:t>)</w:t>
       </w:r>
@@ -23989,30 +23971,64 @@
           <w:sz w:val="28"/>
         </w:rPr>
       </w:pPr>
-      <w:r>
-        <w:rPr>
-          <w:rFonts w:ascii="Times New Roman" w:hAnsi="Times New Roman" w:cs="Times New Roman"/>
-          <w:sz w:val="28"/>
-        </w:rPr>
-        <w:t>Трассировка печатной платы имеет вид:</w:t>
-      </w:r>
     </w:p>
     <w:p>
       <w:pPr>
+        <w:jc w:val="both"/>
+        <w:rPr>
+          <w:rFonts w:ascii="Times New Roman" w:hAnsi="Times New Roman" w:cs="Times New Roman"/>
+          <w:sz w:val="28"/>
+        </w:rPr>
+      </w:pPr>
+    </w:p>
+    <w:p>
+      <w:pPr>
+        <w:jc w:val="both"/>
+        <w:rPr>
+          <w:rFonts w:ascii="Times New Roman" w:hAnsi="Times New Roman" w:cs="Times New Roman"/>
+          <w:sz w:val="28"/>
+        </w:rPr>
+      </w:pPr>
+    </w:p>
+    <w:p>
+      <w:pPr>
+        <w:jc w:val="both"/>
+        <w:rPr>
+          <w:rFonts w:ascii="Times New Roman" w:hAnsi="Times New Roman" w:cs="Times New Roman"/>
+          <w:sz w:val="28"/>
+        </w:rPr>
+      </w:pPr>
+    </w:p>
+    <w:p>
+      <w:pPr>
+        <w:jc w:val="both"/>
+        <w:rPr>
+          <w:rFonts w:ascii="Times New Roman" w:hAnsi="Times New Roman" w:cs="Times New Roman"/>
+          <w:sz w:val="28"/>
+        </w:rPr>
+      </w:pPr>
+      <w:r>
+        <w:rPr>
+          <w:rFonts w:ascii="Times New Roman" w:hAnsi="Times New Roman" w:cs="Times New Roman"/>
+          <w:sz w:val="28"/>
+        </w:rPr>
+        <w:t>Трассировка печатной платы имеет вид:</w:t>
+      </w:r>
+    </w:p>
+    <w:p>
+      <w:pPr>
         <w:keepNext/>
         <w:jc w:val="center"/>
       </w:pPr>
       <w:r>
         <w:rPr>
-          <w:rFonts w:ascii="Times New Roman" w:hAnsi="Times New Roman" w:cs="Times New Roman"/>
           <w:noProof/>
-          <w:sz w:val="28"/>
         </w:rPr>
         <w:drawing>
           <wp:inline distT="0" distB="0" distL="0" distR="0">
-            <wp:extent cx="5940425" cy="3494586"/>
-            <wp:effectExtent l="19050" t="0" r="3175" b="0"/>
-            <wp:docPr id="40" name="Рисунок 40"/>
+            <wp:extent cx="4972050" cy="3156495"/>
+            <wp:effectExtent l="19050" t="0" r="0" b="0"/>
+            <wp:docPr id="20" name="Рисунок 19" descr="Снимок экрана 2026-05-31 153057.png"/>
             <wp:cNvGraphicFramePr>
               <a:graphicFrameLocks xmlns:a="http://schemas.openxmlformats.org/drawingml/2006/main" noChangeAspect="1"/>
             </wp:cNvGraphicFramePr>
@@ -24020,33 +24036,23 @@
               <a:graphicData uri="http://schemas.openxmlformats.org/drawingml/2006/picture">
                 <pic:pic xmlns:pic="http://schemas.openxmlformats.org/drawingml/2006/picture">
                   <pic:nvPicPr>
-                    <pic:cNvPr id="0" name="Picture 40"/>
-                    <pic:cNvPicPr>
-                      <a:picLocks noChangeAspect="1" noChangeArrowheads="1"/>
-                    </pic:cNvPicPr>
+                    <pic:cNvPr id="0" name="Снимок экрана 2026-05-31 153057.png"/>
+                    <pic:cNvPicPr/>
                   </pic:nvPicPr>
                   <pic:blipFill>
                     <a:blip r:embed="rId32"/>
-                    <a:srcRect/>
                     <a:stretch>
                       <a:fillRect/>
                     </a:stretch>
                   </pic:blipFill>
-                  <pic:spPr bwMode="auto">
+                  <pic:spPr>
                     <a:xfrm>
                       <a:off x="0" y="0"/>
-                      <a:ext cx="5940425" cy="3494586"/>
+                      <a:ext cx="4972230" cy="3156610"/>
                     </a:xfrm>
                     <a:prstGeom prst="rect">
                       <a:avLst/>
                     </a:prstGeom>
-                    <a:noFill/>
-                    <a:ln w="9525">
-                      <a:noFill/>
-                      <a:miter lim="800000"/>
-                      <a:headEnd/>
-                      <a:tailEnd/>
-                    </a:ln>
                   </pic:spPr>
                 </pic:pic>
               </a:graphicData>
@@ -24120,6 +24126,56 @@
           <w:sz w:val="28"/>
         </w:rPr>
         <w:t xml:space="preserve">Сигнальные линии </w:t>
+      </w:r>
+      <w:r>
+        <w:rPr>
+          <w:rFonts w:ascii="Times New Roman" w:hAnsi="Times New Roman" w:cs="Times New Roman"/>
+          <w:sz w:val="28"/>
+        </w:rPr>
+        <w:t xml:space="preserve">интерфейса </w:t>
+      </w:r>
+      <w:r>
+        <w:rPr>
+          <w:rFonts w:ascii="Times New Roman" w:hAnsi="Times New Roman" w:cs="Times New Roman"/>
+          <w:sz w:val="28"/>
+          <w:lang w:val="en-US"/>
+        </w:rPr>
+        <w:t>SPI</w:t>
+      </w:r>
+      <w:r>
+        <w:rPr>
+          <w:rFonts w:ascii="Times New Roman" w:hAnsi="Times New Roman" w:cs="Times New Roman"/>
+          <w:sz w:val="28"/>
+        </w:rPr>
+        <w:t xml:space="preserve"> </w:t>
+      </w:r>
+      <w:r>
+        <w:rPr>
+          <w:rFonts w:ascii="Times New Roman" w:hAnsi="Times New Roman" w:cs="Times New Roman"/>
+          <w:sz w:val="28"/>
+        </w:rPr>
+        <w:t>при повороте расположены под углом в 153⁰</w:t>
+      </w:r>
+      <w:r>
+        <w:rPr>
+          <w:rFonts w:ascii="Times New Roman" w:hAnsi="Times New Roman" w:cs="Times New Roman"/>
+          <w:sz w:val="28"/>
+        </w:rPr>
+        <w:t xml:space="preserve">, </w:t>
+      </w:r>
+      <w:r>
+        <w:rPr>
+          <w:rFonts w:ascii="Times New Roman" w:hAnsi="Times New Roman" w:cs="Times New Roman"/>
+          <w:sz w:val="28"/>
+        </w:rPr>
+        <w:t>что снижает помехи</w:t>
+      </w:r>
+      <w:r>
+        <w:rPr>
+          <w:rFonts w:ascii="Times New Roman" w:hAnsi="Times New Roman" w:cs="Times New Roman"/>
+          <w:sz w:val="28"/>
+        </w:rPr>
+        <w:t>, вызванные отражением сигнала. Однако в полосе частот до 25 ГГц даже при повороте дорожки под углом 90⁰ отражения незначительны.</w:t>
       </w:r>
     </w:p>
     <w:sectPr>
@@ -24178,7 +24234,7 @@
             <w:rPr>
               <w:noProof/>
             </w:rPr>
-            <w:t>21</w:t>
+            <w:t>26</w:t>
           </w:r>
         </w:fldSimple>
       </w:p>
@@ -26000,291 +26056,6 @@
 </w:styles>
 </file>
 
-<file path=word/glossary/document.xml><?xml version="1.0" encoding="utf-8"?>
-<w:glossaryDocument xmlns:ve="http://schemas.openxmlformats.org/markup-compatibility/2006" xmlns:o="urn:schemas-microsoft-com:office:office" xmlns:r="http://schemas.openxmlformats.org/officeDocument/2006/relationships" xmlns:m="http://schemas.openxmlformats.org/officeDocument/2006/math" xmlns:v="urn:schemas-microsoft-com:vml" xmlns:wp="http://schemas.openxmlformats.org/drawingml/2006/wordprocessingDrawing" xmlns:w10="urn:schemas-microsoft-com:office:word" xmlns:w="http://schemas.openxmlformats.org/wordprocessingml/2006/main" xmlns:wne="http://schemas.microsoft.com/office/word/2006/wordml">
-  <w:docParts/>
-</w:glossaryDocument>
-</file>
-
-<file path=word/glossary/fontTable.xml><?xml version="1.0" encoding="utf-8"?>
-<w:fonts xmlns:r="http://schemas.openxmlformats.org/officeDocument/2006/relationships" xmlns:w="http://schemas.openxmlformats.org/wordprocessingml/2006/main">
-  <w:font w:name="Times New Roman">
-    <w:panose1 w:val="02020603050405020304"/>
-    <w:charset w:val="CC"/>
-    <w:family w:val="roman"/>
-    <w:pitch w:val="variable"/>
-    <w:sig w:usb0="E0002EFF" w:usb1="C000785B" w:usb2="00000009" w:usb3="00000000" w:csb0="000001FF" w:csb1="00000000"/>
-  </w:font>
-  <w:font w:name="Calibri">
-    <w:panose1 w:val="020F0502020204030204"/>
-    <w:charset w:val="CC"/>
-    <w:family w:val="swiss"/>
-    <w:pitch w:val="variable"/>
-    <w:sig w:usb0="E4002EFF" w:usb1="C200247B" w:usb2="00000009" w:usb3="00000000" w:csb0="000001FF" w:csb1="00000000"/>
-  </w:font>
-  <w:font w:name="Cambria">
-    <w:panose1 w:val="02040503050406030204"/>
-    <w:charset w:val="CC"/>
-    <w:family w:val="roman"/>
-    <w:pitch w:val="variable"/>
-    <w:sig w:usb0="E00006FF" w:usb1="420024FF" w:usb2="02000000" w:usb3="00000000" w:csb0="0000019F" w:csb1="00000000"/>
-  </w:font>
-  <w:font w:name="Tahoma">
-    <w:panose1 w:val="020B0604030504040204"/>
-    <w:charset w:val="CC"/>
-    <w:family w:val="swiss"/>
-    <w:pitch w:val="variable"/>
-    <w:sig w:usb0="E1002EFF" w:usb1="C000605B" w:usb2="00000029" w:usb3="00000000" w:csb0="000101FF" w:csb1="00000000"/>
-  </w:font>
-  <w:font w:name="Cambria Math">
-    <w:panose1 w:val="02040503050406030204"/>
-    <w:charset w:val="CC"/>
-    <w:family w:val="roman"/>
-    <w:pitch w:val="variable"/>
-    <w:sig w:usb0="E00006FF" w:usb1="420024FF" w:usb2="02000000" w:usb3="00000000" w:csb0="0000019F" w:csb1="00000000"/>
-  </w:font>
-</w:fonts>
-</file>
-
-<file path=word/glossary/settings.xml><?xml version="1.0" encoding="utf-8"?>
-<w:settings xmlns:o="urn:schemas-microsoft-com:office:office" xmlns:r="http://schemas.openxmlformats.org/officeDocument/2006/relationships" xmlns:m="http://schemas.openxmlformats.org/officeDocument/2006/math" xmlns:v="urn:schemas-microsoft-com:vml" xmlns:w10="urn:schemas-microsoft-com:office:word" xmlns:w="http://schemas.openxmlformats.org/wordprocessingml/2006/main" xmlns:sl="http://schemas.openxmlformats.org/schemaLibrary/2006/main">
-  <w:view w:val="normal"/>
-  <w:defaultTabStop w:val="708"/>
-  <w:characterSpacingControl w:val="doNotCompress"/>
-  <w:compat>
-    <w:useFELayout/>
-  </w:compat>
-  <w:rsids>
-    <w:rsidRoot w:val="00F47118"/>
-    <w:rsid w:val="00F47118"/>
-  </w:rsids>
-  <m:mathPr>
-    <m:mathFont m:val="Cambria Math"/>
-    <m:brkBin m:val="before"/>
-    <m:brkBinSub m:val="--"/>
-    <m:smallFrac m:val="off"/>
-    <m:dispDef/>
-    <m:lMargin m:val="0"/>
-    <m:rMargin m:val="0"/>
-    <m:defJc m:val="centerGroup"/>
-    <m:wrapIndent m:val="1440"/>
-    <m:intLim m:val="subSup"/>
-    <m:naryLim m:val="undOvr"/>
-  </m:mathPr>
-  <w:themeFontLang w:val="ru-RU"/>
-  <w:clrSchemeMapping w:bg1="light1" w:t1="dark1" w:bg2="light2" w:t2="dark2" w:accent1="accent1" w:accent2="accent2" w:accent3="accent3" w:accent4="accent4" w:accent5="accent5" w:accent6="accent6" w:hyperlink="hyperlink" w:followedHyperlink="followedHyperlink"/>
-  <w:decimalSymbol w:val=","/>
-  <w:listSeparator w:val=";"/>
-</w:settings>
-</file>
-
-<file path=word/glossary/styles.xml><?xml version="1.0" encoding="utf-8"?>
-<w:styles xmlns:r="http://schemas.openxmlformats.org/officeDocument/2006/relationships" xmlns:w="http://schemas.openxmlformats.org/wordprocessingml/2006/main">
-  <w:docDefaults>
-    <w:rPrDefault>
-      <w:rPr>
-        <w:rFonts w:asciiTheme="minorHAnsi" w:eastAsiaTheme="minorEastAsia" w:hAnsiTheme="minorHAnsi" w:cstheme="minorBidi"/>
-        <w:sz w:val="22"/>
-        <w:szCs w:val="22"/>
-        <w:lang w:val="ru-RU" w:eastAsia="ru-RU" w:bidi="ar-SA"/>
-      </w:rPr>
-    </w:rPrDefault>
-    <w:pPrDefault>
-      <w:pPr>
-        <w:spacing w:after="200" w:line="276" w:lineRule="auto"/>
-      </w:pPr>
-    </w:pPrDefault>
-  </w:docDefaults>
-  <w:latentStyles w:defLockedState="0" w:defUIPriority="99" w:defSemiHidden="1" w:defUnhideWhenUsed="1" w:defQFormat="0" w:count="267">
-    <w:lsdException w:name="Normal" w:semiHidden="0" w:uiPriority="0" w:unhideWhenUsed="0" w:qFormat="1"/>
-    <w:lsdException w:name="heading 1" w:semiHidden="0" w:uiPriority="9" w:unhideWhenUsed="0" w:qFormat="1"/>
-    <w:lsdException w:name="heading 2" w:uiPriority="9" w:qFormat="1"/>
-    <w:lsdException w:name="heading 3" w:uiPriority="9" w:qFormat="1"/>
-    <w:lsdException w:name="heading 4" w:uiPriority="9" w:qFormat="1"/>
-    <w:lsdException w:name="heading 5" w:uiPriority="9" w:qFormat="1"/>
-    <w:lsdException w:name="heading 6" w:uiPriority="9" w:qFormat="1"/>
-    <w:lsdException w:name="heading 7" w:uiPriority="9" w:qFormat="1"/>
-    <w:lsdException w:name="heading 8" w:uiPriority="9" w:qFormat="1"/>
-    <w:lsdException w:name="heading 9" w:uiPriority="9" w:qFormat="1"/>
-    <w:lsdException w:name="toc 1" w:uiPriority="39"/>
-    <w:lsdException w:name="toc 2" w:uiPriority="39"/>
-    <w:lsdException w:name="toc 3" w:uiPriority="39"/>
-    <w:lsdException w:name="toc 4" w:uiPriority="39"/>
-    <w:lsdException w:name="toc 5" w:uiPriority="39"/>
-    <w:lsdException w:name="toc 6" w:uiPriority="39"/>
-    <w:lsdException w:name="toc 7" w:uiPriority="39"/>
-    <w:lsdException w:name="toc 8" w:uiPriority="39"/>
-    <w:lsdException w:name="toc 9" w:uiPriority="39"/>
-    <w:lsdException w:name="caption" w:uiPriority="35" w:qFormat="1"/>
-    <w:lsdException w:name="Title" w:semiHidden="0" w:uiPriority="10" w:unhideWhenUsed="0" w:qFormat="1"/>
-    <w:lsdException w:name="Default Paragraph Font" w:uiPriority="1"/>
-    <w:lsdException w:name="Subtitle" w:semiHidden="0" w:uiPriority="11" w:unhideWhenUsed="0" w:qFormat="1"/>
-    <w:lsdException w:name="Strong" w:semiHidden="0" w:uiPriority="22" w:unhideWhenUsed="0" w:qFormat="1"/>
-    <w:lsdException w:name="Emphasis" w:semiHidden="0" w:uiPriority="20" w:unhideWhenUsed="0" w:qFormat="1"/>
-    <w:lsdException w:name="Table Grid" w:semiHidden="0" w:uiPriority="59" w:unhideWhenUsed="0"/>
-    <w:lsdException w:name="Placeholder Text" w:unhideWhenUsed="0"/>
-    <w:lsdException w:name="No Spacing" w:semiHidden="0" w:uiPriority="1" w:unhideWhenUsed="0" w:qFormat="1"/>
-    <w:lsdException w:name="Light Shading" w:semiHidden="0" w:uiPriority="60" w:unhideWhenUsed="0"/>
-    <w:lsdException w:name="Light List" w:semiHidden="0" w:uiPriority="61" w:unhideWhenUsed="0"/>
-    <w:lsdException w:name="Light Grid" w:semiHidden="0" w:uiPriority="62" w:unhideWhenUsed="0"/>
-    <w:lsdException w:name="Medium Shading 1" w:semiHidden="0" w:uiPriority="63" w:unhideWhenUsed="0"/>
-    <w:lsdException w:name="Medium Shading 2" w:semiHidden="0" w:uiPriority="64" w:unhideWhenUsed="0"/>
-    <w:lsdException w:name="Medium List 1" w:semiHidden="0" w:uiPriority="65" w:unhideWhenUsed="0"/>
-    <w:lsdException w:name="Medium List 2" w:semiHidden="0" w:uiPriority="66" w:unhideWhenUsed="0"/>
-    <w:lsdException w:name="Medium Grid 1" w:semiHidden="0" w:uiPriority="67" w:unhideWhenUsed="0"/>
-    <w:lsdException w:name="Medium Grid 2" w:semiHidden="0" w:uiPriority="68" w:unhideWhenUsed="0"/>
-    <w:lsdException w:name="Medium Grid 3" w:semiHidden="0" w:uiPriority="69" w:unhideWhenUsed="0"/>
-    <w:lsdException w:name="Dark List" w:semiHidden="0" w:uiPriority="70" w:unhideWhenUsed="0"/>
-    <w:lsdException w:name="Colorful Shading" w:semiHidden="0" w:uiPriority="71" w:unhideWhenUsed="0"/>
-    <w:lsdException w:name="Colorful List" w:semiHidden="0" w:uiPriority="72" w:unhideWhenUsed="0"/>
-    <w:lsdException w:name="Colorful Grid" w:semiHidden="0" w:uiPriority="73" w:unhideWhenUsed="0"/>
-    <w:lsdException w:name="Light Shading Accent 1" w:semiHidden="0" w:uiPriority="60" w:unhideWhenUsed="0"/>
-    <w:lsdException w:name="Light List Accent 1" w:semiHidden="0" w:uiPriority="61" w:unhideWhenUsed="0"/>
-    <w:lsdException w:name="Light Grid Accent 1" w:semiHidden="0" w:uiPriority="62" w:unhideWhenUsed="0"/>
-    <w:lsdException w:name="Medium Shading 1 Accent 1" w:semiHidden="0" w:uiPriority="63" w:unhideWhenUsed="0"/>
-    <w:lsdException w:name="Medium Shading 2 Accent 1" w:semiHidden="0" w:uiPriority="64" w:unhideWhenUsed="0"/>
-    <w:lsdException w:name="Medium List 1 Accent 1" w:semiHidden="0" w:uiPriority="65" w:unhideWhenUsed="0"/>
-    <w:lsdException w:name="Revision" w:unhideWhenUsed="0"/>
-    <w:lsdException w:name="List Paragraph" w:semiHidden="0" w:uiPriority="34" w:unhideWhenUsed="0" w:qFormat="1"/>
-    <w:lsdException w:name="Quote" w:semiHidden="0" w:uiPriority="29" w:unhideWhenUsed="0" w:qFormat="1"/>
-    <w:lsdException w:name="Intense Quote" w:semiHidden="0" w:uiPriority="30" w:unhideWhenUsed="0" w:qFormat="1"/>
-    <w:lsdException w:name="Medium List 2 Accent 1" w:semiHidden="0" w:uiPriority="66" w:unhideWhenUsed="0"/>
-    <w:lsdException w:name="Medium Grid 1 Accent 1" w:semiHidden="0" w:uiPriority="67" w:unhideWhenUsed="0"/>
-    <w:lsdException w:name="Medium Grid 2 Accent 1" w:semiHidden="0" w:uiPriority="68" w:unhideWhenUsed="0"/>
-    <w:lsdException w:name="Medium Grid 3 Accent 1" w:semiHidden="0" w:uiPriority="69" w:unhideWhenUsed="0"/>
-    <w:lsdException w:name="Dark List Accent 1" w:semiHidden="0" w:uiPriority="70" w:unhideWhenUsed="0"/>
-    <w:lsdException w:name="Colorful Shading Accent 1" w:semiHidden="0" w:uiPriority="71" w:unhideWhenUsed="0"/>
-    <w:lsdException w:name="Colorful List Accent 1" w:semiHidden="0" w:uiPriority="72" w:unhideWhenUsed="0"/>
-    <w:lsdException w:name="Colorful Grid Accent 1" w:semiHidden="0" w:uiPriority="73" w:unhideWhenUsed="0"/>
-    <w:lsdException w:name="Light Shading Accent 2" w:semiHidden="0" w:uiPriority="60" w:unhideWhenUsed="0"/>
-    <w:lsdException w:name="Light List Accent 2" w:semiHidden="0" w:uiPriority="61" w:unhideWhenUsed="0"/>
-    <w:lsdException w:name="Light Grid Accent 2" w:semiHidden="0" w:uiPriority="62" w:unhideWhenUsed="0"/>
-    <w:lsdException w:name="Medium Shading 1 Accent 2" w:semiHidden="0" w:uiPriority="63" w:unhideWhenUsed="0"/>
-    <w:lsdException w:name="Medium Shading 2 Accent 2" w:semiHidden="0" w:uiPriority="64" w:unhideWhenUsed="0"/>
-    <w:lsdException w:name="Medium List 1 Accent 2" w:semiHidden="0" w:uiPriority="65" w:unhideWhenUsed="0"/>
-    <w:lsdException w:name="Medium List 2 Accent 2" w:semiHidden="0" w:uiPriority="66" w:unhideWhenUsed="0"/>
-    <w:lsdException w:name="Medium Grid 1 Accent 2" w:semiHidden="0" w:uiPriority="67" w:unhideWhenUsed="0"/>
-    <w:lsdException w:name="Medium Grid 2 Accent 2" w:semiHidden="0" w:uiPriority="68" w:unhideWhenUsed="0"/>
-    <w:lsdException w:name="Medium Grid 3 Accent 2" w:semiHidden="0" w:uiPriority="69" w:unhideWhenUsed="0"/>
-    <w:lsdException w:name="Dark List Accent 2" w:semiHidden="0" w:uiPriority="70" w:unhideWhenUsed="0"/>
-    <w:lsdException w:name="Colorful Shading Accent 2" w:semiHidden="0" w:uiPriority="71" w:unhideWhenUsed="0"/>
-    <w:lsdException w:name="Colorful List Accent 2" w:semiHidden="0" w:uiPriority="72" w:unhideWhenUsed="0"/>
-    <w:lsdException w:name="Colorful Grid Accent 2" w:semiHidden="0" w:uiPriority="73" w:unhideWhenUsed="0"/>
-    <w:lsdException w:name="Light Shading Accent 3" w:semiHidden="0" w:uiPriority="60" w:unhideWhenUsed="0"/>
-    <w:lsdException w:name="Light List Accent 3" w:semiHidden="0" w:uiPriority="61" w:unhideWhenUsed="0"/>
-    <w:lsdException w:name="Light Grid Accent 3" w:semiHidden="0" w:uiPriority="62" w:unhideWhenUsed="0"/>
-    <w:lsdException w:name="Medium Shading 1 Accent 3" w:semiHidden="0" w:uiPriority="63" w:unhideWhenUsed="0"/>
-    <w:lsdException w:name="Medium Shading 2 Accent 3" w:semiHidden="0" w:uiPriority="64" w:unhideWhenUsed="0"/>
-    <w:lsdException w:name="Medium List 1 Accent 3" w:semiHidden="0" w:uiPriority="65" w:unhideWhenUsed="0"/>
-    <w:lsdException w:name="Medium List 2 Accent 3" w:semiHidden="0" w:uiPriority="66" w:unhideWhenUsed="0"/>
-    <w:lsdException w:name="Medium Grid 1 Accent 3" w:semiHidden="0" w:uiPriority="67" w:unhideWhenUsed="0"/>
-    <w:lsdException w:name="Medium Grid 2 Accent 3" w:semiHidden="0" w:uiPriority="68" w:unhideWhenUsed="0"/>
-    <w:lsdException w:name="Medium Grid 3 Accent 3" w:semiHidden="0" w:uiPriority="69" w:unhideWhenUsed="0"/>
-    <w:lsdException w:name="Dark List Accent 3" w:semiHidden="0" w:uiPriority="70" w:unhideWhenUsed="0"/>
-    <w:lsdException w:name="Colorful Shading Accent 3" w:semiHidden="0" w:uiPriority="71" w:unhideWhenUsed="0"/>
-    <w:lsdException w:name="Colorful List Accent 3" w:semiHidden="0" w:uiPriority="72" w:unhideWhenUsed="0"/>
-    <w:lsdException w:name="Colorful Grid Accent 3" w:semiHidden="0" w:uiPriority="73" w:unhideWhenUsed="0"/>
-    <w:lsdException w:name="Light Shading Accent 4" w:semiHidden="0" w:uiPriority="60" w:unhideWhenUsed="0"/>
-    <w:lsdException w:name="Light List Accent 4" w:semiHidden="0" w:uiPriority="61" w:unhideWhenUsed="0"/>
-    <w:lsdException w:name="Light Grid Accent 4" w:semiHidden="0" w:uiPriority="62" w:unhideWhenUsed="0"/>
-    <w:lsdException w:name="Medium Shading 1 Accent 4" w:semiHidden="0" w:uiPriority="63" w:unhideWhenUsed="0"/>
-    <w:lsdException w:name="Medium Shading 2 Accent 4" w:semiHidden="0" w:uiPriority="64" w:unhideWhenUsed="0"/>
-    <w:lsdException w:name="Medium List 1 Accent 4" w:semiHidden="0" w:uiPriority="65" w:unhideWhenUsed="0"/>
-    <w:lsdException w:name="Medium List 2 Accent 4" w:semiHidden="0" w:uiPriority="66" w:unhideWhenUsed="0"/>
-    <w:lsdException w:name="Medium Grid 1 Accent 4" w:semiHidden="0" w:uiPriority="67" w:unhideWhenUsed="0"/>
-    <w:lsdException w:name="Medium Grid 2 Accent 4" w:semiHidden="0" w:uiPriority="68" w:unhideWhenUsed="0"/>
-    <w:lsdException w:name="Medium Grid 3 Accent 4" w:semiHidden="0" w:uiPriority="69" w:unhideWhenUsed="0"/>
-    <w:lsdException w:name="Dark List Accent 4" w:semiHidden="0" w:uiPriority="70" w:unhideWhenUsed="0"/>
-    <w:lsdException w:name="Colorful Shading Accent 4" w:semiHidden="0" w:uiPriority="71" w:unhideWhenUsed="0"/>
-    <w:lsdException w:name="Colorful List Accent 4" w:semiHidden="0" w:uiPriority="72" w:unhideWhenUsed="0"/>
-    <w:lsdException w:name="Colorful Grid Accent 4" w:semiHidden="0" w:uiPriority="73" w:unhideWhenUsed="0"/>
-    <w:lsdException w:name="Light Shading Accent 5" w:semiHidden="0" w:uiPriority="60" w:unhideWhenUsed="0"/>
-    <w:lsdException w:name="Light List Accent 5" w:semiHidden="0" w:uiPriority="61" w:unhideWhenUsed="0"/>
-    <w:lsdException w:name="Light Grid Accent 5" w:semiHidden="0" w:uiPriority="62" w:unhideWhenUsed="0"/>
-    <w:lsdException w:name="Medium Shading 1 Accent 5" w:semiHidden="0" w:uiPriority="63" w:unhideWhenUsed="0"/>
-    <w:lsdException w:name="Medium Shading 2 Accent 5" w:semiHidden="0" w:uiPriority="64" w:unhideWhenUsed="0"/>
-    <w:lsdException w:name="Medium List 1 Accent 5" w:semiHidden="0" w:uiPriority="65" w:unhideWhenUsed="0"/>
-    <w:lsdException w:name="Medium List 2 Accent 5" w:semiHidden="0" w:uiPriority="66" w:unhideWhenUsed="0"/>
-    <w:lsdException w:name="Medium Grid 1 Accent 5" w:semiHidden="0" w:uiPriority="67" w:unhideWhenUsed="0"/>
-    <w:lsdException w:name="Medium Grid 2 Accent 5" w:semiHidden="0" w:uiPriority="68" w:unhideWhenUsed="0"/>
-    <w:lsdException w:name="Medium Grid 3 Accent 5" w:semiHidden="0" w:uiPriority="69" w:unhideWhenUsed="0"/>
-    <w:lsdException w:name="Dark List Accent 5" w:semiHidden="0" w:uiPriority="70" w:unhideWhenUsed="0"/>
-    <w:lsdException w:name="Colorful Shading Accent 5" w:semiHidden="0" w:uiPriority="71" w:unhideWhenUsed="0"/>
-    <w:lsdException w:name="Colorful List Accent 5" w:semiHidden="0" w:uiPriority="72" w:unhideWhenUsed="0"/>
-    <w:lsdException w:name="Colorful Grid Accent 5" w:semiHidden="0" w:uiPriority="73" w:unhideWhenUsed="0"/>
-    <w:lsdException w:name="Light Shading Accent 6" w:semiHidden="0" w:uiPriority="60" w:unhideWhenUsed="0"/>
-    <w:lsdException w:name="Light List Accent 6" w:semiHidden="0" w:uiPriority="61" w:unhideWhenUsed="0"/>
-    <w:lsdException w:name="Light Grid Accent 6" w:semiHidden="0" w:uiPriority="62" w:unhideWhenUsed="0"/>
-    <w:lsdException w:name="Medium Shading 1 Accent 6" w:semiHidden="0" w:uiPriority="63" w:unhideWhenUsed="0"/>
-    <w:lsdException w:name="Medium Shading 2 Accent 6" w:semiHidden="0" w:uiPriority="64" w:unhideWhenUsed="0"/>
-    <w:lsdException w:name="Medium List 1 Accent 6" w:semiHidden="0" w:uiPriority="65" w:unhideWhenUsed="0"/>
-    <w:lsdException w:name="Medium List 2 Accent 6" w:semiHidden="0" w:uiPriority="66" w:unhideWhenUsed="0"/>
-    <w:lsdException w:name="Medium Grid 1 Accent 6" w:semiHidden="0" w:uiPriority="67" w:unhideWhenUsed="0"/>
-    <w:lsdException w:name="Medium Grid 2 Accent 6" w:semiHidden="0" w:uiPriority="68" w:unhideWhenUsed="0"/>
-    <w:lsdException w:name="Medium Grid 3 Accent 6" w:semiHidden="0" w:uiPriority="69" w:unhideWhenUsed="0"/>
-    <w:lsdException w:name="Dark List Accent 6" w:semiHidden="0" w:uiPriority="70" w:unhideWhenUsed="0"/>
-    <w:lsdException w:name="Colorful Shading Accent 6" w:semiHidden="0" w:uiPriority="71" w:unhideWhenUsed="0"/>
-    <w:lsdException w:name="Colorful List Accent 6" w:semiHidden="0" w:uiPriority="72" w:unhideWhenUsed="0"/>
-    <w:lsdException w:name="Colorful Grid Accent 6" w:semiHidden="0" w:uiPriority="73" w:unhideWhenUsed="0"/>
-    <w:lsdException w:name="Subtle Emphasis" w:semiHidden="0" w:uiPriority="19" w:unhideWhenUsed="0" w:qFormat="1"/>
-    <w:lsdException w:name="Intense Emphasis" w:semiHidden="0" w:uiPriority="21" w:unhideWhenUsed="0" w:qFormat="1"/>
-    <w:lsdException w:name="Subtle Reference" w:semiHidden="0" w:uiPriority="31" w:unhideWhenUsed="0" w:qFormat="1"/>
-    <w:lsdException w:name="Intense Reference" w:semiHidden="0" w:uiPriority="32" w:unhideWhenUsed="0" w:qFormat="1"/>
-    <w:lsdException w:name="Book Title" w:semiHidden="0" w:uiPriority="33" w:unhideWhenUsed="0" w:qFormat="1"/>
-    <w:lsdException w:name="Bibliography" w:uiPriority="37"/>
-    <w:lsdException w:name="TOC Heading" w:uiPriority="39" w:qFormat="1"/>
-  </w:latentStyles>
-  <w:style w:type="paragraph" w:default="1" w:styleId="a">
-    <w:name w:val="Normal"/>
-    <w:qFormat/>
-  </w:style>
-  <w:style w:type="character" w:default="1" w:styleId="a0">
-    <w:name w:val="Default Paragraph Font"/>
-    <w:uiPriority w:val="1"/>
-    <w:semiHidden/>
-    <w:unhideWhenUsed/>
-  </w:style>
-  <w:style w:type="table" w:default="1" w:styleId="a1">
-    <w:name w:val="Normal Table"/>
-    <w:uiPriority w:val="99"/>
-    <w:semiHidden/>
-    <w:unhideWhenUsed/>
-    <w:qFormat/>
-    <w:tblPr>
-      <w:tblInd w:w="0" w:type="dxa"/>
-      <w:tblCellMar>
-        <w:top w:w="0" w:type="dxa"/>
-        <w:left w:w="108" w:type="dxa"/>
-        <w:bottom w:w="0" w:type="dxa"/>
-        <w:right w:w="108" w:type="dxa"/>
-      </w:tblCellMar>
-    </w:tblPr>
-  </w:style>
-  <w:style w:type="numbering" w:default="1" w:styleId="a2">
-    <w:name w:val="No List"/>
-    <w:uiPriority w:val="99"/>
-    <w:semiHidden/>
-    <w:unhideWhenUsed/>
-  </w:style>
-  <w:style w:type="character" w:styleId="a3">
-    <w:name w:val="Placeholder Text"/>
-    <w:basedOn w:val="a0"/>
-    <w:uiPriority w:val="99"/>
-    <w:semiHidden/>
-    <w:rsid w:val="00F47118"/>
-    <w:rPr>
-      <w:color w:val="808080"/>
-    </w:rPr>
-  </w:style>
-</w:styles>
-</file>
-
-<file path=word/glossary/webSettings.xml><?xml version="1.0" encoding="utf-8"?>
-<w:webSettings xmlns:r="http://schemas.openxmlformats.org/officeDocument/2006/relationships" xmlns:w="http://schemas.openxmlformats.org/wordprocessingml/2006/main">
-  <w:optimizeForBrowser/>
-</w:webSettings>
-</file>
-
 <file path=word/theme/theme1.xml><?xml version="1.0" encoding="utf-8"?>
 <a:theme xmlns:a="http://schemas.openxmlformats.org/drawingml/2006/main" name="Тема Office">
   <a:themeElements>

--- a/Диплом.docx
+++ b/Диплом.docx
@@ -12,6 +12,14 @@
           <w:szCs w:val="28"/>
         </w:rPr>
       </w:pPr>
+      <w:r>
+        <w:rPr>
+          <w:rFonts w:ascii="Times New Roman" w:hAnsi="Times New Roman" w:cs="Times New Roman"/>
+          <w:sz w:val="28"/>
+          <w:szCs w:val="28"/>
+        </w:rPr>
+        <w:t>3</w:t>
+      </w:r>
       <w:r>
         <w:rPr>
           <w:rFonts w:ascii="Times New Roman" w:hAnsi="Times New Roman" w:cs="Times New Roman"/>
@@ -2184,6 +2192,7 @@
           <w:rFonts w:ascii="Times New Roman" w:hAnsi="Times New Roman" w:cs="Times New Roman"/>
           <w:sz w:val="28"/>
           <w:szCs w:val="28"/>
+          <w:highlight w:val="yellow"/>
         </w:rPr>
         <w:t xml:space="preserve">Актуальность темы заключается в </w:t>
       </w:r>
@@ -2192,6 +2201,7 @@
           <w:rFonts w:ascii="Times New Roman" w:hAnsi="Times New Roman" w:cs="Times New Roman"/>
           <w:sz w:val="28"/>
           <w:szCs w:val="28"/>
+          <w:highlight w:val="yellow"/>
         </w:rPr>
         <w:t>исследовании</w:t>
       </w:r>
@@ -2200,6 +2210,7 @@
           <w:rFonts w:ascii="Times New Roman" w:hAnsi="Times New Roman" w:cs="Times New Roman"/>
           <w:sz w:val="28"/>
           <w:szCs w:val="28"/>
+          <w:highlight w:val="yellow"/>
         </w:rPr>
         <w:t xml:space="preserve"> отечественного студийного и сценического оборудования</w:t>
       </w:r>
@@ -2208,6 +2219,7 @@
           <w:rFonts w:ascii="Times New Roman" w:hAnsi="Times New Roman" w:cs="Times New Roman"/>
           <w:sz w:val="28"/>
           <w:szCs w:val="28"/>
+          <w:highlight w:val="yellow"/>
         </w:rPr>
         <w:t xml:space="preserve"> на российском рынке производителей</w:t>
       </w:r>
@@ -2216,6 +2228,7 @@
           <w:rFonts w:ascii="Times New Roman" w:hAnsi="Times New Roman" w:cs="Times New Roman"/>
           <w:sz w:val="28"/>
           <w:szCs w:val="28"/>
+          <w:highlight w:val="yellow"/>
         </w:rPr>
         <w:t xml:space="preserve"> и создании прототипа нового продукта для отработки основных проблем радиосистем.</w:t>
       </w:r>
@@ -2224,6 +2237,7 @@
           <w:rFonts w:ascii="Times New Roman" w:hAnsi="Times New Roman" w:cs="Times New Roman"/>
           <w:sz w:val="28"/>
           <w:szCs w:val="28"/>
+          <w:highlight w:val="yellow"/>
         </w:rPr>
         <w:t xml:space="preserve"> </w:t>
       </w:r>
@@ -2232,6 +2246,7 @@
           <w:rFonts w:ascii="Times New Roman" w:hAnsi="Times New Roman" w:cs="Times New Roman"/>
           <w:sz w:val="28"/>
           <w:szCs w:val="28"/>
+          <w:highlight w:val="yellow"/>
         </w:rPr>
         <w:t>Большую часть представленных продуктов</w:t>
       </w:r>
@@ -2240,6 +2255,7 @@
           <w:rFonts w:ascii="Times New Roman" w:hAnsi="Times New Roman" w:cs="Times New Roman"/>
           <w:sz w:val="28"/>
           <w:szCs w:val="28"/>
+          <w:highlight w:val="yellow"/>
         </w:rPr>
         <w:t xml:space="preserve"> бюджетного сегмента радиосистем</w:t>
       </w:r>
@@ -2248,6 +2264,7 @@
           <w:rFonts w:ascii="Times New Roman" w:hAnsi="Times New Roman" w:cs="Times New Roman"/>
           <w:sz w:val="28"/>
           <w:szCs w:val="28"/>
+          <w:highlight w:val="yellow"/>
         </w:rPr>
         <w:t xml:space="preserve"> занимают китайски</w:t>
       </w:r>
@@ -2256,6 +2273,7 @@
           <w:rFonts w:ascii="Times New Roman" w:hAnsi="Times New Roman" w:cs="Times New Roman"/>
           <w:sz w:val="28"/>
           <w:szCs w:val="28"/>
+          <w:highlight w:val="yellow"/>
         </w:rPr>
         <w:t>е производители из-за своей деше</w:t>
       </w:r>
@@ -2264,6 +2282,7 @@
           <w:rFonts w:ascii="Times New Roman" w:hAnsi="Times New Roman" w:cs="Times New Roman"/>
           <w:sz w:val="28"/>
           <w:szCs w:val="28"/>
+          <w:highlight w:val="yellow"/>
         </w:rPr>
         <w:t>визны.</w:t>
       </w:r>
@@ -2275,6 +2294,7 @@
         <w:jc w:val="both"/>
         <w:rPr>
           <w:rFonts w:ascii="Times New Roman" w:hAnsi="Times New Roman" w:cs="Times New Roman"/>
+          <w:color w:val="FF0000"/>
           <w:sz w:val="28"/>
           <w:szCs w:val="28"/>
         </w:rPr>
@@ -2285,13 +2305,23 @@
           <w:sz w:val="28"/>
           <w:szCs w:val="28"/>
         </w:rPr>
-        <w:t>Последние годы это направление активно развивается из-за повсеместного использования микроконтроллеров и микрополосковых антненн. В связи с этим, как передающая, так и приёмная аппаратура заметно уменьшилась в размерах, но дальность действия и качество связи</w:t>
+        <w:t xml:space="preserve">Последние годы это направление активно развивается из-за повсеместного использования микроконтроллеров и микрополосковых антненн. </w:t>
       </w:r>
       <w:r>
         <w:rPr>
           <w:rFonts w:ascii="Times New Roman" w:hAnsi="Times New Roman" w:cs="Times New Roman"/>
           <w:sz w:val="28"/>
           <w:szCs w:val="28"/>
+          <w:highlight w:val="yellow"/>
+        </w:rPr>
+        <w:t>В связи с этим, как передающая, так и приёмная аппаратура заметно уменьшилась в размерах, но дальность действия и качество связи</w:t>
+      </w:r>
+      <w:r>
+        <w:rPr>
+          <w:rFonts w:ascii="Times New Roman" w:hAnsi="Times New Roman" w:cs="Times New Roman"/>
+          <w:sz w:val="28"/>
+          <w:szCs w:val="28"/>
+          <w:highlight w:val="yellow"/>
         </w:rPr>
         <w:t xml:space="preserve"> при этом</w:t>
       </w:r>
@@ -2300,6 +2330,7 @@
           <w:rFonts w:ascii="Times New Roman" w:hAnsi="Times New Roman" w:cs="Times New Roman"/>
           <w:sz w:val="28"/>
           <w:szCs w:val="28"/>
+          <w:highlight w:val="yellow"/>
         </w:rPr>
         <w:t xml:space="preserve"> </w:t>
       </w:r>
@@ -2308,6 +2339,7 @@
           <w:rFonts w:ascii="Times New Roman" w:hAnsi="Times New Roman" w:cs="Times New Roman"/>
           <w:sz w:val="28"/>
           <w:szCs w:val="28"/>
+          <w:highlight w:val="yellow"/>
         </w:rPr>
         <w:t>заметно улучшились</w:t>
       </w:r>
@@ -2316,8 +2348,43 @@
           <w:rFonts w:ascii="Times New Roman" w:hAnsi="Times New Roman" w:cs="Times New Roman"/>
           <w:sz w:val="28"/>
           <w:szCs w:val="28"/>
+          <w:highlight w:val="yellow"/>
         </w:rPr>
         <w:t>.</w:t>
+      </w:r>
+      <w:r>
+        <w:rPr>
+          <w:rFonts w:ascii="Times New Roman" w:hAnsi="Times New Roman" w:cs="Times New Roman"/>
+          <w:sz w:val="28"/>
+          <w:szCs w:val="28"/>
+        </w:rPr>
+        <w:t xml:space="preserve"> </w:t>
+      </w:r>
+      <w:r>
+        <w:rPr>
+          <w:rFonts w:ascii="Times New Roman" w:hAnsi="Times New Roman" w:cs="Times New Roman"/>
+          <w:sz w:val="28"/>
+          <w:szCs w:val="28"/>
+          <w:lang w:val="en-US"/>
+        </w:rPr>
+        <w:t>&lt;-</w:t>
+      </w:r>
+      <w:r>
+        <w:rPr>
+          <w:rFonts w:ascii="Times New Roman" w:hAnsi="Times New Roman" w:cs="Times New Roman"/>
+          <w:sz w:val="28"/>
+          <w:szCs w:val="28"/>
+        </w:rPr>
+        <w:t xml:space="preserve"> </w:t>
+      </w:r>
+      <w:r>
+        <w:rPr>
+          <w:rFonts w:ascii="Times New Roman" w:hAnsi="Times New Roman" w:cs="Times New Roman"/>
+          <w:color w:val="FF0000"/>
+          <w:sz w:val="28"/>
+          <w:szCs w:val="28"/>
+        </w:rPr>
+        <w:t>СДЕЛАТЬ СРАВНЕНИЕ.</w:t>
       </w:r>
     </w:p>
     <w:p>
@@ -2352,8 +2419,17 @@
           <w:rFonts w:ascii="Times New Roman" w:hAnsi="Times New Roman" w:cs="Times New Roman"/>
           <w:sz w:val="28"/>
           <w:szCs w:val="28"/>
-        </w:rPr>
-        <w:t xml:space="preserve">отечественного продукта </w:t>
+          <w:highlight w:val="yellow"/>
+        </w:rPr>
+        <w:t>отечественного продукта</w:t>
+      </w:r>
+      <w:r>
+        <w:rPr>
+          <w:rFonts w:ascii="Times New Roman" w:hAnsi="Times New Roman" w:cs="Times New Roman"/>
+          <w:sz w:val="28"/>
+          <w:szCs w:val="28"/>
+        </w:rPr>
+        <w:t xml:space="preserve"> </w:t>
       </w:r>
       <w:r>
         <w:rPr>
@@ -3477,6 +3553,7 @@
         <w:rPr>
           <w:rFonts w:ascii="Times New Roman" w:hAnsi="Times New Roman" w:cs="Times New Roman"/>
           <w:sz w:val="28"/>
+          <w:highlight w:val="yellow"/>
         </w:rPr>
         <w:t xml:space="preserve">Коэффициент модуляции – это </w:t>
       </w:r>
@@ -3484,6 +3561,7 @@
         <w:rPr>
           <w:rFonts w:ascii="Times New Roman" w:hAnsi="Times New Roman" w:cs="Times New Roman"/>
           <w:sz w:val="28"/>
+          <w:highlight w:val="yellow"/>
         </w:rPr>
         <w:t xml:space="preserve">величина, </w:t>
       </w:r>
@@ -3491,15 +3569,9 @@
         <w:rPr>
           <w:rFonts w:ascii="Times New Roman" w:hAnsi="Times New Roman" w:cs="Times New Roman"/>
           <w:sz w:val="28"/>
-        </w:rPr>
-        <w:t xml:space="preserve">характеризующая </w:t>
-      </w:r>
-      <w:r>
-        <w:rPr>
-          <w:rFonts w:ascii="Times New Roman" w:hAnsi="Times New Roman" w:cs="Times New Roman"/>
-          <w:sz w:val="28"/>
-        </w:rPr>
-        <w:t>отношение разности между максимальным и минимальным значениями амплитуд модулированного сигнала к сумме этих значений.</w:t>
+          <w:highlight w:val="yellow"/>
+        </w:rPr>
+        <w:t>характеризующая отношение разности между максимальным и минимальным значениями амплитуд модулированного сигнала к сумме этих значений.</w:t>
       </w:r>
     </w:p>
     <w:p>
@@ -3516,6 +3588,7 @@
         <w:rPr>
           <w:rFonts w:ascii="Times New Roman" w:hAnsi="Times New Roman" w:cs="Times New Roman"/>
           <w:sz w:val="28"/>
+          <w:highlight w:val="yellow"/>
         </w:rPr>
         <w:t>Эта величина может принимать несколько значений, которые будут рассмотрены ниже.</w:t>
       </w:r>
@@ -3729,7 +3802,45 @@
           <w:rFonts w:ascii="Times New Roman" w:hAnsi="Times New Roman" w:cs="Times New Roman"/>
           <w:sz w:val="28"/>
         </w:rPr>
-        <w:t>происходит изменение несущей по амплитуде, и в спектре сигнала появляются суммарные и разностные частоты. А при достижении коэффициентом модуляции единицы (</w:t>
+        <w:t xml:space="preserve">происходит изменение несущей по амплитуде, и в спектре сигнала </w:t>
+      </w:r>
+      <w:r>
+        <w:rPr>
+          <w:rFonts w:ascii="Times New Roman" w:hAnsi="Times New Roman" w:cs="Times New Roman"/>
+          <w:sz w:val="28"/>
+          <w:highlight w:val="yellow"/>
+        </w:rPr>
+        <w:t>появляются суммарные и разностные частоты.</w:t>
+      </w:r>
+      <w:r>
+        <w:rPr>
+          <w:rFonts w:ascii="Times New Roman" w:hAnsi="Times New Roman" w:cs="Times New Roman"/>
+          <w:sz w:val="28"/>
+          <w:highlight w:val="yellow"/>
+        </w:rPr>
+        <w:t xml:space="preserve"> </w:t>
+      </w:r>
+      <w:r>
+        <w:rPr>
+          <w:rFonts w:ascii="Times New Roman" w:hAnsi="Times New Roman" w:cs="Times New Roman"/>
+          <w:color w:val="FF0000"/>
+          <w:sz w:val="28"/>
+        </w:rPr>
+        <w:t>Расписать подробнее</w:t>
+      </w:r>
+      <w:r>
+        <w:rPr>
+          <w:rFonts w:ascii="Times New Roman" w:hAnsi="Times New Roman" w:cs="Times New Roman"/>
+          <w:sz w:val="28"/>
+        </w:rPr>
+        <w:t xml:space="preserve"> А</w:t>
+      </w:r>
+      <w:r>
+        <w:rPr>
+          <w:rFonts w:ascii="Times New Roman" w:hAnsi="Times New Roman" w:cs="Times New Roman"/>
+          <w:sz w:val="28"/>
+        </w:rPr>
+        <w:t xml:space="preserve"> при достижении коэффициентом модуляции единицы (</w:t>
       </w:r>
       <w:r>
         <w:rPr>
@@ -4252,9 +4363,7 @@
         <w:ind w:firstLine="709"/>
         <w:jc w:val="center"/>
         <w:rPr>
-          <w:rFonts w:ascii="Times New Roman" w:hAnsi="Times New Roman" w:cs="Times New Roman"/>
           <w:color w:val="auto"/>
-          <w:sz w:val="28"/>
         </w:rPr>
       </w:pPr>
       <w:r>
@@ -4299,6 +4408,19 @@
           <w:color w:val="auto"/>
         </w:rPr>
         <w:t>. Временное представление сигнала с частотной модуляцией.</w:t>
+      </w:r>
+    </w:p>
+    <w:p>
+      <w:pPr>
+        <w:rPr>
+          <w:color w:val="FF0000"/>
+        </w:rPr>
+      </w:pPr>
+      <w:r>
+        <w:rPr>
+          <w:color w:val="FF0000"/>
+        </w:rPr>
+        <w:t>Убрать АМ-сигнал на рисунке!!!</w:t>
       </w:r>
     </w:p>
     <w:p>
@@ -8122,24 +8244,28 @@
       <w:r>
         <w:rPr>
           <w:color w:val="auto"/>
+          <w:highlight w:val="yellow"/>
         </w:rPr>
         <w:t xml:space="preserve">Рисунок </w:t>
       </w:r>
       <w:r>
         <w:rPr>
           <w:color w:val="auto"/>
+          <w:highlight w:val="yellow"/>
         </w:rPr>
         <w:fldChar w:fldCharType="begin"/>
       </w:r>
       <w:r>
         <w:rPr>
           <w:color w:val="auto"/>
+          <w:highlight w:val="yellow"/>
         </w:rPr>
         <w:instrText xml:space="preserve"> SEQ Рисунок \* ARABIC </w:instrText>
       </w:r>
       <w:r>
         <w:rPr>
           <w:color w:val="auto"/>
+          <w:highlight w:val="yellow"/>
         </w:rPr>
         <w:fldChar w:fldCharType="separate"/>
       </w:r>
@@ -8147,18 +8273,21 @@
         <w:rPr>
           <w:noProof/>
           <w:color w:val="auto"/>
+          <w:highlight w:val="yellow"/>
         </w:rPr>
         <w:t>7</w:t>
       </w:r>
       <w:r>
         <w:rPr>
           <w:color w:val="auto"/>
+          <w:highlight w:val="yellow"/>
         </w:rPr>
         <w:fldChar w:fldCharType="end"/>
       </w:r>
       <w:r>
         <w:rPr>
           <w:color w:val="auto"/>
+          <w:highlight w:val="yellow"/>
         </w:rPr>
         <w:t xml:space="preserve">. Спектральная плотность мощности ASK-сигнала. Форма импульса модулирующего сигнала: </w:t>
       </w:r>
@@ -8167,6 +8296,7 @@
           <w:rFonts w:cstheme="minorHAnsi"/>
           <w:bCs w:val="0"/>
           <w:color w:val="auto"/>
+          <w:highlight w:val="yellow"/>
         </w:rPr>
         <w:t>1 – прямоугольная, 2 – косинусоидальная, 3 – приподнятый косинус. Дискретная составляющая спектра не изображена</w:t>
       </w:r>
@@ -8175,8 +8305,28 @@
           <w:rFonts w:cstheme="minorHAnsi"/>
           <w:bCs w:val="0"/>
           <w:color w:val="auto"/>
+          <w:highlight w:val="yellow"/>
         </w:rPr>
         <w:t>.</w:t>
+      </w:r>
+    </w:p>
+    <w:p>
+      <w:pPr>
+        <w:spacing w:after="160"/>
+        <w:ind w:firstLine="709"/>
+        <w:rPr>
+          <w:rFonts w:ascii="Times New Roman" w:hAnsi="Times New Roman" w:cs="Times New Roman"/>
+          <w:color w:val="FF0000"/>
+          <w:sz w:val="28"/>
+        </w:rPr>
+      </w:pPr>
+      <w:r>
+        <w:rPr>
+          <w:rFonts w:ascii="Times New Roman" w:hAnsi="Times New Roman" w:cs="Times New Roman"/>
+          <w:color w:val="FF0000"/>
+          <w:sz w:val="28"/>
+        </w:rPr>
+        <w:t>Убрать описания форм модулирующего сигнала под рисунком.</w:t>
       </w:r>
     </w:p>
     <w:p>
@@ -8825,20 +8975,30 @@
         <w:jc w:val="both"/>
         <w:rPr>
           <w:rFonts w:ascii="Times New Roman" w:hAnsi="Times New Roman" w:cs="Times New Roman"/>
-          <w:sz w:val="28"/>
-        </w:rPr>
-      </w:pPr>
-      <w:r>
-        <w:rPr>
-          <w:rFonts w:ascii="Times New Roman" w:hAnsi="Times New Roman" w:cs="Times New Roman"/>
-          <w:sz w:val="28"/>
-        </w:rPr>
-        <w:t xml:space="preserve">Также одним из более </w:t>
-      </w:r>
-      <w:r>
-        <w:rPr>
-          <w:rFonts w:ascii="Times New Roman" w:hAnsi="Times New Roman" w:cs="Times New Roman"/>
-          <w:sz w:val="28"/>
+          <w:color w:val="FF0000"/>
+          <w:sz w:val="28"/>
+        </w:rPr>
+      </w:pPr>
+      <w:r>
+        <w:rPr>
+          <w:rFonts w:ascii="Times New Roman" w:hAnsi="Times New Roman" w:cs="Times New Roman"/>
+          <w:sz w:val="28"/>
+        </w:rPr>
+        <w:t xml:space="preserve">Также одним из </w:t>
+      </w:r>
+      <w:r>
+        <w:rPr>
+          <w:rFonts w:ascii="Times New Roman" w:hAnsi="Times New Roman" w:cs="Times New Roman"/>
+          <w:sz w:val="28"/>
+          <w:highlight w:val="yellow"/>
+        </w:rPr>
+        <w:t xml:space="preserve">более </w:t>
+      </w:r>
+      <w:r>
+        <w:rPr>
+          <w:rFonts w:ascii="Times New Roman" w:hAnsi="Times New Roman" w:cs="Times New Roman"/>
+          <w:sz w:val="28"/>
+          <w:highlight w:val="yellow"/>
         </w:rPr>
         <w:t>быстрых</w:t>
       </w:r>
@@ -8903,7 +9063,36 @@
           <w:rFonts w:ascii="Times New Roman" w:hAnsi="Times New Roman" w:cs="Times New Roman"/>
           <w:sz w:val="28"/>
         </w:rPr>
-        <w:t xml:space="preserve"> В данном методе спектральная эффективность значительно повышается за счёт использования большего значения амплитуды сигнала.</w:t>
+        <w:t xml:space="preserve"> В данном методе спектральная эффективность значительно повышается за счёт использования большего</w:t>
+      </w:r>
+      <w:r>
+        <w:rPr>
+          <w:rFonts w:ascii="Times New Roman" w:hAnsi="Times New Roman" w:cs="Times New Roman"/>
+          <w:sz w:val="28"/>
+        </w:rPr>
+        <w:t xml:space="preserve"> количества значений</w:t>
+      </w:r>
+      <w:r>
+        <w:rPr>
+          <w:rFonts w:ascii="Times New Roman" w:hAnsi="Times New Roman" w:cs="Times New Roman"/>
+          <w:sz w:val="28"/>
+        </w:rPr>
+        <w:t xml:space="preserve"> амплитуды сигнала.</w:t>
+      </w:r>
+      <w:r>
+        <w:rPr>
+          <w:rFonts w:ascii="Times New Roman" w:hAnsi="Times New Roman" w:cs="Times New Roman"/>
+          <w:sz w:val="28"/>
+        </w:rPr>
+        <w:t xml:space="preserve"> </w:t>
+      </w:r>
+      <w:r>
+        <w:rPr>
+          <w:rFonts w:ascii="Times New Roman" w:hAnsi="Times New Roman" w:cs="Times New Roman"/>
+          <w:color w:val="FF0000"/>
+          <w:sz w:val="28"/>
+        </w:rPr>
+        <w:t>Заменить более быстрых на скорость передачи информации.</w:t>
       </w:r>
     </w:p>
     <w:p>
@@ -9531,33 +9720,92 @@
     </w:p>
     <w:p>
       <w:pPr>
+        <w:rPr>
+          <w:color w:val="FF0000"/>
+        </w:rPr>
+      </w:pPr>
+      <w:r>
+        <w:rPr>
+          <w:color w:val="FF0000"/>
+        </w:rPr>
+        <w:t>Указать источник картинки и как она получается.</w:t>
+      </w:r>
+    </w:p>
+    <w:p>
+      <w:pPr>
         <w:ind w:firstLine="709"/>
         <w:jc w:val="both"/>
         <w:rPr>
           <w:rFonts w:ascii="Times New Roman" w:hAnsi="Times New Roman" w:cs="Times New Roman"/>
-          <w:sz w:val="28"/>
-        </w:rPr>
-      </w:pPr>
-      <w:r>
-        <w:rPr>
-          <w:rFonts w:ascii="Times New Roman" w:hAnsi="Times New Roman" w:cs="Times New Roman"/>
-          <w:sz w:val="28"/>
-        </w:rPr>
-        <w:t xml:space="preserve">Амплитудные методы манипуляции сигналов имеют сравнительно низкую энергетическую эффективность. Также они требуют высокую линейность и большой динамический диапазон усилителя мощности, поскольку нелинейность усилителя может привести к ошибке в амплитуде сигнала, что повлияет на значение символа. Большой динамический диапазон служит для большого отношения между максимальным и минимальным уровнями сигналов. </w:t>
-      </w:r>
-      <w:r>
-        <w:rPr>
-          <w:rFonts w:ascii="Times New Roman" w:hAnsi="Times New Roman" w:cs="Times New Roman"/>
-          <w:sz w:val="28"/>
-        </w:rPr>
-        <w:t>Шумы и аддитивные помехи также способствуют изменению уровня сигнала, что приводит амплитудные методы модуляции к слабой помехоустойчивости. Но они просты в реализации. Из-за вышеописанных недостатков амплитудные методы модуляции имеют ограниченное применение</w:t>
-      </w:r>
-      <w:r>
-        <w:rPr>
-          <w:rFonts w:ascii="Times New Roman" w:hAnsi="Times New Roman" w:cs="Times New Roman"/>
-          <w:sz w:val="28"/>
-        </w:rPr>
-        <w:t>.</w:t>
+          <w:color w:val="FF0000"/>
+          <w:sz w:val="28"/>
+        </w:rPr>
+      </w:pPr>
+      <w:r>
+        <w:rPr>
+          <w:rFonts w:ascii="Times New Roman" w:hAnsi="Times New Roman" w:cs="Times New Roman"/>
+          <w:sz w:val="28"/>
+        </w:rPr>
+        <w:t xml:space="preserve">Амплитудные методы манипуляции сигналов имеют </w:t>
+      </w:r>
+      <w:r>
+        <w:rPr>
+          <w:rFonts w:ascii="Times New Roman" w:hAnsi="Times New Roman" w:cs="Times New Roman"/>
+          <w:sz w:val="28"/>
+          <w:highlight w:val="yellow"/>
+        </w:rPr>
+        <w:t>сравнительно низкую</w:t>
+      </w:r>
+      <w:r>
+        <w:rPr>
+          <w:rFonts w:ascii="Times New Roman" w:hAnsi="Times New Roman" w:cs="Times New Roman"/>
+          <w:sz w:val="28"/>
+        </w:rPr>
+        <w:t xml:space="preserve"> энергетическую эффективность. Также они требуют высокую линейность</w:t>
+      </w:r>
+      <w:r>
+        <w:rPr>
+          <w:rFonts w:ascii="Times New Roman" w:hAnsi="Times New Roman" w:cs="Times New Roman"/>
+          <w:sz w:val="28"/>
+        </w:rPr>
+        <w:t xml:space="preserve"> </w:t>
+      </w:r>
+      <w:r>
+        <w:rPr>
+          <w:rFonts w:ascii="Times New Roman" w:hAnsi="Times New Roman" w:cs="Times New Roman"/>
+          <w:color w:val="FF0000"/>
+          <w:sz w:val="28"/>
+        </w:rPr>
+        <w:t>(На сколько высокую?)</w:t>
+      </w:r>
+      <w:r>
+        <w:rPr>
+          <w:rFonts w:ascii="Times New Roman" w:hAnsi="Times New Roman" w:cs="Times New Roman"/>
+          <w:sz w:val="28"/>
+        </w:rPr>
+        <w:t xml:space="preserve"> и большой динамический диапазон усилителя мощности, поскольку нелинейность усилителя может привести к ошибке в амплитуде сигнала, что повлияет на значение символа. Большой динамический диапазон служит для большого отношения между максимальным и минимальным уровнями сигналов. </w:t>
+      </w:r>
+      <w:r>
+        <w:rPr>
+          <w:rFonts w:ascii="Times New Roman" w:hAnsi="Times New Roman" w:cs="Times New Roman"/>
+          <w:sz w:val="28"/>
+        </w:rPr>
+        <w:t xml:space="preserve">Шумы и аддитивные помехи также способствуют изменению уровня сигнала, что приводит амплитудные методы модуляции к слабой помехоустойчивости. </w:t>
+      </w:r>
+      <w:r>
+        <w:rPr>
+          <w:rFonts w:ascii="Times New Roman" w:hAnsi="Times New Roman" w:cs="Times New Roman"/>
+          <w:sz w:val="28"/>
+          <w:highlight w:val="yellow"/>
+        </w:rPr>
+        <w:t>Но они просты в реализации. Из-за вышеописанных недостатков амплитудные методы модуляции имеют ограниченное применение.</w:t>
+      </w:r>
+      <w:r>
+        <w:rPr>
+          <w:rFonts w:ascii="Times New Roman" w:hAnsi="Times New Roman" w:cs="Times New Roman"/>
+          <w:sz w:val="28"/>
+        </w:rPr>
+        <w:t xml:space="preserve"> </w:t>
       </w:r>
     </w:p>
     <w:p>
@@ -10025,6 +10273,25 @@
           <w:sz w:val="28"/>
         </w:rPr>
         <w:t>.</w:t>
+      </w:r>
+    </w:p>
+    <w:p>
+      <w:pPr>
+        <w:ind w:firstLine="709"/>
+        <w:jc w:val="both"/>
+        <w:rPr>
+          <w:rFonts w:ascii="Times New Roman" w:hAnsi="Times New Roman" w:cs="Times New Roman"/>
+          <w:color w:val="FF0000"/>
+          <w:sz w:val="28"/>
+        </w:rPr>
+      </w:pPr>
+      <w:r>
+        <w:rPr>
+          <w:rFonts w:ascii="Times New Roman" w:hAnsi="Times New Roman" w:cs="Times New Roman"/>
+          <w:color w:val="FF0000"/>
+          <w:sz w:val="28"/>
+        </w:rPr>
+        <w:t>Вставить определение созвездия модуляции (картинка ниже).</w:t>
       </w:r>
     </w:p>
     <w:p>
@@ -12077,7 +12344,56 @@
           <w:rFonts w:ascii="Times New Roman" w:hAnsi="Times New Roman" w:cs="Times New Roman"/>
           <w:sz w:val="28"/>
         </w:rPr>
-        <w:t xml:space="preserve"> Зачастую при передаче сигнала методами фазовой модуляции используют код Грэя. В условиях шума наиболее вероятной ошибкой будет определение фазы соседней точки созвездия, а в указанном методе, даже если произойдёт ошибка, она затронет только один, а не два бита информации. Следовательно снижается вероятность ошибки на бит.</w:t>
+        <w:t xml:space="preserve"> Зачастую при передаче сигнала методами фазовой модуляции используют код Грэя. В условиях шума наиболее вероятной ошибкой будет определение фазы соседней точки созвездия, а в указанном методе, даже если произойдёт ошибка, она затронет только один, а не два бита информации.</w:t>
+      </w:r>
+      <w:r>
+        <w:rPr>
+          <w:rFonts w:ascii="Times New Roman" w:hAnsi="Times New Roman" w:cs="Times New Roman"/>
+          <w:sz w:val="28"/>
+        </w:rPr>
+        <w:t xml:space="preserve"> </w:t>
+      </w:r>
+      <w:r>
+        <w:rPr>
+          <w:rFonts w:ascii="Times New Roman" w:hAnsi="Times New Roman" w:cs="Times New Roman"/>
+          <w:color w:val="FF0000"/>
+          <w:sz w:val="28"/>
+        </w:rPr>
+        <w:t xml:space="preserve">&lt;- </w:t>
+      </w:r>
+      <w:r>
+        <w:rPr>
+          <w:rFonts w:ascii="Times New Roman" w:hAnsi="Times New Roman" w:cs="Times New Roman"/>
+          <w:color w:val="FF0000"/>
+          <w:sz w:val="28"/>
+        </w:rPr>
+        <w:t>Уточнить в тексте, т.е. расписать про код исправления ошибко (помехоустойчивое кодирование)</w:t>
+      </w:r>
+      <w:r>
+        <w:rPr>
+          <w:rFonts w:ascii="Times New Roman" w:hAnsi="Times New Roman" w:cs="Times New Roman"/>
+          <w:sz w:val="28"/>
+        </w:rPr>
+        <w:t xml:space="preserve"> Следовательно снижается вероятность ошибки на бит.</w:t>
+      </w:r>
+    </w:p>
+    <w:p>
+      <w:pPr>
+        <w:ind w:firstLine="709"/>
+        <w:jc w:val="both"/>
+        <w:rPr>
+          <w:rFonts w:ascii="Times New Roman" w:hAnsi="Times New Roman" w:cs="Times New Roman"/>
+          <w:color w:val="FF0000"/>
+          <w:sz w:val="28"/>
+        </w:rPr>
+      </w:pPr>
+      <w:r>
+        <w:rPr>
+          <w:rFonts w:ascii="Times New Roman" w:hAnsi="Times New Roman" w:cs="Times New Roman"/>
+          <w:color w:val="FF0000"/>
+          <w:sz w:val="28"/>
+        </w:rPr>
+        <w:t>Написать определение созвездия модуляции.</w:t>
       </w:r>
     </w:p>
     <w:p>
@@ -13239,12 +13555,14 @@
         <w:rPr>
           <w:rFonts w:ascii="Times New Roman" w:hAnsi="Times New Roman" w:cs="Times New Roman"/>
           <w:sz w:val="28"/>
-        </w:rPr>
-      </w:pPr>
-      <w:r>
-        <w:rPr>
-          <w:rFonts w:ascii="Times New Roman" w:hAnsi="Times New Roman" w:cs="Times New Roman"/>
-          <w:sz w:val="28"/>
+          <w:highlight w:val="yellow"/>
+        </w:rPr>
+      </w:pPr>
+      <w:r>
+        <w:rPr>
+          <w:rFonts w:ascii="Times New Roman" w:hAnsi="Times New Roman" w:cs="Times New Roman"/>
+          <w:sz w:val="28"/>
+          <w:highlight w:val="yellow"/>
         </w:rPr>
         <w:t>Также существуют комбинированные методы модуляции, где использу</w:t>
       </w:r>
@@ -13252,8 +13570,17 @@
         <w:rPr>
           <w:rFonts w:ascii="Times New Roman" w:hAnsi="Times New Roman" w:cs="Times New Roman"/>
           <w:sz w:val="28"/>
-        </w:rPr>
-        <w:t xml:space="preserve">ются не один, а сразу два параметра колебания. Метод, в котором одновременно изменяются два параметра (амплитуда и фаза) называется амплитудно-фазовой модуляцией. </w:t>
+          <w:highlight w:val="yellow"/>
+        </w:rPr>
+        <w:t>ются не один, а сразу два параметра колебания. Метод, в котором одновременно изменяются два параметра (амплитуда и фаза) называется</w:t>
+      </w:r>
+      <w:r>
+        <w:rPr>
+          <w:rFonts w:ascii="Times New Roman" w:hAnsi="Times New Roman" w:cs="Times New Roman"/>
+          <w:sz w:val="28"/>
+          <w:highlight w:val="yellow"/>
+        </w:rPr>
+        <w:t xml:space="preserve"> амплитудно-фазовой модуляцией.</w:t>
       </w:r>
     </w:p>
     <w:p>
@@ -13262,120 +13589,56 @@
         <w:jc w:val="both"/>
         <w:rPr>
           <w:rFonts w:ascii="Times New Roman" w:hAnsi="Times New Roman" w:cs="Times New Roman"/>
-          <w:sz w:val="28"/>
-        </w:rPr>
-      </w:pPr>
-      <w:r>
-        <w:rPr>
-          <w:rFonts w:ascii="Times New Roman" w:hAnsi="Times New Roman" w:cs="Times New Roman"/>
-          <w:sz w:val="28"/>
-        </w:rPr>
-        <w:t xml:space="preserve">Модуляция может быть линейной и нелинейной. </w:t>
-      </w:r>
-      <w:r>
-        <w:rPr>
-          <w:rFonts w:ascii="Times New Roman" w:hAnsi="Times New Roman" w:cs="Times New Roman"/>
-          <w:sz w:val="28"/>
-        </w:rPr>
-        <w:t>Для линейных типов модуляции</w:t>
-      </w:r>
-      <w:r>
-        <w:rPr>
-          <w:rFonts w:ascii="Times New Roman" w:hAnsi="Times New Roman" w:cs="Times New Roman"/>
-          <w:sz w:val="28"/>
-        </w:rPr>
-        <w:t xml:space="preserve"> </w:t>
-      </w:r>
-      <w:r>
-        <w:rPr>
-          <w:rFonts w:ascii="Times New Roman" w:hAnsi="Times New Roman" w:cs="Times New Roman"/>
-          <w:sz w:val="28"/>
-        </w:rPr>
-        <w:t>справедливо линейное соотношение между спектром модулирующего сигнала и спектром</w:t>
-      </w:r>
-      <w:r>
-        <w:rPr>
-          <w:rFonts w:ascii="Times New Roman" w:hAnsi="Times New Roman" w:cs="Times New Roman"/>
-          <w:sz w:val="28"/>
-        </w:rPr>
-        <w:t xml:space="preserve"> </w:t>
-      </w:r>
-      <w:r>
-        <w:rPr>
-          <w:rFonts w:ascii="Times New Roman" w:hAnsi="Times New Roman" w:cs="Times New Roman"/>
-          <w:sz w:val="28"/>
-        </w:rPr>
-        <w:t>модулированного колебания. Также линейны соотношения между амплитудой</w:t>
-      </w:r>
-      <w:r>
-        <w:rPr>
-          <w:rFonts w:ascii="Times New Roman" w:hAnsi="Times New Roman" w:cs="Times New Roman"/>
-          <w:sz w:val="28"/>
-        </w:rPr>
-        <w:t xml:space="preserve"> </w:t>
-      </w:r>
-      <w:r>
-        <w:rPr>
-          <w:rFonts w:ascii="Times New Roman" w:hAnsi="Times New Roman" w:cs="Times New Roman"/>
-          <w:sz w:val="28"/>
-        </w:rPr>
-        <w:t>модулированного сигнала и исходным информационным сигналом и полной фазой</w:t>
-      </w:r>
-      <w:r>
-        <w:rPr>
-          <w:rFonts w:ascii="Times New Roman" w:hAnsi="Times New Roman" w:cs="Times New Roman"/>
-          <w:sz w:val="28"/>
-        </w:rPr>
-        <w:t xml:space="preserve"> </w:t>
-      </w:r>
-      <w:r>
-        <w:rPr>
-          <w:rFonts w:ascii="Times New Roman" w:hAnsi="Times New Roman" w:cs="Times New Roman"/>
-          <w:sz w:val="28"/>
-        </w:rPr>
-        <w:t>модулированного сигнала и информационным сигналом. К линейным видам модуляции</w:t>
-      </w:r>
-      <w:r>
-        <w:rPr>
-          <w:rFonts w:ascii="Times New Roman" w:hAnsi="Times New Roman" w:cs="Times New Roman"/>
-          <w:sz w:val="28"/>
-        </w:rPr>
-        <w:t xml:space="preserve"> </w:t>
-      </w:r>
-      <w:r>
-        <w:rPr>
-          <w:rFonts w:ascii="Times New Roman" w:hAnsi="Times New Roman" w:cs="Times New Roman"/>
-          <w:sz w:val="28"/>
-        </w:rPr>
-        <w:t>относится амплитудная и фазовая [5]. Частотная модуляция является нелинейной. Для</w:t>
-      </w:r>
-      <w:r>
-        <w:rPr>
-          <w:rFonts w:ascii="Times New Roman" w:hAnsi="Times New Roman" w:cs="Times New Roman"/>
-          <w:sz w:val="28"/>
-        </w:rPr>
-        <w:t xml:space="preserve"> </w:t>
-      </w:r>
-      <w:r>
-        <w:rPr>
-          <w:rFonts w:ascii="Times New Roman" w:hAnsi="Times New Roman" w:cs="Times New Roman"/>
-          <w:sz w:val="28"/>
-        </w:rPr>
-        <w:t>линейных процессов справедлив принцип суперпозиции, поэтому для них можно параллельно</w:t>
-      </w:r>
-      <w:r>
-        <w:rPr>
-          <w:rFonts w:ascii="Times New Roman" w:hAnsi="Times New Roman" w:cs="Times New Roman"/>
-          <w:sz w:val="28"/>
-        </w:rPr>
-        <w:t xml:space="preserve"> </w:t>
-      </w:r>
-      <w:r>
-        <w:rPr>
-          <w:rFonts w:ascii="Times New Roman" w:hAnsi="Times New Roman" w:cs="Times New Roman"/>
-          <w:sz w:val="28"/>
-        </w:rPr>
-        <w:t>изменять 2 параметра несущего колебания.</w:t>
+          <w:color w:val="FF0000"/>
+          <w:sz w:val="28"/>
+          <w:highlight w:val="yellow"/>
+        </w:rPr>
+      </w:pPr>
+      <w:r>
+        <w:rPr>
+          <w:rFonts w:ascii="Times New Roman" w:hAnsi="Times New Roman" w:cs="Times New Roman"/>
+          <w:color w:val="FF0000"/>
+          <w:sz w:val="28"/>
+          <w:highlight w:val="yellow"/>
+        </w:rPr>
+        <w:t>Перенести в следующий раздел</w:t>
+      </w:r>
+    </w:p>
+    <w:p>
+      <w:pPr>
+        <w:ind w:firstLine="709"/>
+        <w:jc w:val="both"/>
+        <w:rPr>
+          <w:rFonts w:ascii="Times New Roman" w:hAnsi="Times New Roman" w:cs="Times New Roman"/>
+          <w:sz w:val="28"/>
+        </w:rPr>
+      </w:pPr>
+      <w:r>
+        <w:rPr>
+          <w:rFonts w:ascii="Times New Roman" w:hAnsi="Times New Roman" w:cs="Times New Roman"/>
+          <w:sz w:val="28"/>
+          <w:highlight w:val="yellow"/>
+        </w:rPr>
+        <w:t>Модуляция может быть линейной и нелинейной. Для линейных типов модуляции справедливо линейное соотношение между спектром модулирующего сигнала и спектром модулированного колебания. Также линейны соотношения между амплитудой модулированного сигнала и исходным информационным сигналом и полной фазой модулированного сигнала и информационным сигналом. К линейным видам модуляции относится амплитудная и фазовая [5]. Частотная модуляция является нелинейной. Для линейных процессов справедлив принцип суперпозиции, поэтому для них можно параллельно изменять 2 параметра несущего колебания.</w:t>
+      </w:r>
+    </w:p>
+    <w:p>
+      <w:pPr>
+        <w:ind w:firstLine="709"/>
+        <w:jc w:val="both"/>
+        <w:rPr>
+          <w:rFonts w:ascii="Times New Roman" w:hAnsi="Times New Roman" w:cs="Times New Roman"/>
+          <w:color w:val="FF0000"/>
+          <w:sz w:val="28"/>
+        </w:rPr>
+      </w:pPr>
+      <w:r>
+        <w:rPr>
+          <w:rFonts w:ascii="Times New Roman" w:hAnsi="Times New Roman" w:cs="Times New Roman"/>
+          <w:color w:val="FF0000"/>
+          <w:sz w:val="28"/>
+        </w:rPr>
+        <w:t>Добавить критерии линейности.</w:t>
       </w:r>
     </w:p>
     <w:p>
@@ -15097,6 +15360,19 @@
     </w:p>
     <w:p>
       <w:pPr>
+        <w:rPr>
+          <w:color w:val="FF0000"/>
+        </w:rPr>
+      </w:pPr>
+      <w:r>
+        <w:rPr>
+          <w:color w:val="FF0000"/>
+        </w:rPr>
+        <w:t>Поменять картинку, т.к. тут частотная и фазовая модуляция.</w:t>
+      </w:r>
+    </w:p>
+    <w:p>
+      <w:pPr>
         <w:ind w:firstLine="709"/>
         <w:jc w:val="both"/>
         <w:rPr>
@@ -15592,6 +15868,25 @@
           <w:sz w:val="28"/>
         </w:rPr>
         <w:t xml:space="preserve"> бит в символы и введение взаимно-однозначных соответствий между множеством частот и множеством символов.</w:t>
+      </w:r>
+    </w:p>
+    <w:p>
+      <w:pPr>
+        <w:ind w:firstLine="709"/>
+        <w:jc w:val="both"/>
+        <w:rPr>
+          <w:rFonts w:ascii="Times New Roman" w:hAnsi="Times New Roman" w:cs="Times New Roman"/>
+          <w:color w:val="FF0000"/>
+          <w:sz w:val="28"/>
+        </w:rPr>
+      </w:pPr>
+      <w:r>
+        <w:rPr>
+          <w:rFonts w:ascii="Times New Roman" w:hAnsi="Times New Roman" w:cs="Times New Roman"/>
+          <w:color w:val="FF0000"/>
+          <w:sz w:val="28"/>
+        </w:rPr>
+        <w:t>Расписать про чувствительность частотной и фазовой манипуляции, их критерии.</w:t>
       </w:r>
     </w:p>
     <w:p>
@@ -17247,257 +17542,19 @@
         <w:jc w:val="both"/>
         <w:rPr>
           <w:rFonts w:ascii="Times New Roman" w:hAnsi="Times New Roman" w:cs="Times New Roman"/>
-          <w:sz w:val="28"/>
-        </w:rPr>
-      </w:pPr>
-      <w:r>
-        <w:rPr>
-          <w:rFonts w:ascii="Times New Roman" w:hAnsi="Times New Roman" w:cs="Times New Roman"/>
-          <w:sz w:val="28"/>
-        </w:rPr>
-        <w:t>П</w:t>
-      </w:r>
-      <w:r>
-        <w:rPr>
-          <w:rFonts w:ascii="Times New Roman" w:hAnsi="Times New Roman" w:cs="Times New Roman"/>
-          <w:sz w:val="28"/>
-        </w:rPr>
-        <w:t>оскол</w:t>
-      </w:r>
-      <w:r>
-        <w:rPr>
-          <w:rFonts w:ascii="Times New Roman" w:hAnsi="Times New Roman" w:cs="Times New Roman"/>
-          <w:sz w:val="28"/>
-        </w:rPr>
-        <w:t xml:space="preserve">ьку частотная модуляция является нелинейным процессом, то будут существовать </w:t>
-      </w:r>
-      <w:r>
-        <w:rPr>
-          <w:rFonts w:ascii="Times New Roman" w:hAnsi="Times New Roman" w:cs="Times New Roman"/>
-          <w:sz w:val="28"/>
-        </w:rPr>
-        <w:t>межсимвольные искажения, вызванные изменением спектра исходного сигнала. Они появляются за счёт нелинейности как самого способа модуляции, так и нелинейности в тракте приёма</w:t>
-      </w:r>
-      <w:r>
-        <w:rPr>
-          <w:rFonts w:ascii="Times New Roman" w:hAnsi="Times New Roman" w:cs="Times New Roman"/>
-          <w:sz w:val="28"/>
-        </w:rPr>
-        <w:t xml:space="preserve">. </w:t>
-      </w:r>
-      <w:r>
-        <w:rPr>
-          <w:rFonts w:ascii="Times New Roman" w:hAnsi="Times New Roman" w:cs="Times New Roman"/>
-          <w:sz w:val="28"/>
-        </w:rPr>
-        <w:t xml:space="preserve">Для ограничения спектров радиосигналов зачастую применяется Гауссов </w:t>
-      </w:r>
-      <w:r>
-        <w:rPr>
-          <w:rFonts w:ascii="Times New Roman" w:hAnsi="Times New Roman" w:cs="Times New Roman"/>
-          <w:sz w:val="28"/>
-          <w:lang w:val="en-US"/>
-        </w:rPr>
-        <w:t>baseband</w:t>
-      </w:r>
-      <w:r>
-        <w:rPr>
-          <w:rFonts w:ascii="Times New Roman" w:hAnsi="Times New Roman" w:cs="Times New Roman"/>
-          <w:sz w:val="28"/>
-        </w:rPr>
-        <w:t>-</w:t>
-      </w:r>
-      <w:r>
-        <w:rPr>
-          <w:rFonts w:ascii="Times New Roman" w:hAnsi="Times New Roman" w:cs="Times New Roman"/>
-          <w:sz w:val="28"/>
-        </w:rPr>
-        <w:t>фильтр.</w:t>
-      </w:r>
-      <w:r>
-        <w:rPr>
-          <w:rFonts w:ascii="Times New Roman" w:hAnsi="Times New Roman" w:cs="Times New Roman"/>
-          <w:sz w:val="28"/>
-        </w:rPr>
-        <w:t xml:space="preserve"> Соответственно, виды модуляции, использующие данные фильтры называются </w:t>
-      </w:r>
-      <w:r>
-        <w:rPr>
-          <w:rFonts w:ascii="Times New Roman" w:hAnsi="Times New Roman" w:cs="Times New Roman"/>
-          <w:sz w:val="28"/>
-          <w:lang w:val="en-US"/>
-        </w:rPr>
-        <w:t>GFSK</w:t>
-      </w:r>
-      <w:r>
-        <w:rPr>
-          <w:rFonts w:ascii="Times New Roman" w:hAnsi="Times New Roman" w:cs="Times New Roman"/>
-          <w:sz w:val="28"/>
-        </w:rPr>
-        <w:t xml:space="preserve"> (</w:t>
-      </w:r>
-      <w:r>
-        <w:rPr>
-          <w:rFonts w:ascii="Times New Roman" w:hAnsi="Times New Roman" w:cs="Times New Roman"/>
-          <w:sz w:val="28"/>
-          <w:lang w:val="en-US"/>
-        </w:rPr>
-        <w:t>Gaussian</w:t>
-      </w:r>
-      <w:r>
-        <w:rPr>
-          <w:rFonts w:ascii="Times New Roman" w:hAnsi="Times New Roman" w:cs="Times New Roman"/>
-          <w:sz w:val="28"/>
-        </w:rPr>
-        <w:t xml:space="preserve"> </w:t>
-      </w:r>
-      <w:r>
-        <w:rPr>
-          <w:rFonts w:ascii="Times New Roman" w:hAnsi="Times New Roman" w:cs="Times New Roman"/>
-          <w:sz w:val="28"/>
-          <w:lang w:val="en-US"/>
-        </w:rPr>
-        <w:t>Frequency</w:t>
-      </w:r>
-      <w:r>
-        <w:rPr>
-          <w:rFonts w:ascii="Times New Roman" w:hAnsi="Times New Roman" w:cs="Times New Roman"/>
-          <w:sz w:val="28"/>
-        </w:rPr>
-        <w:t xml:space="preserve"> </w:t>
-      </w:r>
-      <w:r>
-        <w:rPr>
-          <w:rFonts w:ascii="Times New Roman" w:hAnsi="Times New Roman" w:cs="Times New Roman"/>
-          <w:sz w:val="28"/>
-          <w:lang w:val="en-US"/>
-        </w:rPr>
-        <w:t>Shift</w:t>
-      </w:r>
-      <w:r>
-        <w:rPr>
-          <w:rFonts w:ascii="Times New Roman" w:hAnsi="Times New Roman" w:cs="Times New Roman"/>
-          <w:sz w:val="28"/>
-        </w:rPr>
-        <w:t xml:space="preserve"> </w:t>
-      </w:r>
-      <w:r>
-        <w:rPr>
-          <w:rFonts w:ascii="Times New Roman" w:hAnsi="Times New Roman" w:cs="Times New Roman"/>
-          <w:sz w:val="28"/>
-          <w:lang w:val="en-US"/>
-        </w:rPr>
-        <w:t>Keying</w:t>
-      </w:r>
-      <w:r>
-        <w:rPr>
-          <w:rFonts w:ascii="Times New Roman" w:hAnsi="Times New Roman" w:cs="Times New Roman"/>
-          <w:sz w:val="28"/>
-        </w:rPr>
-        <w:t xml:space="preserve">) и </w:t>
-      </w:r>
-      <w:r>
-        <w:rPr>
-          <w:rFonts w:ascii="Times New Roman" w:hAnsi="Times New Roman" w:cs="Times New Roman"/>
-          <w:sz w:val="28"/>
-          <w:lang w:val="en-US"/>
-        </w:rPr>
-        <w:t>GMSK</w:t>
-      </w:r>
-      <w:r>
-        <w:rPr>
-          <w:rFonts w:ascii="Times New Roman" w:hAnsi="Times New Roman" w:cs="Times New Roman"/>
-          <w:sz w:val="28"/>
-        </w:rPr>
-        <w:t xml:space="preserve"> (</w:t>
-      </w:r>
-      <w:r>
-        <w:rPr>
-          <w:rFonts w:ascii="Times New Roman" w:hAnsi="Times New Roman" w:cs="Times New Roman"/>
-          <w:sz w:val="28"/>
-          <w:lang w:val="en-US"/>
-        </w:rPr>
-        <w:t>Gaussian</w:t>
-      </w:r>
-      <w:r>
-        <w:rPr>
-          <w:rFonts w:ascii="Times New Roman" w:hAnsi="Times New Roman" w:cs="Times New Roman"/>
-          <w:sz w:val="28"/>
-        </w:rPr>
-        <w:t xml:space="preserve"> </w:t>
-      </w:r>
-      <w:r>
-        <w:rPr>
-          <w:rFonts w:ascii="Times New Roman" w:hAnsi="Times New Roman" w:cs="Times New Roman"/>
-          <w:sz w:val="28"/>
-          <w:lang w:val="en-US"/>
-        </w:rPr>
-        <w:t>Minimum</w:t>
-      </w:r>
-      <w:r>
-        <w:rPr>
-          <w:rFonts w:ascii="Times New Roman" w:hAnsi="Times New Roman" w:cs="Times New Roman"/>
-          <w:sz w:val="28"/>
-        </w:rPr>
-        <w:t xml:space="preserve"> </w:t>
-      </w:r>
-      <w:r>
-        <w:rPr>
-          <w:rFonts w:ascii="Times New Roman" w:hAnsi="Times New Roman" w:cs="Times New Roman"/>
-          <w:sz w:val="28"/>
-          <w:lang w:val="en-US"/>
-        </w:rPr>
-        <w:t>Shift</w:t>
-      </w:r>
-      <w:r>
-        <w:rPr>
-          <w:rFonts w:ascii="Times New Roman" w:hAnsi="Times New Roman" w:cs="Times New Roman"/>
-          <w:sz w:val="28"/>
-        </w:rPr>
-        <w:t xml:space="preserve"> </w:t>
-      </w:r>
-      <w:r>
-        <w:rPr>
-          <w:rFonts w:ascii="Times New Roman" w:hAnsi="Times New Roman" w:cs="Times New Roman"/>
-          <w:sz w:val="28"/>
-          <w:lang w:val="en-US"/>
-        </w:rPr>
-        <w:t>Keying</w:t>
-      </w:r>
-      <w:r>
-        <w:rPr>
-          <w:rFonts w:ascii="Times New Roman" w:hAnsi="Times New Roman" w:cs="Times New Roman"/>
-          <w:sz w:val="28"/>
-        </w:rPr>
-        <w:t>)</w:t>
-      </w:r>
-      <w:r>
-        <w:rPr>
-          <w:rFonts w:ascii="Times New Roman" w:hAnsi="Times New Roman" w:cs="Times New Roman"/>
-          <w:sz w:val="28"/>
-        </w:rPr>
-        <w:t>.</w:t>
-      </w:r>
-      <w:r>
-        <w:rPr>
-          <w:rFonts w:ascii="Times New Roman" w:hAnsi="Times New Roman" w:cs="Times New Roman"/>
-          <w:sz w:val="28"/>
-        </w:rPr>
-        <w:t xml:space="preserve"> Основная задача фильтра Гаусса – с</w:t>
-      </w:r>
-      <w:r>
-        <w:rPr>
-          <w:rFonts w:ascii="Times New Roman" w:hAnsi="Times New Roman" w:cs="Times New Roman"/>
-          <w:sz w:val="28"/>
-        </w:rPr>
-        <w:t>пектральное уплотнение сигналов с частотной модуляцией и непрерывной фазой</w:t>
-      </w:r>
-      <w:r>
-        <w:rPr>
-          <w:rFonts w:ascii="Times New Roman" w:hAnsi="Times New Roman" w:cs="Times New Roman"/>
-          <w:sz w:val="28"/>
-        </w:rPr>
-        <w:t>.</w:t>
+          <w:color w:val="FF0000"/>
+          <w:sz w:val="28"/>
+          <w:highlight w:val="yellow"/>
+        </w:rPr>
+      </w:pPr>
+      <w:r>
+        <w:rPr>
+          <w:rFonts w:ascii="Times New Roman" w:hAnsi="Times New Roman" w:cs="Times New Roman"/>
+          <w:color w:val="FF0000"/>
+          <w:sz w:val="28"/>
+          <w:highlight w:val="yellow"/>
+        </w:rPr>
+        <w:t>Определение нелинейного процесса.</w:t>
       </w:r>
     </w:p>
     <w:p>
@@ -17513,6 +17570,292 @@
         <w:rPr>
           <w:rFonts w:ascii="Times New Roman" w:hAnsi="Times New Roman" w:cs="Times New Roman"/>
           <w:sz w:val="28"/>
+          <w:highlight w:val="yellow"/>
+        </w:rPr>
+        <w:t>Поскольку частотная модуляция является нелинейным процессом</w:t>
+      </w:r>
+      <w:r>
+        <w:rPr>
+          <w:rFonts w:ascii="Times New Roman" w:hAnsi="Times New Roman" w:cs="Times New Roman"/>
+          <w:sz w:val="28"/>
+        </w:rPr>
+        <w:t xml:space="preserve">, то будут существовать </w:t>
+      </w:r>
+      <w:r>
+        <w:rPr>
+          <w:rFonts w:ascii="Times New Roman" w:hAnsi="Times New Roman" w:cs="Times New Roman"/>
+          <w:sz w:val="28"/>
+        </w:rPr>
+        <w:t xml:space="preserve">межсимвольные искажения, вызванные </w:t>
+      </w:r>
+      <w:r>
+        <w:rPr>
+          <w:rFonts w:ascii="Times New Roman" w:hAnsi="Times New Roman" w:cs="Times New Roman"/>
+          <w:sz w:val="28"/>
+          <w:highlight w:val="yellow"/>
+        </w:rPr>
+        <w:t>изменением спектра исходного сигнала</w:t>
+      </w:r>
+      <w:r>
+        <w:rPr>
+          <w:rFonts w:ascii="Times New Roman" w:hAnsi="Times New Roman" w:cs="Times New Roman"/>
+          <w:sz w:val="28"/>
+        </w:rPr>
+        <w:t>. Они появляются за счёт нелинейности как самого способа модуляции, так и нелинейности в тракте приёма</w:t>
+      </w:r>
+      <w:r>
+        <w:rPr>
+          <w:rFonts w:ascii="Times New Roman" w:hAnsi="Times New Roman" w:cs="Times New Roman"/>
+          <w:sz w:val="28"/>
+        </w:rPr>
+        <w:t xml:space="preserve">. </w:t>
+      </w:r>
+      <w:r>
+        <w:rPr>
+          <w:rFonts w:ascii="Times New Roman" w:hAnsi="Times New Roman" w:cs="Times New Roman"/>
+          <w:sz w:val="28"/>
+        </w:rPr>
+        <w:t xml:space="preserve">Для ограничения спектров радиосигналов зачастую применяется Гауссов </w:t>
+      </w:r>
+      <w:r>
+        <w:rPr>
+          <w:rFonts w:ascii="Times New Roman" w:hAnsi="Times New Roman" w:cs="Times New Roman"/>
+          <w:sz w:val="28"/>
+          <w:lang w:val="en-US"/>
+        </w:rPr>
+        <w:t>baseband</w:t>
+      </w:r>
+      <w:r>
+        <w:rPr>
+          <w:rFonts w:ascii="Times New Roman" w:hAnsi="Times New Roman" w:cs="Times New Roman"/>
+          <w:sz w:val="28"/>
+        </w:rPr>
+        <w:t>-</w:t>
+      </w:r>
+      <w:r>
+        <w:rPr>
+          <w:rFonts w:ascii="Times New Roman" w:hAnsi="Times New Roman" w:cs="Times New Roman"/>
+          <w:sz w:val="28"/>
+        </w:rPr>
+        <w:t>фильтр.</w:t>
+      </w:r>
+      <w:r>
+        <w:rPr>
+          <w:rFonts w:ascii="Times New Roman" w:hAnsi="Times New Roman" w:cs="Times New Roman"/>
+          <w:sz w:val="28"/>
+        </w:rPr>
+        <w:t xml:space="preserve"> Соответственно, виды модуляции, использующие данные фильтры называются </w:t>
+      </w:r>
+      <w:r>
+        <w:rPr>
+          <w:rFonts w:ascii="Times New Roman" w:hAnsi="Times New Roman" w:cs="Times New Roman"/>
+          <w:sz w:val="28"/>
+          <w:lang w:val="en-US"/>
+        </w:rPr>
+        <w:t>GFSK</w:t>
+      </w:r>
+      <w:r>
+        <w:rPr>
+          <w:rFonts w:ascii="Times New Roman" w:hAnsi="Times New Roman" w:cs="Times New Roman"/>
+          <w:sz w:val="28"/>
+        </w:rPr>
+        <w:t xml:space="preserve"> (</w:t>
+      </w:r>
+      <w:r>
+        <w:rPr>
+          <w:rFonts w:ascii="Times New Roman" w:hAnsi="Times New Roman" w:cs="Times New Roman"/>
+          <w:sz w:val="28"/>
+          <w:lang w:val="en-US"/>
+        </w:rPr>
+        <w:t>Gaussian</w:t>
+      </w:r>
+      <w:r>
+        <w:rPr>
+          <w:rFonts w:ascii="Times New Roman" w:hAnsi="Times New Roman" w:cs="Times New Roman"/>
+          <w:sz w:val="28"/>
+        </w:rPr>
+        <w:t xml:space="preserve"> </w:t>
+      </w:r>
+      <w:r>
+        <w:rPr>
+          <w:rFonts w:ascii="Times New Roman" w:hAnsi="Times New Roman" w:cs="Times New Roman"/>
+          <w:sz w:val="28"/>
+          <w:lang w:val="en-US"/>
+        </w:rPr>
+        <w:t>Frequency</w:t>
+      </w:r>
+      <w:r>
+        <w:rPr>
+          <w:rFonts w:ascii="Times New Roman" w:hAnsi="Times New Roman" w:cs="Times New Roman"/>
+          <w:sz w:val="28"/>
+        </w:rPr>
+        <w:t xml:space="preserve"> </w:t>
+      </w:r>
+      <w:r>
+        <w:rPr>
+          <w:rFonts w:ascii="Times New Roman" w:hAnsi="Times New Roman" w:cs="Times New Roman"/>
+          <w:sz w:val="28"/>
+          <w:lang w:val="en-US"/>
+        </w:rPr>
+        <w:t>Shift</w:t>
+      </w:r>
+      <w:r>
+        <w:rPr>
+          <w:rFonts w:ascii="Times New Roman" w:hAnsi="Times New Roman" w:cs="Times New Roman"/>
+          <w:sz w:val="28"/>
+        </w:rPr>
+        <w:t xml:space="preserve"> </w:t>
+      </w:r>
+      <w:r>
+        <w:rPr>
+          <w:rFonts w:ascii="Times New Roman" w:hAnsi="Times New Roman" w:cs="Times New Roman"/>
+          <w:sz w:val="28"/>
+          <w:lang w:val="en-US"/>
+        </w:rPr>
+        <w:t>Keying</w:t>
+      </w:r>
+      <w:r>
+        <w:rPr>
+          <w:rFonts w:ascii="Times New Roman" w:hAnsi="Times New Roman" w:cs="Times New Roman"/>
+          <w:sz w:val="28"/>
+        </w:rPr>
+        <w:t xml:space="preserve">) и </w:t>
+      </w:r>
+      <w:r>
+        <w:rPr>
+          <w:rFonts w:ascii="Times New Roman" w:hAnsi="Times New Roman" w:cs="Times New Roman"/>
+          <w:sz w:val="28"/>
+          <w:lang w:val="en-US"/>
+        </w:rPr>
+        <w:t>GMSK</w:t>
+      </w:r>
+      <w:r>
+        <w:rPr>
+          <w:rFonts w:ascii="Times New Roman" w:hAnsi="Times New Roman" w:cs="Times New Roman"/>
+          <w:sz w:val="28"/>
+        </w:rPr>
+        <w:t xml:space="preserve"> (</w:t>
+      </w:r>
+      <w:r>
+        <w:rPr>
+          <w:rFonts w:ascii="Times New Roman" w:hAnsi="Times New Roman" w:cs="Times New Roman"/>
+          <w:sz w:val="28"/>
+          <w:lang w:val="en-US"/>
+        </w:rPr>
+        <w:t>Gaussian</w:t>
+      </w:r>
+      <w:r>
+        <w:rPr>
+          <w:rFonts w:ascii="Times New Roman" w:hAnsi="Times New Roman" w:cs="Times New Roman"/>
+          <w:sz w:val="28"/>
+        </w:rPr>
+        <w:t xml:space="preserve"> </w:t>
+      </w:r>
+      <w:r>
+        <w:rPr>
+          <w:rFonts w:ascii="Times New Roman" w:hAnsi="Times New Roman" w:cs="Times New Roman"/>
+          <w:sz w:val="28"/>
+          <w:lang w:val="en-US"/>
+        </w:rPr>
+        <w:t>Minimum</w:t>
+      </w:r>
+      <w:r>
+        <w:rPr>
+          <w:rFonts w:ascii="Times New Roman" w:hAnsi="Times New Roman" w:cs="Times New Roman"/>
+          <w:sz w:val="28"/>
+        </w:rPr>
+        <w:t xml:space="preserve"> </w:t>
+      </w:r>
+      <w:r>
+        <w:rPr>
+          <w:rFonts w:ascii="Times New Roman" w:hAnsi="Times New Roman" w:cs="Times New Roman"/>
+          <w:sz w:val="28"/>
+          <w:lang w:val="en-US"/>
+        </w:rPr>
+        <w:t>Shift</w:t>
+      </w:r>
+      <w:r>
+        <w:rPr>
+          <w:rFonts w:ascii="Times New Roman" w:hAnsi="Times New Roman" w:cs="Times New Roman"/>
+          <w:sz w:val="28"/>
+        </w:rPr>
+        <w:t xml:space="preserve"> </w:t>
+      </w:r>
+      <w:r>
+        <w:rPr>
+          <w:rFonts w:ascii="Times New Roman" w:hAnsi="Times New Roman" w:cs="Times New Roman"/>
+          <w:sz w:val="28"/>
+          <w:lang w:val="en-US"/>
+        </w:rPr>
+        <w:t>Keying</w:t>
+      </w:r>
+      <w:r>
+        <w:rPr>
+          <w:rFonts w:ascii="Times New Roman" w:hAnsi="Times New Roman" w:cs="Times New Roman"/>
+          <w:sz w:val="28"/>
+        </w:rPr>
+        <w:t>)</w:t>
+      </w:r>
+      <w:r>
+        <w:rPr>
+          <w:rFonts w:ascii="Times New Roman" w:hAnsi="Times New Roman" w:cs="Times New Roman"/>
+          <w:sz w:val="28"/>
+        </w:rPr>
+        <w:t>.</w:t>
+      </w:r>
+      <w:r>
+        <w:rPr>
+          <w:rFonts w:ascii="Times New Roman" w:hAnsi="Times New Roman" w:cs="Times New Roman"/>
+          <w:sz w:val="28"/>
+        </w:rPr>
+        <w:t xml:space="preserve"> Основная задача фильтра Гаусса – </w:t>
+      </w:r>
+      <w:r>
+        <w:rPr>
+          <w:rFonts w:ascii="Times New Roman" w:hAnsi="Times New Roman" w:cs="Times New Roman"/>
+          <w:sz w:val="28"/>
+          <w:highlight w:val="yellow"/>
+        </w:rPr>
+        <w:t>спектральное уплотнение сигналов с частотной модуляцией и непрерывной фазой.</w:t>
+      </w:r>
+    </w:p>
+    <w:p>
+      <w:pPr>
+        <w:ind w:firstLine="709"/>
+        <w:jc w:val="both"/>
+        <w:rPr>
+          <w:rFonts w:ascii="Times New Roman" w:hAnsi="Times New Roman" w:cs="Times New Roman"/>
+          <w:sz w:val="28"/>
+        </w:rPr>
+      </w:pPr>
+      <w:r>
+        <w:rPr>
+          <w:rFonts w:ascii="Times New Roman" w:hAnsi="Times New Roman" w:cs="Times New Roman"/>
+          <w:color w:val="FF0000"/>
+          <w:sz w:val="28"/>
+        </w:rPr>
+        <w:t xml:space="preserve">Расписать про другие фильтры </w:t>
+      </w:r>
+      <w:r>
+        <w:rPr>
+          <w:rFonts w:ascii="Times New Roman" w:hAnsi="Times New Roman" w:cs="Times New Roman"/>
+          <w:color w:val="FF0000"/>
+          <w:sz w:val="28"/>
+        </w:rPr>
+        <w:t>-&gt;</w:t>
+      </w:r>
+      <w:r>
+        <w:rPr>
+          <w:rFonts w:ascii="Times New Roman" w:hAnsi="Times New Roman" w:cs="Times New Roman"/>
+          <w:color w:val="FF0000"/>
+          <w:sz w:val="28"/>
+        </w:rPr>
+        <w:t xml:space="preserve"> </w:t>
+      </w:r>
+      <w:r>
+        <w:rPr>
+          <w:rFonts w:ascii="Times New Roman" w:hAnsi="Times New Roman" w:cs="Times New Roman"/>
+          <w:sz w:val="28"/>
         </w:rPr>
         <w:t xml:space="preserve">Фильтр Гаусса, в отличие от </w:t>
       </w:r>
@@ -17521,7 +17864,22 @@
           <w:rFonts w:ascii="Times New Roman" w:hAnsi="Times New Roman" w:cs="Times New Roman"/>
           <w:sz w:val="28"/>
         </w:rPr>
-        <w:t>фильтра с характеристикой приподнятого косинуса, вносит малый уровень межсимвольных искажений (МСИ), но не обеспечивает их полное отсутствие. Однако он имеет ряд преимуществ</w:t>
+        <w:t xml:space="preserve">фильтра с характеристикой </w:t>
+      </w:r>
+      <w:r>
+        <w:rPr>
+          <w:rFonts w:ascii="Times New Roman" w:hAnsi="Times New Roman" w:cs="Times New Roman"/>
+          <w:sz w:val="28"/>
+          <w:highlight w:val="yellow"/>
+        </w:rPr>
+        <w:t>приподнятого косинуса</w:t>
+      </w:r>
+      <w:r>
+        <w:rPr>
+          <w:rFonts w:ascii="Times New Roman" w:hAnsi="Times New Roman" w:cs="Times New Roman"/>
+          <w:sz w:val="28"/>
+        </w:rPr>
+        <w:t>, вносит малый уровень межсимвольных искажений (МСИ), но не обеспечивает их полное отсутствие. Однако он имеет ряд преимуществ</w:t>
       </w:r>
       <w:r>
         <w:rPr>
@@ -17543,14 +17901,43 @@
         <w:rPr>
           <w:rFonts w:ascii="Times New Roman" w:hAnsi="Times New Roman" w:cs="Times New Roman"/>
           <w:sz w:val="28"/>
-        </w:rPr>
-      </w:pPr>
-      <w:r>
-        <w:rPr>
-          <w:rFonts w:ascii="Times New Roman" w:hAnsi="Times New Roman" w:cs="Times New Roman"/>
-          <w:sz w:val="28"/>
+          <w:highlight w:val="yellow"/>
+        </w:rPr>
+      </w:pPr>
+      <w:r>
+        <w:rPr>
+          <w:rFonts w:ascii="Times New Roman" w:hAnsi="Times New Roman" w:cs="Times New Roman"/>
+          <w:sz w:val="28"/>
+          <w:highlight w:val="yellow"/>
         </w:rPr>
         <w:t>Большая вычислительная эффективность за счёт меньшей длины импульсной характеристики КИХ-фильтра.</w:t>
+      </w:r>
+      <w:r>
+        <w:rPr>
+          <w:rFonts w:ascii="Times New Roman" w:hAnsi="Times New Roman" w:cs="Times New Roman"/>
+          <w:sz w:val="28"/>
+          <w:highlight w:val="yellow"/>
+        </w:rPr>
+        <w:t xml:space="preserve"> </w:t>
+      </w:r>
+      <w:r>
+        <w:rPr>
+          <w:rFonts w:ascii="Times New Roman" w:hAnsi="Times New Roman" w:cs="Times New Roman"/>
+          <w:color w:val="FF0000"/>
+          <w:sz w:val="28"/>
+          <w:highlight w:val="yellow"/>
+          <w:lang w:val="en-US"/>
+        </w:rPr>
+        <w:t xml:space="preserve">&lt;- </w:t>
+      </w:r>
+      <w:r>
+        <w:rPr>
+          <w:rFonts w:ascii="Times New Roman" w:hAnsi="Times New Roman" w:cs="Times New Roman"/>
+          <w:color w:val="FF0000"/>
+          <w:sz w:val="28"/>
+          <w:highlight w:val="yellow"/>
+        </w:rPr>
+        <w:t>Откуда это взялось?</w:t>
       </w:r>
     </w:p>
     <w:p>
@@ -17572,7 +17959,37 @@
           <w:rFonts w:ascii="Times New Roman" w:hAnsi="Times New Roman" w:cs="Times New Roman"/>
           <w:sz w:val="28"/>
         </w:rPr>
-        <w:t>Постоянная амплитуда огибающей, вследствие чего можно использовать высокоэффективные нелинейные режимы усиления (</w:t>
+        <w:t xml:space="preserve">Постоянная </w:t>
+      </w:r>
+      <w:r>
+        <w:rPr>
+          <w:rFonts w:ascii="Times New Roman" w:hAnsi="Times New Roman" w:cs="Times New Roman"/>
+          <w:sz w:val="28"/>
+          <w:highlight w:val="yellow"/>
+        </w:rPr>
+        <w:t>амплитуда</w:t>
+      </w:r>
+      <w:r>
+        <w:rPr>
+          <w:rFonts w:ascii="Times New Roman" w:hAnsi="Times New Roman" w:cs="Times New Roman"/>
+          <w:sz w:val="28"/>
+        </w:rPr>
+        <w:t xml:space="preserve"> </w:t>
+      </w:r>
+      <w:r>
+        <w:rPr>
+          <w:rFonts w:ascii="Times New Roman" w:hAnsi="Times New Roman" w:cs="Times New Roman"/>
+          <w:sz w:val="28"/>
+          <w:highlight w:val="yellow"/>
+        </w:rPr>
+        <w:t>огибающей</w:t>
+      </w:r>
+      <w:r>
+        <w:rPr>
+          <w:rFonts w:ascii="Times New Roman" w:hAnsi="Times New Roman" w:cs="Times New Roman"/>
+          <w:sz w:val="28"/>
+        </w:rPr>
+        <w:t>, вследствие чего можно использовать высокоэффективные нелинейные режимы усиления (</w:t>
       </w:r>
       <w:r>
         <w:rPr>
@@ -17647,6 +18064,21 @@
         </w:rPr>
         <w:t>сигнала.</w:t>
       </w:r>
+      <w:r>
+        <w:rPr>
+          <w:rFonts w:ascii="Times New Roman" w:hAnsi="Times New Roman" w:cs="Times New Roman"/>
+          <w:sz w:val="28"/>
+        </w:rPr>
+        <w:t xml:space="preserve"> </w:t>
+      </w:r>
+      <w:r>
+        <w:rPr>
+          <w:rFonts w:ascii="Times New Roman" w:hAnsi="Times New Roman" w:cs="Times New Roman"/>
+          <w:color w:val="FF0000"/>
+          <w:sz w:val="28"/>
+        </w:rPr>
+        <w:t>Почему?</w:t>
+      </w:r>
     </w:p>
     <w:p>
       <w:pPr>
@@ -17667,7 +18099,22 @@
           <w:rFonts w:ascii="Times New Roman" w:hAnsi="Times New Roman" w:cs="Times New Roman"/>
           <w:sz w:val="28"/>
         </w:rPr>
-        <w:t>Использование некогерентных методов демодуляции сигнала.</w:t>
+        <w:t xml:space="preserve">Использование некогерентных </w:t>
+      </w:r>
+      <w:r>
+        <w:rPr>
+          <w:rFonts w:ascii="Times New Roman" w:hAnsi="Times New Roman" w:cs="Times New Roman"/>
+          <w:color w:val="FF0000"/>
+          <w:sz w:val="28"/>
+        </w:rPr>
+        <w:t xml:space="preserve">(С чем?) </w:t>
+      </w:r>
+      <w:r>
+        <w:rPr>
+          <w:rFonts w:ascii="Times New Roman" w:hAnsi="Times New Roman" w:cs="Times New Roman"/>
+          <w:sz w:val="28"/>
+        </w:rPr>
+        <w:t>методов демодуляции сигнала.</w:t>
       </w:r>
     </w:p>
     <w:p>
@@ -17712,6 +18159,7 @@
                 <w:rFonts w:ascii="Cambria Math" w:hAnsi="Cambria Math" w:cs="Times New Roman"/>
                 <w:i/>
                 <w:sz w:val="28"/>
+                <w:highlight w:val="yellow"/>
               </w:rPr>
             </m:ctrlPr>
           </m:sSubPr>
@@ -17720,6 +18168,7 @@
               <w:rPr>
                 <w:rFonts w:ascii="Cambria Math" w:hAnsi="Cambria Math" w:cs="Times New Roman"/>
                 <w:sz w:val="28"/>
+                <w:highlight w:val="yellow"/>
                 <w:lang w:val="en-US"/>
               </w:rPr>
               <m:t>H</m:t>
@@ -17730,6 +18179,7 @@
               <w:rPr>
                 <w:rFonts w:ascii="Cambria Math" w:hAnsi="Cambria Math" w:cs="Times New Roman"/>
                 <w:sz w:val="28"/>
+                <w:highlight w:val="yellow"/>
               </w:rPr>
               <m:t>G</m:t>
             </m:r>
@@ -17742,6 +18192,7 @@
                 <w:rFonts w:ascii="Cambria Math" w:hAnsi="Cambria Math" w:cs="Times New Roman"/>
                 <w:i/>
                 <w:sz w:val="28"/>
+                <w:highlight w:val="yellow"/>
               </w:rPr>
             </m:ctrlPr>
           </m:dPr>
@@ -17750,6 +18201,7 @@
               <w:rPr>
                 <w:rFonts w:ascii="Cambria Math" w:hAnsi="Cambria Math" w:cs="Times New Roman"/>
                 <w:sz w:val="28"/>
+                <w:highlight w:val="yellow"/>
               </w:rPr>
               <m:t>f</m:t>
             </m:r>
@@ -20011,6 +20463,7 @@
         <w:jc w:val="both"/>
         <w:rPr>
           <w:rFonts w:ascii="Times New Roman" w:hAnsi="Times New Roman" w:cs="Times New Roman"/>
+          <w:color w:val="FF0000"/>
           <w:sz w:val="28"/>
           <w:szCs w:val="28"/>
         </w:rPr>
@@ -20019,6 +20472,7 @@
         <w:rPr>
           <w:rFonts w:ascii="Times New Roman" w:hAnsi="Times New Roman" w:cs="Times New Roman"/>
           <w:sz w:val="28"/>
+          <w:highlight w:val="yellow"/>
         </w:rPr>
         <w:t xml:space="preserve">Исходя из вышеперечисленных пунктов, было принято решение выполнить практическую часть работы с помощью цифровых радио-модулей </w:t>
       </w:r>
@@ -20026,6 +20480,7 @@
         <w:rPr>
           <w:rFonts w:ascii="Times New Roman" w:hAnsi="Times New Roman" w:cs="Times New Roman"/>
           <w:sz w:val="28"/>
+          <w:highlight w:val="yellow"/>
           <w:lang w:val="en-US"/>
         </w:rPr>
         <w:t>nRF</w:t>
@@ -20034,6 +20489,7 @@
         <w:rPr>
           <w:rFonts w:ascii="Times New Roman" w:hAnsi="Times New Roman" w:cs="Times New Roman"/>
           <w:sz w:val="28"/>
+          <w:highlight w:val="yellow"/>
         </w:rPr>
         <w:t>24</w:t>
       </w:r>
@@ -20041,6 +20497,7 @@
         <w:rPr>
           <w:rFonts w:ascii="Times New Roman" w:hAnsi="Times New Roman" w:cs="Times New Roman"/>
           <w:sz w:val="28"/>
+          <w:highlight w:val="yellow"/>
           <w:lang w:val="en-US"/>
         </w:rPr>
         <w:t>L</w:t>
@@ -20049,21 +20506,16 @@
         <w:rPr>
           <w:rFonts w:ascii="Times New Roman" w:hAnsi="Times New Roman" w:cs="Times New Roman"/>
           <w:sz w:val="28"/>
-        </w:rPr>
-        <w:t xml:space="preserve">01 </w:t>
-      </w:r>
-      <w:r>
-        <w:rPr>
-          <w:rFonts w:ascii="Times New Roman" w:hAnsi="Times New Roman" w:cs="Times New Roman"/>
-          <w:sz w:val="28"/>
-        </w:rPr>
-        <w:t xml:space="preserve">и микроконтроллера </w:t>
+          <w:highlight w:val="yellow"/>
+        </w:rPr>
+        <w:t xml:space="preserve">01 и микроконтроллера </w:t>
       </w:r>
       <w:r>
         <w:rPr>
           <w:rFonts w:ascii="Times New Roman" w:hAnsi="Times New Roman" w:cs="Times New Roman"/>
           <w:sz w:val="28"/>
           <w:szCs w:val="28"/>
+          <w:highlight w:val="yellow"/>
           <w:lang w:val="en-US"/>
         </w:rPr>
         <w:t>STM</w:t>
@@ -20073,6 +20525,7 @@
           <w:rFonts w:ascii="Times New Roman" w:hAnsi="Times New Roman" w:cs="Times New Roman"/>
           <w:sz w:val="28"/>
           <w:szCs w:val="28"/>
+          <w:highlight w:val="yellow"/>
         </w:rPr>
         <w:t>32</w:t>
       </w:r>
@@ -20081,6 +20534,7 @@
           <w:rFonts w:ascii="Times New Roman" w:hAnsi="Times New Roman" w:cs="Times New Roman"/>
           <w:sz w:val="28"/>
           <w:szCs w:val="28"/>
+          <w:highlight w:val="yellow"/>
           <w:lang w:val="en-US"/>
         </w:rPr>
         <w:t>F</w:t>
@@ -20090,6 +20544,7 @@
           <w:rFonts w:ascii="Times New Roman" w:hAnsi="Times New Roman" w:cs="Times New Roman"/>
           <w:sz w:val="28"/>
           <w:szCs w:val="28"/>
+          <w:highlight w:val="yellow"/>
         </w:rPr>
         <w:t>103</w:t>
       </w:r>
@@ -20098,6 +20553,7 @@
           <w:rFonts w:ascii="Times New Roman" w:hAnsi="Times New Roman" w:cs="Times New Roman"/>
           <w:sz w:val="28"/>
           <w:szCs w:val="28"/>
+          <w:highlight w:val="yellow"/>
           <w:lang w:val="en-US"/>
         </w:rPr>
         <w:t>C</w:t>
@@ -20107,6 +20563,7 @@
           <w:rFonts w:ascii="Times New Roman" w:hAnsi="Times New Roman" w:cs="Times New Roman"/>
           <w:sz w:val="28"/>
           <w:szCs w:val="28"/>
+          <w:highlight w:val="yellow"/>
         </w:rPr>
         <w:t>8</w:t>
       </w:r>
@@ -20115,6 +20572,7 @@
           <w:rFonts w:ascii="Times New Roman" w:hAnsi="Times New Roman" w:cs="Times New Roman"/>
           <w:sz w:val="28"/>
           <w:szCs w:val="28"/>
+          <w:highlight w:val="yellow"/>
           <w:lang w:val="en-US"/>
         </w:rPr>
         <w:t>T</w:t>
@@ -20124,6 +20582,7 @@
           <w:rFonts w:ascii="Times New Roman" w:hAnsi="Times New Roman" w:cs="Times New Roman"/>
           <w:sz w:val="28"/>
           <w:szCs w:val="28"/>
+          <w:highlight w:val="yellow"/>
         </w:rPr>
         <w:t>6</w:t>
       </w:r>
@@ -20132,33 +20591,45 @@
           <w:rFonts w:ascii="Times New Roman" w:hAnsi="Times New Roman" w:cs="Times New Roman"/>
           <w:sz w:val="28"/>
           <w:szCs w:val="28"/>
+          <w:highlight w:val="yellow"/>
+        </w:rPr>
+        <w:t xml:space="preserve"> на базе отладочной платы </w:t>
+      </w:r>
+      <w:r>
+        <w:rPr>
+          <w:rFonts w:ascii="Times New Roman" w:hAnsi="Times New Roman" w:cs="Times New Roman"/>
+          <w:sz w:val="28"/>
+          <w:szCs w:val="28"/>
+          <w:highlight w:val="yellow"/>
+          <w:lang w:val="en-US"/>
+        </w:rPr>
+        <w:t>BluePill</w:t>
+      </w:r>
+      <w:r>
+        <w:rPr>
+          <w:rFonts w:ascii="Times New Roman" w:hAnsi="Times New Roman" w:cs="Times New Roman"/>
+          <w:sz w:val="28"/>
+          <w:szCs w:val="28"/>
+          <w:highlight w:val="yellow"/>
+        </w:rPr>
+        <w:t>.</w:t>
+      </w:r>
+      <w:r>
+        <w:rPr>
+          <w:rFonts w:ascii="Times New Roman" w:hAnsi="Times New Roman" w:cs="Times New Roman"/>
+          <w:sz w:val="28"/>
+          <w:szCs w:val="28"/>
         </w:rPr>
         <w:t xml:space="preserve"> </w:t>
       </w:r>
       <w:r>
         <w:rPr>
           <w:rFonts w:ascii="Times New Roman" w:hAnsi="Times New Roman" w:cs="Times New Roman"/>
+          <w:color w:val="FF0000"/>
           <w:sz w:val="28"/>
           <w:szCs w:val="28"/>
         </w:rPr>
-        <w:t xml:space="preserve">на базе отладочной платы </w:t>
-      </w:r>
-      <w:r>
-        <w:rPr>
-          <w:rFonts w:ascii="Times New Roman" w:hAnsi="Times New Roman" w:cs="Times New Roman"/>
-          <w:sz w:val="28"/>
-          <w:szCs w:val="28"/>
-          <w:lang w:val="en-US"/>
-        </w:rPr>
-        <w:t>BluePill</w:t>
-      </w:r>
-      <w:r>
-        <w:rPr>
-          <w:rFonts w:ascii="Times New Roman" w:hAnsi="Times New Roman" w:cs="Times New Roman"/>
-          <w:sz w:val="28"/>
-          <w:szCs w:val="28"/>
-        </w:rPr>
-        <w:t>.</w:t>
+        <w:t>Расписать почему было принято решение, какие элементы на что влияют и тд.</w:t>
       </w:r>
     </w:p>
     <w:p>
@@ -20406,6 +20877,7 @@
           <w:rFonts w:ascii="Times New Roman" w:hAnsi="Times New Roman" w:cs="Times New Roman"/>
           <w:color w:val="auto"/>
           <w:sz w:val="28"/>
+          <w:highlight w:val="yellow"/>
         </w:rPr>
       </w:pPr>
       <w:bookmarkStart w:id="11" w:name="_Toc230968470"/>
@@ -20414,10 +20886,56 @@
           <w:rFonts w:ascii="Times New Roman" w:hAnsi="Times New Roman" w:cs="Times New Roman"/>
           <w:color w:val="auto"/>
           <w:sz w:val="28"/>
+          <w:highlight w:val="yellow"/>
         </w:rPr>
         <w:t>Определение метода передачи радиосигнала.</w:t>
       </w:r>
       <w:bookmarkEnd w:id="11"/>
+      <w:r>
+        <w:rPr>
+          <w:rFonts w:ascii="Times New Roman" w:hAnsi="Times New Roman" w:cs="Times New Roman"/>
+          <w:color w:val="auto"/>
+          <w:sz w:val="28"/>
+          <w:highlight w:val="yellow"/>
+        </w:rPr>
+        <w:t xml:space="preserve"> </w:t>
+      </w:r>
+      <w:r>
+        <w:rPr>
+          <w:rFonts w:ascii="Times New Roman" w:hAnsi="Times New Roman" w:cs="Times New Roman"/>
+          <w:color w:val="auto"/>
+          <w:sz w:val="28"/>
+          <w:highlight w:val="yellow"/>
+        </w:rPr>
+        <w:t xml:space="preserve">&lt;- </w:t>
+      </w:r>
+      <w:r>
+        <w:rPr>
+          <w:rFonts w:ascii="Times New Roman" w:hAnsi="Times New Roman" w:cs="Times New Roman"/>
+          <w:color w:val="FF0000"/>
+          <w:sz w:val="28"/>
+          <w:highlight w:val="yellow"/>
+        </w:rPr>
+        <w:t>Убрать это в первую главу.</w:t>
+      </w:r>
+      <w:r>
+        <w:rPr>
+          <w:rFonts w:ascii="Times New Roman" w:hAnsi="Times New Roman" w:cs="Times New Roman"/>
+          <w:color w:val="FF0000"/>
+          <w:sz w:val="28"/>
+          <w:highlight w:val="yellow"/>
+        </w:rPr>
+        <w:t xml:space="preserve"> И сделать сравнительную таблицу </w:t>
+      </w:r>
+      <w:r>
+        <w:rPr>
+          <w:rFonts w:ascii="Times New Roman" w:hAnsi="Times New Roman" w:cs="Times New Roman"/>
+          <w:color w:val="FF0000"/>
+          <w:sz w:val="28"/>
+          <w:highlight w:val="yellow"/>
+        </w:rPr>
+        <w:t>для каждого элемента системы в соответствии с требованиями.</w:t>
+      </w:r>
     </w:p>
     <w:p>
       <w:pPr>
@@ -20471,12 +20989,16 @@
       <w:pPr>
         <w:keepNext/>
         <w:jc w:val="center"/>
+        <w:rPr>
+          <w:highlight w:val="yellow"/>
+        </w:rPr>
       </w:pPr>
       <w:r>
         <w:rPr>
           <w:rFonts w:ascii="Times New Roman" w:hAnsi="Times New Roman" w:cs="Times New Roman"/>
           <w:noProof/>
           <w:sz w:val="28"/>
+          <w:highlight w:val="yellow"/>
         </w:rPr>
         <w:drawing>
           <wp:inline distT="0" distB="0" distL="0" distR="0">
@@ -20521,29 +21043,34 @@
         <w:jc w:val="center"/>
         <w:rPr>
           <w:color w:val="auto"/>
+          <w:highlight w:val="yellow"/>
         </w:rPr>
       </w:pPr>
       <w:r>
         <w:rPr>
           <w:color w:val="auto"/>
+          <w:highlight w:val="yellow"/>
         </w:rPr>
         <w:t xml:space="preserve">Рисунок </w:t>
       </w:r>
       <w:r>
         <w:rPr>
           <w:color w:val="auto"/>
+          <w:highlight w:val="yellow"/>
         </w:rPr>
         <w:fldChar w:fldCharType="begin"/>
       </w:r>
       <w:r>
         <w:rPr>
           <w:color w:val="auto"/>
+          <w:highlight w:val="yellow"/>
         </w:rPr>
         <w:instrText xml:space="preserve"> SEQ Рисунок \* ARABIC </w:instrText>
       </w:r>
       <w:r>
         <w:rPr>
           <w:color w:val="auto"/>
+          <w:highlight w:val="yellow"/>
         </w:rPr>
         <w:fldChar w:fldCharType="separate"/>
       </w:r>
@@ -20551,18 +21078,21 @@
         <w:rPr>
           <w:noProof/>
           <w:color w:val="auto"/>
+          <w:highlight w:val="yellow"/>
         </w:rPr>
         <w:t>13</w:t>
       </w:r>
       <w:r>
         <w:rPr>
           <w:color w:val="auto"/>
+          <w:highlight w:val="yellow"/>
         </w:rPr>
         <w:fldChar w:fldCharType="end"/>
       </w:r>
       <w:r>
         <w:rPr>
           <w:color w:val="auto"/>
+          <w:highlight w:val="yellow"/>
         </w:rPr>
         <w:t>. Принципиальная схема аналогового передатчика на частоте 433 МГц.</w:t>
       </w:r>
@@ -20571,10 +21101,14 @@
       <w:pPr>
         <w:keepNext/>
         <w:jc w:val="center"/>
+        <w:rPr>
+          <w:highlight w:val="yellow"/>
+        </w:rPr>
       </w:pPr>
       <w:r>
         <w:rPr>
           <w:noProof/>
+          <w:highlight w:val="yellow"/>
         </w:rPr>
         <w:drawing>
           <wp:inline distT="0" distB="0" distL="0" distR="0">
@@ -20619,29 +21153,34 @@
         <w:jc w:val="center"/>
         <w:rPr>
           <w:color w:val="auto"/>
+          <w:highlight w:val="yellow"/>
         </w:rPr>
       </w:pPr>
       <w:r>
         <w:rPr>
           <w:color w:val="auto"/>
+          <w:highlight w:val="yellow"/>
         </w:rPr>
         <w:t xml:space="preserve">Рисунок </w:t>
       </w:r>
       <w:r>
         <w:rPr>
           <w:color w:val="auto"/>
+          <w:highlight w:val="yellow"/>
         </w:rPr>
         <w:fldChar w:fldCharType="begin"/>
       </w:r>
       <w:r>
         <w:rPr>
           <w:color w:val="auto"/>
+          <w:highlight w:val="yellow"/>
         </w:rPr>
         <w:instrText xml:space="preserve"> SEQ Рисунок \* ARABIC </w:instrText>
       </w:r>
       <w:r>
         <w:rPr>
           <w:color w:val="auto"/>
+          <w:highlight w:val="yellow"/>
         </w:rPr>
         <w:fldChar w:fldCharType="separate"/>
       </w:r>
@@ -20649,18 +21188,21 @@
         <w:rPr>
           <w:noProof/>
           <w:color w:val="auto"/>
+          <w:highlight w:val="yellow"/>
         </w:rPr>
         <w:t>14</w:t>
       </w:r>
       <w:r>
         <w:rPr>
           <w:color w:val="auto"/>
+          <w:highlight w:val="yellow"/>
         </w:rPr>
         <w:fldChar w:fldCharType="end"/>
       </w:r>
       <w:r>
         <w:rPr>
           <w:color w:val="auto"/>
+          <w:highlight w:val="yellow"/>
         </w:rPr>
         <w:t>. Принципиальная схема аналогового приёмника на частоте 433 МГц.</w:t>
       </w:r>
@@ -20680,6 +21222,7 @@
           <w:rFonts w:ascii="Times New Roman" w:hAnsi="Times New Roman" w:cs="Times New Roman"/>
           <w:sz w:val="28"/>
           <w:szCs w:val="28"/>
+          <w:highlight w:val="yellow"/>
         </w:rPr>
         <w:t>А</w:t>
       </w:r>
@@ -20688,6 +21231,7 @@
           <w:rFonts w:ascii="Times New Roman" w:hAnsi="Times New Roman" w:cs="Times New Roman"/>
           <w:sz w:val="28"/>
           <w:szCs w:val="28"/>
+          <w:highlight w:val="yellow"/>
         </w:rPr>
         <w:t>налоговая система передачи требует более строгой настройки каждого блока приёмной и передающей стороны во избежание самопроизвольной перестройки частоты из-за тепловых эффектов при работе устройства.</w:t>
       </w:r>
@@ -20696,8 +21240,30 @@
           <w:rFonts w:ascii="Times New Roman" w:hAnsi="Times New Roman" w:cs="Times New Roman"/>
           <w:sz w:val="28"/>
           <w:szCs w:val="28"/>
+          <w:highlight w:val="yellow"/>
         </w:rPr>
         <w:t xml:space="preserve"> Поэтому было принято решение продолжить работу с использованием микроконтроллера в качестве управляющего устройства.</w:t>
+      </w:r>
+    </w:p>
+    <w:p>
+      <w:pPr>
+        <w:ind w:firstLine="709"/>
+        <w:jc w:val="both"/>
+        <w:rPr>
+          <w:rFonts w:ascii="Times New Roman" w:hAnsi="Times New Roman" w:cs="Times New Roman"/>
+          <w:color w:val="FF0000"/>
+          <w:sz w:val="28"/>
+          <w:szCs w:val="28"/>
+        </w:rPr>
+      </w:pPr>
+      <w:r>
+        <w:rPr>
+          <w:rFonts w:ascii="Times New Roman" w:hAnsi="Times New Roman" w:cs="Times New Roman"/>
+          <w:color w:val="FF0000"/>
+          <w:sz w:val="28"/>
+          <w:szCs w:val="28"/>
+        </w:rPr>
+        <w:t>Расписать только то, что делал в работе!!!</w:t>
       </w:r>
     </w:p>
     <w:p>
@@ -20731,6 +21297,337 @@
         <w:jc w:val="both"/>
         <w:rPr>
           <w:rFonts w:ascii="Times New Roman" w:hAnsi="Times New Roman" w:cs="Times New Roman"/>
+          <w:sz w:val="28"/>
+          <w:szCs w:val="20"/>
+        </w:rPr>
+      </w:pPr>
+      <w:r>
+        <w:rPr>
+          <w:rFonts w:ascii="Times New Roman" w:hAnsi="Times New Roman" w:cs="Times New Roman"/>
+          <w:sz w:val="28"/>
+          <w:highlight w:val="yellow"/>
+        </w:rPr>
+        <w:t xml:space="preserve">Основным элементом всего проекта является микроконтроллер </w:t>
+      </w:r>
+      <w:r>
+        <w:rPr>
+          <w:rFonts w:ascii="Times New Roman" w:hAnsi="Times New Roman" w:cs="Times New Roman"/>
+          <w:sz w:val="28"/>
+          <w:szCs w:val="28"/>
+          <w:highlight w:val="yellow"/>
+          <w:lang w:val="en-US"/>
+        </w:rPr>
+        <w:t>STM</w:t>
+      </w:r>
+      <w:r>
+        <w:rPr>
+          <w:rFonts w:ascii="Times New Roman" w:hAnsi="Times New Roman" w:cs="Times New Roman"/>
+          <w:sz w:val="28"/>
+          <w:szCs w:val="28"/>
+          <w:highlight w:val="yellow"/>
+        </w:rPr>
+        <w:t>32</w:t>
+      </w:r>
+      <w:r>
+        <w:rPr>
+          <w:rFonts w:ascii="Times New Roman" w:hAnsi="Times New Roman" w:cs="Times New Roman"/>
+          <w:sz w:val="28"/>
+          <w:szCs w:val="28"/>
+          <w:highlight w:val="yellow"/>
+          <w:lang w:val="en-US"/>
+        </w:rPr>
+        <w:t>F</w:t>
+      </w:r>
+      <w:r>
+        <w:rPr>
+          <w:rFonts w:ascii="Times New Roman" w:hAnsi="Times New Roman" w:cs="Times New Roman"/>
+          <w:sz w:val="28"/>
+          <w:szCs w:val="28"/>
+          <w:highlight w:val="yellow"/>
+        </w:rPr>
+        <w:t>103</w:t>
+      </w:r>
+      <w:r>
+        <w:rPr>
+          <w:rFonts w:ascii="Times New Roman" w:hAnsi="Times New Roman" w:cs="Times New Roman"/>
+          <w:sz w:val="28"/>
+          <w:szCs w:val="28"/>
+          <w:highlight w:val="yellow"/>
+          <w:lang w:val="en-US"/>
+        </w:rPr>
+        <w:t>C</w:t>
+      </w:r>
+      <w:r>
+        <w:rPr>
+          <w:rFonts w:ascii="Times New Roman" w:hAnsi="Times New Roman" w:cs="Times New Roman"/>
+          <w:sz w:val="28"/>
+          <w:szCs w:val="28"/>
+          <w:highlight w:val="yellow"/>
+        </w:rPr>
+        <w:t>8</w:t>
+      </w:r>
+      <w:r>
+        <w:rPr>
+          <w:rFonts w:ascii="Times New Roman" w:hAnsi="Times New Roman" w:cs="Times New Roman"/>
+          <w:sz w:val="28"/>
+          <w:szCs w:val="28"/>
+          <w:highlight w:val="yellow"/>
+          <w:lang w:val="en-US"/>
+        </w:rPr>
+        <w:t>T</w:t>
+      </w:r>
+      <w:r>
+        <w:rPr>
+          <w:rFonts w:ascii="Times New Roman" w:hAnsi="Times New Roman" w:cs="Times New Roman"/>
+          <w:sz w:val="28"/>
+          <w:szCs w:val="28"/>
+          <w:highlight w:val="yellow"/>
+        </w:rPr>
+        <w:t xml:space="preserve">6. </w:t>
+      </w:r>
+      <w:r>
+        <w:rPr>
+          <w:rFonts w:ascii="Times New Roman" w:hAnsi="Times New Roman" w:cs="Times New Roman"/>
+          <w:sz w:val="28"/>
+          <w:szCs w:val="28"/>
+          <w:highlight w:val="yellow"/>
+        </w:rPr>
+        <w:t xml:space="preserve">Это 32-разрядный процессор на базе ядра </w:t>
+      </w:r>
+      <w:r>
+        <w:rPr>
+          <w:rFonts w:ascii="Times New Roman" w:hAnsi="Times New Roman" w:cs="Times New Roman"/>
+          <w:sz w:val="28"/>
+          <w:szCs w:val="20"/>
+          <w:highlight w:val="yellow"/>
+        </w:rPr>
+        <w:t xml:space="preserve">Cortex™-M3. Рабочая частота до 72 МГц. Имеет 64 Кбайт </w:t>
+      </w:r>
+      <w:r>
+        <w:rPr>
+          <w:rFonts w:ascii="Times New Roman" w:hAnsi="Times New Roman" w:cs="Times New Roman"/>
+          <w:sz w:val="28"/>
+          <w:szCs w:val="20"/>
+          <w:highlight w:val="yellow"/>
+          <w:lang w:val="en-US"/>
+        </w:rPr>
+        <w:t>Flash</w:t>
+      </w:r>
+      <w:r>
+        <w:rPr>
+          <w:rFonts w:ascii="Times New Roman" w:hAnsi="Times New Roman" w:cs="Times New Roman"/>
+          <w:sz w:val="28"/>
+          <w:szCs w:val="20"/>
+          <w:highlight w:val="yellow"/>
+        </w:rPr>
+        <w:t xml:space="preserve"> памяти и 20 Кбайт </w:t>
+      </w:r>
+      <w:r>
+        <w:rPr>
+          <w:rFonts w:ascii="Times New Roman" w:hAnsi="Times New Roman" w:cs="Times New Roman"/>
+          <w:sz w:val="28"/>
+          <w:szCs w:val="20"/>
+          <w:highlight w:val="yellow"/>
+          <w:lang w:val="en-US"/>
+        </w:rPr>
+        <w:t>SRAM</w:t>
+      </w:r>
+      <w:r>
+        <w:rPr>
+          <w:rFonts w:ascii="Times New Roman" w:hAnsi="Times New Roman" w:cs="Times New Roman"/>
+          <w:sz w:val="28"/>
+          <w:szCs w:val="20"/>
+          <w:highlight w:val="yellow"/>
+        </w:rPr>
+        <w:t xml:space="preserve">. </w:t>
+      </w:r>
+      <w:r>
+        <w:rPr>
+          <w:rFonts w:ascii="Times New Roman" w:hAnsi="Times New Roman" w:cs="Times New Roman"/>
+          <w:sz w:val="28"/>
+          <w:szCs w:val="20"/>
+          <w:highlight w:val="yellow"/>
+        </w:rPr>
+        <w:t>Н</w:t>
+      </w:r>
+      <w:r>
+        <w:rPr>
+          <w:rFonts w:ascii="Times New Roman" w:hAnsi="Times New Roman" w:cs="Times New Roman"/>
+          <w:sz w:val="28"/>
+          <w:szCs w:val="20"/>
+          <w:highlight w:val="yellow"/>
+        </w:rPr>
+        <w:t xml:space="preserve">апряжение </w:t>
+      </w:r>
+      <w:r>
+        <w:rPr>
+          <w:rFonts w:ascii="Times New Roman" w:hAnsi="Times New Roman" w:cs="Times New Roman"/>
+          <w:sz w:val="28"/>
+          <w:szCs w:val="20"/>
+          <w:highlight w:val="yellow"/>
+        </w:rPr>
+        <w:t>питания 2.0-3.6 В. Имеет 2 АЦП 12-бит, 3 таймера общего назначения 16-бит, 1 таймер ШИМ 16-бит. Шины</w:t>
+      </w:r>
+      <w:r>
+        <w:rPr>
+          <w:rFonts w:ascii="Times New Roman" w:hAnsi="Times New Roman" w:cs="Times New Roman"/>
+          <w:sz w:val="28"/>
+          <w:szCs w:val="20"/>
+          <w:highlight w:val="yellow"/>
+          <w:lang w:val="en-US"/>
+        </w:rPr>
+        <w:t xml:space="preserve"> </w:t>
+      </w:r>
+      <w:r>
+        <w:rPr>
+          <w:rFonts w:ascii="Times New Roman" w:hAnsi="Times New Roman" w:cs="Times New Roman"/>
+          <w:sz w:val="28"/>
+          <w:szCs w:val="20"/>
+          <w:highlight w:val="yellow"/>
+        </w:rPr>
+        <w:t>передачи</w:t>
+      </w:r>
+      <w:r>
+        <w:rPr>
+          <w:rFonts w:ascii="Times New Roman" w:hAnsi="Times New Roman" w:cs="Times New Roman"/>
+          <w:sz w:val="28"/>
+          <w:szCs w:val="20"/>
+          <w:highlight w:val="yellow"/>
+          <w:lang w:val="en-US"/>
+        </w:rPr>
+        <w:t xml:space="preserve"> </w:t>
+      </w:r>
+      <w:r>
+        <w:rPr>
+          <w:rFonts w:ascii="Times New Roman" w:hAnsi="Times New Roman" w:cs="Times New Roman"/>
+          <w:sz w:val="28"/>
+          <w:szCs w:val="20"/>
+          <w:highlight w:val="yellow"/>
+        </w:rPr>
+        <w:t>данных</w:t>
+      </w:r>
+      <w:r>
+        <w:rPr>
+          <w:rFonts w:ascii="Times New Roman" w:hAnsi="Times New Roman" w:cs="Times New Roman"/>
+          <w:sz w:val="28"/>
+          <w:szCs w:val="20"/>
+          <w:highlight w:val="yellow"/>
+          <w:lang w:val="en-US"/>
+        </w:rPr>
+        <w:t>: 2 × I²C, 3 × USART, 2 × SPI (</w:t>
+      </w:r>
+      <w:r>
+        <w:rPr>
+          <w:rFonts w:ascii="Times New Roman" w:hAnsi="Times New Roman" w:cs="Times New Roman"/>
+          <w:sz w:val="28"/>
+          <w:szCs w:val="20"/>
+          <w:highlight w:val="yellow"/>
+        </w:rPr>
+        <w:t>до</w:t>
+      </w:r>
+      <w:r>
+        <w:rPr>
+          <w:rFonts w:ascii="Times New Roman" w:hAnsi="Times New Roman" w:cs="Times New Roman"/>
+          <w:sz w:val="28"/>
+          <w:szCs w:val="20"/>
+          <w:highlight w:val="yellow"/>
+          <w:lang w:val="en-US"/>
+        </w:rPr>
+        <w:t xml:space="preserve"> 18 </w:t>
+      </w:r>
+      <w:r>
+        <w:rPr>
+          <w:rFonts w:ascii="Times New Roman" w:hAnsi="Times New Roman" w:cs="Times New Roman"/>
+          <w:sz w:val="28"/>
+          <w:szCs w:val="20"/>
+          <w:highlight w:val="yellow"/>
+        </w:rPr>
+        <w:t>Мбит</w:t>
+      </w:r>
+      <w:r>
+        <w:rPr>
+          <w:rFonts w:ascii="Times New Roman" w:hAnsi="Times New Roman" w:cs="Times New Roman"/>
+          <w:sz w:val="28"/>
+          <w:szCs w:val="20"/>
+          <w:highlight w:val="yellow"/>
+          <w:lang w:val="en-US"/>
+        </w:rPr>
+        <w:t>/</w:t>
+      </w:r>
+      <w:r>
+        <w:rPr>
+          <w:rFonts w:ascii="Times New Roman" w:hAnsi="Times New Roman" w:cs="Times New Roman"/>
+          <w:sz w:val="28"/>
+          <w:szCs w:val="20"/>
+          <w:highlight w:val="yellow"/>
+        </w:rPr>
+        <w:t>с</w:t>
+      </w:r>
+      <w:r>
+        <w:rPr>
+          <w:rFonts w:ascii="Times New Roman" w:hAnsi="Times New Roman" w:cs="Times New Roman"/>
+          <w:sz w:val="28"/>
+          <w:szCs w:val="20"/>
+          <w:highlight w:val="yellow"/>
+          <w:lang w:val="en-US"/>
+        </w:rPr>
+        <w:t xml:space="preserve">), CAN 2.0B, USB 2.0 FS. 7 </w:t>
+      </w:r>
+      <w:r>
+        <w:rPr>
+          <w:rFonts w:ascii="Times New Roman" w:hAnsi="Times New Roman" w:cs="Times New Roman"/>
+          <w:sz w:val="28"/>
+          <w:szCs w:val="20"/>
+          <w:highlight w:val="yellow"/>
+        </w:rPr>
+        <w:t>каналов</w:t>
+      </w:r>
+      <w:r>
+        <w:rPr>
+          <w:rFonts w:ascii="Times New Roman" w:hAnsi="Times New Roman" w:cs="Times New Roman"/>
+          <w:sz w:val="28"/>
+          <w:szCs w:val="20"/>
+          <w:highlight w:val="yellow"/>
+          <w:lang w:val="en-US"/>
+        </w:rPr>
+        <w:t xml:space="preserve"> DMA (direct memory access). </w:t>
+      </w:r>
+      <w:r>
+        <w:rPr>
+          <w:rFonts w:ascii="Times New Roman" w:hAnsi="Times New Roman" w:cs="Times New Roman"/>
+          <w:sz w:val="28"/>
+          <w:szCs w:val="20"/>
+          <w:highlight w:val="yellow"/>
+        </w:rPr>
+        <w:t xml:space="preserve">32 </w:t>
+      </w:r>
+      <w:r>
+        <w:rPr>
+          <w:rFonts w:ascii="Times New Roman" w:hAnsi="Times New Roman" w:cs="Times New Roman"/>
+          <w:sz w:val="28"/>
+          <w:szCs w:val="20"/>
+          <w:highlight w:val="yellow"/>
+          <w:lang w:val="en-US"/>
+        </w:rPr>
+        <w:t>GPIO</w:t>
+      </w:r>
+      <w:r>
+        <w:rPr>
+          <w:rFonts w:ascii="Times New Roman" w:hAnsi="Times New Roman" w:cs="Times New Roman"/>
+          <w:sz w:val="28"/>
+          <w:szCs w:val="20"/>
+          <w:highlight w:val="yellow"/>
+        </w:rPr>
+        <w:t xml:space="preserve"> порта ввода/вывода данных.</w:t>
+      </w:r>
+    </w:p>
+    <w:p>
+      <w:pPr>
+        <w:ind w:firstLine="709"/>
+        <w:jc w:val="both"/>
+        <w:rPr>
+          <w:rFonts w:ascii="Times New Roman" w:hAnsi="Times New Roman" w:cs="Times New Roman"/>
+          <w:color w:val="FF0000"/>
           <w:sz w:val="40"/>
           <w:szCs w:val="28"/>
         </w:rPr>
@@ -20738,382 +21635,11 @@
       <w:r>
         <w:rPr>
           <w:rFonts w:ascii="Times New Roman" w:hAnsi="Times New Roman" w:cs="Times New Roman"/>
-          <w:sz w:val="28"/>
-        </w:rPr>
-        <w:t xml:space="preserve">Основным элементом всего проекта является микроконтроллер </w:t>
-      </w:r>
-      <w:r>
-        <w:rPr>
-          <w:rFonts w:ascii="Times New Roman" w:hAnsi="Times New Roman" w:cs="Times New Roman"/>
-          <w:sz w:val="28"/>
-          <w:szCs w:val="28"/>
-          <w:lang w:val="en-US"/>
-        </w:rPr>
-        <w:t>STM</w:t>
-      </w:r>
-      <w:r>
-        <w:rPr>
-          <w:rFonts w:ascii="Times New Roman" w:hAnsi="Times New Roman" w:cs="Times New Roman"/>
-          <w:sz w:val="28"/>
-          <w:szCs w:val="28"/>
-        </w:rPr>
-        <w:t>32</w:t>
-      </w:r>
-      <w:r>
-        <w:rPr>
-          <w:rFonts w:ascii="Times New Roman" w:hAnsi="Times New Roman" w:cs="Times New Roman"/>
-          <w:sz w:val="28"/>
-          <w:szCs w:val="28"/>
-          <w:lang w:val="en-US"/>
-        </w:rPr>
-        <w:t>F</w:t>
-      </w:r>
-      <w:r>
-        <w:rPr>
-          <w:rFonts w:ascii="Times New Roman" w:hAnsi="Times New Roman" w:cs="Times New Roman"/>
-          <w:sz w:val="28"/>
-          <w:szCs w:val="28"/>
-        </w:rPr>
-        <w:t>103</w:t>
-      </w:r>
-      <w:r>
-        <w:rPr>
-          <w:rFonts w:ascii="Times New Roman" w:hAnsi="Times New Roman" w:cs="Times New Roman"/>
-          <w:sz w:val="28"/>
-          <w:szCs w:val="28"/>
-          <w:lang w:val="en-US"/>
-        </w:rPr>
-        <w:t>C</w:t>
-      </w:r>
-      <w:r>
-        <w:rPr>
-          <w:rFonts w:ascii="Times New Roman" w:hAnsi="Times New Roman" w:cs="Times New Roman"/>
-          <w:sz w:val="28"/>
-          <w:szCs w:val="28"/>
-        </w:rPr>
-        <w:t>8</w:t>
-      </w:r>
-      <w:r>
-        <w:rPr>
-          <w:rFonts w:ascii="Times New Roman" w:hAnsi="Times New Roman" w:cs="Times New Roman"/>
-          <w:sz w:val="28"/>
-          <w:szCs w:val="28"/>
-          <w:lang w:val="en-US"/>
-        </w:rPr>
-        <w:t>T</w:t>
-      </w:r>
-      <w:r>
-        <w:rPr>
-          <w:rFonts w:ascii="Times New Roman" w:hAnsi="Times New Roman" w:cs="Times New Roman"/>
-          <w:sz w:val="28"/>
-          <w:szCs w:val="28"/>
-        </w:rPr>
-        <w:t>6</w:t>
-      </w:r>
-      <w:r>
-        <w:rPr>
-          <w:rFonts w:ascii="Times New Roman" w:hAnsi="Times New Roman" w:cs="Times New Roman"/>
-          <w:sz w:val="28"/>
-          <w:szCs w:val="28"/>
-        </w:rPr>
-        <w:t xml:space="preserve">. </w:t>
-      </w:r>
-      <w:r>
-        <w:rPr>
-          <w:rFonts w:ascii="Times New Roman" w:hAnsi="Times New Roman" w:cs="Times New Roman"/>
-          <w:sz w:val="28"/>
-          <w:szCs w:val="28"/>
-        </w:rPr>
-        <w:t xml:space="preserve">Это 32-разрядный процессор на базе ядра </w:t>
-      </w:r>
-      <w:r>
-        <w:rPr>
-          <w:rFonts w:ascii="Times New Roman" w:hAnsi="Times New Roman" w:cs="Times New Roman"/>
+          <w:color w:val="FF0000"/>
           <w:sz w:val="28"/>
           <w:szCs w:val="20"/>
         </w:rPr>
-        <w:t>Cortex™-M</w:t>
-      </w:r>
-      <w:r>
-        <w:rPr>
-          <w:rFonts w:ascii="Times New Roman" w:hAnsi="Times New Roman" w:cs="Times New Roman"/>
-          <w:sz w:val="28"/>
-          <w:szCs w:val="20"/>
-        </w:rPr>
-        <w:t xml:space="preserve">3. Рабочая частота до 72 МГц. Имеет 64 Кбайт </w:t>
-      </w:r>
-      <w:r>
-        <w:rPr>
-          <w:rFonts w:ascii="Times New Roman" w:hAnsi="Times New Roman" w:cs="Times New Roman"/>
-          <w:sz w:val="28"/>
-          <w:szCs w:val="20"/>
-          <w:lang w:val="en-US"/>
-        </w:rPr>
-        <w:t>Flash</w:t>
-      </w:r>
-      <w:r>
-        <w:rPr>
-          <w:rFonts w:ascii="Times New Roman" w:hAnsi="Times New Roman" w:cs="Times New Roman"/>
-          <w:sz w:val="28"/>
-          <w:szCs w:val="20"/>
-        </w:rPr>
-        <w:t xml:space="preserve"> </w:t>
-      </w:r>
-      <w:r>
-        <w:rPr>
-          <w:rFonts w:ascii="Times New Roman" w:hAnsi="Times New Roman" w:cs="Times New Roman"/>
-          <w:sz w:val="28"/>
-          <w:szCs w:val="20"/>
-        </w:rPr>
-        <w:t xml:space="preserve">памяти и 20 Кбайт </w:t>
-      </w:r>
-      <w:r>
-        <w:rPr>
-          <w:rFonts w:ascii="Times New Roman" w:hAnsi="Times New Roman" w:cs="Times New Roman"/>
-          <w:sz w:val="28"/>
-          <w:szCs w:val="20"/>
-          <w:lang w:val="en-US"/>
-        </w:rPr>
-        <w:t>SRAM</w:t>
-      </w:r>
-      <w:r>
-        <w:rPr>
-          <w:rFonts w:ascii="Times New Roman" w:hAnsi="Times New Roman" w:cs="Times New Roman"/>
-          <w:sz w:val="28"/>
-          <w:szCs w:val="20"/>
-        </w:rPr>
-        <w:t xml:space="preserve">. </w:t>
-      </w:r>
-      <w:r>
-        <w:rPr>
-          <w:rFonts w:ascii="Times New Roman" w:hAnsi="Times New Roman" w:cs="Times New Roman"/>
-          <w:sz w:val="28"/>
-          <w:szCs w:val="20"/>
-        </w:rPr>
-        <w:t>Н</w:t>
-      </w:r>
-      <w:r>
-        <w:rPr>
-          <w:rFonts w:ascii="Times New Roman" w:hAnsi="Times New Roman" w:cs="Times New Roman"/>
-          <w:sz w:val="28"/>
-          <w:szCs w:val="20"/>
-        </w:rPr>
-        <w:t xml:space="preserve">апряжение </w:t>
-      </w:r>
-      <w:r>
-        <w:rPr>
-          <w:rFonts w:ascii="Times New Roman" w:hAnsi="Times New Roman" w:cs="Times New Roman"/>
-          <w:sz w:val="28"/>
-          <w:szCs w:val="20"/>
-        </w:rPr>
-        <w:t>питания 2.0-3.6 В. Имеет 2 АЦП 12-бит, 3 таймера общего назначения 16-бит, 1 таймер ШИМ 16-бит. Шины</w:t>
-      </w:r>
-      <w:r>
-        <w:rPr>
-          <w:rFonts w:ascii="Times New Roman" w:hAnsi="Times New Roman" w:cs="Times New Roman"/>
-          <w:sz w:val="28"/>
-          <w:szCs w:val="20"/>
-          <w:lang w:val="en-US"/>
-        </w:rPr>
-        <w:t xml:space="preserve"> </w:t>
-      </w:r>
-      <w:r>
-        <w:rPr>
-          <w:rFonts w:ascii="Times New Roman" w:hAnsi="Times New Roman" w:cs="Times New Roman"/>
-          <w:sz w:val="28"/>
-          <w:szCs w:val="20"/>
-        </w:rPr>
-        <w:t>передачи</w:t>
-      </w:r>
-      <w:r>
-        <w:rPr>
-          <w:rFonts w:ascii="Times New Roman" w:hAnsi="Times New Roman" w:cs="Times New Roman"/>
-          <w:sz w:val="28"/>
-          <w:szCs w:val="20"/>
-          <w:lang w:val="en-US"/>
-        </w:rPr>
-        <w:t xml:space="preserve"> </w:t>
-      </w:r>
-      <w:r>
-        <w:rPr>
-          <w:rFonts w:ascii="Times New Roman" w:hAnsi="Times New Roman" w:cs="Times New Roman"/>
-          <w:sz w:val="28"/>
-          <w:szCs w:val="20"/>
-        </w:rPr>
-        <w:t>данных</w:t>
-      </w:r>
-      <w:r>
-        <w:rPr>
-          <w:rFonts w:ascii="Times New Roman" w:hAnsi="Times New Roman" w:cs="Times New Roman"/>
-          <w:sz w:val="28"/>
-          <w:szCs w:val="20"/>
-          <w:lang w:val="en-US"/>
-        </w:rPr>
-        <w:t>: 2 × I²C, 3 × USART, 2 × SPI (</w:t>
-      </w:r>
-      <w:r>
-        <w:rPr>
-          <w:rFonts w:ascii="Times New Roman" w:hAnsi="Times New Roman" w:cs="Times New Roman"/>
-          <w:sz w:val="28"/>
-          <w:szCs w:val="20"/>
-        </w:rPr>
-        <w:t>до</w:t>
-      </w:r>
-      <w:r>
-        <w:rPr>
-          <w:rFonts w:ascii="Times New Roman" w:hAnsi="Times New Roman" w:cs="Times New Roman"/>
-          <w:sz w:val="28"/>
-          <w:szCs w:val="20"/>
-          <w:lang w:val="en-US"/>
-        </w:rPr>
-        <w:t xml:space="preserve"> 18 </w:t>
-      </w:r>
-      <w:r>
-        <w:rPr>
-          <w:rFonts w:ascii="Times New Roman" w:hAnsi="Times New Roman" w:cs="Times New Roman"/>
-          <w:sz w:val="28"/>
-          <w:szCs w:val="20"/>
-        </w:rPr>
-        <w:t>Мбит</w:t>
-      </w:r>
-      <w:r>
-        <w:rPr>
-          <w:rFonts w:ascii="Times New Roman" w:hAnsi="Times New Roman" w:cs="Times New Roman"/>
-          <w:sz w:val="28"/>
-          <w:szCs w:val="20"/>
-          <w:lang w:val="en-US"/>
-        </w:rPr>
-        <w:t>/</w:t>
-      </w:r>
-      <w:r>
-        <w:rPr>
-          <w:rFonts w:ascii="Times New Roman" w:hAnsi="Times New Roman" w:cs="Times New Roman"/>
-          <w:sz w:val="28"/>
-          <w:szCs w:val="20"/>
-        </w:rPr>
-        <w:t>с</w:t>
-      </w:r>
-      <w:r>
-        <w:rPr>
-          <w:rFonts w:ascii="Times New Roman" w:hAnsi="Times New Roman" w:cs="Times New Roman"/>
-          <w:sz w:val="28"/>
-          <w:szCs w:val="20"/>
-          <w:lang w:val="en-US"/>
-        </w:rPr>
-        <w:t xml:space="preserve">), CAN 2.0B, USB 2.0 FS. 7 </w:t>
-      </w:r>
-      <w:r>
-        <w:rPr>
-          <w:rFonts w:ascii="Times New Roman" w:hAnsi="Times New Roman" w:cs="Times New Roman"/>
-          <w:sz w:val="28"/>
-          <w:szCs w:val="20"/>
-        </w:rPr>
-        <w:t>каналов</w:t>
-      </w:r>
-      <w:r>
-        <w:rPr>
-          <w:rFonts w:ascii="Times New Roman" w:hAnsi="Times New Roman" w:cs="Times New Roman"/>
-          <w:sz w:val="28"/>
-          <w:szCs w:val="20"/>
-          <w:lang w:val="en-US"/>
-        </w:rPr>
-        <w:t xml:space="preserve"> </w:t>
-      </w:r>
-      <w:r>
-        <w:rPr>
-          <w:rFonts w:ascii="Times New Roman" w:hAnsi="Times New Roman" w:cs="Times New Roman"/>
-          <w:sz w:val="28"/>
-          <w:szCs w:val="20"/>
-          <w:lang w:val="en-US"/>
-        </w:rPr>
-        <w:t>DMA</w:t>
-      </w:r>
-      <w:r>
-        <w:rPr>
-          <w:rFonts w:ascii="Times New Roman" w:hAnsi="Times New Roman" w:cs="Times New Roman"/>
-          <w:sz w:val="28"/>
-          <w:szCs w:val="20"/>
-          <w:lang w:val="en-US"/>
-        </w:rPr>
-        <w:t xml:space="preserve"> (</w:t>
-      </w:r>
-      <w:r>
-        <w:rPr>
-          <w:rFonts w:ascii="Times New Roman" w:hAnsi="Times New Roman" w:cs="Times New Roman"/>
-          <w:sz w:val="28"/>
-          <w:szCs w:val="20"/>
-          <w:lang w:val="en-US"/>
-        </w:rPr>
-        <w:t>direct</w:t>
-      </w:r>
-      <w:r>
-        <w:rPr>
-          <w:rFonts w:ascii="Times New Roman" w:hAnsi="Times New Roman" w:cs="Times New Roman"/>
-          <w:sz w:val="28"/>
-          <w:szCs w:val="20"/>
-          <w:lang w:val="en-US"/>
-        </w:rPr>
-        <w:t xml:space="preserve"> </w:t>
-      </w:r>
-      <w:r>
-        <w:rPr>
-          <w:rFonts w:ascii="Times New Roman" w:hAnsi="Times New Roman" w:cs="Times New Roman"/>
-          <w:sz w:val="28"/>
-          <w:szCs w:val="20"/>
-          <w:lang w:val="en-US"/>
-        </w:rPr>
-        <w:t>memory</w:t>
-      </w:r>
-      <w:r>
-        <w:rPr>
-          <w:rFonts w:ascii="Times New Roman" w:hAnsi="Times New Roman" w:cs="Times New Roman"/>
-          <w:sz w:val="28"/>
-          <w:szCs w:val="20"/>
-          <w:lang w:val="en-US"/>
-        </w:rPr>
-        <w:t xml:space="preserve"> </w:t>
-      </w:r>
-      <w:r>
-        <w:rPr>
-          <w:rFonts w:ascii="Times New Roman" w:hAnsi="Times New Roman" w:cs="Times New Roman"/>
-          <w:sz w:val="28"/>
-          <w:szCs w:val="20"/>
-          <w:lang w:val="en-US"/>
-        </w:rPr>
-        <w:t xml:space="preserve">access). </w:t>
-      </w:r>
-      <w:r>
-        <w:rPr>
-          <w:rFonts w:ascii="Times New Roman" w:hAnsi="Times New Roman" w:cs="Times New Roman"/>
-          <w:sz w:val="28"/>
-          <w:szCs w:val="20"/>
-        </w:rPr>
-        <w:t xml:space="preserve">32 </w:t>
-      </w:r>
-      <w:r>
-        <w:rPr>
-          <w:rFonts w:ascii="Times New Roman" w:hAnsi="Times New Roman" w:cs="Times New Roman"/>
-          <w:sz w:val="28"/>
-          <w:szCs w:val="20"/>
-          <w:lang w:val="en-US"/>
-        </w:rPr>
-        <w:t>GPIO</w:t>
-      </w:r>
-      <w:r>
-        <w:rPr>
-          <w:rFonts w:ascii="Times New Roman" w:hAnsi="Times New Roman" w:cs="Times New Roman"/>
-          <w:sz w:val="28"/>
-          <w:szCs w:val="20"/>
-        </w:rPr>
-        <w:t xml:space="preserve"> </w:t>
-      </w:r>
-      <w:r>
-        <w:rPr>
-          <w:rFonts w:ascii="Times New Roman" w:hAnsi="Times New Roman" w:cs="Times New Roman"/>
-          <w:sz w:val="28"/>
-          <w:szCs w:val="20"/>
-        </w:rPr>
-        <w:t>порта ввода/вывода данных.</w:t>
+        <w:t>Сделать таблицей.</w:t>
       </w:r>
     </w:p>
     <w:p>
@@ -22701,6 +23227,25 @@
     </w:p>
     <w:p>
       <w:pPr>
+        <w:ind w:firstLine="709"/>
+        <w:jc w:val="both"/>
+        <w:rPr>
+          <w:rFonts w:ascii="Times New Roman" w:hAnsi="Times New Roman" w:cs="Times New Roman"/>
+          <w:color w:val="FF0000"/>
+          <w:sz w:val="28"/>
+        </w:rPr>
+      </w:pPr>
+      <w:r>
+        <w:rPr>
+          <w:rFonts w:ascii="Times New Roman" w:hAnsi="Times New Roman" w:cs="Times New Roman"/>
+          <w:color w:val="FF0000"/>
+          <w:sz w:val="28"/>
+        </w:rPr>
+        <w:t>Изменить фильтр на фильтр большего порядка. НАПРИМЕР 4-ГО.</w:t>
+      </w:r>
+    </w:p>
+    <w:p>
+      <w:pPr>
         <w:jc w:val="right"/>
         <w:rPr>
           <w:rFonts w:ascii="Times New Roman" w:hAnsi="Times New Roman" w:cs="Times New Roman"/>
@@ -22998,7 +23543,24 @@
           <w:sz w:val="28"/>
           <w:szCs w:val="28"/>
         </w:rPr>
-        <w:t xml:space="preserve"> следует, что минимальная частота дискретизации АЦП составляет 50 кГц. </w:t>
+        <w:t xml:space="preserve"> следует, что </w:t>
+      </w:r>
+      <w:r>
+        <w:rPr>
+          <w:rFonts w:ascii="Times New Roman" w:hAnsi="Times New Roman" w:cs="Times New Roman"/>
+          <w:sz w:val="28"/>
+          <w:szCs w:val="28"/>
+          <w:highlight w:val="yellow"/>
+        </w:rPr>
+        <w:t>минимальная частота дискретизации АЦП составляет 50 кГц</w:t>
+      </w:r>
+      <w:r>
+        <w:rPr>
+          <w:rFonts w:ascii="Times New Roman" w:hAnsi="Times New Roman" w:cs="Times New Roman"/>
+          <w:sz w:val="28"/>
+          <w:szCs w:val="28"/>
+        </w:rPr>
+        <w:t xml:space="preserve">. </w:t>
       </w:r>
       <w:r>
         <w:rPr>
@@ -23333,6 +23895,7 @@
         <w:jc w:val="both"/>
         <w:rPr>
           <w:rFonts w:ascii="Times New Roman" w:hAnsi="Times New Roman" w:cs="Times New Roman"/>
+          <w:color w:val="FF0000"/>
           <w:sz w:val="28"/>
           <w:szCs w:val="28"/>
         </w:rPr>
@@ -23467,6 +24030,33 @@
           <w:szCs w:val="28"/>
         </w:rPr>
         <w:t>. Для этого следует использовать ФНЧ с частотой среза 7,2 кГц, чтобы подавить постоянную составляющую ШИМ-сигнала.</w:t>
+      </w:r>
+      <w:r>
+        <w:rPr>
+          <w:rFonts w:ascii="Times New Roman" w:hAnsi="Times New Roman" w:cs="Times New Roman"/>
+          <w:sz w:val="28"/>
+          <w:szCs w:val="28"/>
+        </w:rPr>
+        <w:t xml:space="preserve"> </w:t>
+      </w:r>
+      <w:r>
+        <w:rPr>
+          <w:rFonts w:ascii="Times New Roman" w:hAnsi="Times New Roman" w:cs="Times New Roman"/>
+          <w:color w:val="FF0000"/>
+          <w:sz w:val="28"/>
+          <w:szCs w:val="28"/>
+          <w:lang w:val="en-US"/>
+        </w:rPr>
+        <w:t xml:space="preserve">&lt;- </w:t>
+      </w:r>
+      <w:r>
+        <w:rPr>
+          <w:rFonts w:ascii="Times New Roman" w:hAnsi="Times New Roman" w:cs="Times New Roman"/>
+          <w:color w:val="FF0000"/>
+          <w:sz w:val="28"/>
+          <w:szCs w:val="28"/>
+        </w:rPr>
+        <w:t>Добавить описание скорости спада фильтра.</w:t>
       </w:r>
     </w:p>
     <w:p>
@@ -24234,7 +24824,7 @@
             <w:rPr>
               <w:noProof/>
             </w:rPr>
-            <w:t>26</w:t>
+            <w:t>25</w:t>
           </w:r>
         </w:fldSimple>
       </w:p>

--- a/Диплом.docx
+++ b/Диплом.docx
@@ -721,7 +721,7 @@
                 <w:noProof/>
                 <w:webHidden/>
               </w:rPr>
-              <w:t>4</w:t>
+              <w:t>5</w:t>
             </w:r>
             <w:r>
               <w:rPr>
@@ -805,7 +805,7 @@
                 <w:noProof/>
                 <w:webHidden/>
               </w:rPr>
-              <w:t>4</w:t>
+              <w:t>5</w:t>
             </w:r>
             <w:r>
               <w:rPr>
@@ -889,7 +889,7 @@
                 <w:noProof/>
                 <w:webHidden/>
               </w:rPr>
-              <w:t>4</w:t>
+              <w:t>5</w:t>
             </w:r>
             <w:r>
               <w:rPr>
@@ -973,7 +973,7 @@
                 <w:noProof/>
                 <w:webHidden/>
               </w:rPr>
-              <w:t>6</w:t>
+              <w:t>7</w:t>
             </w:r>
             <w:r>
               <w:rPr>
@@ -1057,7 +1057,7 @@
                 <w:noProof/>
                 <w:webHidden/>
               </w:rPr>
-              <w:t>7</w:t>
+              <w:t>8</w:t>
             </w:r>
             <w:r>
               <w:rPr>
@@ -1141,7 +1141,7 @@
                 <w:noProof/>
                 <w:webHidden/>
               </w:rPr>
-              <w:t>8</w:t>
+              <w:t>9</w:t>
             </w:r>
             <w:r>
               <w:rPr>
@@ -1240,7 +1240,7 @@
                 <w:noProof/>
                 <w:webHidden/>
               </w:rPr>
-              <w:t>10</w:t>
+              <w:t>11</w:t>
             </w:r>
             <w:r>
               <w:rPr>
@@ -1324,7 +1324,7 @@
                 <w:noProof/>
                 <w:webHidden/>
               </w:rPr>
-              <w:t>13</w:t>
+              <w:t>14</w:t>
             </w:r>
             <w:r>
               <w:rPr>
@@ -1393,7 +1393,7 @@
                 <w:noProof/>
                 <w:webHidden/>
               </w:rPr>
-              <w:t>16</w:t>
+              <w:t>18</w:t>
             </w:r>
             <w:r>
               <w:rPr>
@@ -1462,7 +1462,7 @@
                 <w:noProof/>
                 <w:webHidden/>
               </w:rPr>
-              <w:t>19</w:t>
+              <w:t>20</w:t>
             </w:r>
             <w:r>
               <w:rPr>
@@ -1546,7 +1546,7 @@
                 <w:noProof/>
                 <w:webHidden/>
               </w:rPr>
-              <w:t>19</w:t>
+              <w:t>20</w:t>
             </w:r>
             <w:r>
               <w:rPr>
@@ -1630,7 +1630,7 @@
                 <w:noProof/>
                 <w:webHidden/>
               </w:rPr>
-              <w:t>20</w:t>
+              <w:t>22</w:t>
             </w:r>
             <w:r>
               <w:rPr>
@@ -1714,7 +1714,7 @@
                 <w:noProof/>
                 <w:webHidden/>
               </w:rPr>
-              <w:t>21</w:t>
+              <w:t>23</w:t>
             </w:r>
             <w:r>
               <w:rPr>
@@ -1799,7 +1799,7 @@
                 <w:noProof/>
                 <w:webHidden/>
               </w:rPr>
-              <w:t>21</w:t>
+              <w:t>23</w:t>
             </w:r>
             <w:r>
               <w:rPr>
@@ -1883,7 +1883,7 @@
                 <w:noProof/>
                 <w:webHidden/>
               </w:rPr>
-              <w:t>24</w:t>
+              <w:t>26</w:t>
             </w:r>
             <w:r>
               <w:rPr>
@@ -1949,6 +1949,7 @@
           <w:rFonts w:ascii="Times New Roman" w:hAnsi="Times New Roman" w:cs="Times New Roman"/>
           <w:color w:val="auto"/>
         </w:rPr>
+        <w:lastRenderedPageBreak/>
         <w:t>ВВЕДЕНИЕ</w:t>
       </w:r>
       <w:bookmarkEnd w:id="0"/>
@@ -2185,6 +2186,7 @@
           <w:rFonts w:ascii="Times New Roman" w:hAnsi="Times New Roman" w:cs="Times New Roman"/>
           <w:sz w:val="28"/>
           <w:szCs w:val="28"/>
+          <w:highlight w:val="cyan"/>
         </w:rPr>
       </w:pPr>
       <w:r>
@@ -2192,99 +2194,9 @@
           <w:rFonts w:ascii="Times New Roman" w:hAnsi="Times New Roman" w:cs="Times New Roman"/>
           <w:sz w:val="28"/>
           <w:szCs w:val="28"/>
-          <w:highlight w:val="yellow"/>
-        </w:rPr>
-        <w:t xml:space="preserve">Актуальность темы заключается в </w:t>
-      </w:r>
-      <w:r>
-        <w:rPr>
-          <w:rFonts w:ascii="Times New Roman" w:hAnsi="Times New Roman" w:cs="Times New Roman"/>
-          <w:sz w:val="28"/>
-          <w:szCs w:val="28"/>
-          <w:highlight w:val="yellow"/>
-        </w:rPr>
-        <w:t>исследовании</w:t>
-      </w:r>
-      <w:r>
-        <w:rPr>
-          <w:rFonts w:ascii="Times New Roman" w:hAnsi="Times New Roman" w:cs="Times New Roman"/>
-          <w:sz w:val="28"/>
-          <w:szCs w:val="28"/>
-          <w:highlight w:val="yellow"/>
-        </w:rPr>
-        <w:t xml:space="preserve"> отечественного студийного и сценического оборудования</w:t>
-      </w:r>
-      <w:r>
-        <w:rPr>
-          <w:rFonts w:ascii="Times New Roman" w:hAnsi="Times New Roman" w:cs="Times New Roman"/>
-          <w:sz w:val="28"/>
-          <w:szCs w:val="28"/>
-          <w:highlight w:val="yellow"/>
-        </w:rPr>
-        <w:t xml:space="preserve"> на российском рынке производителей</w:t>
-      </w:r>
-      <w:r>
-        <w:rPr>
-          <w:rFonts w:ascii="Times New Roman" w:hAnsi="Times New Roman" w:cs="Times New Roman"/>
-          <w:sz w:val="28"/>
-          <w:szCs w:val="28"/>
-          <w:highlight w:val="yellow"/>
-        </w:rPr>
-        <w:t xml:space="preserve"> и создании прототипа нового продукта для отработки основных проблем радиосистем.</w:t>
-      </w:r>
-      <w:r>
-        <w:rPr>
-          <w:rFonts w:ascii="Times New Roman" w:hAnsi="Times New Roman" w:cs="Times New Roman"/>
-          <w:sz w:val="28"/>
-          <w:szCs w:val="28"/>
-          <w:highlight w:val="yellow"/>
-        </w:rPr>
-        <w:t xml:space="preserve"> </w:t>
-      </w:r>
-      <w:r>
-        <w:rPr>
-          <w:rFonts w:ascii="Times New Roman" w:hAnsi="Times New Roman" w:cs="Times New Roman"/>
-          <w:sz w:val="28"/>
-          <w:szCs w:val="28"/>
-          <w:highlight w:val="yellow"/>
-        </w:rPr>
-        <w:t>Большую часть представленных продуктов</w:t>
-      </w:r>
-      <w:r>
-        <w:rPr>
-          <w:rFonts w:ascii="Times New Roman" w:hAnsi="Times New Roman" w:cs="Times New Roman"/>
-          <w:sz w:val="28"/>
-          <w:szCs w:val="28"/>
-          <w:highlight w:val="yellow"/>
-        </w:rPr>
-        <w:t xml:space="preserve"> бюджетного сегмента радиосистем</w:t>
-      </w:r>
-      <w:r>
-        <w:rPr>
-          <w:rFonts w:ascii="Times New Roman" w:hAnsi="Times New Roman" w:cs="Times New Roman"/>
-          <w:sz w:val="28"/>
-          <w:szCs w:val="28"/>
-          <w:highlight w:val="yellow"/>
-        </w:rPr>
-        <w:t xml:space="preserve"> занимают китайски</w:t>
-      </w:r>
-      <w:r>
-        <w:rPr>
-          <w:rFonts w:ascii="Times New Roman" w:hAnsi="Times New Roman" w:cs="Times New Roman"/>
-          <w:sz w:val="28"/>
-          <w:szCs w:val="28"/>
-          <w:highlight w:val="yellow"/>
-        </w:rPr>
-        <w:t>е производители из-за своей деше</w:t>
-      </w:r>
-      <w:r>
-        <w:rPr>
-          <w:rFonts w:ascii="Times New Roman" w:hAnsi="Times New Roman" w:cs="Times New Roman"/>
-          <w:sz w:val="28"/>
-          <w:szCs w:val="28"/>
-          <w:highlight w:val="yellow"/>
-        </w:rPr>
-        <w:t>визны.</w:t>
+          <w:highlight w:val="cyan"/>
+        </w:rPr>
+        <w:t>Актуальность темы исследования. В современной индустрии профессионального звукового оборудования наблюдается устойчивая тенденция к отказу от кабельных соединений в пользу беспроводных радиосистем. Это обусловлено потребностью музыкантов в свободе передвижения на сцене и упрощением коммутации оборудования. Однако обеспечение надежной, высококачественной и низкозадерживающей передачи аудиосигнала в условиях реальной эксплуатации сопряжено с рядом сложных радиофизических и радиотехнических проблем.</w:t>
       </w:r>
     </w:p>
     <w:p>
@@ -2294,9 +2206,9 @@
         <w:jc w:val="both"/>
         <w:rPr>
           <w:rFonts w:ascii="Times New Roman" w:hAnsi="Times New Roman" w:cs="Times New Roman"/>
-          <w:color w:val="FF0000"/>
           <w:sz w:val="28"/>
           <w:szCs w:val="28"/>
+          <w:highlight w:val="cyan"/>
         </w:rPr>
       </w:pPr>
       <w:r>
@@ -2304,87 +2216,9 @@
           <w:rFonts w:ascii="Times New Roman" w:hAnsi="Times New Roman" w:cs="Times New Roman"/>
           <w:sz w:val="28"/>
           <w:szCs w:val="28"/>
-        </w:rPr>
-        <w:t xml:space="preserve">Последние годы это направление активно развивается из-за повсеместного использования микроконтроллеров и микрополосковых антненн. </w:t>
-      </w:r>
-      <w:r>
-        <w:rPr>
-          <w:rFonts w:ascii="Times New Roman" w:hAnsi="Times New Roman" w:cs="Times New Roman"/>
-          <w:sz w:val="28"/>
-          <w:szCs w:val="28"/>
-          <w:highlight w:val="yellow"/>
-        </w:rPr>
-        <w:t>В связи с этим, как передающая, так и приёмная аппаратура заметно уменьшилась в размерах, но дальность действия и качество связи</w:t>
-      </w:r>
-      <w:r>
-        <w:rPr>
-          <w:rFonts w:ascii="Times New Roman" w:hAnsi="Times New Roman" w:cs="Times New Roman"/>
-          <w:sz w:val="28"/>
-          <w:szCs w:val="28"/>
-          <w:highlight w:val="yellow"/>
-        </w:rPr>
-        <w:t xml:space="preserve"> при этом</w:t>
-      </w:r>
-      <w:r>
-        <w:rPr>
-          <w:rFonts w:ascii="Times New Roman" w:hAnsi="Times New Roman" w:cs="Times New Roman"/>
-          <w:sz w:val="28"/>
-          <w:szCs w:val="28"/>
-          <w:highlight w:val="yellow"/>
-        </w:rPr>
-        <w:t xml:space="preserve"> </w:t>
-      </w:r>
-      <w:r>
-        <w:rPr>
-          <w:rFonts w:ascii="Times New Roman" w:hAnsi="Times New Roman" w:cs="Times New Roman"/>
-          <w:sz w:val="28"/>
-          <w:szCs w:val="28"/>
-          <w:highlight w:val="yellow"/>
-        </w:rPr>
-        <w:t>заметно улучшились</w:t>
-      </w:r>
-      <w:r>
-        <w:rPr>
-          <w:rFonts w:ascii="Times New Roman" w:hAnsi="Times New Roman" w:cs="Times New Roman"/>
-          <w:sz w:val="28"/>
-          <w:szCs w:val="28"/>
-          <w:highlight w:val="yellow"/>
-        </w:rPr>
-        <w:t>.</w:t>
-      </w:r>
-      <w:r>
-        <w:rPr>
-          <w:rFonts w:ascii="Times New Roman" w:hAnsi="Times New Roman" w:cs="Times New Roman"/>
-          <w:sz w:val="28"/>
-          <w:szCs w:val="28"/>
-        </w:rPr>
-        <w:t xml:space="preserve"> </w:t>
-      </w:r>
-      <w:r>
-        <w:rPr>
-          <w:rFonts w:ascii="Times New Roman" w:hAnsi="Times New Roman" w:cs="Times New Roman"/>
-          <w:sz w:val="28"/>
-          <w:szCs w:val="28"/>
-          <w:lang w:val="en-US"/>
-        </w:rPr>
-        <w:t>&lt;-</w:t>
-      </w:r>
-      <w:r>
-        <w:rPr>
-          <w:rFonts w:ascii="Times New Roman" w:hAnsi="Times New Roman" w:cs="Times New Roman"/>
-          <w:sz w:val="28"/>
-          <w:szCs w:val="28"/>
-        </w:rPr>
-        <w:t xml:space="preserve"> </w:t>
-      </w:r>
-      <w:r>
-        <w:rPr>
-          <w:rFonts w:ascii="Times New Roman" w:hAnsi="Times New Roman" w:cs="Times New Roman"/>
-          <w:color w:val="FF0000"/>
-          <w:sz w:val="28"/>
-          <w:szCs w:val="28"/>
-        </w:rPr>
-        <w:t>СДЕЛАТЬ СРАВНЕНИЕ.</w:t>
+          <w:highlight w:val="cyan"/>
+        </w:rPr>
+        <w:t>Во-первых, рабочая среда беспроводных гитарных систем (диапазоны 2.4 ГГц, 5.8 ГГц или UHF) характеризуется высокой спектральной плотностью и перегруженностью посторонними излучениями (Wi-Fi, Bluetooth, другие радиомикрофоны). Это приводит к интерференционным помехам и требует разработки эффективных алгоритмов динамического управления радиоканалом и помехоустойчивого кодирования.</w:t>
       </w:r>
     </w:p>
     <w:p>
@@ -2396,6 +2230,7 @@
           <w:rFonts w:ascii="Times New Roman" w:hAnsi="Times New Roman" w:cs="Times New Roman"/>
           <w:sz w:val="28"/>
           <w:szCs w:val="28"/>
+          <w:highlight w:val="cyan"/>
         </w:rPr>
       </w:pPr>
       <w:r>
@@ -2403,16 +2238,90 @@
           <w:rFonts w:ascii="Times New Roman" w:hAnsi="Times New Roman" w:cs="Times New Roman"/>
           <w:sz w:val="28"/>
           <w:szCs w:val="28"/>
-        </w:rPr>
-        <w:t xml:space="preserve">Новизна выпускной работы заключается в создании </w:t>
-      </w:r>
-      <w:r>
+          <w:highlight w:val="cyan"/>
+        </w:rPr>
+        <w:t>Во-вторых, специфика использования гитарной радиосистемы накладывает уникальные ограничения на антенно-фидерные устройства. Компактный передатчик (bodypack) размещается на поясе музыканта, а его антенна находится в непосредственной близости от тела человека (обладающего диэлектрическими свойствами) и металлического корпуса электрогитары. Это вызывает эффект расстройки антенны, искажение её диаграммы направленности и ухудшение согласования (рост КСВ), что напрямую влияет на дальность и стабильность радиосвязи. Исследование и компенсация этих эффектов являются классической и востребованной задачей радиофизики.</w:t>
+      </w:r>
+    </w:p>
+    <w:p>
+      <w:pPr>
+        <w:spacing w:after="160"/>
+        <w:ind w:firstLine="709"/>
+        <w:jc w:val="both"/>
         <w:rPr>
           <w:rFonts w:ascii="Times New Roman" w:hAnsi="Times New Roman" w:cs="Times New Roman"/>
           <w:sz w:val="28"/>
           <w:szCs w:val="28"/>
-        </w:rPr>
-        <w:t xml:space="preserve">прототипа нового </w:t>
+          <w:highlight w:val="cyan"/>
+        </w:rPr>
+      </w:pPr>
+      <w:r>
+        <w:rPr>
+          <w:rFonts w:ascii="Times New Roman" w:hAnsi="Times New Roman" w:cs="Times New Roman"/>
+          <w:sz w:val="28"/>
+          <w:szCs w:val="28"/>
+          <w:highlight w:val="cyan"/>
+        </w:rPr>
+        <w:lastRenderedPageBreak/>
+        <w:t>В-третьих, критическим параметром качества для музыкальных радиосистем является сквозная задержка (latency). Задержка более 3–5 мс становится физиологически заметной для музыканта, нарушая ритмическую синхронизацию и тактильную отдачу от инструмента. Минимизация этой задержки при одновременном обеспечении высокой помехоустойчивости в условиях многолучевого распространения радиоволн требует оптимизации как аппаратной части (ВЧ-тракт, АЦП/ЦАП), так и алгоритмов цифровой обработки сигналов.</w:t>
+      </w:r>
+    </w:p>
+    <w:p>
+      <w:pPr>
+        <w:spacing w:after="160"/>
+        <w:ind w:firstLine="709"/>
+        <w:jc w:val="both"/>
+        <w:rPr>
+          <w:rFonts w:ascii="Times New Roman" w:hAnsi="Times New Roman" w:cs="Times New Roman"/>
+          <w:sz w:val="28"/>
+          <w:szCs w:val="28"/>
+        </w:rPr>
+      </w:pPr>
+      <w:r>
+        <w:rPr>
+          <w:rFonts w:ascii="Times New Roman" w:hAnsi="Times New Roman" w:cs="Times New Roman"/>
+          <w:sz w:val="28"/>
+          <w:szCs w:val="28"/>
+          <w:highlight w:val="cyan"/>
+        </w:rPr>
+        <w:t>В условиях импортозамещения и развития отечественной радиоэлектронной промышленности, разработка собственных технических решений, алгоритмов и конструкций беспроводных аудиосистем, не уступающих по характеристикам зарубежным аналогам (таким как Shure, Sennheiser или Line 6), но оптимизированных под доступную элементную базу, представляет значительный научно-технический интерес.</w:t>
+      </w:r>
+    </w:p>
+    <w:p>
+      <w:pPr>
+        <w:spacing w:after="160"/>
+        <w:ind w:firstLine="709"/>
+        <w:jc w:val="both"/>
+        <w:rPr>
+          <w:rFonts w:ascii="Times New Roman" w:hAnsi="Times New Roman" w:cs="Times New Roman"/>
+          <w:color w:val="FF0000"/>
+          <w:sz w:val="28"/>
+          <w:szCs w:val="28"/>
+        </w:rPr>
+      </w:pPr>
+      <w:r>
+        <w:rPr>
+          <w:rFonts w:ascii="Times New Roman" w:hAnsi="Times New Roman" w:cs="Times New Roman"/>
+          <w:sz w:val="28"/>
+          <w:szCs w:val="28"/>
+        </w:rPr>
+        <w:t>Таким образом, разработка и исследование гитарной радиосистемы с улучшенными радиофизическими характеристиками (помехоустойчивостью, стабильностью антенной системы и минимальной задержкой) является актуальной научно-технической задачей, имеющей как теоретическое значение для теории распространения радиоволн в сложных условиях, так и практическую ценность для индустрии профессионального звука.</w:t>
+      </w:r>
+      <w:r>
+        <w:rPr>
+          <w:rFonts w:ascii="Times New Roman" w:hAnsi="Times New Roman" w:cs="Times New Roman"/>
+          <w:sz w:val="28"/>
+          <w:szCs w:val="28"/>
+        </w:rPr>
+        <w:t xml:space="preserve"> </w:t>
+      </w:r>
+      <w:r>
+        <w:rPr>
+          <w:rFonts w:ascii="Times New Roman" w:hAnsi="Times New Roman" w:cs="Times New Roman"/>
+          <w:sz w:val="28"/>
+          <w:szCs w:val="28"/>
+        </w:rPr>
+        <w:t xml:space="preserve">Последние годы это направление активно развивается из-за повсеместного использования микроконтроллеров и микрополосковых антненн. </w:t>
       </w:r>
       <w:r>
         <w:rPr>
@@ -2421,13 +2330,23 @@
           <w:szCs w:val="28"/>
           <w:highlight w:val="yellow"/>
         </w:rPr>
-        <w:t>отечественного продукта</w:t>
+        <w:t>В связи с этим, как передающая, так и приёмная аппаратура заметно уменьшилась в размерах, но дальность действия и качество связи</w:t>
       </w:r>
       <w:r>
         <w:rPr>
           <w:rFonts w:ascii="Times New Roman" w:hAnsi="Times New Roman" w:cs="Times New Roman"/>
           <w:sz w:val="28"/>
           <w:szCs w:val="28"/>
+          <w:highlight w:val="yellow"/>
+        </w:rPr>
+        <w:t xml:space="preserve"> при этом</w:t>
+      </w:r>
+      <w:r>
+        <w:rPr>
+          <w:rFonts w:ascii="Times New Roman" w:hAnsi="Times New Roman" w:cs="Times New Roman"/>
+          <w:sz w:val="28"/>
+          <w:szCs w:val="28"/>
+          <w:highlight w:val="yellow"/>
         </w:rPr>
         <w:t xml:space="preserve"> </w:t>
       </w:r>
@@ -2436,8 +2355,124 @@
           <w:rFonts w:ascii="Times New Roman" w:hAnsi="Times New Roman" w:cs="Times New Roman"/>
           <w:sz w:val="28"/>
           <w:szCs w:val="28"/>
-        </w:rPr>
-        <w:t>в современных условиях рынка. Выбор аппаратной части проекта основывается на доступности и популярности микроконтроллеров в современных условиях российского рынка.</w:t>
+          <w:highlight w:val="yellow"/>
+        </w:rPr>
+        <w:t>заметно улучшились</w:t>
+      </w:r>
+      <w:r>
+        <w:rPr>
+          <w:rFonts w:ascii="Times New Roman" w:hAnsi="Times New Roman" w:cs="Times New Roman"/>
+          <w:sz w:val="28"/>
+          <w:szCs w:val="28"/>
+          <w:highlight w:val="yellow"/>
+        </w:rPr>
+        <w:t>.</w:t>
+      </w:r>
+      <w:r>
+        <w:rPr>
+          <w:rFonts w:ascii="Times New Roman" w:hAnsi="Times New Roman" w:cs="Times New Roman"/>
+          <w:sz w:val="28"/>
+          <w:szCs w:val="28"/>
+        </w:rPr>
+        <w:t xml:space="preserve"> </w:t>
+      </w:r>
+      <w:r>
+        <w:rPr>
+          <w:rFonts w:ascii="Times New Roman" w:hAnsi="Times New Roman" w:cs="Times New Roman"/>
+          <w:sz w:val="28"/>
+          <w:szCs w:val="28"/>
+        </w:rPr>
+        <w:t>&lt;-</w:t>
+      </w:r>
+      <w:r>
+        <w:rPr>
+          <w:rFonts w:ascii="Times New Roman" w:hAnsi="Times New Roman" w:cs="Times New Roman"/>
+          <w:sz w:val="28"/>
+          <w:szCs w:val="28"/>
+        </w:rPr>
+        <w:t xml:space="preserve"> </w:t>
+      </w:r>
+      <w:r>
+        <w:rPr>
+          <w:rFonts w:ascii="Times New Roman" w:hAnsi="Times New Roman" w:cs="Times New Roman"/>
+          <w:color w:val="FF0000"/>
+          <w:sz w:val="28"/>
+          <w:szCs w:val="28"/>
+        </w:rPr>
+        <w:t>СДЕЛАТЬ СРАВНЕНИЕ.</w:t>
+      </w:r>
+    </w:p>
+    <w:p>
+      <w:pPr>
+        <w:spacing w:after="160"/>
+        <w:ind w:firstLine="709"/>
+        <w:jc w:val="both"/>
+        <w:rPr>
+          <w:rFonts w:ascii="Times New Roman" w:hAnsi="Times New Roman" w:cs="Times New Roman"/>
+          <w:sz w:val="28"/>
+          <w:szCs w:val="28"/>
+        </w:rPr>
+      </w:pPr>
+      <w:r>
+        <w:rPr>
+          <w:rFonts w:ascii="Times New Roman" w:hAnsi="Times New Roman" w:cs="Times New Roman"/>
+          <w:sz w:val="28"/>
+          <w:szCs w:val="28"/>
+        </w:rPr>
+        <w:t xml:space="preserve">Новизна выпускной работы заключается в </w:t>
+      </w:r>
+      <w:r>
+        <w:rPr>
+          <w:rFonts w:ascii="Times New Roman" w:hAnsi="Times New Roman" w:cs="Times New Roman"/>
+          <w:sz w:val="28"/>
+          <w:szCs w:val="28"/>
+          <w:highlight w:val="cyan"/>
+        </w:rPr>
+        <w:t xml:space="preserve">создании </w:t>
+      </w:r>
+      <w:r>
+        <w:rPr>
+          <w:rFonts w:ascii="Times New Roman" w:hAnsi="Times New Roman" w:cs="Times New Roman"/>
+          <w:sz w:val="28"/>
+          <w:szCs w:val="28"/>
+          <w:highlight w:val="cyan"/>
+        </w:rPr>
+        <w:t xml:space="preserve">прототипа </w:t>
+      </w:r>
+      <w:r>
+        <w:rPr>
+          <w:rFonts w:ascii="Times New Roman" w:hAnsi="Times New Roman" w:cs="Times New Roman"/>
+          <w:sz w:val="28"/>
+          <w:szCs w:val="28"/>
+          <w:highlight w:val="cyan"/>
+        </w:rPr>
+        <w:t xml:space="preserve">устройства </w:t>
+      </w:r>
+      <w:r>
+        <w:rPr>
+          <w:rFonts w:ascii="Times New Roman" w:hAnsi="Times New Roman" w:cs="Times New Roman"/>
+          <w:sz w:val="28"/>
+          <w:szCs w:val="28"/>
+          <w:highlight w:val="cyan"/>
+        </w:rPr>
+        <w:t>в современных условиях рынка</w:t>
+      </w:r>
+      <w:r>
+        <w:rPr>
+          <w:rFonts w:ascii="Times New Roman" w:hAnsi="Times New Roman" w:cs="Times New Roman"/>
+          <w:sz w:val="28"/>
+          <w:szCs w:val="28"/>
+          <w:highlight w:val="cyan"/>
+        </w:rPr>
+        <w:t xml:space="preserve"> и разработке модифицированного метода цифрового кодирования и передачи аудиосигнала, обеспечивающего сквозную задержку радиотракта менее 3 мс</w:t>
+      </w:r>
+      <w:r>
+        <w:rPr>
+          <w:rFonts w:ascii="Times New Roman" w:hAnsi="Times New Roman" w:cs="Times New Roman"/>
+          <w:sz w:val="28"/>
+          <w:szCs w:val="28"/>
+        </w:rPr>
+        <w:t>. Выбор аппаратной части проекта основывается на доступности и популярности микроконтроллеров в современных условиях российского рынка.</w:t>
       </w:r>
     </w:p>
     <w:p>
@@ -2474,6 +2509,7 @@
           <w:rFonts w:ascii="Times New Roman" w:hAnsi="Times New Roman" w:cs="Times New Roman"/>
           <w:color w:val="auto"/>
         </w:rPr>
+        <w:lastRenderedPageBreak/>
         <w:t>ГЛАВА 1. ТЕОРЕТИЧЕСКИЕ ОСНОВЫ ПЕРЕДАЧИ ИНФОРМАЦИИ ПО РАДИОКАНАЛУ.</w:t>
       </w:r>
       <w:bookmarkEnd w:id="1"/>
@@ -3428,7 +3464,6 @@
         </m:r>
         <m:f>
           <m:fPr>
-            <m:type m:val="lin"/>
             <m:ctrlPr>
               <w:rPr>
                 <w:rFonts w:ascii="Cambria Math" w:hAnsi="Cambria Math" w:cs="Times New Roman"/>
@@ -3438,6 +3473,43 @@
             </m:ctrlPr>
           </m:fPr>
           <m:num>
+            <m:sSub>
+              <m:sSubPr>
+                <m:ctrlPr>
+                  <w:rPr>
+                    <w:rFonts w:ascii="Cambria Math" w:hAnsi="Cambria Math" w:cs="Times New Roman"/>
+                    <w:i/>
+                    <w:sz w:val="28"/>
+                  </w:rPr>
+                </m:ctrlPr>
+              </m:sSubPr>
+              <m:e>
+                <m:r>
+                  <w:rPr>
+                    <w:rFonts w:ascii="Cambria Math" w:hAnsi="Cambria Math" w:cs="Times New Roman"/>
+                    <w:sz w:val="28"/>
+                    <w:lang w:val="en-US"/>
+                  </w:rPr>
+                  <m:t>U</m:t>
+                </m:r>
+              </m:e>
+              <m:sub>
+                <m:r>
+                  <w:rPr>
+                    <w:rFonts w:ascii="Cambria Math" w:hAnsi="Cambria Math" w:cs="Times New Roman"/>
+                    <w:sz w:val="28"/>
+                  </w:rPr>
+                  <m:t>max</m:t>
+                </m:r>
+              </m:sub>
+            </m:sSub>
+            <m:r>
+              <w:rPr>
+                <w:rFonts w:ascii="Cambria Math" w:hAnsi="Cambria Math" w:cs="Times New Roman"/>
+                <w:sz w:val="28"/>
+              </w:rPr>
+              <m:t>-</m:t>
+            </m:r>
             <m:sSub>
               <m:sSubPr>
                 <m:ctrlPr>
@@ -3463,7 +3535,7 @@
                     <w:rFonts w:ascii="Cambria Math" w:hAnsi="Cambria Math" w:cs="Times New Roman"/>
                     <w:sz w:val="28"/>
                   </w:rPr>
-                  <m:t>мод</m:t>
+                  <m:t>min</m:t>
                 </m:r>
               </m:sub>
             </m:sSub>
@@ -3476,7 +3548,6 @@
                     <w:rFonts w:ascii="Cambria Math" w:hAnsi="Cambria Math" w:cs="Times New Roman"/>
                     <w:i/>
                     <w:sz w:val="28"/>
-                    <w:lang w:val="en-US"/>
                   </w:rPr>
                 </m:ctrlPr>
               </m:sSubPr>
@@ -3496,7 +3567,43 @@
                     <w:rFonts w:ascii="Cambria Math" w:hAnsi="Cambria Math" w:cs="Times New Roman"/>
                     <w:sz w:val="28"/>
                   </w:rPr>
-                  <m:t>0</m:t>
+                  <m:t>max</m:t>
+                </m:r>
+              </m:sub>
+            </m:sSub>
+            <m:r>
+              <w:rPr>
+                <w:rFonts w:ascii="Cambria Math" w:hAnsi="Cambria Math" w:cs="Times New Roman"/>
+                <w:sz w:val="28"/>
+              </w:rPr>
+              <m:t>+</m:t>
+            </m:r>
+            <m:sSub>
+              <m:sSubPr>
+                <m:ctrlPr>
+                  <w:rPr>
+                    <w:rFonts w:ascii="Cambria Math" w:hAnsi="Cambria Math" w:cs="Times New Roman"/>
+                    <w:i/>
+                    <w:sz w:val="28"/>
+                  </w:rPr>
+                </m:ctrlPr>
+              </m:sSubPr>
+              <m:e>
+                <m:r>
+                  <w:rPr>
+                    <w:rFonts w:ascii="Cambria Math" w:hAnsi="Cambria Math" w:cs="Times New Roman"/>
+                    <w:sz w:val="28"/>
+                  </w:rPr>
+                  <m:t>U</m:t>
+                </m:r>
+              </m:e>
+              <m:sub>
+                <m:r>
+                  <w:rPr>
+                    <w:rFonts w:ascii="Cambria Math" w:hAnsi="Cambria Math" w:cs="Times New Roman"/>
+                    <w:sz w:val="28"/>
+                  </w:rPr>
+                  <m:t>min</m:t>
                 </m:r>
               </m:sub>
             </m:sSub>
@@ -3571,26 +3678,39 @@
           <w:sz w:val="28"/>
           <w:highlight w:val="yellow"/>
         </w:rPr>
-        <w:t>характеризующая отношение разности между максимальным и минимальным значениями амплитуд модулированного сигнала к сумме этих значений.</w:t>
-      </w:r>
-    </w:p>
-    <w:p>
-      <w:pPr>
-        <w:spacing w:after="160"/>
-        <w:ind w:firstLine="709"/>
-        <w:jc w:val="both"/>
-        <w:rPr>
-          <w:rFonts w:ascii="Times New Roman" w:hAnsi="Times New Roman" w:cs="Times New Roman"/>
-          <w:sz w:val="28"/>
-        </w:rPr>
-      </w:pPr>
+        <w:t xml:space="preserve">характеризующая отношение разности между максимальным и минимальным значениями амплитуд </w:t>
+      </w:r>
       <w:r>
         <w:rPr>
           <w:rFonts w:ascii="Times New Roman" w:hAnsi="Times New Roman" w:cs="Times New Roman"/>
           <w:sz w:val="28"/>
           <w:highlight w:val="yellow"/>
         </w:rPr>
-        <w:t>Эта величина может принимать несколько значений, которые будут рассмотрены ниже.</w:t>
+        <w:lastRenderedPageBreak/>
+        <w:t>модулированного сигнала к сумме этих значений.</w:t>
+      </w:r>
+      <w:r>
+        <w:rPr>
+          <w:rFonts w:ascii="Times New Roman" w:hAnsi="Times New Roman" w:cs="Times New Roman"/>
+          <w:sz w:val="28"/>
+        </w:rPr>
+        <w:t xml:space="preserve"> </w:t>
+      </w:r>
+      <w:r>
+        <w:rPr>
+          <w:rFonts w:ascii="Times New Roman" w:hAnsi="Times New Roman" w:cs="Times New Roman"/>
+          <w:sz w:val="28"/>
+          <w:highlight w:val="cyan"/>
+        </w:rPr>
+        <w:t xml:space="preserve">Эта величина может принимать </w:t>
+      </w:r>
+      <w:r>
+        <w:rPr>
+          <w:rFonts w:ascii="Times New Roman" w:hAnsi="Times New Roman" w:cs="Times New Roman"/>
+          <w:sz w:val="28"/>
+          <w:highlight w:val="cyan"/>
+        </w:rPr>
+        <w:t>значения от 0 до 1 (основной рабочий режим) и больше 1 (перемодуляция).</w:t>
       </w:r>
     </w:p>
     <w:p>
@@ -3763,6 +3883,7 @@
       <w:pPr>
         <w:spacing w:after="160"/>
         <w:ind w:firstLine="709"/>
+        <w:jc w:val="both"/>
         <w:rPr>
           <w:rFonts w:ascii="Times New Roman" w:hAnsi="Times New Roman" w:cs="Times New Roman"/>
           <w:sz w:val="28"/>
@@ -3808,7 +3929,7 @@
         <w:rPr>
           <w:rFonts w:ascii="Times New Roman" w:hAnsi="Times New Roman" w:cs="Times New Roman"/>
           <w:sz w:val="28"/>
-          <w:highlight w:val="yellow"/>
+          <w:highlight w:val="cyan"/>
         </w:rPr>
         <w:t>появляются суммарные и разностные частоты.</w:t>
       </w:r>
@@ -3816,24 +3937,818 @@
         <w:rPr>
           <w:rFonts w:ascii="Times New Roman" w:hAnsi="Times New Roman" w:cs="Times New Roman"/>
           <w:sz w:val="28"/>
-          <w:highlight w:val="yellow"/>
+          <w:highlight w:val="cyan"/>
         </w:rPr>
         <w:t xml:space="preserve"> </w:t>
       </w:r>
       <w:r>
         <w:rPr>
           <w:rFonts w:ascii="Times New Roman" w:hAnsi="Times New Roman" w:cs="Times New Roman"/>
-          <w:color w:val="FF0000"/>
-          <w:sz w:val="28"/>
-        </w:rPr>
-        <w:t>Расписать подробнее</w:t>
-      </w:r>
-      <w:r>
-        <w:rPr>
-          <w:rFonts w:ascii="Times New Roman" w:hAnsi="Times New Roman" w:cs="Times New Roman"/>
-          <w:sz w:val="28"/>
-        </w:rPr>
-        <w:t xml:space="preserve"> А</w:t>
+          <w:sz w:val="28"/>
+          <w:highlight w:val="cyan"/>
+        </w:rPr>
+        <w:t>Появление боковых полос в спектре амплитудно-модулированного сигнала исходит из тригонометрических соображений произведения косинусов.</w:t>
+      </w:r>
+    </w:p>
+    <w:p>
+      <w:pPr>
+        <w:spacing w:after="160"/>
+        <w:ind w:firstLine="709"/>
+        <w:jc w:val="right"/>
+        <w:rPr>
+          <w:rFonts w:ascii="Times New Roman" w:hAnsi="Times New Roman" w:cs="Times New Roman"/>
+          <w:i/>
+          <w:sz w:val="28"/>
+        </w:rPr>
+      </w:pPr>
+      <m:oMath>
+        <m:r>
+          <w:rPr>
+            <w:rFonts w:ascii="Cambria Math" w:hAnsi="Cambria Math" w:cs="Times New Roman"/>
+            <w:sz w:val="28"/>
+            <w:lang w:val="en-US"/>
+          </w:rPr>
+          <m:t>u</m:t>
+        </m:r>
+        <m:d>
+          <m:dPr>
+            <m:ctrlPr>
+              <w:rPr>
+                <w:rFonts w:ascii="Cambria Math" w:hAnsi="Cambria Math" w:cs="Times New Roman"/>
+                <w:i/>
+                <w:sz w:val="28"/>
+                <w:lang w:val="en-US"/>
+              </w:rPr>
+            </m:ctrlPr>
+          </m:dPr>
+          <m:e>
+            <m:r>
+              <w:rPr>
+                <w:rFonts w:ascii="Cambria Math" w:hAnsi="Cambria Math" w:cs="Times New Roman"/>
+                <w:sz w:val="28"/>
+                <w:lang w:val="en-US"/>
+              </w:rPr>
+              <m:t>t</m:t>
+            </m:r>
+          </m:e>
+        </m:d>
+        <m:r>
+          <w:rPr>
+            <w:rFonts w:ascii="Cambria Math" w:hAnsi="Cambria Math" w:cs="Times New Roman"/>
+            <w:sz w:val="28"/>
+          </w:rPr>
+          <m:t>=</m:t>
+        </m:r>
+        <m:sSub>
+          <m:sSubPr>
+            <m:ctrlPr>
+              <w:rPr>
+                <w:rFonts w:ascii="Cambria Math" w:hAnsi="Cambria Math" w:cs="Times New Roman"/>
+                <w:i/>
+                <w:sz w:val="28"/>
+                <w:lang w:val="en-US"/>
+              </w:rPr>
+            </m:ctrlPr>
+          </m:sSubPr>
+          <m:e>
+            <m:r>
+              <w:rPr>
+                <w:rFonts w:ascii="Cambria Math" w:hAnsi="Cambria Math" w:cs="Times New Roman"/>
+                <w:sz w:val="28"/>
+                <w:lang w:val="en-US"/>
+              </w:rPr>
+              <m:t>U</m:t>
+            </m:r>
+          </m:e>
+          <m:sub>
+            <m:r>
+              <w:rPr>
+                <w:rFonts w:ascii="Cambria Math" w:hAnsi="Cambria Math" w:cs="Times New Roman"/>
+                <w:sz w:val="28"/>
+              </w:rPr>
+              <m:t>0</m:t>
+            </m:r>
+          </m:sub>
+        </m:sSub>
+        <m:func>
+          <m:funcPr>
+            <m:ctrlPr>
+              <w:rPr>
+                <w:rFonts w:ascii="Cambria Math" w:hAnsi="Cambria Math" w:cs="Times New Roman"/>
+                <w:i/>
+                <w:sz w:val="28"/>
+                <w:lang w:val="en-US"/>
+              </w:rPr>
+            </m:ctrlPr>
+          </m:funcPr>
+          <m:fName>
+            <m:r>
+              <m:rPr>
+                <m:sty m:val="p"/>
+              </m:rPr>
+              <w:rPr>
+                <w:rFonts w:ascii="Cambria Math" w:hAnsi="Cambria Math" w:cs="Times New Roman"/>
+                <w:sz w:val="28"/>
+                <w:lang w:val="en-US"/>
+              </w:rPr>
+              <m:t>cos</m:t>
+            </m:r>
+          </m:fName>
+          <m:e>
+            <m:sSub>
+              <m:sSubPr>
+                <m:ctrlPr>
+                  <w:rPr>
+                    <w:rFonts w:ascii="Cambria Math" w:hAnsi="Cambria Math" w:cs="Times New Roman"/>
+                    <w:i/>
+                    <w:sz w:val="28"/>
+                    <w:lang w:val="en-US"/>
+                  </w:rPr>
+                </m:ctrlPr>
+              </m:sSubPr>
+              <m:e>
+                <m:r>
+                  <w:rPr>
+                    <w:rFonts w:ascii="Cambria Math" w:hAnsi="Cambria Math" w:cs="Times New Roman"/>
+                    <w:sz w:val="28"/>
+                    <w:lang w:val="en-US"/>
+                  </w:rPr>
+                  <m:t>ω</m:t>
+                </m:r>
+              </m:e>
+              <m:sub>
+                <m:r>
+                  <w:rPr>
+                    <w:rFonts w:ascii="Cambria Math" w:hAnsi="Cambria Math" w:cs="Times New Roman"/>
+                    <w:sz w:val="28"/>
+                  </w:rPr>
+                  <m:t>0</m:t>
+                </m:r>
+              </m:sub>
+            </m:sSub>
+            <m:r>
+              <w:rPr>
+                <w:rFonts w:ascii="Cambria Math" w:hAnsi="Cambria Math" w:cs="Times New Roman"/>
+                <w:sz w:val="28"/>
+                <w:lang w:val="en-US"/>
+              </w:rPr>
+              <m:t>t</m:t>
+            </m:r>
+          </m:e>
+        </m:func>
+        <m:r>
+          <w:rPr>
+            <w:rFonts w:ascii="Cambria Math" w:hAnsi="Cambria Math" w:cs="Times New Roman"/>
+            <w:sz w:val="28"/>
+          </w:rPr>
+          <m:t>+</m:t>
+        </m:r>
+        <m:r>
+          <w:rPr>
+            <w:rFonts w:ascii="Cambria Math" w:hAnsi="Cambria Math" w:cs="Times New Roman"/>
+            <w:sz w:val="28"/>
+            <w:lang w:val="en-US"/>
+          </w:rPr>
+          <m:t>m</m:t>
+        </m:r>
+        <m:sSub>
+          <m:sSubPr>
+            <m:ctrlPr>
+              <w:rPr>
+                <w:rFonts w:ascii="Cambria Math" w:hAnsi="Cambria Math" w:cs="Times New Roman"/>
+                <w:i/>
+                <w:sz w:val="28"/>
+                <w:lang w:val="en-US"/>
+              </w:rPr>
+            </m:ctrlPr>
+          </m:sSubPr>
+          <m:e>
+            <m:r>
+              <w:rPr>
+                <w:rFonts w:ascii="Cambria Math" w:hAnsi="Cambria Math" w:cs="Times New Roman"/>
+                <w:sz w:val="28"/>
+                <w:lang w:val="en-US"/>
+              </w:rPr>
+              <m:t>U</m:t>
+            </m:r>
+          </m:e>
+          <m:sub>
+            <m:r>
+              <w:rPr>
+                <w:rFonts w:ascii="Cambria Math" w:hAnsi="Cambria Math" w:cs="Times New Roman"/>
+                <w:sz w:val="28"/>
+              </w:rPr>
+              <m:t>0</m:t>
+            </m:r>
+          </m:sub>
+        </m:sSub>
+        <m:func>
+          <m:funcPr>
+            <m:ctrlPr>
+              <w:rPr>
+                <w:rFonts w:ascii="Cambria Math" w:hAnsi="Cambria Math" w:cs="Times New Roman"/>
+                <w:i/>
+                <w:sz w:val="28"/>
+                <w:lang w:val="en-US"/>
+              </w:rPr>
+            </m:ctrlPr>
+          </m:funcPr>
+          <m:fName>
+            <m:r>
+              <m:rPr>
+                <m:sty m:val="p"/>
+              </m:rPr>
+              <w:rPr>
+                <w:rFonts w:ascii="Cambria Math" w:hAnsi="Cambria Math" w:cs="Times New Roman"/>
+                <w:sz w:val="28"/>
+                <w:lang w:val="en-US"/>
+              </w:rPr>
+              <m:t>cos</m:t>
+            </m:r>
+          </m:fName>
+          <m:e>
+            <m:sSub>
+              <m:sSubPr>
+                <m:ctrlPr>
+                  <w:rPr>
+                    <w:rFonts w:ascii="Cambria Math" w:hAnsi="Cambria Math" w:cs="Times New Roman"/>
+                    <w:i/>
+                    <w:sz w:val="28"/>
+                    <w:lang w:val="en-US"/>
+                  </w:rPr>
+                </m:ctrlPr>
+              </m:sSubPr>
+              <m:e>
+                <m:r>
+                  <w:rPr>
+                    <w:rFonts w:ascii="Cambria Math" w:hAnsi="Cambria Math" w:cs="Times New Roman"/>
+                    <w:sz w:val="28"/>
+                    <w:lang w:val="en-US"/>
+                  </w:rPr>
+                  <m:t>ω</m:t>
+                </m:r>
+              </m:e>
+              <m:sub>
+                <m:r>
+                  <w:rPr>
+                    <w:rFonts w:ascii="Cambria Math" w:hAnsi="Cambria Math" w:cs="Times New Roman"/>
+                    <w:sz w:val="28"/>
+                  </w:rPr>
+                  <m:t>0</m:t>
+                </m:r>
+              </m:sub>
+            </m:sSub>
+            <m:r>
+              <w:rPr>
+                <w:rFonts w:ascii="Cambria Math" w:hAnsi="Cambria Math" w:cs="Times New Roman"/>
+                <w:sz w:val="28"/>
+                <w:lang w:val="en-US"/>
+              </w:rPr>
+              <m:t>t</m:t>
+            </m:r>
+          </m:e>
+        </m:func>
+        <m:func>
+          <m:funcPr>
+            <m:ctrlPr>
+              <w:rPr>
+                <w:rFonts w:ascii="Cambria Math" w:hAnsi="Cambria Math" w:cs="Times New Roman"/>
+                <w:i/>
+                <w:sz w:val="28"/>
+                <w:lang w:val="en-US"/>
+              </w:rPr>
+            </m:ctrlPr>
+          </m:funcPr>
+          <m:fName>
+            <m:r>
+              <m:rPr>
+                <m:sty m:val="p"/>
+              </m:rPr>
+              <w:rPr>
+                <w:rFonts w:ascii="Cambria Math" w:hAnsi="Cambria Math" w:cs="Times New Roman"/>
+                <w:sz w:val="28"/>
+                <w:lang w:val="en-US"/>
+              </w:rPr>
+              <m:t>cos</m:t>
+            </m:r>
+          </m:fName>
+          <m:e>
+            <m:r>
+              <w:rPr>
+                <w:rFonts w:ascii="Cambria Math" w:hAnsi="Cambria Math" w:cs="Times New Roman"/>
+                <w:sz w:val="28"/>
+                <w:lang w:val="en-US"/>
+              </w:rPr>
+              <m:t>Ωt</m:t>
+            </m:r>
+            <m:r>
+              <w:rPr>
+                <w:rFonts w:ascii="Cambria Math" w:hAnsi="Cambria Math" w:cs="Times New Roman"/>
+                <w:sz w:val="28"/>
+              </w:rPr>
+              <m:t>=</m:t>
+            </m:r>
+          </m:e>
+        </m:func>
+        <m:sSub>
+          <m:sSubPr>
+            <m:ctrlPr>
+              <w:rPr>
+                <w:rFonts w:ascii="Cambria Math" w:hAnsi="Cambria Math" w:cs="Times New Roman"/>
+                <w:i/>
+                <w:sz w:val="28"/>
+                <w:lang w:val="en-US"/>
+              </w:rPr>
+            </m:ctrlPr>
+          </m:sSubPr>
+          <m:e>
+            <m:r>
+              <w:rPr>
+                <w:rFonts w:ascii="Cambria Math" w:hAnsi="Cambria Math" w:cs="Times New Roman"/>
+                <w:sz w:val="28"/>
+                <w:lang w:val="en-US"/>
+              </w:rPr>
+              <m:t>U</m:t>
+            </m:r>
+          </m:e>
+          <m:sub>
+            <m:r>
+              <w:rPr>
+                <w:rFonts w:ascii="Cambria Math" w:hAnsi="Cambria Math" w:cs="Times New Roman"/>
+                <w:sz w:val="28"/>
+              </w:rPr>
+              <m:t>0</m:t>
+            </m:r>
+          </m:sub>
+        </m:sSub>
+        <m:func>
+          <m:funcPr>
+            <m:ctrlPr>
+              <w:rPr>
+                <w:rFonts w:ascii="Cambria Math" w:hAnsi="Cambria Math" w:cs="Times New Roman"/>
+                <w:i/>
+                <w:sz w:val="28"/>
+                <w:lang w:val="en-US"/>
+              </w:rPr>
+            </m:ctrlPr>
+          </m:funcPr>
+          <m:fName>
+            <m:r>
+              <m:rPr>
+                <m:sty m:val="p"/>
+              </m:rPr>
+              <w:rPr>
+                <w:rFonts w:ascii="Cambria Math" w:hAnsi="Cambria Math" w:cs="Times New Roman"/>
+                <w:sz w:val="28"/>
+                <w:lang w:val="en-US"/>
+              </w:rPr>
+              <m:t>cos</m:t>
+            </m:r>
+          </m:fName>
+          <m:e>
+            <m:sSub>
+              <m:sSubPr>
+                <m:ctrlPr>
+                  <w:rPr>
+                    <w:rFonts w:ascii="Cambria Math" w:hAnsi="Cambria Math" w:cs="Times New Roman"/>
+                    <w:i/>
+                    <w:sz w:val="28"/>
+                    <w:lang w:val="en-US"/>
+                  </w:rPr>
+                </m:ctrlPr>
+              </m:sSubPr>
+              <m:e>
+                <m:r>
+                  <w:rPr>
+                    <w:rFonts w:ascii="Cambria Math" w:hAnsi="Cambria Math" w:cs="Times New Roman"/>
+                    <w:sz w:val="28"/>
+                    <w:lang w:val="en-US"/>
+                  </w:rPr>
+                  <m:t>ω</m:t>
+                </m:r>
+              </m:e>
+              <m:sub>
+                <m:r>
+                  <w:rPr>
+                    <w:rFonts w:ascii="Cambria Math" w:hAnsi="Cambria Math" w:cs="Times New Roman"/>
+                    <w:sz w:val="28"/>
+                  </w:rPr>
+                  <m:t>0</m:t>
+                </m:r>
+              </m:sub>
+            </m:sSub>
+            <m:r>
+              <w:rPr>
+                <w:rFonts w:ascii="Cambria Math" w:hAnsi="Cambria Math" w:cs="Times New Roman"/>
+                <w:sz w:val="28"/>
+                <w:lang w:val="en-US"/>
+              </w:rPr>
+              <m:t>t</m:t>
+            </m:r>
+          </m:e>
+        </m:func>
+        <m:r>
+          <w:rPr>
+            <w:rFonts w:ascii="Cambria Math" w:hAnsi="Cambria Math" w:cs="Times New Roman"/>
+            <w:sz w:val="28"/>
+          </w:rPr>
+          <m:t>+</m:t>
+        </m:r>
+        <m:f>
+          <m:fPr>
+            <m:ctrlPr>
+              <w:rPr>
+                <w:rFonts w:ascii="Cambria Math" w:hAnsi="Cambria Math" w:cs="Times New Roman"/>
+                <w:i/>
+                <w:sz w:val="28"/>
+                <w:lang w:val="en-US"/>
+              </w:rPr>
+            </m:ctrlPr>
+          </m:fPr>
+          <m:num>
+            <m:r>
+              <w:rPr>
+                <w:rFonts w:ascii="Cambria Math" w:hAnsi="Cambria Math" w:cs="Times New Roman"/>
+                <w:sz w:val="28"/>
+                <w:lang w:val="en-US"/>
+              </w:rPr>
+              <m:t>m</m:t>
+            </m:r>
+            <m:sSub>
+              <m:sSubPr>
+                <m:ctrlPr>
+                  <w:rPr>
+                    <w:rFonts w:ascii="Cambria Math" w:hAnsi="Cambria Math" w:cs="Times New Roman"/>
+                    <w:i/>
+                    <w:sz w:val="28"/>
+                    <w:lang w:val="en-US"/>
+                  </w:rPr>
+                </m:ctrlPr>
+              </m:sSubPr>
+              <m:e>
+                <m:r>
+                  <w:rPr>
+                    <w:rFonts w:ascii="Cambria Math" w:hAnsi="Cambria Math" w:cs="Times New Roman"/>
+                    <w:sz w:val="28"/>
+                    <w:lang w:val="en-US"/>
+                  </w:rPr>
+                  <m:t>U</m:t>
+                </m:r>
+              </m:e>
+              <m:sub>
+                <m:r>
+                  <w:rPr>
+                    <w:rFonts w:ascii="Cambria Math" w:hAnsi="Cambria Math" w:cs="Times New Roman"/>
+                    <w:sz w:val="28"/>
+                  </w:rPr>
+                  <m:t>0</m:t>
+                </m:r>
+              </m:sub>
+            </m:sSub>
+          </m:num>
+          <m:den>
+            <m:r>
+              <w:rPr>
+                <w:rFonts w:ascii="Cambria Math" w:hAnsi="Cambria Math" w:cs="Times New Roman"/>
+                <w:sz w:val="28"/>
+              </w:rPr>
+              <m:t>2</m:t>
+            </m:r>
+          </m:den>
+        </m:f>
+        <m:func>
+          <m:funcPr>
+            <m:ctrlPr>
+              <w:rPr>
+                <w:rFonts w:ascii="Cambria Math" w:hAnsi="Cambria Math" w:cs="Times New Roman"/>
+                <w:i/>
+                <w:sz w:val="28"/>
+                <w:lang w:val="en-US"/>
+              </w:rPr>
+            </m:ctrlPr>
+          </m:funcPr>
+          <m:fName>
+            <m:r>
+              <m:rPr>
+                <m:sty m:val="p"/>
+              </m:rPr>
+              <w:rPr>
+                <w:rFonts w:ascii="Cambria Math" w:hAnsi="Cambria Math" w:cs="Times New Roman"/>
+                <w:sz w:val="28"/>
+                <w:lang w:val="en-US"/>
+              </w:rPr>
+              <m:t>cos</m:t>
+            </m:r>
+          </m:fName>
+          <m:e>
+            <m:sSub>
+              <m:sSubPr>
+                <m:ctrlPr>
+                  <w:rPr>
+                    <w:rFonts w:ascii="Cambria Math" w:hAnsi="Cambria Math" w:cs="Times New Roman"/>
+                    <w:i/>
+                    <w:sz w:val="28"/>
+                    <w:lang w:val="en-US"/>
+                  </w:rPr>
+                </m:ctrlPr>
+              </m:sSubPr>
+              <m:e>
+                <m:r>
+                  <w:rPr>
+                    <w:rFonts w:ascii="Cambria Math" w:hAnsi="Cambria Math" w:cs="Times New Roman"/>
+                    <w:sz w:val="28"/>
+                  </w:rPr>
+                  <m:t>[(</m:t>
+                </m:r>
+                <m:r>
+                  <w:rPr>
+                    <w:rFonts w:ascii="Cambria Math" w:hAnsi="Cambria Math" w:cs="Times New Roman"/>
+                    <w:sz w:val="28"/>
+                    <w:lang w:val="en-US"/>
+                  </w:rPr>
+                  <m:t>ω</m:t>
+                </m:r>
+              </m:e>
+              <m:sub>
+                <m:r>
+                  <w:rPr>
+                    <w:rFonts w:ascii="Cambria Math" w:hAnsi="Cambria Math" w:cs="Times New Roman"/>
+                    <w:sz w:val="28"/>
+                  </w:rPr>
+                  <m:t>0</m:t>
+                </m:r>
+              </m:sub>
+            </m:sSub>
+            <m:r>
+              <w:rPr>
+                <w:rFonts w:ascii="Cambria Math" w:hAnsi="Cambria Math" w:cs="Times New Roman"/>
+                <w:sz w:val="28"/>
+              </w:rPr>
+              <m:t>+</m:t>
+            </m:r>
+            <m:r>
+              <w:rPr>
+                <w:rFonts w:ascii="Cambria Math" w:hAnsi="Cambria Math" w:cs="Times New Roman"/>
+                <w:sz w:val="28"/>
+              </w:rPr>
+              <m:t>+</m:t>
+            </m:r>
+            <m:r>
+              <w:rPr>
+                <w:rFonts w:ascii="Cambria Math" w:hAnsi="Cambria Math" w:cs="Times New Roman"/>
+                <w:sz w:val="28"/>
+                <w:lang w:val="en-US"/>
+              </w:rPr>
+              <m:t>Ω</m:t>
+            </m:r>
+            <m:r>
+              <w:rPr>
+                <w:rFonts w:ascii="Cambria Math" w:hAnsi="Cambria Math" w:cs="Times New Roman"/>
+                <w:sz w:val="28"/>
+              </w:rPr>
+              <m:t>)</m:t>
+            </m:r>
+            <m:r>
+              <w:rPr>
+                <w:rFonts w:ascii="Cambria Math" w:hAnsi="Cambria Math" w:cs="Times New Roman"/>
+                <w:sz w:val="28"/>
+                <w:lang w:val="en-US"/>
+              </w:rPr>
+              <m:t>t</m:t>
+            </m:r>
+            <m:r>
+              <w:rPr>
+                <w:rFonts w:ascii="Cambria Math" w:hAnsi="Cambria Math" w:cs="Times New Roman"/>
+                <w:sz w:val="28"/>
+              </w:rPr>
+              <m:t>]</m:t>
+            </m:r>
+          </m:e>
+        </m:func>
+        <m:f>
+          <m:fPr>
+            <m:ctrlPr>
+              <w:rPr>
+                <w:rFonts w:ascii="Cambria Math" w:hAnsi="Cambria Math" w:cs="Times New Roman"/>
+                <w:i/>
+                <w:sz w:val="28"/>
+                <w:lang w:val="en-US"/>
+              </w:rPr>
+            </m:ctrlPr>
+          </m:fPr>
+          <m:num>
+            <m:r>
+              <w:rPr>
+                <w:rFonts w:ascii="Cambria Math" w:hAnsi="Cambria Math" w:cs="Times New Roman"/>
+                <w:sz w:val="28"/>
+                <w:lang w:val="en-US"/>
+              </w:rPr>
+              <m:t>m</m:t>
+            </m:r>
+            <m:sSub>
+              <m:sSubPr>
+                <m:ctrlPr>
+                  <w:rPr>
+                    <w:rFonts w:ascii="Cambria Math" w:hAnsi="Cambria Math" w:cs="Times New Roman"/>
+                    <w:i/>
+                    <w:sz w:val="28"/>
+                    <w:lang w:val="en-US"/>
+                  </w:rPr>
+                </m:ctrlPr>
+              </m:sSubPr>
+              <m:e>
+                <m:r>
+                  <w:rPr>
+                    <w:rFonts w:ascii="Cambria Math" w:hAnsi="Cambria Math" w:cs="Times New Roman"/>
+                    <w:sz w:val="28"/>
+                    <w:lang w:val="en-US"/>
+                  </w:rPr>
+                  <m:t>U</m:t>
+                </m:r>
+              </m:e>
+              <m:sub>
+                <m:r>
+                  <w:rPr>
+                    <w:rFonts w:ascii="Cambria Math" w:hAnsi="Cambria Math" w:cs="Times New Roman"/>
+                    <w:sz w:val="28"/>
+                  </w:rPr>
+                  <m:t>0</m:t>
+                </m:r>
+              </m:sub>
+            </m:sSub>
+          </m:num>
+          <m:den>
+            <m:r>
+              <w:rPr>
+                <w:rFonts w:ascii="Cambria Math" w:hAnsi="Cambria Math" w:cs="Times New Roman"/>
+                <w:sz w:val="28"/>
+              </w:rPr>
+              <m:t>2</m:t>
+            </m:r>
+          </m:den>
+        </m:f>
+        <m:func>
+          <m:funcPr>
+            <m:ctrlPr>
+              <w:rPr>
+                <w:rFonts w:ascii="Cambria Math" w:hAnsi="Cambria Math" w:cs="Times New Roman"/>
+                <w:i/>
+                <w:sz w:val="28"/>
+                <w:lang w:val="en-US"/>
+              </w:rPr>
+            </m:ctrlPr>
+          </m:funcPr>
+          <m:fName>
+            <m:r>
+              <m:rPr>
+                <m:sty m:val="p"/>
+              </m:rPr>
+              <w:rPr>
+                <w:rFonts w:ascii="Cambria Math" w:hAnsi="Cambria Math" w:cs="Times New Roman"/>
+                <w:sz w:val="28"/>
+                <w:lang w:val="en-US"/>
+              </w:rPr>
+              <m:t>cos</m:t>
+            </m:r>
+          </m:fName>
+          <m:e>
+            <m:sSub>
+              <m:sSubPr>
+                <m:ctrlPr>
+                  <w:rPr>
+                    <w:rFonts w:ascii="Cambria Math" w:hAnsi="Cambria Math" w:cs="Times New Roman"/>
+                    <w:i/>
+                    <w:sz w:val="28"/>
+                    <w:lang w:val="en-US"/>
+                  </w:rPr>
+                </m:ctrlPr>
+              </m:sSubPr>
+              <m:e>
+                <m:r>
+                  <w:rPr>
+                    <w:rFonts w:ascii="Cambria Math" w:hAnsi="Cambria Math" w:cs="Times New Roman"/>
+                    <w:sz w:val="28"/>
+                  </w:rPr>
+                  <m:t>[(</m:t>
+                </m:r>
+                <m:r>
+                  <w:rPr>
+                    <w:rFonts w:ascii="Cambria Math" w:hAnsi="Cambria Math" w:cs="Times New Roman"/>
+                    <w:sz w:val="28"/>
+                    <w:lang w:val="en-US"/>
+                  </w:rPr>
+                  <m:t>ω</m:t>
+                </m:r>
+              </m:e>
+              <m:sub>
+                <m:r>
+                  <w:rPr>
+                    <w:rFonts w:ascii="Cambria Math" w:hAnsi="Cambria Math" w:cs="Times New Roman"/>
+                    <w:sz w:val="28"/>
+                  </w:rPr>
+                  <m:t>0</m:t>
+                </m:r>
+              </m:sub>
+            </m:sSub>
+            <m:r>
+              <w:rPr>
+                <w:rFonts w:ascii="Cambria Math" w:hAnsi="Cambria Math" w:cs="Times New Roman"/>
+                <w:sz w:val="28"/>
+              </w:rPr>
+              <m:t>-</m:t>
+            </m:r>
+            <m:r>
+              <w:rPr>
+                <w:rFonts w:ascii="Cambria Math" w:hAnsi="Cambria Math" w:cs="Times New Roman"/>
+                <w:sz w:val="28"/>
+                <w:lang w:val="en-US"/>
+              </w:rPr>
+              <m:t>Ω</m:t>
+            </m:r>
+            <m:r>
+              <w:rPr>
+                <w:rFonts w:ascii="Cambria Math" w:hAnsi="Cambria Math" w:cs="Times New Roman"/>
+                <w:sz w:val="28"/>
+              </w:rPr>
+              <m:t>)</m:t>
+            </m:r>
+            <m:r>
+              <w:rPr>
+                <w:rFonts w:ascii="Cambria Math" w:hAnsi="Cambria Math" w:cs="Times New Roman"/>
+                <w:sz w:val="28"/>
+                <w:lang w:val="en-US"/>
+              </w:rPr>
+              <m:t>t</m:t>
+            </m:r>
+            <m:r>
+              <w:rPr>
+                <w:rFonts w:ascii="Cambria Math" w:hAnsi="Cambria Math" w:cs="Times New Roman"/>
+                <w:sz w:val="28"/>
+              </w:rPr>
+              <m:t>]</m:t>
+            </m:r>
+          </m:e>
+        </m:func>
+      </m:oMath>
+      <w:r>
+        <w:rPr>
+          <w:rFonts w:ascii="Times New Roman" w:hAnsi="Times New Roman" w:cs="Times New Roman"/>
+          <w:i/>
+          <w:sz w:val="28"/>
+        </w:rPr>
+        <w:tab/>
+      </w:r>
+      <w:r>
+        <w:rPr>
+          <w:rFonts w:ascii="Times New Roman" w:hAnsi="Times New Roman" w:cs="Times New Roman"/>
+          <w:i/>
+          <w:sz w:val="28"/>
+          <w:lang w:val="en-US"/>
+        </w:rPr>
+        <w:tab/>
+      </w:r>
+      <w:r>
+        <w:rPr>
+          <w:rFonts w:ascii="Times New Roman" w:hAnsi="Times New Roman" w:cs="Times New Roman"/>
+          <w:i/>
+          <w:sz w:val="28"/>
+          <w:lang w:val="en-US"/>
+        </w:rPr>
+        <w:tab/>
+      </w:r>
+      <w:r>
+        <w:rPr>
+          <w:rFonts w:ascii="Times New Roman" w:hAnsi="Times New Roman" w:cs="Times New Roman"/>
+          <w:i/>
+          <w:sz w:val="28"/>
+          <w:lang w:val="en-US"/>
+        </w:rPr>
+        <w:tab/>
+      </w:r>
+      <w:r>
+        <w:rPr>
+          <w:rFonts w:ascii="Times New Roman" w:hAnsi="Times New Roman" w:cs="Times New Roman"/>
+          <w:sz w:val="28"/>
+        </w:rPr>
+        <w:t>(3)</w:t>
+      </w:r>
+    </w:p>
+    <w:p>
+      <w:pPr>
+        <w:spacing w:after="160"/>
+        <w:ind w:firstLine="709"/>
+        <w:jc w:val="both"/>
+        <w:rPr>
+          <w:rFonts w:ascii="Times New Roman" w:hAnsi="Times New Roman" w:cs="Times New Roman"/>
+          <w:sz w:val="28"/>
+        </w:rPr>
+      </w:pPr>
+      <w:r>
+        <w:rPr>
+          <w:rFonts w:ascii="Times New Roman" w:hAnsi="Times New Roman" w:cs="Times New Roman"/>
+          <w:sz w:val="28"/>
+        </w:rPr>
+        <w:t>А</w:t>
       </w:r>
       <w:r>
         <w:rPr>
@@ -4019,6 +4934,7 @@
           <w:rFonts w:ascii="Times New Roman" w:hAnsi="Times New Roman" w:cs="Times New Roman"/>
           <w:sz w:val="28"/>
         </w:rPr>
+        <w:lastRenderedPageBreak/>
         <w:t xml:space="preserve">Если повышать коэффициент модуляции, то при </w:t>
       </w:r>
       <w:r>
@@ -4041,7 +4957,14 @@
           <w:rFonts w:ascii="Times New Roman" w:hAnsi="Times New Roman" w:cs="Times New Roman"/>
           <w:sz w:val="28"/>
         </w:rPr>
-        <w:t>происходит пере-модуляция, что приводит к искажению огибающей АМ-сигнала, а в спектре амплитуды боковых составляющих превышают половину амплитуды несущего сигнала.</w:t>
+        <w:t>происходит пере</w:t>
+      </w:r>
+      <w:r>
+        <w:rPr>
+          <w:rFonts w:ascii="Times New Roman" w:hAnsi="Times New Roman" w:cs="Times New Roman"/>
+          <w:sz w:val="28"/>
+        </w:rPr>
+        <w:t>модуляция, что приводит к искажению огибающей АМ-сигнала, а в спектре амплитуды боковых составляющих превышают половину амплитуды несущего сигнала.</w:t>
       </w:r>
     </w:p>
     <w:p>
@@ -4315,15 +5238,13 @@
       </w:pPr>
       <w:r>
         <w:rPr>
-          <w:rFonts w:ascii="Times New Roman" w:hAnsi="Times New Roman" w:cs="Times New Roman"/>
           <w:noProof/>
-          <w:sz w:val="28"/>
         </w:rPr>
         <w:drawing>
           <wp:inline distT="0" distB="0" distL="0" distR="0">
-            <wp:extent cx="4953000" cy="2853201"/>
-            <wp:effectExtent l="19050" t="0" r="0" b="0"/>
-            <wp:docPr id="1" name="Рисунок 0" descr="2D-plot_modulacija.bmp"/>
+            <wp:extent cx="3495675" cy="2019300"/>
+            <wp:effectExtent l="19050" t="0" r="9525" b="0"/>
+            <wp:docPr id="17" name="Рисунок 1" descr="https://habrastorage.org/r/w1560/storage2/d60/65a/5a1/d6065a5a15012af408ff32a7cadbb148.jpg"/>
             <wp:cNvGraphicFramePr>
               <a:graphicFrameLocks xmlns:a="http://schemas.openxmlformats.org/drawingml/2006/main" noChangeAspect="1"/>
             </wp:cNvGraphicFramePr>
@@ -4331,23 +5252,33 @@
               <a:graphicData uri="http://schemas.openxmlformats.org/drawingml/2006/picture">
                 <pic:pic xmlns:pic="http://schemas.openxmlformats.org/drawingml/2006/picture">
                   <pic:nvPicPr>
-                    <pic:cNvPr id="0" name="2D-plot_modulacija.bmp"/>
-                    <pic:cNvPicPr/>
+                    <pic:cNvPr id="0" name="Picture 1" descr="https://habrastorage.org/r/w1560/storage2/d60/65a/5a1/d6065a5a15012af408ff32a7cadbb148.jpg"/>
+                    <pic:cNvPicPr>
+                      <a:picLocks noChangeAspect="1" noChangeArrowheads="1"/>
+                    </pic:cNvPicPr>
                   </pic:nvPicPr>
                   <pic:blipFill>
                     <a:blip r:embed="rId11"/>
+                    <a:srcRect/>
                     <a:stretch>
                       <a:fillRect/>
                     </a:stretch>
                   </pic:blipFill>
-                  <pic:spPr>
+                  <pic:spPr bwMode="auto">
                     <a:xfrm>
                       <a:off x="0" y="0"/>
-                      <a:ext cx="4954282" cy="2853939"/>
+                      <a:ext cx="3495675" cy="2019300"/>
                     </a:xfrm>
                     <a:prstGeom prst="rect">
                       <a:avLst/>
                     </a:prstGeom>
+                    <a:noFill/>
+                    <a:ln w="9525">
+                      <a:noFill/>
+                      <a:miter lim="800000"/>
+                      <a:headEnd/>
+                      <a:tailEnd/>
+                    </a:ln>
                   </pic:spPr>
                 </pic:pic>
               </a:graphicData>
@@ -4408,19 +5339,6 @@
           <w:color w:val="auto"/>
         </w:rPr>
         <w:t>. Временное представление сигнала с частотной модуляцией.</w:t>
-      </w:r>
-    </w:p>
-    <w:p>
-      <w:pPr>
-        <w:rPr>
-          <w:color w:val="FF0000"/>
-        </w:rPr>
-      </w:pPr>
-      <w:r>
-        <w:rPr>
-          <w:color w:val="FF0000"/>
-        </w:rPr>
-        <w:t>Убрать АМ-сигнал на рисунке!!!</w:t>
       </w:r>
     </w:p>
     <w:p>
@@ -5177,7 +6095,22 @@
           <w:sz w:val="28"/>
         </w:rPr>
         <w:tab/>
-        <w:t>(3)</w:t>
+        <w:t>(</w:t>
+      </w:r>
+      <w:r>
+        <w:rPr>
+          <w:rFonts w:ascii="Times New Roman" w:hAnsi="Times New Roman" w:cs="Times New Roman"/>
+          <w:sz w:val="28"/>
+          <w:lang w:val="en-US"/>
+        </w:rPr>
+        <w:t>4</w:t>
+      </w:r>
+      <w:r>
+        <w:rPr>
+          <w:rFonts w:ascii="Times New Roman" w:hAnsi="Times New Roman" w:cs="Times New Roman"/>
+          <w:sz w:val="28"/>
+        </w:rPr>
+        <w:t>)</w:t>
       </w:r>
     </w:p>
     <w:p>
@@ -5493,7 +6426,21 @@
           <w:rFonts w:ascii="Times New Roman" w:hAnsi="Times New Roman" w:cs="Times New Roman"/>
           <w:sz w:val="28"/>
         </w:rPr>
-        <w:t>(4)</w:t>
+        <w:t>(</w:t>
+      </w:r>
+      <w:r>
+        <w:rPr>
+          <w:rFonts w:ascii="Times New Roman" w:hAnsi="Times New Roman" w:cs="Times New Roman"/>
+          <w:sz w:val="28"/>
+        </w:rPr>
+        <w:t>5</w:t>
+      </w:r>
+      <w:r>
+        <w:rPr>
+          <w:rFonts w:ascii="Times New Roman" w:hAnsi="Times New Roman" w:cs="Times New Roman"/>
+          <w:sz w:val="28"/>
+        </w:rPr>
+        <w:t>)</w:t>
       </w:r>
     </w:p>
     <w:p>
@@ -5900,7 +6847,21 @@
           <w:sz w:val="28"/>
         </w:rPr>
         <w:tab/>
-        <w:t>(5)</w:t>
+        <w:t>(</w:t>
+      </w:r>
+      <w:r>
+        <w:rPr>
+          <w:rFonts w:ascii="Times New Roman" w:hAnsi="Times New Roman" w:cs="Times New Roman"/>
+          <w:sz w:val="28"/>
+        </w:rPr>
+        <w:t>6</w:t>
+      </w:r>
+      <w:r>
+        <w:rPr>
+          <w:rFonts w:ascii="Times New Roman" w:hAnsi="Times New Roman" w:cs="Times New Roman"/>
+          <w:sz w:val="28"/>
+        </w:rPr>
+        <w:t>)</w:t>
       </w:r>
     </w:p>
     <w:p>
@@ -6301,7 +7262,14 @@
           <w:rFonts w:ascii="Times New Roman" w:hAnsi="Times New Roman" w:cs="Times New Roman"/>
           <w:sz w:val="28"/>
         </w:rPr>
-        <w:t>(6</w:t>
+        <w:t>(</w:t>
+      </w:r>
+      <w:r>
+        <w:rPr>
+          <w:rFonts w:ascii="Times New Roman" w:hAnsi="Times New Roman" w:cs="Times New Roman"/>
+          <w:sz w:val="28"/>
+        </w:rPr>
+        <w:t>7</w:t>
       </w:r>
       <w:r>
         <w:rPr>
@@ -6532,7 +7500,14 @@
           <w:rFonts w:ascii="Times New Roman" w:hAnsi="Times New Roman" w:cs="Times New Roman"/>
           <w:sz w:val="28"/>
         </w:rPr>
-        <w:t>(7</w:t>
+        <w:t>(</w:t>
+      </w:r>
+      <w:r>
+        <w:rPr>
+          <w:rFonts w:ascii="Times New Roman" w:hAnsi="Times New Roman" w:cs="Times New Roman"/>
+          <w:sz w:val="28"/>
+        </w:rPr>
+        <w:t>8</w:t>
       </w:r>
       <w:r>
         <w:rPr>
@@ -6590,7 +7565,15 @@
           <w:rFonts w:ascii="Times New Roman" w:hAnsi="Times New Roman" w:cs="Times New Roman"/>
           <w:sz w:val="28"/>
         </w:rPr>
-        <w:t xml:space="preserve">Цифровые виды модуляции (часто цифровая модуляция называется манипуляцией), как и аналоговые, могут быть амплитудными, фазовыми, частотными или комбинированными (например, амплитудно-фазовыми), в зависимости от того, какой из параметров немодулированного несущего колебания </w:t>
+        <w:t xml:space="preserve">Цифровые виды модуляции (часто цифровая модуляция называется манипуляцией), как и аналоговые, могут быть амплитудными, фазовыми, </w:t>
+      </w:r>
+      <w:r>
+        <w:rPr>
+          <w:rFonts w:ascii="Times New Roman" w:hAnsi="Times New Roman" w:cs="Times New Roman"/>
+          <w:sz w:val="28"/>
+        </w:rPr>
+        <w:lastRenderedPageBreak/>
+        <w:t xml:space="preserve">частотными или комбинированными (например, амплитудно-фазовыми), в зависимости от того, какой из параметров немодулированного несущего колебания </w:t>
       </w:r>
       <m:oMath>
         <m:r>
@@ -6815,21 +7798,7 @@
           <w:rFonts w:ascii="Times New Roman" w:hAnsi="Times New Roman" w:cs="Times New Roman"/>
           <w:sz w:val="28"/>
         </w:rPr>
-        <w:t>из простейших видов манипуляции сигнала является ампли</w:t>
-      </w:r>
-      <w:r>
-        <w:rPr>
-          <w:rFonts w:ascii="Times New Roman" w:hAnsi="Times New Roman" w:cs="Times New Roman"/>
-          <w:sz w:val="28"/>
-        </w:rPr>
-        <w:t>-</w:t>
-      </w:r>
-      <w:r>
-        <w:rPr>
-          <w:rFonts w:ascii="Times New Roman" w:hAnsi="Times New Roman" w:cs="Times New Roman"/>
-          <w:sz w:val="28"/>
-        </w:rPr>
-        <w:t>тудная манипуляция. Модулированный сигнал в таком случае имеет вид:</w:t>
+        <w:t>из простейших видов манипуляции сигнала является амплитудная манипуляция. Модулированный сигнал в таком случае имеет вид:</w:t>
       </w:r>
     </w:p>
     <w:p>
@@ -7020,7 +7989,14 @@
           <w:rFonts w:ascii="Times New Roman" w:hAnsi="Times New Roman" w:cs="Times New Roman"/>
           <w:sz w:val="28"/>
         </w:rPr>
-        <w:t>(8</w:t>
+        <w:t>(</w:t>
+      </w:r>
+      <w:r>
+        <w:rPr>
+          <w:rFonts w:ascii="Times New Roman" w:hAnsi="Times New Roman" w:cs="Times New Roman"/>
+          <w:sz w:val="28"/>
+        </w:rPr>
+        <w:t>9</w:t>
       </w:r>
       <w:r>
         <w:rPr>
@@ -7463,7 +8439,14 @@
           <w:rFonts w:ascii="Times New Roman" w:hAnsi="Times New Roman" w:cs="Times New Roman"/>
           <w:sz w:val="28"/>
         </w:rPr>
-        <w:t>(9</w:t>
+        <w:t>(</w:t>
+      </w:r>
+      <w:r>
+        <w:rPr>
+          <w:rFonts w:ascii="Times New Roman" w:hAnsi="Times New Roman" w:cs="Times New Roman"/>
+          <w:sz w:val="28"/>
+        </w:rPr>
+        <w:t>10</w:t>
       </w:r>
       <w:r>
         <w:rPr>
@@ -8072,6 +9055,7 @@
           <w:rFonts w:ascii="Times New Roman" w:hAnsi="Times New Roman" w:cs="Times New Roman"/>
           <w:sz w:val="28"/>
         </w:rPr>
+        <w:lastRenderedPageBreak/>
         <w:t xml:space="preserve">Существует два основных критерия сравнения эффективности различных видов модуляции: </w:t>
       </w:r>
       <w:r>
@@ -8095,23 +9079,7 @@
           <w:i/>
           <w:sz w:val="28"/>
         </w:rPr>
-        <w:t>энергетическая эффектив</w:t>
-      </w:r>
-      <w:r>
-        <w:rPr>
-          <w:rFonts w:ascii="Times New Roman" w:hAnsi="Times New Roman" w:cs="Times New Roman"/>
-          <w:i/>
-          <w:sz w:val="28"/>
-        </w:rPr>
-        <w:t>-</w:t>
-      </w:r>
-      <w:r>
-        <w:rPr>
-          <w:rFonts w:ascii="Times New Roman" w:hAnsi="Times New Roman" w:cs="Times New Roman"/>
-          <w:i/>
-          <w:sz w:val="28"/>
-        </w:rPr>
-        <w:t>ность</w:t>
+        <w:t>энергетическая эффективность</w:t>
       </w:r>
       <w:r>
         <w:rPr>
@@ -8168,6 +9136,13 @@
           <w:sz w:val="28"/>
         </w:rPr>
         <w:t>для передачи информации с заданной достоверностью (вероятностью ошибки).</w:t>
+      </w:r>
+      <w:r>
+        <w:rPr>
+          <w:rFonts w:ascii="Times New Roman" w:hAnsi="Times New Roman" w:cs="Times New Roman"/>
+          <w:sz w:val="28"/>
+        </w:rPr>
+        <w:t xml:space="preserve"> Спектральная плотность мощности – параметр, характеризующий распределение мощности сигнала по частотным составляющим.</w:t>
       </w:r>
     </w:p>
     <w:p>
@@ -8958,7 +9933,14 @@
           <w:sz w:val="28"/>
         </w:rPr>
         <w:tab/>
-        <w:t>(10</w:t>
+        <w:t>(1</w:t>
+      </w:r>
+      <w:r>
+        <w:rPr>
+          <w:rFonts w:ascii="Times New Roman" w:hAnsi="Times New Roman" w:cs="Times New Roman"/>
+          <w:sz w:val="28"/>
+        </w:rPr>
+        <w:t>1</w:t>
       </w:r>
       <w:r>
         <w:rPr>
@@ -8975,39 +9957,48 @@
         <w:jc w:val="both"/>
         <w:rPr>
           <w:rFonts w:ascii="Times New Roman" w:hAnsi="Times New Roman" w:cs="Times New Roman"/>
-          <w:color w:val="FF0000"/>
-          <w:sz w:val="28"/>
-        </w:rPr>
-      </w:pPr>
-      <w:r>
-        <w:rPr>
-          <w:rFonts w:ascii="Times New Roman" w:hAnsi="Times New Roman" w:cs="Times New Roman"/>
-          <w:sz w:val="28"/>
-        </w:rPr>
-        <w:t xml:space="preserve">Также одним из </w:t>
-      </w:r>
-      <w:r>
-        <w:rPr>
-          <w:rFonts w:ascii="Times New Roman" w:hAnsi="Times New Roman" w:cs="Times New Roman"/>
-          <w:sz w:val="28"/>
-          <w:highlight w:val="yellow"/>
-        </w:rPr>
-        <w:t xml:space="preserve">более </w:t>
-      </w:r>
-      <w:r>
-        <w:rPr>
-          <w:rFonts w:ascii="Times New Roman" w:hAnsi="Times New Roman" w:cs="Times New Roman"/>
-          <w:sz w:val="28"/>
-          <w:highlight w:val="yellow"/>
-        </w:rPr>
-        <w:t>быстрых</w:t>
-      </w:r>
-      <w:r>
-        <w:rPr>
-          <w:rFonts w:ascii="Times New Roman" w:hAnsi="Times New Roman" w:cs="Times New Roman"/>
-          <w:sz w:val="28"/>
-        </w:rPr>
-        <w:t xml:space="preserve"> методов манипуляции является </w:t>
+          <w:sz w:val="28"/>
+        </w:rPr>
+      </w:pPr>
+      <w:r>
+        <w:rPr>
+          <w:rFonts w:ascii="Times New Roman" w:hAnsi="Times New Roman" w:cs="Times New Roman"/>
+          <w:sz w:val="28"/>
+          <w:highlight w:val="cyan"/>
+        </w:rPr>
+        <w:t>Также одним из методов манипуляции</w:t>
+      </w:r>
+      <w:r>
+        <w:rPr>
+          <w:rFonts w:ascii="Times New Roman" w:hAnsi="Times New Roman" w:cs="Times New Roman"/>
+          <w:sz w:val="28"/>
+          <w:highlight w:val="cyan"/>
+        </w:rPr>
+        <w:t xml:space="preserve"> с большей скоростью передачи информации, по сравнению с </w:t>
+      </w:r>
+      <w:r>
+        <w:rPr>
+          <w:rFonts w:ascii="Times New Roman" w:hAnsi="Times New Roman" w:cs="Times New Roman"/>
+          <w:sz w:val="28"/>
+          <w:highlight w:val="cyan"/>
+          <w:lang w:val="en-US"/>
+        </w:rPr>
+        <w:t>ASK</w:t>
+      </w:r>
+      <w:r>
+        <w:rPr>
+          <w:rFonts w:ascii="Times New Roman" w:hAnsi="Times New Roman" w:cs="Times New Roman"/>
+          <w:sz w:val="28"/>
+          <w:highlight w:val="cyan"/>
+        </w:rPr>
+        <w:t>,</w:t>
+      </w:r>
+      <w:r>
+        <w:rPr>
+          <w:rFonts w:ascii="Times New Roman" w:hAnsi="Times New Roman" w:cs="Times New Roman"/>
+          <w:sz w:val="28"/>
+        </w:rPr>
+        <w:t xml:space="preserve"> является </w:t>
       </w:r>
       <w:r>
         <w:rPr>
@@ -9078,21 +10069,6 @@
           <w:sz w:val="28"/>
         </w:rPr>
         <w:t xml:space="preserve"> амплитуды сигнала.</w:t>
-      </w:r>
-      <w:r>
-        <w:rPr>
-          <w:rFonts w:ascii="Times New Roman" w:hAnsi="Times New Roman" w:cs="Times New Roman"/>
-          <w:sz w:val="28"/>
-        </w:rPr>
-        <w:t xml:space="preserve"> </w:t>
-      </w:r>
-      <w:r>
-        <w:rPr>
-          <w:rFonts w:ascii="Times New Roman" w:hAnsi="Times New Roman" w:cs="Times New Roman"/>
-          <w:color w:val="FF0000"/>
-          <w:sz w:val="28"/>
-        </w:rPr>
-        <w:t>Заменить более быстрых на скорость передачи информации.</w:t>
       </w:r>
     </w:p>
     <w:p>
@@ -9321,7 +10297,15 @@
           <w:rFonts w:ascii="Times New Roman" w:hAnsi="Times New Roman" w:cs="Times New Roman"/>
           <w:sz w:val="28"/>
         </w:rPr>
-        <w:t xml:space="preserve"> – число бит в одном символе. Так, сигнал 32-</w:t>
+        <w:t xml:space="preserve"> – </w:t>
+      </w:r>
+      <w:r>
+        <w:rPr>
+          <w:rFonts w:ascii="Times New Roman" w:hAnsi="Times New Roman" w:cs="Times New Roman"/>
+          <w:sz w:val="28"/>
+        </w:rPr>
+        <w:lastRenderedPageBreak/>
+        <w:t>число бит в одном символе. Так, сигнал 32-</w:t>
       </w:r>
       <w:r>
         <w:rPr>
@@ -10059,7 +11043,21 @@
           <w:sz w:val="28"/>
         </w:rPr>
         <w:tab/>
-        <w:t>(11)</w:t>
+        <w:t>(1</w:t>
+      </w:r>
+      <w:r>
+        <w:rPr>
+          <w:rFonts w:ascii="Times New Roman" w:hAnsi="Times New Roman" w:cs="Times New Roman"/>
+          <w:sz w:val="28"/>
+        </w:rPr>
+        <w:t>2</w:t>
+      </w:r>
+      <w:r>
+        <w:rPr>
+          <w:rFonts w:ascii="Times New Roman" w:hAnsi="Times New Roman" w:cs="Times New Roman"/>
+          <w:sz w:val="28"/>
+        </w:rPr>
+        <w:t>)</w:t>
       </w:r>
     </w:p>
     <w:p>
@@ -10308,6 +11306,7 @@
           <w:rFonts w:ascii="Times New Roman" w:hAnsi="Times New Roman" w:cs="Times New Roman"/>
           <w:sz w:val="28"/>
         </w:rPr>
+        <w:lastRenderedPageBreak/>
         <w:t>Рассмотрим подробнее метод двоичной фазовой модуляции (</w:t>
       </w:r>
       <w:r>
@@ -10907,7 +11906,21 @@
           <w:rFonts w:ascii="Times New Roman" w:hAnsi="Times New Roman" w:cs="Times New Roman"/>
           <w:sz w:val="28"/>
         </w:rPr>
-        <w:t>(12)</w:t>
+        <w:t>(1</w:t>
+      </w:r>
+      <w:r>
+        <w:rPr>
+          <w:rFonts w:ascii="Times New Roman" w:hAnsi="Times New Roman" w:cs="Times New Roman"/>
+          <w:sz w:val="28"/>
+        </w:rPr>
+        <w:t>3</w:t>
+      </w:r>
+      <w:r>
+        <w:rPr>
+          <w:rFonts w:ascii="Times New Roman" w:hAnsi="Times New Roman" w:cs="Times New Roman"/>
+          <w:sz w:val="28"/>
+        </w:rPr>
+        <w:t>)</w:t>
       </w:r>
     </w:p>
     <w:p>
@@ -11108,7 +12121,21 @@
           <w:sz w:val="28"/>
         </w:rPr>
         <w:tab/>
-        <w:t>(13)</w:t>
+        <w:t>(1</w:t>
+      </w:r>
+      <w:r>
+        <w:rPr>
+          <w:rFonts w:ascii="Times New Roman" w:hAnsi="Times New Roman" w:cs="Times New Roman"/>
+          <w:sz w:val="28"/>
+        </w:rPr>
+        <w:t>4</w:t>
+      </w:r>
+      <w:r>
+        <w:rPr>
+          <w:rFonts w:ascii="Times New Roman" w:hAnsi="Times New Roman" w:cs="Times New Roman"/>
+          <w:sz w:val="28"/>
+        </w:rPr>
+        <w:t>)</w:t>
       </w:r>
     </w:p>
     <w:p>
@@ -11932,7 +12959,21 @@
           <w:sz w:val="28"/>
         </w:rPr>
         <w:tab/>
-        <w:t>(14)</w:t>
+        <w:t>(1</w:t>
+      </w:r>
+      <w:r>
+        <w:rPr>
+          <w:rFonts w:ascii="Times New Roman" w:hAnsi="Times New Roman" w:cs="Times New Roman"/>
+          <w:sz w:val="28"/>
+        </w:rPr>
+        <w:t>5</w:t>
+      </w:r>
+      <w:r>
+        <w:rPr>
+          <w:rFonts w:ascii="Times New Roman" w:hAnsi="Times New Roman" w:cs="Times New Roman"/>
+          <w:sz w:val="28"/>
+        </w:rPr>
+        <w:t>)</w:t>
       </w:r>
     </w:p>
     <w:p>
@@ -12177,7 +13218,15 @@
           <w:rFonts w:ascii="Times New Roman" w:hAnsi="Times New Roman" w:cs="Times New Roman"/>
           <w:sz w:val="28"/>
         </w:rPr>
-        <w:t xml:space="preserve"> и множеством символов (дибитов) цифрового сообщения </w:t>
+        <w:t xml:space="preserve"> и множеством символов (дибитов) </w:t>
+      </w:r>
+      <w:r>
+        <w:rPr>
+          <w:rFonts w:ascii="Times New Roman" w:hAnsi="Times New Roman" w:cs="Times New Roman"/>
+          <w:sz w:val="28"/>
+        </w:rPr>
+        <w:lastRenderedPageBreak/>
+        <w:t xml:space="preserve">цифрового сообщения </w:t>
       </w:r>
       <m:oMath>
         <m:d>
@@ -13245,7 +14294,21 @@
           <w:sz w:val="28"/>
         </w:rPr>
         <w:tab/>
-        <w:t>(15)</w:t>
+        <w:t>(</w:t>
+      </w:r>
+      <w:r>
+        <w:rPr>
+          <w:rFonts w:ascii="Times New Roman" w:hAnsi="Times New Roman" w:cs="Times New Roman"/>
+          <w:sz w:val="28"/>
+        </w:rPr>
+        <w:t>16</w:t>
+      </w:r>
+      <w:r>
+        <w:rPr>
+          <w:rFonts w:ascii="Times New Roman" w:hAnsi="Times New Roman" w:cs="Times New Roman"/>
+          <w:sz w:val="28"/>
+        </w:rPr>
+        <w:t>)</w:t>
       </w:r>
     </w:p>
     <w:p>
@@ -13384,7 +14447,15 @@
           <w:rFonts w:ascii="Times New Roman" w:hAnsi="Times New Roman" w:cs="Times New Roman"/>
           <w:sz w:val="28"/>
         </w:rPr>
-        <w:t>BPSK. Другими словами, спектральная эффективность квадратурной модуляции QPSK в 2</w:t>
+        <w:t xml:space="preserve">BPSK. Другими словами, спектральная </w:t>
+      </w:r>
+      <w:r>
+        <w:rPr>
+          <w:rFonts w:ascii="Times New Roman" w:hAnsi="Times New Roman" w:cs="Times New Roman"/>
+          <w:sz w:val="28"/>
+        </w:rPr>
+        <w:lastRenderedPageBreak/>
+        <w:t>эффективность квадратурной модуляции QPSK в 2</w:t>
       </w:r>
       <w:r>
         <w:rPr>
@@ -14104,6 +15175,7 @@
             <w:sz w:val="28"/>
             <w:lang w:val="en-US"/>
           </w:rPr>
+          <w:lastRenderedPageBreak/>
           <m:t>=</m:t>
         </m:r>
         <m:r>
@@ -14581,7 +15653,15 @@
           <w:sz w:val="28"/>
           <w:lang w:val="en-US"/>
         </w:rPr>
-        <w:t>(16)</w:t>
+        <w:t>(17</w:t>
+      </w:r>
+      <w:r>
+        <w:rPr>
+          <w:rFonts w:ascii="Times New Roman" w:hAnsi="Times New Roman" w:cs="Times New Roman"/>
+          <w:sz w:val="28"/>
+          <w:lang w:val="en-US"/>
+        </w:rPr>
+        <w:t>)</w:t>
       </w:r>
     </w:p>
     <w:p>
@@ -15392,7 +16472,14 @@
           <w:rFonts w:ascii="Times New Roman" w:hAnsi="Times New Roman" w:cs="Times New Roman"/>
           <w:sz w:val="28"/>
         </w:rPr>
-        <w:t>16</w:t>
+        <w:t>1</w:t>
+      </w:r>
+      <w:r>
+        <w:rPr>
+          <w:rFonts w:ascii="Times New Roman" w:hAnsi="Times New Roman" w:cs="Times New Roman"/>
+          <w:sz w:val="28"/>
+        </w:rPr>
+        <w:t>7</w:t>
       </w:r>
       <w:r>
         <w:rPr>
@@ -15917,7 +17004,15 @@
           <w:rFonts w:ascii="Times New Roman" w:hAnsi="Times New Roman" w:cs="Times New Roman"/>
           <w:sz w:val="28"/>
         </w:rPr>
-        <w:t xml:space="preserve"> отличие от амплитуды.</w:t>
+        <w:t xml:space="preserve"> </w:t>
+      </w:r>
+      <w:r>
+        <w:rPr>
+          <w:rFonts w:ascii="Times New Roman" w:hAnsi="Times New Roman" w:cs="Times New Roman"/>
+          <w:sz w:val="28"/>
+        </w:rPr>
+        <w:lastRenderedPageBreak/>
+        <w:t>отличие от амплитуды.</w:t>
       </w:r>
       <w:r>
         <w:rPr>
@@ -16081,7 +17176,21 @@
           <w:sz w:val="28"/>
         </w:rPr>
         <w:tab/>
-        <w:t>(17)</w:t>
+        <w:t>(1</w:t>
+      </w:r>
+      <w:r>
+        <w:rPr>
+          <w:rFonts w:ascii="Times New Roman" w:hAnsi="Times New Roman" w:cs="Times New Roman"/>
+          <w:sz w:val="28"/>
+        </w:rPr>
+        <w:t>8</w:t>
+      </w:r>
+      <w:r>
+        <w:rPr>
+          <w:rFonts w:ascii="Times New Roman" w:hAnsi="Times New Roman" w:cs="Times New Roman"/>
+          <w:sz w:val="28"/>
+        </w:rPr>
+        <w:t>)</w:t>
       </w:r>
     </w:p>
     <w:p>
@@ -16244,7 +17353,21 @@
           <w:rFonts w:ascii="Times New Roman" w:hAnsi="Times New Roman" w:cs="Times New Roman"/>
           <w:sz w:val="28"/>
         </w:rPr>
-        <w:t>(18)</w:t>
+        <w:t>(1</w:t>
+      </w:r>
+      <w:r>
+        <w:rPr>
+          <w:rFonts w:ascii="Times New Roman" w:hAnsi="Times New Roman" w:cs="Times New Roman"/>
+          <w:sz w:val="28"/>
+        </w:rPr>
+        <w:t>9</w:t>
+      </w:r>
+      <w:r>
+        <w:rPr>
+          <w:rFonts w:ascii="Times New Roman" w:hAnsi="Times New Roman" w:cs="Times New Roman"/>
+          <w:sz w:val="28"/>
+        </w:rPr>
+        <w:t>)</w:t>
       </w:r>
     </w:p>
     <w:p>
@@ -17293,7 +18416,21 @@
           <w:sz w:val="28"/>
         </w:rPr>
         <w:tab/>
-        <w:t>(19)</w:t>
+        <w:t>(</w:t>
+      </w:r>
+      <w:r>
+        <w:rPr>
+          <w:rFonts w:ascii="Times New Roman" w:hAnsi="Times New Roman" w:cs="Times New Roman"/>
+          <w:sz w:val="28"/>
+        </w:rPr>
+        <w:t>20</w:t>
+      </w:r>
+      <w:r>
+        <w:rPr>
+          <w:rFonts w:ascii="Times New Roman" w:hAnsi="Times New Roman" w:cs="Times New Roman"/>
+          <w:sz w:val="28"/>
+        </w:rPr>
+        <w:t>)</w:t>
       </w:r>
     </w:p>
     <w:p>
@@ -17416,6 +18553,7 @@
           <w:rFonts w:ascii="Times New Roman" w:hAnsi="Times New Roman" w:cs="Times New Roman"/>
           <w:sz w:val="28"/>
         </w:rPr>
+        <w:lastRenderedPageBreak/>
         <w:t>Наиболее важно в этой работе будет рассмотреть виды модуляции с ограниченным спектром (</w:t>
       </w:r>
       <w:r>
@@ -18411,7 +19549,21 @@
           <w:rFonts w:ascii="Times New Roman" w:hAnsi="Times New Roman" w:cs="Times New Roman"/>
           <w:sz w:val="28"/>
         </w:rPr>
-        <w:t>(20)</w:t>
+        <w:t>(2</w:t>
+      </w:r>
+      <w:r>
+        <w:rPr>
+          <w:rFonts w:ascii="Times New Roman" w:hAnsi="Times New Roman" w:cs="Times New Roman"/>
+          <w:sz w:val="28"/>
+        </w:rPr>
+        <w:t>1</w:t>
+      </w:r>
+      <w:r>
+        <w:rPr>
+          <w:rFonts w:ascii="Times New Roman" w:hAnsi="Times New Roman" w:cs="Times New Roman"/>
+          <w:sz w:val="28"/>
+        </w:rPr>
+        <w:t>)</w:t>
       </w:r>
     </w:p>
     <w:p>
@@ -18834,7 +19986,21 @@
           <w:sz w:val="28"/>
         </w:rPr>
         <w:tab/>
-        <w:t>(21)</w:t>
+        <w:t>(2</w:t>
+      </w:r>
+      <w:r>
+        <w:rPr>
+          <w:rFonts w:ascii="Times New Roman" w:hAnsi="Times New Roman" w:cs="Times New Roman"/>
+          <w:sz w:val="28"/>
+        </w:rPr>
+        <w:t>2</w:t>
+      </w:r>
+      <w:r>
+        <w:rPr>
+          <w:rFonts w:ascii="Times New Roman" w:hAnsi="Times New Roman" w:cs="Times New Roman"/>
+          <w:sz w:val="28"/>
+        </w:rPr>
+        <w:t>)</w:t>
       </w:r>
     </w:p>
     <w:p>
@@ -18868,6 +20034,7 @@
           <w:sz w:val="28"/>
           <w:lang w:val="en-US"/>
         </w:rPr>
+        <w:lastRenderedPageBreak/>
         <w:t>B</w:t>
       </w:r>
       <w:r>
@@ -19675,7 +20842,21 @@
           <w:rFonts w:ascii="Times New Roman" w:hAnsi="Times New Roman" w:cs="Times New Roman"/>
           <w:sz w:val="28"/>
         </w:rPr>
-        <w:t>(22)</w:t>
+        <w:t>(2</w:t>
+      </w:r>
+      <w:r>
+        <w:rPr>
+          <w:rFonts w:ascii="Times New Roman" w:hAnsi="Times New Roman" w:cs="Times New Roman"/>
+          <w:sz w:val="28"/>
+        </w:rPr>
+        <w:t>3</w:t>
+      </w:r>
+      <w:r>
+        <w:rPr>
+          <w:rFonts w:ascii="Times New Roman" w:hAnsi="Times New Roman" w:cs="Times New Roman"/>
+          <w:sz w:val="28"/>
+        </w:rPr>
+        <w:t>)</w:t>
       </w:r>
     </w:p>
     <w:p>
@@ -20152,7 +21333,21 @@
           <w:sz w:val="28"/>
         </w:rPr>
         <w:tab/>
-        <w:t>(23)</w:t>
+        <w:t>(2</w:t>
+      </w:r>
+      <w:r>
+        <w:rPr>
+          <w:rFonts w:ascii="Times New Roman" w:hAnsi="Times New Roman" w:cs="Times New Roman"/>
+          <w:sz w:val="28"/>
+        </w:rPr>
+        <w:t>4</w:t>
+      </w:r>
+      <w:r>
+        <w:rPr>
+          <w:rFonts w:ascii="Times New Roman" w:hAnsi="Times New Roman" w:cs="Times New Roman"/>
+          <w:sz w:val="28"/>
+        </w:rPr>
+        <w:t>)</w:t>
       </w:r>
     </w:p>
     <w:p>
@@ -20309,6 +21504,7 @@
           <w:rFonts w:ascii="Times New Roman" w:hAnsi="Times New Roman" w:cs="Times New Roman"/>
           <w:sz w:val="28"/>
         </w:rPr>
+        <w:lastRenderedPageBreak/>
         <w:t>Исходя из вышесказанного, дальше будем рассматривать только частотные виды модуляции для передачи звукового сигнала.</w:t>
       </w:r>
     </w:p>
@@ -20663,6 +21859,7 @@
           <w:rFonts w:ascii="Times New Roman" w:hAnsi="Times New Roman" w:cs="Times New Roman"/>
           <w:color w:val="auto"/>
         </w:rPr>
+        <w:lastRenderedPageBreak/>
         <w:t>ГЛАВА 2. ПРАКТИЧЕСКАЯ РЕАЛИЗАЦИЯ ПЕРЕДАЧИ ЗВУКОВОГО СИГНАЛА ЭЛЕКТРОГИТАРЫ С ПОМОЩЬЮ РАДИОКАНАЛА.</w:t>
       </w:r>
       <w:bookmarkEnd w:id="10"/>
@@ -21000,6 +22197,7 @@
           <w:sz w:val="28"/>
           <w:highlight w:val="yellow"/>
         </w:rPr>
+        <w:lastRenderedPageBreak/>
         <w:drawing>
           <wp:inline distT="0" distB="0" distL="0" distR="0">
             <wp:extent cx="5940425" cy="4220210"/>
@@ -21224,6 +22422,7 @@
           <w:szCs w:val="28"/>
           <w:highlight w:val="yellow"/>
         </w:rPr>
+        <w:lastRenderedPageBreak/>
         <w:t>А</w:t>
       </w:r>
       <w:r>
@@ -22018,6 +23217,7 @@
           <w:sz w:val="28"/>
           <w:szCs w:val="28"/>
         </w:rPr>
+        <w:lastRenderedPageBreak/>
         <w:t>Схема и трассировка платы проекта.</w:t>
       </w:r>
       <w:bookmarkEnd w:id="13"/>
@@ -22276,6 +23476,7 @@
           <w:noProof/>
           <w:sz w:val="28"/>
         </w:rPr>
+        <w:lastRenderedPageBreak/>
         <w:drawing>
           <wp:inline distT="0" distB="0" distL="0" distR="0">
             <wp:extent cx="4240530" cy="2921910"/>
@@ -22734,6 +23935,7 @@
           <w:rFonts w:ascii="Times New Roman" w:hAnsi="Times New Roman" w:cs="Times New Roman"/>
           <w:sz w:val="28"/>
         </w:rPr>
+        <w:lastRenderedPageBreak/>
         <w:t xml:space="preserve">Усилитель построен на схеме с отрицательной обратной связью и включает в себя сборку из двух диодов Шоттки </w:t>
       </w:r>
       <w:r>
@@ -23374,7 +24576,15 @@
           <w:rFonts w:ascii="Times New Roman" w:hAnsi="Times New Roman" w:cs="Times New Roman"/>
           <w:sz w:val="28"/>
         </w:rPr>
-        <w:t>24</w:t>
+        <w:t>2</w:t>
+      </w:r>
+      <w:r>
+        <w:rPr>
+          <w:rFonts w:ascii="Times New Roman" w:hAnsi="Times New Roman" w:cs="Times New Roman"/>
+          <w:sz w:val="28"/>
+          <w:lang w:val="en-US"/>
+        </w:rPr>
+        <w:t>5</w:t>
       </w:r>
       <w:r>
         <w:rPr>
@@ -23621,6 +24831,7 @@
           <w:noProof/>
           <w:sz w:val="28"/>
         </w:rPr>
+        <w:lastRenderedPageBreak/>
         <w:drawing>
           <wp:inline distT="0" distB="0" distL="0" distR="0">
             <wp:extent cx="4835296" cy="2941320"/>
@@ -24068,6 +25279,7 @@
         <w:rPr>
           <w:noProof/>
         </w:rPr>
+        <w:lastRenderedPageBreak/>
         <w:drawing>
           <wp:inline distT="0" distB="0" distL="0" distR="0">
             <wp:extent cx="5093970" cy="2167521"/>
@@ -24363,6 +25575,7 @@
           <w:noProof/>
           <w:sz w:val="28"/>
         </w:rPr>
+        <w:lastRenderedPageBreak/>
         <w:drawing>
           <wp:inline distT="0" distB="0" distL="0" distR="0">
             <wp:extent cx="5048250" cy="1718378"/>
@@ -24602,6 +25815,7 @@
           <w:rFonts w:ascii="Times New Roman" w:hAnsi="Times New Roman" w:cs="Times New Roman"/>
           <w:sz w:val="28"/>
         </w:rPr>
+        <w:lastRenderedPageBreak/>
         <w:t>Трассировка печатной платы имеет вид:</w:t>
       </w:r>
     </w:p>
@@ -24824,7 +26038,7 @@
             <w:rPr>
               <w:noProof/>
             </w:rPr>
-            <w:t>25</w:t>
+            <w:t>14</w:t>
           </w:r>
         </w:fldSimple>
       </w:p>
@@ -26646,6 +27860,292 @@
 </w:styles>
 </file>
 
+<file path=word/glossary/document.xml><?xml version="1.0" encoding="utf-8"?>
+<w:glossaryDocument xmlns:ve="http://schemas.openxmlformats.org/markup-compatibility/2006" xmlns:o="urn:schemas-microsoft-com:office:office" xmlns:r="http://schemas.openxmlformats.org/officeDocument/2006/relationships" xmlns:m="http://schemas.openxmlformats.org/officeDocument/2006/math" xmlns:v="urn:schemas-microsoft-com:vml" xmlns:wp="http://schemas.openxmlformats.org/drawingml/2006/wordprocessingDrawing" xmlns:w10="urn:schemas-microsoft-com:office:word" xmlns:w="http://schemas.openxmlformats.org/wordprocessingml/2006/main" xmlns:wne="http://schemas.microsoft.com/office/word/2006/wordml">
+  <w:docParts/>
+</w:glossaryDocument>
+</file>
+
+<file path=word/glossary/fontTable.xml><?xml version="1.0" encoding="utf-8"?>
+<w:fonts xmlns:r="http://schemas.openxmlformats.org/officeDocument/2006/relationships" xmlns:w="http://schemas.openxmlformats.org/wordprocessingml/2006/main">
+  <w:font w:name="Times New Roman">
+    <w:panose1 w:val="02020603050405020304"/>
+    <w:charset w:val="CC"/>
+    <w:family w:val="roman"/>
+    <w:pitch w:val="variable"/>
+    <w:sig w:usb0="E0002EFF" w:usb1="C000785B" w:usb2="00000009" w:usb3="00000000" w:csb0="000001FF" w:csb1="00000000"/>
+  </w:font>
+  <w:font w:name="Calibri">
+    <w:panose1 w:val="020F0502020204030204"/>
+    <w:charset w:val="CC"/>
+    <w:family w:val="swiss"/>
+    <w:pitch w:val="variable"/>
+    <w:sig w:usb0="E4002EFF" w:usb1="C200247B" w:usb2="00000009" w:usb3="00000000" w:csb0="000001FF" w:csb1="00000000"/>
+  </w:font>
+  <w:font w:name="Cambria">
+    <w:panose1 w:val="02040503050406030204"/>
+    <w:charset w:val="CC"/>
+    <w:family w:val="roman"/>
+    <w:pitch w:val="variable"/>
+    <w:sig w:usb0="E00006FF" w:usb1="420024FF" w:usb2="02000000" w:usb3="00000000" w:csb0="0000019F" w:csb1="00000000"/>
+  </w:font>
+  <w:font w:name="Tahoma">
+    <w:panose1 w:val="020B0604030504040204"/>
+    <w:charset w:val="CC"/>
+    <w:family w:val="swiss"/>
+    <w:pitch w:val="variable"/>
+    <w:sig w:usb0="E1002EFF" w:usb1="C000605B" w:usb2="00000029" w:usb3="00000000" w:csb0="000101FF" w:csb1="00000000"/>
+  </w:font>
+  <w:font w:name="Cambria Math">
+    <w:panose1 w:val="02040503050406030204"/>
+    <w:charset w:val="CC"/>
+    <w:family w:val="roman"/>
+    <w:pitch w:val="variable"/>
+    <w:sig w:usb0="E00006FF" w:usb1="420024FF" w:usb2="02000000" w:usb3="00000000" w:csb0="0000019F" w:csb1="00000000"/>
+  </w:font>
+</w:fonts>
+</file>
+
+<file path=word/glossary/settings.xml><?xml version="1.0" encoding="utf-8"?>
+<w:settings xmlns:o="urn:schemas-microsoft-com:office:office" xmlns:r="http://schemas.openxmlformats.org/officeDocument/2006/relationships" xmlns:m="http://schemas.openxmlformats.org/officeDocument/2006/math" xmlns:v="urn:schemas-microsoft-com:vml" xmlns:w10="urn:schemas-microsoft-com:office:word" xmlns:w="http://schemas.openxmlformats.org/wordprocessingml/2006/main" xmlns:sl="http://schemas.openxmlformats.org/schemaLibrary/2006/main">
+  <w:view w:val="normal"/>
+  <w:defaultTabStop w:val="708"/>
+  <w:characterSpacingControl w:val="doNotCompress"/>
+  <w:compat>
+    <w:useFELayout/>
+  </w:compat>
+  <w:rsids>
+    <w:rsidRoot w:val="001C361B"/>
+    <w:rsid w:val="00144F90"/>
+    <w:rsid w:val="001C361B"/>
+  </w:rsids>
+  <m:mathPr>
+    <m:mathFont m:val="Cambria Math"/>
+    <m:brkBin m:val="before"/>
+    <m:brkBinSub m:val="--"/>
+    <m:smallFrac m:val="off"/>
+    <m:dispDef/>
+    <m:lMargin m:val="0"/>
+    <m:rMargin m:val="0"/>
+    <m:defJc m:val="centerGroup"/>
+    <m:wrapIndent m:val="1440"/>
+    <m:intLim m:val="subSup"/>
+    <m:naryLim m:val="undOvr"/>
+  </m:mathPr>
+  <w:themeFontLang w:val="ru-RU"/>
+  <w:clrSchemeMapping w:bg1="light1" w:t1="dark1" w:bg2="light2" w:t2="dark2" w:accent1="accent1" w:accent2="accent2" w:accent3="accent3" w:accent4="accent4" w:accent5="accent5" w:accent6="accent6" w:hyperlink="hyperlink" w:followedHyperlink="followedHyperlink"/>
+  <w:decimalSymbol w:val=","/>
+  <w:listSeparator w:val=";"/>
+</w:settings>
+</file>
+
+<file path=word/glossary/styles.xml><?xml version="1.0" encoding="utf-8"?>
+<w:styles xmlns:r="http://schemas.openxmlformats.org/officeDocument/2006/relationships" xmlns:w="http://schemas.openxmlformats.org/wordprocessingml/2006/main">
+  <w:docDefaults>
+    <w:rPrDefault>
+      <w:rPr>
+        <w:rFonts w:asciiTheme="minorHAnsi" w:eastAsiaTheme="minorEastAsia" w:hAnsiTheme="minorHAnsi" w:cstheme="minorBidi"/>
+        <w:sz w:val="22"/>
+        <w:szCs w:val="22"/>
+        <w:lang w:val="ru-RU" w:eastAsia="ru-RU" w:bidi="ar-SA"/>
+      </w:rPr>
+    </w:rPrDefault>
+    <w:pPrDefault>
+      <w:pPr>
+        <w:spacing w:after="200" w:line="276" w:lineRule="auto"/>
+      </w:pPr>
+    </w:pPrDefault>
+  </w:docDefaults>
+  <w:latentStyles w:defLockedState="0" w:defUIPriority="99" w:defSemiHidden="1" w:defUnhideWhenUsed="1" w:defQFormat="0" w:count="267">
+    <w:lsdException w:name="Normal" w:semiHidden="0" w:uiPriority="0" w:unhideWhenUsed="0" w:qFormat="1"/>
+    <w:lsdException w:name="heading 1" w:semiHidden="0" w:uiPriority="9" w:unhideWhenUsed="0" w:qFormat="1"/>
+    <w:lsdException w:name="heading 2" w:uiPriority="9" w:qFormat="1"/>
+    <w:lsdException w:name="heading 3" w:uiPriority="9" w:qFormat="1"/>
+    <w:lsdException w:name="heading 4" w:uiPriority="9" w:qFormat="1"/>
+    <w:lsdException w:name="heading 5" w:uiPriority="9" w:qFormat="1"/>
+    <w:lsdException w:name="heading 6" w:uiPriority="9" w:qFormat="1"/>
+    <w:lsdException w:name="heading 7" w:uiPriority="9" w:qFormat="1"/>
+    <w:lsdException w:name="heading 8" w:uiPriority="9" w:qFormat="1"/>
+    <w:lsdException w:name="heading 9" w:uiPriority="9" w:qFormat="1"/>
+    <w:lsdException w:name="toc 1" w:uiPriority="39"/>
+    <w:lsdException w:name="toc 2" w:uiPriority="39"/>
+    <w:lsdException w:name="toc 3" w:uiPriority="39"/>
+    <w:lsdException w:name="toc 4" w:uiPriority="39"/>
+    <w:lsdException w:name="toc 5" w:uiPriority="39"/>
+    <w:lsdException w:name="toc 6" w:uiPriority="39"/>
+    <w:lsdException w:name="toc 7" w:uiPriority="39"/>
+    <w:lsdException w:name="toc 8" w:uiPriority="39"/>
+    <w:lsdException w:name="toc 9" w:uiPriority="39"/>
+    <w:lsdException w:name="caption" w:uiPriority="35" w:qFormat="1"/>
+    <w:lsdException w:name="Title" w:semiHidden="0" w:uiPriority="10" w:unhideWhenUsed="0" w:qFormat="1"/>
+    <w:lsdException w:name="Default Paragraph Font" w:uiPriority="1"/>
+    <w:lsdException w:name="Subtitle" w:semiHidden="0" w:uiPriority="11" w:unhideWhenUsed="0" w:qFormat="1"/>
+    <w:lsdException w:name="Strong" w:semiHidden="0" w:uiPriority="22" w:unhideWhenUsed="0" w:qFormat="1"/>
+    <w:lsdException w:name="Emphasis" w:semiHidden="0" w:uiPriority="20" w:unhideWhenUsed="0" w:qFormat="1"/>
+    <w:lsdException w:name="Table Grid" w:semiHidden="0" w:uiPriority="59" w:unhideWhenUsed="0"/>
+    <w:lsdException w:name="Placeholder Text" w:unhideWhenUsed="0"/>
+    <w:lsdException w:name="No Spacing" w:semiHidden="0" w:uiPriority="1" w:unhideWhenUsed="0" w:qFormat="1"/>
+    <w:lsdException w:name="Light Shading" w:semiHidden="0" w:uiPriority="60" w:unhideWhenUsed="0"/>
+    <w:lsdException w:name="Light List" w:semiHidden="0" w:uiPriority="61" w:unhideWhenUsed="0"/>
+    <w:lsdException w:name="Light Grid" w:semiHidden="0" w:uiPriority="62" w:unhideWhenUsed="0"/>
+    <w:lsdException w:name="Medium Shading 1" w:semiHidden="0" w:uiPriority="63" w:unhideWhenUsed="0"/>
+    <w:lsdException w:name="Medium Shading 2" w:semiHidden="0" w:uiPriority="64" w:unhideWhenUsed="0"/>
+    <w:lsdException w:name="Medium List 1" w:semiHidden="0" w:uiPriority="65" w:unhideWhenUsed="0"/>
+    <w:lsdException w:name="Medium List 2" w:semiHidden="0" w:uiPriority="66" w:unhideWhenUsed="0"/>
+    <w:lsdException w:name="Medium Grid 1" w:semiHidden="0" w:uiPriority="67" w:unhideWhenUsed="0"/>
+    <w:lsdException w:name="Medium Grid 2" w:semiHidden="0" w:uiPriority="68" w:unhideWhenUsed="0"/>
+    <w:lsdException w:name="Medium Grid 3" w:semiHidden="0" w:uiPriority="69" w:unhideWhenUsed="0"/>
+    <w:lsdException w:name="Dark List" w:semiHidden="0" w:uiPriority="70" w:unhideWhenUsed="0"/>
+    <w:lsdException w:name="Colorful Shading" w:semiHidden="0" w:uiPriority="71" w:unhideWhenUsed="0"/>
+    <w:lsdException w:name="Colorful List" w:semiHidden="0" w:uiPriority="72" w:unhideWhenUsed="0"/>
+    <w:lsdException w:name="Colorful Grid" w:semiHidden="0" w:uiPriority="73" w:unhideWhenUsed="0"/>
+    <w:lsdException w:name="Light Shading Accent 1" w:semiHidden="0" w:uiPriority="60" w:unhideWhenUsed="0"/>
+    <w:lsdException w:name="Light List Accent 1" w:semiHidden="0" w:uiPriority="61" w:unhideWhenUsed="0"/>
+    <w:lsdException w:name="Light Grid Accent 1" w:semiHidden="0" w:uiPriority="62" w:unhideWhenUsed="0"/>
+    <w:lsdException w:name="Medium Shading 1 Accent 1" w:semiHidden="0" w:uiPriority="63" w:unhideWhenUsed="0"/>
+    <w:lsdException w:name="Medium Shading 2 Accent 1" w:semiHidden="0" w:uiPriority="64" w:unhideWhenUsed="0"/>
+    <w:lsdException w:name="Medium List 1 Accent 1" w:semiHidden="0" w:uiPriority="65" w:unhideWhenUsed="0"/>
+    <w:lsdException w:name="Revision" w:unhideWhenUsed="0"/>
+    <w:lsdException w:name="List Paragraph" w:semiHidden="0" w:uiPriority="34" w:unhideWhenUsed="0" w:qFormat="1"/>
+    <w:lsdException w:name="Quote" w:semiHidden="0" w:uiPriority="29" w:unhideWhenUsed="0" w:qFormat="1"/>
+    <w:lsdException w:name="Intense Quote" w:semiHidden="0" w:uiPriority="30" w:unhideWhenUsed="0" w:qFormat="1"/>
+    <w:lsdException w:name="Medium List 2 Accent 1" w:semiHidden="0" w:uiPriority="66" w:unhideWhenUsed="0"/>
+    <w:lsdException w:name="Medium Grid 1 Accent 1" w:semiHidden="0" w:uiPriority="67" w:unhideWhenUsed="0"/>
+    <w:lsdException w:name="Medium Grid 2 Accent 1" w:semiHidden="0" w:uiPriority="68" w:unhideWhenUsed="0"/>
+    <w:lsdException w:name="Medium Grid 3 Accent 1" w:semiHidden="0" w:uiPriority="69" w:unhideWhenUsed="0"/>
+    <w:lsdException w:name="Dark List Accent 1" w:semiHidden="0" w:uiPriority="70" w:unhideWhenUsed="0"/>
+    <w:lsdException w:name="Colorful Shading Accent 1" w:semiHidden="0" w:uiPriority="71" w:unhideWhenUsed="0"/>
+    <w:lsdException w:name="Colorful List Accent 1" w:semiHidden="0" w:uiPriority="72" w:unhideWhenUsed="0"/>
+    <w:lsdException w:name="Colorful Grid Accent 1" w:semiHidden="0" w:uiPriority="73" w:unhideWhenUsed="0"/>
+    <w:lsdException w:name="Light Shading Accent 2" w:semiHidden="0" w:uiPriority="60" w:unhideWhenUsed="0"/>
+    <w:lsdException w:name="Light List Accent 2" w:semiHidden="0" w:uiPriority="61" w:unhideWhenUsed="0"/>
+    <w:lsdException w:name="Light Grid Accent 2" w:semiHidden="0" w:uiPriority="62" w:unhideWhenUsed="0"/>
+    <w:lsdException w:name="Medium Shading 1 Accent 2" w:semiHidden="0" w:uiPriority="63" w:unhideWhenUsed="0"/>
+    <w:lsdException w:name="Medium Shading 2 Accent 2" w:semiHidden="0" w:uiPriority="64" w:unhideWhenUsed="0"/>
+    <w:lsdException w:name="Medium List 1 Accent 2" w:semiHidden="0" w:uiPriority="65" w:unhideWhenUsed="0"/>
+    <w:lsdException w:name="Medium List 2 Accent 2" w:semiHidden="0" w:uiPriority="66" w:unhideWhenUsed="0"/>
+    <w:lsdException w:name="Medium Grid 1 Accent 2" w:semiHidden="0" w:uiPriority="67" w:unhideWhenUsed="0"/>
+    <w:lsdException w:name="Medium Grid 2 Accent 2" w:semiHidden="0" w:uiPriority="68" w:unhideWhenUsed="0"/>
+    <w:lsdException w:name="Medium Grid 3 Accent 2" w:semiHidden="0" w:uiPriority="69" w:unhideWhenUsed="0"/>
+    <w:lsdException w:name="Dark List Accent 2" w:semiHidden="0" w:uiPriority="70" w:unhideWhenUsed="0"/>
+    <w:lsdException w:name="Colorful Shading Accent 2" w:semiHidden="0" w:uiPriority="71" w:unhideWhenUsed="0"/>
+    <w:lsdException w:name="Colorful List Accent 2" w:semiHidden="0" w:uiPriority="72" w:unhideWhenUsed="0"/>
+    <w:lsdException w:name="Colorful Grid Accent 2" w:semiHidden="0" w:uiPriority="73" w:unhideWhenUsed="0"/>
+    <w:lsdException w:name="Light Shading Accent 3" w:semiHidden="0" w:uiPriority="60" w:unhideWhenUsed="0"/>
+    <w:lsdException w:name="Light List Accent 3" w:semiHidden="0" w:uiPriority="61" w:unhideWhenUsed="0"/>
+    <w:lsdException w:name="Light Grid Accent 3" w:semiHidden="0" w:uiPriority="62" w:unhideWhenUsed="0"/>
+    <w:lsdException w:name="Medium Shading 1 Accent 3" w:semiHidden="0" w:uiPriority="63" w:unhideWhenUsed="0"/>
+    <w:lsdException w:name="Medium Shading 2 Accent 3" w:semiHidden="0" w:uiPriority="64" w:unhideWhenUsed="0"/>
+    <w:lsdException w:name="Medium List 1 Accent 3" w:semiHidden="0" w:uiPriority="65" w:unhideWhenUsed="0"/>
+    <w:lsdException w:name="Medium List 2 Accent 3" w:semiHidden="0" w:uiPriority="66" w:unhideWhenUsed="0"/>
+    <w:lsdException w:name="Medium Grid 1 Accent 3" w:semiHidden="0" w:uiPriority="67" w:unhideWhenUsed="0"/>
+    <w:lsdException w:name="Medium Grid 2 Accent 3" w:semiHidden="0" w:uiPriority="68" w:unhideWhenUsed="0"/>
+    <w:lsdException w:name="Medium Grid 3 Accent 3" w:semiHidden="0" w:uiPriority="69" w:unhideWhenUsed="0"/>
+    <w:lsdException w:name="Dark List Accent 3" w:semiHidden="0" w:uiPriority="70" w:unhideWhenUsed="0"/>
+    <w:lsdException w:name="Colorful Shading Accent 3" w:semiHidden="0" w:uiPriority="71" w:unhideWhenUsed="0"/>
+    <w:lsdException w:name="Colorful List Accent 3" w:semiHidden="0" w:uiPriority="72" w:unhideWhenUsed="0"/>
+    <w:lsdException w:name="Colorful Grid Accent 3" w:semiHidden="0" w:uiPriority="73" w:unhideWhenUsed="0"/>
+    <w:lsdException w:name="Light Shading Accent 4" w:semiHidden="0" w:uiPriority="60" w:unhideWhenUsed="0"/>
+    <w:lsdException w:name="Light List Accent 4" w:semiHidden="0" w:uiPriority="61" w:unhideWhenUsed="0"/>
+    <w:lsdException w:name="Light Grid Accent 4" w:semiHidden="0" w:uiPriority="62" w:unhideWhenUsed="0"/>
+    <w:lsdException w:name="Medium Shading 1 Accent 4" w:semiHidden="0" w:uiPriority="63" w:unhideWhenUsed="0"/>
+    <w:lsdException w:name="Medium Shading 2 Accent 4" w:semiHidden="0" w:uiPriority="64" w:unhideWhenUsed="0"/>
+    <w:lsdException w:name="Medium List 1 Accent 4" w:semiHidden="0" w:uiPriority="65" w:unhideWhenUsed="0"/>
+    <w:lsdException w:name="Medium List 2 Accent 4" w:semiHidden="0" w:uiPriority="66" w:unhideWhenUsed="0"/>
+    <w:lsdException w:name="Medium Grid 1 Accent 4" w:semiHidden="0" w:uiPriority="67" w:unhideWhenUsed="0"/>
+    <w:lsdException w:name="Medium Grid 2 Accent 4" w:semiHidden="0" w:uiPriority="68" w:unhideWhenUsed="0"/>
+    <w:lsdException w:name="Medium Grid 3 Accent 4" w:semiHidden="0" w:uiPriority="69" w:unhideWhenUsed="0"/>
+    <w:lsdException w:name="Dark List Accent 4" w:semiHidden="0" w:uiPriority="70" w:unhideWhenUsed="0"/>
+    <w:lsdException w:name="Colorful Shading Accent 4" w:semiHidden="0" w:uiPriority="71" w:unhideWhenUsed="0"/>
+    <w:lsdException w:name="Colorful List Accent 4" w:semiHidden="0" w:uiPriority="72" w:unhideWhenUsed="0"/>
+    <w:lsdException w:name="Colorful Grid Accent 4" w:semiHidden="0" w:uiPriority="73" w:unhideWhenUsed="0"/>
+    <w:lsdException w:name="Light Shading Accent 5" w:semiHidden="0" w:uiPriority="60" w:unhideWhenUsed="0"/>
+    <w:lsdException w:name="Light List Accent 5" w:semiHidden="0" w:uiPriority="61" w:unhideWhenUsed="0"/>
+    <w:lsdException w:name="Light Grid Accent 5" w:semiHidden="0" w:uiPriority="62" w:unhideWhenUsed="0"/>
+    <w:lsdException w:name="Medium Shading 1 Accent 5" w:semiHidden="0" w:uiPriority="63" w:unhideWhenUsed="0"/>
+    <w:lsdException w:name="Medium Shading 2 Accent 5" w:semiHidden="0" w:uiPriority="64" w:unhideWhenUsed="0"/>
+    <w:lsdException w:name="Medium List 1 Accent 5" w:semiHidden="0" w:uiPriority="65" w:unhideWhenUsed="0"/>
+    <w:lsdException w:name="Medium List 2 Accent 5" w:semiHidden="0" w:uiPriority="66" w:unhideWhenUsed="0"/>
+    <w:lsdException w:name="Medium Grid 1 Accent 5" w:semiHidden="0" w:uiPriority="67" w:unhideWhenUsed="0"/>
+    <w:lsdException w:name="Medium Grid 2 Accent 5" w:semiHidden="0" w:uiPriority="68" w:unhideWhenUsed="0"/>
+    <w:lsdException w:name="Medium Grid 3 Accent 5" w:semiHidden="0" w:uiPriority="69" w:unhideWhenUsed="0"/>
+    <w:lsdException w:name="Dark List Accent 5" w:semiHidden="0" w:uiPriority="70" w:unhideWhenUsed="0"/>
+    <w:lsdException w:name="Colorful Shading Accent 5" w:semiHidden="0" w:uiPriority="71" w:unhideWhenUsed="0"/>
+    <w:lsdException w:name="Colorful List Accent 5" w:semiHidden="0" w:uiPriority="72" w:unhideWhenUsed="0"/>
+    <w:lsdException w:name="Colorful Grid Accent 5" w:semiHidden="0" w:uiPriority="73" w:unhideWhenUsed="0"/>
+    <w:lsdException w:name="Light Shading Accent 6" w:semiHidden="0" w:uiPriority="60" w:unhideWhenUsed="0"/>
+    <w:lsdException w:name="Light List Accent 6" w:semiHidden="0" w:uiPriority="61" w:unhideWhenUsed="0"/>
+    <w:lsdException w:name="Light Grid Accent 6" w:semiHidden="0" w:uiPriority="62" w:unhideWhenUsed="0"/>
+    <w:lsdException w:name="Medium Shading 1 Accent 6" w:semiHidden="0" w:uiPriority="63" w:unhideWhenUsed="0"/>
+    <w:lsdException w:name="Medium Shading 2 Accent 6" w:semiHidden="0" w:uiPriority="64" w:unhideWhenUsed="0"/>
+    <w:lsdException w:name="Medium List 1 Accent 6" w:semiHidden="0" w:uiPriority="65" w:unhideWhenUsed="0"/>
+    <w:lsdException w:name="Medium List 2 Accent 6" w:semiHidden="0" w:uiPriority="66" w:unhideWhenUsed="0"/>
+    <w:lsdException w:name="Medium Grid 1 Accent 6" w:semiHidden="0" w:uiPriority="67" w:unhideWhenUsed="0"/>
+    <w:lsdException w:name="Medium Grid 2 Accent 6" w:semiHidden="0" w:uiPriority="68" w:unhideWhenUsed="0"/>
+    <w:lsdException w:name="Medium Grid 3 Accent 6" w:semiHidden="0" w:uiPriority="69" w:unhideWhenUsed="0"/>
+    <w:lsdException w:name="Dark List Accent 6" w:semiHidden="0" w:uiPriority="70" w:unhideWhenUsed="0"/>
+    <w:lsdException w:name="Colorful Shading Accent 6" w:semiHidden="0" w:uiPriority="71" w:unhideWhenUsed="0"/>
+    <w:lsdException w:name="Colorful List Accent 6" w:semiHidden="0" w:uiPriority="72" w:unhideWhenUsed="0"/>
+    <w:lsdException w:name="Colorful Grid Accent 6" w:semiHidden="0" w:uiPriority="73" w:unhideWhenUsed="0"/>
+    <w:lsdException w:name="Subtle Emphasis" w:semiHidden="0" w:uiPriority="19" w:unhideWhenUsed="0" w:qFormat="1"/>
+    <w:lsdException w:name="Intense Emphasis" w:semiHidden="0" w:uiPriority="21" w:unhideWhenUsed="0" w:qFormat="1"/>
+    <w:lsdException w:name="Subtle Reference" w:semiHidden="0" w:uiPriority="31" w:unhideWhenUsed="0" w:qFormat="1"/>
+    <w:lsdException w:name="Intense Reference" w:semiHidden="0" w:uiPriority="32" w:unhideWhenUsed="0" w:qFormat="1"/>
+    <w:lsdException w:name="Book Title" w:semiHidden="0" w:uiPriority="33" w:unhideWhenUsed="0" w:qFormat="1"/>
+    <w:lsdException w:name="Bibliography" w:uiPriority="37"/>
+    <w:lsdException w:name="TOC Heading" w:uiPriority="39" w:qFormat="1"/>
+  </w:latentStyles>
+  <w:style w:type="paragraph" w:default="1" w:styleId="a">
+    <w:name w:val="Normal"/>
+    <w:qFormat/>
+  </w:style>
+  <w:style w:type="character" w:default="1" w:styleId="a0">
+    <w:name w:val="Default Paragraph Font"/>
+    <w:uiPriority w:val="1"/>
+    <w:semiHidden/>
+    <w:unhideWhenUsed/>
+  </w:style>
+  <w:style w:type="table" w:default="1" w:styleId="a1">
+    <w:name w:val="Normal Table"/>
+    <w:uiPriority w:val="99"/>
+    <w:semiHidden/>
+    <w:unhideWhenUsed/>
+    <w:qFormat/>
+    <w:tblPr>
+      <w:tblInd w:w="0" w:type="dxa"/>
+      <w:tblCellMar>
+        <w:top w:w="0" w:type="dxa"/>
+        <w:left w:w="108" w:type="dxa"/>
+        <w:bottom w:w="0" w:type="dxa"/>
+        <w:right w:w="108" w:type="dxa"/>
+      </w:tblCellMar>
+    </w:tblPr>
+  </w:style>
+  <w:style w:type="numbering" w:default="1" w:styleId="a2">
+    <w:name w:val="No List"/>
+    <w:uiPriority w:val="99"/>
+    <w:semiHidden/>
+    <w:unhideWhenUsed/>
+  </w:style>
+  <w:style w:type="character" w:styleId="a3">
+    <w:name w:val="Placeholder Text"/>
+    <w:basedOn w:val="a0"/>
+    <w:uiPriority w:val="99"/>
+    <w:semiHidden/>
+    <w:rsid w:val="001C361B"/>
+    <w:rPr>
+      <w:color w:val="808080"/>
+    </w:rPr>
+  </w:style>
+</w:styles>
+</file>
+
+<file path=word/glossary/webSettings.xml><?xml version="1.0" encoding="utf-8"?>
+<w:webSettings xmlns:r="http://schemas.openxmlformats.org/officeDocument/2006/relationships" xmlns:w="http://schemas.openxmlformats.org/wordprocessingml/2006/main">
+  <w:optimizeForBrowser/>
+</w:webSettings>
+</file>
+
 <file path=word/theme/theme1.xml><?xml version="1.0" encoding="utf-8"?>
 <a:theme xmlns:a="http://schemas.openxmlformats.org/drawingml/2006/main" name="Тема Office">
   <a:themeElements>
@@ -26934,7 +28434,7 @@
 </file>
 
 <file path=customXml/itemProps1.xml><?xml version="1.0" encoding="utf-8"?>
-<ds:datastoreItem xmlns:ds="http://schemas.openxmlformats.org/officeDocument/2006/customXml" ds:itemID="{AD85A7D2-0D9A-4065-ACCF-6B6B901238D0}">
+<ds:datastoreItem xmlns:ds="http://schemas.openxmlformats.org/officeDocument/2006/customXml" ds:itemID="{DEAABE7E-45DC-4B5F-B94C-6FBD0AB25255}">
   <ds:schemaRefs>
     <ds:schemaRef ds:uri="http://schemas.openxmlformats.org/officeDocument/2006/bibliography"/>
   </ds:schemaRefs>

--- a/Диплом.docx
+++ b/Диплом.docx
@@ -604,7 +604,7 @@
           <w:r>
             <w:fldChar w:fldCharType="separate"/>
           </w:r>
-          <w:hyperlink w:anchor="_Toc230968459" w:history="1">
+          <w:hyperlink w:anchor="_Toc231499811" w:history="1">
             <w:r>
               <w:rPr>
                 <w:rStyle w:val="ab"/>
@@ -632,7 +632,7 @@
                 <w:noProof/>
                 <w:webHidden/>
               </w:rPr>
-              <w:instrText xml:space="preserve"> PAGEREF _Toc230968459 \h </w:instrText>
+              <w:instrText xml:space="preserve"> PAGEREF _Toc231499811 \h </w:instrText>
             </w:r>
             <w:r>
               <w:rPr>
@@ -673,7 +673,7 @@
               <w:noProof/>
             </w:rPr>
           </w:pPr>
-          <w:hyperlink w:anchor="_Toc230968460" w:history="1">
+          <w:hyperlink w:anchor="_Toc231499812" w:history="1">
             <w:r>
               <w:rPr>
                 <w:rStyle w:val="ab"/>
@@ -701,7 +701,7 @@
                 <w:noProof/>
                 <w:webHidden/>
               </w:rPr>
-              <w:instrText xml:space="preserve"> PAGEREF _Toc230968460 \h </w:instrText>
+              <w:instrText xml:space="preserve"> PAGEREF _Toc231499812 \h </w:instrText>
             </w:r>
             <w:r>
               <w:rPr>
@@ -743,7 +743,7 @@
               <w:noProof/>
             </w:rPr>
           </w:pPr>
-          <w:hyperlink w:anchor="_Toc230968461" w:history="1">
+          <w:hyperlink w:anchor="_Toc231499813" w:history="1">
             <w:r>
               <w:rPr>
                 <w:rStyle w:val="ab"/>
@@ -785,7 +785,7 @@
                 <w:noProof/>
                 <w:webHidden/>
               </w:rPr>
-              <w:instrText xml:space="preserve"> PAGEREF _Toc230968461 \h </w:instrText>
+              <w:instrText xml:space="preserve"> PAGEREF _Toc231499813 \h </w:instrText>
             </w:r>
             <w:r>
               <w:rPr>
@@ -827,7 +827,7 @@
               <w:noProof/>
             </w:rPr>
           </w:pPr>
-          <w:hyperlink w:anchor="_Toc230968462" w:history="1">
+          <w:hyperlink w:anchor="_Toc231499814" w:history="1">
             <w:r>
               <w:rPr>
                 <w:rStyle w:val="ab"/>
@@ -869,7 +869,7 @@
                 <w:noProof/>
                 <w:webHidden/>
               </w:rPr>
-              <w:instrText xml:space="preserve"> PAGEREF _Toc230968462 \h </w:instrText>
+              <w:instrText xml:space="preserve"> PAGEREF _Toc231499814 \h </w:instrText>
             </w:r>
             <w:r>
               <w:rPr>
@@ -911,7 +911,7 @@
               <w:noProof/>
             </w:rPr>
           </w:pPr>
-          <w:hyperlink w:anchor="_Toc230968463" w:history="1">
+          <w:hyperlink w:anchor="_Toc231499815" w:history="1">
             <w:r>
               <w:rPr>
                 <w:rStyle w:val="ab"/>
@@ -953,7 +953,7 @@
                 <w:noProof/>
                 <w:webHidden/>
               </w:rPr>
-              <w:instrText xml:space="preserve"> PAGEREF _Toc230968463 \h </w:instrText>
+              <w:instrText xml:space="preserve"> PAGEREF _Toc231499815 \h </w:instrText>
             </w:r>
             <w:r>
               <w:rPr>
@@ -995,7 +995,7 @@
               <w:noProof/>
             </w:rPr>
           </w:pPr>
-          <w:hyperlink w:anchor="_Toc230968464" w:history="1">
+          <w:hyperlink w:anchor="_Toc231499816" w:history="1">
             <w:r>
               <w:rPr>
                 <w:rStyle w:val="ab"/>
@@ -1037,7 +1037,7 @@
                 <w:noProof/>
                 <w:webHidden/>
               </w:rPr>
-              <w:instrText xml:space="preserve"> PAGEREF _Toc230968464 \h </w:instrText>
+              <w:instrText xml:space="preserve"> PAGEREF _Toc231499816 \h </w:instrText>
             </w:r>
             <w:r>
               <w:rPr>
@@ -1079,7 +1079,7 @@
               <w:noProof/>
             </w:rPr>
           </w:pPr>
-          <w:hyperlink w:anchor="_Toc230968465" w:history="1">
+          <w:hyperlink w:anchor="_Toc231499817" w:history="1">
             <w:r>
               <w:rPr>
                 <w:rStyle w:val="ab"/>
@@ -1121,7 +1121,7 @@
                 <w:noProof/>
                 <w:webHidden/>
               </w:rPr>
-              <w:instrText xml:space="preserve"> PAGEREF _Toc230968465 \h </w:instrText>
+              <w:instrText xml:space="preserve"> PAGEREF _Toc231499817 \h </w:instrText>
             </w:r>
             <w:r>
               <w:rPr>
@@ -1163,7 +1163,7 @@
               <w:noProof/>
             </w:rPr>
           </w:pPr>
-          <w:hyperlink w:anchor="_Toc230968466" w:history="1">
+          <w:hyperlink w:anchor="_Toc231499818" w:history="1">
             <w:r>
               <w:rPr>
                 <w:rStyle w:val="ab"/>
@@ -1220,7 +1220,7 @@
                 <w:noProof/>
                 <w:webHidden/>
               </w:rPr>
-              <w:instrText xml:space="preserve"> PAGEREF _Toc230968466 \h </w:instrText>
+              <w:instrText xml:space="preserve"> PAGEREF _Toc231499818 \h </w:instrText>
             </w:r>
             <w:r>
               <w:rPr>
@@ -1262,7 +1262,7 @@
               <w:noProof/>
             </w:rPr>
           </w:pPr>
-          <w:hyperlink w:anchor="_Toc230968467" w:history="1">
+          <w:hyperlink w:anchor="_Toc231499819" w:history="1">
             <w:r>
               <w:rPr>
                 <w:rStyle w:val="ab"/>
@@ -1304,7 +1304,7 @@
                 <w:noProof/>
                 <w:webHidden/>
               </w:rPr>
-              <w:instrText xml:space="preserve"> PAGEREF _Toc230968467 \h </w:instrText>
+              <w:instrText xml:space="preserve"> PAGEREF _Toc231499819 \h </w:instrText>
             </w:r>
             <w:r>
               <w:rPr>
@@ -1345,7 +1345,7 @@
               <w:noProof/>
             </w:rPr>
           </w:pPr>
-          <w:hyperlink w:anchor="_Toc230968468" w:history="1">
+          <w:hyperlink w:anchor="_Toc231499820" w:history="1">
             <w:r>
               <w:rPr>
                 <w:rStyle w:val="ab"/>
@@ -1373,7 +1373,7 @@
                 <w:noProof/>
                 <w:webHidden/>
               </w:rPr>
-              <w:instrText xml:space="preserve"> PAGEREF _Toc230968468 \h </w:instrText>
+              <w:instrText xml:space="preserve"> PAGEREF _Toc231499820 \h </w:instrText>
             </w:r>
             <w:r>
               <w:rPr>
@@ -1414,7 +1414,7 @@
               <w:noProof/>
             </w:rPr>
           </w:pPr>
-          <w:hyperlink w:anchor="_Toc230968469" w:history="1">
+          <w:hyperlink w:anchor="_Toc231499821" w:history="1">
             <w:r>
               <w:rPr>
                 <w:rStyle w:val="ab"/>
@@ -1442,7 +1442,7 @@
                 <w:noProof/>
                 <w:webHidden/>
               </w:rPr>
-              <w:instrText xml:space="preserve"> PAGEREF _Toc230968469 \h </w:instrText>
+              <w:instrText xml:space="preserve"> PAGEREF _Toc231499821 \h </w:instrText>
             </w:r>
             <w:r>
               <w:rPr>
@@ -1484,7 +1484,7 @@
               <w:noProof/>
             </w:rPr>
           </w:pPr>
-          <w:hyperlink w:anchor="_Toc230968470" w:history="1">
+          <w:hyperlink w:anchor="_Toc231499822" w:history="1">
             <w:r>
               <w:rPr>
                 <w:rStyle w:val="ab"/>
@@ -1505,7 +1505,7 @@
                 <w:rFonts w:ascii="Times New Roman" w:hAnsi="Times New Roman" w:cs="Times New Roman"/>
                 <w:noProof/>
               </w:rPr>
-              <w:t>Определение метода передачи радиосигнала.</w:t>
+              <w:t>Определение метода передачи радиосигнала. &lt;- Убрать это в первую главу. И сделать сравнительную таблицу для каждого элемента системы в соответствии с требованиями.</w:t>
             </w:r>
             <w:r>
               <w:rPr>
@@ -1526,7 +1526,7 @@
                 <w:noProof/>
                 <w:webHidden/>
               </w:rPr>
-              <w:instrText xml:space="preserve"> PAGEREF _Toc230968470 \h </w:instrText>
+              <w:instrText xml:space="preserve"> PAGEREF _Toc231499822 \h </w:instrText>
             </w:r>
             <w:r>
               <w:rPr>
@@ -1568,7 +1568,7 @@
               <w:noProof/>
             </w:rPr>
           </w:pPr>
-          <w:hyperlink w:anchor="_Toc230968471" w:history="1">
+          <w:hyperlink w:anchor="_Toc231499823" w:history="1">
             <w:r>
               <w:rPr>
                 <w:rStyle w:val="ab"/>
@@ -1610,7 +1610,7 @@
                 <w:noProof/>
                 <w:webHidden/>
               </w:rPr>
-              <w:instrText xml:space="preserve"> PAGEREF _Toc230968471 \h </w:instrText>
+              <w:instrText xml:space="preserve"> PAGEREF _Toc231499823 \h </w:instrText>
             </w:r>
             <w:r>
               <w:rPr>
@@ -1652,7 +1652,7 @@
               <w:noProof/>
             </w:rPr>
           </w:pPr>
-          <w:hyperlink w:anchor="_Toc230968472" w:history="1">
+          <w:hyperlink w:anchor="_Toc231499824" w:history="1">
             <w:r>
               <w:rPr>
                 <w:rStyle w:val="ab"/>
@@ -1694,7 +1694,7 @@
                 <w:noProof/>
                 <w:webHidden/>
               </w:rPr>
-              <w:instrText xml:space="preserve"> PAGEREF _Toc230968472 \h </w:instrText>
+              <w:instrText xml:space="preserve"> PAGEREF _Toc231499824 \h </w:instrText>
             </w:r>
             <w:r>
               <w:rPr>
@@ -1736,13 +1736,12 @@
               <w:noProof/>
             </w:rPr>
           </w:pPr>
-          <w:hyperlink w:anchor="_Toc230968473" w:history="1">
+          <w:hyperlink w:anchor="_Toc231499825" w:history="1">
             <w:r>
               <w:rPr>
                 <w:rStyle w:val="ab"/>
                 <w:rFonts w:ascii="Times New Roman" w:hAnsi="Times New Roman" w:cs="Times New Roman"/>
                 <w:noProof/>
-                <w:lang w:val="en-US"/>
               </w:rPr>
               <w:t>2.3.2</w:t>
             </w:r>
@@ -1779,7 +1778,7 @@
                 <w:noProof/>
                 <w:webHidden/>
               </w:rPr>
-              <w:instrText xml:space="preserve"> PAGEREF _Toc230968473 \h </w:instrText>
+              <w:instrText xml:space="preserve"> PAGEREF _Toc231499825 \h </w:instrText>
             </w:r>
             <w:r>
               <w:rPr>
@@ -1821,7 +1820,7 @@
               <w:noProof/>
             </w:rPr>
           </w:pPr>
-          <w:hyperlink w:anchor="_Toc230968474" w:history="1">
+          <w:hyperlink w:anchor="_Toc231499826" w:history="1">
             <w:r>
               <w:rPr>
                 <w:rStyle w:val="ab"/>
@@ -1863,7 +1862,7 @@
                 <w:noProof/>
                 <w:webHidden/>
               </w:rPr>
-              <w:instrText xml:space="preserve"> PAGEREF _Toc230968474 \h </w:instrText>
+              <w:instrText xml:space="preserve"> PAGEREF _Toc231499826 \h </w:instrText>
             </w:r>
             <w:r>
               <w:rPr>
@@ -1884,6 +1883,75 @@
                 <w:webHidden/>
               </w:rPr>
               <w:t>26</w:t>
+            </w:r>
+            <w:r>
+              <w:rPr>
+                <w:noProof/>
+                <w:webHidden/>
+              </w:rPr>
+              <w:fldChar w:fldCharType="end"/>
+            </w:r>
+          </w:hyperlink>
+        </w:p>
+        <w:p>
+          <w:pPr>
+            <w:pStyle w:val="11"/>
+            <w:tabs>
+              <w:tab w:val="right" w:leader="dot" w:pos="9345"/>
+            </w:tabs>
+            <w:rPr>
+              <w:noProof/>
+            </w:rPr>
+          </w:pPr>
+          <w:hyperlink w:anchor="_Toc231499827" w:history="1">
+            <w:r>
+              <w:rPr>
+                <w:rStyle w:val="ab"/>
+                <w:rFonts w:ascii="Times New Roman" w:hAnsi="Times New Roman" w:cs="Times New Roman"/>
+                <w:noProof/>
+              </w:rPr>
+              <w:t>СПИСОК ИСПОЛЬЗУЕМОЙ ЛИТЕРАТУРЫ.</w:t>
+            </w:r>
+            <w:r>
+              <w:rPr>
+                <w:noProof/>
+                <w:webHidden/>
+              </w:rPr>
+              <w:tab/>
+            </w:r>
+            <w:r>
+              <w:rPr>
+                <w:noProof/>
+                <w:webHidden/>
+              </w:rPr>
+              <w:fldChar w:fldCharType="begin"/>
+            </w:r>
+            <w:r>
+              <w:rPr>
+                <w:noProof/>
+                <w:webHidden/>
+              </w:rPr>
+              <w:instrText xml:space="preserve"> PAGEREF _Toc231499827 \h </w:instrText>
+            </w:r>
+            <w:r>
+              <w:rPr>
+                <w:noProof/>
+                <w:webHidden/>
+              </w:rPr>
+            </w:r>
+            <w:r>
+              <w:rPr>
+                <w:noProof/>
+                <w:webHidden/>
+              </w:rPr>
+              <w:fldChar w:fldCharType="separate"/>
+            </w:r>
+            <w:r>
+              <w:rPr>
+                <w:noProof/>
+                <w:webHidden/>
+              </w:rPr>
+              <w:t>30</w:t>
             </w:r>
             <w:r>
               <w:rPr>
@@ -1943,13 +2011,12 @@
           <w:color w:val="auto"/>
         </w:rPr>
       </w:pPr>
-      <w:bookmarkStart w:id="0" w:name="_Toc230968459"/>
+      <w:bookmarkStart w:id="0" w:name="_Toc231499811"/>
       <w:r>
         <w:rPr>
           <w:rFonts w:ascii="Times New Roman" w:hAnsi="Times New Roman" w:cs="Times New Roman"/>
           <w:color w:val="auto"/>
         </w:rPr>
-        <w:lastRenderedPageBreak/>
         <w:t>ВВЕДЕНИЕ</w:t>
       </w:r>
       <w:bookmarkEnd w:id="0"/>
@@ -2262,7 +2329,6 @@
           <w:szCs w:val="28"/>
           <w:highlight w:val="cyan"/>
         </w:rPr>
-        <w:lastRenderedPageBreak/>
         <w:t>В-третьих, критическим параметром качества для музыкальных радиосистем является сквозная задержка (latency). Задержка более 3–5 мс становится физиологически заметной для музыканта, нарушая ритмическую синхронизацию и тактильную отдачу от инструмента. Минимизация этой задержки при одновременном обеспечении высокой помехоустойчивости в условиях многолучевого распространения радиоволн требует оптимизации как аппаратной части (ВЧ-тракт, АЦП/ЦАП), так и алгоритмов цифровой обработки сигналов.</w:t>
       </w:r>
     </w:p>
@@ -2294,9 +2360,9 @@
         <w:jc w:val="both"/>
         <w:rPr>
           <w:rFonts w:ascii="Times New Roman" w:hAnsi="Times New Roman" w:cs="Times New Roman"/>
-          <w:color w:val="FF0000"/>
           <w:sz w:val="28"/>
           <w:szCs w:val="28"/>
+          <w:lang w:val="en-US"/>
         </w:rPr>
       </w:pPr>
       <w:r>
@@ -2328,7 +2394,7 @@
           <w:rFonts w:ascii="Times New Roman" w:hAnsi="Times New Roman" w:cs="Times New Roman"/>
           <w:sz w:val="28"/>
           <w:szCs w:val="28"/>
-          <w:highlight w:val="yellow"/>
+          <w:highlight w:val="cyan"/>
         </w:rPr>
         <w:t>В связи с этим, как передающая, так и приёмная аппаратура заметно уменьшилась в размерах, но дальность действия и качество связи</w:t>
       </w:r>
@@ -2337,7 +2403,7 @@
           <w:rFonts w:ascii="Times New Roman" w:hAnsi="Times New Roman" w:cs="Times New Roman"/>
           <w:sz w:val="28"/>
           <w:szCs w:val="28"/>
-          <w:highlight w:val="yellow"/>
+          <w:highlight w:val="cyan"/>
         </w:rPr>
         <w:t xml:space="preserve"> при этом</w:t>
       </w:r>
@@ -2346,7 +2412,7 @@
           <w:rFonts w:ascii="Times New Roman" w:hAnsi="Times New Roman" w:cs="Times New Roman"/>
           <w:sz w:val="28"/>
           <w:szCs w:val="28"/>
-          <w:highlight w:val="yellow"/>
+          <w:highlight w:val="cyan"/>
         </w:rPr>
         <w:t xml:space="preserve"> </w:t>
       </w:r>
@@ -2355,7 +2421,7 @@
           <w:rFonts w:ascii="Times New Roman" w:hAnsi="Times New Roman" w:cs="Times New Roman"/>
           <w:sz w:val="28"/>
           <w:szCs w:val="28"/>
-          <w:highlight w:val="yellow"/>
+          <w:highlight w:val="cyan"/>
         </w:rPr>
         <w:t>заметно улучшились</w:t>
       </w:r>
@@ -2364,42 +2430,18 @@
           <w:rFonts w:ascii="Times New Roman" w:hAnsi="Times New Roman" w:cs="Times New Roman"/>
           <w:sz w:val="28"/>
           <w:szCs w:val="28"/>
-          <w:highlight w:val="yellow"/>
+          <w:highlight w:val="cyan"/>
+        </w:rPr>
+        <w:t xml:space="preserve"> за счёт автоматической перестройки частоты и восстановления сигнала помехоустойчивым кодированием[1]</w:t>
+      </w:r>
+      <w:r>
+        <w:rPr>
+          <w:rFonts w:ascii="Times New Roman" w:hAnsi="Times New Roman" w:cs="Times New Roman"/>
+          <w:sz w:val="28"/>
+          <w:szCs w:val="28"/>
+          <w:highlight w:val="cyan"/>
         </w:rPr>
         <w:t>.</w:t>
-      </w:r>
-      <w:r>
-        <w:rPr>
-          <w:rFonts w:ascii="Times New Roman" w:hAnsi="Times New Roman" w:cs="Times New Roman"/>
-          <w:sz w:val="28"/>
-          <w:szCs w:val="28"/>
-        </w:rPr>
-        <w:t xml:space="preserve"> </w:t>
-      </w:r>
-      <w:r>
-        <w:rPr>
-          <w:rFonts w:ascii="Times New Roman" w:hAnsi="Times New Roman" w:cs="Times New Roman"/>
-          <w:sz w:val="28"/>
-          <w:szCs w:val="28"/>
-        </w:rPr>
-        <w:t>&lt;-</w:t>
-      </w:r>
-      <w:r>
-        <w:rPr>
-          <w:rFonts w:ascii="Times New Roman" w:hAnsi="Times New Roman" w:cs="Times New Roman"/>
-          <w:sz w:val="28"/>
-          <w:szCs w:val="28"/>
-        </w:rPr>
-        <w:t xml:space="preserve"> </w:t>
-      </w:r>
-      <w:r>
-        <w:rPr>
-          <w:rFonts w:ascii="Times New Roman" w:hAnsi="Times New Roman" w:cs="Times New Roman"/>
-          <w:color w:val="FF0000"/>
-          <w:sz w:val="28"/>
-          <w:szCs w:val="28"/>
-        </w:rPr>
-        <w:t>СДЕЛАТЬ СРАВНЕНИЕ.</w:t>
       </w:r>
     </w:p>
     <w:p>
@@ -2503,13 +2545,12 @@
           <w:color w:val="auto"/>
         </w:rPr>
       </w:pPr>
-      <w:bookmarkStart w:id="1" w:name="_Toc230968460"/>
+      <w:bookmarkStart w:id="1" w:name="_Toc231499812"/>
       <w:r>
         <w:rPr>
           <w:rFonts w:ascii="Times New Roman" w:hAnsi="Times New Roman" w:cs="Times New Roman"/>
           <w:color w:val="auto"/>
         </w:rPr>
-        <w:lastRenderedPageBreak/>
         <w:t>ГЛАВА 1. ТЕОРЕТИЧЕСКИЕ ОСНОВЫ ПЕРЕДАЧИ ИНФОРМАЦИИ ПО РАДИОКАНАЛУ.</w:t>
       </w:r>
       <w:bookmarkEnd w:id="1"/>
@@ -2529,7 +2570,7 @@
           <w:szCs w:val="28"/>
         </w:rPr>
       </w:pPr>
-      <w:bookmarkStart w:id="2" w:name="_Toc230968461"/>
+      <w:bookmarkStart w:id="2" w:name="_Toc231499813"/>
       <w:r>
         <w:rPr>
           <w:rFonts w:ascii="Times New Roman" w:hAnsi="Times New Roman" w:cs="Times New Roman"/>
@@ -3001,7 +3042,7 @@
           <w:sz w:val="28"/>
         </w:rPr>
       </w:pPr>
-      <w:bookmarkStart w:id="3" w:name="_Toc230968462"/>
+      <w:bookmarkStart w:id="3" w:name="_Toc231499814"/>
       <w:r>
         <w:rPr>
           <w:rFonts w:ascii="Times New Roman" w:hAnsi="Times New Roman" w:cs="Times New Roman"/>
@@ -3660,7 +3701,7 @@
         <w:rPr>
           <w:rFonts w:ascii="Times New Roman" w:hAnsi="Times New Roman" w:cs="Times New Roman"/>
           <w:sz w:val="28"/>
-          <w:highlight w:val="yellow"/>
+          <w:highlight w:val="cyan"/>
         </w:rPr>
         <w:t xml:space="preserve">Коэффициент модуляции – это </w:t>
       </w:r>
@@ -3668,7 +3709,7 @@
         <w:rPr>
           <w:rFonts w:ascii="Times New Roman" w:hAnsi="Times New Roman" w:cs="Times New Roman"/>
           <w:sz w:val="28"/>
-          <w:highlight w:val="yellow"/>
+          <w:highlight w:val="cyan"/>
         </w:rPr>
         <w:t xml:space="preserve">величина, </w:t>
       </w:r>
@@ -3676,23 +3717,29 @@
         <w:rPr>
           <w:rFonts w:ascii="Times New Roman" w:hAnsi="Times New Roman" w:cs="Times New Roman"/>
           <w:sz w:val="28"/>
-          <w:highlight w:val="yellow"/>
-        </w:rPr>
-        <w:t xml:space="preserve">характеризующая отношение разности между максимальным и минимальным значениями амплитуд </w:t>
-      </w:r>
-      <w:r>
-        <w:rPr>
-          <w:rFonts w:ascii="Times New Roman" w:hAnsi="Times New Roman" w:cs="Times New Roman"/>
-          <w:sz w:val="28"/>
-          <w:highlight w:val="yellow"/>
-        </w:rPr>
-        <w:lastRenderedPageBreak/>
-        <w:t>модулированного сигнала к сумме этих значений.</w:t>
-      </w:r>
-      <w:r>
-        <w:rPr>
-          <w:rFonts w:ascii="Times New Roman" w:hAnsi="Times New Roman" w:cs="Times New Roman"/>
-          <w:sz w:val="28"/>
+          <w:highlight w:val="cyan"/>
+        </w:rPr>
+        <w:t>характеризующая отношение разности между максимальным и минимальным значениями амплитуд модулированного сигнала к сумме этих значений.</w:t>
+      </w:r>
+      <w:r>
+        <w:rPr>
+          <w:highlight w:val="cyan"/>
+        </w:rPr>
+        <w:t xml:space="preserve"> </w:t>
+      </w:r>
+      <w:r>
+        <w:rPr>
+          <w:rFonts w:ascii="Times New Roman" w:hAnsi="Times New Roman" w:cs="Times New Roman"/>
+          <w:sz w:val="28"/>
+          <w:highlight w:val="cyan"/>
+        </w:rPr>
+        <w:t>Он показывает, насколько сильно изменяется амплитуда высокочастотного несущего колебания под воздействием низкочастотного модулирующего (в нашем случае — гитарного) сигнала.</w:t>
+      </w:r>
+      <w:r>
+        <w:rPr>
+          <w:rFonts w:ascii="Times New Roman" w:hAnsi="Times New Roman" w:cs="Times New Roman"/>
+          <w:sz w:val="28"/>
+          <w:highlight w:val="cyan"/>
         </w:rPr>
         <w:t xml:space="preserve"> </w:t>
       </w:r>
@@ -4484,14 +4531,7 @@
                 <w:rFonts w:ascii="Cambria Math" w:hAnsi="Cambria Math" w:cs="Times New Roman"/>
                 <w:sz w:val="28"/>
               </w:rPr>
-              <m:t>+</m:t>
-            </m:r>
-            <m:r>
-              <w:rPr>
-                <w:rFonts w:ascii="Cambria Math" w:hAnsi="Cambria Math" w:cs="Times New Roman"/>
-                <w:sz w:val="28"/>
-              </w:rPr>
-              <m:t>+</m:t>
+              <m:t>++</m:t>
             </m:r>
             <m:r>
               <w:rPr>
@@ -4703,7 +4743,6 @@
           <w:rFonts w:ascii="Times New Roman" w:hAnsi="Times New Roman" w:cs="Times New Roman"/>
           <w:i/>
           <w:sz w:val="28"/>
-          <w:lang w:val="en-US"/>
         </w:rPr>
         <w:tab/>
       </w:r>
@@ -4712,7 +4751,6 @@
           <w:rFonts w:ascii="Times New Roman" w:hAnsi="Times New Roman" w:cs="Times New Roman"/>
           <w:i/>
           <w:sz w:val="28"/>
-          <w:lang w:val="en-US"/>
         </w:rPr>
         <w:tab/>
       </w:r>
@@ -4721,7 +4759,6 @@
           <w:rFonts w:ascii="Times New Roman" w:hAnsi="Times New Roman" w:cs="Times New Roman"/>
           <w:i/>
           <w:sz w:val="28"/>
-          <w:lang w:val="en-US"/>
         </w:rPr>
         <w:tab/>
       </w:r>
@@ -4934,7 +4971,6 @@
           <w:rFonts w:ascii="Times New Roman" w:hAnsi="Times New Roman" w:cs="Times New Roman"/>
           <w:sz w:val="28"/>
         </w:rPr>
-        <w:lastRenderedPageBreak/>
         <w:t xml:space="preserve">Если повышать коэффициент модуляции, то при </w:t>
       </w:r>
       <w:r>
@@ -5107,7 +5143,7 @@
           <w:sz w:val="28"/>
         </w:rPr>
       </w:pPr>
-      <w:bookmarkStart w:id="4" w:name="_Toc230968463"/>
+      <w:bookmarkStart w:id="4" w:name="_Toc231499815"/>
       <w:r>
         <w:rPr>
           <w:rFonts w:ascii="Times New Roman" w:hAnsi="Times New Roman" w:cs="Times New Roman"/>
@@ -6101,7 +6137,6 @@
         <w:rPr>
           <w:rFonts w:ascii="Times New Roman" w:hAnsi="Times New Roman" w:cs="Times New Roman"/>
           <w:sz w:val="28"/>
-          <w:lang w:val="en-US"/>
         </w:rPr>
         <w:t>4</w:t>
       </w:r>
@@ -6871,81 +6906,85 @@
         <w:jc w:val="both"/>
         <w:rPr>
           <w:rFonts w:ascii="Times New Roman" w:hAnsi="Times New Roman" w:cs="Times New Roman"/>
-          <w:i/>
-          <w:sz w:val="28"/>
-        </w:rPr>
-      </w:pPr>
-      <m:oMathPara>
-        <m:oMath>
-          <m:r>
-            <w:rPr>
-              <w:rFonts w:ascii="Cambria Math" w:hAnsi="Cambria Math" w:cs="Times New Roman"/>
-              <w:sz w:val="28"/>
-            </w:rPr>
-            <m:t xml:space="preserve">где </m:t>
-          </m:r>
-          <m:sSub>
-            <m:sSubPr>
-              <m:ctrlPr>
-                <w:rPr>
-                  <w:rFonts w:ascii="Cambria Math" w:hAnsi="Cambria Math" w:cs="Times New Roman"/>
-                  <w:i/>
-                  <w:sz w:val="28"/>
-                  <w:lang w:val="en-US"/>
-                </w:rPr>
-              </m:ctrlPr>
-            </m:sSubPr>
-            <m:e>
-              <m:r>
-                <w:rPr>
-                  <w:rFonts w:ascii="Cambria Math" w:hAnsi="Cambria Math" w:cs="Times New Roman"/>
-                  <w:sz w:val="28"/>
-                  <w:lang w:val="en-US"/>
-                </w:rPr>
-                <m:t>S</m:t>
-              </m:r>
-            </m:e>
-            <m:sub>
-              <m:r>
-                <w:rPr>
-                  <w:rFonts w:ascii="Cambria Math" w:hAnsi="Cambria Math" w:cs="Times New Roman"/>
-                  <w:sz w:val="28"/>
-                  <w:lang w:val="en-US"/>
-                </w:rPr>
-                <m:t>c</m:t>
-              </m:r>
-            </m:sub>
-          </m:sSub>
-          <m:d>
-            <m:dPr>
-              <m:ctrlPr>
-                <w:rPr>
-                  <w:rFonts w:ascii="Cambria Math" w:hAnsi="Cambria Math" w:cs="Times New Roman"/>
-                  <w:i/>
-                  <w:sz w:val="28"/>
-                </w:rPr>
-              </m:ctrlPr>
-            </m:dPr>
-            <m:e>
-              <m:r>
-                <w:rPr>
-                  <w:rFonts w:ascii="Cambria Math" w:hAnsi="Cambria Math" w:cs="Times New Roman"/>
-                  <w:sz w:val="28"/>
-                  <w:lang w:val="en-US"/>
-                </w:rPr>
-                <m:t>t</m:t>
-              </m:r>
-            </m:e>
-          </m:d>
-          <m:r>
-            <w:rPr>
-              <w:rFonts w:ascii="Cambria Math" w:hAnsi="Cambria Math" w:cs="Times New Roman"/>
-              <w:sz w:val="28"/>
-            </w:rPr>
-            <m:t>-сигнал сообщения.</m:t>
-          </m:r>
-        </m:oMath>
-      </m:oMathPara>
+          <w:sz w:val="28"/>
+        </w:rPr>
+      </w:pPr>
+      <m:oMath>
+        <m:r>
+          <w:rPr>
+            <w:rFonts w:ascii="Cambria Math" w:hAnsi="Cambria Math" w:cs="Times New Roman"/>
+            <w:sz w:val="28"/>
+          </w:rPr>
+          <m:t xml:space="preserve">где </m:t>
+        </m:r>
+        <m:sSub>
+          <m:sSubPr>
+            <m:ctrlPr>
+              <w:rPr>
+                <w:rFonts w:ascii="Cambria Math" w:hAnsi="Cambria Math" w:cs="Times New Roman"/>
+                <w:i/>
+                <w:sz w:val="28"/>
+                <w:lang w:val="en-US"/>
+              </w:rPr>
+            </m:ctrlPr>
+          </m:sSubPr>
+          <m:e>
+            <m:r>
+              <w:rPr>
+                <w:rFonts w:ascii="Cambria Math" w:hAnsi="Cambria Math" w:cs="Times New Roman"/>
+                <w:sz w:val="28"/>
+                <w:lang w:val="en-US"/>
+              </w:rPr>
+              <m:t>S</m:t>
+            </m:r>
+          </m:e>
+          <m:sub>
+            <m:r>
+              <w:rPr>
+                <w:rFonts w:ascii="Cambria Math" w:hAnsi="Cambria Math" w:cs="Times New Roman"/>
+                <w:sz w:val="28"/>
+                <w:lang w:val="en-US"/>
+              </w:rPr>
+              <m:t>c</m:t>
+            </m:r>
+          </m:sub>
+        </m:sSub>
+        <m:d>
+          <m:dPr>
+            <m:ctrlPr>
+              <w:rPr>
+                <w:rFonts w:ascii="Cambria Math" w:hAnsi="Cambria Math" w:cs="Times New Roman"/>
+                <w:i/>
+                <w:sz w:val="28"/>
+              </w:rPr>
+            </m:ctrlPr>
+          </m:dPr>
+          <m:e>
+            <m:r>
+              <w:rPr>
+                <w:rFonts w:ascii="Cambria Math" w:hAnsi="Cambria Math" w:cs="Times New Roman"/>
+                <w:sz w:val="28"/>
+                <w:lang w:val="en-US"/>
+              </w:rPr>
+              <m:t>t</m:t>
+            </m:r>
+          </m:e>
+        </m:d>
+        <m:r>
+          <w:rPr>
+            <w:rFonts w:ascii="Cambria Math" w:hAnsi="Cambria Math" w:cs="Times New Roman"/>
+            <w:sz w:val="28"/>
+          </w:rPr>
+          <m:t>-сигнал сообщения.</m:t>
+        </m:r>
+      </m:oMath>
+      <w:r>
+        <w:rPr>
+          <w:rFonts w:ascii="Times New Roman" w:hAnsi="Times New Roman" w:cs="Times New Roman"/>
+          <w:sz w:val="28"/>
+        </w:rPr>
+        <w:t xml:space="preserve"> </w:t>
+      </w:r>
     </w:p>
     <w:p>
       <w:pPr>
@@ -7531,7 +7570,7 @@
           <w:sz w:val="28"/>
         </w:rPr>
       </w:pPr>
-      <w:bookmarkStart w:id="5" w:name="_Toc230968464"/>
+      <w:bookmarkStart w:id="5" w:name="_Toc231499816"/>
       <w:r>
         <w:rPr>
           <w:rFonts w:ascii="Times New Roman" w:hAnsi="Times New Roman" w:cs="Times New Roman"/>
@@ -7565,15 +7604,7 @@
           <w:rFonts w:ascii="Times New Roman" w:hAnsi="Times New Roman" w:cs="Times New Roman"/>
           <w:sz w:val="28"/>
         </w:rPr>
-        <w:t xml:space="preserve">Цифровые виды модуляции (часто цифровая модуляция называется манипуляцией), как и аналоговые, могут быть амплитудными, фазовыми, </w:t>
-      </w:r>
-      <w:r>
-        <w:rPr>
-          <w:rFonts w:ascii="Times New Roman" w:hAnsi="Times New Roman" w:cs="Times New Roman"/>
-          <w:sz w:val="28"/>
-        </w:rPr>
-        <w:lastRenderedPageBreak/>
-        <w:t xml:space="preserve">частотными или комбинированными (например, амплитудно-фазовыми), в зависимости от того, какой из параметров немодулированного несущего колебания </w:t>
+        <w:t xml:space="preserve">Цифровые виды модуляции (часто цифровая модуляция называется манипуляцией), как и аналоговые, могут быть амплитудными, фазовыми, частотными или комбинированными (например, амплитудно-фазовыми), в зависимости от того, какой из параметров немодулированного несущего колебания </w:t>
       </w:r>
       <m:oMath>
         <m:r>
@@ -7764,7 +7795,7 @@
           <w:sz w:val="28"/>
         </w:rPr>
       </w:pPr>
-      <w:bookmarkStart w:id="6" w:name="_Toc230968465"/>
+      <w:bookmarkStart w:id="6" w:name="_Toc231499817"/>
       <w:r>
         <w:rPr>
           <w:rFonts w:ascii="Times New Roman" w:hAnsi="Times New Roman" w:cs="Times New Roman"/>
@@ -9055,7 +9086,6 @@
           <w:rFonts w:ascii="Times New Roman" w:hAnsi="Times New Roman" w:cs="Times New Roman"/>
           <w:sz w:val="28"/>
         </w:rPr>
-        <w:lastRenderedPageBreak/>
         <w:t xml:space="preserve">Существует два основных критерия сравнения эффективности различных видов модуляции: </w:t>
       </w:r>
       <w:r>
@@ -10297,15 +10327,7 @@
           <w:rFonts w:ascii="Times New Roman" w:hAnsi="Times New Roman" w:cs="Times New Roman"/>
           <w:sz w:val="28"/>
         </w:rPr>
-        <w:t xml:space="preserve"> – </w:t>
-      </w:r>
-      <w:r>
-        <w:rPr>
-          <w:rFonts w:ascii="Times New Roman" w:hAnsi="Times New Roman" w:cs="Times New Roman"/>
-          <w:sz w:val="28"/>
-        </w:rPr>
-        <w:lastRenderedPageBreak/>
-        <w:t>число бит в одном символе. Так, сигнал 32-</w:t>
+        <w:t xml:space="preserve"> – число бит в одном символе. Так, сигнал 32-</w:t>
       </w:r>
       <w:r>
         <w:rPr>
@@ -10729,23 +10751,32 @@
         <w:rPr>
           <w:rFonts w:ascii="Times New Roman" w:hAnsi="Times New Roman" w:cs="Times New Roman"/>
           <w:sz w:val="28"/>
-        </w:rPr>
-        <w:t xml:space="preserve">Амплитудные методы манипуляции сигналов имеют </w:t>
-      </w:r>
-      <w:r>
-        <w:rPr>
-          <w:rFonts w:ascii="Times New Roman" w:hAnsi="Times New Roman" w:cs="Times New Roman"/>
-          <w:sz w:val="28"/>
-          <w:highlight w:val="yellow"/>
-        </w:rPr>
-        <w:t>сравнительно низкую</w:t>
-      </w:r>
-      <w:r>
-        <w:rPr>
-          <w:rFonts w:ascii="Times New Roman" w:hAnsi="Times New Roman" w:cs="Times New Roman"/>
-          <w:sz w:val="28"/>
-        </w:rPr>
-        <w:t xml:space="preserve"> энергетическую эффективность. Также они требуют высокую линейность</w:t>
+          <w:highlight w:val="cyan"/>
+        </w:rPr>
+        <w:t>Амплитудные методы манипуляции сигналов имеют низкую энергетическую эффективность</w:t>
+      </w:r>
+      <w:r>
+        <w:rPr>
+          <w:rFonts w:ascii="Times New Roman" w:hAnsi="Times New Roman" w:cs="Times New Roman"/>
+          <w:sz w:val="28"/>
+          <w:highlight w:val="cyan"/>
+        </w:rPr>
+        <w:t>, в сравнении с фазовой или частотной, что будет показано далее</w:t>
+      </w:r>
+      <w:r>
+        <w:rPr>
+          <w:rFonts w:ascii="Times New Roman" w:hAnsi="Times New Roman" w:cs="Times New Roman"/>
+          <w:sz w:val="28"/>
+          <w:highlight w:val="cyan"/>
+        </w:rPr>
+        <w:t>.</w:t>
+      </w:r>
+      <w:r>
+        <w:rPr>
+          <w:rFonts w:ascii="Times New Roman" w:hAnsi="Times New Roman" w:cs="Times New Roman"/>
+          <w:sz w:val="28"/>
+        </w:rPr>
+        <w:t xml:space="preserve"> Также они требуют высокую линейность</w:t>
       </w:r>
       <w:r>
         <w:rPr>
@@ -10757,17 +10788,31 @@
       <w:r>
         <w:rPr>
           <w:rFonts w:ascii="Times New Roman" w:hAnsi="Times New Roman" w:cs="Times New Roman"/>
-          <w:color w:val="FF0000"/>
-          <w:sz w:val="28"/>
-        </w:rPr>
-        <w:t>(На сколько высокую?)</w:t>
-      </w:r>
-      <w:r>
-        <w:rPr>
-          <w:rFonts w:ascii="Times New Roman" w:hAnsi="Times New Roman" w:cs="Times New Roman"/>
-          <w:sz w:val="28"/>
-        </w:rPr>
-        <w:t xml:space="preserve"> и большой динамический диапазон усилителя мощности, поскольку нелинейность усилителя может привести к ошибке в амплитуде сигнала, что повлияет на значение символа. Большой динамический диапазон служит для большого отношения между максимальным и минимальным уровнями сигналов. </w:t>
+          <w:sz w:val="28"/>
+          <w:highlight w:val="cyan"/>
+        </w:rPr>
+        <w:t>(коэффициент нелинейных искажений должен быть &lt;1%)</w:t>
+      </w:r>
+      <w:r>
+        <w:rPr>
+          <w:rFonts w:ascii="Times New Roman" w:hAnsi="Times New Roman" w:cs="Times New Roman"/>
+          <w:sz w:val="28"/>
+        </w:rPr>
+        <w:t xml:space="preserve"> и большой динамический диапазон усилителя мощности, поскольку нелинейн</w:t>
+      </w:r>
+      <w:r>
+        <w:rPr>
+          <w:rFonts w:ascii="Times New Roman" w:hAnsi="Times New Roman" w:cs="Times New Roman"/>
+          <w:sz w:val="28"/>
+        </w:rPr>
+        <w:tab/>
+      </w:r>
+      <w:r>
+        <w:rPr>
+          <w:rFonts w:ascii="Times New Roman" w:hAnsi="Times New Roman" w:cs="Times New Roman"/>
+          <w:sz w:val="28"/>
+        </w:rPr>
+        <w:t xml:space="preserve">ость усилителя может привести к ошибке в амплитуде сигнала, что повлияет на значение символа. Большой динамический диапазон служит для большого отношения между максимальным и минимальным уровнями сигналов. </w:t>
       </w:r>
       <w:r>
         <w:rPr>
@@ -10805,7 +10850,7 @@
           <w:sz w:val="28"/>
         </w:rPr>
       </w:pPr>
-      <w:bookmarkStart w:id="7" w:name="_Toc230968466"/>
+      <w:bookmarkStart w:id="7" w:name="_Toc231499818"/>
       <w:r>
         <w:rPr>
           <w:rFonts w:ascii="Times New Roman" w:hAnsi="Times New Roman" w:cs="Times New Roman"/>
@@ -11306,7 +11351,6 @@
           <w:rFonts w:ascii="Times New Roman" w:hAnsi="Times New Roman" w:cs="Times New Roman"/>
           <w:sz w:val="28"/>
         </w:rPr>
-        <w:lastRenderedPageBreak/>
         <w:t>Рассмотрим подробнее метод двоичной фазовой модуляции (</w:t>
       </w:r>
       <w:r>
@@ -12072,7 +12116,14 @@
                     <w:rFonts w:ascii="Cambria Math" w:hAnsi="Cambria Math" w:cs="Times New Roman"/>
                     <w:sz w:val="28"/>
                   </w:rPr>
-                  <m:t>ωt+</m:t>
+                  <m:t>ω</m:t>
+                </m:r>
+                <m:r>
+                  <w:rPr>
+                    <w:rFonts w:ascii="Cambria Math" w:hAnsi="Cambria Math" w:cs="Times New Roman"/>
+                    <w:sz w:val="28"/>
+                  </w:rPr>
+                  <m:t>t+</m:t>
                 </m:r>
                 <m:sSub>
                   <m:sSubPr>
@@ -13218,15 +13269,7 @@
           <w:rFonts w:ascii="Times New Roman" w:hAnsi="Times New Roman" w:cs="Times New Roman"/>
           <w:sz w:val="28"/>
         </w:rPr>
-        <w:t xml:space="preserve"> и множеством символов (дибитов) </w:t>
-      </w:r>
-      <w:r>
-        <w:rPr>
-          <w:rFonts w:ascii="Times New Roman" w:hAnsi="Times New Roman" w:cs="Times New Roman"/>
-          <w:sz w:val="28"/>
-        </w:rPr>
-        <w:lastRenderedPageBreak/>
-        <w:t xml:space="preserve">цифрового сообщения </w:t>
+        <w:t xml:space="preserve"> и множеством символов (дибитов) цифрового сообщения </w:t>
       </w:r>
       <m:oMath>
         <m:d>
@@ -14447,15 +14490,7 @@
           <w:rFonts w:ascii="Times New Roman" w:hAnsi="Times New Roman" w:cs="Times New Roman"/>
           <w:sz w:val="28"/>
         </w:rPr>
-        <w:t xml:space="preserve">BPSK. Другими словами, спектральная </w:t>
-      </w:r>
-      <w:r>
-        <w:rPr>
-          <w:rFonts w:ascii="Times New Roman" w:hAnsi="Times New Roman" w:cs="Times New Roman"/>
-          <w:sz w:val="28"/>
-        </w:rPr>
-        <w:lastRenderedPageBreak/>
-        <w:t>эффективность квадратурной модуляции QPSK в 2</w:t>
+        <w:t>BPSK. Другими словами, спектральная эффективность квадратурной модуляции QPSK в 2</w:t>
       </w:r>
       <w:r>
         <w:rPr>
@@ -14725,7 +14760,7 @@
           <w:sz w:val="28"/>
         </w:rPr>
       </w:pPr>
-      <w:bookmarkStart w:id="8" w:name="_Toc230968467"/>
+      <w:bookmarkStart w:id="8" w:name="_Toc231499819"/>
       <w:r>
         <w:rPr>
           <w:rFonts w:ascii="Times New Roman" w:hAnsi="Times New Roman" w:cs="Times New Roman"/>
@@ -15175,7 +15210,6 @@
             <w:sz w:val="28"/>
             <w:lang w:val="en-US"/>
           </w:rPr>
-          <w:lastRenderedPageBreak/>
           <m:t>=</m:t>
         </m:r>
         <m:r>
@@ -17004,15 +17038,7 @@
           <w:rFonts w:ascii="Times New Roman" w:hAnsi="Times New Roman" w:cs="Times New Roman"/>
           <w:sz w:val="28"/>
         </w:rPr>
-        <w:t xml:space="preserve"> </w:t>
-      </w:r>
-      <w:r>
-        <w:rPr>
-          <w:rFonts w:ascii="Times New Roman" w:hAnsi="Times New Roman" w:cs="Times New Roman"/>
-          <w:sz w:val="28"/>
-        </w:rPr>
-        <w:lastRenderedPageBreak/>
-        <w:t>отличие от амплитуды.</w:t>
+        <w:t xml:space="preserve"> отличие от амплитуды.</w:t>
       </w:r>
       <w:r>
         <w:rPr>
@@ -18553,7 +18579,6 @@
           <w:rFonts w:ascii="Times New Roman" w:hAnsi="Times New Roman" w:cs="Times New Roman"/>
           <w:sz w:val="28"/>
         </w:rPr>
-        <w:lastRenderedPageBreak/>
         <w:t>Наиболее важно в этой работе будет рассмотреть виды модуляции с ограниченным спектром (</w:t>
       </w:r>
       <w:r>
@@ -20034,7 +20059,6 @@
           <w:sz w:val="28"/>
           <w:lang w:val="en-US"/>
         </w:rPr>
-        <w:lastRenderedPageBreak/>
         <w:t>B</w:t>
       </w:r>
       <w:r>
@@ -20270,7 +20294,7 @@
           <w:sz w:val="28"/>
         </w:rPr>
       </w:pPr>
-      <w:bookmarkStart w:id="9" w:name="_Toc230968468"/>
+      <w:bookmarkStart w:id="9" w:name="_Toc231499820"/>
       <w:r>
         <w:rPr>
           <w:rFonts w:ascii="Times New Roman" w:hAnsi="Times New Roman" w:cs="Times New Roman"/>
@@ -21504,7 +21528,6 @@
           <w:rFonts w:ascii="Times New Roman" w:hAnsi="Times New Roman" w:cs="Times New Roman"/>
           <w:sz w:val="28"/>
         </w:rPr>
-        <w:lastRenderedPageBreak/>
         <w:t>Исходя из вышесказанного, дальше будем рассматривать только частотные виды модуляции для передачи звукового сигнала.</w:t>
       </w:r>
     </w:p>
@@ -21853,13 +21876,12 @@
           <w:color w:val="auto"/>
         </w:rPr>
       </w:pPr>
-      <w:bookmarkStart w:id="10" w:name="_Toc230968469"/>
+      <w:bookmarkStart w:id="10" w:name="_Toc231499821"/>
       <w:r>
         <w:rPr>
           <w:rFonts w:ascii="Times New Roman" w:hAnsi="Times New Roman" w:cs="Times New Roman"/>
           <w:color w:val="auto"/>
         </w:rPr>
-        <w:lastRenderedPageBreak/>
         <w:t>ГЛАВА 2. ПРАКТИЧЕСКАЯ РЕАЛИЗАЦИЯ ПЕРЕДАЧИ ЗВУКОВОГО СИГНАЛА ЭЛЕКТРОГИТАРЫ С ПОМОЩЬЮ РАДИОКАНАЛА.</w:t>
       </w:r>
       <w:bookmarkEnd w:id="10"/>
@@ -22077,7 +22099,7 @@
           <w:highlight w:val="yellow"/>
         </w:rPr>
       </w:pPr>
-      <w:bookmarkStart w:id="11" w:name="_Toc230968470"/>
+      <w:bookmarkStart w:id="11" w:name="_Toc231499822"/>
       <w:r>
         <w:rPr>
           <w:rFonts w:ascii="Times New Roman" w:hAnsi="Times New Roman" w:cs="Times New Roman"/>
@@ -22087,52 +22109,52 @@
         </w:rPr>
         <w:t>Определение метода передачи радиосигнала.</w:t>
       </w:r>
+      <w:r>
+        <w:rPr>
+          <w:rFonts w:ascii="Times New Roman" w:hAnsi="Times New Roman" w:cs="Times New Roman"/>
+          <w:color w:val="auto"/>
+          <w:sz w:val="28"/>
+          <w:highlight w:val="yellow"/>
+        </w:rPr>
+        <w:t xml:space="preserve"> </w:t>
+      </w:r>
+      <w:r>
+        <w:rPr>
+          <w:rFonts w:ascii="Times New Roman" w:hAnsi="Times New Roman" w:cs="Times New Roman"/>
+          <w:color w:val="auto"/>
+          <w:sz w:val="28"/>
+          <w:highlight w:val="yellow"/>
+        </w:rPr>
+        <w:t xml:space="preserve">&lt;- </w:t>
+      </w:r>
+      <w:r>
+        <w:rPr>
+          <w:rFonts w:ascii="Times New Roman" w:hAnsi="Times New Roman" w:cs="Times New Roman"/>
+          <w:color w:val="FF0000"/>
+          <w:sz w:val="28"/>
+          <w:highlight w:val="yellow"/>
+        </w:rPr>
+        <w:t>Убрать это в первую главу.</w:t>
+      </w:r>
+      <w:r>
+        <w:rPr>
+          <w:rFonts w:ascii="Times New Roman" w:hAnsi="Times New Roman" w:cs="Times New Roman"/>
+          <w:color w:val="FF0000"/>
+          <w:sz w:val="28"/>
+          <w:highlight w:val="yellow"/>
+        </w:rPr>
+        <w:t xml:space="preserve"> И сделать сравнительную таблицу </w:t>
+      </w:r>
+      <w:r>
+        <w:rPr>
+          <w:rFonts w:ascii="Times New Roman" w:hAnsi="Times New Roman" w:cs="Times New Roman"/>
+          <w:color w:val="FF0000"/>
+          <w:sz w:val="28"/>
+          <w:highlight w:val="yellow"/>
+        </w:rPr>
+        <w:t>для каждого элемента системы в соответствии с требованиями.</w:t>
+      </w:r>
       <w:bookmarkEnd w:id="11"/>
-      <w:r>
-        <w:rPr>
-          <w:rFonts w:ascii="Times New Roman" w:hAnsi="Times New Roman" w:cs="Times New Roman"/>
-          <w:color w:val="auto"/>
-          <w:sz w:val="28"/>
-          <w:highlight w:val="yellow"/>
-        </w:rPr>
-        <w:t xml:space="preserve"> </w:t>
-      </w:r>
-      <w:r>
-        <w:rPr>
-          <w:rFonts w:ascii="Times New Roman" w:hAnsi="Times New Roman" w:cs="Times New Roman"/>
-          <w:color w:val="auto"/>
-          <w:sz w:val="28"/>
-          <w:highlight w:val="yellow"/>
-        </w:rPr>
-        <w:t xml:space="preserve">&lt;- </w:t>
-      </w:r>
-      <w:r>
-        <w:rPr>
-          <w:rFonts w:ascii="Times New Roman" w:hAnsi="Times New Roman" w:cs="Times New Roman"/>
-          <w:color w:val="FF0000"/>
-          <w:sz w:val="28"/>
-          <w:highlight w:val="yellow"/>
-        </w:rPr>
-        <w:t>Убрать это в первую главу.</w:t>
-      </w:r>
-      <w:r>
-        <w:rPr>
-          <w:rFonts w:ascii="Times New Roman" w:hAnsi="Times New Roman" w:cs="Times New Roman"/>
-          <w:color w:val="FF0000"/>
-          <w:sz w:val="28"/>
-          <w:highlight w:val="yellow"/>
-        </w:rPr>
-        <w:t xml:space="preserve"> И сделать сравнительную таблицу </w:t>
-      </w:r>
-      <w:r>
-        <w:rPr>
-          <w:rFonts w:ascii="Times New Roman" w:hAnsi="Times New Roman" w:cs="Times New Roman"/>
-          <w:color w:val="FF0000"/>
-          <w:sz w:val="28"/>
-          <w:highlight w:val="yellow"/>
-        </w:rPr>
-        <w:t>для каждого элемента системы в соответствии с требованиями.</w:t>
-      </w:r>
     </w:p>
     <w:p>
       <w:pPr>
@@ -22197,7 +22219,6 @@
           <w:sz w:val="28"/>
           <w:highlight w:val="yellow"/>
         </w:rPr>
-        <w:lastRenderedPageBreak/>
         <w:drawing>
           <wp:inline distT="0" distB="0" distL="0" distR="0">
             <wp:extent cx="5940425" cy="4220210"/>
@@ -22422,7 +22443,6 @@
           <w:szCs w:val="28"/>
           <w:highlight w:val="yellow"/>
         </w:rPr>
-        <w:lastRenderedPageBreak/>
         <w:t>А</w:t>
       </w:r>
       <w:r>
@@ -22479,7 +22499,7 @@
           <w:sz w:val="28"/>
         </w:rPr>
       </w:pPr>
-      <w:bookmarkStart w:id="12" w:name="_Toc230968471"/>
+      <w:bookmarkStart w:id="12" w:name="_Toc231499823"/>
       <w:r>
         <w:rPr>
           <w:rFonts w:ascii="Times New Roman" w:hAnsi="Times New Roman" w:cs="Times New Roman"/>
@@ -23209,7 +23229,7 @@
           <w:szCs w:val="28"/>
         </w:rPr>
       </w:pPr>
-      <w:bookmarkStart w:id="13" w:name="_Toc230968472"/>
+      <w:bookmarkStart w:id="13" w:name="_Toc231499824"/>
       <w:r>
         <w:rPr>
           <w:rFonts w:ascii="Times New Roman" w:hAnsi="Times New Roman" w:cs="Times New Roman"/>
@@ -23217,7 +23237,6 @@
           <w:sz w:val="28"/>
           <w:szCs w:val="28"/>
         </w:rPr>
-        <w:lastRenderedPageBreak/>
         <w:t>Схема и трассировка платы проекта.</w:t>
       </w:r>
       <w:bookmarkEnd w:id="13"/>
@@ -23232,7 +23251,7 @@
           <w:sz w:val="28"/>
         </w:rPr>
       </w:pPr>
-      <w:bookmarkStart w:id="14" w:name="_Toc230968473"/>
+      <w:bookmarkStart w:id="14" w:name="_Toc231499825"/>
       <w:r>
         <w:rPr>
           <w:rFonts w:ascii="Times New Roman" w:hAnsi="Times New Roman" w:cs="Times New Roman"/>
@@ -23476,7 +23495,6 @@
           <w:noProof/>
           <w:sz w:val="28"/>
         </w:rPr>
-        <w:lastRenderedPageBreak/>
         <w:drawing>
           <wp:inline distT="0" distB="0" distL="0" distR="0">
             <wp:extent cx="4240530" cy="2921910"/>
@@ -23935,7 +23953,6 @@
           <w:rFonts w:ascii="Times New Roman" w:hAnsi="Times New Roman" w:cs="Times New Roman"/>
           <w:sz w:val="28"/>
         </w:rPr>
-        <w:lastRenderedPageBreak/>
         <w:t xml:space="preserve">Усилитель построен на схеме с отрицательной обратной связью и включает в себя сборку из двух диодов Шоттки </w:t>
       </w:r>
       <w:r>
@@ -24582,7 +24599,6 @@
         <w:rPr>
           <w:rFonts w:ascii="Times New Roman" w:hAnsi="Times New Roman" w:cs="Times New Roman"/>
           <w:sz w:val="28"/>
-          <w:lang w:val="en-US"/>
         </w:rPr>
         <w:t>5</w:t>
       </w:r>
@@ -24831,7 +24847,6 @@
           <w:noProof/>
           <w:sz w:val="28"/>
         </w:rPr>
-        <w:lastRenderedPageBreak/>
         <w:drawing>
           <wp:inline distT="0" distB="0" distL="0" distR="0">
             <wp:extent cx="4835296" cy="2941320"/>
@@ -25080,7 +25095,7 @@
           <w:sz w:val="28"/>
         </w:rPr>
       </w:pPr>
-      <w:bookmarkStart w:id="15" w:name="_Toc230968474"/>
+      <w:bookmarkStart w:id="15" w:name="_Toc231499826"/>
       <w:r>
         <w:rPr>
           <w:rFonts w:ascii="Times New Roman" w:hAnsi="Times New Roman" w:cs="Times New Roman"/>
@@ -25279,7 +25294,6 @@
         <w:rPr>
           <w:noProof/>
         </w:rPr>
-        <w:lastRenderedPageBreak/>
         <w:drawing>
           <wp:inline distT="0" distB="0" distL="0" distR="0">
             <wp:extent cx="5093970" cy="2167521"/>
@@ -25575,7 +25589,6 @@
           <w:noProof/>
           <w:sz w:val="28"/>
         </w:rPr>
-        <w:lastRenderedPageBreak/>
         <w:drawing>
           <wp:inline distT="0" distB="0" distL="0" distR="0">
             <wp:extent cx="5048250" cy="1718378"/>
@@ -25815,7 +25828,6 @@
           <w:rFonts w:ascii="Times New Roman" w:hAnsi="Times New Roman" w:cs="Times New Roman"/>
           <w:sz w:val="28"/>
         </w:rPr>
-        <w:lastRenderedPageBreak/>
         <w:t>Трассировка печатной платы имеет вид:</w:t>
       </w:r>
     </w:p>
@@ -25982,6 +25994,59 @@
         <w:t>, вызванные отражением сигнала. Однако в полосе частот до 25 ГГц даже при повороте дорожки под углом 90⁰ отражения незначительны.</w:t>
       </w:r>
     </w:p>
+    <w:p>
+      <w:pPr>
+        <w:rPr>
+          <w:rFonts w:ascii="Times New Roman" w:hAnsi="Times New Roman" w:cs="Times New Roman"/>
+          <w:sz w:val="28"/>
+        </w:rPr>
+      </w:pPr>
+      <w:r>
+        <w:rPr>
+          <w:rFonts w:ascii="Times New Roman" w:hAnsi="Times New Roman" w:cs="Times New Roman"/>
+          <w:sz w:val="28"/>
+        </w:rPr>
+        <w:br w:type="page"/>
+      </w:r>
+    </w:p>
+    <w:p>
+      <w:pPr>
+        <w:pStyle w:val="1"/>
+        <w:rPr>
+          <w:rFonts w:ascii="Times New Roman" w:hAnsi="Times New Roman" w:cs="Times New Roman"/>
+          <w:color w:val="auto"/>
+        </w:rPr>
+      </w:pPr>
+      <w:bookmarkStart w:id="16" w:name="_Toc231499827"/>
+      <w:r>
+        <w:rPr>
+          <w:rFonts w:ascii="Times New Roman" w:hAnsi="Times New Roman" w:cs="Times New Roman"/>
+          <w:color w:val="auto"/>
+        </w:rPr>
+        <w:t>СПИСОК ИСПОЛЬЗУЕМОЙ ЛИТЕРАТУРЫ.</w:t>
+      </w:r>
+      <w:bookmarkEnd w:id="16"/>
+    </w:p>
+    <w:p>
+      <w:pPr>
+        <w:pStyle w:val="ac"/>
+        <w:numPr>
+          <w:ilvl w:val="0"/>
+          <w:numId w:val="14"/>
+        </w:numPr>
+        <w:rPr>
+          <w:rFonts w:ascii="Times New Roman" w:hAnsi="Times New Roman" w:cs="Times New Roman"/>
+          <w:sz w:val="28"/>
+        </w:rPr>
+      </w:pPr>
+      <w:r>
+        <w:rPr>
+          <w:rFonts w:ascii="Times New Roman" w:hAnsi="Times New Roman" w:cs="Times New Roman"/>
+          <w:sz w:val="28"/>
+        </w:rPr>
+        <w:t>https://www.dj-store.ru/articles/rasskazyvaem-o-radiosistemakh/</w:t>
+      </w:r>
+    </w:p>
     <w:sectPr>
       <w:footerReference w:type="default" r:id="rId33"/>
       <w:footerReference w:type="first" r:id="rId34"/>
@@ -26038,7 +26103,7 @@
             <w:rPr>
               <w:noProof/>
             </w:rPr>
-            <w:t>14</w:t>
+            <w:t>12</w:t>
           </w:r>
         </w:fldSimple>
       </w:p>
@@ -27190,6 +27255,95 @@
     </w:lvl>
   </w:abstractNum>
   <w:abstractNum w:abstractNumId="12">
+    <w:nsid w:val="79603739"/>
+    <w:multiLevelType w:val="hybridMultilevel"/>
+    <w:tmpl w:val="69821CEE"/>
+    <w:lvl w:ilvl="0" w:tplc="0419000F">
+      <w:start w:val="1"/>
+      <w:numFmt w:val="decimal"/>
+      <w:lvlText w:val="%1."/>
+      <w:lvlJc w:val="left"/>
+      <w:pPr>
+        <w:ind w:left="720" w:hanging="360"/>
+      </w:pPr>
+      <w:rPr>
+        <w:rFonts w:hint="default"/>
+      </w:rPr>
+    </w:lvl>
+    <w:lvl w:ilvl="1" w:tplc="04190019" w:tentative="1">
+      <w:start w:val="1"/>
+      <w:numFmt w:val="lowerLetter"/>
+      <w:lvlText w:val="%2."/>
+      <w:lvlJc w:val="left"/>
+      <w:pPr>
+        <w:ind w:left="1440" w:hanging="360"/>
+      </w:pPr>
+    </w:lvl>
+    <w:lvl w:ilvl="2" w:tplc="0419001B" w:tentative="1">
+      <w:start w:val="1"/>
+      <w:numFmt w:val="lowerRoman"/>
+      <w:lvlText w:val="%3."/>
+      <w:lvlJc w:val="right"/>
+      <w:pPr>
+        <w:ind w:left="2160" w:hanging="180"/>
+      </w:pPr>
+    </w:lvl>
+    <w:lvl w:ilvl="3" w:tplc="0419000F" w:tentative="1">
+      <w:start w:val="1"/>
+      <w:numFmt w:val="decimal"/>
+      <w:lvlText w:val="%4."/>
+      <w:lvlJc w:val="left"/>
+      <w:pPr>
+        <w:ind w:left="2880" w:hanging="360"/>
+      </w:pPr>
+    </w:lvl>
+    <w:lvl w:ilvl="4" w:tplc="04190019" w:tentative="1">
+      <w:start w:val="1"/>
+      <w:numFmt w:val="lowerLetter"/>
+      <w:lvlText w:val="%5."/>
+      <w:lvlJc w:val="left"/>
+      <w:pPr>
+        <w:ind w:left="3600" w:hanging="360"/>
+      </w:pPr>
+    </w:lvl>
+    <w:lvl w:ilvl="5" w:tplc="0419001B" w:tentative="1">
+      <w:start w:val="1"/>
+      <w:numFmt w:val="lowerRoman"/>
+      <w:lvlText w:val="%6."/>
+      <w:lvlJc w:val="right"/>
+      <w:pPr>
+        <w:ind w:left="4320" w:hanging="180"/>
+      </w:pPr>
+    </w:lvl>
+    <w:lvl w:ilvl="6" w:tplc="0419000F" w:tentative="1">
+      <w:start w:val="1"/>
+      <w:numFmt w:val="decimal"/>
+      <w:lvlText w:val="%7."/>
+      <w:lvlJc w:val="left"/>
+      <w:pPr>
+        <w:ind w:left="5040" w:hanging="360"/>
+      </w:pPr>
+    </w:lvl>
+    <w:lvl w:ilvl="7" w:tplc="04190019" w:tentative="1">
+      <w:start w:val="1"/>
+      <w:numFmt w:val="lowerLetter"/>
+      <w:lvlText w:val="%8."/>
+      <w:lvlJc w:val="left"/>
+      <w:pPr>
+        <w:ind w:left="5760" w:hanging="360"/>
+      </w:pPr>
+    </w:lvl>
+    <w:lvl w:ilvl="8" w:tplc="0419001B" w:tentative="1">
+      <w:start w:val="1"/>
+      <w:numFmt w:val="lowerRoman"/>
+      <w:lvlText w:val="%9."/>
+      <w:lvlJc w:val="right"/>
+      <w:pPr>
+        <w:ind w:left="6480" w:hanging="180"/>
+      </w:pPr>
+    </w:lvl>
+  </w:abstractNum>
+  <w:abstractNum w:abstractNumId="13">
     <w:nsid w:val="7CEA6E76"/>
     <w:multiLevelType w:val="hybridMultilevel"/>
     <w:tmpl w:val="66322542"/>
@@ -27294,7 +27448,7 @@
     <w:abstractNumId w:val="5"/>
   </w:num>
   <w:num w:numId="6">
-    <w:abstractNumId w:val="12"/>
+    <w:abstractNumId w:val="13"/>
   </w:num>
   <w:num w:numId="7">
     <w:abstractNumId w:val="6"/>
@@ -27316,6 +27470,9 @@
   </w:num>
   <w:num w:numId="13">
     <w:abstractNumId w:val="2"/>
+  </w:num>
+  <w:num w:numId="14">
+    <w:abstractNumId w:val="12"/>
   </w:num>
 </w:numbering>
 </file>
@@ -27860,292 +28017,6 @@
 </w:styles>
 </file>
 
-<file path=word/glossary/document.xml><?xml version="1.0" encoding="utf-8"?>
-<w:glossaryDocument xmlns:ve="http://schemas.openxmlformats.org/markup-compatibility/2006" xmlns:o="urn:schemas-microsoft-com:office:office" xmlns:r="http://schemas.openxmlformats.org/officeDocument/2006/relationships" xmlns:m="http://schemas.openxmlformats.org/officeDocument/2006/math" xmlns:v="urn:schemas-microsoft-com:vml" xmlns:wp="http://schemas.openxmlformats.org/drawingml/2006/wordprocessingDrawing" xmlns:w10="urn:schemas-microsoft-com:office:word" xmlns:w="http://schemas.openxmlformats.org/wordprocessingml/2006/main" xmlns:wne="http://schemas.microsoft.com/office/word/2006/wordml">
-  <w:docParts/>
-</w:glossaryDocument>
-</file>
-
-<file path=word/glossary/fontTable.xml><?xml version="1.0" encoding="utf-8"?>
-<w:fonts xmlns:r="http://schemas.openxmlformats.org/officeDocument/2006/relationships" xmlns:w="http://schemas.openxmlformats.org/wordprocessingml/2006/main">
-  <w:font w:name="Times New Roman">
-    <w:panose1 w:val="02020603050405020304"/>
-    <w:charset w:val="CC"/>
-    <w:family w:val="roman"/>
-    <w:pitch w:val="variable"/>
-    <w:sig w:usb0="E0002EFF" w:usb1="C000785B" w:usb2="00000009" w:usb3="00000000" w:csb0="000001FF" w:csb1="00000000"/>
-  </w:font>
-  <w:font w:name="Calibri">
-    <w:panose1 w:val="020F0502020204030204"/>
-    <w:charset w:val="CC"/>
-    <w:family w:val="swiss"/>
-    <w:pitch w:val="variable"/>
-    <w:sig w:usb0="E4002EFF" w:usb1="C200247B" w:usb2="00000009" w:usb3="00000000" w:csb0="000001FF" w:csb1="00000000"/>
-  </w:font>
-  <w:font w:name="Cambria">
-    <w:panose1 w:val="02040503050406030204"/>
-    <w:charset w:val="CC"/>
-    <w:family w:val="roman"/>
-    <w:pitch w:val="variable"/>
-    <w:sig w:usb0="E00006FF" w:usb1="420024FF" w:usb2="02000000" w:usb3="00000000" w:csb0="0000019F" w:csb1="00000000"/>
-  </w:font>
-  <w:font w:name="Tahoma">
-    <w:panose1 w:val="020B0604030504040204"/>
-    <w:charset w:val="CC"/>
-    <w:family w:val="swiss"/>
-    <w:pitch w:val="variable"/>
-    <w:sig w:usb0="E1002EFF" w:usb1="C000605B" w:usb2="00000029" w:usb3="00000000" w:csb0="000101FF" w:csb1="00000000"/>
-  </w:font>
-  <w:font w:name="Cambria Math">
-    <w:panose1 w:val="02040503050406030204"/>
-    <w:charset w:val="CC"/>
-    <w:family w:val="roman"/>
-    <w:pitch w:val="variable"/>
-    <w:sig w:usb0="E00006FF" w:usb1="420024FF" w:usb2="02000000" w:usb3="00000000" w:csb0="0000019F" w:csb1="00000000"/>
-  </w:font>
-</w:fonts>
-</file>
-
-<file path=word/glossary/settings.xml><?xml version="1.0" encoding="utf-8"?>
-<w:settings xmlns:o="urn:schemas-microsoft-com:office:office" xmlns:r="http://schemas.openxmlformats.org/officeDocument/2006/relationships" xmlns:m="http://schemas.openxmlformats.org/officeDocument/2006/math" xmlns:v="urn:schemas-microsoft-com:vml" xmlns:w10="urn:schemas-microsoft-com:office:word" xmlns:w="http://schemas.openxmlformats.org/wordprocessingml/2006/main" xmlns:sl="http://schemas.openxmlformats.org/schemaLibrary/2006/main">
-  <w:view w:val="normal"/>
-  <w:defaultTabStop w:val="708"/>
-  <w:characterSpacingControl w:val="doNotCompress"/>
-  <w:compat>
-    <w:useFELayout/>
-  </w:compat>
-  <w:rsids>
-    <w:rsidRoot w:val="001C361B"/>
-    <w:rsid w:val="00144F90"/>
-    <w:rsid w:val="001C361B"/>
-  </w:rsids>
-  <m:mathPr>
-    <m:mathFont m:val="Cambria Math"/>
-    <m:brkBin m:val="before"/>
-    <m:brkBinSub m:val="--"/>
-    <m:smallFrac m:val="off"/>
-    <m:dispDef/>
-    <m:lMargin m:val="0"/>
-    <m:rMargin m:val="0"/>
-    <m:defJc m:val="centerGroup"/>
-    <m:wrapIndent m:val="1440"/>
-    <m:intLim m:val="subSup"/>
-    <m:naryLim m:val="undOvr"/>
-  </m:mathPr>
-  <w:themeFontLang w:val="ru-RU"/>
-  <w:clrSchemeMapping w:bg1="light1" w:t1="dark1" w:bg2="light2" w:t2="dark2" w:accent1="accent1" w:accent2="accent2" w:accent3="accent3" w:accent4="accent4" w:accent5="accent5" w:accent6="accent6" w:hyperlink="hyperlink" w:followedHyperlink="followedHyperlink"/>
-  <w:decimalSymbol w:val=","/>
-  <w:listSeparator w:val=";"/>
-</w:settings>
-</file>
-
-<file path=word/glossary/styles.xml><?xml version="1.0" encoding="utf-8"?>
-<w:styles xmlns:r="http://schemas.openxmlformats.org/officeDocument/2006/relationships" xmlns:w="http://schemas.openxmlformats.org/wordprocessingml/2006/main">
-  <w:docDefaults>
-    <w:rPrDefault>
-      <w:rPr>
-        <w:rFonts w:asciiTheme="minorHAnsi" w:eastAsiaTheme="minorEastAsia" w:hAnsiTheme="minorHAnsi" w:cstheme="minorBidi"/>
-        <w:sz w:val="22"/>
-        <w:szCs w:val="22"/>
-        <w:lang w:val="ru-RU" w:eastAsia="ru-RU" w:bidi="ar-SA"/>
-      </w:rPr>
-    </w:rPrDefault>
-    <w:pPrDefault>
-      <w:pPr>
-        <w:spacing w:after="200" w:line="276" w:lineRule="auto"/>
-      </w:pPr>
-    </w:pPrDefault>
-  </w:docDefaults>
-  <w:latentStyles w:defLockedState="0" w:defUIPriority="99" w:defSemiHidden="1" w:defUnhideWhenUsed="1" w:defQFormat="0" w:count="267">
-    <w:lsdException w:name="Normal" w:semiHidden="0" w:uiPriority="0" w:unhideWhenUsed="0" w:qFormat="1"/>
-    <w:lsdException w:name="heading 1" w:semiHidden="0" w:uiPriority="9" w:unhideWhenUsed="0" w:qFormat="1"/>
-    <w:lsdException w:name="heading 2" w:uiPriority="9" w:qFormat="1"/>
-    <w:lsdException w:name="heading 3" w:uiPriority="9" w:qFormat="1"/>
-    <w:lsdException w:name="heading 4" w:uiPriority="9" w:qFormat="1"/>
-    <w:lsdException w:name="heading 5" w:uiPriority="9" w:qFormat="1"/>
-    <w:lsdException w:name="heading 6" w:uiPriority="9" w:qFormat="1"/>
-    <w:lsdException w:name="heading 7" w:uiPriority="9" w:qFormat="1"/>
-    <w:lsdException w:name="heading 8" w:uiPriority="9" w:qFormat="1"/>
-    <w:lsdException w:name="heading 9" w:uiPriority="9" w:qFormat="1"/>
-    <w:lsdException w:name="toc 1" w:uiPriority="39"/>
-    <w:lsdException w:name="toc 2" w:uiPriority="39"/>
-    <w:lsdException w:name="toc 3" w:uiPriority="39"/>
-    <w:lsdException w:name="toc 4" w:uiPriority="39"/>
-    <w:lsdException w:name="toc 5" w:uiPriority="39"/>
-    <w:lsdException w:name="toc 6" w:uiPriority="39"/>
-    <w:lsdException w:name="toc 7" w:uiPriority="39"/>
-    <w:lsdException w:name="toc 8" w:uiPriority="39"/>
-    <w:lsdException w:name="toc 9" w:uiPriority="39"/>
-    <w:lsdException w:name="caption" w:uiPriority="35" w:qFormat="1"/>
-    <w:lsdException w:name="Title" w:semiHidden="0" w:uiPriority="10" w:unhideWhenUsed="0" w:qFormat="1"/>
-    <w:lsdException w:name="Default Paragraph Font" w:uiPriority="1"/>
-    <w:lsdException w:name="Subtitle" w:semiHidden="0" w:uiPriority="11" w:unhideWhenUsed="0" w:qFormat="1"/>
-    <w:lsdException w:name="Strong" w:semiHidden="0" w:uiPriority="22" w:unhideWhenUsed="0" w:qFormat="1"/>
-    <w:lsdException w:name="Emphasis" w:semiHidden="0" w:uiPriority="20" w:unhideWhenUsed="0" w:qFormat="1"/>
-    <w:lsdException w:name="Table Grid" w:semiHidden="0" w:uiPriority="59" w:unhideWhenUsed="0"/>
-    <w:lsdException w:name="Placeholder Text" w:unhideWhenUsed="0"/>
-    <w:lsdException w:name="No Spacing" w:semiHidden="0" w:uiPriority="1" w:unhideWhenUsed="0" w:qFormat="1"/>
-    <w:lsdException w:name="Light Shading" w:semiHidden="0" w:uiPriority="60" w:unhideWhenUsed="0"/>
-    <w:lsdException w:name="Light List" w:semiHidden="0" w:uiPriority="61" w:unhideWhenUsed="0"/>
-    <w:lsdException w:name="Light Grid" w:semiHidden="0" w:uiPriority="62" w:unhideWhenUsed="0"/>
-    <w:lsdException w:name="Medium Shading 1" w:semiHidden="0" w:uiPriority="63" w:unhideWhenUsed="0"/>
-    <w:lsdException w:name="Medium Shading 2" w:semiHidden="0" w:uiPriority="64" w:unhideWhenUsed="0"/>
-    <w:lsdException w:name="Medium List 1" w:semiHidden="0" w:uiPriority="65" w:unhideWhenUsed="0"/>
-    <w:lsdException w:name="Medium List 2" w:semiHidden="0" w:uiPriority="66" w:unhideWhenUsed="0"/>
-    <w:lsdException w:name="Medium Grid 1" w:semiHidden="0" w:uiPriority="67" w:unhideWhenUsed="0"/>
-    <w:lsdException w:name="Medium Grid 2" w:semiHidden="0" w:uiPriority="68" w:unhideWhenUsed="0"/>
-    <w:lsdException w:name="Medium Grid 3" w:semiHidden="0" w:uiPriority="69" w:unhideWhenUsed="0"/>
-    <w:lsdException w:name="Dark List" w:semiHidden="0" w:uiPriority="70" w:unhideWhenUsed="0"/>
-    <w:lsdException w:name="Colorful Shading" w:semiHidden="0" w:uiPriority="71" w:unhideWhenUsed="0"/>
-    <w:lsdException w:name="Colorful List" w:semiHidden="0" w:uiPriority="72" w:unhideWhenUsed="0"/>
-    <w:lsdException w:name="Colorful Grid" w:semiHidden="0" w:uiPriority="73" w:unhideWhenUsed="0"/>
-    <w:lsdException w:name="Light Shading Accent 1" w:semiHidden="0" w:uiPriority="60" w:unhideWhenUsed="0"/>
-    <w:lsdException w:name="Light List Accent 1" w:semiHidden="0" w:uiPriority="61" w:unhideWhenUsed="0"/>
-    <w:lsdException w:name="Light Grid Accent 1" w:semiHidden="0" w:uiPriority="62" w:unhideWhenUsed="0"/>
-    <w:lsdException w:name="Medium Shading 1 Accent 1" w:semiHidden="0" w:uiPriority="63" w:unhideWhenUsed="0"/>
-    <w:lsdException w:name="Medium Shading 2 Accent 1" w:semiHidden="0" w:uiPriority="64" w:unhideWhenUsed="0"/>
-    <w:lsdException w:name="Medium List 1 Accent 1" w:semiHidden="0" w:uiPriority="65" w:unhideWhenUsed="0"/>
-    <w:lsdException w:name="Revision" w:unhideWhenUsed="0"/>
-    <w:lsdException w:name="List Paragraph" w:semiHidden="0" w:uiPriority="34" w:unhideWhenUsed="0" w:qFormat="1"/>
-    <w:lsdException w:name="Quote" w:semiHidden="0" w:uiPriority="29" w:unhideWhenUsed="0" w:qFormat="1"/>
-    <w:lsdException w:name="Intense Quote" w:semiHidden="0" w:uiPriority="30" w:unhideWhenUsed="0" w:qFormat="1"/>
-    <w:lsdException w:name="Medium List 2 Accent 1" w:semiHidden="0" w:uiPriority="66" w:unhideWhenUsed="0"/>
-    <w:lsdException w:name="Medium Grid 1 Accent 1" w:semiHidden="0" w:uiPriority="67" w:unhideWhenUsed="0"/>
-    <w:lsdException w:name="Medium Grid 2 Accent 1" w:semiHidden="0" w:uiPriority="68" w:unhideWhenUsed="0"/>
-    <w:lsdException w:name="Medium Grid 3 Accent 1" w:semiHidden="0" w:uiPriority="69" w:unhideWhenUsed="0"/>
-    <w:lsdException w:name="Dark List Accent 1" w:semiHidden="0" w:uiPriority="70" w:unhideWhenUsed="0"/>
-    <w:lsdException w:name="Colorful Shading Accent 1" w:semiHidden="0" w:uiPriority="71" w:unhideWhenUsed="0"/>
-    <w:lsdException w:name="Colorful List Accent 1" w:semiHidden="0" w:uiPriority="72" w:unhideWhenUsed="0"/>
-    <w:lsdException w:name="Colorful Grid Accent 1" w:semiHidden="0" w:uiPriority="73" w:unhideWhenUsed="0"/>
-    <w:lsdException w:name="Light Shading Accent 2" w:semiHidden="0" w:uiPriority="60" w:unhideWhenUsed="0"/>
-    <w:lsdException w:name="Light List Accent 2" w:semiHidden="0" w:uiPriority="61" w:unhideWhenUsed="0"/>
-    <w:lsdException w:name="Light Grid Accent 2" w:semiHidden="0" w:uiPriority="62" w:unhideWhenUsed="0"/>
-    <w:lsdException w:name="Medium Shading 1 Accent 2" w:semiHidden="0" w:uiPriority="63" w:unhideWhenUsed="0"/>
-    <w:lsdException w:name="Medium Shading 2 Accent 2" w:semiHidden="0" w:uiPriority="64" w:unhideWhenUsed="0"/>
-    <w:lsdException w:name="Medium List 1 Accent 2" w:semiHidden="0" w:uiPriority="65" w:unhideWhenUsed="0"/>
-    <w:lsdException w:name="Medium List 2 Accent 2" w:semiHidden="0" w:uiPriority="66" w:unhideWhenUsed="0"/>
-    <w:lsdException w:name="Medium Grid 1 Accent 2" w:semiHidden="0" w:uiPriority="67" w:unhideWhenUsed="0"/>
-    <w:lsdException w:name="Medium Grid 2 Accent 2" w:semiHidden="0" w:uiPriority="68" w:unhideWhenUsed="0"/>
-    <w:lsdException w:name="Medium Grid 3 Accent 2" w:semiHidden="0" w:uiPriority="69" w:unhideWhenUsed="0"/>
-    <w:lsdException w:name="Dark List Accent 2" w:semiHidden="0" w:uiPriority="70" w:unhideWhenUsed="0"/>
-    <w:lsdException w:name="Colorful Shading Accent 2" w:semiHidden="0" w:uiPriority="71" w:unhideWhenUsed="0"/>
-    <w:lsdException w:name="Colorful List Accent 2" w:semiHidden="0" w:uiPriority="72" w:unhideWhenUsed="0"/>
-    <w:lsdException w:name="Colorful Grid Accent 2" w:semiHidden="0" w:uiPriority="73" w:unhideWhenUsed="0"/>
-    <w:lsdException w:name="Light Shading Accent 3" w:semiHidden="0" w:uiPriority="60" w:unhideWhenUsed="0"/>
-    <w:lsdException w:name="Light List Accent 3" w:semiHidden="0" w:uiPriority="61" w:unhideWhenUsed="0"/>
-    <w:lsdException w:name="Light Grid Accent 3" w:semiHidden="0" w:uiPriority="62" w:unhideWhenUsed="0"/>
-    <w:lsdException w:name="Medium Shading 1 Accent 3" w:semiHidden="0" w:uiPriority="63" w:unhideWhenUsed="0"/>
-    <w:lsdException w:name="Medium Shading 2 Accent 3" w:semiHidden="0" w:uiPriority="64" w:unhideWhenUsed="0"/>
-    <w:lsdException w:name="Medium List 1 Accent 3" w:semiHidden="0" w:uiPriority="65" w:unhideWhenUsed="0"/>
-    <w:lsdException w:name="Medium List 2 Accent 3" w:semiHidden="0" w:uiPriority="66" w:unhideWhenUsed="0"/>
-    <w:lsdException w:name="Medium Grid 1 Accent 3" w:semiHidden="0" w:uiPriority="67" w:unhideWhenUsed="0"/>
-    <w:lsdException w:name="Medium Grid 2 Accent 3" w:semiHidden="0" w:uiPriority="68" w:unhideWhenUsed="0"/>
-    <w:lsdException w:name="Medium Grid 3 Accent 3" w:semiHidden="0" w:uiPriority="69" w:unhideWhenUsed="0"/>
-    <w:lsdException w:name="Dark List Accent 3" w:semiHidden="0" w:uiPriority="70" w:unhideWhenUsed="0"/>
-    <w:lsdException w:name="Colorful Shading Accent 3" w:semiHidden="0" w:uiPriority="71" w:unhideWhenUsed="0"/>
-    <w:lsdException w:name="Colorful List Accent 3" w:semiHidden="0" w:uiPriority="72" w:unhideWhenUsed="0"/>
-    <w:lsdException w:name="Colorful Grid Accent 3" w:semiHidden="0" w:uiPriority="73" w:unhideWhenUsed="0"/>
-    <w:lsdException w:name="Light Shading Accent 4" w:semiHidden="0" w:uiPriority="60" w:unhideWhenUsed="0"/>
-    <w:lsdException w:name="Light List Accent 4" w:semiHidden="0" w:uiPriority="61" w:unhideWhenUsed="0"/>
-    <w:lsdException w:name="Light Grid Accent 4" w:semiHidden="0" w:uiPriority="62" w:unhideWhenUsed="0"/>
-    <w:lsdException w:name="Medium Shading 1 Accent 4" w:semiHidden="0" w:uiPriority="63" w:unhideWhenUsed="0"/>
-    <w:lsdException w:name="Medium Shading 2 Accent 4" w:semiHidden="0" w:uiPriority="64" w:unhideWhenUsed="0"/>
-    <w:lsdException w:name="Medium List 1 Accent 4" w:semiHidden="0" w:uiPriority="65" w:unhideWhenUsed="0"/>
-    <w:lsdException w:name="Medium List 2 Accent 4" w:semiHidden="0" w:uiPriority="66" w:unhideWhenUsed="0"/>
-    <w:lsdException w:name="Medium Grid 1 Accent 4" w:semiHidden="0" w:uiPriority="67" w:unhideWhenUsed="0"/>
-    <w:lsdException w:name="Medium Grid 2 Accent 4" w:semiHidden="0" w:uiPriority="68" w:unhideWhenUsed="0"/>
-    <w:lsdException w:name="Medium Grid 3 Accent 4" w:semiHidden="0" w:uiPriority="69" w:unhideWhenUsed="0"/>
-    <w:lsdException w:name="Dark List Accent 4" w:semiHidden="0" w:uiPriority="70" w:unhideWhenUsed="0"/>
-    <w:lsdException w:name="Colorful Shading Accent 4" w:semiHidden="0" w:uiPriority="71" w:unhideWhenUsed="0"/>
-    <w:lsdException w:name="Colorful List Accent 4" w:semiHidden="0" w:uiPriority="72" w:unhideWhenUsed="0"/>
-    <w:lsdException w:name="Colorful Grid Accent 4" w:semiHidden="0" w:uiPriority="73" w:unhideWhenUsed="0"/>
-    <w:lsdException w:name="Light Shading Accent 5" w:semiHidden="0" w:uiPriority="60" w:unhideWhenUsed="0"/>
-    <w:lsdException w:name="Light List Accent 5" w:semiHidden="0" w:uiPriority="61" w:unhideWhenUsed="0"/>
-    <w:lsdException w:name="Light Grid Accent 5" w:semiHidden="0" w:uiPriority="62" w:unhideWhenUsed="0"/>
-    <w:lsdException w:name="Medium Shading 1 Accent 5" w:semiHidden="0" w:uiPriority="63" w:unhideWhenUsed="0"/>
-    <w:lsdException w:name="Medium Shading 2 Accent 5" w:semiHidden="0" w:uiPriority="64" w:unhideWhenUsed="0"/>
-    <w:lsdException w:name="Medium List 1 Accent 5" w:semiHidden="0" w:uiPriority="65" w:unhideWhenUsed="0"/>
-    <w:lsdException w:name="Medium List 2 Accent 5" w:semiHidden="0" w:uiPriority="66" w:unhideWhenUsed="0"/>
-    <w:lsdException w:name="Medium Grid 1 Accent 5" w:semiHidden="0" w:uiPriority="67" w:unhideWhenUsed="0"/>
-    <w:lsdException w:name="Medium Grid 2 Accent 5" w:semiHidden="0" w:uiPriority="68" w:unhideWhenUsed="0"/>
-    <w:lsdException w:name="Medium Grid 3 Accent 5" w:semiHidden="0" w:uiPriority="69" w:unhideWhenUsed="0"/>
-    <w:lsdException w:name="Dark List Accent 5" w:semiHidden="0" w:uiPriority="70" w:unhideWhenUsed="0"/>
-    <w:lsdException w:name="Colorful Shading Accent 5" w:semiHidden="0" w:uiPriority="71" w:unhideWhenUsed="0"/>
-    <w:lsdException w:name="Colorful List Accent 5" w:semiHidden="0" w:uiPriority="72" w:unhideWhenUsed="0"/>
-    <w:lsdException w:name="Colorful Grid Accent 5" w:semiHidden="0" w:uiPriority="73" w:unhideWhenUsed="0"/>
-    <w:lsdException w:name="Light Shading Accent 6" w:semiHidden="0" w:uiPriority="60" w:unhideWhenUsed="0"/>
-    <w:lsdException w:name="Light List Accent 6" w:semiHidden="0" w:uiPriority="61" w:unhideWhenUsed="0"/>
-    <w:lsdException w:name="Light Grid Accent 6" w:semiHidden="0" w:uiPriority="62" w:unhideWhenUsed="0"/>
-    <w:lsdException w:name="Medium Shading 1 Accent 6" w:semiHidden="0" w:uiPriority="63" w:unhideWhenUsed="0"/>
-    <w:lsdException w:name="Medium Shading 2 Accent 6" w:semiHidden="0" w:uiPriority="64" w:unhideWhenUsed="0"/>
-    <w:lsdException w:name="Medium List 1 Accent 6" w:semiHidden="0" w:uiPriority="65" w:unhideWhenUsed="0"/>
-    <w:lsdException w:name="Medium List 2 Accent 6" w:semiHidden="0" w:uiPriority="66" w:unhideWhenUsed="0"/>
-    <w:lsdException w:name="Medium Grid 1 Accent 6" w:semiHidden="0" w:uiPriority="67" w:unhideWhenUsed="0"/>
-    <w:lsdException w:name="Medium Grid 2 Accent 6" w:semiHidden="0" w:uiPriority="68" w:unhideWhenUsed="0"/>
-    <w:lsdException w:name="Medium Grid 3 Accent 6" w:semiHidden="0" w:uiPriority="69" w:unhideWhenUsed="0"/>
-    <w:lsdException w:name="Dark List Accent 6" w:semiHidden="0" w:uiPriority="70" w:unhideWhenUsed="0"/>
-    <w:lsdException w:name="Colorful Shading Accent 6" w:semiHidden="0" w:uiPriority="71" w:unhideWhenUsed="0"/>
-    <w:lsdException w:name="Colorful List Accent 6" w:semiHidden="0" w:uiPriority="72" w:unhideWhenUsed="0"/>
-    <w:lsdException w:name="Colorful Grid Accent 6" w:semiHidden="0" w:uiPriority="73" w:unhideWhenUsed="0"/>
-    <w:lsdException w:name="Subtle Emphasis" w:semiHidden="0" w:uiPriority="19" w:unhideWhenUsed="0" w:qFormat="1"/>
-    <w:lsdException w:name="Intense Emphasis" w:semiHidden="0" w:uiPriority="21" w:unhideWhenUsed="0" w:qFormat="1"/>
-    <w:lsdException w:name="Subtle Reference" w:semiHidden="0" w:uiPriority="31" w:unhideWhenUsed="0" w:qFormat="1"/>
-    <w:lsdException w:name="Intense Reference" w:semiHidden="0" w:uiPriority="32" w:unhideWhenUsed="0" w:qFormat="1"/>
-    <w:lsdException w:name="Book Title" w:semiHidden="0" w:uiPriority="33" w:unhideWhenUsed="0" w:qFormat="1"/>
-    <w:lsdException w:name="Bibliography" w:uiPriority="37"/>
-    <w:lsdException w:name="TOC Heading" w:uiPriority="39" w:qFormat="1"/>
-  </w:latentStyles>
-  <w:style w:type="paragraph" w:default="1" w:styleId="a">
-    <w:name w:val="Normal"/>
-    <w:qFormat/>
-  </w:style>
-  <w:style w:type="character" w:default="1" w:styleId="a0">
-    <w:name w:val="Default Paragraph Font"/>
-    <w:uiPriority w:val="1"/>
-    <w:semiHidden/>
-    <w:unhideWhenUsed/>
-  </w:style>
-  <w:style w:type="table" w:default="1" w:styleId="a1">
-    <w:name w:val="Normal Table"/>
-    <w:uiPriority w:val="99"/>
-    <w:semiHidden/>
-    <w:unhideWhenUsed/>
-    <w:qFormat/>
-    <w:tblPr>
-      <w:tblInd w:w="0" w:type="dxa"/>
-      <w:tblCellMar>
-        <w:top w:w="0" w:type="dxa"/>
-        <w:left w:w="108" w:type="dxa"/>
-        <w:bottom w:w="0" w:type="dxa"/>
-        <w:right w:w="108" w:type="dxa"/>
-      </w:tblCellMar>
-    </w:tblPr>
-  </w:style>
-  <w:style w:type="numbering" w:default="1" w:styleId="a2">
-    <w:name w:val="No List"/>
-    <w:uiPriority w:val="99"/>
-    <w:semiHidden/>
-    <w:unhideWhenUsed/>
-  </w:style>
-  <w:style w:type="character" w:styleId="a3">
-    <w:name w:val="Placeholder Text"/>
-    <w:basedOn w:val="a0"/>
-    <w:uiPriority w:val="99"/>
-    <w:semiHidden/>
-    <w:rsid w:val="001C361B"/>
-    <w:rPr>
-      <w:color w:val="808080"/>
-    </w:rPr>
-  </w:style>
-</w:styles>
-</file>
-
-<file path=word/glossary/webSettings.xml><?xml version="1.0" encoding="utf-8"?>
-<w:webSettings xmlns:r="http://schemas.openxmlformats.org/officeDocument/2006/relationships" xmlns:w="http://schemas.openxmlformats.org/wordprocessingml/2006/main">
-  <w:optimizeForBrowser/>
-</w:webSettings>
-</file>
-
 <file path=word/theme/theme1.xml><?xml version="1.0" encoding="utf-8"?>
 <a:theme xmlns:a="http://schemas.openxmlformats.org/drawingml/2006/main" name="Тема Office">
   <a:themeElements>
@@ -28434,7 +28305,7 @@
 </file>
 
 <file path=customXml/itemProps1.xml><?xml version="1.0" encoding="utf-8"?>
-<ds:datastoreItem xmlns:ds="http://schemas.openxmlformats.org/officeDocument/2006/customXml" ds:itemID="{DEAABE7E-45DC-4B5F-B94C-6FBD0AB25255}">
+<ds:datastoreItem xmlns:ds="http://schemas.openxmlformats.org/officeDocument/2006/customXml" ds:itemID="{C8B59E55-9872-404C-B8E8-D172F8868DA7}">
   <ds:schemaRefs>
     <ds:schemaRef ds:uri="http://schemas.openxmlformats.org/officeDocument/2006/bibliography"/>
   </ds:schemaRefs>

--- a/Диплом.docx
+++ b/Диплом.docx
@@ -2362,7 +2362,6 @@
           <w:rFonts w:ascii="Times New Roman" w:hAnsi="Times New Roman" w:cs="Times New Roman"/>
           <w:sz w:val="28"/>
           <w:szCs w:val="28"/>
-          <w:lang w:val="en-US"/>
         </w:rPr>
       </w:pPr>
       <w:r>
@@ -9173,6 +9172,13 @@
           <w:sz w:val="28"/>
         </w:rPr>
         <w:t xml:space="preserve"> Спектральная плотность мощности – параметр, характеризующий распределение мощности сигнала по частотным составляющим.</w:t>
+      </w:r>
+      <w:r>
+        <w:rPr>
+          <w:rFonts w:ascii="Times New Roman" w:hAnsi="Times New Roman" w:cs="Times New Roman"/>
+          <w:sz w:val="28"/>
+        </w:rPr>
+        <w:t xml:space="preserve"> На </w:t>
       </w:r>
     </w:p>
     <w:p>
@@ -12116,14 +12122,7 @@
                     <w:rFonts w:ascii="Cambria Math" w:hAnsi="Cambria Math" w:cs="Times New Roman"/>
                     <w:sz w:val="28"/>
                   </w:rPr>
-                  <m:t>ω</m:t>
-                </m:r>
-                <m:r>
-                  <w:rPr>
-                    <w:rFonts w:ascii="Cambria Math" w:hAnsi="Cambria Math" w:cs="Times New Roman"/>
-                    <w:sz w:val="28"/>
-                  </w:rPr>
-                  <m:t>t+</m:t>
+                  <m:t>ωt+</m:t>
                 </m:r>
                 <m:sSub>
                   <m:sSubPr>
@@ -26103,7 +26102,7 @@
             <w:rPr>
               <w:noProof/>
             </w:rPr>
-            <w:t>12</w:t>
+            <w:t>11</w:t>
           </w:r>
         </w:fldSimple>
       </w:p>

--- a/Диплом.docx
+++ b/Диплом.docx
@@ -458,6 +458,14 @@
           <w:szCs w:val="28"/>
         </w:rPr>
         <w:t xml:space="preserve"> – </w:t>
+      </w:r>
+      <w:r>
+        <w:rPr>
+          <w:rFonts w:ascii="Times New Roman" w:hAnsi="Times New Roman" w:cs="Times New Roman"/>
+          <w:sz w:val="28"/>
+          <w:szCs w:val="28"/>
+        </w:rPr>
+        <w:t>Хачкинаев Олег Витальевич</w:t>
       </w:r>
     </w:p>
     <w:p>
@@ -1057,7 +1065,7 @@
                 <w:noProof/>
                 <w:webHidden/>
               </w:rPr>
-              <w:t>8</w:t>
+              <w:t>9</w:t>
             </w:r>
             <w:r>
               <w:rPr>
@@ -1141,7 +1149,7 @@
                 <w:noProof/>
                 <w:webHidden/>
               </w:rPr>
-              <w:t>9</w:t>
+              <w:t>10</w:t>
             </w:r>
             <w:r>
               <w:rPr>
@@ -1240,7 +1248,7 @@
                 <w:noProof/>
                 <w:webHidden/>
               </w:rPr>
-              <w:t>11</w:t>
+              <w:t>13</w:t>
             </w:r>
             <w:r>
               <w:rPr>
@@ -1324,7 +1332,7 @@
                 <w:noProof/>
                 <w:webHidden/>
               </w:rPr>
-              <w:t>14</w:t>
+              <w:t>16</w:t>
             </w:r>
             <w:r>
               <w:rPr>
@@ -1393,7 +1401,7 @@
                 <w:noProof/>
                 <w:webHidden/>
               </w:rPr>
-              <w:t>18</w:t>
+              <w:t>20</w:t>
             </w:r>
             <w:r>
               <w:rPr>
@@ -1462,7 +1470,7 @@
                 <w:noProof/>
                 <w:webHidden/>
               </w:rPr>
-              <w:t>20</w:t>
+              <w:t>22</w:t>
             </w:r>
             <w:r>
               <w:rPr>
@@ -1546,7 +1554,7 @@
                 <w:noProof/>
                 <w:webHidden/>
               </w:rPr>
-              <w:t>20</w:t>
+              <w:t>22</w:t>
             </w:r>
             <w:r>
               <w:rPr>
@@ -1630,7 +1638,7 @@
                 <w:noProof/>
                 <w:webHidden/>
               </w:rPr>
-              <w:t>22</w:t>
+              <w:t>24</w:t>
             </w:r>
             <w:r>
               <w:rPr>
@@ -1714,7 +1722,7 @@
                 <w:noProof/>
                 <w:webHidden/>
               </w:rPr>
-              <w:t>23</w:t>
+              <w:t>25</w:t>
             </w:r>
             <w:r>
               <w:rPr>
@@ -1798,7 +1806,7 @@
                 <w:noProof/>
                 <w:webHidden/>
               </w:rPr>
-              <w:t>23</w:t>
+              <w:t>25</w:t>
             </w:r>
             <w:r>
               <w:rPr>
@@ -1882,7 +1890,7 @@
                 <w:noProof/>
                 <w:webHidden/>
               </w:rPr>
-              <w:t>26</w:t>
+              <w:t>28</w:t>
             </w:r>
             <w:r>
               <w:rPr>
@@ -1951,7 +1959,7 @@
                 <w:noProof/>
                 <w:webHidden/>
               </w:rPr>
-              <w:t>30</w:t>
+              <w:t>32</w:t>
             </w:r>
             <w:r>
               <w:rPr>
@@ -7782,6 +7790,70 @@
     </w:p>
     <w:p>
       <w:pPr>
+        <w:spacing w:after="160"/>
+        <w:ind w:firstLine="709"/>
+        <w:jc w:val="both"/>
+        <w:rPr>
+          <w:rFonts w:ascii="Times New Roman" w:hAnsi="Times New Roman" w:cs="Times New Roman"/>
+          <w:sz w:val="28"/>
+        </w:rPr>
+      </w:pPr>
+      <w:r>
+        <w:rPr>
+          <w:rFonts w:ascii="Times New Roman" w:hAnsi="Times New Roman" w:cs="Times New Roman"/>
+          <w:sz w:val="28"/>
+        </w:rPr>
+        <w:t>Для описания энергетических характеристик таких сигналов используется спектральная плотность мощности.</w:t>
+      </w:r>
+      <w:r>
+        <w:rPr>
+          <w:rFonts w:ascii="Times New Roman" w:hAnsi="Times New Roman" w:cs="Times New Roman"/>
+          <w:sz w:val="28"/>
+          <w:highlight w:val="cyan"/>
+        </w:rPr>
+        <w:t xml:space="preserve"> </w:t>
+      </w:r>
+      <w:r>
+        <w:rPr>
+          <w:rFonts w:ascii="Times New Roman" w:hAnsi="Times New Roman" w:cs="Times New Roman"/>
+          <w:sz w:val="28"/>
+          <w:highlight w:val="cyan"/>
+        </w:rPr>
+        <w:t xml:space="preserve">Спектральная плотность мощности – параметр, характеризующий распределение мощности сигнала по частотным составляющим. </w:t>
+      </w:r>
+    </w:p>
+    <w:p>
+      <w:pPr>
+        <w:spacing w:after="160"/>
+        <w:ind w:firstLine="709"/>
+        <w:jc w:val="both"/>
+        <w:rPr>
+          <w:rFonts w:ascii="Times New Roman" w:hAnsi="Times New Roman" w:cs="Times New Roman"/>
+          <w:sz w:val="28"/>
+        </w:rPr>
+      </w:pPr>
+      <w:r>
+        <w:rPr>
+          <w:rFonts w:ascii="Times New Roman" w:hAnsi="Times New Roman" w:cs="Times New Roman"/>
+          <w:sz w:val="28"/>
+          <w:highlight w:val="cyan"/>
+        </w:rPr>
+        <w:t>Важным способом представления сигналов с цифровой манипуляцией является сигнальное созвездие. Сигнальное созвездие — это графическое представление манипулированных радиосигналов в виде двухмерной точечной диаграммы на комплексной плоскости. Точки на такой диаграмме соответствуют возможным значениям комплексной амплитуды сигнала и представляют собой символы, передаваемые в модулированном сигнале.</w:t>
+      </w:r>
+    </w:p>
+    <w:p>
+      <w:pPr>
+        <w:spacing w:after="160"/>
+        <w:ind w:firstLine="709"/>
+        <w:jc w:val="both"/>
+        <w:rPr>
+          <w:rFonts w:ascii="Times New Roman" w:hAnsi="Times New Roman" w:cs="Times New Roman"/>
+          <w:sz w:val="28"/>
+        </w:rPr>
+      </w:pPr>
+    </w:p>
+    <w:p>
+      <w:pPr>
         <w:pStyle w:val="3"/>
         <w:numPr>
           <w:ilvl w:val="2"/>
@@ -7804,6 +7876,26 @@
         <w:t>Амплитудные методы манипуляции.</w:t>
       </w:r>
       <w:bookmarkEnd w:id="6"/>
+    </w:p>
+    <w:p>
+      <w:pPr>
+        <w:pStyle w:val="ac"/>
+        <w:spacing w:after="160"/>
+        <w:ind w:left="0" w:firstLine="709"/>
+        <w:jc w:val="both"/>
+        <w:rPr>
+          <w:rFonts w:ascii="Times New Roman" w:hAnsi="Times New Roman" w:cs="Times New Roman"/>
+          <w:sz w:val="28"/>
+        </w:rPr>
+      </w:pPr>
+      <w:r>
+        <w:rPr>
+          <w:rFonts w:ascii="Times New Roman" w:hAnsi="Times New Roman" w:cs="Times New Roman"/>
+          <w:sz w:val="28"/>
+          <w:highlight w:val="cyan"/>
+        </w:rPr>
+        <w:t>Амплитудная манипуляция (АМн) – процесс изменения несущего высокочастотного манипулируемого сигнала в соответствии с законом изменения амплитуды дискретного информационного сигнала.</w:t>
+      </w:r>
     </w:p>
     <w:p>
       <w:pPr>
@@ -8694,24 +8786,17 @@
         <w:jc w:val="center"/>
       </w:pPr>
       <w:r>
-        <w:rPr>
-          <w:rFonts w:ascii="Times New Roman" w:hAnsi="Times New Roman" w:cs="Times New Roman"/>
-          <w:noProof/>
-          <w:sz w:val="28"/>
-        </w:rPr>
         <w:drawing>
           <wp:inline distT="0" distB="0" distL="0" distR="0">
-            <wp:extent cx="2816656" cy="1463040"/>
-            <wp:effectExtent l="19050" t="0" r="2744" b="0"/>
-            <wp:docPr id="3" name="Рисунок 1"/>
-            <wp:cNvGraphicFramePr>
-              <a:graphicFrameLocks xmlns:a="http://schemas.openxmlformats.org/drawingml/2006/main" noChangeAspect="1"/>
-            </wp:cNvGraphicFramePr>
+            <wp:extent cx="4575810" cy="3352800"/>
+            <wp:effectExtent l="19050" t="0" r="0" b="0"/>
+            <wp:docPr id="1" name="Рисунок 1"/>
+            <wp:cNvGraphicFramePr/>
             <a:graphic xmlns:a="http://schemas.openxmlformats.org/drawingml/2006/main">
               <a:graphicData uri="http://schemas.openxmlformats.org/drawingml/2006/picture">
                 <pic:pic xmlns:pic="http://schemas.openxmlformats.org/drawingml/2006/picture">
                   <pic:nvPicPr>
-                    <pic:cNvPr id="0" name="Picture 1"/>
+                    <pic:cNvPr id="4099" name="Picture 2"/>
                     <pic:cNvPicPr>
                       <a:picLocks noChangeAspect="1" noChangeArrowheads="1"/>
                     </pic:cNvPicPr>
@@ -8726,7 +8811,7 @@
                   <pic:spPr bwMode="auto">
                     <a:xfrm>
                       <a:off x="0" y="0"/>
-                      <a:ext cx="2820136" cy="1464847"/>
+                      <a:ext cx="4575479" cy="3352558"/>
                     </a:xfrm>
                     <a:prstGeom prst="rect">
                       <a:avLst/>
@@ -8738,6 +8823,7 @@
                       <a:headEnd/>
                       <a:tailEnd/>
                     </a:ln>
+                    <a:effectLst/>
                   </pic:spPr>
                 </pic:pic>
               </a:graphicData>
@@ -8797,25 +8883,13 @@
         <w:rPr>
           <w:color w:val="auto"/>
         </w:rPr>
-        <w:t>. Модуляция ОО</w:t>
+        <w:t xml:space="preserve">. </w:t>
       </w:r>
       <w:r>
         <w:rPr>
           <w:color w:val="auto"/>
         </w:rPr>
-        <w:t>К - а) информационное сообщение; б) информационный сигнал;</w:t>
-      </w:r>
-      <w:r>
-        <w:rPr>
-          <w:color w:val="auto"/>
-        </w:rPr>
-        <w:t xml:space="preserve"> в) модулированный радиосигнал</w:t>
-      </w:r>
-      <w:r>
-        <w:rPr>
-          <w:color w:val="auto"/>
-        </w:rPr>
-        <w:t>.</w:t>
+        <w:t>Временное и спектральное представление формирования АМн сигнала.</w:t>
       </w:r>
     </w:p>
     <w:p>
@@ -9171,14 +9245,32 @@
           <w:rFonts w:ascii="Times New Roman" w:hAnsi="Times New Roman" w:cs="Times New Roman"/>
           <w:sz w:val="28"/>
         </w:rPr>
-        <w:t xml:space="preserve"> Спектральная плотность мощности – параметр, характеризующий распределение мощности сигнала по частотным составляющим.</w:t>
-      </w:r>
-      <w:r>
-        <w:rPr>
-          <w:rFonts w:ascii="Times New Roman" w:hAnsi="Times New Roman" w:cs="Times New Roman"/>
-          <w:sz w:val="28"/>
-        </w:rPr>
-        <w:t xml:space="preserve"> На </w:t>
+        <w:t xml:space="preserve"> </w:t>
+      </w:r>
+      <w:r>
+        <w:rPr>
+          <w:rFonts w:ascii="Times New Roman" w:hAnsi="Times New Roman" w:cs="Times New Roman"/>
+          <w:sz w:val="28"/>
+          <w:highlight w:val="cyan"/>
+        </w:rPr>
+        <w:t xml:space="preserve">На рисунке 7 представлена спектральная плотность мощности сигнала, прошедшего через различные </w:t>
+      </w:r>
+      <w:r>
+        <w:rPr>
+          <w:rFonts w:ascii="Times New Roman" w:hAnsi="Times New Roman" w:cs="Times New Roman"/>
+          <w:sz w:val="28"/>
+          <w:highlight w:val="cyan"/>
+          <w:lang w:val="en-US"/>
+        </w:rPr>
+        <w:t>baseband</w:t>
+      </w:r>
+      <w:r>
+        <w:rPr>
+          <w:rFonts w:ascii="Times New Roman" w:hAnsi="Times New Roman" w:cs="Times New Roman"/>
+          <w:sz w:val="28"/>
+          <w:highlight w:val="cyan"/>
+        </w:rPr>
+        <w:t>-фильтры.</w:t>
       </w:r>
     </w:p>
     <w:p>
@@ -9255,28 +9347,24 @@
       <w:r>
         <w:rPr>
           <w:color w:val="auto"/>
-          <w:highlight w:val="yellow"/>
         </w:rPr>
         <w:t xml:space="preserve">Рисунок </w:t>
       </w:r>
       <w:r>
         <w:rPr>
           <w:color w:val="auto"/>
-          <w:highlight w:val="yellow"/>
         </w:rPr>
         <w:fldChar w:fldCharType="begin"/>
       </w:r>
       <w:r>
         <w:rPr>
           <w:color w:val="auto"/>
-          <w:highlight w:val="yellow"/>
         </w:rPr>
         <w:instrText xml:space="preserve"> SEQ Рисунок \* ARABIC </w:instrText>
       </w:r>
       <w:r>
         <w:rPr>
           <w:color w:val="auto"/>
-          <w:highlight w:val="yellow"/>
         </w:rPr>
         <w:fldChar w:fldCharType="separate"/>
       </w:r>
@@ -9284,21 +9372,18 @@
         <w:rPr>
           <w:noProof/>
           <w:color w:val="auto"/>
-          <w:highlight w:val="yellow"/>
         </w:rPr>
         <w:t>7</w:t>
       </w:r>
       <w:r>
         <w:rPr>
           <w:color w:val="auto"/>
-          <w:highlight w:val="yellow"/>
         </w:rPr>
         <w:fldChar w:fldCharType="end"/>
       </w:r>
       <w:r>
         <w:rPr>
           <w:color w:val="auto"/>
-          <w:highlight w:val="yellow"/>
         </w:rPr>
         <w:t xml:space="preserve">. Спектральная плотность мощности ASK-сигнала. Форма импульса модулирующего сигнала: </w:t>
       </w:r>
@@ -9307,7 +9392,6 @@
           <w:rFonts w:cstheme="minorHAnsi"/>
           <w:bCs w:val="0"/>
           <w:color w:val="auto"/>
-          <w:highlight w:val="yellow"/>
         </w:rPr>
         <w:t>1 – прямоугольная, 2 – косинусоидальная, 3 – приподнятый косинус. Дискретная составляющая спектра не изображена</w:t>
       </w:r>
@@ -9316,7 +9400,6 @@
           <w:rFonts w:cstheme="minorHAnsi"/>
           <w:bCs w:val="0"/>
           <w:color w:val="auto"/>
-          <w:highlight w:val="yellow"/>
         </w:rPr>
         <w:t>.</w:t>
       </w:r>
@@ -9327,25 +9410,6 @@
         <w:ind w:firstLine="709"/>
         <w:rPr>
           <w:rFonts w:ascii="Times New Roman" w:hAnsi="Times New Roman" w:cs="Times New Roman"/>
-          <w:color w:val="FF0000"/>
-          <w:sz w:val="28"/>
-        </w:rPr>
-      </w:pPr>
-      <w:r>
-        <w:rPr>
-          <w:rFonts w:ascii="Times New Roman" w:hAnsi="Times New Roman" w:cs="Times New Roman"/>
-          <w:color w:val="FF0000"/>
-          <w:sz w:val="28"/>
-        </w:rPr>
-        <w:t>Убрать описания форм модулирующего сигнала под рисунком.</w:t>
-      </w:r>
-    </w:p>
-    <w:p>
-      <w:pPr>
-        <w:spacing w:after="160"/>
-        <w:ind w:firstLine="709"/>
-        <w:rPr>
-          <w:rFonts w:ascii="Times New Roman" w:hAnsi="Times New Roman" w:cs="Times New Roman"/>
           <w:sz w:val="28"/>
         </w:rPr>
       </w:pPr>
@@ -9363,6 +9427,20 @@
           <w:lang w:val="en-US"/>
         </w:rPr>
         <w:t>OOK</w:t>
+      </w:r>
+      <w:r>
+        <w:rPr>
+          <w:rFonts w:ascii="Times New Roman" w:hAnsi="Times New Roman" w:cs="Times New Roman"/>
+          <w:sz w:val="28"/>
+        </w:rPr>
+        <w:t xml:space="preserve"> прямоугольной формы</w:t>
+      </w:r>
+      <w:r>
+        <w:rPr>
+          <w:rFonts w:ascii="Times New Roman" w:hAnsi="Times New Roman" w:cs="Times New Roman"/>
+          <w:sz w:val="28"/>
+        </w:rPr>
+        <w:t xml:space="preserve"> имеет вид</w:t>
       </w:r>
       <w:r>
         <w:rPr>
@@ -10745,6 +10823,144 @@
     </w:p>
     <w:p>
       <w:pPr>
+        <w:keepNext/>
+        <w:jc w:val="center"/>
+      </w:pPr>
+      <w:r>
+        <w:rPr>
+          <w:noProof/>
+          <w:color w:val="FF0000"/>
+        </w:rPr>
+        <w:drawing>
+          <wp:inline distT="0" distB="0" distL="0" distR="0">
+            <wp:extent cx="3627120" cy="1708797"/>
+            <wp:effectExtent l="19050" t="0" r="0" b="0"/>
+            <wp:docPr id="18" name="Рисунок 1"/>
+            <wp:cNvGraphicFramePr>
+              <a:graphicFrameLocks xmlns:a="http://schemas.openxmlformats.org/drawingml/2006/main" noChangeAspect="1"/>
+            </wp:cNvGraphicFramePr>
+            <a:graphic xmlns:a="http://schemas.openxmlformats.org/drawingml/2006/main">
+              <a:graphicData uri="http://schemas.openxmlformats.org/drawingml/2006/picture">
+                <pic:pic xmlns:pic="http://schemas.openxmlformats.org/drawingml/2006/picture">
+                  <pic:nvPicPr>
+                    <pic:cNvPr id="0" name="Picture 1"/>
+                    <pic:cNvPicPr>
+                      <a:picLocks noChangeAspect="1" noChangeArrowheads="1"/>
+                    </pic:cNvPicPr>
+                  </pic:nvPicPr>
+                  <pic:blipFill>
+                    <a:blip r:embed="rId16"/>
+                    <a:srcRect/>
+                    <a:stretch>
+                      <a:fillRect/>
+                    </a:stretch>
+                  </pic:blipFill>
+                  <pic:spPr bwMode="auto">
+                    <a:xfrm>
+                      <a:off x="0" y="0"/>
+                      <a:ext cx="3627120" cy="1708797"/>
+                    </a:xfrm>
+                    <a:prstGeom prst="rect">
+                      <a:avLst/>
+                    </a:prstGeom>
+                    <a:noFill/>
+                    <a:ln w="9525">
+                      <a:noFill/>
+                      <a:miter lim="800000"/>
+                      <a:headEnd/>
+                      <a:tailEnd/>
+                    </a:ln>
+                  </pic:spPr>
+                </pic:pic>
+              </a:graphicData>
+            </a:graphic>
+          </wp:inline>
+        </w:drawing>
+      </w:r>
+    </w:p>
+    <w:p>
+      <w:pPr>
+        <w:pStyle w:val="af"/>
+        <w:jc w:val="center"/>
+        <w:rPr>
+          <w:color w:val="auto"/>
+        </w:rPr>
+      </w:pPr>
+      <w:r>
+        <w:rPr>
+          <w:color w:val="auto"/>
+          <w:highlight w:val="cyan"/>
+        </w:rPr>
+        <w:t xml:space="preserve">Рисунок </w:t>
+      </w:r>
+      <w:r>
+        <w:rPr>
+          <w:color w:val="auto"/>
+          <w:highlight w:val="cyan"/>
+        </w:rPr>
+        <w:fldChar w:fldCharType="begin"/>
+      </w:r>
+      <w:r>
+        <w:rPr>
+          <w:color w:val="auto"/>
+          <w:highlight w:val="cyan"/>
+        </w:rPr>
+        <w:instrText xml:space="preserve"> SEQ Рисунок \* ARABIC </w:instrText>
+      </w:r>
+      <w:r>
+        <w:rPr>
+          <w:color w:val="auto"/>
+          <w:highlight w:val="cyan"/>
+        </w:rPr>
+        <w:fldChar w:fldCharType="separate"/>
+      </w:r>
+      <w:r>
+        <w:rPr>
+          <w:noProof/>
+          <w:color w:val="auto"/>
+          <w:highlight w:val="cyan"/>
+        </w:rPr>
+        <w:t>9</w:t>
+      </w:r>
+      <w:r>
+        <w:rPr>
+          <w:color w:val="auto"/>
+          <w:highlight w:val="cyan"/>
+        </w:rPr>
+        <w:fldChar w:fldCharType="end"/>
+      </w:r>
+      <w:r>
+        <w:rPr>
+          <w:color w:val="auto"/>
+          <w:highlight w:val="cyan"/>
+        </w:rPr>
+        <w:t>. Сигнальное созвездие сигнала 8</w:t>
+      </w:r>
+      <w:r>
+        <w:rPr>
+          <w:color w:val="auto"/>
+          <w:highlight w:val="cyan"/>
+        </w:rPr>
+        <w:t>-</w:t>
+      </w:r>
+      <w:r>
+        <w:rPr>
+          <w:color w:val="auto"/>
+          <w:highlight w:val="cyan"/>
+          <w:lang w:val="en-US"/>
+        </w:rPr>
+        <w:t>ASK</w:t>
+      </w:r>
+      <w:r>
+        <w:rPr>
+          <w:color w:val="auto"/>
+          <w:highlight w:val="cyan"/>
+        </w:rPr>
+        <w:t>.</w:t>
+      </w:r>
+    </w:p>
+    <w:p>
+      <w:pPr>
         <w:ind w:firstLine="709"/>
         <w:jc w:val="both"/>
         <w:rPr>
@@ -10767,7 +10983,7 @@
           <w:sz w:val="28"/>
           <w:highlight w:val="cyan"/>
         </w:rPr>
-        <w:t>, в сравнении с фазовой или частотной, что будет показано далее</w:t>
+        <w:t>, в ср</w:t>
       </w:r>
       <w:r>
         <w:rPr>
@@ -10775,6 +10991,14 @@
           <w:sz w:val="28"/>
           <w:highlight w:val="cyan"/>
         </w:rPr>
+        <w:t>авнении с фазовой или частотной</w:t>
+      </w:r>
+      <w:r>
+        <w:rPr>
+          <w:rFonts w:ascii="Times New Roman" w:hAnsi="Times New Roman" w:cs="Times New Roman"/>
+          <w:sz w:val="28"/>
+          <w:highlight w:val="cyan"/>
+        </w:rPr>
         <w:t>.</w:t>
       </w:r>
       <w:r>
@@ -10804,21 +11028,7 @@
           <w:rFonts w:ascii="Times New Roman" w:hAnsi="Times New Roman" w:cs="Times New Roman"/>
           <w:sz w:val="28"/>
         </w:rPr>
-        <w:t xml:space="preserve"> и большой динамический диапазон усилителя мощности, поскольку нелинейн</w:t>
-      </w:r>
-      <w:r>
-        <w:rPr>
-          <w:rFonts w:ascii="Times New Roman" w:hAnsi="Times New Roman" w:cs="Times New Roman"/>
-          <w:sz w:val="28"/>
-        </w:rPr>
-        <w:tab/>
-      </w:r>
-      <w:r>
-        <w:rPr>
-          <w:rFonts w:ascii="Times New Roman" w:hAnsi="Times New Roman" w:cs="Times New Roman"/>
-          <w:sz w:val="28"/>
-        </w:rPr>
-        <w:t xml:space="preserve">ость усилителя может привести к ошибке в амплитуде сигнала, что повлияет на значение символа. Большой динамический диапазон служит для большого отношения между максимальным и минимальным уровнями сигналов. </w:t>
+        <w:t xml:space="preserve"> и большой динамический диапазон усилителя мощности, поскольку нелинейность усилителя может привести к ошибке в амплитуде сигнала, что повлияет на значение символа. Большой динамический диапазон служит для большого отношения между максимальным и минимальным уровнями сигналов. </w:t>
       </w:r>
       <w:r>
         <w:rPr>
@@ -10831,9 +11041,9 @@
         <w:rPr>
           <w:rFonts w:ascii="Times New Roman" w:hAnsi="Times New Roman" w:cs="Times New Roman"/>
           <w:sz w:val="28"/>
-          <w:highlight w:val="yellow"/>
-        </w:rPr>
-        <w:t>Но они просты в реализации. Из-за вышеописанных недостатков амплитудные методы модуляции имеют ограниченное применение.</w:t>
+          <w:highlight w:val="cyan"/>
+        </w:rPr>
+        <w:t>Из-за вышеописанных недостатков амплитудные методы модуляции имеют ограниченное применение.</w:t>
       </w:r>
       <w:r>
         <w:rPr>
@@ -11339,8 +11549,18 @@
           <w:rFonts w:ascii="Times New Roman" w:hAnsi="Times New Roman" w:cs="Times New Roman"/>
           <w:color w:val="FF0000"/>
           <w:sz w:val="28"/>
+          <w:highlight w:val="cyan"/>
         </w:rPr>
         <w:t>Вставить определение созвездия модуляции (картинка ниже).</w:t>
+      </w:r>
+      <w:r>
+        <w:rPr>
+          <w:rFonts w:ascii="Times New Roman" w:hAnsi="Times New Roman" w:cs="Times New Roman"/>
+          <w:color w:val="FF0000"/>
+          <w:sz w:val="28"/>
+          <w:highlight w:val="cyan"/>
+        </w:rPr>
+        <w:t xml:space="preserve"> Вставил это в начале параграфа.</w:t>
       </w:r>
     </w:p>
     <w:p>
@@ -12431,7 +12651,7 @@
                     </pic:cNvPicPr>
                   </pic:nvPicPr>
                   <pic:blipFill>
-                    <a:blip r:embed="rId16"/>
+                    <a:blip r:embed="rId17"/>
                     <a:srcRect/>
                     <a:stretch>
                       <a:fillRect/>
@@ -12500,7 +12720,7 @@
           <w:noProof/>
           <w:color w:val="auto"/>
         </w:rPr>
-        <w:t>9</w:t>
+        <w:t>10</w:t>
       </w:r>
       <w:r>
         <w:rPr>
@@ -13332,7 +13552,7 @@
                     </pic:cNvPicPr>
                   </pic:nvPicPr>
                   <pic:blipFill>
-                    <a:blip r:embed="rId17"/>
+                    <a:blip r:embed="rId18"/>
                     <a:srcRect/>
                     <a:stretch>
                       <a:fillRect/>
@@ -13399,7 +13619,7 @@
           <w:noProof/>
           <w:color w:val="auto"/>
         </w:rPr>
-        <w:t>10</w:t>
+        <w:t>11</w:t>
       </w:r>
       <w:r>
         <w:rPr>
@@ -13435,56 +13655,68 @@
           <w:rFonts w:ascii="Times New Roman" w:hAnsi="Times New Roman" w:cs="Times New Roman"/>
           <w:sz w:val="28"/>
         </w:rPr>
-        <w:t xml:space="preserve"> Зачастую при передаче сигнала методами фазовой модуляции используют код Грэя. В условиях шума наиболее вероятной ошибкой будет определение фазы соседней точки созвездия, а в указанном методе, даже если произойдёт ошибка, она затронет только один, а не два бита информации.</w:t>
-      </w:r>
-      <w:r>
-        <w:rPr>
-          <w:rFonts w:ascii="Times New Roman" w:hAnsi="Times New Roman" w:cs="Times New Roman"/>
-          <w:sz w:val="28"/>
+        <w:t xml:space="preserve"> Зачастую при передаче сигнала методами фазовой модуляции используют код Грэя</w:t>
+      </w:r>
+      <w:r>
+        <w:rPr>
+          <w:rFonts w:ascii="Times New Roman" w:hAnsi="Times New Roman" w:cs="Times New Roman"/>
+          <w:sz w:val="28"/>
+        </w:rPr>
+        <w:t xml:space="preserve">, </w:t>
+      </w:r>
+      <w:r>
+        <w:rPr>
+          <w:rFonts w:ascii="Times New Roman" w:hAnsi="Times New Roman" w:cs="Times New Roman"/>
+          <w:sz w:val="28"/>
+          <w:highlight w:val="cyan"/>
+        </w:rPr>
+        <w:t>в котором</w:t>
+      </w:r>
+      <w:r>
+        <w:rPr>
+          <w:highlight w:val="cyan"/>
         </w:rPr>
         <w:t xml:space="preserve"> </w:t>
       </w:r>
       <w:r>
         <w:rPr>
           <w:rFonts w:ascii="Times New Roman" w:hAnsi="Times New Roman" w:cs="Times New Roman"/>
-          <w:color w:val="FF0000"/>
-          <w:sz w:val="28"/>
-        </w:rPr>
-        <w:t xml:space="preserve">&lt;- </w:t>
-      </w:r>
-      <w:r>
-        <w:rPr>
-          <w:rFonts w:ascii="Times New Roman" w:hAnsi="Times New Roman" w:cs="Times New Roman"/>
-          <w:color w:val="FF0000"/>
-          <w:sz w:val="28"/>
-        </w:rPr>
-        <w:t>Уточнить в тексте, т.е. расписать про код исправления ошибко (помехоустойчивое кодирование)</w:t>
-      </w:r>
-      <w:r>
-        <w:rPr>
-          <w:rFonts w:ascii="Times New Roman" w:hAnsi="Times New Roman" w:cs="Times New Roman"/>
-          <w:sz w:val="28"/>
-        </w:rPr>
-        <w:t xml:space="preserve"> Следовательно снижается вероятность ошибки на бит.</w:t>
-      </w:r>
-    </w:p>
-    <w:p>
-      <w:pPr>
-        <w:ind w:firstLine="709"/>
-        <w:jc w:val="both"/>
-        <w:rPr>
-          <w:rFonts w:ascii="Times New Roman" w:hAnsi="Times New Roman" w:cs="Times New Roman"/>
-          <w:color w:val="FF0000"/>
-          <w:sz w:val="28"/>
-        </w:rPr>
-      </w:pPr>
-      <w:r>
-        <w:rPr>
-          <w:rFonts w:ascii="Times New Roman" w:hAnsi="Times New Roman" w:cs="Times New Roman"/>
-          <w:color w:val="FF0000"/>
-          <w:sz w:val="28"/>
-        </w:rPr>
-        <w:t>Написать определение созвездия модуляции.</w:t>
+          <w:sz w:val="28"/>
+          <w:highlight w:val="cyan"/>
+        </w:rPr>
+        <w:t>две соседние кодовые комбинации различаются только цифрой в одном двоичном разряде</w:t>
+      </w:r>
+      <w:r>
+        <w:rPr>
+          <w:rFonts w:ascii="Times New Roman" w:hAnsi="Times New Roman" w:cs="Times New Roman"/>
+          <w:sz w:val="28"/>
+          <w:highlight w:val="cyan"/>
+        </w:rPr>
+        <w:t>. В условиях шума наиболее вероятной ошибкой будет определение фазы соседней точки созвездия, а в указанном методе, даже если произойдёт ошибка, она затронет только один, а не два бита информации.</w:t>
+      </w:r>
+      <w:r>
+        <w:rPr>
+          <w:rFonts w:ascii="Times New Roman" w:hAnsi="Times New Roman" w:cs="Times New Roman"/>
+          <w:sz w:val="28"/>
+          <w:highlight w:val="cyan"/>
+        </w:rPr>
+        <w:t xml:space="preserve"> С</w:t>
+      </w:r>
+      <w:r>
+        <w:rPr>
+          <w:rFonts w:ascii="Times New Roman" w:hAnsi="Times New Roman" w:cs="Times New Roman"/>
+          <w:sz w:val="28"/>
+          <w:highlight w:val="cyan"/>
+        </w:rPr>
+        <w:t>ледовательно снижается вероятность ошибки на бит.</w:t>
+      </w:r>
+      <w:r>
+        <w:rPr>
+          <w:rFonts w:ascii="Times New Roman" w:hAnsi="Times New Roman" w:cs="Times New Roman"/>
+          <w:sz w:val="28"/>
+          <w:highlight w:val="cyan"/>
+        </w:rPr>
+        <w:t xml:space="preserve"> Также для избегания ошибок, применяется помехоустойчивое кодирование.</w:t>
       </w:r>
     </w:p>
     <w:p>
@@ -14655,99 +14887,6 @@
     </w:p>
     <w:p>
       <w:pPr>
-        <w:ind w:firstLine="709"/>
-        <w:jc w:val="both"/>
-        <w:rPr>
-          <w:rFonts w:ascii="Times New Roman" w:hAnsi="Times New Roman" w:cs="Times New Roman"/>
-          <w:sz w:val="28"/>
-          <w:highlight w:val="yellow"/>
-        </w:rPr>
-      </w:pPr>
-      <w:r>
-        <w:rPr>
-          <w:rFonts w:ascii="Times New Roman" w:hAnsi="Times New Roman" w:cs="Times New Roman"/>
-          <w:sz w:val="28"/>
-          <w:highlight w:val="yellow"/>
-        </w:rPr>
-        <w:t>Также существуют комбинированные методы модуляции, где использу</w:t>
-      </w:r>
-      <w:r>
-        <w:rPr>
-          <w:rFonts w:ascii="Times New Roman" w:hAnsi="Times New Roman" w:cs="Times New Roman"/>
-          <w:sz w:val="28"/>
-          <w:highlight w:val="yellow"/>
-        </w:rPr>
-        <w:t>ются не один, а сразу два параметра колебания. Метод, в котором одновременно изменяются два параметра (амплитуда и фаза) называется</w:t>
-      </w:r>
-      <w:r>
-        <w:rPr>
-          <w:rFonts w:ascii="Times New Roman" w:hAnsi="Times New Roman" w:cs="Times New Roman"/>
-          <w:sz w:val="28"/>
-          <w:highlight w:val="yellow"/>
-        </w:rPr>
-        <w:t xml:space="preserve"> амплитудно-фазовой модуляцией.</w:t>
-      </w:r>
-    </w:p>
-    <w:p>
-      <w:pPr>
-        <w:ind w:firstLine="709"/>
-        <w:jc w:val="both"/>
-        <w:rPr>
-          <w:rFonts w:ascii="Times New Roman" w:hAnsi="Times New Roman" w:cs="Times New Roman"/>
-          <w:color w:val="FF0000"/>
-          <w:sz w:val="28"/>
-          <w:highlight w:val="yellow"/>
-        </w:rPr>
-      </w:pPr>
-      <w:r>
-        <w:rPr>
-          <w:rFonts w:ascii="Times New Roman" w:hAnsi="Times New Roman" w:cs="Times New Roman"/>
-          <w:color w:val="FF0000"/>
-          <w:sz w:val="28"/>
-          <w:highlight w:val="yellow"/>
-        </w:rPr>
-        <w:t>Перенести в следующий раздел</w:t>
-      </w:r>
-    </w:p>
-    <w:p>
-      <w:pPr>
-        <w:ind w:firstLine="709"/>
-        <w:jc w:val="both"/>
-        <w:rPr>
-          <w:rFonts w:ascii="Times New Roman" w:hAnsi="Times New Roman" w:cs="Times New Roman"/>
-          <w:sz w:val="28"/>
-        </w:rPr>
-      </w:pPr>
-      <w:r>
-        <w:rPr>
-          <w:rFonts w:ascii="Times New Roman" w:hAnsi="Times New Roman" w:cs="Times New Roman"/>
-          <w:sz w:val="28"/>
-          <w:highlight w:val="yellow"/>
-        </w:rPr>
-        <w:t>Модуляция может быть линейной и нелинейной. Для линейных типов модуляции справедливо линейное соотношение между спектром модулирующего сигнала и спектром модулированного колебания. Также линейны соотношения между амплитудой модулированного сигнала и исходным информационным сигналом и полной фазой модулированного сигнала и информационным сигналом. К линейным видам модуляции относится амплитудная и фазовая [5]. Частотная модуляция является нелинейной. Для линейных процессов справедлив принцип суперпозиции, поэтому для них можно параллельно изменять 2 параметра несущего колебания.</w:t>
-      </w:r>
-    </w:p>
-    <w:p>
-      <w:pPr>
-        <w:ind w:firstLine="709"/>
-        <w:jc w:val="both"/>
-        <w:rPr>
-          <w:rFonts w:ascii="Times New Roman" w:hAnsi="Times New Roman" w:cs="Times New Roman"/>
-          <w:color w:val="FF0000"/>
-          <w:sz w:val="28"/>
-        </w:rPr>
-      </w:pPr>
-      <w:r>
-        <w:rPr>
-          <w:rFonts w:ascii="Times New Roman" w:hAnsi="Times New Roman" w:cs="Times New Roman"/>
-          <w:color w:val="FF0000"/>
-          <w:sz w:val="28"/>
-        </w:rPr>
-        <w:t>Добавить критерии линейности.</w:t>
-      </w:r>
-    </w:p>
-    <w:p>
-      <w:pPr>
         <w:pStyle w:val="3"/>
         <w:numPr>
           <w:ilvl w:val="2"/>
@@ -14772,6 +14911,49 @@
     </w:p>
     <w:p>
       <w:pPr>
+        <w:pStyle w:val="ac"/>
+        <w:ind w:left="0" w:firstLine="408"/>
+        <w:jc w:val="both"/>
+        <w:rPr>
+          <w:rFonts w:ascii="Times New Roman" w:hAnsi="Times New Roman" w:cs="Times New Roman"/>
+          <w:sz w:val="28"/>
+        </w:rPr>
+      </w:pPr>
+      <w:r>
+        <w:rPr>
+          <w:rFonts w:ascii="Times New Roman" w:hAnsi="Times New Roman" w:cs="Times New Roman"/>
+          <w:sz w:val="28"/>
+          <w:highlight w:val="cyan"/>
+        </w:rPr>
+        <w:t>Модуляция может быть как линейной, так и нелинейной. Для линейных типов модуляции справедливо линейное соотношение между спектром модулирующего сигнала и спектром модулированного колебания. Также линейны соотношения между амплитудой модулированного сигнала и исходным информационным сигналом и полной фазой модулированного сигнала и информационным сигналом. К линейным видам модуляции отн</w:t>
+      </w:r>
+      <w:r>
+        <w:rPr>
+          <w:rFonts w:ascii="Times New Roman" w:hAnsi="Times New Roman" w:cs="Times New Roman"/>
+          <w:sz w:val="28"/>
+          <w:highlight w:val="cyan"/>
+        </w:rPr>
+        <w:t>осится амплитудная и фазовая</w:t>
+      </w:r>
+      <w:r>
+        <w:rPr>
+          <w:rFonts w:ascii="Times New Roman" w:hAnsi="Times New Roman" w:cs="Times New Roman"/>
+          <w:sz w:val="28"/>
+          <w:highlight w:val="cyan"/>
+        </w:rPr>
+        <w:t>. Частотная</w:t>
+      </w:r>
+      <w:r>
+        <w:rPr>
+          <w:rFonts w:ascii="Times New Roman" w:hAnsi="Times New Roman" w:cs="Times New Roman"/>
+          <w:sz w:val="28"/>
+          <w:highlight w:val="cyan"/>
+        </w:rPr>
+        <w:t xml:space="preserve"> модуляция является нелинейной.</w:t>
+      </w:r>
+    </w:p>
+    <w:p>
+      <w:pPr>
         <w:ind w:firstLine="709"/>
         <w:jc w:val="both"/>
         <w:rPr>
@@ -14790,6 +14972,7 @@
     <w:p>
       <w:pPr>
         <w:ind w:firstLine="709"/>
+        <w:jc w:val="both"/>
         <w:rPr>
           <w:rFonts w:ascii="Times New Roman" w:hAnsi="Times New Roman" w:cs="Times New Roman"/>
           <w:sz w:val="28"/>
@@ -14807,39 +14990,47 @@
           <w:rFonts w:ascii="Times New Roman" w:hAnsi="Times New Roman" w:cs="Times New Roman"/>
           <w:sz w:val="28"/>
         </w:rPr>
-        <w:t xml:space="preserve"> частотной модуляции параметром несущего колебания является, т.е. носителем информации, является несущая частота </w:t>
-      </w:r>
-      <m:oMath>
-        <m:r>
-          <w:rPr>
-            <w:rFonts w:ascii="Cambria Math" w:hAnsi="Cambria Math" w:cs="Times New Roman"/>
-            <w:sz w:val="28"/>
-          </w:rPr>
-          <m:t>ω</m:t>
-        </m:r>
-        <m:d>
-          <m:dPr>
-            <m:ctrlPr>
-              <w:rPr>
-                <w:rFonts w:ascii="Cambria Math" w:hAnsi="Cambria Math" w:cs="Times New Roman"/>
-                <w:i/>
-                <w:sz w:val="28"/>
-                <w:lang w:val="en-US"/>
-              </w:rPr>
-            </m:ctrlPr>
-          </m:dPr>
-          <m:e>
-            <m:r>
-              <w:rPr>
-                <w:rFonts w:ascii="Cambria Math" w:hAnsi="Cambria Math" w:cs="Times New Roman"/>
-                <w:sz w:val="28"/>
-                <w:lang w:val="en-US"/>
-              </w:rPr>
-              <m:t>t</m:t>
-            </m:r>
-          </m:e>
-        </m:d>
-      </m:oMath>
+        <w:t xml:space="preserve"> частотной модуляци</w:t>
+      </w:r>
+      <w:r>
+        <w:rPr>
+          <w:rFonts w:ascii="Times New Roman" w:hAnsi="Times New Roman" w:cs="Times New Roman"/>
+          <w:sz w:val="28"/>
+        </w:rPr>
+        <w:t xml:space="preserve">и параметром несущего колебания, т.е. </w:t>
+      </w:r>
+      <w:r>
+        <w:rPr>
+          <w:rFonts w:ascii="Times New Roman" w:hAnsi="Times New Roman" w:cs="Times New Roman"/>
+          <w:sz w:val="28"/>
+        </w:rPr>
+        <w:t xml:space="preserve">носителем информации, является несущая частота </w:t>
+      </w:r>
+      <w:r>
+        <w:rPr>
+          <w:rFonts w:ascii="Times New Roman" w:hAnsi="Times New Roman" w:cs="Times New Roman"/>
+          <w:i/>
+          <w:sz w:val="28"/>
+        </w:rPr>
+        <w:t>ω(</w:t>
+      </w:r>
+      <w:r>
+        <w:rPr>
+          <w:rFonts w:ascii="Times New Roman" w:hAnsi="Times New Roman" w:cs="Times New Roman"/>
+          <w:i/>
+          <w:sz w:val="28"/>
+          <w:lang w:val="en-US"/>
+        </w:rPr>
+        <w:t>t</w:t>
+      </w:r>
+      <w:r>
+        <w:rPr>
+          <w:rFonts w:ascii="Times New Roman" w:hAnsi="Times New Roman" w:cs="Times New Roman"/>
+          <w:i/>
+          <w:sz w:val="28"/>
+        </w:rPr>
+        <w:t>)</w:t>
+      </w:r>
       <w:r>
         <w:rPr>
           <w:rFonts w:ascii="Times New Roman" w:hAnsi="Times New Roman" w:cs="Times New Roman"/>
@@ -16367,15 +16558,13 @@
       </w:pPr>
       <w:r>
         <w:rPr>
-          <w:rFonts w:ascii="Times New Roman" w:hAnsi="Times New Roman" w:cs="Times New Roman"/>
           <w:noProof/>
-          <w:sz w:val="28"/>
         </w:rPr>
         <w:drawing>
           <wp:inline distT="0" distB="0" distL="0" distR="0">
-            <wp:extent cx="2289810" cy="1726164"/>
+            <wp:extent cx="4095750" cy="2375579"/>
             <wp:effectExtent l="19050" t="0" r="0" b="0"/>
-            <wp:docPr id="12" name="Рисунок 1"/>
+            <wp:docPr id="28" name="Рисунок 27" descr="i.jpg"/>
             <wp:cNvGraphicFramePr>
               <a:graphicFrameLocks xmlns:a="http://schemas.openxmlformats.org/drawingml/2006/main" noChangeAspect="1"/>
             </wp:cNvGraphicFramePr>
@@ -16383,33 +16572,23 @@
               <a:graphicData uri="http://schemas.openxmlformats.org/drawingml/2006/picture">
                 <pic:pic xmlns:pic="http://schemas.openxmlformats.org/drawingml/2006/picture">
                   <pic:nvPicPr>
-                    <pic:cNvPr id="0" name="Picture 1"/>
-                    <pic:cNvPicPr>
-                      <a:picLocks noChangeAspect="1" noChangeArrowheads="1"/>
-                    </pic:cNvPicPr>
+                    <pic:cNvPr id="0" name="i.jpg"/>
+                    <pic:cNvPicPr/>
                   </pic:nvPicPr>
                   <pic:blipFill>
-                    <a:blip r:embed="rId18"/>
-                    <a:srcRect/>
+                    <a:blip r:embed="rId19"/>
                     <a:stretch>
                       <a:fillRect/>
                     </a:stretch>
                   </pic:blipFill>
-                  <pic:spPr bwMode="auto">
+                  <pic:spPr>
                     <a:xfrm>
                       <a:off x="0" y="0"/>
-                      <a:ext cx="2289810" cy="1726164"/>
+                      <a:ext cx="4097260" cy="2376455"/>
                     </a:xfrm>
                     <a:prstGeom prst="rect">
                       <a:avLst/>
                     </a:prstGeom>
-                    <a:noFill/>
-                    <a:ln w="9525">
-                      <a:noFill/>
-                      <a:miter lim="800000"/>
-                      <a:headEnd/>
-                      <a:tailEnd/>
-                    </a:ln>
                   </pic:spPr>
                 </pic:pic>
               </a:graphicData>
@@ -16456,7 +16635,7 @@
           <w:noProof/>
           <w:color w:val="auto"/>
         </w:rPr>
-        <w:t>11</w:t>
+        <w:t>12</w:t>
       </w:r>
       <w:r>
         <w:rPr>
@@ -16469,19 +16648,6 @@
           <w:color w:val="auto"/>
         </w:rPr>
         <w:t>. Сигнал FSK: а – информационное сообщение; б – модулирующий сигнал; в – модулированное ВЧ-колебание.</w:t>
-      </w:r>
-    </w:p>
-    <w:p>
-      <w:pPr>
-        <w:rPr>
-          <w:color w:val="FF0000"/>
-        </w:rPr>
-      </w:pPr>
-      <w:r>
-        <w:rPr>
-          <w:color w:val="FF0000"/>
-        </w:rPr>
-        <w:t>Поменять картинку, т.к. тут частотная и фазовая модуляция.</w:t>
       </w:r>
     </w:p>
     <w:p>
@@ -17050,6 +17216,16 @@
     <w:p>
       <w:pPr>
         <w:ind w:firstLine="709"/>
+        <w:jc w:val="both"/>
+        <w:rPr>
+          <w:rFonts w:ascii="Times New Roman" w:hAnsi="Times New Roman" w:cs="Times New Roman"/>
+          <w:sz w:val="28"/>
+        </w:rPr>
+      </w:pPr>
+    </w:p>
+    <w:p>
+      <w:pPr>
+        <w:ind w:firstLine="709"/>
         <w:jc w:val="right"/>
         <w:rPr>
           <w:rFonts w:ascii="Times New Roman" w:hAnsi="Times New Roman" w:cs="Times New Roman"/>
@@ -17984,7 +18160,7 @@
                     </pic:cNvPicPr>
                   </pic:nvPicPr>
                   <pic:blipFill>
-                    <a:blip r:embed="rId19"/>
+                    <a:blip r:embed="rId20"/>
                     <a:srcRect/>
                     <a:stretch>
                       <a:fillRect/>
@@ -18051,7 +18227,7 @@
           <w:noProof/>
           <w:color w:val="auto"/>
         </w:rPr>
-        <w:t>12</w:t>
+        <w:t>13</w:t>
       </w:r>
       <w:r>
         <w:rPr>
@@ -18704,7 +18880,6 @@
         <w:jc w:val="both"/>
         <w:rPr>
           <w:rFonts w:ascii="Times New Roman" w:hAnsi="Times New Roman" w:cs="Times New Roman"/>
-          <w:color w:val="FF0000"/>
           <w:sz w:val="28"/>
           <w:highlight w:val="yellow"/>
         </w:rPr>
@@ -18712,11 +18887,17 @@
       <w:r>
         <w:rPr>
           <w:rFonts w:ascii="Times New Roman" w:hAnsi="Times New Roman" w:cs="Times New Roman"/>
-          <w:color w:val="FF0000"/>
-          <w:sz w:val="28"/>
-          <w:highlight w:val="yellow"/>
-        </w:rPr>
-        <w:t>Определение нелинейного процесса.</w:t>
+          <w:b/>
+          <w:sz w:val="28"/>
+        </w:rPr>
+        <w:t>Нелинейный радиосигнал</w:t>
+      </w:r>
+      <w:r>
+        <w:rPr>
+          <w:rFonts w:ascii="Times New Roman" w:hAnsi="Times New Roman" w:cs="Times New Roman"/>
+          <w:sz w:val="28"/>
+        </w:rPr>
+        <w:t xml:space="preserve"> (или сигнал с нелинейными искажениями) — это радиосигнал, спектральный состав которого отличается от спектра исходного модулирующего сигнала наличием новых гармонических составляющих (гармоник, комбинационных и интермодуляционных частот), которые не присутствовали в исходном сигнале. Возникновение этих составляющих является следствием прохождения сигнала через радиоэлектронный тракт (или его элемент), характеристика которого не подчиняется принципу суперпозиции (например, усилитель мощности в режиме насыщения или неидеальный смеситель).</w:t>
       </w:r>
     </w:p>
     <w:p>
@@ -22234,7 +22415,7 @@
                     <pic:cNvPicPr/>
                   </pic:nvPicPr>
                   <pic:blipFill>
-                    <a:blip r:embed="rId20"/>
+                    <a:blip r:embed="rId21"/>
                     <a:stretch>
                       <a:fillRect/>
                     </a:stretch>
@@ -22298,7 +22479,7 @@
           <w:color w:val="auto"/>
           <w:highlight w:val="yellow"/>
         </w:rPr>
-        <w:t>13</w:t>
+        <w:t>14</w:t>
       </w:r>
       <w:r>
         <w:rPr>
@@ -22344,7 +22525,7 @@
                     <pic:cNvPicPr/>
                   </pic:nvPicPr>
                   <pic:blipFill>
-                    <a:blip r:embed="rId21"/>
+                    <a:blip r:embed="rId22"/>
                     <a:stretch>
                       <a:fillRect/>
                     </a:stretch>
@@ -22408,7 +22589,7 @@
           <w:color w:val="auto"/>
           <w:highlight w:val="yellow"/>
         </w:rPr>
-        <w:t>14</w:t>
+        <w:t>15</w:t>
       </w:r>
       <w:r>
         <w:rPr>
@@ -23335,7 +23516,7 @@
                     <pic:cNvPicPr/>
                   </pic:nvPicPr>
                   <pic:blipFill>
-                    <a:blip r:embed="rId22"/>
+                    <a:blip r:embed="rId23"/>
                     <a:stretch>
                       <a:fillRect/>
                     </a:stretch>
@@ -23395,7 +23576,7 @@
           <w:noProof/>
           <w:color w:val="auto"/>
         </w:rPr>
-        <w:t>15</w:t>
+        <w:t>16</w:t>
       </w:r>
       <w:r>
         <w:rPr>
@@ -23510,7 +23691,7 @@
                     <pic:cNvPicPr/>
                   </pic:nvPicPr>
                   <pic:blipFill>
-                    <a:blip r:embed="rId23"/>
+                    <a:blip r:embed="rId24"/>
                     <a:stretch>
                       <a:fillRect/>
                     </a:stretch>
@@ -23570,7 +23751,7 @@
           <w:noProof/>
           <w:color w:val="auto"/>
         </w:rPr>
-        <w:t>16</w:t>
+        <w:t>17</w:t>
       </w:r>
       <w:r>
         <w:rPr>
@@ -23797,7 +23978,7 @@
                     <pic:cNvPicPr/>
                   </pic:nvPicPr>
                   <pic:blipFill>
-                    <a:blip r:embed="rId24"/>
+                    <a:blip r:embed="rId25"/>
                     <a:stretch>
                       <a:fillRect/>
                     </a:stretch>
@@ -23855,7 +24036,7 @@
           <w:noProof/>
           <w:color w:val="auto"/>
         </w:rPr>
-        <w:t>17</w:t>
+        <w:t>18</w:t>
       </w:r>
       <w:r>
         <w:rPr>
@@ -23996,7 +24177,7 @@
                     </pic:cNvPicPr>
                   </pic:nvPicPr>
                   <pic:blipFill>
-                    <a:blip r:embed="rId25"/>
+                    <a:blip r:embed="rId26"/>
                     <a:srcRect/>
                     <a:stretch>
                       <a:fillRect/>
@@ -24062,7 +24243,7 @@
           <w:noProof/>
           <w:color w:val="auto"/>
         </w:rPr>
-        <w:t>18</w:t>
+        <w:t>19</w:t>
       </w:r>
       <w:r>
         <w:rPr>
@@ -24864,7 +25045,7 @@
                     </pic:cNvPicPr>
                   </pic:nvPicPr>
                   <pic:blipFill>
-                    <a:blip r:embed="rId26"/>
+                    <a:blip r:embed="rId27"/>
                     <a:srcRect/>
                     <a:stretch>
                       <a:fillRect/>
@@ -24930,7 +25111,7 @@
           <w:noProof/>
           <w:color w:val="auto"/>
         </w:rPr>
-        <w:t>19</w:t>
+        <w:t>20</w:t>
       </w:r>
       <w:r>
         <w:rPr>
@@ -24997,7 +25178,7 @@
                     </pic:cNvPicPr>
                   </pic:nvPicPr>
                   <pic:blipFill>
-                    <a:blip r:embed="rId27"/>
+                    <a:blip r:embed="rId28"/>
                     <a:srcRect/>
                     <a:stretch>
                       <a:fillRect/>
@@ -25063,7 +25244,7 @@
           <w:noProof/>
           <w:color w:val="auto"/>
         </w:rPr>
-        <w:t>20</w:t>
+        <w:t>21</w:t>
       </w:r>
       <w:r>
         <w:rPr>
@@ -25311,7 +25492,7 @@
                     </pic:cNvPicPr>
                   </pic:nvPicPr>
                   <pic:blipFill>
-                    <a:blip r:embed="rId28"/>
+                    <a:blip r:embed="rId29"/>
                     <a:srcRect/>
                     <a:stretch>
                       <a:fillRect/>
@@ -25377,7 +25558,7 @@
           <w:noProof/>
           <w:color w:val="auto"/>
         </w:rPr>
-        <w:t>21</w:t>
+        <w:t>22</w:t>
       </w:r>
       <w:r>
         <w:rPr>
@@ -25445,7 +25626,7 @@
                     </pic:cNvPicPr>
                   </pic:nvPicPr>
                   <pic:blipFill>
-                    <a:blip r:embed="rId29"/>
+                    <a:blip r:embed="rId30"/>
                     <a:srcRect/>
                     <a:stretch>
                       <a:fillRect/>
@@ -25490,7 +25671,7 @@
           <w:rPr>
             <w:noProof/>
           </w:rPr>
-          <w:t>22</w:t>
+          <w:t>23</w:t>
         </w:r>
       </w:fldSimple>
       <w:r>
@@ -25606,7 +25787,7 @@
                     </pic:cNvPicPr>
                   </pic:nvPicPr>
                   <pic:blipFill>
-                    <a:blip r:embed="rId30"/>
+                    <a:blip r:embed="rId31"/>
                     <a:srcRect/>
                     <a:stretch>
                       <a:fillRect/>
@@ -25697,7 +25878,7 @@
                     </pic:cNvPicPr>
                   </pic:nvPicPr>
                   <pic:blipFill>
-                    <a:blip r:embed="rId31"/>
+                    <a:blip r:embed="rId32"/>
                     <a:srcRect/>
                     <a:stretch>
                       <a:fillRect/>
@@ -25763,7 +25944,7 @@
           <w:noProof/>
           <w:color w:val="auto"/>
         </w:rPr>
-        <w:t>23</w:t>
+        <w:t>24</w:t>
       </w:r>
       <w:r>
         <w:rPr>
@@ -25855,7 +26036,7 @@
                     <pic:cNvPicPr/>
                   </pic:nvPicPr>
                   <pic:blipFill>
-                    <a:blip r:embed="rId32"/>
+                    <a:blip r:embed="rId33"/>
                     <a:stretch>
                       <a:fillRect/>
                     </a:stretch>
@@ -25913,7 +26094,7 @@
           <w:noProof/>
           <w:color w:val="auto"/>
         </w:rPr>
-        <w:t>24</w:t>
+        <w:t>25</w:t>
       </w:r>
       <w:r>
         <w:rPr>
@@ -26047,8 +26228,8 @@
       </w:r>
     </w:p>
     <w:sectPr>
-      <w:footerReference w:type="default" r:id="rId33"/>
-      <w:footerReference w:type="first" r:id="rId34"/>
+      <w:footerReference w:type="default" r:id="rId34"/>
+      <w:footerReference w:type="first" r:id="rId35"/>
       <w:pgSz w:w="11906" w:h="16838"/>
       <w:pgMar w:top="1134" w:right="850" w:bottom="1134" w:left="1701" w:header="708" w:footer="708" w:gutter="0"/>
       <w:pgNumType w:start="1"/>
@@ -26102,7 +26283,7 @@
             <w:rPr>
               <w:noProof/>
             </w:rPr>
-            <w:t>11</w:t>
+            <w:t>19</w:t>
           </w:r>
         </w:fldSimple>
       </w:p>
@@ -28016,6 +28197,292 @@
 </w:styles>
 </file>
 
+<file path=word/glossary/document.xml><?xml version="1.0" encoding="utf-8"?>
+<w:glossaryDocument xmlns:ve="http://schemas.openxmlformats.org/markup-compatibility/2006" xmlns:o="urn:schemas-microsoft-com:office:office" xmlns:r="http://schemas.openxmlformats.org/officeDocument/2006/relationships" xmlns:m="http://schemas.openxmlformats.org/officeDocument/2006/math" xmlns:v="urn:schemas-microsoft-com:vml" xmlns:wp="http://schemas.openxmlformats.org/drawingml/2006/wordprocessingDrawing" xmlns:w10="urn:schemas-microsoft-com:office:word" xmlns:w="http://schemas.openxmlformats.org/wordprocessingml/2006/main" xmlns:wne="http://schemas.microsoft.com/office/word/2006/wordml">
+  <w:docParts/>
+</w:glossaryDocument>
+</file>
+
+<file path=word/glossary/fontTable.xml><?xml version="1.0" encoding="utf-8"?>
+<w:fonts xmlns:r="http://schemas.openxmlformats.org/officeDocument/2006/relationships" xmlns:w="http://schemas.openxmlformats.org/wordprocessingml/2006/main">
+  <w:font w:name="Times New Roman">
+    <w:panose1 w:val="02020603050405020304"/>
+    <w:charset w:val="CC"/>
+    <w:family w:val="roman"/>
+    <w:pitch w:val="variable"/>
+    <w:sig w:usb0="E0002EFF" w:usb1="C000785B" w:usb2="00000009" w:usb3="00000000" w:csb0="000001FF" w:csb1="00000000"/>
+  </w:font>
+  <w:font w:name="Calibri">
+    <w:panose1 w:val="020F0502020204030204"/>
+    <w:charset w:val="CC"/>
+    <w:family w:val="swiss"/>
+    <w:pitch w:val="variable"/>
+    <w:sig w:usb0="E4002EFF" w:usb1="C200247B" w:usb2="00000009" w:usb3="00000000" w:csb0="000001FF" w:csb1="00000000"/>
+  </w:font>
+  <w:font w:name="Cambria">
+    <w:panose1 w:val="02040503050406030204"/>
+    <w:charset w:val="CC"/>
+    <w:family w:val="roman"/>
+    <w:pitch w:val="variable"/>
+    <w:sig w:usb0="E00006FF" w:usb1="420024FF" w:usb2="02000000" w:usb3="00000000" w:csb0="0000019F" w:csb1="00000000"/>
+  </w:font>
+  <w:font w:name="Tahoma">
+    <w:panose1 w:val="020B0604030504040204"/>
+    <w:charset w:val="CC"/>
+    <w:family w:val="swiss"/>
+    <w:pitch w:val="variable"/>
+    <w:sig w:usb0="E1002EFF" w:usb1="C000605B" w:usb2="00000029" w:usb3="00000000" w:csb0="000101FF" w:csb1="00000000"/>
+  </w:font>
+  <w:font w:name="Cambria Math">
+    <w:panose1 w:val="02040503050406030204"/>
+    <w:charset w:val="CC"/>
+    <w:family w:val="roman"/>
+    <w:pitch w:val="variable"/>
+    <w:sig w:usb0="E00006FF" w:usb1="420024FF" w:usb2="02000000" w:usb3="00000000" w:csb0="0000019F" w:csb1="00000000"/>
+  </w:font>
+</w:fonts>
+</file>
+
+<file path=word/glossary/settings.xml><?xml version="1.0" encoding="utf-8"?>
+<w:settings xmlns:o="urn:schemas-microsoft-com:office:office" xmlns:r="http://schemas.openxmlformats.org/officeDocument/2006/relationships" xmlns:m="http://schemas.openxmlformats.org/officeDocument/2006/math" xmlns:v="urn:schemas-microsoft-com:vml" xmlns:w10="urn:schemas-microsoft-com:office:word" xmlns:w="http://schemas.openxmlformats.org/wordprocessingml/2006/main" xmlns:sl="http://schemas.openxmlformats.org/schemaLibrary/2006/main">
+  <w:view w:val="normal"/>
+  <w:defaultTabStop w:val="708"/>
+  <w:characterSpacingControl w:val="doNotCompress"/>
+  <w:compat>
+    <w:useFELayout/>
+  </w:compat>
+  <w:rsids>
+    <w:rsidRoot w:val="006C1D63"/>
+    <w:rsid w:val="003D62DF"/>
+    <w:rsid w:val="006C1D63"/>
+  </w:rsids>
+  <m:mathPr>
+    <m:mathFont m:val="Cambria Math"/>
+    <m:brkBin m:val="before"/>
+    <m:brkBinSub m:val="--"/>
+    <m:smallFrac m:val="off"/>
+    <m:dispDef/>
+    <m:lMargin m:val="0"/>
+    <m:rMargin m:val="0"/>
+    <m:defJc m:val="centerGroup"/>
+    <m:wrapIndent m:val="1440"/>
+    <m:intLim m:val="subSup"/>
+    <m:naryLim m:val="undOvr"/>
+  </m:mathPr>
+  <w:themeFontLang w:val="ru-RU"/>
+  <w:clrSchemeMapping w:bg1="light1" w:t1="dark1" w:bg2="light2" w:t2="dark2" w:accent1="accent1" w:accent2="accent2" w:accent3="accent3" w:accent4="accent4" w:accent5="accent5" w:accent6="accent6" w:hyperlink="hyperlink" w:followedHyperlink="followedHyperlink"/>
+  <w:decimalSymbol w:val=","/>
+  <w:listSeparator w:val=";"/>
+</w:settings>
+</file>
+
+<file path=word/glossary/styles.xml><?xml version="1.0" encoding="utf-8"?>
+<w:styles xmlns:r="http://schemas.openxmlformats.org/officeDocument/2006/relationships" xmlns:w="http://schemas.openxmlformats.org/wordprocessingml/2006/main">
+  <w:docDefaults>
+    <w:rPrDefault>
+      <w:rPr>
+        <w:rFonts w:asciiTheme="minorHAnsi" w:eastAsiaTheme="minorEastAsia" w:hAnsiTheme="minorHAnsi" w:cstheme="minorBidi"/>
+        <w:sz w:val="22"/>
+        <w:szCs w:val="22"/>
+        <w:lang w:val="ru-RU" w:eastAsia="ru-RU" w:bidi="ar-SA"/>
+      </w:rPr>
+    </w:rPrDefault>
+    <w:pPrDefault>
+      <w:pPr>
+        <w:spacing w:after="200" w:line="276" w:lineRule="auto"/>
+      </w:pPr>
+    </w:pPrDefault>
+  </w:docDefaults>
+  <w:latentStyles w:defLockedState="0" w:defUIPriority="99" w:defSemiHidden="1" w:defUnhideWhenUsed="1" w:defQFormat="0" w:count="267">
+    <w:lsdException w:name="Normal" w:semiHidden="0" w:uiPriority="0" w:unhideWhenUsed="0" w:qFormat="1"/>
+    <w:lsdException w:name="heading 1" w:semiHidden="0" w:uiPriority="9" w:unhideWhenUsed="0" w:qFormat="1"/>
+    <w:lsdException w:name="heading 2" w:uiPriority="9" w:qFormat="1"/>
+    <w:lsdException w:name="heading 3" w:uiPriority="9" w:qFormat="1"/>
+    <w:lsdException w:name="heading 4" w:uiPriority="9" w:qFormat="1"/>
+    <w:lsdException w:name="heading 5" w:uiPriority="9" w:qFormat="1"/>
+    <w:lsdException w:name="heading 6" w:uiPriority="9" w:qFormat="1"/>
+    <w:lsdException w:name="heading 7" w:uiPriority="9" w:qFormat="1"/>
+    <w:lsdException w:name="heading 8" w:uiPriority="9" w:qFormat="1"/>
+    <w:lsdException w:name="heading 9" w:uiPriority="9" w:qFormat="1"/>
+    <w:lsdException w:name="toc 1" w:uiPriority="39"/>
+    <w:lsdException w:name="toc 2" w:uiPriority="39"/>
+    <w:lsdException w:name="toc 3" w:uiPriority="39"/>
+    <w:lsdException w:name="toc 4" w:uiPriority="39"/>
+    <w:lsdException w:name="toc 5" w:uiPriority="39"/>
+    <w:lsdException w:name="toc 6" w:uiPriority="39"/>
+    <w:lsdException w:name="toc 7" w:uiPriority="39"/>
+    <w:lsdException w:name="toc 8" w:uiPriority="39"/>
+    <w:lsdException w:name="toc 9" w:uiPriority="39"/>
+    <w:lsdException w:name="caption" w:uiPriority="35" w:qFormat="1"/>
+    <w:lsdException w:name="Title" w:semiHidden="0" w:uiPriority="10" w:unhideWhenUsed="0" w:qFormat="1"/>
+    <w:lsdException w:name="Default Paragraph Font" w:uiPriority="1"/>
+    <w:lsdException w:name="Subtitle" w:semiHidden="0" w:uiPriority="11" w:unhideWhenUsed="0" w:qFormat="1"/>
+    <w:lsdException w:name="Strong" w:semiHidden="0" w:uiPriority="22" w:unhideWhenUsed="0" w:qFormat="1"/>
+    <w:lsdException w:name="Emphasis" w:semiHidden="0" w:uiPriority="20" w:unhideWhenUsed="0" w:qFormat="1"/>
+    <w:lsdException w:name="Table Grid" w:semiHidden="0" w:uiPriority="59" w:unhideWhenUsed="0"/>
+    <w:lsdException w:name="Placeholder Text" w:unhideWhenUsed="0"/>
+    <w:lsdException w:name="No Spacing" w:semiHidden="0" w:uiPriority="1" w:unhideWhenUsed="0" w:qFormat="1"/>
+    <w:lsdException w:name="Light Shading" w:semiHidden="0" w:uiPriority="60" w:unhideWhenUsed="0"/>
+    <w:lsdException w:name="Light List" w:semiHidden="0" w:uiPriority="61" w:unhideWhenUsed="0"/>
+    <w:lsdException w:name="Light Grid" w:semiHidden="0" w:uiPriority="62" w:unhideWhenUsed="0"/>
+    <w:lsdException w:name="Medium Shading 1" w:semiHidden="0" w:uiPriority="63" w:unhideWhenUsed="0"/>
+    <w:lsdException w:name="Medium Shading 2" w:semiHidden="0" w:uiPriority="64" w:unhideWhenUsed="0"/>
+    <w:lsdException w:name="Medium List 1" w:semiHidden="0" w:uiPriority="65" w:unhideWhenUsed="0"/>
+    <w:lsdException w:name="Medium List 2" w:semiHidden="0" w:uiPriority="66" w:unhideWhenUsed="0"/>
+    <w:lsdException w:name="Medium Grid 1" w:semiHidden="0" w:uiPriority="67" w:unhideWhenUsed="0"/>
+    <w:lsdException w:name="Medium Grid 2" w:semiHidden="0" w:uiPriority="68" w:unhideWhenUsed="0"/>
+    <w:lsdException w:name="Medium Grid 3" w:semiHidden="0" w:uiPriority="69" w:unhideWhenUsed="0"/>
+    <w:lsdException w:name="Dark List" w:semiHidden="0" w:uiPriority="70" w:unhideWhenUsed="0"/>
+    <w:lsdException w:name="Colorful Shading" w:semiHidden="0" w:uiPriority="71" w:unhideWhenUsed="0"/>
+    <w:lsdException w:name="Colorful List" w:semiHidden="0" w:uiPriority="72" w:unhideWhenUsed="0"/>
+    <w:lsdException w:name="Colorful Grid" w:semiHidden="0" w:uiPriority="73" w:unhideWhenUsed="0"/>
+    <w:lsdException w:name="Light Shading Accent 1" w:semiHidden="0" w:uiPriority="60" w:unhideWhenUsed="0"/>
+    <w:lsdException w:name="Light List Accent 1" w:semiHidden="0" w:uiPriority="61" w:unhideWhenUsed="0"/>
+    <w:lsdException w:name="Light Grid Accent 1" w:semiHidden="0" w:uiPriority="62" w:unhideWhenUsed="0"/>
+    <w:lsdException w:name="Medium Shading 1 Accent 1" w:semiHidden="0" w:uiPriority="63" w:unhideWhenUsed="0"/>
+    <w:lsdException w:name="Medium Shading 2 Accent 1" w:semiHidden="0" w:uiPriority="64" w:unhideWhenUsed="0"/>
+    <w:lsdException w:name="Medium List 1 Accent 1" w:semiHidden="0" w:uiPriority="65" w:unhideWhenUsed="0"/>
+    <w:lsdException w:name="Revision" w:unhideWhenUsed="0"/>
+    <w:lsdException w:name="List Paragraph" w:semiHidden="0" w:uiPriority="34" w:unhideWhenUsed="0" w:qFormat="1"/>
+    <w:lsdException w:name="Quote" w:semiHidden="0" w:uiPriority="29" w:unhideWhenUsed="0" w:qFormat="1"/>
+    <w:lsdException w:name="Intense Quote" w:semiHidden="0" w:uiPriority="30" w:unhideWhenUsed="0" w:qFormat="1"/>
+    <w:lsdException w:name="Medium List 2 Accent 1" w:semiHidden="0" w:uiPriority="66" w:unhideWhenUsed="0"/>
+    <w:lsdException w:name="Medium Grid 1 Accent 1" w:semiHidden="0" w:uiPriority="67" w:unhideWhenUsed="0"/>
+    <w:lsdException w:name="Medium Grid 2 Accent 1" w:semiHidden="0" w:uiPriority="68" w:unhideWhenUsed="0"/>
+    <w:lsdException w:name="Medium Grid 3 Accent 1" w:semiHidden="0" w:uiPriority="69" w:unhideWhenUsed="0"/>
+    <w:lsdException w:name="Dark List Accent 1" w:semiHidden="0" w:uiPriority="70" w:unhideWhenUsed="0"/>
+    <w:lsdException w:name="Colorful Shading Accent 1" w:semiHidden="0" w:uiPriority="71" w:unhideWhenUsed="0"/>
+    <w:lsdException w:name="Colorful List Accent 1" w:semiHidden="0" w:uiPriority="72" w:unhideWhenUsed="0"/>
+    <w:lsdException w:name="Colorful Grid Accent 1" w:semiHidden="0" w:uiPriority="73" w:unhideWhenUsed="0"/>
+    <w:lsdException w:name="Light Shading Accent 2" w:semiHidden="0" w:uiPriority="60" w:unhideWhenUsed="0"/>
+    <w:lsdException w:name="Light List Accent 2" w:semiHidden="0" w:uiPriority="61" w:unhideWhenUsed="0"/>
+    <w:lsdException w:name="Light Grid Accent 2" w:semiHidden="0" w:uiPriority="62" w:unhideWhenUsed="0"/>
+    <w:lsdException w:name="Medium Shading 1 Accent 2" w:semiHidden="0" w:uiPriority="63" w:unhideWhenUsed="0"/>
+    <w:lsdException w:name="Medium Shading 2 Accent 2" w:semiHidden="0" w:uiPriority="64" w:unhideWhenUsed="0"/>
+    <w:lsdException w:name="Medium List 1 Accent 2" w:semiHidden="0" w:uiPriority="65" w:unhideWhenUsed="0"/>
+    <w:lsdException w:name="Medium List 2 Accent 2" w:semiHidden="0" w:uiPriority="66" w:unhideWhenUsed="0"/>
+    <w:lsdException w:name="Medium Grid 1 Accent 2" w:semiHidden="0" w:uiPriority="67" w:unhideWhenUsed="0"/>
+    <w:lsdException w:name="Medium Grid 2 Accent 2" w:semiHidden="0" w:uiPriority="68" w:unhideWhenUsed="0"/>
+    <w:lsdException w:name="Medium Grid 3 Accent 2" w:semiHidden="0" w:uiPriority="69" w:unhideWhenUsed="0"/>
+    <w:lsdException w:name="Dark List Accent 2" w:semiHidden="0" w:uiPriority="70" w:unhideWhenUsed="0"/>
+    <w:lsdException w:name="Colorful Shading Accent 2" w:semiHidden="0" w:uiPriority="71" w:unhideWhenUsed="0"/>
+    <w:lsdException w:name="Colorful List Accent 2" w:semiHidden="0" w:uiPriority="72" w:unhideWhenUsed="0"/>
+    <w:lsdException w:name="Colorful Grid Accent 2" w:semiHidden="0" w:uiPriority="73" w:unhideWhenUsed="0"/>
+    <w:lsdException w:name="Light Shading Accent 3" w:semiHidden="0" w:uiPriority="60" w:unhideWhenUsed="0"/>
+    <w:lsdException w:name="Light List Accent 3" w:semiHidden="0" w:uiPriority="61" w:unhideWhenUsed="0"/>
+    <w:lsdException w:name="Light Grid Accent 3" w:semiHidden="0" w:uiPriority="62" w:unhideWhenUsed="0"/>
+    <w:lsdException w:name="Medium Shading 1 Accent 3" w:semiHidden="0" w:uiPriority="63" w:unhideWhenUsed="0"/>
+    <w:lsdException w:name="Medium Shading 2 Accent 3" w:semiHidden="0" w:uiPriority="64" w:unhideWhenUsed="0"/>
+    <w:lsdException w:name="Medium List 1 Accent 3" w:semiHidden="0" w:uiPriority="65" w:unhideWhenUsed="0"/>
+    <w:lsdException w:name="Medium List 2 Accent 3" w:semiHidden="0" w:uiPriority="66" w:unhideWhenUsed="0"/>
+    <w:lsdException w:name="Medium Grid 1 Accent 3" w:semiHidden="0" w:uiPriority="67" w:unhideWhenUsed="0"/>
+    <w:lsdException w:name="Medium Grid 2 Accent 3" w:semiHidden="0" w:uiPriority="68" w:unhideWhenUsed="0"/>
+    <w:lsdException w:name="Medium Grid 3 Accent 3" w:semiHidden="0" w:uiPriority="69" w:unhideWhenUsed="0"/>
+    <w:lsdException w:name="Dark List Accent 3" w:semiHidden="0" w:uiPriority="70" w:unhideWhenUsed="0"/>
+    <w:lsdException w:name="Colorful Shading Accent 3" w:semiHidden="0" w:uiPriority="71" w:unhideWhenUsed="0"/>
+    <w:lsdException w:name="Colorful List Accent 3" w:semiHidden="0" w:uiPriority="72" w:unhideWhenUsed="0"/>
+    <w:lsdException w:name="Colorful Grid Accent 3" w:semiHidden="0" w:uiPriority="73" w:unhideWhenUsed="0"/>
+    <w:lsdException w:name="Light Shading Accent 4" w:semiHidden="0" w:uiPriority="60" w:unhideWhenUsed="0"/>
+    <w:lsdException w:name="Light List Accent 4" w:semiHidden="0" w:uiPriority="61" w:unhideWhenUsed="0"/>
+    <w:lsdException w:name="Light Grid Accent 4" w:semiHidden="0" w:uiPriority="62" w:unhideWhenUsed="0"/>
+    <w:lsdException w:name="Medium Shading 1 Accent 4" w:semiHidden="0" w:uiPriority="63" w:unhideWhenUsed="0"/>
+    <w:lsdException w:name="Medium Shading 2 Accent 4" w:semiHidden="0" w:uiPriority="64" w:unhideWhenUsed="0"/>
+    <w:lsdException w:name="Medium List 1 Accent 4" w:semiHidden="0" w:uiPriority="65" w:unhideWhenUsed="0"/>
+    <w:lsdException w:name="Medium List 2 Accent 4" w:semiHidden="0" w:uiPriority="66" w:unhideWhenUsed="0"/>
+    <w:lsdException w:name="Medium Grid 1 Accent 4" w:semiHidden="0" w:uiPriority="67" w:unhideWhenUsed="0"/>
+    <w:lsdException w:name="Medium Grid 2 Accent 4" w:semiHidden="0" w:uiPriority="68" w:unhideWhenUsed="0"/>
+    <w:lsdException w:name="Medium Grid 3 Accent 4" w:semiHidden="0" w:uiPriority="69" w:unhideWhenUsed="0"/>
+    <w:lsdException w:name="Dark List Accent 4" w:semiHidden="0" w:uiPriority="70" w:unhideWhenUsed="0"/>
+    <w:lsdException w:name="Colorful Shading Accent 4" w:semiHidden="0" w:uiPriority="71" w:unhideWhenUsed="0"/>
+    <w:lsdException w:name="Colorful List Accent 4" w:semiHidden="0" w:uiPriority="72" w:unhideWhenUsed="0"/>
+    <w:lsdException w:name="Colorful Grid Accent 4" w:semiHidden="0" w:uiPriority="73" w:unhideWhenUsed="0"/>
+    <w:lsdException w:name="Light Shading Accent 5" w:semiHidden="0" w:uiPriority="60" w:unhideWhenUsed="0"/>
+    <w:lsdException w:name="Light List Accent 5" w:semiHidden="0" w:uiPriority="61" w:unhideWhenUsed="0"/>
+    <w:lsdException w:name="Light Grid Accent 5" w:semiHidden="0" w:uiPriority="62" w:unhideWhenUsed="0"/>
+    <w:lsdException w:name="Medium Shading 1 Accent 5" w:semiHidden="0" w:uiPriority="63" w:unhideWhenUsed="0"/>
+    <w:lsdException w:name="Medium Shading 2 Accent 5" w:semiHidden="0" w:uiPriority="64" w:unhideWhenUsed="0"/>
+    <w:lsdException w:name="Medium List 1 Accent 5" w:semiHidden="0" w:uiPriority="65" w:unhideWhenUsed="0"/>
+    <w:lsdException w:name="Medium List 2 Accent 5" w:semiHidden="0" w:uiPriority="66" w:unhideWhenUsed="0"/>
+    <w:lsdException w:name="Medium Grid 1 Accent 5" w:semiHidden="0" w:uiPriority="67" w:unhideWhenUsed="0"/>
+    <w:lsdException w:name="Medium Grid 2 Accent 5" w:semiHidden="0" w:uiPriority="68" w:unhideWhenUsed="0"/>
+    <w:lsdException w:name="Medium Grid 3 Accent 5" w:semiHidden="0" w:uiPriority="69" w:unhideWhenUsed="0"/>
+    <w:lsdException w:name="Dark List Accent 5" w:semiHidden="0" w:uiPriority="70" w:unhideWhenUsed="0"/>
+    <w:lsdException w:name="Colorful Shading Accent 5" w:semiHidden="0" w:uiPriority="71" w:unhideWhenUsed="0"/>
+    <w:lsdException w:name="Colorful List Accent 5" w:semiHidden="0" w:uiPriority="72" w:unhideWhenUsed="0"/>
+    <w:lsdException w:name="Colorful Grid Accent 5" w:semiHidden="0" w:uiPriority="73" w:unhideWhenUsed="0"/>
+    <w:lsdException w:name="Light Shading Accent 6" w:semiHidden="0" w:uiPriority="60" w:unhideWhenUsed="0"/>
+    <w:lsdException w:name="Light List Accent 6" w:semiHidden="0" w:uiPriority="61" w:unhideWhenUsed="0"/>
+    <w:lsdException w:name="Light Grid Accent 6" w:semiHidden="0" w:uiPriority="62" w:unhideWhenUsed="0"/>
+    <w:lsdException w:name="Medium Shading 1 Accent 6" w:semiHidden="0" w:uiPriority="63" w:unhideWhenUsed="0"/>
+    <w:lsdException w:name="Medium Shading 2 Accent 6" w:semiHidden="0" w:uiPriority="64" w:unhideWhenUsed="0"/>
+    <w:lsdException w:name="Medium List 1 Accent 6" w:semiHidden="0" w:uiPriority="65" w:unhideWhenUsed="0"/>
+    <w:lsdException w:name="Medium List 2 Accent 6" w:semiHidden="0" w:uiPriority="66" w:unhideWhenUsed="0"/>
+    <w:lsdException w:name="Medium Grid 1 Accent 6" w:semiHidden="0" w:uiPriority="67" w:unhideWhenUsed="0"/>
+    <w:lsdException w:name="Medium Grid 2 Accent 6" w:semiHidden="0" w:uiPriority="68" w:unhideWhenUsed="0"/>
+    <w:lsdException w:name="Medium Grid 3 Accent 6" w:semiHidden="0" w:uiPriority="69" w:unhideWhenUsed="0"/>
+    <w:lsdException w:name="Dark List Accent 6" w:semiHidden="0" w:uiPriority="70" w:unhideWhenUsed="0"/>
+    <w:lsdException w:name="Colorful Shading Accent 6" w:semiHidden="0" w:uiPriority="71" w:unhideWhenUsed="0"/>
+    <w:lsdException w:name="Colorful List Accent 6" w:semiHidden="0" w:uiPriority="72" w:unhideWhenUsed="0"/>
+    <w:lsdException w:name="Colorful Grid Accent 6" w:semiHidden="0" w:uiPriority="73" w:unhideWhenUsed="0"/>
+    <w:lsdException w:name="Subtle Emphasis" w:semiHidden="0" w:uiPriority="19" w:unhideWhenUsed="0" w:qFormat="1"/>
+    <w:lsdException w:name="Intense Emphasis" w:semiHidden="0" w:uiPriority="21" w:unhideWhenUsed="0" w:qFormat="1"/>
+    <w:lsdException w:name="Subtle Reference" w:semiHidden="0" w:uiPriority="31" w:unhideWhenUsed="0" w:qFormat="1"/>
+    <w:lsdException w:name="Intense Reference" w:semiHidden="0" w:uiPriority="32" w:unhideWhenUsed="0" w:qFormat="1"/>
+    <w:lsdException w:name="Book Title" w:semiHidden="0" w:uiPriority="33" w:unhideWhenUsed="0" w:qFormat="1"/>
+    <w:lsdException w:name="Bibliography" w:uiPriority="37"/>
+    <w:lsdException w:name="TOC Heading" w:uiPriority="39" w:qFormat="1"/>
+  </w:latentStyles>
+  <w:style w:type="paragraph" w:default="1" w:styleId="a">
+    <w:name w:val="Normal"/>
+    <w:qFormat/>
+  </w:style>
+  <w:style w:type="character" w:default="1" w:styleId="a0">
+    <w:name w:val="Default Paragraph Font"/>
+    <w:uiPriority w:val="1"/>
+    <w:semiHidden/>
+    <w:unhideWhenUsed/>
+  </w:style>
+  <w:style w:type="table" w:default="1" w:styleId="a1">
+    <w:name w:val="Normal Table"/>
+    <w:uiPriority w:val="99"/>
+    <w:semiHidden/>
+    <w:unhideWhenUsed/>
+    <w:qFormat/>
+    <w:tblPr>
+      <w:tblInd w:w="0" w:type="dxa"/>
+      <w:tblCellMar>
+        <w:top w:w="0" w:type="dxa"/>
+        <w:left w:w="108" w:type="dxa"/>
+        <w:bottom w:w="0" w:type="dxa"/>
+        <w:right w:w="108" w:type="dxa"/>
+      </w:tblCellMar>
+    </w:tblPr>
+  </w:style>
+  <w:style w:type="numbering" w:default="1" w:styleId="a2">
+    <w:name w:val="No List"/>
+    <w:uiPriority w:val="99"/>
+    <w:semiHidden/>
+    <w:unhideWhenUsed/>
+  </w:style>
+  <w:style w:type="character" w:styleId="a3">
+    <w:name w:val="Placeholder Text"/>
+    <w:basedOn w:val="a0"/>
+    <w:uiPriority w:val="99"/>
+    <w:semiHidden/>
+    <w:rsid w:val="006C1D63"/>
+    <w:rPr>
+      <w:color w:val="808080"/>
+    </w:rPr>
+  </w:style>
+</w:styles>
+</file>
+
+<file path=word/glossary/webSettings.xml><?xml version="1.0" encoding="utf-8"?>
+<w:webSettings xmlns:r="http://schemas.openxmlformats.org/officeDocument/2006/relationships" xmlns:w="http://schemas.openxmlformats.org/wordprocessingml/2006/main">
+  <w:optimizeForBrowser/>
+</w:webSettings>
+</file>
+
 <file path=word/theme/theme1.xml><?xml version="1.0" encoding="utf-8"?>
 <a:theme xmlns:a="http://schemas.openxmlformats.org/drawingml/2006/main" name="Тема Office">
   <a:themeElements>
@@ -28304,7 +28771,7 @@
 </file>
 
 <file path=customXml/itemProps1.xml><?xml version="1.0" encoding="utf-8"?>
-<ds:datastoreItem xmlns:ds="http://schemas.openxmlformats.org/officeDocument/2006/customXml" ds:itemID="{C8B59E55-9872-404C-B8E8-D172F8868DA7}">
+<ds:datastoreItem xmlns:ds="http://schemas.openxmlformats.org/officeDocument/2006/customXml" ds:itemID="{C05C4DE4-6F6E-42DA-81B5-1EBB369B79E7}">
   <ds:schemaRefs>
     <ds:schemaRef ds:uri="http://schemas.openxmlformats.org/officeDocument/2006/bibliography"/>
   </ds:schemaRefs>

--- a/Диплом.docx
+++ b/Диплом.docx
@@ -550,17 +550,17 @@
         <w:rPr>
           <w:rFonts w:ascii="Times New Roman" w:hAnsi="Times New Roman" w:cs="Times New Roman"/>
           <w:b/>
-          <w:iCs/>
+          <w:bCs/>
           <w:sz w:val="28"/>
           <w:szCs w:val="28"/>
         </w:rPr>
-        <w:t>Доцент, к.ф.-м.н. Иванова Ирина Николаевна</w:t>
+        <w:t>профессор, д.ф.-м.н. Мануилов Михаил Борисович</w:t>
       </w:r>
       <w:r>
         <w:rPr>
           <w:rFonts w:ascii="Times New Roman" w:hAnsi="Times New Roman" w:cs="Times New Roman"/>
           <w:b/>
-          <w:iCs/>
+          <w:bCs/>
           <w:sz w:val="28"/>
           <w:szCs w:val="28"/>
         </w:rPr>
@@ -694,7 +694,27 @@
           <w:sz w:val="28"/>
           <w:szCs w:val="28"/>
         </w:rPr>
-        <w:t>прикладной электродинамики икомпьютерного моделирования</w:t>
+        <w:t>прикладной электродинамики и</w:t>
+      </w:r>
+      <w:r>
+        <w:rPr>
+          <w:rFonts w:ascii="Times New Roman" w:hAnsi="Times New Roman" w:cs="Times New Roman"/>
+          <w:b/>
+          <w:bCs/>
+          <w:sz w:val="28"/>
+          <w:szCs w:val="28"/>
+        </w:rPr>
+        <w:t xml:space="preserve"> </w:t>
+      </w:r>
+      <w:r>
+        <w:rPr>
+          <w:rFonts w:ascii="Times New Roman" w:hAnsi="Times New Roman" w:cs="Times New Roman"/>
+          <w:b/>
+          <w:bCs/>
+          <w:sz w:val="28"/>
+          <w:szCs w:val="28"/>
+        </w:rPr>
+        <w:t>компьютерного моделирования</w:t>
       </w:r>
     </w:p>
     <w:p>
@@ -715,7 +735,7 @@
           <w:lang w:eastAsia="en-US"/>
         </w:rPr>
         <w:pict>
-          <v:line id="_x0000_s1030" style="position:absolute;flip:y;z-index:251662336;mso-position-horizontal:right;mso-position-horizontal-relative:margin" from="762.05pt,14.35pt" to="885.65pt,15.5pt" o:allowincell="f" stroked="f" strokecolor="#3465a4" strokeweight=".35mm">
+          <v:line id="_x0000_s1030" style="position:absolute;flip:y;z-index:251662336;mso-position-horizontal:right;mso-position-horizontal-relative:margin" from="1012.85pt,14.35pt" to="1136.45pt,15.5pt" o:allowincell="f" stroked="f" strokecolor="#3465a4" strokeweight=".35mm">
             <v:fill o:detectmouseclick="t"/>
             <w10:wrap anchorx="margin"/>
           </v:line>
@@ -829,6 +849,2076 @@
     </w:p>
     <w:p>
       <w:pPr>
+        <w:rPr>
+          <w:rFonts w:ascii="Times New Roman" w:hAnsi="Times New Roman" w:cs="Times New Roman"/>
+          <w:sz w:val="28"/>
+          <w:szCs w:val="28"/>
+        </w:rPr>
+      </w:pPr>
+      <w:r>
+        <w:rPr>
+          <w:rFonts w:ascii="Times New Roman" w:hAnsi="Times New Roman" w:cs="Times New Roman"/>
+          <w:sz w:val="28"/>
+          <w:szCs w:val="28"/>
+        </w:rPr>
+        <w:br w:type="page"/>
+      </w:r>
+    </w:p>
+    <w:p>
+      <w:pPr>
+        <w:spacing w:after="0"/>
+        <w:jc w:val="center"/>
+        <w:rPr>
+          <w:rFonts w:ascii="Times New Roman" w:hAnsi="Times New Roman" w:cs="Times New Roman"/>
+          <w:b/>
+          <w:sz w:val="24"/>
+          <w:szCs w:val="24"/>
+        </w:rPr>
+      </w:pPr>
+      <w:r>
+        <w:rPr>
+          <w:rFonts w:ascii="Times New Roman" w:hAnsi="Times New Roman" w:cs="Times New Roman"/>
+          <w:b/>
+          <w:sz w:val="24"/>
+          <w:szCs w:val="24"/>
+        </w:rPr>
+        <w:lastRenderedPageBreak/>
+        <w:t>МИН</w:t>
+      </w:r>
+      <w:r>
+        <w:rPr>
+          <w:rFonts w:ascii="Times New Roman" w:hAnsi="Times New Roman" w:cs="Times New Roman"/>
+          <w:b/>
+          <w:sz w:val="24"/>
+          <w:szCs w:val="24"/>
+        </w:rPr>
+        <w:t xml:space="preserve">ИСТЕРСТВО НАУКИ И ВЫСШЕГО </w:t>
+      </w:r>
+      <w:r>
+        <w:rPr>
+          <w:rFonts w:ascii="Times New Roman" w:hAnsi="Times New Roman" w:cs="Times New Roman"/>
+          <w:b/>
+          <w:sz w:val="24"/>
+          <w:szCs w:val="24"/>
+        </w:rPr>
+        <w:t>ОБР</w:t>
+      </w:r>
+      <w:r>
+        <w:rPr>
+          <w:rFonts w:ascii="Times New Roman" w:hAnsi="Times New Roman" w:cs="Times New Roman"/>
+          <w:b/>
+          <w:sz w:val="24"/>
+          <w:szCs w:val="24"/>
+        </w:rPr>
+        <w:t xml:space="preserve">АЗОВАНИЯ </w:t>
+      </w:r>
+    </w:p>
+    <w:p>
+      <w:pPr>
+        <w:spacing w:after="0"/>
+        <w:jc w:val="center"/>
+        <w:rPr>
+          <w:rFonts w:ascii="Times New Roman" w:hAnsi="Times New Roman" w:cs="Times New Roman"/>
+          <w:b/>
+          <w:sz w:val="24"/>
+          <w:szCs w:val="24"/>
+        </w:rPr>
+      </w:pPr>
+      <w:r>
+        <w:rPr>
+          <w:rFonts w:ascii="Times New Roman" w:hAnsi="Times New Roman" w:cs="Times New Roman"/>
+          <w:b/>
+          <w:sz w:val="24"/>
+          <w:szCs w:val="24"/>
+        </w:rPr>
+        <w:t>РОССИЙСКОЙ ФЕДЕРАЦИИ</w:t>
+      </w:r>
+    </w:p>
+    <w:p>
+      <w:pPr>
+        <w:spacing w:after="0" w:line="240" w:lineRule="auto"/>
+        <w:jc w:val="center"/>
+        <w:rPr>
+          <w:rFonts w:ascii="Times New Roman" w:hAnsi="Times New Roman" w:cs="Times New Roman"/>
+          <w:b/>
+          <w:sz w:val="24"/>
+          <w:szCs w:val="24"/>
+        </w:rPr>
+      </w:pPr>
+      <w:r>
+        <w:rPr>
+          <w:rFonts w:ascii="Times New Roman" w:hAnsi="Times New Roman" w:cs="Times New Roman"/>
+          <w:b/>
+          <w:sz w:val="24"/>
+          <w:szCs w:val="24"/>
+        </w:rPr>
+        <w:t xml:space="preserve">Федеральное государственное автономное образовательное </w:t>
+      </w:r>
+    </w:p>
+    <w:p>
+      <w:pPr>
+        <w:spacing w:after="0" w:line="240" w:lineRule="auto"/>
+        <w:jc w:val="center"/>
+        <w:rPr>
+          <w:rFonts w:ascii="Times New Roman" w:hAnsi="Times New Roman" w:cs="Times New Roman"/>
+          <w:b/>
+          <w:sz w:val="24"/>
+          <w:szCs w:val="24"/>
+        </w:rPr>
+      </w:pPr>
+      <w:r>
+        <w:rPr>
+          <w:rFonts w:ascii="Times New Roman" w:hAnsi="Times New Roman" w:cs="Times New Roman"/>
+          <w:b/>
+          <w:sz w:val="24"/>
+          <w:szCs w:val="24"/>
+        </w:rPr>
+        <w:t>учреждение высшего образования</w:t>
+      </w:r>
+    </w:p>
+    <w:p>
+      <w:pPr>
+        <w:spacing w:after="0" w:line="240" w:lineRule="auto"/>
+        <w:jc w:val="center"/>
+        <w:rPr>
+          <w:rFonts w:ascii="Times New Roman" w:hAnsi="Times New Roman" w:cs="Times New Roman"/>
+          <w:b/>
+          <w:sz w:val="24"/>
+          <w:szCs w:val="24"/>
+        </w:rPr>
+      </w:pPr>
+      <w:r>
+        <w:rPr>
+          <w:rFonts w:ascii="Times New Roman" w:hAnsi="Times New Roman" w:cs="Times New Roman"/>
+          <w:b/>
+          <w:sz w:val="24"/>
+          <w:szCs w:val="24"/>
+        </w:rPr>
+        <w:t>«Южный федеральный университет»</w:t>
+      </w:r>
+    </w:p>
+    <w:p>
+      <w:pPr>
+        <w:spacing w:line="240" w:lineRule="auto"/>
+        <w:jc w:val="center"/>
+        <w:rPr>
+          <w:rFonts w:ascii="Times New Roman" w:hAnsi="Times New Roman" w:cs="Times New Roman"/>
+          <w:sz w:val="28"/>
+          <w:szCs w:val="28"/>
+        </w:rPr>
+      </w:pPr>
+    </w:p>
+    <w:p>
+      <w:pPr>
+        <w:spacing w:line="240" w:lineRule="auto"/>
+        <w:ind w:firstLine="709"/>
+        <w:rPr>
+          <w:rFonts w:ascii="Times New Roman" w:hAnsi="Times New Roman" w:cs="Times New Roman"/>
+          <w:b/>
+          <w:bCs/>
+          <w:i/>
+          <w:sz w:val="32"/>
+          <w:szCs w:val="32"/>
+        </w:rPr>
+      </w:pPr>
+      <w:r>
+        <w:rPr>
+          <w:rFonts w:ascii="Times New Roman" w:hAnsi="Times New Roman" w:cs="Times New Roman"/>
+          <w:b/>
+          <w:bCs/>
+          <w:i/>
+          <w:sz w:val="32"/>
+          <w:szCs w:val="32"/>
+        </w:rPr>
+        <w:t>УТВЕРЖДАЮ</w:t>
+      </w:r>
+    </w:p>
+    <w:p>
+      <w:pPr>
+        <w:spacing w:line="240" w:lineRule="auto"/>
+        <w:rPr>
+          <w:rFonts w:ascii="Times New Roman" w:hAnsi="Times New Roman" w:cs="Times New Roman"/>
+          <w:sz w:val="28"/>
+          <w:szCs w:val="28"/>
+        </w:rPr>
+      </w:pPr>
+      <w:r>
+        <w:rPr>
+          <w:rFonts w:ascii="Times New Roman" w:hAnsi="Times New Roman" w:cs="Times New Roman"/>
+          <w:sz w:val="28"/>
+          <w:szCs w:val="28"/>
+        </w:rPr>
+        <w:t>Заведующий кафедрой</w:t>
+      </w:r>
+    </w:p>
+    <w:p>
+      <w:pPr>
+        <w:spacing w:line="240" w:lineRule="auto"/>
+        <w:rPr>
+          <w:rFonts w:ascii="Times New Roman" w:hAnsi="Times New Roman" w:cs="Times New Roman"/>
+          <w:sz w:val="28"/>
+          <w:szCs w:val="28"/>
+        </w:rPr>
+      </w:pPr>
+      <w:r>
+        <w:rPr>
+          <w:rFonts w:ascii="Times New Roman" w:hAnsi="Times New Roman" w:cs="Times New Roman"/>
+          <w:sz w:val="28"/>
+          <w:szCs w:val="28"/>
+        </w:rPr>
+        <w:t>прикладной электродинамики</w:t>
+      </w:r>
+    </w:p>
+    <w:p>
+      <w:pPr>
+        <w:spacing w:line="240" w:lineRule="auto"/>
+        <w:rPr>
+          <w:rFonts w:ascii="Times New Roman" w:hAnsi="Times New Roman" w:cs="Times New Roman"/>
+          <w:sz w:val="28"/>
+          <w:szCs w:val="28"/>
+        </w:rPr>
+      </w:pPr>
+      <w:r>
+        <w:rPr>
+          <w:rFonts w:ascii="Times New Roman" w:hAnsi="Times New Roman" w:cs="Times New Roman"/>
+          <w:sz w:val="28"/>
+          <w:szCs w:val="28"/>
+        </w:rPr>
+        <w:t>и компьютерного моделирования</w:t>
+      </w:r>
+    </w:p>
+    <w:p>
+      <w:pPr>
+        <w:spacing w:line="240" w:lineRule="auto"/>
+        <w:rPr>
+          <w:rFonts w:ascii="Times New Roman" w:hAnsi="Times New Roman" w:cs="Times New Roman"/>
+          <w:sz w:val="28"/>
+          <w:szCs w:val="28"/>
+        </w:rPr>
+      </w:pPr>
+      <w:r>
+        <w:rPr>
+          <w:rFonts w:ascii="Times New Roman" w:hAnsi="Times New Roman" w:cs="Times New Roman"/>
+          <w:sz w:val="28"/>
+          <w:szCs w:val="28"/>
+        </w:rPr>
+        <w:t>Профессор, д.ф.-м.н.</w:t>
+      </w:r>
+    </w:p>
+    <w:p>
+      <w:pPr>
+        <w:spacing w:line="240" w:lineRule="auto"/>
+        <w:rPr>
+          <w:u w:val="single"/>
+        </w:rPr>
+      </w:pPr>
+      <w:r>
+        <w:rPr>
+          <w:rFonts w:ascii="Times New Roman" w:hAnsi="Times New Roman" w:cs="Times New Roman"/>
+          <w:sz w:val="28"/>
+          <w:szCs w:val="28"/>
+          <w:u w:val="single"/>
+        </w:rPr>
+        <w:t xml:space="preserve">                                                </w:t>
+      </w:r>
+      <w:r>
+        <w:rPr>
+          <w:rFonts w:ascii="Times New Roman" w:hAnsi="Times New Roman" w:cs="Times New Roman"/>
+          <w:sz w:val="28"/>
+          <w:szCs w:val="28"/>
+        </w:rPr>
+        <w:t xml:space="preserve"> Мануилов М.Б.</w:t>
+      </w:r>
+    </w:p>
+    <w:p>
+      <w:pPr>
+        <w:spacing w:line="240" w:lineRule="auto"/>
+        <w:rPr>
+          <w:rFonts w:ascii="Times New Roman" w:hAnsi="Times New Roman" w:cs="Times New Roman"/>
+          <w:sz w:val="28"/>
+          <w:szCs w:val="28"/>
+        </w:rPr>
+      </w:pPr>
+      <w:r>
+        <w:rPr>
+          <w:rFonts w:ascii="Times New Roman" w:hAnsi="Times New Roman" w:cs="Times New Roman"/>
+          <w:sz w:val="28"/>
+          <w:szCs w:val="28"/>
+        </w:rPr>
+        <w:t>«</w:t>
+      </w:r>
+      <w:r>
+        <w:rPr>
+          <w:rFonts w:ascii="Times New Roman" w:hAnsi="Times New Roman" w:cs="Times New Roman"/>
+          <w:sz w:val="28"/>
+          <w:szCs w:val="28"/>
+          <w:u w:val="single"/>
+        </w:rPr>
+        <w:t xml:space="preserve">          </w:t>
+      </w:r>
+      <w:r>
+        <w:rPr>
+          <w:rFonts w:ascii="Times New Roman" w:hAnsi="Times New Roman" w:cs="Times New Roman"/>
+          <w:sz w:val="28"/>
+          <w:szCs w:val="28"/>
+        </w:rPr>
+        <w:t>»</w:t>
+      </w:r>
+      <w:r>
+        <w:rPr>
+          <w:rFonts w:ascii="Times New Roman" w:hAnsi="Times New Roman" w:cs="Times New Roman"/>
+          <w:sz w:val="28"/>
+          <w:szCs w:val="28"/>
+          <w:u w:val="single"/>
+        </w:rPr>
+        <w:t xml:space="preserve">                                        </w:t>
+      </w:r>
+      <w:r>
+        <w:rPr>
+          <w:rFonts w:ascii="Times New Roman" w:hAnsi="Times New Roman" w:cs="Times New Roman"/>
+          <w:sz w:val="28"/>
+          <w:szCs w:val="28"/>
+        </w:rPr>
+        <w:t xml:space="preserve"> 2026 г.</w:t>
+      </w:r>
+    </w:p>
+    <w:p>
+      <w:pPr>
+        <w:spacing w:line="240" w:lineRule="auto"/>
+      </w:pPr>
+    </w:p>
+    <w:p>
+      <w:pPr>
+        <w:spacing w:line="240" w:lineRule="auto"/>
+        <w:jc w:val="center"/>
+        <w:rPr>
+          <w:rFonts w:ascii="Times New Roman" w:hAnsi="Times New Roman" w:cs="Times New Roman"/>
+          <w:sz w:val="28"/>
+          <w:szCs w:val="28"/>
+        </w:rPr>
+      </w:pPr>
+      <w:r>
+        <w:rPr>
+          <w:rFonts w:ascii="Times New Roman" w:hAnsi="Times New Roman" w:cs="Times New Roman"/>
+          <w:sz w:val="28"/>
+          <w:szCs w:val="28"/>
+        </w:rPr>
+        <w:t>ЗАДАНИЕ</w:t>
+      </w:r>
+    </w:p>
+    <w:p>
+      <w:pPr>
+        <w:spacing w:line="240" w:lineRule="auto"/>
+        <w:jc w:val="center"/>
+        <w:rPr>
+          <w:rFonts w:ascii="Times New Roman" w:hAnsi="Times New Roman" w:cs="Times New Roman"/>
+          <w:sz w:val="28"/>
+          <w:szCs w:val="28"/>
+        </w:rPr>
+      </w:pPr>
+      <w:r>
+        <w:rPr>
+          <w:rFonts w:ascii="Times New Roman" w:hAnsi="Times New Roman" w:cs="Times New Roman"/>
+          <w:sz w:val="28"/>
+          <w:szCs w:val="28"/>
+        </w:rPr>
+        <w:t>по выпускной квалификационной работе</w:t>
+      </w:r>
+    </w:p>
+    <w:p>
+      <w:pPr>
+        <w:spacing w:line="240" w:lineRule="auto"/>
+        <w:jc w:val="center"/>
+        <w:rPr>
+          <w:rFonts w:ascii="Times New Roman" w:hAnsi="Times New Roman" w:cs="Times New Roman"/>
+          <w:sz w:val="28"/>
+          <w:szCs w:val="28"/>
+        </w:rPr>
+      </w:pPr>
+      <w:r>
+        <w:rPr>
+          <w:rFonts w:ascii="Times New Roman" w:hAnsi="Times New Roman" w:cs="Times New Roman"/>
+          <w:sz w:val="28"/>
+          <w:szCs w:val="28"/>
+        </w:rPr>
+        <w:t>студента Татарова Данила Сергеевича</w:t>
+      </w:r>
+    </w:p>
+    <w:p>
+      <w:pPr>
+        <w:pStyle w:val="ac"/>
+        <w:numPr>
+          <w:ilvl w:val="0"/>
+          <w:numId w:val="16"/>
+        </w:numPr>
+        <w:suppressAutoHyphens/>
+        <w:spacing w:after="160" w:line="360" w:lineRule="auto"/>
+        <w:rPr>
+          <w:rFonts w:ascii="Times New Roman" w:hAnsi="Times New Roman" w:cs="Times New Roman"/>
+          <w:sz w:val="28"/>
+          <w:szCs w:val="28"/>
+        </w:rPr>
+      </w:pPr>
+      <w:r>
+        <w:rPr>
+          <w:rFonts w:ascii="Times New Roman" w:hAnsi="Times New Roman" w:cs="Times New Roman"/>
+          <w:sz w:val="28"/>
+          <w:szCs w:val="28"/>
+        </w:rPr>
+        <w:t>Тема работы.</w:t>
+      </w:r>
+    </w:p>
+    <w:p>
+      <w:pPr>
+        <w:pStyle w:val="ac"/>
+        <w:spacing w:line="360" w:lineRule="auto"/>
+        <w:rPr>
+          <w:rFonts w:ascii="Times New Roman" w:hAnsi="Times New Roman" w:cs="Times New Roman"/>
+          <w:sz w:val="28"/>
+          <w:szCs w:val="28"/>
+        </w:rPr>
+      </w:pPr>
+      <w:r>
+        <w:rPr>
+          <w:rFonts w:ascii="Times New Roman" w:hAnsi="Times New Roman" w:cs="Times New Roman"/>
+          <w:sz w:val="28"/>
+          <w:szCs w:val="28"/>
+        </w:rPr>
+        <w:t>«</w:t>
+      </w:r>
+      <w:r>
+        <w:rPr>
+          <w:rFonts w:ascii="Times New Roman" w:hAnsi="Times New Roman" w:cs="Times New Roman"/>
+          <w:sz w:val="28"/>
+          <w:szCs w:val="28"/>
+        </w:rPr>
+        <w:t>Гитарная радиосистема»</w:t>
+      </w:r>
+    </w:p>
+    <w:p>
+      <w:pPr>
+        <w:pStyle w:val="ac"/>
+        <w:numPr>
+          <w:ilvl w:val="0"/>
+          <w:numId w:val="16"/>
+        </w:numPr>
+        <w:suppressAutoHyphens/>
+        <w:spacing w:after="160" w:line="360" w:lineRule="auto"/>
+        <w:rPr>
+          <w:rFonts w:ascii="Times New Roman" w:hAnsi="Times New Roman" w:cs="Times New Roman"/>
+          <w:sz w:val="28"/>
+          <w:szCs w:val="28"/>
+        </w:rPr>
+      </w:pPr>
+      <w:r>
+        <w:rPr>
+          <w:rFonts w:ascii="Times New Roman" w:hAnsi="Times New Roman" w:cs="Times New Roman"/>
+          <w:sz w:val="28"/>
+          <w:szCs w:val="28"/>
+        </w:rPr>
+        <w:t>Цель работы:</w:t>
+      </w:r>
+    </w:p>
+    <w:p>
+      <w:pPr>
+        <w:pStyle w:val="ac"/>
+        <w:spacing w:line="360" w:lineRule="auto"/>
+        <w:ind w:left="0" w:firstLine="720"/>
+        <w:jc w:val="both"/>
+        <w:rPr>
+          <w:rFonts w:ascii="Times New Roman" w:hAnsi="Times New Roman" w:cs="Times New Roman"/>
+          <w:sz w:val="28"/>
+          <w:szCs w:val="28"/>
+        </w:rPr>
+      </w:pPr>
+      <w:r>
+        <w:rPr>
+          <w:rFonts w:ascii="Times New Roman" w:hAnsi="Times New Roman" w:cs="Times New Roman"/>
+          <w:sz w:val="28"/>
+          <w:szCs w:val="28"/>
+        </w:rPr>
+        <w:t xml:space="preserve">Реализация модели радиосистемы на базе микроконтроллера </w:t>
+      </w:r>
+      <w:r>
+        <w:rPr>
+          <w:rFonts w:ascii="Times New Roman" w:hAnsi="Times New Roman" w:cs="Times New Roman"/>
+          <w:sz w:val="28"/>
+          <w:szCs w:val="28"/>
+          <w:lang w:val="en-US"/>
+        </w:rPr>
+        <w:t>STM</w:t>
+      </w:r>
+      <w:r>
+        <w:rPr>
+          <w:rFonts w:ascii="Times New Roman" w:hAnsi="Times New Roman" w:cs="Times New Roman"/>
+          <w:sz w:val="28"/>
+          <w:szCs w:val="28"/>
+        </w:rPr>
+        <w:t>32</w:t>
+      </w:r>
+      <w:r>
+        <w:rPr>
+          <w:rFonts w:ascii="Times New Roman" w:hAnsi="Times New Roman" w:cs="Times New Roman"/>
+          <w:sz w:val="28"/>
+          <w:szCs w:val="28"/>
+          <w:lang w:val="en-US"/>
+        </w:rPr>
+        <w:t>F</w:t>
+      </w:r>
+      <w:r>
+        <w:rPr>
+          <w:rFonts w:ascii="Times New Roman" w:hAnsi="Times New Roman" w:cs="Times New Roman"/>
+          <w:sz w:val="28"/>
+          <w:szCs w:val="28"/>
+        </w:rPr>
+        <w:t>103</w:t>
+      </w:r>
+      <w:r>
+        <w:rPr>
+          <w:rFonts w:ascii="Times New Roman" w:hAnsi="Times New Roman" w:cs="Times New Roman"/>
+          <w:sz w:val="28"/>
+          <w:szCs w:val="28"/>
+          <w:lang w:val="en-US"/>
+        </w:rPr>
+        <w:t>C</w:t>
+      </w:r>
+      <w:r>
+        <w:rPr>
+          <w:rFonts w:ascii="Times New Roman" w:hAnsi="Times New Roman" w:cs="Times New Roman"/>
+          <w:sz w:val="28"/>
+          <w:szCs w:val="28"/>
+        </w:rPr>
+        <w:t>8</w:t>
+      </w:r>
+      <w:r>
+        <w:rPr>
+          <w:rFonts w:ascii="Times New Roman" w:hAnsi="Times New Roman" w:cs="Times New Roman"/>
+          <w:sz w:val="28"/>
+          <w:szCs w:val="28"/>
+          <w:lang w:val="en-US"/>
+        </w:rPr>
+        <w:t>T</w:t>
+      </w:r>
+      <w:r>
+        <w:rPr>
+          <w:rFonts w:ascii="Times New Roman" w:hAnsi="Times New Roman" w:cs="Times New Roman"/>
+          <w:sz w:val="28"/>
+          <w:szCs w:val="28"/>
+        </w:rPr>
+        <w:t xml:space="preserve">6 </w:t>
+      </w:r>
+      <w:r>
+        <w:rPr>
+          <w:rFonts w:ascii="Times New Roman" w:hAnsi="Times New Roman" w:cs="Times New Roman"/>
+          <w:sz w:val="28"/>
+          <w:szCs w:val="28"/>
+        </w:rPr>
+        <w:t>и радио</w:t>
+      </w:r>
+      <w:r>
+        <w:rPr>
+          <w:rFonts w:ascii="Times New Roman" w:hAnsi="Times New Roman" w:cs="Times New Roman"/>
+          <w:sz w:val="28"/>
+          <w:szCs w:val="28"/>
+        </w:rPr>
+        <w:t>-</w:t>
+      </w:r>
+      <w:r>
+        <w:rPr>
+          <w:rFonts w:ascii="Times New Roman" w:hAnsi="Times New Roman" w:cs="Times New Roman"/>
+          <w:sz w:val="28"/>
+          <w:szCs w:val="28"/>
+        </w:rPr>
+        <w:t xml:space="preserve">модуля </w:t>
+      </w:r>
+      <w:r>
+        <w:rPr>
+          <w:rFonts w:ascii="Times New Roman" w:hAnsi="Times New Roman" w:cs="Times New Roman"/>
+          <w:sz w:val="28"/>
+          <w:szCs w:val="28"/>
+          <w:lang w:val="en-US"/>
+        </w:rPr>
+        <w:t>nRF</w:t>
+      </w:r>
+      <w:r>
+        <w:rPr>
+          <w:rFonts w:ascii="Times New Roman" w:hAnsi="Times New Roman" w:cs="Times New Roman"/>
+          <w:sz w:val="28"/>
+          <w:szCs w:val="28"/>
+        </w:rPr>
+        <w:t>24</w:t>
+      </w:r>
+      <w:r>
+        <w:rPr>
+          <w:rFonts w:ascii="Times New Roman" w:hAnsi="Times New Roman" w:cs="Times New Roman"/>
+          <w:sz w:val="28"/>
+          <w:szCs w:val="28"/>
+          <w:lang w:val="en-US"/>
+        </w:rPr>
+        <w:t>L</w:t>
+      </w:r>
+      <w:r>
+        <w:rPr>
+          <w:rFonts w:ascii="Times New Roman" w:hAnsi="Times New Roman" w:cs="Times New Roman"/>
+          <w:sz w:val="28"/>
+          <w:szCs w:val="28"/>
+        </w:rPr>
+        <w:t>01.</w:t>
+      </w:r>
+    </w:p>
+    <w:p>
+      <w:pPr>
+        <w:pStyle w:val="ac"/>
+        <w:rPr>
+          <w:rFonts w:ascii="Times New Roman" w:hAnsi="Times New Roman" w:cs="Times New Roman"/>
+          <w:sz w:val="28"/>
+          <w:szCs w:val="28"/>
+        </w:rPr>
+      </w:pPr>
+      <w:r>
+        <w:rPr>
+          <w:rFonts w:ascii="Times New Roman" w:hAnsi="Times New Roman" w:cs="Times New Roman"/>
+          <w:sz w:val="28"/>
+          <w:szCs w:val="28"/>
+        </w:rPr>
+        <w:t>Основные вопросы, подлежащие исследованию:</w:t>
+      </w:r>
+    </w:p>
+    <w:p>
+      <w:pPr>
+        <w:pStyle w:val="ac"/>
+        <w:numPr>
+          <w:ilvl w:val="0"/>
+          <w:numId w:val="17"/>
+        </w:numPr>
+        <w:suppressAutoHyphens/>
+        <w:spacing w:after="160" w:line="259" w:lineRule="auto"/>
+        <w:jc w:val="both"/>
+        <w:rPr>
+          <w:rFonts w:ascii="Times New Roman" w:hAnsi="Times New Roman" w:cs="Times New Roman"/>
+          <w:sz w:val="28"/>
+          <w:szCs w:val="28"/>
+        </w:rPr>
+      </w:pPr>
+      <w:r>
+        <w:rPr>
+          <w:rFonts w:ascii="Times New Roman" w:hAnsi="Times New Roman" w:cs="Times New Roman"/>
+          <w:sz w:val="28"/>
+          <w:szCs w:val="28"/>
+        </w:rPr>
+        <w:t>изучение методов модуляции аналоговых и цифровых сигналов</w:t>
+      </w:r>
+      <w:r>
+        <w:rPr>
+          <w:rFonts w:ascii="Times New Roman" w:hAnsi="Times New Roman" w:cs="Times New Roman"/>
+          <w:sz w:val="28"/>
+          <w:szCs w:val="28"/>
+        </w:rPr>
+        <w:t>;</w:t>
+      </w:r>
+    </w:p>
+    <w:p>
+      <w:pPr>
+        <w:pStyle w:val="ac"/>
+        <w:numPr>
+          <w:ilvl w:val="0"/>
+          <w:numId w:val="17"/>
+        </w:numPr>
+        <w:suppressAutoHyphens/>
+        <w:spacing w:after="160" w:line="259" w:lineRule="auto"/>
+        <w:jc w:val="both"/>
+        <w:rPr>
+          <w:rFonts w:ascii="Times New Roman" w:hAnsi="Times New Roman" w:cs="Times New Roman"/>
+          <w:sz w:val="28"/>
+          <w:szCs w:val="28"/>
+        </w:rPr>
+      </w:pPr>
+      <w:r>
+        <w:rPr>
+          <w:rFonts w:ascii="Times New Roman" w:hAnsi="Times New Roman" w:cs="Times New Roman"/>
+          <w:sz w:val="28"/>
+          <w:szCs w:val="28"/>
+        </w:rPr>
+        <w:t>написание технических, пользовательских и бизнес требований к проекту</w:t>
+      </w:r>
+      <w:r>
+        <w:rPr>
+          <w:rFonts w:ascii="Times New Roman" w:hAnsi="Times New Roman" w:cs="Times New Roman"/>
+          <w:sz w:val="28"/>
+          <w:szCs w:val="28"/>
+        </w:rPr>
+        <w:t>;</w:t>
+      </w:r>
+    </w:p>
+    <w:p>
+      <w:pPr>
+        <w:pStyle w:val="ac"/>
+        <w:numPr>
+          <w:ilvl w:val="0"/>
+          <w:numId w:val="17"/>
+        </w:numPr>
+        <w:suppressAutoHyphens/>
+        <w:spacing w:after="160" w:line="259" w:lineRule="auto"/>
+        <w:jc w:val="both"/>
+        <w:rPr>
+          <w:rFonts w:ascii="Times New Roman" w:hAnsi="Times New Roman" w:cs="Times New Roman"/>
+          <w:sz w:val="28"/>
+          <w:szCs w:val="28"/>
+        </w:rPr>
+      </w:pPr>
+      <w:r>
+        <w:rPr>
+          <w:rFonts w:ascii="Times New Roman" w:hAnsi="Times New Roman" w:cs="Times New Roman"/>
+          <w:sz w:val="28"/>
+          <w:szCs w:val="28"/>
+        </w:rPr>
+        <w:t>проектирование и моделирование</w:t>
+      </w:r>
+      <w:r>
+        <w:rPr>
+          <w:rFonts w:ascii="Times New Roman" w:hAnsi="Times New Roman" w:cs="Times New Roman"/>
+          <w:sz w:val="28"/>
+          <w:szCs w:val="28"/>
+        </w:rPr>
+        <w:t xml:space="preserve"> отдельных узлов</w:t>
+      </w:r>
+      <w:r>
+        <w:rPr>
+          <w:rFonts w:ascii="Times New Roman" w:hAnsi="Times New Roman" w:cs="Times New Roman"/>
+          <w:sz w:val="28"/>
+          <w:szCs w:val="28"/>
+        </w:rPr>
+        <w:t xml:space="preserve"> схемы передатчика и приёмника</w:t>
+      </w:r>
+      <w:r>
+        <w:rPr>
+          <w:rFonts w:ascii="Times New Roman" w:hAnsi="Times New Roman" w:cs="Times New Roman"/>
+          <w:sz w:val="28"/>
+          <w:szCs w:val="28"/>
+        </w:rPr>
+        <w:t xml:space="preserve"> для проверки их работы в установленных требованиях</w:t>
+      </w:r>
+      <w:r>
+        <w:rPr>
+          <w:rFonts w:ascii="Times New Roman" w:hAnsi="Times New Roman" w:cs="Times New Roman"/>
+          <w:sz w:val="28"/>
+          <w:szCs w:val="28"/>
+        </w:rPr>
+        <w:t>;</w:t>
+      </w:r>
+    </w:p>
+    <w:p>
+      <w:pPr>
+        <w:pStyle w:val="ac"/>
+        <w:numPr>
+          <w:ilvl w:val="0"/>
+          <w:numId w:val="17"/>
+        </w:numPr>
+        <w:suppressAutoHyphens/>
+        <w:spacing w:after="160" w:line="259" w:lineRule="auto"/>
+        <w:jc w:val="both"/>
+        <w:rPr>
+          <w:rFonts w:ascii="Times New Roman" w:hAnsi="Times New Roman" w:cs="Times New Roman"/>
+          <w:sz w:val="28"/>
+          <w:szCs w:val="28"/>
+        </w:rPr>
+      </w:pPr>
+      <w:r>
+        <w:rPr>
+          <w:rFonts w:ascii="Times New Roman" w:hAnsi="Times New Roman" w:cs="Times New Roman"/>
+          <w:sz w:val="28"/>
+          <w:szCs w:val="28"/>
+        </w:rPr>
+        <w:t>проектирование и создание печатной платы передатчика и приёмника</w:t>
+      </w:r>
+      <w:r>
+        <w:rPr>
+          <w:rFonts w:ascii="Times New Roman" w:hAnsi="Times New Roman" w:cs="Times New Roman"/>
+          <w:sz w:val="28"/>
+          <w:szCs w:val="28"/>
+        </w:rPr>
+        <w:t>;</w:t>
+      </w:r>
+    </w:p>
+    <w:p>
+      <w:pPr>
+        <w:pStyle w:val="ac"/>
+        <w:numPr>
+          <w:ilvl w:val="0"/>
+          <w:numId w:val="17"/>
+        </w:numPr>
+        <w:suppressAutoHyphens/>
+        <w:spacing w:after="160" w:line="259" w:lineRule="auto"/>
+        <w:jc w:val="both"/>
+        <w:rPr>
+          <w:rFonts w:ascii="Times New Roman" w:hAnsi="Times New Roman" w:cs="Times New Roman"/>
+          <w:sz w:val="28"/>
+          <w:szCs w:val="28"/>
+        </w:rPr>
+      </w:pPr>
+      <w:r>
+        <w:rPr>
+          <w:rFonts w:ascii="Times New Roman" w:hAnsi="Times New Roman" w:cs="Times New Roman"/>
+          <w:sz w:val="28"/>
+          <w:szCs w:val="28"/>
+        </w:rPr>
+        <w:t xml:space="preserve">написание и отладка программного кода в среде разработки </w:t>
+      </w:r>
+      <w:r>
+        <w:rPr>
+          <w:rFonts w:ascii="Times New Roman" w:hAnsi="Times New Roman" w:cs="Times New Roman"/>
+          <w:sz w:val="28"/>
+          <w:szCs w:val="28"/>
+          <w:lang w:val="en-US"/>
+        </w:rPr>
+        <w:t>ArduinoIDE</w:t>
+      </w:r>
+      <w:r>
+        <w:rPr>
+          <w:rFonts w:ascii="Times New Roman" w:hAnsi="Times New Roman" w:cs="Times New Roman"/>
+          <w:sz w:val="28"/>
+          <w:szCs w:val="28"/>
+        </w:rPr>
+        <w:t>;</w:t>
+      </w:r>
+    </w:p>
+    <w:p>
+      <w:pPr>
+        <w:pStyle w:val="ac"/>
+        <w:numPr>
+          <w:ilvl w:val="0"/>
+          <w:numId w:val="17"/>
+        </w:numPr>
+        <w:suppressAutoHyphens/>
+        <w:spacing w:after="160" w:line="259" w:lineRule="auto"/>
+        <w:jc w:val="both"/>
+        <w:rPr>
+          <w:rFonts w:ascii="Times New Roman" w:hAnsi="Times New Roman" w:cs="Times New Roman"/>
+          <w:sz w:val="28"/>
+          <w:szCs w:val="28"/>
+        </w:rPr>
+      </w:pPr>
+      <w:r>
+        <w:rPr>
+          <w:rFonts w:ascii="Times New Roman" w:hAnsi="Times New Roman" w:cs="Times New Roman"/>
+          <w:sz w:val="28"/>
+          <w:szCs w:val="28"/>
+        </w:rPr>
+        <w:t>проверить работоспособность всей системы и произвести оптимизацию задержки сигнала программными методами</w:t>
+      </w:r>
+      <w:r>
+        <w:rPr>
+          <w:rFonts w:ascii="Times New Roman" w:hAnsi="Times New Roman" w:cs="Times New Roman"/>
+          <w:sz w:val="28"/>
+          <w:szCs w:val="28"/>
+        </w:rPr>
+        <w:t>;</w:t>
+      </w:r>
+    </w:p>
+    <w:p>
+      <w:pPr>
+        <w:pStyle w:val="ac"/>
+        <w:numPr>
+          <w:ilvl w:val="0"/>
+          <w:numId w:val="16"/>
+        </w:numPr>
+        <w:suppressAutoHyphens/>
+        <w:spacing w:after="160" w:line="360" w:lineRule="auto"/>
+        <w:rPr>
+          <w:rFonts w:ascii="Times New Roman" w:hAnsi="Times New Roman" w:cs="Times New Roman"/>
+          <w:sz w:val="28"/>
+          <w:szCs w:val="28"/>
+        </w:rPr>
+      </w:pPr>
+      <w:r>
+        <w:rPr>
+          <w:rFonts w:ascii="Times New Roman" w:hAnsi="Times New Roman" w:cs="Times New Roman"/>
+          <w:sz w:val="28"/>
+          <w:szCs w:val="28"/>
+        </w:rPr>
+        <w:t>Аппаратура, материалы.</w:t>
+      </w:r>
+    </w:p>
+    <w:p>
+      <w:pPr>
+        <w:pStyle w:val="ac"/>
+        <w:spacing w:line="360" w:lineRule="auto"/>
+        <w:rPr>
+          <w:rFonts w:ascii="Times New Roman" w:hAnsi="Times New Roman" w:cs="Times New Roman"/>
+          <w:sz w:val="28"/>
+          <w:szCs w:val="28"/>
+        </w:rPr>
+      </w:pPr>
+      <w:r>
+        <w:rPr>
+          <w:rFonts w:ascii="Times New Roman" w:hAnsi="Times New Roman" w:cs="Times New Roman"/>
+          <w:sz w:val="28"/>
+          <w:szCs w:val="28"/>
+        </w:rPr>
+        <w:t>Персональный компьютер с</w:t>
+      </w:r>
+      <w:r>
+        <w:rPr>
+          <w:rFonts w:ascii="Times New Roman" w:hAnsi="Times New Roman" w:cs="Times New Roman"/>
+          <w:sz w:val="28"/>
+          <w:szCs w:val="28"/>
+        </w:rPr>
+        <w:t xml:space="preserve"> </w:t>
+      </w:r>
+      <w:r>
+        <w:rPr>
+          <w:rFonts w:ascii="Times New Roman" w:hAnsi="Times New Roman" w:cs="Times New Roman"/>
+          <w:sz w:val="28"/>
+          <w:szCs w:val="28"/>
+        </w:rPr>
+        <w:t xml:space="preserve">пакетом программ </w:t>
+      </w:r>
+      <w:r>
+        <w:rPr>
+          <w:rFonts w:ascii="Times New Roman" w:hAnsi="Times New Roman" w:cs="Times New Roman"/>
+          <w:sz w:val="28"/>
+          <w:szCs w:val="28"/>
+          <w:lang w:val="en-GB"/>
+        </w:rPr>
+        <w:t>EasyEDA</w:t>
+      </w:r>
+      <w:r>
+        <w:rPr>
+          <w:rFonts w:ascii="Times New Roman" w:hAnsi="Times New Roman" w:cs="Times New Roman"/>
+          <w:sz w:val="28"/>
+          <w:szCs w:val="28"/>
+        </w:rPr>
+        <w:t>,</w:t>
+      </w:r>
+      <w:r>
+        <w:rPr>
+          <w:rFonts w:ascii="Times New Roman" w:hAnsi="Times New Roman" w:cs="Times New Roman"/>
+          <w:sz w:val="28"/>
+          <w:szCs w:val="28"/>
+        </w:rPr>
+        <w:t xml:space="preserve"> </w:t>
+      </w:r>
+      <w:r>
+        <w:rPr>
+          <w:rFonts w:ascii="Times New Roman" w:hAnsi="Times New Roman" w:cs="Times New Roman"/>
+          <w:sz w:val="28"/>
+          <w:szCs w:val="28"/>
+          <w:lang w:val="en-GB"/>
+        </w:rPr>
+        <w:t>ArduinoIDE</w:t>
+      </w:r>
+      <w:r>
+        <w:rPr>
+          <w:rFonts w:ascii="Times New Roman" w:hAnsi="Times New Roman" w:cs="Times New Roman"/>
+          <w:sz w:val="28"/>
+          <w:szCs w:val="28"/>
+        </w:rPr>
+        <w:t xml:space="preserve"> </w:t>
+      </w:r>
+      <w:r>
+        <w:rPr>
+          <w:rFonts w:ascii="Times New Roman" w:hAnsi="Times New Roman" w:cs="Times New Roman"/>
+          <w:sz w:val="28"/>
+          <w:szCs w:val="28"/>
+        </w:rPr>
+        <w:t xml:space="preserve">и встроенных библиотек для работы с микроконтроллерами </w:t>
+      </w:r>
+      <w:r>
+        <w:rPr>
+          <w:rFonts w:ascii="Times New Roman" w:hAnsi="Times New Roman" w:cs="Times New Roman"/>
+          <w:sz w:val="28"/>
+          <w:szCs w:val="28"/>
+          <w:lang w:val="en-US"/>
+        </w:rPr>
+        <w:t>STM</w:t>
+      </w:r>
+      <w:r>
+        <w:rPr>
+          <w:rFonts w:ascii="Times New Roman" w:hAnsi="Times New Roman" w:cs="Times New Roman"/>
+          <w:sz w:val="28"/>
+          <w:szCs w:val="28"/>
+        </w:rPr>
+        <w:t xml:space="preserve">32 </w:t>
+      </w:r>
+      <w:r>
+        <w:rPr>
+          <w:rFonts w:ascii="Times New Roman" w:hAnsi="Times New Roman" w:cs="Times New Roman"/>
+          <w:sz w:val="28"/>
+          <w:szCs w:val="28"/>
+        </w:rPr>
+        <w:t>и радио-модулем</w:t>
+      </w:r>
+      <w:r>
+        <w:rPr>
+          <w:rFonts w:ascii="Times New Roman" w:hAnsi="Times New Roman" w:cs="Times New Roman"/>
+          <w:sz w:val="28"/>
+          <w:szCs w:val="28"/>
+        </w:rPr>
+        <w:t xml:space="preserve"> </w:t>
+      </w:r>
+      <w:r>
+        <w:rPr>
+          <w:rFonts w:ascii="Times New Roman" w:hAnsi="Times New Roman" w:cs="Times New Roman"/>
+          <w:sz w:val="28"/>
+          <w:szCs w:val="28"/>
+          <w:lang w:val="en-US"/>
+        </w:rPr>
+        <w:t>nRF</w:t>
+      </w:r>
+      <w:r>
+        <w:rPr>
+          <w:rFonts w:ascii="Times New Roman" w:hAnsi="Times New Roman" w:cs="Times New Roman"/>
+          <w:sz w:val="28"/>
+          <w:szCs w:val="28"/>
+        </w:rPr>
+        <w:t>24</w:t>
+      </w:r>
+      <w:r>
+        <w:rPr>
+          <w:rFonts w:ascii="Times New Roman" w:hAnsi="Times New Roman" w:cs="Times New Roman"/>
+          <w:sz w:val="28"/>
+          <w:szCs w:val="28"/>
+          <w:lang w:val="en-US"/>
+        </w:rPr>
+        <w:t>L</w:t>
+      </w:r>
+      <w:r>
+        <w:rPr>
+          <w:rFonts w:ascii="Times New Roman" w:hAnsi="Times New Roman" w:cs="Times New Roman"/>
+          <w:sz w:val="28"/>
+          <w:szCs w:val="28"/>
+        </w:rPr>
+        <w:t>01</w:t>
+      </w:r>
+      <w:r>
+        <w:rPr>
+          <w:rFonts w:ascii="Times New Roman" w:hAnsi="Times New Roman" w:cs="Times New Roman"/>
+          <w:sz w:val="28"/>
+          <w:szCs w:val="28"/>
+        </w:rPr>
+        <w:t>;</w:t>
+      </w:r>
+      <w:r>
+        <w:rPr>
+          <w:rFonts w:ascii="Times New Roman" w:hAnsi="Times New Roman" w:cs="Times New Roman"/>
+          <w:sz w:val="28"/>
+          <w:szCs w:val="28"/>
+        </w:rPr>
+        <w:t xml:space="preserve"> </w:t>
+      </w:r>
+      <w:r>
+        <w:rPr>
+          <w:rFonts w:ascii="Times New Roman" w:hAnsi="Times New Roman" w:cs="Times New Roman"/>
+          <w:sz w:val="28"/>
+          <w:szCs w:val="28"/>
+        </w:rPr>
+        <w:t>оборудование для пайки, осциллограф</w:t>
+      </w:r>
+      <w:r>
+        <w:rPr>
+          <w:rFonts w:ascii="Times New Roman" w:hAnsi="Times New Roman" w:cs="Times New Roman"/>
+          <w:sz w:val="28"/>
+          <w:szCs w:val="28"/>
+        </w:rPr>
+        <w:t>.</w:t>
+      </w:r>
+    </w:p>
+    <w:p>
+      <w:pPr>
+        <w:pStyle w:val="ac"/>
+        <w:numPr>
+          <w:ilvl w:val="0"/>
+          <w:numId w:val="16"/>
+        </w:numPr>
+        <w:suppressAutoHyphens/>
+        <w:spacing w:after="160" w:line="360" w:lineRule="auto"/>
+        <w:rPr>
+          <w:rFonts w:ascii="Times New Roman" w:hAnsi="Times New Roman" w:cs="Times New Roman"/>
+          <w:sz w:val="28"/>
+          <w:szCs w:val="28"/>
+        </w:rPr>
+      </w:pPr>
+      <w:r>
+        <w:rPr>
+          <w:rFonts w:ascii="Times New Roman" w:hAnsi="Times New Roman" w:cs="Times New Roman"/>
+          <w:sz w:val="28"/>
+          <w:szCs w:val="28"/>
+        </w:rPr>
+        <w:t>Литература (основная):</w:t>
+      </w:r>
+    </w:p>
+    <w:p>
+      <w:pPr>
+        <w:pStyle w:val="ac"/>
+        <w:numPr>
+          <w:ilvl w:val="0"/>
+          <w:numId w:val="18"/>
+        </w:numPr>
+        <w:ind w:left="0" w:firstLine="709"/>
+        <w:jc w:val="both"/>
+        <w:rPr>
+          <w:rFonts w:ascii="Times New Roman" w:hAnsi="Times New Roman" w:cs="Times New Roman"/>
+          <w:sz w:val="28"/>
+        </w:rPr>
+      </w:pPr>
+      <w:r>
+        <w:rPr>
+          <w:rFonts w:ascii="Times New Roman" w:hAnsi="Times New Roman" w:cs="Times New Roman"/>
+          <w:sz w:val="28"/>
+        </w:rPr>
+        <w:t>Выбор оптимального метода модуляции сигнала в современных системах беспроводн</w:t>
+      </w:r>
+      <w:r>
+        <w:rPr>
+          <w:rFonts w:ascii="Times New Roman" w:hAnsi="Times New Roman" w:cs="Times New Roman"/>
+          <w:sz w:val="28"/>
+        </w:rPr>
+        <w:t>ой цифровой передачи информации</w:t>
+      </w:r>
+      <w:r>
+        <w:rPr>
+          <w:rFonts w:ascii="Times New Roman" w:hAnsi="Times New Roman" w:cs="Times New Roman"/>
+          <w:sz w:val="28"/>
+        </w:rPr>
+        <w:t>: моделирование</w:t>
+      </w:r>
+      <w:r>
+        <w:rPr>
+          <w:rFonts w:ascii="Times New Roman" w:hAnsi="Times New Roman" w:cs="Times New Roman"/>
+          <w:sz w:val="28"/>
+        </w:rPr>
+        <w:t xml:space="preserve"> в среде AWR Design Environment</w:t>
+      </w:r>
+      <w:r>
+        <w:rPr>
+          <w:rFonts w:ascii="Times New Roman" w:hAnsi="Times New Roman" w:cs="Times New Roman"/>
+          <w:sz w:val="28"/>
+        </w:rPr>
+        <w:t>: описание к задаче спецпрактикума / Московский государственный университет им. М. В. Ломоносова, Физический факультет, Кафедра радиофизики сверхвысоких частот. – Моск</w:t>
+      </w:r>
+      <w:r>
+        <w:rPr>
+          <w:rFonts w:ascii="Times New Roman" w:hAnsi="Times New Roman" w:cs="Times New Roman"/>
+          <w:sz w:val="28"/>
+        </w:rPr>
+        <w:t>ва: МГУ, 2008. – 52 с. – Текст</w:t>
+      </w:r>
+      <w:r>
+        <w:rPr>
+          <w:rFonts w:ascii="Times New Roman" w:hAnsi="Times New Roman" w:cs="Times New Roman"/>
+          <w:sz w:val="28"/>
+        </w:rPr>
+        <w:t xml:space="preserve">: </w:t>
+      </w:r>
+      <w:r>
+        <w:rPr>
+          <w:rFonts w:ascii="Times New Roman" w:hAnsi="Times New Roman" w:cs="Times New Roman"/>
+          <w:sz w:val="28"/>
+        </w:rPr>
+        <w:t>электронный</w:t>
+      </w:r>
+      <w:r>
+        <w:rPr>
+          <w:rFonts w:ascii="Times New Roman" w:hAnsi="Times New Roman" w:cs="Times New Roman"/>
+          <w:sz w:val="28"/>
+        </w:rPr>
+        <w:t>.</w:t>
+      </w:r>
+    </w:p>
+    <w:p>
+      <w:pPr>
+        <w:spacing w:line="240" w:lineRule="auto"/>
+        <w:jc w:val="both"/>
+        <w:rPr>
+          <w:rFonts w:ascii="Times New Roman" w:hAnsi="Times New Roman" w:cs="Times New Roman"/>
+          <w:sz w:val="28"/>
+          <w:szCs w:val="28"/>
+        </w:rPr>
+      </w:pPr>
+    </w:p>
+    <w:p>
+      <w:pPr>
+        <w:pStyle w:val="ac"/>
+        <w:numPr>
+          <w:ilvl w:val="0"/>
+          <w:numId w:val="16"/>
+        </w:numPr>
+        <w:suppressAutoHyphens/>
+        <w:spacing w:after="160" w:line="360" w:lineRule="auto"/>
+        <w:rPr>
+          <w:rFonts w:ascii="Times New Roman" w:hAnsi="Times New Roman" w:cs="Times New Roman"/>
+          <w:sz w:val="28"/>
+          <w:szCs w:val="28"/>
+        </w:rPr>
+      </w:pPr>
+      <w:r>
+        <w:rPr>
+          <w:rFonts w:ascii="Times New Roman" w:hAnsi="Times New Roman" w:cs="Times New Roman"/>
+          <w:sz w:val="28"/>
+          <w:szCs w:val="28"/>
+        </w:rPr>
+        <w:t xml:space="preserve">Срок сдачи студентом законченной и оформленной работы </w:t>
+      </w:r>
+    </w:p>
+    <w:p>
+      <w:pPr>
+        <w:pStyle w:val="ac"/>
+        <w:suppressAutoHyphens/>
+        <w:spacing w:after="160" w:line="360" w:lineRule="auto"/>
+        <w:ind w:left="284" w:firstLine="142"/>
+        <w:rPr>
+          <w:rFonts w:ascii="Times New Roman" w:hAnsi="Times New Roman" w:cs="Times New Roman"/>
+          <w:sz w:val="28"/>
+          <w:szCs w:val="28"/>
+          <w:u w:val="single"/>
+        </w:rPr>
+      </w:pPr>
+      <w:r>
+        <w:rPr>
+          <w:rFonts w:ascii="Times New Roman" w:hAnsi="Times New Roman" w:cs="Times New Roman"/>
+          <w:sz w:val="28"/>
+          <w:szCs w:val="28"/>
+          <w:u w:val="single"/>
+        </w:rPr>
+        <w:t>«</w:t>
+      </w:r>
+      <w:r>
+        <w:rPr>
+          <w:rFonts w:ascii="Times New Roman" w:hAnsi="Times New Roman" w:cs="Times New Roman"/>
+          <w:sz w:val="28"/>
+          <w:szCs w:val="28"/>
+          <w:u w:val="single"/>
+        </w:rPr>
+        <w:t>10</w:t>
+      </w:r>
+      <w:r>
+        <w:rPr>
+          <w:rFonts w:ascii="Times New Roman" w:hAnsi="Times New Roman" w:cs="Times New Roman"/>
+          <w:sz w:val="28"/>
+          <w:szCs w:val="28"/>
+          <w:u w:val="single"/>
+        </w:rPr>
+        <w:t xml:space="preserve">» июня 2026 г. </w:t>
+      </w:r>
+    </w:p>
+    <w:p>
+      <w:pPr>
+        <w:rPr>
+          <w:rFonts w:ascii="Times New Roman" w:hAnsi="Times New Roman" w:cs="Times New Roman"/>
+          <w:sz w:val="28"/>
+          <w:szCs w:val="28"/>
+        </w:rPr>
+      </w:pPr>
+      <w:r>
+        <w:rPr>
+          <w:rFonts w:ascii="Times New Roman" w:hAnsi="Times New Roman" w:cs="Times New Roman"/>
+          <w:sz w:val="28"/>
+          <w:szCs w:val="28"/>
+        </w:rPr>
+        <w:br w:type="page"/>
+      </w:r>
+    </w:p>
+    <w:p>
+      <w:pPr>
+        <w:jc w:val="center"/>
+        <w:rPr>
+          <w:rFonts w:ascii="Times New Roman" w:hAnsi="Times New Roman" w:cs="Times New Roman"/>
+          <w:sz w:val="28"/>
+          <w:szCs w:val="28"/>
+        </w:rPr>
+      </w:pPr>
+      <w:r>
+        <w:rPr>
+          <w:rFonts w:ascii="Times New Roman" w:hAnsi="Times New Roman" w:cs="Times New Roman"/>
+          <w:sz w:val="28"/>
+          <w:szCs w:val="28"/>
+        </w:rPr>
+        <w:t>КАЛЕНДАРНЫЙ ПЛАН</w:t>
+      </w:r>
+    </w:p>
+    <w:tbl>
+      <w:tblPr>
+        <w:tblStyle w:val="af0"/>
+        <w:tblW w:w="0" w:type="auto"/>
+        <w:tblLook w:val="04A0"/>
+      </w:tblPr>
+      <w:tblGrid>
+        <w:gridCol w:w="2093"/>
+        <w:gridCol w:w="3544"/>
+        <w:gridCol w:w="3934"/>
+      </w:tblGrid>
+      <w:tr>
+        <w:tc>
+          <w:tcPr>
+            <w:tcW w:w="2093" w:type="dxa"/>
+          </w:tcPr>
+          <w:p>
+            <w:pPr>
+              <w:jc w:val="center"/>
+              <w:rPr>
+                <w:rFonts w:ascii="Times New Roman" w:hAnsi="Times New Roman" w:cs="Times New Roman"/>
+                <w:sz w:val="28"/>
+                <w:szCs w:val="28"/>
+              </w:rPr>
+            </w:pPr>
+            <w:r>
+              <w:rPr>
+                <w:rFonts w:ascii="Times New Roman" w:hAnsi="Times New Roman" w:cs="Times New Roman"/>
+                <w:sz w:val="28"/>
+                <w:szCs w:val="28"/>
+              </w:rPr>
+              <w:t>Этапы работы</w:t>
+            </w:r>
+          </w:p>
+        </w:tc>
+        <w:tc>
+          <w:tcPr>
+            <w:tcW w:w="3544" w:type="dxa"/>
+          </w:tcPr>
+          <w:p>
+            <w:pPr>
+              <w:jc w:val="center"/>
+              <w:rPr>
+                <w:rFonts w:ascii="Times New Roman" w:hAnsi="Times New Roman" w:cs="Times New Roman"/>
+                <w:sz w:val="28"/>
+                <w:szCs w:val="28"/>
+              </w:rPr>
+            </w:pPr>
+            <w:r>
+              <w:rPr>
+                <w:rFonts w:ascii="Times New Roman" w:hAnsi="Times New Roman" w:cs="Times New Roman"/>
+                <w:sz w:val="28"/>
+                <w:szCs w:val="28"/>
+              </w:rPr>
+              <w:t>Начало-окончание</w:t>
+            </w:r>
+          </w:p>
+        </w:tc>
+        <w:tc>
+          <w:tcPr>
+            <w:tcW w:w="3934" w:type="dxa"/>
+          </w:tcPr>
+          <w:p>
+            <w:pPr>
+              <w:jc w:val="center"/>
+              <w:rPr>
+                <w:rFonts w:ascii="Times New Roman" w:hAnsi="Times New Roman" w:cs="Times New Roman"/>
+                <w:sz w:val="28"/>
+                <w:szCs w:val="28"/>
+              </w:rPr>
+            </w:pPr>
+            <w:r>
+              <w:rPr>
+                <w:rFonts w:ascii="Times New Roman" w:hAnsi="Times New Roman" w:cs="Times New Roman"/>
+                <w:sz w:val="28"/>
+                <w:szCs w:val="28"/>
+              </w:rPr>
+              <w:t>Содержание работы</w:t>
+            </w:r>
+          </w:p>
+        </w:tc>
+      </w:tr>
+      <w:tr>
+        <w:tc>
+          <w:tcPr>
+            <w:tcW w:w="2093" w:type="dxa"/>
+            <w:vAlign w:val="center"/>
+          </w:tcPr>
+          <w:p>
+            <w:pPr>
+              <w:jc w:val="center"/>
+              <w:rPr>
+                <w:rFonts w:ascii="Times New Roman" w:hAnsi="Times New Roman" w:cs="Times New Roman"/>
+                <w:sz w:val="28"/>
+                <w:szCs w:val="28"/>
+              </w:rPr>
+            </w:pPr>
+            <w:r>
+              <w:rPr>
+                <w:rFonts w:ascii="Times New Roman" w:hAnsi="Times New Roman" w:cs="Times New Roman"/>
+                <w:sz w:val="28"/>
+                <w:szCs w:val="28"/>
+              </w:rPr>
+              <w:t>1</w:t>
+            </w:r>
+          </w:p>
+        </w:tc>
+        <w:tc>
+          <w:tcPr>
+            <w:tcW w:w="3544" w:type="dxa"/>
+            <w:vAlign w:val="center"/>
+          </w:tcPr>
+          <w:p>
+            <w:pPr>
+              <w:jc w:val="center"/>
+              <w:rPr>
+                <w:rFonts w:ascii="Times New Roman" w:hAnsi="Times New Roman" w:cs="Times New Roman"/>
+                <w:sz w:val="28"/>
+                <w:szCs w:val="28"/>
+              </w:rPr>
+            </w:pPr>
+            <w:r>
+              <w:rPr>
+                <w:rFonts w:ascii="Times New Roman" w:hAnsi="Times New Roman" w:cs="Times New Roman"/>
+                <w:sz w:val="28"/>
+                <w:szCs w:val="28"/>
+              </w:rPr>
+              <w:t xml:space="preserve">09.02.2026 </w:t>
+            </w:r>
+            <w:r>
+              <w:rPr>
+                <w:rFonts w:ascii="Times New Roman" w:hAnsi="Times New Roman" w:cs="Times New Roman"/>
+                <w:sz w:val="28"/>
+              </w:rPr>
+              <w:t>–</w:t>
+            </w:r>
+            <w:r>
+              <w:rPr>
+                <w:rFonts w:ascii="Times New Roman" w:hAnsi="Times New Roman" w:cs="Times New Roman"/>
+                <w:sz w:val="28"/>
+                <w:szCs w:val="28"/>
+              </w:rPr>
+              <w:t xml:space="preserve"> 25.02.2026</w:t>
+            </w:r>
+          </w:p>
+        </w:tc>
+        <w:tc>
+          <w:tcPr>
+            <w:tcW w:w="3934" w:type="dxa"/>
+            <w:vAlign w:val="center"/>
+          </w:tcPr>
+          <w:p>
+            <w:pPr>
+              <w:jc w:val="both"/>
+              <w:rPr>
+                <w:rFonts w:ascii="Times New Roman" w:hAnsi="Times New Roman" w:cs="Times New Roman"/>
+                <w:sz w:val="28"/>
+                <w:szCs w:val="28"/>
+              </w:rPr>
+            </w:pPr>
+            <w:r>
+              <w:rPr>
+                <w:rFonts w:ascii="Times New Roman" w:hAnsi="Times New Roman" w:cs="Times New Roman"/>
+                <w:sz w:val="28"/>
+                <w:szCs w:val="28"/>
+              </w:rPr>
+              <w:t>Изучение научной литературы по методам модуляции сигналов, написание требований к системе.</w:t>
+            </w:r>
+          </w:p>
+        </w:tc>
+      </w:tr>
+      <w:tr>
+        <w:tc>
+          <w:tcPr>
+            <w:tcW w:w="2093" w:type="dxa"/>
+            <w:vAlign w:val="center"/>
+          </w:tcPr>
+          <w:p>
+            <w:pPr>
+              <w:jc w:val="center"/>
+              <w:rPr>
+                <w:rFonts w:ascii="Times New Roman" w:hAnsi="Times New Roman" w:cs="Times New Roman"/>
+                <w:sz w:val="28"/>
+                <w:szCs w:val="28"/>
+              </w:rPr>
+            </w:pPr>
+            <w:r>
+              <w:rPr>
+                <w:rFonts w:ascii="Times New Roman" w:hAnsi="Times New Roman" w:cs="Times New Roman"/>
+                <w:sz w:val="28"/>
+                <w:szCs w:val="28"/>
+              </w:rPr>
+              <w:t>2</w:t>
+            </w:r>
+          </w:p>
+        </w:tc>
+        <w:tc>
+          <w:tcPr>
+            <w:tcW w:w="3544" w:type="dxa"/>
+            <w:vAlign w:val="center"/>
+          </w:tcPr>
+          <w:p>
+            <w:pPr>
+              <w:jc w:val="center"/>
+              <w:rPr>
+                <w:rFonts w:ascii="Times New Roman" w:hAnsi="Times New Roman" w:cs="Times New Roman"/>
+                <w:sz w:val="28"/>
+                <w:szCs w:val="28"/>
+              </w:rPr>
+            </w:pPr>
+            <w:r>
+              <w:rPr>
+                <w:rFonts w:ascii="Times New Roman" w:hAnsi="Times New Roman" w:cs="Times New Roman"/>
+                <w:sz w:val="28"/>
+                <w:szCs w:val="28"/>
+              </w:rPr>
+              <w:t>26.02.2026 – 10.03.2026</w:t>
+            </w:r>
+          </w:p>
+        </w:tc>
+        <w:tc>
+          <w:tcPr>
+            <w:tcW w:w="3934" w:type="dxa"/>
+          </w:tcPr>
+          <w:p>
+            <w:pPr>
+              <w:jc w:val="both"/>
+              <w:rPr>
+                <w:rFonts w:ascii="Times New Roman" w:hAnsi="Times New Roman" w:cs="Times New Roman"/>
+                <w:sz w:val="28"/>
+                <w:szCs w:val="28"/>
+              </w:rPr>
+            </w:pPr>
+            <w:r>
+              <w:rPr>
+                <w:rFonts w:ascii="Times New Roman" w:hAnsi="Times New Roman" w:cs="Times New Roman"/>
+                <w:sz w:val="28"/>
+                <w:szCs w:val="28"/>
+              </w:rPr>
+              <w:t>Проверка работоспособности радио-модуля и микроконтроллера и изучение библиотек для работы системы.</w:t>
+            </w:r>
+          </w:p>
+        </w:tc>
+      </w:tr>
+      <w:tr>
+        <w:tc>
+          <w:tcPr>
+            <w:tcW w:w="2093" w:type="dxa"/>
+            <w:vAlign w:val="center"/>
+          </w:tcPr>
+          <w:p>
+            <w:pPr>
+              <w:jc w:val="center"/>
+              <w:rPr>
+                <w:rFonts w:ascii="Times New Roman" w:hAnsi="Times New Roman" w:cs="Times New Roman"/>
+                <w:sz w:val="28"/>
+                <w:szCs w:val="28"/>
+              </w:rPr>
+            </w:pPr>
+            <w:r>
+              <w:rPr>
+                <w:rFonts w:ascii="Times New Roman" w:hAnsi="Times New Roman" w:cs="Times New Roman"/>
+                <w:sz w:val="28"/>
+                <w:szCs w:val="28"/>
+              </w:rPr>
+              <w:t>3</w:t>
+            </w:r>
+          </w:p>
+        </w:tc>
+        <w:tc>
+          <w:tcPr>
+            <w:tcW w:w="3544" w:type="dxa"/>
+            <w:vAlign w:val="center"/>
+          </w:tcPr>
+          <w:p>
+            <w:pPr>
+              <w:jc w:val="center"/>
+              <w:rPr>
+                <w:rFonts w:ascii="Times New Roman" w:hAnsi="Times New Roman" w:cs="Times New Roman"/>
+                <w:sz w:val="28"/>
+                <w:szCs w:val="28"/>
+              </w:rPr>
+            </w:pPr>
+            <w:r>
+              <w:rPr>
+                <w:rFonts w:ascii="Times New Roman" w:hAnsi="Times New Roman" w:cs="Times New Roman"/>
+                <w:sz w:val="28"/>
+                <w:szCs w:val="28"/>
+              </w:rPr>
+              <w:t xml:space="preserve">11.03.2026 </w:t>
+            </w:r>
+            <w:r>
+              <w:rPr>
+                <w:rFonts w:ascii="Times New Roman" w:hAnsi="Times New Roman" w:cs="Times New Roman"/>
+                <w:sz w:val="28"/>
+                <w:szCs w:val="28"/>
+              </w:rPr>
+              <w:t>–</w:t>
+            </w:r>
+            <w:r>
+              <w:rPr>
+                <w:rFonts w:ascii="Times New Roman" w:hAnsi="Times New Roman" w:cs="Times New Roman"/>
+                <w:sz w:val="28"/>
+                <w:szCs w:val="28"/>
+              </w:rPr>
+              <w:t xml:space="preserve"> </w:t>
+            </w:r>
+            <w:r>
+              <w:rPr>
+                <w:rFonts w:ascii="Times New Roman" w:hAnsi="Times New Roman" w:cs="Times New Roman"/>
+                <w:sz w:val="28"/>
+                <w:szCs w:val="28"/>
+              </w:rPr>
+              <w:t>11.04.2026</w:t>
+            </w:r>
+          </w:p>
+        </w:tc>
+        <w:tc>
+          <w:tcPr>
+            <w:tcW w:w="3934" w:type="dxa"/>
+          </w:tcPr>
+          <w:p>
+            <w:pPr>
+              <w:jc w:val="both"/>
+              <w:rPr>
+                <w:rFonts w:ascii="Times New Roman" w:hAnsi="Times New Roman" w:cs="Times New Roman"/>
+                <w:sz w:val="28"/>
+                <w:szCs w:val="28"/>
+              </w:rPr>
+            </w:pPr>
+            <w:r>
+              <w:rPr>
+                <w:rFonts w:ascii="Times New Roman" w:hAnsi="Times New Roman" w:cs="Times New Roman"/>
+                <w:sz w:val="28"/>
+                <w:szCs w:val="28"/>
+              </w:rPr>
+              <w:t>Проектирование схемы приёмника и передатчика.</w:t>
+            </w:r>
+          </w:p>
+        </w:tc>
+      </w:tr>
+      <w:tr>
+        <w:tc>
+          <w:tcPr>
+            <w:tcW w:w="2093" w:type="dxa"/>
+            <w:vAlign w:val="center"/>
+          </w:tcPr>
+          <w:p>
+            <w:pPr>
+              <w:jc w:val="center"/>
+              <w:rPr>
+                <w:rFonts w:ascii="Times New Roman" w:hAnsi="Times New Roman" w:cs="Times New Roman"/>
+                <w:sz w:val="28"/>
+                <w:szCs w:val="28"/>
+              </w:rPr>
+            </w:pPr>
+            <w:r>
+              <w:rPr>
+                <w:rFonts w:ascii="Times New Roman" w:hAnsi="Times New Roman" w:cs="Times New Roman"/>
+                <w:sz w:val="28"/>
+                <w:szCs w:val="28"/>
+              </w:rPr>
+              <w:t>4</w:t>
+            </w:r>
+          </w:p>
+        </w:tc>
+        <w:tc>
+          <w:tcPr>
+            <w:tcW w:w="3544" w:type="dxa"/>
+            <w:vAlign w:val="center"/>
+          </w:tcPr>
+          <w:p>
+            <w:pPr>
+              <w:jc w:val="center"/>
+              <w:rPr>
+                <w:rFonts w:ascii="Times New Roman" w:hAnsi="Times New Roman" w:cs="Times New Roman"/>
+                <w:sz w:val="28"/>
+                <w:szCs w:val="28"/>
+              </w:rPr>
+            </w:pPr>
+            <w:r>
+              <w:rPr>
+                <w:rFonts w:ascii="Times New Roman" w:hAnsi="Times New Roman" w:cs="Times New Roman"/>
+                <w:sz w:val="28"/>
+                <w:szCs w:val="28"/>
+              </w:rPr>
+              <w:t>12.04.2026 – 28.04.2026</w:t>
+            </w:r>
+          </w:p>
+        </w:tc>
+        <w:tc>
+          <w:tcPr>
+            <w:tcW w:w="3934" w:type="dxa"/>
+          </w:tcPr>
+          <w:p>
+            <w:pPr>
+              <w:jc w:val="both"/>
+              <w:rPr>
+                <w:rFonts w:ascii="Times New Roman" w:hAnsi="Times New Roman" w:cs="Times New Roman"/>
+                <w:sz w:val="28"/>
+                <w:szCs w:val="28"/>
+              </w:rPr>
+            </w:pPr>
+            <w:r>
+              <w:rPr>
+                <w:rFonts w:ascii="Times New Roman" w:hAnsi="Times New Roman" w:cs="Times New Roman"/>
+                <w:sz w:val="28"/>
+                <w:szCs w:val="28"/>
+              </w:rPr>
+              <w:t>Изготовление печатной платы, распайка всех элементов и отладка схемы.</w:t>
+            </w:r>
+          </w:p>
+        </w:tc>
+      </w:tr>
+      <w:tr>
+        <w:tc>
+          <w:tcPr>
+            <w:tcW w:w="2093" w:type="dxa"/>
+            <w:vAlign w:val="center"/>
+          </w:tcPr>
+          <w:p>
+            <w:pPr>
+              <w:jc w:val="center"/>
+              <w:rPr>
+                <w:rFonts w:ascii="Times New Roman" w:hAnsi="Times New Roman" w:cs="Times New Roman"/>
+                <w:sz w:val="28"/>
+                <w:szCs w:val="28"/>
+              </w:rPr>
+            </w:pPr>
+            <w:r>
+              <w:rPr>
+                <w:rFonts w:ascii="Times New Roman" w:hAnsi="Times New Roman" w:cs="Times New Roman"/>
+                <w:sz w:val="28"/>
+                <w:szCs w:val="28"/>
+              </w:rPr>
+              <w:t>5</w:t>
+            </w:r>
+          </w:p>
+        </w:tc>
+        <w:tc>
+          <w:tcPr>
+            <w:tcW w:w="3544" w:type="dxa"/>
+            <w:vAlign w:val="center"/>
+          </w:tcPr>
+          <w:p>
+            <w:pPr>
+              <w:jc w:val="center"/>
+              <w:rPr>
+                <w:rFonts w:ascii="Times New Roman" w:hAnsi="Times New Roman" w:cs="Times New Roman"/>
+                <w:sz w:val="28"/>
+                <w:szCs w:val="28"/>
+              </w:rPr>
+            </w:pPr>
+            <w:r>
+              <w:rPr>
+                <w:rFonts w:ascii="Times New Roman" w:hAnsi="Times New Roman" w:cs="Times New Roman"/>
+                <w:sz w:val="28"/>
+                <w:szCs w:val="28"/>
+              </w:rPr>
+              <w:t>29.04.2026 – 15.04.2026</w:t>
+            </w:r>
+          </w:p>
+        </w:tc>
+        <w:tc>
+          <w:tcPr>
+            <w:tcW w:w="3934" w:type="dxa"/>
+          </w:tcPr>
+          <w:p>
+            <w:pPr>
+              <w:jc w:val="both"/>
+              <w:rPr>
+                <w:rFonts w:ascii="Times New Roman" w:hAnsi="Times New Roman" w:cs="Times New Roman"/>
+                <w:sz w:val="28"/>
+                <w:szCs w:val="28"/>
+              </w:rPr>
+            </w:pPr>
+            <w:r>
+              <w:rPr>
+                <w:rFonts w:ascii="Times New Roman" w:hAnsi="Times New Roman" w:cs="Times New Roman"/>
+                <w:sz w:val="28"/>
+                <w:szCs w:val="28"/>
+              </w:rPr>
+              <w:t>Написание и отладка программы.</w:t>
+            </w:r>
+          </w:p>
+        </w:tc>
+      </w:tr>
+      <w:tr>
+        <w:tc>
+          <w:tcPr>
+            <w:tcW w:w="2093" w:type="dxa"/>
+            <w:vAlign w:val="center"/>
+          </w:tcPr>
+          <w:p>
+            <w:pPr>
+              <w:jc w:val="center"/>
+              <w:rPr>
+                <w:rFonts w:ascii="Times New Roman" w:hAnsi="Times New Roman" w:cs="Times New Roman"/>
+                <w:sz w:val="28"/>
+                <w:szCs w:val="28"/>
+              </w:rPr>
+            </w:pPr>
+            <w:r>
+              <w:rPr>
+                <w:rFonts w:ascii="Times New Roman" w:hAnsi="Times New Roman" w:cs="Times New Roman"/>
+                <w:sz w:val="28"/>
+                <w:szCs w:val="28"/>
+              </w:rPr>
+              <w:t>6</w:t>
+            </w:r>
+          </w:p>
+        </w:tc>
+        <w:tc>
+          <w:tcPr>
+            <w:tcW w:w="3544" w:type="dxa"/>
+            <w:vAlign w:val="center"/>
+          </w:tcPr>
+          <w:p>
+            <w:pPr>
+              <w:jc w:val="center"/>
+              <w:rPr>
+                <w:rFonts w:ascii="Times New Roman" w:hAnsi="Times New Roman" w:cs="Times New Roman"/>
+                <w:sz w:val="28"/>
+                <w:szCs w:val="28"/>
+              </w:rPr>
+            </w:pPr>
+            <w:r>
+              <w:rPr>
+                <w:rFonts w:ascii="Times New Roman" w:hAnsi="Times New Roman" w:cs="Times New Roman"/>
+                <w:sz w:val="28"/>
+                <w:szCs w:val="28"/>
+              </w:rPr>
+              <w:t xml:space="preserve">15.04.2026 – </w:t>
+            </w:r>
+            <w:r>
+              <w:rPr>
+                <w:rFonts w:ascii="Times New Roman" w:hAnsi="Times New Roman" w:cs="Times New Roman"/>
+                <w:sz w:val="28"/>
+                <w:szCs w:val="28"/>
+              </w:rPr>
+              <w:t>1</w:t>
+            </w:r>
+            <w:r>
+              <w:rPr>
+                <w:rFonts w:ascii="Times New Roman" w:hAnsi="Times New Roman" w:cs="Times New Roman"/>
+                <w:sz w:val="28"/>
+                <w:szCs w:val="28"/>
+              </w:rPr>
+              <w:t>0</w:t>
+            </w:r>
+            <w:r>
+              <w:rPr>
+                <w:rFonts w:ascii="Times New Roman" w:hAnsi="Times New Roman" w:cs="Times New Roman"/>
+                <w:sz w:val="28"/>
+                <w:szCs w:val="28"/>
+              </w:rPr>
+              <w:t>.06.2026</w:t>
+            </w:r>
+          </w:p>
+        </w:tc>
+        <w:tc>
+          <w:tcPr>
+            <w:tcW w:w="3934" w:type="dxa"/>
+          </w:tcPr>
+          <w:p>
+            <w:pPr>
+              <w:jc w:val="both"/>
+              <w:rPr>
+                <w:rFonts w:ascii="Times New Roman" w:hAnsi="Times New Roman" w:cs="Times New Roman"/>
+                <w:sz w:val="28"/>
+                <w:szCs w:val="28"/>
+              </w:rPr>
+            </w:pPr>
+            <w:r>
+              <w:rPr>
+                <w:rFonts w:ascii="Times New Roman" w:hAnsi="Times New Roman" w:cs="Times New Roman"/>
+                <w:sz w:val="28"/>
+                <w:szCs w:val="28"/>
+              </w:rPr>
+              <w:t>Написание и оформление выпускной квалификационной работы.</w:t>
+            </w:r>
+          </w:p>
+        </w:tc>
+      </w:tr>
+    </w:tbl>
+    <w:p>
+      <w:pPr>
+        <w:jc w:val="center"/>
+        <w:rPr>
+          <w:rFonts w:ascii="Times New Roman" w:hAnsi="Times New Roman" w:cs="Times New Roman"/>
+          <w:sz w:val="28"/>
+          <w:szCs w:val="28"/>
+        </w:rPr>
+      </w:pPr>
+    </w:p>
+    <w:tbl>
+      <w:tblPr>
+        <w:tblStyle w:val="af0"/>
+        <w:tblW w:w="0" w:type="auto"/>
+        <w:tblLook w:val="04A0"/>
+      </w:tblPr>
+      <w:tblGrid>
+        <w:gridCol w:w="4785"/>
+        <w:gridCol w:w="4786"/>
+      </w:tblGrid>
+      <w:tr>
+        <w:tc>
+          <w:tcPr>
+            <w:tcW w:w="4785" w:type="dxa"/>
+            <w:tcBorders>
+              <w:top w:val="nil"/>
+              <w:left w:val="nil"/>
+              <w:bottom w:val="nil"/>
+              <w:right w:val="nil"/>
+            </w:tcBorders>
+          </w:tcPr>
+          <w:p>
+            <w:pPr>
+              <w:rPr>
+                <w:rFonts w:ascii="Times New Roman" w:hAnsi="Times New Roman" w:cs="Times New Roman"/>
+                <w:sz w:val="28"/>
+                <w:szCs w:val="28"/>
+              </w:rPr>
+            </w:pPr>
+            <w:r>
+              <w:rPr>
+                <w:rFonts w:ascii="Times New Roman" w:hAnsi="Times New Roman" w:cs="Times New Roman"/>
+                <w:sz w:val="28"/>
+                <w:szCs w:val="28"/>
+              </w:rPr>
+              <w:t>Руководитель от предприятия</w:t>
+            </w:r>
+          </w:p>
+          <w:p>
+            <w:pPr>
+              <w:rPr>
+                <w:rFonts w:ascii="Times New Roman" w:hAnsi="Times New Roman" w:cs="Times New Roman"/>
+                <w:color w:val="FFFFFF" w:themeColor="background1"/>
+                <w:sz w:val="28"/>
+                <w:szCs w:val="28"/>
+                <w:u w:val="single"/>
+              </w:rPr>
+            </w:pPr>
+            <w:r>
+              <w:rPr>
+                <w:rFonts w:ascii="Times New Roman" w:hAnsi="Times New Roman" w:cs="Times New Roman"/>
+                <w:sz w:val="28"/>
+                <w:szCs w:val="28"/>
+                <w:u w:val="single"/>
+              </w:rPr>
+              <w:t xml:space="preserve">                           </w:t>
+            </w:r>
+            <w:r>
+              <w:rPr>
+                <w:rFonts w:ascii="Times New Roman" w:hAnsi="Times New Roman" w:cs="Times New Roman"/>
+                <w:color w:val="FFFFFF" w:themeColor="background1"/>
+                <w:sz w:val="28"/>
+                <w:szCs w:val="28"/>
+                <w:u w:val="single"/>
+              </w:rPr>
+              <w:t>Шгщро отьлюьдл</w:t>
+            </w:r>
+          </w:p>
+          <w:p>
+            <w:pPr>
+              <w:rPr>
+                <w:rFonts w:ascii="Times New Roman" w:hAnsi="Times New Roman" w:cs="Times New Roman"/>
+                <w:sz w:val="28"/>
+                <w:szCs w:val="28"/>
+              </w:rPr>
+            </w:pPr>
+            <w:r>
+              <w:rPr>
+                <w:rFonts w:ascii="Times New Roman" w:hAnsi="Times New Roman" w:cs="Times New Roman"/>
+                <w:sz w:val="28"/>
+                <w:szCs w:val="28"/>
+              </w:rPr>
+              <w:t>Старший научный сотрудник Хачкинаев О. В.</w:t>
+            </w:r>
+          </w:p>
+          <w:p>
+            <w:pPr>
+              <w:rPr>
+                <w:rFonts w:ascii="Times New Roman" w:hAnsi="Times New Roman" w:cs="Times New Roman"/>
+                <w:sz w:val="28"/>
+                <w:szCs w:val="28"/>
+              </w:rPr>
+            </w:pPr>
+            <w:r>
+              <w:rPr>
+                <w:rFonts w:ascii="Times New Roman" w:hAnsi="Times New Roman" w:cs="Times New Roman"/>
+                <w:sz w:val="28"/>
+                <w:szCs w:val="28"/>
+              </w:rPr>
+              <w:t>«09» февраля 2026г.</w:t>
+            </w:r>
+          </w:p>
+        </w:tc>
+        <w:tc>
+          <w:tcPr>
+            <w:tcW w:w="4786" w:type="dxa"/>
+            <w:tcBorders>
+              <w:top w:val="nil"/>
+              <w:left w:val="nil"/>
+              <w:bottom w:val="nil"/>
+              <w:right w:val="nil"/>
+            </w:tcBorders>
+          </w:tcPr>
+          <w:p>
+            <w:pPr>
+              <w:rPr>
+                <w:rFonts w:ascii="Times New Roman" w:hAnsi="Times New Roman" w:cs="Times New Roman"/>
+                <w:sz w:val="28"/>
+                <w:szCs w:val="28"/>
+              </w:rPr>
+            </w:pPr>
+            <w:r>
+              <w:rPr>
+                <w:rFonts w:ascii="Times New Roman" w:hAnsi="Times New Roman" w:cs="Times New Roman"/>
+                <w:sz w:val="28"/>
+                <w:szCs w:val="28"/>
+              </w:rPr>
+              <w:t>Задание принял к исполнению.</w:t>
+            </w:r>
+          </w:p>
+          <w:p>
+            <w:pPr>
+              <w:rPr>
+                <w:rFonts w:ascii="Times New Roman" w:hAnsi="Times New Roman" w:cs="Times New Roman"/>
+                <w:sz w:val="28"/>
+                <w:szCs w:val="28"/>
+              </w:rPr>
+            </w:pPr>
+            <w:r>
+              <w:rPr>
+                <w:rFonts w:ascii="Times New Roman" w:hAnsi="Times New Roman" w:cs="Times New Roman"/>
+                <w:sz w:val="28"/>
+                <w:szCs w:val="28"/>
+              </w:rPr>
+              <w:t xml:space="preserve">Студент </w:t>
+            </w:r>
+            <w:r>
+              <w:rPr>
+                <w:rFonts w:ascii="Times New Roman" w:hAnsi="Times New Roman" w:cs="Times New Roman"/>
+                <w:sz w:val="28"/>
+                <w:szCs w:val="28"/>
+                <w:u w:val="single"/>
+              </w:rPr>
+              <w:t xml:space="preserve">                     </w:t>
+            </w:r>
+            <w:r>
+              <w:rPr>
+                <w:rFonts w:ascii="Times New Roman" w:hAnsi="Times New Roman" w:cs="Times New Roman"/>
+                <w:sz w:val="28"/>
+                <w:szCs w:val="28"/>
+              </w:rPr>
+              <w:t>Татаров Д.С.</w:t>
+            </w:r>
+          </w:p>
+          <w:p>
+            <w:pPr>
+              <w:rPr>
+                <w:rFonts w:ascii="Times New Roman" w:hAnsi="Times New Roman" w:cs="Times New Roman"/>
+                <w:sz w:val="28"/>
+                <w:szCs w:val="28"/>
+                <w:u w:val="single"/>
+              </w:rPr>
+            </w:pPr>
+            <w:r>
+              <w:rPr>
+                <w:rFonts w:ascii="Times New Roman" w:hAnsi="Times New Roman" w:cs="Times New Roman"/>
+                <w:sz w:val="28"/>
+                <w:szCs w:val="28"/>
+              </w:rPr>
+              <w:t>«09» февраля 2026г.</w:t>
+            </w:r>
+          </w:p>
+        </w:tc>
+      </w:tr>
+    </w:tbl>
+    <w:p>
+      <w:pPr>
+        <w:jc w:val="center"/>
         <w:rPr>
           <w:rFonts w:ascii="Times New Roman" w:hAnsi="Times New Roman" w:cs="Times New Roman"/>
           <w:sz w:val="28"/>
@@ -862,13 +2952,25 @@
           <w:pPr>
             <w:pStyle w:val="aa"/>
             <w:jc w:val="center"/>
+            <w:rPr>
+              <w:rFonts w:ascii="Times New Roman" w:hAnsi="Times New Roman" w:cs="Times New Roman"/>
+              <w:color w:val="auto"/>
+            </w:rPr>
           </w:pPr>
           <w:r>
             <w:rPr>
+              <w:rFonts w:ascii="Times New Roman" w:hAnsi="Times New Roman" w:cs="Times New Roman"/>
               <w:color w:val="auto"/>
             </w:rPr>
-            <w:t>Оглавление</w:t>
+            <w:t>СОДЕРЖАНИЕ</w:t>
           </w:r>
+        </w:p>
+        <w:p>
+          <w:pPr>
+            <w:rPr>
+              <w:lang w:eastAsia="en-US"/>
+            </w:rPr>
+          </w:pPr>
         </w:p>
         <w:p>
           <w:pPr>
@@ -28891,17 +30993,75 @@
           <w:ilvl w:val="0"/>
           <w:numId w:val="14"/>
         </w:numPr>
-        <w:rPr>
-          <w:rFonts w:ascii="Times New Roman" w:hAnsi="Times New Roman" w:cs="Times New Roman"/>
-          <w:sz w:val="28"/>
-        </w:rPr>
-      </w:pPr>
-      <w:r>
-        <w:rPr>
-          <w:rFonts w:ascii="Times New Roman" w:hAnsi="Times New Roman" w:cs="Times New Roman"/>
-          <w:sz w:val="28"/>
-        </w:rPr>
-        <w:t>Выбор оптимального метода модуляции сигнала в современных системах беспроводной цифровой передачи информации : моделирование в среде AWR Design Environment : описание к задаче спецпрактикума / Московский государственный университет им. М. В. Ломоносова, Физический факультет, Кафедра радиофизики сверхвысоких частот. – Москва : МГУ, 2008. – 52 с. – Текст : непосредственный.</w:t>
+        <w:ind w:left="0" w:firstLine="360"/>
+        <w:jc w:val="both"/>
+        <w:rPr>
+          <w:rFonts w:ascii="Times New Roman" w:hAnsi="Times New Roman" w:cs="Times New Roman"/>
+          <w:sz w:val="28"/>
+        </w:rPr>
+      </w:pPr>
+      <w:r>
+        <w:rPr>
+          <w:rFonts w:ascii="Times New Roman" w:hAnsi="Times New Roman" w:cs="Times New Roman"/>
+          <w:sz w:val="28"/>
+        </w:rPr>
+        <w:t>Выбор оптимального метода модуляции сигнала в современных системах беспроводн</w:t>
+      </w:r>
+      <w:r>
+        <w:rPr>
+          <w:rFonts w:ascii="Times New Roman" w:hAnsi="Times New Roman" w:cs="Times New Roman"/>
+          <w:sz w:val="28"/>
+        </w:rPr>
+        <w:t>ой цифровой передачи информации</w:t>
+      </w:r>
+      <w:r>
+        <w:rPr>
+          <w:rFonts w:ascii="Times New Roman" w:hAnsi="Times New Roman" w:cs="Times New Roman"/>
+          <w:sz w:val="28"/>
+        </w:rPr>
+        <w:t>: моделирование</w:t>
+      </w:r>
+      <w:r>
+        <w:rPr>
+          <w:rFonts w:ascii="Times New Roman" w:hAnsi="Times New Roman" w:cs="Times New Roman"/>
+          <w:sz w:val="28"/>
+        </w:rPr>
+        <w:t xml:space="preserve"> в среде AWR Design Environment</w:t>
+      </w:r>
+      <w:r>
+        <w:rPr>
+          <w:rFonts w:ascii="Times New Roman" w:hAnsi="Times New Roman" w:cs="Times New Roman"/>
+          <w:sz w:val="28"/>
+        </w:rPr>
+        <w:t>: описание к задаче спецпрактикума / Московский государственный университет им. М. В. Ломоносова, Физический факультет, Кафедра радиофизик</w:t>
+      </w:r>
+      <w:r>
+        <w:rPr>
+          <w:rFonts w:ascii="Times New Roman" w:hAnsi="Times New Roman" w:cs="Times New Roman"/>
+          <w:sz w:val="28"/>
+        </w:rPr>
+        <w:t>и сверхвысоких частот. – Москва: МГУ, 2008. – 52 с. – Текст</w:t>
+      </w:r>
+      <w:r>
+        <w:rPr>
+          <w:rFonts w:ascii="Times New Roman" w:hAnsi="Times New Roman" w:cs="Times New Roman"/>
+          <w:sz w:val="28"/>
+        </w:rPr>
+        <w:t xml:space="preserve">: </w:t>
+      </w:r>
+      <w:r>
+        <w:rPr>
+          <w:rFonts w:ascii="Times New Roman" w:hAnsi="Times New Roman" w:cs="Times New Roman"/>
+          <w:sz w:val="28"/>
+        </w:rPr>
+        <w:t>электронный</w:t>
+      </w:r>
+      <w:r>
+        <w:rPr>
+          <w:rFonts w:ascii="Times New Roman" w:hAnsi="Times New Roman" w:cs="Times New Roman"/>
+          <w:sz w:val="28"/>
+        </w:rPr>
+        <w:t>.</w:t>
       </w:r>
     </w:p>
     <w:p>
@@ -28911,17 +31071,75 @@
           <w:ilvl w:val="0"/>
           <w:numId w:val="14"/>
         </w:numPr>
-        <w:rPr>
-          <w:rFonts w:ascii="Times New Roman" w:hAnsi="Times New Roman" w:cs="Times New Roman"/>
-          <w:sz w:val="28"/>
-        </w:rPr>
-      </w:pPr>
-      <w:r>
-        <w:rPr>
-          <w:rFonts w:ascii="Times New Roman" w:hAnsi="Times New Roman" w:cs="Times New Roman"/>
-          <w:sz w:val="28"/>
-        </w:rPr>
-        <w:t>Леонидов, В. В. Модуляция и демодуляция цифровых сигналов : конспект лекции / В. В. Леонидов ; Московский государственный технический университет им. Н. Э. Баумана, Кафедра ИУ4. – Москва : МГТУ им. Н. Э. Баумана, [б. г.]. – 23 с. – Текст : непосредственный.</w:t>
+        <w:ind w:left="0" w:firstLine="360"/>
+        <w:jc w:val="both"/>
+        <w:rPr>
+          <w:rFonts w:ascii="Times New Roman" w:hAnsi="Times New Roman" w:cs="Times New Roman"/>
+          <w:sz w:val="28"/>
+        </w:rPr>
+      </w:pPr>
+      <w:r>
+        <w:rPr>
+          <w:rFonts w:ascii="Times New Roman" w:hAnsi="Times New Roman" w:cs="Times New Roman"/>
+          <w:sz w:val="28"/>
+        </w:rPr>
+        <w:t xml:space="preserve">Леонидов, В. В. Модуляция </w:t>
+      </w:r>
+      <w:r>
+        <w:rPr>
+          <w:rFonts w:ascii="Times New Roman" w:hAnsi="Times New Roman" w:cs="Times New Roman"/>
+          <w:sz w:val="28"/>
+        </w:rPr>
+        <w:t>и демодуляция цифровых сигналов</w:t>
+      </w:r>
+      <w:r>
+        <w:rPr>
+          <w:rFonts w:ascii="Times New Roman" w:hAnsi="Times New Roman" w:cs="Times New Roman"/>
+          <w:sz w:val="28"/>
+        </w:rPr>
+        <w:t>: конспект лекции / В. В. Леонидов ; Московский государственный технический университет им. Н. Э.</w:t>
+      </w:r>
+      <w:r>
+        <w:rPr>
+          <w:rFonts w:ascii="Times New Roman" w:hAnsi="Times New Roman" w:cs="Times New Roman"/>
+          <w:sz w:val="28"/>
+        </w:rPr>
+        <w:t xml:space="preserve"> Баумана, Кафедра ИУ4. – Москва</w:t>
+      </w:r>
+      <w:r>
+        <w:rPr>
+          <w:rFonts w:ascii="Times New Roman" w:hAnsi="Times New Roman" w:cs="Times New Roman"/>
+          <w:sz w:val="28"/>
+        </w:rPr>
+        <w:t>: МГТУ им. Н. Э. Ба</w:t>
+      </w:r>
+      <w:r>
+        <w:rPr>
+          <w:rFonts w:ascii="Times New Roman" w:hAnsi="Times New Roman" w:cs="Times New Roman"/>
+          <w:sz w:val="28"/>
+        </w:rPr>
+        <w:t>умана, [б. г.]. – 23 с. – Текст</w:t>
+      </w:r>
+      <w:r>
+        <w:rPr>
+          <w:rFonts w:ascii="Times New Roman" w:hAnsi="Times New Roman" w:cs="Times New Roman"/>
+          <w:sz w:val="28"/>
+        </w:rPr>
+        <w:t xml:space="preserve">: </w:t>
+      </w:r>
+      <w:r>
+        <w:rPr>
+          <w:rFonts w:ascii="Times New Roman" w:hAnsi="Times New Roman" w:cs="Times New Roman"/>
+          <w:sz w:val="28"/>
+        </w:rPr>
+        <w:t>электронный</w:t>
+      </w:r>
+      <w:r>
+        <w:rPr>
+          <w:rFonts w:ascii="Times New Roman" w:hAnsi="Times New Roman" w:cs="Times New Roman"/>
+          <w:sz w:val="28"/>
+        </w:rPr>
+        <w:t>.</w:t>
       </w:r>
     </w:p>
     <w:p>
@@ -28931,17 +31149,89 @@
           <w:ilvl w:val="0"/>
           <w:numId w:val="14"/>
         </w:numPr>
-        <w:rPr>
-          <w:rFonts w:ascii="Times New Roman" w:hAnsi="Times New Roman" w:cs="Times New Roman"/>
-          <w:sz w:val="28"/>
-        </w:rPr>
-      </w:pPr>
-      <w:r>
-        <w:rPr>
-          <w:rFonts w:ascii="Times New Roman" w:hAnsi="Times New Roman" w:cs="Times New Roman"/>
-          <w:sz w:val="28"/>
-        </w:rPr>
-        <w:t>Макаренко, А. А. Устройства приема и преобразования сигналов : учебное пособие / А. А. Макаренко, М. Ю. Плотников ; Министерство образования и науки Российской Федерации, Санкт-Петербургский национальный исследовательский университет информационных технологий, механики и оптики. – Санкт-Петербург : Университет ИТМО, 2019. – 112 с. – Текст : непосредственный.</w:t>
+        <w:ind w:left="0" w:firstLine="360"/>
+        <w:jc w:val="both"/>
+        <w:rPr>
+          <w:rFonts w:ascii="Times New Roman" w:hAnsi="Times New Roman" w:cs="Times New Roman"/>
+          <w:sz w:val="28"/>
+        </w:rPr>
+      </w:pPr>
+      <w:r>
+        <w:rPr>
+          <w:rFonts w:ascii="Times New Roman" w:hAnsi="Times New Roman" w:cs="Times New Roman"/>
+          <w:sz w:val="28"/>
+        </w:rPr>
+        <w:t>Макаренко, А. А. Устройства п</w:t>
+      </w:r>
+      <w:r>
+        <w:rPr>
+          <w:rFonts w:ascii="Times New Roman" w:hAnsi="Times New Roman" w:cs="Times New Roman"/>
+          <w:sz w:val="28"/>
+        </w:rPr>
+        <w:t>риема и преобразования сигналов</w:t>
+      </w:r>
+      <w:r>
+        <w:rPr>
+          <w:rFonts w:ascii="Times New Roman" w:hAnsi="Times New Roman" w:cs="Times New Roman"/>
+          <w:sz w:val="28"/>
+        </w:rPr>
+        <w:t>: учебное пособие / А</w:t>
+      </w:r>
+      <w:r>
+        <w:rPr>
+          <w:rFonts w:ascii="Times New Roman" w:hAnsi="Times New Roman" w:cs="Times New Roman"/>
+          <w:sz w:val="28"/>
+        </w:rPr>
+        <w:t>. А. Макаренко, М. Ю. Плотников</w:t>
+      </w:r>
+      <w:r>
+        <w:rPr>
+          <w:rFonts w:ascii="Times New Roman" w:hAnsi="Times New Roman" w:cs="Times New Roman"/>
+          <w:sz w:val="28"/>
+        </w:rPr>
+        <w:t>; Министерство образования и науки Российской Федерации, Санкт-Петербургский национальный исследовательский университет информационных технологий, механ</w:t>
+      </w:r>
+      <w:r>
+        <w:rPr>
+          <w:rFonts w:ascii="Times New Roman" w:hAnsi="Times New Roman" w:cs="Times New Roman"/>
+          <w:sz w:val="28"/>
+        </w:rPr>
+        <w:t>ики и оптики. – Санкт-Петербург</w:t>
+      </w:r>
+      <w:r>
+        <w:rPr>
+          <w:rFonts w:ascii="Times New Roman" w:hAnsi="Times New Roman" w:cs="Times New Roman"/>
+          <w:sz w:val="28"/>
+        </w:rPr>
+        <w:t>: Университ</w:t>
+      </w:r>
+      <w:r>
+        <w:rPr>
+          <w:rFonts w:ascii="Times New Roman" w:hAnsi="Times New Roman" w:cs="Times New Roman"/>
+          <w:sz w:val="28"/>
+        </w:rPr>
+        <w:t>ет ИТМО, 2019. – 112 с. – Текст</w:t>
+      </w:r>
+      <w:r>
+        <w:rPr>
+          <w:rFonts w:ascii="Times New Roman" w:hAnsi="Times New Roman" w:cs="Times New Roman"/>
+          <w:sz w:val="28"/>
+        </w:rPr>
+        <w:t xml:space="preserve">: </w:t>
+      </w:r>
+      <w:r>
+        <w:rPr>
+          <w:rFonts w:ascii="Times New Roman" w:hAnsi="Times New Roman" w:cs="Times New Roman"/>
+          <w:sz w:val="28"/>
+        </w:rPr>
+        <w:t>электронный</w:t>
+      </w:r>
+      <w:r>
+        <w:rPr>
+          <w:rFonts w:ascii="Times New Roman" w:hAnsi="Times New Roman" w:cs="Times New Roman"/>
+          <w:sz w:val="28"/>
+        </w:rPr>
+        <w:t>.</w:t>
       </w:r>
     </w:p>
     <w:p>
@@ -28951,17 +31241,89 @@
           <w:ilvl w:val="0"/>
           <w:numId w:val="14"/>
         </w:numPr>
-        <w:rPr>
-          <w:rFonts w:ascii="Times New Roman" w:hAnsi="Times New Roman" w:cs="Times New Roman"/>
-          <w:sz w:val="28"/>
-        </w:rPr>
-      </w:pPr>
-      <w:r>
-        <w:rPr>
-          <w:rFonts w:ascii="Times New Roman" w:hAnsi="Times New Roman" w:cs="Times New Roman"/>
-          <w:sz w:val="28"/>
-        </w:rPr>
-        <w:t>Полушин, П. А. Импульсные виды модуляции : учебное пособие / П. А. Полушин, А. Г. Самойлов, С. А. Самойлов ; Владимирский государственный университет. – Владимир : Изд-во Владим. гос. ун-та, 2004. – 62 с. – Текст : непосредственный.</w:t>
+        <w:ind w:left="0" w:firstLine="360"/>
+        <w:jc w:val="both"/>
+        <w:rPr>
+          <w:rFonts w:ascii="Times New Roman" w:hAnsi="Times New Roman" w:cs="Times New Roman"/>
+          <w:sz w:val="28"/>
+        </w:rPr>
+      </w:pPr>
+      <w:r>
+        <w:rPr>
+          <w:rFonts w:ascii="Times New Roman" w:hAnsi="Times New Roman" w:cs="Times New Roman"/>
+          <w:sz w:val="28"/>
+        </w:rPr>
+        <w:t xml:space="preserve">Полушин, </w:t>
+      </w:r>
+      <w:r>
+        <w:rPr>
+          <w:rFonts w:ascii="Times New Roman" w:hAnsi="Times New Roman" w:cs="Times New Roman"/>
+          <w:sz w:val="28"/>
+        </w:rPr>
+        <w:t>П. А. Импульсные виды модуляции</w:t>
+      </w:r>
+      <w:r>
+        <w:rPr>
+          <w:rFonts w:ascii="Times New Roman" w:hAnsi="Times New Roman" w:cs="Times New Roman"/>
+          <w:sz w:val="28"/>
+        </w:rPr>
+        <w:t>: учебное пособие / П. А. Полушин, А</w:t>
+      </w:r>
+      <w:r>
+        <w:rPr>
+          <w:rFonts w:ascii="Times New Roman" w:hAnsi="Times New Roman" w:cs="Times New Roman"/>
+          <w:sz w:val="28"/>
+        </w:rPr>
+        <w:t>. Г. Самойлов, С. А. Самойлов</w:t>
+      </w:r>
+      <w:r>
+        <w:rPr>
+          <w:rFonts w:ascii="Times New Roman" w:hAnsi="Times New Roman" w:cs="Times New Roman"/>
+          <w:sz w:val="28"/>
+        </w:rPr>
+        <w:t>; Владимирский государс</w:t>
+      </w:r>
+      <w:r>
+        <w:rPr>
+          <w:rFonts w:ascii="Times New Roman" w:hAnsi="Times New Roman" w:cs="Times New Roman"/>
+          <w:sz w:val="28"/>
+        </w:rPr>
+        <w:t>твенный университет. – Владимир</w:t>
+      </w:r>
+      <w:r>
+        <w:rPr>
+          <w:rFonts w:ascii="Times New Roman" w:hAnsi="Times New Roman" w:cs="Times New Roman"/>
+          <w:sz w:val="28"/>
+        </w:rPr>
+        <w:t>: Изд-во Владим. го</w:t>
+      </w:r>
+      <w:r>
+        <w:rPr>
+          <w:rFonts w:ascii="Times New Roman" w:hAnsi="Times New Roman" w:cs="Times New Roman"/>
+          <w:sz w:val="28"/>
+        </w:rPr>
+        <w:t>с. ун-та, 2004. – 62 с. – Текст</w:t>
+      </w:r>
+      <w:r>
+        <w:rPr>
+          <w:rFonts w:ascii="Times New Roman" w:hAnsi="Times New Roman" w:cs="Times New Roman"/>
+          <w:sz w:val="28"/>
+        </w:rPr>
+        <w:t xml:space="preserve">: </w:t>
+      </w:r>
+      <w:r>
+        <w:rPr>
+          <w:rFonts w:ascii="Times New Roman" w:hAnsi="Times New Roman" w:cs="Times New Roman"/>
+          <w:sz w:val="28"/>
+        </w:rPr>
+        <w:t>электронный</w:t>
+      </w:r>
+      <w:r>
+        <w:rPr>
+          <w:rFonts w:ascii="Times New Roman" w:hAnsi="Times New Roman" w:cs="Times New Roman"/>
+          <w:sz w:val="28"/>
+        </w:rPr>
+        <w:t>.</w:t>
       </w:r>
     </w:p>
     <w:p>
@@ -28971,17 +31333,68 @@
           <w:ilvl w:val="0"/>
           <w:numId w:val="14"/>
         </w:numPr>
-        <w:rPr>
-          <w:rFonts w:ascii="Times New Roman" w:hAnsi="Times New Roman" w:cs="Times New Roman"/>
-          <w:sz w:val="28"/>
-        </w:rPr>
-      </w:pPr>
-      <w:r>
-        <w:rPr>
-          <w:rFonts w:ascii="Times New Roman" w:hAnsi="Times New Roman" w:cs="Times New Roman"/>
-          <w:sz w:val="28"/>
-        </w:rPr>
-        <w:t>Теория электрической связи : конспект лекций / В. А. Григорьев, О. И. Лагутенко, О. А. Павлов, Ю. А. Распаев, В. Г. Стародубцев, И. А. Хворов ; Санкт-Петербургский национальный исследовательский университет информационных технологий, механики и оптики, Кафедра беспроводных телекоммуникаций. – Санкт-Петербург : Университет ИТМО, [б. г.]. – 150 с. – Текст : непосредственный.</w:t>
+        <w:ind w:left="0" w:firstLine="360"/>
+        <w:jc w:val="both"/>
+        <w:rPr>
+          <w:rFonts w:ascii="Times New Roman" w:hAnsi="Times New Roman" w:cs="Times New Roman"/>
+          <w:sz w:val="28"/>
+        </w:rPr>
+      </w:pPr>
+      <w:r>
+        <w:rPr>
+          <w:rFonts w:ascii="Times New Roman" w:hAnsi="Times New Roman" w:cs="Times New Roman"/>
+          <w:sz w:val="28"/>
+        </w:rPr>
+        <w:t>Теория электрической связи</w:t>
+      </w:r>
+      <w:r>
+        <w:rPr>
+          <w:rFonts w:ascii="Times New Roman" w:hAnsi="Times New Roman" w:cs="Times New Roman"/>
+          <w:sz w:val="28"/>
+        </w:rPr>
+        <w:t>: конспект лекций / В. А. Григорьев, О. И. Лагутенко, О. А. Павлов, Ю. А. Распаев, В. Г. Стародубцев, И. А. Хворов ; Санкт-Петербургский национальный исследовательский университет информационных технологий, механики и оптики, Кафедра беспроводных теле</w:t>
+      </w:r>
+      <w:r>
+        <w:rPr>
+          <w:rFonts w:ascii="Times New Roman" w:hAnsi="Times New Roman" w:cs="Times New Roman"/>
+          <w:sz w:val="28"/>
+        </w:rPr>
+        <w:t>коммуникаций. – Санкт-Петербург</w:t>
+      </w:r>
+      <w:r>
+        <w:rPr>
+          <w:rFonts w:ascii="Times New Roman" w:hAnsi="Times New Roman" w:cs="Times New Roman"/>
+          <w:sz w:val="28"/>
+        </w:rPr>
+        <w:t xml:space="preserve">: Университет </w:t>
+      </w:r>
+      <w:r>
+        <w:rPr>
+          <w:rFonts w:ascii="Times New Roman" w:hAnsi="Times New Roman" w:cs="Times New Roman"/>
+          <w:sz w:val="28"/>
+        </w:rPr>
+        <w:t>ИТМО, [б. г.]. – 150 с. – Текст</w:t>
+      </w:r>
+      <w:r>
+        <w:rPr>
+          <w:rFonts w:ascii="Times New Roman" w:hAnsi="Times New Roman" w:cs="Times New Roman"/>
+          <w:sz w:val="28"/>
+        </w:rPr>
+        <w:t xml:space="preserve">: </w:t>
+      </w:r>
+      <w:r>
+        <w:rPr>
+          <w:rFonts w:ascii="Times New Roman" w:hAnsi="Times New Roman" w:cs="Times New Roman"/>
+          <w:sz w:val="28"/>
+        </w:rPr>
+        <w:t>электронный</w:t>
+      </w:r>
+      <w:r>
+        <w:rPr>
+          <w:rFonts w:ascii="Times New Roman" w:hAnsi="Times New Roman" w:cs="Times New Roman"/>
+          <w:sz w:val="28"/>
+        </w:rPr>
+        <w:t>.</w:t>
       </w:r>
     </w:p>
     <w:p>
@@ -28991,17 +31404,47 @@
           <w:ilvl w:val="0"/>
           <w:num